--- a/data/outputs/v2/General_Science/SS2.3_Chemical_Bonding/General_Science_Chemical_Bonding_CBE_LessonSequence.docx
+++ b/data/outputs/v2/General_Science/SS2.3_Chemical_Bonding/General_Science_Chemical_Bonding_CBE_LessonSequence.docx
@@ -3526,7 +3526,7 @@
             <w:pPr>
               <w:spacing w:after="20" w:before="0"/>
             </w:pPr>
-            <w:hyperlink w:history="1" r:id="rIddiyrklqlwkyhsids8jbgz">
+            <w:hyperlink w:history="1" r:id="rIdccorxxlvnfg-ipq3g0jec">
               <w:r>
                 <w:rPr>
                   <w:rFonts w:ascii="Arial" w:cs="Arial" w:eastAsia="Arial" w:hAnsi="Arial"/>
@@ -3535,7 +3535,7 @@
                   <w:szCs w:val="16"/>
                   <w:u w:val="single" w:color="2E75B6"/>
                 </w:rPr>
-                <w:t xml:space="preserve">Anatomy of a skeletal muscle cell</w:t>
+                <w:t xml:space="preserve">Covalent network solids</w:t>
               </w:r>
             </w:hyperlink>
           </w:p>
@@ -3559,7 +3559,7 @@
               <w:spacing w:after="10" w:before="0"/>
               <w:ind w:left="120"/>
             </w:pPr>
-            <w:hyperlink w:history="1" r:id="rIdyu9f8xlmf9ikmfyhgfz7e">
+            <w:hyperlink w:history="1" r:id="rIdkmf8ezwu_igg2xojvw8px">
               <w:r>
                 <w:rPr>
                   <w:rFonts w:ascii="Arial" w:cs="Arial" w:eastAsia="Arial" w:hAnsi="Arial"/>
@@ -3597,14 +3597,241 @@
                 <w:sz w:val="16"/>
                 <w:szCs w:val="16"/>
               </w:rPr>
-              <w:t xml:space="preserve">📖 HTML:</w:t>
+              <w:t xml:space="preserve">📖 READING:</w:t>
             </w:r>
           </w:p>
           <w:p>
             <w:pPr>
               <w:spacing w:after="20" w:before="0"/>
             </w:pPr>
-            <w:hyperlink w:history="1" r:id="rId7crh3luf3mhqcdfap5cv5">
+            <w:r>
+              <w:rPr>
+                <w:rFonts w:ascii="Arial" w:cs="Arial" w:eastAsia="Arial" w:hAnsi="Arial"/>
+                <w:i/>
+                <w:iCs/>
+                <w:color w:val="595959"/>
+                <w:sz w:val="16"/>
+                <w:szCs w:val="16"/>
+              </w:rPr>
+              <w:t xml:space="preserve">No closely matching reading in the ARES library for this activity.</w:t>
+            </w:r>
+          </w:p>
+          <w:p>
+            <w:pPr>
+              <w:spacing w:after="10" w:before="0"/>
+              <w:ind w:left="120"/>
+            </w:pPr>
+            <w:hyperlink w:history="1" r:id="rIdxtu3tmjmfo0pta1vsgxz9">
+              <w:r>
+                <w:rPr>
+                  <w:rFonts w:ascii="Arial" w:cs="Arial" w:eastAsia="Arial" w:hAnsi="Arial"/>
+                  <w:color w:val="595959"/>
+                  <w:sz w:val="14"/>
+                  <w:szCs w:val="14"/>
+                  <w:u w:val="single" w:color="595959"/>
+                </w:rPr>
+                <w:t xml:space="preserve">🔍 Search ARES for readings</w:t>
+              </w:r>
+            </w:hyperlink>
+          </w:p>
+          <w:p>
+            <w:pPr>
+              <w:spacing w:after="10" w:before="0"/>
+              <w:ind w:left="120"/>
+            </w:pPr>
+            <w:r>
+              <w:rPr>
+                <w:rFonts w:ascii="Arial" w:cs="Arial" w:eastAsia="Arial" w:hAnsi="Arial"/>
+                <w:color w:val="595959"/>
+                <w:sz w:val="14"/>
+                <w:szCs w:val="14"/>
+              </w:rPr>
+              <w:t xml:space="preserve">Search terms: chemical bonding elicitation table</w:t>
+            </w:r>
+          </w:p>
+        </w:tc>
+        <w:tc>
+          <w:tcPr>
+            <w:tcW w:type="dxa" w:w="3040"/>
+            <w:shd w:fill="FFFFFF" w:color="auto" w:val="clear"/>
+            <w:tcMar>
+              <w:top w:type="dxa" w:w="60"/>
+              <w:left w:type="dxa" w:w="120"/>
+              <w:bottom w:type="dxa" w:w="60"/>
+              <w:right w:type="dxa" w:w="120"/>
+            </w:tcMar>
+            <w:vAlign w:val="top"/>
+          </w:tcPr>
+          <w:p>
+            <w:pPr>
+              <w:spacing w:after="40" w:before="0"/>
+              <w:jc w:val="left"/>
+            </w:pPr>
+            <w:r>
+              <w:rPr>
+                <w:rFonts w:ascii="Arial" w:cs="Arial" w:eastAsia="Arial" w:hAnsi="Arial"/>
+                <w:b w:val="false"/>
+                <w:bCs w:val="false"/>
+                <w:i w:val="false"/>
+                <w:iCs w:val="false"/>
+                <w:color w:val="000000"/>
+                <w:sz w:val="18"/>
+                <w:szCs w:val="18"/>
+              </w:rPr>
+              <w:t xml:space="preserve">Each learner receives or copies the 'Three Kitchen Items Prediction Sheet'. They see the three items displayed on the desk (salt in a small bowl, aluminium wire, graphite rod) but the conductivity circuit has NOT yet been switched on. Learners individually and silently write predictions for three test questions: (1) Which item(s) will light the bulb when placed in the circuit? (2) Which item do you think has the highest melting point — salt, aluminium, or graphite? (3) Which item do you think will snap rather than bend? Learners must write a reason (using particle-level language if they can) for each prediction. No discussion is allowed during this phase.</w:t>
+            </w:r>
+          </w:p>
+        </w:tc>
+        <w:tc>
+          <w:tcPr>
+            <w:tcW w:type="dxa" w:w="3040"/>
+            <w:shd w:fill="F2F2F2" w:color="auto" w:val="clear"/>
+            <w:tcMar>
+              <w:top w:type="dxa" w:w="60"/>
+              <w:left w:type="dxa" w:w="120"/>
+              <w:bottom w:type="dxa" w:w="60"/>
+              <w:right w:type="dxa" w:w="120"/>
+            </w:tcMar>
+            <w:vAlign w:val="top"/>
+          </w:tcPr>
+          <w:p>
+            <w:pPr>
+              <w:spacing w:after="40" w:before="0"/>
+              <w:jc w:val="left"/>
+            </w:pPr>
+            <w:r>
+              <w:rPr>
+                <w:rFonts w:ascii="Arial" w:cs="Arial" w:eastAsia="Arial" w:hAnsi="Arial"/>
+                <w:b w:val="false"/>
+                <w:bCs w:val="false"/>
+                <w:i w:val="false"/>
+                <w:iCs w:val="false"/>
+                <w:color w:val="000000"/>
+                <w:sz w:val="18"/>
+                <w:szCs w:val="18"/>
+              </w:rPr>
+              <w:t xml:space="preserve">Teacher places the three items on the desk and says: 'Before I switch anything on, I want to know what YOU think. On your paper, answer the three questions. You have 4 minutes — work silently and alone. There are NO wrong answers right now; I want your honest best thinking.' [START TIMER — 4 minutes silent writing.] While learners write, the teacher circulates and reads over shoulders, noting 3–4 interesting or divergent predictions without commenting. At the end of 4 minutes, the teacher says: 'Underline the one prediction you are LEAST confident about. That uncertainty is exactly where good science begins.'</w:t>
+            </w:r>
+          </w:p>
+        </w:tc>
+        <w:tc>
+          <w:tcPr>
+            <w:tcW w:type="dxa" w:w="3040"/>
+            <w:shd w:fill="FFFFFF" w:color="auto" w:val="clear"/>
+            <w:tcMar>
+              <w:top w:type="dxa" w:w="60"/>
+              <w:left w:type="dxa" w:w="120"/>
+              <w:bottom w:type="dxa" w:w="60"/>
+              <w:right w:type="dxa" w:w="120"/>
+            </w:tcMar>
+            <w:vAlign w:val="top"/>
+          </w:tcPr>
+          <w:p>
+            <w:pPr>
+              <w:spacing w:after="40" w:before="0"/>
+              <w:jc w:val="left"/>
+            </w:pPr>
+            <w:r>
+              <w:rPr>
+                <w:rFonts w:ascii="Arial" w:cs="Arial" w:eastAsia="Arial" w:hAnsi="Arial"/>
+                <w:b w:val="false"/>
+                <w:bCs w:val="false"/>
+                <w:i w:val="false"/>
+                <w:iCs w:val="false"/>
+                <w:color w:val="000000"/>
+                <w:sz w:val="18"/>
+                <w:szCs w:val="18"/>
+              </w:rPr>
+              <w:t xml:space="preserve">Individual Written Prediction (Predict-before-Observe). This strategy externalises prior knowledge and misconceptions before instruction, giving the teacher diagnostic data and giving learners a personal stake in the outcome of the demonstration. By committing predictions to paper, learners are cognitively primed to notice surprises during the observation phase.</w:t>
+            </w:r>
+          </w:p>
+        </w:tc>
+        <w:tc>
+          <w:tcPr>
+            <w:tcW w:type="dxa" w:w="3040"/>
+            <w:shd w:fill="F2F2F2" w:color="auto" w:val="clear"/>
+            <w:tcMar>
+              <w:top w:type="dxa" w:w="60"/>
+              <w:left w:type="dxa" w:w="120"/>
+              <w:bottom w:type="dxa" w:w="60"/>
+              <w:right w:type="dxa" w:w="120"/>
+            </w:tcMar>
+            <w:vAlign w:val="top"/>
+          </w:tcPr>
+          <w:p>
+            <w:pPr>
+              <w:spacing w:after="40" w:before="0"/>
+              <w:jc w:val="left"/>
+            </w:pPr>
+            <w:r>
+              <w:rPr>
+                <w:rFonts w:ascii="Arial" w:cs="Arial" w:eastAsia="Arial" w:hAnsi="Arial"/>
+                <w:b w:val="false"/>
+                <w:bCs w:val="false"/>
+                <w:i w:val="false"/>
+                <w:iCs w:val="false"/>
+                <w:color w:val="000000"/>
+                <w:sz w:val="18"/>
+                <w:szCs w:val="18"/>
+              </w:rPr>
+              <w:t xml:space="preserve">Teacher circulates and reads prediction sheets. Observable indicators: (a) Does the learner predict that graphite will conduct? (Most will say NO — this is the target misconception to surface.) (b) Does the learner give a particle-level reason (e.g., 'metals have free electrons') or only a surface reason ('salt is white so it won't conduct')? (c) Does any learner correctly predict that dry salt will NOT conduct but dissolved salt will? Teacher mentally notes 2–3 learners with interesting predictions for cold-calling in Phase 2.</w:t>
+            </w:r>
+          </w:p>
+        </w:tc>
+      </w:tr>
+      <w:tr>
+        <w:tc>
+          <w:tcPr>
+            <w:tcW w:type="dxa" w:w="1520"/>
+            <w:shd w:fill="D9EEF1" w:color="auto" w:val="clear"/>
+            <w:tcMar>
+              <w:top w:type="dxa" w:w="60"/>
+              <w:left w:type="dxa" w:w="120"/>
+              <w:bottom w:type="dxa" w:w="60"/>
+              <w:right w:type="dxa" w:w="120"/>
+            </w:tcMar>
+            <w:vAlign w:val="top"/>
+          </w:tcPr>
+          <w:p>
+            <w:pPr>
+              <w:spacing w:after="40" w:before="0"/>
+              <w:jc w:val="left"/>
+            </w:pPr>
+            <w:r>
+              <w:rPr>
+                <w:rFonts w:ascii="Arial" w:cs="Arial" w:eastAsia="Arial" w:hAnsi="Arial"/>
+                <w:b/>
+                <w:bCs/>
+                <w:i w:val="false"/>
+                <w:iCs w:val="false"/>
+                <w:color w:val="000000"/>
+                <w:sz w:val="18"/>
+                <w:szCs w:val="18"/>
+              </w:rPr>
+              <w:t xml:space="preserve">Observe Phase</w:t>
+            </w:r>
+          </w:p>
+          <w:p>
+            <w:pPr>
+              <w:spacing w:after="20" w:before="0"/>
+            </w:pPr>
+            <w:r>
+              <w:rPr>
+                <w:rFonts w:ascii="Arial" w:cs="Arial" w:eastAsia="Arial" w:hAnsi="Arial"/>
+                <w:b/>
+                <w:bCs/>
+                <w:color w:val="1F3864"/>
+                <w:sz w:val="16"/>
+                <w:szCs w:val="16"/>
+              </w:rPr>
+              <w:t xml:space="preserve">📹 VIDEO:</w:t>
+            </w:r>
+          </w:p>
+          <w:p>
+            <w:pPr>
+              <w:spacing w:after="20" w:before="0"/>
+            </w:pPr>
+            <w:hyperlink w:history="1" r:id="rIdwxq31wxdxukvicluvm0de">
               <w:r>
                 <w:rPr>
                   <w:rFonts w:ascii="Arial" w:cs="Arial" w:eastAsia="Arial" w:hAnsi="Arial"/>
@@ -3613,7 +3840,7 @@
                   <w:szCs w:val="16"/>
                   <w:u w:val="single" w:color="2E75B6"/>
                 </w:rPr>
-                <w:t xml:space="preserve">Chemical Bonding (Flexbook)</w:t>
+                <w:t xml:space="preserve">Covalent network solids</w:t>
               </w:r>
             </w:hyperlink>
           </w:p>
@@ -3629,7 +3856,7 @@
                 <w:sz w:val="14"/>
                 <w:szCs w:val="14"/>
               </w:rPr>
-              <w:t xml:space="preserve">Source: CK-12</w:t>
+              <w:t xml:space="preserve">Source: Khan Academy (English - US curriculum)</w:t>
             </w:r>
           </w:p>
           <w:p>
@@ -3637,235 +3864,7 @@
               <w:spacing w:after="10" w:before="0"/>
               <w:ind w:left="120"/>
             </w:pPr>
-            <w:hyperlink w:history="1" r:id="rIdftwxnqbkiwid4048wxyza">
-              <w:r>
-                <w:rPr>
-                  <w:rFonts w:ascii="Arial" w:cs="Arial" w:eastAsia="Arial" w:hAnsi="Arial"/>
-                  <w:color w:val="595959"/>
-                  <w:sz w:val="14"/>
-                  <w:szCs w:val="14"/>
-                  <w:u w:val="single" w:color="595959"/>
-                </w:rPr>
-                <w:t xml:space="preserve">🔍 Search ARES for similar readings</w:t>
-              </w:r>
-            </w:hyperlink>
-          </w:p>
-        </w:tc>
-        <w:tc>
-          <w:tcPr>
-            <w:tcW w:type="dxa" w:w="3040"/>
-            <w:shd w:fill="FFFFFF" w:color="auto" w:val="clear"/>
-            <w:tcMar>
-              <w:top w:type="dxa" w:w="60"/>
-              <w:left w:type="dxa" w:w="120"/>
-              <w:bottom w:type="dxa" w:w="60"/>
-              <w:right w:type="dxa" w:w="120"/>
-            </w:tcMar>
-            <w:vAlign w:val="top"/>
-          </w:tcPr>
-          <w:p>
-            <w:pPr>
-              <w:spacing w:after="40" w:before="0"/>
-              <w:jc w:val="left"/>
-            </w:pPr>
-            <w:r>
-              <w:rPr>
-                <w:rFonts w:ascii="Arial" w:cs="Arial" w:eastAsia="Arial" w:hAnsi="Arial"/>
-                <w:b w:val="false"/>
-                <w:bCs w:val="false"/>
-                <w:i w:val="false"/>
-                <w:iCs w:val="false"/>
-                <w:color w:val="000000"/>
-                <w:sz w:val="18"/>
-                <w:szCs w:val="18"/>
-              </w:rPr>
-              <w:t xml:space="preserve">Each learner receives or copies the 'Three Kitchen Items Prediction Sheet'. They see the three items displayed on the desk (salt in a small bowl, aluminium wire, graphite rod) but the conductivity circuit has NOT yet been switched on. Learners individually and silently write predictions for three test questions: (1) Which item(s) will light the bulb when placed in the circuit? (2) Which item do you think has the highest melting point — salt, aluminium, or graphite? (3) Which item do you think will snap rather than bend? Learners must write a reason (using particle-level language if they can) for each prediction. No discussion is allowed during this phase.</w:t>
-            </w:r>
-          </w:p>
-        </w:tc>
-        <w:tc>
-          <w:tcPr>
-            <w:tcW w:type="dxa" w:w="3040"/>
-            <w:shd w:fill="F2F2F2" w:color="auto" w:val="clear"/>
-            <w:tcMar>
-              <w:top w:type="dxa" w:w="60"/>
-              <w:left w:type="dxa" w:w="120"/>
-              <w:bottom w:type="dxa" w:w="60"/>
-              <w:right w:type="dxa" w:w="120"/>
-            </w:tcMar>
-            <w:vAlign w:val="top"/>
-          </w:tcPr>
-          <w:p>
-            <w:pPr>
-              <w:spacing w:after="40" w:before="0"/>
-              <w:jc w:val="left"/>
-            </w:pPr>
-            <w:r>
-              <w:rPr>
-                <w:rFonts w:ascii="Arial" w:cs="Arial" w:eastAsia="Arial" w:hAnsi="Arial"/>
-                <w:b w:val="false"/>
-                <w:bCs w:val="false"/>
-                <w:i w:val="false"/>
-                <w:iCs w:val="false"/>
-                <w:color w:val="000000"/>
-                <w:sz w:val="18"/>
-                <w:szCs w:val="18"/>
-              </w:rPr>
-              <w:t xml:space="preserve">Teacher places the three items on the desk and says: 'Before I switch anything on, I want to know what YOU think. On your paper, answer the three questions. You have 4 minutes — work silently and alone. There are NO wrong answers right now; I want your honest best thinking.' [START TIMER — 4 minutes silent writing.] While learners write, the teacher circulates and reads over shoulders, noting 3–4 interesting or divergent predictions without commenting. At the end of 4 minutes, the teacher says: 'Underline the one prediction you are LEAST confident about. That uncertainty is exactly where good science begins.'</w:t>
-            </w:r>
-          </w:p>
-        </w:tc>
-        <w:tc>
-          <w:tcPr>
-            <w:tcW w:type="dxa" w:w="3040"/>
-            <w:shd w:fill="FFFFFF" w:color="auto" w:val="clear"/>
-            <w:tcMar>
-              <w:top w:type="dxa" w:w="60"/>
-              <w:left w:type="dxa" w:w="120"/>
-              <w:bottom w:type="dxa" w:w="60"/>
-              <w:right w:type="dxa" w:w="120"/>
-            </w:tcMar>
-            <w:vAlign w:val="top"/>
-          </w:tcPr>
-          <w:p>
-            <w:pPr>
-              <w:spacing w:after="40" w:before="0"/>
-              <w:jc w:val="left"/>
-            </w:pPr>
-            <w:r>
-              <w:rPr>
-                <w:rFonts w:ascii="Arial" w:cs="Arial" w:eastAsia="Arial" w:hAnsi="Arial"/>
-                <w:b w:val="false"/>
-                <w:bCs w:val="false"/>
-                <w:i w:val="false"/>
-                <w:iCs w:val="false"/>
-                <w:color w:val="000000"/>
-                <w:sz w:val="18"/>
-                <w:szCs w:val="18"/>
-              </w:rPr>
-              <w:t xml:space="preserve">Individual Written Prediction (Predict-before-Observe). This strategy externalises prior knowledge and misconceptions before instruction, giving the teacher diagnostic data and giving learners a personal stake in the outcome of the demonstration. By committing predictions to paper, learners are cognitively primed to notice surprises during the observation phase.</w:t>
-            </w:r>
-          </w:p>
-        </w:tc>
-        <w:tc>
-          <w:tcPr>
-            <w:tcW w:type="dxa" w:w="3040"/>
-            <w:shd w:fill="F2F2F2" w:color="auto" w:val="clear"/>
-            <w:tcMar>
-              <w:top w:type="dxa" w:w="60"/>
-              <w:left w:type="dxa" w:w="120"/>
-              <w:bottom w:type="dxa" w:w="60"/>
-              <w:right w:type="dxa" w:w="120"/>
-            </w:tcMar>
-            <w:vAlign w:val="top"/>
-          </w:tcPr>
-          <w:p>
-            <w:pPr>
-              <w:spacing w:after="40" w:before="0"/>
-              <w:jc w:val="left"/>
-            </w:pPr>
-            <w:r>
-              <w:rPr>
-                <w:rFonts w:ascii="Arial" w:cs="Arial" w:eastAsia="Arial" w:hAnsi="Arial"/>
-                <w:b w:val="false"/>
-                <w:bCs w:val="false"/>
-                <w:i w:val="false"/>
-                <w:iCs w:val="false"/>
-                <w:color w:val="000000"/>
-                <w:sz w:val="18"/>
-                <w:szCs w:val="18"/>
-              </w:rPr>
-              <w:t xml:space="preserve">Teacher circulates and reads prediction sheets. Observable indicators: (a) Does the learner predict that graphite will conduct? (Most will say NO — this is the target misconception to surface.) (b) Does the learner give a particle-level reason (e.g., 'metals have free electrons') or only a surface reason ('salt is white so it won't conduct')? (c) Does any learner correctly predict that dry salt will NOT conduct but dissolved salt will? Teacher mentally notes 2–3 learners with interesting predictions for cold-calling in Phase 2.</w:t>
-            </w:r>
-          </w:p>
-        </w:tc>
-      </w:tr>
-      <w:tr>
-        <w:tc>
-          <w:tcPr>
-            <w:tcW w:type="dxa" w:w="1520"/>
-            <w:shd w:fill="D9EEF1" w:color="auto" w:val="clear"/>
-            <w:tcMar>
-              <w:top w:type="dxa" w:w="60"/>
-              <w:left w:type="dxa" w:w="120"/>
-              <w:bottom w:type="dxa" w:w="60"/>
-              <w:right w:type="dxa" w:w="120"/>
-            </w:tcMar>
-            <w:vAlign w:val="top"/>
-          </w:tcPr>
-          <w:p>
-            <w:pPr>
-              <w:spacing w:after="40" w:before="0"/>
-              <w:jc w:val="left"/>
-            </w:pPr>
-            <w:r>
-              <w:rPr>
-                <w:rFonts w:ascii="Arial" w:cs="Arial" w:eastAsia="Arial" w:hAnsi="Arial"/>
-                <w:b/>
-                <w:bCs/>
-                <w:i w:val="false"/>
-                <w:iCs w:val="false"/>
-                <w:color w:val="000000"/>
-                <w:sz w:val="18"/>
-                <w:szCs w:val="18"/>
-              </w:rPr>
-              <w:t xml:space="preserve">Observe Phase</w:t>
-            </w:r>
-          </w:p>
-          <w:p>
-            <w:pPr>
-              <w:spacing w:after="20" w:before="0"/>
-            </w:pPr>
-            <w:r>
-              <w:rPr>
-                <w:rFonts w:ascii="Arial" w:cs="Arial" w:eastAsia="Arial" w:hAnsi="Arial"/>
-                <w:b/>
-                <w:bCs/>
-                <w:color w:val="1F3864"/>
-                <w:sz w:val="16"/>
-                <w:szCs w:val="16"/>
-              </w:rPr>
-              <w:t xml:space="preserve">📹 VIDEO:</w:t>
-            </w:r>
-          </w:p>
-          <w:p>
-            <w:pPr>
-              <w:spacing w:after="20" w:before="0"/>
-            </w:pPr>
-            <w:hyperlink w:history="1" r:id="rIdobey9h8amqx6wmxyitobw">
-              <w:r>
-                <w:rPr>
-                  <w:rFonts w:ascii="Arial" w:cs="Arial" w:eastAsia="Arial" w:hAnsi="Arial"/>
-                  <w:color w:val="2E75B6"/>
-                  <w:sz w:val="16"/>
-                  <w:szCs w:val="16"/>
-                  <w:u w:val="single" w:color="2E75B6"/>
-                </w:rPr>
-                <w:t xml:space="preserve">Anatomy of a skeletal muscle cell</w:t>
-              </w:r>
-            </w:hyperlink>
-          </w:p>
-          <w:p>
-            <w:pPr>
-              <w:spacing w:after="10" w:before="0"/>
-              <w:ind w:left="120"/>
-            </w:pPr>
-            <w:r>
-              <w:rPr>
-                <w:rFonts w:ascii="Arial" w:cs="Arial" w:eastAsia="Arial" w:hAnsi="Arial"/>
-                <w:color w:val="595959"/>
-                <w:sz w:val="14"/>
-                <w:szCs w:val="14"/>
-              </w:rPr>
-              <w:t xml:space="preserve">Source: Khan Academy (English - US curriculum)</w:t>
-            </w:r>
-          </w:p>
-          <w:p>
-            <w:pPr>
-              <w:spacing w:after="10" w:before="0"/>
-              <w:ind w:left="120"/>
-            </w:pPr>
-            <w:hyperlink w:history="1" r:id="rIdkzzcsbgzay1d7uuqcqv_o">
+            <w:hyperlink w:history="1" r:id="rId2fjpxoh4t0adbub_0qivg">
               <w:r>
                 <w:rPr>
                   <w:rFonts w:ascii="Arial" w:cs="Arial" w:eastAsia="Arial" w:hAnsi="Arial"/>
@@ -3903,14 +3902,241 @@
                 <w:sz w:val="16"/>
                 <w:szCs w:val="16"/>
               </w:rPr>
-              <w:t xml:space="preserve">📖 HTML:</w:t>
+              <w:t xml:space="preserve">📖 READING:</w:t>
             </w:r>
           </w:p>
           <w:p>
             <w:pPr>
               <w:spacing w:after="20" w:before="0"/>
             </w:pPr>
-            <w:hyperlink w:history="1" r:id="rIdqbdcmdodzj3dtijkr9vdy">
+            <w:r>
+              <w:rPr>
+                <w:rFonts w:ascii="Arial" w:cs="Arial" w:eastAsia="Arial" w:hAnsi="Arial"/>
+                <w:i/>
+                <w:iCs/>
+                <w:color w:val="595959"/>
+                <w:sz w:val="16"/>
+                <w:szCs w:val="16"/>
+              </w:rPr>
+              <w:t xml:space="preserve">No closely matching reading in the ARES library for this activity.</w:t>
+            </w:r>
+          </w:p>
+          <w:p>
+            <w:pPr>
+              <w:spacing w:after="10" w:before="0"/>
+              <w:ind w:left="120"/>
+            </w:pPr>
+            <w:hyperlink w:history="1" r:id="rIdk9woi1m5tge0on0uvtk2i">
+              <w:r>
+                <w:rPr>
+                  <w:rFonts w:ascii="Arial" w:cs="Arial" w:eastAsia="Arial" w:hAnsi="Arial"/>
+                  <w:color w:val="595959"/>
+                  <w:sz w:val="14"/>
+                  <w:szCs w:val="14"/>
+                  <w:u w:val="single" w:color="595959"/>
+                </w:rPr>
+                <w:t xml:space="preserve">🔍 Search ARES for readings</w:t>
+              </w:r>
+            </w:hyperlink>
+          </w:p>
+          <w:p>
+            <w:pPr>
+              <w:spacing w:after="10" w:before="0"/>
+              <w:ind w:left="120"/>
+            </w:pPr>
+            <w:r>
+              <w:rPr>
+                <w:rFonts w:ascii="Arial" w:cs="Arial" w:eastAsia="Arial" w:hAnsi="Arial"/>
+                <w:color w:val="595959"/>
+                <w:sz w:val="14"/>
+                <w:szCs w:val="14"/>
+              </w:rPr>
+              <w:t xml:space="preserve">Search terms: chemical bonding elicitation table</w:t>
+            </w:r>
+          </w:p>
+        </w:tc>
+        <w:tc>
+          <w:tcPr>
+            <w:tcW w:type="dxa" w:w="3040"/>
+            <w:shd w:fill="FFFFFF" w:color="auto" w:val="clear"/>
+            <w:tcMar>
+              <w:top w:type="dxa" w:w="60"/>
+              <w:left w:type="dxa" w:w="120"/>
+              <w:bottom w:type="dxa" w:w="60"/>
+              <w:right w:type="dxa" w:w="120"/>
+            </w:tcMar>
+            <w:vAlign w:val="top"/>
+          </w:tcPr>
+          <w:p>
+            <w:pPr>
+              <w:spacing w:after="40" w:before="0"/>
+              <w:jc w:val="left"/>
+            </w:pPr>
+            <w:r>
+              <w:rPr>
+                <w:rFonts w:ascii="Arial" w:cs="Arial" w:eastAsia="Arial" w:hAnsi="Arial"/>
+                <w:b w:val="false"/>
+                <w:bCs w:val="false"/>
+                <w:i w:val="false"/>
+                <w:iCs w:val="false"/>
+                <w:color w:val="000000"/>
+                <w:sz w:val="18"/>
+                <w:szCs w:val="18"/>
+              </w:rPr>
+              <w:t xml:space="preserve">Learners turn to their neighbour and spend 3 minutes comparing predictions. Each pair must identify: (a) one prediction they AGREE on, and (b) one prediction where they DISAGREE. The teacher then calls on 5 pairs (cold-call) to share one agreement and one disagreement with the class. Predictions are recorded on a visible T-chart on the board labelled 'We PREDICT…' — no corrections are made, all ideas are honoured.</w:t>
+            </w:r>
+          </w:p>
+        </w:tc>
+        <w:tc>
+          <w:tcPr>
+            <w:tcW w:type="dxa" w:w="3040"/>
+            <w:shd w:fill="F2F2F2" w:color="auto" w:val="clear"/>
+            <w:tcMar>
+              <w:top w:type="dxa" w:w="60"/>
+              <w:left w:type="dxa" w:w="120"/>
+              <w:bottom w:type="dxa" w:w="60"/>
+              <w:right w:type="dxa" w:w="120"/>
+            </w:tcMar>
+            <w:vAlign w:val="top"/>
+          </w:tcPr>
+          <w:p>
+            <w:pPr>
+              <w:spacing w:after="40" w:before="0"/>
+              <w:jc w:val="left"/>
+            </w:pPr>
+            <w:r>
+              <w:rPr>
+                <w:rFonts w:ascii="Arial" w:cs="Arial" w:eastAsia="Arial" w:hAnsi="Arial"/>
+                <w:b w:val="false"/>
+                <w:bCs w:val="false"/>
+                <w:i w:val="false"/>
+                <w:iCs w:val="false"/>
+                <w:color w:val="000000"/>
+                <w:sz w:val="18"/>
+                <w:szCs w:val="18"/>
+              </w:rPr>
+              <w:t xml:space="preserve">Teacher says: 'Turn to the person next to you. You have 3 minutes: find ONE thing you both agree on and ONE thing you disagree about.' [WAIT — 3 minutes pair talk.] Teacher then cold-calls exactly 5 pairs in sequence: 'Pair near the window — share your agreement.' [WAIT 10 seconds after naming pair before accepting answer.] After each pair responds, teacher writes their prediction verbatim on the T-chart saying: 'I am writing exactly what you said — no changes.' If a pair says 'We both think graphite won't conduct because it's not a metal,' teacher responds warmly: 'Interesting — you are in good company with many scientists who were also surprised. Let's keep that on the board and test it.' Teacher does NOT confirm or deny any prediction.</w:t>
+            </w:r>
+          </w:p>
+        </w:tc>
+        <w:tc>
+          <w:tcPr>
+            <w:tcW w:type="dxa" w:w="3040"/>
+            <w:shd w:fill="FFFFFF" w:color="auto" w:val="clear"/>
+            <w:tcMar>
+              <w:top w:type="dxa" w:w="60"/>
+              <w:left w:type="dxa" w:w="120"/>
+              <w:bottom w:type="dxa" w:w="60"/>
+              <w:right w:type="dxa" w:w="120"/>
+            </w:tcMar>
+            <w:vAlign w:val="top"/>
+          </w:tcPr>
+          <w:p>
+            <w:pPr>
+              <w:spacing w:after="40" w:before="0"/>
+              <w:jc w:val="left"/>
+            </w:pPr>
+            <w:r>
+              <w:rPr>
+                <w:rFonts w:ascii="Arial" w:cs="Arial" w:eastAsia="Arial" w:hAnsi="Arial"/>
+                <w:b w:val="false"/>
+                <w:bCs w:val="false"/>
+                <w:i w:val="false"/>
+                <w:iCs w:val="false"/>
+                <w:color w:val="000000"/>
+                <w:sz w:val="18"/>
+                <w:szCs w:val="18"/>
+              </w:rPr>
+              <w:t xml:space="preserve">Think-Pair-Share with a Prediction Gallery. The public recording of predictions (including misconceptions) on the board creates a shared class record that will be visibly revisited and revised as evidence accumulates across lessons. This strategy builds psychological safety — learners see that all predictions are valued — and creates cognitive dissonance when the demonstration contradicts them.</w:t>
+            </w:r>
+          </w:p>
+        </w:tc>
+        <w:tc>
+          <w:tcPr>
+            <w:tcW w:type="dxa" w:w="3040"/>
+            <w:shd w:fill="F2F2F2" w:color="auto" w:val="clear"/>
+            <w:tcMar>
+              <w:top w:type="dxa" w:w="60"/>
+              <w:left w:type="dxa" w:w="120"/>
+              <w:bottom w:type="dxa" w:w="60"/>
+              <w:right w:type="dxa" w:w="120"/>
+            </w:tcMar>
+            <w:vAlign w:val="top"/>
+          </w:tcPr>
+          <w:p>
+            <w:pPr>
+              <w:spacing w:after="40" w:before="0"/>
+              <w:jc w:val="left"/>
+            </w:pPr>
+            <w:r>
+              <w:rPr>
+                <w:rFonts w:ascii="Arial" w:cs="Arial" w:eastAsia="Arial" w:hAnsi="Arial"/>
+                <w:b w:val="false"/>
+                <w:bCs w:val="false"/>
+                <w:i w:val="false"/>
+                <w:iCs w:val="false"/>
+                <w:color w:val="000000"/>
+                <w:sz w:val="18"/>
+                <w:szCs w:val="18"/>
+              </w:rPr>
+              <w:t xml:space="preserve">Teacher listens for: (a) the prevalence of the misconception 'only metals conduct' (expected: ~80% of class will hold this view for graphite); (b) whether any learner distinguishes between dry salt and salt solution for conductivity (this is a high-value prior-knowledge indicator); (c) whether learners use the word 'electrons', 'ions', or 'particles' unprompted. Teacher makes a quick tally on a clipboard — this tally informs the depth of explanation needed in Lesson 3 (Ionic Bonding).</w:t>
+            </w:r>
+          </w:p>
+        </w:tc>
+      </w:tr>
+      <w:tr>
+        <w:tc>
+          <w:tcPr>
+            <w:tcW w:type="dxa" w:w="1520"/>
+            <w:shd w:fill="E2EFDA" w:color="auto" w:val="clear"/>
+            <w:tcMar>
+              <w:top w:type="dxa" w:w="60"/>
+              <w:left w:type="dxa" w:w="120"/>
+              <w:bottom w:type="dxa" w:w="60"/>
+              <w:right w:type="dxa" w:w="120"/>
+            </w:tcMar>
+            <w:vAlign w:val="top"/>
+          </w:tcPr>
+          <w:p>
+            <w:pPr>
+              <w:spacing w:after="40" w:before="0"/>
+              <w:jc w:val="left"/>
+            </w:pPr>
+            <w:r>
+              <w:rPr>
+                <w:rFonts w:ascii="Arial" w:cs="Arial" w:eastAsia="Arial" w:hAnsi="Arial"/>
+                <w:b/>
+                <w:bCs/>
+                <w:i w:val="false"/>
+                <w:iCs w:val="false"/>
+                <w:color w:val="000000"/>
+                <w:sz w:val="18"/>
+                <w:szCs w:val="18"/>
+              </w:rPr>
+              <w:t xml:space="preserve">Explain Phase</w:t>
+            </w:r>
+          </w:p>
+          <w:p>
+            <w:pPr>
+              <w:spacing w:after="20" w:before="0"/>
+            </w:pPr>
+            <w:r>
+              <w:rPr>
+                <w:rFonts w:ascii="Arial" w:cs="Arial" w:eastAsia="Arial" w:hAnsi="Arial"/>
+                <w:b/>
+                <w:bCs/>
+                <w:color w:val="1F3864"/>
+                <w:sz w:val="16"/>
+                <w:szCs w:val="16"/>
+              </w:rPr>
+              <w:t xml:space="preserve">📹 VIDEO:</w:t>
+            </w:r>
+          </w:p>
+          <w:p>
+            <w:pPr>
+              <w:spacing w:after="20" w:before="0"/>
+            </w:pPr>
+            <w:hyperlink w:history="1" r:id="rIdlyri3pdwpk6x5r6stdq05">
               <w:r>
                 <w:rPr>
                   <w:rFonts w:ascii="Arial" w:cs="Arial" w:eastAsia="Arial" w:hAnsi="Arial"/>
@@ -3919,7 +4145,7 @@
                   <w:szCs w:val="16"/>
                   <w:u w:val="single" w:color="2E75B6"/>
                 </w:rPr>
-                <w:t xml:space="preserve">Chemical Bonding (Flexbook)</w:t>
+                <w:t xml:space="preserve">Covalent network solids</w:t>
               </w:r>
             </w:hyperlink>
           </w:p>
@@ -3935,7 +4161,7 @@
                 <w:sz w:val="14"/>
                 <w:szCs w:val="14"/>
               </w:rPr>
-              <w:t xml:space="preserve">Source: CK-12</w:t>
+              <w:t xml:space="preserve">Source: Khan Academy (English - US curriculum)</w:t>
             </w:r>
           </w:p>
           <w:p>
@@ -3943,235 +4169,7 @@
               <w:spacing w:after="10" w:before="0"/>
               <w:ind w:left="120"/>
             </w:pPr>
-            <w:hyperlink w:history="1" r:id="rIdtw8a0k60mjeak_y4wc7ib">
-              <w:r>
-                <w:rPr>
-                  <w:rFonts w:ascii="Arial" w:cs="Arial" w:eastAsia="Arial" w:hAnsi="Arial"/>
-                  <w:color w:val="595959"/>
-                  <w:sz w:val="14"/>
-                  <w:szCs w:val="14"/>
-                  <w:u w:val="single" w:color="595959"/>
-                </w:rPr>
-                <w:t xml:space="preserve">🔍 Search ARES for similar readings</w:t>
-              </w:r>
-            </w:hyperlink>
-          </w:p>
-        </w:tc>
-        <w:tc>
-          <w:tcPr>
-            <w:tcW w:type="dxa" w:w="3040"/>
-            <w:shd w:fill="FFFFFF" w:color="auto" w:val="clear"/>
-            <w:tcMar>
-              <w:top w:type="dxa" w:w="60"/>
-              <w:left w:type="dxa" w:w="120"/>
-              <w:bottom w:type="dxa" w:w="60"/>
-              <w:right w:type="dxa" w:w="120"/>
-            </w:tcMar>
-            <w:vAlign w:val="top"/>
-          </w:tcPr>
-          <w:p>
-            <w:pPr>
-              <w:spacing w:after="40" w:before="0"/>
-              <w:jc w:val="left"/>
-            </w:pPr>
-            <w:r>
-              <w:rPr>
-                <w:rFonts w:ascii="Arial" w:cs="Arial" w:eastAsia="Arial" w:hAnsi="Arial"/>
-                <w:b w:val="false"/>
-                <w:bCs w:val="false"/>
-                <w:i w:val="false"/>
-                <w:iCs w:val="false"/>
-                <w:color w:val="000000"/>
-                <w:sz w:val="18"/>
-                <w:szCs w:val="18"/>
-              </w:rPr>
-              <w:t xml:space="preserve">Learners turn to their neighbour and spend 3 minutes comparing predictions. Each pair must identify: (a) one prediction they AGREE on, and (b) one prediction where they DISAGREE. The teacher then calls on 5 pairs (cold-call) to share one agreement and one disagreement with the class. Predictions are recorded on a visible T-chart on the board labelled 'We PREDICT…' — no corrections are made, all ideas are honoured.</w:t>
-            </w:r>
-          </w:p>
-        </w:tc>
-        <w:tc>
-          <w:tcPr>
-            <w:tcW w:type="dxa" w:w="3040"/>
-            <w:shd w:fill="F2F2F2" w:color="auto" w:val="clear"/>
-            <w:tcMar>
-              <w:top w:type="dxa" w:w="60"/>
-              <w:left w:type="dxa" w:w="120"/>
-              <w:bottom w:type="dxa" w:w="60"/>
-              <w:right w:type="dxa" w:w="120"/>
-            </w:tcMar>
-            <w:vAlign w:val="top"/>
-          </w:tcPr>
-          <w:p>
-            <w:pPr>
-              <w:spacing w:after="40" w:before="0"/>
-              <w:jc w:val="left"/>
-            </w:pPr>
-            <w:r>
-              <w:rPr>
-                <w:rFonts w:ascii="Arial" w:cs="Arial" w:eastAsia="Arial" w:hAnsi="Arial"/>
-                <w:b w:val="false"/>
-                <w:bCs w:val="false"/>
-                <w:i w:val="false"/>
-                <w:iCs w:val="false"/>
-                <w:color w:val="000000"/>
-                <w:sz w:val="18"/>
-                <w:szCs w:val="18"/>
-              </w:rPr>
-              <w:t xml:space="preserve">Teacher says: 'Turn to the person next to you. You have 3 minutes: find ONE thing you both agree on and ONE thing you disagree about.' [WAIT — 3 minutes pair talk.] Teacher then cold-calls exactly 5 pairs in sequence: 'Pair near the window — share your agreement.' [WAIT 10 seconds after naming pair before accepting answer.] After each pair responds, teacher writes their prediction verbatim on the T-chart saying: 'I am writing exactly what you said — no changes.' If a pair says 'We both think graphite won't conduct because it's not a metal,' teacher responds warmly: 'Interesting — you are in good company with many scientists who were also surprised. Let's keep that on the board and test it.' Teacher does NOT confirm or deny any prediction.</w:t>
-            </w:r>
-          </w:p>
-        </w:tc>
-        <w:tc>
-          <w:tcPr>
-            <w:tcW w:type="dxa" w:w="3040"/>
-            <w:shd w:fill="FFFFFF" w:color="auto" w:val="clear"/>
-            <w:tcMar>
-              <w:top w:type="dxa" w:w="60"/>
-              <w:left w:type="dxa" w:w="120"/>
-              <w:bottom w:type="dxa" w:w="60"/>
-              <w:right w:type="dxa" w:w="120"/>
-            </w:tcMar>
-            <w:vAlign w:val="top"/>
-          </w:tcPr>
-          <w:p>
-            <w:pPr>
-              <w:spacing w:after="40" w:before="0"/>
-              <w:jc w:val="left"/>
-            </w:pPr>
-            <w:r>
-              <w:rPr>
-                <w:rFonts w:ascii="Arial" w:cs="Arial" w:eastAsia="Arial" w:hAnsi="Arial"/>
-                <w:b w:val="false"/>
-                <w:bCs w:val="false"/>
-                <w:i w:val="false"/>
-                <w:iCs w:val="false"/>
-                <w:color w:val="000000"/>
-                <w:sz w:val="18"/>
-                <w:szCs w:val="18"/>
-              </w:rPr>
-              <w:t xml:space="preserve">Think-Pair-Share with a Prediction Gallery. The public recording of predictions (including misconceptions) on the board creates a shared class record that will be visibly revisited and revised as evidence accumulates across lessons. This strategy builds psychological safety — learners see that all predictions are valued — and creates cognitive dissonance when the demonstration contradicts them.</w:t>
-            </w:r>
-          </w:p>
-        </w:tc>
-        <w:tc>
-          <w:tcPr>
-            <w:tcW w:type="dxa" w:w="3040"/>
-            <w:shd w:fill="F2F2F2" w:color="auto" w:val="clear"/>
-            <w:tcMar>
-              <w:top w:type="dxa" w:w="60"/>
-              <w:left w:type="dxa" w:w="120"/>
-              <w:bottom w:type="dxa" w:w="60"/>
-              <w:right w:type="dxa" w:w="120"/>
-            </w:tcMar>
-            <w:vAlign w:val="top"/>
-          </w:tcPr>
-          <w:p>
-            <w:pPr>
-              <w:spacing w:after="40" w:before="0"/>
-              <w:jc w:val="left"/>
-            </w:pPr>
-            <w:r>
-              <w:rPr>
-                <w:rFonts w:ascii="Arial" w:cs="Arial" w:eastAsia="Arial" w:hAnsi="Arial"/>
-                <w:b w:val="false"/>
-                <w:bCs w:val="false"/>
-                <w:i w:val="false"/>
-                <w:iCs w:val="false"/>
-                <w:color w:val="000000"/>
-                <w:sz w:val="18"/>
-                <w:szCs w:val="18"/>
-              </w:rPr>
-              <w:t xml:space="preserve">Teacher listens for: (a) the prevalence of the misconception 'only metals conduct' (expected: ~80% of class will hold this view for graphite); (b) whether any learner distinguishes between dry salt and salt solution for conductivity (this is a high-value prior-knowledge indicator); (c) whether learners use the word 'electrons', 'ions', or 'particles' unprompted. Teacher makes a quick tally on a clipboard — this tally informs the depth of explanation needed in Lesson 3 (Ionic Bonding).</w:t>
-            </w:r>
-          </w:p>
-        </w:tc>
-      </w:tr>
-      <w:tr>
-        <w:tc>
-          <w:tcPr>
-            <w:tcW w:type="dxa" w:w="1520"/>
-            <w:shd w:fill="E2EFDA" w:color="auto" w:val="clear"/>
-            <w:tcMar>
-              <w:top w:type="dxa" w:w="60"/>
-              <w:left w:type="dxa" w:w="120"/>
-              <w:bottom w:type="dxa" w:w="60"/>
-              <w:right w:type="dxa" w:w="120"/>
-            </w:tcMar>
-            <w:vAlign w:val="top"/>
-          </w:tcPr>
-          <w:p>
-            <w:pPr>
-              <w:spacing w:after="40" w:before="0"/>
-              <w:jc w:val="left"/>
-            </w:pPr>
-            <w:r>
-              <w:rPr>
-                <w:rFonts w:ascii="Arial" w:cs="Arial" w:eastAsia="Arial" w:hAnsi="Arial"/>
-                <w:b/>
-                <w:bCs/>
-                <w:i w:val="false"/>
-                <w:iCs w:val="false"/>
-                <w:color w:val="000000"/>
-                <w:sz w:val="18"/>
-                <w:szCs w:val="18"/>
-              </w:rPr>
-              <w:t xml:space="preserve">Explain Phase</w:t>
-            </w:r>
-          </w:p>
-          <w:p>
-            <w:pPr>
-              <w:spacing w:after="20" w:before="0"/>
-            </w:pPr>
-            <w:r>
-              <w:rPr>
-                <w:rFonts w:ascii="Arial" w:cs="Arial" w:eastAsia="Arial" w:hAnsi="Arial"/>
-                <w:b/>
-                <w:bCs/>
-                <w:color w:val="1F3864"/>
-                <w:sz w:val="16"/>
-                <w:szCs w:val="16"/>
-              </w:rPr>
-              <w:t xml:space="preserve">📹 VIDEO:</w:t>
-            </w:r>
-          </w:p>
-          <w:p>
-            <w:pPr>
-              <w:spacing w:after="20" w:before="0"/>
-            </w:pPr>
-            <w:hyperlink w:history="1" r:id="rIdrbhfrbj2psn4q6anzelzn">
-              <w:r>
-                <w:rPr>
-                  <w:rFonts w:ascii="Arial" w:cs="Arial" w:eastAsia="Arial" w:hAnsi="Arial"/>
-                  <w:color w:val="2E75B6"/>
-                  <w:sz w:val="16"/>
-                  <w:szCs w:val="16"/>
-                  <w:u w:val="single" w:color="2E75B6"/>
-                </w:rPr>
-                <w:t xml:space="preserve">Anatomy of a skeletal muscle cell</w:t>
-              </w:r>
-            </w:hyperlink>
-          </w:p>
-          <w:p>
-            <w:pPr>
-              <w:spacing w:after="10" w:before="0"/>
-              <w:ind w:left="120"/>
-            </w:pPr>
-            <w:r>
-              <w:rPr>
-                <w:rFonts w:ascii="Arial" w:cs="Arial" w:eastAsia="Arial" w:hAnsi="Arial"/>
-                <w:color w:val="595959"/>
-                <w:sz w:val="14"/>
-                <w:szCs w:val="14"/>
-              </w:rPr>
-              <w:t xml:space="preserve">Source: Khan Academy (English - US curriculum)</w:t>
-            </w:r>
-          </w:p>
-          <w:p>
-            <w:pPr>
-              <w:spacing w:after="10" w:before="0"/>
-              <w:ind w:left="120"/>
-            </w:pPr>
-            <w:hyperlink w:history="1" r:id="rIdqnymyoj-f6vafw5ektzxd">
+            <w:hyperlink w:history="1" r:id="rIdxkdb0q4afe2yz2n2hlokf">
               <w:r>
                 <w:rPr>
                   <w:rFonts w:ascii="Arial" w:cs="Arial" w:eastAsia="Arial" w:hAnsi="Arial"/>
@@ -4209,14 +4207,241 @@
                 <w:sz w:val="16"/>
                 <w:szCs w:val="16"/>
               </w:rPr>
-              <w:t xml:space="preserve">📖 HTML:</w:t>
+              <w:t xml:space="preserve">📖 READING:</w:t>
             </w:r>
           </w:p>
           <w:p>
             <w:pPr>
               <w:spacing w:after="20" w:before="0"/>
             </w:pPr>
-            <w:hyperlink w:history="1" r:id="rId15libbfsntd1sf8w8yqra">
+            <w:r>
+              <w:rPr>
+                <w:rFonts w:ascii="Arial" w:cs="Arial" w:eastAsia="Arial" w:hAnsi="Arial"/>
+                <w:i/>
+                <w:iCs/>
+                <w:color w:val="595959"/>
+                <w:sz w:val="16"/>
+                <w:szCs w:val="16"/>
+              </w:rPr>
+              <w:t xml:space="preserve">No closely matching reading in the ARES library for this activity.</w:t>
+            </w:r>
+          </w:p>
+          <w:p>
+            <w:pPr>
+              <w:spacing w:after="10" w:before="0"/>
+              <w:ind w:left="120"/>
+            </w:pPr>
+            <w:hyperlink w:history="1" r:id="rIdu6cjfksj5frqch3zy14a6">
+              <w:r>
+                <w:rPr>
+                  <w:rFonts w:ascii="Arial" w:cs="Arial" w:eastAsia="Arial" w:hAnsi="Arial"/>
+                  <w:color w:val="595959"/>
+                  <w:sz w:val="14"/>
+                  <w:szCs w:val="14"/>
+                  <w:u w:val="single" w:color="595959"/>
+                </w:rPr>
+                <w:t xml:space="preserve">🔍 Search ARES for readings</w:t>
+              </w:r>
+            </w:hyperlink>
+          </w:p>
+          <w:p>
+            <w:pPr>
+              <w:spacing w:after="10" w:before="0"/>
+              <w:ind w:left="120"/>
+            </w:pPr>
+            <w:r>
+              <w:rPr>
+                <w:rFonts w:ascii="Arial" w:cs="Arial" w:eastAsia="Arial" w:hAnsi="Arial"/>
+                <w:color w:val="595959"/>
+                <w:sz w:val="14"/>
+                <w:szCs w:val="14"/>
+              </w:rPr>
+              <w:t xml:space="preserve">Search terms: chemical bonding elicitation table</w:t>
+            </w:r>
+          </w:p>
+        </w:tc>
+        <w:tc>
+          <w:tcPr>
+            <w:tcW w:type="dxa" w:w="3040"/>
+            <w:shd w:fill="FFFFFF" w:color="auto" w:val="clear"/>
+            <w:tcMar>
+              <w:top w:type="dxa" w:w="60"/>
+              <w:left w:type="dxa" w:w="120"/>
+              <w:bottom w:type="dxa" w:w="60"/>
+              <w:right w:type="dxa" w:w="120"/>
+            </w:tcMar>
+            <w:vAlign w:val="top"/>
+          </w:tcPr>
+          <w:p>
+            <w:pPr>
+              <w:spacing w:after="40" w:before="0"/>
+              <w:jc w:val="left"/>
+            </w:pPr>
+            <w:r>
+              <w:rPr>
+                <w:rFonts w:ascii="Arial" w:cs="Arial" w:eastAsia="Arial" w:hAnsi="Arial"/>
+                <w:b w:val="false"/>
+                <w:bCs w:val="false"/>
+                <w:i w:val="false"/>
+                <w:iCs w:val="false"/>
+                <w:color w:val="000000"/>
+                <w:sz w:val="18"/>
+                <w:szCs w:val="18"/>
+              </w:rPr>
+              <w:t xml:space="preserve">The teacher conducts the live demonstration in four steps, pausing after each for learners to record observations on their sheet: STEP A — Aluminium wire in circuit: bulb lights immediately. STEP B — Dry salt crystals in circuit: bulb does NOT light. STEP C — Salt dissolved in a cup of water (using water from the teacher's flask): bulb lights. STEP D — Graphite rod in circuit: bulb lights. After all four steps, learners compare observations to their predictions and circle any prediction that was WRONG. The teacher then asks: 'Hold up your paper — how many of you had at least ONE prediction that was wrong?' (Show of hands, not shame — teacher raises their own hand too.)</w:t>
+            </w:r>
+          </w:p>
+        </w:tc>
+        <w:tc>
+          <w:tcPr>
+            <w:tcW w:type="dxa" w:w="3040"/>
+            <w:shd w:fill="F2F2F2" w:color="auto" w:val="clear"/>
+            <w:tcMar>
+              <w:top w:type="dxa" w:w="60"/>
+              <w:left w:type="dxa" w:w="120"/>
+              <w:bottom w:type="dxa" w:w="60"/>
+              <w:right w:type="dxa" w:w="120"/>
+            </w:tcMar>
+            <w:vAlign w:val="top"/>
+          </w:tcPr>
+          <w:p>
+            <w:pPr>
+              <w:spacing w:after="40" w:before="0"/>
+              <w:jc w:val="left"/>
+            </w:pPr>
+            <w:r>
+              <w:rPr>
+                <w:rFonts w:ascii="Arial" w:cs="Arial" w:eastAsia="Arial" w:hAnsi="Arial"/>
+                <w:b w:val="false"/>
+                <w:bCs w:val="false"/>
+                <w:i w:val="false"/>
+                <w:iCs w:val="false"/>
+                <w:color w:val="000000"/>
+                <w:sz w:val="18"/>
+                <w:szCs w:val="18"/>
+              </w:rPr>
+              <w:t xml:space="preserve">Teacher narrates each step in a calm, deliberate voice. Before STEP A: 'I am placing the aluminium sufuria wire in the circuit. Watch the bulb — say nothing yet, just observe.' [Connects wire. Bulb lights.] 'Write what you see.' [10-second WAIT.] Before STEP B: 'Now — dry table salt from the Kenyan coast, harvested near Malindi. Watch.' [Bulb does NOT light.] 'Write.' [10-second WAIT.] Before STEP C: 'Now I dissolve the same salt in water.' [Stirs. Connects electrodes to solution.] 'Same salt. Different result. Write what you see.' [10-second WAIT.] Before STEP D — PAUSE before connecting: 'This is a graphite rod from an old AA battery. Graphite is carbon. Carbon is a non-metal. Before I connect it — whisper to your neighbour: will it light the bulb?' [5-second whisper.] [Connects rod. Bulb lights.] 'Write.' [15-second WAIT — longer, to let surprise register.] Teacher then says: 'Show of hands — how many of you were wrong about at least one item?' [Raises own hand.] 'Good. Being wrong in science means we have something new to learn today.'</w:t>
+            </w:r>
+          </w:p>
+        </w:tc>
+        <w:tc>
+          <w:tcPr>
+            <w:tcW w:type="dxa" w:w="3040"/>
+            <w:shd w:fill="FFFFFF" w:color="auto" w:val="clear"/>
+            <w:tcMar>
+              <w:top w:type="dxa" w:w="60"/>
+              <w:left w:type="dxa" w:w="120"/>
+              <w:bottom w:type="dxa" w:w="60"/>
+              <w:right w:type="dxa" w:w="120"/>
+            </w:tcMar>
+            <w:vAlign w:val="top"/>
+          </w:tcPr>
+          <w:p>
+            <w:pPr>
+              <w:spacing w:after="40" w:before="0"/>
+              <w:jc w:val="left"/>
+            </w:pPr>
+            <w:r>
+              <w:rPr>
+                <w:rFonts w:ascii="Arial" w:cs="Arial" w:eastAsia="Arial" w:hAnsi="Arial"/>
+                <w:b w:val="false"/>
+                <w:bCs w:val="false"/>
+                <w:i w:val="false"/>
+                <w:iCs w:val="false"/>
+                <w:color w:val="000000"/>
+                <w:sz w:val="18"/>
+                <w:szCs w:val="18"/>
+              </w:rPr>
+              <w:t xml:space="preserve">Discrepant Event Demonstration (Observe phase of POE). The deliberate sequencing — from expected result (aluminium conducts) → surprising result (dry salt does NOT conduct) → more surprising result (dissolved salt DOES conduct) → most surprising result (graphite conducts) — escalates cognitive dissonance progressively. Each pause with written recording prevents the 'blink and miss' effect and forces deliberate noticing. The graphite result is the peak discrepant event because it most directly challenges the misconception 'only metals conduct electricity.'</w:t>
+            </w:r>
+          </w:p>
+        </w:tc>
+        <w:tc>
+          <w:tcPr>
+            <w:tcW w:type="dxa" w:w="3040"/>
+            <w:shd w:fill="F2F2F2" w:color="auto" w:val="clear"/>
+            <w:tcMar>
+              <w:top w:type="dxa" w:w="60"/>
+              <w:left w:type="dxa" w:w="120"/>
+              <w:bottom w:type="dxa" w:w="60"/>
+              <w:right w:type="dxa" w:w="120"/>
+            </w:tcMar>
+            <w:vAlign w:val="top"/>
+          </w:tcPr>
+          <w:p>
+            <w:pPr>
+              <w:spacing w:after="40" w:before="0"/>
+              <w:jc w:val="left"/>
+            </w:pPr>
+            <w:r>
+              <w:rPr>
+                <w:rFonts w:ascii="Arial" w:cs="Arial" w:eastAsia="Arial" w:hAnsi="Arial"/>
+                <w:b w:val="false"/>
+                <w:bCs w:val="false"/>
+                <w:i w:val="false"/>
+                <w:iCs w:val="false"/>
+                <w:color w:val="000000"/>
+                <w:sz w:val="18"/>
+                <w:szCs w:val="18"/>
+              </w:rPr>
+              <w:t xml:space="preserve">Teacher scans the room after STEP D and looks for: (a) facial expressions of genuine surprise at graphite (a useful proxy for the misconception being activated); (b) learners who write 'I don't understand' or leave the observation blank (flag for support); (c) any learner who immediately reaches for a particle-level explanation ('maybe graphite has loose electrons?') — these are 'ready for deeper thinking' and can be used as peer explainers in Lesson 3. Teacher asks ONE cold-call question after all steps: 'Akinyi — what is the most surprising result to you, and why?' [WAIT 12 seconds before accepting answer.]</w:t>
+            </w:r>
+          </w:p>
+        </w:tc>
+      </w:tr>
+      <w:tr>
+        <w:tc>
+          <w:tcPr>
+            <w:tcW w:type="dxa" w:w="1520"/>
+            <w:shd w:fill="FCE4D6" w:color="auto" w:val="clear"/>
+            <w:tcMar>
+              <w:top w:type="dxa" w:w="60"/>
+              <w:left w:type="dxa" w:w="120"/>
+              <w:bottom w:type="dxa" w:w="60"/>
+              <w:right w:type="dxa" w:w="120"/>
+            </w:tcMar>
+            <w:vAlign w:val="top"/>
+          </w:tcPr>
+          <w:p>
+            <w:pPr>
+              <w:spacing w:after="40" w:before="0"/>
+              <w:jc w:val="left"/>
+            </w:pPr>
+            <w:r>
+              <w:rPr>
+                <w:rFonts w:ascii="Arial" w:cs="Arial" w:eastAsia="Arial" w:hAnsi="Arial"/>
+                <w:b/>
+                <w:bCs/>
+                <w:i w:val="false"/>
+                <w:iCs w:val="false"/>
+                <w:color w:val="000000"/>
+                <w:sz w:val="18"/>
+                <w:szCs w:val="18"/>
+              </w:rPr>
+              <w:t xml:space="preserve">Driving Question Board (DQB) Creation</w:t>
+            </w:r>
+          </w:p>
+          <w:p>
+            <w:pPr>
+              <w:spacing w:after="20" w:before="0"/>
+            </w:pPr>
+            <w:r>
+              <w:rPr>
+                <w:rFonts w:ascii="Arial" w:cs="Arial" w:eastAsia="Arial" w:hAnsi="Arial"/>
+                <w:b/>
+                <w:bCs/>
+                <w:color w:val="1F3864"/>
+                <w:sz w:val="16"/>
+                <w:szCs w:val="16"/>
+              </w:rPr>
+              <w:t xml:space="preserve">📹 VIDEO:</w:t>
+            </w:r>
+          </w:p>
+          <w:p>
+            <w:pPr>
+              <w:spacing w:after="20" w:before="0"/>
+            </w:pPr>
+            <w:hyperlink w:history="1" r:id="rIdqde0qkosrhm5uxrwwbpls">
               <w:r>
                 <w:rPr>
                   <w:rFonts w:ascii="Arial" w:cs="Arial" w:eastAsia="Arial" w:hAnsi="Arial"/>
@@ -4225,7 +4450,7 @@
                   <w:szCs w:val="16"/>
                   <w:u w:val="single" w:color="2E75B6"/>
                 </w:rPr>
-                <w:t xml:space="preserve">Chemical Bonding (Flexbook)</w:t>
+                <w:t xml:space="preserve">Covalent network solids</w:t>
               </w:r>
             </w:hyperlink>
           </w:p>
@@ -4241,7 +4466,7 @@
                 <w:sz w:val="14"/>
                 <w:szCs w:val="14"/>
               </w:rPr>
-              <w:t xml:space="preserve">Source: CK-12</w:t>
+              <w:t xml:space="preserve">Source: Khan Academy (English - US curriculum)</w:t>
             </w:r>
           </w:p>
           <w:p>
@@ -4249,235 +4474,7 @@
               <w:spacing w:after="10" w:before="0"/>
               <w:ind w:left="120"/>
             </w:pPr>
-            <w:hyperlink w:history="1" r:id="rIdavfmlaeyw08kenn8upddd">
-              <w:r>
-                <w:rPr>
-                  <w:rFonts w:ascii="Arial" w:cs="Arial" w:eastAsia="Arial" w:hAnsi="Arial"/>
-                  <w:color w:val="595959"/>
-                  <w:sz w:val="14"/>
-                  <w:szCs w:val="14"/>
-                  <w:u w:val="single" w:color="595959"/>
-                </w:rPr>
-                <w:t xml:space="preserve">🔍 Search ARES for similar readings</w:t>
-              </w:r>
-            </w:hyperlink>
-          </w:p>
-        </w:tc>
-        <w:tc>
-          <w:tcPr>
-            <w:tcW w:type="dxa" w:w="3040"/>
-            <w:shd w:fill="FFFFFF" w:color="auto" w:val="clear"/>
-            <w:tcMar>
-              <w:top w:type="dxa" w:w="60"/>
-              <w:left w:type="dxa" w:w="120"/>
-              <w:bottom w:type="dxa" w:w="60"/>
-              <w:right w:type="dxa" w:w="120"/>
-            </w:tcMar>
-            <w:vAlign w:val="top"/>
-          </w:tcPr>
-          <w:p>
-            <w:pPr>
-              <w:spacing w:after="40" w:before="0"/>
-              <w:jc w:val="left"/>
-            </w:pPr>
-            <w:r>
-              <w:rPr>
-                <w:rFonts w:ascii="Arial" w:cs="Arial" w:eastAsia="Arial" w:hAnsi="Arial"/>
-                <w:b w:val="false"/>
-                <w:bCs w:val="false"/>
-                <w:i w:val="false"/>
-                <w:iCs w:val="false"/>
-                <w:color w:val="000000"/>
-                <w:sz w:val="18"/>
-                <w:szCs w:val="18"/>
-              </w:rPr>
-              <w:t xml:space="preserve">The teacher conducts the live demonstration in four steps, pausing after each for learners to record observations on their sheet: STEP A — Aluminium wire in circuit: bulb lights immediately. STEP B — Dry salt crystals in circuit: bulb does NOT light. STEP C — Salt dissolved in a cup of water (using water from the teacher's flask): bulb lights. STEP D — Graphite rod in circuit: bulb lights. After all four steps, learners compare observations to their predictions and circle any prediction that was WRONG. The teacher then asks: 'Hold up your paper — how many of you had at least ONE prediction that was wrong?' (Show of hands, not shame — teacher raises their own hand too.)</w:t>
-            </w:r>
-          </w:p>
-        </w:tc>
-        <w:tc>
-          <w:tcPr>
-            <w:tcW w:type="dxa" w:w="3040"/>
-            <w:shd w:fill="F2F2F2" w:color="auto" w:val="clear"/>
-            <w:tcMar>
-              <w:top w:type="dxa" w:w="60"/>
-              <w:left w:type="dxa" w:w="120"/>
-              <w:bottom w:type="dxa" w:w="60"/>
-              <w:right w:type="dxa" w:w="120"/>
-            </w:tcMar>
-            <w:vAlign w:val="top"/>
-          </w:tcPr>
-          <w:p>
-            <w:pPr>
-              <w:spacing w:after="40" w:before="0"/>
-              <w:jc w:val="left"/>
-            </w:pPr>
-            <w:r>
-              <w:rPr>
-                <w:rFonts w:ascii="Arial" w:cs="Arial" w:eastAsia="Arial" w:hAnsi="Arial"/>
-                <w:b w:val="false"/>
-                <w:bCs w:val="false"/>
-                <w:i w:val="false"/>
-                <w:iCs w:val="false"/>
-                <w:color w:val="000000"/>
-                <w:sz w:val="18"/>
-                <w:szCs w:val="18"/>
-              </w:rPr>
-              <w:t xml:space="preserve">Teacher narrates each step in a calm, deliberate voice. Before STEP A: 'I am placing the aluminium sufuria wire in the circuit. Watch the bulb — say nothing yet, just observe.' [Connects wire. Bulb lights.] 'Write what you see.' [10-second WAIT.] Before STEP B: 'Now — dry table salt from the Kenyan coast, harvested near Malindi. Watch.' [Bulb does NOT light.] 'Write.' [10-second WAIT.] Before STEP C: 'Now I dissolve the same salt in water.' [Stirs. Connects electrodes to solution.] 'Same salt. Different result. Write what you see.' [10-second WAIT.] Before STEP D — PAUSE before connecting: 'This is a graphite rod from an old AA battery. Graphite is carbon. Carbon is a non-metal. Before I connect it — whisper to your neighbour: will it light the bulb?' [5-second whisper.] [Connects rod. Bulb lights.] 'Write.' [15-second WAIT — longer, to let surprise register.] Teacher then says: 'Show of hands — how many of you were wrong about at least one item?' [Raises own hand.] 'Good. Being wrong in science means we have something new to learn today.'</w:t>
-            </w:r>
-          </w:p>
-        </w:tc>
-        <w:tc>
-          <w:tcPr>
-            <w:tcW w:type="dxa" w:w="3040"/>
-            <w:shd w:fill="FFFFFF" w:color="auto" w:val="clear"/>
-            <w:tcMar>
-              <w:top w:type="dxa" w:w="60"/>
-              <w:left w:type="dxa" w:w="120"/>
-              <w:bottom w:type="dxa" w:w="60"/>
-              <w:right w:type="dxa" w:w="120"/>
-            </w:tcMar>
-            <w:vAlign w:val="top"/>
-          </w:tcPr>
-          <w:p>
-            <w:pPr>
-              <w:spacing w:after="40" w:before="0"/>
-              <w:jc w:val="left"/>
-            </w:pPr>
-            <w:r>
-              <w:rPr>
-                <w:rFonts w:ascii="Arial" w:cs="Arial" w:eastAsia="Arial" w:hAnsi="Arial"/>
-                <w:b w:val="false"/>
-                <w:bCs w:val="false"/>
-                <w:i w:val="false"/>
-                <w:iCs w:val="false"/>
-                <w:color w:val="000000"/>
-                <w:sz w:val="18"/>
-                <w:szCs w:val="18"/>
-              </w:rPr>
-              <w:t xml:space="preserve">Discrepant Event Demonstration (Observe phase of POE). The deliberate sequencing — from expected result (aluminium conducts) → surprising result (dry salt does NOT conduct) → more surprising result (dissolved salt DOES conduct) → most surprising result (graphite conducts) — escalates cognitive dissonance progressively. Each pause with written recording prevents the 'blink and miss' effect and forces deliberate noticing. The graphite result is the peak discrepant event because it most directly challenges the misconception 'only metals conduct electricity.'</w:t>
-            </w:r>
-          </w:p>
-        </w:tc>
-        <w:tc>
-          <w:tcPr>
-            <w:tcW w:type="dxa" w:w="3040"/>
-            <w:shd w:fill="F2F2F2" w:color="auto" w:val="clear"/>
-            <w:tcMar>
-              <w:top w:type="dxa" w:w="60"/>
-              <w:left w:type="dxa" w:w="120"/>
-              <w:bottom w:type="dxa" w:w="60"/>
-              <w:right w:type="dxa" w:w="120"/>
-            </w:tcMar>
-            <w:vAlign w:val="top"/>
-          </w:tcPr>
-          <w:p>
-            <w:pPr>
-              <w:spacing w:after="40" w:before="0"/>
-              <w:jc w:val="left"/>
-            </w:pPr>
-            <w:r>
-              <w:rPr>
-                <w:rFonts w:ascii="Arial" w:cs="Arial" w:eastAsia="Arial" w:hAnsi="Arial"/>
-                <w:b w:val="false"/>
-                <w:bCs w:val="false"/>
-                <w:i w:val="false"/>
-                <w:iCs w:val="false"/>
-                <w:color w:val="000000"/>
-                <w:sz w:val="18"/>
-                <w:szCs w:val="18"/>
-              </w:rPr>
-              <w:t xml:space="preserve">Teacher scans the room after STEP D and looks for: (a) facial expressions of genuine surprise at graphite (a useful proxy for the misconception being activated); (b) learners who write 'I don't understand' or leave the observation blank (flag for support); (c) any learner who immediately reaches for a particle-level explanation ('maybe graphite has loose electrons?') — these are 'ready for deeper thinking' and can be used as peer explainers in Lesson 3. Teacher asks ONE cold-call question after all steps: 'Akinyi — what is the most surprising result to you, and why?' [WAIT 12 seconds before accepting answer.]</w:t>
-            </w:r>
-          </w:p>
-        </w:tc>
-      </w:tr>
-      <w:tr>
-        <w:tc>
-          <w:tcPr>
-            <w:tcW w:type="dxa" w:w="1520"/>
-            <w:shd w:fill="FCE4D6" w:color="auto" w:val="clear"/>
-            <w:tcMar>
-              <w:top w:type="dxa" w:w="60"/>
-              <w:left w:type="dxa" w:w="120"/>
-              <w:bottom w:type="dxa" w:w="60"/>
-              <w:right w:type="dxa" w:w="120"/>
-            </w:tcMar>
-            <w:vAlign w:val="top"/>
-          </w:tcPr>
-          <w:p>
-            <w:pPr>
-              <w:spacing w:after="40" w:before="0"/>
-              <w:jc w:val="left"/>
-            </w:pPr>
-            <w:r>
-              <w:rPr>
-                <w:rFonts w:ascii="Arial" w:cs="Arial" w:eastAsia="Arial" w:hAnsi="Arial"/>
-                <w:b/>
-                <w:bCs/>
-                <w:i w:val="false"/>
-                <w:iCs w:val="false"/>
-                <w:color w:val="000000"/>
-                <w:sz w:val="18"/>
-                <w:szCs w:val="18"/>
-              </w:rPr>
-              <w:t xml:space="preserve">Driving Question Board (DQB) Creation</w:t>
-            </w:r>
-          </w:p>
-          <w:p>
-            <w:pPr>
-              <w:spacing w:after="20" w:before="0"/>
-            </w:pPr>
-            <w:r>
-              <w:rPr>
-                <w:rFonts w:ascii="Arial" w:cs="Arial" w:eastAsia="Arial" w:hAnsi="Arial"/>
-                <w:b/>
-                <w:bCs/>
-                <w:color w:val="1F3864"/>
-                <w:sz w:val="16"/>
-                <w:szCs w:val="16"/>
-              </w:rPr>
-              <w:t xml:space="preserve">📹 VIDEO:</w:t>
-            </w:r>
-          </w:p>
-          <w:p>
-            <w:pPr>
-              <w:spacing w:after="20" w:before="0"/>
-            </w:pPr>
-            <w:hyperlink w:history="1" r:id="rIdsocuoeawimyg3y8jvckur">
-              <w:r>
-                <w:rPr>
-                  <w:rFonts w:ascii="Arial" w:cs="Arial" w:eastAsia="Arial" w:hAnsi="Arial"/>
-                  <w:color w:val="2E75B6"/>
-                  <w:sz w:val="16"/>
-                  <w:szCs w:val="16"/>
-                  <w:u w:val="single" w:color="2E75B6"/>
-                </w:rPr>
-                <w:t xml:space="preserve">Anatomy of a skeletal muscle cell</w:t>
-              </w:r>
-            </w:hyperlink>
-          </w:p>
-          <w:p>
-            <w:pPr>
-              <w:spacing w:after="10" w:before="0"/>
-              <w:ind w:left="120"/>
-            </w:pPr>
-            <w:r>
-              <w:rPr>
-                <w:rFonts w:ascii="Arial" w:cs="Arial" w:eastAsia="Arial" w:hAnsi="Arial"/>
-                <w:color w:val="595959"/>
-                <w:sz w:val="14"/>
-                <w:szCs w:val="14"/>
-              </w:rPr>
-              <w:t xml:space="preserve">Source: Khan Academy (English - US curriculum)</w:t>
-            </w:r>
-          </w:p>
-          <w:p>
-            <w:pPr>
-              <w:spacing w:after="10" w:before="0"/>
-              <w:ind w:left="120"/>
-            </w:pPr>
-            <w:hyperlink w:history="1" r:id="rIdc3kqm37ja6a4vvq9_5h_l">
+            <w:hyperlink w:history="1" r:id="rIdfswspkxqs8ahaq8vljqtg">
               <w:r>
                 <w:rPr>
                   <w:rFonts w:ascii="Arial" w:cs="Arial" w:eastAsia="Arial" w:hAnsi="Arial"/>
@@ -4515,14 +4512,241 @@
                 <w:sz w:val="16"/>
                 <w:szCs w:val="16"/>
               </w:rPr>
-              <w:t xml:space="preserve">📖 HTML:</w:t>
+              <w:t xml:space="preserve">📖 READING:</w:t>
             </w:r>
           </w:p>
           <w:p>
             <w:pPr>
               <w:spacing w:after="20" w:before="0"/>
             </w:pPr>
-            <w:hyperlink w:history="1" r:id="rIdufyh7w8e9_i1u3jfs_gek">
+            <w:r>
+              <w:rPr>
+                <w:rFonts w:ascii="Arial" w:cs="Arial" w:eastAsia="Arial" w:hAnsi="Arial"/>
+                <w:i/>
+                <w:iCs/>
+                <w:color w:val="595959"/>
+                <w:sz w:val="16"/>
+                <w:szCs w:val="16"/>
+              </w:rPr>
+              <w:t xml:space="preserve">No closely matching reading in the ARES library for this activity.</w:t>
+            </w:r>
+          </w:p>
+          <w:p>
+            <w:pPr>
+              <w:spacing w:after="10" w:before="0"/>
+              <w:ind w:left="120"/>
+            </w:pPr>
+            <w:hyperlink w:history="1" r:id="rId_bwirjntd5xbreukvluxj">
+              <w:r>
+                <w:rPr>
+                  <w:rFonts w:ascii="Arial" w:cs="Arial" w:eastAsia="Arial" w:hAnsi="Arial"/>
+                  <w:color w:val="595959"/>
+                  <w:sz w:val="14"/>
+                  <w:szCs w:val="14"/>
+                  <w:u w:val="single" w:color="595959"/>
+                </w:rPr>
+                <w:t xml:space="preserve">🔍 Search ARES for readings</w:t>
+              </w:r>
+            </w:hyperlink>
+          </w:p>
+          <w:p>
+            <w:pPr>
+              <w:spacing w:after="10" w:before="0"/>
+              <w:ind w:left="120"/>
+            </w:pPr>
+            <w:r>
+              <w:rPr>
+                <w:rFonts w:ascii="Arial" w:cs="Arial" w:eastAsia="Arial" w:hAnsi="Arial"/>
+                <w:color w:val="595959"/>
+                <w:sz w:val="14"/>
+                <w:szCs w:val="14"/>
+              </w:rPr>
+              <w:t xml:space="preserve">Search terms: chemical bonding elicitation table</w:t>
+            </w:r>
+          </w:p>
+        </w:tc>
+        <w:tc>
+          <w:tcPr>
+            <w:tcW w:type="dxa" w:w="3040"/>
+            <w:shd w:fill="FFFFFF" w:color="auto" w:val="clear"/>
+            <w:tcMar>
+              <w:top w:type="dxa" w:w="60"/>
+              <w:left w:type="dxa" w:w="120"/>
+              <w:bottom w:type="dxa" w:w="60"/>
+              <w:right w:type="dxa" w:w="120"/>
+            </w:tcMar>
+            <w:vAlign w:val="top"/>
+          </w:tcPr>
+          <w:p>
+            <w:pPr>
+              <w:spacing w:after="40" w:before="0"/>
+              <w:jc w:val="left"/>
+            </w:pPr>
+            <w:r>
+              <w:rPr>
+                <w:rFonts w:ascii="Arial" w:cs="Arial" w:eastAsia="Arial" w:hAnsi="Arial"/>
+                <w:b w:val="false"/>
+                <w:bCs w:val="false"/>
+                <w:i w:val="false"/>
+                <w:iCs w:val="false"/>
+                <w:color w:val="000000"/>
+                <w:sz w:val="18"/>
+                <w:szCs w:val="18"/>
+              </w:rPr>
+              <w:t xml:space="preserve">Each learner receives one sticky note (or tears a small piece of paper). They write ONE question that the demonstration has raised for them — a question they cannot yet answer — beginning with 'Why…', 'How…', or 'What…'. Learners post their notes on the class DQB (a section of the board or a large sheet of manila paper headed: 'What are we trying to figure out?'). The teacher reads several aloud and groups them into emerging clusters (learners help by shouting 'same!' when they hear a question similar to theirs). Three anchor clusters are named by the class: (1) Questions about CONDUCTIVITY, (2) Questions about MELTING POINT, (3) Questions about STRUCTURE inside the solid.</w:t>
+            </w:r>
+          </w:p>
+        </w:tc>
+        <w:tc>
+          <w:tcPr>
+            <w:tcW w:type="dxa" w:w="3040"/>
+            <w:shd w:fill="F2F2F2" w:color="auto" w:val="clear"/>
+            <w:tcMar>
+              <w:top w:type="dxa" w:w="60"/>
+              <w:left w:type="dxa" w:w="120"/>
+              <w:bottom w:type="dxa" w:w="60"/>
+              <w:right w:type="dxa" w:w="120"/>
+            </w:tcMar>
+            <w:vAlign w:val="top"/>
+          </w:tcPr>
+          <w:p>
+            <w:pPr>
+              <w:spacing w:after="40" w:before="0"/>
+              <w:jc w:val="left"/>
+            </w:pPr>
+            <w:r>
+              <w:rPr>
+                <w:rFonts w:ascii="Arial" w:cs="Arial" w:eastAsia="Arial" w:hAnsi="Arial"/>
+                <w:b w:val="false"/>
+                <w:bCs w:val="false"/>
+                <w:i w:val="false"/>
+                <w:iCs w:val="false"/>
+                <w:color w:val="000000"/>
+                <w:sz w:val="18"/>
+                <w:szCs w:val="18"/>
+              </w:rPr>
+              <w:t xml:space="preserve">Teacher hands out sticky notes and says: 'You have seen something puzzling. Write ONE question — just one — that you cannot answer yet. Start with Why, How, or What. You have 2 minutes.' [WAIT — 2 minutes.] 'Now walk up and stick your question on the board.' [Allow 1 minute for posting.] Teacher then reads 6–8 notes aloud verbatim and says: 'Listen — if you hear a question similar to yours, say SAME.' Teacher uses this to cluster questions physically on the board. Teacher narrates as they cluster: 'It seems many of us are puzzled about WHY graphite conducts — that goes in the conductivity cluster. Several of you are asking what is INSIDE each solid — that goes in the structure cluster. These clusters are our Driving Question Board. Every lesson from now will answer at least one question on this board, and we will add new questions as we learn more.' Teacher takes a photo of the DQB (or assigns a learner to draw/copy it) for reference in future lessons.</w:t>
+            </w:r>
+          </w:p>
+        </w:tc>
+        <w:tc>
+          <w:tcPr>
+            <w:tcW w:type="dxa" w:w="3040"/>
+            <w:shd w:fill="FFFFFF" w:color="auto" w:val="clear"/>
+            <w:tcMar>
+              <w:top w:type="dxa" w:w="60"/>
+              <w:left w:type="dxa" w:w="120"/>
+              <w:bottom w:type="dxa" w:w="60"/>
+              <w:right w:type="dxa" w:w="120"/>
+            </w:tcMar>
+            <w:vAlign w:val="top"/>
+          </w:tcPr>
+          <w:p>
+            <w:pPr>
+              <w:spacing w:after="40" w:before="0"/>
+              <w:jc w:val="left"/>
+            </w:pPr>
+            <w:r>
+              <w:rPr>
+                <w:rFonts w:ascii="Arial" w:cs="Arial" w:eastAsia="Arial" w:hAnsi="Arial"/>
+                <w:b w:val="false"/>
+                <w:bCs w:val="false"/>
+                <w:i w:val="false"/>
+                <w:iCs w:val="false"/>
+                <w:color w:val="000000"/>
+                <w:sz w:val="18"/>
+                <w:szCs w:val="18"/>
+              </w:rPr>
+              <w:t xml:space="preserve">Driving Question Board (DQB) Co-Construction. The DQB is a living public record of the class's collective curiosity. By clustering learner-generated questions, the teacher makes the unit's learning trajectory transparent — learners can see what they will be figuring out and why. This strategy builds intrinsic motivation (these are OUR questions), provides the teacher with a formative snapshot of the class's collective understanding, and creates a reference point for the 'DQB Update' segment in every subsequent lesson.</w:t>
+            </w:r>
+          </w:p>
+        </w:tc>
+        <w:tc>
+          <w:tcPr>
+            <w:tcW w:type="dxa" w:w="3040"/>
+            <w:shd w:fill="F2F2F2" w:color="auto" w:val="clear"/>
+            <w:tcMar>
+              <w:top w:type="dxa" w:w="60"/>
+              <w:left w:type="dxa" w:w="120"/>
+              <w:bottom w:type="dxa" w:w="60"/>
+              <w:right w:type="dxa" w:w="120"/>
+            </w:tcMar>
+            <w:vAlign w:val="top"/>
+          </w:tcPr>
+          <w:p>
+            <w:pPr>
+              <w:spacing w:after="40" w:before="0"/>
+              <w:jc w:val="left"/>
+            </w:pPr>
+            <w:r>
+              <w:rPr>
+                <w:rFonts w:ascii="Arial" w:cs="Arial" w:eastAsia="Arial" w:hAnsi="Arial"/>
+                <w:b w:val="false"/>
+                <w:bCs w:val="false"/>
+                <w:i w:val="false"/>
+                <w:iCs w:val="false"/>
+                <w:color w:val="000000"/>
+                <w:sz w:val="18"/>
+                <w:szCs w:val="18"/>
+              </w:rPr>
+              <w:t xml:space="preserve">Teacher reads all DQB notes before the next lesson to identify: (a) whether learners are asking particle-level questions ('What holds the salt together inside?') vs. only observable questions ('Why does salt dissolve?') — the ratio indicates readiness for sub-microscopic thinking; (b) whether any learner has already intuited the key idea ('Is it something to do with electrons being shared or given away?') — these learners can be stretched; (c) whether any cluster is absent (e.g., no questions about melting point) — if so, the teacher asks a seeding question in the next lesson to open that gap.</w:t>
+            </w:r>
+          </w:p>
+        </w:tc>
+      </w:tr>
+      <w:tr>
+        <w:tc>
+          <w:tcPr>
+            <w:tcW w:type="dxa" w:w="1520"/>
+            <w:shd w:fill="D5E8F0" w:color="auto" w:val="clear"/>
+            <w:tcMar>
+              <w:top w:type="dxa" w:w="60"/>
+              <w:left w:type="dxa" w:w="120"/>
+              <w:bottom w:type="dxa" w:w="60"/>
+              <w:right w:type="dxa" w:w="120"/>
+            </w:tcMar>
+            <w:vAlign w:val="top"/>
+          </w:tcPr>
+          <w:p>
+            <w:pPr>
+              <w:spacing w:after="40" w:before="0"/>
+              <w:jc w:val="left"/>
+            </w:pPr>
+            <w:r>
+              <w:rPr>
+                <w:rFonts w:ascii="Arial" w:cs="Arial" w:eastAsia="Arial" w:hAnsi="Arial"/>
+                <w:b/>
+                <w:bCs/>
+                <w:i w:val="false"/>
+                <w:iCs w:val="false"/>
+                <w:color w:val="000000"/>
+                <w:sz w:val="18"/>
+                <w:szCs w:val="18"/>
+              </w:rPr>
+              <w:t xml:space="preserve">Model Building Phase</w:t>
+            </w:r>
+          </w:p>
+          <w:p>
+            <w:pPr>
+              <w:spacing w:after="20" w:before="0"/>
+            </w:pPr>
+            <w:r>
+              <w:rPr>
+                <w:rFonts w:ascii="Arial" w:cs="Arial" w:eastAsia="Arial" w:hAnsi="Arial"/>
+                <w:b/>
+                <w:bCs/>
+                <w:color w:val="1F3864"/>
+                <w:sz w:val="16"/>
+                <w:szCs w:val="16"/>
+              </w:rPr>
+              <w:t xml:space="preserve">📹 VIDEO:</w:t>
+            </w:r>
+          </w:p>
+          <w:p>
+            <w:pPr>
+              <w:spacing w:after="20" w:before="0"/>
+            </w:pPr>
+            <w:hyperlink w:history="1" r:id="rIdvomufc211-0ij3nc7f3eh">
               <w:r>
                 <w:rPr>
                   <w:rFonts w:ascii="Arial" w:cs="Arial" w:eastAsia="Arial" w:hAnsi="Arial"/>
@@ -4531,7 +4755,7 @@
                   <w:szCs w:val="16"/>
                   <w:u w:val="single" w:color="2E75B6"/>
                 </w:rPr>
-                <w:t xml:space="preserve">Chemical Bonding (Flexbook)</w:t>
+                <w:t xml:space="preserve">Covalent network solids</w:t>
               </w:r>
             </w:hyperlink>
           </w:p>
@@ -4547,7 +4771,7 @@
                 <w:sz w:val="14"/>
                 <w:szCs w:val="14"/>
               </w:rPr>
-              <w:t xml:space="preserve">Source: CK-12</w:t>
+              <w:t xml:space="preserve">Source: Khan Academy (English - US curriculum)</w:t>
             </w:r>
           </w:p>
           <w:p>
@@ -4555,235 +4779,7 @@
               <w:spacing w:after="10" w:before="0"/>
               <w:ind w:left="120"/>
             </w:pPr>
-            <w:hyperlink w:history="1" r:id="rIduelrhumlazpt6b0v7kikg">
-              <w:r>
-                <w:rPr>
-                  <w:rFonts w:ascii="Arial" w:cs="Arial" w:eastAsia="Arial" w:hAnsi="Arial"/>
-                  <w:color w:val="595959"/>
-                  <w:sz w:val="14"/>
-                  <w:szCs w:val="14"/>
-                  <w:u w:val="single" w:color="595959"/>
-                </w:rPr>
-                <w:t xml:space="preserve">🔍 Search ARES for similar readings</w:t>
-              </w:r>
-            </w:hyperlink>
-          </w:p>
-        </w:tc>
-        <w:tc>
-          <w:tcPr>
-            <w:tcW w:type="dxa" w:w="3040"/>
-            <w:shd w:fill="FFFFFF" w:color="auto" w:val="clear"/>
-            <w:tcMar>
-              <w:top w:type="dxa" w:w="60"/>
-              <w:left w:type="dxa" w:w="120"/>
-              <w:bottom w:type="dxa" w:w="60"/>
-              <w:right w:type="dxa" w:w="120"/>
-            </w:tcMar>
-            <w:vAlign w:val="top"/>
-          </w:tcPr>
-          <w:p>
-            <w:pPr>
-              <w:spacing w:after="40" w:before="0"/>
-              <w:jc w:val="left"/>
-            </w:pPr>
-            <w:r>
-              <w:rPr>
-                <w:rFonts w:ascii="Arial" w:cs="Arial" w:eastAsia="Arial" w:hAnsi="Arial"/>
-                <w:b w:val="false"/>
-                <w:bCs w:val="false"/>
-                <w:i w:val="false"/>
-                <w:iCs w:val="false"/>
-                <w:color w:val="000000"/>
-                <w:sz w:val="18"/>
-                <w:szCs w:val="18"/>
-              </w:rPr>
-              <w:t xml:space="preserve">Each learner receives one sticky note (or tears a small piece of paper). They write ONE question that the demonstration has raised for them — a question they cannot yet answer — beginning with 'Why…', 'How…', or 'What…'. Learners post their notes on the class DQB (a section of the board or a large sheet of manila paper headed: 'What are we trying to figure out?'). The teacher reads several aloud and groups them into emerging clusters (learners help by shouting 'same!' when they hear a question similar to theirs). Three anchor clusters are named by the class: (1) Questions about CONDUCTIVITY, (2) Questions about MELTING POINT, (3) Questions about STRUCTURE inside the solid.</w:t>
-            </w:r>
-          </w:p>
-        </w:tc>
-        <w:tc>
-          <w:tcPr>
-            <w:tcW w:type="dxa" w:w="3040"/>
-            <w:shd w:fill="F2F2F2" w:color="auto" w:val="clear"/>
-            <w:tcMar>
-              <w:top w:type="dxa" w:w="60"/>
-              <w:left w:type="dxa" w:w="120"/>
-              <w:bottom w:type="dxa" w:w="60"/>
-              <w:right w:type="dxa" w:w="120"/>
-            </w:tcMar>
-            <w:vAlign w:val="top"/>
-          </w:tcPr>
-          <w:p>
-            <w:pPr>
-              <w:spacing w:after="40" w:before="0"/>
-              <w:jc w:val="left"/>
-            </w:pPr>
-            <w:r>
-              <w:rPr>
-                <w:rFonts w:ascii="Arial" w:cs="Arial" w:eastAsia="Arial" w:hAnsi="Arial"/>
-                <w:b w:val="false"/>
-                <w:bCs w:val="false"/>
-                <w:i w:val="false"/>
-                <w:iCs w:val="false"/>
-                <w:color w:val="000000"/>
-                <w:sz w:val="18"/>
-                <w:szCs w:val="18"/>
-              </w:rPr>
-              <w:t xml:space="preserve">Teacher hands out sticky notes and says: 'You have seen something puzzling. Write ONE question — just one — that you cannot answer yet. Start with Why, How, or What. You have 2 minutes.' [WAIT — 2 minutes.] 'Now walk up and stick your question on the board.' [Allow 1 minute for posting.] Teacher then reads 6–8 notes aloud verbatim and says: 'Listen — if you hear a question similar to yours, say SAME.' Teacher uses this to cluster questions physically on the board. Teacher narrates as they cluster: 'It seems many of us are puzzled about WHY graphite conducts — that goes in the conductivity cluster. Several of you are asking what is INSIDE each solid — that goes in the structure cluster. These clusters are our Driving Question Board. Every lesson from now will answer at least one question on this board, and we will add new questions as we learn more.' Teacher takes a photo of the DQB (or assigns a learner to draw/copy it) for reference in future lessons.</w:t>
-            </w:r>
-          </w:p>
-        </w:tc>
-        <w:tc>
-          <w:tcPr>
-            <w:tcW w:type="dxa" w:w="3040"/>
-            <w:shd w:fill="FFFFFF" w:color="auto" w:val="clear"/>
-            <w:tcMar>
-              <w:top w:type="dxa" w:w="60"/>
-              <w:left w:type="dxa" w:w="120"/>
-              <w:bottom w:type="dxa" w:w="60"/>
-              <w:right w:type="dxa" w:w="120"/>
-            </w:tcMar>
-            <w:vAlign w:val="top"/>
-          </w:tcPr>
-          <w:p>
-            <w:pPr>
-              <w:spacing w:after="40" w:before="0"/>
-              <w:jc w:val="left"/>
-            </w:pPr>
-            <w:r>
-              <w:rPr>
-                <w:rFonts w:ascii="Arial" w:cs="Arial" w:eastAsia="Arial" w:hAnsi="Arial"/>
-                <w:b w:val="false"/>
-                <w:bCs w:val="false"/>
-                <w:i w:val="false"/>
-                <w:iCs w:val="false"/>
-                <w:color w:val="000000"/>
-                <w:sz w:val="18"/>
-                <w:szCs w:val="18"/>
-              </w:rPr>
-              <w:t xml:space="preserve">Driving Question Board (DQB) Co-Construction. The DQB is a living public record of the class's collective curiosity. By clustering learner-generated questions, the teacher makes the unit's learning trajectory transparent — learners can see what they will be figuring out and why. This strategy builds intrinsic motivation (these are OUR questions), provides the teacher with a formative snapshot of the class's collective understanding, and creates a reference point for the 'DQB Update' segment in every subsequent lesson.</w:t>
-            </w:r>
-          </w:p>
-        </w:tc>
-        <w:tc>
-          <w:tcPr>
-            <w:tcW w:type="dxa" w:w="3040"/>
-            <w:shd w:fill="F2F2F2" w:color="auto" w:val="clear"/>
-            <w:tcMar>
-              <w:top w:type="dxa" w:w="60"/>
-              <w:left w:type="dxa" w:w="120"/>
-              <w:bottom w:type="dxa" w:w="60"/>
-              <w:right w:type="dxa" w:w="120"/>
-            </w:tcMar>
-            <w:vAlign w:val="top"/>
-          </w:tcPr>
-          <w:p>
-            <w:pPr>
-              <w:spacing w:after="40" w:before="0"/>
-              <w:jc w:val="left"/>
-            </w:pPr>
-            <w:r>
-              <w:rPr>
-                <w:rFonts w:ascii="Arial" w:cs="Arial" w:eastAsia="Arial" w:hAnsi="Arial"/>
-                <w:b w:val="false"/>
-                <w:bCs w:val="false"/>
-                <w:i w:val="false"/>
-                <w:iCs w:val="false"/>
-                <w:color w:val="000000"/>
-                <w:sz w:val="18"/>
-                <w:szCs w:val="18"/>
-              </w:rPr>
-              <w:t xml:space="preserve">Teacher reads all DQB notes before the next lesson to identify: (a) whether learners are asking particle-level questions ('What holds the salt together inside?') vs. only observable questions ('Why does salt dissolve?') — the ratio indicates readiness for sub-microscopic thinking; (b) whether any learner has already intuited the key idea ('Is it something to do with electrons being shared or given away?') — these learners can be stretched; (c) whether any cluster is absent (e.g., no questions about melting point) — if so, the teacher asks a seeding question in the next lesson to open that gap.</w:t>
-            </w:r>
-          </w:p>
-        </w:tc>
-      </w:tr>
-      <w:tr>
-        <w:tc>
-          <w:tcPr>
-            <w:tcW w:type="dxa" w:w="1520"/>
-            <w:shd w:fill="D5E8F0" w:color="auto" w:val="clear"/>
-            <w:tcMar>
-              <w:top w:type="dxa" w:w="60"/>
-              <w:left w:type="dxa" w:w="120"/>
-              <w:bottom w:type="dxa" w:w="60"/>
-              <w:right w:type="dxa" w:w="120"/>
-            </w:tcMar>
-            <w:vAlign w:val="top"/>
-          </w:tcPr>
-          <w:p>
-            <w:pPr>
-              <w:spacing w:after="40" w:before="0"/>
-              <w:jc w:val="left"/>
-            </w:pPr>
-            <w:r>
-              <w:rPr>
-                <w:rFonts w:ascii="Arial" w:cs="Arial" w:eastAsia="Arial" w:hAnsi="Arial"/>
-                <w:b/>
-                <w:bCs/>
-                <w:i w:val="false"/>
-                <w:iCs w:val="false"/>
-                <w:color w:val="000000"/>
-                <w:sz w:val="18"/>
-                <w:szCs w:val="18"/>
-              </w:rPr>
-              <w:t xml:space="preserve">Model Building Phase</w:t>
-            </w:r>
-          </w:p>
-          <w:p>
-            <w:pPr>
-              <w:spacing w:after="20" w:before="0"/>
-            </w:pPr>
-            <w:r>
-              <w:rPr>
-                <w:rFonts w:ascii="Arial" w:cs="Arial" w:eastAsia="Arial" w:hAnsi="Arial"/>
-                <w:b/>
-                <w:bCs/>
-                <w:color w:val="1F3864"/>
-                <w:sz w:val="16"/>
-                <w:szCs w:val="16"/>
-              </w:rPr>
-              <w:t xml:space="preserve">📹 VIDEO:</w:t>
-            </w:r>
-          </w:p>
-          <w:p>
-            <w:pPr>
-              <w:spacing w:after="20" w:before="0"/>
-            </w:pPr>
-            <w:hyperlink w:history="1" r:id="rIdpma4d7ndecpskodfd5xik">
-              <w:r>
-                <w:rPr>
-                  <w:rFonts w:ascii="Arial" w:cs="Arial" w:eastAsia="Arial" w:hAnsi="Arial"/>
-                  <w:color w:val="2E75B6"/>
-                  <w:sz w:val="16"/>
-                  <w:szCs w:val="16"/>
-                  <w:u w:val="single" w:color="2E75B6"/>
-                </w:rPr>
-                <w:t xml:space="preserve">Anatomy of a skeletal muscle cell</w:t>
-              </w:r>
-            </w:hyperlink>
-          </w:p>
-          <w:p>
-            <w:pPr>
-              <w:spacing w:after="10" w:before="0"/>
-              <w:ind w:left="120"/>
-            </w:pPr>
-            <w:r>
-              <w:rPr>
-                <w:rFonts w:ascii="Arial" w:cs="Arial" w:eastAsia="Arial" w:hAnsi="Arial"/>
-                <w:color w:val="595959"/>
-                <w:sz w:val="14"/>
-                <w:szCs w:val="14"/>
-              </w:rPr>
-              <w:t xml:space="preserve">Source: Khan Academy (English - US curriculum)</w:t>
-            </w:r>
-          </w:p>
-          <w:p>
-            <w:pPr>
-              <w:spacing w:after="10" w:before="0"/>
-              <w:ind w:left="120"/>
-            </w:pPr>
-            <w:hyperlink w:history="1" r:id="rIdgn_-rbok-ccj6qrzvs8a1">
+            <w:hyperlink w:history="1" r:id="rIdycvpbdokbq_0hsasnzt-f">
               <w:r>
                 <w:rPr>
                   <w:rFonts w:ascii="Arial" w:cs="Arial" w:eastAsia="Arial" w:hAnsi="Arial"/>
@@ -4821,47 +4817,31 @@
                 <w:sz w:val="16"/>
                 <w:szCs w:val="16"/>
               </w:rPr>
-              <w:t xml:space="preserve">📖 HTML:</w:t>
+              <w:t xml:space="preserve">📖 READING:</w:t>
             </w:r>
           </w:p>
           <w:p>
             <w:pPr>
               <w:spacing w:after="20" w:before="0"/>
             </w:pPr>
-            <w:hyperlink w:history="1" r:id="rIdmtut-dqjbywhvm1ju6mgw">
-              <w:r>
-                <w:rPr>
-                  <w:rFonts w:ascii="Arial" w:cs="Arial" w:eastAsia="Arial" w:hAnsi="Arial"/>
-                  <w:color w:val="2E75B6"/>
-                  <w:sz w:val="16"/>
-                  <w:szCs w:val="16"/>
-                  <w:u w:val="single" w:color="2E75B6"/>
-                </w:rPr>
-                <w:t xml:space="preserve">Chemical Bonding (Flexbook)</w:t>
-              </w:r>
-            </w:hyperlink>
+            <w:r>
+              <w:rPr>
+                <w:rFonts w:ascii="Arial" w:cs="Arial" w:eastAsia="Arial" w:hAnsi="Arial"/>
+                <w:i/>
+                <w:iCs/>
+                <w:color w:val="595959"/>
+                <w:sz w:val="16"/>
+                <w:szCs w:val="16"/>
+              </w:rPr>
+              <w:t xml:space="preserve">No closely matching reading in the ARES library for this activity.</w:t>
+            </w:r>
           </w:p>
           <w:p>
             <w:pPr>
               <w:spacing w:after="10" w:before="0"/>
               <w:ind w:left="120"/>
             </w:pPr>
-            <w:r>
-              <w:rPr>
-                <w:rFonts w:ascii="Arial" w:cs="Arial" w:eastAsia="Arial" w:hAnsi="Arial"/>
-                <w:color w:val="595959"/>
-                <w:sz w:val="14"/>
-                <w:szCs w:val="14"/>
-              </w:rPr>
-              <w:t xml:space="preserve">Source: CK-12</w:t>
-            </w:r>
-          </w:p>
-          <w:p>
-            <w:pPr>
-              <w:spacing w:after="10" w:before="0"/>
-              <w:ind w:left="120"/>
-            </w:pPr>
-            <w:hyperlink w:history="1" r:id="rIdwayjeb6keihwnvrilmnnh">
+            <w:hyperlink w:history="1" r:id="rId68mq6fpfklpn1hzcn9ywj">
               <w:r>
                 <w:rPr>
                   <w:rFonts w:ascii="Arial" w:cs="Arial" w:eastAsia="Arial" w:hAnsi="Arial"/>
@@ -4870,9 +4850,24 @@
                   <w:szCs w:val="14"/>
                   <w:u w:val="single" w:color="595959"/>
                 </w:rPr>
-                <w:t xml:space="preserve">🔍 Search ARES for similar readings</w:t>
+                <w:t xml:space="preserve">🔍 Search ARES for readings</w:t>
               </w:r>
             </w:hyperlink>
+          </w:p>
+          <w:p>
+            <w:pPr>
+              <w:spacing w:after="10" w:before="0"/>
+              <w:ind w:left="120"/>
+            </w:pPr>
+            <w:r>
+              <w:rPr>
+                <w:rFonts w:ascii="Arial" w:cs="Arial" w:eastAsia="Arial" w:hAnsi="Arial"/>
+                <w:color w:val="595959"/>
+                <w:sz w:val="14"/>
+                <w:szCs w:val="14"/>
+              </w:rPr>
+              <w:t xml:space="preserve">Search terms: chemical bonding elicitation table</w:t>
+            </w:r>
           </w:p>
         </w:tc>
         <w:tc>
@@ -6348,7 +6343,7 @@
             <w:pPr>
               <w:spacing w:after="20" w:before="0"/>
             </w:pPr>
-            <w:hyperlink w:history="1" r:id="rIdvcwcqum3hkn3ezfothmnu">
+            <w:hyperlink w:history="1" r:id="rId7p2ocg2sedsyskn4dzgbx">
               <w:r>
                 <w:rPr>
                   <w:rFonts w:ascii="Arial" w:cs="Arial" w:eastAsia="Arial" w:hAnsi="Arial"/>
@@ -6357,7 +6352,7 @@
                   <w:szCs w:val="16"/>
                   <w:u w:val="single" w:color="2E75B6"/>
                 </w:rPr>
-                <w:t xml:space="preserve">Precipitation reactions</w:t>
+                <w:t xml:space="preserve">Valence electrons and ionic compounds</w:t>
               </w:r>
             </w:hyperlink>
           </w:p>
@@ -6381,7 +6376,7 @@
               <w:spacing w:after="10" w:before="0"/>
               <w:ind w:left="120"/>
             </w:pPr>
-            <w:hyperlink w:history="1" r:id="rId6svtw5ccjbn6kju9naqtj">
+            <w:hyperlink w:history="1" r:id="rIdodaleskzwtq0ztiay7nyq">
               <w:r>
                 <w:rPr>
                   <w:rFonts w:ascii="Arial" w:cs="Arial" w:eastAsia="Arial" w:hAnsi="Arial"/>
@@ -6419,14 +6414,14 @@
                 <w:sz w:val="16"/>
                 <w:szCs w:val="16"/>
               </w:rPr>
-              <w:t xml:space="preserve">📖 HTML:</w:t>
+              <w:t xml:space="preserve">📖 EXERCISE:</w:t>
             </w:r>
           </w:p>
           <w:p>
             <w:pPr>
               <w:spacing w:after="20" w:before="0"/>
             </w:pPr>
-            <w:hyperlink w:history="1" r:id="rId1k7maisf2f-_kts3dvy5x">
+            <w:hyperlink w:history="1" r:id="rIdotbrlrb1vmla4w9g-rjuw">
               <w:r>
                 <w:rPr>
                   <w:rFonts w:ascii="Arial" w:cs="Arial" w:eastAsia="Arial" w:hAnsi="Arial"/>
@@ -6435,7 +6430,7 @@
                   <w:szCs w:val="16"/>
                   <w:u w:val="single" w:color="2E75B6"/>
                 </w:rPr>
-                <w:t xml:space="preserve">Chemical Bonding (Flexbook)</w:t>
+                <w:t xml:space="preserve">Valence electrons and ionic compounds</w:t>
               </w:r>
             </w:hyperlink>
           </w:p>
@@ -6451,7 +6446,7 @@
                 <w:sz w:val="14"/>
                 <w:szCs w:val="14"/>
               </w:rPr>
-              <w:t xml:space="preserve">Source: CK-12</w:t>
+              <w:t xml:space="preserve">Source: Khan Academy (English - US curriculum)</w:t>
             </w:r>
           </w:p>
           <w:p>
@@ -6459,7 +6454,7 @@
               <w:spacing w:after="10" w:before="0"/>
               <w:ind w:left="120"/>
             </w:pPr>
-            <w:hyperlink w:history="1" r:id="rIdujbbzz3stfa_64obinwti">
+            <w:hyperlink w:history="1" r:id="rIdak2t6wes3-qmu2vl2bwxy">
               <w:r>
                 <w:rPr>
                   <w:rFonts w:ascii="Arial" w:cs="Arial" w:eastAsia="Arial" w:hAnsi="Arial"/>
@@ -6654,7 +6649,7 @@
             <w:pPr>
               <w:spacing w:after="20" w:before="0"/>
             </w:pPr>
-            <w:hyperlink w:history="1" r:id="rIdmls4jho6iqlwfnkcvelhr">
+            <w:hyperlink w:history="1" r:id="rIdh1atii9dky93jhij1k5ck">
               <w:r>
                 <w:rPr>
                   <w:rFonts w:ascii="Arial" w:cs="Arial" w:eastAsia="Arial" w:hAnsi="Arial"/>
@@ -6663,7 +6658,7 @@
                   <w:szCs w:val="16"/>
                   <w:u w:val="single" w:color="2E75B6"/>
                 </w:rPr>
-                <w:t xml:space="preserve">Precipitation reactions</w:t>
+                <w:t xml:space="preserve">Counting valence electrons for main group elements</w:t>
               </w:r>
             </w:hyperlink>
           </w:p>
@@ -6687,7 +6682,7 @@
               <w:spacing w:after="10" w:before="0"/>
               <w:ind w:left="120"/>
             </w:pPr>
-            <w:hyperlink w:history="1" r:id="rIdz7rlsw-meyu_etdjv4thx">
+            <w:hyperlink w:history="1" r:id="rIdlct1sldxulw0zilqltv_y">
               <w:r>
                 <w:rPr>
                   <w:rFonts w:ascii="Arial" w:cs="Arial" w:eastAsia="Arial" w:hAnsi="Arial"/>
@@ -6732,7 +6727,7 @@
             <w:pPr>
               <w:spacing w:after="20" w:before="0"/>
             </w:pPr>
-            <w:hyperlink w:history="1" r:id="rIdi4xn59crem7gimamym12e">
+            <w:hyperlink w:history="1" r:id="rIdfr30uwdvq1_uqg3-csop8">
               <w:r>
                 <w:rPr>
                   <w:rFonts w:ascii="Arial" w:cs="Arial" w:eastAsia="Arial" w:hAnsi="Arial"/>
@@ -6741,7 +6736,7 @@
                   <w:szCs w:val="16"/>
                   <w:u w:val="single" w:color="2E75B6"/>
                 </w:rPr>
-                <w:t xml:space="preserve">Chemical Bonding (Flexbook)</w:t>
+                <w:t xml:space="preserve">Valence Electrons (Flexbook)</w:t>
               </w:r>
             </w:hyperlink>
           </w:p>
@@ -6765,7 +6760,7 @@
               <w:spacing w:after="10" w:before="0"/>
               <w:ind w:left="120"/>
             </w:pPr>
-            <w:hyperlink w:history="1" r:id="rId4krvd1iulgqplzzz89j9r">
+            <w:hyperlink w:history="1" r:id="rIdnml29ropwva1mk57ngj-u">
               <w:r>
                 <w:rPr>
                   <w:rFonts w:ascii="Arial" w:cs="Arial" w:eastAsia="Arial" w:hAnsi="Arial"/>
@@ -6960,7 +6955,7 @@
             <w:pPr>
               <w:spacing w:after="20" w:before="0"/>
             </w:pPr>
-            <w:hyperlink w:history="1" r:id="rIdccrd_vfk06wfy74zvfqr6">
+            <w:hyperlink w:history="1" r:id="rIda6hhnuedylr7vbyvloppm">
               <w:r>
                 <w:rPr>
                   <w:rFonts w:ascii="Arial" w:cs="Arial" w:eastAsia="Arial" w:hAnsi="Arial"/>
@@ -6969,7 +6964,7 @@
                   <w:szCs w:val="16"/>
                   <w:u w:val="single" w:color="2E75B6"/>
                 </w:rPr>
-                <w:t xml:space="preserve">Precipitation reactions</w:t>
+                <w:t xml:space="preserve">Ionic bonds</w:t>
               </w:r>
             </w:hyperlink>
           </w:p>
@@ -6993,7 +6988,7 @@
               <w:spacing w:after="10" w:before="0"/>
               <w:ind w:left="120"/>
             </w:pPr>
-            <w:hyperlink w:history="1" r:id="rId1vmh2wjbrd-iqj2qxoejs">
+            <w:hyperlink w:history="1" r:id="rIdoonznew4n2h6ybncxjbdo">
               <w:r>
                 <w:rPr>
                   <w:rFonts w:ascii="Arial" w:cs="Arial" w:eastAsia="Arial" w:hAnsi="Arial"/>
@@ -7031,14 +7026,14 @@
                 <w:sz w:val="16"/>
                 <w:szCs w:val="16"/>
               </w:rPr>
-              <w:t xml:space="preserve">📖 HTML:</w:t>
+              <w:t xml:space="preserve">📖 EXERCISE:</w:t>
             </w:r>
           </w:p>
           <w:p>
             <w:pPr>
               <w:spacing w:after="20" w:before="0"/>
             </w:pPr>
-            <w:hyperlink w:history="1" r:id="rIdyhmm9_fqufapmgt19cexj">
+            <w:hyperlink w:history="1" r:id="rIdlf00uchyks7kskwbol15k">
               <w:r>
                 <w:rPr>
                   <w:rFonts w:ascii="Arial" w:cs="Arial" w:eastAsia="Arial" w:hAnsi="Arial"/>
@@ -7047,7 +7042,7 @@
                   <w:szCs w:val="16"/>
                   <w:u w:val="single" w:color="2E75B6"/>
                 </w:rPr>
-                <w:t xml:space="preserve">Chemical Bonding (Flexbook)</w:t>
+                <w:t xml:space="preserve">Valence Electrons Practice</w:t>
               </w:r>
             </w:hyperlink>
           </w:p>
@@ -7071,7 +7066,7 @@
               <w:spacing w:after="10" w:before="0"/>
               <w:ind w:left="120"/>
             </w:pPr>
-            <w:hyperlink w:history="1" r:id="rIdewnmx3qv8w67guxzatxyw">
+            <w:hyperlink w:history="1" r:id="rIdpgonoundvbs_jsorgdwcz">
               <w:r>
                 <w:rPr>
                   <w:rFonts w:ascii="Arial" w:cs="Arial" w:eastAsia="Arial" w:hAnsi="Arial"/>
@@ -7266,7 +7261,7 @@
             <w:pPr>
               <w:spacing w:after="20" w:before="0"/>
             </w:pPr>
-            <w:hyperlink w:history="1" r:id="rId-jtqrveeoc3lu68eatfh0">
+            <w:hyperlink w:history="1" r:id="rIdxtucekhf-utxqsxmtj0d1">
               <w:r>
                 <w:rPr>
                   <w:rFonts w:ascii="Arial" w:cs="Arial" w:eastAsia="Arial" w:hAnsi="Arial"/>
@@ -7275,7 +7270,7 @@
                   <w:szCs w:val="16"/>
                   <w:u w:val="single" w:color="2E75B6"/>
                 </w:rPr>
-                <w:t xml:space="preserve">Precipitation reactions</w:t>
+                <w:t xml:space="preserve">Metallic bonds</w:t>
               </w:r>
             </w:hyperlink>
           </w:p>
@@ -7299,7 +7294,7 @@
               <w:spacing w:after="10" w:before="0"/>
               <w:ind w:left="120"/>
             </w:pPr>
-            <w:hyperlink w:history="1" r:id="rIdpttk4kialfcapykncfnut">
+            <w:hyperlink w:history="1" r:id="rIdlvfmwjczlu0spndaqamc_">
               <w:r>
                 <w:rPr>
                   <w:rFonts w:ascii="Arial" w:cs="Arial" w:eastAsia="Arial" w:hAnsi="Arial"/>
@@ -7337,14 +7332,14 @@
                 <w:sz w:val="16"/>
                 <w:szCs w:val="16"/>
               </w:rPr>
-              <w:t xml:space="preserve">📖 HTML:</w:t>
+              <w:t xml:space="preserve">📖 EXERCISE:</w:t>
             </w:r>
           </w:p>
           <w:p>
             <w:pPr>
               <w:spacing w:after="20" w:before="0"/>
             </w:pPr>
-            <w:hyperlink w:history="1" r:id="rIdrmgt-6pvl_nupwdxjb2ii">
+            <w:hyperlink w:history="1" r:id="rIdyqqma0vb-ghvh0hvkiqwu">
               <w:r>
                 <w:rPr>
                   <w:rFonts w:ascii="Arial" w:cs="Arial" w:eastAsia="Arial" w:hAnsi="Arial"/>
@@ -7353,7 +7348,7 @@
                   <w:szCs w:val="16"/>
                   <w:u w:val="single" w:color="2E75B6"/>
                 </w:rPr>
-                <w:t xml:space="preserve">Chemical Bonding (Flexbook)</w:t>
+                <w:t xml:space="preserve">Counting valence electrons</w:t>
               </w:r>
             </w:hyperlink>
           </w:p>
@@ -7369,7 +7364,7 @@
                 <w:sz w:val="14"/>
                 <w:szCs w:val="14"/>
               </w:rPr>
-              <w:t xml:space="preserve">Source: CK-12</w:t>
+              <w:t xml:space="preserve">Source: Khan Academy (English - US curriculum)</w:t>
             </w:r>
           </w:p>
           <w:p>
@@ -7377,7 +7372,7 @@
               <w:spacing w:after="10" w:before="0"/>
               <w:ind w:left="120"/>
             </w:pPr>
-            <w:hyperlink w:history="1" r:id="rIdvfv5flep5imfs1ufrx_x1">
+            <w:hyperlink w:history="1" r:id="rIdmxohhi1rklgsh3blhksr1">
               <w:r>
                 <w:rPr>
                   <w:rFonts w:ascii="Arial" w:cs="Arial" w:eastAsia="Arial" w:hAnsi="Arial"/>
@@ -7572,7 +7567,7 @@
             <w:pPr>
               <w:spacing w:after="20" w:before="0"/>
             </w:pPr>
-            <w:hyperlink w:history="1" r:id="rId1wv0tb8wxo_1u-naomas2">
+            <w:hyperlink w:history="1" r:id="rId85nw7owsza0enjuncuwlc">
               <w:r>
                 <w:rPr>
                   <w:rFonts w:ascii="Arial" w:cs="Arial" w:eastAsia="Arial" w:hAnsi="Arial"/>
@@ -7581,7 +7576,7 @@
                   <w:szCs w:val="16"/>
                   <w:u w:val="single" w:color="2E75B6"/>
                 </w:rPr>
-                <w:t xml:space="preserve">Precipitation reactions</w:t>
+                <w:t xml:space="preserve">Metallic solids</w:t>
               </w:r>
             </w:hyperlink>
           </w:p>
@@ -7605,7 +7600,7 @@
               <w:spacing w:after="10" w:before="0"/>
               <w:ind w:left="120"/>
             </w:pPr>
-            <w:hyperlink w:history="1" r:id="rIddb62uxhglywwjgrzanz5m">
+            <w:hyperlink w:history="1" r:id="rIdy_dkhuauv2mzdsdkzn2ov">
               <w:r>
                 <w:rPr>
                   <w:rFonts w:ascii="Arial" w:cs="Arial" w:eastAsia="Arial" w:hAnsi="Arial"/>
@@ -7643,14 +7638,14 @@
                 <w:sz w:val="16"/>
                 <w:szCs w:val="16"/>
               </w:rPr>
-              <w:t xml:space="preserve">📖 HTML:</w:t>
+              <w:t xml:space="preserve">📖 EXERCISE:</w:t>
             </w:r>
           </w:p>
           <w:p>
             <w:pPr>
               <w:spacing w:after="20" w:before="0"/>
             </w:pPr>
-            <w:hyperlink w:history="1" r:id="rIdfq1vb4myv4ijtcvx2mmcm">
+            <w:hyperlink w:history="1" r:id="rIdzxdvfk69attsjayxfwpeq">
               <w:r>
                 <w:rPr>
                   <w:rFonts w:ascii="Arial" w:cs="Arial" w:eastAsia="Arial" w:hAnsi="Arial"/>
@@ -7659,7 +7654,7 @@
                   <w:szCs w:val="16"/>
                   <w:u w:val="single" w:color="2E75B6"/>
                 </w:rPr>
-                <w:t xml:space="preserve">Chemical Bonding (Flexbook)</w:t>
+                <w:t xml:space="preserve">Valence electrons and ionic compounds</w:t>
               </w:r>
             </w:hyperlink>
           </w:p>
@@ -7675,7 +7670,7 @@
                 <w:sz w:val="14"/>
                 <w:szCs w:val="14"/>
               </w:rPr>
-              <w:t xml:space="preserve">Source: CK-12</w:t>
+              <w:t xml:space="preserve">Source: Khan Academy (English - US curriculum)</w:t>
             </w:r>
           </w:p>
           <w:p>
@@ -7683,7 +7678,7 @@
               <w:spacing w:after="10" w:before="0"/>
               <w:ind w:left="120"/>
             </w:pPr>
-            <w:hyperlink w:history="1" r:id="rIdkzmz2brrebuzzrhszmtlu">
+            <w:hyperlink w:history="1" r:id="rIdl1x229bvyjdy0xz9vcjza">
               <w:r>
                 <w:rPr>
                   <w:rFonts w:ascii="Arial" w:cs="Arial" w:eastAsia="Arial" w:hAnsi="Arial"/>
@@ -9360,7 +9355,7 @@
             <w:pPr>
               <w:spacing w:after="20" w:before="0"/>
             </w:pPr>
-            <w:hyperlink w:history="1" r:id="rId3v4oj50-lom1k7ey30v-q">
+            <w:hyperlink w:history="1" r:id="rIddcpfbvswnp-vxkbr8u285">
               <w:r>
                 <w:rPr>
                   <w:rFonts w:ascii="Arial" w:cs="Arial" w:eastAsia="Arial" w:hAnsi="Arial"/>
@@ -9369,7 +9364,7 @@
                   <w:szCs w:val="16"/>
                   <w:u w:val="single" w:color="2E75B6"/>
                 </w:rPr>
-                <w:t xml:space="preserve">Video: Molecule Polarity</w:t>
+                <w:t xml:space="preserve">Ionic solids</w:t>
               </w:r>
             </w:hyperlink>
           </w:p>
@@ -9385,7 +9380,7 @@
                 <w:sz w:val="14"/>
                 <w:szCs w:val="14"/>
               </w:rPr>
-              <w:t xml:space="preserve">Source: PhET Interactive Simulations (English)</w:t>
+              <w:t xml:space="preserve">Source: Khan Academy (English - US curriculum)</w:t>
             </w:r>
           </w:p>
           <w:p>
@@ -9393,7 +9388,7 @@
               <w:spacing w:after="10" w:before="0"/>
               <w:ind w:left="120"/>
             </w:pPr>
-            <w:hyperlink w:history="1" r:id="rIdqhielgkjoytnzrzswyslv">
+            <w:hyperlink w:history="1" r:id="rIdevf5ydqmj4ao_ici3ntis">
               <w:r>
                 <w:rPr>
                   <w:rFonts w:ascii="Arial" w:cs="Arial" w:eastAsia="Arial" w:hAnsi="Arial"/>
@@ -9438,7 +9433,619 @@
             <w:pPr>
               <w:spacing w:after="20" w:before="0"/>
             </w:pPr>
-            <w:hyperlink w:history="1" r:id="rIdyohwefzl_3-zu9favyij0">
+            <w:hyperlink w:history="1" r:id="rIdkqqw3gsuw02v2ss33ytrp">
+              <w:r>
+                <w:rPr>
+                  <w:rFonts w:ascii="Arial" w:cs="Arial" w:eastAsia="Arial" w:hAnsi="Arial"/>
+                  <w:color w:val="2E75B6"/>
+                  <w:sz w:val="16"/>
+                  <w:szCs w:val="16"/>
+                  <w:u w:val="single" w:color="2E75B6"/>
+                </w:rPr>
+                <w:t xml:space="preserve">Ionic Bonding (Flexbook)</w:t>
+              </w:r>
+            </w:hyperlink>
+          </w:p>
+          <w:p>
+            <w:pPr>
+              <w:spacing w:after="10" w:before="0"/>
+              <w:ind w:left="120"/>
+            </w:pPr>
+            <w:r>
+              <w:rPr>
+                <w:rFonts w:ascii="Arial" w:cs="Arial" w:eastAsia="Arial" w:hAnsi="Arial"/>
+                <w:color w:val="595959"/>
+                <w:sz w:val="14"/>
+                <w:szCs w:val="14"/>
+              </w:rPr>
+              <w:t xml:space="preserve">Source: CK-12</w:t>
+            </w:r>
+          </w:p>
+          <w:p>
+            <w:pPr>
+              <w:spacing w:after="10" w:before="0"/>
+              <w:ind w:left="120"/>
+            </w:pPr>
+            <w:hyperlink w:history="1" r:id="rId3y79j_9s0zgvgrpbq6ni2">
+              <w:r>
+                <w:rPr>
+                  <w:rFonts w:ascii="Arial" w:cs="Arial" w:eastAsia="Arial" w:hAnsi="Arial"/>
+                  <w:color w:val="595959"/>
+                  <w:sz w:val="14"/>
+                  <w:szCs w:val="14"/>
+                  <w:u w:val="single" w:color="595959"/>
+                </w:rPr>
+                <w:t xml:space="preserve">🔍 Search ARES for similar readings</w:t>
+              </w:r>
+            </w:hyperlink>
+          </w:p>
+        </w:tc>
+        <w:tc>
+          <w:tcPr>
+            <w:tcW w:type="dxa" w:w="3040"/>
+            <w:shd w:fill="FFFFFF" w:color="auto" w:val="clear"/>
+            <w:tcMar>
+              <w:top w:type="dxa" w:w="60"/>
+              <w:left w:type="dxa" w:w="120"/>
+              <w:bottom w:type="dxa" w:w="60"/>
+              <w:right w:type="dxa" w:w="120"/>
+            </w:tcMar>
+            <w:vAlign w:val="top"/>
+          </w:tcPr>
+          <w:p>
+            <w:pPr>
+              <w:spacing w:after="40" w:before="0"/>
+              <w:jc w:val="left"/>
+            </w:pPr>
+            <w:r>
+              <w:rPr>
+                <w:rFonts w:ascii="Arial" w:cs="Arial" w:eastAsia="Arial" w:hAnsi="Arial"/>
+                <w:b w:val="false"/>
+                <w:bCs w:val="false"/>
+                <w:i w:val="false"/>
+                <w:iCs w:val="false"/>
+                <w:color w:val="000000"/>
+                <w:sz w:val="18"/>
+                <w:szCs w:val="18"/>
+              </w:rPr>
+              <w:t xml:space="preserve">Learners work individually for 4 minutes, then share with a shoulder partner for 2 minutes. Each learner answers THREE written predict prompts in their science notebook: (1) 'Will dry salt crystals light the bulb? Draw the particles inside the solid crystal and use your drawing to explain your answer.' (2) 'Will salt dissolved in water from Lake Victoria light the bulb? Draw what you think happens to the Na and Cl particles when salt dissolves.' (3) 'From Lesson 2, you know Na has 1 valence electron and Cl has 7. Predict what happens to those electrons when Na and Cl come together — does one atom take the electron from the other, or do they share it?' Learners annotate their Lesson 2 dot diagrams (already in notebooks) to support their predictions. Pairs share one key idea with the class.</w:t>
+            </w:r>
+          </w:p>
+        </w:tc>
+        <w:tc>
+          <w:tcPr>
+            <w:tcW w:type="dxa" w:w="3040"/>
+            <w:shd w:fill="F2F2F2" w:color="auto" w:val="clear"/>
+            <w:tcMar>
+              <w:top w:type="dxa" w:w="60"/>
+              <w:left w:type="dxa" w:w="120"/>
+              <w:bottom w:type="dxa" w:w="60"/>
+              <w:right w:type="dxa" w:w="120"/>
+            </w:tcMar>
+            <w:vAlign w:val="top"/>
+          </w:tcPr>
+          <w:p>
+            <w:pPr>
+              <w:spacing w:after="40" w:before="0"/>
+              <w:jc w:val="left"/>
+            </w:pPr>
+            <w:r>
+              <w:rPr>
+                <w:rFonts w:ascii="Arial" w:cs="Arial" w:eastAsia="Arial" w:hAnsi="Arial"/>
+                <w:b w:val="false"/>
+                <w:bCs w:val="false"/>
+                <w:i w:val="false"/>
+                <w:iCs w:val="false"/>
+                <w:color w:val="000000"/>
+                <w:sz w:val="18"/>
+                <w:szCs w:val="18"/>
+              </w:rPr>
+              <w:t xml:space="preserve">SETUP (before class): Place the three kitchen-item specimens back on the demonstration desk — coastal salt lump, aluminium wire, graphite rod — as a visual anchor. Write the three predict prompts on the board or display them on the ARES screen. SAY EXACTLY: 'Before we test anything today, I want your best scientific guess written down. A wrong prediction is not a failure — it is evidence your brain is working. You have 4 minutes of silent thinking time. Go.' [START TIMER — 4 minutes silent individual work.] After 4 minutes: 'Turn to your shoulder partner. Compare your particle drawings. Do your drawings agree on whether the Na and Cl particles are free to move in the solid? You have 2 minutes.' [CIRCULATE — scan notebooks for the key misconception: learners who draw NaCl as covalent (shared electrons) rather than ionic (transferred electron). Note 2–3 such notebooks to address during Observe.] After pairs share: cold-call 3 learners — select one who predicted 'solid will NOT conduct', one who predicted 'both will conduct', and one who is uncertain. SAY: 'We have three different predictions. Let us run the test and find out who the evidence agrees with.' [WAIT TIME: after each cold-call, pause 10 seconds before acknowledging, to allow other learners to evaluate the reasoning aloud.]</w:t>
+            </w:r>
+          </w:p>
+        </w:tc>
+        <w:tc>
+          <w:tcPr>
+            <w:tcW w:type="dxa" w:w="3040"/>
+            <w:shd w:fill="FFFFFF" w:color="auto" w:val="clear"/>
+            <w:tcMar>
+              <w:top w:type="dxa" w:w="60"/>
+              <w:left w:type="dxa" w:w="120"/>
+              <w:bottom w:type="dxa" w:w="60"/>
+              <w:right w:type="dxa" w:w="120"/>
+            </w:tcMar>
+            <w:vAlign w:val="top"/>
+          </w:tcPr>
+          <w:p>
+            <w:pPr>
+              <w:spacing w:after="40" w:before="0"/>
+              <w:jc w:val="left"/>
+            </w:pPr>
+            <w:r>
+              <w:rPr>
+                <w:rFonts w:ascii="Arial" w:cs="Arial" w:eastAsia="Arial" w:hAnsi="Arial"/>
+                <w:b w:val="false"/>
+                <w:bCs w:val="false"/>
+                <w:i w:val="false"/>
+                <w:iCs w:val="false"/>
+                <w:color w:val="000000"/>
+                <w:sz w:val="18"/>
+                <w:szCs w:val="18"/>
+              </w:rPr>
+              <w:t xml:space="preserve">PREDICT-OBSERVE-EXPLAIN (POE) launch. By committing a particle-level prediction to paper BEFORE seeing evidence, learners activate prior knowledge (valence electrons from Lesson 2) and generate a cognitive conflict that motivates the Observe phase. The written prediction also serves as a personal baseline the learner can compare against during the Explain phase, making conceptual change visible and owned by the learner.</w:t>
+            </w:r>
+          </w:p>
+        </w:tc>
+        <w:tc>
+          <w:tcPr>
+            <w:tcW w:type="dxa" w:w="3040"/>
+            <w:shd w:fill="F2F2F2" w:color="auto" w:val="clear"/>
+            <w:tcMar>
+              <w:top w:type="dxa" w:w="60"/>
+              <w:left w:type="dxa" w:w="120"/>
+              <w:bottom w:type="dxa" w:w="60"/>
+              <w:right w:type="dxa" w:w="120"/>
+            </w:tcMar>
+            <w:vAlign w:val="top"/>
+          </w:tcPr>
+          <w:p>
+            <w:pPr>
+              <w:spacing w:after="40" w:before="0"/>
+              <w:jc w:val="left"/>
+            </w:pPr>
+            <w:r>
+              <w:rPr>
+                <w:rFonts w:ascii="Arial" w:cs="Arial" w:eastAsia="Arial" w:hAnsi="Arial"/>
+                <w:b w:val="false"/>
+                <w:bCs w:val="false"/>
+                <w:i w:val="false"/>
+                <w:iCs w:val="false"/>
+                <w:color w:val="000000"/>
+                <w:sz w:val="18"/>
+                <w:szCs w:val="18"/>
+              </w:rPr>
+              <w:t xml:space="preserve">OBSERVABLE INDICATOR: Learner notebooks show a particle drawing for both solid and dissolved states (even if incorrect). Teacher scans for two key ideas — (a) whether learners represent NaCl particles as charged ions or as neutral atoms/molecules; (b) whether learners mention electron transfer from Na to Cl. Learners who draw neutral NaCl molecules (common misconception from covalent-first exposure) are flagged for targeted questioning during Phase 2. Do NOT correct at this stage — preserve the cognitive conflict.</w:t>
+            </w:r>
+          </w:p>
+        </w:tc>
+      </w:tr>
+      <w:tr>
+        <w:tc>
+          <w:tcPr>
+            <w:tcW w:type="dxa" w:w="1520"/>
+            <w:shd w:fill="D9EEF1" w:color="auto" w:val="clear"/>
+            <w:tcMar>
+              <w:top w:type="dxa" w:w="60"/>
+              <w:left w:type="dxa" w:w="120"/>
+              <w:bottom w:type="dxa" w:w="60"/>
+              <w:right w:type="dxa" w:w="120"/>
+            </w:tcMar>
+            <w:vAlign w:val="top"/>
+          </w:tcPr>
+          <w:p>
+            <w:pPr>
+              <w:spacing w:after="40" w:before="0"/>
+              <w:jc w:val="left"/>
+            </w:pPr>
+            <w:r>
+              <w:rPr>
+                <w:rFonts w:ascii="Arial" w:cs="Arial" w:eastAsia="Arial" w:hAnsi="Arial"/>
+                <w:b/>
+                <w:bCs/>
+                <w:i w:val="false"/>
+                <w:iCs w:val="false"/>
+                <w:color w:val="000000"/>
+                <w:sz w:val="18"/>
+                <w:szCs w:val="18"/>
+              </w:rPr>
+              <w:t xml:space="preserve">Observe Phase</w:t>
+            </w:r>
+          </w:p>
+          <w:p>
+            <w:pPr>
+              <w:spacing w:after="20" w:before="0"/>
+            </w:pPr>
+            <w:r>
+              <w:rPr>
+                <w:rFonts w:ascii="Arial" w:cs="Arial" w:eastAsia="Arial" w:hAnsi="Arial"/>
+                <w:b/>
+                <w:bCs/>
+                <w:color w:val="1F3864"/>
+                <w:sz w:val="16"/>
+                <w:szCs w:val="16"/>
+              </w:rPr>
+              <w:t xml:space="preserve">📹 VIDEO:</w:t>
+            </w:r>
+          </w:p>
+          <w:p>
+            <w:pPr>
+              <w:spacing w:after="20" w:before="0"/>
+            </w:pPr>
+            <w:hyperlink w:history="1" r:id="rIdtzk9j-frzkb1u_wdaymz_">
+              <w:r>
+                <w:rPr>
+                  <w:rFonts w:ascii="Arial" w:cs="Arial" w:eastAsia="Arial" w:hAnsi="Arial"/>
+                  <w:color w:val="2E75B6"/>
+                  <w:sz w:val="16"/>
+                  <w:szCs w:val="16"/>
+                  <w:u w:val="single" w:color="2E75B6"/>
+                </w:rPr>
+                <w:t xml:space="preserve">2015 AP Chemistry free response 6</w:t>
+              </w:r>
+            </w:hyperlink>
+          </w:p>
+          <w:p>
+            <w:pPr>
+              <w:spacing w:after="10" w:before="0"/>
+              <w:ind w:left="120"/>
+            </w:pPr>
+            <w:r>
+              <w:rPr>
+                <w:rFonts w:ascii="Arial" w:cs="Arial" w:eastAsia="Arial" w:hAnsi="Arial"/>
+                <w:color w:val="595959"/>
+                <w:sz w:val="14"/>
+                <w:szCs w:val="14"/>
+              </w:rPr>
+              <w:t xml:space="preserve">Source: Khan Academy (English - US curriculum)</w:t>
+            </w:r>
+          </w:p>
+          <w:p>
+            <w:pPr>
+              <w:spacing w:after="10" w:before="0"/>
+              <w:ind w:left="120"/>
+            </w:pPr>
+            <w:hyperlink w:history="1" r:id="rId1_k3q9jxh2wznc8lwj0xe">
+              <w:r>
+                <w:rPr>
+                  <w:rFonts w:ascii="Arial" w:cs="Arial" w:eastAsia="Arial" w:hAnsi="Arial"/>
+                  <w:color w:val="595959"/>
+                  <w:sz w:val="14"/>
+                  <w:szCs w:val="14"/>
+                  <w:u w:val="single" w:color="595959"/>
+                </w:rPr>
+                <w:t xml:space="preserve">🔍 Search ARES for similar videos</w:t>
+              </w:r>
+            </w:hyperlink>
+          </w:p>
+          <w:p>
+            <w:pPr>
+              <w:spacing w:after="40" w:before="0"/>
+            </w:pPr>
+            <w:r>
+              <w:rPr>
+                <w:sz w:val="14"/>
+                <w:szCs w:val="14"/>
+              </w:rPr>
+              <w:t xml:space="preserve"/>
+            </w:r>
+          </w:p>
+          <w:p>
+            <w:pPr>
+              <w:spacing w:after="20" w:before="0"/>
+            </w:pPr>
+            <w:r>
+              <w:rPr>
+                <w:rFonts w:ascii="Arial" w:cs="Arial" w:eastAsia="Arial" w:hAnsi="Arial"/>
+                <w:b/>
+                <w:bCs/>
+                <w:color w:val="1F3864"/>
+                <w:sz w:val="16"/>
+                <w:szCs w:val="16"/>
+              </w:rPr>
+              <w:t xml:space="preserve">📖 EXERCISE:</w:t>
+            </w:r>
+          </w:p>
+          <w:p>
+            <w:pPr>
+              <w:spacing w:after="20" w:before="0"/>
+            </w:pPr>
+            <w:hyperlink w:history="1" r:id="rIdelsaek9ovoby3jtl7fg5u">
+              <w:r>
+                <w:rPr>
+                  <w:rFonts w:ascii="Arial" w:cs="Arial" w:eastAsia="Arial" w:hAnsi="Arial"/>
+                  <w:color w:val="2E75B6"/>
+                  <w:sz w:val="16"/>
+                  <w:szCs w:val="16"/>
+                  <w:u w:val="single" w:color="2E75B6"/>
+                </w:rPr>
+                <w:t xml:space="preserve">Ionic Bonding Practice</w:t>
+              </w:r>
+            </w:hyperlink>
+          </w:p>
+          <w:p>
+            <w:pPr>
+              <w:spacing w:after="10" w:before="0"/>
+              <w:ind w:left="120"/>
+            </w:pPr>
+            <w:r>
+              <w:rPr>
+                <w:rFonts w:ascii="Arial" w:cs="Arial" w:eastAsia="Arial" w:hAnsi="Arial"/>
+                <w:color w:val="595959"/>
+                <w:sz w:val="14"/>
+                <w:szCs w:val="14"/>
+              </w:rPr>
+              <w:t xml:space="preserve">Source: CK-12</w:t>
+            </w:r>
+          </w:p>
+          <w:p>
+            <w:pPr>
+              <w:spacing w:after="10" w:before="0"/>
+              <w:ind w:left="120"/>
+            </w:pPr>
+            <w:hyperlink w:history="1" r:id="rId8j2zo5vyx3j7lp6_xfndt">
+              <w:r>
+                <w:rPr>
+                  <w:rFonts w:ascii="Arial" w:cs="Arial" w:eastAsia="Arial" w:hAnsi="Arial"/>
+                  <w:color w:val="595959"/>
+                  <w:sz w:val="14"/>
+                  <w:szCs w:val="14"/>
+                  <w:u w:val="single" w:color="595959"/>
+                </w:rPr>
+                <w:t xml:space="preserve">🔍 Search ARES for similar readings</w:t>
+              </w:r>
+            </w:hyperlink>
+          </w:p>
+        </w:tc>
+        <w:tc>
+          <w:tcPr>
+            <w:tcW w:type="dxa" w:w="3040"/>
+            <w:shd w:fill="FFFFFF" w:color="auto" w:val="clear"/>
+            <w:tcMar>
+              <w:top w:type="dxa" w:w="60"/>
+              <w:left w:type="dxa" w:w="120"/>
+              <w:bottom w:type="dxa" w:w="60"/>
+              <w:right w:type="dxa" w:w="120"/>
+            </w:tcMar>
+            <w:vAlign w:val="top"/>
+          </w:tcPr>
+          <w:p>
+            <w:pPr>
+              <w:spacing w:after="40" w:before="0"/>
+              <w:jc w:val="left"/>
+            </w:pPr>
+            <w:r>
+              <w:rPr>
+                <w:rFonts w:ascii="Arial" w:cs="Arial" w:eastAsia="Arial" w:hAnsi="Arial"/>
+                <w:b w:val="false"/>
+                <w:bCs w:val="false"/>
+                <w:i w:val="false"/>
+                <w:iCs w:val="false"/>
+                <w:color w:val="000000"/>
+                <w:sz w:val="18"/>
+                <w:szCs w:val="18"/>
+              </w:rPr>
+              <w:t xml:space="preserve">PART A — CONDUCTIVITY DEMONSTRATION (10 min): The teacher runs three conductivity tests at the front bench while learners complete an evidence table in their notebooks with columns: 'Substance tested | Bulb lights? (Y/N) | What I think is happening to the particles'. Tests: (i) dry NaCl crystals between two graphite electrodes; (ii) distilled water; (iii) NaCl dissolved in tap water (approx. 10 g per 200 mL, prepared before class). Learners record each result immediately. PART B — DOT-AND-CROSS DIAGRAM ACTIVITY (10 min): Learners are given a printed or ARES-screen-displayed worked example of the dot-and-cross diagram for the formation of NaCl (Na donates 1 electron → Na⁺; Cl accepts 1 electron → Cl⁻). They then independently attempt the dot-and-cross diagram for MgO (Mg has 2 valence electrons; O has 6). They label: the electron being transferred, the resulting charges, and the electron configuration of each ion. Learners who finish early draw the lattice arrangement: alternating + and − charges in a 3×3 grid.</w:t>
+            </w:r>
+          </w:p>
+        </w:tc>
+        <w:tc>
+          <w:tcPr>
+            <w:tcW w:type="dxa" w:w="3040"/>
+            <w:shd w:fill="F2F2F2" w:color="auto" w:val="clear"/>
+            <w:tcMar>
+              <w:top w:type="dxa" w:w="60"/>
+              <w:left w:type="dxa" w:w="120"/>
+              <w:bottom w:type="dxa" w:w="60"/>
+              <w:right w:type="dxa" w:w="120"/>
+            </w:tcMar>
+            <w:vAlign w:val="top"/>
+          </w:tcPr>
+          <w:p>
+            <w:pPr>
+              <w:spacing w:after="40" w:before="0"/>
+              <w:jc w:val="left"/>
+            </w:pPr>
+            <w:r>
+              <w:rPr>
+                <w:rFonts w:ascii="Arial" w:cs="Arial" w:eastAsia="Arial" w:hAnsi="Arial"/>
+                <w:b w:val="false"/>
+                <w:bCs w:val="false"/>
+                <w:i w:val="false"/>
+                <w:iCs w:val="false"/>
+                <w:color w:val="000000"/>
+                <w:sz w:val="18"/>
+                <w:szCs w:val="18"/>
+              </w:rPr>
+              <w:t xml:space="preserve">PART A — DEMONSTRATION SEQUENCE: Hold up the salt lump. SAY: 'This salt was harvested from the Kenyan coast near Malindi. Watch carefully — I am not explaining yet, I am just showing you evidence.' Test (i): Insert dry NaCl between electrodes. Pause — no glow. SAY EXACTLY: 'Record what you see. Do not explain yet.' [WAIT 10 seconds for recording.] Test (ii): Distilled water. Pause — no glow or very faint glow. SAY: 'Record.' Test (iii): NaCl solution. Bulb lights. SAY: 'Record. Now look back at your prediction. Put a tick or cross next to your prediction — were you right?' [WAIT 15 seconds.] Cold-call 2 learners: 'Amina, what did you predict and what happened?' then 'Kipchoge, your drawing showed the particles — do you think the particles in the solution are the same as in the solid crystal? Explain your thinking.' [WAIT 10 seconds after each.] PART B — DOT-AND-CROSS SCAFFOLDING: Display the NaCl worked example. Walk to the three learners flagged during Predict who drew covalent sharing. Crouch to eye level. SAY QUIETLY: 'Look at your Lesson 2 notebook — Na has how many valence electrons? Just one. Can it easily share that with Cl, or is it easier to give it away completely? Think about what a stable octet requires.' Do NOT give the answer — prompt only. After 6 minutes of independent work, call one volunteer to the board to draw the MgO dot-and-cross diagram. Whole-class check: 'Do you agree? Hold up thumbs-up or thumbs-down.' Address any errors immediately using the Socratic question: 'If Mg gives away 2 electrons, what charge does it now carry?'</w:t>
+            </w:r>
+          </w:p>
+        </w:tc>
+        <w:tc>
+          <w:tcPr>
+            <w:tcW w:type="dxa" w:w="3040"/>
+            <w:shd w:fill="FFFFFF" w:color="auto" w:val="clear"/>
+            <w:tcMar>
+              <w:top w:type="dxa" w:w="60"/>
+              <w:left w:type="dxa" w:w="120"/>
+              <w:bottom w:type="dxa" w:w="60"/>
+              <w:right w:type="dxa" w:w="120"/>
+            </w:tcMar>
+            <w:vAlign w:val="top"/>
+          </w:tcPr>
+          <w:p>
+            <w:pPr>
+              <w:spacing w:after="40" w:before="0"/>
+              <w:jc w:val="left"/>
+            </w:pPr>
+            <w:r>
+              <w:rPr>
+                <w:rFonts w:ascii="Arial" w:cs="Arial" w:eastAsia="Arial" w:hAnsi="Arial"/>
+                <w:b w:val="false"/>
+                <w:bCs w:val="false"/>
+                <w:i w:val="false"/>
+                <w:iCs w:val="false"/>
+                <w:color w:val="000000"/>
+                <w:sz w:val="18"/>
+                <w:szCs w:val="18"/>
+              </w:rPr>
+              <w:t xml:space="preserve">EVIDENCE TABLE + WORKED EXAMPLE SCAFFOLDING. The evidence table structure (Substance | Observation | Particle interpretation) trains learners to separate empirical observation from theoretical inference — a core NGSS Science and Engineering Practice (SEP 4: Analysing and Interpreting Data). The worked NaCl dot-and-cross example provides a cognitive anchor for the novel MgO task; the peer board-check immediately surfaces and corrects errors before they are consolidated.</w:t>
+            </w:r>
+          </w:p>
+        </w:tc>
+        <w:tc>
+          <w:tcPr>
+            <w:tcW w:type="dxa" w:w="3040"/>
+            <w:shd w:fill="F2F2F2" w:color="auto" w:val="clear"/>
+            <w:tcMar>
+              <w:top w:type="dxa" w:w="60"/>
+              <w:left w:type="dxa" w:w="120"/>
+              <w:bottom w:type="dxa" w:w="60"/>
+              <w:right w:type="dxa" w:w="120"/>
+            </w:tcMar>
+            <w:vAlign w:val="top"/>
+          </w:tcPr>
+          <w:p>
+            <w:pPr>
+              <w:spacing w:after="40" w:before="0"/>
+              <w:jc w:val="left"/>
+            </w:pPr>
+            <w:r>
+              <w:rPr>
+                <w:rFonts w:ascii="Arial" w:cs="Arial" w:eastAsia="Arial" w:hAnsi="Arial"/>
+                <w:b w:val="false"/>
+                <w:bCs w:val="false"/>
+                <w:i w:val="false"/>
+                <w:iCs w:val="false"/>
+                <w:color w:val="000000"/>
+                <w:sz w:val="18"/>
+                <w:szCs w:val="18"/>
+              </w:rPr>
+              <w:t xml:space="preserve">OBSERVABLE INDICATORS: (1) Evidence table has three rows completed with correct Y/N for bulb — if distilled water row says 'Y', teacher re-demonstrates and clarifies. (2) MgO dot-and-cross diagram shows Mg²⁺ (2,8 configuration) and O²⁻ (2,8 configuration) with 2 electrons shown transferring. Common error to watch: learners draw only ONE electron transferring from Mg (giving Mg⁺ and O⁻) — address during whole-class board-check. (3) Thumbs-up/down check gives teacher real-time data on class understanding before moving to Explain.</w:t>
+            </w:r>
+          </w:p>
+        </w:tc>
+      </w:tr>
+      <w:tr>
+        <w:tc>
+          <w:tcPr>
+            <w:tcW w:type="dxa" w:w="1520"/>
+            <w:shd w:fill="E2EFDA" w:color="auto" w:val="clear"/>
+            <w:tcMar>
+              <w:top w:type="dxa" w:w="60"/>
+              <w:left w:type="dxa" w:w="120"/>
+              <w:bottom w:type="dxa" w:w="60"/>
+              <w:right w:type="dxa" w:w="120"/>
+            </w:tcMar>
+            <w:vAlign w:val="top"/>
+          </w:tcPr>
+          <w:p>
+            <w:pPr>
+              <w:spacing w:after="40" w:before="0"/>
+              <w:jc w:val="left"/>
+            </w:pPr>
+            <w:r>
+              <w:rPr>
+                <w:rFonts w:ascii="Arial" w:cs="Arial" w:eastAsia="Arial" w:hAnsi="Arial"/>
+                <w:b/>
+                <w:bCs/>
+                <w:i w:val="false"/>
+                <w:iCs w:val="false"/>
+                <w:color w:val="000000"/>
+                <w:sz w:val="18"/>
+                <w:szCs w:val="18"/>
+              </w:rPr>
+              <w:t xml:space="preserve">Explain Phase</w:t>
+            </w:r>
+          </w:p>
+          <w:p>
+            <w:pPr>
+              <w:spacing w:after="20" w:before="0"/>
+            </w:pPr>
+            <w:r>
+              <w:rPr>
+                <w:rFonts w:ascii="Arial" w:cs="Arial" w:eastAsia="Arial" w:hAnsi="Arial"/>
+                <w:b/>
+                <w:bCs/>
+                <w:color w:val="1F3864"/>
+                <w:sz w:val="16"/>
+                <w:szCs w:val="16"/>
+              </w:rPr>
+              <w:t xml:space="preserve">📹 VIDEO:</w:t>
+            </w:r>
+          </w:p>
+          <w:p>
+            <w:pPr>
+              <w:spacing w:after="20" w:before="0"/>
+            </w:pPr>
+            <w:hyperlink w:history="1" r:id="rIdrda7ndvksomd-knenjhjj">
+              <w:r>
+                <w:rPr>
+                  <w:rFonts w:ascii="Arial" w:cs="Arial" w:eastAsia="Arial" w:hAnsi="Arial"/>
+                  <w:color w:val="2E75B6"/>
+                  <w:sz w:val="16"/>
+                  <w:szCs w:val="16"/>
+                  <w:u w:val="single" w:color="2E75B6"/>
+                </w:rPr>
+                <w:t xml:space="preserve">Ionic Bonding - Overview</w:t>
+              </w:r>
+            </w:hyperlink>
+          </w:p>
+          <w:p>
+            <w:pPr>
+              <w:spacing w:after="10" w:before="0"/>
+              <w:ind w:left="120"/>
+            </w:pPr>
+            <w:r>
+              <w:rPr>
+                <w:rFonts w:ascii="Arial" w:cs="Arial" w:eastAsia="Arial" w:hAnsi="Arial"/>
+                <w:color w:val="595959"/>
+                <w:sz w:val="14"/>
+                <w:szCs w:val="14"/>
+              </w:rPr>
+              <w:t xml:space="preserve">Source: CK-12</w:t>
+            </w:r>
+          </w:p>
+          <w:p>
+            <w:pPr>
+              <w:spacing w:after="10" w:before="0"/>
+              <w:ind w:left="120"/>
+            </w:pPr>
+            <w:hyperlink w:history="1" r:id="rIdjzm3jqjcducucjofdulku">
+              <w:r>
+                <w:rPr>
+                  <w:rFonts w:ascii="Arial" w:cs="Arial" w:eastAsia="Arial" w:hAnsi="Arial"/>
+                  <w:color w:val="595959"/>
+                  <w:sz w:val="14"/>
+                  <w:szCs w:val="14"/>
+                  <w:u w:val="single" w:color="595959"/>
+                </w:rPr>
+                <w:t xml:space="preserve">🔍 Search ARES for similar videos</w:t>
+              </w:r>
+            </w:hyperlink>
+          </w:p>
+          <w:p>
+            <w:pPr>
+              <w:spacing w:after="40" w:before="0"/>
+            </w:pPr>
+            <w:r>
+              <w:rPr>
+                <w:sz w:val="14"/>
+                <w:szCs w:val="14"/>
+              </w:rPr>
+              <w:t xml:space="preserve"/>
+            </w:r>
+          </w:p>
+          <w:p>
+            <w:pPr>
+              <w:spacing w:after="20" w:before="0"/>
+            </w:pPr>
+            <w:r>
+              <w:rPr>
+                <w:rFonts w:ascii="Arial" w:cs="Arial" w:eastAsia="Arial" w:hAnsi="Arial"/>
+                <w:b/>
+                <w:bCs/>
+                <w:color w:val="1F3864"/>
+                <w:sz w:val="16"/>
+                <w:szCs w:val="16"/>
+              </w:rPr>
+              <w:t xml:space="preserve">📖 HTML:</w:t>
+            </w:r>
+          </w:p>
+          <w:p>
+            <w:pPr>
+              <w:spacing w:after="20" w:before="0"/>
+            </w:pPr>
+            <w:hyperlink w:history="1" r:id="rIdfgszw5a-rupr1tiw5v65l">
               <w:r>
                 <w:rPr>
                   <w:rFonts w:ascii="Arial" w:cs="Arial" w:eastAsia="Arial" w:hAnsi="Arial"/>
@@ -9471,7 +10078,7 @@
               <w:spacing w:after="10" w:before="0"/>
               <w:ind w:left="120"/>
             </w:pPr>
-            <w:hyperlink w:history="1" r:id="rId_vlrb_xvvukdalikzexjq">
+            <w:hyperlink w:history="1" r:id="rId-3zkyvor82odjve9gwypq">
               <w:r>
                 <w:rPr>
                   <w:rFonts w:ascii="Arial" w:cs="Arial" w:eastAsia="Arial" w:hAnsi="Arial"/>
@@ -9513,7 +10120,7 @@
                 <w:sz w:val="18"/>
                 <w:szCs w:val="18"/>
               </w:rPr>
-              <w:t xml:space="preserve">Learners work individually for 4 minutes, then share with a shoulder partner for 2 minutes. Each learner answers THREE written predict prompts in their science notebook: (1) 'Will dry salt crystals light the bulb? Draw the particles inside the solid crystal and use your drawing to explain your answer.' (2) 'Will salt dissolved in water from Lake Victoria light the bulb? Draw what you think happens to the Na and Cl particles when salt dissolves.' (3) 'From Lesson 2, you know Na has 1 valence electron and Cl has 7. Predict what happens to those electrons when Na and Cl come together — does one atom take the electron from the other, or do they share it?' Learners annotate their Lesson 2 dot diagrams (already in notebooks) to support their predictions. Pairs share one key idea with the class.</w:t>
+              <w:t xml:space="preserve">PART A — CER WRITING (8 min): Using their evidence table from Phase 2, learners individually write a Claim–Evidence–Reasoning (CER) statement answering: 'Why does solid NaCl NOT conduct electricity, but NaCl solution DOES?' Sentence starters are displayed: 'CLAIM: Solid NaCl does not conduct electricity because… / EVIDENCE: In our test, we observed that… / REASONING: This is because in the solid state, the Na⁺ and Cl⁻ ions are… whereas in solution, the ions…' PART B — LATTICE MODEL BUILDING (12 min): Groups of 4 build a 2-D ionic lattice using two-coloured materials (e.g., yellow maize grains = Na⁺; white maize grains = Cl⁻, OR two colours of clay balls, OR two-colour bottle caps with + and − written on them). Each group arranges a 4×4 alternating grid on their desk. Teacher then poses two questions to the model: (i) 'Can any of your Na⁺ or Cl⁻ particles move to carry charge? What would they have to overcome?' → groups physically try to slide one grain and observe that the whole structure resists. (ii) 'What happens if I push an entire row one position to the right?' → groups shift one row and observe that two yellow grains now sit next to each other (Na⁺ next to Na⁺) → repulsion → the model snaps/separates, explaining brittleness. Groups annotate their model with a sticky note: 'This shows why salt shatters instead of bending.'</w:t>
             </w:r>
           </w:p>
         </w:tc>
@@ -9545,7 +10152,7 @@
                 <w:sz w:val="18"/>
                 <w:szCs w:val="18"/>
               </w:rPr>
-              <w:t xml:space="preserve">SETUP (before class): Place the three kitchen-item specimens back on the demonstration desk — coastal salt lump, aluminium wire, graphite rod — as a visual anchor. Write the three predict prompts on the board or display them on the ARES screen. SAY EXACTLY: 'Before we test anything today, I want your best scientific guess written down. A wrong prediction is not a failure — it is evidence your brain is working. You have 4 minutes of silent thinking time. Go.' [START TIMER — 4 minutes silent individual work.] After 4 minutes: 'Turn to your shoulder partner. Compare your particle drawings. Do your drawings agree on whether the Na and Cl particles are free to move in the solid? You have 2 minutes.' [CIRCULATE — scan notebooks for the key misconception: learners who draw NaCl as covalent (shared electrons) rather than ionic (transferred electron). Note 2–3 such notebooks to address during Observe.] After pairs share: cold-call 3 learners — select one who predicted 'solid will NOT conduct', one who predicted 'both will conduct', and one who is uncertain. SAY: 'We have three different predictions. Let us run the test and find out who the evidence agrees with.' [WAIT TIME: after each cold-call, pause 10 seconds before acknowledging, to allow other learners to evaluate the reasoning aloud.]</w:t>
+              <w:t xml:space="preserve">PART A — CER LAUNCH: Display the CER sentence starters. SAY EXACTLY: 'A claim without evidence is just an opinion. A scientist always links what they say to what they saw. You have 8 minutes to write your CER. Use your evidence table from Phase 2 and your dot-and-cross diagram. Go.' [CIRCULATE — read over shoulders. Target learners who write 'because the salt dissolves' as reasoning — prompt: 'But WHY does dissolving allow conduction? What do the ions do that they could not do in the solid?'] After 8 minutes: cold-call 2 learners to read their CER aloud. Class evaluates: 'Does that CER include particle-level language — ions, lattice, movement? Thumbs up if yes.' Refine one CER together on the board as a class model. PART B — MODEL BUILDING: Distribute materials (pre-bagged: 8 yellow grains + 8 white grains per group). SAY: 'You are building the inside of this salt lump' — hold up the coastal salt specimen — 'at the particle level. Arrange your grains in an alternating pattern — no two of the same colour can touch.' [CIRCULATE — ensure alternating pattern. After 4 minutes:] SAY: 'Now I want you to try to slide one single grain out of the lattice. What happens to the forces?' [WAIT 15 seconds for groups to try.] SAY: 'Now shift the ENTIRE second row one position to the right. What do you notice about the charges that end up next to each other?' [WAIT 15 seconds.] Cold-call one group: 'Wanjiku, what happened when you shifted the row — and what does that mean for the real salt crystal when we hit it with a hammer?' [WAIT 10 seconds.] Connect explicitly to phenomenon: SAY: 'This is why the salt in our demonstration does not bend like the aluminium wire — it shatters. Your model just explained a property we can see with our own eyes.'</w:t>
             </w:r>
           </w:p>
         </w:tc>
@@ -9577,7 +10184,7 @@
                 <w:sz w:val="18"/>
                 <w:szCs w:val="18"/>
               </w:rPr>
-              <w:t xml:space="preserve">PREDICT-OBSERVE-EXPLAIN (POE) launch. By committing a particle-level prediction to paper BEFORE seeing evidence, learners activate prior knowledge (valence electrons from Lesson 2) and generate a cognitive conflict that motivates the Observe phase. The written prediction also serves as a personal baseline the learner can compare against during the Explain phase, making conceptual change visible and owned by the learner.</w:t>
+              <w:t xml:space="preserve">CLAIM–EVIDENCE–REASONING (CER) FRAMEWORK + PHYSICAL ANALOGICAL MODEL. CER is an NGSS SEP 6 (Constructing Explanations) strategy that makes the logical structure of scientific argument explicit and visible to learners. The physical lattice model is an analogical modelling strategy (NGSS SEP 2): by manipulating a concrete representation, learners develop an embodied understanding of why the lattice is both strong (high melting point) and brittle (layer-shift repulsion) — properties that are otherwise abstract. Crucially, the model is connected back to the phenomenon (the salt lump on the desk) at every step.</w:t>
             </w:r>
           </w:p>
         </w:tc>
@@ -9609,7 +10216,7 @@
                 <w:sz w:val="18"/>
                 <w:szCs w:val="18"/>
               </w:rPr>
-              <w:t xml:space="preserve">OBSERVABLE INDICATOR: Learner notebooks show a particle drawing for both solid and dissolved states (even if incorrect). Teacher scans for two key ideas — (a) whether learners represent NaCl particles as charged ions or as neutral atoms/molecules; (b) whether learners mention electron transfer from Na to Cl. Learners who draw neutral NaCl molecules (common misconception from covalent-first exposure) are flagged for targeted questioning during Phase 2. Do NOT correct at this stage — preserve the cognitive conflict.</w:t>
+              <w:t xml:space="preserve">OBSERVABLE INDICATORS: (1) CER statements contain particle-level language: 'ions', 'fixed positions', 'free to move'. Teacher collects 4 random CER notebooks at the end of Phase 3 to review during break. (2) Model shows correct alternating pattern — teacher photographs each group's model with a tablet/phone for the ARES platform upload. (3) Groups can verbally explain the row-shift brittleness mechanism when cold-called. RED FLAG: any group that cannot explain why like-charge neighbours cause repulsion needs a brief teacher revisit using the analogy: 'Two Maasai warriors facing each other — same side, they push each other away.'</w:t>
             </w:r>
           </w:p>
         </w:tc>
@@ -9618,32 +10225,32 @@
         <w:tc>
           <w:tcPr>
             <w:tcW w:type="dxa" w:w="1520"/>
-            <w:shd w:fill="D9EEF1" w:color="auto" w:val="clear"/>
-            <w:tcMar>
-              <w:top w:type="dxa" w:w="60"/>
-              <w:left w:type="dxa" w:w="120"/>
-              <w:bottom w:type="dxa" w:w="60"/>
-              <w:right w:type="dxa" w:w="120"/>
-            </w:tcMar>
-            <w:vAlign w:val="top"/>
-          </w:tcPr>
-          <w:p>
-            <w:pPr>
-              <w:spacing w:after="40" w:before="0"/>
-              <w:jc w:val="left"/>
-            </w:pPr>
-            <w:r>
-              <w:rPr>
-                <w:rFonts w:ascii="Arial" w:cs="Arial" w:eastAsia="Arial" w:hAnsi="Arial"/>
-                <w:b/>
-                <w:bCs/>
-                <w:i w:val="false"/>
-                <w:iCs w:val="false"/>
-                <w:color w:val="000000"/>
-                <w:sz w:val="18"/>
-                <w:szCs w:val="18"/>
-              </w:rPr>
-              <w:t xml:space="preserve">Observe Phase</w:t>
+            <w:shd w:fill="FCE4D6" w:color="auto" w:val="clear"/>
+            <w:tcMar>
+              <w:top w:type="dxa" w:w="60"/>
+              <w:left w:type="dxa" w:w="120"/>
+              <w:bottom w:type="dxa" w:w="60"/>
+              <w:right w:type="dxa" w:w="120"/>
+            </w:tcMar>
+            <w:vAlign w:val="top"/>
+          </w:tcPr>
+          <w:p>
+            <w:pPr>
+              <w:spacing w:after="40" w:before="0"/>
+              <w:jc w:val="left"/>
+            </w:pPr>
+            <w:r>
+              <w:rPr>
+                <w:rFonts w:ascii="Arial" w:cs="Arial" w:eastAsia="Arial" w:hAnsi="Arial"/>
+                <w:b/>
+                <w:bCs/>
+                <w:i w:val="false"/>
+                <w:iCs w:val="false"/>
+                <w:color w:val="000000"/>
+                <w:sz w:val="18"/>
+                <w:szCs w:val="18"/>
+              </w:rPr>
+              <w:t xml:space="preserve">Driving Question Board (DQB) Creation</w:t>
             </w:r>
           </w:p>
           <w:p>
@@ -9666,7 +10273,7 @@
             <w:pPr>
               <w:spacing w:after="20" w:before="0"/>
             </w:pPr>
-            <w:hyperlink w:history="1" r:id="rIdx6c24nkykaugnenxuuvcs">
+            <w:hyperlink w:history="1" r:id="rIds-gowkzou8vezvs6d4z3p">
               <w:r>
                 <w:rPr>
                   <w:rFonts w:ascii="Arial" w:cs="Arial" w:eastAsia="Arial" w:hAnsi="Arial"/>
@@ -9675,7 +10282,7 @@
                   <w:szCs w:val="16"/>
                   <w:u w:val="single" w:color="2E75B6"/>
                 </w:rPr>
-                <w:t xml:space="preserve">Video: Molecule Polarity</w:t>
+                <w:t xml:space="preserve">Ionic solids</w:t>
               </w:r>
             </w:hyperlink>
           </w:p>
@@ -9691,7 +10298,7 @@
                 <w:sz w:val="14"/>
                 <w:szCs w:val="14"/>
               </w:rPr>
-              <w:t xml:space="preserve">Source: PhET Interactive Simulations (English)</w:t>
+              <w:t xml:space="preserve">Source: Khan Academy (English - US curriculum)</w:t>
             </w:r>
           </w:p>
           <w:p>
@@ -9699,7 +10306,7 @@
               <w:spacing w:after="10" w:before="0"/>
               <w:ind w:left="120"/>
             </w:pPr>
-            <w:hyperlink w:history="1" r:id="rIdkolwen57dq_lj7h5_udtm">
+            <w:hyperlink w:history="1" r:id="rId-sznzchgm7ruxu1xu8tmb">
               <w:r>
                 <w:rPr>
                   <w:rFonts w:ascii="Arial" w:cs="Arial" w:eastAsia="Arial" w:hAnsi="Arial"/>
@@ -9744,7 +10351,7 @@
             <w:pPr>
               <w:spacing w:after="20" w:before="0"/>
             </w:pPr>
-            <w:hyperlink w:history="1" r:id="rIdml3l99s_zj8wlc8azkgx2">
+            <w:hyperlink w:history="1" r:id="rIdjdx5crngrb9cvas_xa6p8">
               <w:r>
                 <w:rPr>
                   <w:rFonts w:ascii="Arial" w:cs="Arial" w:eastAsia="Arial" w:hAnsi="Arial"/>
@@ -9753,7 +10360,7 @@
                   <w:szCs w:val="16"/>
                   <w:u w:val="single" w:color="2E75B6"/>
                 </w:rPr>
-                <w:t xml:space="preserve">Covalent and Ionic Bonding (PLIX)</w:t>
+                <w:t xml:space="preserve">Ionic Bonding (Flexbook)</w:t>
               </w:r>
             </w:hyperlink>
           </w:p>
@@ -9777,7 +10384,7 @@
               <w:spacing w:after="10" w:before="0"/>
               <w:ind w:left="120"/>
             </w:pPr>
-            <w:hyperlink w:history="1" r:id="rIdjbpdsvmnz3f5g0b6m7s1p">
+            <w:hyperlink w:history="1" r:id="rIdclwyemyn78dij_nknb1-9">
               <w:r>
                 <w:rPr>
                   <w:rFonts w:ascii="Arial" w:cs="Arial" w:eastAsia="Arial" w:hAnsi="Arial"/>
@@ -9819,7 +10426,7 @@
                 <w:sz w:val="18"/>
                 <w:szCs w:val="18"/>
               </w:rPr>
-              <w:t xml:space="preserve">PART A — CONDUCTIVITY DEMONSTRATION (10 min): The teacher runs three conductivity tests at the front bench while learners complete an evidence table in their notebooks with columns: 'Substance tested | Bulb lights? (Y/N) | What I think is happening to the particles'. Tests: (i) dry NaCl crystals between two graphite electrodes; (ii) distilled water; (iii) NaCl dissolved in tap water (approx. 10 g per 200 mL, prepared before class). Learners record each result immediately. PART B — DOT-AND-CROSS DIAGRAM ACTIVITY (10 min): Learners are given a printed or ARES-screen-displayed worked example of the dot-and-cross diagram for the formation of NaCl (Na donates 1 electron → Na⁺; Cl accepts 1 electron → Cl⁻). They then independently attempt the dot-and-cross diagram for MgO (Mg has 2 valence electrons; O has 6). They label: the electron being transferred, the resulting charges, and the electron configuration of each ion. Learners who finish early draw the lattice arrangement: alternating + and − charges in a 3×3 grid.</w:t>
+              <w:t xml:space="preserve">Each learner writes ONE new sticky note (or ARES digital card) to add to the class DQB under the column 'What we NOW understand'. The sticky note must answer one of the three sub-questions the class placed on the DQB in Lesson 1: (a) 'Why does salt only conduct when dissolved?'; (b) 'Why is the melting point of salt so high?'; (c) 'Why does salt shatter?' Learners also review the existing DQB cards from Lessons 1 and 2 and draw a line (using string or a drawn arrow on the board) connecting their new card to any earlier evidence or question it answers or relates to. The class identifies ONE remaining mystery: 'If ions explain salt, what explains the graphite rod — it has no ions at all, yet it ALSO conducts. What is different inside graphite?' This question is written in RED on the DQB as the bridge to Lesson 4.</w:t>
             </w:r>
           </w:p>
         </w:tc>
@@ -9851,7 +10458,7 @@
                 <w:sz w:val="18"/>
                 <w:szCs w:val="18"/>
               </w:rPr>
-              <w:t xml:space="preserve">PART A — DEMONSTRATION SEQUENCE: Hold up the salt lump. SAY: 'This salt was harvested from the Kenyan coast near Malindi. Watch carefully — I am not explaining yet, I am just showing you evidence.' Test (i): Insert dry NaCl between electrodes. Pause — no glow. SAY EXACTLY: 'Record what you see. Do not explain yet.' [WAIT 10 seconds for recording.] Test (ii): Distilled water. Pause — no glow or very faint glow. SAY: 'Record.' Test (iii): NaCl solution. Bulb lights. SAY: 'Record. Now look back at your prediction. Put a tick or cross next to your prediction — were you right?' [WAIT 15 seconds.] Cold-call 2 learners: 'Amina, what did you predict and what happened?' then 'Kipchoge, your drawing showed the particles — do you think the particles in the solution are the same as in the solid crystal? Explain your thinking.' [WAIT 10 seconds after each.] PART B — DOT-AND-CROSS SCAFFOLDING: Display the NaCl worked example. Walk to the three learners flagged during Predict who drew covalent sharing. Crouch to eye level. SAY QUIETLY: 'Look at your Lesson 2 notebook — Na has how many valence electrons? Just one. Can it easily share that with Cl, or is it easier to give it away completely? Think about what a stable octet requires.' Do NOT give the answer — prompt only. After 6 minutes of independent work, call one volunteer to the board to draw the MgO dot-and-cross diagram. Whole-class check: 'Do you agree? Hold up thumbs-up or thumbs-down.' Address any errors immediately using the Socratic question: 'If Mg gives away 2 electrons, what charge does it now carry?'</w:t>
+              <w:t xml:space="preserve">Distribute sticky notes (or open ARES DQB tool). SAY EXACTLY: 'Look at the DQB. In Lesson 1, we asked three questions about salt. In Lesson 2, we learned about valence electrons and octets. Today, you have evidence and a model. Write ONE sticky note that answers one of those Lesson 1 salt questions — use particle language.' [GIVE 3 minutes for writing.] As learners post their notes, facilitate connections: 'Ochieng just posted a note about ions being locked in the lattice — does that connect to Fatuma's Lesson 2 note about electrons being transferred? Fatuma, come and draw a line between them.' After all notes are posted, SAY: 'We have explained the salt. Look at the graphite rod on the desk. Graphite has no Na, no Cl, no ions. It is pure carbon — all atoms the same. Yet it conducts. Our current model of ionic bonding CANNOT explain that.' Pause. 'What NEW question should we put on the DQB in red — the question we need to answer next?' Cold-call 2 learners. Write the agreed question in red marker: 'If there are no ions in graphite, how does it conduct electricity?' SAY: 'That is what Lesson 4 is for.'</w:t>
             </w:r>
           </w:p>
         </w:tc>
@@ -9883,7 +10490,7 @@
                 <w:sz w:val="18"/>
                 <w:szCs w:val="18"/>
               </w:rPr>
-              <w:t xml:space="preserve">EVIDENCE TABLE + WORKED EXAMPLE SCAFFOLDING. The evidence table structure (Substance | Observation | Particle interpretation) trains learners to separate empirical observation from theoretical inference — a core NGSS Science and Engineering Practice (SEP 4: Analysing and Interpreting Data). The worked NaCl dot-and-cross example provides a cognitive anchor for the novel MgO task; the peer board-check immediately surfaces and corrects errors before they are consolidated.</w:t>
+              <w:t xml:space="preserve">DRIVING QUESTION BOARD (DQB) PROGRESSIVE REVEAL. The DQB is a collaborative sense-making tool aligned with NGSS SEP 1 (Asking Questions). By physically connecting new cards to previous evidence, learners make the epistemic structure of the unit visible — they can SEE how their understanding is growing across lessons. The deliberate placement of an unanswered RED question maintains productive intellectual tension and motivates the next lesson, rather than presenting science as a closed body of facts.</w:t>
             </w:r>
           </w:p>
         </w:tc>
@@ -9915,7 +10522,7 @@
                 <w:sz w:val="18"/>
                 <w:szCs w:val="18"/>
               </w:rPr>
-              <w:t xml:space="preserve">OBSERVABLE INDICATORS: (1) Evidence table has three rows completed with correct Y/N for bulb — if distilled water row says 'Y', teacher re-demonstrates and clarifies. (2) MgO dot-and-cross diagram shows Mg²⁺ (2,8 configuration) and O²⁻ (2,8 configuration) with 2 electrons shown transferring. Common error to watch: learners draw only ONE electron transferring from Mg (giving Mg⁺ and O⁻) — address during whole-class board-check. (3) Thumbs-up/down check gives teacher real-time data on class understanding before moving to Explain.</w:t>
+              <w:t xml:space="preserve">OBSERVABLE INDICATORS: Sticky notes contain at least one of the following particle-level terms: 'ions', 'lattice', 'electrostatic forces', 'fixed', 'free to move'. Teacher counts the proportion of cards that use particle language vs. macroscopic language only (e.g., 'because it dissolves'). Target: ≥75% of cards use particle language by end of Lesson 3. Cards using only macroscopic language are flagged for follow-up in Lesson 4 opener.</w:t>
             </w:r>
           </w:p>
         </w:tc>
@@ -9924,32 +10531,32 @@
         <w:tc>
           <w:tcPr>
             <w:tcW w:type="dxa" w:w="1520"/>
-            <w:shd w:fill="E2EFDA" w:color="auto" w:val="clear"/>
-            <w:tcMar>
-              <w:top w:type="dxa" w:w="60"/>
-              <w:left w:type="dxa" w:w="120"/>
-              <w:bottom w:type="dxa" w:w="60"/>
-              <w:right w:type="dxa" w:w="120"/>
-            </w:tcMar>
-            <w:vAlign w:val="top"/>
-          </w:tcPr>
-          <w:p>
-            <w:pPr>
-              <w:spacing w:after="40" w:before="0"/>
-              <w:jc w:val="left"/>
-            </w:pPr>
-            <w:r>
-              <w:rPr>
-                <w:rFonts w:ascii="Arial" w:cs="Arial" w:eastAsia="Arial" w:hAnsi="Arial"/>
-                <w:b/>
-                <w:bCs/>
-                <w:i w:val="false"/>
-                <w:iCs w:val="false"/>
-                <w:color w:val="000000"/>
-                <w:sz w:val="18"/>
-                <w:szCs w:val="18"/>
-              </w:rPr>
-              <w:t xml:space="preserve">Explain Phase</w:t>
+            <w:shd w:fill="D5E8F0" w:color="auto" w:val="clear"/>
+            <w:tcMar>
+              <w:top w:type="dxa" w:w="60"/>
+              <w:left w:type="dxa" w:w="120"/>
+              <w:bottom w:type="dxa" w:w="60"/>
+              <w:right w:type="dxa" w:w="120"/>
+            </w:tcMar>
+            <w:vAlign w:val="top"/>
+          </w:tcPr>
+          <w:p>
+            <w:pPr>
+              <w:spacing w:after="40" w:before="0"/>
+              <w:jc w:val="left"/>
+            </w:pPr>
+            <w:r>
+              <w:rPr>
+                <w:rFonts w:ascii="Arial" w:cs="Arial" w:eastAsia="Arial" w:hAnsi="Arial"/>
+                <w:b/>
+                <w:bCs/>
+                <w:i w:val="false"/>
+                <w:iCs w:val="false"/>
+                <w:color w:val="000000"/>
+                <w:sz w:val="18"/>
+                <w:szCs w:val="18"/>
+              </w:rPr>
+              <w:t xml:space="preserve">Model Building Phase</w:t>
             </w:r>
           </w:p>
           <w:p>
@@ -9972,7 +10579,7 @@
             <w:pPr>
               <w:spacing w:after="20" w:before="0"/>
             </w:pPr>
-            <w:hyperlink w:history="1" r:id="rIdgjmbpyc8iixwcmpxz-sp5">
+            <w:hyperlink w:history="1" r:id="rIdvogwzhv-v8j8zeefdnzut">
               <w:r>
                 <w:rPr>
                   <w:rFonts w:ascii="Arial" w:cs="Arial" w:eastAsia="Arial" w:hAnsi="Arial"/>
@@ -9981,7 +10588,7 @@
                   <w:szCs w:val="16"/>
                   <w:u w:val="single" w:color="2E75B6"/>
                 </w:rPr>
-                <w:t xml:space="preserve">Video: Molecule Polarity</w:t>
+                <w:t xml:space="preserve">Ionic solids</w:t>
               </w:r>
             </w:hyperlink>
           </w:p>
@@ -9997,7 +10604,7 @@
                 <w:sz w:val="14"/>
                 <w:szCs w:val="14"/>
               </w:rPr>
-              <w:t xml:space="preserve">Source: PhET Interactive Simulations (English)</w:t>
+              <w:t xml:space="preserve">Source: Khan Academy (English - US curriculum)</w:t>
             </w:r>
           </w:p>
           <w:p>
@@ -10005,7 +10612,7 @@
               <w:spacing w:after="10" w:before="0"/>
               <w:ind w:left="120"/>
             </w:pPr>
-            <w:hyperlink w:history="1" r:id="rIdjfobd01arkospk6dmto-0">
+            <w:hyperlink w:history="1" r:id="rIdf6sbxqd4iccbwtltmzjhw">
               <w:r>
                 <w:rPr>
                   <w:rFonts w:ascii="Arial" w:cs="Arial" w:eastAsia="Arial" w:hAnsi="Arial"/>
@@ -10050,7 +10657,7 @@
             <w:pPr>
               <w:spacing w:after="20" w:before="0"/>
             </w:pPr>
-            <w:hyperlink w:history="1" r:id="rIdi2wrpystvhxujhakrdgls">
+            <w:hyperlink w:history="1" r:id="rId_aymsqckzdz_wi8vemcbi">
               <w:r>
                 <w:rPr>
                   <w:rFonts w:ascii="Arial" w:cs="Arial" w:eastAsia="Arial" w:hAnsi="Arial"/>
@@ -10059,7 +10666,7 @@
                   <w:szCs w:val="16"/>
                   <w:u w:val="single" w:color="2E75B6"/>
                 </w:rPr>
-                <w:t xml:space="preserve">Covalent and Ionic Bonding (PLIX)</w:t>
+                <w:t xml:space="preserve">Ionic Bonding (Flexbook)</w:t>
               </w:r>
             </w:hyperlink>
           </w:p>
@@ -10083,619 +10690,7 @@
               <w:spacing w:after="10" w:before="0"/>
               <w:ind w:left="120"/>
             </w:pPr>
-            <w:hyperlink w:history="1" r:id="rIdtygjlsebmhqt8sbvuajhh">
-              <w:r>
-                <w:rPr>
-                  <w:rFonts w:ascii="Arial" w:cs="Arial" w:eastAsia="Arial" w:hAnsi="Arial"/>
-                  <w:color w:val="595959"/>
-                  <w:sz w:val="14"/>
-                  <w:szCs w:val="14"/>
-                  <w:u w:val="single" w:color="595959"/>
-                </w:rPr>
-                <w:t xml:space="preserve">🔍 Search ARES for similar readings</w:t>
-              </w:r>
-            </w:hyperlink>
-          </w:p>
-        </w:tc>
-        <w:tc>
-          <w:tcPr>
-            <w:tcW w:type="dxa" w:w="3040"/>
-            <w:shd w:fill="FFFFFF" w:color="auto" w:val="clear"/>
-            <w:tcMar>
-              <w:top w:type="dxa" w:w="60"/>
-              <w:left w:type="dxa" w:w="120"/>
-              <w:bottom w:type="dxa" w:w="60"/>
-              <w:right w:type="dxa" w:w="120"/>
-            </w:tcMar>
-            <w:vAlign w:val="top"/>
-          </w:tcPr>
-          <w:p>
-            <w:pPr>
-              <w:spacing w:after="40" w:before="0"/>
-              <w:jc w:val="left"/>
-            </w:pPr>
-            <w:r>
-              <w:rPr>
-                <w:rFonts w:ascii="Arial" w:cs="Arial" w:eastAsia="Arial" w:hAnsi="Arial"/>
-                <w:b w:val="false"/>
-                <w:bCs w:val="false"/>
-                <w:i w:val="false"/>
-                <w:iCs w:val="false"/>
-                <w:color w:val="000000"/>
-                <w:sz w:val="18"/>
-                <w:szCs w:val="18"/>
-              </w:rPr>
-              <w:t xml:space="preserve">PART A — CER WRITING (8 min): Using their evidence table from Phase 2, learners individually write a Claim–Evidence–Reasoning (CER) statement answering: 'Why does solid NaCl NOT conduct electricity, but NaCl solution DOES?' Sentence starters are displayed: 'CLAIM: Solid NaCl does not conduct electricity because… / EVIDENCE: In our test, we observed that… / REASONING: This is because in the solid state, the Na⁺ and Cl⁻ ions are… whereas in solution, the ions…' PART B — LATTICE MODEL BUILDING (12 min): Groups of 4 build a 2-D ionic lattice using two-coloured materials (e.g., yellow maize grains = Na⁺; white maize grains = Cl⁻, OR two colours of clay balls, OR two-colour bottle caps with + and − written on them). Each group arranges a 4×4 alternating grid on their desk. Teacher then poses two questions to the model: (i) 'Can any of your Na⁺ or Cl⁻ particles move to carry charge? What would they have to overcome?' → groups physically try to slide one grain and observe that the whole structure resists. (ii) 'What happens if I push an entire row one position to the right?' → groups shift one row and observe that two yellow grains now sit next to each other (Na⁺ next to Na⁺) → repulsion → the model snaps/separates, explaining brittleness. Groups annotate their model with a sticky note: 'This shows why salt shatters instead of bending.'</w:t>
-            </w:r>
-          </w:p>
-        </w:tc>
-        <w:tc>
-          <w:tcPr>
-            <w:tcW w:type="dxa" w:w="3040"/>
-            <w:shd w:fill="F2F2F2" w:color="auto" w:val="clear"/>
-            <w:tcMar>
-              <w:top w:type="dxa" w:w="60"/>
-              <w:left w:type="dxa" w:w="120"/>
-              <w:bottom w:type="dxa" w:w="60"/>
-              <w:right w:type="dxa" w:w="120"/>
-            </w:tcMar>
-            <w:vAlign w:val="top"/>
-          </w:tcPr>
-          <w:p>
-            <w:pPr>
-              <w:spacing w:after="40" w:before="0"/>
-              <w:jc w:val="left"/>
-            </w:pPr>
-            <w:r>
-              <w:rPr>
-                <w:rFonts w:ascii="Arial" w:cs="Arial" w:eastAsia="Arial" w:hAnsi="Arial"/>
-                <w:b w:val="false"/>
-                <w:bCs w:val="false"/>
-                <w:i w:val="false"/>
-                <w:iCs w:val="false"/>
-                <w:color w:val="000000"/>
-                <w:sz w:val="18"/>
-                <w:szCs w:val="18"/>
-              </w:rPr>
-              <w:t xml:space="preserve">PART A — CER LAUNCH: Display the CER sentence starters. SAY EXACTLY: 'A claim without evidence is just an opinion. A scientist always links what they say to what they saw. You have 8 minutes to write your CER. Use your evidence table from Phase 2 and your dot-and-cross diagram. Go.' [CIRCULATE — read over shoulders. Target learners who write 'because the salt dissolves' as reasoning — prompt: 'But WHY does dissolving allow conduction? What do the ions do that they could not do in the solid?'] After 8 minutes: cold-call 2 learners to read their CER aloud. Class evaluates: 'Does that CER include particle-level language — ions, lattice, movement? Thumbs up if yes.' Refine one CER together on the board as a class model. PART B — MODEL BUILDING: Distribute materials (pre-bagged: 8 yellow grains + 8 white grains per group). SAY: 'You are building the inside of this salt lump' — hold up the coastal salt specimen — 'at the particle level. Arrange your grains in an alternating pattern — no two of the same colour can touch.' [CIRCULATE — ensure alternating pattern. After 4 minutes:] SAY: 'Now I want you to try to slide one single grain out of the lattice. What happens to the forces?' [WAIT 15 seconds for groups to try.] SAY: 'Now shift the ENTIRE second row one position to the right. What do you notice about the charges that end up next to each other?' [WAIT 15 seconds.] Cold-call one group: 'Wanjiku, what happened when you shifted the row — and what does that mean for the real salt crystal when we hit it with a hammer?' [WAIT 10 seconds.] Connect explicitly to phenomenon: SAY: 'This is why the salt in our demonstration does not bend like the aluminium wire — it shatters. Your model just explained a property we can see with our own eyes.'</w:t>
-            </w:r>
-          </w:p>
-        </w:tc>
-        <w:tc>
-          <w:tcPr>
-            <w:tcW w:type="dxa" w:w="3040"/>
-            <w:shd w:fill="FFFFFF" w:color="auto" w:val="clear"/>
-            <w:tcMar>
-              <w:top w:type="dxa" w:w="60"/>
-              <w:left w:type="dxa" w:w="120"/>
-              <w:bottom w:type="dxa" w:w="60"/>
-              <w:right w:type="dxa" w:w="120"/>
-            </w:tcMar>
-            <w:vAlign w:val="top"/>
-          </w:tcPr>
-          <w:p>
-            <w:pPr>
-              <w:spacing w:after="40" w:before="0"/>
-              <w:jc w:val="left"/>
-            </w:pPr>
-            <w:r>
-              <w:rPr>
-                <w:rFonts w:ascii="Arial" w:cs="Arial" w:eastAsia="Arial" w:hAnsi="Arial"/>
-                <w:b w:val="false"/>
-                <w:bCs w:val="false"/>
-                <w:i w:val="false"/>
-                <w:iCs w:val="false"/>
-                <w:color w:val="000000"/>
-                <w:sz w:val="18"/>
-                <w:szCs w:val="18"/>
-              </w:rPr>
-              <w:t xml:space="preserve">CLAIM–EVIDENCE–REASONING (CER) FRAMEWORK + PHYSICAL ANALOGICAL MODEL. CER is an NGSS SEP 6 (Constructing Explanations) strategy that makes the logical structure of scientific argument explicit and visible to learners. The physical lattice model is an analogical modelling strategy (NGSS SEP 2): by manipulating a concrete representation, learners develop an embodied understanding of why the lattice is both strong (high melting point) and brittle (layer-shift repulsion) — properties that are otherwise abstract. Crucially, the model is connected back to the phenomenon (the salt lump on the desk) at every step.</w:t>
-            </w:r>
-          </w:p>
-        </w:tc>
-        <w:tc>
-          <w:tcPr>
-            <w:tcW w:type="dxa" w:w="3040"/>
-            <w:shd w:fill="F2F2F2" w:color="auto" w:val="clear"/>
-            <w:tcMar>
-              <w:top w:type="dxa" w:w="60"/>
-              <w:left w:type="dxa" w:w="120"/>
-              <w:bottom w:type="dxa" w:w="60"/>
-              <w:right w:type="dxa" w:w="120"/>
-            </w:tcMar>
-            <w:vAlign w:val="top"/>
-          </w:tcPr>
-          <w:p>
-            <w:pPr>
-              <w:spacing w:after="40" w:before="0"/>
-              <w:jc w:val="left"/>
-            </w:pPr>
-            <w:r>
-              <w:rPr>
-                <w:rFonts w:ascii="Arial" w:cs="Arial" w:eastAsia="Arial" w:hAnsi="Arial"/>
-                <w:b w:val="false"/>
-                <w:bCs w:val="false"/>
-                <w:i w:val="false"/>
-                <w:iCs w:val="false"/>
-                <w:color w:val="000000"/>
-                <w:sz w:val="18"/>
-                <w:szCs w:val="18"/>
-              </w:rPr>
-              <w:t xml:space="preserve">OBSERVABLE INDICATORS: (1) CER statements contain particle-level language: 'ions', 'fixed positions', 'free to move'. Teacher collects 4 random CER notebooks at the end of Phase 3 to review during break. (2) Model shows correct alternating pattern — teacher photographs each group's model with a tablet/phone for the ARES platform upload. (3) Groups can verbally explain the row-shift brittleness mechanism when cold-called. RED FLAG: any group that cannot explain why like-charge neighbours cause repulsion needs a brief teacher revisit using the analogy: 'Two Maasai warriors facing each other — same side, they push each other away.'</w:t>
-            </w:r>
-          </w:p>
-        </w:tc>
-      </w:tr>
-      <w:tr>
-        <w:tc>
-          <w:tcPr>
-            <w:tcW w:type="dxa" w:w="1520"/>
-            <w:shd w:fill="FCE4D6" w:color="auto" w:val="clear"/>
-            <w:tcMar>
-              <w:top w:type="dxa" w:w="60"/>
-              <w:left w:type="dxa" w:w="120"/>
-              <w:bottom w:type="dxa" w:w="60"/>
-              <w:right w:type="dxa" w:w="120"/>
-            </w:tcMar>
-            <w:vAlign w:val="top"/>
-          </w:tcPr>
-          <w:p>
-            <w:pPr>
-              <w:spacing w:after="40" w:before="0"/>
-              <w:jc w:val="left"/>
-            </w:pPr>
-            <w:r>
-              <w:rPr>
-                <w:rFonts w:ascii="Arial" w:cs="Arial" w:eastAsia="Arial" w:hAnsi="Arial"/>
-                <w:b/>
-                <w:bCs/>
-                <w:i w:val="false"/>
-                <w:iCs w:val="false"/>
-                <w:color w:val="000000"/>
-                <w:sz w:val="18"/>
-                <w:szCs w:val="18"/>
-              </w:rPr>
-              <w:t xml:space="preserve">Driving Question Board (DQB) Creation</w:t>
-            </w:r>
-          </w:p>
-          <w:p>
-            <w:pPr>
-              <w:spacing w:after="20" w:before="0"/>
-            </w:pPr>
-            <w:r>
-              <w:rPr>
-                <w:rFonts w:ascii="Arial" w:cs="Arial" w:eastAsia="Arial" w:hAnsi="Arial"/>
-                <w:b/>
-                <w:bCs/>
-                <w:color w:val="1F3864"/>
-                <w:sz w:val="16"/>
-                <w:szCs w:val="16"/>
-              </w:rPr>
-              <w:t xml:space="preserve">📹 VIDEO:</w:t>
-            </w:r>
-          </w:p>
-          <w:p>
-            <w:pPr>
-              <w:spacing w:after="20" w:before="0"/>
-            </w:pPr>
-            <w:hyperlink w:history="1" r:id="rId7jicxbsx9baf6cz06e7q5">
-              <w:r>
-                <w:rPr>
-                  <w:rFonts w:ascii="Arial" w:cs="Arial" w:eastAsia="Arial" w:hAnsi="Arial"/>
-                  <w:color w:val="2E75B6"/>
-                  <w:sz w:val="16"/>
-                  <w:szCs w:val="16"/>
-                  <w:u w:val="single" w:color="2E75B6"/>
-                </w:rPr>
-                <w:t xml:space="preserve">Video: Molecule Polarity</w:t>
-              </w:r>
-            </w:hyperlink>
-          </w:p>
-          <w:p>
-            <w:pPr>
-              <w:spacing w:after="10" w:before="0"/>
-              <w:ind w:left="120"/>
-            </w:pPr>
-            <w:r>
-              <w:rPr>
-                <w:rFonts w:ascii="Arial" w:cs="Arial" w:eastAsia="Arial" w:hAnsi="Arial"/>
-                <w:color w:val="595959"/>
-                <w:sz w:val="14"/>
-                <w:szCs w:val="14"/>
-              </w:rPr>
-              <w:t xml:space="preserve">Source: PhET Interactive Simulations (English)</w:t>
-            </w:r>
-          </w:p>
-          <w:p>
-            <w:pPr>
-              <w:spacing w:after="10" w:before="0"/>
-              <w:ind w:left="120"/>
-            </w:pPr>
-            <w:hyperlink w:history="1" r:id="rIdsbr_pikgt9ulvhzy3gt3a">
-              <w:r>
-                <w:rPr>
-                  <w:rFonts w:ascii="Arial" w:cs="Arial" w:eastAsia="Arial" w:hAnsi="Arial"/>
-                  <w:color w:val="595959"/>
-                  <w:sz w:val="14"/>
-                  <w:szCs w:val="14"/>
-                  <w:u w:val="single" w:color="595959"/>
-                </w:rPr>
-                <w:t xml:space="preserve">🔍 Search ARES for similar videos</w:t>
-              </w:r>
-            </w:hyperlink>
-          </w:p>
-          <w:p>
-            <w:pPr>
-              <w:spacing w:after="40" w:before="0"/>
-            </w:pPr>
-            <w:r>
-              <w:rPr>
-                <w:sz w:val="14"/>
-                <w:szCs w:val="14"/>
-              </w:rPr>
-              <w:t xml:space="preserve"/>
-            </w:r>
-          </w:p>
-          <w:p>
-            <w:pPr>
-              <w:spacing w:after="20" w:before="0"/>
-            </w:pPr>
-            <w:r>
-              <w:rPr>
-                <w:rFonts w:ascii="Arial" w:cs="Arial" w:eastAsia="Arial" w:hAnsi="Arial"/>
-                <w:b/>
-                <w:bCs/>
-                <w:color w:val="1F3864"/>
-                <w:sz w:val="16"/>
-                <w:szCs w:val="16"/>
-              </w:rPr>
-              <w:t xml:space="preserve">📖 HTML:</w:t>
-            </w:r>
-          </w:p>
-          <w:p>
-            <w:pPr>
-              <w:spacing w:after="20" w:before="0"/>
-            </w:pPr>
-            <w:hyperlink w:history="1" r:id="rId99drjjjotjmms33o3ly8a">
-              <w:r>
-                <w:rPr>
-                  <w:rFonts w:ascii="Arial" w:cs="Arial" w:eastAsia="Arial" w:hAnsi="Arial"/>
-                  <w:color w:val="2E75B6"/>
-                  <w:sz w:val="16"/>
-                  <w:szCs w:val="16"/>
-                  <w:u w:val="single" w:color="2E75B6"/>
-                </w:rPr>
-                <w:t xml:space="preserve">Covalent and Ionic Bonding (PLIX)</w:t>
-              </w:r>
-            </w:hyperlink>
-          </w:p>
-          <w:p>
-            <w:pPr>
-              <w:spacing w:after="10" w:before="0"/>
-              <w:ind w:left="120"/>
-            </w:pPr>
-            <w:r>
-              <w:rPr>
-                <w:rFonts w:ascii="Arial" w:cs="Arial" w:eastAsia="Arial" w:hAnsi="Arial"/>
-                <w:color w:val="595959"/>
-                <w:sz w:val="14"/>
-                <w:szCs w:val="14"/>
-              </w:rPr>
-              <w:t xml:space="preserve">Source: CK-12</w:t>
-            </w:r>
-          </w:p>
-          <w:p>
-            <w:pPr>
-              <w:spacing w:after="10" w:before="0"/>
-              <w:ind w:left="120"/>
-            </w:pPr>
-            <w:hyperlink w:history="1" r:id="rId4bdmddxtourliffpn4qle">
-              <w:r>
-                <w:rPr>
-                  <w:rFonts w:ascii="Arial" w:cs="Arial" w:eastAsia="Arial" w:hAnsi="Arial"/>
-                  <w:color w:val="595959"/>
-                  <w:sz w:val="14"/>
-                  <w:szCs w:val="14"/>
-                  <w:u w:val="single" w:color="595959"/>
-                </w:rPr>
-                <w:t xml:space="preserve">🔍 Search ARES for similar readings</w:t>
-              </w:r>
-            </w:hyperlink>
-          </w:p>
-        </w:tc>
-        <w:tc>
-          <w:tcPr>
-            <w:tcW w:type="dxa" w:w="3040"/>
-            <w:shd w:fill="FFFFFF" w:color="auto" w:val="clear"/>
-            <w:tcMar>
-              <w:top w:type="dxa" w:w="60"/>
-              <w:left w:type="dxa" w:w="120"/>
-              <w:bottom w:type="dxa" w:w="60"/>
-              <w:right w:type="dxa" w:w="120"/>
-            </w:tcMar>
-            <w:vAlign w:val="top"/>
-          </w:tcPr>
-          <w:p>
-            <w:pPr>
-              <w:spacing w:after="40" w:before="0"/>
-              <w:jc w:val="left"/>
-            </w:pPr>
-            <w:r>
-              <w:rPr>
-                <w:rFonts w:ascii="Arial" w:cs="Arial" w:eastAsia="Arial" w:hAnsi="Arial"/>
-                <w:b w:val="false"/>
-                <w:bCs w:val="false"/>
-                <w:i w:val="false"/>
-                <w:iCs w:val="false"/>
-                <w:color w:val="000000"/>
-                <w:sz w:val="18"/>
-                <w:szCs w:val="18"/>
-              </w:rPr>
-              <w:t xml:space="preserve">Each learner writes ONE new sticky note (or ARES digital card) to add to the class DQB under the column 'What we NOW understand'. The sticky note must answer one of the three sub-questions the class placed on the DQB in Lesson 1: (a) 'Why does salt only conduct when dissolved?'; (b) 'Why is the melting point of salt so high?'; (c) 'Why does salt shatter?' Learners also review the existing DQB cards from Lessons 1 and 2 and draw a line (using string or a drawn arrow on the board) connecting their new card to any earlier evidence or question it answers or relates to. The class identifies ONE remaining mystery: 'If ions explain salt, what explains the graphite rod — it has no ions at all, yet it ALSO conducts. What is different inside graphite?' This question is written in RED on the DQB as the bridge to Lesson 4.</w:t>
-            </w:r>
-          </w:p>
-        </w:tc>
-        <w:tc>
-          <w:tcPr>
-            <w:tcW w:type="dxa" w:w="3040"/>
-            <w:shd w:fill="F2F2F2" w:color="auto" w:val="clear"/>
-            <w:tcMar>
-              <w:top w:type="dxa" w:w="60"/>
-              <w:left w:type="dxa" w:w="120"/>
-              <w:bottom w:type="dxa" w:w="60"/>
-              <w:right w:type="dxa" w:w="120"/>
-            </w:tcMar>
-            <w:vAlign w:val="top"/>
-          </w:tcPr>
-          <w:p>
-            <w:pPr>
-              <w:spacing w:after="40" w:before="0"/>
-              <w:jc w:val="left"/>
-            </w:pPr>
-            <w:r>
-              <w:rPr>
-                <w:rFonts w:ascii="Arial" w:cs="Arial" w:eastAsia="Arial" w:hAnsi="Arial"/>
-                <w:b w:val="false"/>
-                <w:bCs w:val="false"/>
-                <w:i w:val="false"/>
-                <w:iCs w:val="false"/>
-                <w:color w:val="000000"/>
-                <w:sz w:val="18"/>
-                <w:szCs w:val="18"/>
-              </w:rPr>
-              <w:t xml:space="preserve">Distribute sticky notes (or open ARES DQB tool). SAY EXACTLY: 'Look at the DQB. In Lesson 1, we asked three questions about salt. In Lesson 2, we learned about valence electrons and octets. Today, you have evidence and a model. Write ONE sticky note that answers one of those Lesson 1 salt questions — use particle language.' [GIVE 3 minutes for writing.] As learners post their notes, facilitate connections: 'Ochieng just posted a note about ions being locked in the lattice — does that connect to Fatuma's Lesson 2 note about electrons being transferred? Fatuma, come and draw a line between them.' After all notes are posted, SAY: 'We have explained the salt. Look at the graphite rod on the desk. Graphite has no Na, no Cl, no ions. It is pure carbon — all atoms the same. Yet it conducts. Our current model of ionic bonding CANNOT explain that.' Pause. 'What NEW question should we put on the DQB in red — the question we need to answer next?' Cold-call 2 learners. Write the agreed question in red marker: 'If there are no ions in graphite, how does it conduct electricity?' SAY: 'That is what Lesson 4 is for.'</w:t>
-            </w:r>
-          </w:p>
-        </w:tc>
-        <w:tc>
-          <w:tcPr>
-            <w:tcW w:type="dxa" w:w="3040"/>
-            <w:shd w:fill="FFFFFF" w:color="auto" w:val="clear"/>
-            <w:tcMar>
-              <w:top w:type="dxa" w:w="60"/>
-              <w:left w:type="dxa" w:w="120"/>
-              <w:bottom w:type="dxa" w:w="60"/>
-              <w:right w:type="dxa" w:w="120"/>
-            </w:tcMar>
-            <w:vAlign w:val="top"/>
-          </w:tcPr>
-          <w:p>
-            <w:pPr>
-              <w:spacing w:after="40" w:before="0"/>
-              <w:jc w:val="left"/>
-            </w:pPr>
-            <w:r>
-              <w:rPr>
-                <w:rFonts w:ascii="Arial" w:cs="Arial" w:eastAsia="Arial" w:hAnsi="Arial"/>
-                <w:b w:val="false"/>
-                <w:bCs w:val="false"/>
-                <w:i w:val="false"/>
-                <w:iCs w:val="false"/>
-                <w:color w:val="000000"/>
-                <w:sz w:val="18"/>
-                <w:szCs w:val="18"/>
-              </w:rPr>
-              <w:t xml:space="preserve">DRIVING QUESTION BOARD (DQB) PROGRESSIVE REVEAL. The DQB is a collaborative sense-making tool aligned with NGSS SEP 1 (Asking Questions). By physically connecting new cards to previous evidence, learners make the epistemic structure of the unit visible — they can SEE how their understanding is growing across lessons. The deliberate placement of an unanswered RED question maintains productive intellectual tension and motivates the next lesson, rather than presenting science as a closed body of facts.</w:t>
-            </w:r>
-          </w:p>
-        </w:tc>
-        <w:tc>
-          <w:tcPr>
-            <w:tcW w:type="dxa" w:w="3040"/>
-            <w:shd w:fill="F2F2F2" w:color="auto" w:val="clear"/>
-            <w:tcMar>
-              <w:top w:type="dxa" w:w="60"/>
-              <w:left w:type="dxa" w:w="120"/>
-              <w:bottom w:type="dxa" w:w="60"/>
-              <w:right w:type="dxa" w:w="120"/>
-            </w:tcMar>
-            <w:vAlign w:val="top"/>
-          </w:tcPr>
-          <w:p>
-            <w:pPr>
-              <w:spacing w:after="40" w:before="0"/>
-              <w:jc w:val="left"/>
-            </w:pPr>
-            <w:r>
-              <w:rPr>
-                <w:rFonts w:ascii="Arial" w:cs="Arial" w:eastAsia="Arial" w:hAnsi="Arial"/>
-                <w:b w:val="false"/>
-                <w:bCs w:val="false"/>
-                <w:i w:val="false"/>
-                <w:iCs w:val="false"/>
-                <w:color w:val="000000"/>
-                <w:sz w:val="18"/>
-                <w:szCs w:val="18"/>
-              </w:rPr>
-              <w:t xml:space="preserve">OBSERVABLE INDICATORS: Sticky notes contain at least one of the following particle-level terms: 'ions', 'lattice', 'electrostatic forces', 'fixed', 'free to move'. Teacher counts the proportion of cards that use particle language vs. macroscopic language only (e.g., 'because it dissolves'). Target: ≥75% of cards use particle language by end of Lesson 3. Cards using only macroscopic language are flagged for follow-up in Lesson 4 opener.</w:t>
-            </w:r>
-          </w:p>
-        </w:tc>
-      </w:tr>
-      <w:tr>
-        <w:tc>
-          <w:tcPr>
-            <w:tcW w:type="dxa" w:w="1520"/>
-            <w:shd w:fill="D5E8F0" w:color="auto" w:val="clear"/>
-            <w:tcMar>
-              <w:top w:type="dxa" w:w="60"/>
-              <w:left w:type="dxa" w:w="120"/>
-              <w:bottom w:type="dxa" w:w="60"/>
-              <w:right w:type="dxa" w:w="120"/>
-            </w:tcMar>
-            <w:vAlign w:val="top"/>
-          </w:tcPr>
-          <w:p>
-            <w:pPr>
-              <w:spacing w:after="40" w:before="0"/>
-              <w:jc w:val="left"/>
-            </w:pPr>
-            <w:r>
-              <w:rPr>
-                <w:rFonts w:ascii="Arial" w:cs="Arial" w:eastAsia="Arial" w:hAnsi="Arial"/>
-                <w:b/>
-                <w:bCs/>
-                <w:i w:val="false"/>
-                <w:iCs w:val="false"/>
-                <w:color w:val="000000"/>
-                <w:sz w:val="18"/>
-                <w:szCs w:val="18"/>
-              </w:rPr>
-              <w:t xml:space="preserve">Model Building Phase</w:t>
-            </w:r>
-          </w:p>
-          <w:p>
-            <w:pPr>
-              <w:spacing w:after="20" w:before="0"/>
-            </w:pPr>
-            <w:r>
-              <w:rPr>
-                <w:rFonts w:ascii="Arial" w:cs="Arial" w:eastAsia="Arial" w:hAnsi="Arial"/>
-                <w:b/>
-                <w:bCs/>
-                <w:color w:val="1F3864"/>
-                <w:sz w:val="16"/>
-                <w:szCs w:val="16"/>
-              </w:rPr>
-              <w:t xml:space="preserve">📹 VIDEO:</w:t>
-            </w:r>
-          </w:p>
-          <w:p>
-            <w:pPr>
-              <w:spacing w:after="20" w:before="0"/>
-            </w:pPr>
-            <w:hyperlink w:history="1" r:id="rIdf0z6sasiskywg_0u0561c">
-              <w:r>
-                <w:rPr>
-                  <w:rFonts w:ascii="Arial" w:cs="Arial" w:eastAsia="Arial" w:hAnsi="Arial"/>
-                  <w:color w:val="2E75B6"/>
-                  <w:sz w:val="16"/>
-                  <w:szCs w:val="16"/>
-                  <w:u w:val="single" w:color="2E75B6"/>
-                </w:rPr>
-                <w:t xml:space="preserve">Video: Molecule Polarity</w:t>
-              </w:r>
-            </w:hyperlink>
-          </w:p>
-          <w:p>
-            <w:pPr>
-              <w:spacing w:after="10" w:before="0"/>
-              <w:ind w:left="120"/>
-            </w:pPr>
-            <w:r>
-              <w:rPr>
-                <w:rFonts w:ascii="Arial" w:cs="Arial" w:eastAsia="Arial" w:hAnsi="Arial"/>
-                <w:color w:val="595959"/>
-                <w:sz w:val="14"/>
-                <w:szCs w:val="14"/>
-              </w:rPr>
-              <w:t xml:space="preserve">Source: PhET Interactive Simulations (English)</w:t>
-            </w:r>
-          </w:p>
-          <w:p>
-            <w:pPr>
-              <w:spacing w:after="10" w:before="0"/>
-              <w:ind w:left="120"/>
-            </w:pPr>
-            <w:hyperlink w:history="1" r:id="rIdg6a6kcfpwx_7x_etkwf9s">
-              <w:r>
-                <w:rPr>
-                  <w:rFonts w:ascii="Arial" w:cs="Arial" w:eastAsia="Arial" w:hAnsi="Arial"/>
-                  <w:color w:val="595959"/>
-                  <w:sz w:val="14"/>
-                  <w:szCs w:val="14"/>
-                  <w:u w:val="single" w:color="595959"/>
-                </w:rPr>
-                <w:t xml:space="preserve">🔍 Search ARES for similar videos</w:t>
-              </w:r>
-            </w:hyperlink>
-          </w:p>
-          <w:p>
-            <w:pPr>
-              <w:spacing w:after="40" w:before="0"/>
-            </w:pPr>
-            <w:r>
-              <w:rPr>
-                <w:sz w:val="14"/>
-                <w:szCs w:val="14"/>
-              </w:rPr>
-              <w:t xml:space="preserve"/>
-            </w:r>
-          </w:p>
-          <w:p>
-            <w:pPr>
-              <w:spacing w:after="20" w:before="0"/>
-            </w:pPr>
-            <w:r>
-              <w:rPr>
-                <w:rFonts w:ascii="Arial" w:cs="Arial" w:eastAsia="Arial" w:hAnsi="Arial"/>
-                <w:b/>
-                <w:bCs/>
-                <w:color w:val="1F3864"/>
-                <w:sz w:val="16"/>
-                <w:szCs w:val="16"/>
-              </w:rPr>
-              <w:t xml:space="preserve">📖 HTML:</w:t>
-            </w:r>
-          </w:p>
-          <w:p>
-            <w:pPr>
-              <w:spacing w:after="20" w:before="0"/>
-            </w:pPr>
-            <w:hyperlink w:history="1" r:id="rIdlxmhd8dhmt8znvo2sdbnj">
-              <w:r>
-                <w:rPr>
-                  <w:rFonts w:ascii="Arial" w:cs="Arial" w:eastAsia="Arial" w:hAnsi="Arial"/>
-                  <w:color w:val="2E75B6"/>
-                  <w:sz w:val="16"/>
-                  <w:szCs w:val="16"/>
-                  <w:u w:val="single" w:color="2E75B6"/>
-                </w:rPr>
-                <w:t xml:space="preserve">Covalent and Ionic Bonding (PLIX)</w:t>
-              </w:r>
-            </w:hyperlink>
-          </w:p>
-          <w:p>
-            <w:pPr>
-              <w:spacing w:after="10" w:before="0"/>
-              <w:ind w:left="120"/>
-            </w:pPr>
-            <w:r>
-              <w:rPr>
-                <w:rFonts w:ascii="Arial" w:cs="Arial" w:eastAsia="Arial" w:hAnsi="Arial"/>
-                <w:color w:val="595959"/>
-                <w:sz w:val="14"/>
-                <w:szCs w:val="14"/>
-              </w:rPr>
-              <w:t xml:space="preserve">Source: CK-12</w:t>
-            </w:r>
-          </w:p>
-          <w:p>
-            <w:pPr>
-              <w:spacing w:after="10" w:before="0"/>
-              <w:ind w:left="120"/>
-            </w:pPr>
-            <w:hyperlink w:history="1" r:id="rId2qtkxrekuylcmb96ajhgm">
+            <w:hyperlink w:history="1" r:id="rId3cpafzi1cnvs8kqohtzqu">
               <w:r>
                 <w:rPr>
                   <w:rFonts w:ascii="Arial" w:cs="Arial" w:eastAsia="Arial" w:hAnsi="Arial"/>
@@ -12182,7 +12177,7 @@
             <w:pPr>
               <w:spacing w:after="20" w:before="0"/>
             </w:pPr>
-            <w:hyperlink w:history="1" r:id="rIdrbbzcrefoi8wnd7fdyapo">
+            <w:hyperlink w:history="1" r:id="rIdwkmvqdqykof50lg6dko_-">
               <w:r>
                 <w:rPr>
                   <w:rFonts w:ascii="Arial" w:cs="Arial" w:eastAsia="Arial" w:hAnsi="Arial"/>
@@ -12191,7 +12186,7 @@
                   <w:szCs w:val="16"/>
                   <w:u w:val="single" w:color="2E75B6"/>
                 </w:rPr>
-                <w:t xml:space="preserve">Van der Waals Forces - Overview</w:t>
+                <w:t xml:space="preserve">Dot structures I: Single bonds</w:t>
               </w:r>
             </w:hyperlink>
           </w:p>
@@ -12207,7 +12202,7 @@
                 <w:sz w:val="14"/>
                 <w:szCs w:val="14"/>
               </w:rPr>
-              <w:t xml:space="preserve">Source: CK-12</w:t>
+              <w:t xml:space="preserve">Source: Khan Academy (English - US curriculum)</w:t>
             </w:r>
           </w:p>
           <w:p>
@@ -12215,7 +12210,7 @@
               <w:spacing w:after="10" w:before="0"/>
               <w:ind w:left="120"/>
             </w:pPr>
-            <w:hyperlink w:history="1" r:id="rIdzruqv8bxeulcitidds30y">
+            <w:hyperlink w:history="1" r:id="rIdt2xnxe7ytxjrlmk4lmhui">
               <w:r>
                 <w:rPr>
                   <w:rFonts w:ascii="Arial" w:cs="Arial" w:eastAsia="Arial" w:hAnsi="Arial"/>
@@ -12253,14 +12248,14 @@
                 <w:sz w:val="16"/>
                 <w:szCs w:val="16"/>
               </w:rPr>
-              <w:t xml:space="preserve">📖 HTML:</w:t>
+              <w:t xml:space="preserve">📖 EXERCISE:</w:t>
             </w:r>
           </w:p>
           <w:p>
             <w:pPr>
               <w:spacing w:after="20" w:before="0"/>
             </w:pPr>
-            <w:hyperlink w:history="1" r:id="rIdzhgm5kzrjhvydqugev7as">
+            <w:hyperlink w:history="1" r:id="rIdrcm5r6ew_gdfvfbd_zk7c">
               <w:r>
                 <w:rPr>
                   <w:rFonts w:ascii="Arial" w:cs="Arial" w:eastAsia="Arial" w:hAnsi="Arial"/>
@@ -12269,7 +12264,7 @@
                   <w:szCs w:val="16"/>
                   <w:u w:val="single" w:color="2E75B6"/>
                 </w:rPr>
-                <w:t xml:space="preserve">Chemical Bonding (Flexbook)</w:t>
+                <w:t xml:space="preserve">Valence electrons and ionic compounds</w:t>
               </w:r>
             </w:hyperlink>
           </w:p>
@@ -12285,7 +12280,7 @@
                 <w:sz w:val="14"/>
                 <w:szCs w:val="14"/>
               </w:rPr>
-              <w:t xml:space="preserve">Source: CK-12</w:t>
+              <w:t xml:space="preserve">Source: Khan Academy (English - US curriculum)</w:t>
             </w:r>
           </w:p>
           <w:p>
@@ -12293,7 +12288,7 @@
               <w:spacing w:after="10" w:before="0"/>
               <w:ind w:left="120"/>
             </w:pPr>
-            <w:hyperlink w:history="1" r:id="rIdouiuubbcvceb-fif_jeuu">
+            <w:hyperlink w:history="1" r:id="rIdsh6p-kf9w8ylh_drijlqc">
               <w:r>
                 <w:rPr>
                   <w:rFonts w:ascii="Arial" w:cs="Arial" w:eastAsia="Arial" w:hAnsi="Arial"/>
@@ -12488,7 +12483,7 @@
             <w:pPr>
               <w:spacing w:after="20" w:before="0"/>
             </w:pPr>
-            <w:hyperlink w:history="1" r:id="rId141w3qc637ixapkz1fub0">
+            <w:hyperlink w:history="1" r:id="rIdfqkkepu5yycfp1dsu8r8m">
               <w:r>
                 <w:rPr>
                   <w:rFonts w:ascii="Arial" w:cs="Arial" w:eastAsia="Arial" w:hAnsi="Arial"/>
@@ -12497,7 +12492,7 @@
                   <w:szCs w:val="16"/>
                   <w:u w:val="single" w:color="2E75B6"/>
                 </w:rPr>
-                <w:t xml:space="preserve">Van der Waals Forces - Overview</w:t>
+                <w:t xml:space="preserve">Dot structures II: Multiple bonds</w:t>
               </w:r>
             </w:hyperlink>
           </w:p>
@@ -12513,7 +12508,7 @@
                 <w:sz w:val="14"/>
                 <w:szCs w:val="14"/>
               </w:rPr>
-              <w:t xml:space="preserve">Source: CK-12</w:t>
+              <w:t xml:space="preserve">Source: Khan Academy (English - US curriculum)</w:t>
             </w:r>
           </w:p>
           <w:p>
@@ -12521,7 +12516,7 @@
               <w:spacing w:after="10" w:before="0"/>
               <w:ind w:left="120"/>
             </w:pPr>
-            <w:hyperlink w:history="1" r:id="rIdny3vge93yefddo2dyg5yw">
+            <w:hyperlink w:history="1" r:id="rIdspbptytk1eicqxwurjgl8">
               <w:r>
                 <w:rPr>
                   <w:rFonts w:ascii="Arial" w:cs="Arial" w:eastAsia="Arial" w:hAnsi="Arial"/>
@@ -12566,7 +12561,7 @@
             <w:pPr>
               <w:spacing w:after="20" w:before="0"/>
             </w:pPr>
-            <w:hyperlink w:history="1" r:id="rId-s-clqvxpntst9pazcb4c">
+            <w:hyperlink w:history="1" r:id="rIdwy2xgrgfap3kqnsdzwujh">
               <w:r>
                 <w:rPr>
                   <w:rFonts w:ascii="Arial" w:cs="Arial" w:eastAsia="Arial" w:hAnsi="Arial"/>
@@ -12575,7 +12570,7 @@
                   <w:szCs w:val="16"/>
                   <w:u w:val="single" w:color="2E75B6"/>
                 </w:rPr>
-                <w:t xml:space="preserve">Chemical Bonding (Flexbook)</w:t>
+                <w:t xml:space="preserve">Valence Electrons (Flexbook)</w:t>
               </w:r>
             </w:hyperlink>
           </w:p>
@@ -12599,7 +12594,7 @@
               <w:spacing w:after="10" w:before="0"/>
               <w:ind w:left="120"/>
             </w:pPr>
-            <w:hyperlink w:history="1" r:id="rIdjqbqunim1oby2xthtm6iv">
+            <w:hyperlink w:history="1" r:id="rIdjoxjstc8ti8ntnnosfsal">
               <w:r>
                 <w:rPr>
                   <w:rFonts w:ascii="Arial" w:cs="Arial" w:eastAsia="Arial" w:hAnsi="Arial"/>
@@ -12794,7 +12789,7 @@
             <w:pPr>
               <w:spacing w:after="20" w:before="0"/>
             </w:pPr>
-            <w:hyperlink w:history="1" r:id="rId_8nrgzmi5qhvx7xl3kmn1">
+            <w:hyperlink w:history="1" r:id="rIdsl1gwkw90isiy3vnxfjji">
               <w:r>
                 <w:rPr>
                   <w:rFonts w:ascii="Arial" w:cs="Arial" w:eastAsia="Arial" w:hAnsi="Arial"/>
@@ -12803,7 +12798,7 @@
                   <w:szCs w:val="16"/>
                   <w:u w:val="single" w:color="2E75B6"/>
                 </w:rPr>
-                <w:t xml:space="preserve">Van der Waals Forces - Overview</w:t>
+                <w:t xml:space="preserve">Ionic bonds</w:t>
               </w:r>
             </w:hyperlink>
           </w:p>
@@ -12819,7 +12814,7 @@
                 <w:sz w:val="14"/>
                 <w:szCs w:val="14"/>
               </w:rPr>
-              <w:t xml:space="preserve">Source: CK-12</w:t>
+              <w:t xml:space="preserve">Source: Khan Academy (English - US curriculum)</w:t>
             </w:r>
           </w:p>
           <w:p>
@@ -12827,7 +12822,7 @@
               <w:spacing w:after="10" w:before="0"/>
               <w:ind w:left="120"/>
             </w:pPr>
-            <w:hyperlink w:history="1" r:id="rId5yns59c1j3qkgcityz1s6">
+            <w:hyperlink w:history="1" r:id="rIdtqp_d7ack2mekiaar-i7q">
               <w:r>
                 <w:rPr>
                   <w:rFonts w:ascii="Arial" w:cs="Arial" w:eastAsia="Arial" w:hAnsi="Arial"/>
@@ -12865,14 +12860,14 @@
                 <w:sz w:val="16"/>
                 <w:szCs w:val="16"/>
               </w:rPr>
-              <w:t xml:space="preserve">📖 HTML:</w:t>
+              <w:t xml:space="preserve">📖 EXERCISE:</w:t>
             </w:r>
           </w:p>
           <w:p>
             <w:pPr>
               <w:spacing w:after="20" w:before="0"/>
             </w:pPr>
-            <w:hyperlink w:history="1" r:id="rIdswmajh7aryx47dnxdwvwy">
+            <w:hyperlink w:history="1" r:id="rIdudympx2s4up82wes1e5qs">
               <w:r>
                 <w:rPr>
                   <w:rFonts w:ascii="Arial" w:cs="Arial" w:eastAsia="Arial" w:hAnsi="Arial"/>
@@ -12881,7 +12876,7 @@
                   <w:szCs w:val="16"/>
                   <w:u w:val="single" w:color="2E75B6"/>
                 </w:rPr>
-                <w:t xml:space="preserve">Chemical Bonding (Flexbook)</w:t>
+                <w:t xml:space="preserve">Valence Electrons Practice</w:t>
               </w:r>
             </w:hyperlink>
           </w:p>
@@ -12905,7 +12900,7 @@
               <w:spacing w:after="10" w:before="0"/>
               <w:ind w:left="120"/>
             </w:pPr>
-            <w:hyperlink w:history="1" r:id="rIdk87od5j-cb9vcu1orkn0k">
+            <w:hyperlink w:history="1" r:id="rIdhsshgsov7pfkc-t5ljck-">
               <w:r>
                 <w:rPr>
                   <w:rFonts w:ascii="Arial" w:cs="Arial" w:eastAsia="Arial" w:hAnsi="Arial"/>
@@ -13100,7 +13095,7 @@
             <w:pPr>
               <w:spacing w:after="20" w:before="0"/>
             </w:pPr>
-            <w:hyperlink w:history="1" r:id="rIdwib58s4fps2yojrlw3wpw">
+            <w:hyperlink w:history="1" r:id="rIdi8efo680edrsens9xcyoz">
               <w:r>
                 <w:rPr>
                   <w:rFonts w:ascii="Arial" w:cs="Arial" w:eastAsia="Arial" w:hAnsi="Arial"/>
@@ -13109,7 +13104,7 @@
                   <w:szCs w:val="16"/>
                   <w:u w:val="single" w:color="2E75B6"/>
                 </w:rPr>
-                <w:t xml:space="preserve">Van der Waals Forces - Overview</w:t>
+                <w:t xml:space="preserve">Predicting bond type (metals vs. nonmetals)</w:t>
               </w:r>
             </w:hyperlink>
           </w:p>
@@ -13125,7 +13120,7 @@
                 <w:sz w:val="14"/>
                 <w:szCs w:val="14"/>
               </w:rPr>
-              <w:t xml:space="preserve">Source: CK-12</w:t>
+              <w:t xml:space="preserve">Source: Khan Academy (English - US curriculum)</w:t>
             </w:r>
           </w:p>
           <w:p>
@@ -13133,7 +13128,7 @@
               <w:spacing w:after="10" w:before="0"/>
               <w:ind w:left="120"/>
             </w:pPr>
-            <w:hyperlink w:history="1" r:id="rIdlfytgoxq0dzkigtyxprmz">
+            <w:hyperlink w:history="1" r:id="rIdzffvbibhs1-mumzstuyaw">
               <w:r>
                 <w:rPr>
                   <w:rFonts w:ascii="Arial" w:cs="Arial" w:eastAsia="Arial" w:hAnsi="Arial"/>
@@ -13171,14 +13166,14 @@
                 <w:sz w:val="16"/>
                 <w:szCs w:val="16"/>
               </w:rPr>
-              <w:t xml:space="preserve">📖 HTML:</w:t>
+              <w:t xml:space="preserve">📖 EXERCISE:</w:t>
             </w:r>
           </w:p>
           <w:p>
             <w:pPr>
               <w:spacing w:after="20" w:before="0"/>
             </w:pPr>
-            <w:hyperlink w:history="1" r:id="rIdbixft8bq28srsm3umryle">
+            <w:hyperlink w:history="1" r:id="rIdwskfkrt8qr-s35yjjx5uq">
               <w:r>
                 <w:rPr>
                   <w:rFonts w:ascii="Arial" w:cs="Arial" w:eastAsia="Arial" w:hAnsi="Arial"/>
@@ -13187,7 +13182,7 @@
                   <w:szCs w:val="16"/>
                   <w:u w:val="single" w:color="2E75B6"/>
                 </w:rPr>
-                <w:t xml:space="preserve">Chemical Bonding (Flexbook)</w:t>
+                <w:t xml:space="preserve">Counting valence electrons</w:t>
               </w:r>
             </w:hyperlink>
           </w:p>
@@ -13203,7 +13198,7 @@
                 <w:sz w:val="14"/>
                 <w:szCs w:val="14"/>
               </w:rPr>
-              <w:t xml:space="preserve">Source: CK-12</w:t>
+              <w:t xml:space="preserve">Source: Khan Academy (English - US curriculum)</w:t>
             </w:r>
           </w:p>
           <w:p>
@@ -13211,7 +13206,7 @@
               <w:spacing w:after="10" w:before="0"/>
               <w:ind w:left="120"/>
             </w:pPr>
-            <w:hyperlink w:history="1" r:id="rIdmy__fdblhbixdqbdm3eai">
+            <w:hyperlink w:history="1" r:id="rIdc9hbc27afmxtbyrc45aqe">
               <w:r>
                 <w:rPr>
                   <w:rFonts w:ascii="Arial" w:cs="Arial" w:eastAsia="Arial" w:hAnsi="Arial"/>
@@ -13406,7 +13401,7 @@
             <w:pPr>
               <w:spacing w:after="20" w:before="0"/>
             </w:pPr>
-            <w:hyperlink w:history="1" r:id="rIduthx97kz9mbvkvl9j6gdp">
+            <w:hyperlink w:history="1" r:id="rId_i7xn71chprbmcf94e_jk">
               <w:r>
                 <w:rPr>
                   <w:rFonts w:ascii="Arial" w:cs="Arial" w:eastAsia="Arial" w:hAnsi="Arial"/>
@@ -13415,7 +13410,7 @@
                   <w:szCs w:val="16"/>
                   <w:u w:val="single" w:color="2E75B6"/>
                 </w:rPr>
-                <w:t xml:space="preserve">Van der Waals Forces - Overview</w:t>
+                <w:t xml:space="preserve">Covalent bonds</w:t>
               </w:r>
             </w:hyperlink>
           </w:p>
@@ -13431,7 +13426,7 @@
                 <w:sz w:val="14"/>
                 <w:szCs w:val="14"/>
               </w:rPr>
-              <w:t xml:space="preserve">Source: CK-12</w:t>
+              <w:t xml:space="preserve">Source: Khan Academy (English - US curriculum)</w:t>
             </w:r>
           </w:p>
           <w:p>
@@ -13439,7 +13434,7 @@
               <w:spacing w:after="10" w:before="0"/>
               <w:ind w:left="120"/>
             </w:pPr>
-            <w:hyperlink w:history="1" r:id="rIddqrowxiruw-lbmdhh4d0k">
+            <w:hyperlink w:history="1" r:id="rId0vix8qnlkakwcpuwgsyzc">
               <w:r>
                 <w:rPr>
                   <w:rFonts w:ascii="Arial" w:cs="Arial" w:eastAsia="Arial" w:hAnsi="Arial"/>
@@ -13484,7 +13479,7 @@
             <w:pPr>
               <w:spacing w:after="20" w:before="0"/>
             </w:pPr>
-            <w:hyperlink w:history="1" r:id="rIdcny-ecwafdoaiyzetqgjt">
+            <w:hyperlink w:history="1" r:id="rId3axsyzt7ycmdvga8bfpjy">
               <w:r>
                 <w:rPr>
                   <w:rFonts w:ascii="Arial" w:cs="Arial" w:eastAsia="Arial" w:hAnsi="Arial"/>
@@ -13493,7 +13488,7 @@
                   <w:szCs w:val="16"/>
                   <w:u w:val="single" w:color="2E75B6"/>
                 </w:rPr>
-                <w:t xml:space="preserve">Chemical Bonding (Flexbook)</w:t>
+                <w:t xml:space="preserve">Coordinate Covalent Bond (Flexbook)</w:t>
               </w:r>
             </w:hyperlink>
           </w:p>
@@ -13517,7 +13512,7 @@
               <w:spacing w:after="10" w:before="0"/>
               <w:ind w:left="120"/>
             </w:pPr>
-            <w:hyperlink w:history="1" r:id="rIdlxuribo5tryazzmwcwsbq">
+            <w:hyperlink w:history="1" r:id="rIdr-eha07l_rd5sdnauwviv">
               <w:r>
                 <w:rPr>
                   <w:rFonts w:ascii="Arial" w:cs="Arial" w:eastAsia="Arial" w:hAnsi="Arial"/>
@@ -15118,7 +15113,7 @@
             <w:pPr>
               <w:spacing w:after="20" w:before="0"/>
             </w:pPr>
-            <w:hyperlink w:history="1" r:id="rIdtkgq4vry104n0dl19c8g6">
+            <w:hyperlink w:history="1" r:id="rId2kaj09pttd8rfeictzunu">
               <w:r>
                 <w:rPr>
                   <w:rFonts w:ascii="Arial" w:cs="Arial" w:eastAsia="Arial" w:hAnsi="Arial"/>
@@ -15127,7 +15122,7 @@
                   <w:szCs w:val="16"/>
                   <w:u w:val="single" w:color="2E75B6"/>
                 </w:rPr>
-                <w:t xml:space="preserve">Precipitation reactions</w:t>
+                <w:t xml:space="preserve">Physical and chemical changes</w:t>
               </w:r>
             </w:hyperlink>
           </w:p>
@@ -15151,7 +15146,7 @@
               <w:spacing w:after="10" w:before="0"/>
               <w:ind w:left="120"/>
             </w:pPr>
-            <w:hyperlink w:history="1" r:id="rIdqyo3b8pxbadpscro9aq_y">
+            <w:hyperlink w:history="1" r:id="rIdcbyxuoj85r9wxugaycqit">
               <w:r>
                 <w:rPr>
                   <w:rFonts w:ascii="Arial" w:cs="Arial" w:eastAsia="Arial" w:hAnsi="Arial"/>
@@ -15189,14 +15184,241 @@
                 <w:sz w:val="16"/>
                 <w:szCs w:val="16"/>
               </w:rPr>
-              <w:t xml:space="preserve">📖 HTML:</w:t>
+              <w:t xml:space="preserve">📖 READING:</w:t>
             </w:r>
           </w:p>
           <w:p>
             <w:pPr>
               <w:spacing w:after="20" w:before="0"/>
             </w:pPr>
-            <w:hyperlink w:history="1" r:id="rId4865vxp8lzzwghzmloahy">
+            <w:r>
+              <w:rPr>
+                <w:rFonts w:ascii="Arial" w:cs="Arial" w:eastAsia="Arial" w:hAnsi="Arial"/>
+                <w:i/>
+                <w:iCs/>
+                <w:color w:val="595959"/>
+                <w:sz w:val="16"/>
+                <w:szCs w:val="16"/>
+              </w:rPr>
+              <w:t xml:space="preserve">No closely matching reading in the ARES library for this activity.</w:t>
+            </w:r>
+          </w:p>
+          <w:p>
+            <w:pPr>
+              <w:spacing w:after="10" w:before="0"/>
+              <w:ind w:left="120"/>
+            </w:pPr>
+            <w:hyperlink w:history="1" r:id="rIddoke5ft19anpzxvkskagz">
+              <w:r>
+                <w:rPr>
+                  <w:rFonts w:ascii="Arial" w:cs="Arial" w:eastAsia="Arial" w:hAnsi="Arial"/>
+                  <w:color w:val="595959"/>
+                  <w:sz w:val="14"/>
+                  <w:szCs w:val="14"/>
+                  <w:u w:val="single" w:color="595959"/>
+                </w:rPr>
+                <w:t xml:space="preserve">🔍 Search ARES for readings</w:t>
+              </w:r>
+            </w:hyperlink>
+          </w:p>
+          <w:p>
+            <w:pPr>
+              <w:spacing w:after="10" w:before="0"/>
+              <w:ind w:left="120"/>
+            </w:pPr>
+            <w:r>
+              <w:rPr>
+                <w:rFonts w:ascii="Arial" w:cs="Arial" w:eastAsia="Arial" w:hAnsi="Arial"/>
+                <w:color w:val="595959"/>
+                <w:sz w:val="14"/>
+                <w:szCs w:val="14"/>
+              </w:rPr>
+              <w:t xml:space="preserve">Search terms: chemical bonding electrical conductivity</w:t>
+            </w:r>
+          </w:p>
+        </w:tc>
+        <w:tc>
+          <w:tcPr>
+            <w:tcW w:type="dxa" w:w="3040"/>
+            <w:shd w:fill="FFFFFF" w:color="auto" w:val="clear"/>
+            <w:tcMar>
+              <w:top w:type="dxa" w:w="60"/>
+              <w:left w:type="dxa" w:w="120"/>
+              <w:bottom w:type="dxa" w:w="60"/>
+              <w:right w:type="dxa" w:w="120"/>
+            </w:tcMar>
+            <w:vAlign w:val="top"/>
+          </w:tcPr>
+          <w:p>
+            <w:pPr>
+              <w:spacing w:after="40" w:before="0"/>
+              <w:jc w:val="left"/>
+            </w:pPr>
+            <w:r>
+              <w:rPr>
+                <w:rFonts w:ascii="Arial" w:cs="Arial" w:eastAsia="Arial" w:hAnsi="Arial"/>
+                <w:b w:val="false"/>
+                <w:bCs w:val="false"/>
+                <w:i w:val="false"/>
+                <w:iCs w:val="false"/>
+                <w:color w:val="000000"/>
+                <w:sz w:val="18"/>
+                <w:szCs w:val="18"/>
+              </w:rPr>
+              <w:t xml:space="preserve">Before touching any equipment, learners open their notebooks to a fresh page and draw a prediction table with rows for NaCl, candle wax, graphite and aluminium, and columns for solubility, conductivity (solid) and mechanical behaviour. Working individually for 2 minutes, learners write their predictions using the bond-type knowledge from Lessons 2 to 4 — for example a learner might write: NaCl — does not conduct as solid because ions are locked in place, candle wax — does not conduct because it has no ions or free electrons, graphite — should conduct because delocalised electrons exist between layers, aluminium — conducts because of the delocalised electron sea. Learners then compare predictions with their group partner for 1 minute before the practical begins, noting any disagreements on a sticky note.</w:t>
+            </w:r>
+          </w:p>
+        </w:tc>
+        <w:tc>
+          <w:tcPr>
+            <w:tcW w:type="dxa" w:w="3040"/>
+            <w:shd w:fill="F2F2F2" w:color="auto" w:val="clear"/>
+            <w:tcMar>
+              <w:top w:type="dxa" w:w="60"/>
+              <w:left w:type="dxa" w:w="120"/>
+              <w:bottom w:type="dxa" w:w="60"/>
+              <w:right w:type="dxa" w:w="120"/>
+            </w:tcMar>
+            <w:vAlign w:val="top"/>
+          </w:tcPr>
+          <w:p>
+            <w:pPr>
+              <w:spacing w:after="40" w:before="0"/>
+              <w:jc w:val="left"/>
+            </w:pPr>
+            <w:r>
+              <w:rPr>
+                <w:rFonts w:ascii="Arial" w:cs="Arial" w:eastAsia="Arial" w:hAnsi="Arial"/>
+                <w:b w:val="false"/>
+                <w:bCs w:val="false"/>
+                <w:i w:val="false"/>
+                <w:iCs w:val="false"/>
+                <w:color w:val="000000"/>
+                <w:sz w:val="18"/>
+                <w:szCs w:val="18"/>
+              </w:rPr>
+              <w:t xml:space="preserve">Teacher circulates during the 2-minute individual writing time and reads predictions over shoulders without commenting, noting which misconceptions are live — for example learners who predict that graphite will NOT conduct because it is a non-metal. Teacher says: 'Do not change your predictions yet — you will need them to evaluate your results later. Write what you actually believe right now, based on what we learned in Lessons 2 to 4.' Teacher then poses the pre-lab prompt aloud: 'Think about the structure of each substance at the particle level. What is moving — or NOT moving — inside each solid that would allow or prevent electricity to flow?' WAIT TIME: 30 seconds of silence before accepting any verbal response. Cold-call one learner to share their graphite prediction, specifically asking: 'What did we learn about graphite structure in Lesson 4 that is relevant here?'</w:t>
+            </w:r>
+          </w:p>
+        </w:tc>
+        <w:tc>
+          <w:tcPr>
+            <w:tcW w:type="dxa" w:w="3040"/>
+            <w:shd w:fill="FFFFFF" w:color="auto" w:val="clear"/>
+            <w:tcMar>
+              <w:top w:type="dxa" w:w="60"/>
+              <w:left w:type="dxa" w:w="120"/>
+              <w:bottom w:type="dxa" w:w="60"/>
+              <w:right w:type="dxa" w:w="120"/>
+            </w:tcMar>
+            <w:vAlign w:val="top"/>
+          </w:tcPr>
+          <w:p>
+            <w:pPr>
+              <w:spacing w:after="40" w:before="0"/>
+              <w:jc w:val="left"/>
+            </w:pPr>
+            <w:r>
+              <w:rPr>
+                <w:rFonts w:ascii="Arial" w:cs="Arial" w:eastAsia="Arial" w:hAnsi="Arial"/>
+                <w:b w:val="false"/>
+                <w:bCs w:val="false"/>
+                <w:i w:val="false"/>
+                <w:iCs w:val="false"/>
+                <w:color w:val="000000"/>
+                <w:sz w:val="18"/>
+                <w:szCs w:val="18"/>
+              </w:rPr>
+              <w:t xml:space="preserve">Prediction table activates prior knowledge from Lessons 2 to 4 and creates cognitive dissonance when graphite (a non-metal) is predicted by some learners to be non-conducting, setting up a productive surprise during the Observe phase.</w:t>
+            </w:r>
+          </w:p>
+        </w:tc>
+        <w:tc>
+          <w:tcPr>
+            <w:tcW w:type="dxa" w:w="3040"/>
+            <w:shd w:fill="F2F2F2" w:color="auto" w:val="clear"/>
+            <w:tcMar>
+              <w:top w:type="dxa" w:w="60"/>
+              <w:left w:type="dxa" w:w="120"/>
+              <w:bottom w:type="dxa" w:w="60"/>
+              <w:right w:type="dxa" w:w="120"/>
+            </w:tcMar>
+            <w:vAlign w:val="top"/>
+          </w:tcPr>
+          <w:p>
+            <w:pPr>
+              <w:spacing w:after="40" w:before="0"/>
+              <w:jc w:val="left"/>
+            </w:pPr>
+            <w:r>
+              <w:rPr>
+                <w:rFonts w:ascii="Arial" w:cs="Arial" w:eastAsia="Arial" w:hAnsi="Arial"/>
+                <w:b w:val="false"/>
+                <w:bCs w:val="false"/>
+                <w:i w:val="false"/>
+                <w:iCs w:val="false"/>
+                <w:color w:val="000000"/>
+                <w:sz w:val="18"/>
+                <w:szCs w:val="18"/>
+              </w:rPr>
+              <w:t xml:space="preserve">Teacher scans prediction tables during circulation — if more than half the class predicts graphite is non-conducting, teacher makes a mental note to pause on that data point during whole-class sharing. No correction is given at this stage; predictions are intentionally preserved as evidence to revisit.</w:t>
+            </w:r>
+          </w:p>
+        </w:tc>
+      </w:tr>
+      <w:tr>
+        <w:tc>
+          <w:tcPr>
+            <w:tcW w:type="dxa" w:w="1520"/>
+            <w:shd w:fill="D9EEF1" w:color="auto" w:val="clear"/>
+            <w:tcMar>
+              <w:top w:type="dxa" w:w="60"/>
+              <w:left w:type="dxa" w:w="120"/>
+              <w:bottom w:type="dxa" w:w="60"/>
+              <w:right w:type="dxa" w:w="120"/>
+            </w:tcMar>
+            <w:vAlign w:val="top"/>
+          </w:tcPr>
+          <w:p>
+            <w:pPr>
+              <w:spacing w:after="40" w:before="0"/>
+              <w:jc w:val="left"/>
+            </w:pPr>
+            <w:r>
+              <w:rPr>
+                <w:rFonts w:ascii="Arial" w:cs="Arial" w:eastAsia="Arial" w:hAnsi="Arial"/>
+                <w:b/>
+                <w:bCs/>
+                <w:i w:val="false"/>
+                <w:iCs w:val="false"/>
+                <w:color w:val="000000"/>
+                <w:sz w:val="18"/>
+                <w:szCs w:val="18"/>
+              </w:rPr>
+              <w:t xml:space="preserve">Observe Phase</w:t>
+            </w:r>
+          </w:p>
+          <w:p>
+            <w:pPr>
+              <w:spacing w:after="20" w:before="0"/>
+            </w:pPr>
+            <w:r>
+              <w:rPr>
+                <w:rFonts w:ascii="Arial" w:cs="Arial" w:eastAsia="Arial" w:hAnsi="Arial"/>
+                <w:b/>
+                <w:bCs/>
+                <w:color w:val="1F3864"/>
+                <w:sz w:val="16"/>
+                <w:szCs w:val="16"/>
+              </w:rPr>
+              <w:t xml:space="preserve">📹 VIDEO:</w:t>
+            </w:r>
+          </w:p>
+          <w:p>
+            <w:pPr>
+              <w:spacing w:after="20" w:before="0"/>
+            </w:pPr>
+            <w:hyperlink w:history="1" r:id="rIdsa_4cezve_caafnrfzaat">
               <w:r>
                 <w:rPr>
                   <w:rFonts w:ascii="Arial" w:cs="Arial" w:eastAsia="Arial" w:hAnsi="Arial"/>
@@ -15205,7 +15427,7 @@
                   <w:szCs w:val="16"/>
                   <w:u w:val="single" w:color="2E75B6"/>
                 </w:rPr>
-                <w:t xml:space="preserve">Electric Power and Electrical Energy Use (Flexbook)</w:t>
+                <w:t xml:space="preserve">Physical and chemical changes</w:t>
               </w:r>
             </w:hyperlink>
           </w:p>
@@ -15221,7 +15443,7 @@
                 <w:sz w:val="14"/>
                 <w:szCs w:val="14"/>
               </w:rPr>
-              <w:t xml:space="preserve">Source: CK-12</w:t>
+              <w:t xml:space="preserve">Source: Khan Academy (English - US curriculum)</w:t>
             </w:r>
           </w:p>
           <w:p>
@@ -15229,235 +15451,7 @@
               <w:spacing w:after="10" w:before="0"/>
               <w:ind w:left="120"/>
             </w:pPr>
-            <w:hyperlink w:history="1" r:id="rIdysql676xjurcqylspbzde">
-              <w:r>
-                <w:rPr>
-                  <w:rFonts w:ascii="Arial" w:cs="Arial" w:eastAsia="Arial" w:hAnsi="Arial"/>
-                  <w:color w:val="595959"/>
-                  <w:sz w:val="14"/>
-                  <w:szCs w:val="14"/>
-                  <w:u w:val="single" w:color="595959"/>
-                </w:rPr>
-                <w:t xml:space="preserve">🔍 Search ARES for similar readings</w:t>
-              </w:r>
-            </w:hyperlink>
-          </w:p>
-        </w:tc>
-        <w:tc>
-          <w:tcPr>
-            <w:tcW w:type="dxa" w:w="3040"/>
-            <w:shd w:fill="FFFFFF" w:color="auto" w:val="clear"/>
-            <w:tcMar>
-              <w:top w:type="dxa" w:w="60"/>
-              <w:left w:type="dxa" w:w="120"/>
-              <w:bottom w:type="dxa" w:w="60"/>
-              <w:right w:type="dxa" w:w="120"/>
-            </w:tcMar>
-            <w:vAlign w:val="top"/>
-          </w:tcPr>
-          <w:p>
-            <w:pPr>
-              <w:spacing w:after="40" w:before="0"/>
-              <w:jc w:val="left"/>
-            </w:pPr>
-            <w:r>
-              <w:rPr>
-                <w:rFonts w:ascii="Arial" w:cs="Arial" w:eastAsia="Arial" w:hAnsi="Arial"/>
-                <w:b w:val="false"/>
-                <w:bCs w:val="false"/>
-                <w:i w:val="false"/>
-                <w:iCs w:val="false"/>
-                <w:color w:val="000000"/>
-                <w:sz w:val="18"/>
-                <w:szCs w:val="18"/>
-              </w:rPr>
-              <w:t xml:space="preserve">Before touching any equipment, learners open their notebooks to a fresh page and draw a prediction table with rows for NaCl, candle wax, graphite and aluminium, and columns for solubility, conductivity (solid) and mechanical behaviour. Working individually for 2 minutes, learners write their predictions using the bond-type knowledge from Lessons 2 to 4 — for example a learner might write: NaCl — does not conduct as solid because ions are locked in place, candle wax — does not conduct because it has no ions or free electrons, graphite — should conduct because delocalised electrons exist between layers, aluminium — conducts because of the delocalised electron sea. Learners then compare predictions with their group partner for 1 minute before the practical begins, noting any disagreements on a sticky note.</w:t>
-            </w:r>
-          </w:p>
-        </w:tc>
-        <w:tc>
-          <w:tcPr>
-            <w:tcW w:type="dxa" w:w="3040"/>
-            <w:shd w:fill="F2F2F2" w:color="auto" w:val="clear"/>
-            <w:tcMar>
-              <w:top w:type="dxa" w:w="60"/>
-              <w:left w:type="dxa" w:w="120"/>
-              <w:bottom w:type="dxa" w:w="60"/>
-              <w:right w:type="dxa" w:w="120"/>
-            </w:tcMar>
-            <w:vAlign w:val="top"/>
-          </w:tcPr>
-          <w:p>
-            <w:pPr>
-              <w:spacing w:after="40" w:before="0"/>
-              <w:jc w:val="left"/>
-            </w:pPr>
-            <w:r>
-              <w:rPr>
-                <w:rFonts w:ascii="Arial" w:cs="Arial" w:eastAsia="Arial" w:hAnsi="Arial"/>
-                <w:b w:val="false"/>
-                <w:bCs w:val="false"/>
-                <w:i w:val="false"/>
-                <w:iCs w:val="false"/>
-                <w:color w:val="000000"/>
-                <w:sz w:val="18"/>
-                <w:szCs w:val="18"/>
-              </w:rPr>
-              <w:t xml:space="preserve">Teacher circulates during the 2-minute individual writing time and reads predictions over shoulders without commenting, noting which misconceptions are live — for example learners who predict that graphite will NOT conduct because it is a non-metal. Teacher says: 'Do not change your predictions yet — you will need them to evaluate your results later. Write what you actually believe right now, based on what we learned in Lessons 2 to 4.' Teacher then poses the pre-lab prompt aloud: 'Think about the structure of each substance at the particle level. What is moving — or NOT moving — inside each solid that would allow or prevent electricity to flow?' WAIT TIME: 30 seconds of silence before accepting any verbal response. Cold-call one learner to share their graphite prediction, specifically asking: 'What did we learn about graphite structure in Lesson 4 that is relevant here?'</w:t>
-            </w:r>
-          </w:p>
-        </w:tc>
-        <w:tc>
-          <w:tcPr>
-            <w:tcW w:type="dxa" w:w="3040"/>
-            <w:shd w:fill="FFFFFF" w:color="auto" w:val="clear"/>
-            <w:tcMar>
-              <w:top w:type="dxa" w:w="60"/>
-              <w:left w:type="dxa" w:w="120"/>
-              <w:bottom w:type="dxa" w:w="60"/>
-              <w:right w:type="dxa" w:w="120"/>
-            </w:tcMar>
-            <w:vAlign w:val="top"/>
-          </w:tcPr>
-          <w:p>
-            <w:pPr>
-              <w:spacing w:after="40" w:before="0"/>
-              <w:jc w:val="left"/>
-            </w:pPr>
-            <w:r>
-              <w:rPr>
-                <w:rFonts w:ascii="Arial" w:cs="Arial" w:eastAsia="Arial" w:hAnsi="Arial"/>
-                <w:b w:val="false"/>
-                <w:bCs w:val="false"/>
-                <w:i w:val="false"/>
-                <w:iCs w:val="false"/>
-                <w:color w:val="000000"/>
-                <w:sz w:val="18"/>
-                <w:szCs w:val="18"/>
-              </w:rPr>
-              <w:t xml:space="preserve">Prediction table activates prior knowledge from Lessons 2 to 4 and creates cognitive dissonance when graphite (a non-metal) is predicted by some learners to be non-conducting, setting up a productive surprise during the Observe phase.</w:t>
-            </w:r>
-          </w:p>
-        </w:tc>
-        <w:tc>
-          <w:tcPr>
-            <w:tcW w:type="dxa" w:w="3040"/>
-            <w:shd w:fill="F2F2F2" w:color="auto" w:val="clear"/>
-            <w:tcMar>
-              <w:top w:type="dxa" w:w="60"/>
-              <w:left w:type="dxa" w:w="120"/>
-              <w:bottom w:type="dxa" w:w="60"/>
-              <w:right w:type="dxa" w:w="120"/>
-            </w:tcMar>
-            <w:vAlign w:val="top"/>
-          </w:tcPr>
-          <w:p>
-            <w:pPr>
-              <w:spacing w:after="40" w:before="0"/>
-              <w:jc w:val="left"/>
-            </w:pPr>
-            <w:r>
-              <w:rPr>
-                <w:rFonts w:ascii="Arial" w:cs="Arial" w:eastAsia="Arial" w:hAnsi="Arial"/>
-                <w:b w:val="false"/>
-                <w:bCs w:val="false"/>
-                <w:i w:val="false"/>
-                <w:iCs w:val="false"/>
-                <w:color w:val="000000"/>
-                <w:sz w:val="18"/>
-                <w:szCs w:val="18"/>
-              </w:rPr>
-              <w:t xml:space="preserve">Teacher scans prediction tables during circulation — if more than half the class predicts graphite is non-conducting, teacher makes a mental note to pause on that data point during whole-class sharing. No correction is given at this stage; predictions are intentionally preserved as evidence to revisit.</w:t>
-            </w:r>
-          </w:p>
-        </w:tc>
-      </w:tr>
-      <w:tr>
-        <w:tc>
-          <w:tcPr>
-            <w:tcW w:type="dxa" w:w="1520"/>
-            <w:shd w:fill="D9EEF1" w:color="auto" w:val="clear"/>
-            <w:tcMar>
-              <w:top w:type="dxa" w:w="60"/>
-              <w:left w:type="dxa" w:w="120"/>
-              <w:bottom w:type="dxa" w:w="60"/>
-              <w:right w:type="dxa" w:w="120"/>
-            </w:tcMar>
-            <w:vAlign w:val="top"/>
-          </w:tcPr>
-          <w:p>
-            <w:pPr>
-              <w:spacing w:after="40" w:before="0"/>
-              <w:jc w:val="left"/>
-            </w:pPr>
-            <w:r>
-              <w:rPr>
-                <w:rFonts w:ascii="Arial" w:cs="Arial" w:eastAsia="Arial" w:hAnsi="Arial"/>
-                <w:b/>
-                <w:bCs/>
-                <w:i w:val="false"/>
-                <w:iCs w:val="false"/>
-                <w:color w:val="000000"/>
-                <w:sz w:val="18"/>
-                <w:szCs w:val="18"/>
-              </w:rPr>
-              <w:t xml:space="preserve">Observe Phase</w:t>
-            </w:r>
-          </w:p>
-          <w:p>
-            <w:pPr>
-              <w:spacing w:after="20" w:before="0"/>
-            </w:pPr>
-            <w:r>
-              <w:rPr>
-                <w:rFonts w:ascii="Arial" w:cs="Arial" w:eastAsia="Arial" w:hAnsi="Arial"/>
-                <w:b/>
-                <w:bCs/>
-                <w:color w:val="1F3864"/>
-                <w:sz w:val="16"/>
-                <w:szCs w:val="16"/>
-              </w:rPr>
-              <w:t xml:space="preserve">📹 VIDEO:</w:t>
-            </w:r>
-          </w:p>
-          <w:p>
-            <w:pPr>
-              <w:spacing w:after="20" w:before="0"/>
-            </w:pPr>
-            <w:hyperlink w:history="1" r:id="rIdw7fxwwk-vyb802kswqc9o">
-              <w:r>
-                <w:rPr>
-                  <w:rFonts w:ascii="Arial" w:cs="Arial" w:eastAsia="Arial" w:hAnsi="Arial"/>
-                  <w:color w:val="2E75B6"/>
-                  <w:sz w:val="16"/>
-                  <w:szCs w:val="16"/>
-                  <w:u w:val="single" w:color="2E75B6"/>
-                </w:rPr>
-                <w:t xml:space="preserve">Precipitation reactions</w:t>
-              </w:r>
-            </w:hyperlink>
-          </w:p>
-          <w:p>
-            <w:pPr>
-              <w:spacing w:after="10" w:before="0"/>
-              <w:ind w:left="120"/>
-            </w:pPr>
-            <w:r>
-              <w:rPr>
-                <w:rFonts w:ascii="Arial" w:cs="Arial" w:eastAsia="Arial" w:hAnsi="Arial"/>
-                <w:color w:val="595959"/>
-                <w:sz w:val="14"/>
-                <w:szCs w:val="14"/>
-              </w:rPr>
-              <w:t xml:space="preserve">Source: Khan Academy (English - US curriculum)</w:t>
-            </w:r>
-          </w:p>
-          <w:p>
-            <w:pPr>
-              <w:spacing w:after="10" w:before="0"/>
-              <w:ind w:left="120"/>
-            </w:pPr>
-            <w:hyperlink w:history="1" r:id="rIdvqzbhwr77yoba0rheou9e">
+            <w:hyperlink w:history="1" r:id="rId2npnntdeupr4zbz4vau3i">
               <w:r>
                 <w:rPr>
                   <w:rFonts w:ascii="Arial" w:cs="Arial" w:eastAsia="Arial" w:hAnsi="Arial"/>
@@ -15495,14 +15489,241 @@
                 <w:sz w:val="16"/>
                 <w:szCs w:val="16"/>
               </w:rPr>
-              <w:t xml:space="preserve">📖 HTML:</w:t>
+              <w:t xml:space="preserve">📖 READING:</w:t>
             </w:r>
           </w:p>
           <w:p>
             <w:pPr>
               <w:spacing w:after="20" w:before="0"/>
             </w:pPr>
-            <w:hyperlink w:history="1" r:id="rIdxgkqcmiz_jgkvwoh6tz58">
+            <w:r>
+              <w:rPr>
+                <w:rFonts w:ascii="Arial" w:cs="Arial" w:eastAsia="Arial" w:hAnsi="Arial"/>
+                <w:i/>
+                <w:iCs/>
+                <w:color w:val="595959"/>
+                <w:sz w:val="16"/>
+                <w:szCs w:val="16"/>
+              </w:rPr>
+              <w:t xml:space="preserve">No closely matching reading in the ARES library for this activity.</w:t>
+            </w:r>
+          </w:p>
+          <w:p>
+            <w:pPr>
+              <w:spacing w:after="10" w:before="0"/>
+              <w:ind w:left="120"/>
+            </w:pPr>
+            <w:hyperlink w:history="1" r:id="rIdprtazvey5lijcm3kjun-n">
+              <w:r>
+                <w:rPr>
+                  <w:rFonts w:ascii="Arial" w:cs="Arial" w:eastAsia="Arial" w:hAnsi="Arial"/>
+                  <w:color w:val="595959"/>
+                  <w:sz w:val="14"/>
+                  <w:szCs w:val="14"/>
+                  <w:u w:val="single" w:color="595959"/>
+                </w:rPr>
+                <w:t xml:space="preserve">🔍 Search ARES for readings</w:t>
+              </w:r>
+            </w:hyperlink>
+          </w:p>
+          <w:p>
+            <w:pPr>
+              <w:spacing w:after="10" w:before="0"/>
+              <w:ind w:left="120"/>
+            </w:pPr>
+            <w:r>
+              <w:rPr>
+                <w:rFonts w:ascii="Arial" w:cs="Arial" w:eastAsia="Arial" w:hAnsi="Arial"/>
+                <w:color w:val="595959"/>
+                <w:sz w:val="14"/>
+                <w:szCs w:val="14"/>
+              </w:rPr>
+              <w:t xml:space="preserve">Search terms: chemical bonding electrical conductivity</w:t>
+            </w:r>
+          </w:p>
+        </w:tc>
+        <w:tc>
+          <w:tcPr>
+            <w:tcW w:type="dxa" w:w="3040"/>
+            <w:shd w:fill="FFFFFF" w:color="auto" w:val="clear"/>
+            <w:tcMar>
+              <w:top w:type="dxa" w:w="60"/>
+              <w:left w:type="dxa" w:w="120"/>
+              <w:bottom w:type="dxa" w:w="60"/>
+              <w:right w:type="dxa" w:w="120"/>
+            </w:tcMar>
+            <w:vAlign w:val="top"/>
+          </w:tcPr>
+          <w:p>
+            <w:pPr>
+              <w:spacing w:after="40" w:before="0"/>
+              <w:jc w:val="left"/>
+            </w:pPr>
+            <w:r>
+              <w:rPr>
+                <w:rFonts w:ascii="Arial" w:cs="Arial" w:eastAsia="Arial" w:hAnsi="Arial"/>
+                <w:b w:val="false"/>
+                <w:bCs w:val="false"/>
+                <w:i w:val="false"/>
+                <w:iCs w:val="false"/>
+                <w:color w:val="000000"/>
+                <w:sz w:val="18"/>
+                <w:szCs w:val="18"/>
+              </w:rPr>
+              <w:t xml:space="preserve">Groups carry out the three tests in sequence over 20 minutes. Test 1 — Solubility: Each group adds a small spatula tip (approximately 0.5 g) of each substance to separate labelled plastic cups containing 5 mL of water, stirs for 30 seconds with a glass rod and records whether the substance dissolves (clear solution), partially dissolves or remains unchanged. For candle wax learners observe that shavings float and do not dissolve. For NaCl learners observe a clear solution forming. For graphite and aluminium learners observe that particles remain. Test 2 — Electrical conductivity: Learners connect each sample in turn between the two crocodile clips of the conductivity tester (battery plus LED circuit). They press the clips firmly onto opposite faces of each sample, observe whether the LED glows (conducts) or remains dark (does not conduct), and record the result. The graphite result — LED glows — is expected to surprise learners who predicted non-conduction. The NaCl dry crystal result — LED does not glow — is expected to surprise learners who associate salt with conductivity from Lesson 1. Test 3 — Mechanical behaviour: Learners attempt to (a) bend the aluminium foil strip, (b) press a finger firmly onto the NaCl crystal edge, (c) snap the graphite rod segment gently, and (d) scratch the candle wax surface with a fingernail. They record descriptors: malleable and flexible (aluminium), hard and slightly brittle at edges (NaCl), brittle and snaps (graphite), soft and easily scratched (candle wax). Results are recorded in the structured group worksheet using the class data table format.</w:t>
+            </w:r>
+          </w:p>
+        </w:tc>
+        <w:tc>
+          <w:tcPr>
+            <w:tcW w:type="dxa" w:w="3040"/>
+            <w:shd w:fill="F2F2F2" w:color="auto" w:val="clear"/>
+            <w:tcMar>
+              <w:top w:type="dxa" w:w="60"/>
+              <w:left w:type="dxa" w:w="120"/>
+              <w:bottom w:type="dxa" w:w="60"/>
+              <w:right w:type="dxa" w:w="120"/>
+            </w:tcMar>
+            <w:vAlign w:val="top"/>
+          </w:tcPr>
+          <w:p>
+            <w:pPr>
+              <w:spacing w:after="40" w:before="0"/>
+              <w:jc w:val="left"/>
+            </w:pPr>
+            <w:r>
+              <w:rPr>
+                <w:rFonts w:ascii="Arial" w:cs="Arial" w:eastAsia="Arial" w:hAnsi="Arial"/>
+                <w:b w:val="false"/>
+                <w:bCs w:val="false"/>
+                <w:i w:val="false"/>
+                <w:iCs w:val="false"/>
+                <w:color w:val="000000"/>
+                <w:sz w:val="18"/>
+                <w:szCs w:val="18"/>
+              </w:rPr>
+              <w:t xml:space="preserve">Teacher circulates continuously, group by group, asking probing questions rather than giving answers. Suggested moves: At the conductivity station — 'Your LED just lit up for graphite. Does that surprise you? Write down why or why not before moving on.' At the NaCl station — 'The dry salt does not light the bulb, but we saw in Lesson 1 that salt solution does light a bulb. What is different between solid salt and dissolved salt at the particle level?' WAIT TIME: 20 seconds after each probe before accepting a group response. At the candle wax station — 'What type of structure does candle wax have? What forces hold the molecules together? How would those forces explain what you are seeing?' Teacher does NOT resolve contradictions during the practical — contradictions are preserved for the whole-class sharing discussion. If a group finishes early, teacher directs them to re-examine their prediction table and annotate any predictions that their data has already challenged, using a different coloured pen.</w:t>
+            </w:r>
+          </w:p>
+        </w:tc>
+        <w:tc>
+          <w:tcPr>
+            <w:tcW w:type="dxa" w:w="3040"/>
+            <w:shd w:fill="FFFFFF" w:color="auto" w:val="clear"/>
+            <w:tcMar>
+              <w:top w:type="dxa" w:w="60"/>
+              <w:left w:type="dxa" w:w="120"/>
+              <w:bottom w:type="dxa" w:w="60"/>
+              <w:right w:type="dxa" w:w="120"/>
+            </w:tcMar>
+            <w:vAlign w:val="top"/>
+          </w:tcPr>
+          <w:p>
+            <w:pPr>
+              <w:spacing w:after="40" w:before="0"/>
+              <w:jc w:val="left"/>
+            </w:pPr>
+            <w:r>
+              <w:rPr>
+                <w:rFonts w:ascii="Arial" w:cs="Arial" w:eastAsia="Arial" w:hAnsi="Arial"/>
+                <w:b w:val="false"/>
+                <w:bCs w:val="false"/>
+                <w:i w:val="false"/>
+                <w:iCs w:val="false"/>
+                <w:color w:val="000000"/>
+                <w:sz w:val="18"/>
+                <w:szCs w:val="18"/>
+              </w:rPr>
+              <w:t xml:space="preserve">The practical is structured so that at least two results are likely to contradict common prior-knowledge misconceptions: graphite conducting (surprises learners who believe only metals conduct) and dry NaCl not conducting (surprises learners who associate salt with electricity from the Lesson 1 phenomenon). These surprises are intentional cognitive anchors for the Explain phase.</w:t>
+            </w:r>
+          </w:p>
+        </w:tc>
+        <w:tc>
+          <w:tcPr>
+            <w:tcW w:type="dxa" w:w="3040"/>
+            <w:shd w:fill="F2F2F2" w:color="auto" w:val="clear"/>
+            <w:tcMar>
+              <w:top w:type="dxa" w:w="60"/>
+              <w:left w:type="dxa" w:w="120"/>
+              <w:bottom w:type="dxa" w:w="60"/>
+              <w:right w:type="dxa" w:w="120"/>
+            </w:tcMar>
+            <w:vAlign w:val="top"/>
+          </w:tcPr>
+          <w:p>
+            <w:pPr>
+              <w:spacing w:after="40" w:before="0"/>
+              <w:jc w:val="left"/>
+            </w:pPr>
+            <w:r>
+              <w:rPr>
+                <w:rFonts w:ascii="Arial" w:cs="Arial" w:eastAsia="Arial" w:hAnsi="Arial"/>
+                <w:b w:val="false"/>
+                <w:bCs w:val="false"/>
+                <w:i w:val="false"/>
+                <w:iCs w:val="false"/>
+                <w:color w:val="000000"/>
+                <w:sz w:val="18"/>
+                <w:szCs w:val="18"/>
+              </w:rPr>
+              <w:t xml:space="preserve">Teacher notes which groups are struggling to make the LED light with graphite (poor contact — coach them to press clips firmly on opposite ends of the rod, not the same face). Teacher listens for correct use of vocabulary: delocalised electrons, ions, intermolecular forces. Any group that explains the graphite result correctly using delocalised electrons is flagged to share during the cold-call segment.</w:t>
+            </w:r>
+          </w:p>
+        </w:tc>
+      </w:tr>
+      <w:tr>
+        <w:tc>
+          <w:tcPr>
+            <w:tcW w:type="dxa" w:w="1520"/>
+            <w:shd w:fill="E2EFDA" w:color="auto" w:val="clear"/>
+            <w:tcMar>
+              <w:top w:type="dxa" w:w="60"/>
+              <w:left w:type="dxa" w:w="120"/>
+              <w:bottom w:type="dxa" w:w="60"/>
+              <w:right w:type="dxa" w:w="120"/>
+            </w:tcMar>
+            <w:vAlign w:val="top"/>
+          </w:tcPr>
+          <w:p>
+            <w:pPr>
+              <w:spacing w:after="40" w:before="0"/>
+              <w:jc w:val="left"/>
+            </w:pPr>
+            <w:r>
+              <w:rPr>
+                <w:rFonts w:ascii="Arial" w:cs="Arial" w:eastAsia="Arial" w:hAnsi="Arial"/>
+                <w:b/>
+                <w:bCs/>
+                <w:i w:val="false"/>
+                <w:iCs w:val="false"/>
+                <w:color w:val="000000"/>
+                <w:sz w:val="18"/>
+                <w:szCs w:val="18"/>
+              </w:rPr>
+              <w:t xml:space="preserve">Explain Phase</w:t>
+            </w:r>
+          </w:p>
+          <w:p>
+            <w:pPr>
+              <w:spacing w:after="20" w:before="0"/>
+            </w:pPr>
+            <w:r>
+              <w:rPr>
+                <w:rFonts w:ascii="Arial" w:cs="Arial" w:eastAsia="Arial" w:hAnsi="Arial"/>
+                <w:b/>
+                <w:bCs/>
+                <w:color w:val="1F3864"/>
+                <w:sz w:val="16"/>
+                <w:szCs w:val="16"/>
+              </w:rPr>
+              <w:t xml:space="preserve">📹 VIDEO:</w:t>
+            </w:r>
+          </w:p>
+          <w:p>
+            <w:pPr>
+              <w:spacing w:after="20" w:before="0"/>
+            </w:pPr>
+            <w:hyperlink w:history="1" r:id="rIdx4ktjcgmqke08e1pprvcb">
               <w:r>
                 <w:rPr>
                   <w:rFonts w:ascii="Arial" w:cs="Arial" w:eastAsia="Arial" w:hAnsi="Arial"/>
@@ -15511,7 +15732,7 @@
                   <w:szCs w:val="16"/>
                   <w:u w:val="single" w:color="2E75B6"/>
                 </w:rPr>
-                <w:t xml:space="preserve">Electric Power and Electrical Energy Use (Flexbook)</w:t>
+                <w:t xml:space="preserve">Physical and chemical changes</w:t>
               </w:r>
             </w:hyperlink>
           </w:p>
@@ -15527,7 +15748,7 @@
                 <w:sz w:val="14"/>
                 <w:szCs w:val="14"/>
               </w:rPr>
-              <w:t xml:space="preserve">Source: CK-12</w:t>
+              <w:t xml:space="preserve">Source: Khan Academy (English - US curriculum)</w:t>
             </w:r>
           </w:p>
           <w:p>
@@ -15535,235 +15756,7 @@
               <w:spacing w:after="10" w:before="0"/>
               <w:ind w:left="120"/>
             </w:pPr>
-            <w:hyperlink w:history="1" r:id="rIdadofydcrbb8n2pga970nl">
-              <w:r>
-                <w:rPr>
-                  <w:rFonts w:ascii="Arial" w:cs="Arial" w:eastAsia="Arial" w:hAnsi="Arial"/>
-                  <w:color w:val="595959"/>
-                  <w:sz w:val="14"/>
-                  <w:szCs w:val="14"/>
-                  <w:u w:val="single" w:color="595959"/>
-                </w:rPr>
-                <w:t xml:space="preserve">🔍 Search ARES for similar readings</w:t>
-              </w:r>
-            </w:hyperlink>
-          </w:p>
-        </w:tc>
-        <w:tc>
-          <w:tcPr>
-            <w:tcW w:type="dxa" w:w="3040"/>
-            <w:shd w:fill="FFFFFF" w:color="auto" w:val="clear"/>
-            <w:tcMar>
-              <w:top w:type="dxa" w:w="60"/>
-              <w:left w:type="dxa" w:w="120"/>
-              <w:bottom w:type="dxa" w:w="60"/>
-              <w:right w:type="dxa" w:w="120"/>
-            </w:tcMar>
-            <w:vAlign w:val="top"/>
-          </w:tcPr>
-          <w:p>
-            <w:pPr>
-              <w:spacing w:after="40" w:before="0"/>
-              <w:jc w:val="left"/>
-            </w:pPr>
-            <w:r>
-              <w:rPr>
-                <w:rFonts w:ascii="Arial" w:cs="Arial" w:eastAsia="Arial" w:hAnsi="Arial"/>
-                <w:b w:val="false"/>
-                <w:bCs w:val="false"/>
-                <w:i w:val="false"/>
-                <w:iCs w:val="false"/>
-                <w:color w:val="000000"/>
-                <w:sz w:val="18"/>
-                <w:szCs w:val="18"/>
-              </w:rPr>
-              <w:t xml:space="preserve">Groups carry out the three tests in sequence over 20 minutes. Test 1 — Solubility: Each group adds a small spatula tip (approximately 0.5 g) of each substance to separate labelled plastic cups containing 5 mL of water, stirs for 30 seconds with a glass rod and records whether the substance dissolves (clear solution), partially dissolves or remains unchanged. For candle wax learners observe that shavings float and do not dissolve. For NaCl learners observe a clear solution forming. For graphite and aluminium learners observe that particles remain. Test 2 — Electrical conductivity: Learners connect each sample in turn between the two crocodile clips of the conductivity tester (battery plus LED circuit). They press the clips firmly onto opposite faces of each sample, observe whether the LED glows (conducts) or remains dark (does not conduct), and record the result. The graphite result — LED glows — is expected to surprise learners who predicted non-conduction. The NaCl dry crystal result — LED does not glow — is expected to surprise learners who associate salt with conductivity from Lesson 1. Test 3 — Mechanical behaviour: Learners attempt to (a) bend the aluminium foil strip, (b) press a finger firmly onto the NaCl crystal edge, (c) snap the graphite rod segment gently, and (d) scratch the candle wax surface with a fingernail. They record descriptors: malleable and flexible (aluminium), hard and slightly brittle at edges (NaCl), brittle and snaps (graphite), soft and easily scratched (candle wax). Results are recorded in the structured group worksheet using the class data table format.</w:t>
-            </w:r>
-          </w:p>
-        </w:tc>
-        <w:tc>
-          <w:tcPr>
-            <w:tcW w:type="dxa" w:w="3040"/>
-            <w:shd w:fill="F2F2F2" w:color="auto" w:val="clear"/>
-            <w:tcMar>
-              <w:top w:type="dxa" w:w="60"/>
-              <w:left w:type="dxa" w:w="120"/>
-              <w:bottom w:type="dxa" w:w="60"/>
-              <w:right w:type="dxa" w:w="120"/>
-            </w:tcMar>
-            <w:vAlign w:val="top"/>
-          </w:tcPr>
-          <w:p>
-            <w:pPr>
-              <w:spacing w:after="40" w:before="0"/>
-              <w:jc w:val="left"/>
-            </w:pPr>
-            <w:r>
-              <w:rPr>
-                <w:rFonts w:ascii="Arial" w:cs="Arial" w:eastAsia="Arial" w:hAnsi="Arial"/>
-                <w:b w:val="false"/>
-                <w:bCs w:val="false"/>
-                <w:i w:val="false"/>
-                <w:iCs w:val="false"/>
-                <w:color w:val="000000"/>
-                <w:sz w:val="18"/>
-                <w:szCs w:val="18"/>
-              </w:rPr>
-              <w:t xml:space="preserve">Teacher circulates continuously, group by group, asking probing questions rather than giving answers. Suggested moves: At the conductivity station — 'Your LED just lit up for graphite. Does that surprise you? Write down why or why not before moving on.' At the NaCl station — 'The dry salt does not light the bulb, but we saw in Lesson 1 that salt solution does light a bulb. What is different between solid salt and dissolved salt at the particle level?' WAIT TIME: 20 seconds after each probe before accepting a group response. At the candle wax station — 'What type of structure does candle wax have? What forces hold the molecules together? How would those forces explain what you are seeing?' Teacher does NOT resolve contradictions during the practical — contradictions are preserved for the whole-class sharing discussion. If a group finishes early, teacher directs them to re-examine their prediction table and annotate any predictions that their data has already challenged, using a different coloured pen.</w:t>
-            </w:r>
-          </w:p>
-        </w:tc>
-        <w:tc>
-          <w:tcPr>
-            <w:tcW w:type="dxa" w:w="3040"/>
-            <w:shd w:fill="FFFFFF" w:color="auto" w:val="clear"/>
-            <w:tcMar>
-              <w:top w:type="dxa" w:w="60"/>
-              <w:left w:type="dxa" w:w="120"/>
-              <w:bottom w:type="dxa" w:w="60"/>
-              <w:right w:type="dxa" w:w="120"/>
-            </w:tcMar>
-            <w:vAlign w:val="top"/>
-          </w:tcPr>
-          <w:p>
-            <w:pPr>
-              <w:spacing w:after="40" w:before="0"/>
-              <w:jc w:val="left"/>
-            </w:pPr>
-            <w:r>
-              <w:rPr>
-                <w:rFonts w:ascii="Arial" w:cs="Arial" w:eastAsia="Arial" w:hAnsi="Arial"/>
-                <w:b w:val="false"/>
-                <w:bCs w:val="false"/>
-                <w:i w:val="false"/>
-                <w:iCs w:val="false"/>
-                <w:color w:val="000000"/>
-                <w:sz w:val="18"/>
-                <w:szCs w:val="18"/>
-              </w:rPr>
-              <w:t xml:space="preserve">The practical is structured so that at least two results are likely to contradict common prior-knowledge misconceptions: graphite conducting (surprises learners who believe only metals conduct) and dry NaCl not conducting (surprises learners who associate salt with electricity from the Lesson 1 phenomenon). These surprises are intentional cognitive anchors for the Explain phase.</w:t>
-            </w:r>
-          </w:p>
-        </w:tc>
-        <w:tc>
-          <w:tcPr>
-            <w:tcW w:type="dxa" w:w="3040"/>
-            <w:shd w:fill="F2F2F2" w:color="auto" w:val="clear"/>
-            <w:tcMar>
-              <w:top w:type="dxa" w:w="60"/>
-              <w:left w:type="dxa" w:w="120"/>
-              <w:bottom w:type="dxa" w:w="60"/>
-              <w:right w:type="dxa" w:w="120"/>
-            </w:tcMar>
-            <w:vAlign w:val="top"/>
-          </w:tcPr>
-          <w:p>
-            <w:pPr>
-              <w:spacing w:after="40" w:before="0"/>
-              <w:jc w:val="left"/>
-            </w:pPr>
-            <w:r>
-              <w:rPr>
-                <w:rFonts w:ascii="Arial" w:cs="Arial" w:eastAsia="Arial" w:hAnsi="Arial"/>
-                <w:b w:val="false"/>
-                <w:bCs w:val="false"/>
-                <w:i w:val="false"/>
-                <w:iCs w:val="false"/>
-                <w:color w:val="000000"/>
-                <w:sz w:val="18"/>
-                <w:szCs w:val="18"/>
-              </w:rPr>
-              <w:t xml:space="preserve">Teacher notes which groups are struggling to make the LED light with graphite (poor contact — coach them to press clips firmly on opposite ends of the rod, not the same face). Teacher listens for correct use of vocabulary: delocalised electrons, ions, intermolecular forces. Any group that explains the graphite result correctly using delocalised electrons is flagged to share during the cold-call segment.</w:t>
-            </w:r>
-          </w:p>
-        </w:tc>
-      </w:tr>
-      <w:tr>
-        <w:tc>
-          <w:tcPr>
-            <w:tcW w:type="dxa" w:w="1520"/>
-            <w:shd w:fill="E2EFDA" w:color="auto" w:val="clear"/>
-            <w:tcMar>
-              <w:top w:type="dxa" w:w="60"/>
-              <w:left w:type="dxa" w:w="120"/>
-              <w:bottom w:type="dxa" w:w="60"/>
-              <w:right w:type="dxa" w:w="120"/>
-            </w:tcMar>
-            <w:vAlign w:val="top"/>
-          </w:tcPr>
-          <w:p>
-            <w:pPr>
-              <w:spacing w:after="40" w:before="0"/>
-              <w:jc w:val="left"/>
-            </w:pPr>
-            <w:r>
-              <w:rPr>
-                <w:rFonts w:ascii="Arial" w:cs="Arial" w:eastAsia="Arial" w:hAnsi="Arial"/>
-                <w:b/>
-                <w:bCs/>
-                <w:i w:val="false"/>
-                <w:iCs w:val="false"/>
-                <w:color w:val="000000"/>
-                <w:sz w:val="18"/>
-                <w:szCs w:val="18"/>
-              </w:rPr>
-              <w:t xml:space="preserve">Explain Phase</w:t>
-            </w:r>
-          </w:p>
-          <w:p>
-            <w:pPr>
-              <w:spacing w:after="20" w:before="0"/>
-            </w:pPr>
-            <w:r>
-              <w:rPr>
-                <w:rFonts w:ascii="Arial" w:cs="Arial" w:eastAsia="Arial" w:hAnsi="Arial"/>
-                <w:b/>
-                <w:bCs/>
-                <w:color w:val="1F3864"/>
-                <w:sz w:val="16"/>
-                <w:szCs w:val="16"/>
-              </w:rPr>
-              <w:t xml:space="preserve">📹 VIDEO:</w:t>
-            </w:r>
-          </w:p>
-          <w:p>
-            <w:pPr>
-              <w:spacing w:after="20" w:before="0"/>
-            </w:pPr>
-            <w:hyperlink w:history="1" r:id="rIdk7hnlmi_w50i3rht4-xsj">
-              <w:r>
-                <w:rPr>
-                  <w:rFonts w:ascii="Arial" w:cs="Arial" w:eastAsia="Arial" w:hAnsi="Arial"/>
-                  <w:color w:val="2E75B6"/>
-                  <w:sz w:val="16"/>
-                  <w:szCs w:val="16"/>
-                  <w:u w:val="single" w:color="2E75B6"/>
-                </w:rPr>
-                <w:t xml:space="preserve">Precipitation reactions</w:t>
-              </w:r>
-            </w:hyperlink>
-          </w:p>
-          <w:p>
-            <w:pPr>
-              <w:spacing w:after="10" w:before="0"/>
-              <w:ind w:left="120"/>
-            </w:pPr>
-            <w:r>
-              <w:rPr>
-                <w:rFonts w:ascii="Arial" w:cs="Arial" w:eastAsia="Arial" w:hAnsi="Arial"/>
-                <w:color w:val="595959"/>
-                <w:sz w:val="14"/>
-                <w:szCs w:val="14"/>
-              </w:rPr>
-              <w:t xml:space="preserve">Source: Khan Academy (English - US curriculum)</w:t>
-            </w:r>
-          </w:p>
-          <w:p>
-            <w:pPr>
-              <w:spacing w:after="10" w:before="0"/>
-              <w:ind w:left="120"/>
-            </w:pPr>
-            <w:hyperlink w:history="1" r:id="rIdph3c3muio3eyfqqdrwoln">
+            <w:hyperlink w:history="1" r:id="rIdbn6di1kjowfplhsdj-qri">
               <w:r>
                 <w:rPr>
                   <w:rFonts w:ascii="Arial" w:cs="Arial" w:eastAsia="Arial" w:hAnsi="Arial"/>
@@ -15801,14 +15794,241 @@
                 <w:sz w:val="16"/>
                 <w:szCs w:val="16"/>
               </w:rPr>
-              <w:t xml:space="preserve">📖 HTML:</w:t>
+              <w:t xml:space="preserve">📖 READING:</w:t>
             </w:r>
           </w:p>
           <w:p>
             <w:pPr>
               <w:spacing w:after="20" w:before="0"/>
             </w:pPr>
-            <w:hyperlink w:history="1" r:id="rId1sjryykfb482ny2n_2hd4">
+            <w:r>
+              <w:rPr>
+                <w:rFonts w:ascii="Arial" w:cs="Arial" w:eastAsia="Arial" w:hAnsi="Arial"/>
+                <w:i/>
+                <w:iCs/>
+                <w:color w:val="595959"/>
+                <w:sz w:val="16"/>
+                <w:szCs w:val="16"/>
+              </w:rPr>
+              <w:t xml:space="preserve">No closely matching reading in the ARES library for this activity.</w:t>
+            </w:r>
+          </w:p>
+          <w:p>
+            <w:pPr>
+              <w:spacing w:after="10" w:before="0"/>
+              <w:ind w:left="120"/>
+            </w:pPr>
+            <w:hyperlink w:history="1" r:id="rIdn6s4cll4kcozfswnwtt-y">
+              <w:r>
+                <w:rPr>
+                  <w:rFonts w:ascii="Arial" w:cs="Arial" w:eastAsia="Arial" w:hAnsi="Arial"/>
+                  <w:color w:val="595959"/>
+                  <w:sz w:val="14"/>
+                  <w:szCs w:val="14"/>
+                  <w:u w:val="single" w:color="595959"/>
+                </w:rPr>
+                <w:t xml:space="preserve">🔍 Search ARES for readings</w:t>
+              </w:r>
+            </w:hyperlink>
+          </w:p>
+          <w:p>
+            <w:pPr>
+              <w:spacing w:after="10" w:before="0"/>
+              <w:ind w:left="120"/>
+            </w:pPr>
+            <w:r>
+              <w:rPr>
+                <w:rFonts w:ascii="Arial" w:cs="Arial" w:eastAsia="Arial" w:hAnsi="Arial"/>
+                <w:color w:val="595959"/>
+                <w:sz w:val="14"/>
+                <w:szCs w:val="14"/>
+              </w:rPr>
+              <w:t xml:space="preserve">Search terms: chemical bonding electrical conductivity</w:t>
+            </w:r>
+          </w:p>
+        </w:tc>
+        <w:tc>
+          <w:tcPr>
+            <w:tcW w:type="dxa" w:w="3040"/>
+            <w:shd w:fill="FFFFFF" w:color="auto" w:val="clear"/>
+            <w:tcMar>
+              <w:top w:type="dxa" w:w="60"/>
+              <w:left w:type="dxa" w:w="120"/>
+              <w:bottom w:type="dxa" w:w="60"/>
+              <w:right w:type="dxa" w:w="120"/>
+            </w:tcMar>
+            <w:vAlign w:val="top"/>
+          </w:tcPr>
+          <w:p>
+            <w:pPr>
+              <w:spacing w:after="40" w:before="0"/>
+              <w:jc w:val="left"/>
+            </w:pPr>
+            <w:r>
+              <w:rPr>
+                <w:rFonts w:ascii="Arial" w:cs="Arial" w:eastAsia="Arial" w:hAnsi="Arial"/>
+                <w:b w:val="false"/>
+                <w:bCs w:val="false"/>
+                <w:i w:val="false"/>
+                <w:iCs w:val="false"/>
+                <w:color w:val="000000"/>
+                <w:sz w:val="18"/>
+                <w:szCs w:val="18"/>
+              </w:rPr>
+              <w:t xml:space="preserve">After practical work ends (20-minute mark), the teacher projects or draws the master class data table on the board with columns: Substance, Solubility in water, Conducts as solid (yes or no), Mechanical behaviour, Likely structure type. Teacher calls on one reporter per group (rotating so each lesson a different learner reports) to give their group result for one substance. Once the table is complete, learners spend 3 minutes individually annotating their own worksheet: next to each result they write a one-sentence particle-level explanation connecting the observation to bond type. For example: 'Graphite conducts because delocalised electrons between the carbon layers are free to move and carry charge' and 'Dry NaCl does not conduct because the Na+ and Cl- ions are locked in fixed lattice positions and cannot move to carry charge — they only become mobile when dissolved or melted.' The teacher then facilitates a 5-minute structured discussion using three cold-call questions (see Teacher Moves). Learners connect each result explicitly back to the anchoring phenomenon items: aluminium sufuria (metallic bonding), graphite from the battery (layered giant atomic), NaCl from the coast (giant ionic), candle wax (simple molecular as a new contrast substance).</w:t>
+            </w:r>
+          </w:p>
+        </w:tc>
+        <w:tc>
+          <w:tcPr>
+            <w:tcW w:type="dxa" w:w="3040"/>
+            <w:shd w:fill="F2F2F2" w:color="auto" w:val="clear"/>
+            <w:tcMar>
+              <w:top w:type="dxa" w:w="60"/>
+              <w:left w:type="dxa" w:w="120"/>
+              <w:bottom w:type="dxa" w:w="60"/>
+              <w:right w:type="dxa" w:w="120"/>
+            </w:tcMar>
+            <w:vAlign w:val="top"/>
+          </w:tcPr>
+          <w:p>
+            <w:pPr>
+              <w:spacing w:after="40" w:before="0"/>
+              <w:jc w:val="left"/>
+            </w:pPr>
+            <w:r>
+              <w:rPr>
+                <w:rFonts w:ascii="Arial" w:cs="Arial" w:eastAsia="Arial" w:hAnsi="Arial"/>
+                <w:b w:val="false"/>
+                <w:bCs w:val="false"/>
+                <w:i w:val="false"/>
+                <w:iCs w:val="false"/>
+                <w:color w:val="000000"/>
+                <w:sz w:val="18"/>
+                <w:szCs w:val="18"/>
+              </w:rPr>
+              <w:t xml:space="preserve">Teacher builds the master table on the board by cold-calling reporters. After the table is complete, teacher says: 'You now have experimental evidence in front of you. I want you to look at the entire table for 30 seconds in silence and identify the single result that surprises you most.' WAIT TIME: 30 seconds of strict silence — teacher counts internally and does not speak. Then cold-calls three individual learners (not group reporters — choose learners who have been quiet so far): Cold-call 1: 'Tell me the result that surprised you and explain in ONE sentence what it tells us about the particles inside that substance.' Cold-call 2: 'Connect the result you just heard to one of the three items from our demonstration at the start of this unit — the salt, the aluminium wire or the graphite rod.' Cold-call 3: 'Our driving question asks why these three kitchen items behave so differently. Based on today's data alone, what is your best answer right now — even if it is incomplete?' After the third cold-call teacher summarises: 'Today we generated evidence. In Lesson 6 we will use this evidence to build a complete explanation. Your job now is to make sure your data table is accurate and your annotations are in your own words — because you will need them next lesson.'</w:t>
+            </w:r>
+          </w:p>
+        </w:tc>
+        <w:tc>
+          <w:tcPr>
+            <w:tcW w:type="dxa" w:w="3040"/>
+            <w:shd w:fill="FFFFFF" w:color="auto" w:val="clear"/>
+            <w:tcMar>
+              <w:top w:type="dxa" w:w="60"/>
+              <w:left w:type="dxa" w:w="120"/>
+              <w:bottom w:type="dxa" w:w="60"/>
+              <w:right w:type="dxa" w:w="120"/>
+            </w:tcMar>
+            <w:vAlign w:val="top"/>
+          </w:tcPr>
+          <w:p>
+            <w:pPr>
+              <w:spacing w:after="40" w:before="0"/>
+              <w:jc w:val="left"/>
+            </w:pPr>
+            <w:r>
+              <w:rPr>
+                <w:rFonts w:ascii="Arial" w:cs="Arial" w:eastAsia="Arial" w:hAnsi="Arial"/>
+                <w:b w:val="false"/>
+                <w:bCs w:val="false"/>
+                <w:i w:val="false"/>
+                <w:iCs w:val="false"/>
+                <w:color w:val="000000"/>
+                <w:sz w:val="18"/>
+                <w:szCs w:val="18"/>
+              </w:rPr>
+              <w:t xml:space="preserve">The master class table aggregates all groups data into a single evidence base, reducing noise from individual experimental error and allowing pattern recognition across four substances. The 30-second silence before cold-call is a structured wait-time strategy that prevents fast responders from dominating and gives all learners processing time. Connecting each result to the anchoring phenomenon items re-anchors the lesson in the driving question.</w:t>
+            </w:r>
+          </w:p>
+        </w:tc>
+        <w:tc>
+          <w:tcPr>
+            <w:tcW w:type="dxa" w:w="3040"/>
+            <w:shd w:fill="F2F2F2" w:color="auto" w:val="clear"/>
+            <w:tcMar>
+              <w:top w:type="dxa" w:w="60"/>
+              <w:left w:type="dxa" w:w="120"/>
+              <w:bottom w:type="dxa" w:w="60"/>
+              <w:right w:type="dxa" w:w="120"/>
+            </w:tcMar>
+            <w:vAlign w:val="top"/>
+          </w:tcPr>
+          <w:p>
+            <w:pPr>
+              <w:spacing w:after="40" w:before="0"/>
+              <w:jc w:val="left"/>
+            </w:pPr>
+            <w:r>
+              <w:rPr>
+                <w:rFonts w:ascii="Arial" w:cs="Arial" w:eastAsia="Arial" w:hAnsi="Arial"/>
+                <w:b w:val="false"/>
+                <w:bCs w:val="false"/>
+                <w:i w:val="false"/>
+                <w:iCs w:val="false"/>
+                <w:color w:val="000000"/>
+                <w:sz w:val="18"/>
+                <w:szCs w:val="18"/>
+              </w:rPr>
+              <w:t xml:space="preserve">Teacher listens to the three cold-call responses and uses them diagnostically: if learners cannot connect the data to particle-level explanations, teacher notes this as a priority for the Lesson 6 sensemaking session. If learners ARE using vocabulary like delocalised electrons and lattice correctly, teacher explicitly affirms the language: 'That is exactly the vocabulary a scientist would use — hold onto that phrase for Lesson 6.'</w:t>
+            </w:r>
+          </w:p>
+        </w:tc>
+      </w:tr>
+      <w:tr>
+        <w:tc>
+          <w:tcPr>
+            <w:tcW w:type="dxa" w:w="1520"/>
+            <w:shd w:fill="FCE4D6" w:color="auto" w:val="clear"/>
+            <w:tcMar>
+              <w:top w:type="dxa" w:w="60"/>
+              <w:left w:type="dxa" w:w="120"/>
+              <w:bottom w:type="dxa" w:w="60"/>
+              <w:right w:type="dxa" w:w="120"/>
+            </w:tcMar>
+            <w:vAlign w:val="top"/>
+          </w:tcPr>
+          <w:p>
+            <w:pPr>
+              <w:spacing w:after="40" w:before="0"/>
+              <w:jc w:val="left"/>
+            </w:pPr>
+            <w:r>
+              <w:rPr>
+                <w:rFonts w:ascii="Arial" w:cs="Arial" w:eastAsia="Arial" w:hAnsi="Arial"/>
+                <w:b/>
+                <w:bCs/>
+                <w:i w:val="false"/>
+                <w:iCs w:val="false"/>
+                <w:color w:val="000000"/>
+                <w:sz w:val="18"/>
+                <w:szCs w:val="18"/>
+              </w:rPr>
+              <w:t xml:space="preserve">Driving Question Board (DQB) Creation</w:t>
+            </w:r>
+          </w:p>
+          <w:p>
+            <w:pPr>
+              <w:spacing w:after="20" w:before="0"/>
+            </w:pPr>
+            <w:r>
+              <w:rPr>
+                <w:rFonts w:ascii="Arial" w:cs="Arial" w:eastAsia="Arial" w:hAnsi="Arial"/>
+                <w:b/>
+                <w:bCs/>
+                <w:color w:val="1F3864"/>
+                <w:sz w:val="16"/>
+                <w:szCs w:val="16"/>
+              </w:rPr>
+              <w:t xml:space="preserve">📹 VIDEO:</w:t>
+            </w:r>
+          </w:p>
+          <w:p>
+            <w:pPr>
+              <w:spacing w:after="20" w:before="0"/>
+            </w:pPr>
+            <w:hyperlink w:history="1" r:id="rIdjhw2yx85qkyh7t5r7wdhr">
               <w:r>
                 <w:rPr>
                   <w:rFonts w:ascii="Arial" w:cs="Arial" w:eastAsia="Arial" w:hAnsi="Arial"/>
@@ -15817,7 +16037,7 @@
                   <w:szCs w:val="16"/>
                   <w:u w:val="single" w:color="2E75B6"/>
                 </w:rPr>
-                <w:t xml:space="preserve">Electric Power and Electrical Energy Use (Flexbook)</w:t>
+                <w:t xml:space="preserve">Physical and chemical changes</w:t>
               </w:r>
             </w:hyperlink>
           </w:p>
@@ -15833,7 +16053,7 @@
                 <w:sz w:val="14"/>
                 <w:szCs w:val="14"/>
               </w:rPr>
-              <w:t xml:space="preserve">Source: CK-12</w:t>
+              <w:t xml:space="preserve">Source: Khan Academy (English - US curriculum)</w:t>
             </w:r>
           </w:p>
           <w:p>
@@ -15841,235 +16061,7 @@
               <w:spacing w:after="10" w:before="0"/>
               <w:ind w:left="120"/>
             </w:pPr>
-            <w:hyperlink w:history="1" r:id="rIdsyjybrjlnvnq9b9_ehqy4">
-              <w:r>
-                <w:rPr>
-                  <w:rFonts w:ascii="Arial" w:cs="Arial" w:eastAsia="Arial" w:hAnsi="Arial"/>
-                  <w:color w:val="595959"/>
-                  <w:sz w:val="14"/>
-                  <w:szCs w:val="14"/>
-                  <w:u w:val="single" w:color="595959"/>
-                </w:rPr>
-                <w:t xml:space="preserve">🔍 Search ARES for similar readings</w:t>
-              </w:r>
-            </w:hyperlink>
-          </w:p>
-        </w:tc>
-        <w:tc>
-          <w:tcPr>
-            <w:tcW w:type="dxa" w:w="3040"/>
-            <w:shd w:fill="FFFFFF" w:color="auto" w:val="clear"/>
-            <w:tcMar>
-              <w:top w:type="dxa" w:w="60"/>
-              <w:left w:type="dxa" w:w="120"/>
-              <w:bottom w:type="dxa" w:w="60"/>
-              <w:right w:type="dxa" w:w="120"/>
-            </w:tcMar>
-            <w:vAlign w:val="top"/>
-          </w:tcPr>
-          <w:p>
-            <w:pPr>
-              <w:spacing w:after="40" w:before="0"/>
-              <w:jc w:val="left"/>
-            </w:pPr>
-            <w:r>
-              <w:rPr>
-                <w:rFonts w:ascii="Arial" w:cs="Arial" w:eastAsia="Arial" w:hAnsi="Arial"/>
-                <w:b w:val="false"/>
-                <w:bCs w:val="false"/>
-                <w:i w:val="false"/>
-                <w:iCs w:val="false"/>
-                <w:color w:val="000000"/>
-                <w:sz w:val="18"/>
-                <w:szCs w:val="18"/>
-              </w:rPr>
-              <w:t xml:space="preserve">After practical work ends (20-minute mark), the teacher projects or draws the master class data table on the board with columns: Substance, Solubility in water, Conducts as solid (yes or no), Mechanical behaviour, Likely structure type. Teacher calls on one reporter per group (rotating so each lesson a different learner reports) to give their group result for one substance. Once the table is complete, learners spend 3 minutes individually annotating their own worksheet: next to each result they write a one-sentence particle-level explanation connecting the observation to bond type. For example: 'Graphite conducts because delocalised electrons between the carbon layers are free to move and carry charge' and 'Dry NaCl does not conduct because the Na+ and Cl- ions are locked in fixed lattice positions and cannot move to carry charge — they only become mobile when dissolved or melted.' The teacher then facilitates a 5-minute structured discussion using three cold-call questions (see Teacher Moves). Learners connect each result explicitly back to the anchoring phenomenon items: aluminium sufuria (metallic bonding), graphite from the battery (layered giant atomic), NaCl from the coast (giant ionic), candle wax (simple molecular as a new contrast substance).</w:t>
-            </w:r>
-          </w:p>
-        </w:tc>
-        <w:tc>
-          <w:tcPr>
-            <w:tcW w:type="dxa" w:w="3040"/>
-            <w:shd w:fill="F2F2F2" w:color="auto" w:val="clear"/>
-            <w:tcMar>
-              <w:top w:type="dxa" w:w="60"/>
-              <w:left w:type="dxa" w:w="120"/>
-              <w:bottom w:type="dxa" w:w="60"/>
-              <w:right w:type="dxa" w:w="120"/>
-            </w:tcMar>
-            <w:vAlign w:val="top"/>
-          </w:tcPr>
-          <w:p>
-            <w:pPr>
-              <w:spacing w:after="40" w:before="0"/>
-              <w:jc w:val="left"/>
-            </w:pPr>
-            <w:r>
-              <w:rPr>
-                <w:rFonts w:ascii="Arial" w:cs="Arial" w:eastAsia="Arial" w:hAnsi="Arial"/>
-                <w:b w:val="false"/>
-                <w:bCs w:val="false"/>
-                <w:i w:val="false"/>
-                <w:iCs w:val="false"/>
-                <w:color w:val="000000"/>
-                <w:sz w:val="18"/>
-                <w:szCs w:val="18"/>
-              </w:rPr>
-              <w:t xml:space="preserve">Teacher builds the master table on the board by cold-calling reporters. After the table is complete, teacher says: 'You now have experimental evidence in front of you. I want you to look at the entire table for 30 seconds in silence and identify the single result that surprises you most.' WAIT TIME: 30 seconds of strict silence — teacher counts internally and does not speak. Then cold-calls three individual learners (not group reporters — choose learners who have been quiet so far): Cold-call 1: 'Tell me the result that surprised you and explain in ONE sentence what it tells us about the particles inside that substance.' Cold-call 2: 'Connect the result you just heard to one of the three items from our demonstration at the start of this unit — the salt, the aluminium wire or the graphite rod.' Cold-call 3: 'Our driving question asks why these three kitchen items behave so differently. Based on today's data alone, what is your best answer right now — even if it is incomplete?' After the third cold-call teacher summarises: 'Today we generated evidence. In Lesson 6 we will use this evidence to build a complete explanation. Your job now is to make sure your data table is accurate and your annotations are in your own words — because you will need them next lesson.'</w:t>
-            </w:r>
-          </w:p>
-        </w:tc>
-        <w:tc>
-          <w:tcPr>
-            <w:tcW w:type="dxa" w:w="3040"/>
-            <w:shd w:fill="FFFFFF" w:color="auto" w:val="clear"/>
-            <w:tcMar>
-              <w:top w:type="dxa" w:w="60"/>
-              <w:left w:type="dxa" w:w="120"/>
-              <w:bottom w:type="dxa" w:w="60"/>
-              <w:right w:type="dxa" w:w="120"/>
-            </w:tcMar>
-            <w:vAlign w:val="top"/>
-          </w:tcPr>
-          <w:p>
-            <w:pPr>
-              <w:spacing w:after="40" w:before="0"/>
-              <w:jc w:val="left"/>
-            </w:pPr>
-            <w:r>
-              <w:rPr>
-                <w:rFonts w:ascii="Arial" w:cs="Arial" w:eastAsia="Arial" w:hAnsi="Arial"/>
-                <w:b w:val="false"/>
-                <w:bCs w:val="false"/>
-                <w:i w:val="false"/>
-                <w:iCs w:val="false"/>
-                <w:color w:val="000000"/>
-                <w:sz w:val="18"/>
-                <w:szCs w:val="18"/>
-              </w:rPr>
-              <w:t xml:space="preserve">The master class table aggregates all groups data into a single evidence base, reducing noise from individual experimental error and allowing pattern recognition across four substances. The 30-second silence before cold-call is a structured wait-time strategy that prevents fast responders from dominating and gives all learners processing time. Connecting each result to the anchoring phenomenon items re-anchors the lesson in the driving question.</w:t>
-            </w:r>
-          </w:p>
-        </w:tc>
-        <w:tc>
-          <w:tcPr>
-            <w:tcW w:type="dxa" w:w="3040"/>
-            <w:shd w:fill="F2F2F2" w:color="auto" w:val="clear"/>
-            <w:tcMar>
-              <w:top w:type="dxa" w:w="60"/>
-              <w:left w:type="dxa" w:w="120"/>
-              <w:bottom w:type="dxa" w:w="60"/>
-              <w:right w:type="dxa" w:w="120"/>
-            </w:tcMar>
-            <w:vAlign w:val="top"/>
-          </w:tcPr>
-          <w:p>
-            <w:pPr>
-              <w:spacing w:after="40" w:before="0"/>
-              <w:jc w:val="left"/>
-            </w:pPr>
-            <w:r>
-              <w:rPr>
-                <w:rFonts w:ascii="Arial" w:cs="Arial" w:eastAsia="Arial" w:hAnsi="Arial"/>
-                <w:b w:val="false"/>
-                <w:bCs w:val="false"/>
-                <w:i w:val="false"/>
-                <w:iCs w:val="false"/>
-                <w:color w:val="000000"/>
-                <w:sz w:val="18"/>
-                <w:szCs w:val="18"/>
-              </w:rPr>
-              <w:t xml:space="preserve">Teacher listens to the three cold-call responses and uses them diagnostically: if learners cannot connect the data to particle-level explanations, teacher notes this as a priority for the Lesson 6 sensemaking session. If learners ARE using vocabulary like delocalised electrons and lattice correctly, teacher explicitly affirms the language: 'That is exactly the vocabulary a scientist would use — hold onto that phrase for Lesson 6.'</w:t>
-            </w:r>
-          </w:p>
-        </w:tc>
-      </w:tr>
-      <w:tr>
-        <w:tc>
-          <w:tcPr>
-            <w:tcW w:type="dxa" w:w="1520"/>
-            <w:shd w:fill="FCE4D6" w:color="auto" w:val="clear"/>
-            <w:tcMar>
-              <w:top w:type="dxa" w:w="60"/>
-              <w:left w:type="dxa" w:w="120"/>
-              <w:bottom w:type="dxa" w:w="60"/>
-              <w:right w:type="dxa" w:w="120"/>
-            </w:tcMar>
-            <w:vAlign w:val="top"/>
-          </w:tcPr>
-          <w:p>
-            <w:pPr>
-              <w:spacing w:after="40" w:before="0"/>
-              <w:jc w:val="left"/>
-            </w:pPr>
-            <w:r>
-              <w:rPr>
-                <w:rFonts w:ascii="Arial" w:cs="Arial" w:eastAsia="Arial" w:hAnsi="Arial"/>
-                <w:b/>
-                <w:bCs/>
-                <w:i w:val="false"/>
-                <w:iCs w:val="false"/>
-                <w:color w:val="000000"/>
-                <w:sz w:val="18"/>
-                <w:szCs w:val="18"/>
-              </w:rPr>
-              <w:t xml:space="preserve">Driving Question Board (DQB) Creation</w:t>
-            </w:r>
-          </w:p>
-          <w:p>
-            <w:pPr>
-              <w:spacing w:after="20" w:before="0"/>
-            </w:pPr>
-            <w:r>
-              <w:rPr>
-                <w:rFonts w:ascii="Arial" w:cs="Arial" w:eastAsia="Arial" w:hAnsi="Arial"/>
-                <w:b/>
-                <w:bCs/>
-                <w:color w:val="1F3864"/>
-                <w:sz w:val="16"/>
-                <w:szCs w:val="16"/>
-              </w:rPr>
-              <w:t xml:space="preserve">📹 VIDEO:</w:t>
-            </w:r>
-          </w:p>
-          <w:p>
-            <w:pPr>
-              <w:spacing w:after="20" w:before="0"/>
-            </w:pPr>
-            <w:hyperlink w:history="1" r:id="rIdtlucr1jm9zzol0hhfgtz2">
-              <w:r>
-                <w:rPr>
-                  <w:rFonts w:ascii="Arial" w:cs="Arial" w:eastAsia="Arial" w:hAnsi="Arial"/>
-                  <w:color w:val="2E75B6"/>
-                  <w:sz w:val="16"/>
-                  <w:szCs w:val="16"/>
-                  <w:u w:val="single" w:color="2E75B6"/>
-                </w:rPr>
-                <w:t xml:space="preserve">Precipitation reactions</w:t>
-              </w:r>
-            </w:hyperlink>
-          </w:p>
-          <w:p>
-            <w:pPr>
-              <w:spacing w:after="10" w:before="0"/>
-              <w:ind w:left="120"/>
-            </w:pPr>
-            <w:r>
-              <w:rPr>
-                <w:rFonts w:ascii="Arial" w:cs="Arial" w:eastAsia="Arial" w:hAnsi="Arial"/>
-                <w:color w:val="595959"/>
-                <w:sz w:val="14"/>
-                <w:szCs w:val="14"/>
-              </w:rPr>
-              <w:t xml:space="preserve">Source: Khan Academy (English - US curriculum)</w:t>
-            </w:r>
-          </w:p>
-          <w:p>
-            <w:pPr>
-              <w:spacing w:after="10" w:before="0"/>
-              <w:ind w:left="120"/>
-            </w:pPr>
-            <w:hyperlink w:history="1" r:id="rIdd8sqjucr8j7lz17-ncyta">
+            <w:hyperlink w:history="1" r:id="rIdkyv6lwvizpbtd9pd0jzu2">
               <w:r>
                 <w:rPr>
                   <w:rFonts w:ascii="Arial" w:cs="Arial" w:eastAsia="Arial" w:hAnsi="Arial"/>
@@ -16107,14 +16099,241 @@
                 <w:sz w:val="16"/>
                 <w:szCs w:val="16"/>
               </w:rPr>
-              <w:t xml:space="preserve">📖 HTML:</w:t>
+              <w:t xml:space="preserve">📖 READING:</w:t>
             </w:r>
           </w:p>
           <w:p>
             <w:pPr>
               <w:spacing w:after="20" w:before="0"/>
             </w:pPr>
-            <w:hyperlink w:history="1" r:id="rIdcpqyof79fxlxs5pr7dvjv">
+            <w:r>
+              <w:rPr>
+                <w:rFonts w:ascii="Arial" w:cs="Arial" w:eastAsia="Arial" w:hAnsi="Arial"/>
+                <w:i/>
+                <w:iCs/>
+                <w:color w:val="595959"/>
+                <w:sz w:val="16"/>
+                <w:szCs w:val="16"/>
+              </w:rPr>
+              <w:t xml:space="preserve">No closely matching reading in the ARES library for this activity.</w:t>
+            </w:r>
+          </w:p>
+          <w:p>
+            <w:pPr>
+              <w:spacing w:after="10" w:before="0"/>
+              <w:ind w:left="120"/>
+            </w:pPr>
+            <w:hyperlink w:history="1" r:id="rIdxnvf7iwitoyx2hhry-fft">
+              <w:r>
+                <w:rPr>
+                  <w:rFonts w:ascii="Arial" w:cs="Arial" w:eastAsia="Arial" w:hAnsi="Arial"/>
+                  <w:color w:val="595959"/>
+                  <w:sz w:val="14"/>
+                  <w:szCs w:val="14"/>
+                  <w:u w:val="single" w:color="595959"/>
+                </w:rPr>
+                <w:t xml:space="preserve">🔍 Search ARES for readings</w:t>
+              </w:r>
+            </w:hyperlink>
+          </w:p>
+          <w:p>
+            <w:pPr>
+              <w:spacing w:after="10" w:before="0"/>
+              <w:ind w:left="120"/>
+            </w:pPr>
+            <w:r>
+              <w:rPr>
+                <w:rFonts w:ascii="Arial" w:cs="Arial" w:eastAsia="Arial" w:hAnsi="Arial"/>
+                <w:color w:val="595959"/>
+                <w:sz w:val="14"/>
+                <w:szCs w:val="14"/>
+              </w:rPr>
+              <w:t xml:space="preserve">Search terms: chemical bonding electrical conductivity</w:t>
+            </w:r>
+          </w:p>
+        </w:tc>
+        <w:tc>
+          <w:tcPr>
+            <w:tcW w:type="dxa" w:w="3040"/>
+            <w:shd w:fill="FFFFFF" w:color="auto" w:val="clear"/>
+            <w:tcMar>
+              <w:top w:type="dxa" w:w="60"/>
+              <w:left w:type="dxa" w:w="120"/>
+              <w:bottom w:type="dxa" w:w="60"/>
+              <w:right w:type="dxa" w:w="120"/>
+            </w:tcMar>
+            <w:vAlign w:val="top"/>
+          </w:tcPr>
+          <w:p>
+            <w:pPr>
+              <w:spacing w:after="40" w:before="0"/>
+              <w:jc w:val="left"/>
+            </w:pPr>
+            <w:r>
+              <w:rPr>
+                <w:rFonts w:ascii="Arial" w:cs="Arial" w:eastAsia="Arial" w:hAnsi="Arial"/>
+                <w:b w:val="false"/>
+                <w:bCs w:val="false"/>
+                <w:i w:val="false"/>
+                <w:iCs w:val="false"/>
+                <w:color w:val="000000"/>
+                <w:sz w:val="18"/>
+                <w:szCs w:val="18"/>
+              </w:rPr>
+              <w:t xml:space="preserve">In the final 5 minutes, learners return to the class Driving Question Board displayed on the wall or board. Each group has two sticky notes (different colours if available — one colour for answers, one for new questions). On the ANSWER note, groups write one claim supported by their practical evidence — for example: 'We now have evidence that graphite conducts electricity even though it is a non-metal, which means conductivity depends on whether electrons can move freely, not on whether the substance is a metal.' On the QUESTION note, groups write one new question raised by the data — for example: 'If graphite conducts, why does diamond (also pure carbon) not conduct?' or 'Why does NaCl conduct when dissolved but not when solid — what exactly changes when it dissolves?' Groups post both notes on the DQB. Teacher reads three question notes aloud and says: 'These questions are exactly what Lesson 6 is designed to answer. Come ready with your data table and annotations.'</w:t>
+            </w:r>
+          </w:p>
+        </w:tc>
+        <w:tc>
+          <w:tcPr>
+            <w:tcW w:type="dxa" w:w="3040"/>
+            <w:shd w:fill="F2F2F2" w:color="auto" w:val="clear"/>
+            <w:tcMar>
+              <w:top w:type="dxa" w:w="60"/>
+              <w:left w:type="dxa" w:w="120"/>
+              <w:bottom w:type="dxa" w:w="60"/>
+              <w:right w:type="dxa" w:w="120"/>
+            </w:tcMar>
+            <w:vAlign w:val="top"/>
+          </w:tcPr>
+          <w:p>
+            <w:pPr>
+              <w:spacing w:after="40" w:before="0"/>
+              <w:jc w:val="left"/>
+            </w:pPr>
+            <w:r>
+              <w:rPr>
+                <w:rFonts w:ascii="Arial" w:cs="Arial" w:eastAsia="Arial" w:hAnsi="Arial"/>
+                <w:b w:val="false"/>
+                <w:bCs w:val="false"/>
+                <w:i w:val="false"/>
+                <w:iCs w:val="false"/>
+                <w:color w:val="000000"/>
+                <w:sz w:val="18"/>
+                <w:szCs w:val="18"/>
+              </w:rPr>
+              <w:t xml:space="preserve">Teacher circulates as groups write their sticky notes, coaching learners to make claims evidence-based: 'Do not write what you believe — write what the data shows. Start your claim with: Our data shows that...' Teacher selects the three most generative new questions from the DQB to read aloud, choosing ones that directly set up the Lesson 6 sensemaking discussion (e.g., the diamond vs graphite question, the solid vs dissolved NaCl question, and a question about why candle wax has such a low melting point). Teacher closes by pointing to the driving question posted prominently: 'Every question on this board is a piece of the puzzle. The puzzle is: what is happening between the atoms that controls every property we can measure? You now have real experimental data to work with. Next lesson we explain it.'</w:t>
+            </w:r>
+          </w:p>
+        </w:tc>
+        <w:tc>
+          <w:tcPr>
+            <w:tcW w:type="dxa" w:w="3040"/>
+            <w:shd w:fill="FFFFFF" w:color="auto" w:val="clear"/>
+            <w:tcMar>
+              <w:top w:type="dxa" w:w="60"/>
+              <w:left w:type="dxa" w:w="120"/>
+              <w:bottom w:type="dxa" w:w="60"/>
+              <w:right w:type="dxa" w:w="120"/>
+            </w:tcMar>
+            <w:vAlign w:val="top"/>
+          </w:tcPr>
+          <w:p>
+            <w:pPr>
+              <w:spacing w:after="40" w:before="0"/>
+              <w:jc w:val="left"/>
+            </w:pPr>
+            <w:r>
+              <w:rPr>
+                <w:rFonts w:ascii="Arial" w:cs="Arial" w:eastAsia="Arial" w:hAnsi="Arial"/>
+                <w:b w:val="false"/>
+                <w:bCs w:val="false"/>
+                <w:i w:val="false"/>
+                <w:iCs w:val="false"/>
+                <w:color w:val="000000"/>
+                <w:sz w:val="18"/>
+                <w:szCs w:val="18"/>
+              </w:rPr>
+              <w:t xml:space="preserve">The two-colour sticky-note protocol separates evidence-based claims from new questions, making the epistemic status of each contribution explicit. Reading three questions aloud models the scientific practice of using evidence to generate further inquiry rather than treating data as a final answer.</w:t>
+            </w:r>
+          </w:p>
+        </w:tc>
+        <w:tc>
+          <w:tcPr>
+            <w:tcW w:type="dxa" w:w="3040"/>
+            <w:shd w:fill="F2F2F2" w:color="auto" w:val="clear"/>
+            <w:tcMar>
+              <w:top w:type="dxa" w:w="60"/>
+              <w:left w:type="dxa" w:w="120"/>
+              <w:bottom w:type="dxa" w:w="60"/>
+              <w:right w:type="dxa" w:w="120"/>
+            </w:tcMar>
+            <w:vAlign w:val="top"/>
+          </w:tcPr>
+          <w:p>
+            <w:pPr>
+              <w:spacing w:after="40" w:before="0"/>
+              <w:jc w:val="left"/>
+            </w:pPr>
+            <w:r>
+              <w:rPr>
+                <w:rFonts w:ascii="Arial" w:cs="Arial" w:eastAsia="Arial" w:hAnsi="Arial"/>
+                <w:b w:val="false"/>
+                <w:bCs w:val="false"/>
+                <w:i w:val="false"/>
+                <w:iCs w:val="false"/>
+                <w:color w:val="000000"/>
+                <w:sz w:val="18"/>
+                <w:szCs w:val="18"/>
+              </w:rPr>
+              <w:t xml:space="preserve">Teacher scans all answer sticky notes before the next lesson. Any note that states a claim without evidence (e.g., 'Salt does not conduct because it is ionic' with no reference to the data) is flagged for follow-up at the start of Lesson 6, prompting the learner to revise the claim to include the observed evidence. Notes that correctly link observation to particle-level explanation are used as model answers in Lesson 6.</w:t>
+            </w:r>
+          </w:p>
+        </w:tc>
+      </w:tr>
+      <w:tr>
+        <w:tc>
+          <w:tcPr>
+            <w:tcW w:type="dxa" w:w="1520"/>
+            <w:shd w:fill="D5E8F0" w:color="auto" w:val="clear"/>
+            <w:tcMar>
+              <w:top w:type="dxa" w:w="60"/>
+              <w:left w:type="dxa" w:w="120"/>
+              <w:bottom w:type="dxa" w:w="60"/>
+              <w:right w:type="dxa" w:w="120"/>
+            </w:tcMar>
+            <w:vAlign w:val="top"/>
+          </w:tcPr>
+          <w:p>
+            <w:pPr>
+              <w:spacing w:after="40" w:before="0"/>
+              <w:jc w:val="left"/>
+            </w:pPr>
+            <w:r>
+              <w:rPr>
+                <w:rFonts w:ascii="Arial" w:cs="Arial" w:eastAsia="Arial" w:hAnsi="Arial"/>
+                <w:b/>
+                <w:bCs/>
+                <w:i w:val="false"/>
+                <w:iCs w:val="false"/>
+                <w:color w:val="000000"/>
+                <w:sz w:val="18"/>
+                <w:szCs w:val="18"/>
+              </w:rPr>
+              <w:t xml:space="preserve">Model Building Phase</w:t>
+            </w:r>
+          </w:p>
+          <w:p>
+            <w:pPr>
+              <w:spacing w:after="20" w:before="0"/>
+            </w:pPr>
+            <w:r>
+              <w:rPr>
+                <w:rFonts w:ascii="Arial" w:cs="Arial" w:eastAsia="Arial" w:hAnsi="Arial"/>
+                <w:b/>
+                <w:bCs/>
+                <w:color w:val="1F3864"/>
+                <w:sz w:val="16"/>
+                <w:szCs w:val="16"/>
+              </w:rPr>
+              <w:t xml:space="preserve">📹 VIDEO:</w:t>
+            </w:r>
+          </w:p>
+          <w:p>
+            <w:pPr>
+              <w:spacing w:after="20" w:before="0"/>
+            </w:pPr>
+            <w:hyperlink w:history="1" r:id="rIdm79fmyn2ipafj0zkmoii_">
               <w:r>
                 <w:rPr>
                   <w:rFonts w:ascii="Arial" w:cs="Arial" w:eastAsia="Arial" w:hAnsi="Arial"/>
@@ -16123,7 +16342,7 @@
                   <w:szCs w:val="16"/>
                   <w:u w:val="single" w:color="2E75B6"/>
                 </w:rPr>
-                <w:t xml:space="preserve">Electric Power and Electrical Energy Use (Flexbook)</w:t>
+                <w:t xml:space="preserve">Physical and chemical changes</w:t>
               </w:r>
             </w:hyperlink>
           </w:p>
@@ -16139,7 +16358,7 @@
                 <w:sz w:val="14"/>
                 <w:szCs w:val="14"/>
               </w:rPr>
-              <w:t xml:space="preserve">Source: CK-12</w:t>
+              <w:t xml:space="preserve">Source: Khan Academy (English - US curriculum)</w:t>
             </w:r>
           </w:p>
           <w:p>
@@ -16147,235 +16366,7 @@
               <w:spacing w:after="10" w:before="0"/>
               <w:ind w:left="120"/>
             </w:pPr>
-            <w:hyperlink w:history="1" r:id="rIdbqfbctiyfmyp95khiwgfz">
-              <w:r>
-                <w:rPr>
-                  <w:rFonts w:ascii="Arial" w:cs="Arial" w:eastAsia="Arial" w:hAnsi="Arial"/>
-                  <w:color w:val="595959"/>
-                  <w:sz w:val="14"/>
-                  <w:szCs w:val="14"/>
-                  <w:u w:val="single" w:color="595959"/>
-                </w:rPr>
-                <w:t xml:space="preserve">🔍 Search ARES for similar readings</w:t>
-              </w:r>
-            </w:hyperlink>
-          </w:p>
-        </w:tc>
-        <w:tc>
-          <w:tcPr>
-            <w:tcW w:type="dxa" w:w="3040"/>
-            <w:shd w:fill="FFFFFF" w:color="auto" w:val="clear"/>
-            <w:tcMar>
-              <w:top w:type="dxa" w:w="60"/>
-              <w:left w:type="dxa" w:w="120"/>
-              <w:bottom w:type="dxa" w:w="60"/>
-              <w:right w:type="dxa" w:w="120"/>
-            </w:tcMar>
-            <w:vAlign w:val="top"/>
-          </w:tcPr>
-          <w:p>
-            <w:pPr>
-              <w:spacing w:after="40" w:before="0"/>
-              <w:jc w:val="left"/>
-            </w:pPr>
-            <w:r>
-              <w:rPr>
-                <w:rFonts w:ascii="Arial" w:cs="Arial" w:eastAsia="Arial" w:hAnsi="Arial"/>
-                <w:b w:val="false"/>
-                <w:bCs w:val="false"/>
-                <w:i w:val="false"/>
-                <w:iCs w:val="false"/>
-                <w:color w:val="000000"/>
-                <w:sz w:val="18"/>
-                <w:szCs w:val="18"/>
-              </w:rPr>
-              <w:t xml:space="preserve">In the final 5 minutes, learners return to the class Driving Question Board displayed on the wall or board. Each group has two sticky notes (different colours if available — one colour for answers, one for new questions). On the ANSWER note, groups write one claim supported by their practical evidence — for example: 'We now have evidence that graphite conducts electricity even though it is a non-metal, which means conductivity depends on whether electrons can move freely, not on whether the substance is a metal.' On the QUESTION note, groups write one new question raised by the data — for example: 'If graphite conducts, why does diamond (also pure carbon) not conduct?' or 'Why does NaCl conduct when dissolved but not when solid — what exactly changes when it dissolves?' Groups post both notes on the DQB. Teacher reads three question notes aloud and says: 'These questions are exactly what Lesson 6 is designed to answer. Come ready with your data table and annotations.'</w:t>
-            </w:r>
-          </w:p>
-        </w:tc>
-        <w:tc>
-          <w:tcPr>
-            <w:tcW w:type="dxa" w:w="3040"/>
-            <w:shd w:fill="F2F2F2" w:color="auto" w:val="clear"/>
-            <w:tcMar>
-              <w:top w:type="dxa" w:w="60"/>
-              <w:left w:type="dxa" w:w="120"/>
-              <w:bottom w:type="dxa" w:w="60"/>
-              <w:right w:type="dxa" w:w="120"/>
-            </w:tcMar>
-            <w:vAlign w:val="top"/>
-          </w:tcPr>
-          <w:p>
-            <w:pPr>
-              <w:spacing w:after="40" w:before="0"/>
-              <w:jc w:val="left"/>
-            </w:pPr>
-            <w:r>
-              <w:rPr>
-                <w:rFonts w:ascii="Arial" w:cs="Arial" w:eastAsia="Arial" w:hAnsi="Arial"/>
-                <w:b w:val="false"/>
-                <w:bCs w:val="false"/>
-                <w:i w:val="false"/>
-                <w:iCs w:val="false"/>
-                <w:color w:val="000000"/>
-                <w:sz w:val="18"/>
-                <w:szCs w:val="18"/>
-              </w:rPr>
-              <w:t xml:space="preserve">Teacher circulates as groups write their sticky notes, coaching learners to make claims evidence-based: 'Do not write what you believe — write what the data shows. Start your claim with: Our data shows that...' Teacher selects the three most generative new questions from the DQB to read aloud, choosing ones that directly set up the Lesson 6 sensemaking discussion (e.g., the diamond vs graphite question, the solid vs dissolved NaCl question, and a question about why candle wax has such a low melting point). Teacher closes by pointing to the driving question posted prominently: 'Every question on this board is a piece of the puzzle. The puzzle is: what is happening between the atoms that controls every property we can measure? You now have real experimental data to work with. Next lesson we explain it.'</w:t>
-            </w:r>
-          </w:p>
-        </w:tc>
-        <w:tc>
-          <w:tcPr>
-            <w:tcW w:type="dxa" w:w="3040"/>
-            <w:shd w:fill="FFFFFF" w:color="auto" w:val="clear"/>
-            <w:tcMar>
-              <w:top w:type="dxa" w:w="60"/>
-              <w:left w:type="dxa" w:w="120"/>
-              <w:bottom w:type="dxa" w:w="60"/>
-              <w:right w:type="dxa" w:w="120"/>
-            </w:tcMar>
-            <w:vAlign w:val="top"/>
-          </w:tcPr>
-          <w:p>
-            <w:pPr>
-              <w:spacing w:after="40" w:before="0"/>
-              <w:jc w:val="left"/>
-            </w:pPr>
-            <w:r>
-              <w:rPr>
-                <w:rFonts w:ascii="Arial" w:cs="Arial" w:eastAsia="Arial" w:hAnsi="Arial"/>
-                <w:b w:val="false"/>
-                <w:bCs w:val="false"/>
-                <w:i w:val="false"/>
-                <w:iCs w:val="false"/>
-                <w:color w:val="000000"/>
-                <w:sz w:val="18"/>
-                <w:szCs w:val="18"/>
-              </w:rPr>
-              <w:t xml:space="preserve">The two-colour sticky-note protocol separates evidence-based claims from new questions, making the epistemic status of each contribution explicit. Reading three questions aloud models the scientific practice of using evidence to generate further inquiry rather than treating data as a final answer.</w:t>
-            </w:r>
-          </w:p>
-        </w:tc>
-        <w:tc>
-          <w:tcPr>
-            <w:tcW w:type="dxa" w:w="3040"/>
-            <w:shd w:fill="F2F2F2" w:color="auto" w:val="clear"/>
-            <w:tcMar>
-              <w:top w:type="dxa" w:w="60"/>
-              <w:left w:type="dxa" w:w="120"/>
-              <w:bottom w:type="dxa" w:w="60"/>
-              <w:right w:type="dxa" w:w="120"/>
-            </w:tcMar>
-            <w:vAlign w:val="top"/>
-          </w:tcPr>
-          <w:p>
-            <w:pPr>
-              <w:spacing w:after="40" w:before="0"/>
-              <w:jc w:val="left"/>
-            </w:pPr>
-            <w:r>
-              <w:rPr>
-                <w:rFonts w:ascii="Arial" w:cs="Arial" w:eastAsia="Arial" w:hAnsi="Arial"/>
-                <w:b w:val="false"/>
-                <w:bCs w:val="false"/>
-                <w:i w:val="false"/>
-                <w:iCs w:val="false"/>
-                <w:color w:val="000000"/>
-                <w:sz w:val="18"/>
-                <w:szCs w:val="18"/>
-              </w:rPr>
-              <w:t xml:space="preserve">Teacher scans all answer sticky notes before the next lesson. Any note that states a claim without evidence (e.g., 'Salt does not conduct because it is ionic' with no reference to the data) is flagged for follow-up at the start of Lesson 6, prompting the learner to revise the claim to include the observed evidence. Notes that correctly link observation to particle-level explanation are used as model answers in Lesson 6.</w:t>
-            </w:r>
-          </w:p>
-        </w:tc>
-      </w:tr>
-      <w:tr>
-        <w:tc>
-          <w:tcPr>
-            <w:tcW w:type="dxa" w:w="1520"/>
-            <w:shd w:fill="D5E8F0" w:color="auto" w:val="clear"/>
-            <w:tcMar>
-              <w:top w:type="dxa" w:w="60"/>
-              <w:left w:type="dxa" w:w="120"/>
-              <w:bottom w:type="dxa" w:w="60"/>
-              <w:right w:type="dxa" w:w="120"/>
-            </w:tcMar>
-            <w:vAlign w:val="top"/>
-          </w:tcPr>
-          <w:p>
-            <w:pPr>
-              <w:spacing w:after="40" w:before="0"/>
-              <w:jc w:val="left"/>
-            </w:pPr>
-            <w:r>
-              <w:rPr>
-                <w:rFonts w:ascii="Arial" w:cs="Arial" w:eastAsia="Arial" w:hAnsi="Arial"/>
-                <w:b/>
-                <w:bCs/>
-                <w:i w:val="false"/>
-                <w:iCs w:val="false"/>
-                <w:color w:val="000000"/>
-                <w:sz w:val="18"/>
-                <w:szCs w:val="18"/>
-              </w:rPr>
-              <w:t xml:space="preserve">Model Building Phase</w:t>
-            </w:r>
-          </w:p>
-          <w:p>
-            <w:pPr>
-              <w:spacing w:after="20" w:before="0"/>
-            </w:pPr>
-            <w:r>
-              <w:rPr>
-                <w:rFonts w:ascii="Arial" w:cs="Arial" w:eastAsia="Arial" w:hAnsi="Arial"/>
-                <w:b/>
-                <w:bCs/>
-                <w:color w:val="1F3864"/>
-                <w:sz w:val="16"/>
-                <w:szCs w:val="16"/>
-              </w:rPr>
-              <w:t xml:space="preserve">📹 VIDEO:</w:t>
-            </w:r>
-          </w:p>
-          <w:p>
-            <w:pPr>
-              <w:spacing w:after="20" w:before="0"/>
-            </w:pPr>
-            <w:hyperlink w:history="1" r:id="rId0psnbjjxycqbah9fzgbmb">
-              <w:r>
-                <w:rPr>
-                  <w:rFonts w:ascii="Arial" w:cs="Arial" w:eastAsia="Arial" w:hAnsi="Arial"/>
-                  <w:color w:val="2E75B6"/>
-                  <w:sz w:val="16"/>
-                  <w:szCs w:val="16"/>
-                  <w:u w:val="single" w:color="2E75B6"/>
-                </w:rPr>
-                <w:t xml:space="preserve">Precipitation reactions</w:t>
-              </w:r>
-            </w:hyperlink>
-          </w:p>
-          <w:p>
-            <w:pPr>
-              <w:spacing w:after="10" w:before="0"/>
-              <w:ind w:left="120"/>
-            </w:pPr>
-            <w:r>
-              <w:rPr>
-                <w:rFonts w:ascii="Arial" w:cs="Arial" w:eastAsia="Arial" w:hAnsi="Arial"/>
-                <w:color w:val="595959"/>
-                <w:sz w:val="14"/>
-                <w:szCs w:val="14"/>
-              </w:rPr>
-              <w:t xml:space="preserve">Source: Khan Academy (English - US curriculum)</w:t>
-            </w:r>
-          </w:p>
-          <w:p>
-            <w:pPr>
-              <w:spacing w:after="10" w:before="0"/>
-              <w:ind w:left="120"/>
-            </w:pPr>
-            <w:hyperlink w:history="1" r:id="rIdt5m7s8x0mwd7c3zcqzok2">
+            <w:hyperlink w:history="1" r:id="rIdukhqsrps5nxxij6jkw-8f">
               <w:r>
                 <w:rPr>
                   <w:rFonts w:ascii="Arial" w:cs="Arial" w:eastAsia="Arial" w:hAnsi="Arial"/>
@@ -16413,47 +16404,31 @@
                 <w:sz w:val="16"/>
                 <w:szCs w:val="16"/>
               </w:rPr>
-              <w:t xml:space="preserve">📖 HTML:</w:t>
+              <w:t xml:space="preserve">📖 READING:</w:t>
             </w:r>
           </w:p>
           <w:p>
             <w:pPr>
               <w:spacing w:after="20" w:before="0"/>
             </w:pPr>
-            <w:hyperlink w:history="1" r:id="rIduck7ccnu801qh8fifubdk">
-              <w:r>
-                <w:rPr>
-                  <w:rFonts w:ascii="Arial" w:cs="Arial" w:eastAsia="Arial" w:hAnsi="Arial"/>
-                  <w:color w:val="2E75B6"/>
-                  <w:sz w:val="16"/>
-                  <w:szCs w:val="16"/>
-                  <w:u w:val="single" w:color="2E75B6"/>
-                </w:rPr>
-                <w:t xml:space="preserve">Electric Power and Electrical Energy Use (Flexbook)</w:t>
-              </w:r>
-            </w:hyperlink>
+            <w:r>
+              <w:rPr>
+                <w:rFonts w:ascii="Arial" w:cs="Arial" w:eastAsia="Arial" w:hAnsi="Arial"/>
+                <w:i/>
+                <w:iCs/>
+                <w:color w:val="595959"/>
+                <w:sz w:val="16"/>
+                <w:szCs w:val="16"/>
+              </w:rPr>
+              <w:t xml:space="preserve">No closely matching reading in the ARES library for this activity.</w:t>
+            </w:r>
           </w:p>
           <w:p>
             <w:pPr>
               <w:spacing w:after="10" w:before="0"/>
               <w:ind w:left="120"/>
             </w:pPr>
-            <w:r>
-              <w:rPr>
-                <w:rFonts w:ascii="Arial" w:cs="Arial" w:eastAsia="Arial" w:hAnsi="Arial"/>
-                <w:color w:val="595959"/>
-                <w:sz w:val="14"/>
-                <w:szCs w:val="14"/>
-              </w:rPr>
-              <w:t xml:space="preserve">Source: CK-12</w:t>
-            </w:r>
-          </w:p>
-          <w:p>
-            <w:pPr>
-              <w:spacing w:after="10" w:before="0"/>
-              <w:ind w:left="120"/>
-            </w:pPr>
-            <w:hyperlink w:history="1" r:id="rIdxx59wpi_uqnhq72hbbxeb">
+            <w:hyperlink w:history="1" r:id="rIdrrknzqam8_gs2jfwn3vn2">
               <w:r>
                 <w:rPr>
                   <w:rFonts w:ascii="Arial" w:cs="Arial" w:eastAsia="Arial" w:hAnsi="Arial"/>
@@ -16462,9 +16437,24 @@
                   <w:szCs w:val="14"/>
                   <w:u w:val="single" w:color="595959"/>
                 </w:rPr>
-                <w:t xml:space="preserve">🔍 Search ARES for similar readings</w:t>
+                <w:t xml:space="preserve">🔍 Search ARES for readings</w:t>
               </w:r>
             </w:hyperlink>
+          </w:p>
+          <w:p>
+            <w:pPr>
+              <w:spacing w:after="10" w:before="0"/>
+              <w:ind w:left="120"/>
+            </w:pPr>
+            <w:r>
+              <w:rPr>
+                <w:rFonts w:ascii="Arial" w:cs="Arial" w:eastAsia="Arial" w:hAnsi="Arial"/>
+                <w:color w:val="595959"/>
+                <w:sz w:val="14"/>
+                <w:szCs w:val="14"/>
+              </w:rPr>
+              <w:t xml:space="preserve">Search terms: chemical bonding electrical conductivity</w:t>
+            </w:r>
           </w:p>
         </w:tc>
         <w:tc>
@@ -17940,7 +17930,7 @@
             <w:pPr>
               <w:spacing w:after="20" w:before="0"/>
             </w:pPr>
-            <w:hyperlink w:history="1" r:id="rIdrxsuujwl4coggndtsyb8p">
+            <w:hyperlink w:history="1" r:id="rIdfw-sgebm8hhzhidfeydkd">
               <w:r>
                 <w:rPr>
                   <w:rFonts w:ascii="Arial" w:cs="Arial" w:eastAsia="Arial" w:hAnsi="Arial"/>
@@ -17949,7 +17939,7 @@
                   <w:szCs w:val="16"/>
                   <w:u w:val="single" w:color="2E75B6"/>
                 </w:rPr>
-                <w:t xml:space="preserve">Precipitation reactions</w:t>
+                <w:t xml:space="preserve">Electronegativity and bonding</w:t>
               </w:r>
             </w:hyperlink>
           </w:p>
@@ -17973,7 +17963,7 @@
               <w:spacing w:after="10" w:before="0"/>
               <w:ind w:left="120"/>
             </w:pPr>
-            <w:hyperlink w:history="1" r:id="rIdo8w-bmkulgacfvkcof759">
+            <w:hyperlink w:history="1" r:id="rIdmbmr0zdyezolgql5czgli">
               <w:r>
                 <w:rPr>
                   <w:rFonts w:ascii="Arial" w:cs="Arial" w:eastAsia="Arial" w:hAnsi="Arial"/>
@@ -18018,7 +18008,7 @@
             <w:pPr>
               <w:spacing w:after="20" w:before="0"/>
             </w:pPr>
-            <w:hyperlink w:history="1" r:id="rIddrsb3jdkr1biqhneoi7mu">
+            <w:hyperlink w:history="1" r:id="rIdncxoraodv4-jn_6dj_r5o">
               <w:r>
                 <w:rPr>
                   <w:rFonts w:ascii="Arial" w:cs="Arial" w:eastAsia="Arial" w:hAnsi="Arial"/>
@@ -18027,7 +18017,7 @@
                   <w:szCs w:val="16"/>
                   <w:u w:val="single" w:color="2E75B6"/>
                 </w:rPr>
-                <w:t xml:space="preserve">Comparison of Dot, Two-Sided Stem, and Parallel Box Plots (Flexbook)</w:t>
+                <w:t xml:space="preserve">Covalent and Ionic Bonding (PLIX)</w:t>
               </w:r>
             </w:hyperlink>
           </w:p>
@@ -18051,7 +18041,7 @@
               <w:spacing w:after="10" w:before="0"/>
               <w:ind w:left="120"/>
             </w:pPr>
-            <w:hyperlink w:history="1" r:id="rIdzdufzar6cl5yodz6kajpt">
+            <w:hyperlink w:history="1" r:id="rIdeqjokwv4wjrggb2vwimfr">
               <w:r>
                 <w:rPr>
                   <w:rFonts w:ascii="Arial" w:cs="Arial" w:eastAsia="Arial" w:hAnsi="Arial"/>
@@ -18246,7 +18236,7 @@
             <w:pPr>
               <w:spacing w:after="20" w:before="0"/>
             </w:pPr>
-            <w:hyperlink w:history="1" r:id="rIdwfh6pnzizv44b2logacvn">
+            <w:hyperlink w:history="1" r:id="rIdb-ecznzlza0oqd0mrm31h">
               <w:r>
                 <w:rPr>
                   <w:rFonts w:ascii="Arial" w:cs="Arial" w:eastAsia="Arial" w:hAnsi="Arial"/>
@@ -18255,7 +18245,7 @@
                   <w:szCs w:val="16"/>
                   <w:u w:val="single" w:color="2E75B6"/>
                 </w:rPr>
-                <w:t xml:space="preserve">Precipitation reactions</w:t>
+                <w:t xml:space="preserve">Covalent bonds</w:t>
               </w:r>
             </w:hyperlink>
           </w:p>
@@ -18279,7 +18269,7 @@
               <w:spacing w:after="10" w:before="0"/>
               <w:ind w:left="120"/>
             </w:pPr>
-            <w:hyperlink w:history="1" r:id="rIdmocnectn2xiwzfzh0dvr6">
+            <w:hyperlink w:history="1" r:id="rIdhkpaepf4djwh_7s8tlawl">
               <w:r>
                 <w:rPr>
                   <w:rFonts w:ascii="Arial" w:cs="Arial" w:eastAsia="Arial" w:hAnsi="Arial"/>
@@ -18324,7 +18314,7 @@
             <w:pPr>
               <w:spacing w:after="20" w:before="0"/>
             </w:pPr>
-            <w:hyperlink w:history="1" r:id="rIdlifof_zjyk4bp9lfhptlg">
+            <w:hyperlink w:history="1" r:id="rIdodoyhmvg3sclstkzdw72d">
               <w:r>
                 <w:rPr>
                   <w:rFonts w:ascii="Arial" w:cs="Arial" w:eastAsia="Arial" w:hAnsi="Arial"/>
@@ -18333,7 +18323,7 @@
                   <w:szCs w:val="16"/>
                   <w:u w:val="single" w:color="2E75B6"/>
                 </w:rPr>
-                <w:t xml:space="preserve">Comparison of Dot, Two-Sided Stem, and Parallel Box Plots (Flexbook)</w:t>
+                <w:t xml:space="preserve">Covalent Bonding in Polyatomic Ions (Flexbook)</w:t>
               </w:r>
             </w:hyperlink>
           </w:p>
@@ -18357,7 +18347,7 @@
               <w:spacing w:after="10" w:before="0"/>
               <w:ind w:left="120"/>
             </w:pPr>
-            <w:hyperlink w:history="1" r:id="rIdl3d5cxkoortkuyiqidivz">
+            <w:hyperlink w:history="1" r:id="rIdnllilpusr0bvyy0tvtlf4">
               <w:r>
                 <w:rPr>
                   <w:rFonts w:ascii="Arial" w:cs="Arial" w:eastAsia="Arial" w:hAnsi="Arial"/>
@@ -18552,7 +18542,7 @@
             <w:pPr>
               <w:spacing w:after="20" w:before="0"/>
             </w:pPr>
-            <w:hyperlink w:history="1" r:id="rIdsmsshigjbre4etql-8dls">
+            <w:hyperlink w:history="1" r:id="rIdgytew_sta4hafpfdetq8u">
               <w:r>
                 <w:rPr>
                   <w:rFonts w:ascii="Arial" w:cs="Arial" w:eastAsia="Arial" w:hAnsi="Arial"/>
@@ -18561,7 +18551,7 @@
                   <w:szCs w:val="16"/>
                   <w:u w:val="single" w:color="2E75B6"/>
                 </w:rPr>
-                <w:t xml:space="preserve">Precipitation reactions</w:t>
+                <w:t xml:space="preserve">Ionic Bonding - Overview</w:t>
               </w:r>
             </w:hyperlink>
           </w:p>
@@ -18577,7 +18567,7 @@
                 <w:sz w:val="14"/>
                 <w:szCs w:val="14"/>
               </w:rPr>
-              <w:t xml:space="preserve">Source: Khan Academy (English - US curriculum)</w:t>
+              <w:t xml:space="preserve">Source: CK-12</w:t>
             </w:r>
           </w:p>
           <w:p>
@@ -18585,7 +18575,7 @@
               <w:spacing w:after="10" w:before="0"/>
               <w:ind w:left="120"/>
             </w:pPr>
-            <w:hyperlink w:history="1" r:id="rIdnqo12zxg1lstj5u2fpqoe">
+            <w:hyperlink w:history="1" r:id="rIdyfqufg7cag_mjbp_lybob">
               <w:r>
                 <w:rPr>
                   <w:rFonts w:ascii="Arial" w:cs="Arial" w:eastAsia="Arial" w:hAnsi="Arial"/>
@@ -18623,14 +18613,14 @@
                 <w:sz w:val="16"/>
                 <w:szCs w:val="16"/>
               </w:rPr>
-              <w:t xml:space="preserve">📖 HTML:</w:t>
+              <w:t xml:space="preserve">📖 EXERCISE:</w:t>
             </w:r>
           </w:p>
           <w:p>
             <w:pPr>
               <w:spacing w:after="20" w:before="0"/>
             </w:pPr>
-            <w:hyperlink w:history="1" r:id="rIdcp_z0no-rzlqi2ezhzrma">
+            <w:hyperlink w:history="1" r:id="rId_kh5yzc0whvmwa56dajgx">
               <w:r>
                 <w:rPr>
                   <w:rFonts w:ascii="Arial" w:cs="Arial" w:eastAsia="Arial" w:hAnsi="Arial"/>
@@ -18639,7 +18629,7 @@
                   <w:szCs w:val="16"/>
                   <w:u w:val="single" w:color="2E75B6"/>
                 </w:rPr>
-                <w:t xml:space="preserve">Comparison of Dot, Two-Sided Stem, and Parallel Box Plots (Flexbook)</w:t>
+                <w:t xml:space="preserve">Covalent Bonding in Polyatomic Ions Practice</w:t>
               </w:r>
             </w:hyperlink>
           </w:p>
@@ -18663,7 +18653,7 @@
               <w:spacing w:after="10" w:before="0"/>
               <w:ind w:left="120"/>
             </w:pPr>
-            <w:hyperlink w:history="1" r:id="rId77edqgoah7aibeuj21g6p">
+            <w:hyperlink w:history="1" r:id="rIdjxtgwh_jr3wc8fdgkoiez">
               <w:r>
                 <w:rPr>
                   <w:rFonts w:ascii="Arial" w:cs="Arial" w:eastAsia="Arial" w:hAnsi="Arial"/>
@@ -18858,7 +18848,7 @@
             <w:pPr>
               <w:spacing w:after="20" w:before="0"/>
             </w:pPr>
-            <w:hyperlink w:history="1" r:id="rIdt_lomtueocsf3qq0enhba">
+            <w:hyperlink w:history="1" r:id="rIdedfbc431ffwb_3olzdyqw">
               <w:r>
                 <w:rPr>
                   <w:rFonts w:ascii="Arial" w:cs="Arial" w:eastAsia="Arial" w:hAnsi="Arial"/>
@@ -18867,7 +18857,7 @@
                   <w:szCs w:val="16"/>
                   <w:u w:val="single" w:color="2E75B6"/>
                 </w:rPr>
-                <w:t xml:space="preserve">Precipitation reactions</w:t>
+                <w:t xml:space="preserve">Predicting bond type (electronegativity)</w:t>
               </w:r>
             </w:hyperlink>
           </w:p>
@@ -18891,7 +18881,7 @@
               <w:spacing w:after="10" w:before="0"/>
               <w:ind w:left="120"/>
             </w:pPr>
-            <w:hyperlink w:history="1" r:id="rIdgkpmsasiokvy2kvreu095">
+            <w:hyperlink w:history="1" r:id="rIdtl92kwn9-6qi6baucjcfg">
               <w:r>
                 <w:rPr>
                   <w:rFonts w:ascii="Arial" w:cs="Arial" w:eastAsia="Arial" w:hAnsi="Arial"/>
@@ -18936,7 +18926,7 @@
             <w:pPr>
               <w:spacing w:after="20" w:before="0"/>
             </w:pPr>
-            <w:hyperlink w:history="1" r:id="rIdl2u3csqjw1dicnc5ii6vh">
+            <w:hyperlink w:history="1" r:id="rIdddm-pvkidmy7kauu4na5z">
               <w:r>
                 <w:rPr>
                   <w:rFonts w:ascii="Arial" w:cs="Arial" w:eastAsia="Arial" w:hAnsi="Arial"/>
@@ -18945,7 +18935,7 @@
                   <w:szCs w:val="16"/>
                   <w:u w:val="single" w:color="2E75B6"/>
                 </w:rPr>
-                <w:t xml:space="preserve">Comparison of Dot, Two-Sided Stem, and Parallel Box Plots (Flexbook)</w:t>
+                <w:t xml:space="preserve">Ionic Bonding (Flexbook)</w:t>
               </w:r>
             </w:hyperlink>
           </w:p>
@@ -18969,7 +18959,7 @@
               <w:spacing w:after="10" w:before="0"/>
               <w:ind w:left="120"/>
             </w:pPr>
-            <w:hyperlink w:history="1" r:id="rIdxmtlg7syqghub_soqlxaa">
+            <w:hyperlink w:history="1" r:id="rIdjhlexwhub5neqmseu17we">
               <w:r>
                 <w:rPr>
                   <w:rFonts w:ascii="Arial" w:cs="Arial" w:eastAsia="Arial" w:hAnsi="Arial"/>
@@ -19164,7 +19154,7 @@
             <w:pPr>
               <w:spacing w:after="20" w:before="0"/>
             </w:pPr>
-            <w:hyperlink w:history="1" r:id="rIdm3ucvpayuskidd-mxoiwl">
+            <w:hyperlink w:history="1" r:id="rIdknnonnivxcgkyyql-nhur">
               <w:r>
                 <w:rPr>
                   <w:rFonts w:ascii="Arial" w:cs="Arial" w:eastAsia="Arial" w:hAnsi="Arial"/>
@@ -19173,7 +19163,7 @@
                   <w:szCs w:val="16"/>
                   <w:u w:val="single" w:color="2E75B6"/>
                 </w:rPr>
-                <w:t xml:space="preserve">Precipitation reactions</w:t>
+                <w:t xml:space="preserve">Predicting bond type (metals vs. nonmetals)</w:t>
               </w:r>
             </w:hyperlink>
           </w:p>
@@ -19197,7 +19187,7 @@
               <w:spacing w:after="10" w:before="0"/>
               <w:ind w:left="120"/>
             </w:pPr>
-            <w:hyperlink w:history="1" r:id="rIdm4uo5jpvqwmblangfcbme">
+            <w:hyperlink w:history="1" r:id="rIdva5g1cnadgilqa5kajnzs">
               <w:r>
                 <w:rPr>
                   <w:rFonts w:ascii="Arial" w:cs="Arial" w:eastAsia="Arial" w:hAnsi="Arial"/>
@@ -19235,14 +19225,14 @@
                 <w:sz w:val="16"/>
                 <w:szCs w:val="16"/>
               </w:rPr>
-              <w:t xml:space="preserve">📖 HTML:</w:t>
+              <w:t xml:space="preserve">📖 EXERCISE:</w:t>
             </w:r>
           </w:p>
           <w:p>
             <w:pPr>
               <w:spacing w:after="20" w:before="0"/>
             </w:pPr>
-            <w:hyperlink w:history="1" r:id="rIdkoi2hmxklnl8mw6yetmha">
+            <w:hyperlink w:history="1" r:id="rIdq0cl1pfydqfh6drwfjj6r">
               <w:r>
                 <w:rPr>
                   <w:rFonts w:ascii="Arial" w:cs="Arial" w:eastAsia="Arial" w:hAnsi="Arial"/>
@@ -19251,7 +19241,7 @@
                   <w:szCs w:val="16"/>
                   <w:u w:val="single" w:color="2E75B6"/>
                 </w:rPr>
-                <w:t xml:space="preserve">Comparison of Dot, Two-Sided Stem, and Parallel Box Plots (Flexbook)</w:t>
+                <w:t xml:space="preserve">Ionic Bonding Practice</w:t>
               </w:r>
             </w:hyperlink>
           </w:p>
@@ -19275,7 +19265,7 @@
               <w:spacing w:after="10" w:before="0"/>
               <w:ind w:left="120"/>
             </w:pPr>
-            <w:hyperlink w:history="1" r:id="rIdcqwe9wlpwlsl1a-pcxdcr">
+            <w:hyperlink w:history="1" r:id="rIdjcnfe0mrrhp5ykd-1p9vy">
               <w:r>
                 <w:rPr>
                   <w:rFonts w:ascii="Arial" w:cs="Arial" w:eastAsia="Arial" w:hAnsi="Arial"/>
@@ -20762,7 +20752,7 @@
             <w:pPr>
               <w:spacing w:after="20" w:before="0"/>
             </w:pPr>
-            <w:hyperlink w:history="1" r:id="rIdn6cvv3bzf6r4fxrn4rrcv">
+            <w:hyperlink w:history="1" r:id="rId3t93q5eswuykyrjtpgyhm">
               <w:r>
                 <w:rPr>
                   <w:rFonts w:ascii="Arial" w:cs="Arial" w:eastAsia="Arial" w:hAnsi="Arial"/>
@@ -20771,7 +20761,7 @@
                   <w:szCs w:val="16"/>
                   <w:u w:val="single" w:color="2E75B6"/>
                 </w:rPr>
-                <w:t xml:space="preserve">Elements and atoms</w:t>
+                <w:t xml:space="preserve">Metallic bonds</w:t>
               </w:r>
             </w:hyperlink>
           </w:p>
@@ -20795,7 +20785,7 @@
               <w:spacing w:after="10" w:before="0"/>
               <w:ind w:left="120"/>
             </w:pPr>
-            <w:hyperlink w:history="1" r:id="rIdp9ehlsbigaopnwdwrmqe7">
+            <w:hyperlink w:history="1" r:id="rIdrk3sy03wxlco6xf7iqmgz">
               <w:r>
                 <w:rPr>
                   <w:rFonts w:ascii="Arial" w:cs="Arial" w:eastAsia="Arial" w:hAnsi="Arial"/>
@@ -20833,14 +20823,14 @@
                 <w:sz w:val="16"/>
                 <w:szCs w:val="16"/>
               </w:rPr>
-              <w:t xml:space="preserve">📖 HTML:</w:t>
+              <w:t xml:space="preserve">📖 EXERCISE:</w:t>
             </w:r>
           </w:p>
           <w:p>
             <w:pPr>
               <w:spacing w:after="20" w:before="0"/>
             </w:pPr>
-            <w:hyperlink w:history="1" r:id="rIdaip_7sfm8ki_28e5g2brr">
+            <w:hyperlink w:history="1" r:id="rId2bmfwrqgkxfjy4agse36w">
               <w:r>
                 <w:rPr>
                   <w:rFonts w:ascii="Arial" w:cs="Arial" w:eastAsia="Arial" w:hAnsi="Arial"/>
@@ -20849,7 +20839,7 @@
                   <w:szCs w:val="16"/>
                   <w:u w:val="single" w:color="2E75B6"/>
                 </w:rPr>
-                <w:t xml:space="preserve">Chemical Bonding (Flexbook)</w:t>
+                <w:t xml:space="preserve">Types of chemical bonds</w:t>
               </w:r>
             </w:hyperlink>
           </w:p>
@@ -20865,7 +20855,7 @@
                 <w:sz w:val="14"/>
                 <w:szCs w:val="14"/>
               </w:rPr>
-              <w:t xml:space="preserve">Source: CK-12</w:t>
+              <w:t xml:space="preserve">Source: Khan Academy (English - US curriculum)</w:t>
             </w:r>
           </w:p>
           <w:p>
@@ -20873,7 +20863,7 @@
               <w:spacing w:after="10" w:before="0"/>
               <w:ind w:left="120"/>
             </w:pPr>
-            <w:hyperlink w:history="1" r:id="rIdmkflamd_vl-dw1ykunq1o">
+            <w:hyperlink w:history="1" r:id="rIdwqdwjkunasm4iqknawp68">
               <w:r>
                 <w:rPr>
                   <w:rFonts w:ascii="Arial" w:cs="Arial" w:eastAsia="Arial" w:hAnsi="Arial"/>
@@ -21068,7 +21058,7 @@
             <w:pPr>
               <w:spacing w:after="20" w:before="0"/>
             </w:pPr>
-            <w:hyperlink w:history="1" r:id="rIdqlb67j03cksmxgxcl5ph6">
+            <w:hyperlink w:history="1" r:id="rId7gpfwaej2hzhehxf3s2s_">
               <w:r>
                 <w:rPr>
                   <w:rFonts w:ascii="Arial" w:cs="Arial" w:eastAsia="Arial" w:hAnsi="Arial"/>
@@ -21077,7 +21067,7 @@
                   <w:szCs w:val="16"/>
                   <w:u w:val="single" w:color="2E75B6"/>
                 </w:rPr>
-                <w:t xml:space="preserve">Elements and atoms</w:t>
+                <w:t xml:space="preserve">Predicting bond type (metals vs. nonmetals)</w:t>
               </w:r>
             </w:hyperlink>
           </w:p>
@@ -21101,7 +21091,7 @@
               <w:spacing w:after="10" w:before="0"/>
               <w:ind w:left="120"/>
             </w:pPr>
-            <w:hyperlink w:history="1" r:id="rIdiz1xyxlvpz4xcf91uiyze">
+            <w:hyperlink w:history="1" r:id="rIdawe-5kjmf_lleoguqxkp9">
               <w:r>
                 <w:rPr>
                   <w:rFonts w:ascii="Arial" w:cs="Arial" w:eastAsia="Arial" w:hAnsi="Arial"/>
@@ -21146,7 +21136,7 @@
             <w:pPr>
               <w:spacing w:after="20" w:before="0"/>
             </w:pPr>
-            <w:hyperlink w:history="1" r:id="rIduz7dplssf4s3qeo_evhz3">
+            <w:hyperlink w:history="1" r:id="rIdg4xskytnwcfyto5n4ywhf">
               <w:r>
                 <w:rPr>
                   <w:rFonts w:ascii="Arial" w:cs="Arial" w:eastAsia="Arial" w:hAnsi="Arial"/>
@@ -21155,7 +21145,7 @@
                   <w:szCs w:val="16"/>
                   <w:u w:val="single" w:color="2E75B6"/>
                 </w:rPr>
-                <w:t xml:space="preserve">Chemical Bonding (Flexbook)</w:t>
+                <w:t xml:space="preserve">Coordinate Covalent Bond (Flexbook)</w:t>
               </w:r>
             </w:hyperlink>
           </w:p>
@@ -21179,7 +21169,7 @@
               <w:spacing w:after="10" w:before="0"/>
               <w:ind w:left="120"/>
             </w:pPr>
-            <w:hyperlink w:history="1" r:id="rIduqgf6sxxq06jpkxwfpput">
+            <w:hyperlink w:history="1" r:id="rIdul27qn8ntndvtvk0f-chg">
               <w:r>
                 <w:rPr>
                   <w:rFonts w:ascii="Arial" w:cs="Arial" w:eastAsia="Arial" w:hAnsi="Arial"/>
@@ -21374,7 +21364,7 @@
             <w:pPr>
               <w:spacing w:after="20" w:before="0"/>
             </w:pPr>
-            <w:hyperlink w:history="1" r:id="rIdp-ynx2wj8nuevooa0qzfr">
+            <w:hyperlink w:history="1" r:id="rIdwyn2i71215wmf-0-trfaa">
               <w:r>
                 <w:rPr>
                   <w:rFonts w:ascii="Arial" w:cs="Arial" w:eastAsia="Arial" w:hAnsi="Arial"/>
@@ -21383,7 +21373,7 @@
                   <w:szCs w:val="16"/>
                   <w:u w:val="single" w:color="2E75B6"/>
                 </w:rPr>
-                <w:t xml:space="preserve">Elements and atoms</w:t>
+                <w:t xml:space="preserve">Predicting bond type (electronegativity)</w:t>
               </w:r>
             </w:hyperlink>
           </w:p>
@@ -21407,7 +21397,7 @@
               <w:spacing w:after="10" w:before="0"/>
               <w:ind w:left="120"/>
             </w:pPr>
-            <w:hyperlink w:history="1" r:id="rIddno0tpqr0p2ke4yng23fv">
+            <w:hyperlink w:history="1" r:id="rIdxanwvnlg9u6zrg5jdnq3w">
               <w:r>
                 <w:rPr>
                   <w:rFonts w:ascii="Arial" w:cs="Arial" w:eastAsia="Arial" w:hAnsi="Arial"/>
@@ -21445,14 +21435,14 @@
                 <w:sz w:val="16"/>
                 <w:szCs w:val="16"/>
               </w:rPr>
-              <w:t xml:space="preserve">📖 HTML:</w:t>
+              <w:t xml:space="preserve">📖 EXERCISE:</w:t>
             </w:r>
           </w:p>
           <w:p>
             <w:pPr>
               <w:spacing w:after="20" w:before="0"/>
             </w:pPr>
-            <w:hyperlink w:history="1" r:id="rIdxhel00tg7rvnp9da5kpot">
+            <w:hyperlink w:history="1" r:id="rId8uranhvfgkcxg3h39zqqq">
               <w:r>
                 <w:rPr>
                   <w:rFonts w:ascii="Arial" w:cs="Arial" w:eastAsia="Arial" w:hAnsi="Arial"/>
@@ -21461,7 +21451,7 @@
                   <w:szCs w:val="16"/>
                   <w:u w:val="single" w:color="2E75B6"/>
                 </w:rPr>
-                <w:t xml:space="preserve">Chemical Bonding (Flexbook)</w:t>
+                <w:t xml:space="preserve">Coordinate Covalent Bond Practice</w:t>
               </w:r>
             </w:hyperlink>
           </w:p>
@@ -21485,7 +21475,7 @@
               <w:spacing w:after="10" w:before="0"/>
               <w:ind w:left="120"/>
             </w:pPr>
-            <w:hyperlink w:history="1" r:id="rIdageq3vikdftceo_yzzas7">
+            <w:hyperlink w:history="1" r:id="rIdzjhoawjlq0z2lkdodnda2">
               <w:r>
                 <w:rPr>
                   <w:rFonts w:ascii="Arial" w:cs="Arial" w:eastAsia="Arial" w:hAnsi="Arial"/>
@@ -21680,7 +21670,7 @@
             <w:pPr>
               <w:spacing w:after="20" w:before="0"/>
             </w:pPr>
-            <w:hyperlink w:history="1" r:id="rIds3eirhljupuolqwr97h6s">
+            <w:hyperlink w:history="1" r:id="rIds0acktvlhdgfgoif7p3za">
               <w:r>
                 <w:rPr>
                   <w:rFonts w:ascii="Arial" w:cs="Arial" w:eastAsia="Arial" w:hAnsi="Arial"/>
@@ -21689,7 +21679,7 @@
                   <w:szCs w:val="16"/>
                   <w:u w:val="single" w:color="2E75B6"/>
                 </w:rPr>
-                <w:t xml:space="preserve">Elements and atoms</w:t>
+                <w:t xml:space="preserve">Metallic bonds</w:t>
               </w:r>
             </w:hyperlink>
           </w:p>
@@ -21713,7 +21703,7 @@
               <w:spacing w:after="10" w:before="0"/>
               <w:ind w:left="120"/>
             </w:pPr>
-            <w:hyperlink w:history="1" r:id="rIdq1tpp2q6kldawrxqyllsx">
+            <w:hyperlink w:history="1" r:id="rId8qgteec-4s-aevuir-pqj">
               <w:r>
                 <w:rPr>
                   <w:rFonts w:ascii="Arial" w:cs="Arial" w:eastAsia="Arial" w:hAnsi="Arial"/>
@@ -21758,7 +21748,7 @@
             <w:pPr>
               <w:spacing w:after="20" w:before="0"/>
             </w:pPr>
-            <w:hyperlink w:history="1" r:id="rId0k2t6nn5ut9zz5jnya0ox">
+            <w:hyperlink w:history="1" r:id="rIdnofq7ksjtgxcvnpodylac">
               <w:r>
                 <w:rPr>
                   <w:rFonts w:ascii="Arial" w:cs="Arial" w:eastAsia="Arial" w:hAnsi="Arial"/>
@@ -21767,7 +21757,7 @@
                   <w:szCs w:val="16"/>
                   <w:u w:val="single" w:color="2E75B6"/>
                 </w:rPr>
-                <w:t xml:space="preserve">Chemical Bonding (Flexbook)</w:t>
+                <w:t xml:space="preserve">Energy and Covalent Bond Formation (Flexbook)</w:t>
               </w:r>
             </w:hyperlink>
           </w:p>
@@ -21791,7 +21781,7 @@
               <w:spacing w:after="10" w:before="0"/>
               <w:ind w:left="120"/>
             </w:pPr>
-            <w:hyperlink w:history="1" r:id="rId2rw4xtcdp06yqzmkdxwxa">
+            <w:hyperlink w:history="1" r:id="rIdyrxe_wvnsgfdrprzgir_1">
               <w:r>
                 <w:rPr>
                   <w:rFonts w:ascii="Arial" w:cs="Arial" w:eastAsia="Arial" w:hAnsi="Arial"/>
@@ -21986,7 +21976,7 @@
             <w:pPr>
               <w:spacing w:after="20" w:before="0"/>
             </w:pPr>
-            <w:hyperlink w:history="1" r:id="rIdeiwwoyntb7oeoyu1bj8tc">
+            <w:hyperlink w:history="1" r:id="rIdpyaudftmw_r0udewr8wyc">
               <w:r>
                 <w:rPr>
                   <w:rFonts w:ascii="Arial" w:cs="Arial" w:eastAsia="Arial" w:hAnsi="Arial"/>
@@ -21995,7 +21985,7 @@
                   <w:szCs w:val="16"/>
                   <w:u w:val="single" w:color="2E75B6"/>
                 </w:rPr>
-                <w:t xml:space="preserve">Elements and atoms</w:t>
+                <w:t xml:space="preserve">Metallic bonds</w:t>
               </w:r>
             </w:hyperlink>
           </w:p>
@@ -22019,7 +22009,7 @@
               <w:spacing w:after="10" w:before="0"/>
               <w:ind w:left="120"/>
             </w:pPr>
-            <w:hyperlink w:history="1" r:id="rIdhi0b9kdffl8ogsj6rybpf">
+            <w:hyperlink w:history="1" r:id="rIdxl1chh1ea2xyq-ykly8o5">
               <w:r>
                 <w:rPr>
                   <w:rFonts w:ascii="Arial" w:cs="Arial" w:eastAsia="Arial" w:hAnsi="Arial"/>
@@ -22057,14 +22047,14 @@
                 <w:sz w:val="16"/>
                 <w:szCs w:val="16"/>
               </w:rPr>
-              <w:t xml:space="preserve">📖 HTML:</w:t>
+              <w:t xml:space="preserve">📖 EXERCISE:</w:t>
             </w:r>
           </w:p>
           <w:p>
             <w:pPr>
               <w:spacing w:after="20" w:before="0"/>
             </w:pPr>
-            <w:hyperlink w:history="1" r:id="rIdjgcxqq8aovn5i2hvz8cql">
+            <w:hyperlink w:history="1" r:id="rIdrekil2iq3cigny5nfeqzh">
               <w:r>
                 <w:rPr>
                   <w:rFonts w:ascii="Arial" w:cs="Arial" w:eastAsia="Arial" w:hAnsi="Arial"/>
@@ -22073,7 +22063,7 @@
                   <w:szCs w:val="16"/>
                   <w:u w:val="single" w:color="2E75B6"/>
                 </w:rPr>
-                <w:t xml:space="preserve">Chemical Bonding (Flexbook)</w:t>
+                <w:t xml:space="preserve">Energy and Covalent Bond Formation Practice</w:t>
               </w:r>
             </w:hyperlink>
           </w:p>
@@ -22097,7 +22087,7 @@
               <w:spacing w:after="10" w:before="0"/>
               <w:ind w:left="120"/>
             </w:pPr>
-            <w:hyperlink w:history="1" r:id="rIdcw2whq_zqv6x2df8lzjq6">
+            <w:hyperlink w:history="1" r:id="rIdo61zfxuj4m3y8asr6agud">
               <w:r>
                 <w:rPr>
                   <w:rFonts w:ascii="Arial" w:cs="Arial" w:eastAsia="Arial" w:hAnsi="Arial"/>
@@ -23679,7 +23669,7 @@
             <w:pPr>
               <w:spacing w:after="20" w:before="0"/>
             </w:pPr>
-            <w:hyperlink w:history="1" r:id="rId9om_5oni3xh3nml3xmetg">
+            <w:hyperlink w:history="1" r:id="rIdapf5wiexuytt9tx0-am7e">
               <w:r>
                 <w:rPr>
                   <w:rFonts w:ascii="Arial" w:cs="Arial" w:eastAsia="Arial" w:hAnsi="Arial"/>
@@ -23688,7 +23678,7 @@
                   <w:szCs w:val="16"/>
                   <w:u w:val="single" w:color="2E75B6"/>
                 </w:rPr>
-                <w:t xml:space="preserve">Precipitation reactions</w:t>
+                <w:t xml:space="preserve">Metallic bonds</w:t>
               </w:r>
             </w:hyperlink>
           </w:p>
@@ -23712,7 +23702,7 @@
               <w:spacing w:after="10" w:before="0"/>
               <w:ind w:left="120"/>
             </w:pPr>
-            <w:hyperlink w:history="1" r:id="rIdzyi6httziz3kcs8gr2ilk">
+            <w:hyperlink w:history="1" r:id="rIdrqrx9vw4w4vxj4szo_e3f">
               <w:r>
                 <w:rPr>
                   <w:rFonts w:ascii="Arial" w:cs="Arial" w:eastAsia="Arial" w:hAnsi="Arial"/>
@@ -23750,14 +23740,241 @@
                 <w:sz w:val="16"/>
                 <w:szCs w:val="16"/>
               </w:rPr>
-              <w:t xml:space="preserve">📖 HTML:</w:t>
+              <w:t xml:space="preserve">📖 READING:</w:t>
             </w:r>
           </w:p>
           <w:p>
             <w:pPr>
               <w:spacing w:after="20" w:before="0"/>
             </w:pPr>
-            <w:hyperlink w:history="1" r:id="rIdlujwdr72op-3olcxbzfps">
+            <w:r>
+              <w:rPr>
+                <w:rFonts w:ascii="Arial" w:cs="Arial" w:eastAsia="Arial" w:hAnsi="Arial"/>
+                <w:i/>
+                <w:iCs/>
+                <w:color w:val="595959"/>
+                <w:sz w:val="16"/>
+                <w:szCs w:val="16"/>
+              </w:rPr>
+              <w:t xml:space="preserve">No closely matching reading in the ARES library for this activity.</w:t>
+            </w:r>
+          </w:p>
+          <w:p>
+            <w:pPr>
+              <w:spacing w:after="10" w:before="0"/>
+              <w:ind w:left="120"/>
+            </w:pPr>
+            <w:hyperlink w:history="1" r:id="rIdenriik17epaw0geuvni_r">
+              <w:r>
+                <w:rPr>
+                  <w:rFonts w:ascii="Arial" w:cs="Arial" w:eastAsia="Arial" w:hAnsi="Arial"/>
+                  <w:color w:val="595959"/>
+                  <w:sz w:val="14"/>
+                  <w:szCs w:val="14"/>
+                  <w:u w:val="single" w:color="595959"/>
+                </w:rPr>
+                <w:t xml:space="preserve">🔍 Search ARES for readings</w:t>
+              </w:r>
+            </w:hyperlink>
+          </w:p>
+          <w:p>
+            <w:pPr>
+              <w:spacing w:after="10" w:before="0"/>
+              <w:ind w:left="120"/>
+            </w:pPr>
+            <w:r>
+              <w:rPr>
+                <w:rFonts w:ascii="Arial" w:cs="Arial" w:eastAsia="Arial" w:hAnsi="Arial"/>
+                <w:color w:val="595959"/>
+                <w:sz w:val="14"/>
+                <w:szCs w:val="14"/>
+              </w:rPr>
+              <w:t xml:space="preserve">Search terms: chemical bonding giant ionic</w:t>
+            </w:r>
+          </w:p>
+        </w:tc>
+        <w:tc>
+          <w:tcPr>
+            <w:tcW w:type="dxa" w:w="3040"/>
+            <w:shd w:fill="FFFFFF" w:color="auto" w:val="clear"/>
+            <w:tcMar>
+              <w:top w:type="dxa" w:w="60"/>
+              <w:left w:type="dxa" w:w="120"/>
+              <w:bottom w:type="dxa" w:w="60"/>
+              <w:right w:type="dxa" w:w="120"/>
+            </w:tcMar>
+            <w:vAlign w:val="top"/>
+          </w:tcPr>
+          <w:p>
+            <w:pPr>
+              <w:spacing w:after="40" w:before="0"/>
+              <w:jc w:val="left"/>
+            </w:pPr>
+            <w:r>
+              <w:rPr>
+                <w:rFonts w:ascii="Arial" w:cs="Arial" w:eastAsia="Arial" w:hAnsi="Arial"/>
+                <w:b w:val="false"/>
+                <w:bCs w:val="false"/>
+                <w:i w:val="false"/>
+                <w:iCs w:val="false"/>
+                <w:color w:val="000000"/>
+                <w:sz w:val="18"/>
+                <w:szCs w:val="18"/>
+              </w:rPr>
+              <w:t xml:space="preserve">Learners re-read the anchoring phenomenon description (displayed on the board or read aloud by the teacher). Working individually for 3 minutes, they write a 'Final Prediction Statement' in their notebooks answering: 'Using the bond types and structures you have studied, write one sentence each to explain (a) why dry NaCl does not conduct electricity but its solution does; (b) why aluminium bends without breaking; and (c) why graphite conducts electricity even though it is a non-metal.' Learners then share with a shoulder partner for 2 minutes before two or three responses are cold-called.</w:t>
+            </w:r>
+          </w:p>
+        </w:tc>
+        <w:tc>
+          <w:tcPr>
+            <w:tcW w:type="dxa" w:w="3040"/>
+            <w:shd w:fill="F2F2F2" w:color="auto" w:val="clear"/>
+            <w:tcMar>
+              <w:top w:type="dxa" w:w="60"/>
+              <w:left w:type="dxa" w:w="120"/>
+              <w:bottom w:type="dxa" w:w="60"/>
+              <w:right w:type="dxa" w:w="120"/>
+            </w:tcMar>
+            <w:vAlign w:val="top"/>
+          </w:tcPr>
+          <w:p>
+            <w:pPr>
+              <w:spacing w:after="40" w:before="0"/>
+              <w:jc w:val="left"/>
+            </w:pPr>
+            <w:r>
+              <w:rPr>
+                <w:rFonts w:ascii="Arial" w:cs="Arial" w:eastAsia="Arial" w:hAnsi="Arial"/>
+                <w:b w:val="false"/>
+                <w:bCs w:val="false"/>
+                <w:i w:val="false"/>
+                <w:iCs w:val="false"/>
+                <w:color w:val="000000"/>
+                <w:sz w:val="18"/>
+                <w:szCs w:val="18"/>
+              </w:rPr>
+              <w:t xml:space="preserve">Teacher re-displays or re-reads the anchoring phenomenon slowly and deliberately. Says: 'Before we do anything else today, I want you to write what YOU now think the complete answer is. Use every term you have learned — ionic lattice, delocalised electrons, layers, Van der Waals, metallic bonding. You have three minutes — go.' [WAIT TIME: 3 minutes silent individual writing.] After partner share, cold-calls three learners using name cards: 'Amina, read me your sentence about NaCl. Baraka, what did you write about aluminium? Zawadi, tell us about graphite.' Teacher scribes key phrases on the board WITHOUT correcting yet — these become the 'entry benchmark' to compare with the final explanation at the end of the lesson.</w:t>
+            </w:r>
+          </w:p>
+        </w:tc>
+        <w:tc>
+          <w:tcPr>
+            <w:tcW w:type="dxa" w:w="3040"/>
+            <w:shd w:fill="FFFFFF" w:color="auto" w:val="clear"/>
+            <w:tcMar>
+              <w:top w:type="dxa" w:w="60"/>
+              <w:left w:type="dxa" w:w="120"/>
+              <w:bottom w:type="dxa" w:w="60"/>
+              <w:right w:type="dxa" w:w="120"/>
+            </w:tcMar>
+            <w:vAlign w:val="top"/>
+          </w:tcPr>
+          <w:p>
+            <w:pPr>
+              <w:spacing w:after="40" w:before="0"/>
+              <w:jc w:val="left"/>
+            </w:pPr>
+            <w:r>
+              <w:rPr>
+                <w:rFonts w:ascii="Arial" w:cs="Arial" w:eastAsia="Arial" w:hAnsi="Arial"/>
+                <w:b w:val="false"/>
+                <w:bCs w:val="false"/>
+                <w:i w:val="false"/>
+                <w:iCs w:val="false"/>
+                <w:color w:val="000000"/>
+                <w:sz w:val="18"/>
+                <w:szCs w:val="18"/>
+              </w:rPr>
+              <w:t xml:space="preserve">Retrieval Practice / Benchmark Writing — learners activate and externalise all prior learning before new instruction. Recording the entry benchmark on the board creates a visible before-and-after comparison that makes conceptual growth concrete.</w:t>
+            </w:r>
+          </w:p>
+        </w:tc>
+        <w:tc>
+          <w:tcPr>
+            <w:tcW w:type="dxa" w:w="3040"/>
+            <w:shd w:fill="F2F2F2" w:color="auto" w:val="clear"/>
+            <w:tcMar>
+              <w:top w:type="dxa" w:w="60"/>
+              <w:left w:type="dxa" w:w="120"/>
+              <w:bottom w:type="dxa" w:w="60"/>
+              <w:right w:type="dxa" w:w="120"/>
+            </w:tcMar>
+            <w:vAlign w:val="top"/>
+          </w:tcPr>
+          <w:p>
+            <w:pPr>
+              <w:spacing w:after="40" w:before="0"/>
+              <w:jc w:val="left"/>
+            </w:pPr>
+            <w:r>
+              <w:rPr>
+                <w:rFonts w:ascii="Arial" w:cs="Arial" w:eastAsia="Arial" w:hAnsi="Arial"/>
+                <w:b w:val="false"/>
+                <w:bCs w:val="false"/>
+                <w:i w:val="false"/>
+                <w:iCs w:val="false"/>
+                <w:color w:val="000000"/>
+                <w:sz w:val="18"/>
+                <w:szCs w:val="18"/>
+              </w:rPr>
+              <w:t xml:space="preserve">Teacher listens for: correct use of 'delocalised electrons' for both aluminium and graphite; correct use of 'mobile ions' for NaCl in solution vs. 'fixed lattice ions' for dry NaCl. Absence of these terms flags gaps to address in Phase 3. Teacher mentally notes which learners used only surface-level language ('because it is a metal / because it dissolves') to target in cold-calls during synthesis.</w:t>
+            </w:r>
+          </w:p>
+        </w:tc>
+      </w:tr>
+      <w:tr>
+        <w:tc>
+          <w:tcPr>
+            <w:tcW w:type="dxa" w:w="1520"/>
+            <w:shd w:fill="D9EEF1" w:color="auto" w:val="clear"/>
+            <w:tcMar>
+              <w:top w:type="dxa" w:w="60"/>
+              <w:left w:type="dxa" w:w="120"/>
+              <w:bottom w:type="dxa" w:w="60"/>
+              <w:right w:type="dxa" w:w="120"/>
+            </w:tcMar>
+            <w:vAlign w:val="top"/>
+          </w:tcPr>
+          <w:p>
+            <w:pPr>
+              <w:spacing w:after="40" w:before="0"/>
+              <w:jc w:val="left"/>
+            </w:pPr>
+            <w:r>
+              <w:rPr>
+                <w:rFonts w:ascii="Arial" w:cs="Arial" w:eastAsia="Arial" w:hAnsi="Arial"/>
+                <w:b/>
+                <w:bCs/>
+                <w:i w:val="false"/>
+                <w:iCs w:val="false"/>
+                <w:color w:val="000000"/>
+                <w:sz w:val="18"/>
+                <w:szCs w:val="18"/>
+              </w:rPr>
+              <w:t xml:space="preserve">Observe Phase</w:t>
+            </w:r>
+          </w:p>
+          <w:p>
+            <w:pPr>
+              <w:spacing w:after="20" w:before="0"/>
+            </w:pPr>
+            <w:r>
+              <w:rPr>
+                <w:rFonts w:ascii="Arial" w:cs="Arial" w:eastAsia="Arial" w:hAnsi="Arial"/>
+                <w:b/>
+                <w:bCs/>
+                <w:color w:val="1F3864"/>
+                <w:sz w:val="16"/>
+                <w:szCs w:val="16"/>
+              </w:rPr>
+              <w:t xml:space="preserve">📹 VIDEO:</w:t>
+            </w:r>
+          </w:p>
+          <w:p>
+            <w:pPr>
+              <w:spacing w:after="20" w:before="0"/>
+            </w:pPr>
+            <w:hyperlink w:history="1" r:id="rIdjkeyvgborxkz7do_onltw">
               <w:r>
                 <w:rPr>
                   <w:rFonts w:ascii="Arial" w:cs="Arial" w:eastAsia="Arial" w:hAnsi="Arial"/>
@@ -23766,7 +23983,7 @@
                   <w:szCs w:val="16"/>
                   <w:u w:val="single" w:color="2E75B6"/>
                 </w:rPr>
-                <w:t xml:space="preserve">Chemical Bonding (Flexbook)</w:t>
+                <w:t xml:space="preserve">Covalent network solids</w:t>
               </w:r>
             </w:hyperlink>
           </w:p>
@@ -23782,7 +23999,7 @@
                 <w:sz w:val="14"/>
                 <w:szCs w:val="14"/>
               </w:rPr>
-              <w:t xml:space="preserve">Source: CK-12</w:t>
+              <w:t xml:space="preserve">Source: Khan Academy (English - US curriculum)</w:t>
             </w:r>
           </w:p>
           <w:p>
@@ -23790,235 +24007,7 @@
               <w:spacing w:after="10" w:before="0"/>
               <w:ind w:left="120"/>
             </w:pPr>
-            <w:hyperlink w:history="1" r:id="rIddttx_n4jtsdt8azen33av">
-              <w:r>
-                <w:rPr>
-                  <w:rFonts w:ascii="Arial" w:cs="Arial" w:eastAsia="Arial" w:hAnsi="Arial"/>
-                  <w:color w:val="595959"/>
-                  <w:sz w:val="14"/>
-                  <w:szCs w:val="14"/>
-                  <w:u w:val="single" w:color="595959"/>
-                </w:rPr>
-                <w:t xml:space="preserve">🔍 Search ARES for similar readings</w:t>
-              </w:r>
-            </w:hyperlink>
-          </w:p>
-        </w:tc>
-        <w:tc>
-          <w:tcPr>
-            <w:tcW w:type="dxa" w:w="3040"/>
-            <w:shd w:fill="FFFFFF" w:color="auto" w:val="clear"/>
-            <w:tcMar>
-              <w:top w:type="dxa" w:w="60"/>
-              <w:left w:type="dxa" w:w="120"/>
-              <w:bottom w:type="dxa" w:w="60"/>
-              <w:right w:type="dxa" w:w="120"/>
-            </w:tcMar>
-            <w:vAlign w:val="top"/>
-          </w:tcPr>
-          <w:p>
-            <w:pPr>
-              <w:spacing w:after="40" w:before="0"/>
-              <w:jc w:val="left"/>
-            </w:pPr>
-            <w:r>
-              <w:rPr>
-                <w:rFonts w:ascii="Arial" w:cs="Arial" w:eastAsia="Arial" w:hAnsi="Arial"/>
-                <w:b w:val="false"/>
-                <w:bCs w:val="false"/>
-                <w:i w:val="false"/>
-                <w:iCs w:val="false"/>
-                <w:color w:val="000000"/>
-                <w:sz w:val="18"/>
-                <w:szCs w:val="18"/>
-              </w:rPr>
-              <w:t xml:space="preserve">Learners re-read the anchoring phenomenon description (displayed on the board or read aloud by the teacher). Working individually for 3 minutes, they write a 'Final Prediction Statement' in their notebooks answering: 'Using the bond types and structures you have studied, write one sentence each to explain (a) why dry NaCl does not conduct electricity but its solution does; (b) why aluminium bends without breaking; and (c) why graphite conducts electricity even though it is a non-metal.' Learners then share with a shoulder partner for 2 minutes before two or three responses are cold-called.</w:t>
-            </w:r>
-          </w:p>
-        </w:tc>
-        <w:tc>
-          <w:tcPr>
-            <w:tcW w:type="dxa" w:w="3040"/>
-            <w:shd w:fill="F2F2F2" w:color="auto" w:val="clear"/>
-            <w:tcMar>
-              <w:top w:type="dxa" w:w="60"/>
-              <w:left w:type="dxa" w:w="120"/>
-              <w:bottom w:type="dxa" w:w="60"/>
-              <w:right w:type="dxa" w:w="120"/>
-            </w:tcMar>
-            <w:vAlign w:val="top"/>
-          </w:tcPr>
-          <w:p>
-            <w:pPr>
-              <w:spacing w:after="40" w:before="0"/>
-              <w:jc w:val="left"/>
-            </w:pPr>
-            <w:r>
-              <w:rPr>
-                <w:rFonts w:ascii="Arial" w:cs="Arial" w:eastAsia="Arial" w:hAnsi="Arial"/>
-                <w:b w:val="false"/>
-                <w:bCs w:val="false"/>
-                <w:i w:val="false"/>
-                <w:iCs w:val="false"/>
-                <w:color w:val="000000"/>
-                <w:sz w:val="18"/>
-                <w:szCs w:val="18"/>
-              </w:rPr>
-              <w:t xml:space="preserve">Teacher re-displays or re-reads the anchoring phenomenon slowly and deliberately. Says: 'Before we do anything else today, I want you to write what YOU now think the complete answer is. Use every term you have learned — ionic lattice, delocalised electrons, layers, Van der Waals, metallic bonding. You have three minutes — go.' [WAIT TIME: 3 minutes silent individual writing.] After partner share, cold-calls three learners using name cards: 'Amina, read me your sentence about NaCl. Baraka, what did you write about aluminium? Zawadi, tell us about graphite.' Teacher scribes key phrases on the board WITHOUT correcting yet — these become the 'entry benchmark' to compare with the final explanation at the end of the lesson.</w:t>
-            </w:r>
-          </w:p>
-        </w:tc>
-        <w:tc>
-          <w:tcPr>
-            <w:tcW w:type="dxa" w:w="3040"/>
-            <w:shd w:fill="FFFFFF" w:color="auto" w:val="clear"/>
-            <w:tcMar>
-              <w:top w:type="dxa" w:w="60"/>
-              <w:left w:type="dxa" w:w="120"/>
-              <w:bottom w:type="dxa" w:w="60"/>
-              <w:right w:type="dxa" w:w="120"/>
-            </w:tcMar>
-            <w:vAlign w:val="top"/>
-          </w:tcPr>
-          <w:p>
-            <w:pPr>
-              <w:spacing w:after="40" w:before="0"/>
-              <w:jc w:val="left"/>
-            </w:pPr>
-            <w:r>
-              <w:rPr>
-                <w:rFonts w:ascii="Arial" w:cs="Arial" w:eastAsia="Arial" w:hAnsi="Arial"/>
-                <w:b w:val="false"/>
-                <w:bCs w:val="false"/>
-                <w:i w:val="false"/>
-                <w:iCs w:val="false"/>
-                <w:color w:val="000000"/>
-                <w:sz w:val="18"/>
-                <w:szCs w:val="18"/>
-              </w:rPr>
-              <w:t xml:space="preserve">Retrieval Practice / Benchmark Writing — learners activate and externalise all prior learning before new instruction. Recording the entry benchmark on the board creates a visible before-and-after comparison that makes conceptual growth concrete.</w:t>
-            </w:r>
-          </w:p>
-        </w:tc>
-        <w:tc>
-          <w:tcPr>
-            <w:tcW w:type="dxa" w:w="3040"/>
-            <w:shd w:fill="F2F2F2" w:color="auto" w:val="clear"/>
-            <w:tcMar>
-              <w:top w:type="dxa" w:w="60"/>
-              <w:left w:type="dxa" w:w="120"/>
-              <w:bottom w:type="dxa" w:w="60"/>
-              <w:right w:type="dxa" w:w="120"/>
-            </w:tcMar>
-            <w:vAlign w:val="top"/>
-          </w:tcPr>
-          <w:p>
-            <w:pPr>
-              <w:spacing w:after="40" w:before="0"/>
-              <w:jc w:val="left"/>
-            </w:pPr>
-            <w:r>
-              <w:rPr>
-                <w:rFonts w:ascii="Arial" w:cs="Arial" w:eastAsia="Arial" w:hAnsi="Arial"/>
-                <w:b w:val="false"/>
-                <w:bCs w:val="false"/>
-                <w:i w:val="false"/>
-                <w:iCs w:val="false"/>
-                <w:color w:val="000000"/>
-                <w:sz w:val="18"/>
-                <w:szCs w:val="18"/>
-              </w:rPr>
-              <w:t xml:space="preserve">Teacher listens for: correct use of 'delocalised electrons' for both aluminium and graphite; correct use of 'mobile ions' for NaCl in solution vs. 'fixed lattice ions' for dry NaCl. Absence of these terms flags gaps to address in Phase 3. Teacher mentally notes which learners used only surface-level language ('because it is a metal / because it dissolves') to target in cold-calls during synthesis.</w:t>
-            </w:r>
-          </w:p>
-        </w:tc>
-      </w:tr>
-      <w:tr>
-        <w:tc>
-          <w:tcPr>
-            <w:tcW w:type="dxa" w:w="1520"/>
-            <w:shd w:fill="D9EEF1" w:color="auto" w:val="clear"/>
-            <w:tcMar>
-              <w:top w:type="dxa" w:w="60"/>
-              <w:left w:type="dxa" w:w="120"/>
-              <w:bottom w:type="dxa" w:w="60"/>
-              <w:right w:type="dxa" w:w="120"/>
-            </w:tcMar>
-            <w:vAlign w:val="top"/>
-          </w:tcPr>
-          <w:p>
-            <w:pPr>
-              <w:spacing w:after="40" w:before="0"/>
-              <w:jc w:val="left"/>
-            </w:pPr>
-            <w:r>
-              <w:rPr>
-                <w:rFonts w:ascii="Arial" w:cs="Arial" w:eastAsia="Arial" w:hAnsi="Arial"/>
-                <w:b/>
-                <w:bCs/>
-                <w:i w:val="false"/>
-                <w:iCs w:val="false"/>
-                <w:color w:val="000000"/>
-                <w:sz w:val="18"/>
-                <w:szCs w:val="18"/>
-              </w:rPr>
-              <w:t xml:space="preserve">Observe Phase</w:t>
-            </w:r>
-          </w:p>
-          <w:p>
-            <w:pPr>
-              <w:spacing w:after="20" w:before="0"/>
-            </w:pPr>
-            <w:r>
-              <w:rPr>
-                <w:rFonts w:ascii="Arial" w:cs="Arial" w:eastAsia="Arial" w:hAnsi="Arial"/>
-                <w:b/>
-                <w:bCs/>
-                <w:color w:val="1F3864"/>
-                <w:sz w:val="16"/>
-                <w:szCs w:val="16"/>
-              </w:rPr>
-              <w:t xml:space="preserve">📹 VIDEO:</w:t>
-            </w:r>
-          </w:p>
-          <w:p>
-            <w:pPr>
-              <w:spacing w:after="20" w:before="0"/>
-            </w:pPr>
-            <w:hyperlink w:history="1" r:id="rIdzhrgabliydyqdejxlgppu">
-              <w:r>
-                <w:rPr>
-                  <w:rFonts w:ascii="Arial" w:cs="Arial" w:eastAsia="Arial" w:hAnsi="Arial"/>
-                  <w:color w:val="2E75B6"/>
-                  <w:sz w:val="16"/>
-                  <w:szCs w:val="16"/>
-                  <w:u w:val="single" w:color="2E75B6"/>
-                </w:rPr>
-                <w:t xml:space="preserve">Precipitation reactions</w:t>
-              </w:r>
-            </w:hyperlink>
-          </w:p>
-          <w:p>
-            <w:pPr>
-              <w:spacing w:after="10" w:before="0"/>
-              <w:ind w:left="120"/>
-            </w:pPr>
-            <w:r>
-              <w:rPr>
-                <w:rFonts w:ascii="Arial" w:cs="Arial" w:eastAsia="Arial" w:hAnsi="Arial"/>
-                <w:color w:val="595959"/>
-                <w:sz w:val="14"/>
-                <w:szCs w:val="14"/>
-              </w:rPr>
-              <w:t xml:space="preserve">Source: Khan Academy (English - US curriculum)</w:t>
-            </w:r>
-          </w:p>
-          <w:p>
-            <w:pPr>
-              <w:spacing w:after="10" w:before="0"/>
-              <w:ind w:left="120"/>
-            </w:pPr>
-            <w:hyperlink w:history="1" r:id="rId6vgtvu89ktgnyj4wb65k4">
+            <w:hyperlink w:history="1" r:id="rIdt33jls7ghkb2kf5zdmbsc">
               <w:r>
                 <w:rPr>
                   <w:rFonts w:ascii="Arial" w:cs="Arial" w:eastAsia="Arial" w:hAnsi="Arial"/>
@@ -24056,14 +24045,241 @@
                 <w:sz w:val="16"/>
                 <w:szCs w:val="16"/>
               </w:rPr>
-              <w:t xml:space="preserve">📖 HTML:</w:t>
+              <w:t xml:space="preserve">📖 READING:</w:t>
             </w:r>
           </w:p>
           <w:p>
             <w:pPr>
               <w:spacing w:after="20" w:before="0"/>
             </w:pPr>
-            <w:hyperlink w:history="1" r:id="rIdaiu8fi4pjoiat-60jr7x6">
+            <w:r>
+              <w:rPr>
+                <w:rFonts w:ascii="Arial" w:cs="Arial" w:eastAsia="Arial" w:hAnsi="Arial"/>
+                <w:i/>
+                <w:iCs/>
+                <w:color w:val="595959"/>
+                <w:sz w:val="16"/>
+                <w:szCs w:val="16"/>
+              </w:rPr>
+              <w:t xml:space="preserve">No closely matching reading in the ARES library for this activity.</w:t>
+            </w:r>
+          </w:p>
+          <w:p>
+            <w:pPr>
+              <w:spacing w:after="10" w:before="0"/>
+              <w:ind w:left="120"/>
+            </w:pPr>
+            <w:hyperlink w:history="1" r:id="rIdtxag1eobjqxiuv91ubz23">
+              <w:r>
+                <w:rPr>
+                  <w:rFonts w:ascii="Arial" w:cs="Arial" w:eastAsia="Arial" w:hAnsi="Arial"/>
+                  <w:color w:val="595959"/>
+                  <w:sz w:val="14"/>
+                  <w:szCs w:val="14"/>
+                  <w:u w:val="single" w:color="595959"/>
+                </w:rPr>
+                <w:t xml:space="preserve">🔍 Search ARES for readings</w:t>
+              </w:r>
+            </w:hyperlink>
+          </w:p>
+          <w:p>
+            <w:pPr>
+              <w:spacing w:after="10" w:before="0"/>
+              <w:ind w:left="120"/>
+            </w:pPr>
+            <w:r>
+              <w:rPr>
+                <w:rFonts w:ascii="Arial" w:cs="Arial" w:eastAsia="Arial" w:hAnsi="Arial"/>
+                <w:color w:val="595959"/>
+                <w:sz w:val="14"/>
+                <w:szCs w:val="14"/>
+              </w:rPr>
+              <w:t xml:space="preserve">Search terms: chemical bonding giant ionic</w:t>
+            </w:r>
+          </w:p>
+        </w:tc>
+        <w:tc>
+          <w:tcPr>
+            <w:tcW w:type="dxa" w:w="3040"/>
+            <w:shd w:fill="FFFFFF" w:color="auto" w:val="clear"/>
+            <w:tcMar>
+              <w:top w:type="dxa" w:w="60"/>
+              <w:left w:type="dxa" w:w="120"/>
+              <w:bottom w:type="dxa" w:w="60"/>
+              <w:right w:type="dxa" w:w="120"/>
+            </w:tcMar>
+            <w:vAlign w:val="top"/>
+          </w:tcPr>
+          <w:p>
+            <w:pPr>
+              <w:spacing w:after="40" w:before="0"/>
+              <w:jc w:val="left"/>
+            </w:pPr>
+            <w:r>
+              <w:rPr>
+                <w:rFonts w:ascii="Arial" w:cs="Arial" w:eastAsia="Arial" w:hAnsi="Arial"/>
+                <w:b w:val="false"/>
+                <w:bCs w:val="false"/>
+                <w:i w:val="false"/>
+                <w:iCs w:val="false"/>
+                <w:color w:val="000000"/>
+                <w:sz w:val="18"/>
+                <w:szCs w:val="18"/>
+              </w:rPr>
+              <w:t xml:space="preserve">Learners are pre-assigned to one of four expert groups (6–7 learners each in a class of 25–28): Group A — Giant Ionic (NaCl); Group B — Simple Molecular (iodine, I₂); Group C — Giant Atomic (diamond and graphite); Group D — Giant Metallic (aluminium). Each group receives a research brief card listing: the structural type name, the substance(s) to research, four specific questions to answer (particle identity, type of force holding particles, how the structure explains electrical conductivity, how the structure explains melting point), and a blank diagram template. Groups use available textbooks, printed reference sheets or digital devices for 15 minutes to research and sketch a fully labelled structural diagram. A physical sample or photograph of their substance is placed on each group's table for reference (sealed iodine vial for Group B; NaCl crystals, aluminium foil and graphite rod for others).</w:t>
+            </w:r>
+          </w:p>
+        </w:tc>
+        <w:tc>
+          <w:tcPr>
+            <w:tcW w:type="dxa" w:w="3040"/>
+            <w:shd w:fill="F2F2F2" w:color="auto" w:val="clear"/>
+            <w:tcMar>
+              <w:top w:type="dxa" w:w="60"/>
+              <w:left w:type="dxa" w:w="120"/>
+              <w:bottom w:type="dxa" w:w="60"/>
+              <w:right w:type="dxa" w:w="120"/>
+            </w:tcMar>
+            <w:vAlign w:val="top"/>
+          </w:tcPr>
+          <w:p>
+            <w:pPr>
+              <w:spacing w:after="40" w:before="0"/>
+              <w:jc w:val="left"/>
+            </w:pPr>
+            <w:r>
+              <w:rPr>
+                <w:rFonts w:ascii="Arial" w:cs="Arial" w:eastAsia="Arial" w:hAnsi="Arial"/>
+                <w:b w:val="false"/>
+                <w:bCs w:val="false"/>
+                <w:i w:val="false"/>
+                <w:iCs w:val="false"/>
+                <w:color w:val="000000"/>
+                <w:sz w:val="18"/>
+                <w:szCs w:val="18"/>
+              </w:rPr>
+              <w:t xml:space="preserve">Teacher circulates every 2–3 minutes with targeted prompts: To Group A (ionic): 'Show me on your diagram WHERE the Na⁺ and Cl⁻ ions sit — are they in rows? What holds them in place?' To Group B (simple molecular): 'Iodine is a solid at room temperature but melts easily at 114 °C — what does that tell you about the forces BETWEEN molecules?' To Group C (giant atomic): 'You have TWO substances here. How is graphite's structure DIFFERENT from diamond's, and which difference explains why graphite conducts electricity?' To Group D (metallic): 'Show me the sea of electrons on your diagram. Which part of the diagram explains why aluminium can be drawn into wires without snapping?' At the 10-minute mark teacher gives a 5-minute warning: 'Five minutes — make sure every particle is labelled and every force is named on your diagram.' At 15 minutes: 'Pencils down. Appoint one speaker and one diagram-holder for the jigsaw.'</w:t>
+            </w:r>
+          </w:p>
+        </w:tc>
+        <w:tc>
+          <w:tcPr>
+            <w:tcW w:type="dxa" w:w="3040"/>
+            <w:shd w:fill="FFFFFF" w:color="auto" w:val="clear"/>
+            <w:tcMar>
+              <w:top w:type="dxa" w:w="60"/>
+              <w:left w:type="dxa" w:w="120"/>
+              <w:bottom w:type="dxa" w:w="60"/>
+              <w:right w:type="dxa" w:w="120"/>
+            </w:tcMar>
+            <w:vAlign w:val="top"/>
+          </w:tcPr>
+          <w:p>
+            <w:pPr>
+              <w:spacing w:after="40" w:before="0"/>
+              <w:jc w:val="left"/>
+            </w:pPr>
+            <w:r>
+              <w:rPr>
+                <w:rFonts w:ascii="Arial" w:cs="Arial" w:eastAsia="Arial" w:hAnsi="Arial"/>
+                <w:b w:val="false"/>
+                <w:bCs w:val="false"/>
+                <w:i w:val="false"/>
+                <w:iCs w:val="false"/>
+                <w:color w:val="000000"/>
+                <w:sz w:val="18"/>
+                <w:szCs w:val="18"/>
+              </w:rPr>
+              <w:t xml:space="preserve">Jigsaw Expert Group Research (Aronson Jigsaw Protocol) — dividing the four structural types across groups ensures that every learner develops genuine expertise in one area and must teach it to others, creating interdependence and distributed accountability. Sketching labelled diagrams (NGSS SEP 2: Developing and Using Models) converts verbal descriptions into spatial representations that reveal structural logic.</w:t>
+            </w:r>
+          </w:p>
+        </w:tc>
+        <w:tc>
+          <w:tcPr>
+            <w:tcW w:type="dxa" w:w="3040"/>
+            <w:shd w:fill="F2F2F2" w:color="auto" w:val="clear"/>
+            <w:tcMar>
+              <w:top w:type="dxa" w:w="60"/>
+              <w:left w:type="dxa" w:w="120"/>
+              <w:bottom w:type="dxa" w:w="60"/>
+              <w:right w:type="dxa" w:w="120"/>
+            </w:tcMar>
+            <w:vAlign w:val="top"/>
+          </w:tcPr>
+          <w:p>
+            <w:pPr>
+              <w:spacing w:after="40" w:before="0"/>
+              <w:jc w:val="left"/>
+            </w:pPr>
+            <w:r>
+              <w:rPr>
+                <w:rFonts w:ascii="Arial" w:cs="Arial" w:eastAsia="Arial" w:hAnsi="Arial"/>
+                <w:b w:val="false"/>
+                <w:bCs w:val="false"/>
+                <w:i w:val="false"/>
+                <w:iCs w:val="false"/>
+                <w:color w:val="000000"/>
+                <w:sz w:val="18"/>
+                <w:szCs w:val="18"/>
+              </w:rPr>
+              <w:t xml:space="preserve">Teacher checks diagrams for: (A) ionic — 3D lattice with alternating Na⁺ and Cl⁻, label 'electrostatic attraction'; (B) molecular — discrete I₂ molecules with intramolecular covalent bond and intermolecular Van der Waals forces labelled separately; (C) diamond — tetrahedral covalent network vs. graphite — hexagonal layers with labelled delocalised electrons and Van der Waals between layers; (D) metallic — regular cation lattice in a 'sea' of delocalised electrons. Any diagram missing the force labels is flagged for correction before jigsaw.</w:t>
+            </w:r>
+          </w:p>
+        </w:tc>
+      </w:tr>
+      <w:tr>
+        <w:tc>
+          <w:tcPr>
+            <w:tcW w:type="dxa" w:w="1520"/>
+            <w:shd w:fill="E2EFDA" w:color="auto" w:val="clear"/>
+            <w:tcMar>
+              <w:top w:type="dxa" w:w="60"/>
+              <w:left w:type="dxa" w:w="120"/>
+              <w:bottom w:type="dxa" w:w="60"/>
+              <w:right w:type="dxa" w:w="120"/>
+            </w:tcMar>
+            <w:vAlign w:val="top"/>
+          </w:tcPr>
+          <w:p>
+            <w:pPr>
+              <w:spacing w:after="40" w:before="0"/>
+              <w:jc w:val="left"/>
+            </w:pPr>
+            <w:r>
+              <w:rPr>
+                <w:rFonts w:ascii="Arial" w:cs="Arial" w:eastAsia="Arial" w:hAnsi="Arial"/>
+                <w:b/>
+                <w:bCs/>
+                <w:i w:val="false"/>
+                <w:iCs w:val="false"/>
+                <w:color w:val="000000"/>
+                <w:sz w:val="18"/>
+                <w:szCs w:val="18"/>
+              </w:rPr>
+              <w:t xml:space="preserve">Explain Phase</w:t>
+            </w:r>
+          </w:p>
+          <w:p>
+            <w:pPr>
+              <w:spacing w:after="20" w:before="0"/>
+            </w:pPr>
+            <w:r>
+              <w:rPr>
+                <w:rFonts w:ascii="Arial" w:cs="Arial" w:eastAsia="Arial" w:hAnsi="Arial"/>
+                <w:b/>
+                <w:bCs/>
+                <w:color w:val="1F3864"/>
+                <w:sz w:val="16"/>
+                <w:szCs w:val="16"/>
+              </w:rPr>
+              <w:t xml:space="preserve">📹 VIDEO:</w:t>
+            </w:r>
+          </w:p>
+          <w:p>
+            <w:pPr>
+              <w:spacing w:after="20" w:before="0"/>
+            </w:pPr>
+            <w:hyperlink w:history="1" r:id="rId4nutdd-ymz2emybhnwad3">
               <w:r>
                 <w:rPr>
                   <w:rFonts w:ascii="Arial" w:cs="Arial" w:eastAsia="Arial" w:hAnsi="Arial"/>
@@ -24072,7 +24288,7 @@
                   <w:szCs w:val="16"/>
                   <w:u w:val="single" w:color="2E75B6"/>
                 </w:rPr>
-                <w:t xml:space="preserve">Chemical Bonding (Flexbook)</w:t>
+                <w:t xml:space="preserve">Covalent networks, metallic crystals, and ionic crystals -dubbed(KY)</w:t>
               </w:r>
             </w:hyperlink>
           </w:p>
@@ -24088,7 +24304,7 @@
                 <w:sz w:val="14"/>
                 <w:szCs w:val="14"/>
               </w:rPr>
-              <w:t xml:space="preserve">Source: CK-12</w:t>
+              <w:t xml:space="preserve">Source: Khan Academy (Kiswahili)</w:t>
             </w:r>
           </w:p>
           <w:p>
@@ -24096,235 +24312,7 @@
               <w:spacing w:after="10" w:before="0"/>
               <w:ind w:left="120"/>
             </w:pPr>
-            <w:hyperlink w:history="1" r:id="rId6jxow55bqvtarwhgbbnnw">
-              <w:r>
-                <w:rPr>
-                  <w:rFonts w:ascii="Arial" w:cs="Arial" w:eastAsia="Arial" w:hAnsi="Arial"/>
-                  <w:color w:val="595959"/>
-                  <w:sz w:val="14"/>
-                  <w:szCs w:val="14"/>
-                  <w:u w:val="single" w:color="595959"/>
-                </w:rPr>
-                <w:t xml:space="preserve">🔍 Search ARES for similar readings</w:t>
-              </w:r>
-            </w:hyperlink>
-          </w:p>
-        </w:tc>
-        <w:tc>
-          <w:tcPr>
-            <w:tcW w:type="dxa" w:w="3040"/>
-            <w:shd w:fill="FFFFFF" w:color="auto" w:val="clear"/>
-            <w:tcMar>
-              <w:top w:type="dxa" w:w="60"/>
-              <w:left w:type="dxa" w:w="120"/>
-              <w:bottom w:type="dxa" w:w="60"/>
-              <w:right w:type="dxa" w:w="120"/>
-            </w:tcMar>
-            <w:vAlign w:val="top"/>
-          </w:tcPr>
-          <w:p>
-            <w:pPr>
-              <w:spacing w:after="40" w:before="0"/>
-              <w:jc w:val="left"/>
-            </w:pPr>
-            <w:r>
-              <w:rPr>
-                <w:rFonts w:ascii="Arial" w:cs="Arial" w:eastAsia="Arial" w:hAnsi="Arial"/>
-                <w:b w:val="false"/>
-                <w:bCs w:val="false"/>
-                <w:i w:val="false"/>
-                <w:iCs w:val="false"/>
-                <w:color w:val="000000"/>
-                <w:sz w:val="18"/>
-                <w:szCs w:val="18"/>
-              </w:rPr>
-              <w:t xml:space="preserve">Learners are pre-assigned to one of four expert groups (6–7 learners each in a class of 25–28): Group A — Giant Ionic (NaCl); Group B — Simple Molecular (iodine, I₂); Group C — Giant Atomic (diamond and graphite); Group D — Giant Metallic (aluminium). Each group receives a research brief card listing: the structural type name, the substance(s) to research, four specific questions to answer (particle identity, type of force holding particles, how the structure explains electrical conductivity, how the structure explains melting point), and a blank diagram template. Groups use available textbooks, printed reference sheets or digital devices for 15 minutes to research and sketch a fully labelled structural diagram. A physical sample or photograph of their substance is placed on each group's table for reference (sealed iodine vial for Group B; NaCl crystals, aluminium foil and graphite rod for others).</w:t>
-            </w:r>
-          </w:p>
-        </w:tc>
-        <w:tc>
-          <w:tcPr>
-            <w:tcW w:type="dxa" w:w="3040"/>
-            <w:shd w:fill="F2F2F2" w:color="auto" w:val="clear"/>
-            <w:tcMar>
-              <w:top w:type="dxa" w:w="60"/>
-              <w:left w:type="dxa" w:w="120"/>
-              <w:bottom w:type="dxa" w:w="60"/>
-              <w:right w:type="dxa" w:w="120"/>
-            </w:tcMar>
-            <w:vAlign w:val="top"/>
-          </w:tcPr>
-          <w:p>
-            <w:pPr>
-              <w:spacing w:after="40" w:before="0"/>
-              <w:jc w:val="left"/>
-            </w:pPr>
-            <w:r>
-              <w:rPr>
-                <w:rFonts w:ascii="Arial" w:cs="Arial" w:eastAsia="Arial" w:hAnsi="Arial"/>
-                <w:b w:val="false"/>
-                <w:bCs w:val="false"/>
-                <w:i w:val="false"/>
-                <w:iCs w:val="false"/>
-                <w:color w:val="000000"/>
-                <w:sz w:val="18"/>
-                <w:szCs w:val="18"/>
-              </w:rPr>
-              <w:t xml:space="preserve">Teacher circulates every 2–3 minutes with targeted prompts: To Group A (ionic): 'Show me on your diagram WHERE the Na⁺ and Cl⁻ ions sit — are they in rows? What holds them in place?' To Group B (simple molecular): 'Iodine is a solid at room temperature but melts easily at 114 °C — what does that tell you about the forces BETWEEN molecules?' To Group C (giant atomic): 'You have TWO substances here. How is graphite's structure DIFFERENT from diamond's, and which difference explains why graphite conducts electricity?' To Group D (metallic): 'Show me the sea of electrons on your diagram. Which part of the diagram explains why aluminium can be drawn into wires without snapping?' At the 10-minute mark teacher gives a 5-minute warning: 'Five minutes — make sure every particle is labelled and every force is named on your diagram.' At 15 minutes: 'Pencils down. Appoint one speaker and one diagram-holder for the jigsaw.'</w:t>
-            </w:r>
-          </w:p>
-        </w:tc>
-        <w:tc>
-          <w:tcPr>
-            <w:tcW w:type="dxa" w:w="3040"/>
-            <w:shd w:fill="FFFFFF" w:color="auto" w:val="clear"/>
-            <w:tcMar>
-              <w:top w:type="dxa" w:w="60"/>
-              <w:left w:type="dxa" w:w="120"/>
-              <w:bottom w:type="dxa" w:w="60"/>
-              <w:right w:type="dxa" w:w="120"/>
-            </w:tcMar>
-            <w:vAlign w:val="top"/>
-          </w:tcPr>
-          <w:p>
-            <w:pPr>
-              <w:spacing w:after="40" w:before="0"/>
-              <w:jc w:val="left"/>
-            </w:pPr>
-            <w:r>
-              <w:rPr>
-                <w:rFonts w:ascii="Arial" w:cs="Arial" w:eastAsia="Arial" w:hAnsi="Arial"/>
-                <w:b w:val="false"/>
-                <w:bCs w:val="false"/>
-                <w:i w:val="false"/>
-                <w:iCs w:val="false"/>
-                <w:color w:val="000000"/>
-                <w:sz w:val="18"/>
-                <w:szCs w:val="18"/>
-              </w:rPr>
-              <w:t xml:space="preserve">Jigsaw Expert Group Research (Aronson Jigsaw Protocol) — dividing the four structural types across groups ensures that every learner develops genuine expertise in one area and must teach it to others, creating interdependence and distributed accountability. Sketching labelled diagrams (NGSS SEP 2: Developing and Using Models) converts verbal descriptions into spatial representations that reveal structural logic.</w:t>
-            </w:r>
-          </w:p>
-        </w:tc>
-        <w:tc>
-          <w:tcPr>
-            <w:tcW w:type="dxa" w:w="3040"/>
-            <w:shd w:fill="F2F2F2" w:color="auto" w:val="clear"/>
-            <w:tcMar>
-              <w:top w:type="dxa" w:w="60"/>
-              <w:left w:type="dxa" w:w="120"/>
-              <w:bottom w:type="dxa" w:w="60"/>
-              <w:right w:type="dxa" w:w="120"/>
-            </w:tcMar>
-            <w:vAlign w:val="top"/>
-          </w:tcPr>
-          <w:p>
-            <w:pPr>
-              <w:spacing w:after="40" w:before="0"/>
-              <w:jc w:val="left"/>
-            </w:pPr>
-            <w:r>
-              <w:rPr>
-                <w:rFonts w:ascii="Arial" w:cs="Arial" w:eastAsia="Arial" w:hAnsi="Arial"/>
-                <w:b w:val="false"/>
-                <w:bCs w:val="false"/>
-                <w:i w:val="false"/>
-                <w:iCs w:val="false"/>
-                <w:color w:val="000000"/>
-                <w:sz w:val="18"/>
-                <w:szCs w:val="18"/>
-              </w:rPr>
-              <w:t xml:space="preserve">Teacher checks diagrams for: (A) ionic — 3D lattice with alternating Na⁺ and Cl⁻, label 'electrostatic attraction'; (B) molecular — discrete I₂ molecules with intramolecular covalent bond and intermolecular Van der Waals forces labelled separately; (C) diamond — tetrahedral covalent network vs. graphite — hexagonal layers with labelled delocalised electrons and Van der Waals between layers; (D) metallic — regular cation lattice in a 'sea' of delocalised electrons. Any diagram missing the force labels is flagged for correction before jigsaw.</w:t>
-            </w:r>
-          </w:p>
-        </w:tc>
-      </w:tr>
-      <w:tr>
-        <w:tc>
-          <w:tcPr>
-            <w:tcW w:type="dxa" w:w="1520"/>
-            <w:shd w:fill="E2EFDA" w:color="auto" w:val="clear"/>
-            <w:tcMar>
-              <w:top w:type="dxa" w:w="60"/>
-              <w:left w:type="dxa" w:w="120"/>
-              <w:bottom w:type="dxa" w:w="60"/>
-              <w:right w:type="dxa" w:w="120"/>
-            </w:tcMar>
-            <w:vAlign w:val="top"/>
-          </w:tcPr>
-          <w:p>
-            <w:pPr>
-              <w:spacing w:after="40" w:before="0"/>
-              <w:jc w:val="left"/>
-            </w:pPr>
-            <w:r>
-              <w:rPr>
-                <w:rFonts w:ascii="Arial" w:cs="Arial" w:eastAsia="Arial" w:hAnsi="Arial"/>
-                <w:b/>
-                <w:bCs/>
-                <w:i w:val="false"/>
-                <w:iCs w:val="false"/>
-                <w:color w:val="000000"/>
-                <w:sz w:val="18"/>
-                <w:szCs w:val="18"/>
-              </w:rPr>
-              <w:t xml:space="preserve">Explain Phase</w:t>
-            </w:r>
-          </w:p>
-          <w:p>
-            <w:pPr>
-              <w:spacing w:after="20" w:before="0"/>
-            </w:pPr>
-            <w:r>
-              <w:rPr>
-                <w:rFonts w:ascii="Arial" w:cs="Arial" w:eastAsia="Arial" w:hAnsi="Arial"/>
-                <w:b/>
-                <w:bCs/>
-                <w:color w:val="1F3864"/>
-                <w:sz w:val="16"/>
-                <w:szCs w:val="16"/>
-              </w:rPr>
-              <w:t xml:space="preserve">📹 VIDEO:</w:t>
-            </w:r>
-          </w:p>
-          <w:p>
-            <w:pPr>
-              <w:spacing w:after="20" w:before="0"/>
-            </w:pPr>
-            <w:hyperlink w:history="1" r:id="rIdd_lwuluk9mfljbn8aexiq">
-              <w:r>
-                <w:rPr>
-                  <w:rFonts w:ascii="Arial" w:cs="Arial" w:eastAsia="Arial" w:hAnsi="Arial"/>
-                  <w:color w:val="2E75B6"/>
-                  <w:sz w:val="16"/>
-                  <w:szCs w:val="16"/>
-                  <w:u w:val="single" w:color="2E75B6"/>
-                </w:rPr>
-                <w:t xml:space="preserve">Precipitation reactions</w:t>
-              </w:r>
-            </w:hyperlink>
-          </w:p>
-          <w:p>
-            <w:pPr>
-              <w:spacing w:after="10" w:before="0"/>
-              <w:ind w:left="120"/>
-            </w:pPr>
-            <w:r>
-              <w:rPr>
-                <w:rFonts w:ascii="Arial" w:cs="Arial" w:eastAsia="Arial" w:hAnsi="Arial"/>
-                <w:color w:val="595959"/>
-                <w:sz w:val="14"/>
-                <w:szCs w:val="14"/>
-              </w:rPr>
-              <w:t xml:space="preserve">Source: Khan Academy (English - US curriculum)</w:t>
-            </w:r>
-          </w:p>
-          <w:p>
-            <w:pPr>
-              <w:spacing w:after="10" w:before="0"/>
-              <w:ind w:left="120"/>
-            </w:pPr>
-            <w:hyperlink w:history="1" r:id="rId0m0tnzu-shb1ih5dgo7pa">
+            <w:hyperlink w:history="1" r:id="rIdki9owzgnlxclj8k3bivht">
               <w:r>
                 <w:rPr>
                   <w:rFonts w:ascii="Arial" w:cs="Arial" w:eastAsia="Arial" w:hAnsi="Arial"/>
@@ -24362,14 +24350,241 @@
                 <w:sz w:val="16"/>
                 <w:szCs w:val="16"/>
               </w:rPr>
-              <w:t xml:space="preserve">📖 HTML:</w:t>
+              <w:t xml:space="preserve">📖 READING:</w:t>
             </w:r>
           </w:p>
           <w:p>
             <w:pPr>
               <w:spacing w:after="20" w:before="0"/>
             </w:pPr>
-            <w:hyperlink w:history="1" r:id="rIdz2q69n9icrfaw9ozdqpyt">
+            <w:r>
+              <w:rPr>
+                <w:rFonts w:ascii="Arial" w:cs="Arial" w:eastAsia="Arial" w:hAnsi="Arial"/>
+                <w:i/>
+                <w:iCs/>
+                <w:color w:val="595959"/>
+                <w:sz w:val="16"/>
+                <w:szCs w:val="16"/>
+              </w:rPr>
+              <w:t xml:space="preserve">No closely matching reading in the ARES library for this activity.</w:t>
+            </w:r>
+          </w:p>
+          <w:p>
+            <w:pPr>
+              <w:spacing w:after="10" w:before="0"/>
+              <w:ind w:left="120"/>
+            </w:pPr>
+            <w:hyperlink w:history="1" r:id="rIdja0zhvqb-aqy2noc_4ao4">
+              <w:r>
+                <w:rPr>
+                  <w:rFonts w:ascii="Arial" w:cs="Arial" w:eastAsia="Arial" w:hAnsi="Arial"/>
+                  <w:color w:val="595959"/>
+                  <w:sz w:val="14"/>
+                  <w:szCs w:val="14"/>
+                  <w:u w:val="single" w:color="595959"/>
+                </w:rPr>
+                <w:t xml:space="preserve">🔍 Search ARES for readings</w:t>
+              </w:r>
+            </w:hyperlink>
+          </w:p>
+          <w:p>
+            <w:pPr>
+              <w:spacing w:after="10" w:before="0"/>
+              <w:ind w:left="120"/>
+            </w:pPr>
+            <w:r>
+              <w:rPr>
+                <w:rFonts w:ascii="Arial" w:cs="Arial" w:eastAsia="Arial" w:hAnsi="Arial"/>
+                <w:color w:val="595959"/>
+                <w:sz w:val="14"/>
+                <w:szCs w:val="14"/>
+              </w:rPr>
+              <w:t xml:space="preserve">Search terms: chemical bonding giant ionic</w:t>
+            </w:r>
+          </w:p>
+        </w:tc>
+        <w:tc>
+          <w:tcPr>
+            <w:tcW w:type="dxa" w:w="3040"/>
+            <w:shd w:fill="FFFFFF" w:color="auto" w:val="clear"/>
+            <w:tcMar>
+              <w:top w:type="dxa" w:w="60"/>
+              <w:left w:type="dxa" w:w="120"/>
+              <w:bottom w:type="dxa" w:w="60"/>
+              <w:right w:type="dxa" w:w="120"/>
+            </w:tcMar>
+            <w:vAlign w:val="top"/>
+          </w:tcPr>
+          <w:p>
+            <w:pPr>
+              <w:spacing w:after="40" w:before="0"/>
+              <w:jc w:val="left"/>
+            </w:pPr>
+            <w:r>
+              <w:rPr>
+                <w:rFonts w:ascii="Arial" w:cs="Arial" w:eastAsia="Arial" w:hAnsi="Arial"/>
+                <w:b w:val="false"/>
+                <w:bCs w:val="false"/>
+                <w:i w:val="false"/>
+                <w:iCs w:val="false"/>
+                <w:color w:val="000000"/>
+                <w:sz w:val="18"/>
+                <w:szCs w:val="18"/>
+              </w:rPr>
+              <w:t xml:space="preserve">Expert groups dissolve and learners regroup into mixed jigsaw teams of four (one A, one B, one C, one D expert per team). Each expert delivers a 2-minute explanation of their structural type while teammates complete a four-column summary table in their notebooks (columns: Structural Type | Particles Present | Forces Holding Structure | Key Properties Explained). After all four experts have shared (8 minutes total), the teacher leads a 12-minute whole-class synthesis. The class then works in pairs to write a 'Final Explanation Paragraph' answering the driving question fully, explicitly naming all three kitchen items, their structural type and the bond type responsible for each observed property. Pairs read their paragraphs aloud and the class votes on the most complete explanation using a thumbs scale.</w:t>
+            </w:r>
+          </w:p>
+        </w:tc>
+        <w:tc>
+          <w:tcPr>
+            <w:tcW w:type="dxa" w:w="3040"/>
+            <w:shd w:fill="F2F2F2" w:color="auto" w:val="clear"/>
+            <w:tcMar>
+              <w:top w:type="dxa" w:w="60"/>
+              <w:left w:type="dxa" w:w="120"/>
+              <w:bottom w:type="dxa" w:w="60"/>
+              <w:right w:type="dxa" w:w="120"/>
+            </w:tcMar>
+            <w:vAlign w:val="top"/>
+          </w:tcPr>
+          <w:p>
+            <w:pPr>
+              <w:spacing w:after="40" w:before="0"/>
+              <w:jc w:val="left"/>
+            </w:pPr>
+            <w:r>
+              <w:rPr>
+                <w:rFonts w:ascii="Arial" w:cs="Arial" w:eastAsia="Arial" w:hAnsi="Arial"/>
+                <w:b w:val="false"/>
+                <w:bCs w:val="false"/>
+                <w:i w:val="false"/>
+                <w:iCs w:val="false"/>
+                <w:color w:val="000000"/>
+                <w:sz w:val="18"/>
+                <w:szCs w:val="18"/>
+              </w:rPr>
+              <w:t xml:space="preserve">Before jigsaw sharing begins, teacher says: 'You are not just sharing — you are TEACHING. Your three teammates will only know your structural type from what you say and show. Make it clear.' [Sets 2-minute timer per expert.] During sharing, teacher circulates and listens. After all four experts have shared, teacher returns to the front and says: 'Now let us bring all four structures back to our three kitchen items.' Teacher draws a three-column table on the board (NaCl | Aluminium | Graphite) and cold-calls: 'Group A expert — which structural type is NaCl? Tell us one property from the phenomenon and explain it using the lattice.' [WAIT TIME: 10 seconds.] 'Group D expert — aluminium. Baraka, why does it bend?' [WAIT TIME: 10 seconds.] 'Group C expert — graphite. Zawadi, why does the graphite rod conduct electricity in the circuit even though carbon is a non-metal?' [WAIT TIME: 12 seconds.] Teacher scribes answers into the table. Then: 'Now look at the board from Lesson 1 — the questions we could NOT answer. Look at our DQB. Let us go through every sticky note.' Teacher removes each resolved question from the DQB as the class confirms the answer. For the Final Explanation Paragraph, teacher says: 'With your partner, write a paragraph that a Form 1 student could read and understand — use ALL four structural types, name the forces, name the properties. You have 6 minutes.' Cold-calls two pairs to read. Scribes the class's agreed 'best answer' on the board in green marker.</w:t>
+            </w:r>
+          </w:p>
+        </w:tc>
+        <w:tc>
+          <w:tcPr>
+            <w:tcW w:type="dxa" w:w="3040"/>
+            <w:shd w:fill="FFFFFF" w:color="auto" w:val="clear"/>
+            <w:tcMar>
+              <w:top w:type="dxa" w:w="60"/>
+              <w:left w:type="dxa" w:w="120"/>
+              <w:bottom w:type="dxa" w:w="60"/>
+              <w:right w:type="dxa" w:w="120"/>
+            </w:tcMar>
+            <w:vAlign w:val="top"/>
+          </w:tcPr>
+          <w:p>
+            <w:pPr>
+              <w:spacing w:after="40" w:before="0"/>
+              <w:jc w:val="left"/>
+            </w:pPr>
+            <w:r>
+              <w:rPr>
+                <w:rFonts w:ascii="Arial" w:cs="Arial" w:eastAsia="Arial" w:hAnsi="Arial"/>
+                <w:b w:val="false"/>
+                <w:bCs w:val="false"/>
+                <w:i w:val="false"/>
+                <w:iCs w:val="false"/>
+                <w:color w:val="000000"/>
+                <w:sz w:val="18"/>
+                <w:szCs w:val="18"/>
+              </w:rPr>
+              <w:t xml:space="preserve">Jigsaw Peer Teaching followed by Driving Question Synthesis — peer teaching leverages the protégé effect (learners understand material more deeply when they must explain it). The explicit DQB review (NGSS SEP 6: Constructing Explanations) transforms accumulated evidence into a coherent, publicly verified answer to the driving question. Writing the Final Explanation Paragraph consolidates understanding through scientific argumentation (NGSS SEP 7).</w:t>
+            </w:r>
+          </w:p>
+        </w:tc>
+        <w:tc>
+          <w:tcPr>
+            <w:tcW w:type="dxa" w:w="3040"/>
+            <w:shd w:fill="F2F2F2" w:color="auto" w:val="clear"/>
+            <w:tcMar>
+              <w:top w:type="dxa" w:w="60"/>
+              <w:left w:type="dxa" w:w="120"/>
+              <w:bottom w:type="dxa" w:w="60"/>
+              <w:right w:type="dxa" w:w="120"/>
+            </w:tcMar>
+            <w:vAlign w:val="top"/>
+          </w:tcPr>
+          <w:p>
+            <w:pPr>
+              <w:spacing w:after="40" w:before="0"/>
+              <w:jc w:val="left"/>
+            </w:pPr>
+            <w:r>
+              <w:rPr>
+                <w:rFonts w:ascii="Arial" w:cs="Arial" w:eastAsia="Arial" w:hAnsi="Arial"/>
+                <w:b w:val="false"/>
+                <w:bCs w:val="false"/>
+                <w:i w:val="false"/>
+                <w:iCs w:val="false"/>
+                <w:color w:val="000000"/>
+                <w:sz w:val="18"/>
+                <w:szCs w:val="18"/>
+              </w:rPr>
+              <w:t xml:space="preserve">Teacher assesses Final Explanation Paragraphs for four non-negotiable elements: (1) all three kitchen items are named and assigned a correct structural type; (2) at least one specific force is named for each structure (electrostatic attraction / delocalised electrons / covalent network / Van der Waals between layers); (3) conductivity is explained in terms of particle mobility (ions or electrons); (4) melting point is explained in terms of force strength. Pairs whose paragraphs omit any element are asked a targeted follow-up question before the lesson ends.</w:t>
+            </w:r>
+          </w:p>
+        </w:tc>
+      </w:tr>
+      <w:tr>
+        <w:tc>
+          <w:tcPr>
+            <w:tcW w:type="dxa" w:w="1520"/>
+            <w:shd w:fill="FCE4D6" w:color="auto" w:val="clear"/>
+            <w:tcMar>
+              <w:top w:type="dxa" w:w="60"/>
+              <w:left w:type="dxa" w:w="120"/>
+              <w:bottom w:type="dxa" w:w="60"/>
+              <w:right w:type="dxa" w:w="120"/>
+            </w:tcMar>
+            <w:vAlign w:val="top"/>
+          </w:tcPr>
+          <w:p>
+            <w:pPr>
+              <w:spacing w:after="40" w:before="0"/>
+              <w:jc w:val="left"/>
+            </w:pPr>
+            <w:r>
+              <w:rPr>
+                <w:rFonts w:ascii="Arial" w:cs="Arial" w:eastAsia="Arial" w:hAnsi="Arial"/>
+                <w:b/>
+                <w:bCs/>
+                <w:i w:val="false"/>
+                <w:iCs w:val="false"/>
+                <w:color w:val="000000"/>
+                <w:sz w:val="18"/>
+                <w:szCs w:val="18"/>
+              </w:rPr>
+              <w:t xml:space="preserve">Driving Question Board (DQB) Creation</w:t>
+            </w:r>
+          </w:p>
+          <w:p>
+            <w:pPr>
+              <w:spacing w:after="20" w:before="0"/>
+            </w:pPr>
+            <w:r>
+              <w:rPr>
+                <w:rFonts w:ascii="Arial" w:cs="Arial" w:eastAsia="Arial" w:hAnsi="Arial"/>
+                <w:b/>
+                <w:bCs/>
+                <w:color w:val="1F3864"/>
+                <w:sz w:val="16"/>
+                <w:szCs w:val="16"/>
+              </w:rPr>
+              <w:t xml:space="preserve">📹 VIDEO:</w:t>
+            </w:r>
+          </w:p>
+          <w:p>
+            <w:pPr>
+              <w:spacing w:after="20" w:before="0"/>
+            </w:pPr>
+            <w:hyperlink w:history="1" r:id="rIdthou_xcngaiisqw59jiov">
               <w:r>
                 <w:rPr>
                   <w:rFonts w:ascii="Arial" w:cs="Arial" w:eastAsia="Arial" w:hAnsi="Arial"/>
@@ -24378,7 +24593,7 @@
                   <w:szCs w:val="16"/>
                   <w:u w:val="single" w:color="2E75B6"/>
                 </w:rPr>
-                <w:t xml:space="preserve">Chemical Bonding (Flexbook)</w:t>
+                <w:t xml:space="preserve">Metallic bonds</w:t>
               </w:r>
             </w:hyperlink>
           </w:p>
@@ -24394,7 +24609,7 @@
                 <w:sz w:val="14"/>
                 <w:szCs w:val="14"/>
               </w:rPr>
-              <w:t xml:space="preserve">Source: CK-12</w:t>
+              <w:t xml:space="preserve">Source: Khan Academy (English - US curriculum)</w:t>
             </w:r>
           </w:p>
           <w:p>
@@ -24402,235 +24617,7 @@
               <w:spacing w:after="10" w:before="0"/>
               <w:ind w:left="120"/>
             </w:pPr>
-            <w:hyperlink w:history="1" r:id="rIdoxkcsr1rshngswmittdr6">
-              <w:r>
-                <w:rPr>
-                  <w:rFonts w:ascii="Arial" w:cs="Arial" w:eastAsia="Arial" w:hAnsi="Arial"/>
-                  <w:color w:val="595959"/>
-                  <w:sz w:val="14"/>
-                  <w:szCs w:val="14"/>
-                  <w:u w:val="single" w:color="595959"/>
-                </w:rPr>
-                <w:t xml:space="preserve">🔍 Search ARES for similar readings</w:t>
-              </w:r>
-            </w:hyperlink>
-          </w:p>
-        </w:tc>
-        <w:tc>
-          <w:tcPr>
-            <w:tcW w:type="dxa" w:w="3040"/>
-            <w:shd w:fill="FFFFFF" w:color="auto" w:val="clear"/>
-            <w:tcMar>
-              <w:top w:type="dxa" w:w="60"/>
-              <w:left w:type="dxa" w:w="120"/>
-              <w:bottom w:type="dxa" w:w="60"/>
-              <w:right w:type="dxa" w:w="120"/>
-            </w:tcMar>
-            <w:vAlign w:val="top"/>
-          </w:tcPr>
-          <w:p>
-            <w:pPr>
-              <w:spacing w:after="40" w:before="0"/>
-              <w:jc w:val="left"/>
-            </w:pPr>
-            <w:r>
-              <w:rPr>
-                <w:rFonts w:ascii="Arial" w:cs="Arial" w:eastAsia="Arial" w:hAnsi="Arial"/>
-                <w:b w:val="false"/>
-                <w:bCs w:val="false"/>
-                <w:i w:val="false"/>
-                <w:iCs w:val="false"/>
-                <w:color w:val="000000"/>
-                <w:sz w:val="18"/>
-                <w:szCs w:val="18"/>
-              </w:rPr>
-              <w:t xml:space="preserve">Expert groups dissolve and learners regroup into mixed jigsaw teams of four (one A, one B, one C, one D expert per team). Each expert delivers a 2-minute explanation of their structural type while teammates complete a four-column summary table in their notebooks (columns: Structural Type | Particles Present | Forces Holding Structure | Key Properties Explained). After all four experts have shared (8 minutes total), the teacher leads a 12-minute whole-class synthesis. The class then works in pairs to write a 'Final Explanation Paragraph' answering the driving question fully, explicitly naming all three kitchen items, their structural type and the bond type responsible for each observed property. Pairs read their paragraphs aloud and the class votes on the most complete explanation using a thumbs scale.</w:t>
-            </w:r>
-          </w:p>
-        </w:tc>
-        <w:tc>
-          <w:tcPr>
-            <w:tcW w:type="dxa" w:w="3040"/>
-            <w:shd w:fill="F2F2F2" w:color="auto" w:val="clear"/>
-            <w:tcMar>
-              <w:top w:type="dxa" w:w="60"/>
-              <w:left w:type="dxa" w:w="120"/>
-              <w:bottom w:type="dxa" w:w="60"/>
-              <w:right w:type="dxa" w:w="120"/>
-            </w:tcMar>
-            <w:vAlign w:val="top"/>
-          </w:tcPr>
-          <w:p>
-            <w:pPr>
-              <w:spacing w:after="40" w:before="0"/>
-              <w:jc w:val="left"/>
-            </w:pPr>
-            <w:r>
-              <w:rPr>
-                <w:rFonts w:ascii="Arial" w:cs="Arial" w:eastAsia="Arial" w:hAnsi="Arial"/>
-                <w:b w:val="false"/>
-                <w:bCs w:val="false"/>
-                <w:i w:val="false"/>
-                <w:iCs w:val="false"/>
-                <w:color w:val="000000"/>
-                <w:sz w:val="18"/>
-                <w:szCs w:val="18"/>
-              </w:rPr>
-              <w:t xml:space="preserve">Before jigsaw sharing begins, teacher says: 'You are not just sharing — you are TEACHING. Your three teammates will only know your structural type from what you say and show. Make it clear.' [Sets 2-minute timer per expert.] During sharing, teacher circulates and listens. After all four experts have shared, teacher returns to the front and says: 'Now let us bring all four structures back to our three kitchen items.' Teacher draws a three-column table on the board (NaCl | Aluminium | Graphite) and cold-calls: 'Group A expert — which structural type is NaCl? Tell us one property from the phenomenon and explain it using the lattice.' [WAIT TIME: 10 seconds.] 'Group D expert — aluminium. Baraka, why does it bend?' [WAIT TIME: 10 seconds.] 'Group C expert — graphite. Zawadi, why does the graphite rod conduct electricity in the circuit even though carbon is a non-metal?' [WAIT TIME: 12 seconds.] Teacher scribes answers into the table. Then: 'Now look at the board from Lesson 1 — the questions we could NOT answer. Look at our DQB. Let us go through every sticky note.' Teacher removes each resolved question from the DQB as the class confirms the answer. For the Final Explanation Paragraph, teacher says: 'With your partner, write a paragraph that a Form 1 student could read and understand — use ALL four structural types, name the forces, name the properties. You have 6 minutes.' Cold-calls two pairs to read. Scribes the class's agreed 'best answer' on the board in green marker.</w:t>
-            </w:r>
-          </w:p>
-        </w:tc>
-        <w:tc>
-          <w:tcPr>
-            <w:tcW w:type="dxa" w:w="3040"/>
-            <w:shd w:fill="FFFFFF" w:color="auto" w:val="clear"/>
-            <w:tcMar>
-              <w:top w:type="dxa" w:w="60"/>
-              <w:left w:type="dxa" w:w="120"/>
-              <w:bottom w:type="dxa" w:w="60"/>
-              <w:right w:type="dxa" w:w="120"/>
-            </w:tcMar>
-            <w:vAlign w:val="top"/>
-          </w:tcPr>
-          <w:p>
-            <w:pPr>
-              <w:spacing w:after="40" w:before="0"/>
-              <w:jc w:val="left"/>
-            </w:pPr>
-            <w:r>
-              <w:rPr>
-                <w:rFonts w:ascii="Arial" w:cs="Arial" w:eastAsia="Arial" w:hAnsi="Arial"/>
-                <w:b w:val="false"/>
-                <w:bCs w:val="false"/>
-                <w:i w:val="false"/>
-                <w:iCs w:val="false"/>
-                <w:color w:val="000000"/>
-                <w:sz w:val="18"/>
-                <w:szCs w:val="18"/>
-              </w:rPr>
-              <w:t xml:space="preserve">Jigsaw Peer Teaching followed by Driving Question Synthesis — peer teaching leverages the protégé effect (learners understand material more deeply when they must explain it). The explicit DQB review (NGSS SEP 6: Constructing Explanations) transforms accumulated evidence into a coherent, publicly verified answer to the driving question. Writing the Final Explanation Paragraph consolidates understanding through scientific argumentation (NGSS SEP 7).</w:t>
-            </w:r>
-          </w:p>
-        </w:tc>
-        <w:tc>
-          <w:tcPr>
-            <w:tcW w:type="dxa" w:w="3040"/>
-            <w:shd w:fill="F2F2F2" w:color="auto" w:val="clear"/>
-            <w:tcMar>
-              <w:top w:type="dxa" w:w="60"/>
-              <w:left w:type="dxa" w:w="120"/>
-              <w:bottom w:type="dxa" w:w="60"/>
-              <w:right w:type="dxa" w:w="120"/>
-            </w:tcMar>
-            <w:vAlign w:val="top"/>
-          </w:tcPr>
-          <w:p>
-            <w:pPr>
-              <w:spacing w:after="40" w:before="0"/>
-              <w:jc w:val="left"/>
-            </w:pPr>
-            <w:r>
-              <w:rPr>
-                <w:rFonts w:ascii="Arial" w:cs="Arial" w:eastAsia="Arial" w:hAnsi="Arial"/>
-                <w:b w:val="false"/>
-                <w:bCs w:val="false"/>
-                <w:i w:val="false"/>
-                <w:iCs w:val="false"/>
-                <w:color w:val="000000"/>
-                <w:sz w:val="18"/>
-                <w:szCs w:val="18"/>
-              </w:rPr>
-              <w:t xml:space="preserve">Teacher assesses Final Explanation Paragraphs for four non-negotiable elements: (1) all three kitchen items are named and assigned a correct structural type; (2) at least one specific force is named for each structure (electrostatic attraction / delocalised electrons / covalent network / Van der Waals between layers); (3) conductivity is explained in terms of particle mobility (ions or electrons); (4) melting point is explained in terms of force strength. Pairs whose paragraphs omit any element are asked a targeted follow-up question before the lesson ends.</w:t>
-            </w:r>
-          </w:p>
-        </w:tc>
-      </w:tr>
-      <w:tr>
-        <w:tc>
-          <w:tcPr>
-            <w:tcW w:type="dxa" w:w="1520"/>
-            <w:shd w:fill="FCE4D6" w:color="auto" w:val="clear"/>
-            <w:tcMar>
-              <w:top w:type="dxa" w:w="60"/>
-              <w:left w:type="dxa" w:w="120"/>
-              <w:bottom w:type="dxa" w:w="60"/>
-              <w:right w:type="dxa" w:w="120"/>
-            </w:tcMar>
-            <w:vAlign w:val="top"/>
-          </w:tcPr>
-          <w:p>
-            <w:pPr>
-              <w:spacing w:after="40" w:before="0"/>
-              <w:jc w:val="left"/>
-            </w:pPr>
-            <w:r>
-              <w:rPr>
-                <w:rFonts w:ascii="Arial" w:cs="Arial" w:eastAsia="Arial" w:hAnsi="Arial"/>
-                <w:b/>
-                <w:bCs/>
-                <w:i w:val="false"/>
-                <w:iCs w:val="false"/>
-                <w:color w:val="000000"/>
-                <w:sz w:val="18"/>
-                <w:szCs w:val="18"/>
-              </w:rPr>
-              <w:t xml:space="preserve">Driving Question Board (DQB) Creation</w:t>
-            </w:r>
-          </w:p>
-          <w:p>
-            <w:pPr>
-              <w:spacing w:after="20" w:before="0"/>
-            </w:pPr>
-            <w:r>
-              <w:rPr>
-                <w:rFonts w:ascii="Arial" w:cs="Arial" w:eastAsia="Arial" w:hAnsi="Arial"/>
-                <w:b/>
-                <w:bCs/>
-                <w:color w:val="1F3864"/>
-                <w:sz w:val="16"/>
-                <w:szCs w:val="16"/>
-              </w:rPr>
-              <w:t xml:space="preserve">📹 VIDEO:</w:t>
-            </w:r>
-          </w:p>
-          <w:p>
-            <w:pPr>
-              <w:spacing w:after="20" w:before="0"/>
-            </w:pPr>
-            <w:hyperlink w:history="1" r:id="rId-nlkjkjsjk5efmre4wesj">
-              <w:r>
-                <w:rPr>
-                  <w:rFonts w:ascii="Arial" w:cs="Arial" w:eastAsia="Arial" w:hAnsi="Arial"/>
-                  <w:color w:val="2E75B6"/>
-                  <w:sz w:val="16"/>
-                  <w:szCs w:val="16"/>
-                  <w:u w:val="single" w:color="2E75B6"/>
-                </w:rPr>
-                <w:t xml:space="preserve">Precipitation reactions</w:t>
-              </w:r>
-            </w:hyperlink>
-          </w:p>
-          <w:p>
-            <w:pPr>
-              <w:spacing w:after="10" w:before="0"/>
-              <w:ind w:left="120"/>
-            </w:pPr>
-            <w:r>
-              <w:rPr>
-                <w:rFonts w:ascii="Arial" w:cs="Arial" w:eastAsia="Arial" w:hAnsi="Arial"/>
-                <w:color w:val="595959"/>
-                <w:sz w:val="14"/>
-                <w:szCs w:val="14"/>
-              </w:rPr>
-              <w:t xml:space="preserve">Source: Khan Academy (English - US curriculum)</w:t>
-            </w:r>
-          </w:p>
-          <w:p>
-            <w:pPr>
-              <w:spacing w:after="10" w:before="0"/>
-              <w:ind w:left="120"/>
-            </w:pPr>
-            <w:hyperlink w:history="1" r:id="rIdsvw-gz3envrrtmg2bbdoi">
+            <w:hyperlink w:history="1" r:id="rIdxb8zicclwhxf4mowaavzi">
               <w:r>
                 <w:rPr>
                   <w:rFonts w:ascii="Arial" w:cs="Arial" w:eastAsia="Arial" w:hAnsi="Arial"/>
@@ -24668,14 +24655,241 @@
                 <w:sz w:val="16"/>
                 <w:szCs w:val="16"/>
               </w:rPr>
-              <w:t xml:space="preserve">📖 HTML:</w:t>
+              <w:t xml:space="preserve">📖 READING:</w:t>
             </w:r>
           </w:p>
           <w:p>
             <w:pPr>
               <w:spacing w:after="20" w:before="0"/>
             </w:pPr>
-            <w:hyperlink w:history="1" r:id="rIdkghnetfcxgn0p-tzzpsbw">
+            <w:r>
+              <w:rPr>
+                <w:rFonts w:ascii="Arial" w:cs="Arial" w:eastAsia="Arial" w:hAnsi="Arial"/>
+                <w:i/>
+                <w:iCs/>
+                <w:color w:val="595959"/>
+                <w:sz w:val="16"/>
+                <w:szCs w:val="16"/>
+              </w:rPr>
+              <w:t xml:space="preserve">No closely matching reading in the ARES library for this activity.</w:t>
+            </w:r>
+          </w:p>
+          <w:p>
+            <w:pPr>
+              <w:spacing w:after="10" w:before="0"/>
+              <w:ind w:left="120"/>
+            </w:pPr>
+            <w:hyperlink w:history="1" r:id="rIdqyrblntbupweoiexrb871">
+              <w:r>
+                <w:rPr>
+                  <w:rFonts w:ascii="Arial" w:cs="Arial" w:eastAsia="Arial" w:hAnsi="Arial"/>
+                  <w:color w:val="595959"/>
+                  <w:sz w:val="14"/>
+                  <w:szCs w:val="14"/>
+                  <w:u w:val="single" w:color="595959"/>
+                </w:rPr>
+                <w:t xml:space="preserve">🔍 Search ARES for readings</w:t>
+              </w:r>
+            </w:hyperlink>
+          </w:p>
+          <w:p>
+            <w:pPr>
+              <w:spacing w:after="10" w:before="0"/>
+              <w:ind w:left="120"/>
+            </w:pPr>
+            <w:r>
+              <w:rPr>
+                <w:rFonts w:ascii="Arial" w:cs="Arial" w:eastAsia="Arial" w:hAnsi="Arial"/>
+                <w:color w:val="595959"/>
+                <w:sz w:val="14"/>
+                <w:szCs w:val="14"/>
+              </w:rPr>
+              <w:t xml:space="preserve">Search terms: chemical bonding giant ionic</w:t>
+            </w:r>
+          </w:p>
+        </w:tc>
+        <w:tc>
+          <w:tcPr>
+            <w:tcW w:type="dxa" w:w="3040"/>
+            <w:shd w:fill="FFFFFF" w:color="auto" w:val="clear"/>
+            <w:tcMar>
+              <w:top w:type="dxa" w:w="60"/>
+              <w:left w:type="dxa" w:w="120"/>
+              <w:bottom w:type="dxa" w:w="60"/>
+              <w:right w:type="dxa" w:w="120"/>
+            </w:tcMar>
+            <w:vAlign w:val="top"/>
+          </w:tcPr>
+          <w:p>
+            <w:pPr>
+              <w:spacing w:after="40" w:before="0"/>
+              <w:jc w:val="left"/>
+            </w:pPr>
+            <w:r>
+              <w:rPr>
+                <w:rFonts w:ascii="Arial" w:cs="Arial" w:eastAsia="Arial" w:hAnsi="Arial"/>
+                <w:b w:val="false"/>
+                <w:bCs w:val="false"/>
+                <w:i w:val="false"/>
+                <w:iCs w:val="false"/>
+                <w:color w:val="000000"/>
+                <w:sz w:val="18"/>
+                <w:szCs w:val="18"/>
+              </w:rPr>
+              <w:t xml:space="preserve">The full DQB (assembled across Lessons 1–7) is displayed at the front. Learners re-read every sticky note silently for 2 minutes. Individually, each learner writes in their notebook: 'ANSWERED' or 'STILL UNCLEAR' next to a numbered list of the DQB questions they copied in Lesson 1. The class then votes on each DQB question: teacher reads it aloud and asks for a show of hands — 'Who can answer this now?' If consensus is reached, the sticky note is moved to the 'ANSWERED' column. Any question that remains in the 'STILL UNCLEAR' column is addressed by the teacher with a brief 60-second explanation. Learners then write one final 'New Wondering' — a question that the sub-strand has raised for them that goes beyond what was studied (e.g. 'Why does diamond conduct heat but not electricity if it has the same covalent network as graphite?').</w:t>
+            </w:r>
+          </w:p>
+        </w:tc>
+        <w:tc>
+          <w:tcPr>
+            <w:tcW w:type="dxa" w:w="3040"/>
+            <w:shd w:fill="F2F2F2" w:color="auto" w:val="clear"/>
+            <w:tcMar>
+              <w:top w:type="dxa" w:w="60"/>
+              <w:left w:type="dxa" w:w="120"/>
+              <w:bottom w:type="dxa" w:w="60"/>
+              <w:right w:type="dxa" w:w="120"/>
+            </w:tcMar>
+            <w:vAlign w:val="top"/>
+          </w:tcPr>
+          <w:p>
+            <w:pPr>
+              <w:spacing w:after="40" w:before="0"/>
+              <w:jc w:val="left"/>
+            </w:pPr>
+            <w:r>
+              <w:rPr>
+                <w:rFonts w:ascii="Arial" w:cs="Arial" w:eastAsia="Arial" w:hAnsi="Arial"/>
+                <w:b w:val="false"/>
+                <w:bCs w:val="false"/>
+                <w:i w:val="false"/>
+                <w:iCs w:val="false"/>
+                <w:color w:val="000000"/>
+                <w:sz w:val="18"/>
+                <w:szCs w:val="18"/>
+              </w:rPr>
+              <w:t xml:space="preserve">Teacher reads each DQB sticky note aloud clearly: 'Our first question from Lesson 1 was — why does dry salt not conduct electricity? Hands up if you can answer that now.' [WAIT TIME: 5 seconds.] Cold-calls one learner for a full-sentence answer. Moves sticky note to 'ANSWERED' column with deliberate ceremony: 'We figured that out in Lesson 2 when we studied the ionic lattice — well done.' Continues for all remaining sticky notes. For any unresolved note, teacher gives a direct 60-second explanation and then moves it to 'ANSWERED.' At the end says: 'Every question we asked in Lesson 1 is now answered. Write your one New Wondering — this is what scientists do: every answer opens a new question. Share with the person next to you.' [WAIT TIME: 2 minutes writing + 1 minute sharing.] Cold-calls three 'New Wonders' and validates each: 'That is a university-level question — you are thinking like a materials scientist.'</w:t>
+            </w:r>
+          </w:p>
+        </w:tc>
+        <w:tc>
+          <w:tcPr>
+            <w:tcW w:type="dxa" w:w="3040"/>
+            <w:shd w:fill="FFFFFF" w:color="auto" w:val="clear"/>
+            <w:tcMar>
+              <w:top w:type="dxa" w:w="60"/>
+              <w:left w:type="dxa" w:w="120"/>
+              <w:bottom w:type="dxa" w:w="60"/>
+              <w:right w:type="dxa" w:w="120"/>
+            </w:tcMar>
+            <w:vAlign w:val="top"/>
+          </w:tcPr>
+          <w:p>
+            <w:pPr>
+              <w:spacing w:after="40" w:before="0"/>
+              <w:jc w:val="left"/>
+            </w:pPr>
+            <w:r>
+              <w:rPr>
+                <w:rFonts w:ascii="Arial" w:cs="Arial" w:eastAsia="Arial" w:hAnsi="Arial"/>
+                <w:b w:val="false"/>
+                <w:bCs w:val="false"/>
+                <w:i w:val="false"/>
+                <w:iCs w:val="false"/>
+                <w:color w:val="000000"/>
+                <w:sz w:val="18"/>
+                <w:szCs w:val="18"/>
+              </w:rPr>
+              <w:t xml:space="preserve">DQB Closure Protocol — systematically resolving every opening question provides learners with a concrete record of their own conceptual growth across the sub-strand. The 'New Wondering' activity models authentic scientific practice (NGSS SEP 1: Asking Questions) and prevents the misconception that science provides final, closed answers.</w:t>
+            </w:r>
+          </w:p>
+        </w:tc>
+        <w:tc>
+          <w:tcPr>
+            <w:tcW w:type="dxa" w:w="3040"/>
+            <w:shd w:fill="F2F2F2" w:color="auto" w:val="clear"/>
+            <w:tcMar>
+              <w:top w:type="dxa" w:w="60"/>
+              <w:left w:type="dxa" w:w="120"/>
+              <w:bottom w:type="dxa" w:w="60"/>
+              <w:right w:type="dxa" w:w="120"/>
+            </w:tcMar>
+            <w:vAlign w:val="top"/>
+          </w:tcPr>
+          <w:p>
+            <w:pPr>
+              <w:spacing w:after="40" w:before="0"/>
+              <w:jc w:val="left"/>
+            </w:pPr>
+            <w:r>
+              <w:rPr>
+                <w:rFonts w:ascii="Arial" w:cs="Arial" w:eastAsia="Arial" w:hAnsi="Arial"/>
+                <w:b w:val="false"/>
+                <w:bCs w:val="false"/>
+                <w:i w:val="false"/>
+                <w:iCs w:val="false"/>
+                <w:color w:val="000000"/>
+                <w:sz w:val="18"/>
+                <w:szCs w:val="18"/>
+              </w:rPr>
+              <w:t xml:space="preserve">Teacher scans learner notebooks to confirm that 'ANSWERED' is marked against all major DQB questions. The quality of 'New Wonderings' serves as a stretch indicator: surface-level new questions ('Why is salt white?') indicate partial understanding; questions about structure–property relationships at a deeper level ('Does every giant atomic solid conduct heat the same way?') indicate secure understanding.</w:t>
+            </w:r>
+          </w:p>
+        </w:tc>
+      </w:tr>
+      <w:tr>
+        <w:tc>
+          <w:tcPr>
+            <w:tcW w:type="dxa" w:w="1520"/>
+            <w:shd w:fill="D5E8F0" w:color="auto" w:val="clear"/>
+            <w:tcMar>
+              <w:top w:type="dxa" w:w="60"/>
+              <w:left w:type="dxa" w:w="120"/>
+              <w:bottom w:type="dxa" w:w="60"/>
+              <w:right w:type="dxa" w:w="120"/>
+            </w:tcMar>
+            <w:vAlign w:val="top"/>
+          </w:tcPr>
+          <w:p>
+            <w:pPr>
+              <w:spacing w:after="40" w:before="0"/>
+              <w:jc w:val="left"/>
+            </w:pPr>
+            <w:r>
+              <w:rPr>
+                <w:rFonts w:ascii="Arial" w:cs="Arial" w:eastAsia="Arial" w:hAnsi="Arial"/>
+                <w:b/>
+                <w:bCs/>
+                <w:i w:val="false"/>
+                <w:iCs w:val="false"/>
+                <w:color w:val="000000"/>
+                <w:sz w:val="18"/>
+                <w:szCs w:val="18"/>
+              </w:rPr>
+              <w:t xml:space="preserve">Model Building Phase</w:t>
+            </w:r>
+          </w:p>
+          <w:p>
+            <w:pPr>
+              <w:spacing w:after="20" w:before="0"/>
+            </w:pPr>
+            <w:r>
+              <w:rPr>
+                <w:rFonts w:ascii="Arial" w:cs="Arial" w:eastAsia="Arial" w:hAnsi="Arial"/>
+                <w:b/>
+                <w:bCs/>
+                <w:color w:val="1F3864"/>
+                <w:sz w:val="16"/>
+                <w:szCs w:val="16"/>
+              </w:rPr>
+              <w:t xml:space="preserve">📹 VIDEO:</w:t>
+            </w:r>
+          </w:p>
+          <w:p>
+            <w:pPr>
+              <w:spacing w:after="20" w:before="0"/>
+            </w:pPr>
+            <w:hyperlink w:history="1" r:id="rIdyickh-txlwn7eyar4f4tf">
               <w:r>
                 <w:rPr>
                   <w:rFonts w:ascii="Arial" w:cs="Arial" w:eastAsia="Arial" w:hAnsi="Arial"/>
@@ -24684,7 +24898,7 @@
                   <w:szCs w:val="16"/>
                   <w:u w:val="single" w:color="2E75B6"/>
                 </w:rPr>
-                <w:t xml:space="preserve">Chemical Bonding (Flexbook)</w:t>
+                <w:t xml:space="preserve">Metallic bonds</w:t>
               </w:r>
             </w:hyperlink>
           </w:p>
@@ -24700,7 +24914,7 @@
                 <w:sz w:val="14"/>
                 <w:szCs w:val="14"/>
               </w:rPr>
-              <w:t xml:space="preserve">Source: CK-12</w:t>
+              <w:t xml:space="preserve">Source: Khan Academy (English - US curriculum)</w:t>
             </w:r>
           </w:p>
           <w:p>
@@ -24708,235 +24922,7 @@
               <w:spacing w:after="10" w:before="0"/>
               <w:ind w:left="120"/>
             </w:pPr>
-            <w:hyperlink w:history="1" r:id="rIdnkglgyhirfbemr6f0mwhv">
-              <w:r>
-                <w:rPr>
-                  <w:rFonts w:ascii="Arial" w:cs="Arial" w:eastAsia="Arial" w:hAnsi="Arial"/>
-                  <w:color w:val="595959"/>
-                  <w:sz w:val="14"/>
-                  <w:szCs w:val="14"/>
-                  <w:u w:val="single" w:color="595959"/>
-                </w:rPr>
-                <w:t xml:space="preserve">🔍 Search ARES for similar readings</w:t>
-              </w:r>
-            </w:hyperlink>
-          </w:p>
-        </w:tc>
-        <w:tc>
-          <w:tcPr>
-            <w:tcW w:type="dxa" w:w="3040"/>
-            <w:shd w:fill="FFFFFF" w:color="auto" w:val="clear"/>
-            <w:tcMar>
-              <w:top w:type="dxa" w:w="60"/>
-              <w:left w:type="dxa" w:w="120"/>
-              <w:bottom w:type="dxa" w:w="60"/>
-              <w:right w:type="dxa" w:w="120"/>
-            </w:tcMar>
-            <w:vAlign w:val="top"/>
-          </w:tcPr>
-          <w:p>
-            <w:pPr>
-              <w:spacing w:after="40" w:before="0"/>
-              <w:jc w:val="left"/>
-            </w:pPr>
-            <w:r>
-              <w:rPr>
-                <w:rFonts w:ascii="Arial" w:cs="Arial" w:eastAsia="Arial" w:hAnsi="Arial"/>
-                <w:b w:val="false"/>
-                <w:bCs w:val="false"/>
-                <w:i w:val="false"/>
-                <w:iCs w:val="false"/>
-                <w:color w:val="000000"/>
-                <w:sz w:val="18"/>
-                <w:szCs w:val="18"/>
-              </w:rPr>
-              <w:t xml:space="preserve">The full DQB (assembled across Lessons 1–7) is displayed at the front. Learners re-read every sticky note silently for 2 minutes. Individually, each learner writes in their notebook: 'ANSWERED' or 'STILL UNCLEAR' next to a numbered list of the DQB questions they copied in Lesson 1. The class then votes on each DQB question: teacher reads it aloud and asks for a show of hands — 'Who can answer this now?' If consensus is reached, the sticky note is moved to the 'ANSWERED' column. Any question that remains in the 'STILL UNCLEAR' column is addressed by the teacher with a brief 60-second explanation. Learners then write one final 'New Wondering' — a question that the sub-strand has raised for them that goes beyond what was studied (e.g. 'Why does diamond conduct heat but not electricity if it has the same covalent network as graphite?').</w:t>
-            </w:r>
-          </w:p>
-        </w:tc>
-        <w:tc>
-          <w:tcPr>
-            <w:tcW w:type="dxa" w:w="3040"/>
-            <w:shd w:fill="F2F2F2" w:color="auto" w:val="clear"/>
-            <w:tcMar>
-              <w:top w:type="dxa" w:w="60"/>
-              <w:left w:type="dxa" w:w="120"/>
-              <w:bottom w:type="dxa" w:w="60"/>
-              <w:right w:type="dxa" w:w="120"/>
-            </w:tcMar>
-            <w:vAlign w:val="top"/>
-          </w:tcPr>
-          <w:p>
-            <w:pPr>
-              <w:spacing w:after="40" w:before="0"/>
-              <w:jc w:val="left"/>
-            </w:pPr>
-            <w:r>
-              <w:rPr>
-                <w:rFonts w:ascii="Arial" w:cs="Arial" w:eastAsia="Arial" w:hAnsi="Arial"/>
-                <w:b w:val="false"/>
-                <w:bCs w:val="false"/>
-                <w:i w:val="false"/>
-                <w:iCs w:val="false"/>
-                <w:color w:val="000000"/>
-                <w:sz w:val="18"/>
-                <w:szCs w:val="18"/>
-              </w:rPr>
-              <w:t xml:space="preserve">Teacher reads each DQB sticky note aloud clearly: 'Our first question from Lesson 1 was — why does dry salt not conduct electricity? Hands up if you can answer that now.' [WAIT TIME: 5 seconds.] Cold-calls one learner for a full-sentence answer. Moves sticky note to 'ANSWERED' column with deliberate ceremony: 'We figured that out in Lesson 2 when we studied the ionic lattice — well done.' Continues for all remaining sticky notes. For any unresolved note, teacher gives a direct 60-second explanation and then moves it to 'ANSWERED.' At the end says: 'Every question we asked in Lesson 1 is now answered. Write your one New Wondering — this is what scientists do: every answer opens a new question. Share with the person next to you.' [WAIT TIME: 2 minutes writing + 1 minute sharing.] Cold-calls three 'New Wonders' and validates each: 'That is a university-level question — you are thinking like a materials scientist.'</w:t>
-            </w:r>
-          </w:p>
-        </w:tc>
-        <w:tc>
-          <w:tcPr>
-            <w:tcW w:type="dxa" w:w="3040"/>
-            <w:shd w:fill="FFFFFF" w:color="auto" w:val="clear"/>
-            <w:tcMar>
-              <w:top w:type="dxa" w:w="60"/>
-              <w:left w:type="dxa" w:w="120"/>
-              <w:bottom w:type="dxa" w:w="60"/>
-              <w:right w:type="dxa" w:w="120"/>
-            </w:tcMar>
-            <w:vAlign w:val="top"/>
-          </w:tcPr>
-          <w:p>
-            <w:pPr>
-              <w:spacing w:after="40" w:before="0"/>
-              <w:jc w:val="left"/>
-            </w:pPr>
-            <w:r>
-              <w:rPr>
-                <w:rFonts w:ascii="Arial" w:cs="Arial" w:eastAsia="Arial" w:hAnsi="Arial"/>
-                <w:b w:val="false"/>
-                <w:bCs w:val="false"/>
-                <w:i w:val="false"/>
-                <w:iCs w:val="false"/>
-                <w:color w:val="000000"/>
-                <w:sz w:val="18"/>
-                <w:szCs w:val="18"/>
-              </w:rPr>
-              <w:t xml:space="preserve">DQB Closure Protocol — systematically resolving every opening question provides learners with a concrete record of their own conceptual growth across the sub-strand. The 'New Wondering' activity models authentic scientific practice (NGSS SEP 1: Asking Questions) and prevents the misconception that science provides final, closed answers.</w:t>
-            </w:r>
-          </w:p>
-        </w:tc>
-        <w:tc>
-          <w:tcPr>
-            <w:tcW w:type="dxa" w:w="3040"/>
-            <w:shd w:fill="F2F2F2" w:color="auto" w:val="clear"/>
-            <w:tcMar>
-              <w:top w:type="dxa" w:w="60"/>
-              <w:left w:type="dxa" w:w="120"/>
-              <w:bottom w:type="dxa" w:w="60"/>
-              <w:right w:type="dxa" w:w="120"/>
-            </w:tcMar>
-            <w:vAlign w:val="top"/>
-          </w:tcPr>
-          <w:p>
-            <w:pPr>
-              <w:spacing w:after="40" w:before="0"/>
-              <w:jc w:val="left"/>
-            </w:pPr>
-            <w:r>
-              <w:rPr>
-                <w:rFonts w:ascii="Arial" w:cs="Arial" w:eastAsia="Arial" w:hAnsi="Arial"/>
-                <w:b w:val="false"/>
-                <w:bCs w:val="false"/>
-                <w:i w:val="false"/>
-                <w:iCs w:val="false"/>
-                <w:color w:val="000000"/>
-                <w:sz w:val="18"/>
-                <w:szCs w:val="18"/>
-              </w:rPr>
-              <w:t xml:space="preserve">Teacher scans learner notebooks to confirm that 'ANSWERED' is marked against all major DQB questions. The quality of 'New Wonderings' serves as a stretch indicator: surface-level new questions ('Why is salt white?') indicate partial understanding; questions about structure–property relationships at a deeper level ('Does every giant atomic solid conduct heat the same way?') indicate secure understanding.</w:t>
-            </w:r>
-          </w:p>
-        </w:tc>
-      </w:tr>
-      <w:tr>
-        <w:tc>
-          <w:tcPr>
-            <w:tcW w:type="dxa" w:w="1520"/>
-            <w:shd w:fill="D5E8F0" w:color="auto" w:val="clear"/>
-            <w:tcMar>
-              <w:top w:type="dxa" w:w="60"/>
-              <w:left w:type="dxa" w:w="120"/>
-              <w:bottom w:type="dxa" w:w="60"/>
-              <w:right w:type="dxa" w:w="120"/>
-            </w:tcMar>
-            <w:vAlign w:val="top"/>
-          </w:tcPr>
-          <w:p>
-            <w:pPr>
-              <w:spacing w:after="40" w:before="0"/>
-              <w:jc w:val="left"/>
-            </w:pPr>
-            <w:r>
-              <w:rPr>
-                <w:rFonts w:ascii="Arial" w:cs="Arial" w:eastAsia="Arial" w:hAnsi="Arial"/>
-                <w:b/>
-                <w:bCs/>
-                <w:i w:val="false"/>
-                <w:iCs w:val="false"/>
-                <w:color w:val="000000"/>
-                <w:sz w:val="18"/>
-                <w:szCs w:val="18"/>
-              </w:rPr>
-              <w:t xml:space="preserve">Model Building Phase</w:t>
-            </w:r>
-          </w:p>
-          <w:p>
-            <w:pPr>
-              <w:spacing w:after="20" w:before="0"/>
-            </w:pPr>
-            <w:r>
-              <w:rPr>
-                <w:rFonts w:ascii="Arial" w:cs="Arial" w:eastAsia="Arial" w:hAnsi="Arial"/>
-                <w:b/>
-                <w:bCs/>
-                <w:color w:val="1F3864"/>
-                <w:sz w:val="16"/>
-                <w:szCs w:val="16"/>
-              </w:rPr>
-              <w:t xml:space="preserve">📹 VIDEO:</w:t>
-            </w:r>
-          </w:p>
-          <w:p>
-            <w:pPr>
-              <w:spacing w:after="20" w:before="0"/>
-            </w:pPr>
-            <w:hyperlink w:history="1" r:id="rIdxpp9hvrfcl2pu0cemytm6">
-              <w:r>
-                <w:rPr>
-                  <w:rFonts w:ascii="Arial" w:cs="Arial" w:eastAsia="Arial" w:hAnsi="Arial"/>
-                  <w:color w:val="2E75B6"/>
-                  <w:sz w:val="16"/>
-                  <w:szCs w:val="16"/>
-                  <w:u w:val="single" w:color="2E75B6"/>
-                </w:rPr>
-                <w:t xml:space="preserve">Precipitation reactions</w:t>
-              </w:r>
-            </w:hyperlink>
-          </w:p>
-          <w:p>
-            <w:pPr>
-              <w:spacing w:after="10" w:before="0"/>
-              <w:ind w:left="120"/>
-            </w:pPr>
-            <w:r>
-              <w:rPr>
-                <w:rFonts w:ascii="Arial" w:cs="Arial" w:eastAsia="Arial" w:hAnsi="Arial"/>
-                <w:color w:val="595959"/>
-                <w:sz w:val="14"/>
-                <w:szCs w:val="14"/>
-              </w:rPr>
-              <w:t xml:space="preserve">Source: Khan Academy (English - US curriculum)</w:t>
-            </w:r>
-          </w:p>
-          <w:p>
-            <w:pPr>
-              <w:spacing w:after="10" w:before="0"/>
-              <w:ind w:left="120"/>
-            </w:pPr>
-            <w:hyperlink w:history="1" r:id="rIdhauzpzclz6c2-r6bhmrpd">
+            <w:hyperlink w:history="1" r:id="rId5qfjsqwj7vsp6ey1kegkq">
               <w:r>
                 <w:rPr>
                   <w:rFonts w:ascii="Arial" w:cs="Arial" w:eastAsia="Arial" w:hAnsi="Arial"/>
@@ -24974,47 +24960,31 @@
                 <w:sz w:val="16"/>
                 <w:szCs w:val="16"/>
               </w:rPr>
-              <w:t xml:space="preserve">📖 HTML:</w:t>
+              <w:t xml:space="preserve">📖 READING:</w:t>
             </w:r>
           </w:p>
           <w:p>
             <w:pPr>
               <w:spacing w:after="20" w:before="0"/>
             </w:pPr>
-            <w:hyperlink w:history="1" r:id="rIdzzsivjv8lwsc43khqrmiz">
-              <w:r>
-                <w:rPr>
-                  <w:rFonts w:ascii="Arial" w:cs="Arial" w:eastAsia="Arial" w:hAnsi="Arial"/>
-                  <w:color w:val="2E75B6"/>
-                  <w:sz w:val="16"/>
-                  <w:szCs w:val="16"/>
-                  <w:u w:val="single" w:color="2E75B6"/>
-                </w:rPr>
-                <w:t xml:space="preserve">Chemical Bonding (Flexbook)</w:t>
-              </w:r>
-            </w:hyperlink>
+            <w:r>
+              <w:rPr>
+                <w:rFonts w:ascii="Arial" w:cs="Arial" w:eastAsia="Arial" w:hAnsi="Arial"/>
+                <w:i/>
+                <w:iCs/>
+                <w:color w:val="595959"/>
+                <w:sz w:val="16"/>
+                <w:szCs w:val="16"/>
+              </w:rPr>
+              <w:t xml:space="preserve">No closely matching reading in the ARES library for this activity.</w:t>
+            </w:r>
           </w:p>
           <w:p>
             <w:pPr>
               <w:spacing w:after="10" w:before="0"/>
               <w:ind w:left="120"/>
             </w:pPr>
-            <w:r>
-              <w:rPr>
-                <w:rFonts w:ascii="Arial" w:cs="Arial" w:eastAsia="Arial" w:hAnsi="Arial"/>
-                <w:color w:val="595959"/>
-                <w:sz w:val="14"/>
-                <w:szCs w:val="14"/>
-              </w:rPr>
-              <w:t xml:space="preserve">Source: CK-12</w:t>
-            </w:r>
-          </w:p>
-          <w:p>
-            <w:pPr>
-              <w:spacing w:after="10" w:before="0"/>
-              <w:ind w:left="120"/>
-            </w:pPr>
-            <w:hyperlink w:history="1" r:id="rId558sq3zeddo2d7pslr6lq">
+            <w:hyperlink w:history="1" r:id="rIdiaquttpuub0fjd8qditpf">
               <w:r>
                 <w:rPr>
                   <w:rFonts w:ascii="Arial" w:cs="Arial" w:eastAsia="Arial" w:hAnsi="Arial"/>
@@ -25023,9 +24993,24 @@
                   <w:szCs w:val="14"/>
                   <w:u w:val="single" w:color="595959"/>
                 </w:rPr>
-                <w:t xml:space="preserve">🔍 Search ARES for similar readings</w:t>
+                <w:t xml:space="preserve">🔍 Search ARES for readings</w:t>
               </w:r>
             </w:hyperlink>
+          </w:p>
+          <w:p>
+            <w:pPr>
+              <w:spacing w:after="10" w:before="0"/>
+              <w:ind w:left="120"/>
+            </w:pPr>
+            <w:r>
+              <w:rPr>
+                <w:rFonts w:ascii="Arial" w:cs="Arial" w:eastAsia="Arial" w:hAnsi="Arial"/>
+                <w:color w:val="595959"/>
+                <w:sz w:val="14"/>
+                <w:szCs w:val="14"/>
+              </w:rPr>
+              <w:t xml:space="preserve">Search terms: chemical bonding giant ionic</w:t>
+            </w:r>
           </w:p>
         </w:tc>
         <w:tc>

--- a/data/outputs/v2/General_Science/SS2.3_Chemical_Bonding/General_Science_Chemical_Bonding_CBE_LessonSequence.docx
+++ b/data/outputs/v2/General_Science/SS2.3_Chemical_Bonding/General_Science_Chemical_Bonding_CBE_LessonSequence.docx
@@ -3526,7 +3526,7 @@
             <w:pPr>
               <w:spacing w:after="20" w:before="0"/>
             </w:pPr>
-            <w:hyperlink w:history="1" r:id="rIdccorxxlvnfg-ipq3g0jec">
+            <w:hyperlink w:history="1" r:id="rIdhcvcpatcy1chynzrj7ce3">
               <w:r>
                 <w:rPr>
                   <w:rFonts w:ascii="Arial" w:cs="Arial" w:eastAsia="Arial" w:hAnsi="Arial"/>
@@ -3559,7 +3559,7 @@
               <w:spacing w:after="10" w:before="0"/>
               <w:ind w:left="120"/>
             </w:pPr>
-            <w:hyperlink w:history="1" r:id="rIdkmf8ezwu_igg2xojvw8px">
+            <w:hyperlink w:history="1" r:id="rId1t659ovw67kz7vu0dzddw">
               <w:r>
                 <w:rPr>
                   <w:rFonts w:ascii="Arial" w:cs="Arial" w:eastAsia="Arial" w:hAnsi="Arial"/>
@@ -3621,7 +3621,7 @@
               <w:spacing w:after="10" w:before="0"/>
               <w:ind w:left="120"/>
             </w:pPr>
-            <w:hyperlink w:history="1" r:id="rIdxtu3tmjmfo0pta1vsgxz9">
+            <w:hyperlink w:history="1" r:id="rIddf9niyv2uneoytfuypclb">
               <w:r>
                 <w:rPr>
                   <w:rFonts w:ascii="Arial" w:cs="Arial" w:eastAsia="Arial" w:hAnsi="Arial"/>
@@ -3831,7 +3831,7 @@
             <w:pPr>
               <w:spacing w:after="20" w:before="0"/>
             </w:pPr>
-            <w:hyperlink w:history="1" r:id="rIdwxq31wxdxukvicluvm0de">
+            <w:hyperlink w:history="1" r:id="rIdpoc0crkxd691ciqjgiy9q">
               <w:r>
                 <w:rPr>
                   <w:rFonts w:ascii="Arial" w:cs="Arial" w:eastAsia="Arial" w:hAnsi="Arial"/>
@@ -3864,7 +3864,7 @@
               <w:spacing w:after="10" w:before="0"/>
               <w:ind w:left="120"/>
             </w:pPr>
-            <w:hyperlink w:history="1" r:id="rId2fjpxoh4t0adbub_0qivg">
+            <w:hyperlink w:history="1" r:id="rIdxmxgtihi6lvzsrukymnva">
               <w:r>
                 <w:rPr>
                   <w:rFonts w:ascii="Arial" w:cs="Arial" w:eastAsia="Arial" w:hAnsi="Arial"/>
@@ -3926,7 +3926,7 @@
               <w:spacing w:after="10" w:before="0"/>
               <w:ind w:left="120"/>
             </w:pPr>
-            <w:hyperlink w:history="1" r:id="rIdk9woi1m5tge0on0uvtk2i">
+            <w:hyperlink w:history="1" r:id="rIdzmjfshvtljb6vpb7n6ytv">
               <w:r>
                 <w:rPr>
                   <w:rFonts w:ascii="Arial" w:cs="Arial" w:eastAsia="Arial" w:hAnsi="Arial"/>
@@ -4136,7 +4136,7 @@
             <w:pPr>
               <w:spacing w:after="20" w:before="0"/>
             </w:pPr>
-            <w:hyperlink w:history="1" r:id="rIdlyri3pdwpk6x5r6stdq05">
+            <w:hyperlink w:history="1" r:id="rIdnjxdwcboetmemdiuoxk7g">
               <w:r>
                 <w:rPr>
                   <w:rFonts w:ascii="Arial" w:cs="Arial" w:eastAsia="Arial" w:hAnsi="Arial"/>
@@ -4169,7 +4169,7 @@
               <w:spacing w:after="10" w:before="0"/>
               <w:ind w:left="120"/>
             </w:pPr>
-            <w:hyperlink w:history="1" r:id="rIdxkdb0q4afe2yz2n2hlokf">
+            <w:hyperlink w:history="1" r:id="rId8-aq2gqftauvviwvxp2m6">
               <w:r>
                 <w:rPr>
                   <w:rFonts w:ascii="Arial" w:cs="Arial" w:eastAsia="Arial" w:hAnsi="Arial"/>
@@ -4231,7 +4231,7 @@
               <w:spacing w:after="10" w:before="0"/>
               <w:ind w:left="120"/>
             </w:pPr>
-            <w:hyperlink w:history="1" r:id="rIdu6cjfksj5frqch3zy14a6">
+            <w:hyperlink w:history="1" r:id="rId_s_yexohirbd8rgtix50h">
               <w:r>
                 <w:rPr>
                   <w:rFonts w:ascii="Arial" w:cs="Arial" w:eastAsia="Arial" w:hAnsi="Arial"/>
@@ -4441,7 +4441,7 @@
             <w:pPr>
               <w:spacing w:after="20" w:before="0"/>
             </w:pPr>
-            <w:hyperlink w:history="1" r:id="rIdqde0qkosrhm5uxrwwbpls">
+            <w:hyperlink w:history="1" r:id="rIdjvi4txme7taxrim4fl38n">
               <w:r>
                 <w:rPr>
                   <w:rFonts w:ascii="Arial" w:cs="Arial" w:eastAsia="Arial" w:hAnsi="Arial"/>
@@ -4474,7 +4474,7 @@
               <w:spacing w:after="10" w:before="0"/>
               <w:ind w:left="120"/>
             </w:pPr>
-            <w:hyperlink w:history="1" r:id="rIdfswspkxqs8ahaq8vljqtg">
+            <w:hyperlink w:history="1" r:id="rId5wy4-yb-sj6buhbmysakj">
               <w:r>
                 <w:rPr>
                   <w:rFonts w:ascii="Arial" w:cs="Arial" w:eastAsia="Arial" w:hAnsi="Arial"/>
@@ -4536,7 +4536,7 @@
               <w:spacing w:after="10" w:before="0"/>
               <w:ind w:left="120"/>
             </w:pPr>
-            <w:hyperlink w:history="1" r:id="rId_bwirjntd5xbreukvluxj">
+            <w:hyperlink w:history="1" r:id="rIdlehg0btre8xzlt-ywr4b2">
               <w:r>
                 <w:rPr>
                   <w:rFonts w:ascii="Arial" w:cs="Arial" w:eastAsia="Arial" w:hAnsi="Arial"/>
@@ -4746,7 +4746,7 @@
             <w:pPr>
               <w:spacing w:after="20" w:before="0"/>
             </w:pPr>
-            <w:hyperlink w:history="1" r:id="rIdvomufc211-0ij3nc7f3eh">
+            <w:hyperlink w:history="1" r:id="rIdnvbyf58_ozdd7yva_ehiy">
               <w:r>
                 <w:rPr>
                   <w:rFonts w:ascii="Arial" w:cs="Arial" w:eastAsia="Arial" w:hAnsi="Arial"/>
@@ -4779,7 +4779,7 @@
               <w:spacing w:after="10" w:before="0"/>
               <w:ind w:left="120"/>
             </w:pPr>
-            <w:hyperlink w:history="1" r:id="rIdycvpbdokbq_0hsasnzt-f">
+            <w:hyperlink w:history="1" r:id="rIdznaxzdzbbs1whbfmqkp9r">
               <w:r>
                 <w:rPr>
                   <w:rFonts w:ascii="Arial" w:cs="Arial" w:eastAsia="Arial" w:hAnsi="Arial"/>
@@ -4841,7 +4841,7 @@
               <w:spacing w:after="10" w:before="0"/>
               <w:ind w:left="120"/>
             </w:pPr>
-            <w:hyperlink w:history="1" r:id="rId68mq6fpfklpn1hzcn9ywj">
+            <w:hyperlink w:history="1" r:id="rId_aumlvtiutdj2qkktj_lg">
               <w:r>
                 <w:rPr>
                   <w:rFonts w:ascii="Arial" w:cs="Arial" w:eastAsia="Arial" w:hAnsi="Arial"/>
@@ -6343,7 +6343,7 @@
             <w:pPr>
               <w:spacing w:after="20" w:before="0"/>
             </w:pPr>
-            <w:hyperlink w:history="1" r:id="rId7p2ocg2sedsyskn4dzgbx">
+            <w:hyperlink w:history="1" r:id="rIdgn_kfakq2z2ws0eeabcjp">
               <w:r>
                 <w:rPr>
                   <w:rFonts w:ascii="Arial" w:cs="Arial" w:eastAsia="Arial" w:hAnsi="Arial"/>
@@ -6376,7 +6376,7 @@
               <w:spacing w:after="10" w:before="0"/>
               <w:ind w:left="120"/>
             </w:pPr>
-            <w:hyperlink w:history="1" r:id="rIdodaleskzwtq0ztiay7nyq">
+            <w:hyperlink w:history="1" r:id="rIdu-hqu25txnottnuql1cci">
               <w:r>
                 <w:rPr>
                   <w:rFonts w:ascii="Arial" w:cs="Arial" w:eastAsia="Arial" w:hAnsi="Arial"/>
@@ -6421,7 +6421,7 @@
             <w:pPr>
               <w:spacing w:after="20" w:before="0"/>
             </w:pPr>
-            <w:hyperlink w:history="1" r:id="rIdotbrlrb1vmla4w9g-rjuw">
+            <w:hyperlink w:history="1" r:id="rIdo6ovosbxznzcnbs9havyl">
               <w:r>
                 <w:rPr>
                   <w:rFonts w:ascii="Arial" w:cs="Arial" w:eastAsia="Arial" w:hAnsi="Arial"/>
@@ -6454,7 +6454,7 @@
               <w:spacing w:after="10" w:before="0"/>
               <w:ind w:left="120"/>
             </w:pPr>
-            <w:hyperlink w:history="1" r:id="rIdak2t6wes3-qmu2vl2bwxy">
+            <w:hyperlink w:history="1" r:id="rIdqpvhrzlvqbdcsu2xbnatl">
               <w:r>
                 <w:rPr>
                   <w:rFonts w:ascii="Arial" w:cs="Arial" w:eastAsia="Arial" w:hAnsi="Arial"/>
@@ -6649,7 +6649,7 @@
             <w:pPr>
               <w:spacing w:after="20" w:before="0"/>
             </w:pPr>
-            <w:hyperlink w:history="1" r:id="rIdh1atii9dky93jhij1k5ck">
+            <w:hyperlink w:history="1" r:id="rIdanwuhdypmbtlx7wfyunxf">
               <w:r>
                 <w:rPr>
                   <w:rFonts w:ascii="Arial" w:cs="Arial" w:eastAsia="Arial" w:hAnsi="Arial"/>
@@ -6682,7 +6682,7 @@
               <w:spacing w:after="10" w:before="0"/>
               <w:ind w:left="120"/>
             </w:pPr>
-            <w:hyperlink w:history="1" r:id="rIdlct1sldxulw0zilqltv_y">
+            <w:hyperlink w:history="1" r:id="rIdueborvk1rx1h_wkoilea9">
               <w:r>
                 <w:rPr>
                   <w:rFonts w:ascii="Arial" w:cs="Arial" w:eastAsia="Arial" w:hAnsi="Arial"/>
@@ -6727,7 +6727,7 @@
             <w:pPr>
               <w:spacing w:after="20" w:before="0"/>
             </w:pPr>
-            <w:hyperlink w:history="1" r:id="rIdfr30uwdvq1_uqg3-csop8">
+            <w:hyperlink w:history="1" r:id="rIdw8rzlxxhpuqcek6qbsuru">
               <w:r>
                 <w:rPr>
                   <w:rFonts w:ascii="Arial" w:cs="Arial" w:eastAsia="Arial" w:hAnsi="Arial"/>
@@ -6760,7 +6760,7 @@
               <w:spacing w:after="10" w:before="0"/>
               <w:ind w:left="120"/>
             </w:pPr>
-            <w:hyperlink w:history="1" r:id="rIdnml29ropwva1mk57ngj-u">
+            <w:hyperlink w:history="1" r:id="rIdsjmmlbbm0krglm_1osd3l">
               <w:r>
                 <w:rPr>
                   <w:rFonts w:ascii="Arial" w:cs="Arial" w:eastAsia="Arial" w:hAnsi="Arial"/>
@@ -6955,7 +6955,7 @@
             <w:pPr>
               <w:spacing w:after="20" w:before="0"/>
             </w:pPr>
-            <w:hyperlink w:history="1" r:id="rIda6hhnuedylr7vbyvloppm">
+            <w:hyperlink w:history="1" r:id="rIde4un0cf5klloen4evk4ja">
               <w:r>
                 <w:rPr>
                   <w:rFonts w:ascii="Arial" w:cs="Arial" w:eastAsia="Arial" w:hAnsi="Arial"/>
@@ -6988,7 +6988,7 @@
               <w:spacing w:after="10" w:before="0"/>
               <w:ind w:left="120"/>
             </w:pPr>
-            <w:hyperlink w:history="1" r:id="rIdoonznew4n2h6ybncxjbdo">
+            <w:hyperlink w:history="1" r:id="rIdoqrdex226otgx3skng4h9">
               <w:r>
                 <w:rPr>
                   <w:rFonts w:ascii="Arial" w:cs="Arial" w:eastAsia="Arial" w:hAnsi="Arial"/>
@@ -7033,7 +7033,7 @@
             <w:pPr>
               <w:spacing w:after="20" w:before="0"/>
             </w:pPr>
-            <w:hyperlink w:history="1" r:id="rIdlf00uchyks7kskwbol15k">
+            <w:hyperlink w:history="1" r:id="rId-oibdzexpmpblxl1pl8hi">
               <w:r>
                 <w:rPr>
                   <w:rFonts w:ascii="Arial" w:cs="Arial" w:eastAsia="Arial" w:hAnsi="Arial"/>
@@ -7066,7 +7066,7 @@
               <w:spacing w:after="10" w:before="0"/>
               <w:ind w:left="120"/>
             </w:pPr>
-            <w:hyperlink w:history="1" r:id="rIdpgonoundvbs_jsorgdwcz">
+            <w:hyperlink w:history="1" r:id="rIdl8mdkpddmuigbo0fgqug3">
               <w:r>
                 <w:rPr>
                   <w:rFonts w:ascii="Arial" w:cs="Arial" w:eastAsia="Arial" w:hAnsi="Arial"/>
@@ -7261,7 +7261,7 @@
             <w:pPr>
               <w:spacing w:after="20" w:before="0"/>
             </w:pPr>
-            <w:hyperlink w:history="1" r:id="rIdxtucekhf-utxqsxmtj0d1">
+            <w:hyperlink w:history="1" r:id="rIdftiuim_jcvvxwzkdpiqty">
               <w:r>
                 <w:rPr>
                   <w:rFonts w:ascii="Arial" w:cs="Arial" w:eastAsia="Arial" w:hAnsi="Arial"/>
@@ -7294,7 +7294,7 @@
               <w:spacing w:after="10" w:before="0"/>
               <w:ind w:left="120"/>
             </w:pPr>
-            <w:hyperlink w:history="1" r:id="rIdlvfmwjczlu0spndaqamc_">
+            <w:hyperlink w:history="1" r:id="rIdutictzyktuat-zepa66vh">
               <w:r>
                 <w:rPr>
                   <w:rFonts w:ascii="Arial" w:cs="Arial" w:eastAsia="Arial" w:hAnsi="Arial"/>
@@ -7339,7 +7339,7 @@
             <w:pPr>
               <w:spacing w:after="20" w:before="0"/>
             </w:pPr>
-            <w:hyperlink w:history="1" r:id="rIdyqqma0vb-ghvh0hvkiqwu">
+            <w:hyperlink w:history="1" r:id="rIdfqndmlb6lv29moc3tluuy">
               <w:r>
                 <w:rPr>
                   <w:rFonts w:ascii="Arial" w:cs="Arial" w:eastAsia="Arial" w:hAnsi="Arial"/>
@@ -7372,7 +7372,7 @@
               <w:spacing w:after="10" w:before="0"/>
               <w:ind w:left="120"/>
             </w:pPr>
-            <w:hyperlink w:history="1" r:id="rIdmxohhi1rklgsh3blhksr1">
+            <w:hyperlink w:history="1" r:id="rIdc_hogc_t2dpriymjf-t6u">
               <w:r>
                 <w:rPr>
                   <w:rFonts w:ascii="Arial" w:cs="Arial" w:eastAsia="Arial" w:hAnsi="Arial"/>
@@ -7567,7 +7567,7 @@
             <w:pPr>
               <w:spacing w:after="20" w:before="0"/>
             </w:pPr>
-            <w:hyperlink w:history="1" r:id="rId85nw7owsza0enjuncuwlc">
+            <w:hyperlink w:history="1" r:id="rIdvx4-yom3o6w7p5guaev74">
               <w:r>
                 <w:rPr>
                   <w:rFonts w:ascii="Arial" w:cs="Arial" w:eastAsia="Arial" w:hAnsi="Arial"/>
@@ -7600,7 +7600,7 @@
               <w:spacing w:after="10" w:before="0"/>
               <w:ind w:left="120"/>
             </w:pPr>
-            <w:hyperlink w:history="1" r:id="rIdy_dkhuauv2mzdsdkzn2ov">
+            <w:hyperlink w:history="1" r:id="rId2qm5vqrhq9bjaf5pgri3f">
               <w:r>
                 <w:rPr>
                   <w:rFonts w:ascii="Arial" w:cs="Arial" w:eastAsia="Arial" w:hAnsi="Arial"/>
@@ -7645,7 +7645,7 @@
             <w:pPr>
               <w:spacing w:after="20" w:before="0"/>
             </w:pPr>
-            <w:hyperlink w:history="1" r:id="rIdzxdvfk69attsjayxfwpeq">
+            <w:hyperlink w:history="1" r:id="rIdr803awgtqcd02nown30w1">
               <w:r>
                 <w:rPr>
                   <w:rFonts w:ascii="Arial" w:cs="Arial" w:eastAsia="Arial" w:hAnsi="Arial"/>
@@ -7678,7 +7678,7 @@
               <w:spacing w:after="10" w:before="0"/>
               <w:ind w:left="120"/>
             </w:pPr>
-            <w:hyperlink w:history="1" r:id="rIdl1x229bvyjdy0xz9vcjza">
+            <w:hyperlink w:history="1" r:id="rIdwfqm01yubbbtixhgxpbho">
               <w:r>
                 <w:rPr>
                   <w:rFonts w:ascii="Arial" w:cs="Arial" w:eastAsia="Arial" w:hAnsi="Arial"/>
@@ -9355,7 +9355,7 @@
             <w:pPr>
               <w:spacing w:after="20" w:before="0"/>
             </w:pPr>
-            <w:hyperlink w:history="1" r:id="rIddcpfbvswnp-vxkbr8u285">
+            <w:hyperlink w:history="1" r:id="rIdn8knnw9jvs2zclwk4lbre">
               <w:r>
                 <w:rPr>
                   <w:rFonts w:ascii="Arial" w:cs="Arial" w:eastAsia="Arial" w:hAnsi="Arial"/>
@@ -9388,7 +9388,7 @@
               <w:spacing w:after="10" w:before="0"/>
               <w:ind w:left="120"/>
             </w:pPr>
-            <w:hyperlink w:history="1" r:id="rIdevf5ydqmj4ao_ici3ntis">
+            <w:hyperlink w:history="1" r:id="rIdeibl5acukytd7z_btrvrc">
               <w:r>
                 <w:rPr>
                   <w:rFonts w:ascii="Arial" w:cs="Arial" w:eastAsia="Arial" w:hAnsi="Arial"/>
@@ -9433,7 +9433,7 @@
             <w:pPr>
               <w:spacing w:after="20" w:before="0"/>
             </w:pPr>
-            <w:hyperlink w:history="1" r:id="rIdkqqw3gsuw02v2ss33ytrp">
+            <w:hyperlink w:history="1" r:id="rIdb1sj0hergs8s4faljhplm">
               <w:r>
                 <w:rPr>
                   <w:rFonts w:ascii="Arial" w:cs="Arial" w:eastAsia="Arial" w:hAnsi="Arial"/>
@@ -9466,7 +9466,7 @@
               <w:spacing w:after="10" w:before="0"/>
               <w:ind w:left="120"/>
             </w:pPr>
-            <w:hyperlink w:history="1" r:id="rId3y79j_9s0zgvgrpbq6ni2">
+            <w:hyperlink w:history="1" r:id="rIdtcezkarhxlapiqykgnfql">
               <w:r>
                 <w:rPr>
                   <w:rFonts w:ascii="Arial" w:cs="Arial" w:eastAsia="Arial" w:hAnsi="Arial"/>
@@ -9661,7 +9661,7 @@
             <w:pPr>
               <w:spacing w:after="20" w:before="0"/>
             </w:pPr>
-            <w:hyperlink w:history="1" r:id="rIdtzk9j-frzkb1u_wdaymz_">
+            <w:hyperlink w:history="1" r:id="rId6utmlqkn4hxkjb4ekxv_5">
               <w:r>
                 <w:rPr>
                   <w:rFonts w:ascii="Arial" w:cs="Arial" w:eastAsia="Arial" w:hAnsi="Arial"/>
@@ -9694,7 +9694,7 @@
               <w:spacing w:after="10" w:before="0"/>
               <w:ind w:left="120"/>
             </w:pPr>
-            <w:hyperlink w:history="1" r:id="rId1_k3q9jxh2wznc8lwj0xe">
+            <w:hyperlink w:history="1" r:id="rIdreeqhx_1kdxbrdceadhbo">
               <w:r>
                 <w:rPr>
                   <w:rFonts w:ascii="Arial" w:cs="Arial" w:eastAsia="Arial" w:hAnsi="Arial"/>
@@ -9739,7 +9739,7 @@
             <w:pPr>
               <w:spacing w:after="20" w:before="0"/>
             </w:pPr>
-            <w:hyperlink w:history="1" r:id="rIdelsaek9ovoby3jtl7fg5u">
+            <w:hyperlink w:history="1" r:id="rIdc-ifadscrm0nx9hrpehcm">
               <w:r>
                 <w:rPr>
                   <w:rFonts w:ascii="Arial" w:cs="Arial" w:eastAsia="Arial" w:hAnsi="Arial"/>
@@ -9772,7 +9772,7 @@
               <w:spacing w:after="10" w:before="0"/>
               <w:ind w:left="120"/>
             </w:pPr>
-            <w:hyperlink w:history="1" r:id="rId8j2zo5vyx3j7lp6_xfndt">
+            <w:hyperlink w:history="1" r:id="rIdlfle4qbtjw1zbagpif0b9">
               <w:r>
                 <w:rPr>
                   <w:rFonts w:ascii="Arial" w:cs="Arial" w:eastAsia="Arial" w:hAnsi="Arial"/>
@@ -9967,7 +9967,7 @@
             <w:pPr>
               <w:spacing w:after="20" w:before="0"/>
             </w:pPr>
-            <w:hyperlink w:history="1" r:id="rIdrda7ndvksomd-knenjhjj">
+            <w:hyperlink w:history="1" r:id="rIdua8ig5n2ip2aztp4lm3xg">
               <w:r>
                 <w:rPr>
                   <w:rFonts w:ascii="Arial" w:cs="Arial" w:eastAsia="Arial" w:hAnsi="Arial"/>
@@ -10000,7 +10000,7 @@
               <w:spacing w:after="10" w:before="0"/>
               <w:ind w:left="120"/>
             </w:pPr>
-            <w:hyperlink w:history="1" r:id="rIdjzm3jqjcducucjofdulku">
+            <w:hyperlink w:history="1" r:id="rIdtf0jmtzq5whqwrua5ytjw">
               <w:r>
                 <w:rPr>
                   <w:rFonts w:ascii="Arial" w:cs="Arial" w:eastAsia="Arial" w:hAnsi="Arial"/>
@@ -10045,7 +10045,7 @@
             <w:pPr>
               <w:spacing w:after="20" w:before="0"/>
             </w:pPr>
-            <w:hyperlink w:history="1" r:id="rIdfgszw5a-rupr1tiw5v65l">
+            <w:hyperlink w:history="1" r:id="rId1h97bxctsb_w1kfnu5ucl">
               <w:r>
                 <w:rPr>
                   <w:rFonts w:ascii="Arial" w:cs="Arial" w:eastAsia="Arial" w:hAnsi="Arial"/>
@@ -10078,7 +10078,7 @@
               <w:spacing w:after="10" w:before="0"/>
               <w:ind w:left="120"/>
             </w:pPr>
-            <w:hyperlink w:history="1" r:id="rId-3zkyvor82odjve9gwypq">
+            <w:hyperlink w:history="1" r:id="rIdk0syidflttvi4jhoxo1i7">
               <w:r>
                 <w:rPr>
                   <w:rFonts w:ascii="Arial" w:cs="Arial" w:eastAsia="Arial" w:hAnsi="Arial"/>
@@ -10273,7 +10273,7 @@
             <w:pPr>
               <w:spacing w:after="20" w:before="0"/>
             </w:pPr>
-            <w:hyperlink w:history="1" r:id="rIds-gowkzou8vezvs6d4z3p">
+            <w:hyperlink w:history="1" r:id="rIdf4lvqg-ciqcjxgsaaqx4f">
               <w:r>
                 <w:rPr>
                   <w:rFonts w:ascii="Arial" w:cs="Arial" w:eastAsia="Arial" w:hAnsi="Arial"/>
@@ -10306,7 +10306,7 @@
               <w:spacing w:after="10" w:before="0"/>
               <w:ind w:left="120"/>
             </w:pPr>
-            <w:hyperlink w:history="1" r:id="rId-sznzchgm7ruxu1xu8tmb">
+            <w:hyperlink w:history="1" r:id="rIdvxzv6a3abduemeanxxtli">
               <w:r>
                 <w:rPr>
                   <w:rFonts w:ascii="Arial" w:cs="Arial" w:eastAsia="Arial" w:hAnsi="Arial"/>
@@ -10351,7 +10351,7 @@
             <w:pPr>
               <w:spacing w:after="20" w:before="0"/>
             </w:pPr>
-            <w:hyperlink w:history="1" r:id="rIdjdx5crngrb9cvas_xa6p8">
+            <w:hyperlink w:history="1" r:id="rId6-vdxsdv8gxlow0xzds5i">
               <w:r>
                 <w:rPr>
                   <w:rFonts w:ascii="Arial" w:cs="Arial" w:eastAsia="Arial" w:hAnsi="Arial"/>
@@ -10384,7 +10384,7 @@
               <w:spacing w:after="10" w:before="0"/>
               <w:ind w:left="120"/>
             </w:pPr>
-            <w:hyperlink w:history="1" r:id="rIdclwyemyn78dij_nknb1-9">
+            <w:hyperlink w:history="1" r:id="rId01iojkkldclfmelz5eqw1">
               <w:r>
                 <w:rPr>
                   <w:rFonts w:ascii="Arial" w:cs="Arial" w:eastAsia="Arial" w:hAnsi="Arial"/>
@@ -10579,7 +10579,7 @@
             <w:pPr>
               <w:spacing w:after="20" w:before="0"/>
             </w:pPr>
-            <w:hyperlink w:history="1" r:id="rIdvogwzhv-v8j8zeefdnzut">
+            <w:hyperlink w:history="1" r:id="rIdaawv5qq09kwjwkd2rqj3t">
               <w:r>
                 <w:rPr>
                   <w:rFonts w:ascii="Arial" w:cs="Arial" w:eastAsia="Arial" w:hAnsi="Arial"/>
@@ -10612,7 +10612,7 @@
               <w:spacing w:after="10" w:before="0"/>
               <w:ind w:left="120"/>
             </w:pPr>
-            <w:hyperlink w:history="1" r:id="rIdf6sbxqd4iccbwtltmzjhw">
+            <w:hyperlink w:history="1" r:id="rId5dmofderronr8ko4q6evu">
               <w:r>
                 <w:rPr>
                   <w:rFonts w:ascii="Arial" w:cs="Arial" w:eastAsia="Arial" w:hAnsi="Arial"/>
@@ -10657,7 +10657,7 @@
             <w:pPr>
               <w:spacing w:after="20" w:before="0"/>
             </w:pPr>
-            <w:hyperlink w:history="1" r:id="rId_aymsqckzdz_wi8vemcbi">
+            <w:hyperlink w:history="1" r:id="rIdnbgty102bk8m1uzdpb8sa">
               <w:r>
                 <w:rPr>
                   <w:rFonts w:ascii="Arial" w:cs="Arial" w:eastAsia="Arial" w:hAnsi="Arial"/>
@@ -10690,7 +10690,7 @@
               <w:spacing w:after="10" w:before="0"/>
               <w:ind w:left="120"/>
             </w:pPr>
-            <w:hyperlink w:history="1" r:id="rId3cpafzi1cnvs8kqohtzqu">
+            <w:hyperlink w:history="1" r:id="rIdsckbazk19zwn4bb47l6a2">
               <w:r>
                 <w:rPr>
                   <w:rFonts w:ascii="Arial" w:cs="Arial" w:eastAsia="Arial" w:hAnsi="Arial"/>
@@ -12177,7 +12177,7 @@
             <w:pPr>
               <w:spacing w:after="20" w:before="0"/>
             </w:pPr>
-            <w:hyperlink w:history="1" r:id="rIdwkmvqdqykof50lg6dko_-">
+            <w:hyperlink w:history="1" r:id="rIdnhsl10i7tnzadoqe94c4t">
               <w:r>
                 <w:rPr>
                   <w:rFonts w:ascii="Arial" w:cs="Arial" w:eastAsia="Arial" w:hAnsi="Arial"/>
@@ -12210,7 +12210,7 @@
               <w:spacing w:after="10" w:before="0"/>
               <w:ind w:left="120"/>
             </w:pPr>
-            <w:hyperlink w:history="1" r:id="rIdt2xnxe7ytxjrlmk4lmhui">
+            <w:hyperlink w:history="1" r:id="rId75697_1s-kg7souhgrb-d">
               <w:r>
                 <w:rPr>
                   <w:rFonts w:ascii="Arial" w:cs="Arial" w:eastAsia="Arial" w:hAnsi="Arial"/>
@@ -12255,7 +12255,7 @@
             <w:pPr>
               <w:spacing w:after="20" w:before="0"/>
             </w:pPr>
-            <w:hyperlink w:history="1" r:id="rIdrcm5r6ew_gdfvfbd_zk7c">
+            <w:hyperlink w:history="1" r:id="rId9kpgzqkowrbcod3qxcejt">
               <w:r>
                 <w:rPr>
                   <w:rFonts w:ascii="Arial" w:cs="Arial" w:eastAsia="Arial" w:hAnsi="Arial"/>
@@ -12288,7 +12288,7 @@
               <w:spacing w:after="10" w:before="0"/>
               <w:ind w:left="120"/>
             </w:pPr>
-            <w:hyperlink w:history="1" r:id="rIdsh6p-kf9w8ylh_drijlqc">
+            <w:hyperlink w:history="1" r:id="rIdodgvogs_ya_jkylmfyapn">
               <w:r>
                 <w:rPr>
                   <w:rFonts w:ascii="Arial" w:cs="Arial" w:eastAsia="Arial" w:hAnsi="Arial"/>
@@ -12483,7 +12483,7 @@
             <w:pPr>
               <w:spacing w:after="20" w:before="0"/>
             </w:pPr>
-            <w:hyperlink w:history="1" r:id="rIdfqkkepu5yycfp1dsu8r8m">
+            <w:hyperlink w:history="1" r:id="rIdr0wgobxq9lpyte4b_-p18">
               <w:r>
                 <w:rPr>
                   <w:rFonts w:ascii="Arial" w:cs="Arial" w:eastAsia="Arial" w:hAnsi="Arial"/>
@@ -12516,7 +12516,7 @@
               <w:spacing w:after="10" w:before="0"/>
               <w:ind w:left="120"/>
             </w:pPr>
-            <w:hyperlink w:history="1" r:id="rIdspbptytk1eicqxwurjgl8">
+            <w:hyperlink w:history="1" r:id="rIdnu_tfniwwaepfrjbmqwxl">
               <w:r>
                 <w:rPr>
                   <w:rFonts w:ascii="Arial" w:cs="Arial" w:eastAsia="Arial" w:hAnsi="Arial"/>
@@ -12561,7 +12561,7 @@
             <w:pPr>
               <w:spacing w:after="20" w:before="0"/>
             </w:pPr>
-            <w:hyperlink w:history="1" r:id="rIdwy2xgrgfap3kqnsdzwujh">
+            <w:hyperlink w:history="1" r:id="rIdo9f07rcf7g3ojna-ast23">
               <w:r>
                 <w:rPr>
                   <w:rFonts w:ascii="Arial" w:cs="Arial" w:eastAsia="Arial" w:hAnsi="Arial"/>
@@ -12594,7 +12594,7 @@
               <w:spacing w:after="10" w:before="0"/>
               <w:ind w:left="120"/>
             </w:pPr>
-            <w:hyperlink w:history="1" r:id="rIdjoxjstc8ti8ntnnosfsal">
+            <w:hyperlink w:history="1" r:id="rIdcbndvgxlbwk7litx60jvu">
               <w:r>
                 <w:rPr>
                   <w:rFonts w:ascii="Arial" w:cs="Arial" w:eastAsia="Arial" w:hAnsi="Arial"/>
@@ -12789,7 +12789,7 @@
             <w:pPr>
               <w:spacing w:after="20" w:before="0"/>
             </w:pPr>
-            <w:hyperlink w:history="1" r:id="rIdsl1gwkw90isiy3vnxfjji">
+            <w:hyperlink w:history="1" r:id="rIde_vbwkon4gl1xjjbwdf8c">
               <w:r>
                 <w:rPr>
                   <w:rFonts w:ascii="Arial" w:cs="Arial" w:eastAsia="Arial" w:hAnsi="Arial"/>
@@ -12822,7 +12822,7 @@
               <w:spacing w:after="10" w:before="0"/>
               <w:ind w:left="120"/>
             </w:pPr>
-            <w:hyperlink w:history="1" r:id="rIdtqp_d7ack2mekiaar-i7q">
+            <w:hyperlink w:history="1" r:id="rIdo2kvpklojeo62emyfxe77">
               <w:r>
                 <w:rPr>
                   <w:rFonts w:ascii="Arial" w:cs="Arial" w:eastAsia="Arial" w:hAnsi="Arial"/>
@@ -12867,7 +12867,7 @@
             <w:pPr>
               <w:spacing w:after="20" w:before="0"/>
             </w:pPr>
-            <w:hyperlink w:history="1" r:id="rIdudympx2s4up82wes1e5qs">
+            <w:hyperlink w:history="1" r:id="rIdjqyi6sej8vj1_dk1dz74h">
               <w:r>
                 <w:rPr>
                   <w:rFonts w:ascii="Arial" w:cs="Arial" w:eastAsia="Arial" w:hAnsi="Arial"/>
@@ -12900,7 +12900,7 @@
               <w:spacing w:after="10" w:before="0"/>
               <w:ind w:left="120"/>
             </w:pPr>
-            <w:hyperlink w:history="1" r:id="rIdhsshgsov7pfkc-t5ljck-">
+            <w:hyperlink w:history="1" r:id="rId_g5f1ffvn4lhbe_oalv1a">
               <w:r>
                 <w:rPr>
                   <w:rFonts w:ascii="Arial" w:cs="Arial" w:eastAsia="Arial" w:hAnsi="Arial"/>
@@ -13095,7 +13095,7 @@
             <w:pPr>
               <w:spacing w:after="20" w:before="0"/>
             </w:pPr>
-            <w:hyperlink w:history="1" r:id="rIdi8efo680edrsens9xcyoz">
+            <w:hyperlink w:history="1" r:id="rIdwgsitfelt1ssqrxywtjkd">
               <w:r>
                 <w:rPr>
                   <w:rFonts w:ascii="Arial" w:cs="Arial" w:eastAsia="Arial" w:hAnsi="Arial"/>
@@ -13128,7 +13128,7 @@
               <w:spacing w:after="10" w:before="0"/>
               <w:ind w:left="120"/>
             </w:pPr>
-            <w:hyperlink w:history="1" r:id="rIdzffvbibhs1-mumzstuyaw">
+            <w:hyperlink w:history="1" r:id="rIdjlhkcjzg1mvfpmth3vb4n">
               <w:r>
                 <w:rPr>
                   <w:rFonts w:ascii="Arial" w:cs="Arial" w:eastAsia="Arial" w:hAnsi="Arial"/>
@@ -13173,7 +13173,7 @@
             <w:pPr>
               <w:spacing w:after="20" w:before="0"/>
             </w:pPr>
-            <w:hyperlink w:history="1" r:id="rIdwskfkrt8qr-s35yjjx5uq">
+            <w:hyperlink w:history="1" r:id="rIdrifel_edvfuivdo3m2nwe">
               <w:r>
                 <w:rPr>
                   <w:rFonts w:ascii="Arial" w:cs="Arial" w:eastAsia="Arial" w:hAnsi="Arial"/>
@@ -13206,7 +13206,7 @@
               <w:spacing w:after="10" w:before="0"/>
               <w:ind w:left="120"/>
             </w:pPr>
-            <w:hyperlink w:history="1" r:id="rIdc9hbc27afmxtbyrc45aqe">
+            <w:hyperlink w:history="1" r:id="rId7yfzwiebq1rhojclv5tf5">
               <w:r>
                 <w:rPr>
                   <w:rFonts w:ascii="Arial" w:cs="Arial" w:eastAsia="Arial" w:hAnsi="Arial"/>
@@ -13401,7 +13401,7 @@
             <w:pPr>
               <w:spacing w:after="20" w:before="0"/>
             </w:pPr>
-            <w:hyperlink w:history="1" r:id="rId_i7xn71chprbmcf94e_jk">
+            <w:hyperlink w:history="1" r:id="rIdhck81kl-qzquznygfuno9">
               <w:r>
                 <w:rPr>
                   <w:rFonts w:ascii="Arial" w:cs="Arial" w:eastAsia="Arial" w:hAnsi="Arial"/>
@@ -13434,7 +13434,7 @@
               <w:spacing w:after="10" w:before="0"/>
               <w:ind w:left="120"/>
             </w:pPr>
-            <w:hyperlink w:history="1" r:id="rId0vix8qnlkakwcpuwgsyzc">
+            <w:hyperlink w:history="1" r:id="rIdmxkz81ezvt-v6b60xxyvr">
               <w:r>
                 <w:rPr>
                   <w:rFonts w:ascii="Arial" w:cs="Arial" w:eastAsia="Arial" w:hAnsi="Arial"/>
@@ -13479,7 +13479,7 @@
             <w:pPr>
               <w:spacing w:after="20" w:before="0"/>
             </w:pPr>
-            <w:hyperlink w:history="1" r:id="rId3axsyzt7ycmdvga8bfpjy">
+            <w:hyperlink w:history="1" r:id="rIditbdx_zhcvkvwwpj2iayo">
               <w:r>
                 <w:rPr>
                   <w:rFonts w:ascii="Arial" w:cs="Arial" w:eastAsia="Arial" w:hAnsi="Arial"/>
@@ -13512,7 +13512,7 @@
               <w:spacing w:after="10" w:before="0"/>
               <w:ind w:left="120"/>
             </w:pPr>
-            <w:hyperlink w:history="1" r:id="rIdr-eha07l_rd5sdnauwviv">
+            <w:hyperlink w:history="1" r:id="rIdmlqugkn-05kwhzicyfjyw">
               <w:r>
                 <w:rPr>
                   <w:rFonts w:ascii="Arial" w:cs="Arial" w:eastAsia="Arial" w:hAnsi="Arial"/>
@@ -15113,7 +15113,7 @@
             <w:pPr>
               <w:spacing w:after="20" w:before="0"/>
             </w:pPr>
-            <w:hyperlink w:history="1" r:id="rId2kaj09pttd8rfeictzunu">
+            <w:hyperlink w:history="1" r:id="rId7qi4svlbsimqownmjsise">
               <w:r>
                 <w:rPr>
                   <w:rFonts w:ascii="Arial" w:cs="Arial" w:eastAsia="Arial" w:hAnsi="Arial"/>
@@ -15146,7 +15146,7 @@
               <w:spacing w:after="10" w:before="0"/>
               <w:ind w:left="120"/>
             </w:pPr>
-            <w:hyperlink w:history="1" r:id="rIdcbyxuoj85r9wxugaycqit">
+            <w:hyperlink w:history="1" r:id="rIdgkgrdhd2d-op6x5e6pgvx">
               <w:r>
                 <w:rPr>
                   <w:rFonts w:ascii="Arial" w:cs="Arial" w:eastAsia="Arial" w:hAnsi="Arial"/>
@@ -15208,7 +15208,7 @@
               <w:spacing w:after="10" w:before="0"/>
               <w:ind w:left="120"/>
             </w:pPr>
-            <w:hyperlink w:history="1" r:id="rIddoke5ft19anpzxvkskagz">
+            <w:hyperlink w:history="1" r:id="rIdtdkqoeeigwbskp0as1ubr">
               <w:r>
                 <w:rPr>
                   <w:rFonts w:ascii="Arial" w:cs="Arial" w:eastAsia="Arial" w:hAnsi="Arial"/>
@@ -15418,7 +15418,7 @@
             <w:pPr>
               <w:spacing w:after="20" w:before="0"/>
             </w:pPr>
-            <w:hyperlink w:history="1" r:id="rIdsa_4cezve_caafnrfzaat">
+            <w:hyperlink w:history="1" r:id="rIdp-8jndkswts2802xvfmxv">
               <w:r>
                 <w:rPr>
                   <w:rFonts w:ascii="Arial" w:cs="Arial" w:eastAsia="Arial" w:hAnsi="Arial"/>
@@ -15451,7 +15451,7 @@
               <w:spacing w:after="10" w:before="0"/>
               <w:ind w:left="120"/>
             </w:pPr>
-            <w:hyperlink w:history="1" r:id="rId2npnntdeupr4zbz4vau3i">
+            <w:hyperlink w:history="1" r:id="rIdrov8tswb8ewvoyvh7wflc">
               <w:r>
                 <w:rPr>
                   <w:rFonts w:ascii="Arial" w:cs="Arial" w:eastAsia="Arial" w:hAnsi="Arial"/>
@@ -15513,7 +15513,7 @@
               <w:spacing w:after="10" w:before="0"/>
               <w:ind w:left="120"/>
             </w:pPr>
-            <w:hyperlink w:history="1" r:id="rIdprtazvey5lijcm3kjun-n">
+            <w:hyperlink w:history="1" r:id="rIdngjagnn2dmvudwwpnrbhp">
               <w:r>
                 <w:rPr>
                   <w:rFonts w:ascii="Arial" w:cs="Arial" w:eastAsia="Arial" w:hAnsi="Arial"/>
@@ -15723,7 +15723,7 @@
             <w:pPr>
               <w:spacing w:after="20" w:before="0"/>
             </w:pPr>
-            <w:hyperlink w:history="1" r:id="rIdx4ktjcgmqke08e1pprvcb">
+            <w:hyperlink w:history="1" r:id="rIdn9_rlgzr1ewrjdw-ldqri">
               <w:r>
                 <w:rPr>
                   <w:rFonts w:ascii="Arial" w:cs="Arial" w:eastAsia="Arial" w:hAnsi="Arial"/>
@@ -15756,7 +15756,7 @@
               <w:spacing w:after="10" w:before="0"/>
               <w:ind w:left="120"/>
             </w:pPr>
-            <w:hyperlink w:history="1" r:id="rIdbn6di1kjowfplhsdj-qri">
+            <w:hyperlink w:history="1" r:id="rId4vvl_8yxgggrqaccd074p">
               <w:r>
                 <w:rPr>
                   <w:rFonts w:ascii="Arial" w:cs="Arial" w:eastAsia="Arial" w:hAnsi="Arial"/>
@@ -15818,7 +15818,7 @@
               <w:spacing w:after="10" w:before="0"/>
               <w:ind w:left="120"/>
             </w:pPr>
-            <w:hyperlink w:history="1" r:id="rIdn6s4cll4kcozfswnwtt-y">
+            <w:hyperlink w:history="1" r:id="rIdoc4kilhmsp270vr7828au">
               <w:r>
                 <w:rPr>
                   <w:rFonts w:ascii="Arial" w:cs="Arial" w:eastAsia="Arial" w:hAnsi="Arial"/>
@@ -16028,7 +16028,7 @@
             <w:pPr>
               <w:spacing w:after="20" w:before="0"/>
             </w:pPr>
-            <w:hyperlink w:history="1" r:id="rIdjhw2yx85qkyh7t5r7wdhr">
+            <w:hyperlink w:history="1" r:id="rIdjt3d7r60nzubwqxkgkwex">
               <w:r>
                 <w:rPr>
                   <w:rFonts w:ascii="Arial" w:cs="Arial" w:eastAsia="Arial" w:hAnsi="Arial"/>
@@ -16061,7 +16061,7 @@
               <w:spacing w:after="10" w:before="0"/>
               <w:ind w:left="120"/>
             </w:pPr>
-            <w:hyperlink w:history="1" r:id="rIdkyv6lwvizpbtd9pd0jzu2">
+            <w:hyperlink w:history="1" r:id="rIdyr4v2gdmcsdsmoa6lhgwa">
               <w:r>
                 <w:rPr>
                   <w:rFonts w:ascii="Arial" w:cs="Arial" w:eastAsia="Arial" w:hAnsi="Arial"/>
@@ -16123,7 +16123,7 @@
               <w:spacing w:after="10" w:before="0"/>
               <w:ind w:left="120"/>
             </w:pPr>
-            <w:hyperlink w:history="1" r:id="rIdxnvf7iwitoyx2hhry-fft">
+            <w:hyperlink w:history="1" r:id="rIdlrnnlbobxi3sgg7wve2ea">
               <w:r>
                 <w:rPr>
                   <w:rFonts w:ascii="Arial" w:cs="Arial" w:eastAsia="Arial" w:hAnsi="Arial"/>
@@ -16333,7 +16333,7 @@
             <w:pPr>
               <w:spacing w:after="20" w:before="0"/>
             </w:pPr>
-            <w:hyperlink w:history="1" r:id="rIdm79fmyn2ipafj0zkmoii_">
+            <w:hyperlink w:history="1" r:id="rIdprx1ssapln3llz-rfeh2j">
               <w:r>
                 <w:rPr>
                   <w:rFonts w:ascii="Arial" w:cs="Arial" w:eastAsia="Arial" w:hAnsi="Arial"/>
@@ -16366,7 +16366,7 @@
               <w:spacing w:after="10" w:before="0"/>
               <w:ind w:left="120"/>
             </w:pPr>
-            <w:hyperlink w:history="1" r:id="rIdukhqsrps5nxxij6jkw-8f">
+            <w:hyperlink w:history="1" r:id="rIdty5mbawsfvrifu4-uzvaq">
               <w:r>
                 <w:rPr>
                   <w:rFonts w:ascii="Arial" w:cs="Arial" w:eastAsia="Arial" w:hAnsi="Arial"/>
@@ -16428,7 +16428,7 @@
               <w:spacing w:after="10" w:before="0"/>
               <w:ind w:left="120"/>
             </w:pPr>
-            <w:hyperlink w:history="1" r:id="rIdrrknzqam8_gs2jfwn3vn2">
+            <w:hyperlink w:history="1" r:id="rIdt-lxnatjbsp0anz8muaf6">
               <w:r>
                 <w:rPr>
                   <w:rFonts w:ascii="Arial" w:cs="Arial" w:eastAsia="Arial" w:hAnsi="Arial"/>
@@ -17930,7 +17930,7 @@
             <w:pPr>
               <w:spacing w:after="20" w:before="0"/>
             </w:pPr>
-            <w:hyperlink w:history="1" r:id="rIdfw-sgebm8hhzhidfeydkd">
+            <w:hyperlink w:history="1" r:id="rId50qruiwcgbm1ld1eruycw">
               <w:r>
                 <w:rPr>
                   <w:rFonts w:ascii="Arial" w:cs="Arial" w:eastAsia="Arial" w:hAnsi="Arial"/>
@@ -17963,7 +17963,7 @@
               <w:spacing w:after="10" w:before="0"/>
               <w:ind w:left="120"/>
             </w:pPr>
-            <w:hyperlink w:history="1" r:id="rIdmbmr0zdyezolgql5czgli">
+            <w:hyperlink w:history="1" r:id="rIdamp1gge8k1cycnlmmp3jm">
               <w:r>
                 <w:rPr>
                   <w:rFonts w:ascii="Arial" w:cs="Arial" w:eastAsia="Arial" w:hAnsi="Arial"/>
@@ -18008,7 +18008,7 @@
             <w:pPr>
               <w:spacing w:after="20" w:before="0"/>
             </w:pPr>
-            <w:hyperlink w:history="1" r:id="rIdncxoraodv4-jn_6dj_r5o">
+            <w:hyperlink w:history="1" r:id="rIdq5k-mh-wqrx0bvmr6jdaz">
               <w:r>
                 <w:rPr>
                   <w:rFonts w:ascii="Arial" w:cs="Arial" w:eastAsia="Arial" w:hAnsi="Arial"/>
@@ -18041,7 +18041,7 @@
               <w:spacing w:after="10" w:before="0"/>
               <w:ind w:left="120"/>
             </w:pPr>
-            <w:hyperlink w:history="1" r:id="rIdeqjokwv4wjrggb2vwimfr">
+            <w:hyperlink w:history="1" r:id="rIdp9f28uuphppypsrk4xulg">
               <w:r>
                 <w:rPr>
                   <w:rFonts w:ascii="Arial" w:cs="Arial" w:eastAsia="Arial" w:hAnsi="Arial"/>
@@ -18236,7 +18236,7 @@
             <w:pPr>
               <w:spacing w:after="20" w:before="0"/>
             </w:pPr>
-            <w:hyperlink w:history="1" r:id="rIdb-ecznzlza0oqd0mrm31h">
+            <w:hyperlink w:history="1" r:id="rIdwhqcquhhlatoznq8h-x5c">
               <w:r>
                 <w:rPr>
                   <w:rFonts w:ascii="Arial" w:cs="Arial" w:eastAsia="Arial" w:hAnsi="Arial"/>
@@ -18269,7 +18269,7 @@
               <w:spacing w:after="10" w:before="0"/>
               <w:ind w:left="120"/>
             </w:pPr>
-            <w:hyperlink w:history="1" r:id="rIdhkpaepf4djwh_7s8tlawl">
+            <w:hyperlink w:history="1" r:id="rId852ej15bv2tc-b0zt_sog">
               <w:r>
                 <w:rPr>
                   <w:rFonts w:ascii="Arial" w:cs="Arial" w:eastAsia="Arial" w:hAnsi="Arial"/>
@@ -18314,7 +18314,7 @@
             <w:pPr>
               <w:spacing w:after="20" w:before="0"/>
             </w:pPr>
-            <w:hyperlink w:history="1" r:id="rIdodoyhmvg3sclstkzdw72d">
+            <w:hyperlink w:history="1" r:id="rId8pyln6mnf8fnq57dloo4y">
               <w:r>
                 <w:rPr>
                   <w:rFonts w:ascii="Arial" w:cs="Arial" w:eastAsia="Arial" w:hAnsi="Arial"/>
@@ -18347,7 +18347,7 @@
               <w:spacing w:after="10" w:before="0"/>
               <w:ind w:left="120"/>
             </w:pPr>
-            <w:hyperlink w:history="1" r:id="rIdnllilpusr0bvyy0tvtlf4">
+            <w:hyperlink w:history="1" r:id="rIdbveuc-4phv5ffi0f4hnme">
               <w:r>
                 <w:rPr>
                   <w:rFonts w:ascii="Arial" w:cs="Arial" w:eastAsia="Arial" w:hAnsi="Arial"/>
@@ -18542,7 +18542,313 @@
             <w:pPr>
               <w:spacing w:after="20" w:before="0"/>
             </w:pPr>
-            <w:hyperlink w:history="1" r:id="rIdgytew_sta4hafpfdetq8u">
+            <w:hyperlink w:history="1" r:id="rId6viv9fokctalfc4jg2gnk">
+              <w:r>
+                <w:rPr>
+                  <w:rFonts w:ascii="Arial" w:cs="Arial" w:eastAsia="Arial" w:hAnsi="Arial"/>
+                  <w:color w:val="2E75B6"/>
+                  <w:sz w:val="16"/>
+                  <w:szCs w:val="16"/>
+                  <w:u w:val="single" w:color="2E75B6"/>
+                </w:rPr>
+                <w:t xml:space="preserve">01 Bonding, How To Determine Ionic And Covalent Chemical Bonding</w:t>
+              </w:r>
+            </w:hyperlink>
+          </w:p>
+          <w:p>
+            <w:pPr>
+              <w:spacing w:after="10" w:before="0"/>
+              <w:ind w:left="120"/>
+            </w:pPr>
+            <w:r>
+              <w:rPr>
+                <w:rFonts w:ascii="Arial" w:cs="Arial" w:eastAsia="Arial" w:hAnsi="Arial"/>
+                <w:color w:val="595959"/>
+                <w:sz w:val="14"/>
+                <w:szCs w:val="14"/>
+              </w:rPr>
+              <w:t xml:space="preserve">Source: Seavuria</w:t>
+            </w:r>
+          </w:p>
+          <w:p>
+            <w:pPr>
+              <w:spacing w:after="10" w:before="0"/>
+              <w:ind w:left="120"/>
+            </w:pPr>
+            <w:hyperlink w:history="1" r:id="rIdkg_ikcbobb9djh6j57k1d">
+              <w:r>
+                <w:rPr>
+                  <w:rFonts w:ascii="Arial" w:cs="Arial" w:eastAsia="Arial" w:hAnsi="Arial"/>
+                  <w:color w:val="595959"/>
+                  <w:sz w:val="14"/>
+                  <w:szCs w:val="14"/>
+                  <w:u w:val="single" w:color="595959"/>
+                </w:rPr>
+                <w:t xml:space="preserve">🔍 Search ARES for similar videos</w:t>
+              </w:r>
+            </w:hyperlink>
+          </w:p>
+          <w:p>
+            <w:pPr>
+              <w:spacing w:after="40" w:before="0"/>
+            </w:pPr>
+            <w:r>
+              <w:rPr>
+                <w:sz w:val="14"/>
+                <w:szCs w:val="14"/>
+              </w:rPr>
+              <w:t xml:space="preserve"/>
+            </w:r>
+          </w:p>
+          <w:p>
+            <w:pPr>
+              <w:spacing w:after="20" w:before="0"/>
+            </w:pPr>
+            <w:r>
+              <w:rPr>
+                <w:rFonts w:ascii="Arial" w:cs="Arial" w:eastAsia="Arial" w:hAnsi="Arial"/>
+                <w:b/>
+                <w:bCs/>
+                <w:color w:val="1F3864"/>
+                <w:sz w:val="16"/>
+                <w:szCs w:val="16"/>
+              </w:rPr>
+              <w:t xml:space="preserve">📖 EXERCISE:</w:t>
+            </w:r>
+          </w:p>
+          <w:p>
+            <w:pPr>
+              <w:spacing w:after="20" w:before="0"/>
+            </w:pPr>
+            <w:hyperlink w:history="1" r:id="rIdbcsxzlumveqchsg_4_gdb">
+              <w:r>
+                <w:rPr>
+                  <w:rFonts w:ascii="Arial" w:cs="Arial" w:eastAsia="Arial" w:hAnsi="Arial"/>
+                  <w:color w:val="2E75B6"/>
+                  <w:sz w:val="16"/>
+                  <w:szCs w:val="16"/>
+                  <w:u w:val="single" w:color="2E75B6"/>
+                </w:rPr>
+                <w:t xml:space="preserve">Covalent Bonding in Polyatomic Ions Practice</w:t>
+              </w:r>
+            </w:hyperlink>
+          </w:p>
+          <w:p>
+            <w:pPr>
+              <w:spacing w:after="10" w:before="0"/>
+              <w:ind w:left="120"/>
+            </w:pPr>
+            <w:r>
+              <w:rPr>
+                <w:rFonts w:ascii="Arial" w:cs="Arial" w:eastAsia="Arial" w:hAnsi="Arial"/>
+                <w:color w:val="595959"/>
+                <w:sz w:val="14"/>
+                <w:szCs w:val="14"/>
+              </w:rPr>
+              <w:t xml:space="preserve">Source: CK-12</w:t>
+            </w:r>
+          </w:p>
+          <w:p>
+            <w:pPr>
+              <w:spacing w:after="10" w:before="0"/>
+              <w:ind w:left="120"/>
+            </w:pPr>
+            <w:hyperlink w:history="1" r:id="rIdbwv2idchrgrzgp-pqnalr">
+              <w:r>
+                <w:rPr>
+                  <w:rFonts w:ascii="Arial" w:cs="Arial" w:eastAsia="Arial" w:hAnsi="Arial"/>
+                  <w:color w:val="595959"/>
+                  <w:sz w:val="14"/>
+                  <w:szCs w:val="14"/>
+                  <w:u w:val="single" w:color="595959"/>
+                </w:rPr>
+                <w:t xml:space="preserve">🔍 Search ARES for similar readings</w:t>
+              </w:r>
+            </w:hyperlink>
+          </w:p>
+        </w:tc>
+        <w:tc>
+          <w:tcPr>
+            <w:tcW w:type="dxa" w:w="3040"/>
+            <w:shd w:fill="FFFFFF" w:color="auto" w:val="clear"/>
+            <w:tcMar>
+              <w:top w:type="dxa" w:w="60"/>
+              <w:left w:type="dxa" w:w="120"/>
+              <w:bottom w:type="dxa" w:w="60"/>
+              <w:right w:type="dxa" w:w="120"/>
+            </w:tcMar>
+            <w:vAlign w:val="top"/>
+          </w:tcPr>
+          <w:p>
+            <w:pPr>
+              <w:spacing w:after="40" w:before="0"/>
+              <w:jc w:val="left"/>
+            </w:pPr>
+            <w:r>
+              <w:rPr>
+                <w:rFonts w:ascii="Arial" w:cs="Arial" w:eastAsia="Arial" w:hAnsi="Arial"/>
+                <w:b w:val="false"/>
+                <w:bCs w:val="false"/>
+                <w:i w:val="false"/>
+                <w:iCs w:val="false"/>
+                <w:color w:val="000000"/>
+                <w:sz w:val="18"/>
+                <w:szCs w:val="18"/>
+              </w:rPr>
+              <w:t xml:space="preserve">Pairs complete a structured dot-and-cross worksheet with five tasks, drawing full diagrams for: (1) NaCl — show outer shell electrons of Na (2,8,1) and Cl (2,8,7), electron transfer, and the resulting ions in square brackets with charges; (2) MgO — show Mg (2,8,2) and O (2,6), double transfer; (3) HCl — show H (1) and Cl (2,8,7), one shared pair; (4) NH₃ — show N (2,5) and three H atoms, three shared pairs and one lone pair; (5) CH₄ — show C (2,4) and four H atoms, four shared pairs. After completing their own diagrams, each pair swaps worksheets with the pair behind them, compares diagrams, and circles any differences in green pencil with the comment 'CHECK: transfer or share?' The teacher then cold-calls FOUR pairs to draw their diagrams on the board — one pair per compound (NaCl, HCl, NH₃, CH₄), with MgO drawn by the teacher as a worked example first. After each board diagram, the teacher facilitates a 90-second whole-class correction round.</w:t>
+            </w:r>
+          </w:p>
+        </w:tc>
+        <w:tc>
+          <w:tcPr>
+            <w:tcW w:type="dxa" w:w="3040"/>
+            <w:shd w:fill="F2F2F2" w:color="auto" w:val="clear"/>
+            <w:tcMar>
+              <w:top w:type="dxa" w:w="60"/>
+              <w:left w:type="dxa" w:w="120"/>
+              <w:bottom w:type="dxa" w:w="60"/>
+              <w:right w:type="dxa" w:w="120"/>
+            </w:tcMar>
+            <w:vAlign w:val="top"/>
+          </w:tcPr>
+          <w:p>
+            <w:pPr>
+              <w:spacing w:after="40" w:before="0"/>
+              <w:jc w:val="left"/>
+            </w:pPr>
+            <w:r>
+              <w:rPr>
+                <w:rFonts w:ascii="Arial" w:cs="Arial" w:eastAsia="Arial" w:hAnsi="Arial"/>
+                <w:b w:val="false"/>
+                <w:bCs w:val="false"/>
+                <w:i w:val="false"/>
+                <w:iCs w:val="false"/>
+                <w:color w:val="000000"/>
+                <w:sz w:val="18"/>
+                <w:szCs w:val="18"/>
+              </w:rPr>
+              <w:t xml:space="preserve">Distribute the printed worksheet (or display it on screen). Say: 'Use dots for one atom's electrons and crosses for the other atom's electrons — that way we can track exactly where each electron came from. You have 15 minutes to complete all five diagrams.' Circulate; when you see a learner drawing a full electron shell for H (i.e., writing 2,8 for hydrogen), stop and say quietly: 'Hydrogen only has one shell — how many electrons does it need to feel stable?' WAIT 10 seconds. After the 15-minute pair-work period say: 'Swap your worksheet with the pair behind you. You have 4 minutes to compare and mark any differences. Use your green pencil.' After peer-comparison, announce the four cold-called pairs by name: 'Fatuma and Korir — NaCl on the board, please. Achieng and Mutua — HCl. Njeri and Odhiambo — NH₃. Wanjiku and Kipchoge — CH₄.' While pairs draw, circulate and coach quietly. After each diagram is on the board: 'Class — what is correct here? What needs to change? Tell your partner first.' WAIT 10 seconds, then cold-call one observer: 'Otieno, one thing that needs fixing on the NaCl diagram?' Correct on the board together. After all four diagrams are corrected, ask the synthesis question: 'Look at the NaCl diagram and the CH₄ diagram side by side. In one sentence — what is the biggest difference in what happens to the electrons?' WAIT 15 seconds, then cold-call TWO learners.</w:t>
+            </w:r>
+          </w:p>
+        </w:tc>
+        <w:tc>
+          <w:tcPr>
+            <w:tcW w:type="dxa" w:w="3040"/>
+            <w:shd w:fill="FFFFFF" w:color="auto" w:val="clear"/>
+            <w:tcMar>
+              <w:top w:type="dxa" w:w="60"/>
+              <w:left w:type="dxa" w:w="120"/>
+              <w:bottom w:type="dxa" w:w="60"/>
+              <w:right w:type="dxa" w:w="120"/>
+            </w:tcMar>
+            <w:vAlign w:val="top"/>
+          </w:tcPr>
+          <w:p>
+            <w:pPr>
+              <w:spacing w:after="40" w:before="0"/>
+              <w:jc w:val="left"/>
+            </w:pPr>
+            <w:r>
+              <w:rPr>
+                <w:rFonts w:ascii="Arial" w:cs="Arial" w:eastAsia="Arial" w:hAnsi="Arial"/>
+                <w:b w:val="false"/>
+                <w:bCs w:val="false"/>
+                <w:i w:val="false"/>
+                <w:iCs w:val="false"/>
+                <w:color w:val="000000"/>
+                <w:sz w:val="18"/>
+                <w:szCs w:val="18"/>
+              </w:rPr>
+              <w:t xml:space="preserve">Representation construction and peer critique (NGSS SEP-2: Developing and Using Models; SEP-6: Constructing Explanations). Drawing dot-and-cross diagrams is not rote copying — it requires learners to apply electron configuration knowledge (from Sub-Strand 2.1) to predict which electrons move or are shared. The peer-swap step activates collaborative error-detection, and the public board presentations with whole-class correction create a shared, authoritative reference that the class can return to in later lessons. The synthesis question explicitly connects the diagram pattern to the anchoring phenomenon: ionic bonding produces ions that carry charge (explaining NaCl conductivity in solution) while covalent bonding produces neutral molecules.</w:t>
+            </w:r>
+          </w:p>
+        </w:tc>
+        <w:tc>
+          <w:tcPr>
+            <w:tcW w:type="dxa" w:w="3040"/>
+            <w:shd w:fill="F2F2F2" w:color="auto" w:val="clear"/>
+            <w:tcMar>
+              <w:top w:type="dxa" w:w="60"/>
+              <w:left w:type="dxa" w:w="120"/>
+              <w:bottom w:type="dxa" w:w="60"/>
+              <w:right w:type="dxa" w:w="120"/>
+            </w:tcMar>
+            <w:vAlign w:val="top"/>
+          </w:tcPr>
+          <w:p>
+            <w:pPr>
+              <w:spacing w:after="40" w:before="0"/>
+              <w:jc w:val="left"/>
+            </w:pPr>
+            <w:r>
+              <w:rPr>
+                <w:rFonts w:ascii="Arial" w:cs="Arial" w:eastAsia="Arial" w:hAnsi="Arial"/>
+                <w:b w:val="false"/>
+                <w:bCs w:val="false"/>
+                <w:i w:val="false"/>
+                <w:iCs w:val="false"/>
+                <w:color w:val="000000"/>
+                <w:sz w:val="18"/>
+                <w:szCs w:val="18"/>
+              </w:rPr>
+              <w:t xml:space="preserve">Observable indicators during worksheet circulation: (a) learner correctly places electron-transfer arrow in NaCl diagram; (b) learner draws square brackets and correct charges [Na]⁺ and [Cl]⁻; (c) learner draws a bonding pair as two dots/crosses between nuclei in HCl (not on only one atom); (d) learner shows the lone pair on N in NH₃. Teacher notes the names of any learners still struggling with lone pairs for targeted support in Lesson 7. Board presentations assessed against a displayed answer key revealed only after all four pairs have drawn.</w:t>
+            </w:r>
+          </w:p>
+        </w:tc>
+      </w:tr>
+      <w:tr>
+        <w:tc>
+          <w:tcPr>
+            <w:tcW w:type="dxa" w:w="1520"/>
+            <w:shd w:fill="FCE4D6" w:color="auto" w:val="clear"/>
+            <w:tcMar>
+              <w:top w:type="dxa" w:w="60"/>
+              <w:left w:type="dxa" w:w="120"/>
+              <w:bottom w:type="dxa" w:w="60"/>
+              <w:right w:type="dxa" w:w="120"/>
+            </w:tcMar>
+            <w:vAlign w:val="top"/>
+          </w:tcPr>
+          <w:p>
+            <w:pPr>
+              <w:spacing w:after="40" w:before="0"/>
+              <w:jc w:val="left"/>
+            </w:pPr>
+            <w:r>
+              <w:rPr>
+                <w:rFonts w:ascii="Arial" w:cs="Arial" w:eastAsia="Arial" w:hAnsi="Arial"/>
+                <w:b/>
+                <w:bCs/>
+                <w:i w:val="false"/>
+                <w:iCs w:val="false"/>
+                <w:color w:val="000000"/>
+                <w:sz w:val="18"/>
+                <w:szCs w:val="18"/>
+              </w:rPr>
+              <w:t xml:space="preserve">Driving Question Board (DQB) Creation</w:t>
+            </w:r>
+          </w:p>
+          <w:p>
+            <w:pPr>
+              <w:spacing w:after="20" w:before="0"/>
+            </w:pPr>
+            <w:r>
+              <w:rPr>
+                <w:rFonts w:ascii="Arial" w:cs="Arial" w:eastAsia="Arial" w:hAnsi="Arial"/>
+                <w:b/>
+                <w:bCs/>
+                <w:color w:val="1F3864"/>
+                <w:sz w:val="16"/>
+                <w:szCs w:val="16"/>
+              </w:rPr>
+              <w:t xml:space="preserve">📹 VIDEO:</w:t>
+            </w:r>
+          </w:p>
+          <w:p>
+            <w:pPr>
+              <w:spacing w:after="20" w:before="0"/>
+            </w:pPr>
+            <w:hyperlink w:history="1" r:id="rId5x9ihmdwgyfjpiq3x2ikj">
               <w:r>
                 <w:rPr>
                   <w:rFonts w:ascii="Arial" w:cs="Arial" w:eastAsia="Arial" w:hAnsi="Arial"/>
@@ -18575,7 +18881,7 @@
               <w:spacing w:after="10" w:before="0"/>
               <w:ind w:left="120"/>
             </w:pPr>
-            <w:hyperlink w:history="1" r:id="rIdyfqufg7cag_mjbp_lybob">
+            <w:hyperlink w:history="1" r:id="rIdmfn9elqkh7l27s6ianrx7">
               <w:r>
                 <w:rPr>
                   <w:rFonts w:ascii="Arial" w:cs="Arial" w:eastAsia="Arial" w:hAnsi="Arial"/>
@@ -18613,14 +18919,14 @@
                 <w:sz w:val="16"/>
                 <w:szCs w:val="16"/>
               </w:rPr>
-              <w:t xml:space="preserve">📖 EXERCISE:</w:t>
+              <w:t xml:space="preserve">📖 HTML:</w:t>
             </w:r>
           </w:p>
           <w:p>
             <w:pPr>
               <w:spacing w:after="20" w:before="0"/>
             </w:pPr>
-            <w:hyperlink w:history="1" r:id="rId_kh5yzc0whvmwa56dajgx">
+            <w:hyperlink w:history="1" r:id="rId4xndmhuqwda1efuslaih0">
               <w:r>
                 <w:rPr>
                   <w:rFonts w:ascii="Arial" w:cs="Arial" w:eastAsia="Arial" w:hAnsi="Arial"/>
@@ -18629,7 +18935,7 @@
                   <w:szCs w:val="16"/>
                   <w:u w:val="single" w:color="2E75B6"/>
                 </w:rPr>
-                <w:t xml:space="preserve">Covalent Bonding in Polyatomic Ions Practice</w:t>
+                <w:t xml:space="preserve">Ionic Bonding (Flexbook)</w:t>
               </w:r>
             </w:hyperlink>
           </w:p>
@@ -18653,7 +18959,7 @@
               <w:spacing w:after="10" w:before="0"/>
               <w:ind w:left="120"/>
             </w:pPr>
-            <w:hyperlink w:history="1" r:id="rIdjxtgwh_jr3wc8fdgkoiez">
+            <w:hyperlink w:history="1" r:id="rIduu8nxpvpjpmdkpkoyngkm">
               <w:r>
                 <w:rPr>
                   <w:rFonts w:ascii="Arial" w:cs="Arial" w:eastAsia="Arial" w:hAnsi="Arial"/>
@@ -18695,7 +19001,7 @@
                 <w:sz w:val="18"/>
                 <w:szCs w:val="18"/>
               </w:rPr>
-              <w:t xml:space="preserve">Pairs complete a structured dot-and-cross worksheet with five tasks, drawing full diagrams for: (1) NaCl — show outer shell electrons of Na (2,8,1) and Cl (2,8,7), electron transfer, and the resulting ions in square brackets with charges; (2) MgO — show Mg (2,8,2) and O (2,6), double transfer; (3) HCl — show H (1) and Cl (2,8,7), one shared pair; (4) NH₃ — show N (2,5) and three H atoms, three shared pairs and one lone pair; (5) CH₄ — show C (2,4) and four H atoms, four shared pairs. After completing their own diagrams, each pair swaps worksheets with the pair behind them, compares diagrams, and circles any differences in green pencil with the comment 'CHECK: transfer or share?' The teacher then cold-calls FOUR pairs to draw their diagrams on the board — one pair per compound (NaCl, HCl, NH₃, CH₄), with MgO drawn by the teacher as a worked example first. After each board diagram, the teacher facilitates a 90-second whole-class correction round.</w:t>
+              <w:t xml:space="preserve">Each learner writes two sticky-note contributions to the DQB: one CLAIM (something they now understand) and one REMAINING QUESTION (something the diagrams have raised). Teacher reads selected contributions aloud and physically moves sticky notes to new columns on the DQB: 'Evidence we now have', 'New questions the evidence raises', and 'Still unexplained'. The class discusses which of the original three kitchen-item mysteries (salt conductivity, aluminium conductivity, graphite conductivity) can now be partly explained using today's dot-and-cross evidence, and which still require further investigation.</w:t>
             </w:r>
           </w:p>
         </w:tc>
@@ -18727,7 +19033,7 @@
                 <w:sz w:val="18"/>
                 <w:szCs w:val="18"/>
               </w:rPr>
-              <w:t xml:space="preserve">Distribute the printed worksheet (or display it on screen). Say: 'Use dots for one atom's electrons and crosses for the other atom's electrons — that way we can track exactly where each electron came from. You have 15 minutes to complete all five diagrams.' Circulate; when you see a learner drawing a full electron shell for H (i.e., writing 2,8 for hydrogen), stop and say quietly: 'Hydrogen only has one shell — how many electrons does it need to feel stable?' WAIT 10 seconds. After the 15-minute pair-work period say: 'Swap your worksheet with the pair behind you. You have 4 minutes to compare and mark any differences. Use your green pencil.' After peer-comparison, announce the four cold-called pairs by name: 'Fatuma and Korir — NaCl on the board, please. Achieng and Mutua — HCl. Njeri and Odhiambo — NH₃. Wanjiku and Kipchoge — CH₄.' While pairs draw, circulate and coach quietly. After each diagram is on the board: 'Class — what is correct here? What needs to change? Tell your partner first.' WAIT 10 seconds, then cold-call one observer: 'Otieno, one thing that needs fixing on the NaCl diagram?' Correct on the board together. After all four diagrams are corrected, ask the synthesis question: 'Look at the NaCl diagram and the CH₄ diagram side by side. In one sentence — what is the biggest difference in what happens to the electrons?' WAIT 15 seconds, then cold-call TWO learners.</w:t>
+              <w:t xml:space="preserve">Hand out two sticky notes per learner (different colours for CLAIM vs. QUESTION). Say: 'You have 3 minutes — one sticky note says something you can now explain about our three kitchen items. The other sticky note asks a question today's diagrams raised but did not answer.' Collect and read FOUR claim notes aloud, choosing notes that specifically mention the phenomenon: e.g. 'NaCl has ions because Na transfers its electron to Cl — that is why it conducts when dissolved.' After reading, say: 'Can we now explain why dry salt does not conduct electricity? Turn and tell your partner — you have 45 seconds.' Cold-call ONE pair. Then display the DQB and say: 'We understand ionic and covalent bonds at the particle level now. But our aluminium sufuria conducts electricity as a solid — and aluminium forms metallic bonds, not ionic or simple covalent ones. And our graphite conducts too. What is happening in those structures?' Move the 'aluminium' and 'graphite' sticky notes to 'Still unexplained — needs Lesson 7.' Say: 'Write that question on your remaining-question sticky note if it matches yours.'</w:t>
             </w:r>
           </w:p>
         </w:tc>
@@ -18759,7 +19065,7 @@
                 <w:sz w:val="18"/>
                 <w:szCs w:val="18"/>
               </w:rPr>
-              <w:t xml:space="preserve">Representation construction and peer critique (NGSS SEP-2: Developing and Using Models; SEP-6: Constructing Explanations). Drawing dot-and-cross diagrams is not rote copying — it requires learners to apply electron configuration knowledge (from Sub-Strand 2.1) to predict which electrons move or are shared. The peer-swap step activates collaborative error-detection, and the public board presentations with whole-class correction create a shared, authoritative reference that the class can return to in later lessons. The synthesis question explicitly connects the diagram pattern to the anchoring phenomenon: ionic bonding produces ions that carry charge (explaining NaCl conductivity in solution) while covalent bonding produces neutral molecules.</w:t>
+              <w:t xml:space="preserve">Claim-Evidence-Reasoning (CER) sticky-note protocol. By requiring learners to write a CLAIM grounded in today's simulation and diagram evidence, the DQB update transforms individual lesson activities into a cumulative, publicly visible argument. Moving sticky notes to 'Still unexplained' explicitly frames metallic bonding and giant covalent structures (graphite) as the next investigative target, maintaining the story arc of the unit and sustaining intellectual motivation.</w:t>
             </w:r>
           </w:p>
         </w:tc>
@@ -18791,7 +19097,7 @@
                 <w:sz w:val="18"/>
                 <w:szCs w:val="18"/>
               </w:rPr>
-              <w:t xml:space="preserve">Observable indicators during worksheet circulation: (a) learner correctly places electron-transfer arrow in NaCl diagram; (b) learner draws square brackets and correct charges [Na]⁺ and [Cl]⁻; (c) learner draws a bonding pair as two dots/crosses between nuclei in HCl (not on only one atom); (d) learner shows the lone pair on N in NH₃. Teacher notes the names of any learners still struggling with lone pairs for targeted support in Lesson 7. Board presentations assessed against a displayed answer key revealed only after all four pairs have drawn.</w:t>
+              <w:t xml:space="preserve">Teacher reads all CLAIM sticky notes before the lesson ends to check for two misconceptions: (a) claims that say 'covalent bonds conduct electricity' — redirect to: 'Does CH₄ (methane, used in cooking gas) conduct electricity? Why not?'; (b) claims that conflate ionic bonding in solid NaCl with conduction — redirect to: 'If ions are locked in a lattice, can they move to carry charge?' These misconceptions, if present, are addressed as a whole-class correction in the first 3 minutes of Lesson 7.</w:t>
             </w:r>
           </w:p>
         </w:tc>
@@ -18800,32 +19106,32 @@
         <w:tc>
           <w:tcPr>
             <w:tcW w:type="dxa" w:w="1520"/>
-            <w:shd w:fill="FCE4D6" w:color="auto" w:val="clear"/>
-            <w:tcMar>
-              <w:top w:type="dxa" w:w="60"/>
-              <w:left w:type="dxa" w:w="120"/>
-              <w:bottom w:type="dxa" w:w="60"/>
-              <w:right w:type="dxa" w:w="120"/>
-            </w:tcMar>
-            <w:vAlign w:val="top"/>
-          </w:tcPr>
-          <w:p>
-            <w:pPr>
-              <w:spacing w:after="40" w:before="0"/>
-              <w:jc w:val="left"/>
-            </w:pPr>
-            <w:r>
-              <w:rPr>
-                <w:rFonts w:ascii="Arial" w:cs="Arial" w:eastAsia="Arial" w:hAnsi="Arial"/>
-                <w:b/>
-                <w:bCs/>
-                <w:i w:val="false"/>
-                <w:iCs w:val="false"/>
-                <w:color w:val="000000"/>
-                <w:sz w:val="18"/>
-                <w:szCs w:val="18"/>
-              </w:rPr>
-              <w:t xml:space="preserve">Driving Question Board (DQB) Creation</w:t>
+            <w:shd w:fill="D5E8F0" w:color="auto" w:val="clear"/>
+            <w:tcMar>
+              <w:top w:type="dxa" w:w="60"/>
+              <w:left w:type="dxa" w:w="120"/>
+              <w:bottom w:type="dxa" w:w="60"/>
+              <w:right w:type="dxa" w:w="120"/>
+            </w:tcMar>
+            <w:vAlign w:val="top"/>
+          </w:tcPr>
+          <w:p>
+            <w:pPr>
+              <w:spacing w:after="40" w:before="0"/>
+              <w:jc w:val="left"/>
+            </w:pPr>
+            <w:r>
+              <w:rPr>
+                <w:rFonts w:ascii="Arial" w:cs="Arial" w:eastAsia="Arial" w:hAnsi="Arial"/>
+                <w:b/>
+                <w:bCs/>
+                <w:i w:val="false"/>
+                <w:iCs w:val="false"/>
+                <w:color w:val="000000"/>
+                <w:sz w:val="18"/>
+                <w:szCs w:val="18"/>
+              </w:rPr>
+              <w:t xml:space="preserve">Model Building Phase</w:t>
             </w:r>
           </w:p>
           <w:p>
@@ -18848,7 +19154,7 @@
             <w:pPr>
               <w:spacing w:after="20" w:before="0"/>
             </w:pPr>
-            <w:hyperlink w:history="1" r:id="rIdedfbc431ffwb_3olzdyqw">
+            <w:hyperlink w:history="1" r:id="rIdxi2jfr0s9yeu6vy3iloeu">
               <w:r>
                 <w:rPr>
                   <w:rFonts w:ascii="Arial" w:cs="Arial" w:eastAsia="Arial" w:hAnsi="Arial"/>
@@ -18881,7 +19187,7 @@
               <w:spacing w:after="10" w:before="0"/>
               <w:ind w:left="120"/>
             </w:pPr>
-            <w:hyperlink w:history="1" r:id="rIdtl92kwn9-6qi6baucjcfg">
+            <w:hyperlink w:history="1" r:id="rIdn9runxlxu9pdnafdmam26">
               <w:r>
                 <w:rPr>
                   <w:rFonts w:ascii="Arial" w:cs="Arial" w:eastAsia="Arial" w:hAnsi="Arial"/>
@@ -18919,320 +19225,14 @@
                 <w:sz w:val="16"/>
                 <w:szCs w:val="16"/>
               </w:rPr>
-              <w:t xml:space="preserve">📖 HTML:</w:t>
+              <w:t xml:space="preserve">📖 EXERCISE:</w:t>
             </w:r>
           </w:p>
           <w:p>
             <w:pPr>
               <w:spacing w:after="20" w:before="0"/>
             </w:pPr>
-            <w:hyperlink w:history="1" r:id="rIdddm-pvkidmy7kauu4na5z">
-              <w:r>
-                <w:rPr>
-                  <w:rFonts w:ascii="Arial" w:cs="Arial" w:eastAsia="Arial" w:hAnsi="Arial"/>
-                  <w:color w:val="2E75B6"/>
-                  <w:sz w:val="16"/>
-                  <w:szCs w:val="16"/>
-                  <w:u w:val="single" w:color="2E75B6"/>
-                </w:rPr>
-                <w:t xml:space="preserve">Ionic Bonding (Flexbook)</w:t>
-              </w:r>
-            </w:hyperlink>
-          </w:p>
-          <w:p>
-            <w:pPr>
-              <w:spacing w:after="10" w:before="0"/>
-              <w:ind w:left="120"/>
-            </w:pPr>
-            <w:r>
-              <w:rPr>
-                <w:rFonts w:ascii="Arial" w:cs="Arial" w:eastAsia="Arial" w:hAnsi="Arial"/>
-                <w:color w:val="595959"/>
-                <w:sz w:val="14"/>
-                <w:szCs w:val="14"/>
-              </w:rPr>
-              <w:t xml:space="preserve">Source: CK-12</w:t>
-            </w:r>
-          </w:p>
-          <w:p>
-            <w:pPr>
-              <w:spacing w:after="10" w:before="0"/>
-              <w:ind w:left="120"/>
-            </w:pPr>
-            <w:hyperlink w:history="1" r:id="rIdjhlexwhub5neqmseu17we">
-              <w:r>
-                <w:rPr>
-                  <w:rFonts w:ascii="Arial" w:cs="Arial" w:eastAsia="Arial" w:hAnsi="Arial"/>
-                  <w:color w:val="595959"/>
-                  <w:sz w:val="14"/>
-                  <w:szCs w:val="14"/>
-                  <w:u w:val="single" w:color="595959"/>
-                </w:rPr>
-                <w:t xml:space="preserve">🔍 Search ARES for similar readings</w:t>
-              </w:r>
-            </w:hyperlink>
-          </w:p>
-        </w:tc>
-        <w:tc>
-          <w:tcPr>
-            <w:tcW w:type="dxa" w:w="3040"/>
-            <w:shd w:fill="FFFFFF" w:color="auto" w:val="clear"/>
-            <w:tcMar>
-              <w:top w:type="dxa" w:w="60"/>
-              <w:left w:type="dxa" w:w="120"/>
-              <w:bottom w:type="dxa" w:w="60"/>
-              <w:right w:type="dxa" w:w="120"/>
-            </w:tcMar>
-            <w:vAlign w:val="top"/>
-          </w:tcPr>
-          <w:p>
-            <w:pPr>
-              <w:spacing w:after="40" w:before="0"/>
-              <w:jc w:val="left"/>
-            </w:pPr>
-            <w:r>
-              <w:rPr>
-                <w:rFonts w:ascii="Arial" w:cs="Arial" w:eastAsia="Arial" w:hAnsi="Arial"/>
-                <w:b w:val="false"/>
-                <w:bCs w:val="false"/>
-                <w:i w:val="false"/>
-                <w:iCs w:val="false"/>
-                <w:color w:val="000000"/>
-                <w:sz w:val="18"/>
-                <w:szCs w:val="18"/>
-              </w:rPr>
-              <w:t xml:space="preserve">Each learner writes two sticky-note contributions to the DQB: one CLAIM (something they now understand) and one REMAINING QUESTION (something the diagrams have raised). Teacher reads selected contributions aloud and physically moves sticky notes to new columns on the DQB: 'Evidence we now have', 'New questions the evidence raises', and 'Still unexplained'. The class discusses which of the original three kitchen-item mysteries (salt conductivity, aluminium conductivity, graphite conductivity) can now be partly explained using today's dot-and-cross evidence, and which still require further investigation.</w:t>
-            </w:r>
-          </w:p>
-        </w:tc>
-        <w:tc>
-          <w:tcPr>
-            <w:tcW w:type="dxa" w:w="3040"/>
-            <w:shd w:fill="F2F2F2" w:color="auto" w:val="clear"/>
-            <w:tcMar>
-              <w:top w:type="dxa" w:w="60"/>
-              <w:left w:type="dxa" w:w="120"/>
-              <w:bottom w:type="dxa" w:w="60"/>
-              <w:right w:type="dxa" w:w="120"/>
-            </w:tcMar>
-            <w:vAlign w:val="top"/>
-          </w:tcPr>
-          <w:p>
-            <w:pPr>
-              <w:spacing w:after="40" w:before="0"/>
-              <w:jc w:val="left"/>
-            </w:pPr>
-            <w:r>
-              <w:rPr>
-                <w:rFonts w:ascii="Arial" w:cs="Arial" w:eastAsia="Arial" w:hAnsi="Arial"/>
-                <w:b w:val="false"/>
-                <w:bCs w:val="false"/>
-                <w:i w:val="false"/>
-                <w:iCs w:val="false"/>
-                <w:color w:val="000000"/>
-                <w:sz w:val="18"/>
-                <w:szCs w:val="18"/>
-              </w:rPr>
-              <w:t xml:space="preserve">Hand out two sticky notes per learner (different colours for CLAIM vs. QUESTION). Say: 'You have 3 minutes — one sticky note says something you can now explain about our three kitchen items. The other sticky note asks a question today's diagrams raised but did not answer.' Collect and read FOUR claim notes aloud, choosing notes that specifically mention the phenomenon: e.g. 'NaCl has ions because Na transfers its electron to Cl — that is why it conducts when dissolved.' After reading, say: 'Can we now explain why dry salt does not conduct electricity? Turn and tell your partner — you have 45 seconds.' Cold-call ONE pair. Then display the DQB and say: 'We understand ionic and covalent bonds at the particle level now. But our aluminium sufuria conducts electricity as a solid — and aluminium forms metallic bonds, not ionic or simple covalent ones. And our graphite conducts too. What is happening in those structures?' Move the 'aluminium' and 'graphite' sticky notes to 'Still unexplained — needs Lesson 7.' Say: 'Write that question on your remaining-question sticky note if it matches yours.'</w:t>
-            </w:r>
-          </w:p>
-        </w:tc>
-        <w:tc>
-          <w:tcPr>
-            <w:tcW w:type="dxa" w:w="3040"/>
-            <w:shd w:fill="FFFFFF" w:color="auto" w:val="clear"/>
-            <w:tcMar>
-              <w:top w:type="dxa" w:w="60"/>
-              <w:left w:type="dxa" w:w="120"/>
-              <w:bottom w:type="dxa" w:w="60"/>
-              <w:right w:type="dxa" w:w="120"/>
-            </w:tcMar>
-            <w:vAlign w:val="top"/>
-          </w:tcPr>
-          <w:p>
-            <w:pPr>
-              <w:spacing w:after="40" w:before="0"/>
-              <w:jc w:val="left"/>
-            </w:pPr>
-            <w:r>
-              <w:rPr>
-                <w:rFonts w:ascii="Arial" w:cs="Arial" w:eastAsia="Arial" w:hAnsi="Arial"/>
-                <w:b w:val="false"/>
-                <w:bCs w:val="false"/>
-                <w:i w:val="false"/>
-                <w:iCs w:val="false"/>
-                <w:color w:val="000000"/>
-                <w:sz w:val="18"/>
-                <w:szCs w:val="18"/>
-              </w:rPr>
-              <w:t xml:space="preserve">Claim-Evidence-Reasoning (CER) sticky-note protocol. By requiring learners to write a CLAIM grounded in today's simulation and diagram evidence, the DQB update transforms individual lesson activities into a cumulative, publicly visible argument. Moving sticky notes to 'Still unexplained' explicitly frames metallic bonding and giant covalent structures (graphite) as the next investigative target, maintaining the story arc of the unit and sustaining intellectual motivation.</w:t>
-            </w:r>
-          </w:p>
-        </w:tc>
-        <w:tc>
-          <w:tcPr>
-            <w:tcW w:type="dxa" w:w="3040"/>
-            <w:shd w:fill="F2F2F2" w:color="auto" w:val="clear"/>
-            <w:tcMar>
-              <w:top w:type="dxa" w:w="60"/>
-              <w:left w:type="dxa" w:w="120"/>
-              <w:bottom w:type="dxa" w:w="60"/>
-              <w:right w:type="dxa" w:w="120"/>
-            </w:tcMar>
-            <w:vAlign w:val="top"/>
-          </w:tcPr>
-          <w:p>
-            <w:pPr>
-              <w:spacing w:after="40" w:before="0"/>
-              <w:jc w:val="left"/>
-            </w:pPr>
-            <w:r>
-              <w:rPr>
-                <w:rFonts w:ascii="Arial" w:cs="Arial" w:eastAsia="Arial" w:hAnsi="Arial"/>
-                <w:b w:val="false"/>
-                <w:bCs w:val="false"/>
-                <w:i w:val="false"/>
-                <w:iCs w:val="false"/>
-                <w:color w:val="000000"/>
-                <w:sz w:val="18"/>
-                <w:szCs w:val="18"/>
-              </w:rPr>
-              <w:t xml:space="preserve">Teacher reads all CLAIM sticky notes before the lesson ends to check for two misconceptions: (a) claims that say 'covalent bonds conduct electricity' — redirect to: 'Does CH₄ (methane, used in cooking gas) conduct electricity? Why not?'; (b) claims that conflate ionic bonding in solid NaCl with conduction — redirect to: 'If ions are locked in a lattice, can they move to carry charge?' These misconceptions, if present, are addressed as a whole-class correction in the first 3 minutes of Lesson 7.</w:t>
-            </w:r>
-          </w:p>
-        </w:tc>
-      </w:tr>
-      <w:tr>
-        <w:tc>
-          <w:tcPr>
-            <w:tcW w:type="dxa" w:w="1520"/>
-            <w:shd w:fill="D5E8F0" w:color="auto" w:val="clear"/>
-            <w:tcMar>
-              <w:top w:type="dxa" w:w="60"/>
-              <w:left w:type="dxa" w:w="120"/>
-              <w:bottom w:type="dxa" w:w="60"/>
-              <w:right w:type="dxa" w:w="120"/>
-            </w:tcMar>
-            <w:vAlign w:val="top"/>
-          </w:tcPr>
-          <w:p>
-            <w:pPr>
-              <w:spacing w:after="40" w:before="0"/>
-              <w:jc w:val="left"/>
-            </w:pPr>
-            <w:r>
-              <w:rPr>
-                <w:rFonts w:ascii="Arial" w:cs="Arial" w:eastAsia="Arial" w:hAnsi="Arial"/>
-                <w:b/>
-                <w:bCs/>
-                <w:i w:val="false"/>
-                <w:iCs w:val="false"/>
-                <w:color w:val="000000"/>
-                <w:sz w:val="18"/>
-                <w:szCs w:val="18"/>
-              </w:rPr>
-              <w:t xml:space="preserve">Model Building Phase</w:t>
-            </w:r>
-          </w:p>
-          <w:p>
-            <w:pPr>
-              <w:spacing w:after="20" w:before="0"/>
-            </w:pPr>
-            <w:r>
-              <w:rPr>
-                <w:rFonts w:ascii="Arial" w:cs="Arial" w:eastAsia="Arial" w:hAnsi="Arial"/>
-                <w:b/>
-                <w:bCs/>
-                <w:color w:val="1F3864"/>
-                <w:sz w:val="16"/>
-                <w:szCs w:val="16"/>
-              </w:rPr>
-              <w:t xml:space="preserve">📹 VIDEO:</w:t>
-            </w:r>
-          </w:p>
-          <w:p>
-            <w:pPr>
-              <w:spacing w:after="20" w:before="0"/>
-            </w:pPr>
-            <w:hyperlink w:history="1" r:id="rIdknnonnivxcgkyyql-nhur">
-              <w:r>
-                <w:rPr>
-                  <w:rFonts w:ascii="Arial" w:cs="Arial" w:eastAsia="Arial" w:hAnsi="Arial"/>
-                  <w:color w:val="2E75B6"/>
-                  <w:sz w:val="16"/>
-                  <w:szCs w:val="16"/>
-                  <w:u w:val="single" w:color="2E75B6"/>
-                </w:rPr>
-                <w:t xml:space="preserve">Predicting bond type (metals vs. nonmetals)</w:t>
-              </w:r>
-            </w:hyperlink>
-          </w:p>
-          <w:p>
-            <w:pPr>
-              <w:spacing w:after="10" w:before="0"/>
-              <w:ind w:left="120"/>
-            </w:pPr>
-            <w:r>
-              <w:rPr>
-                <w:rFonts w:ascii="Arial" w:cs="Arial" w:eastAsia="Arial" w:hAnsi="Arial"/>
-                <w:color w:val="595959"/>
-                <w:sz w:val="14"/>
-                <w:szCs w:val="14"/>
-              </w:rPr>
-              <w:t xml:space="preserve">Source: Khan Academy (English - US curriculum)</w:t>
-            </w:r>
-          </w:p>
-          <w:p>
-            <w:pPr>
-              <w:spacing w:after="10" w:before="0"/>
-              <w:ind w:left="120"/>
-            </w:pPr>
-            <w:hyperlink w:history="1" r:id="rIdva5g1cnadgilqa5kajnzs">
-              <w:r>
-                <w:rPr>
-                  <w:rFonts w:ascii="Arial" w:cs="Arial" w:eastAsia="Arial" w:hAnsi="Arial"/>
-                  <w:color w:val="595959"/>
-                  <w:sz w:val="14"/>
-                  <w:szCs w:val="14"/>
-                  <w:u w:val="single" w:color="595959"/>
-                </w:rPr>
-                <w:t xml:space="preserve">🔍 Search ARES for similar videos</w:t>
-              </w:r>
-            </w:hyperlink>
-          </w:p>
-          <w:p>
-            <w:pPr>
-              <w:spacing w:after="40" w:before="0"/>
-            </w:pPr>
-            <w:r>
-              <w:rPr>
-                <w:sz w:val="14"/>
-                <w:szCs w:val="14"/>
-              </w:rPr>
-              <w:t xml:space="preserve"/>
-            </w:r>
-          </w:p>
-          <w:p>
-            <w:pPr>
-              <w:spacing w:after="20" w:before="0"/>
-            </w:pPr>
-            <w:r>
-              <w:rPr>
-                <w:rFonts w:ascii="Arial" w:cs="Arial" w:eastAsia="Arial" w:hAnsi="Arial"/>
-                <w:b/>
-                <w:bCs/>
-                <w:color w:val="1F3864"/>
-                <w:sz w:val="16"/>
-                <w:szCs w:val="16"/>
-              </w:rPr>
-              <w:t xml:space="preserve">📖 EXERCISE:</w:t>
-            </w:r>
-          </w:p>
-          <w:p>
-            <w:pPr>
-              <w:spacing w:after="20" w:before="0"/>
-            </w:pPr>
-            <w:hyperlink w:history="1" r:id="rIdq0cl1pfydqfh6drwfjj6r">
+            <w:hyperlink w:history="1" r:id="rIdgira90pvlwreuomoukrwy">
               <w:r>
                 <w:rPr>
                   <w:rFonts w:ascii="Arial" w:cs="Arial" w:eastAsia="Arial" w:hAnsi="Arial"/>
@@ -19265,7 +19265,7 @@
               <w:spacing w:after="10" w:before="0"/>
               <w:ind w:left="120"/>
             </w:pPr>
-            <w:hyperlink w:history="1" r:id="rIdjcnfe0mrrhp5ykd-1p9vy">
+            <w:hyperlink w:history="1" r:id="rIdo0kvllvahqd17syfdphyc">
               <w:r>
                 <w:rPr>
                   <w:rFonts w:ascii="Arial" w:cs="Arial" w:eastAsia="Arial" w:hAnsi="Arial"/>
@@ -20752,7 +20752,7 @@
             <w:pPr>
               <w:spacing w:after="20" w:before="0"/>
             </w:pPr>
-            <w:hyperlink w:history="1" r:id="rId3t93q5eswuykyrjtpgyhm">
+            <w:hyperlink w:history="1" r:id="rIdetvotihj5coxtfist0bvh">
               <w:r>
                 <w:rPr>
                   <w:rFonts w:ascii="Arial" w:cs="Arial" w:eastAsia="Arial" w:hAnsi="Arial"/>
@@ -20785,7 +20785,7 @@
               <w:spacing w:after="10" w:before="0"/>
               <w:ind w:left="120"/>
             </w:pPr>
-            <w:hyperlink w:history="1" r:id="rIdrk3sy03wxlco6xf7iqmgz">
+            <w:hyperlink w:history="1" r:id="rId4rlavbdwkvhxvhfjmsafg">
               <w:r>
                 <w:rPr>
                   <w:rFonts w:ascii="Arial" w:cs="Arial" w:eastAsia="Arial" w:hAnsi="Arial"/>
@@ -20830,7 +20830,7 @@
             <w:pPr>
               <w:spacing w:after="20" w:before="0"/>
             </w:pPr>
-            <w:hyperlink w:history="1" r:id="rId2bmfwrqgkxfjy4agse36w">
+            <w:hyperlink w:history="1" r:id="rIdvro5tpvpproxsinbtafss">
               <w:r>
                 <w:rPr>
                   <w:rFonts w:ascii="Arial" w:cs="Arial" w:eastAsia="Arial" w:hAnsi="Arial"/>
@@ -20863,7 +20863,7 @@
               <w:spacing w:after="10" w:before="0"/>
               <w:ind w:left="120"/>
             </w:pPr>
-            <w:hyperlink w:history="1" r:id="rIdwqdwjkunasm4iqknawp68">
+            <w:hyperlink w:history="1" r:id="rIdzq9nvqva5mta_wsx58jmm">
               <w:r>
                 <w:rPr>
                   <w:rFonts w:ascii="Arial" w:cs="Arial" w:eastAsia="Arial" w:hAnsi="Arial"/>
@@ -21058,7 +21058,7 @@
             <w:pPr>
               <w:spacing w:after="20" w:before="0"/>
             </w:pPr>
-            <w:hyperlink w:history="1" r:id="rId7gpfwaej2hzhehxf3s2s_">
+            <w:hyperlink w:history="1" r:id="rIdrqelewlape8wmafugx-u9">
               <w:r>
                 <w:rPr>
                   <w:rFonts w:ascii="Arial" w:cs="Arial" w:eastAsia="Arial" w:hAnsi="Arial"/>
@@ -21091,7 +21091,7 @@
               <w:spacing w:after="10" w:before="0"/>
               <w:ind w:left="120"/>
             </w:pPr>
-            <w:hyperlink w:history="1" r:id="rIdawe-5kjmf_lleoguqxkp9">
+            <w:hyperlink w:history="1" r:id="rIdwojurrth-fiq3au3ji5iv">
               <w:r>
                 <w:rPr>
                   <w:rFonts w:ascii="Arial" w:cs="Arial" w:eastAsia="Arial" w:hAnsi="Arial"/>
@@ -21136,7 +21136,7 @@
             <w:pPr>
               <w:spacing w:after="20" w:before="0"/>
             </w:pPr>
-            <w:hyperlink w:history="1" r:id="rIdg4xskytnwcfyto5n4ywhf">
+            <w:hyperlink w:history="1" r:id="rIdemdurebwhjcbwhcspnhbv">
               <w:r>
                 <w:rPr>
                   <w:rFonts w:ascii="Arial" w:cs="Arial" w:eastAsia="Arial" w:hAnsi="Arial"/>
@@ -21169,7 +21169,7 @@
               <w:spacing w:after="10" w:before="0"/>
               <w:ind w:left="120"/>
             </w:pPr>
-            <w:hyperlink w:history="1" r:id="rIdul27qn8ntndvtvk0f-chg">
+            <w:hyperlink w:history="1" r:id="rId7_job5oh_erk0pmxea2d1">
               <w:r>
                 <w:rPr>
                   <w:rFonts w:ascii="Arial" w:cs="Arial" w:eastAsia="Arial" w:hAnsi="Arial"/>
@@ -21364,7 +21364,7 @@
             <w:pPr>
               <w:spacing w:after="20" w:before="0"/>
             </w:pPr>
-            <w:hyperlink w:history="1" r:id="rIdwyn2i71215wmf-0-trfaa">
+            <w:hyperlink w:history="1" r:id="rIdkqo830sm8ywgkkwxbajgn">
               <w:r>
                 <w:rPr>
                   <w:rFonts w:ascii="Arial" w:cs="Arial" w:eastAsia="Arial" w:hAnsi="Arial"/>
@@ -21397,7 +21397,7 @@
               <w:spacing w:after="10" w:before="0"/>
               <w:ind w:left="120"/>
             </w:pPr>
-            <w:hyperlink w:history="1" r:id="rIdxanwvnlg9u6zrg5jdnq3w">
+            <w:hyperlink w:history="1" r:id="rIdbxt4ju6-eb2ibqqipgila">
               <w:r>
                 <w:rPr>
                   <w:rFonts w:ascii="Arial" w:cs="Arial" w:eastAsia="Arial" w:hAnsi="Arial"/>
@@ -21442,7 +21442,7 @@
             <w:pPr>
               <w:spacing w:after="20" w:before="0"/>
             </w:pPr>
-            <w:hyperlink w:history="1" r:id="rId8uranhvfgkcxg3h39zqqq">
+            <w:hyperlink w:history="1" r:id="rIdgey_8culz2clhc7acezyi">
               <w:r>
                 <w:rPr>
                   <w:rFonts w:ascii="Arial" w:cs="Arial" w:eastAsia="Arial" w:hAnsi="Arial"/>
@@ -21475,7 +21475,7 @@
               <w:spacing w:after="10" w:before="0"/>
               <w:ind w:left="120"/>
             </w:pPr>
-            <w:hyperlink w:history="1" r:id="rIdzjhoawjlq0z2lkdodnda2">
+            <w:hyperlink w:history="1" r:id="rIdhr9b4zxmg96bouxrbs0gh">
               <w:r>
                 <w:rPr>
                   <w:rFonts w:ascii="Arial" w:cs="Arial" w:eastAsia="Arial" w:hAnsi="Arial"/>
@@ -21670,7 +21670,7 @@
             <w:pPr>
               <w:spacing w:after="20" w:before="0"/>
             </w:pPr>
-            <w:hyperlink w:history="1" r:id="rIds0acktvlhdgfgoif7p3za">
+            <w:hyperlink w:history="1" r:id="rIdthuyx1-wfpgwrjo3bxbxb">
               <w:r>
                 <w:rPr>
                   <w:rFonts w:ascii="Arial" w:cs="Arial" w:eastAsia="Arial" w:hAnsi="Arial"/>
@@ -21703,7 +21703,7 @@
               <w:spacing w:after="10" w:before="0"/>
               <w:ind w:left="120"/>
             </w:pPr>
-            <w:hyperlink w:history="1" r:id="rId8qgteec-4s-aevuir-pqj">
+            <w:hyperlink w:history="1" r:id="rIdfbh-h9hax3evm7vonlxys">
               <w:r>
                 <w:rPr>
                   <w:rFonts w:ascii="Arial" w:cs="Arial" w:eastAsia="Arial" w:hAnsi="Arial"/>
@@ -21748,7 +21748,7 @@
             <w:pPr>
               <w:spacing w:after="20" w:before="0"/>
             </w:pPr>
-            <w:hyperlink w:history="1" r:id="rIdnofq7ksjtgxcvnpodylac">
+            <w:hyperlink w:history="1" r:id="rIdwfnirgzrfjyp13d-qf2n-">
               <w:r>
                 <w:rPr>
                   <w:rFonts w:ascii="Arial" w:cs="Arial" w:eastAsia="Arial" w:hAnsi="Arial"/>
@@ -21781,7 +21781,7 @@
               <w:spacing w:after="10" w:before="0"/>
               <w:ind w:left="120"/>
             </w:pPr>
-            <w:hyperlink w:history="1" r:id="rIdyrxe_wvnsgfdrprzgir_1">
+            <w:hyperlink w:history="1" r:id="rIdjxxyaj1k3quuvlozuembq">
               <w:r>
                 <w:rPr>
                   <w:rFonts w:ascii="Arial" w:cs="Arial" w:eastAsia="Arial" w:hAnsi="Arial"/>
@@ -21976,7 +21976,7 @@
             <w:pPr>
               <w:spacing w:after="20" w:before="0"/>
             </w:pPr>
-            <w:hyperlink w:history="1" r:id="rIdpyaudftmw_r0udewr8wyc">
+            <w:hyperlink w:history="1" r:id="rId5checiqtvxbqgisc1v5nj">
               <w:r>
                 <w:rPr>
                   <w:rFonts w:ascii="Arial" w:cs="Arial" w:eastAsia="Arial" w:hAnsi="Arial"/>
@@ -22009,7 +22009,7 @@
               <w:spacing w:after="10" w:before="0"/>
               <w:ind w:left="120"/>
             </w:pPr>
-            <w:hyperlink w:history="1" r:id="rIdxl1chh1ea2xyq-ykly8o5">
+            <w:hyperlink w:history="1" r:id="rIdzuqh-lympk0xcjhp7pevt">
               <w:r>
                 <w:rPr>
                   <w:rFonts w:ascii="Arial" w:cs="Arial" w:eastAsia="Arial" w:hAnsi="Arial"/>
@@ -22054,7 +22054,7 @@
             <w:pPr>
               <w:spacing w:after="20" w:before="0"/>
             </w:pPr>
-            <w:hyperlink w:history="1" r:id="rIdrekil2iq3cigny5nfeqzh">
+            <w:hyperlink w:history="1" r:id="rIdn2c0tyov9z1qwmqimxtdz">
               <w:r>
                 <w:rPr>
                   <w:rFonts w:ascii="Arial" w:cs="Arial" w:eastAsia="Arial" w:hAnsi="Arial"/>
@@ -22087,7 +22087,7 @@
               <w:spacing w:after="10" w:before="0"/>
               <w:ind w:left="120"/>
             </w:pPr>
-            <w:hyperlink w:history="1" r:id="rIdo61zfxuj4m3y8asr6agud">
+            <w:hyperlink w:history="1" r:id="rIdxr1jrxij0m8wdk-sh9mpc">
               <w:r>
                 <w:rPr>
                   <w:rFonts w:ascii="Arial" w:cs="Arial" w:eastAsia="Arial" w:hAnsi="Arial"/>
@@ -23669,7 +23669,7 @@
             <w:pPr>
               <w:spacing w:after="20" w:before="0"/>
             </w:pPr>
-            <w:hyperlink w:history="1" r:id="rIdapf5wiexuytt9tx0-am7e">
+            <w:hyperlink w:history="1" r:id="rIdajoyo1cqaquk4tecs6fon">
               <w:r>
                 <w:rPr>
                   <w:rFonts w:ascii="Arial" w:cs="Arial" w:eastAsia="Arial" w:hAnsi="Arial"/>
@@ -23702,7 +23702,7 @@
               <w:spacing w:after="10" w:before="0"/>
               <w:ind w:left="120"/>
             </w:pPr>
-            <w:hyperlink w:history="1" r:id="rIdrqrx9vw4w4vxj4szo_e3f">
+            <w:hyperlink w:history="1" r:id="rIdlwjnzzbaa25rw5pszffp9">
               <w:r>
                 <w:rPr>
                   <w:rFonts w:ascii="Arial" w:cs="Arial" w:eastAsia="Arial" w:hAnsi="Arial"/>
@@ -23764,7 +23764,7 @@
               <w:spacing w:after="10" w:before="0"/>
               <w:ind w:left="120"/>
             </w:pPr>
-            <w:hyperlink w:history="1" r:id="rIdenriik17epaw0geuvni_r">
+            <w:hyperlink w:history="1" r:id="rIdgtyleomihtqx6cuwptpgp">
               <w:r>
                 <w:rPr>
                   <w:rFonts w:ascii="Arial" w:cs="Arial" w:eastAsia="Arial" w:hAnsi="Arial"/>
@@ -23974,7 +23974,7 @@
             <w:pPr>
               <w:spacing w:after="20" w:before="0"/>
             </w:pPr>
-            <w:hyperlink w:history="1" r:id="rIdjkeyvgborxkz7do_onltw">
+            <w:hyperlink w:history="1" r:id="rIdmhdaka8549h54qhzyftmg">
               <w:r>
                 <w:rPr>
                   <w:rFonts w:ascii="Arial" w:cs="Arial" w:eastAsia="Arial" w:hAnsi="Arial"/>
@@ -24007,7 +24007,7 @@
               <w:spacing w:after="10" w:before="0"/>
               <w:ind w:left="120"/>
             </w:pPr>
-            <w:hyperlink w:history="1" r:id="rIdt33jls7ghkb2kf5zdmbsc">
+            <w:hyperlink w:history="1" r:id="rIdjgdnsljx3wvmhqrtqgqde">
               <w:r>
                 <w:rPr>
                   <w:rFonts w:ascii="Arial" w:cs="Arial" w:eastAsia="Arial" w:hAnsi="Arial"/>
@@ -24069,7 +24069,7 @@
               <w:spacing w:after="10" w:before="0"/>
               <w:ind w:left="120"/>
             </w:pPr>
-            <w:hyperlink w:history="1" r:id="rIdtxag1eobjqxiuv91ubz23">
+            <w:hyperlink w:history="1" r:id="rIdmvmlufa1mxo7vfdxqqd3a">
               <w:r>
                 <w:rPr>
                   <w:rFonts w:ascii="Arial" w:cs="Arial" w:eastAsia="Arial" w:hAnsi="Arial"/>
@@ -24279,7 +24279,7 @@
             <w:pPr>
               <w:spacing w:after="20" w:before="0"/>
             </w:pPr>
-            <w:hyperlink w:history="1" r:id="rId4nutdd-ymz2emybhnwad3">
+            <w:hyperlink w:history="1" r:id="rIdcgw6ab3ndbwvvqtye3iay">
               <w:r>
                 <w:rPr>
                   <w:rFonts w:ascii="Arial" w:cs="Arial" w:eastAsia="Arial" w:hAnsi="Arial"/>
@@ -24312,7 +24312,7 @@
               <w:spacing w:after="10" w:before="0"/>
               <w:ind w:left="120"/>
             </w:pPr>
-            <w:hyperlink w:history="1" r:id="rIdki9owzgnlxclj8k3bivht">
+            <w:hyperlink w:history="1" r:id="rIdpescbw-mlc6nr8u_mb92p">
               <w:r>
                 <w:rPr>
                   <w:rFonts w:ascii="Arial" w:cs="Arial" w:eastAsia="Arial" w:hAnsi="Arial"/>
@@ -24374,7 +24374,7 @@
               <w:spacing w:after="10" w:before="0"/>
               <w:ind w:left="120"/>
             </w:pPr>
-            <w:hyperlink w:history="1" r:id="rIdja0zhvqb-aqy2noc_4ao4">
+            <w:hyperlink w:history="1" r:id="rIdiscfszu2cusy0xndqg37a">
               <w:r>
                 <w:rPr>
                   <w:rFonts w:ascii="Arial" w:cs="Arial" w:eastAsia="Arial" w:hAnsi="Arial"/>
@@ -24584,7 +24584,7 @@
             <w:pPr>
               <w:spacing w:after="20" w:before="0"/>
             </w:pPr>
-            <w:hyperlink w:history="1" r:id="rIdthou_xcngaiisqw59jiov">
+            <w:hyperlink w:history="1" r:id="rIdjz7eem5ocj0vrpczntwe8">
               <w:r>
                 <w:rPr>
                   <w:rFonts w:ascii="Arial" w:cs="Arial" w:eastAsia="Arial" w:hAnsi="Arial"/>
@@ -24617,7 +24617,7 @@
               <w:spacing w:after="10" w:before="0"/>
               <w:ind w:left="120"/>
             </w:pPr>
-            <w:hyperlink w:history="1" r:id="rIdxb8zicclwhxf4mowaavzi">
+            <w:hyperlink w:history="1" r:id="rIdefoqacpa5v98fbp43eafy">
               <w:r>
                 <w:rPr>
                   <w:rFonts w:ascii="Arial" w:cs="Arial" w:eastAsia="Arial" w:hAnsi="Arial"/>
@@ -24679,7 +24679,7 @@
               <w:spacing w:after="10" w:before="0"/>
               <w:ind w:left="120"/>
             </w:pPr>
-            <w:hyperlink w:history="1" r:id="rIdqyrblntbupweoiexrb871">
+            <w:hyperlink w:history="1" r:id="rIdfbfpl1dcxwwuaum-blbn_">
               <w:r>
                 <w:rPr>
                   <w:rFonts w:ascii="Arial" w:cs="Arial" w:eastAsia="Arial" w:hAnsi="Arial"/>
@@ -24889,7 +24889,7 @@
             <w:pPr>
               <w:spacing w:after="20" w:before="0"/>
             </w:pPr>
-            <w:hyperlink w:history="1" r:id="rIdyickh-txlwn7eyar4f4tf">
+            <w:hyperlink w:history="1" r:id="rIdndmoattkrz_i4ffi37c8u">
               <w:r>
                 <w:rPr>
                   <w:rFonts w:ascii="Arial" w:cs="Arial" w:eastAsia="Arial" w:hAnsi="Arial"/>
@@ -24922,7 +24922,7 @@
               <w:spacing w:after="10" w:before="0"/>
               <w:ind w:left="120"/>
             </w:pPr>
-            <w:hyperlink w:history="1" r:id="rId5qfjsqwj7vsp6ey1kegkq">
+            <w:hyperlink w:history="1" r:id="rIdp0xxgtizvihoib4oj2r75">
               <w:r>
                 <w:rPr>
                   <w:rFonts w:ascii="Arial" w:cs="Arial" w:eastAsia="Arial" w:hAnsi="Arial"/>
@@ -24984,7 +24984,7 @@
               <w:spacing w:after="10" w:before="0"/>
               <w:ind w:left="120"/>
             </w:pPr>
-            <w:hyperlink w:history="1" r:id="rIdiaquttpuub0fjd8qditpf">
+            <w:hyperlink w:history="1" r:id="rIdtwbufinn_g45l0-_lja2c">
               <w:r>
                 <w:rPr>
                   <w:rFonts w:ascii="Arial" w:cs="Arial" w:eastAsia="Arial" w:hAnsi="Arial"/>

--- a/data/outputs/v2/General_Science/SS2.3_Chemical_Bonding/General_Science_Chemical_Bonding_CBE_LessonSequence.docx
+++ b/data/outputs/v2/General_Science/SS2.3_Chemical_Bonding/General_Science_Chemical_Bonding_CBE_LessonSequence.docx
@@ -42,6 +42,177 @@
     </w:p>
     <w:p>
       <w:pPr>
+        <w:spacing w:after="80" w:before="120"/>
+      </w:pPr>
+      <w:r>
+        <w:rPr>
+          <w:rFonts w:ascii="Arial" w:cs="Arial" w:eastAsia="Arial" w:hAnsi="Arial"/>
+          <w:b/>
+          <w:bCs/>
+          <w:color w:val="1F3864"/>
+          <w:sz w:val="20"/>
+          <w:szCs w:val="20"/>
+        </w:rPr>
+        <w:t xml:space="preserve">ATTRIBUTION AND LICENSING</w:t>
+      </w:r>
+    </w:p>
+    <w:p>
+      <w:pPr>
+        <w:spacing w:after="60" w:before="0"/>
+      </w:pPr>
+      <w:r>
+        <w:rPr>
+          <w:rFonts w:ascii="Arial" w:cs="Arial" w:eastAsia="Arial" w:hAnsi="Arial"/>
+          <w:b/>
+          <w:bCs/>
+          <w:sz w:val="17"/>
+          <w:szCs w:val="17"/>
+        </w:rPr>
+        <w:t xml:space="preserve">Curriculum Alignment: </w:t>
+      </w:r>
+      <w:r>
+        <w:rPr>
+          <w:rFonts w:ascii="Arial" w:cs="Arial" w:eastAsia="Arial" w:hAnsi="Arial"/>
+          <w:sz w:val="17"/>
+          <w:szCs w:val="17"/>
+        </w:rPr>
+        <w:t xml:space="preserve">Structured in pedagogical alignment with the competence-based curriculum format and learning outcomes established by the Kenya Institute of Curriculum Development (KICD). This material is independently developed and is not officially endorsed or published by KICD.</w:t>
+      </w:r>
+    </w:p>
+    <w:p>
+      <w:pPr>
+        <w:spacing w:after="60" w:before="0"/>
+      </w:pPr>
+      <w:r>
+        <w:rPr>
+          <w:rFonts w:ascii="Arial" w:cs="Arial" w:eastAsia="Arial" w:hAnsi="Arial"/>
+          <w:b/>
+          <w:bCs/>
+          <w:sz w:val="17"/>
+          <w:szCs w:val="17"/>
+        </w:rPr>
+        <w:t xml:space="preserve">Content &amp; Pedagogy: </w:t>
+      </w:r>
+      <w:r>
+        <w:rPr>
+          <w:rFonts w:ascii="Arial" w:cs="Arial" w:eastAsia="Arial" w:hAnsi="Arial"/>
+          <w:sz w:val="17"/>
+          <w:szCs w:val="17"/>
+        </w:rPr>
+        <w:t xml:space="preserve">Developed and adapted by the educator team at SeaVuria (registered 501(c)(3) in the United States and registered NGO in Kenya, No. 872-850A-BF11), who designed the pedagogical framework, lesson templates and exemplar lessons on which this material is based.</w:t>
+      </w:r>
+    </w:p>
+    <w:p>
+      <w:pPr>
+        <w:spacing w:after="60" w:before="0"/>
+      </w:pPr>
+      <w:r>
+        <w:rPr>
+          <w:rFonts w:ascii="Arial" w:cs="Arial" w:eastAsia="Arial" w:hAnsi="Arial"/>
+          <w:b/>
+          <w:bCs/>
+          <w:sz w:val="17"/>
+          <w:szCs w:val="17"/>
+        </w:rPr>
+        <w:t xml:space="preserve">Production &amp; Layout: </w:t>
+      </w:r>
+      <w:r>
+        <w:rPr>
+          <w:rFonts w:ascii="Arial" w:cs="Arial" w:eastAsia="Arial" w:hAnsi="Arial"/>
+          <w:sz w:val="17"/>
+          <w:szCs w:val="17"/>
+        </w:rPr>
+        <w:t xml:space="preserve">Educational design and curriculum sequencing by SeaVuria. Technical layout, structural formatting, and digital optimization/implementation executed in partnership with ARES Education (registered 501(c)(3) in the United States and Canada (as Afretech Aid) and registered NGO in Kenya), with lesson drafting and compilation assisted by AI (Claude, Anthropic).</w:t>
+      </w:r>
+    </w:p>
+    <w:p>
+      <w:pPr>
+        <w:pBdr>
+          <w:bottom w:val="single" w:color="1F3864" w:sz="6" w:space="6"/>
+        </w:pBdr>
+        <w:spacing w:after="60" w:before="0"/>
+      </w:pPr>
+      <w:r>
+        <w:rPr>
+          <w:rFonts w:ascii="Arial" w:cs="Arial" w:eastAsia="Arial" w:hAnsi="Arial"/>
+          <w:b/>
+          <w:bCs/>
+          <w:sz w:val="17"/>
+          <w:szCs w:val="17"/>
+        </w:rPr>
+        <w:t xml:space="preserve">Licensing &amp; Copyright: </w:t>
+      </w:r>
+      <w:r>
+        <w:rPr>
+          <w:rFonts w:ascii="Arial" w:cs="Arial" w:eastAsia="Arial" w:hAnsi="Arial"/>
+          <w:sz w:val="17"/>
+          <w:szCs w:val="17"/>
+        </w:rPr>
+        <w:t xml:space="preserve">© 2026 SeaVuria and ARES. This work is licensed under a </w:t>
+      </w:r>
+      <w:hyperlink w:history="1" r:id="rId2y6ulsvj_ee_6imbvrbb5">
+        <w:r>
+          <w:rPr>
+            <w:rFonts w:ascii="Arial" w:cs="Arial" w:eastAsia="Arial" w:hAnsi="Arial"/>
+            <w:color w:val="1F6B75"/>
+            <w:sz w:val="17"/>
+            <w:szCs w:val="17"/>
+            <w:u w:val="single" w:color="1F6B75"/>
+          </w:rPr>
+          <w:t xml:space="preserve">Creative Commons Attribution-NonCommercial 4.0 International License</w:t>
+        </w:r>
+      </w:hyperlink>
+      <w:r>
+        <w:rPr>
+          <w:rFonts w:ascii="Arial" w:cs="Arial" w:eastAsia="Arial" w:hAnsi="Arial"/>
+          <w:sz w:val="17"/>
+          <w:szCs w:val="17"/>
+        </w:rPr>
+        <w:t xml:space="preserve"> (</w:t>
+      </w:r>
+      <w:hyperlink w:history="1" r:id="rIdviyea_qu-v7_zae_38czx">
+        <w:r>
+          <w:rPr>
+            <w:rFonts w:ascii="Arial" w:cs="Arial" w:eastAsia="Arial" w:hAnsi="Arial"/>
+            <w:color w:val="1F6B75"/>
+            <w:sz w:val="17"/>
+            <w:szCs w:val="17"/>
+            <w:u w:val="single" w:color="1F6B75"/>
+          </w:rPr>
+          <w:t xml:space="preserve">CC BY-NC 4.0</w:t>
+        </w:r>
+      </w:hyperlink>
+      <w:r>
+        <w:rPr>
+          <w:rFonts w:ascii="Arial" w:cs="Arial" w:eastAsia="Arial" w:hAnsi="Arial"/>
+          <w:sz w:val="17"/>
+          <w:szCs w:val="17"/>
+        </w:rPr>
+        <w:t xml:space="preserve">). To view a copy of this license, visit </w:t>
+      </w:r>
+      <w:hyperlink w:history="1" r:id="rIdraxi0hlzu0btpjjmtzlvf">
+        <w:r>
+          <w:rPr>
+            <w:rFonts w:ascii="Arial" w:cs="Arial" w:eastAsia="Arial" w:hAnsi="Arial"/>
+            <w:color w:val="1F6B75"/>
+            <w:sz w:val="17"/>
+            <w:szCs w:val="17"/>
+            <w:u w:val="single" w:color="1F6B75"/>
+          </w:rPr>
+          <w:t xml:space="preserve">https://creativecommons.org/licenses/by-nc/4.0/</w:t>
+        </w:r>
+      </w:hyperlink>
+      <w:r>
+        <w:rPr>
+          <w:rFonts w:ascii="Arial" w:cs="Arial" w:eastAsia="Arial" w:hAnsi="Arial"/>
+          <w:sz w:val="17"/>
+          <w:szCs w:val="17"/>
+        </w:rPr>
+        <w:t xml:space="preserve">. You are free to copy, redistribute, and adapt this material in any medium or format, provided appropriate credit is given and the material is not used for commercial purposes. KICD learning outcomes and curriculum designations reproduced here for alignment purposes remain the property of KICD and are not covered by this license. Linked external resources (e.g. CK-12, Khan Academy, PhET) are subject to their own licenses.</w:t>
+      </w:r>
+    </w:p>
+    <w:p>
+      <w:pPr>
         <w:spacing w:after="120"/>
       </w:pPr>
       <w:r>
@@ -3526,7 +3697,7 @@
             <w:pPr>
               <w:spacing w:after="20" w:before="0"/>
             </w:pPr>
-            <w:hyperlink w:history="1" r:id="rIdhcvcpatcy1chynzrj7ce3">
+            <w:hyperlink w:history="1" r:id="rIdgvaodcxxs0vvu9e2r3ikr">
               <w:r>
                 <w:rPr>
                   <w:rFonts w:ascii="Arial" w:cs="Arial" w:eastAsia="Arial" w:hAnsi="Arial"/>
@@ -3559,7 +3730,7 @@
               <w:spacing w:after="10" w:before="0"/>
               <w:ind w:left="120"/>
             </w:pPr>
-            <w:hyperlink w:history="1" r:id="rId1t659ovw67kz7vu0dzddw">
+            <w:hyperlink w:history="1" r:id="rIdcal0wuqizbieo0aorgo5-">
               <w:r>
                 <w:rPr>
                   <w:rFonts w:ascii="Arial" w:cs="Arial" w:eastAsia="Arial" w:hAnsi="Arial"/>
@@ -3621,7 +3792,7 @@
               <w:spacing w:after="10" w:before="0"/>
               <w:ind w:left="120"/>
             </w:pPr>
-            <w:hyperlink w:history="1" r:id="rIddf9niyv2uneoytfuypclb">
+            <w:hyperlink w:history="1" r:id="rId4j_l91gi9pauvnc9e0_px">
               <w:r>
                 <w:rPr>
                   <w:rFonts w:ascii="Arial" w:cs="Arial" w:eastAsia="Arial" w:hAnsi="Arial"/>
@@ -3831,7 +4002,7 @@
             <w:pPr>
               <w:spacing w:after="20" w:before="0"/>
             </w:pPr>
-            <w:hyperlink w:history="1" r:id="rIdpoc0crkxd691ciqjgiy9q">
+            <w:hyperlink w:history="1" r:id="rIdrncbd7lhoen1g6ijaiobi">
               <w:r>
                 <w:rPr>
                   <w:rFonts w:ascii="Arial" w:cs="Arial" w:eastAsia="Arial" w:hAnsi="Arial"/>
@@ -3864,7 +4035,7 @@
               <w:spacing w:after="10" w:before="0"/>
               <w:ind w:left="120"/>
             </w:pPr>
-            <w:hyperlink w:history="1" r:id="rIdxmxgtihi6lvzsrukymnva">
+            <w:hyperlink w:history="1" r:id="rIdelqdxagfls1fs_2y1ga8b">
               <w:r>
                 <w:rPr>
                   <w:rFonts w:ascii="Arial" w:cs="Arial" w:eastAsia="Arial" w:hAnsi="Arial"/>
@@ -3926,7 +4097,7 @@
               <w:spacing w:after="10" w:before="0"/>
               <w:ind w:left="120"/>
             </w:pPr>
-            <w:hyperlink w:history="1" r:id="rIdzmjfshvtljb6vpb7n6ytv">
+            <w:hyperlink w:history="1" r:id="rIdk8ghjv1otwvrlac07lq0c">
               <w:r>
                 <w:rPr>
                   <w:rFonts w:ascii="Arial" w:cs="Arial" w:eastAsia="Arial" w:hAnsi="Arial"/>
@@ -4136,7 +4307,7 @@
             <w:pPr>
               <w:spacing w:after="20" w:before="0"/>
             </w:pPr>
-            <w:hyperlink w:history="1" r:id="rIdnjxdwcboetmemdiuoxk7g">
+            <w:hyperlink w:history="1" r:id="rIdcnl2_8tjxqnqyomp3bjmk">
               <w:r>
                 <w:rPr>
                   <w:rFonts w:ascii="Arial" w:cs="Arial" w:eastAsia="Arial" w:hAnsi="Arial"/>
@@ -4169,7 +4340,7 @@
               <w:spacing w:after="10" w:before="0"/>
               <w:ind w:left="120"/>
             </w:pPr>
-            <w:hyperlink w:history="1" r:id="rId8-aq2gqftauvviwvxp2m6">
+            <w:hyperlink w:history="1" r:id="rIdexsqj7rlwshyd8ns1_yfa">
               <w:r>
                 <w:rPr>
                   <w:rFonts w:ascii="Arial" w:cs="Arial" w:eastAsia="Arial" w:hAnsi="Arial"/>
@@ -4231,7 +4402,7 @@
               <w:spacing w:after="10" w:before="0"/>
               <w:ind w:left="120"/>
             </w:pPr>
-            <w:hyperlink w:history="1" r:id="rId_s_yexohirbd8rgtix50h">
+            <w:hyperlink w:history="1" r:id="rIddrlttvqpheqi92izyatr5">
               <w:r>
                 <w:rPr>
                   <w:rFonts w:ascii="Arial" w:cs="Arial" w:eastAsia="Arial" w:hAnsi="Arial"/>
@@ -4441,7 +4612,7 @@
             <w:pPr>
               <w:spacing w:after="20" w:before="0"/>
             </w:pPr>
-            <w:hyperlink w:history="1" r:id="rIdjvi4txme7taxrim4fl38n">
+            <w:hyperlink w:history="1" r:id="rIdueit57v5n_nslur23-sfo">
               <w:r>
                 <w:rPr>
                   <w:rFonts w:ascii="Arial" w:cs="Arial" w:eastAsia="Arial" w:hAnsi="Arial"/>
@@ -4474,7 +4645,7 @@
               <w:spacing w:after="10" w:before="0"/>
               <w:ind w:left="120"/>
             </w:pPr>
-            <w:hyperlink w:history="1" r:id="rId5wy4-yb-sj6buhbmysakj">
+            <w:hyperlink w:history="1" r:id="rIdwojytx8wcf6_gwbnend_8">
               <w:r>
                 <w:rPr>
                   <w:rFonts w:ascii="Arial" w:cs="Arial" w:eastAsia="Arial" w:hAnsi="Arial"/>
@@ -4536,7 +4707,7 @@
               <w:spacing w:after="10" w:before="0"/>
               <w:ind w:left="120"/>
             </w:pPr>
-            <w:hyperlink w:history="1" r:id="rIdlehg0btre8xzlt-ywr4b2">
+            <w:hyperlink w:history="1" r:id="rIdcpoqulygnbkvesa7cf94y">
               <w:r>
                 <w:rPr>
                   <w:rFonts w:ascii="Arial" w:cs="Arial" w:eastAsia="Arial" w:hAnsi="Arial"/>
@@ -4746,7 +4917,7 @@
             <w:pPr>
               <w:spacing w:after="20" w:before="0"/>
             </w:pPr>
-            <w:hyperlink w:history="1" r:id="rIdnvbyf58_ozdd7yva_ehiy">
+            <w:hyperlink w:history="1" r:id="rIdph6aaqlm4biqgxigx4ds2">
               <w:r>
                 <w:rPr>
                   <w:rFonts w:ascii="Arial" w:cs="Arial" w:eastAsia="Arial" w:hAnsi="Arial"/>
@@ -4779,7 +4950,7 @@
               <w:spacing w:after="10" w:before="0"/>
               <w:ind w:left="120"/>
             </w:pPr>
-            <w:hyperlink w:history="1" r:id="rIdznaxzdzbbs1whbfmqkp9r">
+            <w:hyperlink w:history="1" r:id="rIdknr6iuli4n_rrvo_a3nfg">
               <w:r>
                 <w:rPr>
                   <w:rFonts w:ascii="Arial" w:cs="Arial" w:eastAsia="Arial" w:hAnsi="Arial"/>
@@ -4841,7 +5012,7 @@
               <w:spacing w:after="10" w:before="0"/>
               <w:ind w:left="120"/>
             </w:pPr>
-            <w:hyperlink w:history="1" r:id="rId_aumlvtiutdj2qkktj_lg">
+            <w:hyperlink w:history="1" r:id="rId-nczilh87d_hp0v4tg6xf">
               <w:r>
                 <w:rPr>
                   <w:rFonts w:ascii="Arial" w:cs="Arial" w:eastAsia="Arial" w:hAnsi="Arial"/>
@@ -5352,6 +5523,65 @@
         </w:tc>
       </w:tr>
     </w:tbl>
+    <w:p>
+      <w:pPr>
+        <w:pBdr>
+          <w:top w:val="single" w:color="BBBBBB" w:sz="4" w:space="4"/>
+        </w:pBdr>
+        <w:spacing w:after="0" w:before="160"/>
+      </w:pPr>
+      <w:r>
+        <w:rPr>
+          <w:rFonts w:ascii="Arial" w:cs="Arial" w:eastAsia="Arial" w:hAnsi="Arial"/>
+          <w:color w:val="666666"/>
+          <w:sz w:val="14"/>
+          <w:szCs w:val="14"/>
+        </w:rPr>
+        <w:t xml:space="preserve">© 2026 SeaVuria and ARES. Aligned with KICD objectives. Developed by SeaVuria; technical implementation by ARES (with AI assistance from Claude). Licensed under </w:t>
+      </w:r>
+      <w:hyperlink w:history="1" r:id="rIdbbm9ikybc-rwulzzrrcks">
+        <w:r>
+          <w:rPr>
+            <w:rFonts w:ascii="Arial" w:cs="Arial" w:eastAsia="Arial" w:hAnsi="Arial"/>
+            <w:color w:val="1F6B75"/>
+            <w:sz w:val="14"/>
+            <w:szCs w:val="14"/>
+            <w:u w:val="single" w:color="1F6B75"/>
+          </w:rPr>
+          <w:t xml:space="preserve">CC BY-NC 4.0</w:t>
+        </w:r>
+      </w:hyperlink>
+      <w:r>
+        <w:rPr>
+          <w:rFonts w:ascii="Arial" w:cs="Arial" w:eastAsia="Arial" w:hAnsi="Arial"/>
+          <w:color w:val="666666"/>
+          <w:sz w:val="14"/>
+          <w:szCs w:val="14"/>
+        </w:rPr>
+        <w:t xml:space="preserve"> (</w:t>
+      </w:r>
+      <w:hyperlink w:history="1" r:id="rIds2cypbwkyoukj0j8jjany">
+        <w:r>
+          <w:rPr>
+            <w:rFonts w:ascii="Arial" w:cs="Arial" w:eastAsia="Arial" w:hAnsi="Arial"/>
+            <w:color w:val="1F6B75"/>
+            <w:sz w:val="14"/>
+            <w:szCs w:val="14"/>
+            <w:u w:val="single" w:color="1F6B75"/>
+          </w:rPr>
+          <w:t xml:space="preserve">https://creativecommons.org/licenses/by-nc/4.0/</w:t>
+        </w:r>
+      </w:hyperlink>
+      <w:r>
+        <w:rPr>
+          <w:rFonts w:ascii="Arial" w:cs="Arial" w:eastAsia="Arial" w:hAnsi="Arial"/>
+          <w:color w:val="666666"/>
+          <w:sz w:val="14"/>
+          <w:szCs w:val="14"/>
+        </w:rPr>
+        <w:t xml:space="preserve">).</w:t>
+      </w:r>
+    </w:p>
     <w:p>
       <w:r>
         <w:br w:type="page"/>
@@ -6343,7 +6573,7 @@
             <w:pPr>
               <w:spacing w:after="20" w:before="0"/>
             </w:pPr>
-            <w:hyperlink w:history="1" r:id="rIdgn_kfakq2z2ws0eeabcjp">
+            <w:hyperlink w:history="1" r:id="rIdxmf78lar9xmgj4ahlaonb">
               <w:r>
                 <w:rPr>
                   <w:rFonts w:ascii="Arial" w:cs="Arial" w:eastAsia="Arial" w:hAnsi="Arial"/>
@@ -6376,7 +6606,7 @@
               <w:spacing w:after="10" w:before="0"/>
               <w:ind w:left="120"/>
             </w:pPr>
-            <w:hyperlink w:history="1" r:id="rIdu-hqu25txnottnuql1cci">
+            <w:hyperlink w:history="1" r:id="rId5ft-an_s5ey8v6fjpofp8">
               <w:r>
                 <w:rPr>
                   <w:rFonts w:ascii="Arial" w:cs="Arial" w:eastAsia="Arial" w:hAnsi="Arial"/>
@@ -6421,7 +6651,7 @@
             <w:pPr>
               <w:spacing w:after="20" w:before="0"/>
             </w:pPr>
-            <w:hyperlink w:history="1" r:id="rIdo6ovosbxznzcnbs9havyl">
+            <w:hyperlink w:history="1" r:id="rIdksdxd3qu2owbr38sptpgt">
               <w:r>
                 <w:rPr>
                   <w:rFonts w:ascii="Arial" w:cs="Arial" w:eastAsia="Arial" w:hAnsi="Arial"/>
@@ -6454,7 +6684,7 @@
               <w:spacing w:after="10" w:before="0"/>
               <w:ind w:left="120"/>
             </w:pPr>
-            <w:hyperlink w:history="1" r:id="rIdqpvhrzlvqbdcsu2xbnatl">
+            <w:hyperlink w:history="1" r:id="rIdzex6kn9ql5umncmt2sbuj">
               <w:r>
                 <w:rPr>
                   <w:rFonts w:ascii="Arial" w:cs="Arial" w:eastAsia="Arial" w:hAnsi="Arial"/>
@@ -6649,7 +6879,7 @@
             <w:pPr>
               <w:spacing w:after="20" w:before="0"/>
             </w:pPr>
-            <w:hyperlink w:history="1" r:id="rIdanwuhdypmbtlx7wfyunxf">
+            <w:hyperlink w:history="1" r:id="rId9gd7odyjcjkioziudk1p7">
               <w:r>
                 <w:rPr>
                   <w:rFonts w:ascii="Arial" w:cs="Arial" w:eastAsia="Arial" w:hAnsi="Arial"/>
@@ -6682,7 +6912,7 @@
               <w:spacing w:after="10" w:before="0"/>
               <w:ind w:left="120"/>
             </w:pPr>
-            <w:hyperlink w:history="1" r:id="rIdueborvk1rx1h_wkoilea9">
+            <w:hyperlink w:history="1" r:id="rId_brtiegmll3ucib7ry0so">
               <w:r>
                 <w:rPr>
                   <w:rFonts w:ascii="Arial" w:cs="Arial" w:eastAsia="Arial" w:hAnsi="Arial"/>
@@ -6727,7 +6957,7 @@
             <w:pPr>
               <w:spacing w:after="20" w:before="0"/>
             </w:pPr>
-            <w:hyperlink w:history="1" r:id="rIdw8rzlxxhpuqcek6qbsuru">
+            <w:hyperlink w:history="1" r:id="rIdmbj3juzxduu-mmrlbp07w">
               <w:r>
                 <w:rPr>
                   <w:rFonts w:ascii="Arial" w:cs="Arial" w:eastAsia="Arial" w:hAnsi="Arial"/>
@@ -6760,7 +6990,7 @@
               <w:spacing w:after="10" w:before="0"/>
               <w:ind w:left="120"/>
             </w:pPr>
-            <w:hyperlink w:history="1" r:id="rIdsjmmlbbm0krglm_1osd3l">
+            <w:hyperlink w:history="1" r:id="rIdz3g3ulj3slook2txhczcm">
               <w:r>
                 <w:rPr>
                   <w:rFonts w:ascii="Arial" w:cs="Arial" w:eastAsia="Arial" w:hAnsi="Arial"/>
@@ -6955,7 +7185,7 @@
             <w:pPr>
               <w:spacing w:after="20" w:before="0"/>
             </w:pPr>
-            <w:hyperlink w:history="1" r:id="rIde4un0cf5klloen4evk4ja">
+            <w:hyperlink w:history="1" r:id="rIdskwsjwu6luh6s8u0gizih">
               <w:r>
                 <w:rPr>
                   <w:rFonts w:ascii="Arial" w:cs="Arial" w:eastAsia="Arial" w:hAnsi="Arial"/>
@@ -6988,7 +7218,7 @@
               <w:spacing w:after="10" w:before="0"/>
               <w:ind w:left="120"/>
             </w:pPr>
-            <w:hyperlink w:history="1" r:id="rIdoqrdex226otgx3skng4h9">
+            <w:hyperlink w:history="1" r:id="rIdyrprmxw5zqrdbiwkqtb9v">
               <w:r>
                 <w:rPr>
                   <w:rFonts w:ascii="Arial" w:cs="Arial" w:eastAsia="Arial" w:hAnsi="Arial"/>
@@ -7033,7 +7263,7 @@
             <w:pPr>
               <w:spacing w:after="20" w:before="0"/>
             </w:pPr>
-            <w:hyperlink w:history="1" r:id="rId-oibdzexpmpblxl1pl8hi">
+            <w:hyperlink w:history="1" r:id="rIds98o9uurfocbpu8wgqixq">
               <w:r>
                 <w:rPr>
                   <w:rFonts w:ascii="Arial" w:cs="Arial" w:eastAsia="Arial" w:hAnsi="Arial"/>
@@ -7066,7 +7296,7 @@
               <w:spacing w:after="10" w:before="0"/>
               <w:ind w:left="120"/>
             </w:pPr>
-            <w:hyperlink w:history="1" r:id="rIdl8mdkpddmuigbo0fgqug3">
+            <w:hyperlink w:history="1" r:id="rIdyus8wwolzwmih6rkmo9k-">
               <w:r>
                 <w:rPr>
                   <w:rFonts w:ascii="Arial" w:cs="Arial" w:eastAsia="Arial" w:hAnsi="Arial"/>
@@ -7261,7 +7491,7 @@
             <w:pPr>
               <w:spacing w:after="20" w:before="0"/>
             </w:pPr>
-            <w:hyperlink w:history="1" r:id="rIdftiuim_jcvvxwzkdpiqty">
+            <w:hyperlink w:history="1" r:id="rIdd1kyn2qwmhkzmwbcho01g">
               <w:r>
                 <w:rPr>
                   <w:rFonts w:ascii="Arial" w:cs="Arial" w:eastAsia="Arial" w:hAnsi="Arial"/>
@@ -7294,7 +7524,7 @@
               <w:spacing w:after="10" w:before="0"/>
               <w:ind w:left="120"/>
             </w:pPr>
-            <w:hyperlink w:history="1" r:id="rIdutictzyktuat-zepa66vh">
+            <w:hyperlink w:history="1" r:id="rIds200nai3qqsf3ktj2ifkj">
               <w:r>
                 <w:rPr>
                   <w:rFonts w:ascii="Arial" w:cs="Arial" w:eastAsia="Arial" w:hAnsi="Arial"/>
@@ -7339,7 +7569,7 @@
             <w:pPr>
               <w:spacing w:after="20" w:before="0"/>
             </w:pPr>
-            <w:hyperlink w:history="1" r:id="rIdfqndmlb6lv29moc3tluuy">
+            <w:hyperlink w:history="1" r:id="rIdo71raobj6iazs18e8d4bv">
               <w:r>
                 <w:rPr>
                   <w:rFonts w:ascii="Arial" w:cs="Arial" w:eastAsia="Arial" w:hAnsi="Arial"/>
@@ -7372,7 +7602,7 @@
               <w:spacing w:after="10" w:before="0"/>
               <w:ind w:left="120"/>
             </w:pPr>
-            <w:hyperlink w:history="1" r:id="rIdc_hogc_t2dpriymjf-t6u">
+            <w:hyperlink w:history="1" r:id="rIdl4juvflvz07lf2cu0z_zg">
               <w:r>
                 <w:rPr>
                   <w:rFonts w:ascii="Arial" w:cs="Arial" w:eastAsia="Arial" w:hAnsi="Arial"/>
@@ -7567,7 +7797,7 @@
             <w:pPr>
               <w:spacing w:after="20" w:before="0"/>
             </w:pPr>
-            <w:hyperlink w:history="1" r:id="rIdvx4-yom3o6w7p5guaev74">
+            <w:hyperlink w:history="1" r:id="rIdaozdtk9q34g-fxyljfcwi">
               <w:r>
                 <w:rPr>
                   <w:rFonts w:ascii="Arial" w:cs="Arial" w:eastAsia="Arial" w:hAnsi="Arial"/>
@@ -7600,7 +7830,7 @@
               <w:spacing w:after="10" w:before="0"/>
               <w:ind w:left="120"/>
             </w:pPr>
-            <w:hyperlink w:history="1" r:id="rId2qm5vqrhq9bjaf5pgri3f">
+            <w:hyperlink w:history="1" r:id="rIdrhvn3jmeiof6ymirxkzdk">
               <w:r>
                 <w:rPr>
                   <w:rFonts w:ascii="Arial" w:cs="Arial" w:eastAsia="Arial" w:hAnsi="Arial"/>
@@ -7645,7 +7875,7 @@
             <w:pPr>
               <w:spacing w:after="20" w:before="0"/>
             </w:pPr>
-            <w:hyperlink w:history="1" r:id="rIdr803awgtqcd02nown30w1">
+            <w:hyperlink w:history="1" r:id="rId8-ddymw613v-ehspg2og_">
               <w:r>
                 <w:rPr>
                   <w:rFonts w:ascii="Arial" w:cs="Arial" w:eastAsia="Arial" w:hAnsi="Arial"/>
@@ -7678,7 +7908,7 @@
               <w:spacing w:after="10" w:before="0"/>
               <w:ind w:left="120"/>
             </w:pPr>
-            <w:hyperlink w:history="1" r:id="rIdwfqm01yubbbtixhgxpbho">
+            <w:hyperlink w:history="1" r:id="rIdecen1bicks9vtl4-i8voe">
               <w:r>
                 <w:rPr>
                   <w:rFonts w:ascii="Arial" w:cs="Arial" w:eastAsia="Arial" w:hAnsi="Arial"/>
@@ -8364,6 +8594,65 @@
         </w:tc>
       </w:tr>
     </w:tbl>
+    <w:p>
+      <w:pPr>
+        <w:pBdr>
+          <w:top w:val="single" w:color="BBBBBB" w:sz="4" w:space="4"/>
+        </w:pBdr>
+        <w:spacing w:after="0" w:before="160"/>
+      </w:pPr>
+      <w:r>
+        <w:rPr>
+          <w:rFonts w:ascii="Arial" w:cs="Arial" w:eastAsia="Arial" w:hAnsi="Arial"/>
+          <w:color w:val="666666"/>
+          <w:sz w:val="14"/>
+          <w:szCs w:val="14"/>
+        </w:rPr>
+        <w:t xml:space="preserve">© 2026 SeaVuria and ARES. Aligned with KICD objectives. Developed by SeaVuria; technical implementation by ARES (with AI assistance from Claude). Licensed under </w:t>
+      </w:r>
+      <w:hyperlink w:history="1" r:id="rId9azj52hw8wjljze9jdy0u">
+        <w:r>
+          <w:rPr>
+            <w:rFonts w:ascii="Arial" w:cs="Arial" w:eastAsia="Arial" w:hAnsi="Arial"/>
+            <w:color w:val="1F6B75"/>
+            <w:sz w:val="14"/>
+            <w:szCs w:val="14"/>
+            <w:u w:val="single" w:color="1F6B75"/>
+          </w:rPr>
+          <w:t xml:space="preserve">CC BY-NC 4.0</w:t>
+        </w:r>
+      </w:hyperlink>
+      <w:r>
+        <w:rPr>
+          <w:rFonts w:ascii="Arial" w:cs="Arial" w:eastAsia="Arial" w:hAnsi="Arial"/>
+          <w:color w:val="666666"/>
+          <w:sz w:val="14"/>
+          <w:szCs w:val="14"/>
+        </w:rPr>
+        <w:t xml:space="preserve"> (</w:t>
+      </w:r>
+      <w:hyperlink w:history="1" r:id="rIdgo5co1fbolxf1y9ffqyd9">
+        <w:r>
+          <w:rPr>
+            <w:rFonts w:ascii="Arial" w:cs="Arial" w:eastAsia="Arial" w:hAnsi="Arial"/>
+            <w:color w:val="1F6B75"/>
+            <w:sz w:val="14"/>
+            <w:szCs w:val="14"/>
+            <w:u w:val="single" w:color="1F6B75"/>
+          </w:rPr>
+          <w:t xml:space="preserve">https://creativecommons.org/licenses/by-nc/4.0/</w:t>
+        </w:r>
+      </w:hyperlink>
+      <w:r>
+        <w:rPr>
+          <w:rFonts w:ascii="Arial" w:cs="Arial" w:eastAsia="Arial" w:hAnsi="Arial"/>
+          <w:color w:val="666666"/>
+          <w:sz w:val="14"/>
+          <w:szCs w:val="14"/>
+        </w:rPr>
+        <w:t xml:space="preserve">).</w:t>
+      </w:r>
+    </w:p>
     <w:p>
       <w:r>
         <w:br w:type="page"/>
@@ -9355,7 +9644,7 @@
             <w:pPr>
               <w:spacing w:after="20" w:before="0"/>
             </w:pPr>
-            <w:hyperlink w:history="1" r:id="rIdn8knnw9jvs2zclwk4lbre">
+            <w:hyperlink w:history="1" r:id="rId6vmcfpjupq8fb2y9tm6dq">
               <w:r>
                 <w:rPr>
                   <w:rFonts w:ascii="Arial" w:cs="Arial" w:eastAsia="Arial" w:hAnsi="Arial"/>
@@ -9388,7 +9677,7 @@
               <w:spacing w:after="10" w:before="0"/>
               <w:ind w:left="120"/>
             </w:pPr>
-            <w:hyperlink w:history="1" r:id="rIdeibl5acukytd7z_btrvrc">
+            <w:hyperlink w:history="1" r:id="rIdkmv0jptmqx-catyoch1cb">
               <w:r>
                 <w:rPr>
                   <w:rFonts w:ascii="Arial" w:cs="Arial" w:eastAsia="Arial" w:hAnsi="Arial"/>
@@ -9433,7 +9722,7 @@
             <w:pPr>
               <w:spacing w:after="20" w:before="0"/>
             </w:pPr>
-            <w:hyperlink w:history="1" r:id="rIdb1sj0hergs8s4faljhplm">
+            <w:hyperlink w:history="1" r:id="rIdoqvmdtdsgeqw-v6iqj52e">
               <w:r>
                 <w:rPr>
                   <w:rFonts w:ascii="Arial" w:cs="Arial" w:eastAsia="Arial" w:hAnsi="Arial"/>
@@ -9466,7 +9755,7 @@
               <w:spacing w:after="10" w:before="0"/>
               <w:ind w:left="120"/>
             </w:pPr>
-            <w:hyperlink w:history="1" r:id="rIdtcezkarhxlapiqykgnfql">
+            <w:hyperlink w:history="1" r:id="rId1qjl_mxejq-2pqamqquga">
               <w:r>
                 <w:rPr>
                   <w:rFonts w:ascii="Arial" w:cs="Arial" w:eastAsia="Arial" w:hAnsi="Arial"/>
@@ -9661,7 +9950,7 @@
             <w:pPr>
               <w:spacing w:after="20" w:before="0"/>
             </w:pPr>
-            <w:hyperlink w:history="1" r:id="rId6utmlqkn4hxkjb4ekxv_5">
+            <w:hyperlink w:history="1" r:id="rIdxvjpq4ywfn1eygccdg7tf">
               <w:r>
                 <w:rPr>
                   <w:rFonts w:ascii="Arial" w:cs="Arial" w:eastAsia="Arial" w:hAnsi="Arial"/>
@@ -9694,7 +9983,7 @@
               <w:spacing w:after="10" w:before="0"/>
               <w:ind w:left="120"/>
             </w:pPr>
-            <w:hyperlink w:history="1" r:id="rIdreeqhx_1kdxbrdceadhbo">
+            <w:hyperlink w:history="1" r:id="rIdhbzsaidrjqoqioewy6dqg">
               <w:r>
                 <w:rPr>
                   <w:rFonts w:ascii="Arial" w:cs="Arial" w:eastAsia="Arial" w:hAnsi="Arial"/>
@@ -9739,7 +10028,7 @@
             <w:pPr>
               <w:spacing w:after="20" w:before="0"/>
             </w:pPr>
-            <w:hyperlink w:history="1" r:id="rIdc-ifadscrm0nx9hrpehcm">
+            <w:hyperlink w:history="1" r:id="rIdiahif0vk6-4bfvow6l68x">
               <w:r>
                 <w:rPr>
                   <w:rFonts w:ascii="Arial" w:cs="Arial" w:eastAsia="Arial" w:hAnsi="Arial"/>
@@ -9772,7 +10061,7 @@
               <w:spacing w:after="10" w:before="0"/>
               <w:ind w:left="120"/>
             </w:pPr>
-            <w:hyperlink w:history="1" r:id="rIdlfle4qbtjw1zbagpif0b9">
+            <w:hyperlink w:history="1" r:id="rIdq8sneioz8bkne1bv8mgpr">
               <w:r>
                 <w:rPr>
                   <w:rFonts w:ascii="Arial" w:cs="Arial" w:eastAsia="Arial" w:hAnsi="Arial"/>
@@ -9967,7 +10256,7 @@
             <w:pPr>
               <w:spacing w:after="20" w:before="0"/>
             </w:pPr>
-            <w:hyperlink w:history="1" r:id="rIdua8ig5n2ip2aztp4lm3xg">
+            <w:hyperlink w:history="1" r:id="rIdtqvjwhuqewcu0wbwxqjln">
               <w:r>
                 <w:rPr>
                   <w:rFonts w:ascii="Arial" w:cs="Arial" w:eastAsia="Arial" w:hAnsi="Arial"/>
@@ -10000,7 +10289,7 @@
               <w:spacing w:after="10" w:before="0"/>
               <w:ind w:left="120"/>
             </w:pPr>
-            <w:hyperlink w:history="1" r:id="rIdtf0jmtzq5whqwrua5ytjw">
+            <w:hyperlink w:history="1" r:id="rIdr67wlt_nmwzs_hf6ujrun">
               <w:r>
                 <w:rPr>
                   <w:rFonts w:ascii="Arial" w:cs="Arial" w:eastAsia="Arial" w:hAnsi="Arial"/>
@@ -10045,7 +10334,7 @@
             <w:pPr>
               <w:spacing w:after="20" w:before="0"/>
             </w:pPr>
-            <w:hyperlink w:history="1" r:id="rId1h97bxctsb_w1kfnu5ucl">
+            <w:hyperlink w:history="1" r:id="rId6mhidf8j3640uqobaq3o_">
               <w:r>
                 <w:rPr>
                   <w:rFonts w:ascii="Arial" w:cs="Arial" w:eastAsia="Arial" w:hAnsi="Arial"/>
@@ -10078,7 +10367,7 @@
               <w:spacing w:after="10" w:before="0"/>
               <w:ind w:left="120"/>
             </w:pPr>
-            <w:hyperlink w:history="1" r:id="rIdk0syidflttvi4jhoxo1i7">
+            <w:hyperlink w:history="1" r:id="rIdtf2vac4cp7d8wptndhooi">
               <w:r>
                 <w:rPr>
                   <w:rFonts w:ascii="Arial" w:cs="Arial" w:eastAsia="Arial" w:hAnsi="Arial"/>
@@ -10273,7 +10562,7 @@
             <w:pPr>
               <w:spacing w:after="20" w:before="0"/>
             </w:pPr>
-            <w:hyperlink w:history="1" r:id="rIdf4lvqg-ciqcjxgsaaqx4f">
+            <w:hyperlink w:history="1" r:id="rIdkcopmetw_mor9nj_ijhap">
               <w:r>
                 <w:rPr>
                   <w:rFonts w:ascii="Arial" w:cs="Arial" w:eastAsia="Arial" w:hAnsi="Arial"/>
@@ -10306,7 +10595,7 @@
               <w:spacing w:after="10" w:before="0"/>
               <w:ind w:left="120"/>
             </w:pPr>
-            <w:hyperlink w:history="1" r:id="rIdvxzv6a3abduemeanxxtli">
+            <w:hyperlink w:history="1" r:id="rIdrs0lfiq0o9dcunekownes">
               <w:r>
                 <w:rPr>
                   <w:rFonts w:ascii="Arial" w:cs="Arial" w:eastAsia="Arial" w:hAnsi="Arial"/>
@@ -10351,7 +10640,7 @@
             <w:pPr>
               <w:spacing w:after="20" w:before="0"/>
             </w:pPr>
-            <w:hyperlink w:history="1" r:id="rId6-vdxsdv8gxlow0xzds5i">
+            <w:hyperlink w:history="1" r:id="rIdbawrlpx8-m1puxltntx1z">
               <w:r>
                 <w:rPr>
                   <w:rFonts w:ascii="Arial" w:cs="Arial" w:eastAsia="Arial" w:hAnsi="Arial"/>
@@ -10384,7 +10673,7 @@
               <w:spacing w:after="10" w:before="0"/>
               <w:ind w:left="120"/>
             </w:pPr>
-            <w:hyperlink w:history="1" r:id="rId01iojkkldclfmelz5eqw1">
+            <w:hyperlink w:history="1" r:id="rIdy7xdzquibgsozyfizmqap">
               <w:r>
                 <w:rPr>
                   <w:rFonts w:ascii="Arial" w:cs="Arial" w:eastAsia="Arial" w:hAnsi="Arial"/>
@@ -10579,7 +10868,7 @@
             <w:pPr>
               <w:spacing w:after="20" w:before="0"/>
             </w:pPr>
-            <w:hyperlink w:history="1" r:id="rIdaawv5qq09kwjwkd2rqj3t">
+            <w:hyperlink w:history="1" r:id="rIdcad-zql7_mf3qumh5a-km">
               <w:r>
                 <w:rPr>
                   <w:rFonts w:ascii="Arial" w:cs="Arial" w:eastAsia="Arial" w:hAnsi="Arial"/>
@@ -10612,7 +10901,7 @@
               <w:spacing w:after="10" w:before="0"/>
               <w:ind w:left="120"/>
             </w:pPr>
-            <w:hyperlink w:history="1" r:id="rId5dmofderronr8ko4q6evu">
+            <w:hyperlink w:history="1" r:id="rIdcrrco5oahkdt5fbqq_9ql">
               <w:r>
                 <w:rPr>
                   <w:rFonts w:ascii="Arial" w:cs="Arial" w:eastAsia="Arial" w:hAnsi="Arial"/>
@@ -10657,7 +10946,7 @@
             <w:pPr>
               <w:spacing w:after="20" w:before="0"/>
             </w:pPr>
-            <w:hyperlink w:history="1" r:id="rIdnbgty102bk8m1uzdpb8sa">
+            <w:hyperlink w:history="1" r:id="rIds0n5jyevrmunihycm6-pp">
               <w:r>
                 <w:rPr>
                   <w:rFonts w:ascii="Arial" w:cs="Arial" w:eastAsia="Arial" w:hAnsi="Arial"/>
@@ -10690,7 +10979,7 @@
               <w:spacing w:after="10" w:before="0"/>
               <w:ind w:left="120"/>
             </w:pPr>
-            <w:hyperlink w:history="1" r:id="rIdsckbazk19zwn4bb47l6a2">
+            <w:hyperlink w:history="1" r:id="rIdhsyltzx_q5iy9kbajlzzp">
               <w:r>
                 <w:rPr>
                   <w:rFonts w:ascii="Arial" w:cs="Arial" w:eastAsia="Arial" w:hAnsi="Arial"/>
@@ -11186,6 +11475,65 @@
         </w:tc>
       </w:tr>
     </w:tbl>
+    <w:p>
+      <w:pPr>
+        <w:pBdr>
+          <w:top w:val="single" w:color="BBBBBB" w:sz="4" w:space="4"/>
+        </w:pBdr>
+        <w:spacing w:after="0" w:before="160"/>
+      </w:pPr>
+      <w:r>
+        <w:rPr>
+          <w:rFonts w:ascii="Arial" w:cs="Arial" w:eastAsia="Arial" w:hAnsi="Arial"/>
+          <w:color w:val="666666"/>
+          <w:sz w:val="14"/>
+          <w:szCs w:val="14"/>
+        </w:rPr>
+        <w:t xml:space="preserve">© 2026 SeaVuria and ARES. Aligned with KICD objectives. Developed by SeaVuria; technical implementation by ARES (with AI assistance from Claude). Licensed under </w:t>
+      </w:r>
+      <w:hyperlink w:history="1" r:id="rIdb3xz8ezqad2rcj716u1go">
+        <w:r>
+          <w:rPr>
+            <w:rFonts w:ascii="Arial" w:cs="Arial" w:eastAsia="Arial" w:hAnsi="Arial"/>
+            <w:color w:val="1F6B75"/>
+            <w:sz w:val="14"/>
+            <w:szCs w:val="14"/>
+            <w:u w:val="single" w:color="1F6B75"/>
+          </w:rPr>
+          <w:t xml:space="preserve">CC BY-NC 4.0</w:t>
+        </w:r>
+      </w:hyperlink>
+      <w:r>
+        <w:rPr>
+          <w:rFonts w:ascii="Arial" w:cs="Arial" w:eastAsia="Arial" w:hAnsi="Arial"/>
+          <w:color w:val="666666"/>
+          <w:sz w:val="14"/>
+          <w:szCs w:val="14"/>
+        </w:rPr>
+        <w:t xml:space="preserve"> (</w:t>
+      </w:r>
+      <w:hyperlink w:history="1" r:id="rIdovazfebnexhbnzr3k20kh">
+        <w:r>
+          <w:rPr>
+            <w:rFonts w:ascii="Arial" w:cs="Arial" w:eastAsia="Arial" w:hAnsi="Arial"/>
+            <w:color w:val="1F6B75"/>
+            <w:sz w:val="14"/>
+            <w:szCs w:val="14"/>
+            <w:u w:val="single" w:color="1F6B75"/>
+          </w:rPr>
+          <w:t xml:space="preserve">https://creativecommons.org/licenses/by-nc/4.0/</w:t>
+        </w:r>
+      </w:hyperlink>
+      <w:r>
+        <w:rPr>
+          <w:rFonts w:ascii="Arial" w:cs="Arial" w:eastAsia="Arial" w:hAnsi="Arial"/>
+          <w:color w:val="666666"/>
+          <w:sz w:val="14"/>
+          <w:szCs w:val="14"/>
+        </w:rPr>
+        <w:t xml:space="preserve">).</w:t>
+      </w:r>
+    </w:p>
     <w:p>
       <w:r>
         <w:br w:type="page"/>
@@ -12177,7 +12525,7 @@
             <w:pPr>
               <w:spacing w:after="20" w:before="0"/>
             </w:pPr>
-            <w:hyperlink w:history="1" r:id="rIdnhsl10i7tnzadoqe94c4t">
+            <w:hyperlink w:history="1" r:id="rIdxxzbh-z8vo2ype8fcqe7k">
               <w:r>
                 <w:rPr>
                   <w:rFonts w:ascii="Arial" w:cs="Arial" w:eastAsia="Arial" w:hAnsi="Arial"/>
@@ -12210,7 +12558,7 @@
               <w:spacing w:after="10" w:before="0"/>
               <w:ind w:left="120"/>
             </w:pPr>
-            <w:hyperlink w:history="1" r:id="rId75697_1s-kg7souhgrb-d">
+            <w:hyperlink w:history="1" r:id="rIdpimsmkkjuetvdidq-8xsm">
               <w:r>
                 <w:rPr>
                   <w:rFonts w:ascii="Arial" w:cs="Arial" w:eastAsia="Arial" w:hAnsi="Arial"/>
@@ -12255,7 +12603,7 @@
             <w:pPr>
               <w:spacing w:after="20" w:before="0"/>
             </w:pPr>
-            <w:hyperlink w:history="1" r:id="rId9kpgzqkowrbcod3qxcejt">
+            <w:hyperlink w:history="1" r:id="rIdmlka0sqo4ynxms0dpr2qt">
               <w:r>
                 <w:rPr>
                   <w:rFonts w:ascii="Arial" w:cs="Arial" w:eastAsia="Arial" w:hAnsi="Arial"/>
@@ -12288,7 +12636,7 @@
               <w:spacing w:after="10" w:before="0"/>
               <w:ind w:left="120"/>
             </w:pPr>
-            <w:hyperlink w:history="1" r:id="rIdodgvogs_ya_jkylmfyapn">
+            <w:hyperlink w:history="1" r:id="rId9cuuuu0irr3yrr3-6trvx">
               <w:r>
                 <w:rPr>
                   <w:rFonts w:ascii="Arial" w:cs="Arial" w:eastAsia="Arial" w:hAnsi="Arial"/>
@@ -12483,7 +12831,7 @@
             <w:pPr>
               <w:spacing w:after="20" w:before="0"/>
             </w:pPr>
-            <w:hyperlink w:history="1" r:id="rIdr0wgobxq9lpyte4b_-p18">
+            <w:hyperlink w:history="1" r:id="rIdvmioztu72nzfslhcjyud7">
               <w:r>
                 <w:rPr>
                   <w:rFonts w:ascii="Arial" w:cs="Arial" w:eastAsia="Arial" w:hAnsi="Arial"/>
@@ -12516,7 +12864,7 @@
               <w:spacing w:after="10" w:before="0"/>
               <w:ind w:left="120"/>
             </w:pPr>
-            <w:hyperlink w:history="1" r:id="rIdnu_tfniwwaepfrjbmqwxl">
+            <w:hyperlink w:history="1" r:id="rIdrtfu1oraahddgic5-3lvc">
               <w:r>
                 <w:rPr>
                   <w:rFonts w:ascii="Arial" w:cs="Arial" w:eastAsia="Arial" w:hAnsi="Arial"/>
@@ -12561,7 +12909,7 @@
             <w:pPr>
               <w:spacing w:after="20" w:before="0"/>
             </w:pPr>
-            <w:hyperlink w:history="1" r:id="rIdo9f07rcf7g3ojna-ast23">
+            <w:hyperlink w:history="1" r:id="rIdzra7kpoyfie9hh8naszhi">
               <w:r>
                 <w:rPr>
                   <w:rFonts w:ascii="Arial" w:cs="Arial" w:eastAsia="Arial" w:hAnsi="Arial"/>
@@ -12594,7 +12942,7 @@
               <w:spacing w:after="10" w:before="0"/>
               <w:ind w:left="120"/>
             </w:pPr>
-            <w:hyperlink w:history="1" r:id="rIdcbndvgxlbwk7litx60jvu">
+            <w:hyperlink w:history="1" r:id="rIdus8swnjc3j5wy7jgqh3np">
               <w:r>
                 <w:rPr>
                   <w:rFonts w:ascii="Arial" w:cs="Arial" w:eastAsia="Arial" w:hAnsi="Arial"/>
@@ -12789,7 +13137,7 @@
             <w:pPr>
               <w:spacing w:after="20" w:before="0"/>
             </w:pPr>
-            <w:hyperlink w:history="1" r:id="rIde_vbwkon4gl1xjjbwdf8c">
+            <w:hyperlink w:history="1" r:id="rIdacslgidetbxjrbhmgze0t">
               <w:r>
                 <w:rPr>
                   <w:rFonts w:ascii="Arial" w:cs="Arial" w:eastAsia="Arial" w:hAnsi="Arial"/>
@@ -12822,7 +13170,7 @@
               <w:spacing w:after="10" w:before="0"/>
               <w:ind w:left="120"/>
             </w:pPr>
-            <w:hyperlink w:history="1" r:id="rIdo2kvpklojeo62emyfxe77">
+            <w:hyperlink w:history="1" r:id="rIdpk97cln38vkc8mtf3eqh0">
               <w:r>
                 <w:rPr>
                   <w:rFonts w:ascii="Arial" w:cs="Arial" w:eastAsia="Arial" w:hAnsi="Arial"/>
@@ -12867,7 +13215,7 @@
             <w:pPr>
               <w:spacing w:after="20" w:before="0"/>
             </w:pPr>
-            <w:hyperlink w:history="1" r:id="rIdjqyi6sej8vj1_dk1dz74h">
+            <w:hyperlink w:history="1" r:id="rIdtvirjsabm_yfcmtweksd9">
               <w:r>
                 <w:rPr>
                   <w:rFonts w:ascii="Arial" w:cs="Arial" w:eastAsia="Arial" w:hAnsi="Arial"/>
@@ -12900,7 +13248,7 @@
               <w:spacing w:after="10" w:before="0"/>
               <w:ind w:left="120"/>
             </w:pPr>
-            <w:hyperlink w:history="1" r:id="rId_g5f1ffvn4lhbe_oalv1a">
+            <w:hyperlink w:history="1" r:id="rIdlkvwmyn2z5ds4d7czcsv7">
               <w:r>
                 <w:rPr>
                   <w:rFonts w:ascii="Arial" w:cs="Arial" w:eastAsia="Arial" w:hAnsi="Arial"/>
@@ -13095,7 +13443,7 @@
             <w:pPr>
               <w:spacing w:after="20" w:before="0"/>
             </w:pPr>
-            <w:hyperlink w:history="1" r:id="rIdwgsitfelt1ssqrxywtjkd">
+            <w:hyperlink w:history="1" r:id="rIdvxrbdydgtjyen5glcpwuz">
               <w:r>
                 <w:rPr>
                   <w:rFonts w:ascii="Arial" w:cs="Arial" w:eastAsia="Arial" w:hAnsi="Arial"/>
@@ -13128,7 +13476,7 @@
               <w:spacing w:after="10" w:before="0"/>
               <w:ind w:left="120"/>
             </w:pPr>
-            <w:hyperlink w:history="1" r:id="rIdjlhkcjzg1mvfpmth3vb4n">
+            <w:hyperlink w:history="1" r:id="rIdlhfmmahpw6z2dwf7rv8ms">
               <w:r>
                 <w:rPr>
                   <w:rFonts w:ascii="Arial" w:cs="Arial" w:eastAsia="Arial" w:hAnsi="Arial"/>
@@ -13173,7 +13521,7 @@
             <w:pPr>
               <w:spacing w:after="20" w:before="0"/>
             </w:pPr>
-            <w:hyperlink w:history="1" r:id="rIdrifel_edvfuivdo3m2nwe">
+            <w:hyperlink w:history="1" r:id="rIdolb_cd2twpmo2pomyugky">
               <w:r>
                 <w:rPr>
                   <w:rFonts w:ascii="Arial" w:cs="Arial" w:eastAsia="Arial" w:hAnsi="Arial"/>
@@ -13206,7 +13554,7 @@
               <w:spacing w:after="10" w:before="0"/>
               <w:ind w:left="120"/>
             </w:pPr>
-            <w:hyperlink w:history="1" r:id="rId7yfzwiebq1rhojclv5tf5">
+            <w:hyperlink w:history="1" r:id="rId8w__xs120clxcmnnmjegt">
               <w:r>
                 <w:rPr>
                   <w:rFonts w:ascii="Arial" w:cs="Arial" w:eastAsia="Arial" w:hAnsi="Arial"/>
@@ -13401,7 +13749,7 @@
             <w:pPr>
               <w:spacing w:after="20" w:before="0"/>
             </w:pPr>
-            <w:hyperlink w:history="1" r:id="rIdhck81kl-qzquznygfuno9">
+            <w:hyperlink w:history="1" r:id="rIdgwsd3sfscn0byli-h2yms">
               <w:r>
                 <w:rPr>
                   <w:rFonts w:ascii="Arial" w:cs="Arial" w:eastAsia="Arial" w:hAnsi="Arial"/>
@@ -13434,7 +13782,7 @@
               <w:spacing w:after="10" w:before="0"/>
               <w:ind w:left="120"/>
             </w:pPr>
-            <w:hyperlink w:history="1" r:id="rIdmxkz81ezvt-v6b60xxyvr">
+            <w:hyperlink w:history="1" r:id="rIdbja9cqg4cu9-q3obhh-s0">
               <w:r>
                 <w:rPr>
                   <w:rFonts w:ascii="Arial" w:cs="Arial" w:eastAsia="Arial" w:hAnsi="Arial"/>
@@ -13479,7 +13827,7 @@
             <w:pPr>
               <w:spacing w:after="20" w:before="0"/>
             </w:pPr>
-            <w:hyperlink w:history="1" r:id="rIditbdx_zhcvkvwwpj2iayo">
+            <w:hyperlink w:history="1" r:id="rIdysapokgjlkbixn8nxipad">
               <w:r>
                 <w:rPr>
                   <w:rFonts w:ascii="Arial" w:cs="Arial" w:eastAsia="Arial" w:hAnsi="Arial"/>
@@ -13512,7 +13860,7 @@
               <w:spacing w:after="10" w:before="0"/>
               <w:ind w:left="120"/>
             </w:pPr>
-            <w:hyperlink w:history="1" r:id="rIdmlqugkn-05kwhzicyfjyw">
+            <w:hyperlink w:history="1" r:id="rIdrttbsuw97vsmqoc_5kwtx">
               <w:r>
                 <w:rPr>
                   <w:rFonts w:ascii="Arial" w:cs="Arial" w:eastAsia="Arial" w:hAnsi="Arial"/>
@@ -14122,6 +14470,65 @@
         </w:tc>
       </w:tr>
     </w:tbl>
+    <w:p>
+      <w:pPr>
+        <w:pBdr>
+          <w:top w:val="single" w:color="BBBBBB" w:sz="4" w:space="4"/>
+        </w:pBdr>
+        <w:spacing w:after="0" w:before="160"/>
+      </w:pPr>
+      <w:r>
+        <w:rPr>
+          <w:rFonts w:ascii="Arial" w:cs="Arial" w:eastAsia="Arial" w:hAnsi="Arial"/>
+          <w:color w:val="666666"/>
+          <w:sz w:val="14"/>
+          <w:szCs w:val="14"/>
+        </w:rPr>
+        <w:t xml:space="preserve">© 2026 SeaVuria and ARES. Aligned with KICD objectives. Developed by SeaVuria; technical implementation by ARES (with AI assistance from Claude). Licensed under </w:t>
+      </w:r>
+      <w:hyperlink w:history="1" r:id="rId5dkxl9utysxmhnfo0liio">
+        <w:r>
+          <w:rPr>
+            <w:rFonts w:ascii="Arial" w:cs="Arial" w:eastAsia="Arial" w:hAnsi="Arial"/>
+            <w:color w:val="1F6B75"/>
+            <w:sz w:val="14"/>
+            <w:szCs w:val="14"/>
+            <w:u w:val="single" w:color="1F6B75"/>
+          </w:rPr>
+          <w:t xml:space="preserve">CC BY-NC 4.0</w:t>
+        </w:r>
+      </w:hyperlink>
+      <w:r>
+        <w:rPr>
+          <w:rFonts w:ascii="Arial" w:cs="Arial" w:eastAsia="Arial" w:hAnsi="Arial"/>
+          <w:color w:val="666666"/>
+          <w:sz w:val="14"/>
+          <w:szCs w:val="14"/>
+        </w:rPr>
+        <w:t xml:space="preserve"> (</w:t>
+      </w:r>
+      <w:hyperlink w:history="1" r:id="rIdkcuxsbvkdzsh9nc4ryswa">
+        <w:r>
+          <w:rPr>
+            <w:rFonts w:ascii="Arial" w:cs="Arial" w:eastAsia="Arial" w:hAnsi="Arial"/>
+            <w:color w:val="1F6B75"/>
+            <w:sz w:val="14"/>
+            <w:szCs w:val="14"/>
+            <w:u w:val="single" w:color="1F6B75"/>
+          </w:rPr>
+          <w:t xml:space="preserve">https://creativecommons.org/licenses/by-nc/4.0/</w:t>
+        </w:r>
+      </w:hyperlink>
+      <w:r>
+        <w:rPr>
+          <w:rFonts w:ascii="Arial" w:cs="Arial" w:eastAsia="Arial" w:hAnsi="Arial"/>
+          <w:color w:val="666666"/>
+          <w:sz w:val="14"/>
+          <w:szCs w:val="14"/>
+        </w:rPr>
+        <w:t xml:space="preserve">).</w:t>
+      </w:r>
+    </w:p>
     <w:p>
       <w:r>
         <w:br w:type="page"/>
@@ -15113,7 +15520,7 @@
             <w:pPr>
               <w:spacing w:after="20" w:before="0"/>
             </w:pPr>
-            <w:hyperlink w:history="1" r:id="rId7qi4svlbsimqownmjsise">
+            <w:hyperlink w:history="1" r:id="rIdcuwgkirtzv-7ba2hdeuax">
               <w:r>
                 <w:rPr>
                   <w:rFonts w:ascii="Arial" w:cs="Arial" w:eastAsia="Arial" w:hAnsi="Arial"/>
@@ -15146,7 +15553,7 @@
               <w:spacing w:after="10" w:before="0"/>
               <w:ind w:left="120"/>
             </w:pPr>
-            <w:hyperlink w:history="1" r:id="rIdgkgrdhd2d-op6x5e6pgvx">
+            <w:hyperlink w:history="1" r:id="rIdjvmkeiikw_yizhdsnq46_">
               <w:r>
                 <w:rPr>
                   <w:rFonts w:ascii="Arial" w:cs="Arial" w:eastAsia="Arial" w:hAnsi="Arial"/>
@@ -15208,7 +15615,7 @@
               <w:spacing w:after="10" w:before="0"/>
               <w:ind w:left="120"/>
             </w:pPr>
-            <w:hyperlink w:history="1" r:id="rIdtdkqoeeigwbskp0as1ubr">
+            <w:hyperlink w:history="1" r:id="rIdcf4ppcqhz8i8kyavuudqd">
               <w:r>
                 <w:rPr>
                   <w:rFonts w:ascii="Arial" w:cs="Arial" w:eastAsia="Arial" w:hAnsi="Arial"/>
@@ -15418,7 +15825,7 @@
             <w:pPr>
               <w:spacing w:after="20" w:before="0"/>
             </w:pPr>
-            <w:hyperlink w:history="1" r:id="rIdp-8jndkswts2802xvfmxv">
+            <w:hyperlink w:history="1" r:id="rIdrpfgjo4gysucugubkrpst">
               <w:r>
                 <w:rPr>
                   <w:rFonts w:ascii="Arial" w:cs="Arial" w:eastAsia="Arial" w:hAnsi="Arial"/>
@@ -15451,7 +15858,7 @@
               <w:spacing w:after="10" w:before="0"/>
               <w:ind w:left="120"/>
             </w:pPr>
-            <w:hyperlink w:history="1" r:id="rIdrov8tswb8ewvoyvh7wflc">
+            <w:hyperlink w:history="1" r:id="rIdt6tbxmvxuavq3y_wlvbcl">
               <w:r>
                 <w:rPr>
                   <w:rFonts w:ascii="Arial" w:cs="Arial" w:eastAsia="Arial" w:hAnsi="Arial"/>
@@ -15513,7 +15920,7 @@
               <w:spacing w:after="10" w:before="0"/>
               <w:ind w:left="120"/>
             </w:pPr>
-            <w:hyperlink w:history="1" r:id="rIdngjagnn2dmvudwwpnrbhp">
+            <w:hyperlink w:history="1" r:id="rIdi5bvc87beb4byr2swe0sg">
               <w:r>
                 <w:rPr>
                   <w:rFonts w:ascii="Arial" w:cs="Arial" w:eastAsia="Arial" w:hAnsi="Arial"/>
@@ -15723,7 +16130,7 @@
             <w:pPr>
               <w:spacing w:after="20" w:before="0"/>
             </w:pPr>
-            <w:hyperlink w:history="1" r:id="rIdn9_rlgzr1ewrjdw-ldqri">
+            <w:hyperlink w:history="1" r:id="rIdocxx94bbrouvd32bkc8ov">
               <w:r>
                 <w:rPr>
                   <w:rFonts w:ascii="Arial" w:cs="Arial" w:eastAsia="Arial" w:hAnsi="Arial"/>
@@ -15756,7 +16163,7 @@
               <w:spacing w:after="10" w:before="0"/>
               <w:ind w:left="120"/>
             </w:pPr>
-            <w:hyperlink w:history="1" r:id="rId4vvl_8yxgggrqaccd074p">
+            <w:hyperlink w:history="1" r:id="rIdqlbc6cylgufo3lj0yrqf9">
               <w:r>
                 <w:rPr>
                   <w:rFonts w:ascii="Arial" w:cs="Arial" w:eastAsia="Arial" w:hAnsi="Arial"/>
@@ -15818,7 +16225,7 @@
               <w:spacing w:after="10" w:before="0"/>
               <w:ind w:left="120"/>
             </w:pPr>
-            <w:hyperlink w:history="1" r:id="rIdoc4kilhmsp270vr7828au">
+            <w:hyperlink w:history="1" r:id="rIddwbw_yumqtxiqtliddsau">
               <w:r>
                 <w:rPr>
                   <w:rFonts w:ascii="Arial" w:cs="Arial" w:eastAsia="Arial" w:hAnsi="Arial"/>
@@ -16028,7 +16435,7 @@
             <w:pPr>
               <w:spacing w:after="20" w:before="0"/>
             </w:pPr>
-            <w:hyperlink w:history="1" r:id="rIdjt3d7r60nzubwqxkgkwex">
+            <w:hyperlink w:history="1" r:id="rId2ta5rsntw8va8y3lip-hf">
               <w:r>
                 <w:rPr>
                   <w:rFonts w:ascii="Arial" w:cs="Arial" w:eastAsia="Arial" w:hAnsi="Arial"/>
@@ -16061,7 +16468,7 @@
               <w:spacing w:after="10" w:before="0"/>
               <w:ind w:left="120"/>
             </w:pPr>
-            <w:hyperlink w:history="1" r:id="rIdyr4v2gdmcsdsmoa6lhgwa">
+            <w:hyperlink w:history="1" r:id="rIdooexrnbms5cfmld1hqg_1">
               <w:r>
                 <w:rPr>
                   <w:rFonts w:ascii="Arial" w:cs="Arial" w:eastAsia="Arial" w:hAnsi="Arial"/>
@@ -16123,7 +16530,7 @@
               <w:spacing w:after="10" w:before="0"/>
               <w:ind w:left="120"/>
             </w:pPr>
-            <w:hyperlink w:history="1" r:id="rIdlrnnlbobxi3sgg7wve2ea">
+            <w:hyperlink w:history="1" r:id="rId0v0jcugsbt3zt_hpnkbfj">
               <w:r>
                 <w:rPr>
                   <w:rFonts w:ascii="Arial" w:cs="Arial" w:eastAsia="Arial" w:hAnsi="Arial"/>
@@ -16333,7 +16740,7 @@
             <w:pPr>
               <w:spacing w:after="20" w:before="0"/>
             </w:pPr>
-            <w:hyperlink w:history="1" r:id="rIdprx1ssapln3llz-rfeh2j">
+            <w:hyperlink w:history="1" r:id="rId0wjljsmqgjweamphrezjj">
               <w:r>
                 <w:rPr>
                   <w:rFonts w:ascii="Arial" w:cs="Arial" w:eastAsia="Arial" w:hAnsi="Arial"/>
@@ -16366,7 +16773,7 @@
               <w:spacing w:after="10" w:before="0"/>
               <w:ind w:left="120"/>
             </w:pPr>
-            <w:hyperlink w:history="1" r:id="rIdty5mbawsfvrifu4-uzvaq">
+            <w:hyperlink w:history="1" r:id="rIdk8zjlvqw6kkilj39urgza">
               <w:r>
                 <w:rPr>
                   <w:rFonts w:ascii="Arial" w:cs="Arial" w:eastAsia="Arial" w:hAnsi="Arial"/>
@@ -16428,7 +16835,7 @@
               <w:spacing w:after="10" w:before="0"/>
               <w:ind w:left="120"/>
             </w:pPr>
-            <w:hyperlink w:history="1" r:id="rIdt-lxnatjbsp0anz8muaf6">
+            <w:hyperlink w:history="1" r:id="rIdnzci3_4humbvyczacb0bj">
               <w:r>
                 <w:rPr>
                   <w:rFonts w:ascii="Arial" w:cs="Arial" w:eastAsia="Arial" w:hAnsi="Arial"/>
@@ -16939,6 +17346,65 @@
         </w:tc>
       </w:tr>
     </w:tbl>
+    <w:p>
+      <w:pPr>
+        <w:pBdr>
+          <w:top w:val="single" w:color="BBBBBB" w:sz="4" w:space="4"/>
+        </w:pBdr>
+        <w:spacing w:after="0" w:before="160"/>
+      </w:pPr>
+      <w:r>
+        <w:rPr>
+          <w:rFonts w:ascii="Arial" w:cs="Arial" w:eastAsia="Arial" w:hAnsi="Arial"/>
+          <w:color w:val="666666"/>
+          <w:sz w:val="14"/>
+          <w:szCs w:val="14"/>
+        </w:rPr>
+        <w:t xml:space="preserve">© 2026 SeaVuria and ARES. Aligned with KICD objectives. Developed by SeaVuria; technical implementation by ARES (with AI assistance from Claude). Licensed under </w:t>
+      </w:r>
+      <w:hyperlink w:history="1" r:id="rIdlcg6scbnduigp_x62cz8-">
+        <w:r>
+          <w:rPr>
+            <w:rFonts w:ascii="Arial" w:cs="Arial" w:eastAsia="Arial" w:hAnsi="Arial"/>
+            <w:color w:val="1F6B75"/>
+            <w:sz w:val="14"/>
+            <w:szCs w:val="14"/>
+            <w:u w:val="single" w:color="1F6B75"/>
+          </w:rPr>
+          <w:t xml:space="preserve">CC BY-NC 4.0</w:t>
+        </w:r>
+      </w:hyperlink>
+      <w:r>
+        <w:rPr>
+          <w:rFonts w:ascii="Arial" w:cs="Arial" w:eastAsia="Arial" w:hAnsi="Arial"/>
+          <w:color w:val="666666"/>
+          <w:sz w:val="14"/>
+          <w:szCs w:val="14"/>
+        </w:rPr>
+        <w:t xml:space="preserve"> (</w:t>
+      </w:r>
+      <w:hyperlink w:history="1" r:id="rIdcbnw5on4fkfjngmmbzvrr">
+        <w:r>
+          <w:rPr>
+            <w:rFonts w:ascii="Arial" w:cs="Arial" w:eastAsia="Arial" w:hAnsi="Arial"/>
+            <w:color w:val="1F6B75"/>
+            <w:sz w:val="14"/>
+            <w:szCs w:val="14"/>
+            <w:u w:val="single" w:color="1F6B75"/>
+          </w:rPr>
+          <w:t xml:space="preserve">https://creativecommons.org/licenses/by-nc/4.0/</w:t>
+        </w:r>
+      </w:hyperlink>
+      <w:r>
+        <w:rPr>
+          <w:rFonts w:ascii="Arial" w:cs="Arial" w:eastAsia="Arial" w:hAnsi="Arial"/>
+          <w:color w:val="666666"/>
+          <w:sz w:val="14"/>
+          <w:szCs w:val="14"/>
+        </w:rPr>
+        <w:t xml:space="preserve">).</w:t>
+      </w:r>
+    </w:p>
     <w:p>
       <w:r>
         <w:br w:type="page"/>
@@ -17930,7 +18396,7 @@
             <w:pPr>
               <w:spacing w:after="20" w:before="0"/>
             </w:pPr>
-            <w:hyperlink w:history="1" r:id="rId50qruiwcgbm1ld1eruycw">
+            <w:hyperlink w:history="1" r:id="rId4qinivdntrqaryvqud-zf">
               <w:r>
                 <w:rPr>
                   <w:rFonts w:ascii="Arial" w:cs="Arial" w:eastAsia="Arial" w:hAnsi="Arial"/>
@@ -17963,7 +18429,7 @@
               <w:spacing w:after="10" w:before="0"/>
               <w:ind w:left="120"/>
             </w:pPr>
-            <w:hyperlink w:history="1" r:id="rIdamp1gge8k1cycnlmmp3jm">
+            <w:hyperlink w:history="1" r:id="rIdsb7_7jg_ggajoycjjaz5h">
               <w:r>
                 <w:rPr>
                   <w:rFonts w:ascii="Arial" w:cs="Arial" w:eastAsia="Arial" w:hAnsi="Arial"/>
@@ -18008,7 +18474,7 @@
             <w:pPr>
               <w:spacing w:after="20" w:before="0"/>
             </w:pPr>
-            <w:hyperlink w:history="1" r:id="rIdq5k-mh-wqrx0bvmr6jdaz">
+            <w:hyperlink w:history="1" r:id="rId8pezkploud-klavwz7ogp">
               <w:r>
                 <w:rPr>
                   <w:rFonts w:ascii="Arial" w:cs="Arial" w:eastAsia="Arial" w:hAnsi="Arial"/>
@@ -18041,7 +18507,7 @@
               <w:spacing w:after="10" w:before="0"/>
               <w:ind w:left="120"/>
             </w:pPr>
-            <w:hyperlink w:history="1" r:id="rIdp9f28uuphppypsrk4xulg">
+            <w:hyperlink w:history="1" r:id="rId57iqrbm4q_dyprl9falmy">
               <w:r>
                 <w:rPr>
                   <w:rFonts w:ascii="Arial" w:cs="Arial" w:eastAsia="Arial" w:hAnsi="Arial"/>
@@ -18236,7 +18702,7 @@
             <w:pPr>
               <w:spacing w:after="20" w:before="0"/>
             </w:pPr>
-            <w:hyperlink w:history="1" r:id="rIdwhqcquhhlatoznq8h-x5c">
+            <w:hyperlink w:history="1" r:id="rId9flgnqp4xbkmnx6vfykbb">
               <w:r>
                 <w:rPr>
                   <w:rFonts w:ascii="Arial" w:cs="Arial" w:eastAsia="Arial" w:hAnsi="Arial"/>
@@ -18269,7 +18735,7 @@
               <w:spacing w:after="10" w:before="0"/>
               <w:ind w:left="120"/>
             </w:pPr>
-            <w:hyperlink w:history="1" r:id="rId852ej15bv2tc-b0zt_sog">
+            <w:hyperlink w:history="1" r:id="rIdeqjt1vxf4upxycmpvn8ee">
               <w:r>
                 <w:rPr>
                   <w:rFonts w:ascii="Arial" w:cs="Arial" w:eastAsia="Arial" w:hAnsi="Arial"/>
@@ -18314,7 +18780,7 @@
             <w:pPr>
               <w:spacing w:after="20" w:before="0"/>
             </w:pPr>
-            <w:hyperlink w:history="1" r:id="rId8pyln6mnf8fnq57dloo4y">
+            <w:hyperlink w:history="1" r:id="rIdrrjawlains2egwjbr5smd">
               <w:r>
                 <w:rPr>
                   <w:rFonts w:ascii="Arial" w:cs="Arial" w:eastAsia="Arial" w:hAnsi="Arial"/>
@@ -18347,7 +18813,7 @@
               <w:spacing w:after="10" w:before="0"/>
               <w:ind w:left="120"/>
             </w:pPr>
-            <w:hyperlink w:history="1" r:id="rIdbveuc-4phv5ffi0f4hnme">
+            <w:hyperlink w:history="1" r:id="rId1zddmy7jllzusr581kq6l">
               <w:r>
                 <w:rPr>
                   <w:rFonts w:ascii="Arial" w:cs="Arial" w:eastAsia="Arial" w:hAnsi="Arial"/>
@@ -18542,7 +19008,7 @@
             <w:pPr>
               <w:spacing w:after="20" w:before="0"/>
             </w:pPr>
-            <w:hyperlink w:history="1" r:id="rId6viv9fokctalfc4jg2gnk">
+            <w:hyperlink w:history="1" r:id="rIdzdg2erehaa13_6eoysilq">
               <w:r>
                 <w:rPr>
                   <w:rFonts w:ascii="Arial" w:cs="Arial" w:eastAsia="Arial" w:hAnsi="Arial"/>
@@ -18575,7 +19041,7 @@
               <w:spacing w:after="10" w:before="0"/>
               <w:ind w:left="120"/>
             </w:pPr>
-            <w:hyperlink w:history="1" r:id="rIdkg_ikcbobb9djh6j57k1d">
+            <w:hyperlink w:history="1" r:id="rIdxdgx41wy5ywwijnixq9mc">
               <w:r>
                 <w:rPr>
                   <w:rFonts w:ascii="Arial" w:cs="Arial" w:eastAsia="Arial" w:hAnsi="Arial"/>
@@ -18620,7 +19086,7 @@
             <w:pPr>
               <w:spacing w:after="20" w:before="0"/>
             </w:pPr>
-            <w:hyperlink w:history="1" r:id="rIdbcsxzlumveqchsg_4_gdb">
+            <w:hyperlink w:history="1" r:id="rIdjfvux-f2jjryzlxkorfxp">
               <w:r>
                 <w:rPr>
                   <w:rFonts w:ascii="Arial" w:cs="Arial" w:eastAsia="Arial" w:hAnsi="Arial"/>
@@ -18653,7 +19119,7 @@
               <w:spacing w:after="10" w:before="0"/>
               <w:ind w:left="120"/>
             </w:pPr>
-            <w:hyperlink w:history="1" r:id="rIdbwv2idchrgrzgp-pqnalr">
+            <w:hyperlink w:history="1" r:id="rIdlbmkiw3p08ueun-tt1shj">
               <w:r>
                 <w:rPr>
                   <w:rFonts w:ascii="Arial" w:cs="Arial" w:eastAsia="Arial" w:hAnsi="Arial"/>
@@ -18848,7 +19314,7 @@
             <w:pPr>
               <w:spacing w:after="20" w:before="0"/>
             </w:pPr>
-            <w:hyperlink w:history="1" r:id="rId5x9ihmdwgyfjpiq3x2ikj">
+            <w:hyperlink w:history="1" r:id="rId8hzve4d2zqams_x9dihft">
               <w:r>
                 <w:rPr>
                   <w:rFonts w:ascii="Arial" w:cs="Arial" w:eastAsia="Arial" w:hAnsi="Arial"/>
@@ -18881,7 +19347,7 @@
               <w:spacing w:after="10" w:before="0"/>
               <w:ind w:left="120"/>
             </w:pPr>
-            <w:hyperlink w:history="1" r:id="rIdmfn9elqkh7l27s6ianrx7">
+            <w:hyperlink w:history="1" r:id="rIdb960shhbfwt95mhxui3zj">
               <w:r>
                 <w:rPr>
                   <w:rFonts w:ascii="Arial" w:cs="Arial" w:eastAsia="Arial" w:hAnsi="Arial"/>
@@ -18926,7 +19392,7 @@
             <w:pPr>
               <w:spacing w:after="20" w:before="0"/>
             </w:pPr>
-            <w:hyperlink w:history="1" r:id="rId4xndmhuqwda1efuslaih0">
+            <w:hyperlink w:history="1" r:id="rIdsoztvrpziltgpi-dwmtnf">
               <w:r>
                 <w:rPr>
                   <w:rFonts w:ascii="Arial" w:cs="Arial" w:eastAsia="Arial" w:hAnsi="Arial"/>
@@ -18959,7 +19425,7 @@
               <w:spacing w:after="10" w:before="0"/>
               <w:ind w:left="120"/>
             </w:pPr>
-            <w:hyperlink w:history="1" r:id="rIduu8nxpvpjpmdkpkoyngkm">
+            <w:hyperlink w:history="1" r:id="rIdiqqxan6ybibbis_xs0t1v">
               <w:r>
                 <w:rPr>
                   <w:rFonts w:ascii="Arial" w:cs="Arial" w:eastAsia="Arial" w:hAnsi="Arial"/>
@@ -19154,7 +19620,7 @@
             <w:pPr>
               <w:spacing w:after="20" w:before="0"/>
             </w:pPr>
-            <w:hyperlink w:history="1" r:id="rIdxi2jfr0s9yeu6vy3iloeu">
+            <w:hyperlink w:history="1" r:id="rId5nossv-y9-udrzbrl1naa">
               <w:r>
                 <w:rPr>
                   <w:rFonts w:ascii="Arial" w:cs="Arial" w:eastAsia="Arial" w:hAnsi="Arial"/>
@@ -19187,7 +19653,7 @@
               <w:spacing w:after="10" w:before="0"/>
               <w:ind w:left="120"/>
             </w:pPr>
-            <w:hyperlink w:history="1" r:id="rIdn9runxlxu9pdnafdmam26">
+            <w:hyperlink w:history="1" r:id="rIdqakb2u7jnpmumifvoeoot">
               <w:r>
                 <w:rPr>
                   <w:rFonts w:ascii="Arial" w:cs="Arial" w:eastAsia="Arial" w:hAnsi="Arial"/>
@@ -19232,7 +19698,7 @@
             <w:pPr>
               <w:spacing w:after="20" w:before="0"/>
             </w:pPr>
-            <w:hyperlink w:history="1" r:id="rIdgira90pvlwreuomoukrwy">
+            <w:hyperlink w:history="1" r:id="rIdvqkw4cv94tucpc7oyraci">
               <w:r>
                 <w:rPr>
                   <w:rFonts w:ascii="Arial" w:cs="Arial" w:eastAsia="Arial" w:hAnsi="Arial"/>
@@ -19265,7 +19731,7 @@
               <w:spacing w:after="10" w:before="0"/>
               <w:ind w:left="120"/>
             </w:pPr>
-            <w:hyperlink w:history="1" r:id="rIdo0kvllvahqd17syfdphyc">
+            <w:hyperlink w:history="1" r:id="rIdnqsxq_rttub8i246_cv9w">
               <w:r>
                 <w:rPr>
                   <w:rFonts w:ascii="Arial" w:cs="Arial" w:eastAsia="Arial" w:hAnsi="Arial"/>
@@ -19761,6 +20227,65 @@
         </w:tc>
       </w:tr>
     </w:tbl>
+    <w:p>
+      <w:pPr>
+        <w:pBdr>
+          <w:top w:val="single" w:color="BBBBBB" w:sz="4" w:space="4"/>
+        </w:pBdr>
+        <w:spacing w:after="0" w:before="160"/>
+      </w:pPr>
+      <w:r>
+        <w:rPr>
+          <w:rFonts w:ascii="Arial" w:cs="Arial" w:eastAsia="Arial" w:hAnsi="Arial"/>
+          <w:color w:val="666666"/>
+          <w:sz w:val="14"/>
+          <w:szCs w:val="14"/>
+        </w:rPr>
+        <w:t xml:space="preserve">© 2026 SeaVuria and ARES. Aligned with KICD objectives. Developed by SeaVuria; technical implementation by ARES (with AI assistance from Claude). Licensed under </w:t>
+      </w:r>
+      <w:hyperlink w:history="1" r:id="rIdtkov7k7zpkjtxedpzayfi">
+        <w:r>
+          <w:rPr>
+            <w:rFonts w:ascii="Arial" w:cs="Arial" w:eastAsia="Arial" w:hAnsi="Arial"/>
+            <w:color w:val="1F6B75"/>
+            <w:sz w:val="14"/>
+            <w:szCs w:val="14"/>
+            <w:u w:val="single" w:color="1F6B75"/>
+          </w:rPr>
+          <w:t xml:space="preserve">CC BY-NC 4.0</w:t>
+        </w:r>
+      </w:hyperlink>
+      <w:r>
+        <w:rPr>
+          <w:rFonts w:ascii="Arial" w:cs="Arial" w:eastAsia="Arial" w:hAnsi="Arial"/>
+          <w:color w:val="666666"/>
+          <w:sz w:val="14"/>
+          <w:szCs w:val="14"/>
+        </w:rPr>
+        <w:t xml:space="preserve"> (</w:t>
+      </w:r>
+      <w:hyperlink w:history="1" r:id="rIdxnvrlkh_ufccufxberpdy">
+        <w:r>
+          <w:rPr>
+            <w:rFonts w:ascii="Arial" w:cs="Arial" w:eastAsia="Arial" w:hAnsi="Arial"/>
+            <w:color w:val="1F6B75"/>
+            <w:sz w:val="14"/>
+            <w:szCs w:val="14"/>
+            <w:u w:val="single" w:color="1F6B75"/>
+          </w:rPr>
+          <w:t xml:space="preserve">https://creativecommons.org/licenses/by-nc/4.0/</w:t>
+        </w:r>
+      </w:hyperlink>
+      <w:r>
+        <w:rPr>
+          <w:rFonts w:ascii="Arial" w:cs="Arial" w:eastAsia="Arial" w:hAnsi="Arial"/>
+          <w:color w:val="666666"/>
+          <w:sz w:val="14"/>
+          <w:szCs w:val="14"/>
+        </w:rPr>
+        <w:t xml:space="preserve">).</w:t>
+      </w:r>
+    </w:p>
     <w:p>
       <w:r>
         <w:br w:type="page"/>
@@ -20752,7 +21277,7 @@
             <w:pPr>
               <w:spacing w:after="20" w:before="0"/>
             </w:pPr>
-            <w:hyperlink w:history="1" r:id="rIdetvotihj5coxtfist0bvh">
+            <w:hyperlink w:history="1" r:id="rIdvw5a5nesgezhyzwtgvh2k">
               <w:r>
                 <w:rPr>
                   <w:rFonts w:ascii="Arial" w:cs="Arial" w:eastAsia="Arial" w:hAnsi="Arial"/>
@@ -20785,7 +21310,7 @@
               <w:spacing w:after="10" w:before="0"/>
               <w:ind w:left="120"/>
             </w:pPr>
-            <w:hyperlink w:history="1" r:id="rId4rlavbdwkvhxvhfjmsafg">
+            <w:hyperlink w:history="1" r:id="rIdcle15qtbnuw7iixxmgqwf">
               <w:r>
                 <w:rPr>
                   <w:rFonts w:ascii="Arial" w:cs="Arial" w:eastAsia="Arial" w:hAnsi="Arial"/>
@@ -20830,7 +21355,7 @@
             <w:pPr>
               <w:spacing w:after="20" w:before="0"/>
             </w:pPr>
-            <w:hyperlink w:history="1" r:id="rIdvro5tpvpproxsinbtafss">
+            <w:hyperlink w:history="1" r:id="rIdhj-w7evuhynrfukfbvz3c">
               <w:r>
                 <w:rPr>
                   <w:rFonts w:ascii="Arial" w:cs="Arial" w:eastAsia="Arial" w:hAnsi="Arial"/>
@@ -20863,7 +21388,7 @@
               <w:spacing w:after="10" w:before="0"/>
               <w:ind w:left="120"/>
             </w:pPr>
-            <w:hyperlink w:history="1" r:id="rIdzq9nvqva5mta_wsx58jmm">
+            <w:hyperlink w:history="1" r:id="rId2xvycymcdwk2nrqhnjqhb">
               <w:r>
                 <w:rPr>
                   <w:rFonts w:ascii="Arial" w:cs="Arial" w:eastAsia="Arial" w:hAnsi="Arial"/>
@@ -21058,7 +21583,7 @@
             <w:pPr>
               <w:spacing w:after="20" w:before="0"/>
             </w:pPr>
-            <w:hyperlink w:history="1" r:id="rIdrqelewlape8wmafugx-u9">
+            <w:hyperlink w:history="1" r:id="rIdufbde6fcpxubkasf5kryd">
               <w:r>
                 <w:rPr>
                   <w:rFonts w:ascii="Arial" w:cs="Arial" w:eastAsia="Arial" w:hAnsi="Arial"/>
@@ -21091,7 +21616,7 @@
               <w:spacing w:after="10" w:before="0"/>
               <w:ind w:left="120"/>
             </w:pPr>
-            <w:hyperlink w:history="1" r:id="rIdwojurrth-fiq3au3ji5iv">
+            <w:hyperlink w:history="1" r:id="rIdgfvdcx2v7ptpksf-ayvyq">
               <w:r>
                 <w:rPr>
                   <w:rFonts w:ascii="Arial" w:cs="Arial" w:eastAsia="Arial" w:hAnsi="Arial"/>
@@ -21136,7 +21661,7 @@
             <w:pPr>
               <w:spacing w:after="20" w:before="0"/>
             </w:pPr>
-            <w:hyperlink w:history="1" r:id="rIdemdurebwhjcbwhcspnhbv">
+            <w:hyperlink w:history="1" r:id="rIdkicrsq1tmum-kqjviknwc">
               <w:r>
                 <w:rPr>
                   <w:rFonts w:ascii="Arial" w:cs="Arial" w:eastAsia="Arial" w:hAnsi="Arial"/>
@@ -21169,7 +21694,7 @@
               <w:spacing w:after="10" w:before="0"/>
               <w:ind w:left="120"/>
             </w:pPr>
-            <w:hyperlink w:history="1" r:id="rId7_job5oh_erk0pmxea2d1">
+            <w:hyperlink w:history="1" r:id="rIdadvk6o9libk1h8niuwwch">
               <w:r>
                 <w:rPr>
                   <w:rFonts w:ascii="Arial" w:cs="Arial" w:eastAsia="Arial" w:hAnsi="Arial"/>
@@ -21364,7 +21889,7 @@
             <w:pPr>
               <w:spacing w:after="20" w:before="0"/>
             </w:pPr>
-            <w:hyperlink w:history="1" r:id="rIdkqo830sm8ywgkkwxbajgn">
+            <w:hyperlink w:history="1" r:id="rId7sw28cavojjjykxmhcgth">
               <w:r>
                 <w:rPr>
                   <w:rFonts w:ascii="Arial" w:cs="Arial" w:eastAsia="Arial" w:hAnsi="Arial"/>
@@ -21397,7 +21922,7 @@
               <w:spacing w:after="10" w:before="0"/>
               <w:ind w:left="120"/>
             </w:pPr>
-            <w:hyperlink w:history="1" r:id="rIdbxt4ju6-eb2ibqqipgila">
+            <w:hyperlink w:history="1" r:id="rId5d3dc3j9amvww-grqnpxe">
               <w:r>
                 <w:rPr>
                   <w:rFonts w:ascii="Arial" w:cs="Arial" w:eastAsia="Arial" w:hAnsi="Arial"/>
@@ -21442,7 +21967,7 @@
             <w:pPr>
               <w:spacing w:after="20" w:before="0"/>
             </w:pPr>
-            <w:hyperlink w:history="1" r:id="rIdgey_8culz2clhc7acezyi">
+            <w:hyperlink w:history="1" r:id="rIdgikqhdr5j3ugpl8a7nhdl">
               <w:r>
                 <w:rPr>
                   <w:rFonts w:ascii="Arial" w:cs="Arial" w:eastAsia="Arial" w:hAnsi="Arial"/>
@@ -21475,7 +22000,7 @@
               <w:spacing w:after="10" w:before="0"/>
               <w:ind w:left="120"/>
             </w:pPr>
-            <w:hyperlink w:history="1" r:id="rIdhr9b4zxmg96bouxrbs0gh">
+            <w:hyperlink w:history="1" r:id="rIdjm3p7vnmgkqr8nrwz5tpx">
               <w:r>
                 <w:rPr>
                   <w:rFonts w:ascii="Arial" w:cs="Arial" w:eastAsia="Arial" w:hAnsi="Arial"/>
@@ -21670,7 +22195,7 @@
             <w:pPr>
               <w:spacing w:after="20" w:before="0"/>
             </w:pPr>
-            <w:hyperlink w:history="1" r:id="rIdthuyx1-wfpgwrjo3bxbxb">
+            <w:hyperlink w:history="1" r:id="rIdumeovmvy_yb3h2eytp_hp">
               <w:r>
                 <w:rPr>
                   <w:rFonts w:ascii="Arial" w:cs="Arial" w:eastAsia="Arial" w:hAnsi="Arial"/>
@@ -21703,7 +22228,7 @@
               <w:spacing w:after="10" w:before="0"/>
               <w:ind w:left="120"/>
             </w:pPr>
-            <w:hyperlink w:history="1" r:id="rIdfbh-h9hax3evm7vonlxys">
+            <w:hyperlink w:history="1" r:id="rIdhssjuh-xhalqhqenbewqy">
               <w:r>
                 <w:rPr>
                   <w:rFonts w:ascii="Arial" w:cs="Arial" w:eastAsia="Arial" w:hAnsi="Arial"/>
@@ -21748,7 +22273,7 @@
             <w:pPr>
               <w:spacing w:after="20" w:before="0"/>
             </w:pPr>
-            <w:hyperlink w:history="1" r:id="rIdwfnirgzrfjyp13d-qf2n-">
+            <w:hyperlink w:history="1" r:id="rIduldd0tr9vtxvtrgj5tby7">
               <w:r>
                 <w:rPr>
                   <w:rFonts w:ascii="Arial" w:cs="Arial" w:eastAsia="Arial" w:hAnsi="Arial"/>
@@ -21781,7 +22306,7 @@
               <w:spacing w:after="10" w:before="0"/>
               <w:ind w:left="120"/>
             </w:pPr>
-            <w:hyperlink w:history="1" r:id="rIdjxxyaj1k3quuvlozuembq">
+            <w:hyperlink w:history="1" r:id="rIdze2zi7vwtvlbosczfkke6">
               <w:r>
                 <w:rPr>
                   <w:rFonts w:ascii="Arial" w:cs="Arial" w:eastAsia="Arial" w:hAnsi="Arial"/>
@@ -21976,7 +22501,7 @@
             <w:pPr>
               <w:spacing w:after="20" w:before="0"/>
             </w:pPr>
-            <w:hyperlink w:history="1" r:id="rId5checiqtvxbqgisc1v5nj">
+            <w:hyperlink w:history="1" r:id="rId3edwtcfmjgmbswx2izw6f">
               <w:r>
                 <w:rPr>
                   <w:rFonts w:ascii="Arial" w:cs="Arial" w:eastAsia="Arial" w:hAnsi="Arial"/>
@@ -22009,7 +22534,7 @@
               <w:spacing w:after="10" w:before="0"/>
               <w:ind w:left="120"/>
             </w:pPr>
-            <w:hyperlink w:history="1" r:id="rIdzuqh-lympk0xcjhp7pevt">
+            <w:hyperlink w:history="1" r:id="rIdo8mfedyqbsdstg87wfjxl">
               <w:r>
                 <w:rPr>
                   <w:rFonts w:ascii="Arial" w:cs="Arial" w:eastAsia="Arial" w:hAnsi="Arial"/>
@@ -22054,7 +22579,7 @@
             <w:pPr>
               <w:spacing w:after="20" w:before="0"/>
             </w:pPr>
-            <w:hyperlink w:history="1" r:id="rIdn2c0tyov9z1qwmqimxtdz">
+            <w:hyperlink w:history="1" r:id="rIdolsjy58rqajrc1jhozfac">
               <w:r>
                 <w:rPr>
                   <w:rFonts w:ascii="Arial" w:cs="Arial" w:eastAsia="Arial" w:hAnsi="Arial"/>
@@ -22087,7 +22612,7 @@
               <w:spacing w:after="10" w:before="0"/>
               <w:ind w:left="120"/>
             </w:pPr>
-            <w:hyperlink w:history="1" r:id="rIdxr1jrxij0m8wdk-sh9mpc">
+            <w:hyperlink w:history="1" r:id="rIdokrfvpeie8puorclijq-9">
               <w:r>
                 <w:rPr>
                   <w:rFonts w:ascii="Arial" w:cs="Arial" w:eastAsia="Arial" w:hAnsi="Arial"/>
@@ -22678,6 +23203,65 @@
         </w:tc>
       </w:tr>
     </w:tbl>
+    <w:p>
+      <w:pPr>
+        <w:pBdr>
+          <w:top w:val="single" w:color="BBBBBB" w:sz="4" w:space="4"/>
+        </w:pBdr>
+        <w:spacing w:after="0" w:before="160"/>
+      </w:pPr>
+      <w:r>
+        <w:rPr>
+          <w:rFonts w:ascii="Arial" w:cs="Arial" w:eastAsia="Arial" w:hAnsi="Arial"/>
+          <w:color w:val="666666"/>
+          <w:sz w:val="14"/>
+          <w:szCs w:val="14"/>
+        </w:rPr>
+        <w:t xml:space="preserve">© 2026 SeaVuria and ARES. Aligned with KICD objectives. Developed by SeaVuria; technical implementation by ARES (with AI assistance from Claude). Licensed under </w:t>
+      </w:r>
+      <w:hyperlink w:history="1" r:id="rIdkzq7jhpchpxiwfclq4qoe">
+        <w:r>
+          <w:rPr>
+            <w:rFonts w:ascii="Arial" w:cs="Arial" w:eastAsia="Arial" w:hAnsi="Arial"/>
+            <w:color w:val="1F6B75"/>
+            <w:sz w:val="14"/>
+            <w:szCs w:val="14"/>
+            <w:u w:val="single" w:color="1F6B75"/>
+          </w:rPr>
+          <w:t xml:space="preserve">CC BY-NC 4.0</w:t>
+        </w:r>
+      </w:hyperlink>
+      <w:r>
+        <w:rPr>
+          <w:rFonts w:ascii="Arial" w:cs="Arial" w:eastAsia="Arial" w:hAnsi="Arial"/>
+          <w:color w:val="666666"/>
+          <w:sz w:val="14"/>
+          <w:szCs w:val="14"/>
+        </w:rPr>
+        <w:t xml:space="preserve"> (</w:t>
+      </w:r>
+      <w:hyperlink w:history="1" r:id="rIdmudpmio2hf5vrzonziadu">
+        <w:r>
+          <w:rPr>
+            <w:rFonts w:ascii="Arial" w:cs="Arial" w:eastAsia="Arial" w:hAnsi="Arial"/>
+            <w:color w:val="1F6B75"/>
+            <w:sz w:val="14"/>
+            <w:szCs w:val="14"/>
+            <w:u w:val="single" w:color="1F6B75"/>
+          </w:rPr>
+          <w:t xml:space="preserve">https://creativecommons.org/licenses/by-nc/4.0/</w:t>
+        </w:r>
+      </w:hyperlink>
+      <w:r>
+        <w:rPr>
+          <w:rFonts w:ascii="Arial" w:cs="Arial" w:eastAsia="Arial" w:hAnsi="Arial"/>
+          <w:color w:val="666666"/>
+          <w:sz w:val="14"/>
+          <w:szCs w:val="14"/>
+        </w:rPr>
+        <w:t xml:space="preserve">).</w:t>
+      </w:r>
+    </w:p>
     <w:p>
       <w:r>
         <w:br w:type="page"/>
@@ -23669,7 +24253,7 @@
             <w:pPr>
               <w:spacing w:after="20" w:before="0"/>
             </w:pPr>
-            <w:hyperlink w:history="1" r:id="rIdajoyo1cqaquk4tecs6fon">
+            <w:hyperlink w:history="1" r:id="rIdov8yshg5v5xirfjktayel">
               <w:r>
                 <w:rPr>
                   <w:rFonts w:ascii="Arial" w:cs="Arial" w:eastAsia="Arial" w:hAnsi="Arial"/>
@@ -23702,7 +24286,7 @@
               <w:spacing w:after="10" w:before="0"/>
               <w:ind w:left="120"/>
             </w:pPr>
-            <w:hyperlink w:history="1" r:id="rIdlwjnzzbaa25rw5pszffp9">
+            <w:hyperlink w:history="1" r:id="rId7igstamqzab59rcmk-849">
               <w:r>
                 <w:rPr>
                   <w:rFonts w:ascii="Arial" w:cs="Arial" w:eastAsia="Arial" w:hAnsi="Arial"/>
@@ -23764,7 +24348,7 @@
               <w:spacing w:after="10" w:before="0"/>
               <w:ind w:left="120"/>
             </w:pPr>
-            <w:hyperlink w:history="1" r:id="rIdgtyleomihtqx6cuwptpgp">
+            <w:hyperlink w:history="1" r:id="rIdw2oan029_8bpe2i7ny_zm">
               <w:r>
                 <w:rPr>
                   <w:rFonts w:ascii="Arial" w:cs="Arial" w:eastAsia="Arial" w:hAnsi="Arial"/>
@@ -23974,7 +24558,7 @@
             <w:pPr>
               <w:spacing w:after="20" w:before="0"/>
             </w:pPr>
-            <w:hyperlink w:history="1" r:id="rIdmhdaka8549h54qhzyftmg">
+            <w:hyperlink w:history="1" r:id="rIdzzsvkyp_b8ub52gpss0wt">
               <w:r>
                 <w:rPr>
                   <w:rFonts w:ascii="Arial" w:cs="Arial" w:eastAsia="Arial" w:hAnsi="Arial"/>
@@ -24007,7 +24591,7 @@
               <w:spacing w:after="10" w:before="0"/>
               <w:ind w:left="120"/>
             </w:pPr>
-            <w:hyperlink w:history="1" r:id="rIdjgdnsljx3wvmhqrtqgqde">
+            <w:hyperlink w:history="1" r:id="rId3zbhcz3amxcklvcjojr-8">
               <w:r>
                 <w:rPr>
                   <w:rFonts w:ascii="Arial" w:cs="Arial" w:eastAsia="Arial" w:hAnsi="Arial"/>
@@ -24069,7 +24653,7 @@
               <w:spacing w:after="10" w:before="0"/>
               <w:ind w:left="120"/>
             </w:pPr>
-            <w:hyperlink w:history="1" r:id="rIdmvmlufa1mxo7vfdxqqd3a">
+            <w:hyperlink w:history="1" r:id="rIdsextkyw2uyq-1jkjujj80">
               <w:r>
                 <w:rPr>
                   <w:rFonts w:ascii="Arial" w:cs="Arial" w:eastAsia="Arial" w:hAnsi="Arial"/>
@@ -24279,7 +24863,7 @@
             <w:pPr>
               <w:spacing w:after="20" w:before="0"/>
             </w:pPr>
-            <w:hyperlink w:history="1" r:id="rIdcgw6ab3ndbwvvqtye3iay">
+            <w:hyperlink w:history="1" r:id="rIdnev7vwjnovoveqk9foy3v">
               <w:r>
                 <w:rPr>
                   <w:rFonts w:ascii="Arial" w:cs="Arial" w:eastAsia="Arial" w:hAnsi="Arial"/>
@@ -24312,7 +24896,7 @@
               <w:spacing w:after="10" w:before="0"/>
               <w:ind w:left="120"/>
             </w:pPr>
-            <w:hyperlink w:history="1" r:id="rIdpescbw-mlc6nr8u_mb92p">
+            <w:hyperlink w:history="1" r:id="rIdtfqvsxyp5qcr4zj1p4rrw">
               <w:r>
                 <w:rPr>
                   <w:rFonts w:ascii="Arial" w:cs="Arial" w:eastAsia="Arial" w:hAnsi="Arial"/>
@@ -24374,7 +24958,7 @@
               <w:spacing w:after="10" w:before="0"/>
               <w:ind w:left="120"/>
             </w:pPr>
-            <w:hyperlink w:history="1" r:id="rIdiscfszu2cusy0xndqg37a">
+            <w:hyperlink w:history="1" r:id="rIdl8luy8r02y8jvzxhxly-f">
               <w:r>
                 <w:rPr>
                   <w:rFonts w:ascii="Arial" w:cs="Arial" w:eastAsia="Arial" w:hAnsi="Arial"/>
@@ -24584,7 +25168,7 @@
             <w:pPr>
               <w:spacing w:after="20" w:before="0"/>
             </w:pPr>
-            <w:hyperlink w:history="1" r:id="rIdjz7eem5ocj0vrpczntwe8">
+            <w:hyperlink w:history="1" r:id="rIdz22glondv9no30ly3vtwt">
               <w:r>
                 <w:rPr>
                   <w:rFonts w:ascii="Arial" w:cs="Arial" w:eastAsia="Arial" w:hAnsi="Arial"/>
@@ -24617,7 +25201,7 @@
               <w:spacing w:after="10" w:before="0"/>
               <w:ind w:left="120"/>
             </w:pPr>
-            <w:hyperlink w:history="1" r:id="rIdefoqacpa5v98fbp43eafy">
+            <w:hyperlink w:history="1" r:id="rIdrhz7h-4zuzuvnto9jklwg">
               <w:r>
                 <w:rPr>
                   <w:rFonts w:ascii="Arial" w:cs="Arial" w:eastAsia="Arial" w:hAnsi="Arial"/>
@@ -24679,7 +25263,7 @@
               <w:spacing w:after="10" w:before="0"/>
               <w:ind w:left="120"/>
             </w:pPr>
-            <w:hyperlink w:history="1" r:id="rIdfbfpl1dcxwwuaum-blbn_">
+            <w:hyperlink w:history="1" r:id="rIdijyzh2ahkt8hw3bkqml1r">
               <w:r>
                 <w:rPr>
                   <w:rFonts w:ascii="Arial" w:cs="Arial" w:eastAsia="Arial" w:hAnsi="Arial"/>
@@ -24889,7 +25473,7 @@
             <w:pPr>
               <w:spacing w:after="20" w:before="0"/>
             </w:pPr>
-            <w:hyperlink w:history="1" r:id="rIdndmoattkrz_i4ffi37c8u">
+            <w:hyperlink w:history="1" r:id="rIdt3ksqwsxyatdok8kg806a">
               <w:r>
                 <w:rPr>
                   <w:rFonts w:ascii="Arial" w:cs="Arial" w:eastAsia="Arial" w:hAnsi="Arial"/>
@@ -24922,7 +25506,7 @@
               <w:spacing w:after="10" w:before="0"/>
               <w:ind w:left="120"/>
             </w:pPr>
-            <w:hyperlink w:history="1" r:id="rIdp0xxgtizvihoib4oj2r75">
+            <w:hyperlink w:history="1" r:id="rId7cpnffonzxytupd3-b-tf">
               <w:r>
                 <w:rPr>
                   <w:rFonts w:ascii="Arial" w:cs="Arial" w:eastAsia="Arial" w:hAnsi="Arial"/>
@@ -24984,7 +25568,7 @@
               <w:spacing w:after="10" w:before="0"/>
               <w:ind w:left="120"/>
             </w:pPr>
-            <w:hyperlink w:history="1" r:id="rIdtwbufinn_g45l0-_lja2c">
+            <w:hyperlink w:history="1" r:id="rIdjhkvsjat2mkbmv6uoy1mj">
               <w:r>
                 <w:rPr>
                   <w:rFonts w:ascii="Arial" w:cs="Arial" w:eastAsia="Arial" w:hAnsi="Arial"/>
@@ -25761,6 +26345,65 @@
         </w:tc>
       </w:tr>
     </w:tbl>
+    <w:p>
+      <w:pPr>
+        <w:pBdr>
+          <w:top w:val="single" w:color="BBBBBB" w:sz="4" w:space="4"/>
+        </w:pBdr>
+        <w:spacing w:after="0" w:before="160"/>
+      </w:pPr>
+      <w:r>
+        <w:rPr>
+          <w:rFonts w:ascii="Arial" w:cs="Arial" w:eastAsia="Arial" w:hAnsi="Arial"/>
+          <w:color w:val="666666"/>
+          <w:sz w:val="14"/>
+          <w:szCs w:val="14"/>
+        </w:rPr>
+        <w:t xml:space="preserve">© 2026 SeaVuria and ARES. Aligned with KICD objectives. Developed by SeaVuria; technical implementation by ARES (with AI assistance from Claude). Licensed under </w:t>
+      </w:r>
+      <w:hyperlink w:history="1" r:id="rId8ctvx9ukklatzjclffx8v">
+        <w:r>
+          <w:rPr>
+            <w:rFonts w:ascii="Arial" w:cs="Arial" w:eastAsia="Arial" w:hAnsi="Arial"/>
+            <w:color w:val="1F6B75"/>
+            <w:sz w:val="14"/>
+            <w:szCs w:val="14"/>
+            <w:u w:val="single" w:color="1F6B75"/>
+          </w:rPr>
+          <w:t xml:space="preserve">CC BY-NC 4.0</w:t>
+        </w:r>
+      </w:hyperlink>
+      <w:r>
+        <w:rPr>
+          <w:rFonts w:ascii="Arial" w:cs="Arial" w:eastAsia="Arial" w:hAnsi="Arial"/>
+          <w:color w:val="666666"/>
+          <w:sz w:val="14"/>
+          <w:szCs w:val="14"/>
+        </w:rPr>
+        <w:t xml:space="preserve"> (</w:t>
+      </w:r>
+      <w:hyperlink w:history="1" r:id="rId7vrazkwnwpvsmlinhxnsj">
+        <w:r>
+          <w:rPr>
+            <w:rFonts w:ascii="Arial" w:cs="Arial" w:eastAsia="Arial" w:hAnsi="Arial"/>
+            <w:color w:val="1F6B75"/>
+            <w:sz w:val="14"/>
+            <w:szCs w:val="14"/>
+            <w:u w:val="single" w:color="1F6B75"/>
+          </w:rPr>
+          <w:t xml:space="preserve">https://creativecommons.org/licenses/by-nc/4.0/</w:t>
+        </w:r>
+      </w:hyperlink>
+      <w:r>
+        <w:rPr>
+          <w:rFonts w:ascii="Arial" w:cs="Arial" w:eastAsia="Arial" w:hAnsi="Arial"/>
+          <w:color w:val="666666"/>
+          <w:sz w:val="14"/>
+          <w:szCs w:val="14"/>
+        </w:rPr>
+        <w:t xml:space="preserve">).</w:t>
+      </w:r>
+    </w:p>
     <w:p>
       <w:r>
         <w:br w:type="page"/>

--- a/data/outputs/v2/General_Science/SS2.3_Chemical_Bonding/General_Science_Chemical_Bonding_CBE_LessonSequence.docx
+++ b/data/outputs/v2/General_Science/SS2.3_Chemical_Bonding/General_Science_Chemical_Bonding_CBE_LessonSequence.docx
@@ -38,6 +38,2501 @@
           <w:szCs w:val="22"/>
         </w:rPr>
         <w:t xml:space="preserve">CBE Phenomenon-Driven Lesson Sequence — Sub-Strand 2.3 (8 Lessons)</w:t>
+      </w:r>
+    </w:p>
+    <w:p>
+      <w:pPr>
+        <w:spacing w:after="120"/>
+      </w:pPr>
+      <w:r>
+        <w:t xml:space="preserve"/>
+      </w:r>
+    </w:p>
+    <w:tbl>
+      <w:tblPr>
+        <w:tblW w:type="dxa" w:w="13680"/>
+        <w:tblBorders>
+          <w:top w:val="single" w:color="AAAAAA" w:sz="4"/>
+          <w:left w:val="single" w:color="AAAAAA" w:sz="4"/>
+          <w:bottom w:val="single" w:color="AAAAAA" w:sz="4"/>
+          <w:right w:val="single" w:color="AAAAAA" w:sz="4"/>
+          <w:insideH w:val="single" w:color="auto" w:sz="4"/>
+          <w:insideV w:val="single" w:color="auto" w:sz="4"/>
+        </w:tblBorders>
+        <w:tblLayout w:type="fixed"/>
+      </w:tblPr>
+      <w:tblGrid>
+        <w:gridCol w:w="3000"/>
+        <w:gridCol w:w="10680"/>
+      </w:tblGrid>
+      <w:tr>
+        <w:tc>
+          <w:tcPr>
+            <w:tcW w:type="dxa" w:w="13680"/>
+            <w:gridSpan w:val="2"/>
+            <w:shd w:fill="1F3864" w:color="auto" w:val="clear"/>
+            <w:tcMar>
+              <w:top w:type="dxa" w:w="60"/>
+              <w:left w:type="dxa" w:w="120"/>
+              <w:bottom w:type="dxa" w:w="60"/>
+              <w:right w:type="dxa" w:w="120"/>
+            </w:tcMar>
+            <w:vAlign w:val="top"/>
+          </w:tcPr>
+          <w:p>
+            <w:pPr>
+              <w:spacing w:after="40" w:before="0"/>
+              <w:jc w:val="center"/>
+            </w:pPr>
+            <w:r>
+              <w:rPr>
+                <w:rFonts w:ascii="Arial" w:cs="Arial" w:eastAsia="Arial" w:hAnsi="Arial"/>
+                <w:b/>
+                <w:bCs/>
+                <w:i w:val="false"/>
+                <w:iCs w:val="false"/>
+                <w:color w:val="FFFFFF"/>
+                <w:sz w:val="22"/>
+                <w:szCs w:val="22"/>
+              </w:rPr>
+              <w:t xml:space="preserve">SUB-STRAND OVERVIEW</w:t>
+            </w:r>
+          </w:p>
+        </w:tc>
+      </w:tr>
+      <w:tr>
+        <w:tc>
+          <w:tcPr>
+            <w:tcW w:type="dxa" w:w="3000"/>
+            <w:shd w:fill="D5E8F0" w:color="auto" w:val="clear"/>
+            <w:tcMar>
+              <w:top w:type="dxa" w:w="60"/>
+              <w:left w:type="dxa" w:w="120"/>
+              <w:bottom w:type="dxa" w:w="60"/>
+              <w:right w:type="dxa" w:w="120"/>
+            </w:tcMar>
+            <w:vAlign w:val="top"/>
+          </w:tcPr>
+          <w:p>
+            <w:pPr>
+              <w:spacing w:after="40" w:before="0"/>
+              <w:jc w:val="left"/>
+            </w:pPr>
+            <w:r>
+              <w:rPr>
+                <w:rFonts w:ascii="Arial" w:cs="Arial" w:eastAsia="Arial" w:hAnsi="Arial"/>
+                <w:b/>
+                <w:bCs/>
+                <w:i w:val="false"/>
+                <w:iCs w:val="false"/>
+                <w:color w:val="000000"/>
+                <w:sz w:val="18"/>
+                <w:szCs w:val="18"/>
+              </w:rPr>
+              <w:t xml:space="preserve">Grade Level</w:t>
+            </w:r>
+          </w:p>
+        </w:tc>
+        <w:tc>
+          <w:tcPr>
+            <w:tcW w:type="dxa" w:w="10680"/>
+            <w:shd w:fill="FFFFFF" w:color="auto" w:val="clear"/>
+            <w:tcMar>
+              <w:top w:type="dxa" w:w="60"/>
+              <w:left w:type="dxa" w:w="120"/>
+              <w:bottom w:type="dxa" w:w="60"/>
+              <w:right w:type="dxa" w:w="120"/>
+            </w:tcMar>
+            <w:vAlign w:val="top"/>
+          </w:tcPr>
+          <w:p>
+            <w:pPr>
+              <w:spacing w:after="40" w:before="0"/>
+              <w:jc w:val="left"/>
+            </w:pPr>
+            <w:r>
+              <w:rPr>
+                <w:rFonts w:ascii="Arial" w:cs="Arial" w:eastAsia="Arial" w:hAnsi="Arial"/>
+                <w:b w:val="false"/>
+                <w:bCs w:val="false"/>
+                <w:i w:val="false"/>
+                <w:iCs w:val="false"/>
+                <w:color w:val="000000"/>
+                <w:sz w:val="18"/>
+                <w:szCs w:val="18"/>
+              </w:rPr>
+              <w:t xml:space="preserve">10</w:t>
+            </w:r>
+          </w:p>
+        </w:tc>
+      </w:tr>
+      <w:tr>
+        <w:tc>
+          <w:tcPr>
+            <w:tcW w:type="dxa" w:w="3000"/>
+            <w:shd w:fill="D5E8F0" w:color="auto" w:val="clear"/>
+            <w:tcMar>
+              <w:top w:type="dxa" w:w="60"/>
+              <w:left w:type="dxa" w:w="120"/>
+              <w:bottom w:type="dxa" w:w="60"/>
+              <w:right w:type="dxa" w:w="120"/>
+            </w:tcMar>
+            <w:vAlign w:val="top"/>
+          </w:tcPr>
+          <w:p>
+            <w:pPr>
+              <w:spacing w:after="40" w:before="0"/>
+              <w:jc w:val="left"/>
+            </w:pPr>
+            <w:r>
+              <w:rPr>
+                <w:rFonts w:ascii="Arial" w:cs="Arial" w:eastAsia="Arial" w:hAnsi="Arial"/>
+                <w:b/>
+                <w:bCs/>
+                <w:i w:val="false"/>
+                <w:iCs w:val="false"/>
+                <w:color w:val="000000"/>
+                <w:sz w:val="18"/>
+                <w:szCs w:val="18"/>
+              </w:rPr>
+              <w:t xml:space="preserve">Subject</w:t>
+            </w:r>
+          </w:p>
+        </w:tc>
+        <w:tc>
+          <w:tcPr>
+            <w:tcW w:type="dxa" w:w="10680"/>
+            <w:shd w:fill="FFFFFF" w:color="auto" w:val="clear"/>
+            <w:tcMar>
+              <w:top w:type="dxa" w:w="60"/>
+              <w:left w:type="dxa" w:w="120"/>
+              <w:bottom w:type="dxa" w:w="60"/>
+              <w:right w:type="dxa" w:w="120"/>
+            </w:tcMar>
+            <w:vAlign w:val="top"/>
+          </w:tcPr>
+          <w:p>
+            <w:pPr>
+              <w:spacing w:after="40" w:before="0"/>
+              <w:jc w:val="left"/>
+            </w:pPr>
+            <w:r>
+              <w:rPr>
+                <w:rFonts w:ascii="Arial" w:cs="Arial" w:eastAsia="Arial" w:hAnsi="Arial"/>
+                <w:b w:val="false"/>
+                <w:bCs w:val="false"/>
+                <w:i w:val="false"/>
+                <w:iCs w:val="false"/>
+                <w:color w:val="000000"/>
+                <w:sz w:val="18"/>
+                <w:szCs w:val="18"/>
+              </w:rPr>
+              <w:t xml:space="preserve">General Science</w:t>
+            </w:r>
+          </w:p>
+        </w:tc>
+      </w:tr>
+      <w:tr>
+        <w:tc>
+          <w:tcPr>
+            <w:tcW w:type="dxa" w:w="3000"/>
+            <w:shd w:fill="D5E8F0" w:color="auto" w:val="clear"/>
+            <w:tcMar>
+              <w:top w:type="dxa" w:w="60"/>
+              <w:left w:type="dxa" w:w="120"/>
+              <w:bottom w:type="dxa" w:w="60"/>
+              <w:right w:type="dxa" w:w="120"/>
+            </w:tcMar>
+            <w:vAlign w:val="top"/>
+          </w:tcPr>
+          <w:p>
+            <w:pPr>
+              <w:spacing w:after="40" w:before="0"/>
+              <w:jc w:val="left"/>
+            </w:pPr>
+            <w:r>
+              <w:rPr>
+                <w:rFonts w:ascii="Arial" w:cs="Arial" w:eastAsia="Arial" w:hAnsi="Arial"/>
+                <w:b/>
+                <w:bCs/>
+                <w:i w:val="false"/>
+                <w:iCs w:val="false"/>
+                <w:color w:val="000000"/>
+                <w:sz w:val="18"/>
+                <w:szCs w:val="18"/>
+              </w:rPr>
+              <w:t xml:space="preserve">Strand</w:t>
+            </w:r>
+          </w:p>
+        </w:tc>
+        <w:tc>
+          <w:tcPr>
+            <w:tcW w:type="dxa" w:w="10680"/>
+            <w:shd w:fill="FFFFFF" w:color="auto" w:val="clear"/>
+            <w:tcMar>
+              <w:top w:type="dxa" w:w="60"/>
+              <w:left w:type="dxa" w:w="120"/>
+              <w:bottom w:type="dxa" w:w="60"/>
+              <w:right w:type="dxa" w:w="120"/>
+            </w:tcMar>
+            <w:vAlign w:val="top"/>
+          </w:tcPr>
+          <w:p>
+            <w:pPr>
+              <w:spacing w:after="40" w:before="0"/>
+              <w:jc w:val="left"/>
+            </w:pPr>
+            <w:r>
+              <w:rPr>
+                <w:rFonts w:ascii="Arial" w:cs="Arial" w:eastAsia="Arial" w:hAnsi="Arial"/>
+                <w:b w:val="false"/>
+                <w:bCs w:val="false"/>
+                <w:i w:val="false"/>
+                <w:iCs w:val="false"/>
+                <w:color w:val="000000"/>
+                <w:sz w:val="18"/>
+                <w:szCs w:val="18"/>
+              </w:rPr>
+              <w:t xml:space="preserve">Strand 2.0: Matter and Chemical Reactions</w:t>
+            </w:r>
+          </w:p>
+        </w:tc>
+      </w:tr>
+      <w:tr>
+        <w:tc>
+          <w:tcPr>
+            <w:tcW w:type="dxa" w:w="3000"/>
+            <w:shd w:fill="D5E8F0" w:color="auto" w:val="clear"/>
+            <w:tcMar>
+              <w:top w:type="dxa" w:w="60"/>
+              <w:left w:type="dxa" w:w="120"/>
+              <w:bottom w:type="dxa" w:w="60"/>
+              <w:right w:type="dxa" w:w="120"/>
+            </w:tcMar>
+            <w:vAlign w:val="top"/>
+          </w:tcPr>
+          <w:p>
+            <w:pPr>
+              <w:spacing w:after="40" w:before="0"/>
+              <w:jc w:val="left"/>
+            </w:pPr>
+            <w:r>
+              <w:rPr>
+                <w:rFonts w:ascii="Arial" w:cs="Arial" w:eastAsia="Arial" w:hAnsi="Arial"/>
+                <w:b/>
+                <w:bCs/>
+                <w:i w:val="false"/>
+                <w:iCs w:val="false"/>
+                <w:color w:val="000000"/>
+                <w:sz w:val="18"/>
+                <w:szCs w:val="18"/>
+              </w:rPr>
+              <w:t xml:space="preserve">Sub-Strand</w:t>
+            </w:r>
+          </w:p>
+        </w:tc>
+        <w:tc>
+          <w:tcPr>
+            <w:tcW w:type="dxa" w:w="10680"/>
+            <w:shd w:fill="FFFFFF" w:color="auto" w:val="clear"/>
+            <w:tcMar>
+              <w:top w:type="dxa" w:w="60"/>
+              <w:left w:type="dxa" w:w="120"/>
+              <w:bottom w:type="dxa" w:w="60"/>
+              <w:right w:type="dxa" w:w="120"/>
+            </w:tcMar>
+            <w:vAlign w:val="top"/>
+          </w:tcPr>
+          <w:p>
+            <w:pPr>
+              <w:spacing w:after="40" w:before="0"/>
+              <w:jc w:val="left"/>
+            </w:pPr>
+            <w:r>
+              <w:rPr>
+                <w:rFonts w:ascii="Arial" w:cs="Arial" w:eastAsia="Arial" w:hAnsi="Arial"/>
+                <w:b w:val="false"/>
+                <w:bCs w:val="false"/>
+                <w:i w:val="false"/>
+                <w:iCs w:val="false"/>
+                <w:color w:val="000000"/>
+                <w:sz w:val="18"/>
+                <w:szCs w:val="18"/>
+              </w:rPr>
+              <w:t xml:space="preserve">Sub-Strand 2.3: Chemical Bonding</w:t>
+            </w:r>
+          </w:p>
+        </w:tc>
+      </w:tr>
+      <w:tr>
+        <w:tc>
+          <w:tcPr>
+            <w:tcW w:type="dxa" w:w="3000"/>
+            <w:shd w:fill="D5E8F0" w:color="auto" w:val="clear"/>
+            <w:tcMar>
+              <w:top w:type="dxa" w:w="60"/>
+              <w:left w:type="dxa" w:w="120"/>
+              <w:bottom w:type="dxa" w:w="60"/>
+              <w:right w:type="dxa" w:w="120"/>
+            </w:tcMar>
+            <w:vAlign w:val="top"/>
+          </w:tcPr>
+          <w:p>
+            <w:pPr>
+              <w:spacing w:after="40" w:before="0"/>
+              <w:jc w:val="left"/>
+            </w:pPr>
+            <w:r>
+              <w:rPr>
+                <w:rFonts w:ascii="Arial" w:cs="Arial" w:eastAsia="Arial" w:hAnsi="Arial"/>
+                <w:b/>
+                <w:bCs/>
+                <w:i w:val="false"/>
+                <w:iCs w:val="false"/>
+                <w:color w:val="000000"/>
+                <w:sz w:val="18"/>
+                <w:szCs w:val="18"/>
+              </w:rPr>
+              <w:t xml:space="preserve">Total Duration</w:t>
+            </w:r>
+          </w:p>
+        </w:tc>
+        <w:tc>
+          <w:tcPr>
+            <w:tcW w:type="dxa" w:w="10680"/>
+            <w:shd w:fill="FFFFFF" w:color="auto" w:val="clear"/>
+            <w:tcMar>
+              <w:top w:type="dxa" w:w="60"/>
+              <w:left w:type="dxa" w:w="120"/>
+              <w:bottom w:type="dxa" w:w="60"/>
+              <w:right w:type="dxa" w:w="120"/>
+            </w:tcMar>
+            <w:vAlign w:val="top"/>
+          </w:tcPr>
+          <w:p>
+            <w:pPr>
+              <w:spacing w:after="40" w:before="0"/>
+              <w:jc w:val="left"/>
+            </w:pPr>
+            <w:r>
+              <w:rPr>
+                <w:rFonts w:ascii="Arial" w:cs="Arial" w:eastAsia="Arial" w:hAnsi="Arial"/>
+                <w:b w:val="false"/>
+                <w:bCs w:val="false"/>
+                <w:i w:val="false"/>
+                <w:iCs w:val="false"/>
+                <w:color w:val="000000"/>
+                <w:sz w:val="18"/>
+                <w:szCs w:val="18"/>
+              </w:rPr>
+              <w:t xml:space="preserve">8 lessons × 40 minutes = 320 minutes total</w:t>
+            </w:r>
+          </w:p>
+        </w:tc>
+      </w:tr>
+      <w:tr>
+        <w:tc>
+          <w:tcPr>
+            <w:tcW w:type="dxa" w:w="3000"/>
+            <w:shd w:fill="D5E8F0" w:color="auto" w:val="clear"/>
+            <w:tcMar>
+              <w:top w:type="dxa" w:w="60"/>
+              <w:left w:type="dxa" w:w="120"/>
+              <w:bottom w:type="dxa" w:w="60"/>
+              <w:right w:type="dxa" w:w="120"/>
+            </w:tcMar>
+            <w:vAlign w:val="top"/>
+          </w:tcPr>
+          <w:p>
+            <w:pPr>
+              <w:spacing w:after="40" w:before="0"/>
+              <w:jc w:val="left"/>
+            </w:pPr>
+            <w:r>
+              <w:rPr>
+                <w:rFonts w:ascii="Arial" w:cs="Arial" w:eastAsia="Arial" w:hAnsi="Arial"/>
+                <w:b/>
+                <w:bCs/>
+                <w:i w:val="false"/>
+                <w:iCs w:val="false"/>
+                <w:color w:val="000000"/>
+                <w:sz w:val="18"/>
+                <w:szCs w:val="18"/>
+              </w:rPr>
+              <w:t xml:space="preserve">Sub-Strand Content</w:t>
+            </w:r>
+          </w:p>
+        </w:tc>
+        <w:tc>
+          <w:tcPr>
+            <w:tcW w:type="dxa" w:w="10680"/>
+            <w:shd w:fill="FFFFFF" w:color="auto" w:val="clear"/>
+            <w:tcMar>
+              <w:top w:type="dxa" w:w="60"/>
+              <w:left w:type="dxa" w:w="120"/>
+              <w:bottom w:type="dxa" w:w="60"/>
+              <w:right w:type="dxa" w:w="120"/>
+            </w:tcMar>
+            <w:vAlign w:val="top"/>
+          </w:tcPr>
+          <w:p>
+            <w:pPr>
+              <w:spacing w:after="30" w:before="0"/>
+              <w:ind w:left="360" w:hanging="180"/>
+              <w:jc w:val="left"/>
+            </w:pPr>
+            <w:r>
+              <w:rPr>
+                <w:rFonts w:ascii="Arial" w:cs="Arial" w:eastAsia="Arial" w:hAnsi="Arial"/>
+                <w:b w:val="false"/>
+                <w:bCs w:val="false"/>
+                <w:i w:val="false"/>
+                <w:iCs w:val="false"/>
+                <w:color w:val="000000"/>
+                <w:sz w:val="18"/>
+                <w:szCs w:val="18"/>
+              </w:rPr>
+              <w:t xml:space="preserve">–  Bond and bond types (ionic, covalent, dative-covalent, hydrogen, metallic, Van der Waals)</w:t>
+            </w:r>
+          </w:p>
+          <w:p>
+            <w:pPr>
+              <w:spacing w:after="30" w:before="0"/>
+              <w:ind w:left="360" w:hanging="180"/>
+              <w:jc w:val="left"/>
+            </w:pPr>
+            <w:r>
+              <w:rPr>
+                <w:rFonts w:ascii="Arial" w:cs="Arial" w:eastAsia="Arial" w:hAnsi="Arial"/>
+                <w:b w:val="false"/>
+                <w:bCs w:val="false"/>
+                <w:i w:val="false"/>
+                <w:iCs w:val="false"/>
+                <w:color w:val="000000"/>
+                <w:sz w:val="18"/>
+                <w:szCs w:val="18"/>
+              </w:rPr>
+              <w:t xml:space="preserve">–  Bond formation in common compounds and metals</w:t>
+            </w:r>
+          </w:p>
+          <w:p>
+            <w:pPr>
+              <w:spacing w:after="30" w:before="0"/>
+              <w:ind w:left="360" w:hanging="180"/>
+              <w:jc w:val="left"/>
+            </w:pPr>
+            <w:r>
+              <w:rPr>
+                <w:rFonts w:ascii="Arial" w:cs="Arial" w:eastAsia="Arial" w:hAnsi="Arial"/>
+                <w:b w:val="false"/>
+                <w:bCs w:val="false"/>
+                <w:i w:val="false"/>
+                <w:iCs w:val="false"/>
+                <w:color w:val="000000"/>
+                <w:sz w:val="18"/>
+                <w:szCs w:val="18"/>
+              </w:rPr>
+              <w:t xml:space="preserve">–  Dot-and-cross diagrams for selected molecules and compounds (water, sodium chloride, hydrogen gas, oxygen gas, iodine)</w:t>
+            </w:r>
+          </w:p>
+          <w:p>
+            <w:pPr>
+              <w:spacing w:after="30" w:before="0"/>
+              <w:ind w:left="360" w:hanging="180"/>
+              <w:jc w:val="left"/>
+            </w:pPr>
+            <w:r>
+              <w:rPr>
+                <w:rFonts w:ascii="Arial" w:cs="Arial" w:eastAsia="Arial" w:hAnsi="Arial"/>
+                <w:b w:val="false"/>
+                <w:bCs w:val="false"/>
+                <w:i w:val="false"/>
+                <w:iCs w:val="false"/>
+                <w:color w:val="000000"/>
+                <w:sz w:val="18"/>
+                <w:szCs w:val="18"/>
+              </w:rPr>
+              <w:t xml:space="preserve">–  Bond types and their structures (giant ionic, simple molecular, giant atomic, giant metallic)</w:t>
+            </w:r>
+          </w:p>
+          <w:p>
+            <w:pPr>
+              <w:spacing w:after="30" w:before="0"/>
+              <w:ind w:left="360" w:hanging="180"/>
+              <w:jc w:val="left"/>
+            </w:pPr>
+            <w:r>
+              <w:rPr>
+                <w:rFonts w:ascii="Arial" w:cs="Arial" w:eastAsia="Arial" w:hAnsi="Arial"/>
+                <w:b w:val="false"/>
+                <w:bCs w:val="false"/>
+                <w:i w:val="false"/>
+                <w:iCs w:val="false"/>
+                <w:color w:val="000000"/>
+                <w:sz w:val="18"/>
+                <w:szCs w:val="18"/>
+              </w:rPr>
+              <w:t xml:space="preserve">–  Physical properties of elements and compounds as related to bond type (melting point, boiling point, solubility, electrical and thermal conductivity)</w:t>
+            </w:r>
+          </w:p>
+          <w:p>
+            <w:pPr>
+              <w:spacing w:after="30" w:before="0"/>
+              <w:ind w:left="360" w:hanging="180"/>
+              <w:jc w:val="left"/>
+            </w:pPr>
+            <w:r>
+              <w:rPr>
+                <w:rFonts w:ascii="Arial" w:cs="Arial" w:eastAsia="Arial" w:hAnsi="Arial"/>
+                <w:b w:val="false"/>
+                <w:bCs w:val="false"/>
+                <w:i w:val="false"/>
+                <w:iCs w:val="false"/>
+                <w:color w:val="000000"/>
+                <w:sz w:val="18"/>
+                <w:szCs w:val="18"/>
+              </w:rPr>
+              <w:t xml:space="preserve">–  Structure and properties of Diamond</w:t>
+            </w:r>
+          </w:p>
+          <w:p>
+            <w:pPr>
+              <w:spacing w:after="30" w:before="0"/>
+              <w:ind w:left="360" w:hanging="180"/>
+              <w:jc w:val="left"/>
+            </w:pPr>
+            <w:r>
+              <w:rPr>
+                <w:rFonts w:ascii="Arial" w:cs="Arial" w:eastAsia="Arial" w:hAnsi="Arial"/>
+                <w:b w:val="false"/>
+                <w:bCs w:val="false"/>
+                <w:i w:val="false"/>
+                <w:iCs w:val="false"/>
+                <w:color w:val="000000"/>
+                <w:sz w:val="18"/>
+                <w:szCs w:val="18"/>
+              </w:rPr>
+              <w:t xml:space="preserve">–  Structure and properties of Graphite</w:t>
+            </w:r>
+          </w:p>
+          <w:p>
+            <w:pPr>
+              <w:spacing w:after="30" w:before="0"/>
+              <w:ind w:left="360" w:hanging="180"/>
+              <w:jc w:val="left"/>
+            </w:pPr>
+            <w:r>
+              <w:rPr>
+                <w:rFonts w:ascii="Arial" w:cs="Arial" w:eastAsia="Arial" w:hAnsi="Arial"/>
+                <w:b w:val="false"/>
+                <w:bCs w:val="false"/>
+                <w:i w:val="false"/>
+                <w:iCs w:val="false"/>
+                <w:color w:val="000000"/>
+                <w:sz w:val="18"/>
+                <w:szCs w:val="18"/>
+              </w:rPr>
+              <w:t xml:space="preserve">–  Structure and properties of Aluminium</w:t>
+            </w:r>
+          </w:p>
+          <w:p>
+            <w:pPr>
+              <w:spacing w:after="30" w:before="0"/>
+              <w:ind w:left="360" w:hanging="180"/>
+              <w:jc w:val="left"/>
+            </w:pPr>
+            <w:r>
+              <w:rPr>
+                <w:rFonts w:ascii="Arial" w:cs="Arial" w:eastAsia="Arial" w:hAnsi="Arial"/>
+                <w:b w:val="false"/>
+                <w:bCs w:val="false"/>
+                <w:i w:val="false"/>
+                <w:iCs w:val="false"/>
+                <w:color w:val="000000"/>
+                <w:sz w:val="18"/>
+                <w:szCs w:val="18"/>
+              </w:rPr>
+              <w:t xml:space="preserve">–  Uses of Diamond, Graphite and Aluminium based on bond type and structure</w:t>
+            </w:r>
+          </w:p>
+        </w:tc>
+      </w:tr>
+      <w:tr>
+        <w:tc>
+          <w:tcPr>
+            <w:tcW w:type="dxa" w:w="3000"/>
+            <w:shd w:fill="D5E8F0" w:color="auto" w:val="clear"/>
+            <w:tcMar>
+              <w:top w:type="dxa" w:w="60"/>
+              <w:left w:type="dxa" w:w="120"/>
+              <w:bottom w:type="dxa" w:w="60"/>
+              <w:right w:type="dxa" w:w="120"/>
+            </w:tcMar>
+            <w:vAlign w:val="top"/>
+          </w:tcPr>
+          <w:p>
+            <w:pPr>
+              <w:spacing w:after="40" w:before="0"/>
+              <w:jc w:val="left"/>
+            </w:pPr>
+            <w:r>
+              <w:rPr>
+                <w:rFonts w:ascii="Arial" w:cs="Arial" w:eastAsia="Arial" w:hAnsi="Arial"/>
+                <w:b/>
+                <w:bCs/>
+                <w:i w:val="false"/>
+                <w:iCs w:val="false"/>
+                <w:color w:val="000000"/>
+                <w:sz w:val="18"/>
+                <w:szCs w:val="18"/>
+              </w:rPr>
+              <w:t xml:space="preserve">Learning Outcomes</w:t>
+            </w:r>
+          </w:p>
+        </w:tc>
+        <w:tc>
+          <w:tcPr>
+            <w:tcW w:type="dxa" w:w="10680"/>
+            <w:shd w:fill="FFFFFF" w:color="auto" w:val="clear"/>
+            <w:tcMar>
+              <w:top w:type="dxa" w:w="60"/>
+              <w:left w:type="dxa" w:w="120"/>
+              <w:bottom w:type="dxa" w:w="60"/>
+              <w:right w:type="dxa" w:w="120"/>
+            </w:tcMar>
+            <w:vAlign w:val="top"/>
+          </w:tcPr>
+          <w:p>
+            <w:pPr>
+              <w:spacing w:after="40" w:before="0"/>
+              <w:jc w:val="left"/>
+            </w:pPr>
+            <w:r>
+              <w:rPr>
+                <w:rFonts w:ascii="Arial" w:cs="Arial" w:eastAsia="Arial" w:hAnsi="Arial"/>
+                <w:b w:val="false"/>
+                <w:bCs w:val="false"/>
+                <w:i w:val="false"/>
+                <w:iCs w:val="false"/>
+                <w:color w:val="000000"/>
+                <w:sz w:val="18"/>
+                <w:szCs w:val="18"/>
+              </w:rPr>
+              <w:t xml:space="preserve">By the end of the sub-strand, the learner should be able to:</w:t>
+            </w:r>
+          </w:p>
+          <w:p>
+            <w:pPr>
+              <w:spacing w:after="40" w:before="0"/>
+              <w:jc w:val="left"/>
+            </w:pPr>
+            <w:r>
+              <w:rPr>
+                <w:rFonts w:ascii="Arial" w:cs="Arial" w:eastAsia="Arial" w:hAnsi="Arial"/>
+                <w:b w:val="false"/>
+                <w:bCs w:val="false"/>
+                <w:i w:val="false"/>
+                <w:iCs w:val="false"/>
+                <w:color w:val="000000"/>
+                <w:sz w:val="18"/>
+                <w:szCs w:val="18"/>
+              </w:rPr>
+              <w:t xml:space="preserve">a) illustrate chemical bonding in common compounds;</w:t>
+            </w:r>
+          </w:p>
+          <w:p>
+            <w:pPr>
+              <w:spacing w:after="40" w:before="0"/>
+              <w:jc w:val="left"/>
+            </w:pPr>
+            <w:r>
+              <w:rPr>
+                <w:rFonts w:ascii="Arial" w:cs="Arial" w:eastAsia="Arial" w:hAnsi="Arial"/>
+                <w:b w:val="false"/>
+                <w:bCs w:val="false"/>
+                <w:i w:val="false"/>
+                <w:iCs w:val="false"/>
+                <w:color w:val="000000"/>
+                <w:sz w:val="18"/>
+                <w:szCs w:val="18"/>
+              </w:rPr>
+              <w:t xml:space="preserve">b) identify bond types in common compounds;</w:t>
+            </w:r>
+          </w:p>
+          <w:p>
+            <w:pPr>
+              <w:spacing w:after="40" w:before="0"/>
+              <w:jc w:val="left"/>
+            </w:pPr>
+            <w:r>
+              <w:rPr>
+                <w:rFonts w:ascii="Arial" w:cs="Arial" w:eastAsia="Arial" w:hAnsi="Arial"/>
+                <w:b w:val="false"/>
+                <w:bCs w:val="false"/>
+                <w:i w:val="false"/>
+                <w:iCs w:val="false"/>
+                <w:color w:val="000000"/>
+                <w:sz w:val="18"/>
+                <w:szCs w:val="18"/>
+              </w:rPr>
+              <w:t xml:space="preserve">c) distinguish structures of selected elements and compounds;</w:t>
+            </w:r>
+          </w:p>
+          <w:p>
+            <w:pPr>
+              <w:spacing w:after="40" w:before="0"/>
+              <w:jc w:val="left"/>
+            </w:pPr>
+            <w:r>
+              <w:rPr>
+                <w:rFonts w:ascii="Arial" w:cs="Arial" w:eastAsia="Arial" w:hAnsi="Arial"/>
+                <w:b w:val="false"/>
+                <w:bCs w:val="false"/>
+                <w:i w:val="false"/>
+                <w:iCs w:val="false"/>
+                <w:color w:val="000000"/>
+                <w:sz w:val="18"/>
+                <w:szCs w:val="18"/>
+              </w:rPr>
+              <w:t xml:space="preserve">d) describe the relationship between the bond types and the physical properties of elements and compounds;</w:t>
+            </w:r>
+          </w:p>
+          <w:p>
+            <w:pPr>
+              <w:spacing w:after="40" w:before="0"/>
+              <w:jc w:val="left"/>
+            </w:pPr>
+            <w:r>
+              <w:rPr>
+                <w:rFonts w:ascii="Arial" w:cs="Arial" w:eastAsia="Arial" w:hAnsi="Arial"/>
+                <w:b w:val="false"/>
+                <w:bCs w:val="false"/>
+                <w:i w:val="false"/>
+                <w:iCs w:val="false"/>
+                <w:color w:val="000000"/>
+                <w:sz w:val="18"/>
+                <w:szCs w:val="18"/>
+              </w:rPr>
+              <w:t xml:space="preserve">e) select appropriate materials for use based on bond type and structure;</w:t>
+            </w:r>
+          </w:p>
+          <w:p>
+            <w:pPr>
+              <w:spacing w:after="40" w:before="0"/>
+              <w:jc w:val="left"/>
+            </w:pPr>
+            <w:r>
+              <w:rPr>
+                <w:rFonts w:ascii="Arial" w:cs="Arial" w:eastAsia="Arial" w:hAnsi="Arial"/>
+                <w:b w:val="false"/>
+                <w:bCs w:val="false"/>
+                <w:i w:val="false"/>
+                <w:iCs w:val="false"/>
+                <w:color w:val="000000"/>
+                <w:sz w:val="18"/>
+                <w:szCs w:val="18"/>
+              </w:rPr>
+              <w:t xml:space="preserve">f) reflect on the appropriateness of substances used in day-to-day life.</w:t>
+            </w:r>
+          </w:p>
+        </w:tc>
+      </w:tr>
+      <w:tr>
+        <w:tc>
+          <w:tcPr>
+            <w:tcW w:type="dxa" w:w="3000"/>
+            <w:shd w:fill="D5E8F0" w:color="auto" w:val="clear"/>
+            <w:tcMar>
+              <w:top w:type="dxa" w:w="60"/>
+              <w:left w:type="dxa" w:w="120"/>
+              <w:bottom w:type="dxa" w:w="60"/>
+              <w:right w:type="dxa" w:w="120"/>
+            </w:tcMar>
+            <w:vAlign w:val="top"/>
+          </w:tcPr>
+          <w:p>
+            <w:pPr>
+              <w:spacing w:after="40" w:before="0"/>
+              <w:jc w:val="left"/>
+            </w:pPr>
+            <w:r>
+              <w:rPr>
+                <w:rFonts w:ascii="Arial" w:cs="Arial" w:eastAsia="Arial" w:hAnsi="Arial"/>
+                <w:b/>
+                <w:bCs/>
+                <w:i w:val="false"/>
+                <w:iCs w:val="false"/>
+                <w:color w:val="000000"/>
+                <w:sz w:val="18"/>
+                <w:szCs w:val="18"/>
+              </w:rPr>
+              <w:t xml:space="preserve">Core Competencies</w:t>
+            </w:r>
+          </w:p>
+        </w:tc>
+        <w:tc>
+          <w:tcPr>
+            <w:tcW w:type="dxa" w:w="10680"/>
+            <w:shd w:fill="FFFFFF" w:color="auto" w:val="clear"/>
+            <w:tcMar>
+              <w:top w:type="dxa" w:w="60"/>
+              <w:left w:type="dxa" w:w="120"/>
+              <w:bottom w:type="dxa" w:w="60"/>
+              <w:right w:type="dxa" w:w="120"/>
+            </w:tcMar>
+            <w:vAlign w:val="top"/>
+          </w:tcPr>
+          <w:p>
+            <w:pPr>
+              <w:spacing w:after="30" w:before="0"/>
+              <w:ind w:left="360" w:hanging="180"/>
+              <w:jc w:val="left"/>
+            </w:pPr>
+            <w:r>
+              <w:rPr>
+                <w:rFonts w:ascii="Arial" w:cs="Arial" w:eastAsia="Arial" w:hAnsi="Arial"/>
+                <w:b w:val="false"/>
+                <w:bCs w:val="false"/>
+                <w:i w:val="false"/>
+                <w:iCs w:val="false"/>
+                <w:color w:val="000000"/>
+                <w:sz w:val="18"/>
+                <w:szCs w:val="18"/>
+              </w:rPr>
+              <w:t xml:space="preserve">–  Communication and Collaboration: as the learner sensitises the community on use and care of common appliances such as aluminium utensils and other cookware, and discusses with peers the relationship between bond types and physical properties of different structures.</w:t>
+            </w:r>
+          </w:p>
+          <w:p>
+            <w:pPr>
+              <w:spacing w:after="30" w:before="0"/>
+              <w:ind w:left="360" w:hanging="180"/>
+              <w:jc w:val="left"/>
+            </w:pPr>
+            <w:r>
+              <w:rPr>
+                <w:rFonts w:ascii="Arial" w:cs="Arial" w:eastAsia="Arial" w:hAnsi="Arial"/>
+                <w:b w:val="false"/>
+                <w:bCs w:val="false"/>
+                <w:i w:val="false"/>
+                <w:iCs w:val="false"/>
+                <w:color w:val="000000"/>
+                <w:sz w:val="18"/>
+                <w:szCs w:val="18"/>
+              </w:rPr>
+              <w:t xml:space="preserve">–  Digital Literacy: as the learner navigates through online sources to access virtual laboratories for simulations on formation of chemical bonds and researches bond types of common compounds.</w:t>
+            </w:r>
+          </w:p>
+          <w:p>
+            <w:pPr>
+              <w:spacing w:after="30" w:before="0"/>
+              <w:ind w:left="360" w:hanging="180"/>
+              <w:jc w:val="left"/>
+            </w:pPr>
+            <w:r>
+              <w:rPr>
+                <w:rFonts w:ascii="Arial" w:cs="Arial" w:eastAsia="Arial" w:hAnsi="Arial"/>
+                <w:b w:val="false"/>
+                <w:bCs w:val="false"/>
+                <w:i w:val="false"/>
+                <w:iCs w:val="false"/>
+                <w:color w:val="000000"/>
+                <w:sz w:val="18"/>
+                <w:szCs w:val="18"/>
+              </w:rPr>
+              <w:t xml:space="preserve">–  Creativity and Imagination: as the learner undertakes a project of modelling ball-and-stick ionic and covalent structures of selected molecules using locally available resources such as maize cobs, clay and wire.</w:t>
+            </w:r>
+          </w:p>
+        </w:tc>
+      </w:tr>
+      <w:tr>
+        <w:tc>
+          <w:tcPr>
+            <w:tcW w:type="dxa" w:w="3000"/>
+            <w:shd w:fill="E2EFDA" w:color="auto" w:val="clear"/>
+            <w:tcMar>
+              <w:top w:type="dxa" w:w="60"/>
+              <w:left w:type="dxa" w:w="120"/>
+              <w:bottom w:type="dxa" w:w="60"/>
+              <w:right w:type="dxa" w:w="120"/>
+            </w:tcMar>
+            <w:vAlign w:val="top"/>
+          </w:tcPr>
+          <w:p>
+            <w:pPr>
+              <w:spacing w:after="40" w:before="0"/>
+              <w:jc w:val="left"/>
+            </w:pPr>
+            <w:r>
+              <w:rPr>
+                <w:rFonts w:ascii="Arial" w:cs="Arial" w:eastAsia="Arial" w:hAnsi="Arial"/>
+                <w:b/>
+                <w:bCs/>
+                <w:i w:val="false"/>
+                <w:iCs w:val="false"/>
+                <w:color w:val="000000"/>
+                <w:sz w:val="18"/>
+                <w:szCs w:val="18"/>
+              </w:rPr>
+              <w:t xml:space="preserve">Core Values</w:t>
+            </w:r>
+          </w:p>
+        </w:tc>
+        <w:tc>
+          <w:tcPr>
+            <w:tcW w:type="dxa" w:w="10680"/>
+            <w:shd w:fill="FFFFFF" w:color="auto" w:val="clear"/>
+            <w:tcMar>
+              <w:top w:type="dxa" w:w="60"/>
+              <w:left w:type="dxa" w:w="120"/>
+              <w:bottom w:type="dxa" w:w="60"/>
+              <w:right w:type="dxa" w:w="120"/>
+            </w:tcMar>
+            <w:vAlign w:val="top"/>
+          </w:tcPr>
+          <w:p>
+            <w:pPr>
+              <w:spacing w:after="30" w:before="0"/>
+              <w:ind w:left="360" w:hanging="180"/>
+              <w:jc w:val="left"/>
+            </w:pPr>
+            <w:r>
+              <w:rPr>
+                <w:rFonts w:ascii="Arial" w:cs="Arial" w:eastAsia="Arial" w:hAnsi="Arial"/>
+                <w:b w:val="false"/>
+                <w:bCs w:val="false"/>
+                <w:i w:val="false"/>
+                <w:iCs w:val="false"/>
+                <w:color w:val="000000"/>
+                <w:sz w:val="18"/>
+                <w:szCs w:val="18"/>
+              </w:rPr>
+              <w:t xml:space="preserve">–  Respect: as the learner recognises and appreciates the input of every group member when discussing the relationship between bond types and physical properties of different structures.</w:t>
+            </w:r>
+          </w:p>
+          <w:p>
+            <w:pPr>
+              <w:spacing w:after="30" w:before="0"/>
+              <w:ind w:left="360" w:hanging="180"/>
+              <w:jc w:val="left"/>
+            </w:pPr>
+            <w:r>
+              <w:rPr>
+                <w:rFonts w:ascii="Arial" w:cs="Arial" w:eastAsia="Arial" w:hAnsi="Arial"/>
+                <w:b w:val="false"/>
+                <w:bCs w:val="false"/>
+                <w:i w:val="false"/>
+                <w:iCs w:val="false"/>
+                <w:color w:val="000000"/>
+                <w:sz w:val="18"/>
+                <w:szCs w:val="18"/>
+              </w:rPr>
+              <w:t xml:space="preserve">–  Patriotism: as the learner sensitises the community on the appropriate use and care of common appliances such as aluminium sufurias and other cookware, contributing to responsible household management in Kenya.</w:t>
+            </w:r>
+          </w:p>
+          <w:p>
+            <w:pPr>
+              <w:spacing w:after="30" w:before="0"/>
+              <w:ind w:left="360" w:hanging="180"/>
+              <w:jc w:val="left"/>
+            </w:pPr>
+            <w:r>
+              <w:rPr>
+                <w:rFonts w:ascii="Arial" w:cs="Arial" w:eastAsia="Arial" w:hAnsi="Arial"/>
+                <w:b w:val="false"/>
+                <w:bCs w:val="false"/>
+                <w:i w:val="false"/>
+                <w:iCs w:val="false"/>
+                <w:color w:val="000000"/>
+                <w:sz w:val="18"/>
+                <w:szCs w:val="18"/>
+              </w:rPr>
+              <w:t xml:space="preserve">–  Responsibility: as the learner observes safety precautions when carrying out activities to investigate properties of elements and compounds and handles laboratory apparatus with care.</w:t>
+            </w:r>
+          </w:p>
+        </w:tc>
+      </w:tr>
+      <w:tr>
+        <w:tc>
+          <w:tcPr>
+            <w:tcW w:type="dxa" w:w="3000"/>
+            <w:shd w:fill="D5E8F0" w:color="auto" w:val="clear"/>
+            <w:tcMar>
+              <w:top w:type="dxa" w:w="60"/>
+              <w:left w:type="dxa" w:w="120"/>
+              <w:bottom w:type="dxa" w:w="60"/>
+              <w:right w:type="dxa" w:w="120"/>
+            </w:tcMar>
+            <w:vAlign w:val="top"/>
+          </w:tcPr>
+          <w:p>
+            <w:pPr>
+              <w:spacing w:after="40" w:before="0"/>
+              <w:jc w:val="left"/>
+            </w:pPr>
+            <w:r>
+              <w:rPr>
+                <w:rFonts w:ascii="Arial" w:cs="Arial" w:eastAsia="Arial" w:hAnsi="Arial"/>
+                <w:b/>
+                <w:bCs/>
+                <w:i w:val="false"/>
+                <w:iCs w:val="false"/>
+                <w:color w:val="000000"/>
+                <w:sz w:val="18"/>
+                <w:szCs w:val="18"/>
+              </w:rPr>
+              <w:t xml:space="preserve">Science &amp; Engineering Practices</w:t>
+            </w:r>
+          </w:p>
+        </w:tc>
+        <w:tc>
+          <w:tcPr>
+            <w:tcW w:type="dxa" w:w="10680"/>
+            <w:shd w:fill="FFFFFF" w:color="auto" w:val="clear"/>
+            <w:tcMar>
+              <w:top w:type="dxa" w:w="60"/>
+              <w:left w:type="dxa" w:w="120"/>
+              <w:bottom w:type="dxa" w:w="60"/>
+              <w:right w:type="dxa" w:w="120"/>
+            </w:tcMar>
+            <w:vAlign w:val="top"/>
+          </w:tcPr>
+          <w:p>
+            <w:pPr>
+              <w:spacing w:after="30" w:before="0"/>
+              <w:ind w:left="360" w:hanging="180"/>
+              <w:jc w:val="left"/>
+            </w:pPr>
+            <w:r>
+              <w:rPr>
+                <w:rFonts w:ascii="Arial" w:cs="Arial" w:eastAsia="Arial" w:hAnsi="Arial"/>
+                <w:b w:val="false"/>
+                <w:bCs w:val="false"/>
+                <w:i w:val="false"/>
+                <w:iCs w:val="false"/>
+                <w:color w:val="000000"/>
+                <w:sz w:val="18"/>
+                <w:szCs w:val="18"/>
+              </w:rPr>
+              <w:t xml:space="preserve">–  Developing and Using Models: as the learner draws dot-and-cross diagrams and builds physical ball-and-stick models of ionic and covalent structures using locally available materials to represent bonding at the particle level.</w:t>
+            </w:r>
+          </w:p>
+          <w:p>
+            <w:pPr>
+              <w:spacing w:after="30" w:before="0"/>
+              <w:ind w:left="360" w:hanging="180"/>
+              <w:jc w:val="left"/>
+            </w:pPr>
+            <w:r>
+              <w:rPr>
+                <w:rFonts w:ascii="Arial" w:cs="Arial" w:eastAsia="Arial" w:hAnsi="Arial"/>
+                <w:b w:val="false"/>
+                <w:bCs w:val="false"/>
+                <w:i w:val="false"/>
+                <w:iCs w:val="false"/>
+                <w:color w:val="000000"/>
+                <w:sz w:val="18"/>
+                <w:szCs w:val="18"/>
+              </w:rPr>
+              <w:t xml:space="preserve">–  Planning and Carrying Out Investigations: as the learner designs and conducts experiments to measure and compare physical properties (melting point, solubility, electrical conductivity) of substances with different bond types.</w:t>
+            </w:r>
+          </w:p>
+          <w:p>
+            <w:pPr>
+              <w:spacing w:after="30" w:before="0"/>
+              <w:ind w:left="360" w:hanging="180"/>
+              <w:jc w:val="left"/>
+            </w:pPr>
+            <w:r>
+              <w:rPr>
+                <w:rFonts w:ascii="Arial" w:cs="Arial" w:eastAsia="Arial" w:hAnsi="Arial"/>
+                <w:b w:val="false"/>
+                <w:bCs w:val="false"/>
+                <w:i w:val="false"/>
+                <w:iCs w:val="false"/>
+                <w:color w:val="000000"/>
+                <w:sz w:val="18"/>
+                <w:szCs w:val="18"/>
+              </w:rPr>
+              <w:t xml:space="preserve">–  Analysing and Interpreting Data: as the learner collects experimental data on physical properties and constructs evidence-based explanations linking observed properties to underlying bond types and structures.</w:t>
+            </w:r>
+          </w:p>
+          <w:p>
+            <w:pPr>
+              <w:spacing w:after="30" w:before="0"/>
+              <w:ind w:left="360" w:hanging="180"/>
+              <w:jc w:val="left"/>
+            </w:pPr>
+            <w:r>
+              <w:rPr>
+                <w:rFonts w:ascii="Arial" w:cs="Arial" w:eastAsia="Arial" w:hAnsi="Arial"/>
+                <w:b w:val="false"/>
+                <w:bCs w:val="false"/>
+                <w:i w:val="false"/>
+                <w:iCs w:val="false"/>
+                <w:color w:val="000000"/>
+                <w:sz w:val="18"/>
+                <w:szCs w:val="18"/>
+              </w:rPr>
+              <w:t xml:space="preserve">–  Constructing Explanations: as the learner explains why diamond is hard, graphite conducts electricity, and aluminium is malleable by reference to their bonding and structural type.</w:t>
+            </w:r>
+          </w:p>
+          <w:p>
+            <w:pPr>
+              <w:spacing w:after="30" w:before="0"/>
+              <w:ind w:left="360" w:hanging="180"/>
+              <w:jc w:val="left"/>
+            </w:pPr>
+            <w:r>
+              <w:rPr>
+                <w:rFonts w:ascii="Arial" w:cs="Arial" w:eastAsia="Arial" w:hAnsi="Arial"/>
+                <w:b w:val="false"/>
+                <w:bCs w:val="false"/>
+                <w:i w:val="false"/>
+                <w:iCs w:val="false"/>
+                <w:color w:val="000000"/>
+                <w:sz w:val="18"/>
+                <w:szCs w:val="18"/>
+              </w:rPr>
+              <w:t xml:space="preserve">–  Obtaining, Evaluating and Communicating Information: as the learner navigates virtual laboratories and online resources to gather information on bond formation and communicates findings to peers.</w:t>
+            </w:r>
+          </w:p>
+        </w:tc>
+      </w:tr>
+      <w:tr>
+        <w:tc>
+          <w:tcPr>
+            <w:tcW w:type="dxa" w:w="3000"/>
+            <w:shd w:fill="FCE4D6" w:color="auto" w:val="clear"/>
+            <w:tcMar>
+              <w:top w:type="dxa" w:w="60"/>
+              <w:left w:type="dxa" w:w="120"/>
+              <w:bottom w:type="dxa" w:w="60"/>
+              <w:right w:type="dxa" w:w="120"/>
+            </w:tcMar>
+            <w:vAlign w:val="top"/>
+          </w:tcPr>
+          <w:p>
+            <w:pPr>
+              <w:spacing w:after="40" w:before="0"/>
+              <w:jc w:val="left"/>
+            </w:pPr>
+            <w:r>
+              <w:rPr>
+                <w:rFonts w:ascii="Arial" w:cs="Arial" w:eastAsia="Arial" w:hAnsi="Arial"/>
+                <w:b/>
+                <w:bCs/>
+                <w:i w:val="false"/>
+                <w:iCs w:val="false"/>
+                <w:color w:val="000000"/>
+                <w:sz w:val="18"/>
+                <w:szCs w:val="18"/>
+              </w:rPr>
+              <w:t xml:space="preserve">Pertinent &amp; Contemporary Issues (PCIs)</w:t>
+            </w:r>
+          </w:p>
+        </w:tc>
+        <w:tc>
+          <w:tcPr>
+            <w:tcW w:type="dxa" w:w="10680"/>
+            <w:shd w:fill="FFFFFF" w:color="auto" w:val="clear"/>
+            <w:tcMar>
+              <w:top w:type="dxa" w:w="60"/>
+              <w:left w:type="dxa" w:w="120"/>
+              <w:bottom w:type="dxa" w:w="60"/>
+              <w:right w:type="dxa" w:w="120"/>
+            </w:tcMar>
+            <w:vAlign w:val="top"/>
+          </w:tcPr>
+          <w:p>
+            <w:pPr>
+              <w:spacing w:after="30" w:before="0"/>
+              <w:ind w:left="360" w:hanging="180"/>
+              <w:jc w:val="left"/>
+            </w:pPr>
+            <w:r>
+              <w:rPr>
+                <w:rFonts w:ascii="Arial" w:cs="Arial" w:eastAsia="Arial" w:hAnsi="Arial"/>
+                <w:b w:val="false"/>
+                <w:bCs w:val="false"/>
+                <w:i w:val="false"/>
+                <w:iCs w:val="false"/>
+                <w:color w:val="000000"/>
+                <w:sz w:val="18"/>
+                <w:szCs w:val="18"/>
+              </w:rPr>
+              <w:t xml:space="preserve">–  Safety and Security: as the learner observes safety precautions when carrying out activities to investigate properties of elements and compounds (e.g., handling hot apparatus when testing melting points, using electrical equipment safely).</w:t>
+            </w:r>
+          </w:p>
+          <w:p>
+            <w:pPr>
+              <w:spacing w:after="30" w:before="0"/>
+              <w:ind w:left="360" w:hanging="180"/>
+              <w:jc w:val="left"/>
+            </w:pPr>
+            <w:r>
+              <w:rPr>
+                <w:rFonts w:ascii="Arial" w:cs="Arial" w:eastAsia="Arial" w:hAnsi="Arial"/>
+                <w:b w:val="false"/>
+                <w:bCs w:val="false"/>
+                <w:i w:val="false"/>
+                <w:iCs w:val="false"/>
+                <w:color w:val="000000"/>
+                <w:sz w:val="18"/>
+                <w:szCs w:val="18"/>
+              </w:rPr>
+              <w:t xml:space="preserve">–  Financial Literacy: as the learner makes informed decisions when selecting appropriate items, appliances and equipment made from specific elements and compounds — for example, choosing aluminium sufurias over less suitable alternatives based on thermal conductivity and cost.</w:t>
+            </w:r>
+          </w:p>
+        </w:tc>
+      </w:tr>
+      <w:tr>
+        <w:tc>
+          <w:tcPr>
+            <w:tcW w:type="dxa" w:w="3000"/>
+            <w:shd w:fill="D9EEF1" w:color="auto" w:val="clear"/>
+            <w:tcMar>
+              <w:top w:type="dxa" w:w="60"/>
+              <w:left w:type="dxa" w:w="120"/>
+              <w:bottom w:type="dxa" w:w="60"/>
+              <w:right w:type="dxa" w:w="120"/>
+            </w:tcMar>
+            <w:vAlign w:val="top"/>
+          </w:tcPr>
+          <w:p>
+            <w:pPr>
+              <w:spacing w:after="40" w:before="0"/>
+              <w:jc w:val="left"/>
+            </w:pPr>
+            <w:r>
+              <w:rPr>
+                <w:rFonts w:ascii="Arial" w:cs="Arial" w:eastAsia="Arial" w:hAnsi="Arial"/>
+                <w:b/>
+                <w:bCs/>
+                <w:i w:val="false"/>
+                <w:iCs w:val="false"/>
+                <w:color w:val="000000"/>
+                <w:sz w:val="18"/>
+                <w:szCs w:val="18"/>
+              </w:rPr>
+              <w:t xml:space="preserve">Career Connections</w:t>
+            </w:r>
+          </w:p>
+        </w:tc>
+        <w:tc>
+          <w:tcPr>
+            <w:tcW w:type="dxa" w:w="10680"/>
+            <w:shd w:fill="FFFFFF" w:color="auto" w:val="clear"/>
+            <w:tcMar>
+              <w:top w:type="dxa" w:w="60"/>
+              <w:left w:type="dxa" w:w="120"/>
+              <w:bottom w:type="dxa" w:w="60"/>
+              <w:right w:type="dxa" w:w="120"/>
+            </w:tcMar>
+            <w:vAlign w:val="top"/>
+          </w:tcPr>
+          <w:p>
+            <w:pPr>
+              <w:spacing w:after="30" w:before="0"/>
+              <w:ind w:left="360" w:hanging="180"/>
+              <w:jc w:val="left"/>
+            </w:pPr>
+            <w:r>
+              <w:rPr>
+                <w:rFonts w:ascii="Arial" w:cs="Arial" w:eastAsia="Arial" w:hAnsi="Arial"/>
+                <w:b w:val="false"/>
+                <w:bCs w:val="false"/>
+                <w:i w:val="false"/>
+                <w:iCs w:val="false"/>
+                <w:color w:val="000000"/>
+                <w:sz w:val="18"/>
+                <w:szCs w:val="18"/>
+              </w:rPr>
+              <w:t xml:space="preserve">–  Materials Engineer / Metallurgist: understanding metallic bonding and the properties of aluminium and other metals underpins careers in Kenya's manufacturing and construction industries (e.g., Bamburi Cement, steel fabrication in Nairobi industrial area).</w:t>
+            </w:r>
+          </w:p>
+          <w:p>
+            <w:pPr>
+              <w:spacing w:after="30" w:before="0"/>
+              <w:ind w:left="360" w:hanging="180"/>
+              <w:jc w:val="left"/>
+            </w:pPr>
+            <w:r>
+              <w:rPr>
+                <w:rFonts w:ascii="Arial" w:cs="Arial" w:eastAsia="Arial" w:hAnsi="Arial"/>
+                <w:b w:val="false"/>
+                <w:bCs w:val="false"/>
+                <w:i w:val="false"/>
+                <w:iCs w:val="false"/>
+                <w:color w:val="000000"/>
+                <w:sz w:val="18"/>
+                <w:szCs w:val="18"/>
+              </w:rPr>
+              <w:t xml:space="preserve">–  Chemical Technologist / Industrial Chemist: knowledge of ionic and covalent bonding is foundational for work in Kenya's chemical processing, fertiliser and pharmaceutical industries.</w:t>
+            </w:r>
+          </w:p>
+          <w:p>
+            <w:pPr>
+              <w:spacing w:after="30" w:before="0"/>
+              <w:ind w:left="360" w:hanging="180"/>
+              <w:jc w:val="left"/>
+            </w:pPr>
+            <w:r>
+              <w:rPr>
+                <w:rFonts w:ascii="Arial" w:cs="Arial" w:eastAsia="Arial" w:hAnsi="Arial"/>
+                <w:b w:val="false"/>
+                <w:bCs w:val="false"/>
+                <w:i w:val="false"/>
+                <w:iCs w:val="false"/>
+                <w:color w:val="000000"/>
+                <w:sz w:val="18"/>
+                <w:szCs w:val="18"/>
+              </w:rPr>
+              <w:t xml:space="preserve">–  Jeweller / Gemologist: understanding giant atomic structures such as diamond and the properties that arise from covalent network bonding is directly relevant to gemstone trading and jewellery making.</w:t>
+            </w:r>
+          </w:p>
+          <w:p>
+            <w:pPr>
+              <w:spacing w:after="30" w:before="0"/>
+              <w:ind w:left="360" w:hanging="180"/>
+              <w:jc w:val="left"/>
+            </w:pPr>
+            <w:r>
+              <w:rPr>
+                <w:rFonts w:ascii="Arial" w:cs="Arial" w:eastAsia="Arial" w:hAnsi="Arial"/>
+                <w:b w:val="false"/>
+                <w:bCs w:val="false"/>
+                <w:i w:val="false"/>
+                <w:iCs w:val="false"/>
+                <w:color w:val="000000"/>
+                <w:sz w:val="18"/>
+                <w:szCs w:val="18"/>
+              </w:rPr>
+              <w:t xml:space="preserve">–  Electrical Engineer / Electronics Technician: the relationship between bond type and electrical conductivity (metallic bonding in copper and aluminium wiring, graphite in electrodes) is central to electrical engineering work.</w:t>
+            </w:r>
+          </w:p>
+          <w:p>
+            <w:pPr>
+              <w:spacing w:after="30" w:before="0"/>
+              <w:ind w:left="360" w:hanging="180"/>
+              <w:jc w:val="left"/>
+            </w:pPr>
+            <w:r>
+              <w:rPr>
+                <w:rFonts w:ascii="Arial" w:cs="Arial" w:eastAsia="Arial" w:hAnsi="Arial"/>
+                <w:b w:val="false"/>
+                <w:bCs w:val="false"/>
+                <w:i w:val="false"/>
+                <w:iCs w:val="false"/>
+                <w:color w:val="000000"/>
+                <w:sz w:val="18"/>
+                <w:szCs w:val="18"/>
+              </w:rPr>
+              <w:t xml:space="preserve">–  Environmental Health Officer: understanding how the bonding and solubility of compounds affects their behaviour in water and soil informs environmental monitoring and public health work around Lake Victoria and the Rift Valley.</w:t>
+            </w:r>
+          </w:p>
+        </w:tc>
+      </w:tr>
+      <w:tr>
+        <w:tc>
+          <w:tcPr>
+            <w:tcW w:type="dxa" w:w="3000"/>
+            <w:shd w:fill="D5E8F0" w:color="auto" w:val="clear"/>
+            <w:tcMar>
+              <w:top w:type="dxa" w:w="60"/>
+              <w:left w:type="dxa" w:w="120"/>
+              <w:bottom w:type="dxa" w:w="60"/>
+              <w:right w:type="dxa" w:w="120"/>
+            </w:tcMar>
+            <w:vAlign w:val="top"/>
+          </w:tcPr>
+          <w:p>
+            <w:pPr>
+              <w:spacing w:after="40" w:before="0"/>
+              <w:jc w:val="left"/>
+            </w:pPr>
+            <w:r>
+              <w:rPr>
+                <w:rFonts w:ascii="Arial" w:cs="Arial" w:eastAsia="Arial" w:hAnsi="Arial"/>
+                <w:b/>
+                <w:bCs/>
+                <w:i w:val="false"/>
+                <w:iCs w:val="false"/>
+                <w:color w:val="000000"/>
+                <w:sz w:val="18"/>
+                <w:szCs w:val="18"/>
+              </w:rPr>
+              <w:t xml:space="preserve">Focus for Lessons</w:t>
+            </w:r>
+          </w:p>
+        </w:tc>
+        <w:tc>
+          <w:tcPr>
+            <w:tcW w:type="dxa" w:w="10680"/>
+            <w:shd w:fill="FFFFFF" w:color="auto" w:val="clear"/>
+            <w:tcMar>
+              <w:top w:type="dxa" w:w="60"/>
+              <w:left w:type="dxa" w:w="120"/>
+              <w:bottom w:type="dxa" w:w="60"/>
+              <w:right w:type="dxa" w:w="120"/>
+            </w:tcMar>
+            <w:vAlign w:val="top"/>
+          </w:tcPr>
+          <w:p>
+            <w:pPr>
+              <w:spacing w:after="40" w:before="0"/>
+              <w:jc w:val="left"/>
+            </w:pPr>
+            <w:r>
+              <w:rPr>
+                <w:rFonts w:ascii="Arial" w:cs="Arial" w:eastAsia="Arial" w:hAnsi="Arial"/>
+                <w:b w:val="false"/>
+                <w:bCs w:val="false"/>
+                <w:i w:val="false"/>
+                <w:iCs w:val="false"/>
+                <w:color w:val="000000"/>
+                <w:sz w:val="18"/>
+                <w:szCs w:val="18"/>
+              </w:rPr>
+              <w:t xml:space="preserve">This unit investigates how atoms combine through different types of chemical bonds and how those bonds determine the observable physical properties of substances encountered in everyday Kenyan life — from the aluminium sufuria used to cook ugali, to the graphite pencil used in school, to the table salt (sodium chloride) sprinkled on nyama choma. Learners move from atomic-level models of bond formation (dot-and-cross diagrams and virtual simulations) to macroscopic investigations of melting point, solubility and conductivity, building a coherent, evidence-based explanation of structure–property relationships. The unit culminates in a community-facing project in which learners apply their understanding to evaluate and communicate the appropriate selection and care of household materials.</w:t>
+            </w:r>
+          </w:p>
+        </w:tc>
+      </w:tr>
+      <w:tr>
+        <w:tc>
+          <w:tcPr>
+            <w:tcW w:type="dxa" w:w="3000"/>
+            <w:shd w:fill="EAD1F5" w:color="auto" w:val="clear"/>
+            <w:tcMar>
+              <w:top w:type="dxa" w:w="60"/>
+              <w:left w:type="dxa" w:w="120"/>
+              <w:bottom w:type="dxa" w:w="60"/>
+              <w:right w:type="dxa" w:w="120"/>
+            </w:tcMar>
+            <w:vAlign w:val="top"/>
+          </w:tcPr>
+          <w:p>
+            <w:pPr>
+              <w:spacing w:after="40" w:before="0"/>
+              <w:jc w:val="left"/>
+            </w:pPr>
+            <w:r>
+              <w:rPr>
+                <w:rFonts w:ascii="Arial" w:cs="Arial" w:eastAsia="Arial" w:hAnsi="Arial"/>
+                <w:b/>
+                <w:bCs/>
+                <w:i w:val="false"/>
+                <w:iCs w:val="false"/>
+                <w:color w:val="000000"/>
+                <w:sz w:val="18"/>
+                <w:szCs w:val="18"/>
+              </w:rPr>
+              <w:t xml:space="preserve">Driving Question / Key Inquiry Questions</w:t>
+            </w:r>
+          </w:p>
+        </w:tc>
+        <w:tc>
+          <w:tcPr>
+            <w:tcW w:type="dxa" w:w="10680"/>
+            <w:shd w:fill="FFFFFF" w:color="auto" w:val="clear"/>
+            <w:tcMar>
+              <w:top w:type="dxa" w:w="60"/>
+              <w:left w:type="dxa" w:w="120"/>
+              <w:bottom w:type="dxa" w:w="60"/>
+              <w:right w:type="dxa" w:w="120"/>
+            </w:tcMar>
+            <w:vAlign w:val="top"/>
+          </w:tcPr>
+          <w:p>
+            <w:pPr>
+              <w:spacing w:after="40" w:before="0"/>
+              <w:jc w:val="left"/>
+            </w:pPr>
+            <w:r>
+              <w:rPr>
+                <w:rFonts w:ascii="Arial" w:cs="Arial" w:eastAsia="Arial" w:hAnsi="Arial"/>
+                <w:b w:val="false"/>
+                <w:bCs w:val="false"/>
+                <w:i w:val="false"/>
+                <w:iCs w:val="false"/>
+                <w:color w:val="000000"/>
+                <w:sz w:val="18"/>
+                <w:szCs w:val="18"/>
+              </w:rPr>
+              <w:t xml:space="preserve">DRIVING QUESTION: Why do the aluminium sufuria, the graphite pencil and the table salt on our kitchen table look similar as solids but behave so differently — and what is happening between the atoms inside each one that controls every property we can measure?</w:t>
+            </w:r>
+          </w:p>
+          <w:p>
+            <w:pPr>
+              <w:spacing w:after="40" w:before="0"/>
+              <w:jc w:val="left"/>
+            </w:pPr>
+            <w:r>
+              <w:rPr>
+                <w:rFonts w:ascii="Arial" w:cs="Arial" w:eastAsia="Arial" w:hAnsi="Arial"/>
+                <w:b w:val="false"/>
+                <w:bCs w:val="false"/>
+                <w:i w:val="false"/>
+                <w:iCs w:val="false"/>
+                <w:color w:val="000000"/>
+                <w:sz w:val="18"/>
+                <w:szCs w:val="18"/>
+              </w:rPr>
+              <w:t xml:space="preserve"/>
+            </w:r>
+          </w:p>
+          <w:p>
+            <w:pPr>
+              <w:spacing w:after="40" w:before="0"/>
+              <w:jc w:val="left"/>
+            </w:pPr>
+            <w:r>
+              <w:rPr>
+                <w:rFonts w:ascii="Arial" w:cs="Arial" w:eastAsia="Arial" w:hAnsi="Arial"/>
+                <w:b w:val="false"/>
+                <w:bCs w:val="false"/>
+                <w:i w:val="false"/>
+                <w:iCs w:val="false"/>
+                <w:color w:val="000000"/>
+                <w:sz w:val="18"/>
+                <w:szCs w:val="18"/>
+              </w:rPr>
+              <w:t xml:space="preserve">KICD KEY INQUIRY QUESTION:</w:t>
+            </w:r>
+          </w:p>
+          <w:p>
+            <w:pPr>
+              <w:spacing w:after="40" w:before="0"/>
+              <w:jc w:val="left"/>
+            </w:pPr>
+            <w:r>
+              <w:rPr>
+                <w:rFonts w:ascii="Arial" w:cs="Arial" w:eastAsia="Arial" w:hAnsi="Arial"/>
+                <w:b w:val="false"/>
+                <w:bCs w:val="false"/>
+                <w:i w:val="false"/>
+                <w:iCs w:val="false"/>
+                <w:color w:val="000000"/>
+                <w:sz w:val="18"/>
+                <w:szCs w:val="18"/>
+              </w:rPr>
+              <w:t xml:space="preserve">1. How do bond types relate to physical properties of compounds?</w:t>
+            </w:r>
+          </w:p>
+        </w:tc>
+      </w:tr>
+      <w:tr>
+        <w:tc>
+          <w:tcPr>
+            <w:tcW w:type="dxa" w:w="3000"/>
+            <w:shd w:fill="EAD1F5" w:color="auto" w:val="clear"/>
+            <w:tcMar>
+              <w:top w:type="dxa" w:w="60"/>
+              <w:left w:type="dxa" w:w="120"/>
+              <w:bottom w:type="dxa" w:w="60"/>
+              <w:right w:type="dxa" w:w="120"/>
+            </w:tcMar>
+            <w:vAlign w:val="top"/>
+          </w:tcPr>
+          <w:p>
+            <w:pPr>
+              <w:spacing w:after="40" w:before="0"/>
+              <w:jc w:val="left"/>
+            </w:pPr>
+            <w:r>
+              <w:rPr>
+                <w:rFonts w:ascii="Arial" w:cs="Arial" w:eastAsia="Arial" w:hAnsi="Arial"/>
+                <w:b/>
+                <w:bCs/>
+                <w:i w:val="false"/>
+                <w:iCs w:val="false"/>
+                <w:color w:val="000000"/>
+                <w:sz w:val="18"/>
+                <w:szCs w:val="18"/>
+              </w:rPr>
+              <w:t xml:space="preserve">Anchoring Phenomenon</w:t>
+            </w:r>
+          </w:p>
+        </w:tc>
+        <w:tc>
+          <w:tcPr>
+            <w:tcW w:type="dxa" w:w="10680"/>
+            <w:shd w:fill="FFFFFF" w:color="auto" w:val="clear"/>
+            <w:tcMar>
+              <w:top w:type="dxa" w:w="60"/>
+              <w:left w:type="dxa" w:w="120"/>
+              <w:bottom w:type="dxa" w:w="60"/>
+              <w:right w:type="dxa" w:w="120"/>
+            </w:tcMar>
+            <w:vAlign w:val="top"/>
+          </w:tcPr>
+          <w:p>
+            <w:pPr>
+              <w:spacing w:after="40" w:before="0"/>
+              <w:jc w:val="left"/>
+            </w:pPr>
+            <w:r>
+              <w:rPr>
+                <w:rFonts w:ascii="Arial" w:cs="Arial" w:eastAsia="Arial" w:hAnsi="Arial"/>
+                <w:b w:val="false"/>
+                <w:bCs w:val="false"/>
+                <w:i w:val="false"/>
+                <w:iCs w:val="false"/>
+                <w:color w:val="000000"/>
+                <w:sz w:val="18"/>
+                <w:szCs w:val="18"/>
+              </w:rPr>
+              <w:t xml:space="preserve">ANCHORING PHENOMENON — The Mysterious Behaviours of Three Kitchen Items:</w:t>
+            </w:r>
+          </w:p>
+          <w:p>
+            <w:pPr>
+              <w:spacing w:after="40" w:before="0"/>
+              <w:jc w:val="left"/>
+            </w:pPr>
+            <w:r>
+              <w:rPr>
+                <w:rFonts w:ascii="Arial" w:cs="Arial" w:eastAsia="Arial" w:hAnsi="Arial"/>
+                <w:b w:val="false"/>
+                <w:bCs w:val="false"/>
+                <w:i w:val="false"/>
+                <w:iCs w:val="false"/>
+                <w:color w:val="000000"/>
+                <w:sz w:val="18"/>
+                <w:szCs w:val="18"/>
+              </w:rPr>
+              <w:t xml:space="preserve"/>
+            </w:r>
+          </w:p>
+          <w:p>
+            <w:pPr>
+              <w:spacing w:after="40" w:before="0"/>
+              <w:jc w:val="left"/>
+            </w:pPr>
+            <w:r>
+              <w:rPr>
+                <w:rFonts w:ascii="Arial" w:cs="Arial" w:eastAsia="Arial" w:hAnsi="Arial"/>
+                <w:b w:val="false"/>
+                <w:bCs w:val="false"/>
+                <w:i w:val="false"/>
+                <w:iCs w:val="false"/>
+                <w:color w:val="000000"/>
+                <w:sz w:val="18"/>
+                <w:szCs w:val="18"/>
+              </w:rPr>
+              <w:t xml:space="preserve">A teacher places three common items on the demonstration desk in front of the class: a lump of table salt (sodium chloride) harvested from the Kenyan coast, a short length of aluminium wire taken from a household sufuria handle, and a graphite rod removed from a used AA battery. The teacher then poses a series of puzzling observations for students to consider:</w:t>
+            </w:r>
+          </w:p>
+          <w:p>
+            <w:pPr>
+              <w:spacing w:after="40" w:before="0"/>
+              <w:jc w:val="left"/>
+            </w:pPr>
+            <w:r>
+              <w:rPr>
+                <w:rFonts w:ascii="Arial" w:cs="Arial" w:eastAsia="Arial" w:hAnsi="Arial"/>
+                <w:b w:val="false"/>
+                <w:bCs w:val="false"/>
+                <w:i w:val="false"/>
+                <w:iCs w:val="false"/>
+                <w:color w:val="000000"/>
+                <w:sz w:val="18"/>
+                <w:szCs w:val="18"/>
+              </w:rPr>
+              <w:t xml:space="preserve"/>
+            </w:r>
+          </w:p>
+          <w:p>
+            <w:pPr>
+              <w:spacing w:after="40" w:before="0"/>
+              <w:jc w:val="left"/>
+            </w:pPr>
+            <w:r>
+              <w:rPr>
+                <w:rFonts w:ascii="Arial" w:cs="Arial" w:eastAsia="Arial" w:hAnsi="Arial"/>
+                <w:b w:val="false"/>
+                <w:bCs w:val="false"/>
+                <w:i w:val="false"/>
+                <w:iCs w:val="false"/>
+                <w:color w:val="000000"/>
+                <w:sz w:val="18"/>
+                <w:szCs w:val="18"/>
+              </w:rPr>
+              <w:t xml:space="preserve">(1) The table salt dissolves easily in a cup of water and, when the solution is connected to a simple circuit with a bulb, the bulb lights up — yet the dry salt crystals do not conduct electricity at all. The salt also has a surprisingly high melting point; it takes over 800 °C to melt it, far beyond what any home jiko could achieve.</w:t>
+            </w:r>
+          </w:p>
+          <w:p>
+            <w:pPr>
+              <w:spacing w:after="40" w:before="0"/>
+              <w:jc w:val="left"/>
+            </w:pPr>
+            <w:r>
+              <w:rPr>
+                <w:rFonts w:ascii="Arial" w:cs="Arial" w:eastAsia="Arial" w:hAnsi="Arial"/>
+                <w:b w:val="false"/>
+                <w:bCs w:val="false"/>
+                <w:i w:val="false"/>
+                <w:iCs w:val="false"/>
+                <w:color w:val="000000"/>
+                <w:sz w:val="18"/>
+                <w:szCs w:val="18"/>
+              </w:rPr>
+              <w:t xml:space="preserve"/>
+            </w:r>
+          </w:p>
+          <w:p>
+            <w:pPr>
+              <w:spacing w:after="40" w:before="0"/>
+              <w:jc w:val="left"/>
+            </w:pPr>
+            <w:r>
+              <w:rPr>
+                <w:rFonts w:ascii="Arial" w:cs="Arial" w:eastAsia="Arial" w:hAnsi="Arial"/>
+                <w:b w:val="false"/>
+                <w:bCs w:val="false"/>
+                <w:i w:val="false"/>
+                <w:iCs w:val="false"/>
+                <w:color w:val="000000"/>
+                <w:sz w:val="18"/>
+                <w:szCs w:val="18"/>
+              </w:rPr>
+              <w:t xml:space="preserve">(2) The aluminium wire is shiny, bends without breaking, conducts electricity in the circuit immediately (even as a solid), and yet melts at a far lower temperature (660 °C) than the salt.</w:t>
+            </w:r>
+          </w:p>
+          <w:p>
+            <w:pPr>
+              <w:spacing w:after="40" w:before="0"/>
+              <w:jc w:val="left"/>
+            </w:pPr>
+            <w:r>
+              <w:rPr>
+                <w:rFonts w:ascii="Arial" w:cs="Arial" w:eastAsia="Arial" w:hAnsi="Arial"/>
+                <w:b w:val="false"/>
+                <w:bCs w:val="false"/>
+                <w:i w:val="false"/>
+                <w:iCs w:val="false"/>
+                <w:color w:val="000000"/>
+                <w:sz w:val="18"/>
+                <w:szCs w:val="18"/>
+              </w:rPr>
+              <w:t xml:space="preserve"/>
+            </w:r>
+          </w:p>
+          <w:p>
+            <w:pPr>
+              <w:spacing w:after="40" w:before="0"/>
+              <w:jc w:val="left"/>
+            </w:pPr>
+            <w:r>
+              <w:rPr>
+                <w:rFonts w:ascii="Arial" w:cs="Arial" w:eastAsia="Arial" w:hAnsi="Arial"/>
+                <w:b w:val="false"/>
+                <w:bCs w:val="false"/>
+                <w:i w:val="false"/>
+                <w:iCs w:val="false"/>
+                <w:color w:val="000000"/>
+                <w:sz w:val="18"/>
+                <w:szCs w:val="18"/>
+              </w:rPr>
+              <w:t xml:space="preserve">(3) The graphite rod is dull grey, brittle (it snaps rather than bends), and yet it ALSO conducts electricity in the circuit — even though it is made entirely of carbon, a non-metal. A pencil leaves a mark because layers of graphite flake off easily onto paper.</w:t>
+            </w:r>
+          </w:p>
+          <w:p>
+            <w:pPr>
+              <w:spacing w:after="40" w:before="0"/>
+              <w:jc w:val="left"/>
+            </w:pPr>
+            <w:r>
+              <w:rPr>
+                <w:rFonts w:ascii="Arial" w:cs="Arial" w:eastAsia="Arial" w:hAnsi="Arial"/>
+                <w:b w:val="false"/>
+                <w:bCs w:val="false"/>
+                <w:i w:val="false"/>
+                <w:iCs w:val="false"/>
+                <w:color w:val="000000"/>
+                <w:sz w:val="18"/>
+                <w:szCs w:val="18"/>
+              </w:rPr>
+              <w:t xml:space="preserve"/>
+            </w:r>
+          </w:p>
+          <w:p>
+            <w:pPr>
+              <w:spacing w:after="40" w:before="0"/>
+              <w:jc w:val="left"/>
+            </w:pPr>
+            <w:r>
+              <w:rPr>
+                <w:rFonts w:ascii="Arial" w:cs="Arial" w:eastAsia="Arial" w:hAnsi="Arial"/>
+                <w:b w:val="false"/>
+                <w:bCs w:val="false"/>
+                <w:i w:val="false"/>
+                <w:iCs w:val="false"/>
+                <w:color w:val="000000"/>
+                <w:sz w:val="18"/>
+                <w:szCs w:val="18"/>
+              </w:rPr>
+              <w:t xml:space="preserve">Students are asked: "All three of these substances are solids. Why do they behave so differently from each other when we test them for conductivity, melting point and mechanical strength? What is happening at the particle level inside each one that explains what we can see and measure?"</w:t>
+            </w:r>
+          </w:p>
+          <w:p>
+            <w:pPr>
+              <w:spacing w:after="40" w:before="0"/>
+              <w:jc w:val="left"/>
+            </w:pPr>
+            <w:r>
+              <w:rPr>
+                <w:rFonts w:ascii="Arial" w:cs="Arial" w:eastAsia="Arial" w:hAnsi="Arial"/>
+                <w:b w:val="false"/>
+                <w:bCs w:val="false"/>
+                <w:i w:val="false"/>
+                <w:iCs w:val="false"/>
+                <w:color w:val="000000"/>
+                <w:sz w:val="18"/>
+                <w:szCs w:val="18"/>
+              </w:rPr>
+              <w:t xml:space="preserve"/>
+            </w:r>
+          </w:p>
+          <w:p>
+            <w:pPr>
+              <w:spacing w:after="40" w:before="0"/>
+              <w:jc w:val="left"/>
+            </w:pPr>
+            <w:r>
+              <w:rPr>
+                <w:rFonts w:ascii="Arial" w:cs="Arial" w:eastAsia="Arial" w:hAnsi="Arial"/>
+                <w:b w:val="false"/>
+                <w:bCs w:val="false"/>
+                <w:i w:val="false"/>
+                <w:iCs w:val="false"/>
+                <w:color w:val="000000"/>
+                <w:sz w:val="18"/>
+                <w:szCs w:val="18"/>
+              </w:rPr>
+              <w:t xml:space="preserve">This phenomenon is puzzling because learners' prior knowledge suggests that only metals conduct electricity, yet graphite — a non-metal — also conducts. It also puzzles learners that salt, which they see dissolve and conduct in solution, refuses to conduct as a solid. The phenomenon motivates the entire unit: the answer lies in the type of chemical bond holding the particles together and the resulting three-dimensional structure.</w:t>
+            </w:r>
+          </w:p>
+        </w:tc>
+      </w:tr>
+      <w:tr>
+        <w:tc>
+          <w:tcPr>
+            <w:tcW w:type="dxa" w:w="3000"/>
+            <w:shd w:fill="D9EEF1" w:color="auto" w:val="clear"/>
+            <w:tcMar>
+              <w:top w:type="dxa" w:w="60"/>
+              <w:left w:type="dxa" w:w="120"/>
+              <w:bottom w:type="dxa" w:w="60"/>
+              <w:right w:type="dxa" w:w="120"/>
+            </w:tcMar>
+            <w:vAlign w:val="top"/>
+          </w:tcPr>
+          <w:p>
+            <w:pPr>
+              <w:spacing w:after="40" w:before="0"/>
+              <w:jc w:val="left"/>
+            </w:pPr>
+            <w:r>
+              <w:rPr>
+                <w:rFonts w:ascii="Arial" w:cs="Arial" w:eastAsia="Arial" w:hAnsi="Arial"/>
+                <w:b/>
+                <w:bCs/>
+                <w:i w:val="false"/>
+                <w:iCs w:val="false"/>
+                <w:color w:val="000000"/>
+                <w:sz w:val="18"/>
+                <w:szCs w:val="18"/>
+              </w:rPr>
+              <w:t xml:space="preserve">Storyline Thread</w:t>
+            </w:r>
+          </w:p>
+        </w:tc>
+        <w:tc>
+          <w:tcPr>
+            <w:tcW w:type="dxa" w:w="10680"/>
+            <w:shd w:fill="FFFFFF" w:color="auto" w:val="clear"/>
+            <w:tcMar>
+              <w:top w:type="dxa" w:w="60"/>
+              <w:left w:type="dxa" w:w="120"/>
+              <w:bottom w:type="dxa" w:w="60"/>
+              <w:right w:type="dxa" w:w="120"/>
+            </w:tcMar>
+            <w:vAlign w:val="top"/>
+          </w:tcPr>
+          <w:p>
+            <w:pPr>
+              <w:spacing w:after="40" w:before="0"/>
+              <w:jc w:val="left"/>
+            </w:pPr>
+            <w:r>
+              <w:rPr>
+                <w:rFonts w:ascii="Arial" w:cs="Arial" w:eastAsia="Arial" w:hAnsi="Arial"/>
+                <w:b w:val="false"/>
+                <w:bCs w:val="false"/>
+                <w:i w:val="false"/>
+                <w:iCs w:val="false"/>
+                <w:color w:val="000000"/>
+                <w:sz w:val="18"/>
+                <w:szCs w:val="18"/>
+              </w:rPr>
+              <w:t xml:space="preserve">Lesson 1 — PREDICT: Anchoring Phenomenon &amp; Prior Knowledge Elicitation</w:t>
+            </w:r>
+          </w:p>
+          <w:p>
+            <w:pPr>
+              <w:spacing w:after="40" w:before="0"/>
+              <w:jc w:val="left"/>
+            </w:pPr>
+            <w:r>
+              <w:rPr>
+                <w:rFonts w:ascii="Arial" w:cs="Arial" w:eastAsia="Arial" w:hAnsi="Arial"/>
+                <w:b w:val="false"/>
+                <w:bCs w:val="false"/>
+                <w:i w:val="false"/>
+                <w:iCs w:val="false"/>
+                <w:color w:val="000000"/>
+                <w:sz w:val="18"/>
+                <w:szCs w:val="18"/>
+              </w:rPr>
+              <w:t xml:space="preserve">Students observe the three demonstration items (salt crystal, aluminium wire, graphite rod) and record predictions about conductivity, melting point and hardness before any testing. Teacher facilitates a Predict phase: students write individual predictions, then share in pairs, then cold-call three groups to voice predictions and record them on the class Driving Question Board (DQB). Teacher introduces the driving question and activates prior knowledge of valence electrons and electron arrangement from Sub-Strand 2.1, asking: "What do you already know about how atoms share or transfer electrons?"</w:t>
+            </w:r>
+          </w:p>
+          <w:p>
+            <w:pPr>
+              <w:spacing w:after="40" w:before="0"/>
+              <w:jc w:val="left"/>
+            </w:pPr>
+            <w:r>
+              <w:rPr>
+                <w:rFonts w:ascii="Arial" w:cs="Arial" w:eastAsia="Arial" w:hAnsi="Arial"/>
+                <w:b w:val="false"/>
+                <w:bCs w:val="false"/>
+                <w:i w:val="false"/>
+                <w:iCs w:val="false"/>
+                <w:color w:val="000000"/>
+                <w:sz w:val="18"/>
+                <w:szCs w:val="18"/>
+              </w:rPr>
+              <w:t xml:space="preserve"/>
+            </w:r>
+          </w:p>
+          <w:p>
+            <w:pPr>
+              <w:spacing w:after="40" w:before="0"/>
+              <w:jc w:val="left"/>
+            </w:pPr>
+            <w:r>
+              <w:rPr>
+                <w:rFonts w:ascii="Arial" w:cs="Arial" w:eastAsia="Arial" w:hAnsi="Arial"/>
+                <w:b w:val="false"/>
+                <w:bCs w:val="false"/>
+                <w:i w:val="false"/>
+                <w:iCs w:val="false"/>
+                <w:color w:val="000000"/>
+                <w:sz w:val="18"/>
+                <w:szCs w:val="18"/>
+              </w:rPr>
+              <w:t xml:space="preserve">Lesson 2 — OBSERVE &amp; EXPLAIN: Valence Electrons and Bond Formation</w:t>
+            </w:r>
+          </w:p>
+          <w:p>
+            <w:pPr>
+              <w:spacing w:after="40" w:before="0"/>
+              <w:jc w:val="left"/>
+            </w:pPr>
+            <w:r>
+              <w:rPr>
+                <w:rFonts w:ascii="Arial" w:cs="Arial" w:eastAsia="Arial" w:hAnsi="Arial"/>
+                <w:b w:val="false"/>
+                <w:bCs w:val="false"/>
+                <w:i w:val="false"/>
+                <w:iCs w:val="false"/>
+                <w:color w:val="000000"/>
+                <w:sz w:val="18"/>
+                <w:szCs w:val="18"/>
+              </w:rPr>
+              <w:t xml:space="preserve">Students revisit dot-and-cross diagrams from Sub-Strand 2.1 and are guided to discuss the role of valence electrons in bond formation. Teacher demonstrates dot-and-cross diagrams for ionic bond formation (Na⁺Cl⁻) and covalent bond formation (H₂, H₂O, O₂) on the board. Learners practise drawing their own diagrams for assigned molecules in pairs. Introduction of the six bond types (ionic, covalent, dative-covalent, hydrogen, metallic, Van der Waals) with Kenyan-context examples for each. Students update the DQB with new questions arising.</w:t>
+            </w:r>
+          </w:p>
+          <w:p>
+            <w:pPr>
+              <w:spacing w:after="40" w:before="0"/>
+              <w:jc w:val="left"/>
+            </w:pPr>
+            <w:r>
+              <w:rPr>
+                <w:rFonts w:ascii="Arial" w:cs="Arial" w:eastAsia="Arial" w:hAnsi="Arial"/>
+                <w:b w:val="false"/>
+                <w:bCs w:val="false"/>
+                <w:i w:val="false"/>
+                <w:iCs w:val="false"/>
+                <w:color w:val="000000"/>
+                <w:sz w:val="18"/>
+                <w:szCs w:val="18"/>
+              </w:rPr>
+              <w:t xml:space="preserve"/>
+            </w:r>
+          </w:p>
+          <w:p>
+            <w:pPr>
+              <w:spacing w:after="40" w:before="0"/>
+              <w:jc w:val="left"/>
+            </w:pPr>
+            <w:r>
+              <w:rPr>
+                <w:rFonts w:ascii="Arial" w:cs="Arial" w:eastAsia="Arial" w:hAnsi="Arial"/>
+                <w:b w:val="false"/>
+                <w:bCs w:val="false"/>
+                <w:i w:val="false"/>
+                <w:iCs w:val="false"/>
+                <w:color w:val="000000"/>
+                <w:sz w:val="18"/>
+                <w:szCs w:val="18"/>
+              </w:rPr>
+              <w:t xml:space="preserve">Lesson 3 — OBSERVE: Virtual Lab Simulation &amp; Dot-Cross Practice</w:t>
+            </w:r>
+          </w:p>
+          <w:p>
+            <w:pPr>
+              <w:spacing w:after="40" w:before="0"/>
+              <w:jc w:val="left"/>
+            </w:pPr>
+            <w:r>
+              <w:rPr>
+                <w:rFonts w:ascii="Arial" w:cs="Arial" w:eastAsia="Arial" w:hAnsi="Arial"/>
+                <w:b w:val="false"/>
+                <w:bCs w:val="false"/>
+                <w:i w:val="false"/>
+                <w:iCs w:val="false"/>
+                <w:color w:val="000000"/>
+                <w:sz w:val="18"/>
+                <w:szCs w:val="18"/>
+              </w:rPr>
+              <w:t xml:space="preserve">Learners navigate online virtual laboratory simulations (or teacher-led projected simulation where devices are limited) to observe the formation of ionic and covalent bonds at the particle level. Students complete a structured worksheet drawing dot-and-cross diagrams for NaCl, MgO, HCl, NH₃ and CH₄. Pairs compare diagrams and identify patterns in electron transfer vs. sharing. Teacher cold-calls four pairs to present diagrams on the board and facilitates class correction. Students add observations to the DQB.</w:t>
+            </w:r>
+          </w:p>
+          <w:p>
+            <w:pPr>
+              <w:spacing w:after="40" w:before="0"/>
+              <w:jc w:val="left"/>
+            </w:pPr>
+            <w:r>
+              <w:rPr>
+                <w:rFonts w:ascii="Arial" w:cs="Arial" w:eastAsia="Arial" w:hAnsi="Arial"/>
+                <w:b w:val="false"/>
+                <w:bCs w:val="false"/>
+                <w:i w:val="false"/>
+                <w:iCs w:val="false"/>
+                <w:color w:val="000000"/>
+                <w:sz w:val="18"/>
+                <w:szCs w:val="18"/>
+              </w:rPr>
+              <w:t xml:space="preserve"/>
+            </w:r>
+          </w:p>
+          <w:p>
+            <w:pPr>
+              <w:spacing w:after="40" w:before="0"/>
+              <w:jc w:val="left"/>
+            </w:pPr>
+            <w:r>
+              <w:rPr>
+                <w:rFonts w:ascii="Arial" w:cs="Arial" w:eastAsia="Arial" w:hAnsi="Arial"/>
+                <w:b w:val="false"/>
+                <w:bCs w:val="false"/>
+                <w:i w:val="false"/>
+                <w:iCs w:val="false"/>
+                <w:color w:val="000000"/>
+                <w:sz w:val="18"/>
+                <w:szCs w:val="18"/>
+              </w:rPr>
+              <w:t xml:space="preserve">Lesson 4 — OBSERVE: Structures of Elements and Compounds</w:t>
+            </w:r>
+          </w:p>
+          <w:p>
+            <w:pPr>
+              <w:spacing w:after="40" w:before="0"/>
+              <w:jc w:val="left"/>
+            </w:pPr>
+            <w:r>
+              <w:rPr>
+                <w:rFonts w:ascii="Arial" w:cs="Arial" w:eastAsia="Arial" w:hAnsi="Arial"/>
+                <w:b w:val="false"/>
+                <w:bCs w:val="false"/>
+                <w:i w:val="false"/>
+                <w:iCs w:val="false"/>
+                <w:color w:val="000000"/>
+                <w:sz w:val="18"/>
+                <w:szCs w:val="18"/>
+              </w:rPr>
+              <w:t xml:space="preserve">Teacher introduces the four structural categories: giant ionic, simple molecular, giant atomic and giant metallic. Learners use print/digital media to research the structures of NaCl (giant ionic), iodine (simple molecular), diamond and graphite (giant atomic/layered covalent) and aluminium (giant metallic). Students sketch structural diagrams in their notebooks and label the particles and forces. Small groups (4 learners) are assigned one structure each and prepare a 2-minute explanation to share with the class — jigsaw strategy.</w:t>
+            </w:r>
+          </w:p>
+          <w:p>
+            <w:pPr>
+              <w:spacing w:after="40" w:before="0"/>
+              <w:jc w:val="left"/>
+            </w:pPr>
+            <w:r>
+              <w:rPr>
+                <w:rFonts w:ascii="Arial" w:cs="Arial" w:eastAsia="Arial" w:hAnsi="Arial"/>
+                <w:b w:val="false"/>
+                <w:bCs w:val="false"/>
+                <w:i w:val="false"/>
+                <w:iCs w:val="false"/>
+                <w:color w:val="000000"/>
+                <w:sz w:val="18"/>
+                <w:szCs w:val="18"/>
+              </w:rPr>
+              <w:t xml:space="preserve"/>
+            </w:r>
+          </w:p>
+          <w:p>
+            <w:pPr>
+              <w:spacing w:after="40" w:before="0"/>
+              <w:jc w:val="left"/>
+            </w:pPr>
+            <w:r>
+              <w:rPr>
+                <w:rFonts w:ascii="Arial" w:cs="Arial" w:eastAsia="Arial" w:hAnsi="Arial"/>
+                <w:b w:val="false"/>
+                <w:bCs w:val="false"/>
+                <w:i w:val="false"/>
+                <w:iCs w:val="false"/>
+                <w:color w:val="000000"/>
+                <w:sz w:val="18"/>
+                <w:szCs w:val="18"/>
+              </w:rPr>
+              <w:t xml:space="preserve">Lesson 5 — OBSERVE: Practical Investigation of Physical Properties</w:t>
+            </w:r>
+          </w:p>
+          <w:p>
+            <w:pPr>
+              <w:spacing w:after="40" w:before="0"/>
+              <w:jc w:val="left"/>
+            </w:pPr>
+            <w:r>
+              <w:rPr>
+                <w:rFonts w:ascii="Arial" w:cs="Arial" w:eastAsia="Arial" w:hAnsi="Arial"/>
+                <w:b w:val="false"/>
+                <w:bCs w:val="false"/>
+                <w:i w:val="false"/>
+                <w:iCs w:val="false"/>
+                <w:color w:val="000000"/>
+                <w:sz w:val="18"/>
+                <w:szCs w:val="18"/>
+              </w:rPr>
+              <w:t xml:space="preserve">Learners carry out a structured practical: testing solubility in water, electrical conductivity (simple circuit with bulb/LED), and observing relative hardness/brittleness for: NaCl (table salt), candle wax (simple molecular), graphite rod, and aluminium foil strip. Results are recorded in a class data table. Teacher facilitates whole-class data sharing and asks: "Which pattern in your data surprises you most?" — wait time 30 seconds, cold-call three students. Students connect experimental observations back to the anchoring phenomenon.</w:t>
+            </w:r>
+          </w:p>
+          <w:p>
+            <w:pPr>
+              <w:spacing w:after="40" w:before="0"/>
+              <w:jc w:val="left"/>
+            </w:pPr>
+            <w:r>
+              <w:rPr>
+                <w:rFonts w:ascii="Arial" w:cs="Arial" w:eastAsia="Arial" w:hAnsi="Arial"/>
+                <w:b w:val="false"/>
+                <w:bCs w:val="false"/>
+                <w:i w:val="false"/>
+                <w:iCs w:val="false"/>
+                <w:color w:val="000000"/>
+                <w:sz w:val="18"/>
+                <w:szCs w:val="18"/>
+              </w:rPr>
+              <w:t xml:space="preserve"/>
+            </w:r>
+          </w:p>
+          <w:p>
+            <w:pPr>
+              <w:spacing w:after="40" w:before="0"/>
+              <w:jc w:val="left"/>
+            </w:pPr>
+            <w:r>
+              <w:rPr>
+                <w:rFonts w:ascii="Arial" w:cs="Arial" w:eastAsia="Arial" w:hAnsi="Arial"/>
+                <w:b w:val="false"/>
+                <w:bCs w:val="false"/>
+                <w:i w:val="false"/>
+                <w:iCs w:val="false"/>
+                <w:color w:val="000000"/>
+                <w:sz w:val="18"/>
+                <w:szCs w:val="18"/>
+              </w:rPr>
+              <w:t xml:space="preserve">Lesson 6 — EXPLAIN: Bond Types → Physical Properties (Sensemaking)</w:t>
+            </w:r>
+          </w:p>
+          <w:p>
+            <w:pPr>
+              <w:spacing w:after="40" w:before="0"/>
+              <w:jc w:val="left"/>
+            </w:pPr>
+            <w:r>
+              <w:rPr>
+                <w:rFonts w:ascii="Arial" w:cs="Arial" w:eastAsia="Arial" w:hAnsi="Arial"/>
+                <w:b w:val="false"/>
+                <w:bCs w:val="false"/>
+                <w:i w:val="false"/>
+                <w:iCs w:val="false"/>
+                <w:color w:val="000000"/>
+                <w:sz w:val="18"/>
+                <w:szCs w:val="18"/>
+              </w:rPr>
+              <w:t xml:space="preserve">Teacher leads structured sensemaking discussion: for each structural category, learners articulate why the bonding arrangement produces the observed physical properties (e.g., giant ionic — high melting point because many strong electrostatic attractions must be overcome; simple molecular — low melting point because only weak Van der Waals/hydrogen bonds between molecules; metallic — conducts because delocalised electrons move freely; giant atomic — very hard because every atom is covalently bonded in 3D network). Learners construct an evidence-based comparison table in their notebooks linking bond type → structure → property → everyday Kenyan example (sufuria, pencil, salt, candle wax). DQB is updated: "Which of our original questions can we now answer?"</w:t>
+            </w:r>
+          </w:p>
+          <w:p>
+            <w:pPr>
+              <w:spacing w:after="40" w:before="0"/>
+              <w:jc w:val="left"/>
+            </w:pPr>
+            <w:r>
+              <w:rPr>
+                <w:rFonts w:ascii="Arial" w:cs="Arial" w:eastAsia="Arial" w:hAnsi="Arial"/>
+                <w:b w:val="false"/>
+                <w:bCs w:val="false"/>
+                <w:i w:val="false"/>
+                <w:iCs w:val="false"/>
+                <w:color w:val="000000"/>
+                <w:sz w:val="18"/>
+                <w:szCs w:val="18"/>
+              </w:rPr>
+              <w:t xml:space="preserve"/>
+            </w:r>
+          </w:p>
+          <w:p>
+            <w:pPr>
+              <w:spacing w:after="40" w:before="0"/>
+              <w:jc w:val="left"/>
+            </w:pPr>
+            <w:r>
+              <w:rPr>
+                <w:rFonts w:ascii="Arial" w:cs="Arial" w:eastAsia="Arial" w:hAnsi="Arial"/>
+                <w:b w:val="false"/>
+                <w:bCs w:val="false"/>
+                <w:i w:val="false"/>
+                <w:iCs w:val="false"/>
+                <w:color w:val="000000"/>
+                <w:sz w:val="18"/>
+                <w:szCs w:val="18"/>
+              </w:rPr>
+              <w:t xml:space="preserve">Lesson 7 — EXPLAIN &amp; MODEL BUILDING: Diamond, Graphite and Aluminium Deep Dive + Community Project</w:t>
+            </w:r>
+          </w:p>
+          <w:p>
+            <w:pPr>
+              <w:spacing w:after="40" w:before="0"/>
+              <w:jc w:val="left"/>
+            </w:pPr>
+            <w:r>
+              <w:rPr>
+                <w:rFonts w:ascii="Arial" w:cs="Arial" w:eastAsia="Arial" w:hAnsi="Arial"/>
+                <w:b w:val="false"/>
+                <w:bCs w:val="false"/>
+                <w:i w:val="false"/>
+                <w:iCs w:val="false"/>
+                <w:color w:val="000000"/>
+                <w:sz w:val="18"/>
+                <w:szCs w:val="18"/>
+              </w:rPr>
+              <w:t xml:space="preserve">Learners explore the contrasting properties of diamond and graphite (both pure carbon) as a capstone explanation challenge. Teacher poses: "Same element, same type of bond — so why is one the hardest natural substance and the other slippery enough to use as a lubricant or electrode?" Groups discuss and present explanations referencing 3D tetrahedral vs. layered hexagonal structures and the presence of delocalised electrons in graphite. Learners then begin the community sensitisation project: drafting advice for a Kenyan household on the correct use and care of aluminium sufurias, graphite electrodes in torches, and NaCl in food and water treatment, grounded in bond-type reasoning.</w:t>
+            </w:r>
+          </w:p>
+          <w:p>
+            <w:pPr>
+              <w:spacing w:after="40" w:before="0"/>
+              <w:jc w:val="left"/>
+            </w:pPr>
+            <w:r>
+              <w:rPr>
+                <w:rFonts w:ascii="Arial" w:cs="Arial" w:eastAsia="Arial" w:hAnsi="Arial"/>
+                <w:b w:val="false"/>
+                <w:bCs w:val="false"/>
+                <w:i w:val="false"/>
+                <w:iCs w:val="false"/>
+                <w:color w:val="000000"/>
+                <w:sz w:val="18"/>
+                <w:szCs w:val="18"/>
+              </w:rPr>
+              <w:t xml:space="preserve"/>
+            </w:r>
+          </w:p>
+          <w:p>
+            <w:pPr>
+              <w:spacing w:after="40" w:before="0"/>
+              <w:jc w:val="left"/>
+            </w:pPr>
+            <w:r>
+              <w:rPr>
+                <w:rFonts w:ascii="Arial" w:cs="Arial" w:eastAsia="Arial" w:hAnsi="Arial"/>
+                <w:b w:val="false"/>
+                <w:bCs w:val="false"/>
+                <w:i w:val="false"/>
+                <w:iCs w:val="false"/>
+                <w:color w:val="000000"/>
+                <w:sz w:val="18"/>
+                <w:szCs w:val="18"/>
+              </w:rPr>
+              <w:t xml:space="preserve">Lesson 8 — MODEL BUILDING &amp; DQB REVIEW: Model Revision, Project Presentation &amp; Unit Consolidation</w:t>
+            </w:r>
+          </w:p>
+          <w:p>
+            <w:pPr>
+              <w:spacing w:after="40" w:before="0"/>
+              <w:jc w:val="left"/>
+            </w:pPr>
+            <w:r>
+              <w:rPr>
+                <w:rFonts w:ascii="Arial" w:cs="Arial" w:eastAsia="Arial" w:hAnsi="Arial"/>
+                <w:b w:val="false"/>
+                <w:bCs w:val="false"/>
+                <w:i w:val="false"/>
+                <w:iCs w:val="false"/>
+                <w:color w:val="000000"/>
+                <w:sz w:val="18"/>
+                <w:szCs w:val="18"/>
+              </w:rPr>
+              <w:t xml:space="preserve">Learners build or refine physical ball-and-stick models of assigned molecules/structures using locally available materials (maize cobs as atoms, wire/string as bonds, clay balls colour-coded by element — echoing materials used by Kenyan primary-school teachers). Groups present their models and explain how the bonding determines at least two physical properties. Class revisits the original DQB: teacher facilitates a structured review — "Which questions did our evidence answer? What new questions remain?" Students write a final individual explanation connecting the anchoring phenomenon (salt, aluminium, graphite) back to bond types and structures. Teacher administers a short written exit task aligned to the KICD assessment rubric.</w:t>
+            </w:r>
+          </w:p>
+        </w:tc>
+      </w:tr>
+      <w:tr>
+        <w:tc>
+          <w:tcPr>
+            <w:tcW w:type="dxa" w:w="3000"/>
+            <w:shd w:fill="EAD1F5" w:color="auto" w:val="clear"/>
+            <w:tcMar>
+              <w:top w:type="dxa" w:w="60"/>
+              <w:left w:type="dxa" w:w="120"/>
+              <w:bottom w:type="dxa" w:w="60"/>
+              <w:right w:type="dxa" w:w="120"/>
+            </w:tcMar>
+            <w:vAlign w:val="top"/>
+          </w:tcPr>
+          <w:p>
+            <w:pPr>
+              <w:spacing w:after="40" w:before="0"/>
+              <w:jc w:val="left"/>
+            </w:pPr>
+            <w:r>
+              <w:rPr>
+                <w:rFonts w:ascii="Arial" w:cs="Arial" w:eastAsia="Arial" w:hAnsi="Arial"/>
+                <w:b/>
+                <w:bCs/>
+                <w:i w:val="false"/>
+                <w:iCs w:val="false"/>
+                <w:color w:val="000000"/>
+                <w:sz w:val="18"/>
+                <w:szCs w:val="18"/>
+              </w:rPr>
+              <w:t xml:space="preserve">Supporting Phenomena</w:t>
+            </w:r>
+          </w:p>
+        </w:tc>
+        <w:tc>
+          <w:tcPr>
+            <w:tcW w:type="dxa" w:w="10680"/>
+            <w:shd w:fill="FFFFFF" w:color="auto" w:val="clear"/>
+            <w:tcMar>
+              <w:top w:type="dxa" w:w="60"/>
+              <w:left w:type="dxa" w:w="120"/>
+              <w:bottom w:type="dxa" w:w="60"/>
+              <w:right w:type="dxa" w:w="120"/>
+            </w:tcMar>
+            <w:vAlign w:val="top"/>
+          </w:tcPr>
+          <w:p>
+            <w:pPr>
+              <w:spacing w:after="30" w:before="0"/>
+              <w:ind w:left="360" w:hanging="180"/>
+              <w:jc w:val="left"/>
+            </w:pPr>
+            <w:r>
+              <w:rPr>
+                <w:rFonts w:ascii="Arial" w:cs="Arial" w:eastAsia="Arial" w:hAnsi="Arial"/>
+                <w:b w:val="false"/>
+                <w:bCs w:val="false"/>
+                <w:i w:val="false"/>
+                <w:iCs w:val="false"/>
+                <w:color w:val="000000"/>
+                <w:sz w:val="18"/>
+                <w:szCs w:val="18"/>
+              </w:rPr>
+              <w:t xml:space="preserve">–  Why does an ice cube (water, H₂O) melt in your hand at room temperature, while a piece of table salt (NaCl) from Mombasa would never melt on a hot day in Nairobi? — introduces the contrast between simple molecular and giant ionic structures.</w:t>
+            </w:r>
+          </w:p>
+          <w:p>
+            <w:pPr>
+              <w:spacing w:after="30" w:before="0"/>
+              <w:ind w:left="360" w:hanging="180"/>
+              <w:jc w:val="left"/>
+            </w:pPr>
+            <w:r>
+              <w:rPr>
+                <w:rFonts w:ascii="Arial" w:cs="Arial" w:eastAsia="Arial" w:hAnsi="Arial"/>
+                <w:b w:val="false"/>
+                <w:bCs w:val="false"/>
+                <w:i w:val="false"/>
+                <w:iCs w:val="false"/>
+                <w:color w:val="000000"/>
+                <w:sz w:val="18"/>
+                <w:szCs w:val="18"/>
+              </w:rPr>
+              <w:t xml:space="preserve">–  Why can a Kenyan blacksmith in Kamuthe beat a piece of iron into a new shape without it shattering, yet a piece of dry ice (solid CO₂) crumbles and evaporates? — introduces metallic bonding and the concept of delocalised electrons allowing layers to slide versus the discrete molecules of a simple molecular solid.</w:t>
+            </w:r>
+          </w:p>
+          <w:p>
+            <w:pPr>
+              <w:spacing w:after="30" w:before="0"/>
+              <w:ind w:left="360" w:hanging="180"/>
+              <w:jc w:val="left"/>
+            </w:pPr>
+            <w:r>
+              <w:rPr>
+                <w:rFonts w:ascii="Arial" w:cs="Arial" w:eastAsia="Arial" w:hAnsi="Arial"/>
+                <w:b w:val="false"/>
+                <w:bCs w:val="false"/>
+                <w:i w:val="false"/>
+                <w:iCs w:val="false"/>
+                <w:color w:val="000000"/>
+                <w:sz w:val="18"/>
+                <w:szCs w:val="18"/>
+              </w:rPr>
+              <w:t xml:space="preserve">–  Why does iodine (used in labs as an antiseptic indicator) sublime — turning from a shiny purple solid directly into a purple gas — when gently warmed, releasing a strong smell, while diamond (carbon) does not melt even in the hottest furnace? — contrasts Van der Waals forces in simple molecular solids with covalent network bonding in giant atomic structures.</w:t>
+            </w:r>
+          </w:p>
+          <w:p>
+            <w:pPr>
+              <w:spacing w:after="30" w:before="0"/>
+              <w:ind w:left="360" w:hanging="180"/>
+              <w:jc w:val="left"/>
+            </w:pPr>
+            <w:r>
+              <w:rPr>
+                <w:rFonts w:ascii="Arial" w:cs="Arial" w:eastAsia="Arial" w:hAnsi="Arial"/>
+                <w:b w:val="false"/>
+                <w:bCs w:val="false"/>
+                <w:i w:val="false"/>
+                <w:iCs w:val="false"/>
+                <w:color w:val="000000"/>
+                <w:sz w:val="18"/>
+                <w:szCs w:val="18"/>
+              </w:rPr>
+              <w:t xml:space="preserve">–  Why do Kenyan electricians always choose copper or aluminium wire — never wood or plastic — to carry current in household wiring, and why can aluminium foil be pressed into any shape to wrap leftover ugali? — reinforces metallic bonding (delocalised electrons, mobile layers) as the structural explanation for conductivity and malleability.</w:t>
+            </w:r>
+          </w:p>
+        </w:tc>
+      </w:tr>
+    </w:tbl>
+    <w:p>
+      <w:pPr>
+        <w:spacing w:after="120"/>
+      </w:pPr>
+      <w:r>
+        <w:t xml:space="preserve"/>
       </w:r>
     </w:p>
     <w:p>
@@ -150,7 +2645,7 @@
         </w:rPr>
         <w:t xml:space="preserve">© 2026 SeaVuria and ARES. This work is licensed under a </w:t>
       </w:r>
-      <w:hyperlink w:history="1" r:id="rId2y6ulsvj_ee_6imbvrbb5">
+      <w:hyperlink w:history="1" r:id="rIdfkkxznaedk8zv33wjnxen">
         <w:r>
           <w:rPr>
             <w:rFonts w:ascii="Arial" w:cs="Arial" w:eastAsia="Arial" w:hAnsi="Arial"/>
@@ -170,7 +2665,7 @@
         </w:rPr>
         <w:t xml:space="preserve"> (</w:t>
       </w:r>
-      <w:hyperlink w:history="1" r:id="rIdviyea_qu-v7_zae_38czx">
+      <w:hyperlink w:history="1" r:id="rId8cppswzcbgi3cws8zhjdk">
         <w:r>
           <w:rPr>
             <w:rFonts w:ascii="Arial" w:cs="Arial" w:eastAsia="Arial" w:hAnsi="Arial"/>
@@ -190,7 +2685,7 @@
         </w:rPr>
         <w:t xml:space="preserve">). To view a copy of this license, visit </w:t>
       </w:r>
-      <w:hyperlink w:history="1" r:id="rIdraxi0hlzu0btpjjmtzlvf">
+      <w:hyperlink w:history="1" r:id="rIdbb2xro7ehvaalvulwdnbp">
         <w:r>
           <w:rPr>
             <w:rFonts w:ascii="Arial" w:cs="Arial" w:eastAsia="Arial" w:hAnsi="Arial"/>
@@ -209,2501 +2704,6 @@
           <w:szCs w:val="17"/>
         </w:rPr>
         <w:t xml:space="preserve">. You are free to copy, redistribute, and adapt this material in any medium or format, provided appropriate credit is given and the material is not used for commercial purposes. KICD learning outcomes and curriculum designations reproduced here for alignment purposes remain the property of KICD and are not covered by this license. Linked external resources (e.g. CK-12, Khan Academy, PhET) are subject to their own licenses.</w:t>
-      </w:r>
-    </w:p>
-    <w:p>
-      <w:pPr>
-        <w:spacing w:after="120"/>
-      </w:pPr>
-      <w:r>
-        <w:t xml:space="preserve"/>
-      </w:r>
-    </w:p>
-    <w:tbl>
-      <w:tblPr>
-        <w:tblW w:type="dxa" w:w="13680"/>
-        <w:tblBorders>
-          <w:top w:val="single" w:color="AAAAAA" w:sz="4"/>
-          <w:left w:val="single" w:color="AAAAAA" w:sz="4"/>
-          <w:bottom w:val="single" w:color="AAAAAA" w:sz="4"/>
-          <w:right w:val="single" w:color="AAAAAA" w:sz="4"/>
-          <w:insideH w:val="single" w:color="auto" w:sz="4"/>
-          <w:insideV w:val="single" w:color="auto" w:sz="4"/>
-        </w:tblBorders>
-        <w:tblLayout w:type="fixed"/>
-      </w:tblPr>
-      <w:tblGrid>
-        <w:gridCol w:w="3000"/>
-        <w:gridCol w:w="10680"/>
-      </w:tblGrid>
-      <w:tr>
-        <w:tc>
-          <w:tcPr>
-            <w:tcW w:type="dxa" w:w="13680"/>
-            <w:gridSpan w:val="2"/>
-            <w:shd w:fill="1F3864" w:color="auto" w:val="clear"/>
-            <w:tcMar>
-              <w:top w:type="dxa" w:w="60"/>
-              <w:left w:type="dxa" w:w="120"/>
-              <w:bottom w:type="dxa" w:w="60"/>
-              <w:right w:type="dxa" w:w="120"/>
-            </w:tcMar>
-            <w:vAlign w:val="top"/>
-          </w:tcPr>
-          <w:p>
-            <w:pPr>
-              <w:spacing w:after="40" w:before="0"/>
-              <w:jc w:val="center"/>
-            </w:pPr>
-            <w:r>
-              <w:rPr>
-                <w:rFonts w:ascii="Arial" w:cs="Arial" w:eastAsia="Arial" w:hAnsi="Arial"/>
-                <w:b/>
-                <w:bCs/>
-                <w:i w:val="false"/>
-                <w:iCs w:val="false"/>
-                <w:color w:val="FFFFFF"/>
-                <w:sz w:val="22"/>
-                <w:szCs w:val="22"/>
-              </w:rPr>
-              <w:t xml:space="preserve">SUB-STRAND OVERVIEW</w:t>
-            </w:r>
-          </w:p>
-        </w:tc>
-      </w:tr>
-      <w:tr>
-        <w:tc>
-          <w:tcPr>
-            <w:tcW w:type="dxa" w:w="3000"/>
-            <w:shd w:fill="D5E8F0" w:color="auto" w:val="clear"/>
-            <w:tcMar>
-              <w:top w:type="dxa" w:w="60"/>
-              <w:left w:type="dxa" w:w="120"/>
-              <w:bottom w:type="dxa" w:w="60"/>
-              <w:right w:type="dxa" w:w="120"/>
-            </w:tcMar>
-            <w:vAlign w:val="top"/>
-          </w:tcPr>
-          <w:p>
-            <w:pPr>
-              <w:spacing w:after="40" w:before="0"/>
-              <w:jc w:val="left"/>
-            </w:pPr>
-            <w:r>
-              <w:rPr>
-                <w:rFonts w:ascii="Arial" w:cs="Arial" w:eastAsia="Arial" w:hAnsi="Arial"/>
-                <w:b/>
-                <w:bCs/>
-                <w:i w:val="false"/>
-                <w:iCs w:val="false"/>
-                <w:color w:val="000000"/>
-                <w:sz w:val="18"/>
-                <w:szCs w:val="18"/>
-              </w:rPr>
-              <w:t xml:space="preserve">Grade Level</w:t>
-            </w:r>
-          </w:p>
-        </w:tc>
-        <w:tc>
-          <w:tcPr>
-            <w:tcW w:type="dxa" w:w="10680"/>
-            <w:shd w:fill="FFFFFF" w:color="auto" w:val="clear"/>
-            <w:tcMar>
-              <w:top w:type="dxa" w:w="60"/>
-              <w:left w:type="dxa" w:w="120"/>
-              <w:bottom w:type="dxa" w:w="60"/>
-              <w:right w:type="dxa" w:w="120"/>
-            </w:tcMar>
-            <w:vAlign w:val="top"/>
-          </w:tcPr>
-          <w:p>
-            <w:pPr>
-              <w:spacing w:after="40" w:before="0"/>
-              <w:jc w:val="left"/>
-            </w:pPr>
-            <w:r>
-              <w:rPr>
-                <w:rFonts w:ascii="Arial" w:cs="Arial" w:eastAsia="Arial" w:hAnsi="Arial"/>
-                <w:b w:val="false"/>
-                <w:bCs w:val="false"/>
-                <w:i w:val="false"/>
-                <w:iCs w:val="false"/>
-                <w:color w:val="000000"/>
-                <w:sz w:val="18"/>
-                <w:szCs w:val="18"/>
-              </w:rPr>
-              <w:t xml:space="preserve">10</w:t>
-            </w:r>
-          </w:p>
-        </w:tc>
-      </w:tr>
-      <w:tr>
-        <w:tc>
-          <w:tcPr>
-            <w:tcW w:type="dxa" w:w="3000"/>
-            <w:shd w:fill="D5E8F0" w:color="auto" w:val="clear"/>
-            <w:tcMar>
-              <w:top w:type="dxa" w:w="60"/>
-              <w:left w:type="dxa" w:w="120"/>
-              <w:bottom w:type="dxa" w:w="60"/>
-              <w:right w:type="dxa" w:w="120"/>
-            </w:tcMar>
-            <w:vAlign w:val="top"/>
-          </w:tcPr>
-          <w:p>
-            <w:pPr>
-              <w:spacing w:after="40" w:before="0"/>
-              <w:jc w:val="left"/>
-            </w:pPr>
-            <w:r>
-              <w:rPr>
-                <w:rFonts w:ascii="Arial" w:cs="Arial" w:eastAsia="Arial" w:hAnsi="Arial"/>
-                <w:b/>
-                <w:bCs/>
-                <w:i w:val="false"/>
-                <w:iCs w:val="false"/>
-                <w:color w:val="000000"/>
-                <w:sz w:val="18"/>
-                <w:szCs w:val="18"/>
-              </w:rPr>
-              <w:t xml:space="preserve">Subject</w:t>
-            </w:r>
-          </w:p>
-        </w:tc>
-        <w:tc>
-          <w:tcPr>
-            <w:tcW w:type="dxa" w:w="10680"/>
-            <w:shd w:fill="FFFFFF" w:color="auto" w:val="clear"/>
-            <w:tcMar>
-              <w:top w:type="dxa" w:w="60"/>
-              <w:left w:type="dxa" w:w="120"/>
-              <w:bottom w:type="dxa" w:w="60"/>
-              <w:right w:type="dxa" w:w="120"/>
-            </w:tcMar>
-            <w:vAlign w:val="top"/>
-          </w:tcPr>
-          <w:p>
-            <w:pPr>
-              <w:spacing w:after="40" w:before="0"/>
-              <w:jc w:val="left"/>
-            </w:pPr>
-            <w:r>
-              <w:rPr>
-                <w:rFonts w:ascii="Arial" w:cs="Arial" w:eastAsia="Arial" w:hAnsi="Arial"/>
-                <w:b w:val="false"/>
-                <w:bCs w:val="false"/>
-                <w:i w:val="false"/>
-                <w:iCs w:val="false"/>
-                <w:color w:val="000000"/>
-                <w:sz w:val="18"/>
-                <w:szCs w:val="18"/>
-              </w:rPr>
-              <w:t xml:space="preserve">General Science</w:t>
-            </w:r>
-          </w:p>
-        </w:tc>
-      </w:tr>
-      <w:tr>
-        <w:tc>
-          <w:tcPr>
-            <w:tcW w:type="dxa" w:w="3000"/>
-            <w:shd w:fill="D5E8F0" w:color="auto" w:val="clear"/>
-            <w:tcMar>
-              <w:top w:type="dxa" w:w="60"/>
-              <w:left w:type="dxa" w:w="120"/>
-              <w:bottom w:type="dxa" w:w="60"/>
-              <w:right w:type="dxa" w:w="120"/>
-            </w:tcMar>
-            <w:vAlign w:val="top"/>
-          </w:tcPr>
-          <w:p>
-            <w:pPr>
-              <w:spacing w:after="40" w:before="0"/>
-              <w:jc w:val="left"/>
-            </w:pPr>
-            <w:r>
-              <w:rPr>
-                <w:rFonts w:ascii="Arial" w:cs="Arial" w:eastAsia="Arial" w:hAnsi="Arial"/>
-                <w:b/>
-                <w:bCs/>
-                <w:i w:val="false"/>
-                <w:iCs w:val="false"/>
-                <w:color w:val="000000"/>
-                <w:sz w:val="18"/>
-                <w:szCs w:val="18"/>
-              </w:rPr>
-              <w:t xml:space="preserve">Strand</w:t>
-            </w:r>
-          </w:p>
-        </w:tc>
-        <w:tc>
-          <w:tcPr>
-            <w:tcW w:type="dxa" w:w="10680"/>
-            <w:shd w:fill="FFFFFF" w:color="auto" w:val="clear"/>
-            <w:tcMar>
-              <w:top w:type="dxa" w:w="60"/>
-              <w:left w:type="dxa" w:w="120"/>
-              <w:bottom w:type="dxa" w:w="60"/>
-              <w:right w:type="dxa" w:w="120"/>
-            </w:tcMar>
-            <w:vAlign w:val="top"/>
-          </w:tcPr>
-          <w:p>
-            <w:pPr>
-              <w:spacing w:after="40" w:before="0"/>
-              <w:jc w:val="left"/>
-            </w:pPr>
-            <w:r>
-              <w:rPr>
-                <w:rFonts w:ascii="Arial" w:cs="Arial" w:eastAsia="Arial" w:hAnsi="Arial"/>
-                <w:b w:val="false"/>
-                <w:bCs w:val="false"/>
-                <w:i w:val="false"/>
-                <w:iCs w:val="false"/>
-                <w:color w:val="000000"/>
-                <w:sz w:val="18"/>
-                <w:szCs w:val="18"/>
-              </w:rPr>
-              <w:t xml:space="preserve">Strand 2.0: Matter and Chemical Reactions</w:t>
-            </w:r>
-          </w:p>
-        </w:tc>
-      </w:tr>
-      <w:tr>
-        <w:tc>
-          <w:tcPr>
-            <w:tcW w:type="dxa" w:w="3000"/>
-            <w:shd w:fill="D5E8F0" w:color="auto" w:val="clear"/>
-            <w:tcMar>
-              <w:top w:type="dxa" w:w="60"/>
-              <w:left w:type="dxa" w:w="120"/>
-              <w:bottom w:type="dxa" w:w="60"/>
-              <w:right w:type="dxa" w:w="120"/>
-            </w:tcMar>
-            <w:vAlign w:val="top"/>
-          </w:tcPr>
-          <w:p>
-            <w:pPr>
-              <w:spacing w:after="40" w:before="0"/>
-              <w:jc w:val="left"/>
-            </w:pPr>
-            <w:r>
-              <w:rPr>
-                <w:rFonts w:ascii="Arial" w:cs="Arial" w:eastAsia="Arial" w:hAnsi="Arial"/>
-                <w:b/>
-                <w:bCs/>
-                <w:i w:val="false"/>
-                <w:iCs w:val="false"/>
-                <w:color w:val="000000"/>
-                <w:sz w:val="18"/>
-                <w:szCs w:val="18"/>
-              </w:rPr>
-              <w:t xml:space="preserve">Sub-Strand</w:t>
-            </w:r>
-          </w:p>
-        </w:tc>
-        <w:tc>
-          <w:tcPr>
-            <w:tcW w:type="dxa" w:w="10680"/>
-            <w:shd w:fill="FFFFFF" w:color="auto" w:val="clear"/>
-            <w:tcMar>
-              <w:top w:type="dxa" w:w="60"/>
-              <w:left w:type="dxa" w:w="120"/>
-              <w:bottom w:type="dxa" w:w="60"/>
-              <w:right w:type="dxa" w:w="120"/>
-            </w:tcMar>
-            <w:vAlign w:val="top"/>
-          </w:tcPr>
-          <w:p>
-            <w:pPr>
-              <w:spacing w:after="40" w:before="0"/>
-              <w:jc w:val="left"/>
-            </w:pPr>
-            <w:r>
-              <w:rPr>
-                <w:rFonts w:ascii="Arial" w:cs="Arial" w:eastAsia="Arial" w:hAnsi="Arial"/>
-                <w:b w:val="false"/>
-                <w:bCs w:val="false"/>
-                <w:i w:val="false"/>
-                <w:iCs w:val="false"/>
-                <w:color w:val="000000"/>
-                <w:sz w:val="18"/>
-                <w:szCs w:val="18"/>
-              </w:rPr>
-              <w:t xml:space="preserve">Sub-Strand 2.3: Chemical Bonding</w:t>
-            </w:r>
-          </w:p>
-        </w:tc>
-      </w:tr>
-      <w:tr>
-        <w:tc>
-          <w:tcPr>
-            <w:tcW w:type="dxa" w:w="3000"/>
-            <w:shd w:fill="D5E8F0" w:color="auto" w:val="clear"/>
-            <w:tcMar>
-              <w:top w:type="dxa" w:w="60"/>
-              <w:left w:type="dxa" w:w="120"/>
-              <w:bottom w:type="dxa" w:w="60"/>
-              <w:right w:type="dxa" w:w="120"/>
-            </w:tcMar>
-            <w:vAlign w:val="top"/>
-          </w:tcPr>
-          <w:p>
-            <w:pPr>
-              <w:spacing w:after="40" w:before="0"/>
-              <w:jc w:val="left"/>
-            </w:pPr>
-            <w:r>
-              <w:rPr>
-                <w:rFonts w:ascii="Arial" w:cs="Arial" w:eastAsia="Arial" w:hAnsi="Arial"/>
-                <w:b/>
-                <w:bCs/>
-                <w:i w:val="false"/>
-                <w:iCs w:val="false"/>
-                <w:color w:val="000000"/>
-                <w:sz w:val="18"/>
-                <w:szCs w:val="18"/>
-              </w:rPr>
-              <w:t xml:space="preserve">Total Duration</w:t>
-            </w:r>
-          </w:p>
-        </w:tc>
-        <w:tc>
-          <w:tcPr>
-            <w:tcW w:type="dxa" w:w="10680"/>
-            <w:shd w:fill="FFFFFF" w:color="auto" w:val="clear"/>
-            <w:tcMar>
-              <w:top w:type="dxa" w:w="60"/>
-              <w:left w:type="dxa" w:w="120"/>
-              <w:bottom w:type="dxa" w:w="60"/>
-              <w:right w:type="dxa" w:w="120"/>
-            </w:tcMar>
-            <w:vAlign w:val="top"/>
-          </w:tcPr>
-          <w:p>
-            <w:pPr>
-              <w:spacing w:after="40" w:before="0"/>
-              <w:jc w:val="left"/>
-            </w:pPr>
-            <w:r>
-              <w:rPr>
-                <w:rFonts w:ascii="Arial" w:cs="Arial" w:eastAsia="Arial" w:hAnsi="Arial"/>
-                <w:b w:val="false"/>
-                <w:bCs w:val="false"/>
-                <w:i w:val="false"/>
-                <w:iCs w:val="false"/>
-                <w:color w:val="000000"/>
-                <w:sz w:val="18"/>
-                <w:szCs w:val="18"/>
-              </w:rPr>
-              <w:t xml:space="preserve">8 lessons × 40 minutes = 320 minutes total</w:t>
-            </w:r>
-          </w:p>
-        </w:tc>
-      </w:tr>
-      <w:tr>
-        <w:tc>
-          <w:tcPr>
-            <w:tcW w:type="dxa" w:w="3000"/>
-            <w:shd w:fill="D5E8F0" w:color="auto" w:val="clear"/>
-            <w:tcMar>
-              <w:top w:type="dxa" w:w="60"/>
-              <w:left w:type="dxa" w:w="120"/>
-              <w:bottom w:type="dxa" w:w="60"/>
-              <w:right w:type="dxa" w:w="120"/>
-            </w:tcMar>
-            <w:vAlign w:val="top"/>
-          </w:tcPr>
-          <w:p>
-            <w:pPr>
-              <w:spacing w:after="40" w:before="0"/>
-              <w:jc w:val="left"/>
-            </w:pPr>
-            <w:r>
-              <w:rPr>
-                <w:rFonts w:ascii="Arial" w:cs="Arial" w:eastAsia="Arial" w:hAnsi="Arial"/>
-                <w:b/>
-                <w:bCs/>
-                <w:i w:val="false"/>
-                <w:iCs w:val="false"/>
-                <w:color w:val="000000"/>
-                <w:sz w:val="18"/>
-                <w:szCs w:val="18"/>
-              </w:rPr>
-              <w:t xml:space="preserve">Sub-Strand Content</w:t>
-            </w:r>
-          </w:p>
-        </w:tc>
-        <w:tc>
-          <w:tcPr>
-            <w:tcW w:type="dxa" w:w="10680"/>
-            <w:shd w:fill="FFFFFF" w:color="auto" w:val="clear"/>
-            <w:tcMar>
-              <w:top w:type="dxa" w:w="60"/>
-              <w:left w:type="dxa" w:w="120"/>
-              <w:bottom w:type="dxa" w:w="60"/>
-              <w:right w:type="dxa" w:w="120"/>
-            </w:tcMar>
-            <w:vAlign w:val="top"/>
-          </w:tcPr>
-          <w:p>
-            <w:pPr>
-              <w:spacing w:after="30" w:before="0"/>
-              <w:ind w:left="360" w:hanging="180"/>
-              <w:jc w:val="left"/>
-            </w:pPr>
-            <w:r>
-              <w:rPr>
-                <w:rFonts w:ascii="Arial" w:cs="Arial" w:eastAsia="Arial" w:hAnsi="Arial"/>
-                <w:b w:val="false"/>
-                <w:bCs w:val="false"/>
-                <w:i w:val="false"/>
-                <w:iCs w:val="false"/>
-                <w:color w:val="000000"/>
-                <w:sz w:val="18"/>
-                <w:szCs w:val="18"/>
-              </w:rPr>
-              <w:t xml:space="preserve">–  Bond and bond types (ionic, covalent, dative-covalent, hydrogen, metallic, Van der Waals)</w:t>
-            </w:r>
-          </w:p>
-          <w:p>
-            <w:pPr>
-              <w:spacing w:after="30" w:before="0"/>
-              <w:ind w:left="360" w:hanging="180"/>
-              <w:jc w:val="left"/>
-            </w:pPr>
-            <w:r>
-              <w:rPr>
-                <w:rFonts w:ascii="Arial" w:cs="Arial" w:eastAsia="Arial" w:hAnsi="Arial"/>
-                <w:b w:val="false"/>
-                <w:bCs w:val="false"/>
-                <w:i w:val="false"/>
-                <w:iCs w:val="false"/>
-                <w:color w:val="000000"/>
-                <w:sz w:val="18"/>
-                <w:szCs w:val="18"/>
-              </w:rPr>
-              <w:t xml:space="preserve">–  Bond formation in common compounds and metals</w:t>
-            </w:r>
-          </w:p>
-          <w:p>
-            <w:pPr>
-              <w:spacing w:after="30" w:before="0"/>
-              <w:ind w:left="360" w:hanging="180"/>
-              <w:jc w:val="left"/>
-            </w:pPr>
-            <w:r>
-              <w:rPr>
-                <w:rFonts w:ascii="Arial" w:cs="Arial" w:eastAsia="Arial" w:hAnsi="Arial"/>
-                <w:b w:val="false"/>
-                <w:bCs w:val="false"/>
-                <w:i w:val="false"/>
-                <w:iCs w:val="false"/>
-                <w:color w:val="000000"/>
-                <w:sz w:val="18"/>
-                <w:szCs w:val="18"/>
-              </w:rPr>
-              <w:t xml:space="preserve">–  Dot-and-cross diagrams for selected molecules and compounds (water, sodium chloride, hydrogen gas, oxygen gas, iodine)</w:t>
-            </w:r>
-          </w:p>
-          <w:p>
-            <w:pPr>
-              <w:spacing w:after="30" w:before="0"/>
-              <w:ind w:left="360" w:hanging="180"/>
-              <w:jc w:val="left"/>
-            </w:pPr>
-            <w:r>
-              <w:rPr>
-                <w:rFonts w:ascii="Arial" w:cs="Arial" w:eastAsia="Arial" w:hAnsi="Arial"/>
-                <w:b w:val="false"/>
-                <w:bCs w:val="false"/>
-                <w:i w:val="false"/>
-                <w:iCs w:val="false"/>
-                <w:color w:val="000000"/>
-                <w:sz w:val="18"/>
-                <w:szCs w:val="18"/>
-              </w:rPr>
-              <w:t xml:space="preserve">–  Bond types and their structures (giant ionic, simple molecular, giant atomic, giant metallic)</w:t>
-            </w:r>
-          </w:p>
-          <w:p>
-            <w:pPr>
-              <w:spacing w:after="30" w:before="0"/>
-              <w:ind w:left="360" w:hanging="180"/>
-              <w:jc w:val="left"/>
-            </w:pPr>
-            <w:r>
-              <w:rPr>
-                <w:rFonts w:ascii="Arial" w:cs="Arial" w:eastAsia="Arial" w:hAnsi="Arial"/>
-                <w:b w:val="false"/>
-                <w:bCs w:val="false"/>
-                <w:i w:val="false"/>
-                <w:iCs w:val="false"/>
-                <w:color w:val="000000"/>
-                <w:sz w:val="18"/>
-                <w:szCs w:val="18"/>
-              </w:rPr>
-              <w:t xml:space="preserve">–  Physical properties of elements and compounds as related to bond type (melting point, boiling point, solubility, electrical and thermal conductivity)</w:t>
-            </w:r>
-          </w:p>
-          <w:p>
-            <w:pPr>
-              <w:spacing w:after="30" w:before="0"/>
-              <w:ind w:left="360" w:hanging="180"/>
-              <w:jc w:val="left"/>
-            </w:pPr>
-            <w:r>
-              <w:rPr>
-                <w:rFonts w:ascii="Arial" w:cs="Arial" w:eastAsia="Arial" w:hAnsi="Arial"/>
-                <w:b w:val="false"/>
-                <w:bCs w:val="false"/>
-                <w:i w:val="false"/>
-                <w:iCs w:val="false"/>
-                <w:color w:val="000000"/>
-                <w:sz w:val="18"/>
-                <w:szCs w:val="18"/>
-              </w:rPr>
-              <w:t xml:space="preserve">–  Structure and properties of Diamond</w:t>
-            </w:r>
-          </w:p>
-          <w:p>
-            <w:pPr>
-              <w:spacing w:after="30" w:before="0"/>
-              <w:ind w:left="360" w:hanging="180"/>
-              <w:jc w:val="left"/>
-            </w:pPr>
-            <w:r>
-              <w:rPr>
-                <w:rFonts w:ascii="Arial" w:cs="Arial" w:eastAsia="Arial" w:hAnsi="Arial"/>
-                <w:b w:val="false"/>
-                <w:bCs w:val="false"/>
-                <w:i w:val="false"/>
-                <w:iCs w:val="false"/>
-                <w:color w:val="000000"/>
-                <w:sz w:val="18"/>
-                <w:szCs w:val="18"/>
-              </w:rPr>
-              <w:t xml:space="preserve">–  Structure and properties of Graphite</w:t>
-            </w:r>
-          </w:p>
-          <w:p>
-            <w:pPr>
-              <w:spacing w:after="30" w:before="0"/>
-              <w:ind w:left="360" w:hanging="180"/>
-              <w:jc w:val="left"/>
-            </w:pPr>
-            <w:r>
-              <w:rPr>
-                <w:rFonts w:ascii="Arial" w:cs="Arial" w:eastAsia="Arial" w:hAnsi="Arial"/>
-                <w:b w:val="false"/>
-                <w:bCs w:val="false"/>
-                <w:i w:val="false"/>
-                <w:iCs w:val="false"/>
-                <w:color w:val="000000"/>
-                <w:sz w:val="18"/>
-                <w:szCs w:val="18"/>
-              </w:rPr>
-              <w:t xml:space="preserve">–  Structure and properties of Aluminium</w:t>
-            </w:r>
-          </w:p>
-          <w:p>
-            <w:pPr>
-              <w:spacing w:after="30" w:before="0"/>
-              <w:ind w:left="360" w:hanging="180"/>
-              <w:jc w:val="left"/>
-            </w:pPr>
-            <w:r>
-              <w:rPr>
-                <w:rFonts w:ascii="Arial" w:cs="Arial" w:eastAsia="Arial" w:hAnsi="Arial"/>
-                <w:b w:val="false"/>
-                <w:bCs w:val="false"/>
-                <w:i w:val="false"/>
-                <w:iCs w:val="false"/>
-                <w:color w:val="000000"/>
-                <w:sz w:val="18"/>
-                <w:szCs w:val="18"/>
-              </w:rPr>
-              <w:t xml:space="preserve">–  Uses of Diamond, Graphite and Aluminium based on bond type and structure</w:t>
-            </w:r>
-          </w:p>
-        </w:tc>
-      </w:tr>
-      <w:tr>
-        <w:tc>
-          <w:tcPr>
-            <w:tcW w:type="dxa" w:w="3000"/>
-            <w:shd w:fill="D5E8F0" w:color="auto" w:val="clear"/>
-            <w:tcMar>
-              <w:top w:type="dxa" w:w="60"/>
-              <w:left w:type="dxa" w:w="120"/>
-              <w:bottom w:type="dxa" w:w="60"/>
-              <w:right w:type="dxa" w:w="120"/>
-            </w:tcMar>
-            <w:vAlign w:val="top"/>
-          </w:tcPr>
-          <w:p>
-            <w:pPr>
-              <w:spacing w:after="40" w:before="0"/>
-              <w:jc w:val="left"/>
-            </w:pPr>
-            <w:r>
-              <w:rPr>
-                <w:rFonts w:ascii="Arial" w:cs="Arial" w:eastAsia="Arial" w:hAnsi="Arial"/>
-                <w:b/>
-                <w:bCs/>
-                <w:i w:val="false"/>
-                <w:iCs w:val="false"/>
-                <w:color w:val="000000"/>
-                <w:sz w:val="18"/>
-                <w:szCs w:val="18"/>
-              </w:rPr>
-              <w:t xml:space="preserve">Learning Outcomes</w:t>
-            </w:r>
-          </w:p>
-        </w:tc>
-        <w:tc>
-          <w:tcPr>
-            <w:tcW w:type="dxa" w:w="10680"/>
-            <w:shd w:fill="FFFFFF" w:color="auto" w:val="clear"/>
-            <w:tcMar>
-              <w:top w:type="dxa" w:w="60"/>
-              <w:left w:type="dxa" w:w="120"/>
-              <w:bottom w:type="dxa" w:w="60"/>
-              <w:right w:type="dxa" w:w="120"/>
-            </w:tcMar>
-            <w:vAlign w:val="top"/>
-          </w:tcPr>
-          <w:p>
-            <w:pPr>
-              <w:spacing w:after="40" w:before="0"/>
-              <w:jc w:val="left"/>
-            </w:pPr>
-            <w:r>
-              <w:rPr>
-                <w:rFonts w:ascii="Arial" w:cs="Arial" w:eastAsia="Arial" w:hAnsi="Arial"/>
-                <w:b w:val="false"/>
-                <w:bCs w:val="false"/>
-                <w:i w:val="false"/>
-                <w:iCs w:val="false"/>
-                <w:color w:val="000000"/>
-                <w:sz w:val="18"/>
-                <w:szCs w:val="18"/>
-              </w:rPr>
-              <w:t xml:space="preserve">By the end of the sub-strand, the learner should be able to:</w:t>
-            </w:r>
-          </w:p>
-          <w:p>
-            <w:pPr>
-              <w:spacing w:after="40" w:before="0"/>
-              <w:jc w:val="left"/>
-            </w:pPr>
-            <w:r>
-              <w:rPr>
-                <w:rFonts w:ascii="Arial" w:cs="Arial" w:eastAsia="Arial" w:hAnsi="Arial"/>
-                <w:b w:val="false"/>
-                <w:bCs w:val="false"/>
-                <w:i w:val="false"/>
-                <w:iCs w:val="false"/>
-                <w:color w:val="000000"/>
-                <w:sz w:val="18"/>
-                <w:szCs w:val="18"/>
-              </w:rPr>
-              <w:t xml:space="preserve">a) illustrate chemical bonding in common compounds;</w:t>
-            </w:r>
-          </w:p>
-          <w:p>
-            <w:pPr>
-              <w:spacing w:after="40" w:before="0"/>
-              <w:jc w:val="left"/>
-            </w:pPr>
-            <w:r>
-              <w:rPr>
-                <w:rFonts w:ascii="Arial" w:cs="Arial" w:eastAsia="Arial" w:hAnsi="Arial"/>
-                <w:b w:val="false"/>
-                <w:bCs w:val="false"/>
-                <w:i w:val="false"/>
-                <w:iCs w:val="false"/>
-                <w:color w:val="000000"/>
-                <w:sz w:val="18"/>
-                <w:szCs w:val="18"/>
-              </w:rPr>
-              <w:t xml:space="preserve">b) identify bond types in common compounds;</w:t>
-            </w:r>
-          </w:p>
-          <w:p>
-            <w:pPr>
-              <w:spacing w:after="40" w:before="0"/>
-              <w:jc w:val="left"/>
-            </w:pPr>
-            <w:r>
-              <w:rPr>
-                <w:rFonts w:ascii="Arial" w:cs="Arial" w:eastAsia="Arial" w:hAnsi="Arial"/>
-                <w:b w:val="false"/>
-                <w:bCs w:val="false"/>
-                <w:i w:val="false"/>
-                <w:iCs w:val="false"/>
-                <w:color w:val="000000"/>
-                <w:sz w:val="18"/>
-                <w:szCs w:val="18"/>
-              </w:rPr>
-              <w:t xml:space="preserve">c) distinguish structures of selected elements and compounds;</w:t>
-            </w:r>
-          </w:p>
-          <w:p>
-            <w:pPr>
-              <w:spacing w:after="40" w:before="0"/>
-              <w:jc w:val="left"/>
-            </w:pPr>
-            <w:r>
-              <w:rPr>
-                <w:rFonts w:ascii="Arial" w:cs="Arial" w:eastAsia="Arial" w:hAnsi="Arial"/>
-                <w:b w:val="false"/>
-                <w:bCs w:val="false"/>
-                <w:i w:val="false"/>
-                <w:iCs w:val="false"/>
-                <w:color w:val="000000"/>
-                <w:sz w:val="18"/>
-                <w:szCs w:val="18"/>
-              </w:rPr>
-              <w:t xml:space="preserve">d) describe the relationship between the bond types and the physical properties of elements and compounds;</w:t>
-            </w:r>
-          </w:p>
-          <w:p>
-            <w:pPr>
-              <w:spacing w:after="40" w:before="0"/>
-              <w:jc w:val="left"/>
-            </w:pPr>
-            <w:r>
-              <w:rPr>
-                <w:rFonts w:ascii="Arial" w:cs="Arial" w:eastAsia="Arial" w:hAnsi="Arial"/>
-                <w:b w:val="false"/>
-                <w:bCs w:val="false"/>
-                <w:i w:val="false"/>
-                <w:iCs w:val="false"/>
-                <w:color w:val="000000"/>
-                <w:sz w:val="18"/>
-                <w:szCs w:val="18"/>
-              </w:rPr>
-              <w:t xml:space="preserve">e) select appropriate materials for use based on bond type and structure;</w:t>
-            </w:r>
-          </w:p>
-          <w:p>
-            <w:pPr>
-              <w:spacing w:after="40" w:before="0"/>
-              <w:jc w:val="left"/>
-            </w:pPr>
-            <w:r>
-              <w:rPr>
-                <w:rFonts w:ascii="Arial" w:cs="Arial" w:eastAsia="Arial" w:hAnsi="Arial"/>
-                <w:b w:val="false"/>
-                <w:bCs w:val="false"/>
-                <w:i w:val="false"/>
-                <w:iCs w:val="false"/>
-                <w:color w:val="000000"/>
-                <w:sz w:val="18"/>
-                <w:szCs w:val="18"/>
-              </w:rPr>
-              <w:t xml:space="preserve">f) reflect on the appropriateness of substances used in day-to-day life.</w:t>
-            </w:r>
-          </w:p>
-        </w:tc>
-      </w:tr>
-      <w:tr>
-        <w:tc>
-          <w:tcPr>
-            <w:tcW w:type="dxa" w:w="3000"/>
-            <w:shd w:fill="D5E8F0" w:color="auto" w:val="clear"/>
-            <w:tcMar>
-              <w:top w:type="dxa" w:w="60"/>
-              <w:left w:type="dxa" w:w="120"/>
-              <w:bottom w:type="dxa" w:w="60"/>
-              <w:right w:type="dxa" w:w="120"/>
-            </w:tcMar>
-            <w:vAlign w:val="top"/>
-          </w:tcPr>
-          <w:p>
-            <w:pPr>
-              <w:spacing w:after="40" w:before="0"/>
-              <w:jc w:val="left"/>
-            </w:pPr>
-            <w:r>
-              <w:rPr>
-                <w:rFonts w:ascii="Arial" w:cs="Arial" w:eastAsia="Arial" w:hAnsi="Arial"/>
-                <w:b/>
-                <w:bCs/>
-                <w:i w:val="false"/>
-                <w:iCs w:val="false"/>
-                <w:color w:val="000000"/>
-                <w:sz w:val="18"/>
-                <w:szCs w:val="18"/>
-              </w:rPr>
-              <w:t xml:space="preserve">Core Competencies</w:t>
-            </w:r>
-          </w:p>
-        </w:tc>
-        <w:tc>
-          <w:tcPr>
-            <w:tcW w:type="dxa" w:w="10680"/>
-            <w:shd w:fill="FFFFFF" w:color="auto" w:val="clear"/>
-            <w:tcMar>
-              <w:top w:type="dxa" w:w="60"/>
-              <w:left w:type="dxa" w:w="120"/>
-              <w:bottom w:type="dxa" w:w="60"/>
-              <w:right w:type="dxa" w:w="120"/>
-            </w:tcMar>
-            <w:vAlign w:val="top"/>
-          </w:tcPr>
-          <w:p>
-            <w:pPr>
-              <w:spacing w:after="30" w:before="0"/>
-              <w:ind w:left="360" w:hanging="180"/>
-              <w:jc w:val="left"/>
-            </w:pPr>
-            <w:r>
-              <w:rPr>
-                <w:rFonts w:ascii="Arial" w:cs="Arial" w:eastAsia="Arial" w:hAnsi="Arial"/>
-                <w:b w:val="false"/>
-                <w:bCs w:val="false"/>
-                <w:i w:val="false"/>
-                <w:iCs w:val="false"/>
-                <w:color w:val="000000"/>
-                <w:sz w:val="18"/>
-                <w:szCs w:val="18"/>
-              </w:rPr>
-              <w:t xml:space="preserve">–  Communication and Collaboration: as the learner sensitises the community on use and care of common appliances such as aluminium utensils and other cookware, and discusses with peers the relationship between bond types and physical properties of different structures.</w:t>
-            </w:r>
-          </w:p>
-          <w:p>
-            <w:pPr>
-              <w:spacing w:after="30" w:before="0"/>
-              <w:ind w:left="360" w:hanging="180"/>
-              <w:jc w:val="left"/>
-            </w:pPr>
-            <w:r>
-              <w:rPr>
-                <w:rFonts w:ascii="Arial" w:cs="Arial" w:eastAsia="Arial" w:hAnsi="Arial"/>
-                <w:b w:val="false"/>
-                <w:bCs w:val="false"/>
-                <w:i w:val="false"/>
-                <w:iCs w:val="false"/>
-                <w:color w:val="000000"/>
-                <w:sz w:val="18"/>
-                <w:szCs w:val="18"/>
-              </w:rPr>
-              <w:t xml:space="preserve">–  Digital Literacy: as the learner navigates through online sources to access virtual laboratories for simulations on formation of chemical bonds and researches bond types of common compounds.</w:t>
-            </w:r>
-          </w:p>
-          <w:p>
-            <w:pPr>
-              <w:spacing w:after="30" w:before="0"/>
-              <w:ind w:left="360" w:hanging="180"/>
-              <w:jc w:val="left"/>
-            </w:pPr>
-            <w:r>
-              <w:rPr>
-                <w:rFonts w:ascii="Arial" w:cs="Arial" w:eastAsia="Arial" w:hAnsi="Arial"/>
-                <w:b w:val="false"/>
-                <w:bCs w:val="false"/>
-                <w:i w:val="false"/>
-                <w:iCs w:val="false"/>
-                <w:color w:val="000000"/>
-                <w:sz w:val="18"/>
-                <w:szCs w:val="18"/>
-              </w:rPr>
-              <w:t xml:space="preserve">–  Creativity and Imagination: as the learner undertakes a project of modelling ball-and-stick ionic and covalent structures of selected molecules using locally available resources such as maize cobs, clay and wire.</w:t>
-            </w:r>
-          </w:p>
-        </w:tc>
-      </w:tr>
-      <w:tr>
-        <w:tc>
-          <w:tcPr>
-            <w:tcW w:type="dxa" w:w="3000"/>
-            <w:shd w:fill="E2EFDA" w:color="auto" w:val="clear"/>
-            <w:tcMar>
-              <w:top w:type="dxa" w:w="60"/>
-              <w:left w:type="dxa" w:w="120"/>
-              <w:bottom w:type="dxa" w:w="60"/>
-              <w:right w:type="dxa" w:w="120"/>
-            </w:tcMar>
-            <w:vAlign w:val="top"/>
-          </w:tcPr>
-          <w:p>
-            <w:pPr>
-              <w:spacing w:after="40" w:before="0"/>
-              <w:jc w:val="left"/>
-            </w:pPr>
-            <w:r>
-              <w:rPr>
-                <w:rFonts w:ascii="Arial" w:cs="Arial" w:eastAsia="Arial" w:hAnsi="Arial"/>
-                <w:b/>
-                <w:bCs/>
-                <w:i w:val="false"/>
-                <w:iCs w:val="false"/>
-                <w:color w:val="000000"/>
-                <w:sz w:val="18"/>
-                <w:szCs w:val="18"/>
-              </w:rPr>
-              <w:t xml:space="preserve">Core Values</w:t>
-            </w:r>
-          </w:p>
-        </w:tc>
-        <w:tc>
-          <w:tcPr>
-            <w:tcW w:type="dxa" w:w="10680"/>
-            <w:shd w:fill="FFFFFF" w:color="auto" w:val="clear"/>
-            <w:tcMar>
-              <w:top w:type="dxa" w:w="60"/>
-              <w:left w:type="dxa" w:w="120"/>
-              <w:bottom w:type="dxa" w:w="60"/>
-              <w:right w:type="dxa" w:w="120"/>
-            </w:tcMar>
-            <w:vAlign w:val="top"/>
-          </w:tcPr>
-          <w:p>
-            <w:pPr>
-              <w:spacing w:after="30" w:before="0"/>
-              <w:ind w:left="360" w:hanging="180"/>
-              <w:jc w:val="left"/>
-            </w:pPr>
-            <w:r>
-              <w:rPr>
-                <w:rFonts w:ascii="Arial" w:cs="Arial" w:eastAsia="Arial" w:hAnsi="Arial"/>
-                <w:b w:val="false"/>
-                <w:bCs w:val="false"/>
-                <w:i w:val="false"/>
-                <w:iCs w:val="false"/>
-                <w:color w:val="000000"/>
-                <w:sz w:val="18"/>
-                <w:szCs w:val="18"/>
-              </w:rPr>
-              <w:t xml:space="preserve">–  Respect: as the learner recognises and appreciates the input of every group member when discussing the relationship between bond types and physical properties of different structures.</w:t>
-            </w:r>
-          </w:p>
-          <w:p>
-            <w:pPr>
-              <w:spacing w:after="30" w:before="0"/>
-              <w:ind w:left="360" w:hanging="180"/>
-              <w:jc w:val="left"/>
-            </w:pPr>
-            <w:r>
-              <w:rPr>
-                <w:rFonts w:ascii="Arial" w:cs="Arial" w:eastAsia="Arial" w:hAnsi="Arial"/>
-                <w:b w:val="false"/>
-                <w:bCs w:val="false"/>
-                <w:i w:val="false"/>
-                <w:iCs w:val="false"/>
-                <w:color w:val="000000"/>
-                <w:sz w:val="18"/>
-                <w:szCs w:val="18"/>
-              </w:rPr>
-              <w:t xml:space="preserve">–  Patriotism: as the learner sensitises the community on the appropriate use and care of common appliances such as aluminium sufurias and other cookware, contributing to responsible household management in Kenya.</w:t>
-            </w:r>
-          </w:p>
-          <w:p>
-            <w:pPr>
-              <w:spacing w:after="30" w:before="0"/>
-              <w:ind w:left="360" w:hanging="180"/>
-              <w:jc w:val="left"/>
-            </w:pPr>
-            <w:r>
-              <w:rPr>
-                <w:rFonts w:ascii="Arial" w:cs="Arial" w:eastAsia="Arial" w:hAnsi="Arial"/>
-                <w:b w:val="false"/>
-                <w:bCs w:val="false"/>
-                <w:i w:val="false"/>
-                <w:iCs w:val="false"/>
-                <w:color w:val="000000"/>
-                <w:sz w:val="18"/>
-                <w:szCs w:val="18"/>
-              </w:rPr>
-              <w:t xml:space="preserve">–  Responsibility: as the learner observes safety precautions when carrying out activities to investigate properties of elements and compounds and handles laboratory apparatus with care.</w:t>
-            </w:r>
-          </w:p>
-        </w:tc>
-      </w:tr>
-      <w:tr>
-        <w:tc>
-          <w:tcPr>
-            <w:tcW w:type="dxa" w:w="3000"/>
-            <w:shd w:fill="D5E8F0" w:color="auto" w:val="clear"/>
-            <w:tcMar>
-              <w:top w:type="dxa" w:w="60"/>
-              <w:left w:type="dxa" w:w="120"/>
-              <w:bottom w:type="dxa" w:w="60"/>
-              <w:right w:type="dxa" w:w="120"/>
-            </w:tcMar>
-            <w:vAlign w:val="top"/>
-          </w:tcPr>
-          <w:p>
-            <w:pPr>
-              <w:spacing w:after="40" w:before="0"/>
-              <w:jc w:val="left"/>
-            </w:pPr>
-            <w:r>
-              <w:rPr>
-                <w:rFonts w:ascii="Arial" w:cs="Arial" w:eastAsia="Arial" w:hAnsi="Arial"/>
-                <w:b/>
-                <w:bCs/>
-                <w:i w:val="false"/>
-                <w:iCs w:val="false"/>
-                <w:color w:val="000000"/>
-                <w:sz w:val="18"/>
-                <w:szCs w:val="18"/>
-              </w:rPr>
-              <w:t xml:space="preserve">Science &amp; Engineering Practices</w:t>
-            </w:r>
-          </w:p>
-        </w:tc>
-        <w:tc>
-          <w:tcPr>
-            <w:tcW w:type="dxa" w:w="10680"/>
-            <w:shd w:fill="FFFFFF" w:color="auto" w:val="clear"/>
-            <w:tcMar>
-              <w:top w:type="dxa" w:w="60"/>
-              <w:left w:type="dxa" w:w="120"/>
-              <w:bottom w:type="dxa" w:w="60"/>
-              <w:right w:type="dxa" w:w="120"/>
-            </w:tcMar>
-            <w:vAlign w:val="top"/>
-          </w:tcPr>
-          <w:p>
-            <w:pPr>
-              <w:spacing w:after="30" w:before="0"/>
-              <w:ind w:left="360" w:hanging="180"/>
-              <w:jc w:val="left"/>
-            </w:pPr>
-            <w:r>
-              <w:rPr>
-                <w:rFonts w:ascii="Arial" w:cs="Arial" w:eastAsia="Arial" w:hAnsi="Arial"/>
-                <w:b w:val="false"/>
-                <w:bCs w:val="false"/>
-                <w:i w:val="false"/>
-                <w:iCs w:val="false"/>
-                <w:color w:val="000000"/>
-                <w:sz w:val="18"/>
-                <w:szCs w:val="18"/>
-              </w:rPr>
-              <w:t xml:space="preserve">–  Developing and Using Models: as the learner draws dot-and-cross diagrams and builds physical ball-and-stick models of ionic and covalent structures using locally available materials to represent bonding at the particle level.</w:t>
-            </w:r>
-          </w:p>
-          <w:p>
-            <w:pPr>
-              <w:spacing w:after="30" w:before="0"/>
-              <w:ind w:left="360" w:hanging="180"/>
-              <w:jc w:val="left"/>
-            </w:pPr>
-            <w:r>
-              <w:rPr>
-                <w:rFonts w:ascii="Arial" w:cs="Arial" w:eastAsia="Arial" w:hAnsi="Arial"/>
-                <w:b w:val="false"/>
-                <w:bCs w:val="false"/>
-                <w:i w:val="false"/>
-                <w:iCs w:val="false"/>
-                <w:color w:val="000000"/>
-                <w:sz w:val="18"/>
-                <w:szCs w:val="18"/>
-              </w:rPr>
-              <w:t xml:space="preserve">–  Planning and Carrying Out Investigations: as the learner designs and conducts experiments to measure and compare physical properties (melting point, solubility, electrical conductivity) of substances with different bond types.</w:t>
-            </w:r>
-          </w:p>
-          <w:p>
-            <w:pPr>
-              <w:spacing w:after="30" w:before="0"/>
-              <w:ind w:left="360" w:hanging="180"/>
-              <w:jc w:val="left"/>
-            </w:pPr>
-            <w:r>
-              <w:rPr>
-                <w:rFonts w:ascii="Arial" w:cs="Arial" w:eastAsia="Arial" w:hAnsi="Arial"/>
-                <w:b w:val="false"/>
-                <w:bCs w:val="false"/>
-                <w:i w:val="false"/>
-                <w:iCs w:val="false"/>
-                <w:color w:val="000000"/>
-                <w:sz w:val="18"/>
-                <w:szCs w:val="18"/>
-              </w:rPr>
-              <w:t xml:space="preserve">–  Analysing and Interpreting Data: as the learner collects experimental data on physical properties and constructs evidence-based explanations linking observed properties to underlying bond types and structures.</w:t>
-            </w:r>
-          </w:p>
-          <w:p>
-            <w:pPr>
-              <w:spacing w:after="30" w:before="0"/>
-              <w:ind w:left="360" w:hanging="180"/>
-              <w:jc w:val="left"/>
-            </w:pPr>
-            <w:r>
-              <w:rPr>
-                <w:rFonts w:ascii="Arial" w:cs="Arial" w:eastAsia="Arial" w:hAnsi="Arial"/>
-                <w:b w:val="false"/>
-                <w:bCs w:val="false"/>
-                <w:i w:val="false"/>
-                <w:iCs w:val="false"/>
-                <w:color w:val="000000"/>
-                <w:sz w:val="18"/>
-                <w:szCs w:val="18"/>
-              </w:rPr>
-              <w:t xml:space="preserve">–  Constructing Explanations: as the learner explains why diamond is hard, graphite conducts electricity, and aluminium is malleable by reference to their bonding and structural type.</w:t>
-            </w:r>
-          </w:p>
-          <w:p>
-            <w:pPr>
-              <w:spacing w:after="30" w:before="0"/>
-              <w:ind w:left="360" w:hanging="180"/>
-              <w:jc w:val="left"/>
-            </w:pPr>
-            <w:r>
-              <w:rPr>
-                <w:rFonts w:ascii="Arial" w:cs="Arial" w:eastAsia="Arial" w:hAnsi="Arial"/>
-                <w:b w:val="false"/>
-                <w:bCs w:val="false"/>
-                <w:i w:val="false"/>
-                <w:iCs w:val="false"/>
-                <w:color w:val="000000"/>
-                <w:sz w:val="18"/>
-                <w:szCs w:val="18"/>
-              </w:rPr>
-              <w:t xml:space="preserve">–  Obtaining, Evaluating and Communicating Information: as the learner navigates virtual laboratories and online resources to gather information on bond formation and communicates findings to peers.</w:t>
-            </w:r>
-          </w:p>
-        </w:tc>
-      </w:tr>
-      <w:tr>
-        <w:tc>
-          <w:tcPr>
-            <w:tcW w:type="dxa" w:w="3000"/>
-            <w:shd w:fill="FCE4D6" w:color="auto" w:val="clear"/>
-            <w:tcMar>
-              <w:top w:type="dxa" w:w="60"/>
-              <w:left w:type="dxa" w:w="120"/>
-              <w:bottom w:type="dxa" w:w="60"/>
-              <w:right w:type="dxa" w:w="120"/>
-            </w:tcMar>
-            <w:vAlign w:val="top"/>
-          </w:tcPr>
-          <w:p>
-            <w:pPr>
-              <w:spacing w:after="40" w:before="0"/>
-              <w:jc w:val="left"/>
-            </w:pPr>
-            <w:r>
-              <w:rPr>
-                <w:rFonts w:ascii="Arial" w:cs="Arial" w:eastAsia="Arial" w:hAnsi="Arial"/>
-                <w:b/>
-                <w:bCs/>
-                <w:i w:val="false"/>
-                <w:iCs w:val="false"/>
-                <w:color w:val="000000"/>
-                <w:sz w:val="18"/>
-                <w:szCs w:val="18"/>
-              </w:rPr>
-              <w:t xml:space="preserve">Pertinent &amp; Contemporary Issues (PCIs)</w:t>
-            </w:r>
-          </w:p>
-        </w:tc>
-        <w:tc>
-          <w:tcPr>
-            <w:tcW w:type="dxa" w:w="10680"/>
-            <w:shd w:fill="FFFFFF" w:color="auto" w:val="clear"/>
-            <w:tcMar>
-              <w:top w:type="dxa" w:w="60"/>
-              <w:left w:type="dxa" w:w="120"/>
-              <w:bottom w:type="dxa" w:w="60"/>
-              <w:right w:type="dxa" w:w="120"/>
-            </w:tcMar>
-            <w:vAlign w:val="top"/>
-          </w:tcPr>
-          <w:p>
-            <w:pPr>
-              <w:spacing w:after="30" w:before="0"/>
-              <w:ind w:left="360" w:hanging="180"/>
-              <w:jc w:val="left"/>
-            </w:pPr>
-            <w:r>
-              <w:rPr>
-                <w:rFonts w:ascii="Arial" w:cs="Arial" w:eastAsia="Arial" w:hAnsi="Arial"/>
-                <w:b w:val="false"/>
-                <w:bCs w:val="false"/>
-                <w:i w:val="false"/>
-                <w:iCs w:val="false"/>
-                <w:color w:val="000000"/>
-                <w:sz w:val="18"/>
-                <w:szCs w:val="18"/>
-              </w:rPr>
-              <w:t xml:space="preserve">–  Safety and Security: as the learner observes safety precautions when carrying out activities to investigate properties of elements and compounds (e.g., handling hot apparatus when testing melting points, using electrical equipment safely).</w:t>
-            </w:r>
-          </w:p>
-          <w:p>
-            <w:pPr>
-              <w:spacing w:after="30" w:before="0"/>
-              <w:ind w:left="360" w:hanging="180"/>
-              <w:jc w:val="left"/>
-            </w:pPr>
-            <w:r>
-              <w:rPr>
-                <w:rFonts w:ascii="Arial" w:cs="Arial" w:eastAsia="Arial" w:hAnsi="Arial"/>
-                <w:b w:val="false"/>
-                <w:bCs w:val="false"/>
-                <w:i w:val="false"/>
-                <w:iCs w:val="false"/>
-                <w:color w:val="000000"/>
-                <w:sz w:val="18"/>
-                <w:szCs w:val="18"/>
-              </w:rPr>
-              <w:t xml:space="preserve">–  Financial Literacy: as the learner makes informed decisions when selecting appropriate items, appliances and equipment made from specific elements and compounds — for example, choosing aluminium sufurias over less suitable alternatives based on thermal conductivity and cost.</w:t>
-            </w:r>
-          </w:p>
-        </w:tc>
-      </w:tr>
-      <w:tr>
-        <w:tc>
-          <w:tcPr>
-            <w:tcW w:type="dxa" w:w="3000"/>
-            <w:shd w:fill="D9EEF1" w:color="auto" w:val="clear"/>
-            <w:tcMar>
-              <w:top w:type="dxa" w:w="60"/>
-              <w:left w:type="dxa" w:w="120"/>
-              <w:bottom w:type="dxa" w:w="60"/>
-              <w:right w:type="dxa" w:w="120"/>
-            </w:tcMar>
-            <w:vAlign w:val="top"/>
-          </w:tcPr>
-          <w:p>
-            <w:pPr>
-              <w:spacing w:after="40" w:before="0"/>
-              <w:jc w:val="left"/>
-            </w:pPr>
-            <w:r>
-              <w:rPr>
-                <w:rFonts w:ascii="Arial" w:cs="Arial" w:eastAsia="Arial" w:hAnsi="Arial"/>
-                <w:b/>
-                <w:bCs/>
-                <w:i w:val="false"/>
-                <w:iCs w:val="false"/>
-                <w:color w:val="000000"/>
-                <w:sz w:val="18"/>
-                <w:szCs w:val="18"/>
-              </w:rPr>
-              <w:t xml:space="preserve">Career Connections</w:t>
-            </w:r>
-          </w:p>
-        </w:tc>
-        <w:tc>
-          <w:tcPr>
-            <w:tcW w:type="dxa" w:w="10680"/>
-            <w:shd w:fill="FFFFFF" w:color="auto" w:val="clear"/>
-            <w:tcMar>
-              <w:top w:type="dxa" w:w="60"/>
-              <w:left w:type="dxa" w:w="120"/>
-              <w:bottom w:type="dxa" w:w="60"/>
-              <w:right w:type="dxa" w:w="120"/>
-            </w:tcMar>
-            <w:vAlign w:val="top"/>
-          </w:tcPr>
-          <w:p>
-            <w:pPr>
-              <w:spacing w:after="30" w:before="0"/>
-              <w:ind w:left="360" w:hanging="180"/>
-              <w:jc w:val="left"/>
-            </w:pPr>
-            <w:r>
-              <w:rPr>
-                <w:rFonts w:ascii="Arial" w:cs="Arial" w:eastAsia="Arial" w:hAnsi="Arial"/>
-                <w:b w:val="false"/>
-                <w:bCs w:val="false"/>
-                <w:i w:val="false"/>
-                <w:iCs w:val="false"/>
-                <w:color w:val="000000"/>
-                <w:sz w:val="18"/>
-                <w:szCs w:val="18"/>
-              </w:rPr>
-              <w:t xml:space="preserve">–  Materials Engineer / Metallurgist: understanding metallic bonding and the properties of aluminium and other metals underpins careers in Kenya's manufacturing and construction industries (e.g., Bamburi Cement, steel fabrication in Nairobi industrial area).</w:t>
-            </w:r>
-          </w:p>
-          <w:p>
-            <w:pPr>
-              <w:spacing w:after="30" w:before="0"/>
-              <w:ind w:left="360" w:hanging="180"/>
-              <w:jc w:val="left"/>
-            </w:pPr>
-            <w:r>
-              <w:rPr>
-                <w:rFonts w:ascii="Arial" w:cs="Arial" w:eastAsia="Arial" w:hAnsi="Arial"/>
-                <w:b w:val="false"/>
-                <w:bCs w:val="false"/>
-                <w:i w:val="false"/>
-                <w:iCs w:val="false"/>
-                <w:color w:val="000000"/>
-                <w:sz w:val="18"/>
-                <w:szCs w:val="18"/>
-              </w:rPr>
-              <w:t xml:space="preserve">–  Chemical Technologist / Industrial Chemist: knowledge of ionic and covalent bonding is foundational for work in Kenya's chemical processing, fertiliser and pharmaceutical industries.</w:t>
-            </w:r>
-          </w:p>
-          <w:p>
-            <w:pPr>
-              <w:spacing w:after="30" w:before="0"/>
-              <w:ind w:left="360" w:hanging="180"/>
-              <w:jc w:val="left"/>
-            </w:pPr>
-            <w:r>
-              <w:rPr>
-                <w:rFonts w:ascii="Arial" w:cs="Arial" w:eastAsia="Arial" w:hAnsi="Arial"/>
-                <w:b w:val="false"/>
-                <w:bCs w:val="false"/>
-                <w:i w:val="false"/>
-                <w:iCs w:val="false"/>
-                <w:color w:val="000000"/>
-                <w:sz w:val="18"/>
-                <w:szCs w:val="18"/>
-              </w:rPr>
-              <w:t xml:space="preserve">–  Jeweller / Gemologist: understanding giant atomic structures such as diamond and the properties that arise from covalent network bonding is directly relevant to gemstone trading and jewellery making.</w:t>
-            </w:r>
-          </w:p>
-          <w:p>
-            <w:pPr>
-              <w:spacing w:after="30" w:before="0"/>
-              <w:ind w:left="360" w:hanging="180"/>
-              <w:jc w:val="left"/>
-            </w:pPr>
-            <w:r>
-              <w:rPr>
-                <w:rFonts w:ascii="Arial" w:cs="Arial" w:eastAsia="Arial" w:hAnsi="Arial"/>
-                <w:b w:val="false"/>
-                <w:bCs w:val="false"/>
-                <w:i w:val="false"/>
-                <w:iCs w:val="false"/>
-                <w:color w:val="000000"/>
-                <w:sz w:val="18"/>
-                <w:szCs w:val="18"/>
-              </w:rPr>
-              <w:t xml:space="preserve">–  Electrical Engineer / Electronics Technician: the relationship between bond type and electrical conductivity (metallic bonding in copper and aluminium wiring, graphite in electrodes) is central to electrical engineering work.</w:t>
-            </w:r>
-          </w:p>
-          <w:p>
-            <w:pPr>
-              <w:spacing w:after="30" w:before="0"/>
-              <w:ind w:left="360" w:hanging="180"/>
-              <w:jc w:val="left"/>
-            </w:pPr>
-            <w:r>
-              <w:rPr>
-                <w:rFonts w:ascii="Arial" w:cs="Arial" w:eastAsia="Arial" w:hAnsi="Arial"/>
-                <w:b w:val="false"/>
-                <w:bCs w:val="false"/>
-                <w:i w:val="false"/>
-                <w:iCs w:val="false"/>
-                <w:color w:val="000000"/>
-                <w:sz w:val="18"/>
-                <w:szCs w:val="18"/>
-              </w:rPr>
-              <w:t xml:space="preserve">–  Environmental Health Officer: understanding how the bonding and solubility of compounds affects their behaviour in water and soil informs environmental monitoring and public health work around Lake Victoria and the Rift Valley.</w:t>
-            </w:r>
-          </w:p>
-        </w:tc>
-      </w:tr>
-      <w:tr>
-        <w:tc>
-          <w:tcPr>
-            <w:tcW w:type="dxa" w:w="3000"/>
-            <w:shd w:fill="D5E8F0" w:color="auto" w:val="clear"/>
-            <w:tcMar>
-              <w:top w:type="dxa" w:w="60"/>
-              <w:left w:type="dxa" w:w="120"/>
-              <w:bottom w:type="dxa" w:w="60"/>
-              <w:right w:type="dxa" w:w="120"/>
-            </w:tcMar>
-            <w:vAlign w:val="top"/>
-          </w:tcPr>
-          <w:p>
-            <w:pPr>
-              <w:spacing w:after="40" w:before="0"/>
-              <w:jc w:val="left"/>
-            </w:pPr>
-            <w:r>
-              <w:rPr>
-                <w:rFonts w:ascii="Arial" w:cs="Arial" w:eastAsia="Arial" w:hAnsi="Arial"/>
-                <w:b/>
-                <w:bCs/>
-                <w:i w:val="false"/>
-                <w:iCs w:val="false"/>
-                <w:color w:val="000000"/>
-                <w:sz w:val="18"/>
-                <w:szCs w:val="18"/>
-              </w:rPr>
-              <w:t xml:space="preserve">Focus for Lessons</w:t>
-            </w:r>
-          </w:p>
-        </w:tc>
-        <w:tc>
-          <w:tcPr>
-            <w:tcW w:type="dxa" w:w="10680"/>
-            <w:shd w:fill="FFFFFF" w:color="auto" w:val="clear"/>
-            <w:tcMar>
-              <w:top w:type="dxa" w:w="60"/>
-              <w:left w:type="dxa" w:w="120"/>
-              <w:bottom w:type="dxa" w:w="60"/>
-              <w:right w:type="dxa" w:w="120"/>
-            </w:tcMar>
-            <w:vAlign w:val="top"/>
-          </w:tcPr>
-          <w:p>
-            <w:pPr>
-              <w:spacing w:after="40" w:before="0"/>
-              <w:jc w:val="left"/>
-            </w:pPr>
-            <w:r>
-              <w:rPr>
-                <w:rFonts w:ascii="Arial" w:cs="Arial" w:eastAsia="Arial" w:hAnsi="Arial"/>
-                <w:b w:val="false"/>
-                <w:bCs w:val="false"/>
-                <w:i w:val="false"/>
-                <w:iCs w:val="false"/>
-                <w:color w:val="000000"/>
-                <w:sz w:val="18"/>
-                <w:szCs w:val="18"/>
-              </w:rPr>
-              <w:t xml:space="preserve">This unit investigates how atoms combine through different types of chemical bonds and how those bonds determine the observable physical properties of substances encountered in everyday Kenyan life — from the aluminium sufuria used to cook ugali, to the graphite pencil used in school, to the table salt (sodium chloride) sprinkled on nyama choma. Learners move from atomic-level models of bond formation (dot-and-cross diagrams and virtual simulations) to macroscopic investigations of melting point, solubility and conductivity, building a coherent, evidence-based explanation of structure–property relationships. The unit culminates in a community-facing project in which learners apply their understanding to evaluate and communicate the appropriate selection and care of household materials.</w:t>
-            </w:r>
-          </w:p>
-        </w:tc>
-      </w:tr>
-      <w:tr>
-        <w:tc>
-          <w:tcPr>
-            <w:tcW w:type="dxa" w:w="3000"/>
-            <w:shd w:fill="EAD1F5" w:color="auto" w:val="clear"/>
-            <w:tcMar>
-              <w:top w:type="dxa" w:w="60"/>
-              <w:left w:type="dxa" w:w="120"/>
-              <w:bottom w:type="dxa" w:w="60"/>
-              <w:right w:type="dxa" w:w="120"/>
-            </w:tcMar>
-            <w:vAlign w:val="top"/>
-          </w:tcPr>
-          <w:p>
-            <w:pPr>
-              <w:spacing w:after="40" w:before="0"/>
-              <w:jc w:val="left"/>
-            </w:pPr>
-            <w:r>
-              <w:rPr>
-                <w:rFonts w:ascii="Arial" w:cs="Arial" w:eastAsia="Arial" w:hAnsi="Arial"/>
-                <w:b/>
-                <w:bCs/>
-                <w:i w:val="false"/>
-                <w:iCs w:val="false"/>
-                <w:color w:val="000000"/>
-                <w:sz w:val="18"/>
-                <w:szCs w:val="18"/>
-              </w:rPr>
-              <w:t xml:space="preserve">Driving Question / Key Inquiry Questions</w:t>
-            </w:r>
-          </w:p>
-        </w:tc>
-        <w:tc>
-          <w:tcPr>
-            <w:tcW w:type="dxa" w:w="10680"/>
-            <w:shd w:fill="FFFFFF" w:color="auto" w:val="clear"/>
-            <w:tcMar>
-              <w:top w:type="dxa" w:w="60"/>
-              <w:left w:type="dxa" w:w="120"/>
-              <w:bottom w:type="dxa" w:w="60"/>
-              <w:right w:type="dxa" w:w="120"/>
-            </w:tcMar>
-            <w:vAlign w:val="top"/>
-          </w:tcPr>
-          <w:p>
-            <w:pPr>
-              <w:spacing w:after="40" w:before="0"/>
-              <w:jc w:val="left"/>
-            </w:pPr>
-            <w:r>
-              <w:rPr>
-                <w:rFonts w:ascii="Arial" w:cs="Arial" w:eastAsia="Arial" w:hAnsi="Arial"/>
-                <w:b w:val="false"/>
-                <w:bCs w:val="false"/>
-                <w:i w:val="false"/>
-                <w:iCs w:val="false"/>
-                <w:color w:val="000000"/>
-                <w:sz w:val="18"/>
-                <w:szCs w:val="18"/>
-              </w:rPr>
-              <w:t xml:space="preserve">DRIVING QUESTION: Why do the aluminium sufuria, the graphite pencil and the table salt on our kitchen table look similar as solids but behave so differently — and what is happening between the atoms inside each one that controls every property we can measure?</w:t>
-            </w:r>
-          </w:p>
-          <w:p>
-            <w:pPr>
-              <w:spacing w:after="40" w:before="0"/>
-              <w:jc w:val="left"/>
-            </w:pPr>
-            <w:r>
-              <w:rPr>
-                <w:rFonts w:ascii="Arial" w:cs="Arial" w:eastAsia="Arial" w:hAnsi="Arial"/>
-                <w:b w:val="false"/>
-                <w:bCs w:val="false"/>
-                <w:i w:val="false"/>
-                <w:iCs w:val="false"/>
-                <w:color w:val="000000"/>
-                <w:sz w:val="18"/>
-                <w:szCs w:val="18"/>
-              </w:rPr>
-              <w:t xml:space="preserve"/>
-            </w:r>
-          </w:p>
-          <w:p>
-            <w:pPr>
-              <w:spacing w:after="40" w:before="0"/>
-              <w:jc w:val="left"/>
-            </w:pPr>
-            <w:r>
-              <w:rPr>
-                <w:rFonts w:ascii="Arial" w:cs="Arial" w:eastAsia="Arial" w:hAnsi="Arial"/>
-                <w:b w:val="false"/>
-                <w:bCs w:val="false"/>
-                <w:i w:val="false"/>
-                <w:iCs w:val="false"/>
-                <w:color w:val="000000"/>
-                <w:sz w:val="18"/>
-                <w:szCs w:val="18"/>
-              </w:rPr>
-              <w:t xml:space="preserve">KICD KEY INQUIRY QUESTION:</w:t>
-            </w:r>
-          </w:p>
-          <w:p>
-            <w:pPr>
-              <w:spacing w:after="40" w:before="0"/>
-              <w:jc w:val="left"/>
-            </w:pPr>
-            <w:r>
-              <w:rPr>
-                <w:rFonts w:ascii="Arial" w:cs="Arial" w:eastAsia="Arial" w:hAnsi="Arial"/>
-                <w:b w:val="false"/>
-                <w:bCs w:val="false"/>
-                <w:i w:val="false"/>
-                <w:iCs w:val="false"/>
-                <w:color w:val="000000"/>
-                <w:sz w:val="18"/>
-                <w:szCs w:val="18"/>
-              </w:rPr>
-              <w:t xml:space="preserve">1. How do bond types relate to physical properties of compounds?</w:t>
-            </w:r>
-          </w:p>
-        </w:tc>
-      </w:tr>
-      <w:tr>
-        <w:tc>
-          <w:tcPr>
-            <w:tcW w:type="dxa" w:w="3000"/>
-            <w:shd w:fill="EAD1F5" w:color="auto" w:val="clear"/>
-            <w:tcMar>
-              <w:top w:type="dxa" w:w="60"/>
-              <w:left w:type="dxa" w:w="120"/>
-              <w:bottom w:type="dxa" w:w="60"/>
-              <w:right w:type="dxa" w:w="120"/>
-            </w:tcMar>
-            <w:vAlign w:val="top"/>
-          </w:tcPr>
-          <w:p>
-            <w:pPr>
-              <w:spacing w:after="40" w:before="0"/>
-              <w:jc w:val="left"/>
-            </w:pPr>
-            <w:r>
-              <w:rPr>
-                <w:rFonts w:ascii="Arial" w:cs="Arial" w:eastAsia="Arial" w:hAnsi="Arial"/>
-                <w:b/>
-                <w:bCs/>
-                <w:i w:val="false"/>
-                <w:iCs w:val="false"/>
-                <w:color w:val="000000"/>
-                <w:sz w:val="18"/>
-                <w:szCs w:val="18"/>
-              </w:rPr>
-              <w:t xml:space="preserve">Anchoring Phenomenon</w:t>
-            </w:r>
-          </w:p>
-        </w:tc>
-        <w:tc>
-          <w:tcPr>
-            <w:tcW w:type="dxa" w:w="10680"/>
-            <w:shd w:fill="FFFFFF" w:color="auto" w:val="clear"/>
-            <w:tcMar>
-              <w:top w:type="dxa" w:w="60"/>
-              <w:left w:type="dxa" w:w="120"/>
-              <w:bottom w:type="dxa" w:w="60"/>
-              <w:right w:type="dxa" w:w="120"/>
-            </w:tcMar>
-            <w:vAlign w:val="top"/>
-          </w:tcPr>
-          <w:p>
-            <w:pPr>
-              <w:spacing w:after="40" w:before="0"/>
-              <w:jc w:val="left"/>
-            </w:pPr>
-            <w:r>
-              <w:rPr>
-                <w:rFonts w:ascii="Arial" w:cs="Arial" w:eastAsia="Arial" w:hAnsi="Arial"/>
-                <w:b w:val="false"/>
-                <w:bCs w:val="false"/>
-                <w:i w:val="false"/>
-                <w:iCs w:val="false"/>
-                <w:color w:val="000000"/>
-                <w:sz w:val="18"/>
-                <w:szCs w:val="18"/>
-              </w:rPr>
-              <w:t xml:space="preserve">ANCHORING PHENOMENON — The Mysterious Behaviours of Three Kitchen Items:</w:t>
-            </w:r>
-          </w:p>
-          <w:p>
-            <w:pPr>
-              <w:spacing w:after="40" w:before="0"/>
-              <w:jc w:val="left"/>
-            </w:pPr>
-            <w:r>
-              <w:rPr>
-                <w:rFonts w:ascii="Arial" w:cs="Arial" w:eastAsia="Arial" w:hAnsi="Arial"/>
-                <w:b w:val="false"/>
-                <w:bCs w:val="false"/>
-                <w:i w:val="false"/>
-                <w:iCs w:val="false"/>
-                <w:color w:val="000000"/>
-                <w:sz w:val="18"/>
-                <w:szCs w:val="18"/>
-              </w:rPr>
-              <w:t xml:space="preserve"/>
-            </w:r>
-          </w:p>
-          <w:p>
-            <w:pPr>
-              <w:spacing w:after="40" w:before="0"/>
-              <w:jc w:val="left"/>
-            </w:pPr>
-            <w:r>
-              <w:rPr>
-                <w:rFonts w:ascii="Arial" w:cs="Arial" w:eastAsia="Arial" w:hAnsi="Arial"/>
-                <w:b w:val="false"/>
-                <w:bCs w:val="false"/>
-                <w:i w:val="false"/>
-                <w:iCs w:val="false"/>
-                <w:color w:val="000000"/>
-                <w:sz w:val="18"/>
-                <w:szCs w:val="18"/>
-              </w:rPr>
-              <w:t xml:space="preserve">A teacher places three common items on the demonstration desk in front of the class: a lump of table salt (sodium chloride) harvested from the Kenyan coast, a short length of aluminium wire taken from a household sufuria handle, and a graphite rod removed from a used AA battery. The teacher then poses a series of puzzling observations for students to consider:</w:t>
-            </w:r>
-          </w:p>
-          <w:p>
-            <w:pPr>
-              <w:spacing w:after="40" w:before="0"/>
-              <w:jc w:val="left"/>
-            </w:pPr>
-            <w:r>
-              <w:rPr>
-                <w:rFonts w:ascii="Arial" w:cs="Arial" w:eastAsia="Arial" w:hAnsi="Arial"/>
-                <w:b w:val="false"/>
-                <w:bCs w:val="false"/>
-                <w:i w:val="false"/>
-                <w:iCs w:val="false"/>
-                <w:color w:val="000000"/>
-                <w:sz w:val="18"/>
-                <w:szCs w:val="18"/>
-              </w:rPr>
-              <w:t xml:space="preserve"/>
-            </w:r>
-          </w:p>
-          <w:p>
-            <w:pPr>
-              <w:spacing w:after="40" w:before="0"/>
-              <w:jc w:val="left"/>
-            </w:pPr>
-            <w:r>
-              <w:rPr>
-                <w:rFonts w:ascii="Arial" w:cs="Arial" w:eastAsia="Arial" w:hAnsi="Arial"/>
-                <w:b w:val="false"/>
-                <w:bCs w:val="false"/>
-                <w:i w:val="false"/>
-                <w:iCs w:val="false"/>
-                <w:color w:val="000000"/>
-                <w:sz w:val="18"/>
-                <w:szCs w:val="18"/>
-              </w:rPr>
-              <w:t xml:space="preserve">(1) The table salt dissolves easily in a cup of water and, when the solution is connected to a simple circuit with a bulb, the bulb lights up — yet the dry salt crystals do not conduct electricity at all. The salt also has a surprisingly high melting point; it takes over 800 °C to melt it, far beyond what any home jiko could achieve.</w:t>
-            </w:r>
-          </w:p>
-          <w:p>
-            <w:pPr>
-              <w:spacing w:after="40" w:before="0"/>
-              <w:jc w:val="left"/>
-            </w:pPr>
-            <w:r>
-              <w:rPr>
-                <w:rFonts w:ascii="Arial" w:cs="Arial" w:eastAsia="Arial" w:hAnsi="Arial"/>
-                <w:b w:val="false"/>
-                <w:bCs w:val="false"/>
-                <w:i w:val="false"/>
-                <w:iCs w:val="false"/>
-                <w:color w:val="000000"/>
-                <w:sz w:val="18"/>
-                <w:szCs w:val="18"/>
-              </w:rPr>
-              <w:t xml:space="preserve"/>
-            </w:r>
-          </w:p>
-          <w:p>
-            <w:pPr>
-              <w:spacing w:after="40" w:before="0"/>
-              <w:jc w:val="left"/>
-            </w:pPr>
-            <w:r>
-              <w:rPr>
-                <w:rFonts w:ascii="Arial" w:cs="Arial" w:eastAsia="Arial" w:hAnsi="Arial"/>
-                <w:b w:val="false"/>
-                <w:bCs w:val="false"/>
-                <w:i w:val="false"/>
-                <w:iCs w:val="false"/>
-                <w:color w:val="000000"/>
-                <w:sz w:val="18"/>
-                <w:szCs w:val="18"/>
-              </w:rPr>
-              <w:t xml:space="preserve">(2) The aluminium wire is shiny, bends without breaking, conducts electricity in the circuit immediately (even as a solid), and yet melts at a far lower temperature (660 °C) than the salt.</w:t>
-            </w:r>
-          </w:p>
-          <w:p>
-            <w:pPr>
-              <w:spacing w:after="40" w:before="0"/>
-              <w:jc w:val="left"/>
-            </w:pPr>
-            <w:r>
-              <w:rPr>
-                <w:rFonts w:ascii="Arial" w:cs="Arial" w:eastAsia="Arial" w:hAnsi="Arial"/>
-                <w:b w:val="false"/>
-                <w:bCs w:val="false"/>
-                <w:i w:val="false"/>
-                <w:iCs w:val="false"/>
-                <w:color w:val="000000"/>
-                <w:sz w:val="18"/>
-                <w:szCs w:val="18"/>
-              </w:rPr>
-              <w:t xml:space="preserve"/>
-            </w:r>
-          </w:p>
-          <w:p>
-            <w:pPr>
-              <w:spacing w:after="40" w:before="0"/>
-              <w:jc w:val="left"/>
-            </w:pPr>
-            <w:r>
-              <w:rPr>
-                <w:rFonts w:ascii="Arial" w:cs="Arial" w:eastAsia="Arial" w:hAnsi="Arial"/>
-                <w:b w:val="false"/>
-                <w:bCs w:val="false"/>
-                <w:i w:val="false"/>
-                <w:iCs w:val="false"/>
-                <w:color w:val="000000"/>
-                <w:sz w:val="18"/>
-                <w:szCs w:val="18"/>
-              </w:rPr>
-              <w:t xml:space="preserve">(3) The graphite rod is dull grey, brittle (it snaps rather than bends), and yet it ALSO conducts electricity in the circuit — even though it is made entirely of carbon, a non-metal. A pencil leaves a mark because layers of graphite flake off easily onto paper.</w:t>
-            </w:r>
-          </w:p>
-          <w:p>
-            <w:pPr>
-              <w:spacing w:after="40" w:before="0"/>
-              <w:jc w:val="left"/>
-            </w:pPr>
-            <w:r>
-              <w:rPr>
-                <w:rFonts w:ascii="Arial" w:cs="Arial" w:eastAsia="Arial" w:hAnsi="Arial"/>
-                <w:b w:val="false"/>
-                <w:bCs w:val="false"/>
-                <w:i w:val="false"/>
-                <w:iCs w:val="false"/>
-                <w:color w:val="000000"/>
-                <w:sz w:val="18"/>
-                <w:szCs w:val="18"/>
-              </w:rPr>
-              <w:t xml:space="preserve"/>
-            </w:r>
-          </w:p>
-          <w:p>
-            <w:pPr>
-              <w:spacing w:after="40" w:before="0"/>
-              <w:jc w:val="left"/>
-            </w:pPr>
-            <w:r>
-              <w:rPr>
-                <w:rFonts w:ascii="Arial" w:cs="Arial" w:eastAsia="Arial" w:hAnsi="Arial"/>
-                <w:b w:val="false"/>
-                <w:bCs w:val="false"/>
-                <w:i w:val="false"/>
-                <w:iCs w:val="false"/>
-                <w:color w:val="000000"/>
-                <w:sz w:val="18"/>
-                <w:szCs w:val="18"/>
-              </w:rPr>
-              <w:t xml:space="preserve">Students are asked: "All three of these substances are solids. Why do they behave so differently from each other when we test them for conductivity, melting point and mechanical strength? What is happening at the particle level inside each one that explains what we can see and measure?"</w:t>
-            </w:r>
-          </w:p>
-          <w:p>
-            <w:pPr>
-              <w:spacing w:after="40" w:before="0"/>
-              <w:jc w:val="left"/>
-            </w:pPr>
-            <w:r>
-              <w:rPr>
-                <w:rFonts w:ascii="Arial" w:cs="Arial" w:eastAsia="Arial" w:hAnsi="Arial"/>
-                <w:b w:val="false"/>
-                <w:bCs w:val="false"/>
-                <w:i w:val="false"/>
-                <w:iCs w:val="false"/>
-                <w:color w:val="000000"/>
-                <w:sz w:val="18"/>
-                <w:szCs w:val="18"/>
-              </w:rPr>
-              <w:t xml:space="preserve"/>
-            </w:r>
-          </w:p>
-          <w:p>
-            <w:pPr>
-              <w:spacing w:after="40" w:before="0"/>
-              <w:jc w:val="left"/>
-            </w:pPr>
-            <w:r>
-              <w:rPr>
-                <w:rFonts w:ascii="Arial" w:cs="Arial" w:eastAsia="Arial" w:hAnsi="Arial"/>
-                <w:b w:val="false"/>
-                <w:bCs w:val="false"/>
-                <w:i w:val="false"/>
-                <w:iCs w:val="false"/>
-                <w:color w:val="000000"/>
-                <w:sz w:val="18"/>
-                <w:szCs w:val="18"/>
-              </w:rPr>
-              <w:t xml:space="preserve">This phenomenon is puzzling because learners' prior knowledge suggests that only metals conduct electricity, yet graphite — a non-metal — also conducts. It also puzzles learners that salt, which they see dissolve and conduct in solution, refuses to conduct as a solid. The phenomenon motivates the entire unit: the answer lies in the type of chemical bond holding the particles together and the resulting three-dimensional structure.</w:t>
-            </w:r>
-          </w:p>
-        </w:tc>
-      </w:tr>
-      <w:tr>
-        <w:tc>
-          <w:tcPr>
-            <w:tcW w:type="dxa" w:w="3000"/>
-            <w:shd w:fill="D9EEF1" w:color="auto" w:val="clear"/>
-            <w:tcMar>
-              <w:top w:type="dxa" w:w="60"/>
-              <w:left w:type="dxa" w:w="120"/>
-              <w:bottom w:type="dxa" w:w="60"/>
-              <w:right w:type="dxa" w:w="120"/>
-            </w:tcMar>
-            <w:vAlign w:val="top"/>
-          </w:tcPr>
-          <w:p>
-            <w:pPr>
-              <w:spacing w:after="40" w:before="0"/>
-              <w:jc w:val="left"/>
-            </w:pPr>
-            <w:r>
-              <w:rPr>
-                <w:rFonts w:ascii="Arial" w:cs="Arial" w:eastAsia="Arial" w:hAnsi="Arial"/>
-                <w:b/>
-                <w:bCs/>
-                <w:i w:val="false"/>
-                <w:iCs w:val="false"/>
-                <w:color w:val="000000"/>
-                <w:sz w:val="18"/>
-                <w:szCs w:val="18"/>
-              </w:rPr>
-              <w:t xml:space="preserve">Storyline Thread</w:t>
-            </w:r>
-          </w:p>
-        </w:tc>
-        <w:tc>
-          <w:tcPr>
-            <w:tcW w:type="dxa" w:w="10680"/>
-            <w:shd w:fill="FFFFFF" w:color="auto" w:val="clear"/>
-            <w:tcMar>
-              <w:top w:type="dxa" w:w="60"/>
-              <w:left w:type="dxa" w:w="120"/>
-              <w:bottom w:type="dxa" w:w="60"/>
-              <w:right w:type="dxa" w:w="120"/>
-            </w:tcMar>
-            <w:vAlign w:val="top"/>
-          </w:tcPr>
-          <w:p>
-            <w:pPr>
-              <w:spacing w:after="40" w:before="0"/>
-              <w:jc w:val="left"/>
-            </w:pPr>
-            <w:r>
-              <w:rPr>
-                <w:rFonts w:ascii="Arial" w:cs="Arial" w:eastAsia="Arial" w:hAnsi="Arial"/>
-                <w:b w:val="false"/>
-                <w:bCs w:val="false"/>
-                <w:i w:val="false"/>
-                <w:iCs w:val="false"/>
-                <w:color w:val="000000"/>
-                <w:sz w:val="18"/>
-                <w:szCs w:val="18"/>
-              </w:rPr>
-              <w:t xml:space="preserve">Lesson 1 — PREDICT: Anchoring Phenomenon &amp; Prior Knowledge Elicitation</w:t>
-            </w:r>
-          </w:p>
-          <w:p>
-            <w:pPr>
-              <w:spacing w:after="40" w:before="0"/>
-              <w:jc w:val="left"/>
-            </w:pPr>
-            <w:r>
-              <w:rPr>
-                <w:rFonts w:ascii="Arial" w:cs="Arial" w:eastAsia="Arial" w:hAnsi="Arial"/>
-                <w:b w:val="false"/>
-                <w:bCs w:val="false"/>
-                <w:i w:val="false"/>
-                <w:iCs w:val="false"/>
-                <w:color w:val="000000"/>
-                <w:sz w:val="18"/>
-                <w:szCs w:val="18"/>
-              </w:rPr>
-              <w:t xml:space="preserve">Students observe the three demonstration items (salt crystal, aluminium wire, graphite rod) and record predictions about conductivity, melting point and hardness before any testing. Teacher facilitates a Predict phase: students write individual predictions, then share in pairs, then cold-call three groups to voice predictions and record them on the class Driving Question Board (DQB). Teacher introduces the driving question and activates prior knowledge of valence electrons and electron arrangement from Sub-Strand 2.1, asking: "What do you already know about how atoms share or transfer electrons?"</w:t>
-            </w:r>
-          </w:p>
-          <w:p>
-            <w:pPr>
-              <w:spacing w:after="40" w:before="0"/>
-              <w:jc w:val="left"/>
-            </w:pPr>
-            <w:r>
-              <w:rPr>
-                <w:rFonts w:ascii="Arial" w:cs="Arial" w:eastAsia="Arial" w:hAnsi="Arial"/>
-                <w:b w:val="false"/>
-                <w:bCs w:val="false"/>
-                <w:i w:val="false"/>
-                <w:iCs w:val="false"/>
-                <w:color w:val="000000"/>
-                <w:sz w:val="18"/>
-                <w:szCs w:val="18"/>
-              </w:rPr>
-              <w:t xml:space="preserve"/>
-            </w:r>
-          </w:p>
-          <w:p>
-            <w:pPr>
-              <w:spacing w:after="40" w:before="0"/>
-              <w:jc w:val="left"/>
-            </w:pPr>
-            <w:r>
-              <w:rPr>
-                <w:rFonts w:ascii="Arial" w:cs="Arial" w:eastAsia="Arial" w:hAnsi="Arial"/>
-                <w:b w:val="false"/>
-                <w:bCs w:val="false"/>
-                <w:i w:val="false"/>
-                <w:iCs w:val="false"/>
-                <w:color w:val="000000"/>
-                <w:sz w:val="18"/>
-                <w:szCs w:val="18"/>
-              </w:rPr>
-              <w:t xml:space="preserve">Lesson 2 — OBSERVE &amp; EXPLAIN: Valence Electrons and Bond Formation</w:t>
-            </w:r>
-          </w:p>
-          <w:p>
-            <w:pPr>
-              <w:spacing w:after="40" w:before="0"/>
-              <w:jc w:val="left"/>
-            </w:pPr>
-            <w:r>
-              <w:rPr>
-                <w:rFonts w:ascii="Arial" w:cs="Arial" w:eastAsia="Arial" w:hAnsi="Arial"/>
-                <w:b w:val="false"/>
-                <w:bCs w:val="false"/>
-                <w:i w:val="false"/>
-                <w:iCs w:val="false"/>
-                <w:color w:val="000000"/>
-                <w:sz w:val="18"/>
-                <w:szCs w:val="18"/>
-              </w:rPr>
-              <w:t xml:space="preserve">Students revisit dot-and-cross diagrams from Sub-Strand 2.1 and are guided to discuss the role of valence electrons in bond formation. Teacher demonstrates dot-and-cross diagrams for ionic bond formation (Na⁺Cl⁻) and covalent bond formation (H₂, H₂O, O₂) on the board. Learners practise drawing their own diagrams for assigned molecules in pairs. Introduction of the six bond types (ionic, covalent, dative-covalent, hydrogen, metallic, Van der Waals) with Kenyan-context examples for each. Students update the DQB with new questions arising.</w:t>
-            </w:r>
-          </w:p>
-          <w:p>
-            <w:pPr>
-              <w:spacing w:after="40" w:before="0"/>
-              <w:jc w:val="left"/>
-            </w:pPr>
-            <w:r>
-              <w:rPr>
-                <w:rFonts w:ascii="Arial" w:cs="Arial" w:eastAsia="Arial" w:hAnsi="Arial"/>
-                <w:b w:val="false"/>
-                <w:bCs w:val="false"/>
-                <w:i w:val="false"/>
-                <w:iCs w:val="false"/>
-                <w:color w:val="000000"/>
-                <w:sz w:val="18"/>
-                <w:szCs w:val="18"/>
-              </w:rPr>
-              <w:t xml:space="preserve"/>
-            </w:r>
-          </w:p>
-          <w:p>
-            <w:pPr>
-              <w:spacing w:after="40" w:before="0"/>
-              <w:jc w:val="left"/>
-            </w:pPr>
-            <w:r>
-              <w:rPr>
-                <w:rFonts w:ascii="Arial" w:cs="Arial" w:eastAsia="Arial" w:hAnsi="Arial"/>
-                <w:b w:val="false"/>
-                <w:bCs w:val="false"/>
-                <w:i w:val="false"/>
-                <w:iCs w:val="false"/>
-                <w:color w:val="000000"/>
-                <w:sz w:val="18"/>
-                <w:szCs w:val="18"/>
-              </w:rPr>
-              <w:t xml:space="preserve">Lesson 3 — OBSERVE: Virtual Lab Simulation &amp; Dot-Cross Practice</w:t>
-            </w:r>
-          </w:p>
-          <w:p>
-            <w:pPr>
-              <w:spacing w:after="40" w:before="0"/>
-              <w:jc w:val="left"/>
-            </w:pPr>
-            <w:r>
-              <w:rPr>
-                <w:rFonts w:ascii="Arial" w:cs="Arial" w:eastAsia="Arial" w:hAnsi="Arial"/>
-                <w:b w:val="false"/>
-                <w:bCs w:val="false"/>
-                <w:i w:val="false"/>
-                <w:iCs w:val="false"/>
-                <w:color w:val="000000"/>
-                <w:sz w:val="18"/>
-                <w:szCs w:val="18"/>
-              </w:rPr>
-              <w:t xml:space="preserve">Learners navigate online virtual laboratory simulations (or teacher-led projected simulation where devices are limited) to observe the formation of ionic and covalent bonds at the particle level. Students complete a structured worksheet drawing dot-and-cross diagrams for NaCl, MgO, HCl, NH₃ and CH₄. Pairs compare diagrams and identify patterns in electron transfer vs. sharing. Teacher cold-calls four pairs to present diagrams on the board and facilitates class correction. Students add observations to the DQB.</w:t>
-            </w:r>
-          </w:p>
-          <w:p>
-            <w:pPr>
-              <w:spacing w:after="40" w:before="0"/>
-              <w:jc w:val="left"/>
-            </w:pPr>
-            <w:r>
-              <w:rPr>
-                <w:rFonts w:ascii="Arial" w:cs="Arial" w:eastAsia="Arial" w:hAnsi="Arial"/>
-                <w:b w:val="false"/>
-                <w:bCs w:val="false"/>
-                <w:i w:val="false"/>
-                <w:iCs w:val="false"/>
-                <w:color w:val="000000"/>
-                <w:sz w:val="18"/>
-                <w:szCs w:val="18"/>
-              </w:rPr>
-              <w:t xml:space="preserve"/>
-            </w:r>
-          </w:p>
-          <w:p>
-            <w:pPr>
-              <w:spacing w:after="40" w:before="0"/>
-              <w:jc w:val="left"/>
-            </w:pPr>
-            <w:r>
-              <w:rPr>
-                <w:rFonts w:ascii="Arial" w:cs="Arial" w:eastAsia="Arial" w:hAnsi="Arial"/>
-                <w:b w:val="false"/>
-                <w:bCs w:val="false"/>
-                <w:i w:val="false"/>
-                <w:iCs w:val="false"/>
-                <w:color w:val="000000"/>
-                <w:sz w:val="18"/>
-                <w:szCs w:val="18"/>
-              </w:rPr>
-              <w:t xml:space="preserve">Lesson 4 — OBSERVE: Structures of Elements and Compounds</w:t>
-            </w:r>
-          </w:p>
-          <w:p>
-            <w:pPr>
-              <w:spacing w:after="40" w:before="0"/>
-              <w:jc w:val="left"/>
-            </w:pPr>
-            <w:r>
-              <w:rPr>
-                <w:rFonts w:ascii="Arial" w:cs="Arial" w:eastAsia="Arial" w:hAnsi="Arial"/>
-                <w:b w:val="false"/>
-                <w:bCs w:val="false"/>
-                <w:i w:val="false"/>
-                <w:iCs w:val="false"/>
-                <w:color w:val="000000"/>
-                <w:sz w:val="18"/>
-                <w:szCs w:val="18"/>
-              </w:rPr>
-              <w:t xml:space="preserve">Teacher introduces the four structural categories: giant ionic, simple molecular, giant atomic and giant metallic. Learners use print/digital media to research the structures of NaCl (giant ionic), iodine (simple molecular), diamond and graphite (giant atomic/layered covalent) and aluminium (giant metallic). Students sketch structural diagrams in their notebooks and label the particles and forces. Small groups (4 learners) are assigned one structure each and prepare a 2-minute explanation to share with the class — jigsaw strategy.</w:t>
-            </w:r>
-          </w:p>
-          <w:p>
-            <w:pPr>
-              <w:spacing w:after="40" w:before="0"/>
-              <w:jc w:val="left"/>
-            </w:pPr>
-            <w:r>
-              <w:rPr>
-                <w:rFonts w:ascii="Arial" w:cs="Arial" w:eastAsia="Arial" w:hAnsi="Arial"/>
-                <w:b w:val="false"/>
-                <w:bCs w:val="false"/>
-                <w:i w:val="false"/>
-                <w:iCs w:val="false"/>
-                <w:color w:val="000000"/>
-                <w:sz w:val="18"/>
-                <w:szCs w:val="18"/>
-              </w:rPr>
-              <w:t xml:space="preserve"/>
-            </w:r>
-          </w:p>
-          <w:p>
-            <w:pPr>
-              <w:spacing w:after="40" w:before="0"/>
-              <w:jc w:val="left"/>
-            </w:pPr>
-            <w:r>
-              <w:rPr>
-                <w:rFonts w:ascii="Arial" w:cs="Arial" w:eastAsia="Arial" w:hAnsi="Arial"/>
-                <w:b w:val="false"/>
-                <w:bCs w:val="false"/>
-                <w:i w:val="false"/>
-                <w:iCs w:val="false"/>
-                <w:color w:val="000000"/>
-                <w:sz w:val="18"/>
-                <w:szCs w:val="18"/>
-              </w:rPr>
-              <w:t xml:space="preserve">Lesson 5 — OBSERVE: Practical Investigation of Physical Properties</w:t>
-            </w:r>
-          </w:p>
-          <w:p>
-            <w:pPr>
-              <w:spacing w:after="40" w:before="0"/>
-              <w:jc w:val="left"/>
-            </w:pPr>
-            <w:r>
-              <w:rPr>
-                <w:rFonts w:ascii="Arial" w:cs="Arial" w:eastAsia="Arial" w:hAnsi="Arial"/>
-                <w:b w:val="false"/>
-                <w:bCs w:val="false"/>
-                <w:i w:val="false"/>
-                <w:iCs w:val="false"/>
-                <w:color w:val="000000"/>
-                <w:sz w:val="18"/>
-                <w:szCs w:val="18"/>
-              </w:rPr>
-              <w:t xml:space="preserve">Learners carry out a structured practical: testing solubility in water, electrical conductivity (simple circuit with bulb/LED), and observing relative hardness/brittleness for: NaCl (table salt), candle wax (simple molecular), graphite rod, and aluminium foil strip. Results are recorded in a class data table. Teacher facilitates whole-class data sharing and asks: "Which pattern in your data surprises you most?" — wait time 30 seconds, cold-call three students. Students connect experimental observations back to the anchoring phenomenon.</w:t>
-            </w:r>
-          </w:p>
-          <w:p>
-            <w:pPr>
-              <w:spacing w:after="40" w:before="0"/>
-              <w:jc w:val="left"/>
-            </w:pPr>
-            <w:r>
-              <w:rPr>
-                <w:rFonts w:ascii="Arial" w:cs="Arial" w:eastAsia="Arial" w:hAnsi="Arial"/>
-                <w:b w:val="false"/>
-                <w:bCs w:val="false"/>
-                <w:i w:val="false"/>
-                <w:iCs w:val="false"/>
-                <w:color w:val="000000"/>
-                <w:sz w:val="18"/>
-                <w:szCs w:val="18"/>
-              </w:rPr>
-              <w:t xml:space="preserve"/>
-            </w:r>
-          </w:p>
-          <w:p>
-            <w:pPr>
-              <w:spacing w:after="40" w:before="0"/>
-              <w:jc w:val="left"/>
-            </w:pPr>
-            <w:r>
-              <w:rPr>
-                <w:rFonts w:ascii="Arial" w:cs="Arial" w:eastAsia="Arial" w:hAnsi="Arial"/>
-                <w:b w:val="false"/>
-                <w:bCs w:val="false"/>
-                <w:i w:val="false"/>
-                <w:iCs w:val="false"/>
-                <w:color w:val="000000"/>
-                <w:sz w:val="18"/>
-                <w:szCs w:val="18"/>
-              </w:rPr>
-              <w:t xml:space="preserve">Lesson 6 — EXPLAIN: Bond Types → Physical Properties (Sensemaking)</w:t>
-            </w:r>
-          </w:p>
-          <w:p>
-            <w:pPr>
-              <w:spacing w:after="40" w:before="0"/>
-              <w:jc w:val="left"/>
-            </w:pPr>
-            <w:r>
-              <w:rPr>
-                <w:rFonts w:ascii="Arial" w:cs="Arial" w:eastAsia="Arial" w:hAnsi="Arial"/>
-                <w:b w:val="false"/>
-                <w:bCs w:val="false"/>
-                <w:i w:val="false"/>
-                <w:iCs w:val="false"/>
-                <w:color w:val="000000"/>
-                <w:sz w:val="18"/>
-                <w:szCs w:val="18"/>
-              </w:rPr>
-              <w:t xml:space="preserve">Teacher leads structured sensemaking discussion: for each structural category, learners articulate why the bonding arrangement produces the observed physical properties (e.g., giant ionic — high melting point because many strong electrostatic attractions must be overcome; simple molecular — low melting point because only weak Van der Waals/hydrogen bonds between molecules; metallic — conducts because delocalised electrons move freely; giant atomic — very hard because every atom is covalently bonded in 3D network). Learners construct an evidence-based comparison table in their notebooks linking bond type → structure → property → everyday Kenyan example (sufuria, pencil, salt, candle wax). DQB is updated: "Which of our original questions can we now answer?"</w:t>
-            </w:r>
-          </w:p>
-          <w:p>
-            <w:pPr>
-              <w:spacing w:after="40" w:before="0"/>
-              <w:jc w:val="left"/>
-            </w:pPr>
-            <w:r>
-              <w:rPr>
-                <w:rFonts w:ascii="Arial" w:cs="Arial" w:eastAsia="Arial" w:hAnsi="Arial"/>
-                <w:b w:val="false"/>
-                <w:bCs w:val="false"/>
-                <w:i w:val="false"/>
-                <w:iCs w:val="false"/>
-                <w:color w:val="000000"/>
-                <w:sz w:val="18"/>
-                <w:szCs w:val="18"/>
-              </w:rPr>
-              <w:t xml:space="preserve"/>
-            </w:r>
-          </w:p>
-          <w:p>
-            <w:pPr>
-              <w:spacing w:after="40" w:before="0"/>
-              <w:jc w:val="left"/>
-            </w:pPr>
-            <w:r>
-              <w:rPr>
-                <w:rFonts w:ascii="Arial" w:cs="Arial" w:eastAsia="Arial" w:hAnsi="Arial"/>
-                <w:b w:val="false"/>
-                <w:bCs w:val="false"/>
-                <w:i w:val="false"/>
-                <w:iCs w:val="false"/>
-                <w:color w:val="000000"/>
-                <w:sz w:val="18"/>
-                <w:szCs w:val="18"/>
-              </w:rPr>
-              <w:t xml:space="preserve">Lesson 7 — EXPLAIN &amp; MODEL BUILDING: Diamond, Graphite and Aluminium Deep Dive + Community Project</w:t>
-            </w:r>
-          </w:p>
-          <w:p>
-            <w:pPr>
-              <w:spacing w:after="40" w:before="0"/>
-              <w:jc w:val="left"/>
-            </w:pPr>
-            <w:r>
-              <w:rPr>
-                <w:rFonts w:ascii="Arial" w:cs="Arial" w:eastAsia="Arial" w:hAnsi="Arial"/>
-                <w:b w:val="false"/>
-                <w:bCs w:val="false"/>
-                <w:i w:val="false"/>
-                <w:iCs w:val="false"/>
-                <w:color w:val="000000"/>
-                <w:sz w:val="18"/>
-                <w:szCs w:val="18"/>
-              </w:rPr>
-              <w:t xml:space="preserve">Learners explore the contrasting properties of diamond and graphite (both pure carbon) as a capstone explanation challenge. Teacher poses: "Same element, same type of bond — so why is one the hardest natural substance and the other slippery enough to use as a lubricant or electrode?" Groups discuss and present explanations referencing 3D tetrahedral vs. layered hexagonal structures and the presence of delocalised electrons in graphite. Learners then begin the community sensitisation project: drafting advice for a Kenyan household on the correct use and care of aluminium sufurias, graphite electrodes in torches, and NaCl in food and water treatment, grounded in bond-type reasoning.</w:t>
-            </w:r>
-          </w:p>
-          <w:p>
-            <w:pPr>
-              <w:spacing w:after="40" w:before="0"/>
-              <w:jc w:val="left"/>
-            </w:pPr>
-            <w:r>
-              <w:rPr>
-                <w:rFonts w:ascii="Arial" w:cs="Arial" w:eastAsia="Arial" w:hAnsi="Arial"/>
-                <w:b w:val="false"/>
-                <w:bCs w:val="false"/>
-                <w:i w:val="false"/>
-                <w:iCs w:val="false"/>
-                <w:color w:val="000000"/>
-                <w:sz w:val="18"/>
-                <w:szCs w:val="18"/>
-              </w:rPr>
-              <w:t xml:space="preserve"/>
-            </w:r>
-          </w:p>
-          <w:p>
-            <w:pPr>
-              <w:spacing w:after="40" w:before="0"/>
-              <w:jc w:val="left"/>
-            </w:pPr>
-            <w:r>
-              <w:rPr>
-                <w:rFonts w:ascii="Arial" w:cs="Arial" w:eastAsia="Arial" w:hAnsi="Arial"/>
-                <w:b w:val="false"/>
-                <w:bCs w:val="false"/>
-                <w:i w:val="false"/>
-                <w:iCs w:val="false"/>
-                <w:color w:val="000000"/>
-                <w:sz w:val="18"/>
-                <w:szCs w:val="18"/>
-              </w:rPr>
-              <w:t xml:space="preserve">Lesson 8 — MODEL BUILDING &amp; DQB REVIEW: Model Revision, Project Presentation &amp; Unit Consolidation</w:t>
-            </w:r>
-          </w:p>
-          <w:p>
-            <w:pPr>
-              <w:spacing w:after="40" w:before="0"/>
-              <w:jc w:val="left"/>
-            </w:pPr>
-            <w:r>
-              <w:rPr>
-                <w:rFonts w:ascii="Arial" w:cs="Arial" w:eastAsia="Arial" w:hAnsi="Arial"/>
-                <w:b w:val="false"/>
-                <w:bCs w:val="false"/>
-                <w:i w:val="false"/>
-                <w:iCs w:val="false"/>
-                <w:color w:val="000000"/>
-                <w:sz w:val="18"/>
-                <w:szCs w:val="18"/>
-              </w:rPr>
-              <w:t xml:space="preserve">Learners build or refine physical ball-and-stick models of assigned molecules/structures using locally available materials (maize cobs as atoms, wire/string as bonds, clay balls colour-coded by element — echoing materials used by Kenyan primary-school teachers). Groups present their models and explain how the bonding determines at least two physical properties. Class revisits the original DQB: teacher facilitates a structured review — "Which questions did our evidence answer? What new questions remain?" Students write a final individual explanation connecting the anchoring phenomenon (salt, aluminium, graphite) back to bond types and structures. Teacher administers a short written exit task aligned to the KICD assessment rubric.</w:t>
-            </w:r>
-          </w:p>
-        </w:tc>
-      </w:tr>
-      <w:tr>
-        <w:tc>
-          <w:tcPr>
-            <w:tcW w:type="dxa" w:w="3000"/>
-            <w:shd w:fill="EAD1F5" w:color="auto" w:val="clear"/>
-            <w:tcMar>
-              <w:top w:type="dxa" w:w="60"/>
-              <w:left w:type="dxa" w:w="120"/>
-              <w:bottom w:type="dxa" w:w="60"/>
-              <w:right w:type="dxa" w:w="120"/>
-            </w:tcMar>
-            <w:vAlign w:val="top"/>
-          </w:tcPr>
-          <w:p>
-            <w:pPr>
-              <w:spacing w:after="40" w:before="0"/>
-              <w:jc w:val="left"/>
-            </w:pPr>
-            <w:r>
-              <w:rPr>
-                <w:rFonts w:ascii="Arial" w:cs="Arial" w:eastAsia="Arial" w:hAnsi="Arial"/>
-                <w:b/>
-                <w:bCs/>
-                <w:i w:val="false"/>
-                <w:iCs w:val="false"/>
-                <w:color w:val="000000"/>
-                <w:sz w:val="18"/>
-                <w:szCs w:val="18"/>
-              </w:rPr>
-              <w:t xml:space="preserve">Supporting Phenomena</w:t>
-            </w:r>
-          </w:p>
-        </w:tc>
-        <w:tc>
-          <w:tcPr>
-            <w:tcW w:type="dxa" w:w="10680"/>
-            <w:shd w:fill="FFFFFF" w:color="auto" w:val="clear"/>
-            <w:tcMar>
-              <w:top w:type="dxa" w:w="60"/>
-              <w:left w:type="dxa" w:w="120"/>
-              <w:bottom w:type="dxa" w:w="60"/>
-              <w:right w:type="dxa" w:w="120"/>
-            </w:tcMar>
-            <w:vAlign w:val="top"/>
-          </w:tcPr>
-          <w:p>
-            <w:pPr>
-              <w:spacing w:after="30" w:before="0"/>
-              <w:ind w:left="360" w:hanging="180"/>
-              <w:jc w:val="left"/>
-            </w:pPr>
-            <w:r>
-              <w:rPr>
-                <w:rFonts w:ascii="Arial" w:cs="Arial" w:eastAsia="Arial" w:hAnsi="Arial"/>
-                <w:b w:val="false"/>
-                <w:bCs w:val="false"/>
-                <w:i w:val="false"/>
-                <w:iCs w:val="false"/>
-                <w:color w:val="000000"/>
-                <w:sz w:val="18"/>
-                <w:szCs w:val="18"/>
-              </w:rPr>
-              <w:t xml:space="preserve">–  Why does an ice cube (water, H₂O) melt in your hand at room temperature, while a piece of table salt (NaCl) from Mombasa would never melt on a hot day in Nairobi? — introduces the contrast between simple molecular and giant ionic structures.</w:t>
-            </w:r>
-          </w:p>
-          <w:p>
-            <w:pPr>
-              <w:spacing w:after="30" w:before="0"/>
-              <w:ind w:left="360" w:hanging="180"/>
-              <w:jc w:val="left"/>
-            </w:pPr>
-            <w:r>
-              <w:rPr>
-                <w:rFonts w:ascii="Arial" w:cs="Arial" w:eastAsia="Arial" w:hAnsi="Arial"/>
-                <w:b w:val="false"/>
-                <w:bCs w:val="false"/>
-                <w:i w:val="false"/>
-                <w:iCs w:val="false"/>
-                <w:color w:val="000000"/>
-                <w:sz w:val="18"/>
-                <w:szCs w:val="18"/>
-              </w:rPr>
-              <w:t xml:space="preserve">–  Why can a Kenyan blacksmith in Kamuthe beat a piece of iron into a new shape without it shattering, yet a piece of dry ice (solid CO₂) crumbles and evaporates? — introduces metallic bonding and the concept of delocalised electrons allowing layers to slide versus the discrete molecules of a simple molecular solid.</w:t>
-            </w:r>
-          </w:p>
-          <w:p>
-            <w:pPr>
-              <w:spacing w:after="30" w:before="0"/>
-              <w:ind w:left="360" w:hanging="180"/>
-              <w:jc w:val="left"/>
-            </w:pPr>
-            <w:r>
-              <w:rPr>
-                <w:rFonts w:ascii="Arial" w:cs="Arial" w:eastAsia="Arial" w:hAnsi="Arial"/>
-                <w:b w:val="false"/>
-                <w:bCs w:val="false"/>
-                <w:i w:val="false"/>
-                <w:iCs w:val="false"/>
-                <w:color w:val="000000"/>
-                <w:sz w:val="18"/>
-                <w:szCs w:val="18"/>
-              </w:rPr>
-              <w:t xml:space="preserve">–  Why does iodine (used in labs as an antiseptic indicator) sublime — turning from a shiny purple solid directly into a purple gas — when gently warmed, releasing a strong smell, while diamond (carbon) does not melt even in the hottest furnace? — contrasts Van der Waals forces in simple molecular solids with covalent network bonding in giant atomic structures.</w:t>
-            </w:r>
-          </w:p>
-          <w:p>
-            <w:pPr>
-              <w:spacing w:after="30" w:before="0"/>
-              <w:ind w:left="360" w:hanging="180"/>
-              <w:jc w:val="left"/>
-            </w:pPr>
-            <w:r>
-              <w:rPr>
-                <w:rFonts w:ascii="Arial" w:cs="Arial" w:eastAsia="Arial" w:hAnsi="Arial"/>
-                <w:b w:val="false"/>
-                <w:bCs w:val="false"/>
-                <w:i w:val="false"/>
-                <w:iCs w:val="false"/>
-                <w:color w:val="000000"/>
-                <w:sz w:val="18"/>
-                <w:szCs w:val="18"/>
-              </w:rPr>
-              <w:t xml:space="preserve">–  Why do Kenyan electricians always choose copper or aluminium wire — never wood or plastic — to carry current in household wiring, and why can aluminium foil be pressed into any shape to wrap leftover ugali? — reinforces metallic bonding (delocalised electrons, mobile layers) as the structural explanation for conductivity and malleability.</w:t>
-            </w:r>
-          </w:p>
-        </w:tc>
-      </w:tr>
-    </w:tbl>
-    <w:p>
-      <w:pPr>
-        <w:spacing w:after="120"/>
-      </w:pPr>
-      <w:r>
-        <w:t xml:space="preserve"/>
       </w:r>
     </w:p>
     <w:p>
@@ -3697,7 +3697,7 @@
             <w:pPr>
               <w:spacing w:after="20" w:before="0"/>
             </w:pPr>
-            <w:hyperlink w:history="1" r:id="rIdgvaodcxxs0vvu9e2r3ikr">
+            <w:hyperlink w:history="1" r:id="rIdlovb_jaje2dh3ycq1ukye">
               <w:r>
                 <w:rPr>
                   <w:rFonts w:ascii="Arial" w:cs="Arial" w:eastAsia="Arial" w:hAnsi="Arial"/>
@@ -3730,7 +3730,7 @@
               <w:spacing w:after="10" w:before="0"/>
               <w:ind w:left="120"/>
             </w:pPr>
-            <w:hyperlink w:history="1" r:id="rIdcal0wuqizbieo0aorgo5-">
+            <w:hyperlink w:history="1" r:id="rIdoxoh3v5aghefugrkf8scu">
               <w:r>
                 <w:rPr>
                   <w:rFonts w:ascii="Arial" w:cs="Arial" w:eastAsia="Arial" w:hAnsi="Arial"/>
@@ -3792,7 +3792,7 @@
               <w:spacing w:after="10" w:before="0"/>
               <w:ind w:left="120"/>
             </w:pPr>
-            <w:hyperlink w:history="1" r:id="rId4j_l91gi9pauvnc9e0_px">
+            <w:hyperlink w:history="1" r:id="rIdjoajqysvnmeyyhyuptc15">
               <w:r>
                 <w:rPr>
                   <w:rFonts w:ascii="Arial" w:cs="Arial" w:eastAsia="Arial" w:hAnsi="Arial"/>
@@ -4002,7 +4002,7 @@
             <w:pPr>
               <w:spacing w:after="20" w:before="0"/>
             </w:pPr>
-            <w:hyperlink w:history="1" r:id="rIdrncbd7lhoen1g6ijaiobi">
+            <w:hyperlink w:history="1" r:id="rId2z2emmd-aqfz1knnpvlnf">
               <w:r>
                 <w:rPr>
                   <w:rFonts w:ascii="Arial" w:cs="Arial" w:eastAsia="Arial" w:hAnsi="Arial"/>
@@ -4035,7 +4035,7 @@
               <w:spacing w:after="10" w:before="0"/>
               <w:ind w:left="120"/>
             </w:pPr>
-            <w:hyperlink w:history="1" r:id="rIdelqdxagfls1fs_2y1ga8b">
+            <w:hyperlink w:history="1" r:id="rIdawudgruc90t735zcqigor">
               <w:r>
                 <w:rPr>
                   <w:rFonts w:ascii="Arial" w:cs="Arial" w:eastAsia="Arial" w:hAnsi="Arial"/>
@@ -4097,7 +4097,7 @@
               <w:spacing w:after="10" w:before="0"/>
               <w:ind w:left="120"/>
             </w:pPr>
-            <w:hyperlink w:history="1" r:id="rIdk8ghjv1otwvrlac07lq0c">
+            <w:hyperlink w:history="1" r:id="rIduvltxjas-k-psxk2bvwnh">
               <w:r>
                 <w:rPr>
                   <w:rFonts w:ascii="Arial" w:cs="Arial" w:eastAsia="Arial" w:hAnsi="Arial"/>
@@ -4307,7 +4307,7 @@
             <w:pPr>
               <w:spacing w:after="20" w:before="0"/>
             </w:pPr>
-            <w:hyperlink w:history="1" r:id="rIdcnl2_8tjxqnqyomp3bjmk">
+            <w:hyperlink w:history="1" r:id="rIdfvkzmblmohj-nbksvwmr9">
               <w:r>
                 <w:rPr>
                   <w:rFonts w:ascii="Arial" w:cs="Arial" w:eastAsia="Arial" w:hAnsi="Arial"/>
@@ -4340,7 +4340,7 @@
               <w:spacing w:after="10" w:before="0"/>
               <w:ind w:left="120"/>
             </w:pPr>
-            <w:hyperlink w:history="1" r:id="rIdexsqj7rlwshyd8ns1_yfa">
+            <w:hyperlink w:history="1" r:id="rIdjepldfiswfeob2msrbgp9">
               <w:r>
                 <w:rPr>
                   <w:rFonts w:ascii="Arial" w:cs="Arial" w:eastAsia="Arial" w:hAnsi="Arial"/>
@@ -4402,7 +4402,7 @@
               <w:spacing w:after="10" w:before="0"/>
               <w:ind w:left="120"/>
             </w:pPr>
-            <w:hyperlink w:history="1" r:id="rIddrlttvqpheqi92izyatr5">
+            <w:hyperlink w:history="1" r:id="rIdcssekyo7rgtu7_s15rs7z">
               <w:r>
                 <w:rPr>
                   <w:rFonts w:ascii="Arial" w:cs="Arial" w:eastAsia="Arial" w:hAnsi="Arial"/>
@@ -4612,7 +4612,7 @@
             <w:pPr>
               <w:spacing w:after="20" w:before="0"/>
             </w:pPr>
-            <w:hyperlink w:history="1" r:id="rIdueit57v5n_nslur23-sfo">
+            <w:hyperlink w:history="1" r:id="rId5jcchcmyu-r8e9hi7l43x">
               <w:r>
                 <w:rPr>
                   <w:rFonts w:ascii="Arial" w:cs="Arial" w:eastAsia="Arial" w:hAnsi="Arial"/>
@@ -4645,7 +4645,7 @@
               <w:spacing w:after="10" w:before="0"/>
               <w:ind w:left="120"/>
             </w:pPr>
-            <w:hyperlink w:history="1" r:id="rIdwojytx8wcf6_gwbnend_8">
+            <w:hyperlink w:history="1" r:id="rIdidd7uuiu28h-pjprjr6rt">
               <w:r>
                 <w:rPr>
                   <w:rFonts w:ascii="Arial" w:cs="Arial" w:eastAsia="Arial" w:hAnsi="Arial"/>
@@ -4707,7 +4707,7 @@
               <w:spacing w:after="10" w:before="0"/>
               <w:ind w:left="120"/>
             </w:pPr>
-            <w:hyperlink w:history="1" r:id="rIdcpoqulygnbkvesa7cf94y">
+            <w:hyperlink w:history="1" r:id="rIdfnczga_hvaypbposumqsk">
               <w:r>
                 <w:rPr>
                   <w:rFonts w:ascii="Arial" w:cs="Arial" w:eastAsia="Arial" w:hAnsi="Arial"/>
@@ -4917,7 +4917,7 @@
             <w:pPr>
               <w:spacing w:after="20" w:before="0"/>
             </w:pPr>
-            <w:hyperlink w:history="1" r:id="rIdph6aaqlm4biqgxigx4ds2">
+            <w:hyperlink w:history="1" r:id="rIdlnqrca_spky5r1pftyokk">
               <w:r>
                 <w:rPr>
                   <w:rFonts w:ascii="Arial" w:cs="Arial" w:eastAsia="Arial" w:hAnsi="Arial"/>
@@ -4950,7 +4950,7 @@
               <w:spacing w:after="10" w:before="0"/>
               <w:ind w:left="120"/>
             </w:pPr>
-            <w:hyperlink w:history="1" r:id="rIdknr6iuli4n_rrvo_a3nfg">
+            <w:hyperlink w:history="1" r:id="rIdsz1-sgeouqtfbkimtbwez">
               <w:r>
                 <w:rPr>
                   <w:rFonts w:ascii="Arial" w:cs="Arial" w:eastAsia="Arial" w:hAnsi="Arial"/>
@@ -5012,7 +5012,7 @@
               <w:spacing w:after="10" w:before="0"/>
               <w:ind w:left="120"/>
             </w:pPr>
-            <w:hyperlink w:history="1" r:id="rId-nczilh87d_hp0v4tg6xf">
+            <w:hyperlink w:history="1" r:id="rIduu66kz4aeymkrtqlvkz9n">
               <w:r>
                 <w:rPr>
                   <w:rFonts w:ascii="Arial" w:cs="Arial" w:eastAsia="Arial" w:hAnsi="Arial"/>
@@ -5539,7 +5539,7 @@
         </w:rPr>
         <w:t xml:space="preserve">© 2026 SeaVuria and ARES. Aligned with KICD objectives. Developed by SeaVuria; technical implementation by ARES (with AI assistance from Claude). Licensed under </w:t>
       </w:r>
-      <w:hyperlink w:history="1" r:id="rIdbbm9ikybc-rwulzzrrcks">
+      <w:hyperlink w:history="1" r:id="rId4kb3f9u8aqwdwxpkagca5">
         <w:r>
           <w:rPr>
             <w:rFonts w:ascii="Arial" w:cs="Arial" w:eastAsia="Arial" w:hAnsi="Arial"/>
@@ -5560,7 +5560,7 @@
         </w:rPr>
         <w:t xml:space="preserve"> (</w:t>
       </w:r>
-      <w:hyperlink w:history="1" r:id="rIds2cypbwkyoukj0j8jjany">
+      <w:hyperlink w:history="1" r:id="rIdncnomwn-tmy-8bn9xw3cl">
         <w:r>
           <w:rPr>
             <w:rFonts w:ascii="Arial" w:cs="Arial" w:eastAsia="Arial" w:hAnsi="Arial"/>
@@ -6573,7 +6573,7 @@
             <w:pPr>
               <w:spacing w:after="20" w:before="0"/>
             </w:pPr>
-            <w:hyperlink w:history="1" r:id="rIdxmf78lar9xmgj4ahlaonb">
+            <w:hyperlink w:history="1" r:id="rIdmfgf0avlzpm2l-z-jcdxb">
               <w:r>
                 <w:rPr>
                   <w:rFonts w:ascii="Arial" w:cs="Arial" w:eastAsia="Arial" w:hAnsi="Arial"/>
@@ -6606,7 +6606,7 @@
               <w:spacing w:after="10" w:before="0"/>
               <w:ind w:left="120"/>
             </w:pPr>
-            <w:hyperlink w:history="1" r:id="rId5ft-an_s5ey8v6fjpofp8">
+            <w:hyperlink w:history="1" r:id="rIdusb1mcezj8jquzafywmiy">
               <w:r>
                 <w:rPr>
                   <w:rFonts w:ascii="Arial" w:cs="Arial" w:eastAsia="Arial" w:hAnsi="Arial"/>
@@ -6651,7 +6651,7 @@
             <w:pPr>
               <w:spacing w:after="20" w:before="0"/>
             </w:pPr>
-            <w:hyperlink w:history="1" r:id="rIdksdxd3qu2owbr38sptpgt">
+            <w:hyperlink w:history="1" r:id="rIdpm6q_t35gll1fc0xj6gwd">
               <w:r>
                 <w:rPr>
                   <w:rFonts w:ascii="Arial" w:cs="Arial" w:eastAsia="Arial" w:hAnsi="Arial"/>
@@ -6684,7 +6684,7 @@
               <w:spacing w:after="10" w:before="0"/>
               <w:ind w:left="120"/>
             </w:pPr>
-            <w:hyperlink w:history="1" r:id="rIdzex6kn9ql5umncmt2sbuj">
+            <w:hyperlink w:history="1" r:id="rIdau7rp_x2ht6zm9ibbjk2z">
               <w:r>
                 <w:rPr>
                   <w:rFonts w:ascii="Arial" w:cs="Arial" w:eastAsia="Arial" w:hAnsi="Arial"/>
@@ -6879,7 +6879,7 @@
             <w:pPr>
               <w:spacing w:after="20" w:before="0"/>
             </w:pPr>
-            <w:hyperlink w:history="1" r:id="rId9gd7odyjcjkioziudk1p7">
+            <w:hyperlink w:history="1" r:id="rIdr_3xl3r1aqcszuujmh6c-">
               <w:r>
                 <w:rPr>
                   <w:rFonts w:ascii="Arial" w:cs="Arial" w:eastAsia="Arial" w:hAnsi="Arial"/>
@@ -6912,7 +6912,7 @@
               <w:spacing w:after="10" w:before="0"/>
               <w:ind w:left="120"/>
             </w:pPr>
-            <w:hyperlink w:history="1" r:id="rId_brtiegmll3ucib7ry0so">
+            <w:hyperlink w:history="1" r:id="rIdpyxi6z7efm4ihxqe1b6je">
               <w:r>
                 <w:rPr>
                   <w:rFonts w:ascii="Arial" w:cs="Arial" w:eastAsia="Arial" w:hAnsi="Arial"/>
@@ -6957,7 +6957,7 @@
             <w:pPr>
               <w:spacing w:after="20" w:before="0"/>
             </w:pPr>
-            <w:hyperlink w:history="1" r:id="rIdmbj3juzxduu-mmrlbp07w">
+            <w:hyperlink w:history="1" r:id="rIdqzthqn2eucx7nb6xy-ebe">
               <w:r>
                 <w:rPr>
                   <w:rFonts w:ascii="Arial" w:cs="Arial" w:eastAsia="Arial" w:hAnsi="Arial"/>
@@ -6990,7 +6990,7 @@
               <w:spacing w:after="10" w:before="0"/>
               <w:ind w:left="120"/>
             </w:pPr>
-            <w:hyperlink w:history="1" r:id="rIdz3g3ulj3slook2txhczcm">
+            <w:hyperlink w:history="1" r:id="rIdwvongz6xwhc6vf4m3_jci">
               <w:r>
                 <w:rPr>
                   <w:rFonts w:ascii="Arial" w:cs="Arial" w:eastAsia="Arial" w:hAnsi="Arial"/>
@@ -7185,7 +7185,7 @@
             <w:pPr>
               <w:spacing w:after="20" w:before="0"/>
             </w:pPr>
-            <w:hyperlink w:history="1" r:id="rIdskwsjwu6luh6s8u0gizih">
+            <w:hyperlink w:history="1" r:id="rIdkrnaxhqxmtnin_a2jvlt6">
               <w:r>
                 <w:rPr>
                   <w:rFonts w:ascii="Arial" w:cs="Arial" w:eastAsia="Arial" w:hAnsi="Arial"/>
@@ -7218,7 +7218,7 @@
               <w:spacing w:after="10" w:before="0"/>
               <w:ind w:left="120"/>
             </w:pPr>
-            <w:hyperlink w:history="1" r:id="rIdyrprmxw5zqrdbiwkqtb9v">
+            <w:hyperlink w:history="1" r:id="rId-pk8ijocgagpocdrqogyp">
               <w:r>
                 <w:rPr>
                   <w:rFonts w:ascii="Arial" w:cs="Arial" w:eastAsia="Arial" w:hAnsi="Arial"/>
@@ -7263,7 +7263,7 @@
             <w:pPr>
               <w:spacing w:after="20" w:before="0"/>
             </w:pPr>
-            <w:hyperlink w:history="1" r:id="rIds98o9uurfocbpu8wgqixq">
+            <w:hyperlink w:history="1" r:id="rIdvcooqipnpiju1x-hx8hac">
               <w:r>
                 <w:rPr>
                   <w:rFonts w:ascii="Arial" w:cs="Arial" w:eastAsia="Arial" w:hAnsi="Arial"/>
@@ -7296,7 +7296,7 @@
               <w:spacing w:after="10" w:before="0"/>
               <w:ind w:left="120"/>
             </w:pPr>
-            <w:hyperlink w:history="1" r:id="rIdyus8wwolzwmih6rkmo9k-">
+            <w:hyperlink w:history="1" r:id="rIdwz6qhg1jgkv1pv1pbkuus">
               <w:r>
                 <w:rPr>
                   <w:rFonts w:ascii="Arial" w:cs="Arial" w:eastAsia="Arial" w:hAnsi="Arial"/>
@@ -7491,7 +7491,7 @@
             <w:pPr>
               <w:spacing w:after="20" w:before="0"/>
             </w:pPr>
-            <w:hyperlink w:history="1" r:id="rIdd1kyn2qwmhkzmwbcho01g">
+            <w:hyperlink w:history="1" r:id="rIdbeng0kmagzfpb5gxthmru">
               <w:r>
                 <w:rPr>
                   <w:rFonts w:ascii="Arial" w:cs="Arial" w:eastAsia="Arial" w:hAnsi="Arial"/>
@@ -7524,7 +7524,7 @@
               <w:spacing w:after="10" w:before="0"/>
               <w:ind w:left="120"/>
             </w:pPr>
-            <w:hyperlink w:history="1" r:id="rIds200nai3qqsf3ktj2ifkj">
+            <w:hyperlink w:history="1" r:id="rId0qkzqkwoji8jz-fnihsxz">
               <w:r>
                 <w:rPr>
                   <w:rFonts w:ascii="Arial" w:cs="Arial" w:eastAsia="Arial" w:hAnsi="Arial"/>
@@ -7569,7 +7569,7 @@
             <w:pPr>
               <w:spacing w:after="20" w:before="0"/>
             </w:pPr>
-            <w:hyperlink w:history="1" r:id="rIdo71raobj6iazs18e8d4bv">
+            <w:hyperlink w:history="1" r:id="rIdlynwk091xfawcmjtmrr6e">
               <w:r>
                 <w:rPr>
                   <w:rFonts w:ascii="Arial" w:cs="Arial" w:eastAsia="Arial" w:hAnsi="Arial"/>
@@ -7602,7 +7602,7 @@
               <w:spacing w:after="10" w:before="0"/>
               <w:ind w:left="120"/>
             </w:pPr>
-            <w:hyperlink w:history="1" r:id="rIdl4juvflvz07lf2cu0z_zg">
+            <w:hyperlink w:history="1" r:id="rIdcjqi4r3nuvaofw7fonmtc">
               <w:r>
                 <w:rPr>
                   <w:rFonts w:ascii="Arial" w:cs="Arial" w:eastAsia="Arial" w:hAnsi="Arial"/>
@@ -7797,7 +7797,7 @@
             <w:pPr>
               <w:spacing w:after="20" w:before="0"/>
             </w:pPr>
-            <w:hyperlink w:history="1" r:id="rIdaozdtk9q34g-fxyljfcwi">
+            <w:hyperlink w:history="1" r:id="rIdkwyl6vjoztlggghw7ytww">
               <w:r>
                 <w:rPr>
                   <w:rFonts w:ascii="Arial" w:cs="Arial" w:eastAsia="Arial" w:hAnsi="Arial"/>
@@ -7830,7 +7830,7 @@
               <w:spacing w:after="10" w:before="0"/>
               <w:ind w:left="120"/>
             </w:pPr>
-            <w:hyperlink w:history="1" r:id="rIdrhvn3jmeiof6ymirxkzdk">
+            <w:hyperlink w:history="1" r:id="rIdswesnpxklrcf1knra_ijx">
               <w:r>
                 <w:rPr>
                   <w:rFonts w:ascii="Arial" w:cs="Arial" w:eastAsia="Arial" w:hAnsi="Arial"/>
@@ -7875,7 +7875,7 @@
             <w:pPr>
               <w:spacing w:after="20" w:before="0"/>
             </w:pPr>
-            <w:hyperlink w:history="1" r:id="rId8-ddymw613v-ehspg2og_">
+            <w:hyperlink w:history="1" r:id="rIdyiri1x5h-gfnmm9xcyx1u">
               <w:r>
                 <w:rPr>
                   <w:rFonts w:ascii="Arial" w:cs="Arial" w:eastAsia="Arial" w:hAnsi="Arial"/>
@@ -7908,7 +7908,7 @@
               <w:spacing w:after="10" w:before="0"/>
               <w:ind w:left="120"/>
             </w:pPr>
-            <w:hyperlink w:history="1" r:id="rIdecen1bicks9vtl4-i8voe">
+            <w:hyperlink w:history="1" r:id="rIdzk4nj8gworwrtkbapjty6">
               <w:r>
                 <w:rPr>
                   <w:rFonts w:ascii="Arial" w:cs="Arial" w:eastAsia="Arial" w:hAnsi="Arial"/>
@@ -8610,7 +8610,7 @@
         </w:rPr>
         <w:t xml:space="preserve">© 2026 SeaVuria and ARES. Aligned with KICD objectives. Developed by SeaVuria; technical implementation by ARES (with AI assistance from Claude). Licensed under </w:t>
       </w:r>
-      <w:hyperlink w:history="1" r:id="rId9azj52hw8wjljze9jdy0u">
+      <w:hyperlink w:history="1" r:id="rIdzberjv7aypirdrr5itddt">
         <w:r>
           <w:rPr>
             <w:rFonts w:ascii="Arial" w:cs="Arial" w:eastAsia="Arial" w:hAnsi="Arial"/>
@@ -8631,7 +8631,7 @@
         </w:rPr>
         <w:t xml:space="preserve"> (</w:t>
       </w:r>
-      <w:hyperlink w:history="1" r:id="rIdgo5co1fbolxf1y9ffqyd9">
+      <w:hyperlink w:history="1" r:id="rId7-2omv8ktygxbd4x_snkz">
         <w:r>
           <w:rPr>
             <w:rFonts w:ascii="Arial" w:cs="Arial" w:eastAsia="Arial" w:hAnsi="Arial"/>
@@ -9644,7 +9644,7 @@
             <w:pPr>
               <w:spacing w:after="20" w:before="0"/>
             </w:pPr>
-            <w:hyperlink w:history="1" r:id="rId6vmcfpjupq8fb2y9tm6dq">
+            <w:hyperlink w:history="1" r:id="rIdscpd5lhaljihpqzxiitqc">
               <w:r>
                 <w:rPr>
                   <w:rFonts w:ascii="Arial" w:cs="Arial" w:eastAsia="Arial" w:hAnsi="Arial"/>
@@ -9677,7 +9677,7 @@
               <w:spacing w:after="10" w:before="0"/>
               <w:ind w:left="120"/>
             </w:pPr>
-            <w:hyperlink w:history="1" r:id="rIdkmv0jptmqx-catyoch1cb">
+            <w:hyperlink w:history="1" r:id="rIdrhcwfcbj9scxhejxduptp">
               <w:r>
                 <w:rPr>
                   <w:rFonts w:ascii="Arial" w:cs="Arial" w:eastAsia="Arial" w:hAnsi="Arial"/>
@@ -9722,7 +9722,7 @@
             <w:pPr>
               <w:spacing w:after="20" w:before="0"/>
             </w:pPr>
-            <w:hyperlink w:history="1" r:id="rIdoqvmdtdsgeqw-v6iqj52e">
+            <w:hyperlink w:history="1" r:id="rIdqujadjpkw6e7akzpsscu4">
               <w:r>
                 <w:rPr>
                   <w:rFonts w:ascii="Arial" w:cs="Arial" w:eastAsia="Arial" w:hAnsi="Arial"/>
@@ -9755,7 +9755,7 @@
               <w:spacing w:after="10" w:before="0"/>
               <w:ind w:left="120"/>
             </w:pPr>
-            <w:hyperlink w:history="1" r:id="rId1qjl_mxejq-2pqamqquga">
+            <w:hyperlink w:history="1" r:id="rId60zibevmombuydl_6ttpi">
               <w:r>
                 <w:rPr>
                   <w:rFonts w:ascii="Arial" w:cs="Arial" w:eastAsia="Arial" w:hAnsi="Arial"/>
@@ -9950,7 +9950,7 @@
             <w:pPr>
               <w:spacing w:after="20" w:before="0"/>
             </w:pPr>
-            <w:hyperlink w:history="1" r:id="rIdxvjpq4ywfn1eygccdg7tf">
+            <w:hyperlink w:history="1" r:id="rId3wpp3jxhofzt6aioatsn9">
               <w:r>
                 <w:rPr>
                   <w:rFonts w:ascii="Arial" w:cs="Arial" w:eastAsia="Arial" w:hAnsi="Arial"/>
@@ -9983,7 +9983,7 @@
               <w:spacing w:after="10" w:before="0"/>
               <w:ind w:left="120"/>
             </w:pPr>
-            <w:hyperlink w:history="1" r:id="rIdhbzsaidrjqoqioewy6dqg">
+            <w:hyperlink w:history="1" r:id="rId4mt1lc3vrs4gvxoad8myq">
               <w:r>
                 <w:rPr>
                   <w:rFonts w:ascii="Arial" w:cs="Arial" w:eastAsia="Arial" w:hAnsi="Arial"/>
@@ -10028,7 +10028,7 @@
             <w:pPr>
               <w:spacing w:after="20" w:before="0"/>
             </w:pPr>
-            <w:hyperlink w:history="1" r:id="rIdiahif0vk6-4bfvow6l68x">
+            <w:hyperlink w:history="1" r:id="rIdsmk0n-5f_pzhh3xfu0nxz">
               <w:r>
                 <w:rPr>
                   <w:rFonts w:ascii="Arial" w:cs="Arial" w:eastAsia="Arial" w:hAnsi="Arial"/>
@@ -10061,7 +10061,7 @@
               <w:spacing w:after="10" w:before="0"/>
               <w:ind w:left="120"/>
             </w:pPr>
-            <w:hyperlink w:history="1" r:id="rIdq8sneioz8bkne1bv8mgpr">
+            <w:hyperlink w:history="1" r:id="rIdh67vwhsssy5wyu4cq2bhp">
               <w:r>
                 <w:rPr>
                   <w:rFonts w:ascii="Arial" w:cs="Arial" w:eastAsia="Arial" w:hAnsi="Arial"/>
@@ -10256,7 +10256,7 @@
             <w:pPr>
               <w:spacing w:after="20" w:before="0"/>
             </w:pPr>
-            <w:hyperlink w:history="1" r:id="rIdtqvjwhuqewcu0wbwxqjln">
+            <w:hyperlink w:history="1" r:id="rIddihtb8jjkhrg2pxuiuggu">
               <w:r>
                 <w:rPr>
                   <w:rFonts w:ascii="Arial" w:cs="Arial" w:eastAsia="Arial" w:hAnsi="Arial"/>
@@ -10289,7 +10289,7 @@
               <w:spacing w:after="10" w:before="0"/>
               <w:ind w:left="120"/>
             </w:pPr>
-            <w:hyperlink w:history="1" r:id="rIdr67wlt_nmwzs_hf6ujrun">
+            <w:hyperlink w:history="1" r:id="rIdn6eg67gu101zlhaj3lots">
               <w:r>
                 <w:rPr>
                   <w:rFonts w:ascii="Arial" w:cs="Arial" w:eastAsia="Arial" w:hAnsi="Arial"/>
@@ -10334,7 +10334,7 @@
             <w:pPr>
               <w:spacing w:after="20" w:before="0"/>
             </w:pPr>
-            <w:hyperlink w:history="1" r:id="rId6mhidf8j3640uqobaq3o_">
+            <w:hyperlink w:history="1" r:id="rIdidhlmklnn-187b03wgde5">
               <w:r>
                 <w:rPr>
                   <w:rFonts w:ascii="Arial" w:cs="Arial" w:eastAsia="Arial" w:hAnsi="Arial"/>
@@ -10367,7 +10367,7 @@
               <w:spacing w:after="10" w:before="0"/>
               <w:ind w:left="120"/>
             </w:pPr>
-            <w:hyperlink w:history="1" r:id="rIdtf2vac4cp7d8wptndhooi">
+            <w:hyperlink w:history="1" r:id="rIdcwn1upt1aegzgiptlx_po">
               <w:r>
                 <w:rPr>
                   <w:rFonts w:ascii="Arial" w:cs="Arial" w:eastAsia="Arial" w:hAnsi="Arial"/>
@@ -10562,7 +10562,7 @@
             <w:pPr>
               <w:spacing w:after="20" w:before="0"/>
             </w:pPr>
-            <w:hyperlink w:history="1" r:id="rIdkcopmetw_mor9nj_ijhap">
+            <w:hyperlink w:history="1" r:id="rId0es_ek87nzsleamp5srsq">
               <w:r>
                 <w:rPr>
                   <w:rFonts w:ascii="Arial" w:cs="Arial" w:eastAsia="Arial" w:hAnsi="Arial"/>
@@ -10595,7 +10595,7 @@
               <w:spacing w:after="10" w:before="0"/>
               <w:ind w:left="120"/>
             </w:pPr>
-            <w:hyperlink w:history="1" r:id="rIdrs0lfiq0o9dcunekownes">
+            <w:hyperlink w:history="1" r:id="rIdxt3cjnn0uws9dng8jicgc">
               <w:r>
                 <w:rPr>
                   <w:rFonts w:ascii="Arial" w:cs="Arial" w:eastAsia="Arial" w:hAnsi="Arial"/>
@@ -10640,7 +10640,7 @@
             <w:pPr>
               <w:spacing w:after="20" w:before="0"/>
             </w:pPr>
-            <w:hyperlink w:history="1" r:id="rIdbawrlpx8-m1puxltntx1z">
+            <w:hyperlink w:history="1" r:id="rIdj_xdqy5uu6dcqa_scbl5_">
               <w:r>
                 <w:rPr>
                   <w:rFonts w:ascii="Arial" w:cs="Arial" w:eastAsia="Arial" w:hAnsi="Arial"/>
@@ -10673,7 +10673,7 @@
               <w:spacing w:after="10" w:before="0"/>
               <w:ind w:left="120"/>
             </w:pPr>
-            <w:hyperlink w:history="1" r:id="rIdy7xdzquibgsozyfizmqap">
+            <w:hyperlink w:history="1" r:id="rIdkyisxvlht_-zrpuvb2gbe">
               <w:r>
                 <w:rPr>
                   <w:rFonts w:ascii="Arial" w:cs="Arial" w:eastAsia="Arial" w:hAnsi="Arial"/>
@@ -10868,7 +10868,7 @@
             <w:pPr>
               <w:spacing w:after="20" w:before="0"/>
             </w:pPr>
-            <w:hyperlink w:history="1" r:id="rIdcad-zql7_mf3qumh5a-km">
+            <w:hyperlink w:history="1" r:id="rIdbcm_43bz1zbtigjdus1dz">
               <w:r>
                 <w:rPr>
                   <w:rFonts w:ascii="Arial" w:cs="Arial" w:eastAsia="Arial" w:hAnsi="Arial"/>
@@ -10901,7 +10901,7 @@
               <w:spacing w:after="10" w:before="0"/>
               <w:ind w:left="120"/>
             </w:pPr>
-            <w:hyperlink w:history="1" r:id="rIdcrrco5oahkdt5fbqq_9ql">
+            <w:hyperlink w:history="1" r:id="rIdqjhhwxw85q11snyvktdrf">
               <w:r>
                 <w:rPr>
                   <w:rFonts w:ascii="Arial" w:cs="Arial" w:eastAsia="Arial" w:hAnsi="Arial"/>
@@ -10946,7 +10946,7 @@
             <w:pPr>
               <w:spacing w:after="20" w:before="0"/>
             </w:pPr>
-            <w:hyperlink w:history="1" r:id="rIds0n5jyevrmunihycm6-pp">
+            <w:hyperlink w:history="1" r:id="rIdqi2rwxv6aqjctzlwlahyb">
               <w:r>
                 <w:rPr>
                   <w:rFonts w:ascii="Arial" w:cs="Arial" w:eastAsia="Arial" w:hAnsi="Arial"/>
@@ -10979,7 +10979,7 @@
               <w:spacing w:after="10" w:before="0"/>
               <w:ind w:left="120"/>
             </w:pPr>
-            <w:hyperlink w:history="1" r:id="rIdhsyltzx_q5iy9kbajlzzp">
+            <w:hyperlink w:history="1" r:id="rIdwbsjdtuxoxuujjq-1dyah">
               <w:r>
                 <w:rPr>
                   <w:rFonts w:ascii="Arial" w:cs="Arial" w:eastAsia="Arial" w:hAnsi="Arial"/>
@@ -11491,7 +11491,7 @@
         </w:rPr>
         <w:t xml:space="preserve">© 2026 SeaVuria and ARES. Aligned with KICD objectives. Developed by SeaVuria; technical implementation by ARES (with AI assistance from Claude). Licensed under </w:t>
       </w:r>
-      <w:hyperlink w:history="1" r:id="rIdb3xz8ezqad2rcj716u1go">
+      <w:hyperlink w:history="1" r:id="rIdsuzgwoofbjgyi-ps-ufen">
         <w:r>
           <w:rPr>
             <w:rFonts w:ascii="Arial" w:cs="Arial" w:eastAsia="Arial" w:hAnsi="Arial"/>
@@ -11512,7 +11512,7 @@
         </w:rPr>
         <w:t xml:space="preserve"> (</w:t>
       </w:r>
-      <w:hyperlink w:history="1" r:id="rIdovazfebnexhbnzr3k20kh">
+      <w:hyperlink w:history="1" r:id="rId2x3selxczwmrzvuyiiqa1">
         <w:r>
           <w:rPr>
             <w:rFonts w:ascii="Arial" w:cs="Arial" w:eastAsia="Arial" w:hAnsi="Arial"/>
@@ -12525,7 +12525,7 @@
             <w:pPr>
               <w:spacing w:after="20" w:before="0"/>
             </w:pPr>
-            <w:hyperlink w:history="1" r:id="rIdxxzbh-z8vo2ype8fcqe7k">
+            <w:hyperlink w:history="1" r:id="rIdar-metxezf2fv6esu0i80">
               <w:r>
                 <w:rPr>
                   <w:rFonts w:ascii="Arial" w:cs="Arial" w:eastAsia="Arial" w:hAnsi="Arial"/>
@@ -12558,7 +12558,7 @@
               <w:spacing w:after="10" w:before="0"/>
               <w:ind w:left="120"/>
             </w:pPr>
-            <w:hyperlink w:history="1" r:id="rIdpimsmkkjuetvdidq-8xsm">
+            <w:hyperlink w:history="1" r:id="rIdbx_qxdvkayl6z47cmbop6">
               <w:r>
                 <w:rPr>
                   <w:rFonts w:ascii="Arial" w:cs="Arial" w:eastAsia="Arial" w:hAnsi="Arial"/>
@@ -12603,7 +12603,7 @@
             <w:pPr>
               <w:spacing w:after="20" w:before="0"/>
             </w:pPr>
-            <w:hyperlink w:history="1" r:id="rIdmlka0sqo4ynxms0dpr2qt">
+            <w:hyperlink w:history="1" r:id="rIdiktplitgk8r31ztx25h-u">
               <w:r>
                 <w:rPr>
                   <w:rFonts w:ascii="Arial" w:cs="Arial" w:eastAsia="Arial" w:hAnsi="Arial"/>
@@ -12636,7 +12636,7 @@
               <w:spacing w:after="10" w:before="0"/>
               <w:ind w:left="120"/>
             </w:pPr>
-            <w:hyperlink w:history="1" r:id="rId9cuuuu0irr3yrr3-6trvx">
+            <w:hyperlink w:history="1" r:id="rIdk4ec63utf4n5gjk6n8xd4">
               <w:r>
                 <w:rPr>
                   <w:rFonts w:ascii="Arial" w:cs="Arial" w:eastAsia="Arial" w:hAnsi="Arial"/>
@@ -12831,7 +12831,7 @@
             <w:pPr>
               <w:spacing w:after="20" w:before="0"/>
             </w:pPr>
-            <w:hyperlink w:history="1" r:id="rIdvmioztu72nzfslhcjyud7">
+            <w:hyperlink w:history="1" r:id="rIdx50ivs4dgxkjd919ufmzn">
               <w:r>
                 <w:rPr>
                   <w:rFonts w:ascii="Arial" w:cs="Arial" w:eastAsia="Arial" w:hAnsi="Arial"/>
@@ -12864,7 +12864,7 @@
               <w:spacing w:after="10" w:before="0"/>
               <w:ind w:left="120"/>
             </w:pPr>
-            <w:hyperlink w:history="1" r:id="rIdrtfu1oraahddgic5-3lvc">
+            <w:hyperlink w:history="1" r:id="rId6vixljsnjasr5cjbxxai5">
               <w:r>
                 <w:rPr>
                   <w:rFonts w:ascii="Arial" w:cs="Arial" w:eastAsia="Arial" w:hAnsi="Arial"/>
@@ -12909,7 +12909,7 @@
             <w:pPr>
               <w:spacing w:after="20" w:before="0"/>
             </w:pPr>
-            <w:hyperlink w:history="1" r:id="rIdzra7kpoyfie9hh8naszhi">
+            <w:hyperlink w:history="1" r:id="rIdogbywn7meq1jcd8w3ybw-">
               <w:r>
                 <w:rPr>
                   <w:rFonts w:ascii="Arial" w:cs="Arial" w:eastAsia="Arial" w:hAnsi="Arial"/>
@@ -12942,7 +12942,7 @@
               <w:spacing w:after="10" w:before="0"/>
               <w:ind w:left="120"/>
             </w:pPr>
-            <w:hyperlink w:history="1" r:id="rIdus8swnjc3j5wy7jgqh3np">
+            <w:hyperlink w:history="1" r:id="rIdgmvibnerhpsq1bm3z5mvi">
               <w:r>
                 <w:rPr>
                   <w:rFonts w:ascii="Arial" w:cs="Arial" w:eastAsia="Arial" w:hAnsi="Arial"/>
@@ -13137,7 +13137,7 @@
             <w:pPr>
               <w:spacing w:after="20" w:before="0"/>
             </w:pPr>
-            <w:hyperlink w:history="1" r:id="rIdacslgidetbxjrbhmgze0t">
+            <w:hyperlink w:history="1" r:id="rIdbnc-cx85gm0lqethjbfma">
               <w:r>
                 <w:rPr>
                   <w:rFonts w:ascii="Arial" w:cs="Arial" w:eastAsia="Arial" w:hAnsi="Arial"/>
@@ -13170,7 +13170,7 @@
               <w:spacing w:after="10" w:before="0"/>
               <w:ind w:left="120"/>
             </w:pPr>
-            <w:hyperlink w:history="1" r:id="rIdpk97cln38vkc8mtf3eqh0">
+            <w:hyperlink w:history="1" r:id="rIdrox9sxil5yffblnhekzlq">
               <w:r>
                 <w:rPr>
                   <w:rFonts w:ascii="Arial" w:cs="Arial" w:eastAsia="Arial" w:hAnsi="Arial"/>
@@ -13215,7 +13215,7 @@
             <w:pPr>
               <w:spacing w:after="20" w:before="0"/>
             </w:pPr>
-            <w:hyperlink w:history="1" r:id="rIdtvirjsabm_yfcmtweksd9">
+            <w:hyperlink w:history="1" r:id="rId97mkr9wv20nleoiu_uhmx">
               <w:r>
                 <w:rPr>
                   <w:rFonts w:ascii="Arial" w:cs="Arial" w:eastAsia="Arial" w:hAnsi="Arial"/>
@@ -13248,7 +13248,7 @@
               <w:spacing w:after="10" w:before="0"/>
               <w:ind w:left="120"/>
             </w:pPr>
-            <w:hyperlink w:history="1" r:id="rIdlkvwmyn2z5ds4d7czcsv7">
+            <w:hyperlink w:history="1" r:id="rIdwzhgcfuqgpxqw4c07v1vi">
               <w:r>
                 <w:rPr>
                   <w:rFonts w:ascii="Arial" w:cs="Arial" w:eastAsia="Arial" w:hAnsi="Arial"/>
@@ -13443,7 +13443,7 @@
             <w:pPr>
               <w:spacing w:after="20" w:before="0"/>
             </w:pPr>
-            <w:hyperlink w:history="1" r:id="rIdvxrbdydgtjyen5glcpwuz">
+            <w:hyperlink w:history="1" r:id="rId3cszpvgcqfbjdqqwmyfpm">
               <w:r>
                 <w:rPr>
                   <w:rFonts w:ascii="Arial" w:cs="Arial" w:eastAsia="Arial" w:hAnsi="Arial"/>
@@ -13476,7 +13476,7 @@
               <w:spacing w:after="10" w:before="0"/>
               <w:ind w:left="120"/>
             </w:pPr>
-            <w:hyperlink w:history="1" r:id="rIdlhfmmahpw6z2dwf7rv8ms">
+            <w:hyperlink w:history="1" r:id="rIdirfkwrodt6ohv3imolivj">
               <w:r>
                 <w:rPr>
                   <w:rFonts w:ascii="Arial" w:cs="Arial" w:eastAsia="Arial" w:hAnsi="Arial"/>
@@ -13521,7 +13521,7 @@
             <w:pPr>
               <w:spacing w:after="20" w:before="0"/>
             </w:pPr>
-            <w:hyperlink w:history="1" r:id="rIdolb_cd2twpmo2pomyugky">
+            <w:hyperlink w:history="1" r:id="rIdut7zwb8uynn9440yzjoz7">
               <w:r>
                 <w:rPr>
                   <w:rFonts w:ascii="Arial" w:cs="Arial" w:eastAsia="Arial" w:hAnsi="Arial"/>
@@ -13554,7 +13554,7 @@
               <w:spacing w:after="10" w:before="0"/>
               <w:ind w:left="120"/>
             </w:pPr>
-            <w:hyperlink w:history="1" r:id="rId8w__xs120clxcmnnmjegt">
+            <w:hyperlink w:history="1" r:id="rIdks-b6i-ccamrto_m064w4">
               <w:r>
                 <w:rPr>
                   <w:rFonts w:ascii="Arial" w:cs="Arial" w:eastAsia="Arial" w:hAnsi="Arial"/>
@@ -13749,7 +13749,7 @@
             <w:pPr>
               <w:spacing w:after="20" w:before="0"/>
             </w:pPr>
-            <w:hyperlink w:history="1" r:id="rIdgwsd3sfscn0byli-h2yms">
+            <w:hyperlink w:history="1" r:id="rIdut4fohk_rvtvwnwccrfkl">
               <w:r>
                 <w:rPr>
                   <w:rFonts w:ascii="Arial" w:cs="Arial" w:eastAsia="Arial" w:hAnsi="Arial"/>
@@ -13782,7 +13782,7 @@
               <w:spacing w:after="10" w:before="0"/>
               <w:ind w:left="120"/>
             </w:pPr>
-            <w:hyperlink w:history="1" r:id="rIdbja9cqg4cu9-q3obhh-s0">
+            <w:hyperlink w:history="1" r:id="rIdfdwg-1on7oiwq2w9igr_z">
               <w:r>
                 <w:rPr>
                   <w:rFonts w:ascii="Arial" w:cs="Arial" w:eastAsia="Arial" w:hAnsi="Arial"/>
@@ -13827,7 +13827,7 @@
             <w:pPr>
               <w:spacing w:after="20" w:before="0"/>
             </w:pPr>
-            <w:hyperlink w:history="1" r:id="rIdysapokgjlkbixn8nxipad">
+            <w:hyperlink w:history="1" r:id="rIdtmiqqzoqtpntx6upcdzlw">
               <w:r>
                 <w:rPr>
                   <w:rFonts w:ascii="Arial" w:cs="Arial" w:eastAsia="Arial" w:hAnsi="Arial"/>
@@ -13860,7 +13860,7 @@
               <w:spacing w:after="10" w:before="0"/>
               <w:ind w:left="120"/>
             </w:pPr>
-            <w:hyperlink w:history="1" r:id="rIdrttbsuw97vsmqoc_5kwtx">
+            <w:hyperlink w:history="1" r:id="rIdmwffnlxcxbfokeoliwtka">
               <w:r>
                 <w:rPr>
                   <w:rFonts w:ascii="Arial" w:cs="Arial" w:eastAsia="Arial" w:hAnsi="Arial"/>
@@ -14486,7 +14486,7 @@
         </w:rPr>
         <w:t xml:space="preserve">© 2026 SeaVuria and ARES. Aligned with KICD objectives. Developed by SeaVuria; technical implementation by ARES (with AI assistance from Claude). Licensed under </w:t>
       </w:r>
-      <w:hyperlink w:history="1" r:id="rId5dkxl9utysxmhnfo0liio">
+      <w:hyperlink w:history="1" r:id="rIduhwalfsmdezliaghklgwc">
         <w:r>
           <w:rPr>
             <w:rFonts w:ascii="Arial" w:cs="Arial" w:eastAsia="Arial" w:hAnsi="Arial"/>
@@ -14507,7 +14507,7 @@
         </w:rPr>
         <w:t xml:space="preserve"> (</w:t>
       </w:r>
-      <w:hyperlink w:history="1" r:id="rIdkcuxsbvkdzsh9nc4ryswa">
+      <w:hyperlink w:history="1" r:id="rIdmn4o-kfj5l6zkdymwaz2o">
         <w:r>
           <w:rPr>
             <w:rFonts w:ascii="Arial" w:cs="Arial" w:eastAsia="Arial" w:hAnsi="Arial"/>
@@ -15520,7 +15520,7 @@
             <w:pPr>
               <w:spacing w:after="20" w:before="0"/>
             </w:pPr>
-            <w:hyperlink w:history="1" r:id="rIdcuwgkirtzv-7ba2hdeuax">
+            <w:hyperlink w:history="1" r:id="rId8ilpo_9v05c10atqgaazh">
               <w:r>
                 <w:rPr>
                   <w:rFonts w:ascii="Arial" w:cs="Arial" w:eastAsia="Arial" w:hAnsi="Arial"/>
@@ -15553,7 +15553,7 @@
               <w:spacing w:after="10" w:before="0"/>
               <w:ind w:left="120"/>
             </w:pPr>
-            <w:hyperlink w:history="1" r:id="rIdjvmkeiikw_yizhdsnq46_">
+            <w:hyperlink w:history="1" r:id="rIdwvs5jsrzq9awzo-rj1vcq">
               <w:r>
                 <w:rPr>
                   <w:rFonts w:ascii="Arial" w:cs="Arial" w:eastAsia="Arial" w:hAnsi="Arial"/>
@@ -15615,7 +15615,7 @@
               <w:spacing w:after="10" w:before="0"/>
               <w:ind w:left="120"/>
             </w:pPr>
-            <w:hyperlink w:history="1" r:id="rIdcf4ppcqhz8i8kyavuudqd">
+            <w:hyperlink w:history="1" r:id="rIdl9d-pirpnjiblbwato0cb">
               <w:r>
                 <w:rPr>
                   <w:rFonts w:ascii="Arial" w:cs="Arial" w:eastAsia="Arial" w:hAnsi="Arial"/>
@@ -15825,7 +15825,7 @@
             <w:pPr>
               <w:spacing w:after="20" w:before="0"/>
             </w:pPr>
-            <w:hyperlink w:history="1" r:id="rIdrpfgjo4gysucugubkrpst">
+            <w:hyperlink w:history="1" r:id="rId86qxwzv6jpo7thqn-kb6l">
               <w:r>
                 <w:rPr>
                   <w:rFonts w:ascii="Arial" w:cs="Arial" w:eastAsia="Arial" w:hAnsi="Arial"/>
@@ -15858,7 +15858,7 @@
               <w:spacing w:after="10" w:before="0"/>
               <w:ind w:left="120"/>
             </w:pPr>
-            <w:hyperlink w:history="1" r:id="rIdt6tbxmvxuavq3y_wlvbcl">
+            <w:hyperlink w:history="1" r:id="rId2-1gzwrqohlc9zzr8dq9a">
               <w:r>
                 <w:rPr>
                   <w:rFonts w:ascii="Arial" w:cs="Arial" w:eastAsia="Arial" w:hAnsi="Arial"/>
@@ -15920,7 +15920,7 @@
               <w:spacing w:after="10" w:before="0"/>
               <w:ind w:left="120"/>
             </w:pPr>
-            <w:hyperlink w:history="1" r:id="rIdi5bvc87beb4byr2swe0sg">
+            <w:hyperlink w:history="1" r:id="rId0fd4qgh5rspqqlmbsmycb">
               <w:r>
                 <w:rPr>
                   <w:rFonts w:ascii="Arial" w:cs="Arial" w:eastAsia="Arial" w:hAnsi="Arial"/>
@@ -16130,7 +16130,7 @@
             <w:pPr>
               <w:spacing w:after="20" w:before="0"/>
             </w:pPr>
-            <w:hyperlink w:history="1" r:id="rIdocxx94bbrouvd32bkc8ov">
+            <w:hyperlink w:history="1" r:id="rIdfzpto970qjji90evyi8da">
               <w:r>
                 <w:rPr>
                   <w:rFonts w:ascii="Arial" w:cs="Arial" w:eastAsia="Arial" w:hAnsi="Arial"/>
@@ -16163,7 +16163,7 @@
               <w:spacing w:after="10" w:before="0"/>
               <w:ind w:left="120"/>
             </w:pPr>
-            <w:hyperlink w:history="1" r:id="rIdqlbc6cylgufo3lj0yrqf9">
+            <w:hyperlink w:history="1" r:id="rIdil8todiavd31w3rpiildo">
               <w:r>
                 <w:rPr>
                   <w:rFonts w:ascii="Arial" w:cs="Arial" w:eastAsia="Arial" w:hAnsi="Arial"/>
@@ -16225,7 +16225,7 @@
               <w:spacing w:after="10" w:before="0"/>
               <w:ind w:left="120"/>
             </w:pPr>
-            <w:hyperlink w:history="1" r:id="rIddwbw_yumqtxiqtliddsau">
+            <w:hyperlink w:history="1" r:id="rIdsmbwdvwgyzab4rsz7xgsa">
               <w:r>
                 <w:rPr>
                   <w:rFonts w:ascii="Arial" w:cs="Arial" w:eastAsia="Arial" w:hAnsi="Arial"/>
@@ -16435,7 +16435,7 @@
             <w:pPr>
               <w:spacing w:after="20" w:before="0"/>
             </w:pPr>
-            <w:hyperlink w:history="1" r:id="rId2ta5rsntw8va8y3lip-hf">
+            <w:hyperlink w:history="1" r:id="rIdk-f6sqm8jdtya_xkad2ma">
               <w:r>
                 <w:rPr>
                   <w:rFonts w:ascii="Arial" w:cs="Arial" w:eastAsia="Arial" w:hAnsi="Arial"/>
@@ -16468,7 +16468,7 @@
               <w:spacing w:after="10" w:before="0"/>
               <w:ind w:left="120"/>
             </w:pPr>
-            <w:hyperlink w:history="1" r:id="rIdooexrnbms5cfmld1hqg_1">
+            <w:hyperlink w:history="1" r:id="rIdjhegpdl6_t3dzhttxp35g">
               <w:r>
                 <w:rPr>
                   <w:rFonts w:ascii="Arial" w:cs="Arial" w:eastAsia="Arial" w:hAnsi="Arial"/>
@@ -16530,7 +16530,7 @@
               <w:spacing w:after="10" w:before="0"/>
               <w:ind w:left="120"/>
             </w:pPr>
-            <w:hyperlink w:history="1" r:id="rId0v0jcugsbt3zt_hpnkbfj">
+            <w:hyperlink w:history="1" r:id="rIdojjr6gqxakse5lyllthyg">
               <w:r>
                 <w:rPr>
                   <w:rFonts w:ascii="Arial" w:cs="Arial" w:eastAsia="Arial" w:hAnsi="Arial"/>
@@ -16740,7 +16740,7 @@
             <w:pPr>
               <w:spacing w:after="20" w:before="0"/>
             </w:pPr>
-            <w:hyperlink w:history="1" r:id="rId0wjljsmqgjweamphrezjj">
+            <w:hyperlink w:history="1" r:id="rIdwctxq1v5ydxpprdc0cxoj">
               <w:r>
                 <w:rPr>
                   <w:rFonts w:ascii="Arial" w:cs="Arial" w:eastAsia="Arial" w:hAnsi="Arial"/>
@@ -16773,7 +16773,7 @@
               <w:spacing w:after="10" w:before="0"/>
               <w:ind w:left="120"/>
             </w:pPr>
-            <w:hyperlink w:history="1" r:id="rIdk8zjlvqw6kkilj39urgza">
+            <w:hyperlink w:history="1" r:id="rIdfkl79cgxenmnmn_aoyoi1">
               <w:r>
                 <w:rPr>
                   <w:rFonts w:ascii="Arial" w:cs="Arial" w:eastAsia="Arial" w:hAnsi="Arial"/>
@@ -16835,7 +16835,7 @@
               <w:spacing w:after="10" w:before="0"/>
               <w:ind w:left="120"/>
             </w:pPr>
-            <w:hyperlink w:history="1" r:id="rIdnzci3_4humbvyczacb0bj">
+            <w:hyperlink w:history="1" r:id="rIdm05hh3j04muunuzsogizt">
               <w:r>
                 <w:rPr>
                   <w:rFonts w:ascii="Arial" w:cs="Arial" w:eastAsia="Arial" w:hAnsi="Arial"/>
@@ -17362,7 +17362,7 @@
         </w:rPr>
         <w:t xml:space="preserve">© 2026 SeaVuria and ARES. Aligned with KICD objectives. Developed by SeaVuria; technical implementation by ARES (with AI assistance from Claude). Licensed under </w:t>
       </w:r>
-      <w:hyperlink w:history="1" r:id="rIdlcg6scbnduigp_x62cz8-">
+      <w:hyperlink w:history="1" r:id="rIdq6ku6lmzhxelzz-nsi0q4">
         <w:r>
           <w:rPr>
             <w:rFonts w:ascii="Arial" w:cs="Arial" w:eastAsia="Arial" w:hAnsi="Arial"/>
@@ -17383,7 +17383,7 @@
         </w:rPr>
         <w:t xml:space="preserve"> (</w:t>
       </w:r>
-      <w:hyperlink w:history="1" r:id="rIdcbnw5on4fkfjngmmbzvrr">
+      <w:hyperlink w:history="1" r:id="rIdudnsqcivpwvb2shzusauf">
         <w:r>
           <w:rPr>
             <w:rFonts w:ascii="Arial" w:cs="Arial" w:eastAsia="Arial" w:hAnsi="Arial"/>
@@ -18396,7 +18396,7 @@
             <w:pPr>
               <w:spacing w:after="20" w:before="0"/>
             </w:pPr>
-            <w:hyperlink w:history="1" r:id="rId4qinivdntrqaryvqud-zf">
+            <w:hyperlink w:history="1" r:id="rIdk3-1ecussckb5_t1kcemq">
               <w:r>
                 <w:rPr>
                   <w:rFonts w:ascii="Arial" w:cs="Arial" w:eastAsia="Arial" w:hAnsi="Arial"/>
@@ -18429,7 +18429,7 @@
               <w:spacing w:after="10" w:before="0"/>
               <w:ind w:left="120"/>
             </w:pPr>
-            <w:hyperlink w:history="1" r:id="rIdsb7_7jg_ggajoycjjaz5h">
+            <w:hyperlink w:history="1" r:id="rId_gw6__xhammspiqb3rkvt">
               <w:r>
                 <w:rPr>
                   <w:rFonts w:ascii="Arial" w:cs="Arial" w:eastAsia="Arial" w:hAnsi="Arial"/>
@@ -18474,7 +18474,7 @@
             <w:pPr>
               <w:spacing w:after="20" w:before="0"/>
             </w:pPr>
-            <w:hyperlink w:history="1" r:id="rId8pezkploud-klavwz7ogp">
+            <w:hyperlink w:history="1" r:id="rIdbxgh2nfa0kkvys12n_bjc">
               <w:r>
                 <w:rPr>
                   <w:rFonts w:ascii="Arial" w:cs="Arial" w:eastAsia="Arial" w:hAnsi="Arial"/>
@@ -18507,7 +18507,7 @@
               <w:spacing w:after="10" w:before="0"/>
               <w:ind w:left="120"/>
             </w:pPr>
-            <w:hyperlink w:history="1" r:id="rId57iqrbm4q_dyprl9falmy">
+            <w:hyperlink w:history="1" r:id="rIdrik9c9c5ykl6ltjvv8mfw">
               <w:r>
                 <w:rPr>
                   <w:rFonts w:ascii="Arial" w:cs="Arial" w:eastAsia="Arial" w:hAnsi="Arial"/>
@@ -18702,7 +18702,7 @@
             <w:pPr>
               <w:spacing w:after="20" w:before="0"/>
             </w:pPr>
-            <w:hyperlink w:history="1" r:id="rId9flgnqp4xbkmnx6vfykbb">
+            <w:hyperlink w:history="1" r:id="rId4-mmsf3hgpiwdaodq61ji">
               <w:r>
                 <w:rPr>
                   <w:rFonts w:ascii="Arial" w:cs="Arial" w:eastAsia="Arial" w:hAnsi="Arial"/>
@@ -18735,7 +18735,7 @@
               <w:spacing w:after="10" w:before="0"/>
               <w:ind w:left="120"/>
             </w:pPr>
-            <w:hyperlink w:history="1" r:id="rIdeqjt1vxf4upxycmpvn8ee">
+            <w:hyperlink w:history="1" r:id="rIdvwbycldomfkt_irlwy6oa">
               <w:r>
                 <w:rPr>
                   <w:rFonts w:ascii="Arial" w:cs="Arial" w:eastAsia="Arial" w:hAnsi="Arial"/>
@@ -18780,7 +18780,7 @@
             <w:pPr>
               <w:spacing w:after="20" w:before="0"/>
             </w:pPr>
-            <w:hyperlink w:history="1" r:id="rIdrrjawlains2egwjbr5smd">
+            <w:hyperlink w:history="1" r:id="rIdttb8gs-lpcy9ae2s1nwc-">
               <w:r>
                 <w:rPr>
                   <w:rFonts w:ascii="Arial" w:cs="Arial" w:eastAsia="Arial" w:hAnsi="Arial"/>
@@ -18813,7 +18813,7 @@
               <w:spacing w:after="10" w:before="0"/>
               <w:ind w:left="120"/>
             </w:pPr>
-            <w:hyperlink w:history="1" r:id="rId1zddmy7jllzusr581kq6l">
+            <w:hyperlink w:history="1" r:id="rId5xvnbx1rkcjleiow3xdzl">
               <w:r>
                 <w:rPr>
                   <w:rFonts w:ascii="Arial" w:cs="Arial" w:eastAsia="Arial" w:hAnsi="Arial"/>
@@ -19008,7 +19008,7 @@
             <w:pPr>
               <w:spacing w:after="20" w:before="0"/>
             </w:pPr>
-            <w:hyperlink w:history="1" r:id="rIdzdg2erehaa13_6eoysilq">
+            <w:hyperlink w:history="1" r:id="rIdtb8ocxurnifyy9_lpbovr">
               <w:r>
                 <w:rPr>
                   <w:rFonts w:ascii="Arial" w:cs="Arial" w:eastAsia="Arial" w:hAnsi="Arial"/>
@@ -19041,7 +19041,7 @@
               <w:spacing w:after="10" w:before="0"/>
               <w:ind w:left="120"/>
             </w:pPr>
-            <w:hyperlink w:history="1" r:id="rIdxdgx41wy5ywwijnixq9mc">
+            <w:hyperlink w:history="1" r:id="rIdnzz_etvo9h-bzuzryyhyz">
               <w:r>
                 <w:rPr>
                   <w:rFonts w:ascii="Arial" w:cs="Arial" w:eastAsia="Arial" w:hAnsi="Arial"/>
@@ -19086,7 +19086,7 @@
             <w:pPr>
               <w:spacing w:after="20" w:before="0"/>
             </w:pPr>
-            <w:hyperlink w:history="1" r:id="rIdjfvux-f2jjryzlxkorfxp">
+            <w:hyperlink w:history="1" r:id="rIdaavfgdym1evphf6omqktf">
               <w:r>
                 <w:rPr>
                   <w:rFonts w:ascii="Arial" w:cs="Arial" w:eastAsia="Arial" w:hAnsi="Arial"/>
@@ -19119,7 +19119,7 @@
               <w:spacing w:after="10" w:before="0"/>
               <w:ind w:left="120"/>
             </w:pPr>
-            <w:hyperlink w:history="1" r:id="rIdlbmkiw3p08ueun-tt1shj">
+            <w:hyperlink w:history="1" r:id="rIdgn_ko6vjumtl6lkvze_fg">
               <w:r>
                 <w:rPr>
                   <w:rFonts w:ascii="Arial" w:cs="Arial" w:eastAsia="Arial" w:hAnsi="Arial"/>
@@ -19314,7 +19314,7 @@
             <w:pPr>
               <w:spacing w:after="20" w:before="0"/>
             </w:pPr>
-            <w:hyperlink w:history="1" r:id="rId8hzve4d2zqams_x9dihft">
+            <w:hyperlink w:history="1" r:id="rIdrgie5namfl-ovz3hire2s">
               <w:r>
                 <w:rPr>
                   <w:rFonts w:ascii="Arial" w:cs="Arial" w:eastAsia="Arial" w:hAnsi="Arial"/>
@@ -19347,7 +19347,7 @@
               <w:spacing w:after="10" w:before="0"/>
               <w:ind w:left="120"/>
             </w:pPr>
-            <w:hyperlink w:history="1" r:id="rIdb960shhbfwt95mhxui3zj">
+            <w:hyperlink w:history="1" r:id="rIdtcnkw3xwo6s8pth_zhhbh">
               <w:r>
                 <w:rPr>
                   <w:rFonts w:ascii="Arial" w:cs="Arial" w:eastAsia="Arial" w:hAnsi="Arial"/>
@@ -19392,7 +19392,7 @@
             <w:pPr>
               <w:spacing w:after="20" w:before="0"/>
             </w:pPr>
-            <w:hyperlink w:history="1" r:id="rIdsoztvrpziltgpi-dwmtnf">
+            <w:hyperlink w:history="1" r:id="rIdoxou1hs47ltu-wsxwn0lv">
               <w:r>
                 <w:rPr>
                   <w:rFonts w:ascii="Arial" w:cs="Arial" w:eastAsia="Arial" w:hAnsi="Arial"/>
@@ -19425,7 +19425,7 @@
               <w:spacing w:after="10" w:before="0"/>
               <w:ind w:left="120"/>
             </w:pPr>
-            <w:hyperlink w:history="1" r:id="rIdiqqxan6ybibbis_xs0t1v">
+            <w:hyperlink w:history="1" r:id="rIdpre8jnxxlvxc_b3lznwfg">
               <w:r>
                 <w:rPr>
                   <w:rFonts w:ascii="Arial" w:cs="Arial" w:eastAsia="Arial" w:hAnsi="Arial"/>
@@ -19620,7 +19620,7 @@
             <w:pPr>
               <w:spacing w:after="20" w:before="0"/>
             </w:pPr>
-            <w:hyperlink w:history="1" r:id="rId5nossv-y9-udrzbrl1naa">
+            <w:hyperlink w:history="1" r:id="rIdilnwv7mcuyrsexbiikm0-">
               <w:r>
                 <w:rPr>
                   <w:rFonts w:ascii="Arial" w:cs="Arial" w:eastAsia="Arial" w:hAnsi="Arial"/>
@@ -19653,7 +19653,7 @@
               <w:spacing w:after="10" w:before="0"/>
               <w:ind w:left="120"/>
             </w:pPr>
-            <w:hyperlink w:history="1" r:id="rIdqakb2u7jnpmumifvoeoot">
+            <w:hyperlink w:history="1" r:id="rId7pgwr4xteoudk0rhg9gtj">
               <w:r>
                 <w:rPr>
                   <w:rFonts w:ascii="Arial" w:cs="Arial" w:eastAsia="Arial" w:hAnsi="Arial"/>
@@ -19698,7 +19698,7 @@
             <w:pPr>
               <w:spacing w:after="20" w:before="0"/>
             </w:pPr>
-            <w:hyperlink w:history="1" r:id="rIdvqkw4cv94tucpc7oyraci">
+            <w:hyperlink w:history="1" r:id="rIdzrg7ypytay24c1zl-sbu0">
               <w:r>
                 <w:rPr>
                   <w:rFonts w:ascii="Arial" w:cs="Arial" w:eastAsia="Arial" w:hAnsi="Arial"/>
@@ -19731,7 +19731,7 @@
               <w:spacing w:after="10" w:before="0"/>
               <w:ind w:left="120"/>
             </w:pPr>
-            <w:hyperlink w:history="1" r:id="rIdnqsxq_rttub8i246_cv9w">
+            <w:hyperlink w:history="1" r:id="rIdbh4sqywivlhsxb5o0usdc">
               <w:r>
                 <w:rPr>
                   <w:rFonts w:ascii="Arial" w:cs="Arial" w:eastAsia="Arial" w:hAnsi="Arial"/>
@@ -20243,7 +20243,7 @@
         </w:rPr>
         <w:t xml:space="preserve">© 2026 SeaVuria and ARES. Aligned with KICD objectives. Developed by SeaVuria; technical implementation by ARES (with AI assistance from Claude). Licensed under </w:t>
       </w:r>
-      <w:hyperlink w:history="1" r:id="rIdtkov7k7zpkjtxedpzayfi">
+      <w:hyperlink w:history="1" r:id="rIdavy3-wnlbknz9coa8voip">
         <w:r>
           <w:rPr>
             <w:rFonts w:ascii="Arial" w:cs="Arial" w:eastAsia="Arial" w:hAnsi="Arial"/>
@@ -20264,7 +20264,7 @@
         </w:rPr>
         <w:t xml:space="preserve"> (</w:t>
       </w:r>
-      <w:hyperlink w:history="1" r:id="rIdxnvrlkh_ufccufxberpdy">
+      <w:hyperlink w:history="1" r:id="rIdevabvabet_von5g7yo9rz">
         <w:r>
           <w:rPr>
             <w:rFonts w:ascii="Arial" w:cs="Arial" w:eastAsia="Arial" w:hAnsi="Arial"/>
@@ -21277,7 +21277,7 @@
             <w:pPr>
               <w:spacing w:after="20" w:before="0"/>
             </w:pPr>
-            <w:hyperlink w:history="1" r:id="rIdvw5a5nesgezhyzwtgvh2k">
+            <w:hyperlink w:history="1" r:id="rId458q1cd6xqqtejdo5gw3j">
               <w:r>
                 <w:rPr>
                   <w:rFonts w:ascii="Arial" w:cs="Arial" w:eastAsia="Arial" w:hAnsi="Arial"/>
@@ -21310,7 +21310,7 @@
               <w:spacing w:after="10" w:before="0"/>
               <w:ind w:left="120"/>
             </w:pPr>
-            <w:hyperlink w:history="1" r:id="rIdcle15qtbnuw7iixxmgqwf">
+            <w:hyperlink w:history="1" r:id="rIdlrmlumsznmxifpk8zqfb7">
               <w:r>
                 <w:rPr>
                   <w:rFonts w:ascii="Arial" w:cs="Arial" w:eastAsia="Arial" w:hAnsi="Arial"/>
@@ -21355,7 +21355,7 @@
             <w:pPr>
               <w:spacing w:after="20" w:before="0"/>
             </w:pPr>
-            <w:hyperlink w:history="1" r:id="rIdhj-w7evuhynrfukfbvz3c">
+            <w:hyperlink w:history="1" r:id="rIdbt-gpf-t-iss83pchshp8">
               <w:r>
                 <w:rPr>
                   <w:rFonts w:ascii="Arial" w:cs="Arial" w:eastAsia="Arial" w:hAnsi="Arial"/>
@@ -21388,7 +21388,7 @@
               <w:spacing w:after="10" w:before="0"/>
               <w:ind w:left="120"/>
             </w:pPr>
-            <w:hyperlink w:history="1" r:id="rId2xvycymcdwk2nrqhnjqhb">
+            <w:hyperlink w:history="1" r:id="rId9spgm-gu8gxvtchsn0-y9">
               <w:r>
                 <w:rPr>
                   <w:rFonts w:ascii="Arial" w:cs="Arial" w:eastAsia="Arial" w:hAnsi="Arial"/>
@@ -21583,7 +21583,7 @@
             <w:pPr>
               <w:spacing w:after="20" w:before="0"/>
             </w:pPr>
-            <w:hyperlink w:history="1" r:id="rIdufbde6fcpxubkasf5kryd">
+            <w:hyperlink w:history="1" r:id="rIdvdt1emshnq6tm5nay4m8i">
               <w:r>
                 <w:rPr>
                   <w:rFonts w:ascii="Arial" w:cs="Arial" w:eastAsia="Arial" w:hAnsi="Arial"/>
@@ -21616,7 +21616,7 @@
               <w:spacing w:after="10" w:before="0"/>
               <w:ind w:left="120"/>
             </w:pPr>
-            <w:hyperlink w:history="1" r:id="rIdgfvdcx2v7ptpksf-ayvyq">
+            <w:hyperlink w:history="1" r:id="rIdzp4mw9v2jkjpwuvta77ni">
               <w:r>
                 <w:rPr>
                   <w:rFonts w:ascii="Arial" w:cs="Arial" w:eastAsia="Arial" w:hAnsi="Arial"/>
@@ -21661,7 +21661,7 @@
             <w:pPr>
               <w:spacing w:after="20" w:before="0"/>
             </w:pPr>
-            <w:hyperlink w:history="1" r:id="rIdkicrsq1tmum-kqjviknwc">
+            <w:hyperlink w:history="1" r:id="rId5p1eispbfpwdcronezb6w">
               <w:r>
                 <w:rPr>
                   <w:rFonts w:ascii="Arial" w:cs="Arial" w:eastAsia="Arial" w:hAnsi="Arial"/>
@@ -21694,7 +21694,7 @@
               <w:spacing w:after="10" w:before="0"/>
               <w:ind w:left="120"/>
             </w:pPr>
-            <w:hyperlink w:history="1" r:id="rIdadvk6o9libk1h8niuwwch">
+            <w:hyperlink w:history="1" r:id="rIdk_ruectz-irygl5ax5vdk">
               <w:r>
                 <w:rPr>
                   <w:rFonts w:ascii="Arial" w:cs="Arial" w:eastAsia="Arial" w:hAnsi="Arial"/>
@@ -21889,7 +21889,7 @@
             <w:pPr>
               <w:spacing w:after="20" w:before="0"/>
             </w:pPr>
-            <w:hyperlink w:history="1" r:id="rId7sw28cavojjjykxmhcgth">
+            <w:hyperlink w:history="1" r:id="rIdzwwmyml1rfxr3qdgkhasd">
               <w:r>
                 <w:rPr>
                   <w:rFonts w:ascii="Arial" w:cs="Arial" w:eastAsia="Arial" w:hAnsi="Arial"/>
@@ -21922,7 +21922,7 @@
               <w:spacing w:after="10" w:before="0"/>
               <w:ind w:left="120"/>
             </w:pPr>
-            <w:hyperlink w:history="1" r:id="rId5d3dc3j9amvww-grqnpxe">
+            <w:hyperlink w:history="1" r:id="rIdlopgspebo2qse0bayhhom">
               <w:r>
                 <w:rPr>
                   <w:rFonts w:ascii="Arial" w:cs="Arial" w:eastAsia="Arial" w:hAnsi="Arial"/>
@@ -21967,7 +21967,7 @@
             <w:pPr>
               <w:spacing w:after="20" w:before="0"/>
             </w:pPr>
-            <w:hyperlink w:history="1" r:id="rIdgikqhdr5j3ugpl8a7nhdl">
+            <w:hyperlink w:history="1" r:id="rIdjdlf8wmhjjie2bdlj-je3">
               <w:r>
                 <w:rPr>
                   <w:rFonts w:ascii="Arial" w:cs="Arial" w:eastAsia="Arial" w:hAnsi="Arial"/>
@@ -22000,7 +22000,7 @@
               <w:spacing w:after="10" w:before="0"/>
               <w:ind w:left="120"/>
             </w:pPr>
-            <w:hyperlink w:history="1" r:id="rIdjm3p7vnmgkqr8nrwz5tpx">
+            <w:hyperlink w:history="1" r:id="rIdr6ocrpno6vw2b-i6yyqtm">
               <w:r>
                 <w:rPr>
                   <w:rFonts w:ascii="Arial" w:cs="Arial" w:eastAsia="Arial" w:hAnsi="Arial"/>
@@ -22195,7 +22195,7 @@
             <w:pPr>
               <w:spacing w:after="20" w:before="0"/>
             </w:pPr>
-            <w:hyperlink w:history="1" r:id="rIdumeovmvy_yb3h2eytp_hp">
+            <w:hyperlink w:history="1" r:id="rIduizegvwelj0xz6ywecusj">
               <w:r>
                 <w:rPr>
                   <w:rFonts w:ascii="Arial" w:cs="Arial" w:eastAsia="Arial" w:hAnsi="Arial"/>
@@ -22228,7 +22228,7 @@
               <w:spacing w:after="10" w:before="0"/>
               <w:ind w:left="120"/>
             </w:pPr>
-            <w:hyperlink w:history="1" r:id="rIdhssjuh-xhalqhqenbewqy">
+            <w:hyperlink w:history="1" r:id="rIdxxak-thgh6wvyrpojoyr8">
               <w:r>
                 <w:rPr>
                   <w:rFonts w:ascii="Arial" w:cs="Arial" w:eastAsia="Arial" w:hAnsi="Arial"/>
@@ -22273,7 +22273,7 @@
             <w:pPr>
               <w:spacing w:after="20" w:before="0"/>
             </w:pPr>
-            <w:hyperlink w:history="1" r:id="rIduldd0tr9vtxvtrgj5tby7">
+            <w:hyperlink w:history="1" r:id="rIdvjudadytsijks7ez_f9dk">
               <w:r>
                 <w:rPr>
                   <w:rFonts w:ascii="Arial" w:cs="Arial" w:eastAsia="Arial" w:hAnsi="Arial"/>
@@ -22306,7 +22306,7 @@
               <w:spacing w:after="10" w:before="0"/>
               <w:ind w:left="120"/>
             </w:pPr>
-            <w:hyperlink w:history="1" r:id="rIdze2zi7vwtvlbosczfkke6">
+            <w:hyperlink w:history="1" r:id="rIdiaf0dxpljfs_ebnx8ch9d">
               <w:r>
                 <w:rPr>
                   <w:rFonts w:ascii="Arial" w:cs="Arial" w:eastAsia="Arial" w:hAnsi="Arial"/>
@@ -22501,7 +22501,7 @@
             <w:pPr>
               <w:spacing w:after="20" w:before="0"/>
             </w:pPr>
-            <w:hyperlink w:history="1" r:id="rId3edwtcfmjgmbswx2izw6f">
+            <w:hyperlink w:history="1" r:id="rId7yvwsvgu3vkydmg7cdijl">
               <w:r>
                 <w:rPr>
                   <w:rFonts w:ascii="Arial" w:cs="Arial" w:eastAsia="Arial" w:hAnsi="Arial"/>
@@ -22534,7 +22534,7 @@
               <w:spacing w:after="10" w:before="0"/>
               <w:ind w:left="120"/>
             </w:pPr>
-            <w:hyperlink w:history="1" r:id="rIdo8mfedyqbsdstg87wfjxl">
+            <w:hyperlink w:history="1" r:id="rIdm-yl8cfquxtog2-mz-pbc">
               <w:r>
                 <w:rPr>
                   <w:rFonts w:ascii="Arial" w:cs="Arial" w:eastAsia="Arial" w:hAnsi="Arial"/>
@@ -22579,7 +22579,7 @@
             <w:pPr>
               <w:spacing w:after="20" w:before="0"/>
             </w:pPr>
-            <w:hyperlink w:history="1" r:id="rIdolsjy58rqajrc1jhozfac">
+            <w:hyperlink w:history="1" r:id="rIdqcpoeumxnjl6ffbdva5ga">
               <w:r>
                 <w:rPr>
                   <w:rFonts w:ascii="Arial" w:cs="Arial" w:eastAsia="Arial" w:hAnsi="Arial"/>
@@ -22612,7 +22612,7 @@
               <w:spacing w:after="10" w:before="0"/>
               <w:ind w:left="120"/>
             </w:pPr>
-            <w:hyperlink w:history="1" r:id="rIdokrfvpeie8puorclijq-9">
+            <w:hyperlink w:history="1" r:id="rIdsrwgcwozkohsbpl5lhytx">
               <w:r>
                 <w:rPr>
                   <w:rFonts w:ascii="Arial" w:cs="Arial" w:eastAsia="Arial" w:hAnsi="Arial"/>
@@ -23219,7 +23219,7 @@
         </w:rPr>
         <w:t xml:space="preserve">© 2026 SeaVuria and ARES. Aligned with KICD objectives. Developed by SeaVuria; technical implementation by ARES (with AI assistance from Claude). Licensed under </w:t>
       </w:r>
-      <w:hyperlink w:history="1" r:id="rIdkzq7jhpchpxiwfclq4qoe">
+      <w:hyperlink w:history="1" r:id="rIdpmovkj60nusjvzvy3adxf">
         <w:r>
           <w:rPr>
             <w:rFonts w:ascii="Arial" w:cs="Arial" w:eastAsia="Arial" w:hAnsi="Arial"/>
@@ -23240,7 +23240,7 @@
         </w:rPr>
         <w:t xml:space="preserve"> (</w:t>
       </w:r>
-      <w:hyperlink w:history="1" r:id="rIdmudpmio2hf5vrzonziadu">
+      <w:hyperlink w:history="1" r:id="rIdhzatc7l7vtcvkxgz6kkdx">
         <w:r>
           <w:rPr>
             <w:rFonts w:ascii="Arial" w:cs="Arial" w:eastAsia="Arial" w:hAnsi="Arial"/>
@@ -24253,7 +24253,7 @@
             <w:pPr>
               <w:spacing w:after="20" w:before="0"/>
             </w:pPr>
-            <w:hyperlink w:history="1" r:id="rIdov8yshg5v5xirfjktayel">
+            <w:hyperlink w:history="1" r:id="rIdendsbc5lqf57x4p5pvbju">
               <w:r>
                 <w:rPr>
                   <w:rFonts w:ascii="Arial" w:cs="Arial" w:eastAsia="Arial" w:hAnsi="Arial"/>
@@ -24286,7 +24286,7 @@
               <w:spacing w:after="10" w:before="0"/>
               <w:ind w:left="120"/>
             </w:pPr>
-            <w:hyperlink w:history="1" r:id="rId7igstamqzab59rcmk-849">
+            <w:hyperlink w:history="1" r:id="rIdh0im3st8wnd4mesaab4dn">
               <w:r>
                 <w:rPr>
                   <w:rFonts w:ascii="Arial" w:cs="Arial" w:eastAsia="Arial" w:hAnsi="Arial"/>
@@ -24348,7 +24348,7 @@
               <w:spacing w:after="10" w:before="0"/>
               <w:ind w:left="120"/>
             </w:pPr>
-            <w:hyperlink w:history="1" r:id="rIdw2oan029_8bpe2i7ny_zm">
+            <w:hyperlink w:history="1" r:id="rIdfoe3t-tixtg3pdrzgz-0s">
               <w:r>
                 <w:rPr>
                   <w:rFonts w:ascii="Arial" w:cs="Arial" w:eastAsia="Arial" w:hAnsi="Arial"/>
@@ -24558,7 +24558,7 @@
             <w:pPr>
               <w:spacing w:after="20" w:before="0"/>
             </w:pPr>
-            <w:hyperlink w:history="1" r:id="rIdzzsvkyp_b8ub52gpss0wt">
+            <w:hyperlink w:history="1" r:id="rId_pdo6lzuelorpes7h9wzg">
               <w:r>
                 <w:rPr>
                   <w:rFonts w:ascii="Arial" w:cs="Arial" w:eastAsia="Arial" w:hAnsi="Arial"/>
@@ -24591,7 +24591,7 @@
               <w:spacing w:after="10" w:before="0"/>
               <w:ind w:left="120"/>
             </w:pPr>
-            <w:hyperlink w:history="1" r:id="rId3zbhcz3amxcklvcjojr-8">
+            <w:hyperlink w:history="1" r:id="rId2iwi2tmp3hnjwqj8-t70j">
               <w:r>
                 <w:rPr>
                   <w:rFonts w:ascii="Arial" w:cs="Arial" w:eastAsia="Arial" w:hAnsi="Arial"/>
@@ -24653,7 +24653,7 @@
               <w:spacing w:after="10" w:before="0"/>
               <w:ind w:left="120"/>
             </w:pPr>
-            <w:hyperlink w:history="1" r:id="rIdsextkyw2uyq-1jkjujj80">
+            <w:hyperlink w:history="1" r:id="rIdkmpo-wvojwkr3qkvfetpq">
               <w:r>
                 <w:rPr>
                   <w:rFonts w:ascii="Arial" w:cs="Arial" w:eastAsia="Arial" w:hAnsi="Arial"/>
@@ -24863,7 +24863,7 @@
             <w:pPr>
               <w:spacing w:after="20" w:before="0"/>
             </w:pPr>
-            <w:hyperlink w:history="1" r:id="rIdnev7vwjnovoveqk9foy3v">
+            <w:hyperlink w:history="1" r:id="rIdsxyww5ehquvtviz1ew2-u">
               <w:r>
                 <w:rPr>
                   <w:rFonts w:ascii="Arial" w:cs="Arial" w:eastAsia="Arial" w:hAnsi="Arial"/>
@@ -24896,7 +24896,7 @@
               <w:spacing w:after="10" w:before="0"/>
               <w:ind w:left="120"/>
             </w:pPr>
-            <w:hyperlink w:history="1" r:id="rIdtfqvsxyp5qcr4zj1p4rrw">
+            <w:hyperlink w:history="1" r:id="rId2m7nbnmxjljklkxe0wc4j">
               <w:r>
                 <w:rPr>
                   <w:rFonts w:ascii="Arial" w:cs="Arial" w:eastAsia="Arial" w:hAnsi="Arial"/>
@@ -24958,7 +24958,7 @@
               <w:spacing w:after="10" w:before="0"/>
               <w:ind w:left="120"/>
             </w:pPr>
-            <w:hyperlink w:history="1" r:id="rIdl8luy8r02y8jvzxhxly-f">
+            <w:hyperlink w:history="1" r:id="rIddhwjerr-17rv50h2dmdgl">
               <w:r>
                 <w:rPr>
                   <w:rFonts w:ascii="Arial" w:cs="Arial" w:eastAsia="Arial" w:hAnsi="Arial"/>
@@ -25168,7 +25168,7 @@
             <w:pPr>
               <w:spacing w:after="20" w:before="0"/>
             </w:pPr>
-            <w:hyperlink w:history="1" r:id="rIdz22glondv9no30ly3vtwt">
+            <w:hyperlink w:history="1" r:id="rIdedgyrxk17omodono0o0u4">
               <w:r>
                 <w:rPr>
                   <w:rFonts w:ascii="Arial" w:cs="Arial" w:eastAsia="Arial" w:hAnsi="Arial"/>
@@ -25201,7 +25201,7 @@
               <w:spacing w:after="10" w:before="0"/>
               <w:ind w:left="120"/>
             </w:pPr>
-            <w:hyperlink w:history="1" r:id="rIdrhz7h-4zuzuvnto9jklwg">
+            <w:hyperlink w:history="1" r:id="rIdzubrks7nwajponmcuauqg">
               <w:r>
                 <w:rPr>
                   <w:rFonts w:ascii="Arial" w:cs="Arial" w:eastAsia="Arial" w:hAnsi="Arial"/>
@@ -25263,7 +25263,7 @@
               <w:spacing w:after="10" w:before="0"/>
               <w:ind w:left="120"/>
             </w:pPr>
-            <w:hyperlink w:history="1" r:id="rIdijyzh2ahkt8hw3bkqml1r">
+            <w:hyperlink w:history="1" r:id="rIdhrj9pmcnnfkkw9_m0-i7w">
               <w:r>
                 <w:rPr>
                   <w:rFonts w:ascii="Arial" w:cs="Arial" w:eastAsia="Arial" w:hAnsi="Arial"/>
@@ -25473,7 +25473,7 @@
             <w:pPr>
               <w:spacing w:after="20" w:before="0"/>
             </w:pPr>
-            <w:hyperlink w:history="1" r:id="rIdt3ksqwsxyatdok8kg806a">
+            <w:hyperlink w:history="1" r:id="rIdv3f2uvx1ms1xiohb0fjn1">
               <w:r>
                 <w:rPr>
                   <w:rFonts w:ascii="Arial" w:cs="Arial" w:eastAsia="Arial" w:hAnsi="Arial"/>
@@ -25506,7 +25506,7 @@
               <w:spacing w:after="10" w:before="0"/>
               <w:ind w:left="120"/>
             </w:pPr>
-            <w:hyperlink w:history="1" r:id="rId7cpnffonzxytupd3-b-tf">
+            <w:hyperlink w:history="1" r:id="rId0groqecwyb19771jjpt5z">
               <w:r>
                 <w:rPr>
                   <w:rFonts w:ascii="Arial" w:cs="Arial" w:eastAsia="Arial" w:hAnsi="Arial"/>
@@ -25568,7 +25568,7 @@
               <w:spacing w:after="10" w:before="0"/>
               <w:ind w:left="120"/>
             </w:pPr>
-            <w:hyperlink w:history="1" r:id="rIdjhkvsjat2mkbmv6uoy1mj">
+            <w:hyperlink w:history="1" r:id="rIdx6ooawbtd6zekdcth2h8v">
               <w:r>
                 <w:rPr>
                   <w:rFonts w:ascii="Arial" w:cs="Arial" w:eastAsia="Arial" w:hAnsi="Arial"/>
@@ -26361,7 +26361,7 @@
         </w:rPr>
         <w:t xml:space="preserve">© 2026 SeaVuria and ARES. Aligned with KICD objectives. Developed by SeaVuria; technical implementation by ARES (with AI assistance from Claude). Licensed under </w:t>
       </w:r>
-      <w:hyperlink w:history="1" r:id="rId8ctvx9ukklatzjclffx8v">
+      <w:hyperlink w:history="1" r:id="rIdp1ezmbtjrlri3dmrxx4j5">
         <w:r>
           <w:rPr>
             <w:rFonts w:ascii="Arial" w:cs="Arial" w:eastAsia="Arial" w:hAnsi="Arial"/>
@@ -26382,7 +26382,7 @@
         </w:rPr>
         <w:t xml:space="preserve"> (</w:t>
       </w:r>
-      <w:hyperlink w:history="1" r:id="rId7vrazkwnwpvsmlinhxnsj">
+      <w:hyperlink w:history="1" r:id="rId-9mofqyz6salk1zflw8di">
         <w:r>
           <w:rPr>
             <w:rFonts w:ascii="Arial" w:cs="Arial" w:eastAsia="Arial" w:hAnsi="Arial"/>

--- a/data/outputs/v2/General_Science/SS2.3_Chemical_Bonding/General_Science_Chemical_Bonding_CBE_LessonSequence.docx
+++ b/data/outputs/v2/General_Science/SS2.3_Chemical_Bonding/General_Science_Chemical_Bonding_CBE_LessonSequence.docx
@@ -2645,7 +2645,7 @@
         </w:rPr>
         <w:t xml:space="preserve">© 2026 SeaVuria and ARES. This work is licensed under a </w:t>
       </w:r>
-      <w:hyperlink w:history="1" r:id="rIds2vw78zmbfp15ig8mjkty">
+      <w:hyperlink w:history="1" r:id="rIdghhtqhhl99o_wofi_ucoj">
         <w:r>
           <w:rPr>
             <w:rFonts w:ascii="Arial" w:cs="Arial" w:eastAsia="Arial" w:hAnsi="Arial"/>
@@ -2665,7 +2665,7 @@
         </w:rPr>
         <w:t xml:space="preserve"> (</w:t>
       </w:r>
-      <w:hyperlink w:history="1" r:id="rIdk9-y_4z3djolraeddyq2l">
+      <w:hyperlink w:history="1" r:id="rId6binjonsejykqgitekggx">
         <w:r>
           <w:rPr>
             <w:rFonts w:ascii="Arial" w:cs="Arial" w:eastAsia="Arial" w:hAnsi="Arial"/>
@@ -2685,7 +2685,7 @@
         </w:rPr>
         <w:t xml:space="preserve">). To view a copy of this license, visit </w:t>
       </w:r>
-      <w:hyperlink w:history="1" r:id="rIdse2msh9xrdp96sr1qsyqm">
+      <w:hyperlink w:history="1" r:id="rIdjm78ngungrq66qxqrafik">
         <w:r>
           <w:rPr>
             <w:rFonts w:ascii="Arial" w:cs="Arial" w:eastAsia="Arial" w:hAnsi="Arial"/>
@@ -3697,7 +3697,7 @@
             <w:pPr>
               <w:spacing w:after="20" w:before="0"/>
             </w:pPr>
-            <w:hyperlink w:history="1" r:id="rIdsbl_gs0uzh2hhskuk2tm-">
+            <w:hyperlink w:history="1" r:id="rIdpdgww8kz_om7cf9fjllsc">
               <w:r>
                 <w:rPr>
                   <w:rFonts w:ascii="Arial" w:cs="Arial" w:eastAsia="Arial" w:hAnsi="Arial"/>
@@ -3746,7 +3746,7 @@
               <w:spacing w:after="10" w:before="0"/>
               <w:ind w:left="120"/>
             </w:pPr>
-            <w:hyperlink w:history="1" r:id="rId1xp-9be_saoecbk00ikmc">
+            <w:hyperlink w:history="1" r:id="rId4p5nvv_sj4_lc-uimn-td">
               <w:r>
                 <w:rPr>
                   <w:rFonts w:ascii="Arial" w:cs="Arial" w:eastAsia="Arial" w:hAnsi="Arial"/>
@@ -3808,7 +3808,7 @@
               <w:spacing w:after="10" w:before="0"/>
               <w:ind w:left="120"/>
             </w:pPr>
-            <w:hyperlink w:history="1" r:id="rIdmi2e_ppfbkkhz3c9uhlzy">
+            <w:hyperlink w:history="1" r:id="rIdcvya9wd4tlrngs6lxk8gq">
               <w:r>
                 <w:rPr>
                   <w:rFonts w:ascii="Arial" w:cs="Arial" w:eastAsia="Arial" w:hAnsi="Arial"/>
@@ -4018,7 +4018,7 @@
             <w:pPr>
               <w:spacing w:after="20" w:before="0"/>
             </w:pPr>
-            <w:hyperlink w:history="1" r:id="rIdceva8elylvzxonb6p0aww">
+            <w:hyperlink w:history="1" r:id="rIdmicegem3mdtuaatuxv2hj">
               <w:r>
                 <w:rPr>
                   <w:rFonts w:ascii="Arial" w:cs="Arial" w:eastAsia="Arial" w:hAnsi="Arial"/>
@@ -4067,7 +4067,7 @@
               <w:spacing w:after="10" w:before="0"/>
               <w:ind w:left="120"/>
             </w:pPr>
-            <w:hyperlink w:history="1" r:id="rIdjryyc1oc_wn_jj3tdixjq">
+            <w:hyperlink w:history="1" r:id="rIds5cm-rm6dzqze_cy2n7fe">
               <w:r>
                 <w:rPr>
                   <w:rFonts w:ascii="Arial" w:cs="Arial" w:eastAsia="Arial" w:hAnsi="Arial"/>
@@ -4129,7 +4129,7 @@
               <w:spacing w:after="10" w:before="0"/>
               <w:ind w:left="120"/>
             </w:pPr>
-            <w:hyperlink w:history="1" r:id="rId8bn27-tnpqfbcjf1dafa9">
+            <w:hyperlink w:history="1" r:id="rId3-luuzgo-te5nzj4fatbt">
               <w:r>
                 <w:rPr>
                   <w:rFonts w:ascii="Arial" w:cs="Arial" w:eastAsia="Arial" w:hAnsi="Arial"/>
@@ -4339,7 +4339,7 @@
             <w:pPr>
               <w:spacing w:after="20" w:before="0"/>
             </w:pPr>
-            <w:hyperlink w:history="1" r:id="rIdxcvgqfvb9ynle_fr_wvpp">
+            <w:hyperlink w:history="1" r:id="rIdigqff_am8fxy0_qfyut8a">
               <w:r>
                 <w:rPr>
                   <w:rFonts w:ascii="Arial" w:cs="Arial" w:eastAsia="Arial" w:hAnsi="Arial"/>
@@ -4388,7 +4388,7 @@
               <w:spacing w:after="10" w:before="0"/>
               <w:ind w:left="120"/>
             </w:pPr>
-            <w:hyperlink w:history="1" r:id="rIdvem_ofsfav5hhoex42fqw">
+            <w:hyperlink w:history="1" r:id="rIdgluyrzvx0orpii6qhmx8c">
               <w:r>
                 <w:rPr>
                   <w:rFonts w:ascii="Arial" w:cs="Arial" w:eastAsia="Arial" w:hAnsi="Arial"/>
@@ -4450,7 +4450,7 @@
               <w:spacing w:after="10" w:before="0"/>
               <w:ind w:left="120"/>
             </w:pPr>
-            <w:hyperlink w:history="1" r:id="rId59yutctqfu5438z4cftv0">
+            <w:hyperlink w:history="1" r:id="rIdwozj-7sbbdq_o6biukscq">
               <w:r>
                 <w:rPr>
                   <w:rFonts w:ascii="Arial" w:cs="Arial" w:eastAsia="Arial" w:hAnsi="Arial"/>
@@ -4660,7 +4660,7 @@
             <w:pPr>
               <w:spacing w:after="20" w:before="0"/>
             </w:pPr>
-            <w:hyperlink w:history="1" r:id="rIdh7ggobh5zcrrind8fwvh0">
+            <w:hyperlink w:history="1" r:id="rIdplpk2mkakg-r5t1avwpjx">
               <w:r>
                 <w:rPr>
                   <w:rFonts w:ascii="Arial" w:cs="Arial" w:eastAsia="Arial" w:hAnsi="Arial"/>
@@ -4709,7 +4709,7 @@
               <w:spacing w:after="10" w:before="0"/>
               <w:ind w:left="120"/>
             </w:pPr>
-            <w:hyperlink w:history="1" r:id="rIdwxylajcj-espf3vvpk7p5">
+            <w:hyperlink w:history="1" r:id="rIdo_txjo1stitxi1tv8fmxb">
               <w:r>
                 <w:rPr>
                   <w:rFonts w:ascii="Arial" w:cs="Arial" w:eastAsia="Arial" w:hAnsi="Arial"/>
@@ -4771,7 +4771,7 @@
               <w:spacing w:after="10" w:before="0"/>
               <w:ind w:left="120"/>
             </w:pPr>
-            <w:hyperlink w:history="1" r:id="rIdtozn1gm3cjhty-_ynw8xo">
+            <w:hyperlink w:history="1" r:id="rIdcxkxf5rwoyzcxeuc4ajyl">
               <w:r>
                 <w:rPr>
                   <w:rFonts w:ascii="Arial" w:cs="Arial" w:eastAsia="Arial" w:hAnsi="Arial"/>
@@ -4981,7 +4981,7 @@
             <w:pPr>
               <w:spacing w:after="20" w:before="0"/>
             </w:pPr>
-            <w:hyperlink w:history="1" r:id="rIdk10j39a_3bso7xwpgux9q">
+            <w:hyperlink w:history="1" r:id="rId2e7hycr8tefu3ulxw-6xd">
               <w:r>
                 <w:rPr>
                   <w:rFonts w:ascii="Arial" w:cs="Arial" w:eastAsia="Arial" w:hAnsi="Arial"/>
@@ -5030,7 +5030,7 @@
               <w:spacing w:after="10" w:before="0"/>
               <w:ind w:left="120"/>
             </w:pPr>
-            <w:hyperlink w:history="1" r:id="rIdkd0q4-n8xa0z755d2078b">
+            <w:hyperlink w:history="1" r:id="rIdjhc8at7yp5-fpvk03aeh4">
               <w:r>
                 <w:rPr>
                   <w:rFonts w:ascii="Arial" w:cs="Arial" w:eastAsia="Arial" w:hAnsi="Arial"/>
@@ -5092,7 +5092,7 @@
               <w:spacing w:after="10" w:before="0"/>
               <w:ind w:left="120"/>
             </w:pPr>
-            <w:hyperlink w:history="1" r:id="rIdeukdzmvbtzot-mqppupxz">
+            <w:hyperlink w:history="1" r:id="rIdp-1s0ryagzu4g_osxpkx_">
               <w:r>
                 <w:rPr>
                   <w:rFonts w:ascii="Arial" w:cs="Arial" w:eastAsia="Arial" w:hAnsi="Arial"/>
@@ -5619,7 +5619,7 @@
         </w:rPr>
         <w:t xml:space="preserve">© 2026 SeaVuria and ARES. Aligned with KICD objectives. Developed by SeaVuria; technical implementation by ARES (with AI assistance from Claude). Licensed under </w:t>
       </w:r>
-      <w:hyperlink w:history="1" r:id="rIdo1_-7pcqivlyeuce8la-6">
+      <w:hyperlink w:history="1" r:id="rId3fglddf5euxlofycml5fr">
         <w:r>
           <w:rPr>
             <w:rFonts w:ascii="Arial" w:cs="Arial" w:eastAsia="Arial" w:hAnsi="Arial"/>
@@ -5640,7 +5640,7 @@
         </w:rPr>
         <w:t xml:space="preserve"> (</w:t>
       </w:r>
-      <w:hyperlink w:history="1" r:id="rIdrqsszahl65a4q5boqvaa3">
+      <w:hyperlink w:history="1" r:id="rId_klutkbzgb_qlhi94luzf">
         <w:r>
           <w:rPr>
             <w:rFonts w:ascii="Arial" w:cs="Arial" w:eastAsia="Arial" w:hAnsi="Arial"/>
@@ -6653,7 +6653,7 @@
             <w:pPr>
               <w:spacing w:after="20" w:before="0"/>
             </w:pPr>
-            <w:hyperlink w:history="1" r:id="rIdojvp95f2kmsnamaodfprk">
+            <w:hyperlink w:history="1" r:id="rIdqggmjznkfjhsxt3nomcyr">
               <w:r>
                 <w:rPr>
                   <w:rFonts w:ascii="Arial" w:cs="Arial" w:eastAsia="Arial" w:hAnsi="Arial"/>
@@ -6686,7 +6686,7 @@
               <w:spacing w:after="10" w:before="0"/>
               <w:ind w:left="120"/>
             </w:pPr>
-            <w:hyperlink w:history="1" r:id="rIdnfufocgutpufjabusmfj-">
+            <w:hyperlink w:history="1" r:id="rId7aqwzf3ck9swy27cs0ful">
               <w:r>
                 <w:rPr>
                   <w:rFonts w:ascii="Arial" w:cs="Arial" w:eastAsia="Arial" w:hAnsi="Arial"/>
@@ -6731,7 +6731,7 @@
             <w:pPr>
               <w:spacing w:after="20" w:before="0"/>
             </w:pPr>
-            <w:hyperlink w:history="1" r:id="rIddka_q_iezdeag0jsacwlh">
+            <w:hyperlink w:history="1" r:id="rId0zn93wmepbiold8zh8blk">
               <w:r>
                 <w:rPr>
                   <w:rFonts w:ascii="Arial" w:cs="Arial" w:eastAsia="Arial" w:hAnsi="Arial"/>
@@ -6764,7 +6764,7 @@
               <w:spacing w:after="10" w:before="0"/>
               <w:ind w:left="120"/>
             </w:pPr>
-            <w:hyperlink w:history="1" r:id="rIdtnqpunvg4gws6fpfssbi1">
+            <w:hyperlink w:history="1" r:id="rIde6bi80ljafws-4utwmzdw">
               <w:r>
                 <w:rPr>
                   <w:rFonts w:ascii="Arial" w:cs="Arial" w:eastAsia="Arial" w:hAnsi="Arial"/>
@@ -6959,7 +6959,7 @@
             <w:pPr>
               <w:spacing w:after="20" w:before="0"/>
             </w:pPr>
-            <w:hyperlink w:history="1" r:id="rIdrwucbmpkktxhhw2jnos8m">
+            <w:hyperlink w:history="1" r:id="rIdur-absrxthahpnvtu6wsn">
               <w:r>
                 <w:rPr>
                   <w:rFonts w:ascii="Arial" w:cs="Arial" w:eastAsia="Arial" w:hAnsi="Arial"/>
@@ -6992,7 +6992,7 @@
               <w:spacing w:after="10" w:before="0"/>
               <w:ind w:left="120"/>
             </w:pPr>
-            <w:hyperlink w:history="1" r:id="rIdox6b02uh7j2xfc7abcprh">
+            <w:hyperlink w:history="1" r:id="rIdqt0sxemc9kpoyjfqygocw">
               <w:r>
                 <w:rPr>
                   <w:rFonts w:ascii="Arial" w:cs="Arial" w:eastAsia="Arial" w:hAnsi="Arial"/>
@@ -7037,7 +7037,7 @@
             <w:pPr>
               <w:spacing w:after="20" w:before="0"/>
             </w:pPr>
-            <w:hyperlink w:history="1" r:id="rIdwrmvsxhpk38clrd0a_ne1">
+            <w:hyperlink w:history="1" r:id="rIdjfe5mas2uewrz7vryxqbx">
               <w:r>
                 <w:rPr>
                   <w:rFonts w:ascii="Arial" w:cs="Arial" w:eastAsia="Arial" w:hAnsi="Arial"/>
@@ -7070,7 +7070,7 @@
               <w:spacing w:after="10" w:before="0"/>
               <w:ind w:left="120"/>
             </w:pPr>
-            <w:hyperlink w:history="1" r:id="rIdapgumqyljpc_di0zx2tyg">
+            <w:hyperlink w:history="1" r:id="rIddikxmw784bm29adtlmehq">
               <w:r>
                 <w:rPr>
                   <w:rFonts w:ascii="Arial" w:cs="Arial" w:eastAsia="Arial" w:hAnsi="Arial"/>
@@ -7265,7 +7265,7 @@
             <w:pPr>
               <w:spacing w:after="20" w:before="0"/>
             </w:pPr>
-            <w:hyperlink w:history="1" r:id="rIdbwgznk9nfk6d7i57o0w7v">
+            <w:hyperlink w:history="1" r:id="rIdq7wat11oupcyumoyslkhp">
               <w:r>
                 <w:rPr>
                   <w:rFonts w:ascii="Arial" w:cs="Arial" w:eastAsia="Arial" w:hAnsi="Arial"/>
@@ -7298,7 +7298,7 @@
               <w:spacing w:after="10" w:before="0"/>
               <w:ind w:left="120"/>
             </w:pPr>
-            <w:hyperlink w:history="1" r:id="rIdieiiam7zmgtqzpuouuri3">
+            <w:hyperlink w:history="1" r:id="rIdki_pwujvdhblithaxnndb">
               <w:r>
                 <w:rPr>
                   <w:rFonts w:ascii="Arial" w:cs="Arial" w:eastAsia="Arial" w:hAnsi="Arial"/>
@@ -7343,7 +7343,7 @@
             <w:pPr>
               <w:spacing w:after="20" w:before="0"/>
             </w:pPr>
-            <w:hyperlink w:history="1" r:id="rIdqrd0fsogpbfth8hhpftrn">
+            <w:hyperlink w:history="1" r:id="rIdonwey3tblgpzpixvwcyjj">
               <w:r>
                 <w:rPr>
                   <w:rFonts w:ascii="Arial" w:cs="Arial" w:eastAsia="Arial" w:hAnsi="Arial"/>
@@ -7376,7 +7376,7 @@
               <w:spacing w:after="10" w:before="0"/>
               <w:ind w:left="120"/>
             </w:pPr>
-            <w:hyperlink w:history="1" r:id="rId_unkvyipz04swcqgmlery">
+            <w:hyperlink w:history="1" r:id="rIdikjmzu5qqz9awhmfguylo">
               <w:r>
                 <w:rPr>
                   <w:rFonts w:ascii="Arial" w:cs="Arial" w:eastAsia="Arial" w:hAnsi="Arial"/>
@@ -7571,7 +7571,7 @@
             <w:pPr>
               <w:spacing w:after="20" w:before="0"/>
             </w:pPr>
-            <w:hyperlink w:history="1" r:id="rIduemfybr2wglsjizrzjgky">
+            <w:hyperlink w:history="1" r:id="rIdhn4-xpqznk9fh06ous-xr">
               <w:r>
                 <w:rPr>
                   <w:rFonts w:ascii="Arial" w:cs="Arial" w:eastAsia="Arial" w:hAnsi="Arial"/>
@@ -7604,7 +7604,7 @@
               <w:spacing w:after="10" w:before="0"/>
               <w:ind w:left="120"/>
             </w:pPr>
-            <w:hyperlink w:history="1" r:id="rIdiyvnypexhleoivfontpnx">
+            <w:hyperlink w:history="1" r:id="rIdu0epapq5d7zeuok02rvn-">
               <w:r>
                 <w:rPr>
                   <w:rFonts w:ascii="Arial" w:cs="Arial" w:eastAsia="Arial" w:hAnsi="Arial"/>
@@ -7649,7 +7649,7 @@
             <w:pPr>
               <w:spacing w:after="20" w:before="0"/>
             </w:pPr>
-            <w:hyperlink w:history="1" r:id="rIdgz5--g6tvh0dndk_gxwce">
+            <w:hyperlink w:history="1" r:id="rId7bieb1jdr3kbiy9hhwvnc">
               <w:r>
                 <w:rPr>
                   <w:rFonts w:ascii="Arial" w:cs="Arial" w:eastAsia="Arial" w:hAnsi="Arial"/>
@@ -7682,7 +7682,7 @@
               <w:spacing w:after="10" w:before="0"/>
               <w:ind w:left="120"/>
             </w:pPr>
-            <w:hyperlink w:history="1" r:id="rIdhcsnwelct8vuvbfptpkxn">
+            <w:hyperlink w:history="1" r:id="rIdp4d4_lt6efgfz4ypbpr8z">
               <w:r>
                 <w:rPr>
                   <w:rFonts w:ascii="Arial" w:cs="Arial" w:eastAsia="Arial" w:hAnsi="Arial"/>
@@ -7877,7 +7877,7 @@
             <w:pPr>
               <w:spacing w:after="20" w:before="0"/>
             </w:pPr>
-            <w:hyperlink w:history="1" r:id="rId15lxv9uf-a_ewov_zh7wx">
+            <w:hyperlink w:history="1" r:id="rIdgt5gwkxhdggr3mm-xttjt">
               <w:r>
                 <w:rPr>
                   <w:rFonts w:ascii="Arial" w:cs="Arial" w:eastAsia="Arial" w:hAnsi="Arial"/>
@@ -7910,7 +7910,7 @@
               <w:spacing w:after="10" w:before="0"/>
               <w:ind w:left="120"/>
             </w:pPr>
-            <w:hyperlink w:history="1" r:id="rIdoezqqajy_wezrg8rpllsk">
+            <w:hyperlink w:history="1" r:id="rId8okfge5v1gmi7nsk3ssau">
               <w:r>
                 <w:rPr>
                   <w:rFonts w:ascii="Arial" w:cs="Arial" w:eastAsia="Arial" w:hAnsi="Arial"/>
@@ -7955,7 +7955,7 @@
             <w:pPr>
               <w:spacing w:after="20" w:before="0"/>
             </w:pPr>
-            <w:hyperlink w:history="1" r:id="rIddgmkchg2bhswghtaxxw5m">
+            <w:hyperlink w:history="1" r:id="rIdkz0ozssissdzy5wl1rdpb">
               <w:r>
                 <w:rPr>
                   <w:rFonts w:ascii="Arial" w:cs="Arial" w:eastAsia="Arial" w:hAnsi="Arial"/>
@@ -7988,7 +7988,7 @@
               <w:spacing w:after="10" w:before="0"/>
               <w:ind w:left="120"/>
             </w:pPr>
-            <w:hyperlink w:history="1" r:id="rIdynviv0jlmfatgqosyslpq">
+            <w:hyperlink w:history="1" r:id="rIdynbmp6xm4agtooyj3babg">
               <w:r>
                 <w:rPr>
                   <w:rFonts w:ascii="Arial" w:cs="Arial" w:eastAsia="Arial" w:hAnsi="Arial"/>
@@ -8690,7 +8690,7 @@
         </w:rPr>
         <w:t xml:space="preserve">© 2026 SeaVuria and ARES. Aligned with KICD objectives. Developed by SeaVuria; technical implementation by ARES (with AI assistance from Claude). Licensed under </w:t>
       </w:r>
-      <w:hyperlink w:history="1" r:id="rIddmzd3q1ccdlmcgauoolz7">
+      <w:hyperlink w:history="1" r:id="rIdylmtxzbj9ypleftyy4nkx">
         <w:r>
           <w:rPr>
             <w:rFonts w:ascii="Arial" w:cs="Arial" w:eastAsia="Arial" w:hAnsi="Arial"/>
@@ -8711,7 +8711,7 @@
         </w:rPr>
         <w:t xml:space="preserve"> (</w:t>
       </w:r>
-      <w:hyperlink w:history="1" r:id="rIdu71ip-3fie1vf5sedwbzl">
+      <w:hyperlink w:history="1" r:id="rIdgujxg2z_a-ourobvitzv4">
         <w:r>
           <w:rPr>
             <w:rFonts w:ascii="Arial" w:cs="Arial" w:eastAsia="Arial" w:hAnsi="Arial"/>
@@ -9724,7 +9724,7 @@
             <w:pPr>
               <w:spacing w:after="20" w:before="0"/>
             </w:pPr>
-            <w:hyperlink w:history="1" r:id="rIdaary--lmbbk3j8s_vyyqz">
+            <w:hyperlink w:history="1" r:id="rIdgcusf3be7dk01-4bxleqm">
               <w:r>
                 <w:rPr>
                   <w:rFonts w:ascii="Arial" w:cs="Arial" w:eastAsia="Arial" w:hAnsi="Arial"/>
@@ -9757,7 +9757,7 @@
               <w:spacing w:after="10" w:before="0"/>
               <w:ind w:left="120"/>
             </w:pPr>
-            <w:hyperlink w:history="1" r:id="rIdpxjs70t9vwvwwehgibpr2">
+            <w:hyperlink w:history="1" r:id="rIdo7isclsafuq2t-fjgagiv">
               <w:r>
                 <w:rPr>
                   <w:rFonts w:ascii="Arial" w:cs="Arial" w:eastAsia="Arial" w:hAnsi="Arial"/>
@@ -9802,7 +9802,7 @@
             <w:pPr>
               <w:spacing w:after="20" w:before="0"/>
             </w:pPr>
-            <w:hyperlink w:history="1" r:id="rId--nd7wgtblarrjvelvvot">
+            <w:hyperlink w:history="1" r:id="rId3rtv_eplrjekbjkhsnizt">
               <w:r>
                 <w:rPr>
                   <w:rFonts w:ascii="Arial" w:cs="Arial" w:eastAsia="Arial" w:hAnsi="Arial"/>
@@ -9835,7 +9835,7 @@
               <w:spacing w:after="10" w:before="0"/>
               <w:ind w:left="120"/>
             </w:pPr>
-            <w:hyperlink w:history="1" r:id="rIdfoui00kxneixxx32g-pfs">
+            <w:hyperlink w:history="1" r:id="rIdoem6950owjrxnq5g0bxya">
               <w:r>
                 <w:rPr>
                   <w:rFonts w:ascii="Arial" w:cs="Arial" w:eastAsia="Arial" w:hAnsi="Arial"/>
@@ -10030,7 +10030,7 @@
             <w:pPr>
               <w:spacing w:after="20" w:before="0"/>
             </w:pPr>
-            <w:hyperlink w:history="1" r:id="rIdzvfzfhq0z8lshgyt7ak2v">
+            <w:hyperlink w:history="1" r:id="rIdisjcs-qpcuv49tc5oulwp">
               <w:r>
                 <w:rPr>
                   <w:rFonts w:ascii="Arial" w:cs="Arial" w:eastAsia="Arial" w:hAnsi="Arial"/>
@@ -10063,7 +10063,7 @@
               <w:spacing w:after="10" w:before="0"/>
               <w:ind w:left="120"/>
             </w:pPr>
-            <w:hyperlink w:history="1" r:id="rId1zthm37wihvibadahfz2u">
+            <w:hyperlink w:history="1" r:id="rIdtxc-4dj63uc3tjapknmzz">
               <w:r>
                 <w:rPr>
                   <w:rFonts w:ascii="Arial" w:cs="Arial" w:eastAsia="Arial" w:hAnsi="Arial"/>
@@ -10108,7 +10108,7 @@
             <w:pPr>
               <w:spacing w:after="20" w:before="0"/>
             </w:pPr>
-            <w:hyperlink w:history="1" r:id="rIdvqrwcjh7lbvvlreuvhm3t">
+            <w:hyperlink w:history="1" r:id="rIdrepnqiyhgee9dpemm0lwf">
               <w:r>
                 <w:rPr>
                   <w:rFonts w:ascii="Arial" w:cs="Arial" w:eastAsia="Arial" w:hAnsi="Arial"/>
@@ -10141,7 +10141,7 @@
               <w:spacing w:after="10" w:before="0"/>
               <w:ind w:left="120"/>
             </w:pPr>
-            <w:hyperlink w:history="1" r:id="rIdvfqbacqiiqyd7x4vcrisu">
+            <w:hyperlink w:history="1" r:id="rIdcsgchmt74ccwph_f0odu6">
               <w:r>
                 <w:rPr>
                   <w:rFonts w:ascii="Arial" w:cs="Arial" w:eastAsia="Arial" w:hAnsi="Arial"/>
@@ -10336,7 +10336,7 @@
             <w:pPr>
               <w:spacing w:after="20" w:before="0"/>
             </w:pPr>
-            <w:hyperlink w:history="1" r:id="rIdmbenpuri9iyznmzgvtnwg">
+            <w:hyperlink w:history="1" r:id="rIdo_oo7-ccki9hdrpcbdjjl">
               <w:r>
                 <w:rPr>
                   <w:rFonts w:ascii="Arial" w:cs="Arial" w:eastAsia="Arial" w:hAnsi="Arial"/>
@@ -10369,7 +10369,7 @@
               <w:spacing w:after="10" w:before="0"/>
               <w:ind w:left="120"/>
             </w:pPr>
-            <w:hyperlink w:history="1" r:id="rId7sextlmm7sbvri5nomvdz">
+            <w:hyperlink w:history="1" r:id="rId_osw2emljqvgmu1tdmk8r">
               <w:r>
                 <w:rPr>
                   <w:rFonts w:ascii="Arial" w:cs="Arial" w:eastAsia="Arial" w:hAnsi="Arial"/>
@@ -10414,7 +10414,7 @@
             <w:pPr>
               <w:spacing w:after="20" w:before="0"/>
             </w:pPr>
-            <w:hyperlink w:history="1" r:id="rIdpmiwloeoqxc8gatci8txc">
+            <w:hyperlink w:history="1" r:id="rIdj2lecdxxbio5bsrck_9ka">
               <w:r>
                 <w:rPr>
                   <w:rFonts w:ascii="Arial" w:cs="Arial" w:eastAsia="Arial" w:hAnsi="Arial"/>
@@ -10447,7 +10447,7 @@
               <w:spacing w:after="10" w:before="0"/>
               <w:ind w:left="120"/>
             </w:pPr>
-            <w:hyperlink w:history="1" r:id="rIdgrrey7ajumj_9rnz0llf7">
+            <w:hyperlink w:history="1" r:id="rId4hcifeq153dzre--sx2em">
               <w:r>
                 <w:rPr>
                   <w:rFonts w:ascii="Arial" w:cs="Arial" w:eastAsia="Arial" w:hAnsi="Arial"/>
@@ -10642,7 +10642,7 @@
             <w:pPr>
               <w:spacing w:after="20" w:before="0"/>
             </w:pPr>
-            <w:hyperlink w:history="1" r:id="rIdw9w5chaurfksrtk35ktto">
+            <w:hyperlink w:history="1" r:id="rIdglu4omkgb2uvxc9vgn7xz">
               <w:r>
                 <w:rPr>
                   <w:rFonts w:ascii="Arial" w:cs="Arial" w:eastAsia="Arial" w:hAnsi="Arial"/>
@@ -10675,7 +10675,7 @@
               <w:spacing w:after="10" w:before="0"/>
               <w:ind w:left="120"/>
             </w:pPr>
-            <w:hyperlink w:history="1" r:id="rIdjc__zcfzkb-sltas8awmi">
+            <w:hyperlink w:history="1" r:id="rId8esglj7x9ykumbsm-npqa">
               <w:r>
                 <w:rPr>
                   <w:rFonts w:ascii="Arial" w:cs="Arial" w:eastAsia="Arial" w:hAnsi="Arial"/>
@@ -10720,7 +10720,7 @@
             <w:pPr>
               <w:spacing w:after="20" w:before="0"/>
             </w:pPr>
-            <w:hyperlink w:history="1" r:id="rIdkhbfxnt6balzgfpnxqb5l">
+            <w:hyperlink w:history="1" r:id="rIdyklbbddgidhn19rfhf-zn">
               <w:r>
                 <w:rPr>
                   <w:rFonts w:ascii="Arial" w:cs="Arial" w:eastAsia="Arial" w:hAnsi="Arial"/>
@@ -10753,7 +10753,7 @@
               <w:spacing w:after="10" w:before="0"/>
               <w:ind w:left="120"/>
             </w:pPr>
-            <w:hyperlink w:history="1" r:id="rIde38xhvtaov0xilebr1h6d">
+            <w:hyperlink w:history="1" r:id="rIdrwvzn7-7mp826gsf9cjwa">
               <w:r>
                 <w:rPr>
                   <w:rFonts w:ascii="Arial" w:cs="Arial" w:eastAsia="Arial" w:hAnsi="Arial"/>
@@ -10948,7 +10948,7 @@
             <w:pPr>
               <w:spacing w:after="20" w:before="0"/>
             </w:pPr>
-            <w:hyperlink w:history="1" r:id="rIdf67mtzg8_5wwgniczzq4r">
+            <w:hyperlink w:history="1" r:id="rIdz71xoj7x7abclihjcezzd">
               <w:r>
                 <w:rPr>
                   <w:rFonts w:ascii="Arial" w:cs="Arial" w:eastAsia="Arial" w:hAnsi="Arial"/>
@@ -10997,7 +10997,7 @@
               <w:spacing w:after="10" w:before="0"/>
               <w:ind w:left="120"/>
             </w:pPr>
-            <w:hyperlink w:history="1" r:id="rIdztzd1eezy5sygcn-f6yj0">
+            <w:hyperlink w:history="1" r:id="rId9uiwk2j546852eawxwdgs">
               <w:r>
                 <w:rPr>
                   <w:rFonts w:ascii="Arial" w:cs="Arial" w:eastAsia="Arial" w:hAnsi="Arial"/>
@@ -11042,7 +11042,7 @@
             <w:pPr>
               <w:spacing w:after="20" w:before="0"/>
             </w:pPr>
-            <w:hyperlink w:history="1" r:id="rIdhz5bb4raqxlnntgpqh3fw">
+            <w:hyperlink w:history="1" r:id="rId-cgss4bmrankaubfnllqy">
               <w:r>
                 <w:rPr>
                   <w:rFonts w:ascii="Arial" w:cs="Arial" w:eastAsia="Arial" w:hAnsi="Arial"/>
@@ -11075,7 +11075,7 @@
               <w:spacing w:after="10" w:before="0"/>
               <w:ind w:left="120"/>
             </w:pPr>
-            <w:hyperlink w:history="1" r:id="rIdhkelifq1jxn9iuibrzgzf">
+            <w:hyperlink w:history="1" r:id="rIdu6udmm2ziayqn8zzt5jeb">
               <w:r>
                 <w:rPr>
                   <w:rFonts w:ascii="Arial" w:cs="Arial" w:eastAsia="Arial" w:hAnsi="Arial"/>
@@ -11587,7 +11587,7 @@
         </w:rPr>
         <w:t xml:space="preserve">© 2026 SeaVuria and ARES. Aligned with KICD objectives. Developed by SeaVuria; technical implementation by ARES (with AI assistance from Claude). Licensed under </w:t>
       </w:r>
-      <w:hyperlink w:history="1" r:id="rIdg7wkk6x3sqe5rje-aafx6">
+      <w:hyperlink w:history="1" r:id="rIdh9hvhxt2vaochbzwfu6-z">
         <w:r>
           <w:rPr>
             <w:rFonts w:ascii="Arial" w:cs="Arial" w:eastAsia="Arial" w:hAnsi="Arial"/>
@@ -11608,7 +11608,7 @@
         </w:rPr>
         <w:t xml:space="preserve"> (</w:t>
       </w:r>
-      <w:hyperlink w:history="1" r:id="rIdtaqlmoteexan6wv0z83jy">
+      <w:hyperlink w:history="1" r:id="rId4qelmpxmppnpjh23hrxhm">
         <w:r>
           <w:rPr>
             <w:rFonts w:ascii="Arial" w:cs="Arial" w:eastAsia="Arial" w:hAnsi="Arial"/>
@@ -12621,7 +12621,7 @@
             <w:pPr>
               <w:spacing w:after="20" w:before="0"/>
             </w:pPr>
-            <w:hyperlink w:history="1" r:id="rId_o95z1i5o1bdwxekbtlsk">
+            <w:hyperlink w:history="1" r:id="rIdmgcdckxz7gyfspgz1kp2j">
               <w:r>
                 <w:rPr>
                   <w:rFonts w:ascii="Arial" w:cs="Arial" w:eastAsia="Arial" w:hAnsi="Arial"/>
@@ -12654,7 +12654,7 @@
               <w:spacing w:after="10" w:before="0"/>
               <w:ind w:left="120"/>
             </w:pPr>
-            <w:hyperlink w:history="1" r:id="rId-rypnks3jo8wj9zz3orap">
+            <w:hyperlink w:history="1" r:id="rIdmeyervz6lcujalvcfnsxy">
               <w:r>
                 <w:rPr>
                   <w:rFonts w:ascii="Arial" w:cs="Arial" w:eastAsia="Arial" w:hAnsi="Arial"/>
@@ -12699,7 +12699,7 @@
             <w:pPr>
               <w:spacing w:after="20" w:before="0"/>
             </w:pPr>
-            <w:hyperlink w:history="1" r:id="rId8qpsrxlm9ofymq3kr-l6k">
+            <w:hyperlink w:history="1" r:id="rIdghey7urlsqryber6zz_ya">
               <w:r>
                 <w:rPr>
                   <w:rFonts w:ascii="Arial" w:cs="Arial" w:eastAsia="Arial" w:hAnsi="Arial"/>
@@ -12732,7 +12732,7 @@
               <w:spacing w:after="10" w:before="0"/>
               <w:ind w:left="120"/>
             </w:pPr>
-            <w:hyperlink w:history="1" r:id="rIdfmczv3662oy3i8ezeq-mb">
+            <w:hyperlink w:history="1" r:id="rIdnl4itwv6wz56p9p5srj0b">
               <w:r>
                 <w:rPr>
                   <w:rFonts w:ascii="Arial" w:cs="Arial" w:eastAsia="Arial" w:hAnsi="Arial"/>
@@ -12927,7 +12927,7 @@
             <w:pPr>
               <w:spacing w:after="20" w:before="0"/>
             </w:pPr>
-            <w:hyperlink w:history="1" r:id="rIdijqq8huf4gf7ofhnenmrh">
+            <w:hyperlink w:history="1" r:id="rIdvbrb8h2tlxjvrooorpbkr">
               <w:r>
                 <w:rPr>
                   <w:rFonts w:ascii="Arial" w:cs="Arial" w:eastAsia="Arial" w:hAnsi="Arial"/>
@@ -12960,7 +12960,7 @@
               <w:spacing w:after="10" w:before="0"/>
               <w:ind w:left="120"/>
             </w:pPr>
-            <w:hyperlink w:history="1" r:id="rIdszb2l9ruulm7rjkszsmvg">
+            <w:hyperlink w:history="1" r:id="rIdy00jbhh3nwwlnzkvciw4q">
               <w:r>
                 <w:rPr>
                   <w:rFonts w:ascii="Arial" w:cs="Arial" w:eastAsia="Arial" w:hAnsi="Arial"/>
@@ -13005,7 +13005,7 @@
             <w:pPr>
               <w:spacing w:after="20" w:before="0"/>
             </w:pPr>
-            <w:hyperlink w:history="1" r:id="rId_6gzo619a8z2ugzzy0okv">
+            <w:hyperlink w:history="1" r:id="rId1tgthasg6vfeepbdkyefg">
               <w:r>
                 <w:rPr>
                   <w:rFonts w:ascii="Arial" w:cs="Arial" w:eastAsia="Arial" w:hAnsi="Arial"/>
@@ -13038,7 +13038,7 @@
               <w:spacing w:after="10" w:before="0"/>
               <w:ind w:left="120"/>
             </w:pPr>
-            <w:hyperlink w:history="1" r:id="rIdiyhcwezv-oqreysro0i53">
+            <w:hyperlink w:history="1" r:id="rId5stnos3umveiudsfypgdw">
               <w:r>
                 <w:rPr>
                   <w:rFonts w:ascii="Arial" w:cs="Arial" w:eastAsia="Arial" w:hAnsi="Arial"/>
@@ -13233,7 +13233,7 @@
             <w:pPr>
               <w:spacing w:after="20" w:before="0"/>
             </w:pPr>
-            <w:hyperlink w:history="1" r:id="rIddudytjv_ibq6gifdfxyot">
+            <w:hyperlink w:history="1" r:id="rIddwr4cczbcjp0uphwohicy">
               <w:r>
                 <w:rPr>
                   <w:rFonts w:ascii="Arial" w:cs="Arial" w:eastAsia="Arial" w:hAnsi="Arial"/>
@@ -13266,7 +13266,7 @@
               <w:spacing w:after="10" w:before="0"/>
               <w:ind w:left="120"/>
             </w:pPr>
-            <w:hyperlink w:history="1" r:id="rIdtfbxa--sbcjsdwrrvzf7o">
+            <w:hyperlink w:history="1" r:id="rIdjputvdtqw6ver-jgy33ga">
               <w:r>
                 <w:rPr>
                   <w:rFonts w:ascii="Arial" w:cs="Arial" w:eastAsia="Arial" w:hAnsi="Arial"/>
@@ -13311,7 +13311,7 @@
             <w:pPr>
               <w:spacing w:after="20" w:before="0"/>
             </w:pPr>
-            <w:hyperlink w:history="1" r:id="rId0jhnfebbmjaslxmut04yl">
+            <w:hyperlink w:history="1" r:id="rIdzdlkknx7g8qgsnxtgkafw">
               <w:r>
                 <w:rPr>
                   <w:rFonts w:ascii="Arial" w:cs="Arial" w:eastAsia="Arial" w:hAnsi="Arial"/>
@@ -13344,7 +13344,7 @@
               <w:spacing w:after="10" w:before="0"/>
               <w:ind w:left="120"/>
             </w:pPr>
-            <w:hyperlink w:history="1" r:id="rIdjgup4rjzv52ms-3we4y1d">
+            <w:hyperlink w:history="1" r:id="rIdos2uhp_cwmkksk3r9cliv">
               <w:r>
                 <w:rPr>
                   <w:rFonts w:ascii="Arial" w:cs="Arial" w:eastAsia="Arial" w:hAnsi="Arial"/>
@@ -13539,7 +13539,7 @@
             <w:pPr>
               <w:spacing w:after="20" w:before="0"/>
             </w:pPr>
-            <w:hyperlink w:history="1" r:id="rIdhkri77mxhriucftl8kofe">
+            <w:hyperlink w:history="1" r:id="rIdymadkqd6xsqan8pglkskr">
               <w:r>
                 <w:rPr>
                   <w:rFonts w:ascii="Arial" w:cs="Arial" w:eastAsia="Arial" w:hAnsi="Arial"/>
@@ -13572,7 +13572,7 @@
               <w:spacing w:after="10" w:before="0"/>
               <w:ind w:left="120"/>
             </w:pPr>
-            <w:hyperlink w:history="1" r:id="rIdcgayiwbv6sbrupxllz-yc">
+            <w:hyperlink w:history="1" r:id="rIdkrv5rq1ne6skvst65amlj">
               <w:r>
                 <w:rPr>
                   <w:rFonts w:ascii="Arial" w:cs="Arial" w:eastAsia="Arial" w:hAnsi="Arial"/>
@@ -13617,7 +13617,7 @@
             <w:pPr>
               <w:spacing w:after="20" w:before="0"/>
             </w:pPr>
-            <w:hyperlink w:history="1" r:id="rId3leciy6fpjooqdiiayloq">
+            <w:hyperlink w:history="1" r:id="rIduiizznomjmcns7brobrur">
               <w:r>
                 <w:rPr>
                   <w:rFonts w:ascii="Arial" w:cs="Arial" w:eastAsia="Arial" w:hAnsi="Arial"/>
@@ -13650,7 +13650,7 @@
               <w:spacing w:after="10" w:before="0"/>
               <w:ind w:left="120"/>
             </w:pPr>
-            <w:hyperlink w:history="1" r:id="rIdlgdr94qj5vr-rsp7r1gge">
+            <w:hyperlink w:history="1" r:id="rId9nr-kuf5hhzfdiay80bge">
               <w:r>
                 <w:rPr>
                   <w:rFonts w:ascii="Arial" w:cs="Arial" w:eastAsia="Arial" w:hAnsi="Arial"/>
@@ -13845,7 +13845,7 @@
             <w:pPr>
               <w:spacing w:after="20" w:before="0"/>
             </w:pPr>
-            <w:hyperlink w:history="1" r:id="rIdkcjiakhspjv3pjrdxmim2">
+            <w:hyperlink w:history="1" r:id="rIdakhknh_sswxcawilpq12k">
               <w:r>
                 <w:rPr>
                   <w:rFonts w:ascii="Arial" w:cs="Arial" w:eastAsia="Arial" w:hAnsi="Arial"/>
@@ -13878,7 +13878,7 @@
               <w:spacing w:after="10" w:before="0"/>
               <w:ind w:left="120"/>
             </w:pPr>
-            <w:hyperlink w:history="1" r:id="rIdaxy4anlffhyzrgsxqsjo6">
+            <w:hyperlink w:history="1" r:id="rIdg1_wwpj0wjqxwvze56bij">
               <w:r>
                 <w:rPr>
                   <w:rFonts w:ascii="Arial" w:cs="Arial" w:eastAsia="Arial" w:hAnsi="Arial"/>
@@ -13923,7 +13923,7 @@
             <w:pPr>
               <w:spacing w:after="20" w:before="0"/>
             </w:pPr>
-            <w:hyperlink w:history="1" r:id="rIdofqyiwpqpyfaidpp9wmny">
+            <w:hyperlink w:history="1" r:id="rIdhps12slf6fedxssd44egj">
               <w:r>
                 <w:rPr>
                   <w:rFonts w:ascii="Arial" w:cs="Arial" w:eastAsia="Arial" w:hAnsi="Arial"/>
@@ -13956,7 +13956,7 @@
               <w:spacing w:after="10" w:before="0"/>
               <w:ind w:left="120"/>
             </w:pPr>
-            <w:hyperlink w:history="1" r:id="rId0oksntfkmr7s_kjc264qs">
+            <w:hyperlink w:history="1" r:id="rIdffvy6rv2045ncwhss_bfb">
               <w:r>
                 <w:rPr>
                   <w:rFonts w:ascii="Arial" w:cs="Arial" w:eastAsia="Arial" w:hAnsi="Arial"/>
@@ -14582,7 +14582,7 @@
         </w:rPr>
         <w:t xml:space="preserve">© 2026 SeaVuria and ARES. Aligned with KICD objectives. Developed by SeaVuria; technical implementation by ARES (with AI assistance from Claude). Licensed under </w:t>
       </w:r>
-      <w:hyperlink w:history="1" r:id="rIdcpt4juydvlru91gtk1lok">
+      <w:hyperlink w:history="1" r:id="rIdynwxmjtihvh3dtrkwntul">
         <w:r>
           <w:rPr>
             <w:rFonts w:ascii="Arial" w:cs="Arial" w:eastAsia="Arial" w:hAnsi="Arial"/>
@@ -14603,7 +14603,7 @@
         </w:rPr>
         <w:t xml:space="preserve"> (</w:t>
       </w:r>
-      <w:hyperlink w:history="1" r:id="rIdy2pgx8mginvebqh_vn6xe">
+      <w:hyperlink w:history="1" r:id="rIdmof0gbupzz6ulqow8h3gh">
         <w:r>
           <w:rPr>
             <w:rFonts w:ascii="Arial" w:cs="Arial" w:eastAsia="Arial" w:hAnsi="Arial"/>
@@ -15616,7 +15616,7 @@
             <w:pPr>
               <w:spacing w:after="20" w:before="0"/>
             </w:pPr>
-            <w:hyperlink w:history="1" r:id="rIdbdtszuixd0zpd7g06rdmz">
+            <w:hyperlink w:history="1" r:id="rIdfno6ocfpvqwtwq8mr-urw">
               <w:r>
                 <w:rPr>
                   <w:rFonts w:ascii="Arial" w:cs="Arial" w:eastAsia="Arial" w:hAnsi="Arial"/>
@@ -15665,7 +15665,7 @@
               <w:spacing w:after="10" w:before="0"/>
               <w:ind w:left="120"/>
             </w:pPr>
-            <w:hyperlink w:history="1" r:id="rIdkcmdv4um7g4rayg33vfrg">
+            <w:hyperlink w:history="1" r:id="rIdv-1-rkf5vurt3l2he_1zq">
               <w:r>
                 <w:rPr>
                   <w:rFonts w:ascii="Arial" w:cs="Arial" w:eastAsia="Arial" w:hAnsi="Arial"/>
@@ -15727,7 +15727,7 @@
               <w:spacing w:after="10" w:before="0"/>
               <w:ind w:left="120"/>
             </w:pPr>
-            <w:hyperlink w:history="1" r:id="rId_ya3lhjrj7am0fyjgdtbk">
+            <w:hyperlink w:history="1" r:id="rIdmjebgo50jc9tmdr8qwz7b">
               <w:r>
                 <w:rPr>
                   <w:rFonts w:ascii="Arial" w:cs="Arial" w:eastAsia="Arial" w:hAnsi="Arial"/>
@@ -15937,7 +15937,7 @@
             <w:pPr>
               <w:spacing w:after="20" w:before="0"/>
             </w:pPr>
-            <w:hyperlink w:history="1" r:id="rIdnxlydigkcg5mqnlkwltp1">
+            <w:hyperlink w:history="1" r:id="rIdskoqmbgozwveugczp4rws">
               <w:r>
                 <w:rPr>
                   <w:rFonts w:ascii="Arial" w:cs="Arial" w:eastAsia="Arial" w:hAnsi="Arial"/>
@@ -15986,7 +15986,7 @@
               <w:spacing w:after="10" w:before="0"/>
               <w:ind w:left="120"/>
             </w:pPr>
-            <w:hyperlink w:history="1" r:id="rIdy5fwcg3z0b8djcxfft3fq">
+            <w:hyperlink w:history="1" r:id="rId4kjcc5j5a5jg9wrkh0qcz">
               <w:r>
                 <w:rPr>
                   <w:rFonts w:ascii="Arial" w:cs="Arial" w:eastAsia="Arial" w:hAnsi="Arial"/>
@@ -16048,7 +16048,7 @@
               <w:spacing w:after="10" w:before="0"/>
               <w:ind w:left="120"/>
             </w:pPr>
-            <w:hyperlink w:history="1" r:id="rIddl7xnxwcozhxdyl0l9nv8">
+            <w:hyperlink w:history="1" r:id="rIdc1fnx3cliy7ry7-wpxiic">
               <w:r>
                 <w:rPr>
                   <w:rFonts w:ascii="Arial" w:cs="Arial" w:eastAsia="Arial" w:hAnsi="Arial"/>
@@ -16258,7 +16258,7 @@
             <w:pPr>
               <w:spacing w:after="20" w:before="0"/>
             </w:pPr>
-            <w:hyperlink w:history="1" r:id="rId8evl2beu3ecs8sx7_avfi">
+            <w:hyperlink w:history="1" r:id="rId6pooo3dxwyzljtg3omke3">
               <w:r>
                 <w:rPr>
                   <w:rFonts w:ascii="Arial" w:cs="Arial" w:eastAsia="Arial" w:hAnsi="Arial"/>
@@ -16307,7 +16307,7 @@
               <w:spacing w:after="10" w:before="0"/>
               <w:ind w:left="120"/>
             </w:pPr>
-            <w:hyperlink w:history="1" r:id="rIdmrdanakjckfhuttqo2izc">
+            <w:hyperlink w:history="1" r:id="rIdnznbavuihhlqv6hquufdo">
               <w:r>
                 <w:rPr>
                   <w:rFonts w:ascii="Arial" w:cs="Arial" w:eastAsia="Arial" w:hAnsi="Arial"/>
@@ -16369,7 +16369,7 @@
               <w:spacing w:after="10" w:before="0"/>
               <w:ind w:left="120"/>
             </w:pPr>
-            <w:hyperlink w:history="1" r:id="rIdwbmvkzwjqnwcpri2yrymp">
+            <w:hyperlink w:history="1" r:id="rId73zu_8rb4hpi38bceuc5u">
               <w:r>
                 <w:rPr>
                   <w:rFonts w:ascii="Arial" w:cs="Arial" w:eastAsia="Arial" w:hAnsi="Arial"/>
@@ -16579,7 +16579,7 @@
             <w:pPr>
               <w:spacing w:after="20" w:before="0"/>
             </w:pPr>
-            <w:hyperlink w:history="1" r:id="rId-fesb_ypyvssfo98fkt1-">
+            <w:hyperlink w:history="1" r:id="rIdknfkl7gncerm7ahaugtl3">
               <w:r>
                 <w:rPr>
                   <w:rFonts w:ascii="Arial" w:cs="Arial" w:eastAsia="Arial" w:hAnsi="Arial"/>
@@ -16628,7 +16628,7 @@
               <w:spacing w:after="10" w:before="0"/>
               <w:ind w:left="120"/>
             </w:pPr>
-            <w:hyperlink w:history="1" r:id="rIdcnw2_h9v4v99tdmrlcrx9">
+            <w:hyperlink w:history="1" r:id="rIdum1blou8fcmefx63kwvns">
               <w:r>
                 <w:rPr>
                   <w:rFonts w:ascii="Arial" w:cs="Arial" w:eastAsia="Arial" w:hAnsi="Arial"/>
@@ -16690,7 +16690,7 @@
               <w:spacing w:after="10" w:before="0"/>
               <w:ind w:left="120"/>
             </w:pPr>
-            <w:hyperlink w:history="1" r:id="rIdofmdxgqzgrqewf5y3yntl">
+            <w:hyperlink w:history="1" r:id="rIdfcqqbvv2bdj-rswoxv3rx">
               <w:r>
                 <w:rPr>
                   <w:rFonts w:ascii="Arial" w:cs="Arial" w:eastAsia="Arial" w:hAnsi="Arial"/>
@@ -16900,7 +16900,7 @@
             <w:pPr>
               <w:spacing w:after="20" w:before="0"/>
             </w:pPr>
-            <w:hyperlink w:history="1" r:id="rIdnir85wzpos9tpoyw3lcsx">
+            <w:hyperlink w:history="1" r:id="rId70ajb_ixtztsj7fnj5q2e">
               <w:r>
                 <w:rPr>
                   <w:rFonts w:ascii="Arial" w:cs="Arial" w:eastAsia="Arial" w:hAnsi="Arial"/>
@@ -16949,7 +16949,7 @@
               <w:spacing w:after="10" w:before="0"/>
               <w:ind w:left="120"/>
             </w:pPr>
-            <w:hyperlink w:history="1" r:id="rIdgi1wzcom3sisznmvihwk5">
+            <w:hyperlink w:history="1" r:id="rIde5chc3o5uov-xkgvylfed">
               <w:r>
                 <w:rPr>
                   <w:rFonts w:ascii="Arial" w:cs="Arial" w:eastAsia="Arial" w:hAnsi="Arial"/>
@@ -17011,7 +17011,7 @@
               <w:spacing w:after="10" w:before="0"/>
               <w:ind w:left="120"/>
             </w:pPr>
-            <w:hyperlink w:history="1" r:id="rIda7olfnmp9_czx8bd9l8nv">
+            <w:hyperlink w:history="1" r:id="rIdmmtjkfjspqggjqt5uykpx">
               <w:r>
                 <w:rPr>
                   <w:rFonts w:ascii="Arial" w:cs="Arial" w:eastAsia="Arial" w:hAnsi="Arial"/>
@@ -17538,7 +17538,7 @@
         </w:rPr>
         <w:t xml:space="preserve">© 2026 SeaVuria and ARES. Aligned with KICD objectives. Developed by SeaVuria; technical implementation by ARES (with AI assistance from Claude). Licensed under </w:t>
       </w:r>
-      <w:hyperlink w:history="1" r:id="rIdboe5bu1nluwg-g5mfhe4a">
+      <w:hyperlink w:history="1" r:id="rIdxy0s8tipje3qe0erem2it">
         <w:r>
           <w:rPr>
             <w:rFonts w:ascii="Arial" w:cs="Arial" w:eastAsia="Arial" w:hAnsi="Arial"/>
@@ -17559,7 +17559,7 @@
         </w:rPr>
         <w:t xml:space="preserve"> (</w:t>
       </w:r>
-      <w:hyperlink w:history="1" r:id="rIdvfbvrc-ab_uxksibxu0jj">
+      <w:hyperlink w:history="1" r:id="rIdmvsxpkneq8ayfpf-9vfbu">
         <w:r>
           <w:rPr>
             <w:rFonts w:ascii="Arial" w:cs="Arial" w:eastAsia="Arial" w:hAnsi="Arial"/>
@@ -18572,7 +18572,7 @@
             <w:pPr>
               <w:spacing w:after="20" w:before="0"/>
             </w:pPr>
-            <w:hyperlink w:history="1" r:id="rIdsqli3ciitdvgsry3jofx5">
+            <w:hyperlink w:history="1" r:id="rIdunijlh2ekwwmbpwtc5hat">
               <w:r>
                 <w:rPr>
                   <w:rFonts w:ascii="Arial" w:cs="Arial" w:eastAsia="Arial" w:hAnsi="Arial"/>
@@ -18605,7 +18605,7 @@
               <w:spacing w:after="10" w:before="0"/>
               <w:ind w:left="120"/>
             </w:pPr>
-            <w:hyperlink w:history="1" r:id="rIdtfrni7dwuxw0nofgvsdqe">
+            <w:hyperlink w:history="1" r:id="rIdspdp0as_k3g1n7otqukdy">
               <w:r>
                 <w:rPr>
                   <w:rFonts w:ascii="Arial" w:cs="Arial" w:eastAsia="Arial" w:hAnsi="Arial"/>
@@ -18650,7 +18650,7 @@
             <w:pPr>
               <w:spacing w:after="20" w:before="0"/>
             </w:pPr>
-            <w:hyperlink w:history="1" r:id="rIdajdynchz5tdt4djzvnzr0">
+            <w:hyperlink w:history="1" r:id="rId_3augmc79is853szwvyvq">
               <w:r>
                 <w:rPr>
                   <w:rFonts w:ascii="Arial" w:cs="Arial" w:eastAsia="Arial" w:hAnsi="Arial"/>
@@ -18683,7 +18683,7 @@
               <w:spacing w:after="10" w:before="0"/>
               <w:ind w:left="120"/>
             </w:pPr>
-            <w:hyperlink w:history="1" r:id="rIdhlrv2zbfok3j7ijkvbga7">
+            <w:hyperlink w:history="1" r:id="rIdfjxxelmhbadvjsxlviukl">
               <w:r>
                 <w:rPr>
                   <w:rFonts w:ascii="Arial" w:cs="Arial" w:eastAsia="Arial" w:hAnsi="Arial"/>
@@ -18878,7 +18878,7 @@
             <w:pPr>
               <w:spacing w:after="20" w:before="0"/>
             </w:pPr>
-            <w:hyperlink w:history="1" r:id="rIdwcanryzfv5ar5lbue9n9n">
+            <w:hyperlink w:history="1" r:id="rIdoeo9ucbhlwls6axgwkp63">
               <w:r>
                 <w:rPr>
                   <w:rFonts w:ascii="Arial" w:cs="Arial" w:eastAsia="Arial" w:hAnsi="Arial"/>
@@ -18911,7 +18911,7 @@
               <w:spacing w:after="10" w:before="0"/>
               <w:ind w:left="120"/>
             </w:pPr>
-            <w:hyperlink w:history="1" r:id="rIdn_eloy4swvzfydx28_eqv">
+            <w:hyperlink w:history="1" r:id="rIdbti2sxcezqfghpzukgpio">
               <w:r>
                 <w:rPr>
                   <w:rFonts w:ascii="Arial" w:cs="Arial" w:eastAsia="Arial" w:hAnsi="Arial"/>
@@ -18956,7 +18956,7 @@
             <w:pPr>
               <w:spacing w:after="20" w:before="0"/>
             </w:pPr>
-            <w:hyperlink w:history="1" r:id="rId5zr9qbm2c0uzg1bqdhxij">
+            <w:hyperlink w:history="1" r:id="rIds_ptpdgh-heoomua_6iup">
               <w:r>
                 <w:rPr>
                   <w:rFonts w:ascii="Arial" w:cs="Arial" w:eastAsia="Arial" w:hAnsi="Arial"/>
@@ -18989,7 +18989,7 @@
               <w:spacing w:after="10" w:before="0"/>
               <w:ind w:left="120"/>
             </w:pPr>
-            <w:hyperlink w:history="1" r:id="rIdoh0lslgfd_p4_whf3jhcj">
+            <w:hyperlink w:history="1" r:id="rIdtj7ekm5pxftwwrdgzoguj">
               <w:r>
                 <w:rPr>
                   <w:rFonts w:ascii="Arial" w:cs="Arial" w:eastAsia="Arial" w:hAnsi="Arial"/>
@@ -19184,7 +19184,7 @@
             <w:pPr>
               <w:spacing w:after="20" w:before="0"/>
             </w:pPr>
-            <w:hyperlink w:history="1" r:id="rIdbhbl43ulza0uhhow98dxv">
+            <w:hyperlink w:history="1" r:id="rIdfjvpxr_q-y3cpw9y0wz-f">
               <w:r>
                 <w:rPr>
                   <w:rFonts w:ascii="Arial" w:cs="Arial" w:eastAsia="Arial" w:hAnsi="Arial"/>
@@ -19217,7 +19217,7 @@
               <w:spacing w:after="10" w:before="0"/>
               <w:ind w:left="120"/>
             </w:pPr>
-            <w:hyperlink w:history="1" r:id="rIdqmobe_oon_0l1zqi6sb3c">
+            <w:hyperlink w:history="1" r:id="rIdvlofosfpvf8alef4pi2sb">
               <w:r>
                 <w:rPr>
                   <w:rFonts w:ascii="Arial" w:cs="Arial" w:eastAsia="Arial" w:hAnsi="Arial"/>
@@ -19262,7 +19262,7 @@
             <w:pPr>
               <w:spacing w:after="20" w:before="0"/>
             </w:pPr>
-            <w:hyperlink w:history="1" r:id="rIdoarjfu6zerjvrw0ps9e1o">
+            <w:hyperlink w:history="1" r:id="rIdn8imczqgifv2qeg4cfdg-">
               <w:r>
                 <w:rPr>
                   <w:rFonts w:ascii="Arial" w:cs="Arial" w:eastAsia="Arial" w:hAnsi="Arial"/>
@@ -19295,7 +19295,7 @@
               <w:spacing w:after="10" w:before="0"/>
               <w:ind w:left="120"/>
             </w:pPr>
-            <w:hyperlink w:history="1" r:id="rIdeqnmcxhdyhtwn9t_ertdh">
+            <w:hyperlink w:history="1" r:id="rId_bhytvpe5clg92rqdzv-m">
               <w:r>
                 <w:rPr>
                   <w:rFonts w:ascii="Arial" w:cs="Arial" w:eastAsia="Arial" w:hAnsi="Arial"/>
@@ -19490,7 +19490,7 @@
             <w:pPr>
               <w:spacing w:after="20" w:before="0"/>
             </w:pPr>
-            <w:hyperlink w:history="1" r:id="rIdwegq4cy0mw5adfq9hvpmt">
+            <w:hyperlink w:history="1" r:id="rIdqhrek-rtoqwattqy2gc5o">
               <w:r>
                 <w:rPr>
                   <w:rFonts w:ascii="Arial" w:cs="Arial" w:eastAsia="Arial" w:hAnsi="Arial"/>
@@ -19523,7 +19523,7 @@
               <w:spacing w:after="10" w:before="0"/>
               <w:ind w:left="120"/>
             </w:pPr>
-            <w:hyperlink w:history="1" r:id="rIdhwbgszwzxojiwusg9bhmb">
+            <w:hyperlink w:history="1" r:id="rIdgfr5gs5_hmxp-envmdlsr">
               <w:r>
                 <w:rPr>
                   <w:rFonts w:ascii="Arial" w:cs="Arial" w:eastAsia="Arial" w:hAnsi="Arial"/>
@@ -19568,7 +19568,7 @@
             <w:pPr>
               <w:spacing w:after="20" w:before="0"/>
             </w:pPr>
-            <w:hyperlink w:history="1" r:id="rIdu709_32v-oqabmjwl24fn">
+            <w:hyperlink w:history="1" r:id="rIduuak0nmhneutxa2ourw9e">
               <w:r>
                 <w:rPr>
                   <w:rFonts w:ascii="Arial" w:cs="Arial" w:eastAsia="Arial" w:hAnsi="Arial"/>
@@ -19601,7 +19601,7 @@
               <w:spacing w:after="10" w:before="0"/>
               <w:ind w:left="120"/>
             </w:pPr>
-            <w:hyperlink w:history="1" r:id="rIdfxdcmzreodwu5dh6kirmx">
+            <w:hyperlink w:history="1" r:id="rIdluoy3-61obpu9yc4dhcyc">
               <w:r>
                 <w:rPr>
                   <w:rFonts w:ascii="Arial" w:cs="Arial" w:eastAsia="Arial" w:hAnsi="Arial"/>
@@ -19796,7 +19796,7 @@
             <w:pPr>
               <w:spacing w:after="20" w:before="0"/>
             </w:pPr>
-            <w:hyperlink w:history="1" r:id="rIdbqoapmzyxi_dvnflpk8nz">
+            <w:hyperlink w:history="1" r:id="rIdhokgvnleo47rnoobmhsdz">
               <w:r>
                 <w:rPr>
                   <w:rFonts w:ascii="Arial" w:cs="Arial" w:eastAsia="Arial" w:hAnsi="Arial"/>
@@ -19829,7 +19829,7 @@
               <w:spacing w:after="10" w:before="0"/>
               <w:ind w:left="120"/>
             </w:pPr>
-            <w:hyperlink w:history="1" r:id="rId_cryp-xtzbnmumj8wtsqa">
+            <w:hyperlink w:history="1" r:id="rIdsz08qbyjtlufvs0dyyroz">
               <w:r>
                 <w:rPr>
                   <w:rFonts w:ascii="Arial" w:cs="Arial" w:eastAsia="Arial" w:hAnsi="Arial"/>
@@ -19874,7 +19874,7 @@
             <w:pPr>
               <w:spacing w:after="20" w:before="0"/>
             </w:pPr>
-            <w:hyperlink w:history="1" r:id="rIdmhonyf89bnvuc9ur3zvzw">
+            <w:hyperlink w:history="1" r:id="rIdjpusallvmwmqpcwnomcpv">
               <w:r>
                 <w:rPr>
                   <w:rFonts w:ascii="Arial" w:cs="Arial" w:eastAsia="Arial" w:hAnsi="Arial"/>
@@ -19907,7 +19907,7 @@
               <w:spacing w:after="10" w:before="0"/>
               <w:ind w:left="120"/>
             </w:pPr>
-            <w:hyperlink w:history="1" r:id="rIdlfoxgkihtia_odofq1cur">
+            <w:hyperlink w:history="1" r:id="rIdegrvxq7svdea_xolwgqey">
               <w:r>
                 <w:rPr>
                   <w:rFonts w:ascii="Arial" w:cs="Arial" w:eastAsia="Arial" w:hAnsi="Arial"/>
@@ -19949,7 +19949,7 @@
                 <w:sz w:val="18"/>
                 <w:szCs w:val="18"/>
               </w:rPr>
-              <w:t xml:space="preserve">Each learner retrieves their cumulative particle model diagram (started in Lesson 2 and revised in each subsequent lesson). Today they add a new annotated panel for NaCl (ionic) and for CH₄ (covalent), pasting in or redrawing a miniaturised dot-and-cross diagram for each, and writing a one-sentence caption connecting the bond type to one observable property from the anchoring phenomenon. Learners also add a 'mystery panel' with a question mark for aluminium and graphite, labelled 'Metallic bond? Giant covalent? — investigate Lesson 7.'</w:t>
+              <w:t xml:space="preserve">Each learner retrieves their cumulative particle model diagram (started in Lesson 1 and revised in each subsequent lesson). Today they add a new annotated panel for NaCl (ionic) and for CH₄ (covalent), pasting in or redrawing a miniaturised dot-and-cross diagram for each, and writing a one-sentence caption connecting the bond type to one observable property from the anchoring phenomenon. Learners also add a 'mystery panel' with a question mark for aluminium and graphite, labelled 'Metallic bond? Giant covalent? — investigate Lesson 7.'</w:t>
             </w:r>
           </w:p>
         </w:tc>
@@ -20419,7 +20419,7 @@
         </w:rPr>
         <w:t xml:space="preserve">© 2026 SeaVuria and ARES. Aligned with KICD objectives. Developed by SeaVuria; technical implementation by ARES (with AI assistance from Claude). Licensed under </w:t>
       </w:r>
-      <w:hyperlink w:history="1" r:id="rIdgnizsbzmjw45kuawzo-7a">
+      <w:hyperlink w:history="1" r:id="rIdfykvof25jseayqgiswbgk">
         <w:r>
           <w:rPr>
             <w:rFonts w:ascii="Arial" w:cs="Arial" w:eastAsia="Arial" w:hAnsi="Arial"/>
@@ -20440,7 +20440,7 @@
         </w:rPr>
         <w:t xml:space="preserve"> (</w:t>
       </w:r>
-      <w:hyperlink w:history="1" r:id="rIdlzctrngrv-hjr5xctyefc">
+      <w:hyperlink w:history="1" r:id="rId4rlgvfhuapcp9bzmiqlaw">
         <w:r>
           <w:rPr>
             <w:rFonts w:ascii="Arial" w:cs="Arial" w:eastAsia="Arial" w:hAnsi="Arial"/>
@@ -21453,7 +21453,7 @@
             <w:pPr>
               <w:spacing w:after="20" w:before="0"/>
             </w:pPr>
-            <w:hyperlink w:history="1" r:id="rIdkoqe1mo9nuvlp0atmtpgq">
+            <w:hyperlink w:history="1" r:id="rIdbrkzwb6hkiojkf0mfny6l">
               <w:r>
                 <w:rPr>
                   <w:rFonts w:ascii="Arial" w:cs="Arial" w:eastAsia="Arial" w:hAnsi="Arial"/>
@@ -21486,7 +21486,7 @@
               <w:spacing w:after="10" w:before="0"/>
               <w:ind w:left="120"/>
             </w:pPr>
-            <w:hyperlink w:history="1" r:id="rId7irq-8riavab4vefzazmu">
+            <w:hyperlink w:history="1" r:id="rIdcuducepmnkahex6wk_n-u">
               <w:r>
                 <w:rPr>
                   <w:rFonts w:ascii="Arial" w:cs="Arial" w:eastAsia="Arial" w:hAnsi="Arial"/>
@@ -21531,7 +21531,7 @@
             <w:pPr>
               <w:spacing w:after="20" w:before="0"/>
             </w:pPr>
-            <w:hyperlink w:history="1" r:id="rId3rjvsp-oqokydlvqmskoh">
+            <w:hyperlink w:history="1" r:id="rIdrpb_t6zzwrqbsemvkq2tb">
               <w:r>
                 <w:rPr>
                   <w:rFonts w:ascii="Arial" w:cs="Arial" w:eastAsia="Arial" w:hAnsi="Arial"/>
@@ -21564,7 +21564,7 @@
               <w:spacing w:after="10" w:before="0"/>
               <w:ind w:left="120"/>
             </w:pPr>
-            <w:hyperlink w:history="1" r:id="rIdgkazujv6456ojy6phd2rv">
+            <w:hyperlink w:history="1" r:id="rIdv3k7i1-fehgnqmqwa_3ag">
               <w:r>
                 <w:rPr>
                   <w:rFonts w:ascii="Arial" w:cs="Arial" w:eastAsia="Arial" w:hAnsi="Arial"/>
@@ -21759,7 +21759,7 @@
             <w:pPr>
               <w:spacing w:after="20" w:before="0"/>
             </w:pPr>
-            <w:hyperlink w:history="1" r:id="rIdp0equwvdj5os7kcosehfy">
+            <w:hyperlink w:history="1" r:id="rId_tnep93yt7y_g00uv69pw">
               <w:r>
                 <w:rPr>
                   <w:rFonts w:ascii="Arial" w:cs="Arial" w:eastAsia="Arial" w:hAnsi="Arial"/>
@@ -21792,7 +21792,7 @@
               <w:spacing w:after="10" w:before="0"/>
               <w:ind w:left="120"/>
             </w:pPr>
-            <w:hyperlink w:history="1" r:id="rIdqd96qzqf9pn0tpygmf6ge">
+            <w:hyperlink w:history="1" r:id="rId_tbjjga2zyzoi69fafmli">
               <w:r>
                 <w:rPr>
                   <w:rFonts w:ascii="Arial" w:cs="Arial" w:eastAsia="Arial" w:hAnsi="Arial"/>
@@ -21837,7 +21837,7 @@
             <w:pPr>
               <w:spacing w:after="20" w:before="0"/>
             </w:pPr>
-            <w:hyperlink w:history="1" r:id="rIdcs6wdbbdj3ievtpfngaji">
+            <w:hyperlink w:history="1" r:id="rIdt8elvkb8nrzhcpd-hznak">
               <w:r>
                 <w:rPr>
                   <w:rFonts w:ascii="Arial" w:cs="Arial" w:eastAsia="Arial" w:hAnsi="Arial"/>
@@ -21870,7 +21870,7 @@
               <w:spacing w:after="10" w:before="0"/>
               <w:ind w:left="120"/>
             </w:pPr>
-            <w:hyperlink w:history="1" r:id="rIdo2jypwb6eb8v3vv-cmg-6">
+            <w:hyperlink w:history="1" r:id="rIdfjdv_blrtbfmgqgd6iyje">
               <w:r>
                 <w:rPr>
                   <w:rFonts w:ascii="Arial" w:cs="Arial" w:eastAsia="Arial" w:hAnsi="Arial"/>
@@ -21912,7 +21912,7 @@
                 <w:sz w:val="18"/>
                 <w:szCs w:val="18"/>
               </w:rPr>
-              <w:t xml:space="preserve">Groups of four receive an A3 'Evidence Organiser' sheet pre-printed with a 3×5 table: rows labelled NaCl (table salt), Al (aluminium sufuria wire), C (graphite pencil rod); columns labelled Bond Type, Particle-Level Structure (what is inside?), Conductivity Evidence (from our tests), Melting-Point Evidence (from our data), Mechanical Behaviour Evidence (from our tests). Groups spend 12 minutes mining their science notebooks from Lessons 1–6 to fill every cell with specific evidence, not general statements. They must write the actual numbers where available (e.g. 'NaCl melting point: 801 °C measured in simulation; Al melting point: 660 °C from data table'). One group member is the 'Evidence Checker': they must challenge any cell entry that cannot be traced to a specific lesson observation. A second member is the 'Vocabulary Guard': they ensure the terms ionic, metallic, giant covalent/atomic, delocalised electrons, lattice, and layers appear at least once across the table.</w:t>
+              <w:t xml:space="preserve">Groups of four receive an A3 'Evidence Organiser' sheet pre-printed with a 3×5 table: rows labelled NaCl (table salt), Al (aluminium sufuria wire), C (graphite pencil rod); columns labelled Bond Type, Particle-Level Structure (what is inside?), Conductivity Evidence (from our tests), Melting-Point Evidence (from our data), Mechanical Behaviour Evidence (from our tests). Groups spend 12 minutes mining their science notebooks from Lessons 1–6 to fill every cell with specific evidence, not general statements. They must write the actual numbers where available (e.g. 'NaCl melting point: 801 °C from Lesson 3; Al melting point: 660 °C from data table'). One group member is the 'Evidence Checker': they must challenge any cell entry that cannot be traced to a specific lesson observation. A second member is the 'Vocabulary Guard': they ensure the terms ionic, metallic, giant covalent/atomic, delocalised electrons, lattice, and layers appear at least once across the table.</w:t>
             </w:r>
           </w:p>
         </w:tc>
@@ -22065,7 +22065,7 @@
             <w:pPr>
               <w:spacing w:after="20" w:before="0"/>
             </w:pPr>
-            <w:hyperlink w:history="1" r:id="rIde4jlkmxqy97cw94ltsz-w">
+            <w:hyperlink w:history="1" r:id="rIdgnequ66d3sujggqdp44xz">
               <w:r>
                 <w:rPr>
                   <w:rFonts w:ascii="Arial" w:cs="Arial" w:eastAsia="Arial" w:hAnsi="Arial"/>
@@ -22114,7 +22114,7 @@
               <w:spacing w:after="10" w:before="0"/>
               <w:ind w:left="120"/>
             </w:pPr>
-            <w:hyperlink w:history="1" r:id="rIdbrgplcfixiohqne5nv5jo">
+            <w:hyperlink w:history="1" r:id="rIdabbhv9wo29asfeuez1zfz">
               <w:r>
                 <w:rPr>
                   <w:rFonts w:ascii="Arial" w:cs="Arial" w:eastAsia="Arial" w:hAnsi="Arial"/>
@@ -22159,7 +22159,7 @@
             <w:pPr>
               <w:spacing w:after="20" w:before="0"/>
             </w:pPr>
-            <w:hyperlink w:history="1" r:id="rIdf7woqhh0wvdns1jdvtu2r">
+            <w:hyperlink w:history="1" r:id="rIdnhhghtm3l5g9yfm75o6d4">
               <w:r>
                 <w:rPr>
                   <w:rFonts w:ascii="Arial" w:cs="Arial" w:eastAsia="Arial" w:hAnsi="Arial"/>
@@ -22208,7 +22208,7 @@
               <w:spacing w:after="10" w:before="0"/>
               <w:ind w:left="120"/>
             </w:pPr>
-            <w:hyperlink w:history="1" r:id="rIdfxust456x64cipq-einpv">
+            <w:hyperlink w:history="1" r:id="rIdaa2wvtfyeyursxezqlkhi">
               <w:r>
                 <w:rPr>
                   <w:rFonts w:ascii="Arial" w:cs="Arial" w:eastAsia="Arial" w:hAnsi="Arial"/>
@@ -22403,7 +22403,7 @@
             <w:pPr>
               <w:spacing w:after="20" w:before="0"/>
             </w:pPr>
-            <w:hyperlink w:history="1" r:id="rIdhwxtueycmtuswj_6q24_0">
+            <w:hyperlink w:history="1" r:id="rIdfva34qc9f6cdwtxbkab6g">
               <w:r>
                 <w:rPr>
                   <w:rFonts w:ascii="Arial" w:cs="Arial" w:eastAsia="Arial" w:hAnsi="Arial"/>
@@ -22452,7 +22452,7 @@
               <w:spacing w:after="10" w:before="0"/>
               <w:ind w:left="120"/>
             </w:pPr>
-            <w:hyperlink w:history="1" r:id="rIdeo_ooslvzyfyacstjplui">
+            <w:hyperlink w:history="1" r:id="rIdygw3j1xv6iq3k7g2aijjk">
               <w:r>
                 <w:rPr>
                   <w:rFonts w:ascii="Arial" w:cs="Arial" w:eastAsia="Arial" w:hAnsi="Arial"/>
@@ -22497,7 +22497,7 @@
             <w:pPr>
               <w:spacing w:after="20" w:before="0"/>
             </w:pPr>
-            <w:hyperlink w:history="1" r:id="rIdu5rwcy0ro3rjaatm0mwfe">
+            <w:hyperlink w:history="1" r:id="rIdvycmu6l2l2sgvlgw1dcwd">
               <w:r>
                 <w:rPr>
                   <w:rFonts w:ascii="Arial" w:cs="Arial" w:eastAsia="Arial" w:hAnsi="Arial"/>
@@ -22546,7 +22546,7 @@
               <w:spacing w:after="10" w:before="0"/>
               <w:ind w:left="120"/>
             </w:pPr>
-            <w:hyperlink w:history="1" r:id="rIdzy1l5rd5i_1nnj8xelsku">
+            <w:hyperlink w:history="1" r:id="rIdf-ijed2-doa7jy6mxjpdo">
               <w:r>
                 <w:rPr>
                   <w:rFonts w:ascii="Arial" w:cs="Arial" w:eastAsia="Arial" w:hAnsi="Arial"/>
@@ -22741,7 +22741,7 @@
             <w:pPr>
               <w:spacing w:after="20" w:before="0"/>
             </w:pPr>
-            <w:hyperlink w:history="1" r:id="rId02hl2blspdz6h9mputstf">
+            <w:hyperlink w:history="1" r:id="rIdekg5sxjnr5_t9em06qeks">
               <w:r>
                 <w:rPr>
                   <w:rFonts w:ascii="Arial" w:cs="Arial" w:eastAsia="Arial" w:hAnsi="Arial"/>
@@ -22790,7 +22790,7 @@
               <w:spacing w:after="10" w:before="0"/>
               <w:ind w:left="120"/>
             </w:pPr>
-            <w:hyperlink w:history="1" r:id="rIdlsr_yznmnms0yrlp6vt4z">
+            <w:hyperlink w:history="1" r:id="rIduf4pe1sfb_x4pgn0xqed_">
               <w:r>
                 <w:rPr>
                   <w:rFonts w:ascii="Arial" w:cs="Arial" w:eastAsia="Arial" w:hAnsi="Arial"/>
@@ -22835,7 +22835,7 @@
             <w:pPr>
               <w:spacing w:after="20" w:before="0"/>
             </w:pPr>
-            <w:hyperlink w:history="1" r:id="rId0uiihufe0yekjaq-5q_iz">
+            <w:hyperlink w:history="1" r:id="rIdht287bllkhallh63hwfw1">
               <w:r>
                 <w:rPr>
                   <w:rFonts w:ascii="Arial" w:cs="Arial" w:eastAsia="Arial" w:hAnsi="Arial"/>
@@ -22884,7 +22884,7 @@
               <w:spacing w:after="10" w:before="0"/>
               <w:ind w:left="120"/>
             </w:pPr>
-            <w:hyperlink w:history="1" r:id="rIdwxqpvf0exdwfo3-rox8b1">
+            <w:hyperlink w:history="1" r:id="rIdxoxlcajrruun0tkz2knge">
               <w:r>
                 <w:rPr>
                   <w:rFonts w:ascii="Arial" w:cs="Arial" w:eastAsia="Arial" w:hAnsi="Arial"/>
@@ -23491,7 +23491,7 @@
         </w:rPr>
         <w:t xml:space="preserve">© 2026 SeaVuria and ARES. Aligned with KICD objectives. Developed by SeaVuria; technical implementation by ARES (with AI assistance from Claude). Licensed under </w:t>
       </w:r>
-      <w:hyperlink w:history="1" r:id="rIdvtbs0o6_58ycdturazuus">
+      <w:hyperlink w:history="1" r:id="rIdneiaqz5qjubgbazn7esne">
         <w:r>
           <w:rPr>
             <w:rFonts w:ascii="Arial" w:cs="Arial" w:eastAsia="Arial" w:hAnsi="Arial"/>
@@ -23512,7 +23512,7 @@
         </w:rPr>
         <w:t xml:space="preserve"> (</w:t>
       </w:r>
-      <w:hyperlink w:history="1" r:id="rIdw9bmwodul8rdw6c_r4fq6">
+      <w:hyperlink w:history="1" r:id="rIdxz8bgtg8c5lvgkerixyua">
         <w:r>
           <w:rPr>
             <w:rFonts w:ascii="Arial" w:cs="Arial" w:eastAsia="Arial" w:hAnsi="Arial"/>
@@ -24525,7 +24525,7 @@
             <w:pPr>
               <w:spacing w:after="20" w:before="0"/>
             </w:pPr>
-            <w:hyperlink w:history="1" r:id="rId7jxeew8pwp_dfpfvt3g0r">
+            <w:hyperlink w:history="1" r:id="rIdknxhwymq-j7mom0xdyiqm">
               <w:r>
                 <w:rPr>
                   <w:rFonts w:ascii="Arial" w:cs="Arial" w:eastAsia="Arial" w:hAnsi="Arial"/>
@@ -24558,7 +24558,7 @@
               <w:spacing w:after="10" w:before="0"/>
               <w:ind w:left="120"/>
             </w:pPr>
-            <w:hyperlink w:history="1" r:id="rId-25-kcyl4t8idzahh7ucu">
+            <w:hyperlink w:history="1" r:id="rIdna8usndbkqrwpqu8akobu">
               <w:r>
                 <w:rPr>
                   <w:rFonts w:ascii="Arial" w:cs="Arial" w:eastAsia="Arial" w:hAnsi="Arial"/>
@@ -24620,7 +24620,7 @@
               <w:spacing w:after="10" w:before="0"/>
               <w:ind w:left="120"/>
             </w:pPr>
-            <w:hyperlink w:history="1" r:id="rIdxt9oclv9mc0akh1vngb0t">
+            <w:hyperlink w:history="1" r:id="rIdjcx_vlw9l5abom9tpyde3">
               <w:r>
                 <w:rPr>
                   <w:rFonts w:ascii="Arial" w:cs="Arial" w:eastAsia="Arial" w:hAnsi="Arial"/>
@@ -24830,7 +24830,7 @@
             <w:pPr>
               <w:spacing w:after="20" w:before="0"/>
             </w:pPr>
-            <w:hyperlink w:history="1" r:id="rIdl_isoha7jesyapmsg5mv-">
+            <w:hyperlink w:history="1" r:id="rIdg7nbyfec19uhdte5wdthy">
               <w:r>
                 <w:rPr>
                   <w:rFonts w:ascii="Arial" w:cs="Arial" w:eastAsia="Arial" w:hAnsi="Arial"/>
@@ -24863,7 +24863,7 @@
               <w:spacing w:after="10" w:before="0"/>
               <w:ind w:left="120"/>
             </w:pPr>
-            <w:hyperlink w:history="1" r:id="rId9kuspfekgndrnk3rdkbkz">
+            <w:hyperlink w:history="1" r:id="rIdthfw0pjol0nndblxv95-m">
               <w:r>
                 <w:rPr>
                   <w:rFonts w:ascii="Arial" w:cs="Arial" w:eastAsia="Arial" w:hAnsi="Arial"/>
@@ -24925,7 +24925,7 @@
               <w:spacing w:after="10" w:before="0"/>
               <w:ind w:left="120"/>
             </w:pPr>
-            <w:hyperlink w:history="1" r:id="rIdohibkthcdjxy_nxootfar">
+            <w:hyperlink w:history="1" r:id="rId9mast322bjrws8zlviubb">
               <w:r>
                 <w:rPr>
                   <w:rFonts w:ascii="Arial" w:cs="Arial" w:eastAsia="Arial" w:hAnsi="Arial"/>
@@ -25135,7 +25135,7 @@
             <w:pPr>
               <w:spacing w:after="20" w:before="0"/>
             </w:pPr>
-            <w:hyperlink w:history="1" r:id="rIdkrrs20e6ghztfwhuy0a4h">
+            <w:hyperlink w:history="1" r:id="rId--r3cuskzq76xe8bjp0-v">
               <w:r>
                 <w:rPr>
                   <w:rFonts w:ascii="Arial" w:cs="Arial" w:eastAsia="Arial" w:hAnsi="Arial"/>
@@ -25168,7 +25168,7 @@
               <w:spacing w:after="10" w:before="0"/>
               <w:ind w:left="120"/>
             </w:pPr>
-            <w:hyperlink w:history="1" r:id="rId0adplwso0sq25xrhxs6bd">
+            <w:hyperlink w:history="1" r:id="rIdbr7houpw3ubltms0q5imu">
               <w:r>
                 <w:rPr>
                   <w:rFonts w:ascii="Arial" w:cs="Arial" w:eastAsia="Arial" w:hAnsi="Arial"/>
@@ -25230,7 +25230,7 @@
               <w:spacing w:after="10" w:before="0"/>
               <w:ind w:left="120"/>
             </w:pPr>
-            <w:hyperlink w:history="1" r:id="rIdghvogbxvmjinq-57ajkwo">
+            <w:hyperlink w:history="1" r:id="rIdn7itynngckmprawehep_f">
               <w:r>
                 <w:rPr>
                   <w:rFonts w:ascii="Arial" w:cs="Arial" w:eastAsia="Arial" w:hAnsi="Arial"/>
@@ -25440,7 +25440,7 @@
             <w:pPr>
               <w:spacing w:after="20" w:before="0"/>
             </w:pPr>
-            <w:hyperlink w:history="1" r:id="rId2pyuq54mwh0lb8_odphu9">
+            <w:hyperlink w:history="1" r:id="rIdjh7usgaayhlulul9mciiv">
               <w:r>
                 <w:rPr>
                   <w:rFonts w:ascii="Arial" w:cs="Arial" w:eastAsia="Arial" w:hAnsi="Arial"/>
@@ -25473,7 +25473,7 @@
               <w:spacing w:after="10" w:before="0"/>
               <w:ind w:left="120"/>
             </w:pPr>
-            <w:hyperlink w:history="1" r:id="rIdkyopnijzmynog3lpfeemj">
+            <w:hyperlink w:history="1" r:id="rIdhtcorio-cgnppqnb1adtk">
               <w:r>
                 <w:rPr>
                   <w:rFonts w:ascii="Arial" w:cs="Arial" w:eastAsia="Arial" w:hAnsi="Arial"/>
@@ -25535,7 +25535,7 @@
               <w:spacing w:after="10" w:before="0"/>
               <w:ind w:left="120"/>
             </w:pPr>
-            <w:hyperlink w:history="1" r:id="rIdfz-2l6soziig1gajmqvge">
+            <w:hyperlink w:history="1" r:id="rIdpymd5rg8slehd3d1ovwj1">
               <w:r>
                 <w:rPr>
                   <w:rFonts w:ascii="Arial" w:cs="Arial" w:eastAsia="Arial" w:hAnsi="Arial"/>
@@ -25624,7 +25624,7 @@
                 <w:sz w:val="18"/>
                 <w:szCs w:val="18"/>
               </w:rPr>
-              <w:t xml:space="preserve">Teacher reads each DQB sticky note aloud clearly: 'Our first question from Lesson 1 was — why does dry salt not conduct electricity? Hands up if you can answer that now.' [WAIT TIME: 5 seconds.] Cold-calls one learner for a full-sentence answer. Moves sticky note to 'ANSWERED' column with deliberate ceremony: 'We figured that out in Lesson 2 when we studied the ionic lattice — well done.' Continues for all remaining sticky notes. For any unresolved note, teacher gives a direct 60-second explanation and then moves it to 'ANSWERED.' At the end says: 'Every question we asked in Lesson 1 is now answered. Write your one New Wondering — this is what scientists do: every answer opens a new question. Share with the person next to you.' [WAIT TIME: 2 minutes writing + 1 minute sharing.] Cold-calls three 'New Wonders' and validates each: 'That is a university-level question — you are thinking like a materials scientist.'</w:t>
+              <w:t xml:space="preserve">Teacher reads each DQB sticky note aloud clearly: 'Our first question from Lesson 1 was — why does dry salt not conduct electricity? Hands up if you can answer that now.' [WAIT TIME: 5 seconds.] Cold-calls one learner for a full-sentence answer. Moves sticky note to 'ANSWERED' column with deliberate ceremony: 'We figured that out in Lesson 3 when we studied the ionic lattice — well done.' Continues for all remaining sticky notes. For any unresolved note, teacher gives a direct 60-second explanation and then moves it to 'ANSWERED.' At the end says: 'Every question we asked in Lesson 1 is now answered. Write your one New Wondering — this is what scientists do: every answer opens a new question. Share with the person next to you.' [WAIT TIME: 2 minutes writing + 1 minute sharing.] Cold-calls three 'New Wonders' and validates each: 'That is a university-level question — you are thinking like a materials scientist.'</w:t>
             </w:r>
           </w:p>
         </w:tc>
@@ -25745,7 +25745,7 @@
             <w:pPr>
               <w:spacing w:after="20" w:before="0"/>
             </w:pPr>
-            <w:hyperlink w:history="1" r:id="rIdyaonuknfajxtjzniabpsq">
+            <w:hyperlink w:history="1" r:id="rIdzauaby1ntriobdjdu4uj0">
               <w:r>
                 <w:rPr>
                   <w:rFonts w:ascii="Arial" w:cs="Arial" w:eastAsia="Arial" w:hAnsi="Arial"/>
@@ -25794,7 +25794,7 @@
               <w:spacing w:after="10" w:before="0"/>
               <w:ind w:left="120"/>
             </w:pPr>
-            <w:hyperlink w:history="1" r:id="rIdh2n0d24m1tq6cexhfklt1">
+            <w:hyperlink w:history="1" r:id="rIduei-wygkl7jftjz__o3ou">
               <w:r>
                 <w:rPr>
                   <w:rFonts w:ascii="Arial" w:cs="Arial" w:eastAsia="Arial" w:hAnsi="Arial"/>
@@ -25856,7 +25856,7 @@
               <w:spacing w:after="10" w:before="0"/>
               <w:ind w:left="120"/>
             </w:pPr>
-            <w:hyperlink w:history="1" r:id="rIdablmuuvqmzzie7-8bccb_">
+            <w:hyperlink w:history="1" r:id="rIdcfadcfo1fo_emoe4cfmz7">
               <w:r>
                 <w:rPr>
                   <w:rFonts w:ascii="Arial" w:cs="Arial" w:eastAsia="Arial" w:hAnsi="Arial"/>
@@ -26649,7 +26649,7 @@
         </w:rPr>
         <w:t xml:space="preserve">© 2026 SeaVuria and ARES. Aligned with KICD objectives. Developed by SeaVuria; technical implementation by ARES (with AI assistance from Claude). Licensed under </w:t>
       </w:r>
-      <w:hyperlink w:history="1" r:id="rId7klxvafn5jlf3k5fdir3j">
+      <w:hyperlink w:history="1" r:id="rIdpphotrug5eowig3z2adzi">
         <w:r>
           <w:rPr>
             <w:rFonts w:ascii="Arial" w:cs="Arial" w:eastAsia="Arial" w:hAnsi="Arial"/>
@@ -26670,7 +26670,7 @@
         </w:rPr>
         <w:t xml:space="preserve"> (</w:t>
       </w:r>
-      <w:hyperlink w:history="1" r:id="rIdt_ngn3i047ffbmnueef39">
+      <w:hyperlink w:history="1" r:id="rIdyyn86gmksbkyrqhorjmdu">
         <w:r>
           <w:rPr>
             <w:rFonts w:ascii="Arial" w:cs="Arial" w:eastAsia="Arial" w:hAnsi="Arial"/>

--- a/data/outputs/v2/General_Science/SS2.3_Chemical_Bonding/General_Science_Chemical_Bonding_CBE_LessonSequence.docx
+++ b/data/outputs/v2/General_Science/SS2.3_Chemical_Bonding/General_Science_Chemical_Bonding_CBE_LessonSequence.docx
@@ -2645,7 +2645,7 @@
         </w:rPr>
         <w:t xml:space="preserve">© 2026 SeaVuria and ARES. This work is licensed under a </w:t>
       </w:r>
-      <w:hyperlink w:history="1" r:id="rIdghhtqhhl99o_wofi_ucoj">
+      <w:hyperlink w:history="1" r:id="rIdoceartcfqtycaeacrmou2">
         <w:r>
           <w:rPr>
             <w:rFonts w:ascii="Arial" w:cs="Arial" w:eastAsia="Arial" w:hAnsi="Arial"/>
@@ -2665,7 +2665,7 @@
         </w:rPr>
         <w:t xml:space="preserve"> (</w:t>
       </w:r>
-      <w:hyperlink w:history="1" r:id="rId6binjonsejykqgitekggx">
+      <w:hyperlink w:history="1" r:id="rIdh17ubei_rkokkf-keqlgi">
         <w:r>
           <w:rPr>
             <w:rFonts w:ascii="Arial" w:cs="Arial" w:eastAsia="Arial" w:hAnsi="Arial"/>
@@ -2685,7 +2685,7 @@
         </w:rPr>
         <w:t xml:space="preserve">). To view a copy of this license, visit </w:t>
       </w:r>
-      <w:hyperlink w:history="1" r:id="rIdjm78ngungrq66qxqrafik">
+      <w:hyperlink w:history="1" r:id="rIdlzajzxmisek27zfu-km9k">
         <w:r>
           <w:rPr>
             <w:rFonts w:ascii="Arial" w:cs="Arial" w:eastAsia="Arial" w:hAnsi="Arial"/>
@@ -3697,7 +3697,7 @@
             <w:pPr>
               <w:spacing w:after="20" w:before="0"/>
             </w:pPr>
-            <w:hyperlink w:history="1" r:id="rIdpdgww8kz_om7cf9fjllsc">
+            <w:hyperlink w:history="1" r:id="rId5jldiq2fwvtzpmjaldxrr">
               <w:r>
                 <w:rPr>
                   <w:rFonts w:ascii="Arial" w:cs="Arial" w:eastAsia="Arial" w:hAnsi="Arial"/>
@@ -3746,7 +3746,7 @@
               <w:spacing w:after="10" w:before="0"/>
               <w:ind w:left="120"/>
             </w:pPr>
-            <w:hyperlink w:history="1" r:id="rId4p5nvv_sj4_lc-uimn-td">
+            <w:hyperlink w:history="1" r:id="rIdktqapqtysayig0jarthrj">
               <w:r>
                 <w:rPr>
                   <w:rFonts w:ascii="Arial" w:cs="Arial" w:eastAsia="Arial" w:hAnsi="Arial"/>
@@ -3808,7 +3808,7 @@
               <w:spacing w:after="10" w:before="0"/>
               <w:ind w:left="120"/>
             </w:pPr>
-            <w:hyperlink w:history="1" r:id="rIdcvya9wd4tlrngs6lxk8gq">
+            <w:hyperlink w:history="1" r:id="rIdpibfy8jaddjefwiyrg4xh">
               <w:r>
                 <w:rPr>
                   <w:rFonts w:ascii="Arial" w:cs="Arial" w:eastAsia="Arial" w:hAnsi="Arial"/>
@@ -4018,7 +4018,7 @@
             <w:pPr>
               <w:spacing w:after="20" w:before="0"/>
             </w:pPr>
-            <w:hyperlink w:history="1" r:id="rIdmicegem3mdtuaatuxv2hj">
+            <w:hyperlink w:history="1" r:id="rIdsq87dglhr8wul-e7zfjoj">
               <w:r>
                 <w:rPr>
                   <w:rFonts w:ascii="Arial" w:cs="Arial" w:eastAsia="Arial" w:hAnsi="Arial"/>
@@ -4067,7 +4067,7 @@
               <w:spacing w:after="10" w:before="0"/>
               <w:ind w:left="120"/>
             </w:pPr>
-            <w:hyperlink w:history="1" r:id="rIds5cm-rm6dzqze_cy2n7fe">
+            <w:hyperlink w:history="1" r:id="rIdfiit3evtgh9chbqdmtk3k">
               <w:r>
                 <w:rPr>
                   <w:rFonts w:ascii="Arial" w:cs="Arial" w:eastAsia="Arial" w:hAnsi="Arial"/>
@@ -4129,7 +4129,7 @@
               <w:spacing w:after="10" w:before="0"/>
               <w:ind w:left="120"/>
             </w:pPr>
-            <w:hyperlink w:history="1" r:id="rId3-luuzgo-te5nzj4fatbt">
+            <w:hyperlink w:history="1" r:id="rIdya-avplqkgxj8spgjmhrj">
               <w:r>
                 <w:rPr>
                   <w:rFonts w:ascii="Arial" w:cs="Arial" w:eastAsia="Arial" w:hAnsi="Arial"/>
@@ -4339,7 +4339,7 @@
             <w:pPr>
               <w:spacing w:after="20" w:before="0"/>
             </w:pPr>
-            <w:hyperlink w:history="1" r:id="rIdigqff_am8fxy0_qfyut8a">
+            <w:hyperlink w:history="1" r:id="rId1m3blr_pdt8ic_llr2ff4">
               <w:r>
                 <w:rPr>
                   <w:rFonts w:ascii="Arial" w:cs="Arial" w:eastAsia="Arial" w:hAnsi="Arial"/>
@@ -4388,7 +4388,7 @@
               <w:spacing w:after="10" w:before="0"/>
               <w:ind w:left="120"/>
             </w:pPr>
-            <w:hyperlink w:history="1" r:id="rIdgluyrzvx0orpii6qhmx8c">
+            <w:hyperlink w:history="1" r:id="rId01cgzbx0-icpwscl9jvvw">
               <w:r>
                 <w:rPr>
                   <w:rFonts w:ascii="Arial" w:cs="Arial" w:eastAsia="Arial" w:hAnsi="Arial"/>
@@ -4450,7 +4450,7 @@
               <w:spacing w:after="10" w:before="0"/>
               <w:ind w:left="120"/>
             </w:pPr>
-            <w:hyperlink w:history="1" r:id="rIdwozj-7sbbdq_o6biukscq">
+            <w:hyperlink w:history="1" r:id="rIdra5p4gs768vmdtlkxqdjo">
               <w:r>
                 <w:rPr>
                   <w:rFonts w:ascii="Arial" w:cs="Arial" w:eastAsia="Arial" w:hAnsi="Arial"/>
@@ -4660,7 +4660,7 @@
             <w:pPr>
               <w:spacing w:after="20" w:before="0"/>
             </w:pPr>
-            <w:hyperlink w:history="1" r:id="rIdplpk2mkakg-r5t1avwpjx">
+            <w:hyperlink w:history="1" r:id="rIdh-vr0fvl1wmmhrywpvben">
               <w:r>
                 <w:rPr>
                   <w:rFonts w:ascii="Arial" w:cs="Arial" w:eastAsia="Arial" w:hAnsi="Arial"/>
@@ -4709,7 +4709,7 @@
               <w:spacing w:after="10" w:before="0"/>
               <w:ind w:left="120"/>
             </w:pPr>
-            <w:hyperlink w:history="1" r:id="rIdo_txjo1stitxi1tv8fmxb">
+            <w:hyperlink w:history="1" r:id="rIdtyhldmrt5iiczndpkz-si">
               <w:r>
                 <w:rPr>
                   <w:rFonts w:ascii="Arial" w:cs="Arial" w:eastAsia="Arial" w:hAnsi="Arial"/>
@@ -4771,7 +4771,7 @@
               <w:spacing w:after="10" w:before="0"/>
               <w:ind w:left="120"/>
             </w:pPr>
-            <w:hyperlink w:history="1" r:id="rIdcxkxf5rwoyzcxeuc4ajyl">
+            <w:hyperlink w:history="1" r:id="rId1xgit9s9zemyj34wn0xic">
               <w:r>
                 <w:rPr>
                   <w:rFonts w:ascii="Arial" w:cs="Arial" w:eastAsia="Arial" w:hAnsi="Arial"/>
@@ -4981,7 +4981,7 @@
             <w:pPr>
               <w:spacing w:after="20" w:before="0"/>
             </w:pPr>
-            <w:hyperlink w:history="1" r:id="rId2e7hycr8tefu3ulxw-6xd">
+            <w:hyperlink w:history="1" r:id="rIdcukra5ei_dvv2gahhicm5">
               <w:r>
                 <w:rPr>
                   <w:rFonts w:ascii="Arial" w:cs="Arial" w:eastAsia="Arial" w:hAnsi="Arial"/>
@@ -5030,7 +5030,7 @@
               <w:spacing w:after="10" w:before="0"/>
               <w:ind w:left="120"/>
             </w:pPr>
-            <w:hyperlink w:history="1" r:id="rIdjhc8at7yp5-fpvk03aeh4">
+            <w:hyperlink w:history="1" r:id="rId7ic85fzgj_xcfjykglg3r">
               <w:r>
                 <w:rPr>
                   <w:rFonts w:ascii="Arial" w:cs="Arial" w:eastAsia="Arial" w:hAnsi="Arial"/>
@@ -5092,7 +5092,7 @@
               <w:spacing w:after="10" w:before="0"/>
               <w:ind w:left="120"/>
             </w:pPr>
-            <w:hyperlink w:history="1" r:id="rIdp-1s0ryagzu4g_osxpkx_">
+            <w:hyperlink w:history="1" r:id="rIdvh72gmay61jtcymntjslp">
               <w:r>
                 <w:rPr>
                   <w:rFonts w:ascii="Arial" w:cs="Arial" w:eastAsia="Arial" w:hAnsi="Arial"/>
@@ -5619,7 +5619,7 @@
         </w:rPr>
         <w:t xml:space="preserve">© 2026 SeaVuria and ARES. Aligned with KICD objectives. Developed by SeaVuria; technical implementation by ARES (with AI assistance from Claude). Licensed under </w:t>
       </w:r>
-      <w:hyperlink w:history="1" r:id="rId3fglddf5euxlofycml5fr">
+      <w:hyperlink w:history="1" r:id="rIdbf61-yvfptefjhgsgjer-">
         <w:r>
           <w:rPr>
             <w:rFonts w:ascii="Arial" w:cs="Arial" w:eastAsia="Arial" w:hAnsi="Arial"/>
@@ -5640,7 +5640,7 @@
         </w:rPr>
         <w:t xml:space="preserve"> (</w:t>
       </w:r>
-      <w:hyperlink w:history="1" r:id="rId_klutkbzgb_qlhi94luzf">
+      <w:hyperlink w:history="1" r:id="rIdclzqs01gb5h2by7z6qqqd">
         <w:r>
           <w:rPr>
             <w:rFonts w:ascii="Arial" w:cs="Arial" w:eastAsia="Arial" w:hAnsi="Arial"/>
@@ -6653,7 +6653,7 @@
             <w:pPr>
               <w:spacing w:after="20" w:before="0"/>
             </w:pPr>
-            <w:hyperlink w:history="1" r:id="rIdqggmjznkfjhsxt3nomcyr">
+            <w:hyperlink w:history="1" r:id="rIdwhonlfb8nxynqix0azwyt">
               <w:r>
                 <w:rPr>
                   <w:rFonts w:ascii="Arial" w:cs="Arial" w:eastAsia="Arial" w:hAnsi="Arial"/>
@@ -6686,7 +6686,7 @@
               <w:spacing w:after="10" w:before="0"/>
               <w:ind w:left="120"/>
             </w:pPr>
-            <w:hyperlink w:history="1" r:id="rId7aqwzf3ck9swy27cs0ful">
+            <w:hyperlink w:history="1" r:id="rIdy-coq8x2ls_0y0pcmqqbc">
               <w:r>
                 <w:rPr>
                   <w:rFonts w:ascii="Arial" w:cs="Arial" w:eastAsia="Arial" w:hAnsi="Arial"/>
@@ -6731,7 +6731,7 @@
             <w:pPr>
               <w:spacing w:after="20" w:before="0"/>
             </w:pPr>
-            <w:hyperlink w:history="1" r:id="rId0zn93wmepbiold8zh8blk">
+            <w:hyperlink w:history="1" r:id="rIdychkiohfdyyhxwwcmuwzd">
               <w:r>
                 <w:rPr>
                   <w:rFonts w:ascii="Arial" w:cs="Arial" w:eastAsia="Arial" w:hAnsi="Arial"/>
@@ -6764,7 +6764,7 @@
               <w:spacing w:after="10" w:before="0"/>
               <w:ind w:left="120"/>
             </w:pPr>
-            <w:hyperlink w:history="1" r:id="rIde6bi80ljafws-4utwmzdw">
+            <w:hyperlink w:history="1" r:id="rIdubvqclf6e6xuvmj-zasuu">
               <w:r>
                 <w:rPr>
                   <w:rFonts w:ascii="Arial" w:cs="Arial" w:eastAsia="Arial" w:hAnsi="Arial"/>
@@ -6959,7 +6959,7 @@
             <w:pPr>
               <w:spacing w:after="20" w:before="0"/>
             </w:pPr>
-            <w:hyperlink w:history="1" r:id="rIdur-absrxthahpnvtu6wsn">
+            <w:hyperlink w:history="1" r:id="rIdfrzleh3cmbbx0oyisojb1">
               <w:r>
                 <w:rPr>
                   <w:rFonts w:ascii="Arial" w:cs="Arial" w:eastAsia="Arial" w:hAnsi="Arial"/>
@@ -6992,7 +6992,7 @@
               <w:spacing w:after="10" w:before="0"/>
               <w:ind w:left="120"/>
             </w:pPr>
-            <w:hyperlink w:history="1" r:id="rIdqt0sxemc9kpoyjfqygocw">
+            <w:hyperlink w:history="1" r:id="rId6pjehvt1-erpxu6b4uyyr">
               <w:r>
                 <w:rPr>
                   <w:rFonts w:ascii="Arial" w:cs="Arial" w:eastAsia="Arial" w:hAnsi="Arial"/>
@@ -7037,7 +7037,7 @@
             <w:pPr>
               <w:spacing w:after="20" w:before="0"/>
             </w:pPr>
-            <w:hyperlink w:history="1" r:id="rIdjfe5mas2uewrz7vryxqbx">
+            <w:hyperlink w:history="1" r:id="rIdu72hqlnuxxad33ixnzyg0">
               <w:r>
                 <w:rPr>
                   <w:rFonts w:ascii="Arial" w:cs="Arial" w:eastAsia="Arial" w:hAnsi="Arial"/>
@@ -7070,7 +7070,7 @@
               <w:spacing w:after="10" w:before="0"/>
               <w:ind w:left="120"/>
             </w:pPr>
-            <w:hyperlink w:history="1" r:id="rIddikxmw784bm29adtlmehq">
+            <w:hyperlink w:history="1" r:id="rId_vvllmtkglatzm8v7erxz">
               <w:r>
                 <w:rPr>
                   <w:rFonts w:ascii="Arial" w:cs="Arial" w:eastAsia="Arial" w:hAnsi="Arial"/>
@@ -7265,7 +7265,7 @@
             <w:pPr>
               <w:spacing w:after="20" w:before="0"/>
             </w:pPr>
-            <w:hyperlink w:history="1" r:id="rIdq7wat11oupcyumoyslkhp">
+            <w:hyperlink w:history="1" r:id="rIdnrf9uqfr5xjxr3yo1dkip">
               <w:r>
                 <w:rPr>
                   <w:rFonts w:ascii="Arial" w:cs="Arial" w:eastAsia="Arial" w:hAnsi="Arial"/>
@@ -7298,7 +7298,7 @@
               <w:spacing w:after="10" w:before="0"/>
               <w:ind w:left="120"/>
             </w:pPr>
-            <w:hyperlink w:history="1" r:id="rIdki_pwujvdhblithaxnndb">
+            <w:hyperlink w:history="1" r:id="rIduug3bfsw-a4q1rbplmivc">
               <w:r>
                 <w:rPr>
                   <w:rFonts w:ascii="Arial" w:cs="Arial" w:eastAsia="Arial" w:hAnsi="Arial"/>
@@ -7343,7 +7343,7 @@
             <w:pPr>
               <w:spacing w:after="20" w:before="0"/>
             </w:pPr>
-            <w:hyperlink w:history="1" r:id="rIdonwey3tblgpzpixvwcyjj">
+            <w:hyperlink w:history="1" r:id="rId9u1-abn2xc1jbosr7by3g">
               <w:r>
                 <w:rPr>
                   <w:rFonts w:ascii="Arial" w:cs="Arial" w:eastAsia="Arial" w:hAnsi="Arial"/>
@@ -7376,7 +7376,7 @@
               <w:spacing w:after="10" w:before="0"/>
               <w:ind w:left="120"/>
             </w:pPr>
-            <w:hyperlink w:history="1" r:id="rIdikjmzu5qqz9awhmfguylo">
+            <w:hyperlink w:history="1" r:id="rIdw9bjoeab2qgoauemuh3sb">
               <w:r>
                 <w:rPr>
                   <w:rFonts w:ascii="Arial" w:cs="Arial" w:eastAsia="Arial" w:hAnsi="Arial"/>
@@ -7571,7 +7571,7 @@
             <w:pPr>
               <w:spacing w:after="20" w:before="0"/>
             </w:pPr>
-            <w:hyperlink w:history="1" r:id="rIdhn4-xpqznk9fh06ous-xr">
+            <w:hyperlink w:history="1" r:id="rId9puu3rpjbcdnqo5ocu5hm">
               <w:r>
                 <w:rPr>
                   <w:rFonts w:ascii="Arial" w:cs="Arial" w:eastAsia="Arial" w:hAnsi="Arial"/>
@@ -7604,7 +7604,7 @@
               <w:spacing w:after="10" w:before="0"/>
               <w:ind w:left="120"/>
             </w:pPr>
-            <w:hyperlink w:history="1" r:id="rIdu0epapq5d7zeuok02rvn-">
+            <w:hyperlink w:history="1" r:id="rIdeyl1vtrj7tttmd3kmzilu">
               <w:r>
                 <w:rPr>
                   <w:rFonts w:ascii="Arial" w:cs="Arial" w:eastAsia="Arial" w:hAnsi="Arial"/>
@@ -7649,7 +7649,7 @@
             <w:pPr>
               <w:spacing w:after="20" w:before="0"/>
             </w:pPr>
-            <w:hyperlink w:history="1" r:id="rId7bieb1jdr3kbiy9hhwvnc">
+            <w:hyperlink w:history="1" r:id="rIdkw3ljgmivakvk52y7qhtn">
               <w:r>
                 <w:rPr>
                   <w:rFonts w:ascii="Arial" w:cs="Arial" w:eastAsia="Arial" w:hAnsi="Arial"/>
@@ -7682,7 +7682,7 @@
               <w:spacing w:after="10" w:before="0"/>
               <w:ind w:left="120"/>
             </w:pPr>
-            <w:hyperlink w:history="1" r:id="rIdp4d4_lt6efgfz4ypbpr8z">
+            <w:hyperlink w:history="1" r:id="rIddtgit5lywonbse9s2olxo">
               <w:r>
                 <w:rPr>
                   <w:rFonts w:ascii="Arial" w:cs="Arial" w:eastAsia="Arial" w:hAnsi="Arial"/>
@@ -7877,7 +7877,7 @@
             <w:pPr>
               <w:spacing w:after="20" w:before="0"/>
             </w:pPr>
-            <w:hyperlink w:history="1" r:id="rIdgt5gwkxhdggr3mm-xttjt">
+            <w:hyperlink w:history="1" r:id="rId2vid9lcuocffwufk-w_pu">
               <w:r>
                 <w:rPr>
                   <w:rFonts w:ascii="Arial" w:cs="Arial" w:eastAsia="Arial" w:hAnsi="Arial"/>
@@ -7910,7 +7910,7 @@
               <w:spacing w:after="10" w:before="0"/>
               <w:ind w:left="120"/>
             </w:pPr>
-            <w:hyperlink w:history="1" r:id="rId8okfge5v1gmi7nsk3ssau">
+            <w:hyperlink w:history="1" r:id="rIdz0divvsgixbypapm1q_lo">
               <w:r>
                 <w:rPr>
                   <w:rFonts w:ascii="Arial" w:cs="Arial" w:eastAsia="Arial" w:hAnsi="Arial"/>
@@ -7955,7 +7955,7 @@
             <w:pPr>
               <w:spacing w:after="20" w:before="0"/>
             </w:pPr>
-            <w:hyperlink w:history="1" r:id="rIdkz0ozssissdzy5wl1rdpb">
+            <w:hyperlink w:history="1" r:id="rIdcolma3qksplgfhejyfgy3">
               <w:r>
                 <w:rPr>
                   <w:rFonts w:ascii="Arial" w:cs="Arial" w:eastAsia="Arial" w:hAnsi="Arial"/>
@@ -7988,7 +7988,7 @@
               <w:spacing w:after="10" w:before="0"/>
               <w:ind w:left="120"/>
             </w:pPr>
-            <w:hyperlink w:history="1" r:id="rIdynbmp6xm4agtooyj3babg">
+            <w:hyperlink w:history="1" r:id="rIdx7ebws0ifhmpma5uezkjx">
               <w:r>
                 <w:rPr>
                   <w:rFonts w:ascii="Arial" w:cs="Arial" w:eastAsia="Arial" w:hAnsi="Arial"/>
@@ -8690,7 +8690,7 @@
         </w:rPr>
         <w:t xml:space="preserve">© 2026 SeaVuria and ARES. Aligned with KICD objectives. Developed by SeaVuria; technical implementation by ARES (with AI assistance from Claude). Licensed under </w:t>
       </w:r>
-      <w:hyperlink w:history="1" r:id="rIdylmtxzbj9ypleftyy4nkx">
+      <w:hyperlink w:history="1" r:id="rId92ffksnjskljc6qahegmd">
         <w:r>
           <w:rPr>
             <w:rFonts w:ascii="Arial" w:cs="Arial" w:eastAsia="Arial" w:hAnsi="Arial"/>
@@ -8711,7 +8711,7 @@
         </w:rPr>
         <w:t xml:space="preserve"> (</w:t>
       </w:r>
-      <w:hyperlink w:history="1" r:id="rIdgujxg2z_a-ourobvitzv4">
+      <w:hyperlink w:history="1" r:id="rIduhvhwmajuiit0zn5op4w9">
         <w:r>
           <w:rPr>
             <w:rFonts w:ascii="Arial" w:cs="Arial" w:eastAsia="Arial" w:hAnsi="Arial"/>
@@ -9724,7 +9724,7 @@
             <w:pPr>
               <w:spacing w:after="20" w:before="0"/>
             </w:pPr>
-            <w:hyperlink w:history="1" r:id="rIdgcusf3be7dk01-4bxleqm">
+            <w:hyperlink w:history="1" r:id="rIdjoxswkxbz7xe23oj2sabr">
               <w:r>
                 <w:rPr>
                   <w:rFonts w:ascii="Arial" w:cs="Arial" w:eastAsia="Arial" w:hAnsi="Arial"/>
@@ -9757,7 +9757,7 @@
               <w:spacing w:after="10" w:before="0"/>
               <w:ind w:left="120"/>
             </w:pPr>
-            <w:hyperlink w:history="1" r:id="rIdo7isclsafuq2t-fjgagiv">
+            <w:hyperlink w:history="1" r:id="rIdxuew00bqm9-dor0yzv-a6">
               <w:r>
                 <w:rPr>
                   <w:rFonts w:ascii="Arial" w:cs="Arial" w:eastAsia="Arial" w:hAnsi="Arial"/>
@@ -9802,7 +9802,7 @@
             <w:pPr>
               <w:spacing w:after="20" w:before="0"/>
             </w:pPr>
-            <w:hyperlink w:history="1" r:id="rId3rtv_eplrjekbjkhsnizt">
+            <w:hyperlink w:history="1" r:id="rId-tkts-wcmpbhuukife5-8">
               <w:r>
                 <w:rPr>
                   <w:rFonts w:ascii="Arial" w:cs="Arial" w:eastAsia="Arial" w:hAnsi="Arial"/>
@@ -9835,7 +9835,7 @@
               <w:spacing w:after="10" w:before="0"/>
               <w:ind w:left="120"/>
             </w:pPr>
-            <w:hyperlink w:history="1" r:id="rIdoem6950owjrxnq5g0bxya">
+            <w:hyperlink w:history="1" r:id="rIdbmvppxj5iqctktu0n-h8o">
               <w:r>
                 <w:rPr>
                   <w:rFonts w:ascii="Arial" w:cs="Arial" w:eastAsia="Arial" w:hAnsi="Arial"/>
@@ -10030,7 +10030,7 @@
             <w:pPr>
               <w:spacing w:after="20" w:before="0"/>
             </w:pPr>
-            <w:hyperlink w:history="1" r:id="rIdisjcs-qpcuv49tc5oulwp">
+            <w:hyperlink w:history="1" r:id="rIdgy2dm3-3ue-y1c07s7cpm">
               <w:r>
                 <w:rPr>
                   <w:rFonts w:ascii="Arial" w:cs="Arial" w:eastAsia="Arial" w:hAnsi="Arial"/>
@@ -10063,7 +10063,7 @@
               <w:spacing w:after="10" w:before="0"/>
               <w:ind w:left="120"/>
             </w:pPr>
-            <w:hyperlink w:history="1" r:id="rIdtxc-4dj63uc3tjapknmzz">
+            <w:hyperlink w:history="1" r:id="rIdlgjtgrh8albdfnpo8_wqp">
               <w:r>
                 <w:rPr>
                   <w:rFonts w:ascii="Arial" w:cs="Arial" w:eastAsia="Arial" w:hAnsi="Arial"/>
@@ -10108,7 +10108,7 @@
             <w:pPr>
               <w:spacing w:after="20" w:before="0"/>
             </w:pPr>
-            <w:hyperlink w:history="1" r:id="rIdrepnqiyhgee9dpemm0lwf">
+            <w:hyperlink w:history="1" r:id="rIdrul9urj-y3ztpakuolwsa">
               <w:r>
                 <w:rPr>
                   <w:rFonts w:ascii="Arial" w:cs="Arial" w:eastAsia="Arial" w:hAnsi="Arial"/>
@@ -10141,7 +10141,7 @@
               <w:spacing w:after="10" w:before="0"/>
               <w:ind w:left="120"/>
             </w:pPr>
-            <w:hyperlink w:history="1" r:id="rIdcsgchmt74ccwph_f0odu6">
+            <w:hyperlink w:history="1" r:id="rIdqmenpeq9r5zi4q6kckkke">
               <w:r>
                 <w:rPr>
                   <w:rFonts w:ascii="Arial" w:cs="Arial" w:eastAsia="Arial" w:hAnsi="Arial"/>
@@ -10336,7 +10336,7 @@
             <w:pPr>
               <w:spacing w:after="20" w:before="0"/>
             </w:pPr>
-            <w:hyperlink w:history="1" r:id="rIdo_oo7-ccki9hdrpcbdjjl">
+            <w:hyperlink w:history="1" r:id="rIdz5krsnmsm5imjeaby_snx">
               <w:r>
                 <w:rPr>
                   <w:rFonts w:ascii="Arial" w:cs="Arial" w:eastAsia="Arial" w:hAnsi="Arial"/>
@@ -10369,7 +10369,7 @@
               <w:spacing w:after="10" w:before="0"/>
               <w:ind w:left="120"/>
             </w:pPr>
-            <w:hyperlink w:history="1" r:id="rId_osw2emljqvgmu1tdmk8r">
+            <w:hyperlink w:history="1" r:id="rId6ybhurzyzk1y2besntvjn">
               <w:r>
                 <w:rPr>
                   <w:rFonts w:ascii="Arial" w:cs="Arial" w:eastAsia="Arial" w:hAnsi="Arial"/>
@@ -10414,7 +10414,7 @@
             <w:pPr>
               <w:spacing w:after="20" w:before="0"/>
             </w:pPr>
-            <w:hyperlink w:history="1" r:id="rIdj2lecdxxbio5bsrck_9ka">
+            <w:hyperlink w:history="1" r:id="rIdxeg2e58_1elzdfvixl_f9">
               <w:r>
                 <w:rPr>
                   <w:rFonts w:ascii="Arial" w:cs="Arial" w:eastAsia="Arial" w:hAnsi="Arial"/>
@@ -10447,7 +10447,7 @@
               <w:spacing w:after="10" w:before="0"/>
               <w:ind w:left="120"/>
             </w:pPr>
-            <w:hyperlink w:history="1" r:id="rId4hcifeq153dzre--sx2em">
+            <w:hyperlink w:history="1" r:id="rIdxk2ndtih-n7qvtpsotg2m">
               <w:r>
                 <w:rPr>
                   <w:rFonts w:ascii="Arial" w:cs="Arial" w:eastAsia="Arial" w:hAnsi="Arial"/>
@@ -10642,7 +10642,7 @@
             <w:pPr>
               <w:spacing w:after="20" w:before="0"/>
             </w:pPr>
-            <w:hyperlink w:history="1" r:id="rIdglu4omkgb2uvxc9vgn7xz">
+            <w:hyperlink w:history="1" r:id="rIdx4ihfd9hmrgduzpeey6oy">
               <w:r>
                 <w:rPr>
                   <w:rFonts w:ascii="Arial" w:cs="Arial" w:eastAsia="Arial" w:hAnsi="Arial"/>
@@ -10675,7 +10675,7 @@
               <w:spacing w:after="10" w:before="0"/>
               <w:ind w:left="120"/>
             </w:pPr>
-            <w:hyperlink w:history="1" r:id="rId8esglj7x9ykumbsm-npqa">
+            <w:hyperlink w:history="1" r:id="rIdhhqu0-umytzosbshhse3o">
               <w:r>
                 <w:rPr>
                   <w:rFonts w:ascii="Arial" w:cs="Arial" w:eastAsia="Arial" w:hAnsi="Arial"/>
@@ -10720,7 +10720,7 @@
             <w:pPr>
               <w:spacing w:after="20" w:before="0"/>
             </w:pPr>
-            <w:hyperlink w:history="1" r:id="rIdyklbbddgidhn19rfhf-zn">
+            <w:hyperlink w:history="1" r:id="rIdm6pehuij1a_qgaod_e38e">
               <w:r>
                 <w:rPr>
                   <w:rFonts w:ascii="Arial" w:cs="Arial" w:eastAsia="Arial" w:hAnsi="Arial"/>
@@ -10753,7 +10753,7 @@
               <w:spacing w:after="10" w:before="0"/>
               <w:ind w:left="120"/>
             </w:pPr>
-            <w:hyperlink w:history="1" r:id="rIdrwvzn7-7mp826gsf9cjwa">
+            <w:hyperlink w:history="1" r:id="rIdnbfwjswzu8aufdzvcddii">
               <w:r>
                 <w:rPr>
                   <w:rFonts w:ascii="Arial" w:cs="Arial" w:eastAsia="Arial" w:hAnsi="Arial"/>
@@ -10948,7 +10948,7 @@
             <w:pPr>
               <w:spacing w:after="20" w:before="0"/>
             </w:pPr>
-            <w:hyperlink w:history="1" r:id="rIdz71xoj7x7abclihjcezzd">
+            <w:hyperlink w:history="1" r:id="rIdbuuleqvesvygrxf2zulwm">
               <w:r>
                 <w:rPr>
                   <w:rFonts w:ascii="Arial" w:cs="Arial" w:eastAsia="Arial" w:hAnsi="Arial"/>
@@ -10997,7 +10997,7 @@
               <w:spacing w:after="10" w:before="0"/>
               <w:ind w:left="120"/>
             </w:pPr>
-            <w:hyperlink w:history="1" r:id="rId9uiwk2j546852eawxwdgs">
+            <w:hyperlink w:history="1" r:id="rIdromj6xrq6htd_cca_p4an">
               <w:r>
                 <w:rPr>
                   <w:rFonts w:ascii="Arial" w:cs="Arial" w:eastAsia="Arial" w:hAnsi="Arial"/>
@@ -11042,7 +11042,7 @@
             <w:pPr>
               <w:spacing w:after="20" w:before="0"/>
             </w:pPr>
-            <w:hyperlink w:history="1" r:id="rId-cgss4bmrankaubfnllqy">
+            <w:hyperlink w:history="1" r:id="rIdnb94mlxobjxjrowaswd6x">
               <w:r>
                 <w:rPr>
                   <w:rFonts w:ascii="Arial" w:cs="Arial" w:eastAsia="Arial" w:hAnsi="Arial"/>
@@ -11075,7 +11075,7 @@
               <w:spacing w:after="10" w:before="0"/>
               <w:ind w:left="120"/>
             </w:pPr>
-            <w:hyperlink w:history="1" r:id="rIdu6udmm2ziayqn8zzt5jeb">
+            <w:hyperlink w:history="1" r:id="rIdvuvvs_wg2fisrclie7mke">
               <w:r>
                 <w:rPr>
                   <w:rFonts w:ascii="Arial" w:cs="Arial" w:eastAsia="Arial" w:hAnsi="Arial"/>
@@ -11587,7 +11587,7 @@
         </w:rPr>
         <w:t xml:space="preserve">© 2026 SeaVuria and ARES. Aligned with KICD objectives. Developed by SeaVuria; technical implementation by ARES (with AI assistance from Claude). Licensed under </w:t>
       </w:r>
-      <w:hyperlink w:history="1" r:id="rIdh9hvhxt2vaochbzwfu6-z">
+      <w:hyperlink w:history="1" r:id="rIdvf2casdnikf1iwoyosvbb">
         <w:r>
           <w:rPr>
             <w:rFonts w:ascii="Arial" w:cs="Arial" w:eastAsia="Arial" w:hAnsi="Arial"/>
@@ -11608,7 +11608,7 @@
         </w:rPr>
         <w:t xml:space="preserve"> (</w:t>
       </w:r>
-      <w:hyperlink w:history="1" r:id="rId4qelmpxmppnpjh23hrxhm">
+      <w:hyperlink w:history="1" r:id="rIdsgf0kajctid8bf_4mw2qx">
         <w:r>
           <w:rPr>
             <w:rFonts w:ascii="Arial" w:cs="Arial" w:eastAsia="Arial" w:hAnsi="Arial"/>
@@ -12621,7 +12621,7 @@
             <w:pPr>
               <w:spacing w:after="20" w:before="0"/>
             </w:pPr>
-            <w:hyperlink w:history="1" r:id="rIdmgcdckxz7gyfspgz1kp2j">
+            <w:hyperlink w:history="1" r:id="rId01kcq22cnxd1vbxpbym9n">
               <w:r>
                 <w:rPr>
                   <w:rFonts w:ascii="Arial" w:cs="Arial" w:eastAsia="Arial" w:hAnsi="Arial"/>
@@ -12654,7 +12654,7 @@
               <w:spacing w:after="10" w:before="0"/>
               <w:ind w:left="120"/>
             </w:pPr>
-            <w:hyperlink w:history="1" r:id="rIdmeyervz6lcujalvcfnsxy">
+            <w:hyperlink w:history="1" r:id="rIdfxk_yvs7-zhcn2jb_9o6j">
               <w:r>
                 <w:rPr>
                   <w:rFonts w:ascii="Arial" w:cs="Arial" w:eastAsia="Arial" w:hAnsi="Arial"/>
@@ -12699,7 +12699,7 @@
             <w:pPr>
               <w:spacing w:after="20" w:before="0"/>
             </w:pPr>
-            <w:hyperlink w:history="1" r:id="rIdghey7urlsqryber6zz_ya">
+            <w:hyperlink w:history="1" r:id="rIdfqu2v5hvipdgdnshrfmy3">
               <w:r>
                 <w:rPr>
                   <w:rFonts w:ascii="Arial" w:cs="Arial" w:eastAsia="Arial" w:hAnsi="Arial"/>
@@ -12732,7 +12732,7 @@
               <w:spacing w:after="10" w:before="0"/>
               <w:ind w:left="120"/>
             </w:pPr>
-            <w:hyperlink w:history="1" r:id="rIdnl4itwv6wz56p9p5srj0b">
+            <w:hyperlink w:history="1" r:id="rIdvdqli-_7chzvv_yatbfgu">
               <w:r>
                 <w:rPr>
                   <w:rFonts w:ascii="Arial" w:cs="Arial" w:eastAsia="Arial" w:hAnsi="Arial"/>
@@ -12927,7 +12927,7 @@
             <w:pPr>
               <w:spacing w:after="20" w:before="0"/>
             </w:pPr>
-            <w:hyperlink w:history="1" r:id="rIdvbrb8h2tlxjvrooorpbkr">
+            <w:hyperlink w:history="1" r:id="rIdffen99pgr4d_f44dpr9j-">
               <w:r>
                 <w:rPr>
                   <w:rFonts w:ascii="Arial" w:cs="Arial" w:eastAsia="Arial" w:hAnsi="Arial"/>
@@ -12960,7 +12960,7 @@
               <w:spacing w:after="10" w:before="0"/>
               <w:ind w:left="120"/>
             </w:pPr>
-            <w:hyperlink w:history="1" r:id="rIdy00jbhh3nwwlnzkvciw4q">
+            <w:hyperlink w:history="1" r:id="rIdqexqwvj95d3_pxmk2-szz">
               <w:r>
                 <w:rPr>
                   <w:rFonts w:ascii="Arial" w:cs="Arial" w:eastAsia="Arial" w:hAnsi="Arial"/>
@@ -13005,7 +13005,7 @@
             <w:pPr>
               <w:spacing w:after="20" w:before="0"/>
             </w:pPr>
-            <w:hyperlink w:history="1" r:id="rId1tgthasg6vfeepbdkyefg">
+            <w:hyperlink w:history="1" r:id="rIdkzla5gg2psd4oukqwvevz">
               <w:r>
                 <w:rPr>
                   <w:rFonts w:ascii="Arial" w:cs="Arial" w:eastAsia="Arial" w:hAnsi="Arial"/>
@@ -13038,7 +13038,7 @@
               <w:spacing w:after="10" w:before="0"/>
               <w:ind w:left="120"/>
             </w:pPr>
-            <w:hyperlink w:history="1" r:id="rId5stnos3umveiudsfypgdw">
+            <w:hyperlink w:history="1" r:id="rIdbb_t8iqmcu_0g-qqe4cs2">
               <w:r>
                 <w:rPr>
                   <w:rFonts w:ascii="Arial" w:cs="Arial" w:eastAsia="Arial" w:hAnsi="Arial"/>
@@ -13233,7 +13233,7 @@
             <w:pPr>
               <w:spacing w:after="20" w:before="0"/>
             </w:pPr>
-            <w:hyperlink w:history="1" r:id="rIddwr4cczbcjp0uphwohicy">
+            <w:hyperlink w:history="1" r:id="rId5-wsgfuwgz4lrheepipgd">
               <w:r>
                 <w:rPr>
                   <w:rFonts w:ascii="Arial" w:cs="Arial" w:eastAsia="Arial" w:hAnsi="Arial"/>
@@ -13266,7 +13266,7 @@
               <w:spacing w:after="10" w:before="0"/>
               <w:ind w:left="120"/>
             </w:pPr>
-            <w:hyperlink w:history="1" r:id="rIdjputvdtqw6ver-jgy33ga">
+            <w:hyperlink w:history="1" r:id="rId_jjqoxgrq5skvkkhbste4">
               <w:r>
                 <w:rPr>
                   <w:rFonts w:ascii="Arial" w:cs="Arial" w:eastAsia="Arial" w:hAnsi="Arial"/>
@@ -13311,7 +13311,7 @@
             <w:pPr>
               <w:spacing w:after="20" w:before="0"/>
             </w:pPr>
-            <w:hyperlink w:history="1" r:id="rIdzdlkknx7g8qgsnxtgkafw">
+            <w:hyperlink w:history="1" r:id="rIdbm1529w2vsbea-3-6om5v">
               <w:r>
                 <w:rPr>
                   <w:rFonts w:ascii="Arial" w:cs="Arial" w:eastAsia="Arial" w:hAnsi="Arial"/>
@@ -13344,7 +13344,7 @@
               <w:spacing w:after="10" w:before="0"/>
               <w:ind w:left="120"/>
             </w:pPr>
-            <w:hyperlink w:history="1" r:id="rIdos2uhp_cwmkksk3r9cliv">
+            <w:hyperlink w:history="1" r:id="rIdby5yodr1-plslvku3xcvz">
               <w:r>
                 <w:rPr>
                   <w:rFonts w:ascii="Arial" w:cs="Arial" w:eastAsia="Arial" w:hAnsi="Arial"/>
@@ -13539,7 +13539,7 @@
             <w:pPr>
               <w:spacing w:after="20" w:before="0"/>
             </w:pPr>
-            <w:hyperlink w:history="1" r:id="rIdymadkqd6xsqan8pglkskr">
+            <w:hyperlink w:history="1" r:id="rIdd3tf64xrysewwtwhq7tmq">
               <w:r>
                 <w:rPr>
                   <w:rFonts w:ascii="Arial" w:cs="Arial" w:eastAsia="Arial" w:hAnsi="Arial"/>
@@ -13572,7 +13572,7 @@
               <w:spacing w:after="10" w:before="0"/>
               <w:ind w:left="120"/>
             </w:pPr>
-            <w:hyperlink w:history="1" r:id="rIdkrv5rq1ne6skvst65amlj">
+            <w:hyperlink w:history="1" r:id="rIdcu9zude95j70avl00uees">
               <w:r>
                 <w:rPr>
                   <w:rFonts w:ascii="Arial" w:cs="Arial" w:eastAsia="Arial" w:hAnsi="Arial"/>
@@ -13617,7 +13617,7 @@
             <w:pPr>
               <w:spacing w:after="20" w:before="0"/>
             </w:pPr>
-            <w:hyperlink w:history="1" r:id="rIduiizznomjmcns7brobrur">
+            <w:hyperlink w:history="1" r:id="rIdm15a8s8ulmu3h4xhigrfa">
               <w:r>
                 <w:rPr>
                   <w:rFonts w:ascii="Arial" w:cs="Arial" w:eastAsia="Arial" w:hAnsi="Arial"/>
@@ -13650,7 +13650,7 @@
               <w:spacing w:after="10" w:before="0"/>
               <w:ind w:left="120"/>
             </w:pPr>
-            <w:hyperlink w:history="1" r:id="rId9nr-kuf5hhzfdiay80bge">
+            <w:hyperlink w:history="1" r:id="rIdrz_u5b1qd0t0obyrrozd-">
               <w:r>
                 <w:rPr>
                   <w:rFonts w:ascii="Arial" w:cs="Arial" w:eastAsia="Arial" w:hAnsi="Arial"/>
@@ -13845,7 +13845,7 @@
             <w:pPr>
               <w:spacing w:after="20" w:before="0"/>
             </w:pPr>
-            <w:hyperlink w:history="1" r:id="rIdakhknh_sswxcawilpq12k">
+            <w:hyperlink w:history="1" r:id="rIdechmsktxk8kr8a6e4b_xq">
               <w:r>
                 <w:rPr>
                   <w:rFonts w:ascii="Arial" w:cs="Arial" w:eastAsia="Arial" w:hAnsi="Arial"/>
@@ -13878,7 +13878,7 @@
               <w:spacing w:after="10" w:before="0"/>
               <w:ind w:left="120"/>
             </w:pPr>
-            <w:hyperlink w:history="1" r:id="rIdg1_wwpj0wjqxwvze56bij">
+            <w:hyperlink w:history="1" r:id="rIdsqdxzjxwleyc-vjlh9_ju">
               <w:r>
                 <w:rPr>
                   <w:rFonts w:ascii="Arial" w:cs="Arial" w:eastAsia="Arial" w:hAnsi="Arial"/>
@@ -13923,7 +13923,7 @@
             <w:pPr>
               <w:spacing w:after="20" w:before="0"/>
             </w:pPr>
-            <w:hyperlink w:history="1" r:id="rIdhps12slf6fedxssd44egj">
+            <w:hyperlink w:history="1" r:id="rIdehtl1ai2vvyqtuyw1gcvq">
               <w:r>
                 <w:rPr>
                   <w:rFonts w:ascii="Arial" w:cs="Arial" w:eastAsia="Arial" w:hAnsi="Arial"/>
@@ -13956,7 +13956,7 @@
               <w:spacing w:after="10" w:before="0"/>
               <w:ind w:left="120"/>
             </w:pPr>
-            <w:hyperlink w:history="1" r:id="rIdffvy6rv2045ncwhss_bfb">
+            <w:hyperlink w:history="1" r:id="rIdjppvfa88prftdkym-7_7v">
               <w:r>
                 <w:rPr>
                   <w:rFonts w:ascii="Arial" w:cs="Arial" w:eastAsia="Arial" w:hAnsi="Arial"/>
@@ -14582,7 +14582,7 @@
         </w:rPr>
         <w:t xml:space="preserve">© 2026 SeaVuria and ARES. Aligned with KICD objectives. Developed by SeaVuria; technical implementation by ARES (with AI assistance from Claude). Licensed under </w:t>
       </w:r>
-      <w:hyperlink w:history="1" r:id="rIdynwxmjtihvh3dtrkwntul">
+      <w:hyperlink w:history="1" r:id="rIdg4egbc-tyglszhqmjvimg">
         <w:r>
           <w:rPr>
             <w:rFonts w:ascii="Arial" w:cs="Arial" w:eastAsia="Arial" w:hAnsi="Arial"/>
@@ -14603,7 +14603,7 @@
         </w:rPr>
         <w:t xml:space="preserve"> (</w:t>
       </w:r>
-      <w:hyperlink w:history="1" r:id="rIdmof0gbupzz6ulqow8h3gh">
+      <w:hyperlink w:history="1" r:id="rIddzddyt6cj6lqacyfzkbrv">
         <w:r>
           <w:rPr>
             <w:rFonts w:ascii="Arial" w:cs="Arial" w:eastAsia="Arial" w:hAnsi="Arial"/>
@@ -15616,7 +15616,7 @@
             <w:pPr>
               <w:spacing w:after="20" w:before="0"/>
             </w:pPr>
-            <w:hyperlink w:history="1" r:id="rIdfno6ocfpvqwtwq8mr-urw">
+            <w:hyperlink w:history="1" r:id="rIduymradysgvuejipu4z8jp">
               <w:r>
                 <w:rPr>
                   <w:rFonts w:ascii="Arial" w:cs="Arial" w:eastAsia="Arial" w:hAnsi="Arial"/>
@@ -15665,7 +15665,7 @@
               <w:spacing w:after="10" w:before="0"/>
               <w:ind w:left="120"/>
             </w:pPr>
-            <w:hyperlink w:history="1" r:id="rIdv-1-rkf5vurt3l2he_1zq">
+            <w:hyperlink w:history="1" r:id="rIdrvnwadpuaon0gankuc96o">
               <w:r>
                 <w:rPr>
                   <w:rFonts w:ascii="Arial" w:cs="Arial" w:eastAsia="Arial" w:hAnsi="Arial"/>
@@ -15727,7 +15727,7 @@
               <w:spacing w:after="10" w:before="0"/>
               <w:ind w:left="120"/>
             </w:pPr>
-            <w:hyperlink w:history="1" r:id="rIdmjebgo50jc9tmdr8qwz7b">
+            <w:hyperlink w:history="1" r:id="rId8w6_v1gd202di9of3vj6o">
               <w:r>
                 <w:rPr>
                   <w:rFonts w:ascii="Arial" w:cs="Arial" w:eastAsia="Arial" w:hAnsi="Arial"/>
@@ -15937,7 +15937,7 @@
             <w:pPr>
               <w:spacing w:after="20" w:before="0"/>
             </w:pPr>
-            <w:hyperlink w:history="1" r:id="rIdskoqmbgozwveugczp4rws">
+            <w:hyperlink w:history="1" r:id="rId0h0qgantzq1bkmf-wpi36">
               <w:r>
                 <w:rPr>
                   <w:rFonts w:ascii="Arial" w:cs="Arial" w:eastAsia="Arial" w:hAnsi="Arial"/>
@@ -15986,7 +15986,7 @@
               <w:spacing w:after="10" w:before="0"/>
               <w:ind w:left="120"/>
             </w:pPr>
-            <w:hyperlink w:history="1" r:id="rId4kjcc5j5a5jg9wrkh0qcz">
+            <w:hyperlink w:history="1" r:id="rIdyxbgmjgdrztaiupsuhwkr">
               <w:r>
                 <w:rPr>
                   <w:rFonts w:ascii="Arial" w:cs="Arial" w:eastAsia="Arial" w:hAnsi="Arial"/>
@@ -16048,7 +16048,7 @@
               <w:spacing w:after="10" w:before="0"/>
               <w:ind w:left="120"/>
             </w:pPr>
-            <w:hyperlink w:history="1" r:id="rIdc1fnx3cliy7ry7-wpxiic">
+            <w:hyperlink w:history="1" r:id="rIdgzyg8jtxrxyxtcqilr4lz">
               <w:r>
                 <w:rPr>
                   <w:rFonts w:ascii="Arial" w:cs="Arial" w:eastAsia="Arial" w:hAnsi="Arial"/>
@@ -16258,7 +16258,7 @@
             <w:pPr>
               <w:spacing w:after="20" w:before="0"/>
             </w:pPr>
-            <w:hyperlink w:history="1" r:id="rId6pooo3dxwyzljtg3omke3">
+            <w:hyperlink w:history="1" r:id="rIdlsbbxawealbxjgde3ax9n">
               <w:r>
                 <w:rPr>
                   <w:rFonts w:ascii="Arial" w:cs="Arial" w:eastAsia="Arial" w:hAnsi="Arial"/>
@@ -16307,7 +16307,7 @@
               <w:spacing w:after="10" w:before="0"/>
               <w:ind w:left="120"/>
             </w:pPr>
-            <w:hyperlink w:history="1" r:id="rIdnznbavuihhlqv6hquufdo">
+            <w:hyperlink w:history="1" r:id="rIdgnojhykjvyvyqlzwksxzs">
               <w:r>
                 <w:rPr>
                   <w:rFonts w:ascii="Arial" w:cs="Arial" w:eastAsia="Arial" w:hAnsi="Arial"/>
@@ -16369,7 +16369,7 @@
               <w:spacing w:after="10" w:before="0"/>
               <w:ind w:left="120"/>
             </w:pPr>
-            <w:hyperlink w:history="1" r:id="rId73zu_8rb4hpi38bceuc5u">
+            <w:hyperlink w:history="1" r:id="rIdnqbkrlse6oexvidfdkzuw">
               <w:r>
                 <w:rPr>
                   <w:rFonts w:ascii="Arial" w:cs="Arial" w:eastAsia="Arial" w:hAnsi="Arial"/>
@@ -16579,7 +16579,7 @@
             <w:pPr>
               <w:spacing w:after="20" w:before="0"/>
             </w:pPr>
-            <w:hyperlink w:history="1" r:id="rIdknfkl7gncerm7ahaugtl3">
+            <w:hyperlink w:history="1" r:id="rIdxv3m4yjqm8px_sx4qm-7d">
               <w:r>
                 <w:rPr>
                   <w:rFonts w:ascii="Arial" w:cs="Arial" w:eastAsia="Arial" w:hAnsi="Arial"/>
@@ -16628,7 +16628,7 @@
               <w:spacing w:after="10" w:before="0"/>
               <w:ind w:left="120"/>
             </w:pPr>
-            <w:hyperlink w:history="1" r:id="rIdum1blou8fcmefx63kwvns">
+            <w:hyperlink w:history="1" r:id="rIdy1tjp6cv4zrpf8t8oyjaw">
               <w:r>
                 <w:rPr>
                   <w:rFonts w:ascii="Arial" w:cs="Arial" w:eastAsia="Arial" w:hAnsi="Arial"/>
@@ -16690,7 +16690,7 @@
               <w:spacing w:after="10" w:before="0"/>
               <w:ind w:left="120"/>
             </w:pPr>
-            <w:hyperlink w:history="1" r:id="rIdfcqqbvv2bdj-rswoxv3rx">
+            <w:hyperlink w:history="1" r:id="rIdpp-xnzlymxbsf1idd6vod">
               <w:r>
                 <w:rPr>
                   <w:rFonts w:ascii="Arial" w:cs="Arial" w:eastAsia="Arial" w:hAnsi="Arial"/>
@@ -16900,7 +16900,7 @@
             <w:pPr>
               <w:spacing w:after="20" w:before="0"/>
             </w:pPr>
-            <w:hyperlink w:history="1" r:id="rId70ajb_ixtztsj7fnj5q2e">
+            <w:hyperlink w:history="1" r:id="rIdswyx0jh_shnk10nn_uuyu">
               <w:r>
                 <w:rPr>
                   <w:rFonts w:ascii="Arial" w:cs="Arial" w:eastAsia="Arial" w:hAnsi="Arial"/>
@@ -16949,7 +16949,7 @@
               <w:spacing w:after="10" w:before="0"/>
               <w:ind w:left="120"/>
             </w:pPr>
-            <w:hyperlink w:history="1" r:id="rIde5chc3o5uov-xkgvylfed">
+            <w:hyperlink w:history="1" r:id="rIdzltlhkump4cfnyj6tlvtj">
               <w:r>
                 <w:rPr>
                   <w:rFonts w:ascii="Arial" w:cs="Arial" w:eastAsia="Arial" w:hAnsi="Arial"/>
@@ -17011,7 +17011,7 @@
               <w:spacing w:after="10" w:before="0"/>
               <w:ind w:left="120"/>
             </w:pPr>
-            <w:hyperlink w:history="1" r:id="rIdmmtjkfjspqggjqt5uykpx">
+            <w:hyperlink w:history="1" r:id="rId4aohkie5kddjld-leyjf4">
               <w:r>
                 <w:rPr>
                   <w:rFonts w:ascii="Arial" w:cs="Arial" w:eastAsia="Arial" w:hAnsi="Arial"/>
@@ -17538,7 +17538,7 @@
         </w:rPr>
         <w:t xml:space="preserve">© 2026 SeaVuria and ARES. Aligned with KICD objectives. Developed by SeaVuria; technical implementation by ARES (with AI assistance from Claude). Licensed under </w:t>
       </w:r>
-      <w:hyperlink w:history="1" r:id="rIdxy0s8tipje3qe0erem2it">
+      <w:hyperlink w:history="1" r:id="rIdsro_eazgdezdhmndekoee">
         <w:r>
           <w:rPr>
             <w:rFonts w:ascii="Arial" w:cs="Arial" w:eastAsia="Arial" w:hAnsi="Arial"/>
@@ -17559,7 +17559,7 @@
         </w:rPr>
         <w:t xml:space="preserve"> (</w:t>
       </w:r>
-      <w:hyperlink w:history="1" r:id="rIdmvsxpkneq8ayfpf-9vfbu">
+      <w:hyperlink w:history="1" r:id="rIdy0wj6ks8sst4k4tjgaktv">
         <w:r>
           <w:rPr>
             <w:rFonts w:ascii="Arial" w:cs="Arial" w:eastAsia="Arial" w:hAnsi="Arial"/>
@@ -18572,7 +18572,7 @@
             <w:pPr>
               <w:spacing w:after="20" w:before="0"/>
             </w:pPr>
-            <w:hyperlink w:history="1" r:id="rIdunijlh2ekwwmbpwtc5hat">
+            <w:hyperlink w:history="1" r:id="rIditym37n2bsd8gvvt3sdjr">
               <w:r>
                 <w:rPr>
                   <w:rFonts w:ascii="Arial" w:cs="Arial" w:eastAsia="Arial" w:hAnsi="Arial"/>
@@ -18605,7 +18605,7 @@
               <w:spacing w:after="10" w:before="0"/>
               <w:ind w:left="120"/>
             </w:pPr>
-            <w:hyperlink w:history="1" r:id="rIdspdp0as_k3g1n7otqukdy">
+            <w:hyperlink w:history="1" r:id="rIdm_15zj0k189wdyr0urphg">
               <w:r>
                 <w:rPr>
                   <w:rFonts w:ascii="Arial" w:cs="Arial" w:eastAsia="Arial" w:hAnsi="Arial"/>
@@ -18650,7 +18650,7 @@
             <w:pPr>
               <w:spacing w:after="20" w:before="0"/>
             </w:pPr>
-            <w:hyperlink w:history="1" r:id="rId_3augmc79is853szwvyvq">
+            <w:hyperlink w:history="1" r:id="rIdjbg0n_o_27jc6v5ckk3jn">
               <w:r>
                 <w:rPr>
                   <w:rFonts w:ascii="Arial" w:cs="Arial" w:eastAsia="Arial" w:hAnsi="Arial"/>
@@ -18683,7 +18683,7 @@
               <w:spacing w:after="10" w:before="0"/>
               <w:ind w:left="120"/>
             </w:pPr>
-            <w:hyperlink w:history="1" r:id="rIdfjxxelmhbadvjsxlviukl">
+            <w:hyperlink w:history="1" r:id="rIdphm41jvd7igejojfgluf7">
               <w:r>
                 <w:rPr>
                   <w:rFonts w:ascii="Arial" w:cs="Arial" w:eastAsia="Arial" w:hAnsi="Arial"/>
@@ -18878,7 +18878,7 @@
             <w:pPr>
               <w:spacing w:after="20" w:before="0"/>
             </w:pPr>
-            <w:hyperlink w:history="1" r:id="rIdoeo9ucbhlwls6axgwkp63">
+            <w:hyperlink w:history="1" r:id="rIdoaj1kj5tkurbnkl1-hxvy">
               <w:r>
                 <w:rPr>
                   <w:rFonts w:ascii="Arial" w:cs="Arial" w:eastAsia="Arial" w:hAnsi="Arial"/>
@@ -18911,7 +18911,7 @@
               <w:spacing w:after="10" w:before="0"/>
               <w:ind w:left="120"/>
             </w:pPr>
-            <w:hyperlink w:history="1" r:id="rIdbti2sxcezqfghpzukgpio">
+            <w:hyperlink w:history="1" r:id="rIdm7gkeajhbbiw5i7mzssfs">
               <w:r>
                 <w:rPr>
                   <w:rFonts w:ascii="Arial" w:cs="Arial" w:eastAsia="Arial" w:hAnsi="Arial"/>
@@ -18956,7 +18956,7 @@
             <w:pPr>
               <w:spacing w:after="20" w:before="0"/>
             </w:pPr>
-            <w:hyperlink w:history="1" r:id="rIds_ptpdgh-heoomua_6iup">
+            <w:hyperlink w:history="1" r:id="rIdxwjwo9ejvtfgfvoulq6df">
               <w:r>
                 <w:rPr>
                   <w:rFonts w:ascii="Arial" w:cs="Arial" w:eastAsia="Arial" w:hAnsi="Arial"/>
@@ -18989,7 +18989,7 @@
               <w:spacing w:after="10" w:before="0"/>
               <w:ind w:left="120"/>
             </w:pPr>
-            <w:hyperlink w:history="1" r:id="rIdtj7ekm5pxftwwrdgzoguj">
+            <w:hyperlink w:history="1" r:id="rIdg28dmj9zq436yn1sbvhk_">
               <w:r>
                 <w:rPr>
                   <w:rFonts w:ascii="Arial" w:cs="Arial" w:eastAsia="Arial" w:hAnsi="Arial"/>
@@ -19184,7 +19184,7 @@
             <w:pPr>
               <w:spacing w:after="20" w:before="0"/>
             </w:pPr>
-            <w:hyperlink w:history="1" r:id="rIdfjvpxr_q-y3cpw9y0wz-f">
+            <w:hyperlink w:history="1" r:id="rIdlf1gkjjlykm4vyfoh_v1a">
               <w:r>
                 <w:rPr>
                   <w:rFonts w:ascii="Arial" w:cs="Arial" w:eastAsia="Arial" w:hAnsi="Arial"/>
@@ -19217,7 +19217,7 @@
               <w:spacing w:after="10" w:before="0"/>
               <w:ind w:left="120"/>
             </w:pPr>
-            <w:hyperlink w:history="1" r:id="rIdvlofosfpvf8alef4pi2sb">
+            <w:hyperlink w:history="1" r:id="rIdmmigj4e6fawryaxbmea87">
               <w:r>
                 <w:rPr>
                   <w:rFonts w:ascii="Arial" w:cs="Arial" w:eastAsia="Arial" w:hAnsi="Arial"/>
@@ -19262,7 +19262,7 @@
             <w:pPr>
               <w:spacing w:after="20" w:before="0"/>
             </w:pPr>
-            <w:hyperlink w:history="1" r:id="rIdn8imczqgifv2qeg4cfdg-">
+            <w:hyperlink w:history="1" r:id="rIdsysmhyzi2nwyrifulipcr">
               <w:r>
                 <w:rPr>
                   <w:rFonts w:ascii="Arial" w:cs="Arial" w:eastAsia="Arial" w:hAnsi="Arial"/>
@@ -19295,7 +19295,7 @@
               <w:spacing w:after="10" w:before="0"/>
               <w:ind w:left="120"/>
             </w:pPr>
-            <w:hyperlink w:history="1" r:id="rId_bhytvpe5clg92rqdzv-m">
+            <w:hyperlink w:history="1" r:id="rIdjjhzeqqlhfdvmltkeclqb">
               <w:r>
                 <w:rPr>
                   <w:rFonts w:ascii="Arial" w:cs="Arial" w:eastAsia="Arial" w:hAnsi="Arial"/>
@@ -19490,7 +19490,7 @@
             <w:pPr>
               <w:spacing w:after="20" w:before="0"/>
             </w:pPr>
-            <w:hyperlink w:history="1" r:id="rIdqhrek-rtoqwattqy2gc5o">
+            <w:hyperlink w:history="1" r:id="rIdsgri6hkvomth9_0sorkod">
               <w:r>
                 <w:rPr>
                   <w:rFonts w:ascii="Arial" w:cs="Arial" w:eastAsia="Arial" w:hAnsi="Arial"/>
@@ -19523,7 +19523,7 @@
               <w:spacing w:after="10" w:before="0"/>
               <w:ind w:left="120"/>
             </w:pPr>
-            <w:hyperlink w:history="1" r:id="rIdgfr5gs5_hmxp-envmdlsr">
+            <w:hyperlink w:history="1" r:id="rIdetsymq0rbqo0bfqxpka3o">
               <w:r>
                 <w:rPr>
                   <w:rFonts w:ascii="Arial" w:cs="Arial" w:eastAsia="Arial" w:hAnsi="Arial"/>
@@ -19568,7 +19568,7 @@
             <w:pPr>
               <w:spacing w:after="20" w:before="0"/>
             </w:pPr>
-            <w:hyperlink w:history="1" r:id="rIduuak0nmhneutxa2ourw9e">
+            <w:hyperlink w:history="1" r:id="rIdcmn38dpfjbdd0t8qdcnss">
               <w:r>
                 <w:rPr>
                   <w:rFonts w:ascii="Arial" w:cs="Arial" w:eastAsia="Arial" w:hAnsi="Arial"/>
@@ -19601,7 +19601,7 @@
               <w:spacing w:after="10" w:before="0"/>
               <w:ind w:left="120"/>
             </w:pPr>
-            <w:hyperlink w:history="1" r:id="rIdluoy3-61obpu9yc4dhcyc">
+            <w:hyperlink w:history="1" r:id="rId1paaridz6a9zivwko-43n">
               <w:r>
                 <w:rPr>
                   <w:rFonts w:ascii="Arial" w:cs="Arial" w:eastAsia="Arial" w:hAnsi="Arial"/>
@@ -19796,7 +19796,7 @@
             <w:pPr>
               <w:spacing w:after="20" w:before="0"/>
             </w:pPr>
-            <w:hyperlink w:history="1" r:id="rIdhokgvnleo47rnoobmhsdz">
+            <w:hyperlink w:history="1" r:id="rIdi_f-dxuusvo1guxzt_8ba">
               <w:r>
                 <w:rPr>
                   <w:rFonts w:ascii="Arial" w:cs="Arial" w:eastAsia="Arial" w:hAnsi="Arial"/>
@@ -19829,7 +19829,7 @@
               <w:spacing w:after="10" w:before="0"/>
               <w:ind w:left="120"/>
             </w:pPr>
-            <w:hyperlink w:history="1" r:id="rIdsz08qbyjtlufvs0dyyroz">
+            <w:hyperlink w:history="1" r:id="rIdgrhy9ekxaseewbv4eo7ep">
               <w:r>
                 <w:rPr>
                   <w:rFonts w:ascii="Arial" w:cs="Arial" w:eastAsia="Arial" w:hAnsi="Arial"/>
@@ -19874,7 +19874,7 @@
             <w:pPr>
               <w:spacing w:after="20" w:before="0"/>
             </w:pPr>
-            <w:hyperlink w:history="1" r:id="rIdjpusallvmwmqpcwnomcpv">
+            <w:hyperlink w:history="1" r:id="rId0v_vdlrpex5xharr2l21g">
               <w:r>
                 <w:rPr>
                   <w:rFonts w:ascii="Arial" w:cs="Arial" w:eastAsia="Arial" w:hAnsi="Arial"/>
@@ -19907,7 +19907,7 @@
               <w:spacing w:after="10" w:before="0"/>
               <w:ind w:left="120"/>
             </w:pPr>
-            <w:hyperlink w:history="1" r:id="rIdegrvxq7svdea_xolwgqey">
+            <w:hyperlink w:history="1" r:id="rIdtidjyxw_vfkjkvt_wwzts">
               <w:r>
                 <w:rPr>
                   <w:rFonts w:ascii="Arial" w:cs="Arial" w:eastAsia="Arial" w:hAnsi="Arial"/>
@@ -20419,7 +20419,7 @@
         </w:rPr>
         <w:t xml:space="preserve">© 2026 SeaVuria and ARES. Aligned with KICD objectives. Developed by SeaVuria; technical implementation by ARES (with AI assistance from Claude). Licensed under </w:t>
       </w:r>
-      <w:hyperlink w:history="1" r:id="rIdfykvof25jseayqgiswbgk">
+      <w:hyperlink w:history="1" r:id="rIdlfransv17pxd-3lak8drn">
         <w:r>
           <w:rPr>
             <w:rFonts w:ascii="Arial" w:cs="Arial" w:eastAsia="Arial" w:hAnsi="Arial"/>
@@ -20440,7 +20440,7 @@
         </w:rPr>
         <w:t xml:space="preserve"> (</w:t>
       </w:r>
-      <w:hyperlink w:history="1" r:id="rId4rlgvfhuapcp9bzmiqlaw">
+      <w:hyperlink w:history="1" r:id="rId600eodhhfl7c7zwipqjxp">
         <w:r>
           <w:rPr>
             <w:rFonts w:ascii="Arial" w:cs="Arial" w:eastAsia="Arial" w:hAnsi="Arial"/>
@@ -21453,7 +21453,7 @@
             <w:pPr>
               <w:spacing w:after="20" w:before="0"/>
             </w:pPr>
-            <w:hyperlink w:history="1" r:id="rIdbrkzwb6hkiojkf0mfny6l">
+            <w:hyperlink w:history="1" r:id="rIdv7b5goisaxobt7drf24iw">
               <w:r>
                 <w:rPr>
                   <w:rFonts w:ascii="Arial" w:cs="Arial" w:eastAsia="Arial" w:hAnsi="Arial"/>
@@ -21486,7 +21486,7 @@
               <w:spacing w:after="10" w:before="0"/>
               <w:ind w:left="120"/>
             </w:pPr>
-            <w:hyperlink w:history="1" r:id="rIdcuducepmnkahex6wk_n-u">
+            <w:hyperlink w:history="1" r:id="rIdap2h-nfhui-ow2bu9t6yz">
               <w:r>
                 <w:rPr>
                   <w:rFonts w:ascii="Arial" w:cs="Arial" w:eastAsia="Arial" w:hAnsi="Arial"/>
@@ -21531,7 +21531,7 @@
             <w:pPr>
               <w:spacing w:after="20" w:before="0"/>
             </w:pPr>
-            <w:hyperlink w:history="1" r:id="rIdrpb_t6zzwrqbsemvkq2tb">
+            <w:hyperlink w:history="1" r:id="rIdmrhkwzjkofffk6k5im6py">
               <w:r>
                 <w:rPr>
                   <w:rFonts w:ascii="Arial" w:cs="Arial" w:eastAsia="Arial" w:hAnsi="Arial"/>
@@ -21564,7 +21564,7 @@
               <w:spacing w:after="10" w:before="0"/>
               <w:ind w:left="120"/>
             </w:pPr>
-            <w:hyperlink w:history="1" r:id="rIdv3k7i1-fehgnqmqwa_3ag">
+            <w:hyperlink w:history="1" r:id="rIdcer8iyq_hihxoqxm4ybc_">
               <w:r>
                 <w:rPr>
                   <w:rFonts w:ascii="Arial" w:cs="Arial" w:eastAsia="Arial" w:hAnsi="Arial"/>
@@ -21759,7 +21759,7 @@
             <w:pPr>
               <w:spacing w:after="20" w:before="0"/>
             </w:pPr>
-            <w:hyperlink w:history="1" r:id="rId_tnep93yt7y_g00uv69pw">
+            <w:hyperlink w:history="1" r:id="rId1ka9watw2x6adlrvx_hpo">
               <w:r>
                 <w:rPr>
                   <w:rFonts w:ascii="Arial" w:cs="Arial" w:eastAsia="Arial" w:hAnsi="Arial"/>
@@ -21792,7 +21792,7 @@
               <w:spacing w:after="10" w:before="0"/>
               <w:ind w:left="120"/>
             </w:pPr>
-            <w:hyperlink w:history="1" r:id="rId_tbjjga2zyzoi69fafmli">
+            <w:hyperlink w:history="1" r:id="rId-dau_eyjnungy9jds_joh">
               <w:r>
                 <w:rPr>
                   <w:rFonts w:ascii="Arial" w:cs="Arial" w:eastAsia="Arial" w:hAnsi="Arial"/>
@@ -21837,7 +21837,7 @@
             <w:pPr>
               <w:spacing w:after="20" w:before="0"/>
             </w:pPr>
-            <w:hyperlink w:history="1" r:id="rIdt8elvkb8nrzhcpd-hznak">
+            <w:hyperlink w:history="1" r:id="rId0lsbw8yhj50yk0uzkjbz9">
               <w:r>
                 <w:rPr>
                   <w:rFonts w:ascii="Arial" w:cs="Arial" w:eastAsia="Arial" w:hAnsi="Arial"/>
@@ -21870,7 +21870,7 @@
               <w:spacing w:after="10" w:before="0"/>
               <w:ind w:left="120"/>
             </w:pPr>
-            <w:hyperlink w:history="1" r:id="rIdfjdv_blrtbfmgqgd6iyje">
+            <w:hyperlink w:history="1" r:id="rIdc_m0cyhwlk6st8w6sjcd5">
               <w:r>
                 <w:rPr>
                   <w:rFonts w:ascii="Arial" w:cs="Arial" w:eastAsia="Arial" w:hAnsi="Arial"/>
@@ -22065,7 +22065,7 @@
             <w:pPr>
               <w:spacing w:after="20" w:before="0"/>
             </w:pPr>
-            <w:hyperlink w:history="1" r:id="rIdgnequ66d3sujggqdp44xz">
+            <w:hyperlink w:history="1" r:id="rIdhp6b-qo1qtlvem9-_zste">
               <w:r>
                 <w:rPr>
                   <w:rFonts w:ascii="Arial" w:cs="Arial" w:eastAsia="Arial" w:hAnsi="Arial"/>
@@ -22114,7 +22114,7 @@
               <w:spacing w:after="10" w:before="0"/>
               <w:ind w:left="120"/>
             </w:pPr>
-            <w:hyperlink w:history="1" r:id="rIdabbhv9wo29asfeuez1zfz">
+            <w:hyperlink w:history="1" r:id="rIdhkrgknd7cktrdcsrhueji">
               <w:r>
                 <w:rPr>
                   <w:rFonts w:ascii="Arial" w:cs="Arial" w:eastAsia="Arial" w:hAnsi="Arial"/>
@@ -22159,7 +22159,7 @@
             <w:pPr>
               <w:spacing w:after="20" w:before="0"/>
             </w:pPr>
-            <w:hyperlink w:history="1" r:id="rIdnhhghtm3l5g9yfm75o6d4">
+            <w:hyperlink w:history="1" r:id="rId2w9qq2uatkdnt-s5cmznw">
               <w:r>
                 <w:rPr>
                   <w:rFonts w:ascii="Arial" w:cs="Arial" w:eastAsia="Arial" w:hAnsi="Arial"/>
@@ -22208,7 +22208,7 @@
               <w:spacing w:after="10" w:before="0"/>
               <w:ind w:left="120"/>
             </w:pPr>
-            <w:hyperlink w:history="1" r:id="rIdaa2wvtfyeyursxezqlkhi">
+            <w:hyperlink w:history="1" r:id="rIdlx9h3-bvhlpp5jdrkiqhn">
               <w:r>
                 <w:rPr>
                   <w:rFonts w:ascii="Arial" w:cs="Arial" w:eastAsia="Arial" w:hAnsi="Arial"/>
@@ -22403,7 +22403,7 @@
             <w:pPr>
               <w:spacing w:after="20" w:before="0"/>
             </w:pPr>
-            <w:hyperlink w:history="1" r:id="rIdfva34qc9f6cdwtxbkab6g">
+            <w:hyperlink w:history="1" r:id="rId-9nyv0yrqzqfx5mpkikuz">
               <w:r>
                 <w:rPr>
                   <w:rFonts w:ascii="Arial" w:cs="Arial" w:eastAsia="Arial" w:hAnsi="Arial"/>
@@ -22452,7 +22452,7 @@
               <w:spacing w:after="10" w:before="0"/>
               <w:ind w:left="120"/>
             </w:pPr>
-            <w:hyperlink w:history="1" r:id="rIdygw3j1xv6iq3k7g2aijjk">
+            <w:hyperlink w:history="1" r:id="rIdsulhluij21alguljpja_a">
               <w:r>
                 <w:rPr>
                   <w:rFonts w:ascii="Arial" w:cs="Arial" w:eastAsia="Arial" w:hAnsi="Arial"/>
@@ -22497,7 +22497,7 @@
             <w:pPr>
               <w:spacing w:after="20" w:before="0"/>
             </w:pPr>
-            <w:hyperlink w:history="1" r:id="rIdvycmu6l2l2sgvlgw1dcwd">
+            <w:hyperlink w:history="1" r:id="rIddezm0j7a6urak7qehruae">
               <w:r>
                 <w:rPr>
                   <w:rFonts w:ascii="Arial" w:cs="Arial" w:eastAsia="Arial" w:hAnsi="Arial"/>
@@ -22546,7 +22546,7 @@
               <w:spacing w:after="10" w:before="0"/>
               <w:ind w:left="120"/>
             </w:pPr>
-            <w:hyperlink w:history="1" r:id="rIdf-ijed2-doa7jy6mxjpdo">
+            <w:hyperlink w:history="1" r:id="rIdryqfp9ld6hv5baaqsfgdl">
               <w:r>
                 <w:rPr>
                   <w:rFonts w:ascii="Arial" w:cs="Arial" w:eastAsia="Arial" w:hAnsi="Arial"/>
@@ -22741,7 +22741,7 @@
             <w:pPr>
               <w:spacing w:after="20" w:before="0"/>
             </w:pPr>
-            <w:hyperlink w:history="1" r:id="rIdekg5sxjnr5_t9em06qeks">
+            <w:hyperlink w:history="1" r:id="rIdry3-qgkwfa1as3ojfwz7g">
               <w:r>
                 <w:rPr>
                   <w:rFonts w:ascii="Arial" w:cs="Arial" w:eastAsia="Arial" w:hAnsi="Arial"/>
@@ -22790,7 +22790,7 @@
               <w:spacing w:after="10" w:before="0"/>
               <w:ind w:left="120"/>
             </w:pPr>
-            <w:hyperlink w:history="1" r:id="rIduf4pe1sfb_x4pgn0xqed_">
+            <w:hyperlink w:history="1" r:id="rIdriewjmjnc51arbvroga0w">
               <w:r>
                 <w:rPr>
                   <w:rFonts w:ascii="Arial" w:cs="Arial" w:eastAsia="Arial" w:hAnsi="Arial"/>
@@ -22835,7 +22835,7 @@
             <w:pPr>
               <w:spacing w:after="20" w:before="0"/>
             </w:pPr>
-            <w:hyperlink w:history="1" r:id="rIdht287bllkhallh63hwfw1">
+            <w:hyperlink w:history="1" r:id="rIdx664wkdhffjl2zho7lvgj">
               <w:r>
                 <w:rPr>
                   <w:rFonts w:ascii="Arial" w:cs="Arial" w:eastAsia="Arial" w:hAnsi="Arial"/>
@@ -22884,7 +22884,7 @@
               <w:spacing w:after="10" w:before="0"/>
               <w:ind w:left="120"/>
             </w:pPr>
-            <w:hyperlink w:history="1" r:id="rIdxoxlcajrruun0tkz2knge">
+            <w:hyperlink w:history="1" r:id="rIdk4bdyauh4vssiosz_uklb">
               <w:r>
                 <w:rPr>
                   <w:rFonts w:ascii="Arial" w:cs="Arial" w:eastAsia="Arial" w:hAnsi="Arial"/>
@@ -23491,7 +23491,7 @@
         </w:rPr>
         <w:t xml:space="preserve">© 2026 SeaVuria and ARES. Aligned with KICD objectives. Developed by SeaVuria; technical implementation by ARES (with AI assistance from Claude). Licensed under </w:t>
       </w:r>
-      <w:hyperlink w:history="1" r:id="rIdneiaqz5qjubgbazn7esne">
+      <w:hyperlink w:history="1" r:id="rIdb-qbidy8359j5pev9sdaz">
         <w:r>
           <w:rPr>
             <w:rFonts w:ascii="Arial" w:cs="Arial" w:eastAsia="Arial" w:hAnsi="Arial"/>
@@ -23512,7 +23512,7 @@
         </w:rPr>
         <w:t xml:space="preserve"> (</w:t>
       </w:r>
-      <w:hyperlink w:history="1" r:id="rIdxz8bgtg8c5lvgkerixyua">
+      <w:hyperlink w:history="1" r:id="rId4yg12niytelhdla6pj8cd">
         <w:r>
           <w:rPr>
             <w:rFonts w:ascii="Arial" w:cs="Arial" w:eastAsia="Arial" w:hAnsi="Arial"/>
@@ -24525,7 +24525,7 @@
             <w:pPr>
               <w:spacing w:after="20" w:before="0"/>
             </w:pPr>
-            <w:hyperlink w:history="1" r:id="rIdknxhwymq-j7mom0xdyiqm">
+            <w:hyperlink w:history="1" r:id="rId7a2hph9xauizqcqwahdg2">
               <w:r>
                 <w:rPr>
                   <w:rFonts w:ascii="Arial" w:cs="Arial" w:eastAsia="Arial" w:hAnsi="Arial"/>
@@ -24558,7 +24558,7 @@
               <w:spacing w:after="10" w:before="0"/>
               <w:ind w:left="120"/>
             </w:pPr>
-            <w:hyperlink w:history="1" r:id="rIdna8usndbkqrwpqu8akobu">
+            <w:hyperlink w:history="1" r:id="rIdry8kewewwezwgcjtzaro4">
               <w:r>
                 <w:rPr>
                   <w:rFonts w:ascii="Arial" w:cs="Arial" w:eastAsia="Arial" w:hAnsi="Arial"/>
@@ -24620,7 +24620,7 @@
               <w:spacing w:after="10" w:before="0"/>
               <w:ind w:left="120"/>
             </w:pPr>
-            <w:hyperlink w:history="1" r:id="rIdjcx_vlw9l5abom9tpyde3">
+            <w:hyperlink w:history="1" r:id="rIdn3sbtzvmqsklt_v3zdv4m">
               <w:r>
                 <w:rPr>
                   <w:rFonts w:ascii="Arial" w:cs="Arial" w:eastAsia="Arial" w:hAnsi="Arial"/>
@@ -24830,7 +24830,7 @@
             <w:pPr>
               <w:spacing w:after="20" w:before="0"/>
             </w:pPr>
-            <w:hyperlink w:history="1" r:id="rIdg7nbyfec19uhdte5wdthy">
+            <w:hyperlink w:history="1" r:id="rIdwjgshskrorc2ss1whhlz1">
               <w:r>
                 <w:rPr>
                   <w:rFonts w:ascii="Arial" w:cs="Arial" w:eastAsia="Arial" w:hAnsi="Arial"/>
@@ -24863,7 +24863,7 @@
               <w:spacing w:after="10" w:before="0"/>
               <w:ind w:left="120"/>
             </w:pPr>
-            <w:hyperlink w:history="1" r:id="rIdthfw0pjol0nndblxv95-m">
+            <w:hyperlink w:history="1" r:id="rIdpy3trfppbgrb0zaj59sbm">
               <w:r>
                 <w:rPr>
                   <w:rFonts w:ascii="Arial" w:cs="Arial" w:eastAsia="Arial" w:hAnsi="Arial"/>
@@ -24925,7 +24925,7 @@
               <w:spacing w:after="10" w:before="0"/>
               <w:ind w:left="120"/>
             </w:pPr>
-            <w:hyperlink w:history="1" r:id="rId9mast322bjrws8zlviubb">
+            <w:hyperlink w:history="1" r:id="rIdkclh04e4agfrjqef_bjmx">
               <w:r>
                 <w:rPr>
                   <w:rFonts w:ascii="Arial" w:cs="Arial" w:eastAsia="Arial" w:hAnsi="Arial"/>
@@ -25135,7 +25135,7 @@
             <w:pPr>
               <w:spacing w:after="20" w:before="0"/>
             </w:pPr>
-            <w:hyperlink w:history="1" r:id="rId--r3cuskzq76xe8bjp0-v">
+            <w:hyperlink w:history="1" r:id="rIddh9yvbldktvvwtpb3rro_">
               <w:r>
                 <w:rPr>
                   <w:rFonts w:ascii="Arial" w:cs="Arial" w:eastAsia="Arial" w:hAnsi="Arial"/>
@@ -25168,7 +25168,7 @@
               <w:spacing w:after="10" w:before="0"/>
               <w:ind w:left="120"/>
             </w:pPr>
-            <w:hyperlink w:history="1" r:id="rIdbr7houpw3ubltms0q5imu">
+            <w:hyperlink w:history="1" r:id="rIdtf0gv2vlhiparpj9wqcld">
               <w:r>
                 <w:rPr>
                   <w:rFonts w:ascii="Arial" w:cs="Arial" w:eastAsia="Arial" w:hAnsi="Arial"/>
@@ -25230,7 +25230,7 @@
               <w:spacing w:after="10" w:before="0"/>
               <w:ind w:left="120"/>
             </w:pPr>
-            <w:hyperlink w:history="1" r:id="rIdn7itynngckmprawehep_f">
+            <w:hyperlink w:history="1" r:id="rIdmtyc6iwoko5qtxdwuevqi">
               <w:r>
                 <w:rPr>
                   <w:rFonts w:ascii="Arial" w:cs="Arial" w:eastAsia="Arial" w:hAnsi="Arial"/>
@@ -25440,7 +25440,7 @@
             <w:pPr>
               <w:spacing w:after="20" w:before="0"/>
             </w:pPr>
-            <w:hyperlink w:history="1" r:id="rIdjh7usgaayhlulul9mciiv">
+            <w:hyperlink w:history="1" r:id="rId39k4m09fc9imfu4c2nf3n">
               <w:r>
                 <w:rPr>
                   <w:rFonts w:ascii="Arial" w:cs="Arial" w:eastAsia="Arial" w:hAnsi="Arial"/>
@@ -25473,7 +25473,7 @@
               <w:spacing w:after="10" w:before="0"/>
               <w:ind w:left="120"/>
             </w:pPr>
-            <w:hyperlink w:history="1" r:id="rIdhtcorio-cgnppqnb1adtk">
+            <w:hyperlink w:history="1" r:id="rIdszsloi-rscpf9k2zg9wgn">
               <w:r>
                 <w:rPr>
                   <w:rFonts w:ascii="Arial" w:cs="Arial" w:eastAsia="Arial" w:hAnsi="Arial"/>
@@ -25535,7 +25535,7 @@
               <w:spacing w:after="10" w:before="0"/>
               <w:ind w:left="120"/>
             </w:pPr>
-            <w:hyperlink w:history="1" r:id="rIdpymd5rg8slehd3d1ovwj1">
+            <w:hyperlink w:history="1" r:id="rIdkiqumsbuakzc7dlzsgxtb">
               <w:r>
                 <w:rPr>
                   <w:rFonts w:ascii="Arial" w:cs="Arial" w:eastAsia="Arial" w:hAnsi="Arial"/>
@@ -25745,7 +25745,7 @@
             <w:pPr>
               <w:spacing w:after="20" w:before="0"/>
             </w:pPr>
-            <w:hyperlink w:history="1" r:id="rIdzauaby1ntriobdjdu4uj0">
+            <w:hyperlink w:history="1" r:id="rIdrxvlmcocr-vrpcoeuh0rd">
               <w:r>
                 <w:rPr>
                   <w:rFonts w:ascii="Arial" w:cs="Arial" w:eastAsia="Arial" w:hAnsi="Arial"/>
@@ -25794,7 +25794,7 @@
               <w:spacing w:after="10" w:before="0"/>
               <w:ind w:left="120"/>
             </w:pPr>
-            <w:hyperlink w:history="1" r:id="rIduei-wygkl7jftjz__o3ou">
+            <w:hyperlink w:history="1" r:id="rIddyverkv_fjytqny5tvvx8">
               <w:r>
                 <w:rPr>
                   <w:rFonts w:ascii="Arial" w:cs="Arial" w:eastAsia="Arial" w:hAnsi="Arial"/>
@@ -25856,7 +25856,7 @@
               <w:spacing w:after="10" w:before="0"/>
               <w:ind w:left="120"/>
             </w:pPr>
-            <w:hyperlink w:history="1" r:id="rIdcfadcfo1fo_emoe4cfmz7">
+            <w:hyperlink w:history="1" r:id="rIdy1txabxdeooiwauujjscp">
               <w:r>
                 <w:rPr>
                   <w:rFonts w:ascii="Arial" w:cs="Arial" w:eastAsia="Arial" w:hAnsi="Arial"/>
@@ -26649,7 +26649,7 @@
         </w:rPr>
         <w:t xml:space="preserve">© 2026 SeaVuria and ARES. Aligned with KICD objectives. Developed by SeaVuria; technical implementation by ARES (with AI assistance from Claude). Licensed under </w:t>
       </w:r>
-      <w:hyperlink w:history="1" r:id="rIdpphotrug5eowig3z2adzi">
+      <w:hyperlink w:history="1" r:id="rIdyxotlrqvut-fjfvudt0jj">
         <w:r>
           <w:rPr>
             <w:rFonts w:ascii="Arial" w:cs="Arial" w:eastAsia="Arial" w:hAnsi="Arial"/>
@@ -26670,7 +26670,7 @@
         </w:rPr>
         <w:t xml:space="preserve"> (</w:t>
       </w:r>
-      <w:hyperlink w:history="1" r:id="rIdyyn86gmksbkyrqhorjmdu">
+      <w:hyperlink w:history="1" r:id="rIddqtkftuj0r1i1iaatwnmp">
         <w:r>
           <w:rPr>
             <w:rFonts w:ascii="Arial" w:cs="Arial" w:eastAsia="Arial" w:hAnsi="Arial"/>

--- a/data/outputs/v2/General_Science/SS2.3_Chemical_Bonding/General_Science_Chemical_Bonding_CBE_LessonSequence.docx
+++ b/data/outputs/v2/General_Science/SS2.3_Chemical_Bonding/General_Science_Chemical_Bonding_CBE_LessonSequence.docx
@@ -2645,7 +2645,7 @@
         </w:rPr>
         <w:t xml:space="preserve">© 2026 SeaVuria and ARES. This work is licensed under a </w:t>
       </w:r>
-      <w:hyperlink w:history="1" r:id="rIdoceartcfqtycaeacrmou2">
+      <w:hyperlink w:history="1" r:id="rIdt1uzg_f1p4gbefi5jb24t">
         <w:r>
           <w:rPr>
             <w:rFonts w:ascii="Arial" w:cs="Arial" w:eastAsia="Arial" w:hAnsi="Arial"/>
@@ -2665,7 +2665,7 @@
         </w:rPr>
         <w:t xml:space="preserve"> (</w:t>
       </w:r>
-      <w:hyperlink w:history="1" r:id="rIdh17ubei_rkokkf-keqlgi">
+      <w:hyperlink w:history="1" r:id="rIdo8kephsdwuefvpzukrc_k">
         <w:r>
           <w:rPr>
             <w:rFonts w:ascii="Arial" w:cs="Arial" w:eastAsia="Arial" w:hAnsi="Arial"/>
@@ -2685,7 +2685,7 @@
         </w:rPr>
         <w:t xml:space="preserve">). To view a copy of this license, visit </w:t>
       </w:r>
-      <w:hyperlink w:history="1" r:id="rIdlzajzxmisek27zfu-km9k">
+      <w:hyperlink w:history="1" r:id="rIdcbrjqzvnv_h5mmtyff6xx">
         <w:r>
           <w:rPr>
             <w:rFonts w:ascii="Arial" w:cs="Arial" w:eastAsia="Arial" w:hAnsi="Arial"/>
@@ -3697,7 +3697,7 @@
             <w:pPr>
               <w:spacing w:after="20" w:before="0"/>
             </w:pPr>
-            <w:hyperlink w:history="1" r:id="rId5jldiq2fwvtzpmjaldxrr">
+            <w:hyperlink w:history="1" r:id="rIdjlpgqvmo2rywlj0jbwjac">
               <w:r>
                 <w:rPr>
                   <w:rFonts w:ascii="Arial" w:cs="Arial" w:eastAsia="Arial" w:hAnsi="Arial"/>
@@ -3746,7 +3746,7 @@
               <w:spacing w:after="10" w:before="0"/>
               <w:ind w:left="120"/>
             </w:pPr>
-            <w:hyperlink w:history="1" r:id="rIdktqapqtysayig0jarthrj">
+            <w:hyperlink w:history="1" r:id="rIdmbmr-0pwk2x8f00ebcu-s">
               <w:r>
                 <w:rPr>
                   <w:rFonts w:ascii="Arial" w:cs="Arial" w:eastAsia="Arial" w:hAnsi="Arial"/>
@@ -3808,7 +3808,7 @@
               <w:spacing w:after="10" w:before="0"/>
               <w:ind w:left="120"/>
             </w:pPr>
-            <w:hyperlink w:history="1" r:id="rIdpibfy8jaddjefwiyrg4xh">
+            <w:hyperlink w:history="1" r:id="rIdbevp33sj4lrpu9s10a4xu">
               <w:r>
                 <w:rPr>
                   <w:rFonts w:ascii="Arial" w:cs="Arial" w:eastAsia="Arial" w:hAnsi="Arial"/>
@@ -4018,7 +4018,7 @@
             <w:pPr>
               <w:spacing w:after="20" w:before="0"/>
             </w:pPr>
-            <w:hyperlink w:history="1" r:id="rIdsq87dglhr8wul-e7zfjoj">
+            <w:hyperlink w:history="1" r:id="rIdguc1bpcu5k0drcc1fuh_b">
               <w:r>
                 <w:rPr>
                   <w:rFonts w:ascii="Arial" w:cs="Arial" w:eastAsia="Arial" w:hAnsi="Arial"/>
@@ -4067,7 +4067,7 @@
               <w:spacing w:after="10" w:before="0"/>
               <w:ind w:left="120"/>
             </w:pPr>
-            <w:hyperlink w:history="1" r:id="rIdfiit3evtgh9chbqdmtk3k">
+            <w:hyperlink w:history="1" r:id="rId1q-u2sxp_wvoexdwb3bpd">
               <w:r>
                 <w:rPr>
                   <w:rFonts w:ascii="Arial" w:cs="Arial" w:eastAsia="Arial" w:hAnsi="Arial"/>
@@ -4129,7 +4129,7 @@
               <w:spacing w:after="10" w:before="0"/>
               <w:ind w:left="120"/>
             </w:pPr>
-            <w:hyperlink w:history="1" r:id="rIdya-avplqkgxj8spgjmhrj">
+            <w:hyperlink w:history="1" r:id="rId7ujo7ctvxsbp5zqtv2rhw">
               <w:r>
                 <w:rPr>
                   <w:rFonts w:ascii="Arial" w:cs="Arial" w:eastAsia="Arial" w:hAnsi="Arial"/>
@@ -4339,7 +4339,7 @@
             <w:pPr>
               <w:spacing w:after="20" w:before="0"/>
             </w:pPr>
-            <w:hyperlink w:history="1" r:id="rId1m3blr_pdt8ic_llr2ff4">
+            <w:hyperlink w:history="1" r:id="rIdjg33h88cdknjuaczfgat7">
               <w:r>
                 <w:rPr>
                   <w:rFonts w:ascii="Arial" w:cs="Arial" w:eastAsia="Arial" w:hAnsi="Arial"/>
@@ -4388,7 +4388,7 @@
               <w:spacing w:after="10" w:before="0"/>
               <w:ind w:left="120"/>
             </w:pPr>
-            <w:hyperlink w:history="1" r:id="rId01cgzbx0-icpwscl9jvvw">
+            <w:hyperlink w:history="1" r:id="rId8ea_ihcbod1i3dayohqxu">
               <w:r>
                 <w:rPr>
                   <w:rFonts w:ascii="Arial" w:cs="Arial" w:eastAsia="Arial" w:hAnsi="Arial"/>
@@ -4450,7 +4450,7 @@
               <w:spacing w:after="10" w:before="0"/>
               <w:ind w:left="120"/>
             </w:pPr>
-            <w:hyperlink w:history="1" r:id="rIdra5p4gs768vmdtlkxqdjo">
+            <w:hyperlink w:history="1" r:id="rId2ugm2lificoncz2jkqwn_">
               <w:r>
                 <w:rPr>
                   <w:rFonts w:ascii="Arial" w:cs="Arial" w:eastAsia="Arial" w:hAnsi="Arial"/>
@@ -4660,7 +4660,7 @@
             <w:pPr>
               <w:spacing w:after="20" w:before="0"/>
             </w:pPr>
-            <w:hyperlink w:history="1" r:id="rIdh-vr0fvl1wmmhrywpvben">
+            <w:hyperlink w:history="1" r:id="rIdo6pp0coq5ykdfxpwr5hln">
               <w:r>
                 <w:rPr>
                   <w:rFonts w:ascii="Arial" w:cs="Arial" w:eastAsia="Arial" w:hAnsi="Arial"/>
@@ -4709,7 +4709,7 @@
               <w:spacing w:after="10" w:before="0"/>
               <w:ind w:left="120"/>
             </w:pPr>
-            <w:hyperlink w:history="1" r:id="rIdtyhldmrt5iiczndpkz-si">
+            <w:hyperlink w:history="1" r:id="rIdbbeof6x9-1s145vqz4a_9">
               <w:r>
                 <w:rPr>
                   <w:rFonts w:ascii="Arial" w:cs="Arial" w:eastAsia="Arial" w:hAnsi="Arial"/>
@@ -4771,7 +4771,7 @@
               <w:spacing w:after="10" w:before="0"/>
               <w:ind w:left="120"/>
             </w:pPr>
-            <w:hyperlink w:history="1" r:id="rId1xgit9s9zemyj34wn0xic">
+            <w:hyperlink w:history="1" r:id="rIdq64zelvoc8-pjbjzb0awp">
               <w:r>
                 <w:rPr>
                   <w:rFonts w:ascii="Arial" w:cs="Arial" w:eastAsia="Arial" w:hAnsi="Arial"/>
@@ -4981,7 +4981,7 @@
             <w:pPr>
               <w:spacing w:after="20" w:before="0"/>
             </w:pPr>
-            <w:hyperlink w:history="1" r:id="rIdcukra5ei_dvv2gahhicm5">
+            <w:hyperlink w:history="1" r:id="rIdd_nue_5i6pr2kk89ung91">
               <w:r>
                 <w:rPr>
                   <w:rFonts w:ascii="Arial" w:cs="Arial" w:eastAsia="Arial" w:hAnsi="Arial"/>
@@ -5030,7 +5030,7 @@
               <w:spacing w:after="10" w:before="0"/>
               <w:ind w:left="120"/>
             </w:pPr>
-            <w:hyperlink w:history="1" r:id="rId7ic85fzgj_xcfjykglg3r">
+            <w:hyperlink w:history="1" r:id="rId6uwi_tsmtnsqtvmjcseno">
               <w:r>
                 <w:rPr>
                   <w:rFonts w:ascii="Arial" w:cs="Arial" w:eastAsia="Arial" w:hAnsi="Arial"/>
@@ -5092,7 +5092,7 @@
               <w:spacing w:after="10" w:before="0"/>
               <w:ind w:left="120"/>
             </w:pPr>
-            <w:hyperlink w:history="1" r:id="rIdvh72gmay61jtcymntjslp">
+            <w:hyperlink w:history="1" r:id="rIdum3_lxgarjxsg-yq3bgwc">
               <w:r>
                 <w:rPr>
                   <w:rFonts w:ascii="Arial" w:cs="Arial" w:eastAsia="Arial" w:hAnsi="Arial"/>
@@ -5619,7 +5619,7 @@
         </w:rPr>
         <w:t xml:space="preserve">© 2026 SeaVuria and ARES. Aligned with KICD objectives. Developed by SeaVuria; technical implementation by ARES (with AI assistance from Claude). Licensed under </w:t>
       </w:r>
-      <w:hyperlink w:history="1" r:id="rIdbf61-yvfptefjhgsgjer-">
+      <w:hyperlink w:history="1" r:id="rIdkua352wbjfpktd5w5kwqi">
         <w:r>
           <w:rPr>
             <w:rFonts w:ascii="Arial" w:cs="Arial" w:eastAsia="Arial" w:hAnsi="Arial"/>
@@ -5640,7 +5640,7 @@
         </w:rPr>
         <w:t xml:space="preserve"> (</w:t>
       </w:r>
-      <w:hyperlink w:history="1" r:id="rIdclzqs01gb5h2by7z6qqqd">
+      <w:hyperlink w:history="1" r:id="rIdcmiwwsdyncq8-xqthjrma">
         <w:r>
           <w:rPr>
             <w:rFonts w:ascii="Arial" w:cs="Arial" w:eastAsia="Arial" w:hAnsi="Arial"/>
@@ -6653,7 +6653,7 @@
             <w:pPr>
               <w:spacing w:after="20" w:before="0"/>
             </w:pPr>
-            <w:hyperlink w:history="1" r:id="rIdwhonlfb8nxynqix0azwyt">
+            <w:hyperlink w:history="1" r:id="rIdbrznavtcdecgkurgdyzdy">
               <w:r>
                 <w:rPr>
                   <w:rFonts w:ascii="Arial" w:cs="Arial" w:eastAsia="Arial" w:hAnsi="Arial"/>
@@ -6686,7 +6686,7 @@
               <w:spacing w:after="10" w:before="0"/>
               <w:ind w:left="120"/>
             </w:pPr>
-            <w:hyperlink w:history="1" r:id="rIdy-coq8x2ls_0y0pcmqqbc">
+            <w:hyperlink w:history="1" r:id="rIdsr173zgfhxuzses20otx-">
               <w:r>
                 <w:rPr>
                   <w:rFonts w:ascii="Arial" w:cs="Arial" w:eastAsia="Arial" w:hAnsi="Arial"/>
@@ -6731,7 +6731,7 @@
             <w:pPr>
               <w:spacing w:after="20" w:before="0"/>
             </w:pPr>
-            <w:hyperlink w:history="1" r:id="rIdychkiohfdyyhxwwcmuwzd">
+            <w:hyperlink w:history="1" r:id="rIdcjbmpdlun42xrgwxdjy6w">
               <w:r>
                 <w:rPr>
                   <w:rFonts w:ascii="Arial" w:cs="Arial" w:eastAsia="Arial" w:hAnsi="Arial"/>
@@ -6764,7 +6764,7 @@
               <w:spacing w:after="10" w:before="0"/>
               <w:ind w:left="120"/>
             </w:pPr>
-            <w:hyperlink w:history="1" r:id="rIdubvqclf6e6xuvmj-zasuu">
+            <w:hyperlink w:history="1" r:id="rIdki8_nw1plkxhhcphbj0at">
               <w:r>
                 <w:rPr>
                   <w:rFonts w:ascii="Arial" w:cs="Arial" w:eastAsia="Arial" w:hAnsi="Arial"/>
@@ -6959,7 +6959,7 @@
             <w:pPr>
               <w:spacing w:after="20" w:before="0"/>
             </w:pPr>
-            <w:hyperlink w:history="1" r:id="rIdfrzleh3cmbbx0oyisojb1">
+            <w:hyperlink w:history="1" r:id="rIdfewxyqjs4gx77cpg2cyio">
               <w:r>
                 <w:rPr>
                   <w:rFonts w:ascii="Arial" w:cs="Arial" w:eastAsia="Arial" w:hAnsi="Arial"/>
@@ -6992,7 +6992,7 @@
               <w:spacing w:after="10" w:before="0"/>
               <w:ind w:left="120"/>
             </w:pPr>
-            <w:hyperlink w:history="1" r:id="rId6pjehvt1-erpxu6b4uyyr">
+            <w:hyperlink w:history="1" r:id="rIdb5nk7-i-pzczuyvpfifxa">
               <w:r>
                 <w:rPr>
                   <w:rFonts w:ascii="Arial" w:cs="Arial" w:eastAsia="Arial" w:hAnsi="Arial"/>
@@ -7037,7 +7037,7 @@
             <w:pPr>
               <w:spacing w:after="20" w:before="0"/>
             </w:pPr>
-            <w:hyperlink w:history="1" r:id="rIdu72hqlnuxxad33ixnzyg0">
+            <w:hyperlink w:history="1" r:id="rIdyqft_jlogmprxsak12eqx">
               <w:r>
                 <w:rPr>
                   <w:rFonts w:ascii="Arial" w:cs="Arial" w:eastAsia="Arial" w:hAnsi="Arial"/>
@@ -7070,7 +7070,7 @@
               <w:spacing w:after="10" w:before="0"/>
               <w:ind w:left="120"/>
             </w:pPr>
-            <w:hyperlink w:history="1" r:id="rId_vvllmtkglatzm8v7erxz">
+            <w:hyperlink w:history="1" r:id="rIdvbyj_qlv2lgjgusbuu4c0">
               <w:r>
                 <w:rPr>
                   <w:rFonts w:ascii="Arial" w:cs="Arial" w:eastAsia="Arial" w:hAnsi="Arial"/>
@@ -7265,7 +7265,7 @@
             <w:pPr>
               <w:spacing w:after="20" w:before="0"/>
             </w:pPr>
-            <w:hyperlink w:history="1" r:id="rIdnrf9uqfr5xjxr3yo1dkip">
+            <w:hyperlink w:history="1" r:id="rIdyfnxrbtqky-0pvpngxpbn">
               <w:r>
                 <w:rPr>
                   <w:rFonts w:ascii="Arial" w:cs="Arial" w:eastAsia="Arial" w:hAnsi="Arial"/>
@@ -7298,7 +7298,7 @@
               <w:spacing w:after="10" w:before="0"/>
               <w:ind w:left="120"/>
             </w:pPr>
-            <w:hyperlink w:history="1" r:id="rIduug3bfsw-a4q1rbplmivc">
+            <w:hyperlink w:history="1" r:id="rIdfchwdflxbic2qnuxghsdn">
               <w:r>
                 <w:rPr>
                   <w:rFonts w:ascii="Arial" w:cs="Arial" w:eastAsia="Arial" w:hAnsi="Arial"/>
@@ -7343,7 +7343,7 @@
             <w:pPr>
               <w:spacing w:after="20" w:before="0"/>
             </w:pPr>
-            <w:hyperlink w:history="1" r:id="rId9u1-abn2xc1jbosr7by3g">
+            <w:hyperlink w:history="1" r:id="rIdvqmhiwc4jvxlbte3axmbm">
               <w:r>
                 <w:rPr>
                   <w:rFonts w:ascii="Arial" w:cs="Arial" w:eastAsia="Arial" w:hAnsi="Arial"/>
@@ -7376,7 +7376,7 @@
               <w:spacing w:after="10" w:before="0"/>
               <w:ind w:left="120"/>
             </w:pPr>
-            <w:hyperlink w:history="1" r:id="rIdw9bjoeab2qgoauemuh3sb">
+            <w:hyperlink w:history="1" r:id="rIdnes84a9lxhkzcy_uvi1bl">
               <w:r>
                 <w:rPr>
                   <w:rFonts w:ascii="Arial" w:cs="Arial" w:eastAsia="Arial" w:hAnsi="Arial"/>
@@ -7571,7 +7571,7 @@
             <w:pPr>
               <w:spacing w:after="20" w:before="0"/>
             </w:pPr>
-            <w:hyperlink w:history="1" r:id="rId9puu3rpjbcdnqo5ocu5hm">
+            <w:hyperlink w:history="1" r:id="rIdu5nmlqpmjswqhajrnfndo">
               <w:r>
                 <w:rPr>
                   <w:rFonts w:ascii="Arial" w:cs="Arial" w:eastAsia="Arial" w:hAnsi="Arial"/>
@@ -7604,7 +7604,7 @@
               <w:spacing w:after="10" w:before="0"/>
               <w:ind w:left="120"/>
             </w:pPr>
-            <w:hyperlink w:history="1" r:id="rIdeyl1vtrj7tttmd3kmzilu">
+            <w:hyperlink w:history="1" r:id="rIdykbthjzayuglpngs2dgru">
               <w:r>
                 <w:rPr>
                   <w:rFonts w:ascii="Arial" w:cs="Arial" w:eastAsia="Arial" w:hAnsi="Arial"/>
@@ -7649,7 +7649,7 @@
             <w:pPr>
               <w:spacing w:after="20" w:before="0"/>
             </w:pPr>
-            <w:hyperlink w:history="1" r:id="rIdkw3ljgmivakvk52y7qhtn">
+            <w:hyperlink w:history="1" r:id="rIdumlqtnuhzkykcjd6mg0ob">
               <w:r>
                 <w:rPr>
                   <w:rFonts w:ascii="Arial" w:cs="Arial" w:eastAsia="Arial" w:hAnsi="Arial"/>
@@ -7682,7 +7682,7 @@
               <w:spacing w:after="10" w:before="0"/>
               <w:ind w:left="120"/>
             </w:pPr>
-            <w:hyperlink w:history="1" r:id="rIddtgit5lywonbse9s2olxo">
+            <w:hyperlink w:history="1" r:id="rIdc5lf_sd-wnft672bjwxki">
               <w:r>
                 <w:rPr>
                   <w:rFonts w:ascii="Arial" w:cs="Arial" w:eastAsia="Arial" w:hAnsi="Arial"/>
@@ -7877,7 +7877,7 @@
             <w:pPr>
               <w:spacing w:after="20" w:before="0"/>
             </w:pPr>
-            <w:hyperlink w:history="1" r:id="rId2vid9lcuocffwufk-w_pu">
+            <w:hyperlink w:history="1" r:id="rIdjbenb6wp8fpv_jhjdloyy">
               <w:r>
                 <w:rPr>
                   <w:rFonts w:ascii="Arial" w:cs="Arial" w:eastAsia="Arial" w:hAnsi="Arial"/>
@@ -7910,7 +7910,7 @@
               <w:spacing w:after="10" w:before="0"/>
               <w:ind w:left="120"/>
             </w:pPr>
-            <w:hyperlink w:history="1" r:id="rIdz0divvsgixbypapm1q_lo">
+            <w:hyperlink w:history="1" r:id="rId-42ty3xnai8d_gpx2l0da">
               <w:r>
                 <w:rPr>
                   <w:rFonts w:ascii="Arial" w:cs="Arial" w:eastAsia="Arial" w:hAnsi="Arial"/>
@@ -7955,7 +7955,7 @@
             <w:pPr>
               <w:spacing w:after="20" w:before="0"/>
             </w:pPr>
-            <w:hyperlink w:history="1" r:id="rIdcolma3qksplgfhejyfgy3">
+            <w:hyperlink w:history="1" r:id="rIdxcjfil7nlvzdneq5_4opl">
               <w:r>
                 <w:rPr>
                   <w:rFonts w:ascii="Arial" w:cs="Arial" w:eastAsia="Arial" w:hAnsi="Arial"/>
@@ -7988,7 +7988,7 @@
               <w:spacing w:after="10" w:before="0"/>
               <w:ind w:left="120"/>
             </w:pPr>
-            <w:hyperlink w:history="1" r:id="rIdx7ebws0ifhmpma5uezkjx">
+            <w:hyperlink w:history="1" r:id="rId-mp1mqhhoxs_h-5jxluug">
               <w:r>
                 <w:rPr>
                   <w:rFonts w:ascii="Arial" w:cs="Arial" w:eastAsia="Arial" w:hAnsi="Arial"/>
@@ -8690,7 +8690,7 @@
         </w:rPr>
         <w:t xml:space="preserve">© 2026 SeaVuria and ARES. Aligned with KICD objectives. Developed by SeaVuria; technical implementation by ARES (with AI assistance from Claude). Licensed under </w:t>
       </w:r>
-      <w:hyperlink w:history="1" r:id="rId92ffksnjskljc6qahegmd">
+      <w:hyperlink w:history="1" r:id="rId6dio03ghoijidmzeabcyt">
         <w:r>
           <w:rPr>
             <w:rFonts w:ascii="Arial" w:cs="Arial" w:eastAsia="Arial" w:hAnsi="Arial"/>
@@ -8711,7 +8711,7 @@
         </w:rPr>
         <w:t xml:space="preserve"> (</w:t>
       </w:r>
-      <w:hyperlink w:history="1" r:id="rIduhvhwmajuiit0zn5op4w9">
+      <w:hyperlink w:history="1" r:id="rIdjifjyzmh8naye_oyooaq_">
         <w:r>
           <w:rPr>
             <w:rFonts w:ascii="Arial" w:cs="Arial" w:eastAsia="Arial" w:hAnsi="Arial"/>
@@ -9724,7 +9724,7 @@
             <w:pPr>
               <w:spacing w:after="20" w:before="0"/>
             </w:pPr>
-            <w:hyperlink w:history="1" r:id="rIdjoxswkxbz7xe23oj2sabr">
+            <w:hyperlink w:history="1" r:id="rIdpad9e_89cdnz9y3uh0taq">
               <w:r>
                 <w:rPr>
                   <w:rFonts w:ascii="Arial" w:cs="Arial" w:eastAsia="Arial" w:hAnsi="Arial"/>
@@ -9757,7 +9757,7 @@
               <w:spacing w:after="10" w:before="0"/>
               <w:ind w:left="120"/>
             </w:pPr>
-            <w:hyperlink w:history="1" r:id="rIdxuew00bqm9-dor0yzv-a6">
+            <w:hyperlink w:history="1" r:id="rIdvcsjiftivp4tyrcwez0do">
               <w:r>
                 <w:rPr>
                   <w:rFonts w:ascii="Arial" w:cs="Arial" w:eastAsia="Arial" w:hAnsi="Arial"/>
@@ -9802,7 +9802,7 @@
             <w:pPr>
               <w:spacing w:after="20" w:before="0"/>
             </w:pPr>
-            <w:hyperlink w:history="1" r:id="rId-tkts-wcmpbhuukife5-8">
+            <w:hyperlink w:history="1" r:id="rIdfzjgyvx6c9p-l7q_fqxmh">
               <w:r>
                 <w:rPr>
                   <w:rFonts w:ascii="Arial" w:cs="Arial" w:eastAsia="Arial" w:hAnsi="Arial"/>
@@ -9835,7 +9835,7 @@
               <w:spacing w:after="10" w:before="0"/>
               <w:ind w:left="120"/>
             </w:pPr>
-            <w:hyperlink w:history="1" r:id="rIdbmvppxj5iqctktu0n-h8o">
+            <w:hyperlink w:history="1" r:id="rIden3_ysd5isf4veplxdzts">
               <w:r>
                 <w:rPr>
                   <w:rFonts w:ascii="Arial" w:cs="Arial" w:eastAsia="Arial" w:hAnsi="Arial"/>
@@ -10030,7 +10030,7 @@
             <w:pPr>
               <w:spacing w:after="20" w:before="0"/>
             </w:pPr>
-            <w:hyperlink w:history="1" r:id="rIdgy2dm3-3ue-y1c07s7cpm">
+            <w:hyperlink w:history="1" r:id="rIda5qh2pngeprc4k8t-eu24">
               <w:r>
                 <w:rPr>
                   <w:rFonts w:ascii="Arial" w:cs="Arial" w:eastAsia="Arial" w:hAnsi="Arial"/>
@@ -10063,7 +10063,7 @@
               <w:spacing w:after="10" w:before="0"/>
               <w:ind w:left="120"/>
             </w:pPr>
-            <w:hyperlink w:history="1" r:id="rIdlgjtgrh8albdfnpo8_wqp">
+            <w:hyperlink w:history="1" r:id="rIdc_wt7tw7ucssqtm9xwaxy">
               <w:r>
                 <w:rPr>
                   <w:rFonts w:ascii="Arial" w:cs="Arial" w:eastAsia="Arial" w:hAnsi="Arial"/>
@@ -10108,7 +10108,7 @@
             <w:pPr>
               <w:spacing w:after="20" w:before="0"/>
             </w:pPr>
-            <w:hyperlink w:history="1" r:id="rIdrul9urj-y3ztpakuolwsa">
+            <w:hyperlink w:history="1" r:id="rIdbsmuvxlymtu5v-r_gh1vp">
               <w:r>
                 <w:rPr>
                   <w:rFonts w:ascii="Arial" w:cs="Arial" w:eastAsia="Arial" w:hAnsi="Arial"/>
@@ -10141,7 +10141,7 @@
               <w:spacing w:after="10" w:before="0"/>
               <w:ind w:left="120"/>
             </w:pPr>
-            <w:hyperlink w:history="1" r:id="rIdqmenpeq9r5zi4q6kckkke">
+            <w:hyperlink w:history="1" r:id="rIdhx-gdhfs-i53qv-keoofk">
               <w:r>
                 <w:rPr>
                   <w:rFonts w:ascii="Arial" w:cs="Arial" w:eastAsia="Arial" w:hAnsi="Arial"/>
@@ -10336,7 +10336,7 @@
             <w:pPr>
               <w:spacing w:after="20" w:before="0"/>
             </w:pPr>
-            <w:hyperlink w:history="1" r:id="rIdz5krsnmsm5imjeaby_snx">
+            <w:hyperlink w:history="1" r:id="rIdudh6dbakhsecabalr1tyq">
               <w:r>
                 <w:rPr>
                   <w:rFonts w:ascii="Arial" w:cs="Arial" w:eastAsia="Arial" w:hAnsi="Arial"/>
@@ -10369,7 +10369,7 @@
               <w:spacing w:after="10" w:before="0"/>
               <w:ind w:left="120"/>
             </w:pPr>
-            <w:hyperlink w:history="1" r:id="rId6ybhurzyzk1y2besntvjn">
+            <w:hyperlink w:history="1" r:id="rIdkdtpcgouhgtf3mlshuke9">
               <w:r>
                 <w:rPr>
                   <w:rFonts w:ascii="Arial" w:cs="Arial" w:eastAsia="Arial" w:hAnsi="Arial"/>
@@ -10414,7 +10414,7 @@
             <w:pPr>
               <w:spacing w:after="20" w:before="0"/>
             </w:pPr>
-            <w:hyperlink w:history="1" r:id="rIdxeg2e58_1elzdfvixl_f9">
+            <w:hyperlink w:history="1" r:id="rId7r3nhokuoyixejxyh58yb">
               <w:r>
                 <w:rPr>
                   <w:rFonts w:ascii="Arial" w:cs="Arial" w:eastAsia="Arial" w:hAnsi="Arial"/>
@@ -10447,7 +10447,7 @@
               <w:spacing w:after="10" w:before="0"/>
               <w:ind w:left="120"/>
             </w:pPr>
-            <w:hyperlink w:history="1" r:id="rIdxk2ndtih-n7qvtpsotg2m">
+            <w:hyperlink w:history="1" r:id="rIdfzhqtg1nrc460vjbwy4uw">
               <w:r>
                 <w:rPr>
                   <w:rFonts w:ascii="Arial" w:cs="Arial" w:eastAsia="Arial" w:hAnsi="Arial"/>
@@ -10642,7 +10642,7 @@
             <w:pPr>
               <w:spacing w:after="20" w:before="0"/>
             </w:pPr>
-            <w:hyperlink w:history="1" r:id="rIdx4ihfd9hmrgduzpeey6oy">
+            <w:hyperlink w:history="1" r:id="rIdknhmodyt0n5xoaqlxqomd">
               <w:r>
                 <w:rPr>
                   <w:rFonts w:ascii="Arial" w:cs="Arial" w:eastAsia="Arial" w:hAnsi="Arial"/>
@@ -10675,7 +10675,7 @@
               <w:spacing w:after="10" w:before="0"/>
               <w:ind w:left="120"/>
             </w:pPr>
-            <w:hyperlink w:history="1" r:id="rIdhhqu0-umytzosbshhse3o">
+            <w:hyperlink w:history="1" r:id="rIdq5aotv6mioxdhmpq-bpcg">
               <w:r>
                 <w:rPr>
                   <w:rFonts w:ascii="Arial" w:cs="Arial" w:eastAsia="Arial" w:hAnsi="Arial"/>
@@ -10720,7 +10720,7 @@
             <w:pPr>
               <w:spacing w:after="20" w:before="0"/>
             </w:pPr>
-            <w:hyperlink w:history="1" r:id="rIdm6pehuij1a_qgaod_e38e">
+            <w:hyperlink w:history="1" r:id="rIdx_x3cqye2yhv_eygyfgp-">
               <w:r>
                 <w:rPr>
                   <w:rFonts w:ascii="Arial" w:cs="Arial" w:eastAsia="Arial" w:hAnsi="Arial"/>
@@ -10753,7 +10753,7 @@
               <w:spacing w:after="10" w:before="0"/>
               <w:ind w:left="120"/>
             </w:pPr>
-            <w:hyperlink w:history="1" r:id="rIdnbfwjswzu8aufdzvcddii">
+            <w:hyperlink w:history="1" r:id="rIdvgyd3hv2cikovgjg8mn4x">
               <w:r>
                 <w:rPr>
                   <w:rFonts w:ascii="Arial" w:cs="Arial" w:eastAsia="Arial" w:hAnsi="Arial"/>
@@ -10948,7 +10948,7 @@
             <w:pPr>
               <w:spacing w:after="20" w:before="0"/>
             </w:pPr>
-            <w:hyperlink w:history="1" r:id="rIdbuuleqvesvygrxf2zulwm">
+            <w:hyperlink w:history="1" r:id="rIdhgp8t0dehi_bys01ceszr">
               <w:r>
                 <w:rPr>
                   <w:rFonts w:ascii="Arial" w:cs="Arial" w:eastAsia="Arial" w:hAnsi="Arial"/>
@@ -10997,7 +10997,7 @@
               <w:spacing w:after="10" w:before="0"/>
               <w:ind w:left="120"/>
             </w:pPr>
-            <w:hyperlink w:history="1" r:id="rIdromj6xrq6htd_cca_p4an">
+            <w:hyperlink w:history="1" r:id="rIdhuz9flixm4gtyf1fxnl9u">
               <w:r>
                 <w:rPr>
                   <w:rFonts w:ascii="Arial" w:cs="Arial" w:eastAsia="Arial" w:hAnsi="Arial"/>
@@ -11042,7 +11042,7 @@
             <w:pPr>
               <w:spacing w:after="20" w:before="0"/>
             </w:pPr>
-            <w:hyperlink w:history="1" r:id="rIdnb94mlxobjxjrowaswd6x">
+            <w:hyperlink w:history="1" r:id="rIds8cx-up8pklcpc5htekyw">
               <w:r>
                 <w:rPr>
                   <w:rFonts w:ascii="Arial" w:cs="Arial" w:eastAsia="Arial" w:hAnsi="Arial"/>
@@ -11075,7 +11075,7 @@
               <w:spacing w:after="10" w:before="0"/>
               <w:ind w:left="120"/>
             </w:pPr>
-            <w:hyperlink w:history="1" r:id="rIdvuvvs_wg2fisrclie7mke">
+            <w:hyperlink w:history="1" r:id="rIdenu5rzod-p9fd-2_qzkrq">
               <w:r>
                 <w:rPr>
                   <w:rFonts w:ascii="Arial" w:cs="Arial" w:eastAsia="Arial" w:hAnsi="Arial"/>
@@ -11587,7 +11587,7 @@
         </w:rPr>
         <w:t xml:space="preserve">© 2026 SeaVuria and ARES. Aligned with KICD objectives. Developed by SeaVuria; technical implementation by ARES (with AI assistance from Claude). Licensed under </w:t>
       </w:r>
-      <w:hyperlink w:history="1" r:id="rIdvf2casdnikf1iwoyosvbb">
+      <w:hyperlink w:history="1" r:id="rIdpc9n3i_-ldo2hokjpw8ny">
         <w:r>
           <w:rPr>
             <w:rFonts w:ascii="Arial" w:cs="Arial" w:eastAsia="Arial" w:hAnsi="Arial"/>
@@ -11608,7 +11608,7 @@
         </w:rPr>
         <w:t xml:space="preserve"> (</w:t>
       </w:r>
-      <w:hyperlink w:history="1" r:id="rIdsgf0kajctid8bf_4mw2qx">
+      <w:hyperlink w:history="1" r:id="rIdisagcd6mkdmpomv00u5gr">
         <w:r>
           <w:rPr>
             <w:rFonts w:ascii="Arial" w:cs="Arial" w:eastAsia="Arial" w:hAnsi="Arial"/>
@@ -12621,7 +12621,7 @@
             <w:pPr>
               <w:spacing w:after="20" w:before="0"/>
             </w:pPr>
-            <w:hyperlink w:history="1" r:id="rId01kcq22cnxd1vbxpbym9n">
+            <w:hyperlink w:history="1" r:id="rId9sqf6oujnvfovlcabkyze">
               <w:r>
                 <w:rPr>
                   <w:rFonts w:ascii="Arial" w:cs="Arial" w:eastAsia="Arial" w:hAnsi="Arial"/>
@@ -12654,7 +12654,7 @@
               <w:spacing w:after="10" w:before="0"/>
               <w:ind w:left="120"/>
             </w:pPr>
-            <w:hyperlink w:history="1" r:id="rIdfxk_yvs7-zhcn2jb_9o6j">
+            <w:hyperlink w:history="1" r:id="rIdft0en603p2g_sqqc7t640">
               <w:r>
                 <w:rPr>
                   <w:rFonts w:ascii="Arial" w:cs="Arial" w:eastAsia="Arial" w:hAnsi="Arial"/>
@@ -12699,7 +12699,7 @@
             <w:pPr>
               <w:spacing w:after="20" w:before="0"/>
             </w:pPr>
-            <w:hyperlink w:history="1" r:id="rIdfqu2v5hvipdgdnshrfmy3">
+            <w:hyperlink w:history="1" r:id="rId0pchflb7vdvvuub1bcyle">
               <w:r>
                 <w:rPr>
                   <w:rFonts w:ascii="Arial" w:cs="Arial" w:eastAsia="Arial" w:hAnsi="Arial"/>
@@ -12732,7 +12732,7 @@
               <w:spacing w:after="10" w:before="0"/>
               <w:ind w:left="120"/>
             </w:pPr>
-            <w:hyperlink w:history="1" r:id="rIdvdqli-_7chzvv_yatbfgu">
+            <w:hyperlink w:history="1" r:id="rIdwg4j2g2yvdcmpq9qucgnv">
               <w:r>
                 <w:rPr>
                   <w:rFonts w:ascii="Arial" w:cs="Arial" w:eastAsia="Arial" w:hAnsi="Arial"/>
@@ -12927,7 +12927,7 @@
             <w:pPr>
               <w:spacing w:after="20" w:before="0"/>
             </w:pPr>
-            <w:hyperlink w:history="1" r:id="rIdffen99pgr4d_f44dpr9j-">
+            <w:hyperlink w:history="1" r:id="rId_kt9bqpuf_umn16rkkncx">
               <w:r>
                 <w:rPr>
                   <w:rFonts w:ascii="Arial" w:cs="Arial" w:eastAsia="Arial" w:hAnsi="Arial"/>
@@ -12960,7 +12960,7 @@
               <w:spacing w:after="10" w:before="0"/>
               <w:ind w:left="120"/>
             </w:pPr>
-            <w:hyperlink w:history="1" r:id="rIdqexqwvj95d3_pxmk2-szz">
+            <w:hyperlink w:history="1" r:id="rIdz56w2pxp7taavfpsd40i2">
               <w:r>
                 <w:rPr>
                   <w:rFonts w:ascii="Arial" w:cs="Arial" w:eastAsia="Arial" w:hAnsi="Arial"/>
@@ -13005,7 +13005,7 @@
             <w:pPr>
               <w:spacing w:after="20" w:before="0"/>
             </w:pPr>
-            <w:hyperlink w:history="1" r:id="rIdkzla5gg2psd4oukqwvevz">
+            <w:hyperlink w:history="1" r:id="rIdu6vfubxclxin4ektfednz">
               <w:r>
                 <w:rPr>
                   <w:rFonts w:ascii="Arial" w:cs="Arial" w:eastAsia="Arial" w:hAnsi="Arial"/>
@@ -13038,7 +13038,7 @@
               <w:spacing w:after="10" w:before="0"/>
               <w:ind w:left="120"/>
             </w:pPr>
-            <w:hyperlink w:history="1" r:id="rIdbb_t8iqmcu_0g-qqe4cs2">
+            <w:hyperlink w:history="1" r:id="rIdwkkkbgldhbn8ogqnspdhb">
               <w:r>
                 <w:rPr>
                   <w:rFonts w:ascii="Arial" w:cs="Arial" w:eastAsia="Arial" w:hAnsi="Arial"/>
@@ -13233,7 +13233,7 @@
             <w:pPr>
               <w:spacing w:after="20" w:before="0"/>
             </w:pPr>
-            <w:hyperlink w:history="1" r:id="rId5-wsgfuwgz4lrheepipgd">
+            <w:hyperlink w:history="1" r:id="rIdyu7ksypz38qw1kxoakilq">
               <w:r>
                 <w:rPr>
                   <w:rFonts w:ascii="Arial" w:cs="Arial" w:eastAsia="Arial" w:hAnsi="Arial"/>
@@ -13266,7 +13266,7 @@
               <w:spacing w:after="10" w:before="0"/>
               <w:ind w:left="120"/>
             </w:pPr>
-            <w:hyperlink w:history="1" r:id="rId_jjqoxgrq5skvkkhbste4">
+            <w:hyperlink w:history="1" r:id="rIdn-raggduvgsklfinhqgt1">
               <w:r>
                 <w:rPr>
                   <w:rFonts w:ascii="Arial" w:cs="Arial" w:eastAsia="Arial" w:hAnsi="Arial"/>
@@ -13311,7 +13311,7 @@
             <w:pPr>
               <w:spacing w:after="20" w:before="0"/>
             </w:pPr>
-            <w:hyperlink w:history="1" r:id="rIdbm1529w2vsbea-3-6om5v">
+            <w:hyperlink w:history="1" r:id="rIdrkvpmavmudtiz6kvkxmxn">
               <w:r>
                 <w:rPr>
                   <w:rFonts w:ascii="Arial" w:cs="Arial" w:eastAsia="Arial" w:hAnsi="Arial"/>
@@ -13344,7 +13344,7 @@
               <w:spacing w:after="10" w:before="0"/>
               <w:ind w:left="120"/>
             </w:pPr>
-            <w:hyperlink w:history="1" r:id="rIdby5yodr1-plslvku3xcvz">
+            <w:hyperlink w:history="1" r:id="rIdy-msavvqv6vonisbdyld8">
               <w:r>
                 <w:rPr>
                   <w:rFonts w:ascii="Arial" w:cs="Arial" w:eastAsia="Arial" w:hAnsi="Arial"/>
@@ -13539,7 +13539,7 @@
             <w:pPr>
               <w:spacing w:after="20" w:before="0"/>
             </w:pPr>
-            <w:hyperlink w:history="1" r:id="rIdd3tf64xrysewwtwhq7tmq">
+            <w:hyperlink w:history="1" r:id="rIdj2waeuwotmwxm0m-74o1t">
               <w:r>
                 <w:rPr>
                   <w:rFonts w:ascii="Arial" w:cs="Arial" w:eastAsia="Arial" w:hAnsi="Arial"/>
@@ -13572,7 +13572,7 @@
               <w:spacing w:after="10" w:before="0"/>
               <w:ind w:left="120"/>
             </w:pPr>
-            <w:hyperlink w:history="1" r:id="rIdcu9zude95j70avl00uees">
+            <w:hyperlink w:history="1" r:id="rIdx3lhody3kr0k5dcbxgrlo">
               <w:r>
                 <w:rPr>
                   <w:rFonts w:ascii="Arial" w:cs="Arial" w:eastAsia="Arial" w:hAnsi="Arial"/>
@@ -13617,7 +13617,7 @@
             <w:pPr>
               <w:spacing w:after="20" w:before="0"/>
             </w:pPr>
-            <w:hyperlink w:history="1" r:id="rIdm15a8s8ulmu3h4xhigrfa">
+            <w:hyperlink w:history="1" r:id="rIdsqwez75humbqvzzms4znq">
               <w:r>
                 <w:rPr>
                   <w:rFonts w:ascii="Arial" w:cs="Arial" w:eastAsia="Arial" w:hAnsi="Arial"/>
@@ -13650,7 +13650,7 @@
               <w:spacing w:after="10" w:before="0"/>
               <w:ind w:left="120"/>
             </w:pPr>
-            <w:hyperlink w:history="1" r:id="rIdrz_u5b1qd0t0obyrrozd-">
+            <w:hyperlink w:history="1" r:id="rIdlxgupujmg7agofd0yuloj">
               <w:r>
                 <w:rPr>
                   <w:rFonts w:ascii="Arial" w:cs="Arial" w:eastAsia="Arial" w:hAnsi="Arial"/>
@@ -13845,7 +13845,7 @@
             <w:pPr>
               <w:spacing w:after="20" w:before="0"/>
             </w:pPr>
-            <w:hyperlink w:history="1" r:id="rIdechmsktxk8kr8a6e4b_xq">
+            <w:hyperlink w:history="1" r:id="rIdyq27spqnzsq0tdb0aqs4a">
               <w:r>
                 <w:rPr>
                   <w:rFonts w:ascii="Arial" w:cs="Arial" w:eastAsia="Arial" w:hAnsi="Arial"/>
@@ -13878,7 +13878,7 @@
               <w:spacing w:after="10" w:before="0"/>
               <w:ind w:left="120"/>
             </w:pPr>
-            <w:hyperlink w:history="1" r:id="rIdsqdxzjxwleyc-vjlh9_ju">
+            <w:hyperlink w:history="1" r:id="rIdf--qnjtmgfivin-swdijc">
               <w:r>
                 <w:rPr>
                   <w:rFonts w:ascii="Arial" w:cs="Arial" w:eastAsia="Arial" w:hAnsi="Arial"/>
@@ -13923,7 +13923,7 @@
             <w:pPr>
               <w:spacing w:after="20" w:before="0"/>
             </w:pPr>
-            <w:hyperlink w:history="1" r:id="rIdehtl1ai2vvyqtuyw1gcvq">
+            <w:hyperlink w:history="1" r:id="rIdlt2v98jdd7s_6xz_firmz">
               <w:r>
                 <w:rPr>
                   <w:rFonts w:ascii="Arial" w:cs="Arial" w:eastAsia="Arial" w:hAnsi="Arial"/>
@@ -13956,7 +13956,7 @@
               <w:spacing w:after="10" w:before="0"/>
               <w:ind w:left="120"/>
             </w:pPr>
-            <w:hyperlink w:history="1" r:id="rIdjppvfa88prftdkym-7_7v">
+            <w:hyperlink w:history="1" r:id="rIdb5nhfdidkbrv9ui_1yndg">
               <w:r>
                 <w:rPr>
                   <w:rFonts w:ascii="Arial" w:cs="Arial" w:eastAsia="Arial" w:hAnsi="Arial"/>
@@ -14582,7 +14582,7 @@
         </w:rPr>
         <w:t xml:space="preserve">© 2026 SeaVuria and ARES. Aligned with KICD objectives. Developed by SeaVuria; technical implementation by ARES (with AI assistance from Claude). Licensed under </w:t>
       </w:r>
-      <w:hyperlink w:history="1" r:id="rIdg4egbc-tyglszhqmjvimg">
+      <w:hyperlink w:history="1" r:id="rId2fhkdjkj_gmczzlfw_p0p">
         <w:r>
           <w:rPr>
             <w:rFonts w:ascii="Arial" w:cs="Arial" w:eastAsia="Arial" w:hAnsi="Arial"/>
@@ -14603,7 +14603,7 @@
         </w:rPr>
         <w:t xml:space="preserve"> (</w:t>
       </w:r>
-      <w:hyperlink w:history="1" r:id="rIddzddyt6cj6lqacyfzkbrv">
+      <w:hyperlink w:history="1" r:id="rIdjeyndycx8srraazaroxgx">
         <w:r>
           <w:rPr>
             <w:rFonts w:ascii="Arial" w:cs="Arial" w:eastAsia="Arial" w:hAnsi="Arial"/>
@@ -15616,7 +15616,7 @@
             <w:pPr>
               <w:spacing w:after="20" w:before="0"/>
             </w:pPr>
-            <w:hyperlink w:history="1" r:id="rIduymradysgvuejipu4z8jp">
+            <w:hyperlink w:history="1" r:id="rId9osztmestgj3git5xehvy">
               <w:r>
                 <w:rPr>
                   <w:rFonts w:ascii="Arial" w:cs="Arial" w:eastAsia="Arial" w:hAnsi="Arial"/>
@@ -15665,7 +15665,7 @@
               <w:spacing w:after="10" w:before="0"/>
               <w:ind w:left="120"/>
             </w:pPr>
-            <w:hyperlink w:history="1" r:id="rIdrvnwadpuaon0gankuc96o">
+            <w:hyperlink w:history="1" r:id="rIdgt5y7uyh_6ui80smmqmuw">
               <w:r>
                 <w:rPr>
                   <w:rFonts w:ascii="Arial" w:cs="Arial" w:eastAsia="Arial" w:hAnsi="Arial"/>
@@ -15727,7 +15727,7 @@
               <w:spacing w:after="10" w:before="0"/>
               <w:ind w:left="120"/>
             </w:pPr>
-            <w:hyperlink w:history="1" r:id="rId8w6_v1gd202di9of3vj6o">
+            <w:hyperlink w:history="1" r:id="rId1nc3qmyau7ywfnintq_58">
               <w:r>
                 <w:rPr>
                   <w:rFonts w:ascii="Arial" w:cs="Arial" w:eastAsia="Arial" w:hAnsi="Arial"/>
@@ -15784,7 +15784,7 @@
                 <w:sz w:val="18"/>
                 <w:szCs w:val="18"/>
               </w:rPr>
-              <w:t xml:space="preserve">Before touching any equipment, learners open their notebooks to a fresh page and draw a prediction table with rows for NaCl, candle wax, graphite and aluminium, and columns for solubility, conductivity (solid) and mechanical behaviour. Working individually for 2 minutes, learners write their predictions using the bond-type knowledge from Lessons 2 to 4 — for example a learner might write: NaCl — does not conduct as solid because ions are locked in place, candle wax — does not conduct because it has no ions or free electrons, graphite — should conduct because delocalised electrons exist between layers, aluminium — conducts because of the delocalised electron sea. Learners then compare predictions with their group partner for 1 minute before the practical begins, noting any disagreements on a sticky note.</w:t>
+              <w:t xml:space="preserve">Before touching any equipment, learners open their notebooks to a fresh page and draw a prediction table with rows for NaCl, candle wax, graphite and aluminium, and columns for solubility, conductivity (solid) and mechanical behaviour. Working individually for 2 minutes, learners write their predictions using the bond-type knowledge from Lessons 2 to 4 — for example a learner might write: NaCl — does not conduct as solid because ions are locked in place, candle wax — does not conduct because it has no ions or free electrons, graphite — should conduct because delocalised electrons are free to move along each layer, aluminium — conducts because of the delocalised electron sea. Learners then compare predictions with their group partner for 1 minute before the practical begins, noting any disagreements on a sticky note.</w:t>
             </w:r>
           </w:p>
         </w:tc>
@@ -15937,7 +15937,7 @@
             <w:pPr>
               <w:spacing w:after="20" w:before="0"/>
             </w:pPr>
-            <w:hyperlink w:history="1" r:id="rId0h0qgantzq1bkmf-wpi36">
+            <w:hyperlink w:history="1" r:id="rIdhrsix1cvn-bpge8509vpe">
               <w:r>
                 <w:rPr>
                   <w:rFonts w:ascii="Arial" w:cs="Arial" w:eastAsia="Arial" w:hAnsi="Arial"/>
@@ -15986,7 +15986,7 @@
               <w:spacing w:after="10" w:before="0"/>
               <w:ind w:left="120"/>
             </w:pPr>
-            <w:hyperlink w:history="1" r:id="rIdyxbgmjgdrztaiupsuhwkr">
+            <w:hyperlink w:history="1" r:id="rIdvrfx4odkf4y4zmpxa0xfo">
               <w:r>
                 <w:rPr>
                   <w:rFonts w:ascii="Arial" w:cs="Arial" w:eastAsia="Arial" w:hAnsi="Arial"/>
@@ -16048,7 +16048,7 @@
               <w:spacing w:after="10" w:before="0"/>
               <w:ind w:left="120"/>
             </w:pPr>
-            <w:hyperlink w:history="1" r:id="rIdgzyg8jtxrxyxtcqilr4lz">
+            <w:hyperlink w:history="1" r:id="rIdglr0cj3pi6-di2dfrwcr-">
               <w:r>
                 <w:rPr>
                   <w:rFonts w:ascii="Arial" w:cs="Arial" w:eastAsia="Arial" w:hAnsi="Arial"/>
@@ -16258,7 +16258,7 @@
             <w:pPr>
               <w:spacing w:after="20" w:before="0"/>
             </w:pPr>
-            <w:hyperlink w:history="1" r:id="rIdlsbbxawealbxjgde3ax9n">
+            <w:hyperlink w:history="1" r:id="rId8aetupa4fgim95ikrorzi">
               <w:r>
                 <w:rPr>
                   <w:rFonts w:ascii="Arial" w:cs="Arial" w:eastAsia="Arial" w:hAnsi="Arial"/>
@@ -16307,7 +16307,7 @@
               <w:spacing w:after="10" w:before="0"/>
               <w:ind w:left="120"/>
             </w:pPr>
-            <w:hyperlink w:history="1" r:id="rIdgnojhykjvyvyqlzwksxzs">
+            <w:hyperlink w:history="1" r:id="rIdutw8xx2dxtwzb_bv5lx-4">
               <w:r>
                 <w:rPr>
                   <w:rFonts w:ascii="Arial" w:cs="Arial" w:eastAsia="Arial" w:hAnsi="Arial"/>
@@ -16369,7 +16369,7 @@
               <w:spacing w:after="10" w:before="0"/>
               <w:ind w:left="120"/>
             </w:pPr>
-            <w:hyperlink w:history="1" r:id="rIdnqbkrlse6oexvidfdkzuw">
+            <w:hyperlink w:history="1" r:id="rId1igndzunrbmsethdcunwt">
               <w:r>
                 <w:rPr>
                   <w:rFonts w:ascii="Arial" w:cs="Arial" w:eastAsia="Arial" w:hAnsi="Arial"/>
@@ -16426,7 +16426,7 @@
                 <w:sz w:val="18"/>
                 <w:szCs w:val="18"/>
               </w:rPr>
-              <w:t xml:space="preserve">After practical work ends (20-minute mark), the teacher projects or draws the master class data table on the board with columns: Substance, Solubility in water, Conducts as solid (yes or no), Mechanical behaviour, Likely structure type. Teacher calls on one reporter per group (rotating so each lesson a different learner reports) to give their group result for one substance. Once the table is complete, learners spend 3 minutes individually annotating their own worksheet: next to each result they write a one-sentence particle-level explanation connecting the observation to bond type. For example: 'Graphite conducts because delocalised electrons between the carbon layers are free to move and carry charge' and 'Dry NaCl does not conduct because the Na+ and Cl- ions are locked in fixed lattice positions and cannot move to carry charge — they only become mobile when dissolved or melted.' The teacher then facilitates a 5-minute structured discussion using three cold-call questions (see Teacher Moves). Learners connect each result explicitly back to the anchoring phenomenon items: aluminium sufuria (metallic bonding), graphite from the battery (layered giant atomic), NaCl from the coast (giant ionic), candle wax (simple molecular as a new contrast substance).</w:t>
+              <w:t xml:space="preserve">After practical work ends (20-minute mark), the teacher projects or draws the master class data table on the board with columns: Substance, Solubility in water, Conducts as solid (yes or no), Mechanical behaviour, Likely structure type. Teacher calls on one reporter per group (rotating so each lesson a different learner reports) to give their group result for one substance. Once the table is complete, learners spend 3 minutes individually annotating their own worksheet: next to each result they write a one-sentence particle-level explanation connecting the observation to bond type. For example: 'Graphite conducts because delocalised electrons within each carbon layer are free to move along it and carry charge' and 'Dry NaCl does not conduct because the Na+ and Cl- ions are locked in fixed lattice positions and cannot move to carry charge — they only become mobile when dissolved or melted.' The teacher then facilitates a 5-minute structured discussion using three cold-call questions (see Teacher Moves). Learners connect each result explicitly back to the anchoring phenomenon items: aluminium sufuria (metallic bonding), graphite from the battery (layered giant atomic), NaCl from the coast (giant ionic), candle wax (simple molecular as a new contrast substance).</w:t>
             </w:r>
           </w:p>
         </w:tc>
@@ -16579,7 +16579,7 @@
             <w:pPr>
               <w:spacing w:after="20" w:before="0"/>
             </w:pPr>
-            <w:hyperlink w:history="1" r:id="rIdxv3m4yjqm8px_sx4qm-7d">
+            <w:hyperlink w:history="1" r:id="rId6oou5waf1evnvckbsjtub">
               <w:r>
                 <w:rPr>
                   <w:rFonts w:ascii="Arial" w:cs="Arial" w:eastAsia="Arial" w:hAnsi="Arial"/>
@@ -16628,7 +16628,7 @@
               <w:spacing w:after="10" w:before="0"/>
               <w:ind w:left="120"/>
             </w:pPr>
-            <w:hyperlink w:history="1" r:id="rIdy1tjp6cv4zrpf8t8oyjaw">
+            <w:hyperlink w:history="1" r:id="rIdbhjm4wby56rltl-oh_qnl">
               <w:r>
                 <w:rPr>
                   <w:rFonts w:ascii="Arial" w:cs="Arial" w:eastAsia="Arial" w:hAnsi="Arial"/>
@@ -16690,7 +16690,7 @@
               <w:spacing w:after="10" w:before="0"/>
               <w:ind w:left="120"/>
             </w:pPr>
-            <w:hyperlink w:history="1" r:id="rIdpp-xnzlymxbsf1idd6vod">
+            <w:hyperlink w:history="1" r:id="rIdgbzpqz9n9vu317jajmlpu">
               <w:r>
                 <w:rPr>
                   <w:rFonts w:ascii="Arial" w:cs="Arial" w:eastAsia="Arial" w:hAnsi="Arial"/>
@@ -16900,7 +16900,7 @@
             <w:pPr>
               <w:spacing w:after="20" w:before="0"/>
             </w:pPr>
-            <w:hyperlink w:history="1" r:id="rIdswyx0jh_shnk10nn_uuyu">
+            <w:hyperlink w:history="1" r:id="rIdczer_g6p6xyogyixscg00">
               <w:r>
                 <w:rPr>
                   <w:rFonts w:ascii="Arial" w:cs="Arial" w:eastAsia="Arial" w:hAnsi="Arial"/>
@@ -16949,7 +16949,7 @@
               <w:spacing w:after="10" w:before="0"/>
               <w:ind w:left="120"/>
             </w:pPr>
-            <w:hyperlink w:history="1" r:id="rIdzltlhkump4cfnyj6tlvtj">
+            <w:hyperlink w:history="1" r:id="rIdulevricpjosilfrcl8iki">
               <w:r>
                 <w:rPr>
                   <w:rFonts w:ascii="Arial" w:cs="Arial" w:eastAsia="Arial" w:hAnsi="Arial"/>
@@ -17011,7 +17011,7 @@
               <w:spacing w:after="10" w:before="0"/>
               <w:ind w:left="120"/>
             </w:pPr>
-            <w:hyperlink w:history="1" r:id="rId4aohkie5kddjld-leyjf4">
+            <w:hyperlink w:history="1" r:id="rIdisidjno3kiklrcycbmwwa">
               <w:r>
                 <w:rPr>
                   <w:rFonts w:ascii="Arial" w:cs="Arial" w:eastAsia="Arial" w:hAnsi="Arial"/>
@@ -17068,7 +17068,7 @@
                 <w:sz w:val="18"/>
                 <w:szCs w:val="18"/>
               </w:rPr>
-              <w:t xml:space="preserve">This phase is embedded as a brief 3-minute notebook activity rather than a full model-building session (full model building occurs in Lesson 8). Each learner selects ONE substance from the practical and draws a quick particle diagram in their notebook — not a formal dot-and-cross diagram but a simplified sketch showing the key structural feature that explains their most surprising experimental result. For example: a learner choosing graphite draws the layered hexagonal structure with arrows indicating delocalised electrons moving between layers and labels it 'free electrons carry charge — LED lights up.' A learner choosing NaCl draws a section of the ionic lattice with Na+ and Cl- locked in place and labels it 'ions cannot move in solid — LED stays dark.' The sketch is annotated with the specific experimental observation it explains. This serves as a personal model revision in response to today's evidence.</w:t>
+              <w:t xml:space="preserve">This phase is embedded as a brief 3-minute notebook activity rather than a full model-building session (full model building occurs in Lesson 8). Each learner selects ONE substance from the practical and draws a quick particle diagram in their notebook — not a formal dot-and-cross diagram but a simplified sketch showing the key structural feature that explains their most surprising experimental result. For example: a learner choosing graphite draws the layered hexagonal structure with arrows indicating delocalised electrons moving along each layer and labels it 'free electrons carry charge — LED lights up.' A learner choosing NaCl draws a section of the ionic lattice with Na+ and Cl- locked in place and labels it 'ions cannot move in solid — LED stays dark.' The sketch is annotated with the specific experimental observation it explains. This serves as a personal model revision in response to today's evidence.</w:t>
             </w:r>
           </w:p>
         </w:tc>
@@ -17100,7 +17100,7 @@
                 <w:sz w:val="18"/>
                 <w:szCs w:val="18"/>
               </w:rPr>
-              <w:t xml:space="preserve">Teacher gives a clear instruction: 'In the next 3 minutes, draw one particle sketch that explains the result that surprised you most today. Label it with the observation from your data table. This is not assessed right now — it is your thinking on paper.' Teacher circulates and looks for diagrams that correctly represent the structural feature responsible for the property. For graphite sketches teacher checks that the learner has indicated electron mobility between layers, not just drawn hexagons. For NaCl sketches teacher checks that the learner has drawn ions in fixed positions. Teacher says quietly to any learner drawing an incorrect model: 'Look back at the Lesson 4 structure diagram in your notebook — what do those layers in graphite have that the NaCl lattice does not have?' WAIT TIME: allow 10 seconds for the learner to think before adding any further hint.</w:t>
+              <w:t xml:space="preserve">Teacher gives a clear instruction: 'In the next 3 minutes, draw one particle sketch that explains the result that surprised you most today. Label it with the observation from your data table. This is not assessed right now — it is your thinking on paper.' Teacher circulates and looks for diagrams that correctly represent the structural feature responsible for the property. For graphite sketches teacher checks that the learner has indicated electron mobility along the layers, not just drawn hexagons. For NaCl sketches teacher checks that the learner has drawn ions in fixed positions. Teacher says quietly to any learner drawing an incorrect model: 'Look back at the Lesson 4 structure diagram in your notebook — what do those layers in graphite have that the NaCl lattice does not have?' WAIT TIME: allow 10 seconds for the learner to think before adding any further hint.</w:t>
             </w:r>
           </w:p>
         </w:tc>
@@ -17516,7 +17516,7 @@
                 <w:sz w:val="18"/>
                 <w:szCs w:val="18"/>
               </w:rPr>
-              <w:t xml:space="preserve">Learners can now explain the anchoring phenomenon more completely than in Lesson 1: aluminium conducts and bends because delocalised electrons move freely through the metallic lattice and the layers of metal ions can slide past each other; graphite conducts because delocalised electrons exist between the carbon layers and are free to carry charge, even though carbon is a non-metal; dry NaCl does not conduct because its ions are locked in a rigid lattice and cannot carry charge until the lattice is broken by dissolving or melting; candle wax neither conducts nor dissolves because its molecules are held together only by weak Van der Waals forces and contain no ions or free electrons. The driving question has advanced: learners now have experimental evidence, not just theoretical predictions, to support bond-type explanations of physical properties.</w:t>
+              <w:t xml:space="preserve">Learners can now explain the anchoring phenomenon more completely than in Lesson 1: aluminium conducts and bends because delocalised electrons move freely through the metallic lattice and the layers of metal ions can slide past each other; graphite conducts because delocalised electrons within each carbon layer are free to move along it and carry charge, even though carbon is a non-metal; dry NaCl does not conduct because its ions are locked in a rigid lattice and cannot carry charge until the lattice is broken by dissolving or melting; candle wax neither conducts nor dissolves because its molecules are held together only by weak Van der Waals forces and contain no ions or free electrons. The driving question has advanced: learners now have experimental evidence, not just theoretical predictions, to support bond-type explanations of physical properties.</w:t>
             </w:r>
           </w:p>
         </w:tc>
@@ -17538,7 +17538,7 @@
         </w:rPr>
         <w:t xml:space="preserve">© 2026 SeaVuria and ARES. Aligned with KICD objectives. Developed by SeaVuria; technical implementation by ARES (with AI assistance from Claude). Licensed under </w:t>
       </w:r>
-      <w:hyperlink w:history="1" r:id="rIdsro_eazgdezdhmndekoee">
+      <w:hyperlink w:history="1" r:id="rId2-t_meoufbqzey04sdljn">
         <w:r>
           <w:rPr>
             <w:rFonts w:ascii="Arial" w:cs="Arial" w:eastAsia="Arial" w:hAnsi="Arial"/>
@@ -17559,7 +17559,7 @@
         </w:rPr>
         <w:t xml:space="preserve"> (</w:t>
       </w:r>
-      <w:hyperlink w:history="1" r:id="rIdy0wj6ks8sst4k4tjgaktv">
+      <w:hyperlink w:history="1" r:id="rId6sif5b0kowixoghfkuf-6">
         <w:r>
           <w:rPr>
             <w:rFonts w:ascii="Arial" w:cs="Arial" w:eastAsia="Arial" w:hAnsi="Arial"/>
@@ -18572,7 +18572,7 @@
             <w:pPr>
               <w:spacing w:after="20" w:before="0"/>
             </w:pPr>
-            <w:hyperlink w:history="1" r:id="rIditym37n2bsd8gvvt3sdjr">
+            <w:hyperlink w:history="1" r:id="rIdnubxzeuuexcketxawlbzm">
               <w:r>
                 <w:rPr>
                   <w:rFonts w:ascii="Arial" w:cs="Arial" w:eastAsia="Arial" w:hAnsi="Arial"/>
@@ -18605,7 +18605,7 @@
               <w:spacing w:after="10" w:before="0"/>
               <w:ind w:left="120"/>
             </w:pPr>
-            <w:hyperlink w:history="1" r:id="rIdm_15zj0k189wdyr0urphg">
+            <w:hyperlink w:history="1" r:id="rId7ydq_tulyjj1n08y7mnl9">
               <w:r>
                 <w:rPr>
                   <w:rFonts w:ascii="Arial" w:cs="Arial" w:eastAsia="Arial" w:hAnsi="Arial"/>
@@ -18650,7 +18650,7 @@
             <w:pPr>
               <w:spacing w:after="20" w:before="0"/>
             </w:pPr>
-            <w:hyperlink w:history="1" r:id="rIdjbg0n_o_27jc6v5ckk3jn">
+            <w:hyperlink w:history="1" r:id="rIdq6m1paufnof_uhtcnrejc">
               <w:r>
                 <w:rPr>
                   <w:rFonts w:ascii="Arial" w:cs="Arial" w:eastAsia="Arial" w:hAnsi="Arial"/>
@@ -18683,7 +18683,7 @@
               <w:spacing w:after="10" w:before="0"/>
               <w:ind w:left="120"/>
             </w:pPr>
-            <w:hyperlink w:history="1" r:id="rIdphm41jvd7igejojfgluf7">
+            <w:hyperlink w:history="1" r:id="rIdw0qyi7qqyl9pj3lrhxyoz">
               <w:r>
                 <w:rPr>
                   <w:rFonts w:ascii="Arial" w:cs="Arial" w:eastAsia="Arial" w:hAnsi="Arial"/>
@@ -18878,7 +18878,7 @@
             <w:pPr>
               <w:spacing w:after="20" w:before="0"/>
             </w:pPr>
-            <w:hyperlink w:history="1" r:id="rIdoaj1kj5tkurbnkl1-hxvy">
+            <w:hyperlink w:history="1" r:id="rIdoamq37fzd-v9-7ebgj2yn">
               <w:r>
                 <w:rPr>
                   <w:rFonts w:ascii="Arial" w:cs="Arial" w:eastAsia="Arial" w:hAnsi="Arial"/>
@@ -18911,7 +18911,7 @@
               <w:spacing w:after="10" w:before="0"/>
               <w:ind w:left="120"/>
             </w:pPr>
-            <w:hyperlink w:history="1" r:id="rIdm7gkeajhbbiw5i7mzssfs">
+            <w:hyperlink w:history="1" r:id="rIdanumnun84bm1c5ruomq6q">
               <w:r>
                 <w:rPr>
                   <w:rFonts w:ascii="Arial" w:cs="Arial" w:eastAsia="Arial" w:hAnsi="Arial"/>
@@ -18956,7 +18956,7 @@
             <w:pPr>
               <w:spacing w:after="20" w:before="0"/>
             </w:pPr>
-            <w:hyperlink w:history="1" r:id="rIdxwjwo9ejvtfgfvoulq6df">
+            <w:hyperlink w:history="1" r:id="rIdavwzhgp-go_jhvr9opz-a">
               <w:r>
                 <w:rPr>
                   <w:rFonts w:ascii="Arial" w:cs="Arial" w:eastAsia="Arial" w:hAnsi="Arial"/>
@@ -18989,7 +18989,7 @@
               <w:spacing w:after="10" w:before="0"/>
               <w:ind w:left="120"/>
             </w:pPr>
-            <w:hyperlink w:history="1" r:id="rIdg28dmj9zq436yn1sbvhk_">
+            <w:hyperlink w:history="1" r:id="rIdo9yvdmkbowurthv6tki1d">
               <w:r>
                 <w:rPr>
                   <w:rFonts w:ascii="Arial" w:cs="Arial" w:eastAsia="Arial" w:hAnsi="Arial"/>
@@ -19184,7 +19184,7 @@
             <w:pPr>
               <w:spacing w:after="20" w:before="0"/>
             </w:pPr>
-            <w:hyperlink w:history="1" r:id="rIdlf1gkjjlykm4vyfoh_v1a">
+            <w:hyperlink w:history="1" r:id="rIdnqtexzmwbcfqcm2ujt90s">
               <w:r>
                 <w:rPr>
                   <w:rFonts w:ascii="Arial" w:cs="Arial" w:eastAsia="Arial" w:hAnsi="Arial"/>
@@ -19217,7 +19217,7 @@
               <w:spacing w:after="10" w:before="0"/>
               <w:ind w:left="120"/>
             </w:pPr>
-            <w:hyperlink w:history="1" r:id="rIdmmigj4e6fawryaxbmea87">
+            <w:hyperlink w:history="1" r:id="rId4o_ajvnnzryl-ai0kyl59">
               <w:r>
                 <w:rPr>
                   <w:rFonts w:ascii="Arial" w:cs="Arial" w:eastAsia="Arial" w:hAnsi="Arial"/>
@@ -19262,7 +19262,7 @@
             <w:pPr>
               <w:spacing w:after="20" w:before="0"/>
             </w:pPr>
-            <w:hyperlink w:history="1" r:id="rIdsysmhyzi2nwyrifulipcr">
+            <w:hyperlink w:history="1" r:id="rIdwnyi5ffmj5satdfone8z_">
               <w:r>
                 <w:rPr>
                   <w:rFonts w:ascii="Arial" w:cs="Arial" w:eastAsia="Arial" w:hAnsi="Arial"/>
@@ -19295,7 +19295,7 @@
               <w:spacing w:after="10" w:before="0"/>
               <w:ind w:left="120"/>
             </w:pPr>
-            <w:hyperlink w:history="1" r:id="rIdjjhzeqqlhfdvmltkeclqb">
+            <w:hyperlink w:history="1" r:id="rIdaihadaxml6jbaxezi6axz">
               <w:r>
                 <w:rPr>
                   <w:rFonts w:ascii="Arial" w:cs="Arial" w:eastAsia="Arial" w:hAnsi="Arial"/>
@@ -19490,7 +19490,7 @@
             <w:pPr>
               <w:spacing w:after="20" w:before="0"/>
             </w:pPr>
-            <w:hyperlink w:history="1" r:id="rIdsgri6hkvomth9_0sorkod">
+            <w:hyperlink w:history="1" r:id="rIdt5zh3gsao38stpn4jtyur">
               <w:r>
                 <w:rPr>
                   <w:rFonts w:ascii="Arial" w:cs="Arial" w:eastAsia="Arial" w:hAnsi="Arial"/>
@@ -19523,7 +19523,7 @@
               <w:spacing w:after="10" w:before="0"/>
               <w:ind w:left="120"/>
             </w:pPr>
-            <w:hyperlink w:history="1" r:id="rIdetsymq0rbqo0bfqxpka3o">
+            <w:hyperlink w:history="1" r:id="rIdctjjtrp1kuwps2gyvcn9-">
               <w:r>
                 <w:rPr>
                   <w:rFonts w:ascii="Arial" w:cs="Arial" w:eastAsia="Arial" w:hAnsi="Arial"/>
@@ -19568,7 +19568,7 @@
             <w:pPr>
               <w:spacing w:after="20" w:before="0"/>
             </w:pPr>
-            <w:hyperlink w:history="1" r:id="rIdcmn38dpfjbdd0t8qdcnss">
+            <w:hyperlink w:history="1" r:id="rIdfo2cayj08gi9-hhpyczr0">
               <w:r>
                 <w:rPr>
                   <w:rFonts w:ascii="Arial" w:cs="Arial" w:eastAsia="Arial" w:hAnsi="Arial"/>
@@ -19601,7 +19601,7 @@
               <w:spacing w:after="10" w:before="0"/>
               <w:ind w:left="120"/>
             </w:pPr>
-            <w:hyperlink w:history="1" r:id="rId1paaridz6a9zivwko-43n">
+            <w:hyperlink w:history="1" r:id="rIdoowpnnwgy6asrwtmzqj44">
               <w:r>
                 <w:rPr>
                   <w:rFonts w:ascii="Arial" w:cs="Arial" w:eastAsia="Arial" w:hAnsi="Arial"/>
@@ -19796,7 +19796,7 @@
             <w:pPr>
               <w:spacing w:after="20" w:before="0"/>
             </w:pPr>
-            <w:hyperlink w:history="1" r:id="rIdi_f-dxuusvo1guxzt_8ba">
+            <w:hyperlink w:history="1" r:id="rIdiupat1kpmcazorppeu3ih">
               <w:r>
                 <w:rPr>
                   <w:rFonts w:ascii="Arial" w:cs="Arial" w:eastAsia="Arial" w:hAnsi="Arial"/>
@@ -19829,7 +19829,7 @@
               <w:spacing w:after="10" w:before="0"/>
               <w:ind w:left="120"/>
             </w:pPr>
-            <w:hyperlink w:history="1" r:id="rIdgrhy9ekxaseewbv4eo7ep">
+            <w:hyperlink w:history="1" r:id="rIdiqcefp11-k3ifc1mvigxg">
               <w:r>
                 <w:rPr>
                   <w:rFonts w:ascii="Arial" w:cs="Arial" w:eastAsia="Arial" w:hAnsi="Arial"/>
@@ -19874,7 +19874,7 @@
             <w:pPr>
               <w:spacing w:after="20" w:before="0"/>
             </w:pPr>
-            <w:hyperlink w:history="1" r:id="rId0v_vdlrpex5xharr2l21g">
+            <w:hyperlink w:history="1" r:id="rId0nsynwcf3gwoepmyq4um7">
               <w:r>
                 <w:rPr>
                   <w:rFonts w:ascii="Arial" w:cs="Arial" w:eastAsia="Arial" w:hAnsi="Arial"/>
@@ -19907,7 +19907,7 @@
               <w:spacing w:after="10" w:before="0"/>
               <w:ind w:left="120"/>
             </w:pPr>
-            <w:hyperlink w:history="1" r:id="rIdtidjyxw_vfkjkvt_wwzts">
+            <w:hyperlink w:history="1" r:id="rIdh94jl5mkwbktbuca89-r1">
               <w:r>
                 <w:rPr>
                   <w:rFonts w:ascii="Arial" w:cs="Arial" w:eastAsia="Arial" w:hAnsi="Arial"/>
@@ -20419,7 +20419,7 @@
         </w:rPr>
         <w:t xml:space="preserve">© 2026 SeaVuria and ARES. Aligned with KICD objectives. Developed by SeaVuria; technical implementation by ARES (with AI assistance from Claude). Licensed under </w:t>
       </w:r>
-      <w:hyperlink w:history="1" r:id="rIdlfransv17pxd-3lak8drn">
+      <w:hyperlink w:history="1" r:id="rId68ui4i4q_6upfr6edqawy">
         <w:r>
           <w:rPr>
             <w:rFonts w:ascii="Arial" w:cs="Arial" w:eastAsia="Arial" w:hAnsi="Arial"/>
@@ -20440,7 +20440,7 @@
         </w:rPr>
         <w:t xml:space="preserve"> (</w:t>
       </w:r>
-      <w:hyperlink w:history="1" r:id="rId600eodhhfl7c7zwipqjxp">
+      <w:hyperlink w:history="1" r:id="rIdedixtcrvs_0efrgkhcpkj">
         <w:r>
           <w:rPr>
             <w:rFonts w:ascii="Arial" w:cs="Arial" w:eastAsia="Arial" w:hAnsi="Arial"/>
@@ -21453,7 +21453,7 @@
             <w:pPr>
               <w:spacing w:after="20" w:before="0"/>
             </w:pPr>
-            <w:hyperlink w:history="1" r:id="rIdv7b5goisaxobt7drf24iw">
+            <w:hyperlink w:history="1" r:id="rIdcslh_3to7bqzotawayhzu">
               <w:r>
                 <w:rPr>
                   <w:rFonts w:ascii="Arial" w:cs="Arial" w:eastAsia="Arial" w:hAnsi="Arial"/>
@@ -21486,7 +21486,7 @@
               <w:spacing w:after="10" w:before="0"/>
               <w:ind w:left="120"/>
             </w:pPr>
-            <w:hyperlink w:history="1" r:id="rIdap2h-nfhui-ow2bu9t6yz">
+            <w:hyperlink w:history="1" r:id="rIde-ko2vv5-ldqzxpfiq9bw">
               <w:r>
                 <w:rPr>
                   <w:rFonts w:ascii="Arial" w:cs="Arial" w:eastAsia="Arial" w:hAnsi="Arial"/>
@@ -21531,7 +21531,7 @@
             <w:pPr>
               <w:spacing w:after="20" w:before="0"/>
             </w:pPr>
-            <w:hyperlink w:history="1" r:id="rIdmrhkwzjkofffk6k5im6py">
+            <w:hyperlink w:history="1" r:id="rIdeh5muorymszx7nyvhu-3i">
               <w:r>
                 <w:rPr>
                   <w:rFonts w:ascii="Arial" w:cs="Arial" w:eastAsia="Arial" w:hAnsi="Arial"/>
@@ -21564,7 +21564,7 @@
               <w:spacing w:after="10" w:before="0"/>
               <w:ind w:left="120"/>
             </w:pPr>
-            <w:hyperlink w:history="1" r:id="rIdcer8iyq_hihxoqxm4ybc_">
+            <w:hyperlink w:history="1" r:id="rIdvseix0mng8jfuwqxiifbo">
               <w:r>
                 <w:rPr>
                   <w:rFonts w:ascii="Arial" w:cs="Arial" w:eastAsia="Arial" w:hAnsi="Arial"/>
@@ -21759,7 +21759,7 @@
             <w:pPr>
               <w:spacing w:after="20" w:before="0"/>
             </w:pPr>
-            <w:hyperlink w:history="1" r:id="rId1ka9watw2x6adlrvx_hpo">
+            <w:hyperlink w:history="1" r:id="rId-cd2fipo_ikemt75xlhmz">
               <w:r>
                 <w:rPr>
                   <w:rFonts w:ascii="Arial" w:cs="Arial" w:eastAsia="Arial" w:hAnsi="Arial"/>
@@ -21792,7 +21792,7 @@
               <w:spacing w:after="10" w:before="0"/>
               <w:ind w:left="120"/>
             </w:pPr>
-            <w:hyperlink w:history="1" r:id="rId-dau_eyjnungy9jds_joh">
+            <w:hyperlink w:history="1" r:id="rIdcuzn282wgdjxg3zprdih9">
               <w:r>
                 <w:rPr>
                   <w:rFonts w:ascii="Arial" w:cs="Arial" w:eastAsia="Arial" w:hAnsi="Arial"/>
@@ -21837,7 +21837,7 @@
             <w:pPr>
               <w:spacing w:after="20" w:before="0"/>
             </w:pPr>
-            <w:hyperlink w:history="1" r:id="rId0lsbw8yhj50yk0uzkjbz9">
+            <w:hyperlink w:history="1" r:id="rIdlwbqruuyisiqqb4xafsqc">
               <w:r>
                 <w:rPr>
                   <w:rFonts w:ascii="Arial" w:cs="Arial" w:eastAsia="Arial" w:hAnsi="Arial"/>
@@ -21870,7 +21870,7 @@
               <w:spacing w:after="10" w:before="0"/>
               <w:ind w:left="120"/>
             </w:pPr>
-            <w:hyperlink w:history="1" r:id="rIdc_m0cyhwlk6st8w6sjcd5">
+            <w:hyperlink w:history="1" r:id="rIdu_ymo8x50g4yb_sc9xqks">
               <w:r>
                 <w:rPr>
                   <w:rFonts w:ascii="Arial" w:cs="Arial" w:eastAsia="Arial" w:hAnsi="Arial"/>
@@ -22065,7 +22065,7 @@
             <w:pPr>
               <w:spacing w:after="20" w:before="0"/>
             </w:pPr>
-            <w:hyperlink w:history="1" r:id="rIdhp6b-qo1qtlvem9-_zste">
+            <w:hyperlink w:history="1" r:id="rIdddy4vgyb9sbzt9vrpe8lg">
               <w:r>
                 <w:rPr>
                   <w:rFonts w:ascii="Arial" w:cs="Arial" w:eastAsia="Arial" w:hAnsi="Arial"/>
@@ -22114,7 +22114,7 @@
               <w:spacing w:after="10" w:before="0"/>
               <w:ind w:left="120"/>
             </w:pPr>
-            <w:hyperlink w:history="1" r:id="rIdhkrgknd7cktrdcsrhueji">
+            <w:hyperlink w:history="1" r:id="rIdl4ybbgc5er0fernledt1x">
               <w:r>
                 <w:rPr>
                   <w:rFonts w:ascii="Arial" w:cs="Arial" w:eastAsia="Arial" w:hAnsi="Arial"/>
@@ -22159,7 +22159,7 @@
             <w:pPr>
               <w:spacing w:after="20" w:before="0"/>
             </w:pPr>
-            <w:hyperlink w:history="1" r:id="rId2w9qq2uatkdnt-s5cmznw">
+            <w:hyperlink w:history="1" r:id="rIdbhfcvhyswlygm5uvvhxcj">
               <w:r>
                 <w:rPr>
                   <w:rFonts w:ascii="Arial" w:cs="Arial" w:eastAsia="Arial" w:hAnsi="Arial"/>
@@ -22208,7 +22208,7 @@
               <w:spacing w:after="10" w:before="0"/>
               <w:ind w:left="120"/>
             </w:pPr>
-            <w:hyperlink w:history="1" r:id="rIdlx9h3-bvhlpp5jdrkiqhn">
+            <w:hyperlink w:history="1" r:id="rId3dusbdvnorlay3a4gekge">
               <w:r>
                 <w:rPr>
                   <w:rFonts w:ascii="Arial" w:cs="Arial" w:eastAsia="Arial" w:hAnsi="Arial"/>
@@ -22403,7 +22403,7 @@
             <w:pPr>
               <w:spacing w:after="20" w:before="0"/>
             </w:pPr>
-            <w:hyperlink w:history="1" r:id="rId-9nyv0yrqzqfx5mpkikuz">
+            <w:hyperlink w:history="1" r:id="rIdzd3zbn17tqrnvajz4ofuy">
               <w:r>
                 <w:rPr>
                   <w:rFonts w:ascii="Arial" w:cs="Arial" w:eastAsia="Arial" w:hAnsi="Arial"/>
@@ -22452,7 +22452,7 @@
               <w:spacing w:after="10" w:before="0"/>
               <w:ind w:left="120"/>
             </w:pPr>
-            <w:hyperlink w:history="1" r:id="rIdsulhluij21alguljpja_a">
+            <w:hyperlink w:history="1" r:id="rIdrgbgwatyqyjmqxztbhz57">
               <w:r>
                 <w:rPr>
                   <w:rFonts w:ascii="Arial" w:cs="Arial" w:eastAsia="Arial" w:hAnsi="Arial"/>
@@ -22497,7 +22497,7 @@
             <w:pPr>
               <w:spacing w:after="20" w:before="0"/>
             </w:pPr>
-            <w:hyperlink w:history="1" r:id="rIddezm0j7a6urak7qehruae">
+            <w:hyperlink w:history="1" r:id="rIdisvmzsppox46gioqlzz6e">
               <w:r>
                 <w:rPr>
                   <w:rFonts w:ascii="Arial" w:cs="Arial" w:eastAsia="Arial" w:hAnsi="Arial"/>
@@ -22546,7 +22546,7 @@
               <w:spacing w:after="10" w:before="0"/>
               <w:ind w:left="120"/>
             </w:pPr>
-            <w:hyperlink w:history="1" r:id="rIdryqfp9ld6hv5baaqsfgdl">
+            <w:hyperlink w:history="1" r:id="rIdi1t3jj97cc4tzhuutsn8b">
               <w:r>
                 <w:rPr>
                   <w:rFonts w:ascii="Arial" w:cs="Arial" w:eastAsia="Arial" w:hAnsi="Arial"/>
@@ -22741,7 +22741,7 @@
             <w:pPr>
               <w:spacing w:after="20" w:before="0"/>
             </w:pPr>
-            <w:hyperlink w:history="1" r:id="rIdry3-qgkwfa1as3ojfwz7g">
+            <w:hyperlink w:history="1" r:id="rIdpyafulwmjky4ubyasxfnn">
               <w:r>
                 <w:rPr>
                   <w:rFonts w:ascii="Arial" w:cs="Arial" w:eastAsia="Arial" w:hAnsi="Arial"/>
@@ -22790,7 +22790,7 @@
               <w:spacing w:after="10" w:before="0"/>
               <w:ind w:left="120"/>
             </w:pPr>
-            <w:hyperlink w:history="1" r:id="rIdriewjmjnc51arbvroga0w">
+            <w:hyperlink w:history="1" r:id="rIdc4fusuv8m-tx7vz2gbxkd">
               <w:r>
                 <w:rPr>
                   <w:rFonts w:ascii="Arial" w:cs="Arial" w:eastAsia="Arial" w:hAnsi="Arial"/>
@@ -22835,7 +22835,7 @@
             <w:pPr>
               <w:spacing w:after="20" w:before="0"/>
             </w:pPr>
-            <w:hyperlink w:history="1" r:id="rIdx664wkdhffjl2zho7lvgj">
+            <w:hyperlink w:history="1" r:id="rIdwr1arhncxv7f_ezwplfmq">
               <w:r>
                 <w:rPr>
                   <w:rFonts w:ascii="Arial" w:cs="Arial" w:eastAsia="Arial" w:hAnsi="Arial"/>
@@ -22884,7 +22884,7 @@
               <w:spacing w:after="10" w:before="0"/>
               <w:ind w:left="120"/>
             </w:pPr>
-            <w:hyperlink w:history="1" r:id="rIdk4bdyauh4vssiosz_uklb">
+            <w:hyperlink w:history="1" r:id="rIdplnrksicn01z8j-9e9rr3">
               <w:r>
                 <w:rPr>
                   <w:rFonts w:ascii="Arial" w:cs="Arial" w:eastAsia="Arial" w:hAnsi="Arial"/>
@@ -23491,7 +23491,7 @@
         </w:rPr>
         <w:t xml:space="preserve">© 2026 SeaVuria and ARES. Aligned with KICD objectives. Developed by SeaVuria; technical implementation by ARES (with AI assistance from Claude). Licensed under </w:t>
       </w:r>
-      <w:hyperlink w:history="1" r:id="rIdb-qbidy8359j5pev9sdaz">
+      <w:hyperlink w:history="1" r:id="rIdqrssci30hyi0qwltvlnq4">
         <w:r>
           <w:rPr>
             <w:rFonts w:ascii="Arial" w:cs="Arial" w:eastAsia="Arial" w:hAnsi="Arial"/>
@@ -23512,7 +23512,7 @@
         </w:rPr>
         <w:t xml:space="preserve"> (</w:t>
       </w:r>
-      <w:hyperlink w:history="1" r:id="rId4yg12niytelhdla6pj8cd">
+      <w:hyperlink w:history="1" r:id="rIdvzjn7ydb_1otfoy-fczp4">
         <w:r>
           <w:rPr>
             <w:rFonts w:ascii="Arial" w:cs="Arial" w:eastAsia="Arial" w:hAnsi="Arial"/>
@@ -24525,7 +24525,7 @@
             <w:pPr>
               <w:spacing w:after="20" w:before="0"/>
             </w:pPr>
-            <w:hyperlink w:history="1" r:id="rId7a2hph9xauizqcqwahdg2">
+            <w:hyperlink w:history="1" r:id="rIdesdxfowwuwvnbol2fvsmq">
               <w:r>
                 <w:rPr>
                   <w:rFonts w:ascii="Arial" w:cs="Arial" w:eastAsia="Arial" w:hAnsi="Arial"/>
@@ -24558,7 +24558,7 @@
               <w:spacing w:after="10" w:before="0"/>
               <w:ind w:left="120"/>
             </w:pPr>
-            <w:hyperlink w:history="1" r:id="rIdry8kewewwezwgcjtzaro4">
+            <w:hyperlink w:history="1" r:id="rIdw-r-ftibkwuchllmekvem">
               <w:r>
                 <w:rPr>
                   <w:rFonts w:ascii="Arial" w:cs="Arial" w:eastAsia="Arial" w:hAnsi="Arial"/>
@@ -24620,7 +24620,7 @@
               <w:spacing w:after="10" w:before="0"/>
               <w:ind w:left="120"/>
             </w:pPr>
-            <w:hyperlink w:history="1" r:id="rIdn3sbtzvmqsklt_v3zdv4m">
+            <w:hyperlink w:history="1" r:id="rIdxpdlav1a-z9bne8r_r04l">
               <w:r>
                 <w:rPr>
                   <w:rFonts w:ascii="Arial" w:cs="Arial" w:eastAsia="Arial" w:hAnsi="Arial"/>
@@ -24830,7 +24830,7 @@
             <w:pPr>
               <w:spacing w:after="20" w:before="0"/>
             </w:pPr>
-            <w:hyperlink w:history="1" r:id="rIdwjgshskrorc2ss1whhlz1">
+            <w:hyperlink w:history="1" r:id="rIdvof7joc8il1oilvqyr_ns">
               <w:r>
                 <w:rPr>
                   <w:rFonts w:ascii="Arial" w:cs="Arial" w:eastAsia="Arial" w:hAnsi="Arial"/>
@@ -24863,7 +24863,7 @@
               <w:spacing w:after="10" w:before="0"/>
               <w:ind w:left="120"/>
             </w:pPr>
-            <w:hyperlink w:history="1" r:id="rIdpy3trfppbgrb0zaj59sbm">
+            <w:hyperlink w:history="1" r:id="rIdzzgkkrjmbgxusdaycleht">
               <w:r>
                 <w:rPr>
                   <w:rFonts w:ascii="Arial" w:cs="Arial" w:eastAsia="Arial" w:hAnsi="Arial"/>
@@ -24925,7 +24925,7 @@
               <w:spacing w:after="10" w:before="0"/>
               <w:ind w:left="120"/>
             </w:pPr>
-            <w:hyperlink w:history="1" r:id="rIdkclh04e4agfrjqef_bjmx">
+            <w:hyperlink w:history="1" r:id="rIdpxzjmvuuw4mmjmhovcayn">
               <w:r>
                 <w:rPr>
                   <w:rFonts w:ascii="Arial" w:cs="Arial" w:eastAsia="Arial" w:hAnsi="Arial"/>
@@ -25135,7 +25135,7 @@
             <w:pPr>
               <w:spacing w:after="20" w:before="0"/>
             </w:pPr>
-            <w:hyperlink w:history="1" r:id="rIddh9yvbldktvvwtpb3rro_">
+            <w:hyperlink w:history="1" r:id="rIdepeg2r00uwxlmz3dxk-y_">
               <w:r>
                 <w:rPr>
                   <w:rFonts w:ascii="Arial" w:cs="Arial" w:eastAsia="Arial" w:hAnsi="Arial"/>
@@ -25168,7 +25168,7 @@
               <w:spacing w:after="10" w:before="0"/>
               <w:ind w:left="120"/>
             </w:pPr>
-            <w:hyperlink w:history="1" r:id="rIdtf0gv2vlhiparpj9wqcld">
+            <w:hyperlink w:history="1" r:id="rIdcxa3nbxyjsdgwwd_ez6bq">
               <w:r>
                 <w:rPr>
                   <w:rFonts w:ascii="Arial" w:cs="Arial" w:eastAsia="Arial" w:hAnsi="Arial"/>
@@ -25230,7 +25230,7 @@
               <w:spacing w:after="10" w:before="0"/>
               <w:ind w:left="120"/>
             </w:pPr>
-            <w:hyperlink w:history="1" r:id="rIdmtyc6iwoko5qtxdwuevqi">
+            <w:hyperlink w:history="1" r:id="rIdrzxa5ycahfl0_gwcfo3nh">
               <w:r>
                 <w:rPr>
                   <w:rFonts w:ascii="Arial" w:cs="Arial" w:eastAsia="Arial" w:hAnsi="Arial"/>
@@ -25440,7 +25440,7 @@
             <w:pPr>
               <w:spacing w:after="20" w:before="0"/>
             </w:pPr>
-            <w:hyperlink w:history="1" r:id="rId39k4m09fc9imfu4c2nf3n">
+            <w:hyperlink w:history="1" r:id="rIdvcjnkth_b8mtsf6gb81nx">
               <w:r>
                 <w:rPr>
                   <w:rFonts w:ascii="Arial" w:cs="Arial" w:eastAsia="Arial" w:hAnsi="Arial"/>
@@ -25473,7 +25473,7 @@
               <w:spacing w:after="10" w:before="0"/>
               <w:ind w:left="120"/>
             </w:pPr>
-            <w:hyperlink w:history="1" r:id="rIdszsloi-rscpf9k2zg9wgn">
+            <w:hyperlink w:history="1" r:id="rIdfqme41ofpkqbnjjjydq3i">
               <w:r>
                 <w:rPr>
                   <w:rFonts w:ascii="Arial" w:cs="Arial" w:eastAsia="Arial" w:hAnsi="Arial"/>
@@ -25535,7 +25535,7 @@
               <w:spacing w:after="10" w:before="0"/>
               <w:ind w:left="120"/>
             </w:pPr>
-            <w:hyperlink w:history="1" r:id="rIdkiqumsbuakzc7dlzsgxtb">
+            <w:hyperlink w:history="1" r:id="rIdsb5rbbrc29n3iydp9qots">
               <w:r>
                 <w:rPr>
                   <w:rFonts w:ascii="Arial" w:cs="Arial" w:eastAsia="Arial" w:hAnsi="Arial"/>
@@ -25745,7 +25745,7 @@
             <w:pPr>
               <w:spacing w:after="20" w:before="0"/>
             </w:pPr>
-            <w:hyperlink w:history="1" r:id="rIdrxvlmcocr-vrpcoeuh0rd">
+            <w:hyperlink w:history="1" r:id="rIdb4fxw-cteppengiaiorzn">
               <w:r>
                 <w:rPr>
                   <w:rFonts w:ascii="Arial" w:cs="Arial" w:eastAsia="Arial" w:hAnsi="Arial"/>
@@ -25794,7 +25794,7 @@
               <w:spacing w:after="10" w:before="0"/>
               <w:ind w:left="120"/>
             </w:pPr>
-            <w:hyperlink w:history="1" r:id="rIddyverkv_fjytqny5tvvx8">
+            <w:hyperlink w:history="1" r:id="rId2ms4r8wzk3m0bjlskkbav">
               <w:r>
                 <w:rPr>
                   <w:rFonts w:ascii="Arial" w:cs="Arial" w:eastAsia="Arial" w:hAnsi="Arial"/>
@@ -25856,7 +25856,7 @@
               <w:spacing w:after="10" w:before="0"/>
               <w:ind w:left="120"/>
             </w:pPr>
-            <w:hyperlink w:history="1" r:id="rIdy1txabxdeooiwauujjscp">
+            <w:hyperlink w:history="1" r:id="rIdpcbvzeyqr--nkbpmkn4_e">
               <w:r>
                 <w:rPr>
                   <w:rFonts w:ascii="Arial" w:cs="Arial" w:eastAsia="Arial" w:hAnsi="Arial"/>
@@ -26649,7 +26649,7 @@
         </w:rPr>
         <w:t xml:space="preserve">© 2026 SeaVuria and ARES. Aligned with KICD objectives. Developed by SeaVuria; technical implementation by ARES (with AI assistance from Claude). Licensed under </w:t>
       </w:r>
-      <w:hyperlink w:history="1" r:id="rIdyxotlrqvut-fjfvudt0jj">
+      <w:hyperlink w:history="1" r:id="rIde_ds_eg4ayskdjadljydn">
         <w:r>
           <w:rPr>
             <w:rFonts w:ascii="Arial" w:cs="Arial" w:eastAsia="Arial" w:hAnsi="Arial"/>
@@ -26670,7 +26670,7 @@
         </w:rPr>
         <w:t xml:space="preserve"> (</w:t>
       </w:r>
-      <w:hyperlink w:history="1" r:id="rIddqtkftuj0r1i1iaatwnmp">
+      <w:hyperlink w:history="1" r:id="rIdfgvs981vgyldwc1ahllg4">
         <w:r>
           <w:rPr>
             <w:rFonts w:ascii="Arial" w:cs="Arial" w:eastAsia="Arial" w:hAnsi="Arial"/>

--- a/data/outputs/v2/General_Science/SS2.3_Chemical_Bonding/General_Science_Chemical_Bonding_CBE_LessonSequence.docx
+++ b/data/outputs/v2/General_Science/SS2.3_Chemical_Bonding/General_Science_Chemical_Bonding_CBE_LessonSequence.docx
@@ -2645,7 +2645,7 @@
         </w:rPr>
         <w:t xml:space="preserve">© 2026 SeaVuria and ARES. This work is licensed under a </w:t>
       </w:r>
-      <w:hyperlink w:history="1" r:id="rIdt1uzg_f1p4gbefi5jb24t">
+      <w:hyperlink w:history="1" r:id="rIdrrjbssy9zfz3h68ymf9dv">
         <w:r>
           <w:rPr>
             <w:rFonts w:ascii="Arial" w:cs="Arial" w:eastAsia="Arial" w:hAnsi="Arial"/>
@@ -2665,7 +2665,7 @@
         </w:rPr>
         <w:t xml:space="preserve"> (</w:t>
       </w:r>
-      <w:hyperlink w:history="1" r:id="rIdo8kephsdwuefvpzukrc_k">
+      <w:hyperlink w:history="1" r:id="rIdjvrnpr-p6qzfyogz1yjhj">
         <w:r>
           <w:rPr>
             <w:rFonts w:ascii="Arial" w:cs="Arial" w:eastAsia="Arial" w:hAnsi="Arial"/>
@@ -2685,7 +2685,7 @@
         </w:rPr>
         <w:t xml:space="preserve">). To view a copy of this license, visit </w:t>
       </w:r>
-      <w:hyperlink w:history="1" r:id="rIdcbrjqzvnv_h5mmtyff6xx">
+      <w:hyperlink w:history="1" r:id="rIdsmobuoazfoeofi-s7cqfa">
         <w:r>
           <w:rPr>
             <w:rFonts w:ascii="Arial" w:cs="Arial" w:eastAsia="Arial" w:hAnsi="Arial"/>
@@ -3697,7 +3697,7 @@
             <w:pPr>
               <w:spacing w:after="20" w:before="0"/>
             </w:pPr>
-            <w:hyperlink w:history="1" r:id="rIdjlpgqvmo2rywlj0jbwjac">
+            <w:hyperlink w:history="1" r:id="rIdgfzi8ybzosyhnnnmzf_ww">
               <w:r>
                 <w:rPr>
                   <w:rFonts w:ascii="Arial" w:cs="Arial" w:eastAsia="Arial" w:hAnsi="Arial"/>
@@ -3746,7 +3746,7 @@
               <w:spacing w:after="10" w:before="0"/>
               <w:ind w:left="120"/>
             </w:pPr>
-            <w:hyperlink w:history="1" r:id="rIdmbmr-0pwk2x8f00ebcu-s">
+            <w:hyperlink w:history="1" r:id="rIdjukvw2_p1wxev79qisxy3">
               <w:r>
                 <w:rPr>
                   <w:rFonts w:ascii="Arial" w:cs="Arial" w:eastAsia="Arial" w:hAnsi="Arial"/>
@@ -3808,7 +3808,7 @@
               <w:spacing w:after="10" w:before="0"/>
               <w:ind w:left="120"/>
             </w:pPr>
-            <w:hyperlink w:history="1" r:id="rIdbevp33sj4lrpu9s10a4xu">
+            <w:hyperlink w:history="1" r:id="rIdkhbbpfnita8ahbmn55hyq">
               <w:r>
                 <w:rPr>
                   <w:rFonts w:ascii="Arial" w:cs="Arial" w:eastAsia="Arial" w:hAnsi="Arial"/>
@@ -4018,7 +4018,7 @@
             <w:pPr>
               <w:spacing w:after="20" w:before="0"/>
             </w:pPr>
-            <w:hyperlink w:history="1" r:id="rIdguc1bpcu5k0drcc1fuh_b">
+            <w:hyperlink w:history="1" r:id="rIdsjdsp8al0wph9oyb3ylum">
               <w:r>
                 <w:rPr>
                   <w:rFonts w:ascii="Arial" w:cs="Arial" w:eastAsia="Arial" w:hAnsi="Arial"/>
@@ -4067,7 +4067,7 @@
               <w:spacing w:after="10" w:before="0"/>
               <w:ind w:left="120"/>
             </w:pPr>
-            <w:hyperlink w:history="1" r:id="rId1q-u2sxp_wvoexdwb3bpd">
+            <w:hyperlink w:history="1" r:id="rIdqtllcrh4yh6ykz9mcxxwp">
               <w:r>
                 <w:rPr>
                   <w:rFonts w:ascii="Arial" w:cs="Arial" w:eastAsia="Arial" w:hAnsi="Arial"/>
@@ -4129,7 +4129,7 @@
               <w:spacing w:after="10" w:before="0"/>
               <w:ind w:left="120"/>
             </w:pPr>
-            <w:hyperlink w:history="1" r:id="rId7ujo7ctvxsbp5zqtv2rhw">
+            <w:hyperlink w:history="1" r:id="rIdgu-kain7pvxi7nk7pntn7">
               <w:r>
                 <w:rPr>
                   <w:rFonts w:ascii="Arial" w:cs="Arial" w:eastAsia="Arial" w:hAnsi="Arial"/>
@@ -4339,7 +4339,7 @@
             <w:pPr>
               <w:spacing w:after="20" w:before="0"/>
             </w:pPr>
-            <w:hyperlink w:history="1" r:id="rIdjg33h88cdknjuaczfgat7">
+            <w:hyperlink w:history="1" r:id="rIdsuecd2aflmm81p0ab4nme">
               <w:r>
                 <w:rPr>
                   <w:rFonts w:ascii="Arial" w:cs="Arial" w:eastAsia="Arial" w:hAnsi="Arial"/>
@@ -4388,7 +4388,7 @@
               <w:spacing w:after="10" w:before="0"/>
               <w:ind w:left="120"/>
             </w:pPr>
-            <w:hyperlink w:history="1" r:id="rId8ea_ihcbod1i3dayohqxu">
+            <w:hyperlink w:history="1" r:id="rIdwspwwp-ndrvwg99jc9cu1">
               <w:r>
                 <w:rPr>
                   <w:rFonts w:ascii="Arial" w:cs="Arial" w:eastAsia="Arial" w:hAnsi="Arial"/>
@@ -4450,7 +4450,7 @@
               <w:spacing w:after="10" w:before="0"/>
               <w:ind w:left="120"/>
             </w:pPr>
-            <w:hyperlink w:history="1" r:id="rId2ugm2lificoncz2jkqwn_">
+            <w:hyperlink w:history="1" r:id="rIdsn5ogwptqvhs1cqq_yaof">
               <w:r>
                 <w:rPr>
                   <w:rFonts w:ascii="Arial" w:cs="Arial" w:eastAsia="Arial" w:hAnsi="Arial"/>
@@ -4660,7 +4660,7 @@
             <w:pPr>
               <w:spacing w:after="20" w:before="0"/>
             </w:pPr>
-            <w:hyperlink w:history="1" r:id="rIdo6pp0coq5ykdfxpwr5hln">
+            <w:hyperlink w:history="1" r:id="rIdylblcj1btfqz96igbp3tc">
               <w:r>
                 <w:rPr>
                   <w:rFonts w:ascii="Arial" w:cs="Arial" w:eastAsia="Arial" w:hAnsi="Arial"/>
@@ -4709,7 +4709,7 @@
               <w:spacing w:after="10" w:before="0"/>
               <w:ind w:left="120"/>
             </w:pPr>
-            <w:hyperlink w:history="1" r:id="rIdbbeof6x9-1s145vqz4a_9">
+            <w:hyperlink w:history="1" r:id="rIdbjqomlyjyr3413yaosrih">
               <w:r>
                 <w:rPr>
                   <w:rFonts w:ascii="Arial" w:cs="Arial" w:eastAsia="Arial" w:hAnsi="Arial"/>
@@ -4771,7 +4771,7 @@
               <w:spacing w:after="10" w:before="0"/>
               <w:ind w:left="120"/>
             </w:pPr>
-            <w:hyperlink w:history="1" r:id="rIdq64zelvoc8-pjbjzb0awp">
+            <w:hyperlink w:history="1" r:id="rIdgekz_snrxdubogaopfgwz">
               <w:r>
                 <w:rPr>
                   <w:rFonts w:ascii="Arial" w:cs="Arial" w:eastAsia="Arial" w:hAnsi="Arial"/>
@@ -4981,7 +4981,7 @@
             <w:pPr>
               <w:spacing w:after="20" w:before="0"/>
             </w:pPr>
-            <w:hyperlink w:history="1" r:id="rIdd_nue_5i6pr2kk89ung91">
+            <w:hyperlink w:history="1" r:id="rIdcf5hw6rt9dunbe7q3ml09">
               <w:r>
                 <w:rPr>
                   <w:rFonts w:ascii="Arial" w:cs="Arial" w:eastAsia="Arial" w:hAnsi="Arial"/>
@@ -5030,7 +5030,7 @@
               <w:spacing w:after="10" w:before="0"/>
               <w:ind w:left="120"/>
             </w:pPr>
-            <w:hyperlink w:history="1" r:id="rId6uwi_tsmtnsqtvmjcseno">
+            <w:hyperlink w:history="1" r:id="rId0p83m-k1ucz4wvrrfqu5i">
               <w:r>
                 <w:rPr>
                   <w:rFonts w:ascii="Arial" w:cs="Arial" w:eastAsia="Arial" w:hAnsi="Arial"/>
@@ -5092,7 +5092,7 @@
               <w:spacing w:after="10" w:before="0"/>
               <w:ind w:left="120"/>
             </w:pPr>
-            <w:hyperlink w:history="1" r:id="rIdum3_lxgarjxsg-yq3bgwc">
+            <w:hyperlink w:history="1" r:id="rIdnu0zicup45iuzqgjknjnl">
               <w:r>
                 <w:rPr>
                   <w:rFonts w:ascii="Arial" w:cs="Arial" w:eastAsia="Arial" w:hAnsi="Arial"/>
@@ -5619,7 +5619,7 @@
         </w:rPr>
         <w:t xml:space="preserve">© 2026 SeaVuria and ARES. Aligned with KICD objectives. Developed by SeaVuria; technical implementation by ARES (with AI assistance from Claude). Licensed under </w:t>
       </w:r>
-      <w:hyperlink w:history="1" r:id="rIdkua352wbjfpktd5w5kwqi">
+      <w:hyperlink w:history="1" r:id="rIdfreubuqcpj4quj-urjzbt">
         <w:r>
           <w:rPr>
             <w:rFonts w:ascii="Arial" w:cs="Arial" w:eastAsia="Arial" w:hAnsi="Arial"/>
@@ -5640,7 +5640,7 @@
         </w:rPr>
         <w:t xml:space="preserve"> (</w:t>
       </w:r>
-      <w:hyperlink w:history="1" r:id="rIdcmiwwsdyncq8-xqthjrma">
+      <w:hyperlink w:history="1" r:id="rIdbpcz9fle5vzm2lm7rws02">
         <w:r>
           <w:rPr>
             <w:rFonts w:ascii="Arial" w:cs="Arial" w:eastAsia="Arial" w:hAnsi="Arial"/>
@@ -6653,7 +6653,7 @@
             <w:pPr>
               <w:spacing w:after="20" w:before="0"/>
             </w:pPr>
-            <w:hyperlink w:history="1" r:id="rIdbrznavtcdecgkurgdyzdy">
+            <w:hyperlink w:history="1" r:id="rIdbhwcbkiayw6mz8ghwkhyl">
               <w:r>
                 <w:rPr>
                   <w:rFonts w:ascii="Arial" w:cs="Arial" w:eastAsia="Arial" w:hAnsi="Arial"/>
@@ -6686,7 +6686,7 @@
               <w:spacing w:after="10" w:before="0"/>
               <w:ind w:left="120"/>
             </w:pPr>
-            <w:hyperlink w:history="1" r:id="rIdsr173zgfhxuzses20otx-">
+            <w:hyperlink w:history="1" r:id="rIdihtamvsqf5n5x-kewjwue">
               <w:r>
                 <w:rPr>
                   <w:rFonts w:ascii="Arial" w:cs="Arial" w:eastAsia="Arial" w:hAnsi="Arial"/>
@@ -6731,7 +6731,7 @@
             <w:pPr>
               <w:spacing w:after="20" w:before="0"/>
             </w:pPr>
-            <w:hyperlink w:history="1" r:id="rIdcjbmpdlun42xrgwxdjy6w">
+            <w:hyperlink w:history="1" r:id="rIdcgpx5du44zlojifrhkm-0">
               <w:r>
                 <w:rPr>
                   <w:rFonts w:ascii="Arial" w:cs="Arial" w:eastAsia="Arial" w:hAnsi="Arial"/>
@@ -6764,7 +6764,7 @@
               <w:spacing w:after="10" w:before="0"/>
               <w:ind w:left="120"/>
             </w:pPr>
-            <w:hyperlink w:history="1" r:id="rIdki8_nw1plkxhhcphbj0at">
+            <w:hyperlink w:history="1" r:id="rIdrc-fe59av8vkklyxwoip4">
               <w:r>
                 <w:rPr>
                   <w:rFonts w:ascii="Arial" w:cs="Arial" w:eastAsia="Arial" w:hAnsi="Arial"/>
@@ -6959,7 +6959,7 @@
             <w:pPr>
               <w:spacing w:after="20" w:before="0"/>
             </w:pPr>
-            <w:hyperlink w:history="1" r:id="rIdfewxyqjs4gx77cpg2cyio">
+            <w:hyperlink w:history="1" r:id="rIducg0w3vekahkzmfn0bmcl">
               <w:r>
                 <w:rPr>
                   <w:rFonts w:ascii="Arial" w:cs="Arial" w:eastAsia="Arial" w:hAnsi="Arial"/>
@@ -6992,7 +6992,7 @@
               <w:spacing w:after="10" w:before="0"/>
               <w:ind w:left="120"/>
             </w:pPr>
-            <w:hyperlink w:history="1" r:id="rIdb5nk7-i-pzczuyvpfifxa">
+            <w:hyperlink w:history="1" r:id="rIde5zqdhcstqghpqb1zs2xn">
               <w:r>
                 <w:rPr>
                   <w:rFonts w:ascii="Arial" w:cs="Arial" w:eastAsia="Arial" w:hAnsi="Arial"/>
@@ -7037,7 +7037,7 @@
             <w:pPr>
               <w:spacing w:after="20" w:before="0"/>
             </w:pPr>
-            <w:hyperlink w:history="1" r:id="rIdyqft_jlogmprxsak12eqx">
+            <w:hyperlink w:history="1" r:id="rIda199-ek_qew78trohwcce">
               <w:r>
                 <w:rPr>
                   <w:rFonts w:ascii="Arial" w:cs="Arial" w:eastAsia="Arial" w:hAnsi="Arial"/>
@@ -7070,7 +7070,7 @@
               <w:spacing w:after="10" w:before="0"/>
               <w:ind w:left="120"/>
             </w:pPr>
-            <w:hyperlink w:history="1" r:id="rIdvbyj_qlv2lgjgusbuu4c0">
+            <w:hyperlink w:history="1" r:id="rIdt1ah7sqd5bxw_k0lrwbvl">
               <w:r>
                 <w:rPr>
                   <w:rFonts w:ascii="Arial" w:cs="Arial" w:eastAsia="Arial" w:hAnsi="Arial"/>
@@ -7265,7 +7265,7 @@
             <w:pPr>
               <w:spacing w:after="20" w:before="0"/>
             </w:pPr>
-            <w:hyperlink w:history="1" r:id="rIdyfnxrbtqky-0pvpngxpbn">
+            <w:hyperlink w:history="1" r:id="rIdpgzrktsp-yghuma9ujuhq">
               <w:r>
                 <w:rPr>
                   <w:rFonts w:ascii="Arial" w:cs="Arial" w:eastAsia="Arial" w:hAnsi="Arial"/>
@@ -7298,7 +7298,7 @@
               <w:spacing w:after="10" w:before="0"/>
               <w:ind w:left="120"/>
             </w:pPr>
-            <w:hyperlink w:history="1" r:id="rIdfchwdflxbic2qnuxghsdn">
+            <w:hyperlink w:history="1" r:id="rIdairsegwizucruuqpsne0c">
               <w:r>
                 <w:rPr>
                   <w:rFonts w:ascii="Arial" w:cs="Arial" w:eastAsia="Arial" w:hAnsi="Arial"/>
@@ -7343,7 +7343,7 @@
             <w:pPr>
               <w:spacing w:after="20" w:before="0"/>
             </w:pPr>
-            <w:hyperlink w:history="1" r:id="rIdvqmhiwc4jvxlbte3axmbm">
+            <w:hyperlink w:history="1" r:id="rIdq6rmbvwjodvw5baqowydp">
               <w:r>
                 <w:rPr>
                   <w:rFonts w:ascii="Arial" w:cs="Arial" w:eastAsia="Arial" w:hAnsi="Arial"/>
@@ -7376,7 +7376,7 @@
               <w:spacing w:after="10" w:before="0"/>
               <w:ind w:left="120"/>
             </w:pPr>
-            <w:hyperlink w:history="1" r:id="rIdnes84a9lxhkzcy_uvi1bl">
+            <w:hyperlink w:history="1" r:id="rIdbbgj-mu60jb2tv3bme3cu">
               <w:r>
                 <w:rPr>
                   <w:rFonts w:ascii="Arial" w:cs="Arial" w:eastAsia="Arial" w:hAnsi="Arial"/>
@@ -7571,7 +7571,7 @@
             <w:pPr>
               <w:spacing w:after="20" w:before="0"/>
             </w:pPr>
-            <w:hyperlink w:history="1" r:id="rIdu5nmlqpmjswqhajrnfndo">
+            <w:hyperlink w:history="1" r:id="rIdjxdj25c-ai-r0zojioclq">
               <w:r>
                 <w:rPr>
                   <w:rFonts w:ascii="Arial" w:cs="Arial" w:eastAsia="Arial" w:hAnsi="Arial"/>
@@ -7604,7 +7604,7 @@
               <w:spacing w:after="10" w:before="0"/>
               <w:ind w:left="120"/>
             </w:pPr>
-            <w:hyperlink w:history="1" r:id="rIdykbthjzayuglpngs2dgru">
+            <w:hyperlink w:history="1" r:id="rId91w5lehawgqgv5ffndmcb">
               <w:r>
                 <w:rPr>
                   <w:rFonts w:ascii="Arial" w:cs="Arial" w:eastAsia="Arial" w:hAnsi="Arial"/>
@@ -7649,7 +7649,7 @@
             <w:pPr>
               <w:spacing w:after="20" w:before="0"/>
             </w:pPr>
-            <w:hyperlink w:history="1" r:id="rIdumlqtnuhzkykcjd6mg0ob">
+            <w:hyperlink w:history="1" r:id="rIdevjdu4f-kciebyt8y2ngb">
               <w:r>
                 <w:rPr>
                   <w:rFonts w:ascii="Arial" w:cs="Arial" w:eastAsia="Arial" w:hAnsi="Arial"/>
@@ -7682,7 +7682,7 @@
               <w:spacing w:after="10" w:before="0"/>
               <w:ind w:left="120"/>
             </w:pPr>
-            <w:hyperlink w:history="1" r:id="rIdc5lf_sd-wnft672bjwxki">
+            <w:hyperlink w:history="1" r:id="rId78p7ieuz3mcmnsyozvmvf">
               <w:r>
                 <w:rPr>
                   <w:rFonts w:ascii="Arial" w:cs="Arial" w:eastAsia="Arial" w:hAnsi="Arial"/>
@@ -7877,7 +7877,7 @@
             <w:pPr>
               <w:spacing w:after="20" w:before="0"/>
             </w:pPr>
-            <w:hyperlink w:history="1" r:id="rIdjbenb6wp8fpv_jhjdloyy">
+            <w:hyperlink w:history="1" r:id="rId3tglkj7all-jrz7ztjkug">
               <w:r>
                 <w:rPr>
                   <w:rFonts w:ascii="Arial" w:cs="Arial" w:eastAsia="Arial" w:hAnsi="Arial"/>
@@ -7910,7 +7910,7 @@
               <w:spacing w:after="10" w:before="0"/>
               <w:ind w:left="120"/>
             </w:pPr>
-            <w:hyperlink w:history="1" r:id="rId-42ty3xnai8d_gpx2l0da">
+            <w:hyperlink w:history="1" r:id="rIdppj8pxnewjndaqytghzaa">
               <w:r>
                 <w:rPr>
                   <w:rFonts w:ascii="Arial" w:cs="Arial" w:eastAsia="Arial" w:hAnsi="Arial"/>
@@ -7955,7 +7955,7 @@
             <w:pPr>
               <w:spacing w:after="20" w:before="0"/>
             </w:pPr>
-            <w:hyperlink w:history="1" r:id="rIdxcjfil7nlvzdneq5_4opl">
+            <w:hyperlink w:history="1" r:id="rIdfcpxwanfhrd7ar9wvckif">
               <w:r>
                 <w:rPr>
                   <w:rFonts w:ascii="Arial" w:cs="Arial" w:eastAsia="Arial" w:hAnsi="Arial"/>
@@ -7988,7 +7988,7 @@
               <w:spacing w:after="10" w:before="0"/>
               <w:ind w:left="120"/>
             </w:pPr>
-            <w:hyperlink w:history="1" r:id="rId-mp1mqhhoxs_h-5jxluug">
+            <w:hyperlink w:history="1" r:id="rIdp749jpklpxscyvgp3jl9w">
               <w:r>
                 <w:rPr>
                   <w:rFonts w:ascii="Arial" w:cs="Arial" w:eastAsia="Arial" w:hAnsi="Arial"/>
@@ -8690,7 +8690,7 @@
         </w:rPr>
         <w:t xml:space="preserve">© 2026 SeaVuria and ARES. Aligned with KICD objectives. Developed by SeaVuria; technical implementation by ARES (with AI assistance from Claude). Licensed under </w:t>
       </w:r>
-      <w:hyperlink w:history="1" r:id="rId6dio03ghoijidmzeabcyt">
+      <w:hyperlink w:history="1" r:id="rId-cg9_okmwhnis7j98ehym">
         <w:r>
           <w:rPr>
             <w:rFonts w:ascii="Arial" w:cs="Arial" w:eastAsia="Arial" w:hAnsi="Arial"/>
@@ -8711,7 +8711,7 @@
         </w:rPr>
         <w:t xml:space="preserve"> (</w:t>
       </w:r>
-      <w:hyperlink w:history="1" r:id="rIdjifjyzmh8naye_oyooaq_">
+      <w:hyperlink w:history="1" r:id="rIdgdnmf2iv_6cwdsafovvhm">
         <w:r>
           <w:rPr>
             <w:rFonts w:ascii="Arial" w:cs="Arial" w:eastAsia="Arial" w:hAnsi="Arial"/>
@@ -9724,7 +9724,7 @@
             <w:pPr>
               <w:spacing w:after="20" w:before="0"/>
             </w:pPr>
-            <w:hyperlink w:history="1" r:id="rIdpad9e_89cdnz9y3uh0taq">
+            <w:hyperlink w:history="1" r:id="rIdkfpk7ydyfazz1t2q0dffp">
               <w:r>
                 <w:rPr>
                   <w:rFonts w:ascii="Arial" w:cs="Arial" w:eastAsia="Arial" w:hAnsi="Arial"/>
@@ -9757,7 +9757,7 @@
               <w:spacing w:after="10" w:before="0"/>
               <w:ind w:left="120"/>
             </w:pPr>
-            <w:hyperlink w:history="1" r:id="rIdvcsjiftivp4tyrcwez0do">
+            <w:hyperlink w:history="1" r:id="rIdruwoszduiaavfunngv_gy">
               <w:r>
                 <w:rPr>
                   <w:rFonts w:ascii="Arial" w:cs="Arial" w:eastAsia="Arial" w:hAnsi="Arial"/>
@@ -9802,7 +9802,7 @@
             <w:pPr>
               <w:spacing w:after="20" w:before="0"/>
             </w:pPr>
-            <w:hyperlink w:history="1" r:id="rIdfzjgyvx6c9p-l7q_fqxmh">
+            <w:hyperlink w:history="1" r:id="rIdngbf584r41xt8o0ktxc8p">
               <w:r>
                 <w:rPr>
                   <w:rFonts w:ascii="Arial" w:cs="Arial" w:eastAsia="Arial" w:hAnsi="Arial"/>
@@ -9835,7 +9835,7 @@
               <w:spacing w:after="10" w:before="0"/>
               <w:ind w:left="120"/>
             </w:pPr>
-            <w:hyperlink w:history="1" r:id="rIden3_ysd5isf4veplxdzts">
+            <w:hyperlink w:history="1" r:id="rIdcveptu4ze0wk8fgglx1jj">
               <w:r>
                 <w:rPr>
                   <w:rFonts w:ascii="Arial" w:cs="Arial" w:eastAsia="Arial" w:hAnsi="Arial"/>
@@ -10030,7 +10030,7 @@
             <w:pPr>
               <w:spacing w:after="20" w:before="0"/>
             </w:pPr>
-            <w:hyperlink w:history="1" r:id="rIda5qh2pngeprc4k8t-eu24">
+            <w:hyperlink w:history="1" r:id="rIdfujm6sjktzfgt1tc5peli">
               <w:r>
                 <w:rPr>
                   <w:rFonts w:ascii="Arial" w:cs="Arial" w:eastAsia="Arial" w:hAnsi="Arial"/>
@@ -10063,7 +10063,7 @@
               <w:spacing w:after="10" w:before="0"/>
               <w:ind w:left="120"/>
             </w:pPr>
-            <w:hyperlink w:history="1" r:id="rIdc_wt7tw7ucssqtm9xwaxy">
+            <w:hyperlink w:history="1" r:id="rIdtfd9qwvzvz8vbxaabwoxl">
               <w:r>
                 <w:rPr>
                   <w:rFonts w:ascii="Arial" w:cs="Arial" w:eastAsia="Arial" w:hAnsi="Arial"/>
@@ -10108,7 +10108,7 @@
             <w:pPr>
               <w:spacing w:after="20" w:before="0"/>
             </w:pPr>
-            <w:hyperlink w:history="1" r:id="rIdbsmuvxlymtu5v-r_gh1vp">
+            <w:hyperlink w:history="1" r:id="rIdjtkvqir2kdhzceudn2dc4">
               <w:r>
                 <w:rPr>
                   <w:rFonts w:ascii="Arial" w:cs="Arial" w:eastAsia="Arial" w:hAnsi="Arial"/>
@@ -10141,7 +10141,7 @@
               <w:spacing w:after="10" w:before="0"/>
               <w:ind w:left="120"/>
             </w:pPr>
-            <w:hyperlink w:history="1" r:id="rIdhx-gdhfs-i53qv-keoofk">
+            <w:hyperlink w:history="1" r:id="rIdj6mvoqxujgdzku5js8rhh">
               <w:r>
                 <w:rPr>
                   <w:rFonts w:ascii="Arial" w:cs="Arial" w:eastAsia="Arial" w:hAnsi="Arial"/>
@@ -10336,7 +10336,7 @@
             <w:pPr>
               <w:spacing w:after="20" w:before="0"/>
             </w:pPr>
-            <w:hyperlink w:history="1" r:id="rIdudh6dbakhsecabalr1tyq">
+            <w:hyperlink w:history="1" r:id="rIdtiqb9h_p0rbvxdh8gsiph">
               <w:r>
                 <w:rPr>
                   <w:rFonts w:ascii="Arial" w:cs="Arial" w:eastAsia="Arial" w:hAnsi="Arial"/>
@@ -10369,7 +10369,7 @@
               <w:spacing w:after="10" w:before="0"/>
               <w:ind w:left="120"/>
             </w:pPr>
-            <w:hyperlink w:history="1" r:id="rIdkdtpcgouhgtf3mlshuke9">
+            <w:hyperlink w:history="1" r:id="rIdkditpijqph__qjqxblh1o">
               <w:r>
                 <w:rPr>
                   <w:rFonts w:ascii="Arial" w:cs="Arial" w:eastAsia="Arial" w:hAnsi="Arial"/>
@@ -10414,7 +10414,7 @@
             <w:pPr>
               <w:spacing w:after="20" w:before="0"/>
             </w:pPr>
-            <w:hyperlink w:history="1" r:id="rId7r3nhokuoyixejxyh58yb">
+            <w:hyperlink w:history="1" r:id="rIdko44uiowq6jw4-sw0ntag">
               <w:r>
                 <w:rPr>
                   <w:rFonts w:ascii="Arial" w:cs="Arial" w:eastAsia="Arial" w:hAnsi="Arial"/>
@@ -10447,7 +10447,7 @@
               <w:spacing w:after="10" w:before="0"/>
               <w:ind w:left="120"/>
             </w:pPr>
-            <w:hyperlink w:history="1" r:id="rIdfzhqtg1nrc460vjbwy4uw">
+            <w:hyperlink w:history="1" r:id="rIdgneiwyp9iqujysrwyrxwm">
               <w:r>
                 <w:rPr>
                   <w:rFonts w:ascii="Arial" w:cs="Arial" w:eastAsia="Arial" w:hAnsi="Arial"/>
@@ -10642,7 +10642,7 @@
             <w:pPr>
               <w:spacing w:after="20" w:before="0"/>
             </w:pPr>
-            <w:hyperlink w:history="1" r:id="rIdknhmodyt0n5xoaqlxqomd">
+            <w:hyperlink w:history="1" r:id="rIdyox6yoqyi_iq7im7cen2a">
               <w:r>
                 <w:rPr>
                   <w:rFonts w:ascii="Arial" w:cs="Arial" w:eastAsia="Arial" w:hAnsi="Arial"/>
@@ -10675,7 +10675,7 @@
               <w:spacing w:after="10" w:before="0"/>
               <w:ind w:left="120"/>
             </w:pPr>
-            <w:hyperlink w:history="1" r:id="rIdq5aotv6mioxdhmpq-bpcg">
+            <w:hyperlink w:history="1" r:id="rIdb9a6lmbwwaicfljwv-rlw">
               <w:r>
                 <w:rPr>
                   <w:rFonts w:ascii="Arial" w:cs="Arial" w:eastAsia="Arial" w:hAnsi="Arial"/>
@@ -10720,7 +10720,7 @@
             <w:pPr>
               <w:spacing w:after="20" w:before="0"/>
             </w:pPr>
-            <w:hyperlink w:history="1" r:id="rIdx_x3cqye2yhv_eygyfgp-">
+            <w:hyperlink w:history="1" r:id="rIdf1tc6f8ku5xqvf4xj9ndj">
               <w:r>
                 <w:rPr>
                   <w:rFonts w:ascii="Arial" w:cs="Arial" w:eastAsia="Arial" w:hAnsi="Arial"/>
@@ -10753,7 +10753,7 @@
               <w:spacing w:after="10" w:before="0"/>
               <w:ind w:left="120"/>
             </w:pPr>
-            <w:hyperlink w:history="1" r:id="rIdvgyd3hv2cikovgjg8mn4x">
+            <w:hyperlink w:history="1" r:id="rIdb9rcpsw5csmtaizpokvl_">
               <w:r>
                 <w:rPr>
                   <w:rFonts w:ascii="Arial" w:cs="Arial" w:eastAsia="Arial" w:hAnsi="Arial"/>
@@ -10948,7 +10948,7 @@
             <w:pPr>
               <w:spacing w:after="20" w:before="0"/>
             </w:pPr>
-            <w:hyperlink w:history="1" r:id="rIdhgp8t0dehi_bys01ceszr">
+            <w:hyperlink w:history="1" r:id="rIdkq5vwaoblcjldtdjbrr5t">
               <w:r>
                 <w:rPr>
                   <w:rFonts w:ascii="Arial" w:cs="Arial" w:eastAsia="Arial" w:hAnsi="Arial"/>
@@ -10997,7 +10997,7 @@
               <w:spacing w:after="10" w:before="0"/>
               <w:ind w:left="120"/>
             </w:pPr>
-            <w:hyperlink w:history="1" r:id="rIdhuz9flixm4gtyf1fxnl9u">
+            <w:hyperlink w:history="1" r:id="rIdjo7g0legjx9mampgb82a0">
               <w:r>
                 <w:rPr>
                   <w:rFonts w:ascii="Arial" w:cs="Arial" w:eastAsia="Arial" w:hAnsi="Arial"/>
@@ -11042,7 +11042,7 @@
             <w:pPr>
               <w:spacing w:after="20" w:before="0"/>
             </w:pPr>
-            <w:hyperlink w:history="1" r:id="rIds8cx-up8pklcpc5htekyw">
+            <w:hyperlink w:history="1" r:id="rIdntjear0atwuamymtf3gbh">
               <w:r>
                 <w:rPr>
                   <w:rFonts w:ascii="Arial" w:cs="Arial" w:eastAsia="Arial" w:hAnsi="Arial"/>
@@ -11075,7 +11075,7 @@
               <w:spacing w:after="10" w:before="0"/>
               <w:ind w:left="120"/>
             </w:pPr>
-            <w:hyperlink w:history="1" r:id="rIdenu5rzod-p9fd-2_qzkrq">
+            <w:hyperlink w:history="1" r:id="rIdsa65abkgdtsniyimmjtt-">
               <w:r>
                 <w:rPr>
                   <w:rFonts w:ascii="Arial" w:cs="Arial" w:eastAsia="Arial" w:hAnsi="Arial"/>
@@ -11587,7 +11587,7 @@
         </w:rPr>
         <w:t xml:space="preserve">© 2026 SeaVuria and ARES. Aligned with KICD objectives. Developed by SeaVuria; technical implementation by ARES (with AI assistance from Claude). Licensed under </w:t>
       </w:r>
-      <w:hyperlink w:history="1" r:id="rIdpc9n3i_-ldo2hokjpw8ny">
+      <w:hyperlink w:history="1" r:id="rIdkujyhj8jbdtvrfkjofnqr">
         <w:r>
           <w:rPr>
             <w:rFonts w:ascii="Arial" w:cs="Arial" w:eastAsia="Arial" w:hAnsi="Arial"/>
@@ -11608,7 +11608,7 @@
         </w:rPr>
         <w:t xml:space="preserve"> (</w:t>
       </w:r>
-      <w:hyperlink w:history="1" r:id="rIdisagcd6mkdmpomv00u5gr">
+      <w:hyperlink w:history="1" r:id="rId6yvvjlpiogzlkixku7n9n">
         <w:r>
           <w:rPr>
             <w:rFonts w:ascii="Arial" w:cs="Arial" w:eastAsia="Arial" w:hAnsi="Arial"/>
@@ -12621,7 +12621,7 @@
             <w:pPr>
               <w:spacing w:after="20" w:before="0"/>
             </w:pPr>
-            <w:hyperlink w:history="1" r:id="rId9sqf6oujnvfovlcabkyze">
+            <w:hyperlink w:history="1" r:id="rIdyalkyo867_1_iam9hnikd">
               <w:r>
                 <w:rPr>
                   <w:rFonts w:ascii="Arial" w:cs="Arial" w:eastAsia="Arial" w:hAnsi="Arial"/>
@@ -12654,7 +12654,7 @@
               <w:spacing w:after="10" w:before="0"/>
               <w:ind w:left="120"/>
             </w:pPr>
-            <w:hyperlink w:history="1" r:id="rIdft0en603p2g_sqqc7t640">
+            <w:hyperlink w:history="1" r:id="rIduwie8vvd2t5vlzu1rrjht">
               <w:r>
                 <w:rPr>
                   <w:rFonts w:ascii="Arial" w:cs="Arial" w:eastAsia="Arial" w:hAnsi="Arial"/>
@@ -12699,7 +12699,7 @@
             <w:pPr>
               <w:spacing w:after="20" w:before="0"/>
             </w:pPr>
-            <w:hyperlink w:history="1" r:id="rId0pchflb7vdvvuub1bcyle">
+            <w:hyperlink w:history="1" r:id="rIdxnbt5fhqzkfl5kka32dtq">
               <w:r>
                 <w:rPr>
                   <w:rFonts w:ascii="Arial" w:cs="Arial" w:eastAsia="Arial" w:hAnsi="Arial"/>
@@ -12732,7 +12732,7 @@
               <w:spacing w:after="10" w:before="0"/>
               <w:ind w:left="120"/>
             </w:pPr>
-            <w:hyperlink w:history="1" r:id="rIdwg4j2g2yvdcmpq9qucgnv">
+            <w:hyperlink w:history="1" r:id="rIdbvhcz9aeq1dnjdltlwq6k">
               <w:r>
                 <w:rPr>
                   <w:rFonts w:ascii="Arial" w:cs="Arial" w:eastAsia="Arial" w:hAnsi="Arial"/>
@@ -12927,7 +12927,7 @@
             <w:pPr>
               <w:spacing w:after="20" w:before="0"/>
             </w:pPr>
-            <w:hyperlink w:history="1" r:id="rId_kt9bqpuf_umn16rkkncx">
+            <w:hyperlink w:history="1" r:id="rIdymfmandgtpn6827vyugqm">
               <w:r>
                 <w:rPr>
                   <w:rFonts w:ascii="Arial" w:cs="Arial" w:eastAsia="Arial" w:hAnsi="Arial"/>
@@ -12960,7 +12960,7 @@
               <w:spacing w:after="10" w:before="0"/>
               <w:ind w:left="120"/>
             </w:pPr>
-            <w:hyperlink w:history="1" r:id="rIdz56w2pxp7taavfpsd40i2">
+            <w:hyperlink w:history="1" r:id="rIdd1z82yid6xgbd2445bw8f">
               <w:r>
                 <w:rPr>
                   <w:rFonts w:ascii="Arial" w:cs="Arial" w:eastAsia="Arial" w:hAnsi="Arial"/>
@@ -13005,7 +13005,7 @@
             <w:pPr>
               <w:spacing w:after="20" w:before="0"/>
             </w:pPr>
-            <w:hyperlink w:history="1" r:id="rIdu6vfubxclxin4ektfednz">
+            <w:hyperlink w:history="1" r:id="rId1l594enisgxgzyzsmhwhg">
               <w:r>
                 <w:rPr>
                   <w:rFonts w:ascii="Arial" w:cs="Arial" w:eastAsia="Arial" w:hAnsi="Arial"/>
@@ -13038,7 +13038,7 @@
               <w:spacing w:after="10" w:before="0"/>
               <w:ind w:left="120"/>
             </w:pPr>
-            <w:hyperlink w:history="1" r:id="rIdwkkkbgldhbn8ogqnspdhb">
+            <w:hyperlink w:history="1" r:id="rIdhv9ahmjujwbfbixt8zm7z">
               <w:r>
                 <w:rPr>
                   <w:rFonts w:ascii="Arial" w:cs="Arial" w:eastAsia="Arial" w:hAnsi="Arial"/>
@@ -13233,7 +13233,7 @@
             <w:pPr>
               <w:spacing w:after="20" w:before="0"/>
             </w:pPr>
-            <w:hyperlink w:history="1" r:id="rIdyu7ksypz38qw1kxoakilq">
+            <w:hyperlink w:history="1" r:id="rIdnjbakjb5i4xn-hqdoean6">
               <w:r>
                 <w:rPr>
                   <w:rFonts w:ascii="Arial" w:cs="Arial" w:eastAsia="Arial" w:hAnsi="Arial"/>
@@ -13266,7 +13266,7 @@
               <w:spacing w:after="10" w:before="0"/>
               <w:ind w:left="120"/>
             </w:pPr>
-            <w:hyperlink w:history="1" r:id="rIdn-raggduvgsklfinhqgt1">
+            <w:hyperlink w:history="1" r:id="rId0nquysuifnu7xmqdaxzws">
               <w:r>
                 <w:rPr>
                   <w:rFonts w:ascii="Arial" w:cs="Arial" w:eastAsia="Arial" w:hAnsi="Arial"/>
@@ -13311,7 +13311,7 @@
             <w:pPr>
               <w:spacing w:after="20" w:before="0"/>
             </w:pPr>
-            <w:hyperlink w:history="1" r:id="rIdrkvpmavmudtiz6kvkxmxn">
+            <w:hyperlink w:history="1" r:id="rIdbdorfdf05umo4ghdkzod9">
               <w:r>
                 <w:rPr>
                   <w:rFonts w:ascii="Arial" w:cs="Arial" w:eastAsia="Arial" w:hAnsi="Arial"/>
@@ -13344,7 +13344,7 @@
               <w:spacing w:after="10" w:before="0"/>
               <w:ind w:left="120"/>
             </w:pPr>
-            <w:hyperlink w:history="1" r:id="rIdy-msavvqv6vonisbdyld8">
+            <w:hyperlink w:history="1" r:id="rIdt7mquvkwezrnosvqcp0er">
               <w:r>
                 <w:rPr>
                   <w:rFonts w:ascii="Arial" w:cs="Arial" w:eastAsia="Arial" w:hAnsi="Arial"/>
@@ -13539,7 +13539,7 @@
             <w:pPr>
               <w:spacing w:after="20" w:before="0"/>
             </w:pPr>
-            <w:hyperlink w:history="1" r:id="rIdj2waeuwotmwxm0m-74o1t">
+            <w:hyperlink w:history="1" r:id="rIdr_0fxn-rnpx0w0ckxdimk">
               <w:r>
                 <w:rPr>
                   <w:rFonts w:ascii="Arial" w:cs="Arial" w:eastAsia="Arial" w:hAnsi="Arial"/>
@@ -13572,7 +13572,7 @@
               <w:spacing w:after="10" w:before="0"/>
               <w:ind w:left="120"/>
             </w:pPr>
-            <w:hyperlink w:history="1" r:id="rIdx3lhody3kr0k5dcbxgrlo">
+            <w:hyperlink w:history="1" r:id="rIdugwdsjien9nzw_2riowsd">
               <w:r>
                 <w:rPr>
                   <w:rFonts w:ascii="Arial" w:cs="Arial" w:eastAsia="Arial" w:hAnsi="Arial"/>
@@ -13617,7 +13617,7 @@
             <w:pPr>
               <w:spacing w:after="20" w:before="0"/>
             </w:pPr>
-            <w:hyperlink w:history="1" r:id="rIdsqwez75humbqvzzms4znq">
+            <w:hyperlink w:history="1" r:id="rIdwzrlj-xjrdhrjsirzho4m">
               <w:r>
                 <w:rPr>
                   <w:rFonts w:ascii="Arial" w:cs="Arial" w:eastAsia="Arial" w:hAnsi="Arial"/>
@@ -13650,7 +13650,7 @@
               <w:spacing w:after="10" w:before="0"/>
               <w:ind w:left="120"/>
             </w:pPr>
-            <w:hyperlink w:history="1" r:id="rIdlxgupujmg7agofd0yuloj">
+            <w:hyperlink w:history="1" r:id="rIdqo_0yjr59c51qrmh_regq">
               <w:r>
                 <w:rPr>
                   <w:rFonts w:ascii="Arial" w:cs="Arial" w:eastAsia="Arial" w:hAnsi="Arial"/>
@@ -13845,7 +13845,7 @@
             <w:pPr>
               <w:spacing w:after="20" w:before="0"/>
             </w:pPr>
-            <w:hyperlink w:history="1" r:id="rIdyq27spqnzsq0tdb0aqs4a">
+            <w:hyperlink w:history="1" r:id="rId0ujdu4y_1p5pxufy2o0we">
               <w:r>
                 <w:rPr>
                   <w:rFonts w:ascii="Arial" w:cs="Arial" w:eastAsia="Arial" w:hAnsi="Arial"/>
@@ -13878,7 +13878,7 @@
               <w:spacing w:after="10" w:before="0"/>
               <w:ind w:left="120"/>
             </w:pPr>
-            <w:hyperlink w:history="1" r:id="rIdf--qnjtmgfivin-swdijc">
+            <w:hyperlink w:history="1" r:id="rId2fnqtbzdnw9_9ael4i3i-">
               <w:r>
                 <w:rPr>
                   <w:rFonts w:ascii="Arial" w:cs="Arial" w:eastAsia="Arial" w:hAnsi="Arial"/>
@@ -13923,7 +13923,7 @@
             <w:pPr>
               <w:spacing w:after="20" w:before="0"/>
             </w:pPr>
-            <w:hyperlink w:history="1" r:id="rIdlt2v98jdd7s_6xz_firmz">
+            <w:hyperlink w:history="1" r:id="rIdsuf2qxjhr0a7i7wqjdxvm">
               <w:r>
                 <w:rPr>
                   <w:rFonts w:ascii="Arial" w:cs="Arial" w:eastAsia="Arial" w:hAnsi="Arial"/>
@@ -13956,7 +13956,7 @@
               <w:spacing w:after="10" w:before="0"/>
               <w:ind w:left="120"/>
             </w:pPr>
-            <w:hyperlink w:history="1" r:id="rIdb5nhfdidkbrv9ui_1yndg">
+            <w:hyperlink w:history="1" r:id="rIdd92vjikag58pqlp6tdlyt">
               <w:r>
                 <w:rPr>
                   <w:rFonts w:ascii="Arial" w:cs="Arial" w:eastAsia="Arial" w:hAnsi="Arial"/>
@@ -14582,7 +14582,7 @@
         </w:rPr>
         <w:t xml:space="preserve">© 2026 SeaVuria and ARES. Aligned with KICD objectives. Developed by SeaVuria; technical implementation by ARES (with AI assistance from Claude). Licensed under </w:t>
       </w:r>
-      <w:hyperlink w:history="1" r:id="rId2fhkdjkj_gmczzlfw_p0p">
+      <w:hyperlink w:history="1" r:id="rIdxxooxgakqhnj-jlhayabl">
         <w:r>
           <w:rPr>
             <w:rFonts w:ascii="Arial" w:cs="Arial" w:eastAsia="Arial" w:hAnsi="Arial"/>
@@ -14603,7 +14603,7 @@
         </w:rPr>
         <w:t xml:space="preserve"> (</w:t>
       </w:r>
-      <w:hyperlink w:history="1" r:id="rIdjeyndycx8srraazaroxgx">
+      <w:hyperlink w:history="1" r:id="rIdz0o2t0c_uuweopnlbh6gc">
         <w:r>
           <w:rPr>
             <w:rFonts w:ascii="Arial" w:cs="Arial" w:eastAsia="Arial" w:hAnsi="Arial"/>
@@ -15616,7 +15616,7 @@
             <w:pPr>
               <w:spacing w:after="20" w:before="0"/>
             </w:pPr>
-            <w:hyperlink w:history="1" r:id="rId9osztmestgj3git5xehvy">
+            <w:hyperlink w:history="1" r:id="rIdzma3jti0bjfozyi8craod">
               <w:r>
                 <w:rPr>
                   <w:rFonts w:ascii="Arial" w:cs="Arial" w:eastAsia="Arial" w:hAnsi="Arial"/>
@@ -15665,7 +15665,7 @@
               <w:spacing w:after="10" w:before="0"/>
               <w:ind w:left="120"/>
             </w:pPr>
-            <w:hyperlink w:history="1" r:id="rIdgt5y7uyh_6ui80smmqmuw">
+            <w:hyperlink w:history="1" r:id="rIdlsott0sztmoh4v6egsn6u">
               <w:r>
                 <w:rPr>
                   <w:rFonts w:ascii="Arial" w:cs="Arial" w:eastAsia="Arial" w:hAnsi="Arial"/>
@@ -15727,7 +15727,7 @@
               <w:spacing w:after="10" w:before="0"/>
               <w:ind w:left="120"/>
             </w:pPr>
-            <w:hyperlink w:history="1" r:id="rId1nc3qmyau7ywfnintq_58">
+            <w:hyperlink w:history="1" r:id="rIdc2s2habsqfc7r4apczz9r">
               <w:r>
                 <w:rPr>
                   <w:rFonts w:ascii="Arial" w:cs="Arial" w:eastAsia="Arial" w:hAnsi="Arial"/>
@@ -15937,7 +15937,7 @@
             <w:pPr>
               <w:spacing w:after="20" w:before="0"/>
             </w:pPr>
-            <w:hyperlink w:history="1" r:id="rIdhrsix1cvn-bpge8509vpe">
+            <w:hyperlink w:history="1" r:id="rIdhdzmjgn9f0m0fifyxuwr1">
               <w:r>
                 <w:rPr>
                   <w:rFonts w:ascii="Arial" w:cs="Arial" w:eastAsia="Arial" w:hAnsi="Arial"/>
@@ -15986,7 +15986,7 @@
               <w:spacing w:after="10" w:before="0"/>
               <w:ind w:left="120"/>
             </w:pPr>
-            <w:hyperlink w:history="1" r:id="rIdvrfx4odkf4y4zmpxa0xfo">
+            <w:hyperlink w:history="1" r:id="rIdorf4o7j-rdvluhdhzrhtt">
               <w:r>
                 <w:rPr>
                   <w:rFonts w:ascii="Arial" w:cs="Arial" w:eastAsia="Arial" w:hAnsi="Arial"/>
@@ -16048,7 +16048,7 @@
               <w:spacing w:after="10" w:before="0"/>
               <w:ind w:left="120"/>
             </w:pPr>
-            <w:hyperlink w:history="1" r:id="rIdglr0cj3pi6-di2dfrwcr-">
+            <w:hyperlink w:history="1" r:id="rIdkgde2bqaxyqd1gjv5lhnd">
               <w:r>
                 <w:rPr>
                   <w:rFonts w:ascii="Arial" w:cs="Arial" w:eastAsia="Arial" w:hAnsi="Arial"/>
@@ -16258,7 +16258,7 @@
             <w:pPr>
               <w:spacing w:after="20" w:before="0"/>
             </w:pPr>
-            <w:hyperlink w:history="1" r:id="rId8aetupa4fgim95ikrorzi">
+            <w:hyperlink w:history="1" r:id="rIdbgvxtbkkrk0cbtpbscsu_">
               <w:r>
                 <w:rPr>
                   <w:rFonts w:ascii="Arial" w:cs="Arial" w:eastAsia="Arial" w:hAnsi="Arial"/>
@@ -16307,7 +16307,7 @@
               <w:spacing w:after="10" w:before="0"/>
               <w:ind w:left="120"/>
             </w:pPr>
-            <w:hyperlink w:history="1" r:id="rIdutw8xx2dxtwzb_bv5lx-4">
+            <w:hyperlink w:history="1" r:id="rId2ub-bcjaaejj2di6hhl67">
               <w:r>
                 <w:rPr>
                   <w:rFonts w:ascii="Arial" w:cs="Arial" w:eastAsia="Arial" w:hAnsi="Arial"/>
@@ -16369,7 +16369,7 @@
               <w:spacing w:after="10" w:before="0"/>
               <w:ind w:left="120"/>
             </w:pPr>
-            <w:hyperlink w:history="1" r:id="rId1igndzunrbmsethdcunwt">
+            <w:hyperlink w:history="1" r:id="rIdryxpzrljalnu9ults_fjt">
               <w:r>
                 <w:rPr>
                   <w:rFonts w:ascii="Arial" w:cs="Arial" w:eastAsia="Arial" w:hAnsi="Arial"/>
@@ -16579,7 +16579,7 @@
             <w:pPr>
               <w:spacing w:after="20" w:before="0"/>
             </w:pPr>
-            <w:hyperlink w:history="1" r:id="rId6oou5waf1evnvckbsjtub">
+            <w:hyperlink w:history="1" r:id="rIdfjfm4mhw_d2rgerwntqwt">
               <w:r>
                 <w:rPr>
                   <w:rFonts w:ascii="Arial" w:cs="Arial" w:eastAsia="Arial" w:hAnsi="Arial"/>
@@ -16628,7 +16628,7 @@
               <w:spacing w:after="10" w:before="0"/>
               <w:ind w:left="120"/>
             </w:pPr>
-            <w:hyperlink w:history="1" r:id="rIdbhjm4wby56rltl-oh_qnl">
+            <w:hyperlink w:history="1" r:id="rIdi6vx4z-hpjux7bamtcqd-">
               <w:r>
                 <w:rPr>
                   <w:rFonts w:ascii="Arial" w:cs="Arial" w:eastAsia="Arial" w:hAnsi="Arial"/>
@@ -16690,7 +16690,7 @@
               <w:spacing w:after="10" w:before="0"/>
               <w:ind w:left="120"/>
             </w:pPr>
-            <w:hyperlink w:history="1" r:id="rIdgbzpqz9n9vu317jajmlpu">
+            <w:hyperlink w:history="1" r:id="rIdtduheoeaipxx2rzneeyb7">
               <w:r>
                 <w:rPr>
                   <w:rFonts w:ascii="Arial" w:cs="Arial" w:eastAsia="Arial" w:hAnsi="Arial"/>
@@ -16900,7 +16900,7 @@
             <w:pPr>
               <w:spacing w:after="20" w:before="0"/>
             </w:pPr>
-            <w:hyperlink w:history="1" r:id="rIdczer_g6p6xyogyixscg00">
+            <w:hyperlink w:history="1" r:id="rIdxubs-fxdze_gynap4od_m">
               <w:r>
                 <w:rPr>
                   <w:rFonts w:ascii="Arial" w:cs="Arial" w:eastAsia="Arial" w:hAnsi="Arial"/>
@@ -16949,7 +16949,7 @@
               <w:spacing w:after="10" w:before="0"/>
               <w:ind w:left="120"/>
             </w:pPr>
-            <w:hyperlink w:history="1" r:id="rIdulevricpjosilfrcl8iki">
+            <w:hyperlink w:history="1" r:id="rIdlttfhlubxoa6yrigmiww4">
               <w:r>
                 <w:rPr>
                   <w:rFonts w:ascii="Arial" w:cs="Arial" w:eastAsia="Arial" w:hAnsi="Arial"/>
@@ -17011,7 +17011,7 @@
               <w:spacing w:after="10" w:before="0"/>
               <w:ind w:left="120"/>
             </w:pPr>
-            <w:hyperlink w:history="1" r:id="rIdisidjno3kiklrcycbmwwa">
+            <w:hyperlink w:history="1" r:id="rIdnj4jpbktp4xhdrme95yag">
               <w:r>
                 <w:rPr>
                   <w:rFonts w:ascii="Arial" w:cs="Arial" w:eastAsia="Arial" w:hAnsi="Arial"/>
@@ -17538,7 +17538,7 @@
         </w:rPr>
         <w:t xml:space="preserve">© 2026 SeaVuria and ARES. Aligned with KICD objectives. Developed by SeaVuria; technical implementation by ARES (with AI assistance from Claude). Licensed under </w:t>
       </w:r>
-      <w:hyperlink w:history="1" r:id="rId2-t_meoufbqzey04sdljn">
+      <w:hyperlink w:history="1" r:id="rIdvixvrygfelold5u1grxzi">
         <w:r>
           <w:rPr>
             <w:rFonts w:ascii="Arial" w:cs="Arial" w:eastAsia="Arial" w:hAnsi="Arial"/>
@@ -17559,7 +17559,7 @@
         </w:rPr>
         <w:t xml:space="preserve"> (</w:t>
       </w:r>
-      <w:hyperlink w:history="1" r:id="rId6sif5b0kowixoghfkuf-6">
+      <w:hyperlink w:history="1" r:id="rIdb4q2i67bpz9vwew5nltoi">
         <w:r>
           <w:rPr>
             <w:rFonts w:ascii="Arial" w:cs="Arial" w:eastAsia="Arial" w:hAnsi="Arial"/>
@@ -18572,7 +18572,7 @@
             <w:pPr>
               <w:spacing w:after="20" w:before="0"/>
             </w:pPr>
-            <w:hyperlink w:history="1" r:id="rIdnubxzeuuexcketxawlbzm">
+            <w:hyperlink w:history="1" r:id="rIdgkpnhdmaowgpvxjjl90v5">
               <w:r>
                 <w:rPr>
                   <w:rFonts w:ascii="Arial" w:cs="Arial" w:eastAsia="Arial" w:hAnsi="Arial"/>
@@ -18605,7 +18605,7 @@
               <w:spacing w:after="10" w:before="0"/>
               <w:ind w:left="120"/>
             </w:pPr>
-            <w:hyperlink w:history="1" r:id="rId7ydq_tulyjj1n08y7mnl9">
+            <w:hyperlink w:history="1" r:id="rId0f_gyzvhd4xoyjrwy8kqw">
               <w:r>
                 <w:rPr>
                   <w:rFonts w:ascii="Arial" w:cs="Arial" w:eastAsia="Arial" w:hAnsi="Arial"/>
@@ -18650,7 +18650,7 @@
             <w:pPr>
               <w:spacing w:after="20" w:before="0"/>
             </w:pPr>
-            <w:hyperlink w:history="1" r:id="rIdq6m1paufnof_uhtcnrejc">
+            <w:hyperlink w:history="1" r:id="rIdcgldmafgie05apoudhsbw">
               <w:r>
                 <w:rPr>
                   <w:rFonts w:ascii="Arial" w:cs="Arial" w:eastAsia="Arial" w:hAnsi="Arial"/>
@@ -18683,7 +18683,7 @@
               <w:spacing w:after="10" w:before="0"/>
               <w:ind w:left="120"/>
             </w:pPr>
-            <w:hyperlink w:history="1" r:id="rIdw0qyi7qqyl9pj3lrhxyoz">
+            <w:hyperlink w:history="1" r:id="rIdpzielulyb-pztkk12wqev">
               <w:r>
                 <w:rPr>
                   <w:rFonts w:ascii="Arial" w:cs="Arial" w:eastAsia="Arial" w:hAnsi="Arial"/>
@@ -18878,7 +18878,7 @@
             <w:pPr>
               <w:spacing w:after="20" w:before="0"/>
             </w:pPr>
-            <w:hyperlink w:history="1" r:id="rIdoamq37fzd-v9-7ebgj2yn">
+            <w:hyperlink w:history="1" r:id="rIdhzcnen6xpzzf2ffvqe1y2">
               <w:r>
                 <w:rPr>
                   <w:rFonts w:ascii="Arial" w:cs="Arial" w:eastAsia="Arial" w:hAnsi="Arial"/>
@@ -18911,7 +18911,7 @@
               <w:spacing w:after="10" w:before="0"/>
               <w:ind w:left="120"/>
             </w:pPr>
-            <w:hyperlink w:history="1" r:id="rIdanumnun84bm1c5ruomq6q">
+            <w:hyperlink w:history="1" r:id="rIdzti15sdo3vv8ekholdpu0">
               <w:r>
                 <w:rPr>
                   <w:rFonts w:ascii="Arial" w:cs="Arial" w:eastAsia="Arial" w:hAnsi="Arial"/>
@@ -18956,7 +18956,7 @@
             <w:pPr>
               <w:spacing w:after="20" w:before="0"/>
             </w:pPr>
-            <w:hyperlink w:history="1" r:id="rIdavwzhgp-go_jhvr9opz-a">
+            <w:hyperlink w:history="1" r:id="rIdbgr4kabrlmmvhmwczpraj">
               <w:r>
                 <w:rPr>
                   <w:rFonts w:ascii="Arial" w:cs="Arial" w:eastAsia="Arial" w:hAnsi="Arial"/>
@@ -18989,7 +18989,7 @@
               <w:spacing w:after="10" w:before="0"/>
               <w:ind w:left="120"/>
             </w:pPr>
-            <w:hyperlink w:history="1" r:id="rIdo9yvdmkbowurthv6tki1d">
+            <w:hyperlink w:history="1" r:id="rIdttfrbx1qmvyuani7mqotw">
               <w:r>
                 <w:rPr>
                   <w:rFonts w:ascii="Arial" w:cs="Arial" w:eastAsia="Arial" w:hAnsi="Arial"/>
@@ -19184,7 +19184,7 @@
             <w:pPr>
               <w:spacing w:after="20" w:before="0"/>
             </w:pPr>
-            <w:hyperlink w:history="1" r:id="rIdnqtexzmwbcfqcm2ujt90s">
+            <w:hyperlink w:history="1" r:id="rIdarzlssj0gbf7b3vfokyjm">
               <w:r>
                 <w:rPr>
                   <w:rFonts w:ascii="Arial" w:cs="Arial" w:eastAsia="Arial" w:hAnsi="Arial"/>
@@ -19217,7 +19217,7 @@
               <w:spacing w:after="10" w:before="0"/>
               <w:ind w:left="120"/>
             </w:pPr>
-            <w:hyperlink w:history="1" r:id="rId4o_ajvnnzryl-ai0kyl59">
+            <w:hyperlink w:history="1" r:id="rIdsi58pcf4qvs11gchc5ynw">
               <w:r>
                 <w:rPr>
                   <w:rFonts w:ascii="Arial" w:cs="Arial" w:eastAsia="Arial" w:hAnsi="Arial"/>
@@ -19262,7 +19262,7 @@
             <w:pPr>
               <w:spacing w:after="20" w:before="0"/>
             </w:pPr>
-            <w:hyperlink w:history="1" r:id="rIdwnyi5ffmj5satdfone8z_">
+            <w:hyperlink w:history="1" r:id="rIdmveecziqnsvqd_j4sjken">
               <w:r>
                 <w:rPr>
                   <w:rFonts w:ascii="Arial" w:cs="Arial" w:eastAsia="Arial" w:hAnsi="Arial"/>
@@ -19295,7 +19295,7 @@
               <w:spacing w:after="10" w:before="0"/>
               <w:ind w:left="120"/>
             </w:pPr>
-            <w:hyperlink w:history="1" r:id="rIdaihadaxml6jbaxezi6axz">
+            <w:hyperlink w:history="1" r:id="rIdqsbw41htr07byaaw9vwn9">
               <w:r>
                 <w:rPr>
                   <w:rFonts w:ascii="Arial" w:cs="Arial" w:eastAsia="Arial" w:hAnsi="Arial"/>
@@ -19490,7 +19490,7 @@
             <w:pPr>
               <w:spacing w:after="20" w:before="0"/>
             </w:pPr>
-            <w:hyperlink w:history="1" r:id="rIdt5zh3gsao38stpn4jtyur">
+            <w:hyperlink w:history="1" r:id="rIdda7nqa5z4wqyjxwslmre8">
               <w:r>
                 <w:rPr>
                   <w:rFonts w:ascii="Arial" w:cs="Arial" w:eastAsia="Arial" w:hAnsi="Arial"/>
@@ -19523,7 +19523,7 @@
               <w:spacing w:after="10" w:before="0"/>
               <w:ind w:left="120"/>
             </w:pPr>
-            <w:hyperlink w:history="1" r:id="rIdctjjtrp1kuwps2gyvcn9-">
+            <w:hyperlink w:history="1" r:id="rId6yv5nece65fqueq00uisn">
               <w:r>
                 <w:rPr>
                   <w:rFonts w:ascii="Arial" w:cs="Arial" w:eastAsia="Arial" w:hAnsi="Arial"/>
@@ -19568,7 +19568,7 @@
             <w:pPr>
               <w:spacing w:after="20" w:before="0"/>
             </w:pPr>
-            <w:hyperlink w:history="1" r:id="rIdfo2cayj08gi9-hhpyczr0">
+            <w:hyperlink w:history="1" r:id="rIdgkkr1vkyl-nw_riaqs9p4">
               <w:r>
                 <w:rPr>
                   <w:rFonts w:ascii="Arial" w:cs="Arial" w:eastAsia="Arial" w:hAnsi="Arial"/>
@@ -19601,7 +19601,7 @@
               <w:spacing w:after="10" w:before="0"/>
               <w:ind w:left="120"/>
             </w:pPr>
-            <w:hyperlink w:history="1" r:id="rIdoowpnnwgy6asrwtmzqj44">
+            <w:hyperlink w:history="1" r:id="rId1oqri87svv5brrltpkipd">
               <w:r>
                 <w:rPr>
                   <w:rFonts w:ascii="Arial" w:cs="Arial" w:eastAsia="Arial" w:hAnsi="Arial"/>
@@ -19796,7 +19796,7 @@
             <w:pPr>
               <w:spacing w:after="20" w:before="0"/>
             </w:pPr>
-            <w:hyperlink w:history="1" r:id="rIdiupat1kpmcazorppeu3ih">
+            <w:hyperlink w:history="1" r:id="rIds65itymug_mcztlfvopdj">
               <w:r>
                 <w:rPr>
                   <w:rFonts w:ascii="Arial" w:cs="Arial" w:eastAsia="Arial" w:hAnsi="Arial"/>
@@ -19829,7 +19829,7 @@
               <w:spacing w:after="10" w:before="0"/>
               <w:ind w:left="120"/>
             </w:pPr>
-            <w:hyperlink w:history="1" r:id="rIdiqcefp11-k3ifc1mvigxg">
+            <w:hyperlink w:history="1" r:id="rIdjlqdhnd4gjyrcbdlyooph">
               <w:r>
                 <w:rPr>
                   <w:rFonts w:ascii="Arial" w:cs="Arial" w:eastAsia="Arial" w:hAnsi="Arial"/>
@@ -19874,7 +19874,7 @@
             <w:pPr>
               <w:spacing w:after="20" w:before="0"/>
             </w:pPr>
-            <w:hyperlink w:history="1" r:id="rId0nsynwcf3gwoepmyq4um7">
+            <w:hyperlink w:history="1" r:id="rIdmvc8tflni9t9ffntfegnu">
               <w:r>
                 <w:rPr>
                   <w:rFonts w:ascii="Arial" w:cs="Arial" w:eastAsia="Arial" w:hAnsi="Arial"/>
@@ -19907,7 +19907,7 @@
               <w:spacing w:after="10" w:before="0"/>
               <w:ind w:left="120"/>
             </w:pPr>
-            <w:hyperlink w:history="1" r:id="rIdh94jl5mkwbktbuca89-r1">
+            <w:hyperlink w:history="1" r:id="rId_yajemnho19epk1vzcsqa">
               <w:r>
                 <w:rPr>
                   <w:rFonts w:ascii="Arial" w:cs="Arial" w:eastAsia="Arial" w:hAnsi="Arial"/>
@@ -20419,7 +20419,7 @@
         </w:rPr>
         <w:t xml:space="preserve">© 2026 SeaVuria and ARES. Aligned with KICD objectives. Developed by SeaVuria; technical implementation by ARES (with AI assistance from Claude). Licensed under </w:t>
       </w:r>
-      <w:hyperlink w:history="1" r:id="rId68ui4i4q_6upfr6edqawy">
+      <w:hyperlink w:history="1" r:id="rIdrk3jqd5uvqbx_esygplv9">
         <w:r>
           <w:rPr>
             <w:rFonts w:ascii="Arial" w:cs="Arial" w:eastAsia="Arial" w:hAnsi="Arial"/>
@@ -20440,7 +20440,7 @@
         </w:rPr>
         <w:t xml:space="preserve"> (</w:t>
       </w:r>
-      <w:hyperlink w:history="1" r:id="rIdedixtcrvs_0efrgkhcpkj">
+      <w:hyperlink w:history="1" r:id="rIdsy2nzcxwzjc4od2xryo0b">
         <w:r>
           <w:rPr>
             <w:rFonts w:ascii="Arial" w:cs="Arial" w:eastAsia="Arial" w:hAnsi="Arial"/>
@@ -21453,7 +21453,7 @@
             <w:pPr>
               <w:spacing w:after="20" w:before="0"/>
             </w:pPr>
-            <w:hyperlink w:history="1" r:id="rIdcslh_3to7bqzotawayhzu">
+            <w:hyperlink w:history="1" r:id="rIduff_facbyy7x-cinxkiq-">
               <w:r>
                 <w:rPr>
                   <w:rFonts w:ascii="Arial" w:cs="Arial" w:eastAsia="Arial" w:hAnsi="Arial"/>
@@ -21486,7 +21486,7 @@
               <w:spacing w:after="10" w:before="0"/>
               <w:ind w:left="120"/>
             </w:pPr>
-            <w:hyperlink w:history="1" r:id="rIde-ko2vv5-ldqzxpfiq9bw">
+            <w:hyperlink w:history="1" r:id="rIdtyvvq7gchofgvvfvhpvyn">
               <w:r>
                 <w:rPr>
                   <w:rFonts w:ascii="Arial" w:cs="Arial" w:eastAsia="Arial" w:hAnsi="Arial"/>
@@ -21531,7 +21531,7 @@
             <w:pPr>
               <w:spacing w:after="20" w:before="0"/>
             </w:pPr>
-            <w:hyperlink w:history="1" r:id="rIdeh5muorymszx7nyvhu-3i">
+            <w:hyperlink w:history="1" r:id="rIdvn2edk_j1akmnlzxlu9o4">
               <w:r>
                 <w:rPr>
                   <w:rFonts w:ascii="Arial" w:cs="Arial" w:eastAsia="Arial" w:hAnsi="Arial"/>
@@ -21564,7 +21564,7 @@
               <w:spacing w:after="10" w:before="0"/>
               <w:ind w:left="120"/>
             </w:pPr>
-            <w:hyperlink w:history="1" r:id="rIdvseix0mng8jfuwqxiifbo">
+            <w:hyperlink w:history="1" r:id="rIdebwcznxa7yrsarlpqhemu">
               <w:r>
                 <w:rPr>
                   <w:rFonts w:ascii="Arial" w:cs="Arial" w:eastAsia="Arial" w:hAnsi="Arial"/>
@@ -21759,7 +21759,7 @@
             <w:pPr>
               <w:spacing w:after="20" w:before="0"/>
             </w:pPr>
-            <w:hyperlink w:history="1" r:id="rId-cd2fipo_ikemt75xlhmz">
+            <w:hyperlink w:history="1" r:id="rIdkkcy8ipi4m_g5gay7hb8v">
               <w:r>
                 <w:rPr>
                   <w:rFonts w:ascii="Arial" w:cs="Arial" w:eastAsia="Arial" w:hAnsi="Arial"/>
@@ -21792,7 +21792,7 @@
               <w:spacing w:after="10" w:before="0"/>
               <w:ind w:left="120"/>
             </w:pPr>
-            <w:hyperlink w:history="1" r:id="rIdcuzn282wgdjxg3zprdih9">
+            <w:hyperlink w:history="1" r:id="rIdr634nbmdzanwnwahc9hag">
               <w:r>
                 <w:rPr>
                   <w:rFonts w:ascii="Arial" w:cs="Arial" w:eastAsia="Arial" w:hAnsi="Arial"/>
@@ -21837,7 +21837,7 @@
             <w:pPr>
               <w:spacing w:after="20" w:before="0"/>
             </w:pPr>
-            <w:hyperlink w:history="1" r:id="rIdlwbqruuyisiqqb4xafsqc">
+            <w:hyperlink w:history="1" r:id="rIdasrkykwql9w4qgijthn00">
               <w:r>
                 <w:rPr>
                   <w:rFonts w:ascii="Arial" w:cs="Arial" w:eastAsia="Arial" w:hAnsi="Arial"/>
@@ -21870,7 +21870,7 @@
               <w:spacing w:after="10" w:before="0"/>
               <w:ind w:left="120"/>
             </w:pPr>
-            <w:hyperlink w:history="1" r:id="rIdu_ymo8x50g4yb_sc9xqks">
+            <w:hyperlink w:history="1" r:id="rIde3zwrw3eajgbocl072gj6">
               <w:r>
                 <w:rPr>
                   <w:rFonts w:ascii="Arial" w:cs="Arial" w:eastAsia="Arial" w:hAnsi="Arial"/>
@@ -22065,7 +22065,7 @@
             <w:pPr>
               <w:spacing w:after="20" w:before="0"/>
             </w:pPr>
-            <w:hyperlink w:history="1" r:id="rIdddy4vgyb9sbzt9vrpe8lg">
+            <w:hyperlink w:history="1" r:id="rIdycnqfst_hjdvuxyl_9xru">
               <w:r>
                 <w:rPr>
                   <w:rFonts w:ascii="Arial" w:cs="Arial" w:eastAsia="Arial" w:hAnsi="Arial"/>
@@ -22114,7 +22114,7 @@
               <w:spacing w:after="10" w:before="0"/>
               <w:ind w:left="120"/>
             </w:pPr>
-            <w:hyperlink w:history="1" r:id="rIdl4ybbgc5er0fernledt1x">
+            <w:hyperlink w:history="1" r:id="rIdc8q5ohm4kft0dn9iiriwf">
               <w:r>
                 <w:rPr>
                   <w:rFonts w:ascii="Arial" w:cs="Arial" w:eastAsia="Arial" w:hAnsi="Arial"/>
@@ -22159,7 +22159,7 @@
             <w:pPr>
               <w:spacing w:after="20" w:before="0"/>
             </w:pPr>
-            <w:hyperlink w:history="1" r:id="rIdbhfcvhyswlygm5uvvhxcj">
+            <w:hyperlink w:history="1" r:id="rIdehi1-iqdmpe02pzaxa5vb">
               <w:r>
                 <w:rPr>
                   <w:rFonts w:ascii="Arial" w:cs="Arial" w:eastAsia="Arial" w:hAnsi="Arial"/>
@@ -22208,7 +22208,7 @@
               <w:spacing w:after="10" w:before="0"/>
               <w:ind w:left="120"/>
             </w:pPr>
-            <w:hyperlink w:history="1" r:id="rId3dusbdvnorlay3a4gekge">
+            <w:hyperlink w:history="1" r:id="rId4zkx2pjrxdnckevwxq7gt">
               <w:r>
                 <w:rPr>
                   <w:rFonts w:ascii="Arial" w:cs="Arial" w:eastAsia="Arial" w:hAnsi="Arial"/>
@@ -22403,7 +22403,7 @@
             <w:pPr>
               <w:spacing w:after="20" w:before="0"/>
             </w:pPr>
-            <w:hyperlink w:history="1" r:id="rIdzd3zbn17tqrnvajz4ofuy">
+            <w:hyperlink w:history="1" r:id="rIdqfah9qe4oymbml04acaja">
               <w:r>
                 <w:rPr>
                   <w:rFonts w:ascii="Arial" w:cs="Arial" w:eastAsia="Arial" w:hAnsi="Arial"/>
@@ -22452,7 +22452,7 @@
               <w:spacing w:after="10" w:before="0"/>
               <w:ind w:left="120"/>
             </w:pPr>
-            <w:hyperlink w:history="1" r:id="rIdrgbgwatyqyjmqxztbhz57">
+            <w:hyperlink w:history="1" r:id="rIdgc65qljy7aiohwdavugqx">
               <w:r>
                 <w:rPr>
                   <w:rFonts w:ascii="Arial" w:cs="Arial" w:eastAsia="Arial" w:hAnsi="Arial"/>
@@ -22497,7 +22497,7 @@
             <w:pPr>
               <w:spacing w:after="20" w:before="0"/>
             </w:pPr>
-            <w:hyperlink w:history="1" r:id="rIdisvmzsppox46gioqlzz6e">
+            <w:hyperlink w:history="1" r:id="rIde7kigo2ahdtltubrqt34f">
               <w:r>
                 <w:rPr>
                   <w:rFonts w:ascii="Arial" w:cs="Arial" w:eastAsia="Arial" w:hAnsi="Arial"/>
@@ -22546,7 +22546,7 @@
               <w:spacing w:after="10" w:before="0"/>
               <w:ind w:left="120"/>
             </w:pPr>
-            <w:hyperlink w:history="1" r:id="rIdi1t3jj97cc4tzhuutsn8b">
+            <w:hyperlink w:history="1" r:id="rId4ekqkfx10h75uvouhuy_o">
               <w:r>
                 <w:rPr>
                   <w:rFonts w:ascii="Arial" w:cs="Arial" w:eastAsia="Arial" w:hAnsi="Arial"/>
@@ -22741,7 +22741,7 @@
             <w:pPr>
               <w:spacing w:after="20" w:before="0"/>
             </w:pPr>
-            <w:hyperlink w:history="1" r:id="rIdpyafulwmjky4ubyasxfnn">
+            <w:hyperlink w:history="1" r:id="rIdigothelnqhr6jhyvvnijc">
               <w:r>
                 <w:rPr>
                   <w:rFonts w:ascii="Arial" w:cs="Arial" w:eastAsia="Arial" w:hAnsi="Arial"/>
@@ -22790,7 +22790,7 @@
               <w:spacing w:after="10" w:before="0"/>
               <w:ind w:left="120"/>
             </w:pPr>
-            <w:hyperlink w:history="1" r:id="rIdc4fusuv8m-tx7vz2gbxkd">
+            <w:hyperlink w:history="1" r:id="rIdyfsvqc3eyih1jcxpsy-de">
               <w:r>
                 <w:rPr>
                   <w:rFonts w:ascii="Arial" w:cs="Arial" w:eastAsia="Arial" w:hAnsi="Arial"/>
@@ -22835,7 +22835,7 @@
             <w:pPr>
               <w:spacing w:after="20" w:before="0"/>
             </w:pPr>
-            <w:hyperlink w:history="1" r:id="rIdwr1arhncxv7f_ezwplfmq">
+            <w:hyperlink w:history="1" r:id="rIdecqrqv6iipirv9984bx1s">
               <w:r>
                 <w:rPr>
                   <w:rFonts w:ascii="Arial" w:cs="Arial" w:eastAsia="Arial" w:hAnsi="Arial"/>
@@ -22884,7 +22884,7 @@
               <w:spacing w:after="10" w:before="0"/>
               <w:ind w:left="120"/>
             </w:pPr>
-            <w:hyperlink w:history="1" r:id="rIdplnrksicn01z8j-9e9rr3">
+            <w:hyperlink w:history="1" r:id="rIdbsft-me5pnstxka5qc9jr">
               <w:r>
                 <w:rPr>
                   <w:rFonts w:ascii="Arial" w:cs="Arial" w:eastAsia="Arial" w:hAnsi="Arial"/>
@@ -23491,7 +23491,7 @@
         </w:rPr>
         <w:t xml:space="preserve">© 2026 SeaVuria and ARES. Aligned with KICD objectives. Developed by SeaVuria; technical implementation by ARES (with AI assistance from Claude). Licensed under </w:t>
       </w:r>
-      <w:hyperlink w:history="1" r:id="rIdqrssci30hyi0qwltvlnq4">
+      <w:hyperlink w:history="1" r:id="rIdcir7qixxgy3dtfwoljsir">
         <w:r>
           <w:rPr>
             <w:rFonts w:ascii="Arial" w:cs="Arial" w:eastAsia="Arial" w:hAnsi="Arial"/>
@@ -23512,7 +23512,7 @@
         </w:rPr>
         <w:t xml:space="preserve"> (</w:t>
       </w:r>
-      <w:hyperlink w:history="1" r:id="rIdvzjn7ydb_1otfoy-fczp4">
+      <w:hyperlink w:history="1" r:id="rIdtlvqibanbwmov0djfdbn9">
         <w:r>
           <w:rPr>
             <w:rFonts w:ascii="Arial" w:cs="Arial" w:eastAsia="Arial" w:hAnsi="Arial"/>
@@ -24525,7 +24525,7 @@
             <w:pPr>
               <w:spacing w:after="20" w:before="0"/>
             </w:pPr>
-            <w:hyperlink w:history="1" r:id="rIdesdxfowwuwvnbol2fvsmq">
+            <w:hyperlink w:history="1" r:id="rId4zqa4ntk4klmwktbky2bg">
               <w:r>
                 <w:rPr>
                   <w:rFonts w:ascii="Arial" w:cs="Arial" w:eastAsia="Arial" w:hAnsi="Arial"/>
@@ -24558,7 +24558,7 @@
               <w:spacing w:after="10" w:before="0"/>
               <w:ind w:left="120"/>
             </w:pPr>
-            <w:hyperlink w:history="1" r:id="rIdw-r-ftibkwuchllmekvem">
+            <w:hyperlink w:history="1" r:id="rIdlcxsnn-sftqq_um1btgog">
               <w:r>
                 <w:rPr>
                   <w:rFonts w:ascii="Arial" w:cs="Arial" w:eastAsia="Arial" w:hAnsi="Arial"/>
@@ -24620,7 +24620,7 @@
               <w:spacing w:after="10" w:before="0"/>
               <w:ind w:left="120"/>
             </w:pPr>
-            <w:hyperlink w:history="1" r:id="rIdxpdlav1a-z9bne8r_r04l">
+            <w:hyperlink w:history="1" r:id="rId1qwme9vddndprlfondvgf">
               <w:r>
                 <w:rPr>
                   <w:rFonts w:ascii="Arial" w:cs="Arial" w:eastAsia="Arial" w:hAnsi="Arial"/>
@@ -24830,7 +24830,7 @@
             <w:pPr>
               <w:spacing w:after="20" w:before="0"/>
             </w:pPr>
-            <w:hyperlink w:history="1" r:id="rIdvof7joc8il1oilvqyr_ns">
+            <w:hyperlink w:history="1" r:id="rId5ifpdkgv6eq55dwaam9tu">
               <w:r>
                 <w:rPr>
                   <w:rFonts w:ascii="Arial" w:cs="Arial" w:eastAsia="Arial" w:hAnsi="Arial"/>
@@ -24863,7 +24863,7 @@
               <w:spacing w:after="10" w:before="0"/>
               <w:ind w:left="120"/>
             </w:pPr>
-            <w:hyperlink w:history="1" r:id="rIdzzgkkrjmbgxusdaycleht">
+            <w:hyperlink w:history="1" r:id="rIdws8jw9_k3kcmwg3htwz5s">
               <w:r>
                 <w:rPr>
                   <w:rFonts w:ascii="Arial" w:cs="Arial" w:eastAsia="Arial" w:hAnsi="Arial"/>
@@ -24925,7 +24925,7 @@
               <w:spacing w:after="10" w:before="0"/>
               <w:ind w:left="120"/>
             </w:pPr>
-            <w:hyperlink w:history="1" r:id="rIdpxzjmvuuw4mmjmhovcayn">
+            <w:hyperlink w:history="1" r:id="rIdjjlkkzcuro5puayljmbuw">
               <w:r>
                 <w:rPr>
                   <w:rFonts w:ascii="Arial" w:cs="Arial" w:eastAsia="Arial" w:hAnsi="Arial"/>
@@ -25135,7 +25135,7 @@
             <w:pPr>
               <w:spacing w:after="20" w:before="0"/>
             </w:pPr>
-            <w:hyperlink w:history="1" r:id="rIdepeg2r00uwxlmz3dxk-y_">
+            <w:hyperlink w:history="1" r:id="rId15smrncetz7swppeve13r">
               <w:r>
                 <w:rPr>
                   <w:rFonts w:ascii="Arial" w:cs="Arial" w:eastAsia="Arial" w:hAnsi="Arial"/>
@@ -25168,7 +25168,7 @@
               <w:spacing w:after="10" w:before="0"/>
               <w:ind w:left="120"/>
             </w:pPr>
-            <w:hyperlink w:history="1" r:id="rIdcxa3nbxyjsdgwwd_ez6bq">
+            <w:hyperlink w:history="1" r:id="rId4iafnh2tjjrgv-9uje42p">
               <w:r>
                 <w:rPr>
                   <w:rFonts w:ascii="Arial" w:cs="Arial" w:eastAsia="Arial" w:hAnsi="Arial"/>
@@ -25230,7 +25230,7 @@
               <w:spacing w:after="10" w:before="0"/>
               <w:ind w:left="120"/>
             </w:pPr>
-            <w:hyperlink w:history="1" r:id="rIdrzxa5ycahfl0_gwcfo3nh">
+            <w:hyperlink w:history="1" r:id="rIdbr4rfmzmld6y0c4o07vyx">
               <w:r>
                 <w:rPr>
                   <w:rFonts w:ascii="Arial" w:cs="Arial" w:eastAsia="Arial" w:hAnsi="Arial"/>
@@ -25440,7 +25440,7 @@
             <w:pPr>
               <w:spacing w:after="20" w:before="0"/>
             </w:pPr>
-            <w:hyperlink w:history="1" r:id="rIdvcjnkth_b8mtsf6gb81nx">
+            <w:hyperlink w:history="1" r:id="rIdumme5e6dak8lv4a2hp8zv">
               <w:r>
                 <w:rPr>
                   <w:rFonts w:ascii="Arial" w:cs="Arial" w:eastAsia="Arial" w:hAnsi="Arial"/>
@@ -25473,7 +25473,7 @@
               <w:spacing w:after="10" w:before="0"/>
               <w:ind w:left="120"/>
             </w:pPr>
-            <w:hyperlink w:history="1" r:id="rIdfqme41ofpkqbnjjjydq3i">
+            <w:hyperlink w:history="1" r:id="rIdf-je0cyvl6grxtnkzriz_">
               <w:r>
                 <w:rPr>
                   <w:rFonts w:ascii="Arial" w:cs="Arial" w:eastAsia="Arial" w:hAnsi="Arial"/>
@@ -25535,7 +25535,7 @@
               <w:spacing w:after="10" w:before="0"/>
               <w:ind w:left="120"/>
             </w:pPr>
-            <w:hyperlink w:history="1" r:id="rIdsb5rbbrc29n3iydp9qots">
+            <w:hyperlink w:history="1" r:id="rIdrnnovttikon8stfi7przk">
               <w:r>
                 <w:rPr>
                   <w:rFonts w:ascii="Arial" w:cs="Arial" w:eastAsia="Arial" w:hAnsi="Arial"/>
@@ -25745,7 +25745,7 @@
             <w:pPr>
               <w:spacing w:after="20" w:before="0"/>
             </w:pPr>
-            <w:hyperlink w:history="1" r:id="rIdb4fxw-cteppengiaiorzn">
+            <w:hyperlink w:history="1" r:id="rIdql9ijaj5ypsstfn2_dusv">
               <w:r>
                 <w:rPr>
                   <w:rFonts w:ascii="Arial" w:cs="Arial" w:eastAsia="Arial" w:hAnsi="Arial"/>
@@ -25794,7 +25794,7 @@
               <w:spacing w:after="10" w:before="0"/>
               <w:ind w:left="120"/>
             </w:pPr>
-            <w:hyperlink w:history="1" r:id="rId2ms4r8wzk3m0bjlskkbav">
+            <w:hyperlink w:history="1" r:id="rIdx9ygsgglxy4lvv8lfxbfn">
               <w:r>
                 <w:rPr>
                   <w:rFonts w:ascii="Arial" w:cs="Arial" w:eastAsia="Arial" w:hAnsi="Arial"/>
@@ -25856,7 +25856,7 @@
               <w:spacing w:after="10" w:before="0"/>
               <w:ind w:left="120"/>
             </w:pPr>
-            <w:hyperlink w:history="1" r:id="rIdpcbvzeyqr--nkbpmkn4_e">
+            <w:hyperlink w:history="1" r:id="rIdvqtol20inlqqvtuxlynbe">
               <w:r>
                 <w:rPr>
                   <w:rFonts w:ascii="Arial" w:cs="Arial" w:eastAsia="Arial" w:hAnsi="Arial"/>
@@ -26649,7 +26649,7 @@
         </w:rPr>
         <w:t xml:space="preserve">© 2026 SeaVuria and ARES. Aligned with KICD objectives. Developed by SeaVuria; technical implementation by ARES (with AI assistance from Claude). Licensed under </w:t>
       </w:r>
-      <w:hyperlink w:history="1" r:id="rIde_ds_eg4ayskdjadljydn">
+      <w:hyperlink w:history="1" r:id="rIdsapgxsoqfdetvh9uiiraf">
         <w:r>
           <w:rPr>
             <w:rFonts w:ascii="Arial" w:cs="Arial" w:eastAsia="Arial" w:hAnsi="Arial"/>
@@ -26670,7 +26670,7 @@
         </w:rPr>
         <w:t xml:space="preserve"> (</w:t>
       </w:r>
-      <w:hyperlink w:history="1" r:id="rIdfgvs981vgyldwc1ahllg4">
+      <w:hyperlink w:history="1" r:id="rIdzw7fzwpzqn2eh9flbzbvs">
         <w:r>
           <w:rPr>
             <w:rFonts w:ascii="Arial" w:cs="Arial" w:eastAsia="Arial" w:hAnsi="Arial"/>

--- a/data/outputs/v2/General_Science/SS2.3_Chemical_Bonding/General_Science_Chemical_Bonding_CBE_LessonSequence.docx
+++ b/data/outputs/v2/General_Science/SS2.3_Chemical_Bonding/General_Science_Chemical_Bonding_CBE_LessonSequence.docx
@@ -4,6 +4,7 @@
   <w:body>
     <w:p>
       <w:pPr>
+        <w:keepNext w:val="false"/>
         <w:spacing w:after="30" w:before="0"/>
         <w:jc w:val="center"/>
       </w:pPr>
@@ -23,6 +24,7 @@
     </w:p>
     <w:p>
       <w:pPr>
+        <w:keepNext w:val="false"/>
         <w:spacing w:after="60" w:before="0"/>
         <w:jc w:val="center"/>
       </w:pPr>
@@ -81,6 +83,7 @@
           </w:tcPr>
           <w:p>
             <w:pPr>
+              <w:keepNext w:val="false"/>
               <w:spacing w:after="40" w:before="0"/>
               <w:jc w:val="center"/>
             </w:pPr>
@@ -115,6 +118,7 @@
           </w:tcPr>
           <w:p>
             <w:pPr>
+              <w:keepNext w:val="false"/>
               <w:spacing w:after="40" w:before="0"/>
               <w:jc w:val="left"/>
             </w:pPr>
@@ -147,6 +151,7 @@
           </w:tcPr>
           <w:p>
             <w:pPr>
+              <w:keepNext w:val="false"/>
               <w:spacing w:after="40" w:before="0"/>
               <w:jc w:val="left"/>
             </w:pPr>
@@ -181,6 +186,7 @@
           </w:tcPr>
           <w:p>
             <w:pPr>
+              <w:keepNext w:val="false"/>
               <w:spacing w:after="40" w:before="0"/>
               <w:jc w:val="left"/>
             </w:pPr>
@@ -213,6 +219,7 @@
           </w:tcPr>
           <w:p>
             <w:pPr>
+              <w:keepNext w:val="false"/>
               <w:spacing w:after="40" w:before="0"/>
               <w:jc w:val="left"/>
             </w:pPr>
@@ -247,6 +254,7 @@
           </w:tcPr>
           <w:p>
             <w:pPr>
+              <w:keepNext w:val="false"/>
               <w:spacing w:after="40" w:before="0"/>
               <w:jc w:val="left"/>
             </w:pPr>
@@ -279,6 +287,7 @@
           </w:tcPr>
           <w:p>
             <w:pPr>
+              <w:keepNext w:val="false"/>
               <w:spacing w:after="40" w:before="0"/>
               <w:jc w:val="left"/>
             </w:pPr>
@@ -313,6 +322,7 @@
           </w:tcPr>
           <w:p>
             <w:pPr>
+              <w:keepNext w:val="false"/>
               <w:spacing w:after="40" w:before="0"/>
               <w:jc w:val="left"/>
             </w:pPr>
@@ -345,6 +355,7 @@
           </w:tcPr>
           <w:p>
             <w:pPr>
+              <w:keepNext w:val="false"/>
               <w:spacing w:after="40" w:before="0"/>
               <w:jc w:val="left"/>
             </w:pPr>
@@ -379,6 +390,7 @@
           </w:tcPr>
           <w:p>
             <w:pPr>
+              <w:keepNext w:val="false"/>
               <w:spacing w:after="40" w:before="0"/>
               <w:jc w:val="left"/>
             </w:pPr>
@@ -411,6 +423,7 @@
           </w:tcPr>
           <w:p>
             <w:pPr>
+              <w:keepNext w:val="false"/>
               <w:spacing w:after="40" w:before="0"/>
               <w:jc w:val="left"/>
             </w:pPr>
@@ -445,6 +458,7 @@
           </w:tcPr>
           <w:p>
             <w:pPr>
+              <w:keepNext w:val="false"/>
               <w:spacing w:after="40" w:before="0"/>
               <w:jc w:val="left"/>
             </w:pPr>
@@ -672,6 +686,7 @@
           </w:tcPr>
           <w:p>
             <w:pPr>
+              <w:keepNext w:val="false"/>
               <w:spacing w:after="40" w:before="0"/>
               <w:jc w:val="left"/>
             </w:pPr>
@@ -704,6 +719,7 @@
           </w:tcPr>
           <w:p>
             <w:pPr>
+              <w:keepNext w:val="false"/>
               <w:spacing w:after="40" w:before="0"/>
               <w:jc w:val="left"/>
             </w:pPr>
@@ -723,6 +739,7 @@
           </w:p>
           <w:p>
             <w:pPr>
+              <w:keepNext w:val="false"/>
               <w:spacing w:after="40" w:before="0"/>
               <w:jc w:val="left"/>
             </w:pPr>
@@ -742,6 +759,7 @@
           </w:p>
           <w:p>
             <w:pPr>
+              <w:keepNext w:val="false"/>
               <w:spacing w:after="40" w:before="0"/>
               <w:jc w:val="left"/>
             </w:pPr>
@@ -761,6 +779,7 @@
           </w:p>
           <w:p>
             <w:pPr>
+              <w:keepNext w:val="false"/>
               <w:spacing w:after="40" w:before="0"/>
               <w:jc w:val="left"/>
             </w:pPr>
@@ -780,6 +799,7 @@
           </w:p>
           <w:p>
             <w:pPr>
+              <w:keepNext w:val="false"/>
               <w:spacing w:after="40" w:before="0"/>
               <w:jc w:val="left"/>
             </w:pPr>
@@ -799,6 +819,7 @@
           </w:p>
           <w:p>
             <w:pPr>
+              <w:keepNext w:val="false"/>
               <w:spacing w:after="40" w:before="0"/>
               <w:jc w:val="left"/>
             </w:pPr>
@@ -818,6 +839,7 @@
           </w:p>
           <w:p>
             <w:pPr>
+              <w:keepNext w:val="false"/>
               <w:spacing w:after="40" w:before="0"/>
               <w:jc w:val="left"/>
             </w:pPr>
@@ -852,6 +874,7 @@
           </w:tcPr>
           <w:p>
             <w:pPr>
+              <w:keepNext w:val="false"/>
               <w:spacing w:after="40" w:before="0"/>
               <w:jc w:val="left"/>
             </w:pPr>
@@ -959,6 +982,7 @@
           </w:tcPr>
           <w:p>
             <w:pPr>
+              <w:keepNext w:val="false"/>
               <w:spacing w:after="40" w:before="0"/>
               <w:jc w:val="left"/>
             </w:pPr>
@@ -1066,6 +1090,7 @@
           </w:tcPr>
           <w:p>
             <w:pPr>
+              <w:keepNext w:val="false"/>
               <w:spacing w:after="40" w:before="0"/>
               <w:jc w:val="left"/>
             </w:pPr>
@@ -1213,6 +1238,7 @@
           </w:tcPr>
           <w:p>
             <w:pPr>
+              <w:keepNext w:val="false"/>
               <w:spacing w:after="40" w:before="0"/>
               <w:jc w:val="left"/>
             </w:pPr>
@@ -1300,6 +1326,7 @@
           </w:tcPr>
           <w:p>
             <w:pPr>
+              <w:keepNext w:val="false"/>
               <w:spacing w:after="40" w:before="0"/>
               <w:jc w:val="left"/>
             </w:pPr>
@@ -1447,6 +1474,7 @@
           </w:tcPr>
           <w:p>
             <w:pPr>
+              <w:keepNext w:val="false"/>
               <w:spacing w:after="40" w:before="0"/>
               <w:jc w:val="left"/>
             </w:pPr>
@@ -1479,6 +1507,7 @@
           </w:tcPr>
           <w:p>
             <w:pPr>
+              <w:keepNext w:val="false"/>
               <w:spacing w:after="40" w:before="0"/>
               <w:jc w:val="left"/>
             </w:pPr>
@@ -1513,6 +1542,7 @@
           </w:tcPr>
           <w:p>
             <w:pPr>
+              <w:keepNext w:val="false"/>
               <w:spacing w:after="40" w:before="0"/>
               <w:jc w:val="left"/>
             </w:pPr>
@@ -1545,6 +1575,7 @@
           </w:tcPr>
           <w:p>
             <w:pPr>
+              <w:keepNext w:val="false"/>
               <w:spacing w:after="40" w:before="0"/>
               <w:jc w:val="left"/>
             </w:pPr>
@@ -1564,6 +1595,7 @@
           </w:p>
           <w:p>
             <w:pPr>
+              <w:keepNext w:val="false"/>
               <w:spacing w:after="40" w:before="0"/>
               <w:jc w:val="left"/>
             </w:pPr>
@@ -1583,6 +1615,7 @@
           </w:p>
           <w:p>
             <w:pPr>
+              <w:keepNext w:val="false"/>
               <w:spacing w:after="40" w:before="0"/>
               <w:jc w:val="left"/>
             </w:pPr>
@@ -1602,6 +1635,7 @@
           </w:p>
           <w:p>
             <w:pPr>
+              <w:keepNext w:val="false"/>
               <w:spacing w:after="40" w:before="0"/>
               <w:jc w:val="left"/>
             </w:pPr>
@@ -1636,6 +1670,7 @@
           </w:tcPr>
           <w:p>
             <w:pPr>
+              <w:keepNext w:val="false"/>
               <w:spacing w:after="40" w:before="0"/>
               <w:jc w:val="left"/>
             </w:pPr>
@@ -1668,6 +1703,7 @@
           </w:tcPr>
           <w:p>
             <w:pPr>
+              <w:keepNext w:val="false"/>
               <w:spacing w:after="40" w:before="0"/>
               <w:jc w:val="left"/>
             </w:pPr>
@@ -1687,6 +1723,7 @@
           </w:p>
           <w:p>
             <w:pPr>
+              <w:keepNext w:val="false"/>
               <w:spacing w:after="40" w:before="0"/>
               <w:jc w:val="left"/>
             </w:pPr>
@@ -1706,6 +1743,7 @@
           </w:p>
           <w:p>
             <w:pPr>
+              <w:keepNext w:val="false"/>
               <w:spacing w:after="40" w:before="0"/>
               <w:jc w:val="left"/>
             </w:pPr>
@@ -1725,6 +1763,7 @@
           </w:p>
           <w:p>
             <w:pPr>
+              <w:keepNext w:val="false"/>
               <w:spacing w:after="40" w:before="0"/>
               <w:jc w:val="left"/>
             </w:pPr>
@@ -1744,6 +1783,7 @@
           </w:p>
           <w:p>
             <w:pPr>
+              <w:keepNext w:val="false"/>
               <w:spacing w:after="40" w:before="0"/>
               <w:jc w:val="left"/>
             </w:pPr>
@@ -1763,6 +1803,7 @@
           </w:p>
           <w:p>
             <w:pPr>
+              <w:keepNext w:val="false"/>
               <w:spacing w:after="40" w:before="0"/>
               <w:jc w:val="left"/>
             </w:pPr>
@@ -1782,6 +1823,7 @@
           </w:p>
           <w:p>
             <w:pPr>
+              <w:keepNext w:val="false"/>
               <w:spacing w:after="40" w:before="0"/>
               <w:jc w:val="left"/>
             </w:pPr>
@@ -1801,6 +1843,7 @@
           </w:p>
           <w:p>
             <w:pPr>
+              <w:keepNext w:val="false"/>
               <w:spacing w:after="40" w:before="0"/>
               <w:jc w:val="left"/>
             </w:pPr>
@@ -1820,6 +1863,7 @@
           </w:p>
           <w:p>
             <w:pPr>
+              <w:keepNext w:val="false"/>
               <w:spacing w:after="40" w:before="0"/>
               <w:jc w:val="left"/>
             </w:pPr>
@@ -1839,6 +1883,7 @@
           </w:p>
           <w:p>
             <w:pPr>
+              <w:keepNext w:val="false"/>
               <w:spacing w:after="40" w:before="0"/>
               <w:jc w:val="left"/>
             </w:pPr>
@@ -1858,6 +1903,7 @@
           </w:p>
           <w:p>
             <w:pPr>
+              <w:keepNext w:val="false"/>
               <w:spacing w:after="40" w:before="0"/>
               <w:jc w:val="left"/>
             </w:pPr>
@@ -1877,6 +1923,7 @@
           </w:p>
           <w:p>
             <w:pPr>
+              <w:keepNext w:val="false"/>
               <w:spacing w:after="40" w:before="0"/>
               <w:jc w:val="left"/>
             </w:pPr>
@@ -1896,6 +1943,7 @@
           </w:p>
           <w:p>
             <w:pPr>
+              <w:keepNext w:val="false"/>
               <w:spacing w:after="40" w:before="0"/>
               <w:jc w:val="left"/>
             </w:pPr>
@@ -1930,6 +1978,7 @@
           </w:tcPr>
           <w:p>
             <w:pPr>
+              <w:keepNext w:val="false"/>
               <w:spacing w:after="40" w:before="0"/>
               <w:jc w:val="left"/>
             </w:pPr>
@@ -1962,6 +2011,7 @@
           </w:tcPr>
           <w:p>
             <w:pPr>
+              <w:keepNext w:val="false"/>
               <w:spacing w:after="40" w:before="0"/>
               <w:jc w:val="left"/>
             </w:pPr>
@@ -1981,6 +2031,7 @@
           </w:p>
           <w:p>
             <w:pPr>
+              <w:keepNext w:val="false"/>
               <w:spacing w:after="40" w:before="0"/>
               <w:jc w:val="left"/>
             </w:pPr>
@@ -2000,6 +2051,7 @@
           </w:p>
           <w:p>
             <w:pPr>
+              <w:keepNext w:val="false"/>
               <w:spacing w:after="40" w:before="0"/>
               <w:jc w:val="left"/>
             </w:pPr>
@@ -2019,6 +2071,7 @@
           </w:p>
           <w:p>
             <w:pPr>
+              <w:keepNext w:val="false"/>
               <w:spacing w:after="40" w:before="0"/>
               <w:jc w:val="left"/>
             </w:pPr>
@@ -2038,6 +2091,7 @@
           </w:p>
           <w:p>
             <w:pPr>
+              <w:keepNext w:val="false"/>
               <w:spacing w:after="40" w:before="0"/>
               <w:jc w:val="left"/>
             </w:pPr>
@@ -2057,6 +2111,7 @@
           </w:p>
           <w:p>
             <w:pPr>
+              <w:keepNext w:val="false"/>
               <w:spacing w:after="40" w:before="0"/>
               <w:jc w:val="left"/>
             </w:pPr>
@@ -2076,6 +2131,7 @@
           </w:p>
           <w:p>
             <w:pPr>
+              <w:keepNext w:val="false"/>
               <w:spacing w:after="40" w:before="0"/>
               <w:jc w:val="left"/>
             </w:pPr>
@@ -2095,6 +2151,7 @@
           </w:p>
           <w:p>
             <w:pPr>
+              <w:keepNext w:val="false"/>
               <w:spacing w:after="40" w:before="0"/>
               <w:jc w:val="left"/>
             </w:pPr>
@@ -2114,6 +2171,7 @@
           </w:p>
           <w:p>
             <w:pPr>
+              <w:keepNext w:val="false"/>
               <w:spacing w:after="40" w:before="0"/>
               <w:jc w:val="left"/>
             </w:pPr>
@@ -2133,6 +2191,7 @@
           </w:p>
           <w:p>
             <w:pPr>
+              <w:keepNext w:val="false"/>
               <w:spacing w:after="40" w:before="0"/>
               <w:jc w:val="left"/>
             </w:pPr>
@@ -2152,6 +2211,7 @@
           </w:p>
           <w:p>
             <w:pPr>
+              <w:keepNext w:val="false"/>
               <w:spacing w:after="40" w:before="0"/>
               <w:jc w:val="left"/>
             </w:pPr>
@@ -2171,6 +2231,7 @@
           </w:p>
           <w:p>
             <w:pPr>
+              <w:keepNext w:val="false"/>
               <w:spacing w:after="40" w:before="0"/>
               <w:jc w:val="left"/>
             </w:pPr>
@@ -2190,6 +2251,7 @@
           </w:p>
           <w:p>
             <w:pPr>
+              <w:keepNext w:val="false"/>
               <w:spacing w:after="40" w:before="0"/>
               <w:jc w:val="left"/>
             </w:pPr>
@@ -2209,6 +2271,7 @@
           </w:p>
           <w:p>
             <w:pPr>
+              <w:keepNext w:val="false"/>
               <w:spacing w:after="40" w:before="0"/>
               <w:jc w:val="left"/>
             </w:pPr>
@@ -2228,6 +2291,7 @@
           </w:p>
           <w:p>
             <w:pPr>
+              <w:keepNext w:val="false"/>
               <w:spacing w:after="40" w:before="0"/>
               <w:jc w:val="left"/>
             </w:pPr>
@@ -2247,6 +2311,7 @@
           </w:p>
           <w:p>
             <w:pPr>
+              <w:keepNext w:val="false"/>
               <w:spacing w:after="40" w:before="0"/>
               <w:jc w:val="left"/>
             </w:pPr>
@@ -2266,6 +2331,7 @@
           </w:p>
           <w:p>
             <w:pPr>
+              <w:keepNext w:val="false"/>
               <w:spacing w:after="40" w:before="0"/>
               <w:jc w:val="left"/>
             </w:pPr>
@@ -2285,6 +2351,7 @@
           </w:p>
           <w:p>
             <w:pPr>
+              <w:keepNext w:val="false"/>
               <w:spacing w:after="40" w:before="0"/>
               <w:jc w:val="left"/>
             </w:pPr>
@@ -2304,6 +2371,7 @@
           </w:p>
           <w:p>
             <w:pPr>
+              <w:keepNext w:val="false"/>
               <w:spacing w:after="40" w:before="0"/>
               <w:jc w:val="left"/>
             </w:pPr>
@@ -2323,6 +2391,7 @@
           </w:p>
           <w:p>
             <w:pPr>
+              <w:keepNext w:val="false"/>
               <w:spacing w:after="40" w:before="0"/>
               <w:jc w:val="left"/>
             </w:pPr>
@@ -2342,6 +2411,7 @@
           </w:p>
           <w:p>
             <w:pPr>
+              <w:keepNext w:val="false"/>
               <w:spacing w:after="40" w:before="0"/>
               <w:jc w:val="left"/>
             </w:pPr>
@@ -2361,6 +2431,7 @@
           </w:p>
           <w:p>
             <w:pPr>
+              <w:keepNext w:val="false"/>
               <w:spacing w:after="40" w:before="0"/>
               <w:jc w:val="left"/>
             </w:pPr>
@@ -2380,6 +2451,7 @@
           </w:p>
           <w:p>
             <w:pPr>
+              <w:keepNext w:val="false"/>
               <w:spacing w:after="40" w:before="0"/>
               <w:jc w:val="left"/>
             </w:pPr>
@@ -2414,6 +2486,7 @@
           </w:tcPr>
           <w:p>
             <w:pPr>
+              <w:keepNext w:val="false"/>
               <w:spacing w:after="40" w:before="0"/>
               <w:jc w:val="left"/>
             </w:pPr>
@@ -2645,7 +2718,7 @@
         </w:rPr>
         <w:t xml:space="preserve">© 2026 SeaVuria and ARES. This work is licensed under a </w:t>
       </w:r>
-      <w:hyperlink w:history="1" r:id="rIdrrjbssy9zfz3h68ymf9dv">
+      <w:hyperlink w:history="1" r:id="rId_cnctodohxde0wkutztrd">
         <w:r>
           <w:rPr>
             <w:rFonts w:ascii="Arial" w:cs="Arial" w:eastAsia="Arial" w:hAnsi="Arial"/>
@@ -2665,7 +2738,7 @@
         </w:rPr>
         <w:t xml:space="preserve"> (</w:t>
       </w:r>
-      <w:hyperlink w:history="1" r:id="rIdjvrnpr-p6qzfyogz1yjhj">
+      <w:hyperlink w:history="1" r:id="rIdo0vdkqyiffgyqgvk8u-fy">
         <w:r>
           <w:rPr>
             <w:rFonts w:ascii="Arial" w:cs="Arial" w:eastAsia="Arial" w:hAnsi="Arial"/>
@@ -2685,7 +2758,7 @@
         </w:rPr>
         <w:t xml:space="preserve">). To view a copy of this license, visit </w:t>
       </w:r>
-      <w:hyperlink w:history="1" r:id="rIdsmobuoazfoeofi-s7cqfa">
+      <w:hyperlink w:history="1" r:id="rIdtewly3xe_emztbk3nenv1">
         <w:r>
           <w:rPr>
             <w:rFonts w:ascii="Arial" w:cs="Arial" w:eastAsia="Arial" w:hAnsi="Arial"/>
@@ -2744,6 +2817,7 @@
           </w:tcPr>
           <w:p>
             <w:pPr>
+              <w:keepNext w:val="false"/>
               <w:spacing w:after="40" w:before="0"/>
               <w:jc w:val="center"/>
             </w:pPr>
@@ -2779,6 +2853,7 @@
           </w:tcPr>
           <w:p>
             <w:pPr>
+              <w:keepNext w:val="false"/>
               <w:spacing w:after="40" w:before="0"/>
               <w:jc w:val="center"/>
             </w:pPr>
@@ -2813,6 +2888,7 @@
           </w:tcPr>
           <w:p>
             <w:pPr>
+              <w:keepNext w:val="false"/>
               <w:spacing w:after="40" w:before="0"/>
               <w:jc w:val="left"/>
             </w:pPr>
@@ -2845,6 +2921,7 @@
           </w:tcPr>
           <w:p>
             <w:pPr>
+              <w:keepNext w:val="false"/>
               <w:spacing w:after="40" w:before="0"/>
               <w:jc w:val="left"/>
             </w:pPr>
@@ -2879,6 +2956,7 @@
           </w:tcPr>
           <w:p>
             <w:pPr>
+              <w:keepNext w:val="false"/>
               <w:spacing w:after="40" w:before="0"/>
               <w:jc w:val="left"/>
             </w:pPr>
@@ -2911,6 +2989,7 @@
           </w:tcPr>
           <w:p>
             <w:pPr>
+              <w:keepNext w:val="false"/>
               <w:spacing w:after="40" w:before="0"/>
               <w:jc w:val="left"/>
             </w:pPr>
@@ -2945,6 +3024,7 @@
           </w:tcPr>
           <w:p>
             <w:pPr>
+              <w:keepNext w:val="false"/>
               <w:spacing w:after="40" w:before="0"/>
               <w:jc w:val="left"/>
             </w:pPr>
@@ -2977,6 +3057,7 @@
           </w:tcPr>
           <w:p>
             <w:pPr>
+              <w:keepNext w:val="false"/>
               <w:spacing w:after="40" w:before="0"/>
               <w:jc w:val="left"/>
             </w:pPr>
@@ -3011,6 +3092,7 @@
           </w:tcPr>
           <w:p>
             <w:pPr>
+              <w:keepNext w:val="false"/>
               <w:spacing w:after="40" w:before="0"/>
               <w:jc w:val="left"/>
             </w:pPr>
@@ -3043,6 +3125,7 @@
           </w:tcPr>
           <w:p>
             <w:pPr>
+              <w:keepNext w:val="false"/>
               <w:spacing w:after="40" w:before="0"/>
               <w:jc w:val="left"/>
             </w:pPr>
@@ -3077,6 +3160,7 @@
           </w:tcPr>
           <w:p>
             <w:pPr>
+              <w:keepNext w:val="false"/>
               <w:spacing w:after="40" w:before="0"/>
               <w:jc w:val="left"/>
             </w:pPr>
@@ -3109,6 +3193,7 @@
           </w:tcPr>
           <w:p>
             <w:pPr>
+              <w:keepNext w:val="false"/>
               <w:spacing w:after="40" w:before="0"/>
               <w:jc w:val="left"/>
             </w:pPr>
@@ -3143,6 +3228,7 @@
           </w:tcPr>
           <w:p>
             <w:pPr>
+              <w:keepNext w:val="false"/>
               <w:spacing w:after="40" w:before="0"/>
               <w:jc w:val="left"/>
             </w:pPr>
@@ -3175,6 +3261,7 @@
           </w:tcPr>
           <w:p>
             <w:pPr>
+              <w:keepNext w:val="false"/>
               <w:spacing w:after="40" w:before="0"/>
               <w:jc w:val="left"/>
             </w:pPr>
@@ -3209,6 +3296,7 @@
           </w:tcPr>
           <w:p>
             <w:pPr>
+              <w:keepNext w:val="false"/>
               <w:spacing w:after="40" w:before="0"/>
               <w:jc w:val="left"/>
             </w:pPr>
@@ -3241,6 +3329,7 @@
           </w:tcPr>
           <w:p>
             <w:pPr>
+              <w:keepNext w:val="false"/>
               <w:spacing w:after="40" w:before="0"/>
               <w:jc w:val="left"/>
             </w:pPr>
@@ -3275,6 +3364,7 @@
           </w:tcPr>
           <w:p>
             <w:pPr>
+              <w:keepNext w:val="false"/>
               <w:spacing w:after="40" w:before="0"/>
               <w:jc w:val="left"/>
             </w:pPr>
@@ -3307,6 +3397,7 @@
           </w:tcPr>
           <w:p>
             <w:pPr>
+              <w:keepNext w:val="false"/>
               <w:spacing w:after="40" w:before="0"/>
               <w:jc w:val="left"/>
             </w:pPr>
@@ -3366,6 +3457,7 @@
           </w:tcPr>
           <w:p>
             <w:pPr>
+              <w:keepNext w:val="false"/>
               <w:spacing w:after="40" w:before="0"/>
               <w:jc w:val="center"/>
             </w:pPr>
@@ -3400,6 +3492,7 @@
           </w:tcPr>
           <w:p>
             <w:pPr>
+              <w:keepNext w:val="false"/>
               <w:spacing w:after="40" w:before="0"/>
               <w:jc w:val="left"/>
             </w:pPr>
@@ -3464,6 +3557,7 @@
           </w:tcPr>
           <w:p>
             <w:pPr>
+              <w:keepNext w:val="false"/>
               <w:spacing w:after="40" w:before="0"/>
               <w:jc w:val="center"/>
             </w:pPr>
@@ -3498,6 +3592,7 @@
           </w:tcPr>
           <w:p>
             <w:pPr>
+              <w:keepNext w:val="false"/>
               <w:spacing w:after="40" w:before="0"/>
               <w:jc w:val="left"/>
             </w:pPr>
@@ -3530,6 +3625,7 @@
           </w:tcPr>
           <w:p>
             <w:pPr>
+              <w:keepNext w:val="false"/>
               <w:spacing w:after="40" w:before="0"/>
               <w:jc w:val="left"/>
             </w:pPr>
@@ -3562,6 +3658,7 @@
           </w:tcPr>
           <w:p>
             <w:pPr>
+              <w:keepNext w:val="false"/>
               <w:spacing w:after="40" w:before="0"/>
               <w:jc w:val="left"/>
             </w:pPr>
@@ -3594,6 +3691,7 @@
           </w:tcPr>
           <w:p>
             <w:pPr>
+              <w:keepNext w:val="false"/>
               <w:spacing w:after="40" w:before="0"/>
               <w:jc w:val="left"/>
             </w:pPr>
@@ -3626,6 +3724,7 @@
           </w:tcPr>
           <w:p>
             <w:pPr>
+              <w:keepNext w:val="false"/>
               <w:spacing w:after="40" w:before="0"/>
               <w:jc w:val="left"/>
             </w:pPr>
@@ -3660,6 +3759,7 @@
           </w:tcPr>
           <w:p>
             <w:pPr>
+              <w:keepNext w:val="false"/>
               <w:spacing w:after="40" w:before="0"/>
               <w:jc w:val="left"/>
             </w:pPr>
@@ -3697,7 +3797,7 @@
             <w:pPr>
               <w:spacing w:after="20" w:before="0"/>
             </w:pPr>
-            <w:hyperlink w:history="1" r:id="rIdgfzi8ybzosyhnnnmzf_ww">
+            <w:hyperlink w:history="1" r:id="rIdacph-7_to6almkpxraqzn">
               <w:r>
                 <w:rPr>
                   <w:rFonts w:ascii="Arial" w:cs="Arial" w:eastAsia="Arial" w:hAnsi="Arial"/>
@@ -3746,7 +3846,7 @@
               <w:spacing w:after="10" w:before="0"/>
               <w:ind w:left="120"/>
             </w:pPr>
-            <w:hyperlink w:history="1" r:id="rIdjukvw2_p1wxev79qisxy3">
+            <w:hyperlink w:history="1" r:id="rIdqjhzaux6z4enjhjj3hkcg">
               <w:r>
                 <w:rPr>
                   <w:rFonts w:ascii="Arial" w:cs="Arial" w:eastAsia="Arial" w:hAnsi="Arial"/>
@@ -3808,7 +3908,7 @@
               <w:spacing w:after="10" w:before="0"/>
               <w:ind w:left="120"/>
             </w:pPr>
-            <w:hyperlink w:history="1" r:id="rIdkhbbpfnita8ahbmn55hyq">
+            <w:hyperlink w:history="1" r:id="rIdf3w2hgbsbxtfvgjpi7nhi">
               <w:r>
                 <w:rPr>
                   <w:rFonts w:ascii="Arial" w:cs="Arial" w:eastAsia="Arial" w:hAnsi="Arial"/>
@@ -3851,6 +3951,7 @@
           </w:tcPr>
           <w:p>
             <w:pPr>
+              <w:keepNext w:val="false"/>
               <w:spacing w:after="40" w:before="0"/>
               <w:jc w:val="left"/>
             </w:pPr>
@@ -3883,6 +3984,7 @@
           </w:tcPr>
           <w:p>
             <w:pPr>
+              <w:keepNext w:val="false"/>
               <w:spacing w:after="40" w:before="0"/>
               <w:jc w:val="left"/>
             </w:pPr>
@@ -3915,6 +4017,7 @@
           </w:tcPr>
           <w:p>
             <w:pPr>
+              <w:keepNext w:val="false"/>
               <w:spacing w:after="40" w:before="0"/>
               <w:jc w:val="left"/>
             </w:pPr>
@@ -3947,6 +4050,7 @@
           </w:tcPr>
           <w:p>
             <w:pPr>
+              <w:keepNext w:val="false"/>
               <w:spacing w:after="40" w:before="0"/>
               <w:jc w:val="left"/>
             </w:pPr>
@@ -3981,6 +4085,7 @@
           </w:tcPr>
           <w:p>
             <w:pPr>
+              <w:keepNext w:val="false"/>
               <w:spacing w:after="40" w:before="0"/>
               <w:jc w:val="left"/>
             </w:pPr>
@@ -4018,7 +4123,7 @@
             <w:pPr>
               <w:spacing w:after="20" w:before="0"/>
             </w:pPr>
-            <w:hyperlink w:history="1" r:id="rIdsjdsp8al0wph9oyb3ylum">
+            <w:hyperlink w:history="1" r:id="rIdypmcczviid95avvbeqkrc">
               <w:r>
                 <w:rPr>
                   <w:rFonts w:ascii="Arial" w:cs="Arial" w:eastAsia="Arial" w:hAnsi="Arial"/>
@@ -4067,7 +4172,7 @@
               <w:spacing w:after="10" w:before="0"/>
               <w:ind w:left="120"/>
             </w:pPr>
-            <w:hyperlink w:history="1" r:id="rIdqtllcrh4yh6ykz9mcxxwp">
+            <w:hyperlink w:history="1" r:id="rId49kevhjsddyszfxg4gyul">
               <w:r>
                 <w:rPr>
                   <w:rFonts w:ascii="Arial" w:cs="Arial" w:eastAsia="Arial" w:hAnsi="Arial"/>
@@ -4129,7 +4234,7 @@
               <w:spacing w:after="10" w:before="0"/>
               <w:ind w:left="120"/>
             </w:pPr>
-            <w:hyperlink w:history="1" r:id="rIdgu-kain7pvxi7nk7pntn7">
+            <w:hyperlink w:history="1" r:id="rId_gb-0lkh41avp-raumktl">
               <w:r>
                 <w:rPr>
                   <w:rFonts w:ascii="Arial" w:cs="Arial" w:eastAsia="Arial" w:hAnsi="Arial"/>
@@ -4172,6 +4277,7 @@
           </w:tcPr>
           <w:p>
             <w:pPr>
+              <w:keepNext w:val="false"/>
               <w:spacing w:after="40" w:before="0"/>
               <w:jc w:val="left"/>
             </w:pPr>
@@ -4204,6 +4310,7 @@
           </w:tcPr>
           <w:p>
             <w:pPr>
+              <w:keepNext w:val="false"/>
               <w:spacing w:after="40" w:before="0"/>
               <w:jc w:val="left"/>
             </w:pPr>
@@ -4236,6 +4343,7 @@
           </w:tcPr>
           <w:p>
             <w:pPr>
+              <w:keepNext w:val="false"/>
               <w:spacing w:after="40" w:before="0"/>
               <w:jc w:val="left"/>
             </w:pPr>
@@ -4268,6 +4376,7 @@
           </w:tcPr>
           <w:p>
             <w:pPr>
+              <w:keepNext w:val="false"/>
               <w:spacing w:after="40" w:before="0"/>
               <w:jc w:val="left"/>
             </w:pPr>
@@ -4302,6 +4411,7 @@
           </w:tcPr>
           <w:p>
             <w:pPr>
+              <w:keepNext w:val="false"/>
               <w:spacing w:after="40" w:before="0"/>
               <w:jc w:val="left"/>
             </w:pPr>
@@ -4339,7 +4449,7 @@
             <w:pPr>
               <w:spacing w:after="20" w:before="0"/>
             </w:pPr>
-            <w:hyperlink w:history="1" r:id="rIdsuecd2aflmm81p0ab4nme">
+            <w:hyperlink w:history="1" r:id="rIdmd6sdt_ttyy_wkto_-oto">
               <w:r>
                 <w:rPr>
                   <w:rFonts w:ascii="Arial" w:cs="Arial" w:eastAsia="Arial" w:hAnsi="Arial"/>
@@ -4388,7 +4498,7 @@
               <w:spacing w:after="10" w:before="0"/>
               <w:ind w:left="120"/>
             </w:pPr>
-            <w:hyperlink w:history="1" r:id="rIdwspwwp-ndrvwg99jc9cu1">
+            <w:hyperlink w:history="1" r:id="rIdxgaty-vrkartpjb2dllcu">
               <w:r>
                 <w:rPr>
                   <w:rFonts w:ascii="Arial" w:cs="Arial" w:eastAsia="Arial" w:hAnsi="Arial"/>
@@ -4450,7 +4560,7 @@
               <w:spacing w:after="10" w:before="0"/>
               <w:ind w:left="120"/>
             </w:pPr>
-            <w:hyperlink w:history="1" r:id="rIdsn5ogwptqvhs1cqq_yaof">
+            <w:hyperlink w:history="1" r:id="rIdy1-matj-fu007m_2rzygq">
               <w:r>
                 <w:rPr>
                   <w:rFonts w:ascii="Arial" w:cs="Arial" w:eastAsia="Arial" w:hAnsi="Arial"/>
@@ -4493,6 +4603,7 @@
           </w:tcPr>
           <w:p>
             <w:pPr>
+              <w:keepNext w:val="false"/>
               <w:spacing w:after="40" w:before="0"/>
               <w:jc w:val="left"/>
             </w:pPr>
@@ -4525,6 +4636,7 @@
           </w:tcPr>
           <w:p>
             <w:pPr>
+              <w:keepNext w:val="false"/>
               <w:spacing w:after="40" w:before="0"/>
               <w:jc w:val="left"/>
             </w:pPr>
@@ -4557,6 +4669,7 @@
           </w:tcPr>
           <w:p>
             <w:pPr>
+              <w:keepNext w:val="false"/>
               <w:spacing w:after="40" w:before="0"/>
               <w:jc w:val="left"/>
             </w:pPr>
@@ -4589,6 +4702,7 @@
           </w:tcPr>
           <w:p>
             <w:pPr>
+              <w:keepNext w:val="false"/>
               <w:spacing w:after="40" w:before="0"/>
               <w:jc w:val="left"/>
             </w:pPr>
@@ -4623,6 +4737,7 @@
           </w:tcPr>
           <w:p>
             <w:pPr>
+              <w:keepNext w:val="false"/>
               <w:spacing w:after="40" w:before="0"/>
               <w:jc w:val="left"/>
             </w:pPr>
@@ -4660,7 +4775,7 @@
             <w:pPr>
               <w:spacing w:after="20" w:before="0"/>
             </w:pPr>
-            <w:hyperlink w:history="1" r:id="rIdylblcj1btfqz96igbp3tc">
+            <w:hyperlink w:history="1" r:id="rIduotfvzvkqsseba097whya">
               <w:r>
                 <w:rPr>
                   <w:rFonts w:ascii="Arial" w:cs="Arial" w:eastAsia="Arial" w:hAnsi="Arial"/>
@@ -4709,7 +4824,7 @@
               <w:spacing w:after="10" w:before="0"/>
               <w:ind w:left="120"/>
             </w:pPr>
-            <w:hyperlink w:history="1" r:id="rIdbjqomlyjyr3413yaosrih">
+            <w:hyperlink w:history="1" r:id="rIdx3p4qfkeagcsma-gl9uzu">
               <w:r>
                 <w:rPr>
                   <w:rFonts w:ascii="Arial" w:cs="Arial" w:eastAsia="Arial" w:hAnsi="Arial"/>
@@ -4771,7 +4886,7 @@
               <w:spacing w:after="10" w:before="0"/>
               <w:ind w:left="120"/>
             </w:pPr>
-            <w:hyperlink w:history="1" r:id="rIdgekz_snrxdubogaopfgwz">
+            <w:hyperlink w:history="1" r:id="rId9_4qyltw00neylxqqcpyx">
               <w:r>
                 <w:rPr>
                   <w:rFonts w:ascii="Arial" w:cs="Arial" w:eastAsia="Arial" w:hAnsi="Arial"/>
@@ -4814,6 +4929,7 @@
           </w:tcPr>
           <w:p>
             <w:pPr>
+              <w:keepNext w:val="false"/>
               <w:spacing w:after="40" w:before="0"/>
               <w:jc w:val="left"/>
             </w:pPr>
@@ -4846,6 +4962,7 @@
           </w:tcPr>
           <w:p>
             <w:pPr>
+              <w:keepNext w:val="false"/>
               <w:spacing w:after="40" w:before="0"/>
               <w:jc w:val="left"/>
             </w:pPr>
@@ -4878,6 +4995,7 @@
           </w:tcPr>
           <w:p>
             <w:pPr>
+              <w:keepNext w:val="false"/>
               <w:spacing w:after="40" w:before="0"/>
               <w:jc w:val="left"/>
             </w:pPr>
@@ -4910,6 +5028,7 @@
           </w:tcPr>
           <w:p>
             <w:pPr>
+              <w:keepNext w:val="false"/>
               <w:spacing w:after="40" w:before="0"/>
               <w:jc w:val="left"/>
             </w:pPr>
@@ -4944,6 +5063,7 @@
           </w:tcPr>
           <w:p>
             <w:pPr>
+              <w:keepNext w:val="false"/>
               <w:spacing w:after="40" w:before="0"/>
               <w:jc w:val="left"/>
             </w:pPr>
@@ -4981,7 +5101,7 @@
             <w:pPr>
               <w:spacing w:after="20" w:before="0"/>
             </w:pPr>
-            <w:hyperlink w:history="1" r:id="rIdcf5hw6rt9dunbe7q3ml09">
+            <w:hyperlink w:history="1" r:id="rIdn4sgp_gy_sfjchchsv3e6">
               <w:r>
                 <w:rPr>
                   <w:rFonts w:ascii="Arial" w:cs="Arial" w:eastAsia="Arial" w:hAnsi="Arial"/>
@@ -5030,7 +5150,7 @@
               <w:spacing w:after="10" w:before="0"/>
               <w:ind w:left="120"/>
             </w:pPr>
-            <w:hyperlink w:history="1" r:id="rId0p83m-k1ucz4wvrrfqu5i">
+            <w:hyperlink w:history="1" r:id="rIdr4uodukqzo9df9mznsyja">
               <w:r>
                 <w:rPr>
                   <w:rFonts w:ascii="Arial" w:cs="Arial" w:eastAsia="Arial" w:hAnsi="Arial"/>
@@ -5092,7 +5212,7 @@
               <w:spacing w:after="10" w:before="0"/>
               <w:ind w:left="120"/>
             </w:pPr>
-            <w:hyperlink w:history="1" r:id="rIdnu0zicup45iuzqgjknjnl">
+            <w:hyperlink w:history="1" r:id="rIdkynbh_d80ep1xvvgkgsxt">
               <w:r>
                 <w:rPr>
                   <w:rFonts w:ascii="Arial" w:cs="Arial" w:eastAsia="Arial" w:hAnsi="Arial"/>
@@ -5135,6 +5255,7 @@
           </w:tcPr>
           <w:p>
             <w:pPr>
+              <w:keepNext w:val="false"/>
               <w:spacing w:after="40" w:before="0"/>
               <w:jc w:val="left"/>
             </w:pPr>
@@ -5167,6 +5288,7 @@
           </w:tcPr>
           <w:p>
             <w:pPr>
+              <w:keepNext w:val="false"/>
               <w:spacing w:after="40" w:before="0"/>
               <w:jc w:val="left"/>
             </w:pPr>
@@ -5199,6 +5321,7 @@
           </w:tcPr>
           <w:p>
             <w:pPr>
+              <w:keepNext w:val="false"/>
               <w:spacing w:after="40" w:before="0"/>
               <w:jc w:val="left"/>
             </w:pPr>
@@ -5231,6 +5354,7 @@
           </w:tcPr>
           <w:p>
             <w:pPr>
+              <w:keepNext w:val="false"/>
               <w:spacing w:after="40" w:before="0"/>
               <w:jc w:val="left"/>
             </w:pPr>
@@ -5290,6 +5414,7 @@
           </w:tcPr>
           <w:p>
             <w:pPr>
+              <w:keepNext w:val="false"/>
               <w:spacing w:after="40" w:before="0"/>
               <w:jc w:val="center"/>
             </w:pPr>
@@ -5324,6 +5449,7 @@
           </w:tcPr>
           <w:p>
             <w:pPr>
+              <w:keepNext w:val="false"/>
               <w:spacing w:after="40" w:before="0"/>
               <w:jc w:val="left"/>
             </w:pPr>
@@ -5385,6 +5511,7 @@
           </w:tcPr>
           <w:p>
             <w:pPr>
+              <w:keepNext w:val="false"/>
               <w:spacing w:after="40" w:before="0"/>
               <w:jc w:val="center"/>
             </w:pPr>
@@ -5419,6 +5546,7 @@
           </w:tcPr>
           <w:p>
             <w:pPr>
+              <w:keepNext w:val="false"/>
               <w:spacing w:after="40" w:before="0"/>
               <w:jc w:val="left"/>
             </w:pPr>
@@ -5451,6 +5579,7 @@
           </w:tcPr>
           <w:p>
             <w:pPr>
+              <w:keepNext w:val="false"/>
               <w:spacing w:after="40" w:before="0"/>
               <w:jc w:val="left"/>
             </w:pPr>
@@ -5485,6 +5614,7 @@
           </w:tcPr>
           <w:p>
             <w:pPr>
+              <w:keepNext w:val="false"/>
               <w:spacing w:after="40" w:before="0"/>
               <w:jc w:val="left"/>
             </w:pPr>
@@ -5517,6 +5647,7 @@
           </w:tcPr>
           <w:p>
             <w:pPr>
+              <w:keepNext w:val="false"/>
               <w:spacing w:after="40" w:before="0"/>
               <w:jc w:val="left"/>
             </w:pPr>
@@ -5551,6 +5682,7 @@
           </w:tcPr>
           <w:p>
             <w:pPr>
+              <w:keepNext w:val="false"/>
               <w:spacing w:after="40" w:before="0"/>
               <w:jc w:val="left"/>
             </w:pPr>
@@ -5583,6 +5715,7 @@
           </w:tcPr>
           <w:p>
             <w:pPr>
+              <w:keepNext w:val="false"/>
               <w:spacing w:after="40" w:before="0"/>
               <w:jc w:val="left"/>
             </w:pPr>
@@ -5619,7 +5752,7 @@
         </w:rPr>
         <w:t xml:space="preserve">© 2026 SeaVuria and ARES. Aligned with KICD objectives. Developed by SeaVuria; technical implementation by ARES (with AI assistance from Claude). Licensed under </w:t>
       </w:r>
-      <w:hyperlink w:history="1" r:id="rIdfreubuqcpj4quj-urjzbt">
+      <w:hyperlink w:history="1" r:id="rIduyog3_f_awixrcystvk62">
         <w:r>
           <w:rPr>
             <w:rFonts w:ascii="Arial" w:cs="Arial" w:eastAsia="Arial" w:hAnsi="Arial"/>
@@ -5640,7 +5773,7 @@
         </w:rPr>
         <w:t xml:space="preserve"> (</w:t>
       </w:r>
-      <w:hyperlink w:history="1" r:id="rIdbpcz9fle5vzm2lm7rws02">
+      <w:hyperlink w:history="1" r:id="rIdwcgu4fh1fwhco5wo3kcpl">
         <w:r>
           <w:rPr>
             <w:rFonts w:ascii="Arial" w:cs="Arial" w:eastAsia="Arial" w:hAnsi="Arial"/>
@@ -5700,6 +5833,7 @@
           </w:tcPr>
           <w:p>
             <w:pPr>
+              <w:keepNext w:val="false"/>
               <w:spacing w:after="40" w:before="0"/>
               <w:jc w:val="center"/>
             </w:pPr>
@@ -5735,6 +5869,7 @@
           </w:tcPr>
           <w:p>
             <w:pPr>
+              <w:keepNext w:val="false"/>
               <w:spacing w:after="40" w:before="0"/>
               <w:jc w:val="center"/>
             </w:pPr>
@@ -5769,6 +5904,7 @@
           </w:tcPr>
           <w:p>
             <w:pPr>
+              <w:keepNext w:val="false"/>
               <w:spacing w:after="40" w:before="0"/>
               <w:jc w:val="left"/>
             </w:pPr>
@@ -5801,6 +5937,7 @@
           </w:tcPr>
           <w:p>
             <w:pPr>
+              <w:keepNext w:val="false"/>
               <w:spacing w:after="40" w:before="0"/>
               <w:jc w:val="left"/>
             </w:pPr>
@@ -5835,6 +5972,7 @@
           </w:tcPr>
           <w:p>
             <w:pPr>
+              <w:keepNext w:val="false"/>
               <w:spacing w:after="40" w:before="0"/>
               <w:jc w:val="left"/>
             </w:pPr>
@@ -5867,6 +6005,7 @@
           </w:tcPr>
           <w:p>
             <w:pPr>
+              <w:keepNext w:val="false"/>
               <w:spacing w:after="40" w:before="0"/>
               <w:jc w:val="left"/>
             </w:pPr>
@@ -5901,6 +6040,7 @@
           </w:tcPr>
           <w:p>
             <w:pPr>
+              <w:keepNext w:val="false"/>
               <w:spacing w:after="40" w:before="0"/>
               <w:jc w:val="left"/>
             </w:pPr>
@@ -5933,6 +6073,7 @@
           </w:tcPr>
           <w:p>
             <w:pPr>
+              <w:keepNext w:val="false"/>
               <w:spacing w:after="40" w:before="0"/>
               <w:jc w:val="left"/>
             </w:pPr>
@@ -5967,6 +6108,7 @@
           </w:tcPr>
           <w:p>
             <w:pPr>
+              <w:keepNext w:val="false"/>
               <w:spacing w:after="40" w:before="0"/>
               <w:jc w:val="left"/>
             </w:pPr>
@@ -5999,6 +6141,7 @@
           </w:tcPr>
           <w:p>
             <w:pPr>
+              <w:keepNext w:val="false"/>
               <w:spacing w:after="40" w:before="0"/>
               <w:jc w:val="left"/>
             </w:pPr>
@@ -6033,6 +6176,7 @@
           </w:tcPr>
           <w:p>
             <w:pPr>
+              <w:keepNext w:val="false"/>
               <w:spacing w:after="40" w:before="0"/>
               <w:jc w:val="left"/>
             </w:pPr>
@@ -6065,6 +6209,7 @@
           </w:tcPr>
           <w:p>
             <w:pPr>
+              <w:keepNext w:val="false"/>
               <w:spacing w:after="40" w:before="0"/>
               <w:jc w:val="left"/>
             </w:pPr>
@@ -6099,6 +6244,7 @@
           </w:tcPr>
           <w:p>
             <w:pPr>
+              <w:keepNext w:val="false"/>
               <w:spacing w:after="40" w:before="0"/>
               <w:jc w:val="left"/>
             </w:pPr>
@@ -6131,6 +6277,7 @@
           </w:tcPr>
           <w:p>
             <w:pPr>
+              <w:keepNext w:val="false"/>
               <w:spacing w:after="40" w:before="0"/>
               <w:jc w:val="left"/>
             </w:pPr>
@@ -6165,6 +6312,7 @@
           </w:tcPr>
           <w:p>
             <w:pPr>
+              <w:keepNext w:val="false"/>
               <w:spacing w:after="40" w:before="0"/>
               <w:jc w:val="left"/>
             </w:pPr>
@@ -6197,6 +6345,7 @@
           </w:tcPr>
           <w:p>
             <w:pPr>
+              <w:keepNext w:val="false"/>
               <w:spacing w:after="40" w:before="0"/>
               <w:jc w:val="left"/>
             </w:pPr>
@@ -6231,6 +6380,7 @@
           </w:tcPr>
           <w:p>
             <w:pPr>
+              <w:keepNext w:val="false"/>
               <w:spacing w:after="40" w:before="0"/>
               <w:jc w:val="left"/>
             </w:pPr>
@@ -6263,6 +6413,7 @@
           </w:tcPr>
           <w:p>
             <w:pPr>
+              <w:keepNext w:val="false"/>
               <w:spacing w:after="40" w:before="0"/>
               <w:jc w:val="left"/>
             </w:pPr>
@@ -6322,6 +6473,7 @@
           </w:tcPr>
           <w:p>
             <w:pPr>
+              <w:keepNext w:val="false"/>
               <w:spacing w:after="40" w:before="0"/>
               <w:jc w:val="center"/>
             </w:pPr>
@@ -6356,6 +6508,7 @@
           </w:tcPr>
           <w:p>
             <w:pPr>
+              <w:keepNext w:val="false"/>
               <w:spacing w:after="40" w:before="0"/>
               <w:jc w:val="left"/>
             </w:pPr>
@@ -6420,6 +6573,7 @@
           </w:tcPr>
           <w:p>
             <w:pPr>
+              <w:keepNext w:val="false"/>
               <w:spacing w:after="40" w:before="0"/>
               <w:jc w:val="center"/>
             </w:pPr>
@@ -6454,6 +6608,7 @@
           </w:tcPr>
           <w:p>
             <w:pPr>
+              <w:keepNext w:val="false"/>
               <w:spacing w:after="40" w:before="0"/>
               <w:jc w:val="left"/>
             </w:pPr>
@@ -6486,6 +6641,7 @@
           </w:tcPr>
           <w:p>
             <w:pPr>
+              <w:keepNext w:val="false"/>
               <w:spacing w:after="40" w:before="0"/>
               <w:jc w:val="left"/>
             </w:pPr>
@@ -6518,6 +6674,7 @@
           </w:tcPr>
           <w:p>
             <w:pPr>
+              <w:keepNext w:val="false"/>
               <w:spacing w:after="40" w:before="0"/>
               <w:jc w:val="left"/>
             </w:pPr>
@@ -6550,6 +6707,7 @@
           </w:tcPr>
           <w:p>
             <w:pPr>
+              <w:keepNext w:val="false"/>
               <w:spacing w:after="40" w:before="0"/>
               <w:jc w:val="left"/>
             </w:pPr>
@@ -6582,6 +6740,7 @@
           </w:tcPr>
           <w:p>
             <w:pPr>
+              <w:keepNext w:val="false"/>
               <w:spacing w:after="40" w:before="0"/>
               <w:jc w:val="left"/>
             </w:pPr>
@@ -6616,6 +6775,7 @@
           </w:tcPr>
           <w:p>
             <w:pPr>
+              <w:keepNext w:val="false"/>
               <w:spacing w:after="40" w:before="0"/>
               <w:jc w:val="left"/>
             </w:pPr>
@@ -6653,7 +6813,7 @@
             <w:pPr>
               <w:spacing w:after="20" w:before="0"/>
             </w:pPr>
-            <w:hyperlink w:history="1" r:id="rIdbhwcbkiayw6mz8ghwkhyl">
+            <w:hyperlink w:history="1" r:id="rId_yhgnmgox6acfivqcogco">
               <w:r>
                 <w:rPr>
                   <w:rFonts w:ascii="Arial" w:cs="Arial" w:eastAsia="Arial" w:hAnsi="Arial"/>
@@ -6686,7 +6846,7 @@
               <w:spacing w:after="10" w:before="0"/>
               <w:ind w:left="120"/>
             </w:pPr>
-            <w:hyperlink w:history="1" r:id="rIdihtamvsqf5n5x-kewjwue">
+            <w:hyperlink w:history="1" r:id="rId-dhknpyaeckykagvl5gqx">
               <w:r>
                 <w:rPr>
                   <w:rFonts w:ascii="Arial" w:cs="Arial" w:eastAsia="Arial" w:hAnsi="Arial"/>
@@ -6731,7 +6891,7 @@
             <w:pPr>
               <w:spacing w:after="20" w:before="0"/>
             </w:pPr>
-            <w:hyperlink w:history="1" r:id="rIdcgpx5du44zlojifrhkm-0">
+            <w:hyperlink w:history="1" r:id="rIddb6s91d1gpkfq5tivwo5i">
               <w:r>
                 <w:rPr>
                   <w:rFonts w:ascii="Arial" w:cs="Arial" w:eastAsia="Arial" w:hAnsi="Arial"/>
@@ -6764,7 +6924,7 @@
               <w:spacing w:after="10" w:before="0"/>
               <w:ind w:left="120"/>
             </w:pPr>
-            <w:hyperlink w:history="1" r:id="rIdrc-fe59av8vkklyxwoip4">
+            <w:hyperlink w:history="1" r:id="rIdq0fmfybzst3vinvbin1ev">
               <w:r>
                 <w:rPr>
                   <w:rFonts w:ascii="Arial" w:cs="Arial" w:eastAsia="Arial" w:hAnsi="Arial"/>
@@ -6792,6 +6952,7 @@
           </w:tcPr>
           <w:p>
             <w:pPr>
+              <w:keepNext w:val="false"/>
               <w:spacing w:after="40" w:before="0"/>
               <w:jc w:val="left"/>
             </w:pPr>
@@ -6824,6 +6985,7 @@
           </w:tcPr>
           <w:p>
             <w:pPr>
+              <w:keepNext w:val="false"/>
               <w:spacing w:after="40" w:before="0"/>
               <w:jc w:val="left"/>
             </w:pPr>
@@ -6856,6 +7018,7 @@
           </w:tcPr>
           <w:p>
             <w:pPr>
+              <w:keepNext w:val="false"/>
               <w:spacing w:after="40" w:before="0"/>
               <w:jc w:val="left"/>
             </w:pPr>
@@ -6888,6 +7051,7 @@
           </w:tcPr>
           <w:p>
             <w:pPr>
+              <w:keepNext w:val="false"/>
               <w:spacing w:after="40" w:before="0"/>
               <w:jc w:val="left"/>
             </w:pPr>
@@ -6922,6 +7086,7 @@
           </w:tcPr>
           <w:p>
             <w:pPr>
+              <w:keepNext w:val="false"/>
               <w:spacing w:after="40" w:before="0"/>
               <w:jc w:val="left"/>
             </w:pPr>
@@ -6959,7 +7124,7 @@
             <w:pPr>
               <w:spacing w:after="20" w:before="0"/>
             </w:pPr>
-            <w:hyperlink w:history="1" r:id="rIducg0w3vekahkzmfn0bmcl">
+            <w:hyperlink w:history="1" r:id="rId1kodb23qmnpvgphdtu3oi">
               <w:r>
                 <w:rPr>
                   <w:rFonts w:ascii="Arial" w:cs="Arial" w:eastAsia="Arial" w:hAnsi="Arial"/>
@@ -6992,7 +7157,7 @@
               <w:spacing w:after="10" w:before="0"/>
               <w:ind w:left="120"/>
             </w:pPr>
-            <w:hyperlink w:history="1" r:id="rIde5zqdhcstqghpqb1zs2xn">
+            <w:hyperlink w:history="1" r:id="rIdn_niemygbtbg8kgb15xjb">
               <w:r>
                 <w:rPr>
                   <w:rFonts w:ascii="Arial" w:cs="Arial" w:eastAsia="Arial" w:hAnsi="Arial"/>
@@ -7037,7 +7202,7 @@
             <w:pPr>
               <w:spacing w:after="20" w:before="0"/>
             </w:pPr>
-            <w:hyperlink w:history="1" r:id="rIda199-ek_qew78trohwcce">
+            <w:hyperlink w:history="1" r:id="rIdka6_dl0hwnadsqwkl9jot">
               <w:r>
                 <w:rPr>
                   <w:rFonts w:ascii="Arial" w:cs="Arial" w:eastAsia="Arial" w:hAnsi="Arial"/>
@@ -7070,7 +7235,7 @@
               <w:spacing w:after="10" w:before="0"/>
               <w:ind w:left="120"/>
             </w:pPr>
-            <w:hyperlink w:history="1" r:id="rIdt1ah7sqd5bxw_k0lrwbvl">
+            <w:hyperlink w:history="1" r:id="rId-bmvltua6fo2hdcg8dv5_">
               <w:r>
                 <w:rPr>
                   <w:rFonts w:ascii="Arial" w:cs="Arial" w:eastAsia="Arial" w:hAnsi="Arial"/>
@@ -7098,6 +7263,7 @@
           </w:tcPr>
           <w:p>
             <w:pPr>
+              <w:keepNext w:val="false"/>
               <w:spacing w:after="40" w:before="0"/>
               <w:jc w:val="left"/>
             </w:pPr>
@@ -7130,6 +7296,7 @@
           </w:tcPr>
           <w:p>
             <w:pPr>
+              <w:keepNext w:val="false"/>
               <w:spacing w:after="40" w:before="0"/>
               <w:jc w:val="left"/>
             </w:pPr>
@@ -7162,6 +7329,7 @@
           </w:tcPr>
           <w:p>
             <w:pPr>
+              <w:keepNext w:val="false"/>
               <w:spacing w:after="40" w:before="0"/>
               <w:jc w:val="left"/>
             </w:pPr>
@@ -7194,6 +7362,7 @@
           </w:tcPr>
           <w:p>
             <w:pPr>
+              <w:keepNext w:val="false"/>
               <w:spacing w:after="40" w:before="0"/>
               <w:jc w:val="left"/>
             </w:pPr>
@@ -7228,6 +7397,7 @@
           </w:tcPr>
           <w:p>
             <w:pPr>
+              <w:keepNext w:val="false"/>
               <w:spacing w:after="40" w:before="0"/>
               <w:jc w:val="left"/>
             </w:pPr>
@@ -7265,7 +7435,7 @@
             <w:pPr>
               <w:spacing w:after="20" w:before="0"/>
             </w:pPr>
-            <w:hyperlink w:history="1" r:id="rIdpgzrktsp-yghuma9ujuhq">
+            <w:hyperlink w:history="1" r:id="rIdxd8j6len8-f00fabcizl0">
               <w:r>
                 <w:rPr>
                   <w:rFonts w:ascii="Arial" w:cs="Arial" w:eastAsia="Arial" w:hAnsi="Arial"/>
@@ -7298,7 +7468,7 @@
               <w:spacing w:after="10" w:before="0"/>
               <w:ind w:left="120"/>
             </w:pPr>
-            <w:hyperlink w:history="1" r:id="rIdairsegwizucruuqpsne0c">
+            <w:hyperlink w:history="1" r:id="rId3gjiwhb4xw3nu1wc2xxju">
               <w:r>
                 <w:rPr>
                   <w:rFonts w:ascii="Arial" w:cs="Arial" w:eastAsia="Arial" w:hAnsi="Arial"/>
@@ -7343,7 +7513,7 @@
             <w:pPr>
               <w:spacing w:after="20" w:before="0"/>
             </w:pPr>
-            <w:hyperlink w:history="1" r:id="rIdq6rmbvwjodvw5baqowydp">
+            <w:hyperlink w:history="1" r:id="rIdr_kawacojv6kafbtfvhzr">
               <w:r>
                 <w:rPr>
                   <w:rFonts w:ascii="Arial" w:cs="Arial" w:eastAsia="Arial" w:hAnsi="Arial"/>
@@ -7376,7 +7546,7 @@
               <w:spacing w:after="10" w:before="0"/>
               <w:ind w:left="120"/>
             </w:pPr>
-            <w:hyperlink w:history="1" r:id="rIdbbgj-mu60jb2tv3bme3cu">
+            <w:hyperlink w:history="1" r:id="rIdk1twvr6bmh7fs8kdqhwq-">
               <w:r>
                 <w:rPr>
                   <w:rFonts w:ascii="Arial" w:cs="Arial" w:eastAsia="Arial" w:hAnsi="Arial"/>
@@ -7404,6 +7574,7 @@
           </w:tcPr>
           <w:p>
             <w:pPr>
+              <w:keepNext w:val="false"/>
               <w:spacing w:after="40" w:before="0"/>
               <w:jc w:val="left"/>
             </w:pPr>
@@ -7436,6 +7607,7 @@
           </w:tcPr>
           <w:p>
             <w:pPr>
+              <w:keepNext w:val="false"/>
               <w:spacing w:after="40" w:before="0"/>
               <w:jc w:val="left"/>
             </w:pPr>
@@ -7468,6 +7640,7 @@
           </w:tcPr>
           <w:p>
             <w:pPr>
+              <w:keepNext w:val="false"/>
               <w:spacing w:after="40" w:before="0"/>
               <w:jc w:val="left"/>
             </w:pPr>
@@ -7500,6 +7673,7 @@
           </w:tcPr>
           <w:p>
             <w:pPr>
+              <w:keepNext w:val="false"/>
               <w:spacing w:after="40" w:before="0"/>
               <w:jc w:val="left"/>
             </w:pPr>
@@ -7534,6 +7708,7 @@
           </w:tcPr>
           <w:p>
             <w:pPr>
+              <w:keepNext w:val="false"/>
               <w:spacing w:after="40" w:before="0"/>
               <w:jc w:val="left"/>
             </w:pPr>
@@ -7571,7 +7746,7 @@
             <w:pPr>
               <w:spacing w:after="20" w:before="0"/>
             </w:pPr>
-            <w:hyperlink w:history="1" r:id="rIdjxdj25c-ai-r0zojioclq">
+            <w:hyperlink w:history="1" r:id="rIdkm30iprlo-8lpbfjqduso">
               <w:r>
                 <w:rPr>
                   <w:rFonts w:ascii="Arial" w:cs="Arial" w:eastAsia="Arial" w:hAnsi="Arial"/>
@@ -7604,7 +7779,7 @@
               <w:spacing w:after="10" w:before="0"/>
               <w:ind w:left="120"/>
             </w:pPr>
-            <w:hyperlink w:history="1" r:id="rId91w5lehawgqgv5ffndmcb">
+            <w:hyperlink w:history="1" r:id="rId_4wzj8wemcqhrv-mc1xcm">
               <w:r>
                 <w:rPr>
                   <w:rFonts w:ascii="Arial" w:cs="Arial" w:eastAsia="Arial" w:hAnsi="Arial"/>
@@ -7649,7 +7824,7 @@
             <w:pPr>
               <w:spacing w:after="20" w:before="0"/>
             </w:pPr>
-            <w:hyperlink w:history="1" r:id="rIdevjdu4f-kciebyt8y2ngb">
+            <w:hyperlink w:history="1" r:id="rIdvjliou06gsysows4l59r6">
               <w:r>
                 <w:rPr>
                   <w:rFonts w:ascii="Arial" w:cs="Arial" w:eastAsia="Arial" w:hAnsi="Arial"/>
@@ -7682,7 +7857,7 @@
               <w:spacing w:after="10" w:before="0"/>
               <w:ind w:left="120"/>
             </w:pPr>
-            <w:hyperlink w:history="1" r:id="rId78p7ieuz3mcmnsyozvmvf">
+            <w:hyperlink w:history="1" r:id="rIdpcjfysimg0z3pkommdwjm">
               <w:r>
                 <w:rPr>
                   <w:rFonts w:ascii="Arial" w:cs="Arial" w:eastAsia="Arial" w:hAnsi="Arial"/>
@@ -7710,6 +7885,7 @@
           </w:tcPr>
           <w:p>
             <w:pPr>
+              <w:keepNext w:val="false"/>
               <w:spacing w:after="40" w:before="0"/>
               <w:jc w:val="left"/>
             </w:pPr>
@@ -7742,6 +7918,7 @@
           </w:tcPr>
           <w:p>
             <w:pPr>
+              <w:keepNext w:val="false"/>
               <w:spacing w:after="40" w:before="0"/>
               <w:jc w:val="left"/>
             </w:pPr>
@@ -7774,6 +7951,7 @@
           </w:tcPr>
           <w:p>
             <w:pPr>
+              <w:keepNext w:val="false"/>
               <w:spacing w:after="40" w:before="0"/>
               <w:jc w:val="left"/>
             </w:pPr>
@@ -7806,6 +7984,7 @@
           </w:tcPr>
           <w:p>
             <w:pPr>
+              <w:keepNext w:val="false"/>
               <w:spacing w:after="40" w:before="0"/>
               <w:jc w:val="left"/>
             </w:pPr>
@@ -7840,6 +8019,7 @@
           </w:tcPr>
           <w:p>
             <w:pPr>
+              <w:keepNext w:val="false"/>
               <w:spacing w:after="40" w:before="0"/>
               <w:jc w:val="left"/>
             </w:pPr>
@@ -7877,7 +8057,7 @@
             <w:pPr>
               <w:spacing w:after="20" w:before="0"/>
             </w:pPr>
-            <w:hyperlink w:history="1" r:id="rId3tglkj7all-jrz7ztjkug">
+            <w:hyperlink w:history="1" r:id="rIdqlfra39jklwkmece2b3y0">
               <w:r>
                 <w:rPr>
                   <w:rFonts w:ascii="Arial" w:cs="Arial" w:eastAsia="Arial" w:hAnsi="Arial"/>
@@ -7910,7 +8090,7 @@
               <w:spacing w:after="10" w:before="0"/>
               <w:ind w:left="120"/>
             </w:pPr>
-            <w:hyperlink w:history="1" r:id="rIdppj8pxnewjndaqytghzaa">
+            <w:hyperlink w:history="1" r:id="rIdgcjryy1-z1t48nybs7r0w">
               <w:r>
                 <w:rPr>
                   <w:rFonts w:ascii="Arial" w:cs="Arial" w:eastAsia="Arial" w:hAnsi="Arial"/>
@@ -7955,7 +8135,7 @@
             <w:pPr>
               <w:spacing w:after="20" w:before="0"/>
             </w:pPr>
-            <w:hyperlink w:history="1" r:id="rIdfcpxwanfhrd7ar9wvckif">
+            <w:hyperlink w:history="1" r:id="rIddy3coh85wi9dhi0etilci">
               <w:r>
                 <w:rPr>
                   <w:rFonts w:ascii="Arial" w:cs="Arial" w:eastAsia="Arial" w:hAnsi="Arial"/>
@@ -7988,7 +8168,7 @@
               <w:spacing w:after="10" w:before="0"/>
               <w:ind w:left="120"/>
             </w:pPr>
-            <w:hyperlink w:history="1" r:id="rIdp749jpklpxscyvgp3jl9w">
+            <w:hyperlink w:history="1" r:id="rIdoukrjgveyplrfyh7-xzt_">
               <w:r>
                 <w:rPr>
                   <w:rFonts w:ascii="Arial" w:cs="Arial" w:eastAsia="Arial" w:hAnsi="Arial"/>
@@ -8016,6 +8196,7 @@
           </w:tcPr>
           <w:p>
             <w:pPr>
+              <w:keepNext w:val="false"/>
               <w:spacing w:after="40" w:before="0"/>
               <w:jc w:val="left"/>
             </w:pPr>
@@ -8048,6 +8229,7 @@
           </w:tcPr>
           <w:p>
             <w:pPr>
+              <w:keepNext w:val="false"/>
               <w:spacing w:after="40" w:before="0"/>
               <w:jc w:val="left"/>
             </w:pPr>
@@ -8080,6 +8262,7 @@
           </w:tcPr>
           <w:p>
             <w:pPr>
+              <w:keepNext w:val="false"/>
               <w:spacing w:after="40" w:before="0"/>
               <w:jc w:val="left"/>
             </w:pPr>
@@ -8112,6 +8295,7 @@
           </w:tcPr>
           <w:p>
             <w:pPr>
+              <w:keepNext w:val="false"/>
               <w:spacing w:after="40" w:before="0"/>
               <w:jc w:val="left"/>
             </w:pPr>
@@ -8171,6 +8355,7 @@
           </w:tcPr>
           <w:p>
             <w:pPr>
+              <w:keepNext w:val="false"/>
               <w:spacing w:after="40" w:before="0"/>
               <w:jc w:val="center"/>
             </w:pPr>
@@ -8205,6 +8390,7 @@
           </w:tcPr>
           <w:p>
             <w:pPr>
+              <w:keepNext w:val="false"/>
               <w:spacing w:after="40" w:before="0"/>
               <w:jc w:val="left"/>
             </w:pPr>
@@ -8224,6 +8410,7 @@
           </w:p>
           <w:p>
             <w:pPr>
+              <w:keepNext w:val="false"/>
               <w:spacing w:after="40" w:before="0"/>
               <w:jc w:val="left"/>
             </w:pPr>
@@ -8243,6 +8430,7 @@
           </w:p>
           <w:p>
             <w:pPr>
+              <w:keepNext w:val="false"/>
               <w:spacing w:after="40" w:before="0"/>
               <w:jc w:val="left"/>
             </w:pPr>
@@ -8262,6 +8450,7 @@
           </w:p>
           <w:p>
             <w:pPr>
+              <w:keepNext w:val="false"/>
               <w:spacing w:after="40" w:before="0"/>
               <w:jc w:val="left"/>
             </w:pPr>
@@ -8281,6 +8470,7 @@
           </w:p>
           <w:p>
             <w:pPr>
+              <w:keepNext w:val="false"/>
               <w:spacing w:after="40" w:before="0"/>
               <w:jc w:val="left"/>
             </w:pPr>
@@ -8300,6 +8490,7 @@
           </w:p>
           <w:p>
             <w:pPr>
+              <w:keepNext w:val="false"/>
               <w:spacing w:after="40" w:before="0"/>
               <w:jc w:val="left"/>
             </w:pPr>
@@ -8319,6 +8510,7 @@
           </w:p>
           <w:p>
             <w:pPr>
+              <w:keepNext w:val="false"/>
               <w:spacing w:after="40" w:before="0"/>
               <w:jc w:val="left"/>
             </w:pPr>
@@ -8338,6 +8530,7 @@
           </w:p>
           <w:p>
             <w:pPr>
+              <w:keepNext w:val="false"/>
               <w:spacing w:after="40" w:before="0"/>
               <w:jc w:val="left"/>
             </w:pPr>
@@ -8357,6 +8550,7 @@
           </w:p>
           <w:p>
             <w:pPr>
+              <w:keepNext w:val="false"/>
               <w:spacing w:after="40" w:before="0"/>
               <w:jc w:val="left"/>
             </w:pPr>
@@ -8376,6 +8570,7 @@
           </w:p>
           <w:p>
             <w:pPr>
+              <w:keepNext w:val="false"/>
               <w:spacing w:after="40" w:before="0"/>
               <w:jc w:val="left"/>
             </w:pPr>
@@ -8395,6 +8590,7 @@
           </w:p>
           <w:p>
             <w:pPr>
+              <w:keepNext w:val="false"/>
               <w:spacing w:after="40" w:before="0"/>
               <w:jc w:val="left"/>
             </w:pPr>
@@ -8456,6 +8652,7 @@
           </w:tcPr>
           <w:p>
             <w:pPr>
+              <w:keepNext w:val="false"/>
               <w:spacing w:after="40" w:before="0"/>
               <w:jc w:val="center"/>
             </w:pPr>
@@ -8490,6 +8687,7 @@
           </w:tcPr>
           <w:p>
             <w:pPr>
+              <w:keepNext w:val="false"/>
               <w:spacing w:after="40" w:before="0"/>
               <w:jc w:val="left"/>
             </w:pPr>
@@ -8522,6 +8720,7 @@
           </w:tcPr>
           <w:p>
             <w:pPr>
+              <w:keepNext w:val="false"/>
               <w:spacing w:after="40" w:before="0"/>
               <w:jc w:val="left"/>
             </w:pPr>
@@ -8556,6 +8755,7 @@
           </w:tcPr>
           <w:p>
             <w:pPr>
+              <w:keepNext w:val="false"/>
               <w:spacing w:after="40" w:before="0"/>
               <w:jc w:val="left"/>
             </w:pPr>
@@ -8588,6 +8788,7 @@
           </w:tcPr>
           <w:p>
             <w:pPr>
+              <w:keepNext w:val="false"/>
               <w:spacing w:after="40" w:before="0"/>
               <w:jc w:val="left"/>
             </w:pPr>
@@ -8622,6 +8823,7 @@
           </w:tcPr>
           <w:p>
             <w:pPr>
+              <w:keepNext w:val="false"/>
               <w:spacing w:after="40" w:before="0"/>
               <w:jc w:val="left"/>
             </w:pPr>
@@ -8654,6 +8856,7 @@
           </w:tcPr>
           <w:p>
             <w:pPr>
+              <w:keepNext w:val="false"/>
               <w:spacing w:after="40" w:before="0"/>
               <w:jc w:val="left"/>
             </w:pPr>
@@ -8690,7 +8893,7 @@
         </w:rPr>
         <w:t xml:space="preserve">© 2026 SeaVuria and ARES. Aligned with KICD objectives. Developed by SeaVuria; technical implementation by ARES (with AI assistance from Claude). Licensed under </w:t>
       </w:r>
-      <w:hyperlink w:history="1" r:id="rId-cg9_okmwhnis7j98ehym">
+      <w:hyperlink w:history="1" r:id="rIdb5igpojllfuf31_cvra0r">
         <w:r>
           <w:rPr>
             <w:rFonts w:ascii="Arial" w:cs="Arial" w:eastAsia="Arial" w:hAnsi="Arial"/>
@@ -8711,7 +8914,7 @@
         </w:rPr>
         <w:t xml:space="preserve"> (</w:t>
       </w:r>
-      <w:hyperlink w:history="1" r:id="rIdgdnmf2iv_6cwdsafovvhm">
+      <w:hyperlink w:history="1" r:id="rIdlqi9hxsxmdj1xuip_02od">
         <w:r>
           <w:rPr>
             <w:rFonts w:ascii="Arial" w:cs="Arial" w:eastAsia="Arial" w:hAnsi="Arial"/>
@@ -8771,6 +8974,7 @@
           </w:tcPr>
           <w:p>
             <w:pPr>
+              <w:keepNext w:val="false"/>
               <w:spacing w:after="40" w:before="0"/>
               <w:jc w:val="center"/>
             </w:pPr>
@@ -8806,6 +9010,7 @@
           </w:tcPr>
           <w:p>
             <w:pPr>
+              <w:keepNext w:val="false"/>
               <w:spacing w:after="40" w:before="0"/>
               <w:jc w:val="center"/>
             </w:pPr>
@@ -8840,6 +9045,7 @@
           </w:tcPr>
           <w:p>
             <w:pPr>
+              <w:keepNext w:val="false"/>
               <w:spacing w:after="40" w:before="0"/>
               <w:jc w:val="left"/>
             </w:pPr>
@@ -8872,6 +9078,7 @@
           </w:tcPr>
           <w:p>
             <w:pPr>
+              <w:keepNext w:val="false"/>
               <w:spacing w:after="40" w:before="0"/>
               <w:jc w:val="left"/>
             </w:pPr>
@@ -8906,6 +9113,7 @@
           </w:tcPr>
           <w:p>
             <w:pPr>
+              <w:keepNext w:val="false"/>
               <w:spacing w:after="40" w:before="0"/>
               <w:jc w:val="left"/>
             </w:pPr>
@@ -8938,6 +9146,7 @@
           </w:tcPr>
           <w:p>
             <w:pPr>
+              <w:keepNext w:val="false"/>
               <w:spacing w:after="40" w:before="0"/>
               <w:jc w:val="left"/>
             </w:pPr>
@@ -8972,6 +9181,7 @@
           </w:tcPr>
           <w:p>
             <w:pPr>
+              <w:keepNext w:val="false"/>
               <w:spacing w:after="40" w:before="0"/>
               <w:jc w:val="left"/>
             </w:pPr>
@@ -9004,6 +9214,7 @@
           </w:tcPr>
           <w:p>
             <w:pPr>
+              <w:keepNext w:val="false"/>
               <w:spacing w:after="40" w:before="0"/>
               <w:jc w:val="left"/>
             </w:pPr>
@@ -9038,6 +9249,7 @@
           </w:tcPr>
           <w:p>
             <w:pPr>
+              <w:keepNext w:val="false"/>
               <w:spacing w:after="40" w:before="0"/>
               <w:jc w:val="left"/>
             </w:pPr>
@@ -9070,6 +9282,7 @@
           </w:tcPr>
           <w:p>
             <w:pPr>
+              <w:keepNext w:val="false"/>
               <w:spacing w:after="40" w:before="0"/>
               <w:jc w:val="left"/>
             </w:pPr>
@@ -9104,6 +9317,7 @@
           </w:tcPr>
           <w:p>
             <w:pPr>
+              <w:keepNext w:val="false"/>
               <w:spacing w:after="40" w:before="0"/>
               <w:jc w:val="left"/>
             </w:pPr>
@@ -9136,6 +9350,7 @@
           </w:tcPr>
           <w:p>
             <w:pPr>
+              <w:keepNext w:val="false"/>
               <w:spacing w:after="40" w:before="0"/>
               <w:jc w:val="left"/>
             </w:pPr>
@@ -9170,6 +9385,7 @@
           </w:tcPr>
           <w:p>
             <w:pPr>
+              <w:keepNext w:val="false"/>
               <w:spacing w:after="40" w:before="0"/>
               <w:jc w:val="left"/>
             </w:pPr>
@@ -9202,6 +9418,7 @@
           </w:tcPr>
           <w:p>
             <w:pPr>
+              <w:keepNext w:val="false"/>
               <w:spacing w:after="40" w:before="0"/>
               <w:jc w:val="left"/>
             </w:pPr>
@@ -9236,6 +9453,7 @@
           </w:tcPr>
           <w:p>
             <w:pPr>
+              <w:keepNext w:val="false"/>
               <w:spacing w:after="40" w:before="0"/>
               <w:jc w:val="left"/>
             </w:pPr>
@@ -9268,6 +9486,7 @@
           </w:tcPr>
           <w:p>
             <w:pPr>
+              <w:keepNext w:val="false"/>
               <w:spacing w:after="40" w:before="0"/>
               <w:jc w:val="left"/>
             </w:pPr>
@@ -9302,6 +9521,7 @@
           </w:tcPr>
           <w:p>
             <w:pPr>
+              <w:keepNext w:val="false"/>
               <w:spacing w:after="40" w:before="0"/>
               <w:jc w:val="left"/>
             </w:pPr>
@@ -9334,6 +9554,7 @@
           </w:tcPr>
           <w:p>
             <w:pPr>
+              <w:keepNext w:val="false"/>
               <w:spacing w:after="40" w:before="0"/>
               <w:jc w:val="left"/>
             </w:pPr>
@@ -9393,6 +9614,7 @@
           </w:tcPr>
           <w:p>
             <w:pPr>
+              <w:keepNext w:val="false"/>
               <w:spacing w:after="40" w:before="0"/>
               <w:jc w:val="center"/>
             </w:pPr>
@@ -9427,6 +9649,7 @@
           </w:tcPr>
           <w:p>
             <w:pPr>
+              <w:keepNext w:val="false"/>
               <w:spacing w:after="40" w:before="0"/>
               <w:jc w:val="left"/>
             </w:pPr>
@@ -9491,6 +9714,7 @@
           </w:tcPr>
           <w:p>
             <w:pPr>
+              <w:keepNext w:val="false"/>
               <w:spacing w:after="40" w:before="0"/>
               <w:jc w:val="center"/>
             </w:pPr>
@@ -9525,6 +9749,7 @@
           </w:tcPr>
           <w:p>
             <w:pPr>
+              <w:keepNext w:val="false"/>
               <w:spacing w:after="40" w:before="0"/>
               <w:jc w:val="left"/>
             </w:pPr>
@@ -9557,6 +9782,7 @@
           </w:tcPr>
           <w:p>
             <w:pPr>
+              <w:keepNext w:val="false"/>
               <w:spacing w:after="40" w:before="0"/>
               <w:jc w:val="left"/>
             </w:pPr>
@@ -9589,6 +9815,7 @@
           </w:tcPr>
           <w:p>
             <w:pPr>
+              <w:keepNext w:val="false"/>
               <w:spacing w:after="40" w:before="0"/>
               <w:jc w:val="left"/>
             </w:pPr>
@@ -9621,6 +9848,7 @@
           </w:tcPr>
           <w:p>
             <w:pPr>
+              <w:keepNext w:val="false"/>
               <w:spacing w:after="40" w:before="0"/>
               <w:jc w:val="left"/>
             </w:pPr>
@@ -9653,6 +9881,7 @@
           </w:tcPr>
           <w:p>
             <w:pPr>
+              <w:keepNext w:val="false"/>
               <w:spacing w:after="40" w:before="0"/>
               <w:jc w:val="left"/>
             </w:pPr>
@@ -9687,6 +9916,7 @@
           </w:tcPr>
           <w:p>
             <w:pPr>
+              <w:keepNext w:val="false"/>
               <w:spacing w:after="40" w:before="0"/>
               <w:jc w:val="left"/>
             </w:pPr>
@@ -9724,7 +9954,7 @@
             <w:pPr>
               <w:spacing w:after="20" w:before="0"/>
             </w:pPr>
-            <w:hyperlink w:history="1" r:id="rIdkfpk7ydyfazz1t2q0dffp">
+            <w:hyperlink w:history="1" r:id="rIdwkimxocvekj3_-1_h6hl7">
               <w:r>
                 <w:rPr>
                   <w:rFonts w:ascii="Arial" w:cs="Arial" w:eastAsia="Arial" w:hAnsi="Arial"/>
@@ -9757,7 +9987,7 @@
               <w:spacing w:after="10" w:before="0"/>
               <w:ind w:left="120"/>
             </w:pPr>
-            <w:hyperlink w:history="1" r:id="rIdruwoszduiaavfunngv_gy">
+            <w:hyperlink w:history="1" r:id="rIdra6ah19_bg73ngw7klq3g">
               <w:r>
                 <w:rPr>
                   <w:rFonts w:ascii="Arial" w:cs="Arial" w:eastAsia="Arial" w:hAnsi="Arial"/>
@@ -9802,7 +10032,7 @@
             <w:pPr>
               <w:spacing w:after="20" w:before="0"/>
             </w:pPr>
-            <w:hyperlink w:history="1" r:id="rIdngbf584r41xt8o0ktxc8p">
+            <w:hyperlink w:history="1" r:id="rIdnpf87whv_ghbmayrgv2ds">
               <w:r>
                 <w:rPr>
                   <w:rFonts w:ascii="Arial" w:cs="Arial" w:eastAsia="Arial" w:hAnsi="Arial"/>
@@ -9835,7 +10065,7 @@
               <w:spacing w:after="10" w:before="0"/>
               <w:ind w:left="120"/>
             </w:pPr>
-            <w:hyperlink w:history="1" r:id="rIdcveptu4ze0wk8fgglx1jj">
+            <w:hyperlink w:history="1" r:id="rId_zscb1efn32drjof9qsif">
               <w:r>
                 <w:rPr>
                   <w:rFonts w:ascii="Arial" w:cs="Arial" w:eastAsia="Arial" w:hAnsi="Arial"/>
@@ -9863,6 +10093,7 @@
           </w:tcPr>
           <w:p>
             <w:pPr>
+              <w:keepNext w:val="false"/>
               <w:spacing w:after="40" w:before="0"/>
               <w:jc w:val="left"/>
             </w:pPr>
@@ -9895,6 +10126,7 @@
           </w:tcPr>
           <w:p>
             <w:pPr>
+              <w:keepNext w:val="false"/>
               <w:spacing w:after="40" w:before="0"/>
               <w:jc w:val="left"/>
             </w:pPr>
@@ -9927,6 +10159,7 @@
           </w:tcPr>
           <w:p>
             <w:pPr>
+              <w:keepNext w:val="false"/>
               <w:spacing w:after="40" w:before="0"/>
               <w:jc w:val="left"/>
             </w:pPr>
@@ -9959,6 +10192,7 @@
           </w:tcPr>
           <w:p>
             <w:pPr>
+              <w:keepNext w:val="false"/>
               <w:spacing w:after="40" w:before="0"/>
               <w:jc w:val="left"/>
             </w:pPr>
@@ -9993,6 +10227,7 @@
           </w:tcPr>
           <w:p>
             <w:pPr>
+              <w:keepNext w:val="false"/>
               <w:spacing w:after="40" w:before="0"/>
               <w:jc w:val="left"/>
             </w:pPr>
@@ -10030,7 +10265,7 @@
             <w:pPr>
               <w:spacing w:after="20" w:before="0"/>
             </w:pPr>
-            <w:hyperlink w:history="1" r:id="rIdfujm6sjktzfgt1tc5peli">
+            <w:hyperlink w:history="1" r:id="rIdsfrq0usinzzv_8dwddtlz">
               <w:r>
                 <w:rPr>
                   <w:rFonts w:ascii="Arial" w:cs="Arial" w:eastAsia="Arial" w:hAnsi="Arial"/>
@@ -10063,7 +10298,7 @@
               <w:spacing w:after="10" w:before="0"/>
               <w:ind w:left="120"/>
             </w:pPr>
-            <w:hyperlink w:history="1" r:id="rIdtfd9qwvzvz8vbxaabwoxl">
+            <w:hyperlink w:history="1" r:id="rIdcxrhilaqp1rzzsolnzinh">
               <w:r>
                 <w:rPr>
                   <w:rFonts w:ascii="Arial" w:cs="Arial" w:eastAsia="Arial" w:hAnsi="Arial"/>
@@ -10108,7 +10343,7 @@
             <w:pPr>
               <w:spacing w:after="20" w:before="0"/>
             </w:pPr>
-            <w:hyperlink w:history="1" r:id="rIdjtkvqir2kdhzceudn2dc4">
+            <w:hyperlink w:history="1" r:id="rIdlzt-ytnocdikapev15goy">
               <w:r>
                 <w:rPr>
                   <w:rFonts w:ascii="Arial" w:cs="Arial" w:eastAsia="Arial" w:hAnsi="Arial"/>
@@ -10141,7 +10376,7 @@
               <w:spacing w:after="10" w:before="0"/>
               <w:ind w:left="120"/>
             </w:pPr>
-            <w:hyperlink w:history="1" r:id="rIdj6mvoqxujgdzku5js8rhh">
+            <w:hyperlink w:history="1" r:id="rIdxyem7l7vuagxbiyhyuqyp">
               <w:r>
                 <w:rPr>
                   <w:rFonts w:ascii="Arial" w:cs="Arial" w:eastAsia="Arial" w:hAnsi="Arial"/>
@@ -10169,6 +10404,7 @@
           </w:tcPr>
           <w:p>
             <w:pPr>
+              <w:keepNext w:val="false"/>
               <w:spacing w:after="40" w:before="0"/>
               <w:jc w:val="left"/>
             </w:pPr>
@@ -10201,6 +10437,7 @@
           </w:tcPr>
           <w:p>
             <w:pPr>
+              <w:keepNext w:val="false"/>
               <w:spacing w:after="40" w:before="0"/>
               <w:jc w:val="left"/>
             </w:pPr>
@@ -10233,6 +10470,7 @@
           </w:tcPr>
           <w:p>
             <w:pPr>
+              <w:keepNext w:val="false"/>
               <w:spacing w:after="40" w:before="0"/>
               <w:jc w:val="left"/>
             </w:pPr>
@@ -10265,6 +10503,7 @@
           </w:tcPr>
           <w:p>
             <w:pPr>
+              <w:keepNext w:val="false"/>
               <w:spacing w:after="40" w:before="0"/>
               <w:jc w:val="left"/>
             </w:pPr>
@@ -10299,6 +10538,7 @@
           </w:tcPr>
           <w:p>
             <w:pPr>
+              <w:keepNext w:val="false"/>
               <w:spacing w:after="40" w:before="0"/>
               <w:jc w:val="left"/>
             </w:pPr>
@@ -10336,7 +10576,7 @@
             <w:pPr>
               <w:spacing w:after="20" w:before="0"/>
             </w:pPr>
-            <w:hyperlink w:history="1" r:id="rIdtiqb9h_p0rbvxdh8gsiph">
+            <w:hyperlink w:history="1" r:id="rId_bjnnezakmiokmwjaqwdg">
               <w:r>
                 <w:rPr>
                   <w:rFonts w:ascii="Arial" w:cs="Arial" w:eastAsia="Arial" w:hAnsi="Arial"/>
@@ -10369,7 +10609,7 @@
               <w:spacing w:after="10" w:before="0"/>
               <w:ind w:left="120"/>
             </w:pPr>
-            <w:hyperlink w:history="1" r:id="rIdkditpijqph__qjqxblh1o">
+            <w:hyperlink w:history="1" r:id="rIdv2vfounm6_399jhck3eq5">
               <w:r>
                 <w:rPr>
                   <w:rFonts w:ascii="Arial" w:cs="Arial" w:eastAsia="Arial" w:hAnsi="Arial"/>
@@ -10414,7 +10654,7 @@
             <w:pPr>
               <w:spacing w:after="20" w:before="0"/>
             </w:pPr>
-            <w:hyperlink w:history="1" r:id="rIdko44uiowq6jw4-sw0ntag">
+            <w:hyperlink w:history="1" r:id="rIdev0v71t43bw7ikzq4dtm2">
               <w:r>
                 <w:rPr>
                   <w:rFonts w:ascii="Arial" w:cs="Arial" w:eastAsia="Arial" w:hAnsi="Arial"/>
@@ -10447,7 +10687,7 @@
               <w:spacing w:after="10" w:before="0"/>
               <w:ind w:left="120"/>
             </w:pPr>
-            <w:hyperlink w:history="1" r:id="rIdgneiwyp9iqujysrwyrxwm">
+            <w:hyperlink w:history="1" r:id="rIdgz48lulf4bs820k_4nxci">
               <w:r>
                 <w:rPr>
                   <w:rFonts w:ascii="Arial" w:cs="Arial" w:eastAsia="Arial" w:hAnsi="Arial"/>
@@ -10475,6 +10715,7 @@
           </w:tcPr>
           <w:p>
             <w:pPr>
+              <w:keepNext w:val="false"/>
               <w:spacing w:after="40" w:before="0"/>
               <w:jc w:val="left"/>
             </w:pPr>
@@ -10507,6 +10748,7 @@
           </w:tcPr>
           <w:p>
             <w:pPr>
+              <w:keepNext w:val="false"/>
               <w:spacing w:after="40" w:before="0"/>
               <w:jc w:val="left"/>
             </w:pPr>
@@ -10539,6 +10781,7 @@
           </w:tcPr>
           <w:p>
             <w:pPr>
+              <w:keepNext w:val="false"/>
               <w:spacing w:after="40" w:before="0"/>
               <w:jc w:val="left"/>
             </w:pPr>
@@ -10571,6 +10814,7 @@
           </w:tcPr>
           <w:p>
             <w:pPr>
+              <w:keepNext w:val="false"/>
               <w:spacing w:after="40" w:before="0"/>
               <w:jc w:val="left"/>
             </w:pPr>
@@ -10605,6 +10849,7 @@
           </w:tcPr>
           <w:p>
             <w:pPr>
+              <w:keepNext w:val="false"/>
               <w:spacing w:after="40" w:before="0"/>
               <w:jc w:val="left"/>
             </w:pPr>
@@ -10642,7 +10887,7 @@
             <w:pPr>
               <w:spacing w:after="20" w:before="0"/>
             </w:pPr>
-            <w:hyperlink w:history="1" r:id="rIdyox6yoqyi_iq7im7cen2a">
+            <w:hyperlink w:history="1" r:id="rIdfdonq_70xxui7oljixsoi">
               <w:r>
                 <w:rPr>
                   <w:rFonts w:ascii="Arial" w:cs="Arial" w:eastAsia="Arial" w:hAnsi="Arial"/>
@@ -10675,7 +10920,7 @@
               <w:spacing w:after="10" w:before="0"/>
               <w:ind w:left="120"/>
             </w:pPr>
-            <w:hyperlink w:history="1" r:id="rIdb9a6lmbwwaicfljwv-rlw">
+            <w:hyperlink w:history="1" r:id="rId6ia4wbusct-9w4htmprtc">
               <w:r>
                 <w:rPr>
                   <w:rFonts w:ascii="Arial" w:cs="Arial" w:eastAsia="Arial" w:hAnsi="Arial"/>
@@ -10720,7 +10965,7 @@
             <w:pPr>
               <w:spacing w:after="20" w:before="0"/>
             </w:pPr>
-            <w:hyperlink w:history="1" r:id="rIdf1tc6f8ku5xqvf4xj9ndj">
+            <w:hyperlink w:history="1" r:id="rIdj_zuladiu6sozrvol2c4p">
               <w:r>
                 <w:rPr>
                   <w:rFonts w:ascii="Arial" w:cs="Arial" w:eastAsia="Arial" w:hAnsi="Arial"/>
@@ -10753,7 +10998,7 @@
               <w:spacing w:after="10" w:before="0"/>
               <w:ind w:left="120"/>
             </w:pPr>
-            <w:hyperlink w:history="1" r:id="rIdb9rcpsw5csmtaizpokvl_">
+            <w:hyperlink w:history="1" r:id="rIdhqrqx_hyfvt5yhdexgwb0">
               <w:r>
                 <w:rPr>
                   <w:rFonts w:ascii="Arial" w:cs="Arial" w:eastAsia="Arial" w:hAnsi="Arial"/>
@@ -10781,6 +11026,7 @@
           </w:tcPr>
           <w:p>
             <w:pPr>
+              <w:keepNext w:val="false"/>
               <w:spacing w:after="40" w:before="0"/>
               <w:jc w:val="left"/>
             </w:pPr>
@@ -10813,6 +11059,7 @@
           </w:tcPr>
           <w:p>
             <w:pPr>
+              <w:keepNext w:val="false"/>
               <w:spacing w:after="40" w:before="0"/>
               <w:jc w:val="left"/>
             </w:pPr>
@@ -10845,6 +11092,7 @@
           </w:tcPr>
           <w:p>
             <w:pPr>
+              <w:keepNext w:val="false"/>
               <w:spacing w:after="40" w:before="0"/>
               <w:jc w:val="left"/>
             </w:pPr>
@@ -10877,6 +11125,7 @@
           </w:tcPr>
           <w:p>
             <w:pPr>
+              <w:keepNext w:val="false"/>
               <w:spacing w:after="40" w:before="0"/>
               <w:jc w:val="left"/>
             </w:pPr>
@@ -10911,6 +11160,7 @@
           </w:tcPr>
           <w:p>
             <w:pPr>
+              <w:keepNext w:val="false"/>
               <w:spacing w:after="40" w:before="0"/>
               <w:jc w:val="left"/>
             </w:pPr>
@@ -10948,7 +11198,7 @@
             <w:pPr>
               <w:spacing w:after="20" w:before="0"/>
             </w:pPr>
-            <w:hyperlink w:history="1" r:id="rIdkq5vwaoblcjldtdjbrr5t">
+            <w:hyperlink w:history="1" r:id="rIdplpfqfsrf2esxa_xwv49j">
               <w:r>
                 <w:rPr>
                   <w:rFonts w:ascii="Arial" w:cs="Arial" w:eastAsia="Arial" w:hAnsi="Arial"/>
@@ -10997,7 +11247,7 @@
               <w:spacing w:after="10" w:before="0"/>
               <w:ind w:left="120"/>
             </w:pPr>
-            <w:hyperlink w:history="1" r:id="rIdjo7g0legjx9mampgb82a0">
+            <w:hyperlink w:history="1" r:id="rIddrnkqlxmyhiosbuddnk0e">
               <w:r>
                 <w:rPr>
                   <w:rFonts w:ascii="Arial" w:cs="Arial" w:eastAsia="Arial" w:hAnsi="Arial"/>
@@ -11042,7 +11292,7 @@
             <w:pPr>
               <w:spacing w:after="20" w:before="0"/>
             </w:pPr>
-            <w:hyperlink w:history="1" r:id="rIdntjear0atwuamymtf3gbh">
+            <w:hyperlink w:history="1" r:id="rIdctapqt5xhloga22yfumfl">
               <w:r>
                 <w:rPr>
                   <w:rFonts w:ascii="Arial" w:cs="Arial" w:eastAsia="Arial" w:hAnsi="Arial"/>
@@ -11075,7 +11325,7 @@
               <w:spacing w:after="10" w:before="0"/>
               <w:ind w:left="120"/>
             </w:pPr>
-            <w:hyperlink w:history="1" r:id="rIdsa65abkgdtsniyimmjtt-">
+            <w:hyperlink w:history="1" r:id="rIdkzg6v2jajsvmx-hlo_zs5">
               <w:r>
                 <w:rPr>
                   <w:rFonts w:ascii="Arial" w:cs="Arial" w:eastAsia="Arial" w:hAnsi="Arial"/>
@@ -11103,6 +11353,7 @@
           </w:tcPr>
           <w:p>
             <w:pPr>
+              <w:keepNext w:val="false"/>
               <w:spacing w:after="40" w:before="0"/>
               <w:jc w:val="left"/>
             </w:pPr>
@@ -11135,6 +11386,7 @@
           </w:tcPr>
           <w:p>
             <w:pPr>
+              <w:keepNext w:val="false"/>
               <w:spacing w:after="40" w:before="0"/>
               <w:jc w:val="left"/>
             </w:pPr>
@@ -11167,6 +11419,7 @@
           </w:tcPr>
           <w:p>
             <w:pPr>
+              <w:keepNext w:val="false"/>
               <w:spacing w:after="40" w:before="0"/>
               <w:jc w:val="left"/>
             </w:pPr>
@@ -11199,6 +11452,7 @@
           </w:tcPr>
           <w:p>
             <w:pPr>
+              <w:keepNext w:val="false"/>
               <w:spacing w:after="40" w:before="0"/>
               <w:jc w:val="left"/>
             </w:pPr>
@@ -11258,6 +11512,7 @@
           </w:tcPr>
           <w:p>
             <w:pPr>
+              <w:keepNext w:val="false"/>
               <w:spacing w:after="40" w:before="0"/>
               <w:jc w:val="center"/>
             </w:pPr>
@@ -11292,6 +11547,7 @@
           </w:tcPr>
           <w:p>
             <w:pPr>
+              <w:keepNext w:val="false"/>
               <w:spacing w:after="40" w:before="0"/>
               <w:jc w:val="left"/>
             </w:pPr>
@@ -11353,6 +11609,7 @@
           </w:tcPr>
           <w:p>
             <w:pPr>
+              <w:keepNext w:val="false"/>
               <w:spacing w:after="40" w:before="0"/>
               <w:jc w:val="center"/>
             </w:pPr>
@@ -11387,6 +11644,7 @@
           </w:tcPr>
           <w:p>
             <w:pPr>
+              <w:keepNext w:val="false"/>
               <w:spacing w:after="40" w:before="0"/>
               <w:jc w:val="left"/>
             </w:pPr>
@@ -11419,6 +11677,7 @@
           </w:tcPr>
           <w:p>
             <w:pPr>
+              <w:keepNext w:val="false"/>
               <w:spacing w:after="40" w:before="0"/>
               <w:jc w:val="left"/>
             </w:pPr>
@@ -11453,6 +11712,7 @@
           </w:tcPr>
           <w:p>
             <w:pPr>
+              <w:keepNext w:val="false"/>
               <w:spacing w:after="40" w:before="0"/>
               <w:jc w:val="left"/>
             </w:pPr>
@@ -11485,6 +11745,7 @@
           </w:tcPr>
           <w:p>
             <w:pPr>
+              <w:keepNext w:val="false"/>
               <w:spacing w:after="40" w:before="0"/>
               <w:jc w:val="left"/>
             </w:pPr>
@@ -11519,6 +11780,7 @@
           </w:tcPr>
           <w:p>
             <w:pPr>
+              <w:keepNext w:val="false"/>
               <w:spacing w:after="40" w:before="0"/>
               <w:jc w:val="left"/>
             </w:pPr>
@@ -11551,6 +11813,7 @@
           </w:tcPr>
           <w:p>
             <w:pPr>
+              <w:keepNext w:val="false"/>
               <w:spacing w:after="40" w:before="0"/>
               <w:jc w:val="left"/>
             </w:pPr>
@@ -11587,7 +11850,7 @@
         </w:rPr>
         <w:t xml:space="preserve">© 2026 SeaVuria and ARES. Aligned with KICD objectives. Developed by SeaVuria; technical implementation by ARES (with AI assistance from Claude). Licensed under </w:t>
       </w:r>
-      <w:hyperlink w:history="1" r:id="rIdkujyhj8jbdtvrfkjofnqr">
+      <w:hyperlink w:history="1" r:id="rIdproowd20kfne-jq0f0yba">
         <w:r>
           <w:rPr>
             <w:rFonts w:ascii="Arial" w:cs="Arial" w:eastAsia="Arial" w:hAnsi="Arial"/>
@@ -11608,7 +11871,7 @@
         </w:rPr>
         <w:t xml:space="preserve"> (</w:t>
       </w:r>
-      <w:hyperlink w:history="1" r:id="rId6yvvjlpiogzlkixku7n9n">
+      <w:hyperlink w:history="1" r:id="rId_grivchwro1mlasq9_jzv">
         <w:r>
           <w:rPr>
             <w:rFonts w:ascii="Arial" w:cs="Arial" w:eastAsia="Arial" w:hAnsi="Arial"/>
@@ -11668,6 +11931,7 @@
           </w:tcPr>
           <w:p>
             <w:pPr>
+              <w:keepNext w:val="false"/>
               <w:spacing w:after="40" w:before="0"/>
               <w:jc w:val="center"/>
             </w:pPr>
@@ -11703,6 +11967,7 @@
           </w:tcPr>
           <w:p>
             <w:pPr>
+              <w:keepNext w:val="false"/>
               <w:spacing w:after="40" w:before="0"/>
               <w:jc w:val="center"/>
             </w:pPr>
@@ -11737,6 +12002,7 @@
           </w:tcPr>
           <w:p>
             <w:pPr>
+              <w:keepNext w:val="false"/>
               <w:spacing w:after="40" w:before="0"/>
               <w:jc w:val="left"/>
             </w:pPr>
@@ -11769,6 +12035,7 @@
           </w:tcPr>
           <w:p>
             <w:pPr>
+              <w:keepNext w:val="false"/>
               <w:spacing w:after="40" w:before="0"/>
               <w:jc w:val="left"/>
             </w:pPr>
@@ -11803,6 +12070,7 @@
           </w:tcPr>
           <w:p>
             <w:pPr>
+              <w:keepNext w:val="false"/>
               <w:spacing w:after="40" w:before="0"/>
               <w:jc w:val="left"/>
             </w:pPr>
@@ -11835,6 +12103,7 @@
           </w:tcPr>
           <w:p>
             <w:pPr>
+              <w:keepNext w:val="false"/>
               <w:spacing w:after="40" w:before="0"/>
               <w:jc w:val="left"/>
             </w:pPr>
@@ -11869,6 +12138,7 @@
           </w:tcPr>
           <w:p>
             <w:pPr>
+              <w:keepNext w:val="false"/>
               <w:spacing w:after="40" w:before="0"/>
               <w:jc w:val="left"/>
             </w:pPr>
@@ -11901,6 +12171,7 @@
           </w:tcPr>
           <w:p>
             <w:pPr>
+              <w:keepNext w:val="false"/>
               <w:spacing w:after="40" w:before="0"/>
               <w:jc w:val="left"/>
             </w:pPr>
@@ -11935,6 +12206,7 @@
           </w:tcPr>
           <w:p>
             <w:pPr>
+              <w:keepNext w:val="false"/>
               <w:spacing w:after="40" w:before="0"/>
               <w:jc w:val="left"/>
             </w:pPr>
@@ -11967,6 +12239,7 @@
           </w:tcPr>
           <w:p>
             <w:pPr>
+              <w:keepNext w:val="false"/>
               <w:spacing w:after="40" w:before="0"/>
               <w:jc w:val="left"/>
             </w:pPr>
@@ -12001,6 +12274,7 @@
           </w:tcPr>
           <w:p>
             <w:pPr>
+              <w:keepNext w:val="false"/>
               <w:spacing w:after="40" w:before="0"/>
               <w:jc w:val="left"/>
             </w:pPr>
@@ -12033,6 +12307,7 @@
           </w:tcPr>
           <w:p>
             <w:pPr>
+              <w:keepNext w:val="false"/>
               <w:spacing w:after="40" w:before="0"/>
               <w:jc w:val="left"/>
             </w:pPr>
@@ -12067,6 +12342,7 @@
           </w:tcPr>
           <w:p>
             <w:pPr>
+              <w:keepNext w:val="false"/>
               <w:spacing w:after="40" w:before="0"/>
               <w:jc w:val="left"/>
             </w:pPr>
@@ -12099,6 +12375,7 @@
           </w:tcPr>
           <w:p>
             <w:pPr>
+              <w:keepNext w:val="false"/>
               <w:spacing w:after="40" w:before="0"/>
               <w:jc w:val="left"/>
             </w:pPr>
@@ -12133,6 +12410,7 @@
           </w:tcPr>
           <w:p>
             <w:pPr>
+              <w:keepNext w:val="false"/>
               <w:spacing w:after="40" w:before="0"/>
               <w:jc w:val="left"/>
             </w:pPr>
@@ -12165,6 +12443,7 @@
           </w:tcPr>
           <w:p>
             <w:pPr>
+              <w:keepNext w:val="false"/>
               <w:spacing w:after="40" w:before="0"/>
               <w:jc w:val="left"/>
             </w:pPr>
@@ -12199,6 +12478,7 @@
           </w:tcPr>
           <w:p>
             <w:pPr>
+              <w:keepNext w:val="false"/>
               <w:spacing w:after="40" w:before="0"/>
               <w:jc w:val="left"/>
             </w:pPr>
@@ -12231,6 +12511,7 @@
           </w:tcPr>
           <w:p>
             <w:pPr>
+              <w:keepNext w:val="false"/>
               <w:spacing w:after="40" w:before="0"/>
               <w:jc w:val="left"/>
             </w:pPr>
@@ -12290,6 +12571,7 @@
           </w:tcPr>
           <w:p>
             <w:pPr>
+              <w:keepNext w:val="false"/>
               <w:spacing w:after="40" w:before="0"/>
               <w:jc w:val="center"/>
             </w:pPr>
@@ -12324,6 +12606,7 @@
           </w:tcPr>
           <w:p>
             <w:pPr>
+              <w:keepNext w:val="false"/>
               <w:spacing w:after="40" w:before="0"/>
               <w:jc w:val="left"/>
             </w:pPr>
@@ -12388,6 +12671,7 @@
           </w:tcPr>
           <w:p>
             <w:pPr>
+              <w:keepNext w:val="false"/>
               <w:spacing w:after="40" w:before="0"/>
               <w:jc w:val="center"/>
             </w:pPr>
@@ -12422,6 +12706,7 @@
           </w:tcPr>
           <w:p>
             <w:pPr>
+              <w:keepNext w:val="false"/>
               <w:spacing w:after="40" w:before="0"/>
               <w:jc w:val="left"/>
             </w:pPr>
@@ -12454,6 +12739,7 @@
           </w:tcPr>
           <w:p>
             <w:pPr>
+              <w:keepNext w:val="false"/>
               <w:spacing w:after="40" w:before="0"/>
               <w:jc w:val="left"/>
             </w:pPr>
@@ -12486,6 +12772,7 @@
           </w:tcPr>
           <w:p>
             <w:pPr>
+              <w:keepNext w:val="false"/>
               <w:spacing w:after="40" w:before="0"/>
               <w:jc w:val="left"/>
             </w:pPr>
@@ -12518,6 +12805,7 @@
           </w:tcPr>
           <w:p>
             <w:pPr>
+              <w:keepNext w:val="false"/>
               <w:spacing w:after="40" w:before="0"/>
               <w:jc w:val="left"/>
             </w:pPr>
@@ -12550,6 +12838,7 @@
           </w:tcPr>
           <w:p>
             <w:pPr>
+              <w:keepNext w:val="false"/>
               <w:spacing w:after="40" w:before="0"/>
               <w:jc w:val="left"/>
             </w:pPr>
@@ -12584,6 +12873,7 @@
           </w:tcPr>
           <w:p>
             <w:pPr>
+              <w:keepNext w:val="false"/>
               <w:spacing w:after="40" w:before="0"/>
               <w:jc w:val="left"/>
             </w:pPr>
@@ -12621,7 +12911,7 @@
             <w:pPr>
               <w:spacing w:after="20" w:before="0"/>
             </w:pPr>
-            <w:hyperlink w:history="1" r:id="rIdyalkyo867_1_iam9hnikd">
+            <w:hyperlink w:history="1" r:id="rIdq9z7ruxp80e2pv01psf3n">
               <w:r>
                 <w:rPr>
                   <w:rFonts w:ascii="Arial" w:cs="Arial" w:eastAsia="Arial" w:hAnsi="Arial"/>
@@ -12654,7 +12944,7 @@
               <w:spacing w:after="10" w:before="0"/>
               <w:ind w:left="120"/>
             </w:pPr>
-            <w:hyperlink w:history="1" r:id="rIduwie8vvd2t5vlzu1rrjht">
+            <w:hyperlink w:history="1" r:id="rIdan2blqnhi-5g-olivbfro">
               <w:r>
                 <w:rPr>
                   <w:rFonts w:ascii="Arial" w:cs="Arial" w:eastAsia="Arial" w:hAnsi="Arial"/>
@@ -12699,7 +12989,7 @@
             <w:pPr>
               <w:spacing w:after="20" w:before="0"/>
             </w:pPr>
-            <w:hyperlink w:history="1" r:id="rIdxnbt5fhqzkfl5kka32dtq">
+            <w:hyperlink w:history="1" r:id="rIdt04c9dzlb0_8grmzwosly">
               <w:r>
                 <w:rPr>
                   <w:rFonts w:ascii="Arial" w:cs="Arial" w:eastAsia="Arial" w:hAnsi="Arial"/>
@@ -12732,7 +13022,7 @@
               <w:spacing w:after="10" w:before="0"/>
               <w:ind w:left="120"/>
             </w:pPr>
-            <w:hyperlink w:history="1" r:id="rIdbvhcz9aeq1dnjdltlwq6k">
+            <w:hyperlink w:history="1" r:id="rId2rn1oieumaxrqo4q8x-fn">
               <w:r>
                 <w:rPr>
                   <w:rFonts w:ascii="Arial" w:cs="Arial" w:eastAsia="Arial" w:hAnsi="Arial"/>
@@ -12760,6 +13050,7 @@
           </w:tcPr>
           <w:p>
             <w:pPr>
+              <w:keepNext w:val="false"/>
               <w:spacing w:after="40" w:before="0"/>
               <w:jc w:val="left"/>
             </w:pPr>
@@ -12792,6 +13083,7 @@
           </w:tcPr>
           <w:p>
             <w:pPr>
+              <w:keepNext w:val="false"/>
               <w:spacing w:after="40" w:before="0"/>
               <w:jc w:val="left"/>
             </w:pPr>
@@ -12824,6 +13116,7 @@
           </w:tcPr>
           <w:p>
             <w:pPr>
+              <w:keepNext w:val="false"/>
               <w:spacing w:after="40" w:before="0"/>
               <w:jc w:val="left"/>
             </w:pPr>
@@ -12856,6 +13149,7 @@
           </w:tcPr>
           <w:p>
             <w:pPr>
+              <w:keepNext w:val="false"/>
               <w:spacing w:after="40" w:before="0"/>
               <w:jc w:val="left"/>
             </w:pPr>
@@ -12890,6 +13184,7 @@
           </w:tcPr>
           <w:p>
             <w:pPr>
+              <w:keepNext w:val="false"/>
               <w:spacing w:after="40" w:before="0"/>
               <w:jc w:val="left"/>
             </w:pPr>
@@ -12927,7 +13222,7 @@
             <w:pPr>
               <w:spacing w:after="20" w:before="0"/>
             </w:pPr>
-            <w:hyperlink w:history="1" r:id="rIdymfmandgtpn6827vyugqm">
+            <w:hyperlink w:history="1" r:id="rIdijsestr8llpw7vizj-ck6">
               <w:r>
                 <w:rPr>
                   <w:rFonts w:ascii="Arial" w:cs="Arial" w:eastAsia="Arial" w:hAnsi="Arial"/>
@@ -12960,7 +13255,7 @@
               <w:spacing w:after="10" w:before="0"/>
               <w:ind w:left="120"/>
             </w:pPr>
-            <w:hyperlink w:history="1" r:id="rIdd1z82yid6xgbd2445bw8f">
+            <w:hyperlink w:history="1" r:id="rIdzrdr4d8c9jy9fk1l8x9u6">
               <w:r>
                 <w:rPr>
                   <w:rFonts w:ascii="Arial" w:cs="Arial" w:eastAsia="Arial" w:hAnsi="Arial"/>
@@ -13005,7 +13300,7 @@
             <w:pPr>
               <w:spacing w:after="20" w:before="0"/>
             </w:pPr>
-            <w:hyperlink w:history="1" r:id="rId1l594enisgxgzyzsmhwhg">
+            <w:hyperlink w:history="1" r:id="rId9gomjm0brzzlky4t21xd5">
               <w:r>
                 <w:rPr>
                   <w:rFonts w:ascii="Arial" w:cs="Arial" w:eastAsia="Arial" w:hAnsi="Arial"/>
@@ -13038,7 +13333,7 @@
               <w:spacing w:after="10" w:before="0"/>
               <w:ind w:left="120"/>
             </w:pPr>
-            <w:hyperlink w:history="1" r:id="rIdhv9ahmjujwbfbixt8zm7z">
+            <w:hyperlink w:history="1" r:id="rIdtyrhb_8g1g4ipsrpwwlnj">
               <w:r>
                 <w:rPr>
                   <w:rFonts w:ascii="Arial" w:cs="Arial" w:eastAsia="Arial" w:hAnsi="Arial"/>
@@ -13066,6 +13361,7 @@
           </w:tcPr>
           <w:p>
             <w:pPr>
+              <w:keepNext w:val="false"/>
               <w:spacing w:after="40" w:before="0"/>
               <w:jc w:val="left"/>
             </w:pPr>
@@ -13098,6 +13394,7 @@
           </w:tcPr>
           <w:p>
             <w:pPr>
+              <w:keepNext w:val="false"/>
               <w:spacing w:after="40" w:before="0"/>
               <w:jc w:val="left"/>
             </w:pPr>
@@ -13130,6 +13427,7 @@
           </w:tcPr>
           <w:p>
             <w:pPr>
+              <w:keepNext w:val="false"/>
               <w:spacing w:after="40" w:before="0"/>
               <w:jc w:val="left"/>
             </w:pPr>
@@ -13162,6 +13460,7 @@
           </w:tcPr>
           <w:p>
             <w:pPr>
+              <w:keepNext w:val="false"/>
               <w:spacing w:after="40" w:before="0"/>
               <w:jc w:val="left"/>
             </w:pPr>
@@ -13196,6 +13495,7 @@
           </w:tcPr>
           <w:p>
             <w:pPr>
+              <w:keepNext w:val="false"/>
               <w:spacing w:after="40" w:before="0"/>
               <w:jc w:val="left"/>
             </w:pPr>
@@ -13233,7 +13533,7 @@
             <w:pPr>
               <w:spacing w:after="20" w:before="0"/>
             </w:pPr>
-            <w:hyperlink w:history="1" r:id="rIdnjbakjb5i4xn-hqdoean6">
+            <w:hyperlink w:history="1" r:id="rIdavxig4avkzugpv4fwba76">
               <w:r>
                 <w:rPr>
                   <w:rFonts w:ascii="Arial" w:cs="Arial" w:eastAsia="Arial" w:hAnsi="Arial"/>
@@ -13266,7 +13566,7 @@
               <w:spacing w:after="10" w:before="0"/>
               <w:ind w:left="120"/>
             </w:pPr>
-            <w:hyperlink w:history="1" r:id="rId0nquysuifnu7xmqdaxzws">
+            <w:hyperlink w:history="1" r:id="rIdqj775mnz6qh0xcc7trbex">
               <w:r>
                 <w:rPr>
                   <w:rFonts w:ascii="Arial" w:cs="Arial" w:eastAsia="Arial" w:hAnsi="Arial"/>
@@ -13311,7 +13611,7 @@
             <w:pPr>
               <w:spacing w:after="20" w:before="0"/>
             </w:pPr>
-            <w:hyperlink w:history="1" r:id="rIdbdorfdf05umo4ghdkzod9">
+            <w:hyperlink w:history="1" r:id="rId1mcquedlwr0qtflymizr9">
               <w:r>
                 <w:rPr>
                   <w:rFonts w:ascii="Arial" w:cs="Arial" w:eastAsia="Arial" w:hAnsi="Arial"/>
@@ -13344,7 +13644,7 @@
               <w:spacing w:after="10" w:before="0"/>
               <w:ind w:left="120"/>
             </w:pPr>
-            <w:hyperlink w:history="1" r:id="rIdt7mquvkwezrnosvqcp0er">
+            <w:hyperlink w:history="1" r:id="rIdkzpdro_n86nuhdduqgd1p">
               <w:r>
                 <w:rPr>
                   <w:rFonts w:ascii="Arial" w:cs="Arial" w:eastAsia="Arial" w:hAnsi="Arial"/>
@@ -13372,6 +13672,7 @@
           </w:tcPr>
           <w:p>
             <w:pPr>
+              <w:keepNext w:val="false"/>
               <w:spacing w:after="40" w:before="0"/>
               <w:jc w:val="left"/>
             </w:pPr>
@@ -13404,6 +13705,7 @@
           </w:tcPr>
           <w:p>
             <w:pPr>
+              <w:keepNext w:val="false"/>
               <w:spacing w:after="40" w:before="0"/>
               <w:jc w:val="left"/>
             </w:pPr>
@@ -13436,6 +13738,7 @@
           </w:tcPr>
           <w:p>
             <w:pPr>
+              <w:keepNext w:val="false"/>
               <w:spacing w:after="40" w:before="0"/>
               <w:jc w:val="left"/>
             </w:pPr>
@@ -13468,6 +13771,7 @@
           </w:tcPr>
           <w:p>
             <w:pPr>
+              <w:keepNext w:val="false"/>
               <w:spacing w:after="40" w:before="0"/>
               <w:jc w:val="left"/>
             </w:pPr>
@@ -13502,6 +13806,7 @@
           </w:tcPr>
           <w:p>
             <w:pPr>
+              <w:keepNext w:val="false"/>
               <w:spacing w:after="40" w:before="0"/>
               <w:jc w:val="left"/>
             </w:pPr>
@@ -13539,7 +13844,7 @@
             <w:pPr>
               <w:spacing w:after="20" w:before="0"/>
             </w:pPr>
-            <w:hyperlink w:history="1" r:id="rIdr_0fxn-rnpx0w0ckxdimk">
+            <w:hyperlink w:history="1" r:id="rId4evbvlves1i7zs43s-plg">
               <w:r>
                 <w:rPr>
                   <w:rFonts w:ascii="Arial" w:cs="Arial" w:eastAsia="Arial" w:hAnsi="Arial"/>
@@ -13572,7 +13877,7 @@
               <w:spacing w:after="10" w:before="0"/>
               <w:ind w:left="120"/>
             </w:pPr>
-            <w:hyperlink w:history="1" r:id="rIdugwdsjien9nzw_2riowsd">
+            <w:hyperlink w:history="1" r:id="rIdbi7iwdkli1j4kzjz-uu_v">
               <w:r>
                 <w:rPr>
                   <w:rFonts w:ascii="Arial" w:cs="Arial" w:eastAsia="Arial" w:hAnsi="Arial"/>
@@ -13617,7 +13922,7 @@
             <w:pPr>
               <w:spacing w:after="20" w:before="0"/>
             </w:pPr>
-            <w:hyperlink w:history="1" r:id="rIdwzrlj-xjrdhrjsirzho4m">
+            <w:hyperlink w:history="1" r:id="rIdfmiepywrlrq44470ii-8r">
               <w:r>
                 <w:rPr>
                   <w:rFonts w:ascii="Arial" w:cs="Arial" w:eastAsia="Arial" w:hAnsi="Arial"/>
@@ -13650,7 +13955,7 @@
               <w:spacing w:after="10" w:before="0"/>
               <w:ind w:left="120"/>
             </w:pPr>
-            <w:hyperlink w:history="1" r:id="rIdqo_0yjr59c51qrmh_regq">
+            <w:hyperlink w:history="1" r:id="rIdnq60yidnvp7wpzpy4abwj">
               <w:r>
                 <w:rPr>
                   <w:rFonts w:ascii="Arial" w:cs="Arial" w:eastAsia="Arial" w:hAnsi="Arial"/>
@@ -13678,6 +13983,7 @@
           </w:tcPr>
           <w:p>
             <w:pPr>
+              <w:keepNext w:val="false"/>
               <w:spacing w:after="40" w:before="0"/>
               <w:jc w:val="left"/>
             </w:pPr>
@@ -13710,6 +14016,7 @@
           </w:tcPr>
           <w:p>
             <w:pPr>
+              <w:keepNext w:val="false"/>
               <w:spacing w:after="40" w:before="0"/>
               <w:jc w:val="left"/>
             </w:pPr>
@@ -13742,6 +14049,7 @@
           </w:tcPr>
           <w:p>
             <w:pPr>
+              <w:keepNext w:val="false"/>
               <w:spacing w:after="40" w:before="0"/>
               <w:jc w:val="left"/>
             </w:pPr>
@@ -13774,6 +14082,7 @@
           </w:tcPr>
           <w:p>
             <w:pPr>
+              <w:keepNext w:val="false"/>
               <w:spacing w:after="40" w:before="0"/>
               <w:jc w:val="left"/>
             </w:pPr>
@@ -13808,6 +14117,7 @@
           </w:tcPr>
           <w:p>
             <w:pPr>
+              <w:keepNext w:val="false"/>
               <w:spacing w:after="40" w:before="0"/>
               <w:jc w:val="left"/>
             </w:pPr>
@@ -13845,7 +14155,7 @@
             <w:pPr>
               <w:spacing w:after="20" w:before="0"/>
             </w:pPr>
-            <w:hyperlink w:history="1" r:id="rId0ujdu4y_1p5pxufy2o0we">
+            <w:hyperlink w:history="1" r:id="rIdgvm4a0ts6gax8uz7ejekp">
               <w:r>
                 <w:rPr>
                   <w:rFonts w:ascii="Arial" w:cs="Arial" w:eastAsia="Arial" w:hAnsi="Arial"/>
@@ -13878,7 +14188,7 @@
               <w:spacing w:after="10" w:before="0"/>
               <w:ind w:left="120"/>
             </w:pPr>
-            <w:hyperlink w:history="1" r:id="rId2fnqtbzdnw9_9ael4i3i-">
+            <w:hyperlink w:history="1" r:id="rIdycxmptwxvqg9wz0or3ohk">
               <w:r>
                 <w:rPr>
                   <w:rFonts w:ascii="Arial" w:cs="Arial" w:eastAsia="Arial" w:hAnsi="Arial"/>
@@ -13923,7 +14233,7 @@
             <w:pPr>
               <w:spacing w:after="20" w:before="0"/>
             </w:pPr>
-            <w:hyperlink w:history="1" r:id="rIdsuf2qxjhr0a7i7wqjdxvm">
+            <w:hyperlink w:history="1" r:id="rIdvlt-afqfvicnkvow44gxl">
               <w:r>
                 <w:rPr>
                   <w:rFonts w:ascii="Arial" w:cs="Arial" w:eastAsia="Arial" w:hAnsi="Arial"/>
@@ -13956,7 +14266,7 @@
               <w:spacing w:after="10" w:before="0"/>
               <w:ind w:left="120"/>
             </w:pPr>
-            <w:hyperlink w:history="1" r:id="rIdd92vjikag58pqlp6tdlyt">
+            <w:hyperlink w:history="1" r:id="rIdr80lbngoci1ni7wc2tdx4">
               <w:r>
                 <w:rPr>
                   <w:rFonts w:ascii="Arial" w:cs="Arial" w:eastAsia="Arial" w:hAnsi="Arial"/>
@@ -13984,6 +14294,7 @@
           </w:tcPr>
           <w:p>
             <w:pPr>
+              <w:keepNext w:val="false"/>
               <w:spacing w:after="40" w:before="0"/>
               <w:jc w:val="left"/>
             </w:pPr>
@@ -14016,6 +14327,7 @@
           </w:tcPr>
           <w:p>
             <w:pPr>
+              <w:keepNext w:val="false"/>
               <w:spacing w:after="40" w:before="0"/>
               <w:jc w:val="left"/>
             </w:pPr>
@@ -14048,6 +14360,7 @@
           </w:tcPr>
           <w:p>
             <w:pPr>
+              <w:keepNext w:val="false"/>
               <w:spacing w:after="40" w:before="0"/>
               <w:jc w:val="left"/>
             </w:pPr>
@@ -14080,6 +14393,7 @@
           </w:tcPr>
           <w:p>
             <w:pPr>
+              <w:keepNext w:val="false"/>
               <w:spacing w:after="40" w:before="0"/>
               <w:jc w:val="left"/>
             </w:pPr>
@@ -14139,6 +14453,7 @@
           </w:tcPr>
           <w:p>
             <w:pPr>
+              <w:keepNext w:val="false"/>
               <w:spacing w:after="40" w:before="0"/>
               <w:jc w:val="center"/>
             </w:pPr>
@@ -14173,6 +14488,7 @@
           </w:tcPr>
           <w:p>
             <w:pPr>
+              <w:keepNext w:val="false"/>
               <w:spacing w:after="40" w:before="0"/>
               <w:jc w:val="left"/>
             </w:pPr>
@@ -14192,6 +14508,7 @@
           </w:p>
           <w:p>
             <w:pPr>
+              <w:keepNext w:val="false"/>
               <w:spacing w:after="40" w:before="0"/>
               <w:jc w:val="left"/>
             </w:pPr>
@@ -14211,6 +14528,7 @@
           </w:p>
           <w:p>
             <w:pPr>
+              <w:keepNext w:val="false"/>
               <w:spacing w:after="40" w:before="0"/>
               <w:jc w:val="left"/>
             </w:pPr>
@@ -14230,6 +14548,7 @@
           </w:p>
           <w:p>
             <w:pPr>
+              <w:keepNext w:val="false"/>
               <w:spacing w:after="40" w:before="0"/>
               <w:jc w:val="left"/>
             </w:pPr>
@@ -14249,6 +14568,7 @@
           </w:p>
           <w:p>
             <w:pPr>
+              <w:keepNext w:val="false"/>
               <w:spacing w:after="40" w:before="0"/>
               <w:jc w:val="left"/>
             </w:pPr>
@@ -14268,6 +14588,7 @@
           </w:p>
           <w:p>
             <w:pPr>
+              <w:keepNext w:val="false"/>
               <w:spacing w:after="40" w:before="0"/>
               <w:jc w:val="left"/>
             </w:pPr>
@@ -14287,6 +14608,7 @@
           </w:p>
           <w:p>
             <w:pPr>
+              <w:keepNext w:val="false"/>
               <w:spacing w:after="40" w:before="0"/>
               <w:jc w:val="left"/>
             </w:pPr>
@@ -14348,6 +14670,7 @@
           </w:tcPr>
           <w:p>
             <w:pPr>
+              <w:keepNext w:val="false"/>
               <w:spacing w:after="40" w:before="0"/>
               <w:jc w:val="center"/>
             </w:pPr>
@@ -14382,6 +14705,7 @@
           </w:tcPr>
           <w:p>
             <w:pPr>
+              <w:keepNext w:val="false"/>
               <w:spacing w:after="40" w:before="0"/>
               <w:jc w:val="left"/>
             </w:pPr>
@@ -14414,6 +14738,7 @@
           </w:tcPr>
           <w:p>
             <w:pPr>
+              <w:keepNext w:val="false"/>
               <w:spacing w:after="40" w:before="0"/>
               <w:jc w:val="left"/>
             </w:pPr>
@@ -14448,6 +14773,7 @@
           </w:tcPr>
           <w:p>
             <w:pPr>
+              <w:keepNext w:val="false"/>
               <w:spacing w:after="40" w:before="0"/>
               <w:jc w:val="left"/>
             </w:pPr>
@@ -14480,6 +14806,7 @@
           </w:tcPr>
           <w:p>
             <w:pPr>
+              <w:keepNext w:val="false"/>
               <w:spacing w:after="40" w:before="0"/>
               <w:jc w:val="left"/>
             </w:pPr>
@@ -14514,6 +14841,7 @@
           </w:tcPr>
           <w:p>
             <w:pPr>
+              <w:keepNext w:val="false"/>
               <w:spacing w:after="40" w:before="0"/>
               <w:jc w:val="left"/>
             </w:pPr>
@@ -14546,6 +14874,7 @@
           </w:tcPr>
           <w:p>
             <w:pPr>
+              <w:keepNext w:val="false"/>
               <w:spacing w:after="40" w:before="0"/>
               <w:jc w:val="left"/>
             </w:pPr>
@@ -14582,7 +14911,7 @@
         </w:rPr>
         <w:t xml:space="preserve">© 2026 SeaVuria and ARES. Aligned with KICD objectives. Developed by SeaVuria; technical implementation by ARES (with AI assistance from Claude). Licensed under </w:t>
       </w:r>
-      <w:hyperlink w:history="1" r:id="rIdxxooxgakqhnj-jlhayabl">
+      <w:hyperlink w:history="1" r:id="rId6q-lwxlm7hhuii_eosyfg">
         <w:r>
           <w:rPr>
             <w:rFonts w:ascii="Arial" w:cs="Arial" w:eastAsia="Arial" w:hAnsi="Arial"/>
@@ -14603,7 +14932,7 @@
         </w:rPr>
         <w:t xml:space="preserve"> (</w:t>
       </w:r>
-      <w:hyperlink w:history="1" r:id="rIdz0o2t0c_uuweopnlbh6gc">
+      <w:hyperlink w:history="1" r:id="rIdn6gbr_vlwhepruf4ggf5a">
         <w:r>
           <w:rPr>
             <w:rFonts w:ascii="Arial" w:cs="Arial" w:eastAsia="Arial" w:hAnsi="Arial"/>
@@ -14663,6 +14992,7 @@
           </w:tcPr>
           <w:p>
             <w:pPr>
+              <w:keepNext w:val="false"/>
               <w:spacing w:after="40" w:before="0"/>
               <w:jc w:val="center"/>
             </w:pPr>
@@ -14698,6 +15028,7 @@
           </w:tcPr>
           <w:p>
             <w:pPr>
+              <w:keepNext w:val="false"/>
               <w:spacing w:after="40" w:before="0"/>
               <w:jc w:val="center"/>
             </w:pPr>
@@ -14732,6 +15063,7 @@
           </w:tcPr>
           <w:p>
             <w:pPr>
+              <w:keepNext w:val="false"/>
               <w:spacing w:after="40" w:before="0"/>
               <w:jc w:val="left"/>
             </w:pPr>
@@ -14764,6 +15096,7 @@
           </w:tcPr>
           <w:p>
             <w:pPr>
+              <w:keepNext w:val="false"/>
               <w:spacing w:after="40" w:before="0"/>
               <w:jc w:val="left"/>
             </w:pPr>
@@ -14798,6 +15131,7 @@
           </w:tcPr>
           <w:p>
             <w:pPr>
+              <w:keepNext w:val="false"/>
               <w:spacing w:after="40" w:before="0"/>
               <w:jc w:val="left"/>
             </w:pPr>
@@ -14830,6 +15164,7 @@
           </w:tcPr>
           <w:p>
             <w:pPr>
+              <w:keepNext w:val="false"/>
               <w:spacing w:after="40" w:before="0"/>
               <w:jc w:val="left"/>
             </w:pPr>
@@ -14864,6 +15199,7 @@
           </w:tcPr>
           <w:p>
             <w:pPr>
+              <w:keepNext w:val="false"/>
               <w:spacing w:after="40" w:before="0"/>
               <w:jc w:val="left"/>
             </w:pPr>
@@ -14896,6 +15232,7 @@
           </w:tcPr>
           <w:p>
             <w:pPr>
+              <w:keepNext w:val="false"/>
               <w:spacing w:after="40" w:before="0"/>
               <w:jc w:val="left"/>
             </w:pPr>
@@ -14930,6 +15267,7 @@
           </w:tcPr>
           <w:p>
             <w:pPr>
+              <w:keepNext w:val="false"/>
               <w:spacing w:after="40" w:before="0"/>
               <w:jc w:val="left"/>
             </w:pPr>
@@ -14962,6 +15300,7 @@
           </w:tcPr>
           <w:p>
             <w:pPr>
+              <w:keepNext w:val="false"/>
               <w:spacing w:after="40" w:before="0"/>
               <w:jc w:val="left"/>
             </w:pPr>
@@ -14996,6 +15335,7 @@
           </w:tcPr>
           <w:p>
             <w:pPr>
+              <w:keepNext w:val="false"/>
               <w:spacing w:after="40" w:before="0"/>
               <w:jc w:val="left"/>
             </w:pPr>
@@ -15028,6 +15368,7 @@
           </w:tcPr>
           <w:p>
             <w:pPr>
+              <w:keepNext w:val="false"/>
               <w:spacing w:after="40" w:before="0"/>
               <w:jc w:val="left"/>
             </w:pPr>
@@ -15062,6 +15403,7 @@
           </w:tcPr>
           <w:p>
             <w:pPr>
+              <w:keepNext w:val="false"/>
               <w:spacing w:after="40" w:before="0"/>
               <w:jc w:val="left"/>
             </w:pPr>
@@ -15094,6 +15436,7 @@
           </w:tcPr>
           <w:p>
             <w:pPr>
+              <w:keepNext w:val="false"/>
               <w:spacing w:after="40" w:before="0"/>
               <w:jc w:val="left"/>
             </w:pPr>
@@ -15128,6 +15471,7 @@
           </w:tcPr>
           <w:p>
             <w:pPr>
+              <w:keepNext w:val="false"/>
               <w:spacing w:after="40" w:before="0"/>
               <w:jc w:val="left"/>
             </w:pPr>
@@ -15160,6 +15504,7 @@
           </w:tcPr>
           <w:p>
             <w:pPr>
+              <w:keepNext w:val="false"/>
               <w:spacing w:after="40" w:before="0"/>
               <w:jc w:val="left"/>
             </w:pPr>
@@ -15194,6 +15539,7 @@
           </w:tcPr>
           <w:p>
             <w:pPr>
+              <w:keepNext w:val="false"/>
               <w:spacing w:after="40" w:before="0"/>
               <w:jc w:val="left"/>
             </w:pPr>
@@ -15226,6 +15572,7 @@
           </w:tcPr>
           <w:p>
             <w:pPr>
+              <w:keepNext w:val="false"/>
               <w:spacing w:after="40" w:before="0"/>
               <w:jc w:val="left"/>
             </w:pPr>
@@ -15285,6 +15632,7 @@
           </w:tcPr>
           <w:p>
             <w:pPr>
+              <w:keepNext w:val="false"/>
               <w:spacing w:after="40" w:before="0"/>
               <w:jc w:val="center"/>
             </w:pPr>
@@ -15319,6 +15667,7 @@
           </w:tcPr>
           <w:p>
             <w:pPr>
+              <w:keepNext w:val="false"/>
               <w:spacing w:after="40" w:before="0"/>
               <w:jc w:val="left"/>
             </w:pPr>
@@ -15383,6 +15732,7 @@
           </w:tcPr>
           <w:p>
             <w:pPr>
+              <w:keepNext w:val="false"/>
               <w:spacing w:after="40" w:before="0"/>
               <w:jc w:val="center"/>
             </w:pPr>
@@ -15417,6 +15767,7 @@
           </w:tcPr>
           <w:p>
             <w:pPr>
+              <w:keepNext w:val="false"/>
               <w:spacing w:after="40" w:before="0"/>
               <w:jc w:val="left"/>
             </w:pPr>
@@ -15449,6 +15800,7 @@
           </w:tcPr>
           <w:p>
             <w:pPr>
+              <w:keepNext w:val="false"/>
               <w:spacing w:after="40" w:before="0"/>
               <w:jc w:val="left"/>
             </w:pPr>
@@ -15481,6 +15833,7 @@
           </w:tcPr>
           <w:p>
             <w:pPr>
+              <w:keepNext w:val="false"/>
               <w:spacing w:after="40" w:before="0"/>
               <w:jc w:val="left"/>
             </w:pPr>
@@ -15513,6 +15866,7 @@
           </w:tcPr>
           <w:p>
             <w:pPr>
+              <w:keepNext w:val="false"/>
               <w:spacing w:after="40" w:before="0"/>
               <w:jc w:val="left"/>
             </w:pPr>
@@ -15545,6 +15899,7 @@
           </w:tcPr>
           <w:p>
             <w:pPr>
+              <w:keepNext w:val="false"/>
               <w:spacing w:after="40" w:before="0"/>
               <w:jc w:val="left"/>
             </w:pPr>
@@ -15579,6 +15934,7 @@
           </w:tcPr>
           <w:p>
             <w:pPr>
+              <w:keepNext w:val="false"/>
               <w:spacing w:after="40" w:before="0"/>
               <w:jc w:val="left"/>
             </w:pPr>
@@ -15616,7 +15972,7 @@
             <w:pPr>
               <w:spacing w:after="20" w:before="0"/>
             </w:pPr>
-            <w:hyperlink w:history="1" r:id="rIdzma3jti0bjfozyi8craod">
+            <w:hyperlink w:history="1" r:id="rIdxdz0eluobgudaqvf3b6ue">
               <w:r>
                 <w:rPr>
                   <w:rFonts w:ascii="Arial" w:cs="Arial" w:eastAsia="Arial" w:hAnsi="Arial"/>
@@ -15665,7 +16021,7 @@
               <w:spacing w:after="10" w:before="0"/>
               <w:ind w:left="120"/>
             </w:pPr>
-            <w:hyperlink w:history="1" r:id="rIdlsott0sztmoh4v6egsn6u">
+            <w:hyperlink w:history="1" r:id="rIdt4-ykc5fgsihg3rzq0a62">
               <w:r>
                 <w:rPr>
                   <w:rFonts w:ascii="Arial" w:cs="Arial" w:eastAsia="Arial" w:hAnsi="Arial"/>
@@ -15727,7 +16083,7 @@
               <w:spacing w:after="10" w:before="0"/>
               <w:ind w:left="120"/>
             </w:pPr>
-            <w:hyperlink w:history="1" r:id="rIdc2s2habsqfc7r4apczz9r">
+            <w:hyperlink w:history="1" r:id="rIdf_mbkoby1tuntrhv4vmie">
               <w:r>
                 <w:rPr>
                   <w:rFonts w:ascii="Arial" w:cs="Arial" w:eastAsia="Arial" w:hAnsi="Arial"/>
@@ -15770,6 +16126,7 @@
           </w:tcPr>
           <w:p>
             <w:pPr>
+              <w:keepNext w:val="false"/>
               <w:spacing w:after="40" w:before="0"/>
               <w:jc w:val="left"/>
             </w:pPr>
@@ -15802,6 +16159,7 @@
           </w:tcPr>
           <w:p>
             <w:pPr>
+              <w:keepNext w:val="false"/>
               <w:spacing w:after="40" w:before="0"/>
               <w:jc w:val="left"/>
             </w:pPr>
@@ -15834,6 +16192,7 @@
           </w:tcPr>
           <w:p>
             <w:pPr>
+              <w:keepNext w:val="false"/>
               <w:spacing w:after="40" w:before="0"/>
               <w:jc w:val="left"/>
             </w:pPr>
@@ -15866,6 +16225,7 @@
           </w:tcPr>
           <w:p>
             <w:pPr>
+              <w:keepNext w:val="false"/>
               <w:spacing w:after="40" w:before="0"/>
               <w:jc w:val="left"/>
             </w:pPr>
@@ -15900,6 +16260,7 @@
           </w:tcPr>
           <w:p>
             <w:pPr>
+              <w:keepNext w:val="false"/>
               <w:spacing w:after="40" w:before="0"/>
               <w:jc w:val="left"/>
             </w:pPr>
@@ -15937,7 +16298,7 @@
             <w:pPr>
               <w:spacing w:after="20" w:before="0"/>
             </w:pPr>
-            <w:hyperlink w:history="1" r:id="rIdhdzmjgn9f0m0fifyxuwr1">
+            <w:hyperlink w:history="1" r:id="rIdgvltzcn37hxigal8wrx7h">
               <w:r>
                 <w:rPr>
                   <w:rFonts w:ascii="Arial" w:cs="Arial" w:eastAsia="Arial" w:hAnsi="Arial"/>
@@ -15986,7 +16347,7 @@
               <w:spacing w:after="10" w:before="0"/>
               <w:ind w:left="120"/>
             </w:pPr>
-            <w:hyperlink w:history="1" r:id="rIdorf4o7j-rdvluhdhzrhtt">
+            <w:hyperlink w:history="1" r:id="rIdxemw3ssh-4erxvvapf3v-">
               <w:r>
                 <w:rPr>
                   <w:rFonts w:ascii="Arial" w:cs="Arial" w:eastAsia="Arial" w:hAnsi="Arial"/>
@@ -16048,7 +16409,7 @@
               <w:spacing w:after="10" w:before="0"/>
               <w:ind w:left="120"/>
             </w:pPr>
-            <w:hyperlink w:history="1" r:id="rIdkgde2bqaxyqd1gjv5lhnd">
+            <w:hyperlink w:history="1" r:id="rId3qt8pu7leb9v5w9fgc1eo">
               <w:r>
                 <w:rPr>
                   <w:rFonts w:ascii="Arial" w:cs="Arial" w:eastAsia="Arial" w:hAnsi="Arial"/>
@@ -16091,6 +16452,7 @@
           </w:tcPr>
           <w:p>
             <w:pPr>
+              <w:keepNext w:val="false"/>
               <w:spacing w:after="40" w:before="0"/>
               <w:jc w:val="left"/>
             </w:pPr>
@@ -16123,6 +16485,7 @@
           </w:tcPr>
           <w:p>
             <w:pPr>
+              <w:keepNext w:val="false"/>
               <w:spacing w:after="40" w:before="0"/>
               <w:jc w:val="left"/>
             </w:pPr>
@@ -16155,6 +16518,7 @@
           </w:tcPr>
           <w:p>
             <w:pPr>
+              <w:keepNext w:val="false"/>
               <w:spacing w:after="40" w:before="0"/>
               <w:jc w:val="left"/>
             </w:pPr>
@@ -16187,6 +16551,7 @@
           </w:tcPr>
           <w:p>
             <w:pPr>
+              <w:keepNext w:val="false"/>
               <w:spacing w:after="40" w:before="0"/>
               <w:jc w:val="left"/>
             </w:pPr>
@@ -16221,6 +16586,7 @@
           </w:tcPr>
           <w:p>
             <w:pPr>
+              <w:keepNext w:val="false"/>
               <w:spacing w:after="40" w:before="0"/>
               <w:jc w:val="left"/>
             </w:pPr>
@@ -16258,7 +16624,7 @@
             <w:pPr>
               <w:spacing w:after="20" w:before="0"/>
             </w:pPr>
-            <w:hyperlink w:history="1" r:id="rIdbgvxtbkkrk0cbtpbscsu_">
+            <w:hyperlink w:history="1" r:id="rIdvvpoobbdwhi-rmosqnhot">
               <w:r>
                 <w:rPr>
                   <w:rFonts w:ascii="Arial" w:cs="Arial" w:eastAsia="Arial" w:hAnsi="Arial"/>
@@ -16307,7 +16673,7 @@
               <w:spacing w:after="10" w:before="0"/>
               <w:ind w:left="120"/>
             </w:pPr>
-            <w:hyperlink w:history="1" r:id="rId2ub-bcjaaejj2di6hhl67">
+            <w:hyperlink w:history="1" r:id="rIdeisa799cxullbnqsw4qtb">
               <w:r>
                 <w:rPr>
                   <w:rFonts w:ascii="Arial" w:cs="Arial" w:eastAsia="Arial" w:hAnsi="Arial"/>
@@ -16369,7 +16735,7 @@
               <w:spacing w:after="10" w:before="0"/>
               <w:ind w:left="120"/>
             </w:pPr>
-            <w:hyperlink w:history="1" r:id="rIdryxpzrljalnu9ults_fjt">
+            <w:hyperlink w:history="1" r:id="rId4raebziht7ycafvrj9ook">
               <w:r>
                 <w:rPr>
                   <w:rFonts w:ascii="Arial" w:cs="Arial" w:eastAsia="Arial" w:hAnsi="Arial"/>
@@ -16412,6 +16778,7 @@
           </w:tcPr>
           <w:p>
             <w:pPr>
+              <w:keepNext w:val="false"/>
               <w:spacing w:after="40" w:before="0"/>
               <w:jc w:val="left"/>
             </w:pPr>
@@ -16444,6 +16811,7 @@
           </w:tcPr>
           <w:p>
             <w:pPr>
+              <w:keepNext w:val="false"/>
               <w:spacing w:after="40" w:before="0"/>
               <w:jc w:val="left"/>
             </w:pPr>
@@ -16476,6 +16844,7 @@
           </w:tcPr>
           <w:p>
             <w:pPr>
+              <w:keepNext w:val="false"/>
               <w:spacing w:after="40" w:before="0"/>
               <w:jc w:val="left"/>
             </w:pPr>
@@ -16508,6 +16877,7 @@
           </w:tcPr>
           <w:p>
             <w:pPr>
+              <w:keepNext w:val="false"/>
               <w:spacing w:after="40" w:before="0"/>
               <w:jc w:val="left"/>
             </w:pPr>
@@ -16542,6 +16912,7 @@
           </w:tcPr>
           <w:p>
             <w:pPr>
+              <w:keepNext w:val="false"/>
               <w:spacing w:after="40" w:before="0"/>
               <w:jc w:val="left"/>
             </w:pPr>
@@ -16579,7 +16950,7 @@
             <w:pPr>
               <w:spacing w:after="20" w:before="0"/>
             </w:pPr>
-            <w:hyperlink w:history="1" r:id="rIdfjfm4mhw_d2rgerwntqwt">
+            <w:hyperlink w:history="1" r:id="rIdh0glkbahnq8gezgnmx9ay">
               <w:r>
                 <w:rPr>
                   <w:rFonts w:ascii="Arial" w:cs="Arial" w:eastAsia="Arial" w:hAnsi="Arial"/>
@@ -16628,7 +16999,7 @@
               <w:spacing w:after="10" w:before="0"/>
               <w:ind w:left="120"/>
             </w:pPr>
-            <w:hyperlink w:history="1" r:id="rIdi6vx4z-hpjux7bamtcqd-">
+            <w:hyperlink w:history="1" r:id="rIdqh4cmv0dp7qlo-rqcciha">
               <w:r>
                 <w:rPr>
                   <w:rFonts w:ascii="Arial" w:cs="Arial" w:eastAsia="Arial" w:hAnsi="Arial"/>
@@ -16690,7 +17061,7 @@
               <w:spacing w:after="10" w:before="0"/>
               <w:ind w:left="120"/>
             </w:pPr>
-            <w:hyperlink w:history="1" r:id="rIdtduheoeaipxx2rzneeyb7">
+            <w:hyperlink w:history="1" r:id="rIdsvujkxd9dqbeahxjorux2">
               <w:r>
                 <w:rPr>
                   <w:rFonts w:ascii="Arial" w:cs="Arial" w:eastAsia="Arial" w:hAnsi="Arial"/>
@@ -16733,6 +17104,7 @@
           </w:tcPr>
           <w:p>
             <w:pPr>
+              <w:keepNext w:val="false"/>
               <w:spacing w:after="40" w:before="0"/>
               <w:jc w:val="left"/>
             </w:pPr>
@@ -16765,6 +17137,7 @@
           </w:tcPr>
           <w:p>
             <w:pPr>
+              <w:keepNext w:val="false"/>
               <w:spacing w:after="40" w:before="0"/>
               <w:jc w:val="left"/>
             </w:pPr>
@@ -16797,6 +17170,7 @@
           </w:tcPr>
           <w:p>
             <w:pPr>
+              <w:keepNext w:val="false"/>
               <w:spacing w:after="40" w:before="0"/>
               <w:jc w:val="left"/>
             </w:pPr>
@@ -16829,6 +17203,7 @@
           </w:tcPr>
           <w:p>
             <w:pPr>
+              <w:keepNext w:val="false"/>
               <w:spacing w:after="40" w:before="0"/>
               <w:jc w:val="left"/>
             </w:pPr>
@@ -16863,6 +17238,7 @@
           </w:tcPr>
           <w:p>
             <w:pPr>
+              <w:keepNext w:val="false"/>
               <w:spacing w:after="40" w:before="0"/>
               <w:jc w:val="left"/>
             </w:pPr>
@@ -16900,7 +17276,7 @@
             <w:pPr>
               <w:spacing w:after="20" w:before="0"/>
             </w:pPr>
-            <w:hyperlink w:history="1" r:id="rIdxubs-fxdze_gynap4od_m">
+            <w:hyperlink w:history="1" r:id="rIdkb0iozfbaaa1jouckg9d5">
               <w:r>
                 <w:rPr>
                   <w:rFonts w:ascii="Arial" w:cs="Arial" w:eastAsia="Arial" w:hAnsi="Arial"/>
@@ -16949,7 +17325,7 @@
               <w:spacing w:after="10" w:before="0"/>
               <w:ind w:left="120"/>
             </w:pPr>
-            <w:hyperlink w:history="1" r:id="rIdlttfhlubxoa6yrigmiww4">
+            <w:hyperlink w:history="1" r:id="rIdsjpfa-9nu8x-qyhewictp">
               <w:r>
                 <w:rPr>
                   <w:rFonts w:ascii="Arial" w:cs="Arial" w:eastAsia="Arial" w:hAnsi="Arial"/>
@@ -17011,7 +17387,7 @@
               <w:spacing w:after="10" w:before="0"/>
               <w:ind w:left="120"/>
             </w:pPr>
-            <w:hyperlink w:history="1" r:id="rIdnj4jpbktp4xhdrme95yag">
+            <w:hyperlink w:history="1" r:id="rIdlrycqurrpexj7je-pdfwd">
               <w:r>
                 <w:rPr>
                   <w:rFonts w:ascii="Arial" w:cs="Arial" w:eastAsia="Arial" w:hAnsi="Arial"/>
@@ -17054,6 +17430,7 @@
           </w:tcPr>
           <w:p>
             <w:pPr>
+              <w:keepNext w:val="false"/>
               <w:spacing w:after="40" w:before="0"/>
               <w:jc w:val="left"/>
             </w:pPr>
@@ -17086,6 +17463,7 @@
           </w:tcPr>
           <w:p>
             <w:pPr>
+              <w:keepNext w:val="false"/>
               <w:spacing w:after="40" w:before="0"/>
               <w:jc w:val="left"/>
             </w:pPr>
@@ -17118,6 +17496,7 @@
           </w:tcPr>
           <w:p>
             <w:pPr>
+              <w:keepNext w:val="false"/>
               <w:spacing w:after="40" w:before="0"/>
               <w:jc w:val="left"/>
             </w:pPr>
@@ -17150,6 +17529,7 @@
           </w:tcPr>
           <w:p>
             <w:pPr>
+              <w:keepNext w:val="false"/>
               <w:spacing w:after="40" w:before="0"/>
               <w:jc w:val="left"/>
             </w:pPr>
@@ -17209,6 +17589,7 @@
           </w:tcPr>
           <w:p>
             <w:pPr>
+              <w:keepNext w:val="false"/>
               <w:spacing w:after="40" w:before="0"/>
               <w:jc w:val="center"/>
             </w:pPr>
@@ -17243,6 +17624,7 @@
           </w:tcPr>
           <w:p>
             <w:pPr>
+              <w:keepNext w:val="false"/>
               <w:spacing w:after="40" w:before="0"/>
               <w:jc w:val="left"/>
             </w:pPr>
@@ -17304,6 +17686,7 @@
           </w:tcPr>
           <w:p>
             <w:pPr>
+              <w:keepNext w:val="false"/>
               <w:spacing w:after="40" w:before="0"/>
               <w:jc w:val="center"/>
             </w:pPr>
@@ -17338,6 +17721,7 @@
           </w:tcPr>
           <w:p>
             <w:pPr>
+              <w:keepNext w:val="false"/>
               <w:spacing w:after="40" w:before="0"/>
               <w:jc w:val="left"/>
             </w:pPr>
@@ -17370,6 +17754,7 @@
           </w:tcPr>
           <w:p>
             <w:pPr>
+              <w:keepNext w:val="false"/>
               <w:spacing w:after="40" w:before="0"/>
               <w:jc w:val="left"/>
             </w:pPr>
@@ -17404,6 +17789,7 @@
           </w:tcPr>
           <w:p>
             <w:pPr>
+              <w:keepNext w:val="false"/>
               <w:spacing w:after="40" w:before="0"/>
               <w:jc w:val="left"/>
             </w:pPr>
@@ -17436,6 +17822,7 @@
           </w:tcPr>
           <w:p>
             <w:pPr>
+              <w:keepNext w:val="false"/>
               <w:spacing w:after="40" w:before="0"/>
               <w:jc w:val="left"/>
             </w:pPr>
@@ -17470,6 +17857,7 @@
           </w:tcPr>
           <w:p>
             <w:pPr>
+              <w:keepNext w:val="false"/>
               <w:spacing w:after="40" w:before="0"/>
               <w:jc w:val="left"/>
             </w:pPr>
@@ -17502,6 +17890,7 @@
           </w:tcPr>
           <w:p>
             <w:pPr>
+              <w:keepNext w:val="false"/>
               <w:spacing w:after="40" w:before="0"/>
               <w:jc w:val="left"/>
             </w:pPr>
@@ -17538,7 +17927,7 @@
         </w:rPr>
         <w:t xml:space="preserve">© 2026 SeaVuria and ARES. Aligned with KICD objectives. Developed by SeaVuria; technical implementation by ARES (with AI assistance from Claude). Licensed under </w:t>
       </w:r>
-      <w:hyperlink w:history="1" r:id="rIdvixvrygfelold5u1grxzi">
+      <w:hyperlink w:history="1" r:id="rIdzs3qcnhhss1arbodwtlsd">
         <w:r>
           <w:rPr>
             <w:rFonts w:ascii="Arial" w:cs="Arial" w:eastAsia="Arial" w:hAnsi="Arial"/>
@@ -17559,7 +17948,7 @@
         </w:rPr>
         <w:t xml:space="preserve"> (</w:t>
       </w:r>
-      <w:hyperlink w:history="1" r:id="rIdb4q2i67bpz9vwew5nltoi">
+      <w:hyperlink w:history="1" r:id="rIdh7zavquotlm2-j9gs4wzj">
         <w:r>
           <w:rPr>
             <w:rFonts w:ascii="Arial" w:cs="Arial" w:eastAsia="Arial" w:hAnsi="Arial"/>
@@ -17619,6 +18008,7 @@
           </w:tcPr>
           <w:p>
             <w:pPr>
+              <w:keepNext w:val="false"/>
               <w:spacing w:after="40" w:before="0"/>
               <w:jc w:val="center"/>
             </w:pPr>
@@ -17654,6 +18044,7 @@
           </w:tcPr>
           <w:p>
             <w:pPr>
+              <w:keepNext w:val="false"/>
               <w:spacing w:after="40" w:before="0"/>
               <w:jc w:val="center"/>
             </w:pPr>
@@ -17688,6 +18079,7 @@
           </w:tcPr>
           <w:p>
             <w:pPr>
+              <w:keepNext w:val="false"/>
               <w:spacing w:after="40" w:before="0"/>
               <w:jc w:val="left"/>
             </w:pPr>
@@ -17720,6 +18112,7 @@
           </w:tcPr>
           <w:p>
             <w:pPr>
+              <w:keepNext w:val="false"/>
               <w:spacing w:after="40" w:before="0"/>
               <w:jc w:val="left"/>
             </w:pPr>
@@ -17754,6 +18147,7 @@
           </w:tcPr>
           <w:p>
             <w:pPr>
+              <w:keepNext w:val="false"/>
               <w:spacing w:after="40" w:before="0"/>
               <w:jc w:val="left"/>
             </w:pPr>
@@ -17786,6 +18180,7 @@
           </w:tcPr>
           <w:p>
             <w:pPr>
+              <w:keepNext w:val="false"/>
               <w:spacing w:after="40" w:before="0"/>
               <w:jc w:val="left"/>
             </w:pPr>
@@ -17820,6 +18215,7 @@
           </w:tcPr>
           <w:p>
             <w:pPr>
+              <w:keepNext w:val="false"/>
               <w:spacing w:after="40" w:before="0"/>
               <w:jc w:val="left"/>
             </w:pPr>
@@ -17852,6 +18248,7 @@
           </w:tcPr>
           <w:p>
             <w:pPr>
+              <w:keepNext w:val="false"/>
               <w:spacing w:after="40" w:before="0"/>
               <w:jc w:val="left"/>
             </w:pPr>
@@ -17886,6 +18283,7 @@
           </w:tcPr>
           <w:p>
             <w:pPr>
+              <w:keepNext w:val="false"/>
               <w:spacing w:after="40" w:before="0"/>
               <w:jc w:val="left"/>
             </w:pPr>
@@ -17918,6 +18316,7 @@
           </w:tcPr>
           <w:p>
             <w:pPr>
+              <w:keepNext w:val="false"/>
               <w:spacing w:after="40" w:before="0"/>
               <w:jc w:val="left"/>
             </w:pPr>
@@ -17952,6 +18351,7 @@
           </w:tcPr>
           <w:p>
             <w:pPr>
+              <w:keepNext w:val="false"/>
               <w:spacing w:after="40" w:before="0"/>
               <w:jc w:val="left"/>
             </w:pPr>
@@ -17984,6 +18384,7 @@
           </w:tcPr>
           <w:p>
             <w:pPr>
+              <w:keepNext w:val="false"/>
               <w:spacing w:after="40" w:before="0"/>
               <w:jc w:val="left"/>
             </w:pPr>
@@ -18018,6 +18419,7 @@
           </w:tcPr>
           <w:p>
             <w:pPr>
+              <w:keepNext w:val="false"/>
               <w:spacing w:after="40" w:before="0"/>
               <w:jc w:val="left"/>
             </w:pPr>
@@ -18050,6 +18452,7 @@
           </w:tcPr>
           <w:p>
             <w:pPr>
+              <w:keepNext w:val="false"/>
               <w:spacing w:after="40" w:before="0"/>
               <w:jc w:val="left"/>
             </w:pPr>
@@ -18084,6 +18487,7 @@
           </w:tcPr>
           <w:p>
             <w:pPr>
+              <w:keepNext w:val="false"/>
               <w:spacing w:after="40" w:before="0"/>
               <w:jc w:val="left"/>
             </w:pPr>
@@ -18116,6 +18520,7 @@
           </w:tcPr>
           <w:p>
             <w:pPr>
+              <w:keepNext w:val="false"/>
               <w:spacing w:after="40" w:before="0"/>
               <w:jc w:val="left"/>
             </w:pPr>
@@ -18150,6 +18555,7 @@
           </w:tcPr>
           <w:p>
             <w:pPr>
+              <w:keepNext w:val="false"/>
               <w:spacing w:after="40" w:before="0"/>
               <w:jc w:val="left"/>
             </w:pPr>
@@ -18182,6 +18588,7 @@
           </w:tcPr>
           <w:p>
             <w:pPr>
+              <w:keepNext w:val="false"/>
               <w:spacing w:after="40" w:before="0"/>
               <w:jc w:val="left"/>
             </w:pPr>
@@ -18241,6 +18648,7 @@
           </w:tcPr>
           <w:p>
             <w:pPr>
+              <w:keepNext w:val="false"/>
               <w:spacing w:after="40" w:before="0"/>
               <w:jc w:val="center"/>
             </w:pPr>
@@ -18275,6 +18683,7 @@
           </w:tcPr>
           <w:p>
             <w:pPr>
+              <w:keepNext w:val="false"/>
               <w:spacing w:after="40" w:before="0"/>
               <w:jc w:val="left"/>
             </w:pPr>
@@ -18339,6 +18748,7 @@
           </w:tcPr>
           <w:p>
             <w:pPr>
+              <w:keepNext w:val="false"/>
               <w:spacing w:after="40" w:before="0"/>
               <w:jc w:val="center"/>
             </w:pPr>
@@ -18373,6 +18783,7 @@
           </w:tcPr>
           <w:p>
             <w:pPr>
+              <w:keepNext w:val="false"/>
               <w:spacing w:after="40" w:before="0"/>
               <w:jc w:val="left"/>
             </w:pPr>
@@ -18405,6 +18816,7 @@
           </w:tcPr>
           <w:p>
             <w:pPr>
+              <w:keepNext w:val="false"/>
               <w:spacing w:after="40" w:before="0"/>
               <w:jc w:val="left"/>
             </w:pPr>
@@ -18437,6 +18849,7 @@
           </w:tcPr>
           <w:p>
             <w:pPr>
+              <w:keepNext w:val="false"/>
               <w:spacing w:after="40" w:before="0"/>
               <w:jc w:val="left"/>
             </w:pPr>
@@ -18469,6 +18882,7 @@
           </w:tcPr>
           <w:p>
             <w:pPr>
+              <w:keepNext w:val="false"/>
               <w:spacing w:after="40" w:before="0"/>
               <w:jc w:val="left"/>
             </w:pPr>
@@ -18501,6 +18915,7 @@
           </w:tcPr>
           <w:p>
             <w:pPr>
+              <w:keepNext w:val="false"/>
               <w:spacing w:after="40" w:before="0"/>
               <w:jc w:val="left"/>
             </w:pPr>
@@ -18535,6 +18950,7 @@
           </w:tcPr>
           <w:p>
             <w:pPr>
+              <w:keepNext w:val="false"/>
               <w:spacing w:after="40" w:before="0"/>
               <w:jc w:val="left"/>
             </w:pPr>
@@ -18572,7 +18988,7 @@
             <w:pPr>
               <w:spacing w:after="20" w:before="0"/>
             </w:pPr>
-            <w:hyperlink w:history="1" r:id="rIdgkpnhdmaowgpvxjjl90v5">
+            <w:hyperlink w:history="1" r:id="rIdqptf1xbw5thdyzrccd8zh">
               <w:r>
                 <w:rPr>
                   <w:rFonts w:ascii="Arial" w:cs="Arial" w:eastAsia="Arial" w:hAnsi="Arial"/>
@@ -18605,7 +19021,7 @@
               <w:spacing w:after="10" w:before="0"/>
               <w:ind w:left="120"/>
             </w:pPr>
-            <w:hyperlink w:history="1" r:id="rId0f_gyzvhd4xoyjrwy8kqw">
+            <w:hyperlink w:history="1" r:id="rIdxdzxj0by38vhwr2ymqg-x">
               <w:r>
                 <w:rPr>
                   <w:rFonts w:ascii="Arial" w:cs="Arial" w:eastAsia="Arial" w:hAnsi="Arial"/>
@@ -18650,7 +19066,7 @@
             <w:pPr>
               <w:spacing w:after="20" w:before="0"/>
             </w:pPr>
-            <w:hyperlink w:history="1" r:id="rIdcgldmafgie05apoudhsbw">
+            <w:hyperlink w:history="1" r:id="rIdapvysl1epbd41ewix1l-f">
               <w:r>
                 <w:rPr>
                   <w:rFonts w:ascii="Arial" w:cs="Arial" w:eastAsia="Arial" w:hAnsi="Arial"/>
@@ -18683,7 +19099,7 @@
               <w:spacing w:after="10" w:before="0"/>
               <w:ind w:left="120"/>
             </w:pPr>
-            <w:hyperlink w:history="1" r:id="rIdpzielulyb-pztkk12wqev">
+            <w:hyperlink w:history="1" r:id="rIdakntlzbrb2ocbw1u_sji_">
               <w:r>
                 <w:rPr>
                   <w:rFonts w:ascii="Arial" w:cs="Arial" w:eastAsia="Arial" w:hAnsi="Arial"/>
@@ -18711,6 +19127,7 @@
           </w:tcPr>
           <w:p>
             <w:pPr>
+              <w:keepNext w:val="false"/>
               <w:spacing w:after="40" w:before="0"/>
               <w:jc w:val="left"/>
             </w:pPr>
@@ -18743,6 +19160,7 @@
           </w:tcPr>
           <w:p>
             <w:pPr>
+              <w:keepNext w:val="false"/>
               <w:spacing w:after="40" w:before="0"/>
               <w:jc w:val="left"/>
             </w:pPr>
@@ -18775,6 +19193,7 @@
           </w:tcPr>
           <w:p>
             <w:pPr>
+              <w:keepNext w:val="false"/>
               <w:spacing w:after="40" w:before="0"/>
               <w:jc w:val="left"/>
             </w:pPr>
@@ -18807,6 +19226,7 @@
           </w:tcPr>
           <w:p>
             <w:pPr>
+              <w:keepNext w:val="false"/>
               <w:spacing w:after="40" w:before="0"/>
               <w:jc w:val="left"/>
             </w:pPr>
@@ -18841,6 +19261,7 @@
           </w:tcPr>
           <w:p>
             <w:pPr>
+              <w:keepNext w:val="false"/>
               <w:spacing w:after="40" w:before="0"/>
               <w:jc w:val="left"/>
             </w:pPr>
@@ -18878,7 +19299,7 @@
             <w:pPr>
               <w:spacing w:after="20" w:before="0"/>
             </w:pPr>
-            <w:hyperlink w:history="1" r:id="rIdhzcnen6xpzzf2ffvqe1y2">
+            <w:hyperlink w:history="1" r:id="rIdal1_ekscgwftgbhb9exrj">
               <w:r>
                 <w:rPr>
                   <w:rFonts w:ascii="Arial" w:cs="Arial" w:eastAsia="Arial" w:hAnsi="Arial"/>
@@ -18911,7 +19332,7 @@
               <w:spacing w:after="10" w:before="0"/>
               <w:ind w:left="120"/>
             </w:pPr>
-            <w:hyperlink w:history="1" r:id="rIdzti15sdo3vv8ekholdpu0">
+            <w:hyperlink w:history="1" r:id="rIdwmm0avsi5xy_oxrci717w">
               <w:r>
                 <w:rPr>
                   <w:rFonts w:ascii="Arial" w:cs="Arial" w:eastAsia="Arial" w:hAnsi="Arial"/>
@@ -18956,7 +19377,7 @@
             <w:pPr>
               <w:spacing w:after="20" w:before="0"/>
             </w:pPr>
-            <w:hyperlink w:history="1" r:id="rIdbgr4kabrlmmvhmwczpraj">
+            <w:hyperlink w:history="1" r:id="rIdzcvdwxh_hzcnhztxrw1od">
               <w:r>
                 <w:rPr>
                   <w:rFonts w:ascii="Arial" w:cs="Arial" w:eastAsia="Arial" w:hAnsi="Arial"/>
@@ -18989,7 +19410,7 @@
               <w:spacing w:after="10" w:before="0"/>
               <w:ind w:left="120"/>
             </w:pPr>
-            <w:hyperlink w:history="1" r:id="rIdttfrbx1qmvyuani7mqotw">
+            <w:hyperlink w:history="1" r:id="rIdpooioftie2wopil98xtch">
               <w:r>
                 <w:rPr>
                   <w:rFonts w:ascii="Arial" w:cs="Arial" w:eastAsia="Arial" w:hAnsi="Arial"/>
@@ -19017,6 +19438,7 @@
           </w:tcPr>
           <w:p>
             <w:pPr>
+              <w:keepNext w:val="false"/>
               <w:spacing w:after="40" w:before="0"/>
               <w:jc w:val="left"/>
             </w:pPr>
@@ -19049,6 +19471,7 @@
           </w:tcPr>
           <w:p>
             <w:pPr>
+              <w:keepNext w:val="false"/>
               <w:spacing w:after="40" w:before="0"/>
               <w:jc w:val="left"/>
             </w:pPr>
@@ -19081,6 +19504,7 @@
           </w:tcPr>
           <w:p>
             <w:pPr>
+              <w:keepNext w:val="false"/>
               <w:spacing w:after="40" w:before="0"/>
               <w:jc w:val="left"/>
             </w:pPr>
@@ -19113,6 +19537,7 @@
           </w:tcPr>
           <w:p>
             <w:pPr>
+              <w:keepNext w:val="false"/>
               <w:spacing w:after="40" w:before="0"/>
               <w:jc w:val="left"/>
             </w:pPr>
@@ -19147,6 +19572,7 @@
           </w:tcPr>
           <w:p>
             <w:pPr>
+              <w:keepNext w:val="false"/>
               <w:spacing w:after="40" w:before="0"/>
               <w:jc w:val="left"/>
             </w:pPr>
@@ -19184,7 +19610,7 @@
             <w:pPr>
               <w:spacing w:after="20" w:before="0"/>
             </w:pPr>
-            <w:hyperlink w:history="1" r:id="rIdarzlssj0gbf7b3vfokyjm">
+            <w:hyperlink w:history="1" r:id="rIdlboxfgb8mplgbxoo5nncz">
               <w:r>
                 <w:rPr>
                   <w:rFonts w:ascii="Arial" w:cs="Arial" w:eastAsia="Arial" w:hAnsi="Arial"/>
@@ -19217,7 +19643,7 @@
               <w:spacing w:after="10" w:before="0"/>
               <w:ind w:left="120"/>
             </w:pPr>
-            <w:hyperlink w:history="1" r:id="rIdsi58pcf4qvs11gchc5ynw">
+            <w:hyperlink w:history="1" r:id="rIdam8wk27je6hzooa5joeii">
               <w:r>
                 <w:rPr>
                   <w:rFonts w:ascii="Arial" w:cs="Arial" w:eastAsia="Arial" w:hAnsi="Arial"/>
@@ -19262,7 +19688,7 @@
             <w:pPr>
               <w:spacing w:after="20" w:before="0"/>
             </w:pPr>
-            <w:hyperlink w:history="1" r:id="rIdmveecziqnsvqd_j4sjken">
+            <w:hyperlink w:history="1" r:id="rId9jy54lnk8qzu3z9z1yzbb">
               <w:r>
                 <w:rPr>
                   <w:rFonts w:ascii="Arial" w:cs="Arial" w:eastAsia="Arial" w:hAnsi="Arial"/>
@@ -19295,7 +19721,7 @@
               <w:spacing w:after="10" w:before="0"/>
               <w:ind w:left="120"/>
             </w:pPr>
-            <w:hyperlink w:history="1" r:id="rIdqsbw41htr07byaaw9vwn9">
+            <w:hyperlink w:history="1" r:id="rIdfiarkk-zrrhmiyiletk_v">
               <w:r>
                 <w:rPr>
                   <w:rFonts w:ascii="Arial" w:cs="Arial" w:eastAsia="Arial" w:hAnsi="Arial"/>
@@ -19323,6 +19749,7 @@
           </w:tcPr>
           <w:p>
             <w:pPr>
+              <w:keepNext w:val="false"/>
               <w:spacing w:after="40" w:before="0"/>
               <w:jc w:val="left"/>
             </w:pPr>
@@ -19355,6 +19782,7 @@
           </w:tcPr>
           <w:p>
             <w:pPr>
+              <w:keepNext w:val="false"/>
               <w:spacing w:after="40" w:before="0"/>
               <w:jc w:val="left"/>
             </w:pPr>
@@ -19387,6 +19815,7 @@
           </w:tcPr>
           <w:p>
             <w:pPr>
+              <w:keepNext w:val="false"/>
               <w:spacing w:after="40" w:before="0"/>
               <w:jc w:val="left"/>
             </w:pPr>
@@ -19419,6 +19848,7 @@
           </w:tcPr>
           <w:p>
             <w:pPr>
+              <w:keepNext w:val="false"/>
               <w:spacing w:after="40" w:before="0"/>
               <w:jc w:val="left"/>
             </w:pPr>
@@ -19453,6 +19883,7 @@
           </w:tcPr>
           <w:p>
             <w:pPr>
+              <w:keepNext w:val="false"/>
               <w:spacing w:after="40" w:before="0"/>
               <w:jc w:val="left"/>
             </w:pPr>
@@ -19490,7 +19921,7 @@
             <w:pPr>
               <w:spacing w:after="20" w:before="0"/>
             </w:pPr>
-            <w:hyperlink w:history="1" r:id="rIdda7nqa5z4wqyjxwslmre8">
+            <w:hyperlink w:history="1" r:id="rIdbheclgyiy8fn46kcoue0v">
               <w:r>
                 <w:rPr>
                   <w:rFonts w:ascii="Arial" w:cs="Arial" w:eastAsia="Arial" w:hAnsi="Arial"/>
@@ -19523,7 +19954,7 @@
               <w:spacing w:after="10" w:before="0"/>
               <w:ind w:left="120"/>
             </w:pPr>
-            <w:hyperlink w:history="1" r:id="rId6yv5nece65fqueq00uisn">
+            <w:hyperlink w:history="1" r:id="rId68ldwpixw6ppbl8qabuci">
               <w:r>
                 <w:rPr>
                   <w:rFonts w:ascii="Arial" w:cs="Arial" w:eastAsia="Arial" w:hAnsi="Arial"/>
@@ -19568,7 +19999,7 @@
             <w:pPr>
               <w:spacing w:after="20" w:before="0"/>
             </w:pPr>
-            <w:hyperlink w:history="1" r:id="rIdgkkr1vkyl-nw_riaqs9p4">
+            <w:hyperlink w:history="1" r:id="rIdbrgr6xdtw5bqvdj8e2jl9">
               <w:r>
                 <w:rPr>
                   <w:rFonts w:ascii="Arial" w:cs="Arial" w:eastAsia="Arial" w:hAnsi="Arial"/>
@@ -19601,7 +20032,7 @@
               <w:spacing w:after="10" w:before="0"/>
               <w:ind w:left="120"/>
             </w:pPr>
-            <w:hyperlink w:history="1" r:id="rId1oqri87svv5brrltpkipd">
+            <w:hyperlink w:history="1" r:id="rIdyllzuueajsxtxeu7fbrvj">
               <w:r>
                 <w:rPr>
                   <w:rFonts w:ascii="Arial" w:cs="Arial" w:eastAsia="Arial" w:hAnsi="Arial"/>
@@ -19629,6 +20060,7 @@
           </w:tcPr>
           <w:p>
             <w:pPr>
+              <w:keepNext w:val="false"/>
               <w:spacing w:after="40" w:before="0"/>
               <w:jc w:val="left"/>
             </w:pPr>
@@ -19661,6 +20093,7 @@
           </w:tcPr>
           <w:p>
             <w:pPr>
+              <w:keepNext w:val="false"/>
               <w:spacing w:after="40" w:before="0"/>
               <w:jc w:val="left"/>
             </w:pPr>
@@ -19693,6 +20126,7 @@
           </w:tcPr>
           <w:p>
             <w:pPr>
+              <w:keepNext w:val="false"/>
               <w:spacing w:after="40" w:before="0"/>
               <w:jc w:val="left"/>
             </w:pPr>
@@ -19725,6 +20159,7 @@
           </w:tcPr>
           <w:p>
             <w:pPr>
+              <w:keepNext w:val="false"/>
               <w:spacing w:after="40" w:before="0"/>
               <w:jc w:val="left"/>
             </w:pPr>
@@ -19759,6 +20194,7 @@
           </w:tcPr>
           <w:p>
             <w:pPr>
+              <w:keepNext w:val="false"/>
               <w:spacing w:after="40" w:before="0"/>
               <w:jc w:val="left"/>
             </w:pPr>
@@ -19796,7 +20232,7 @@
             <w:pPr>
               <w:spacing w:after="20" w:before="0"/>
             </w:pPr>
-            <w:hyperlink w:history="1" r:id="rIds65itymug_mcztlfvopdj">
+            <w:hyperlink w:history="1" r:id="rId0nr2pnjywtn6tnqzrngof">
               <w:r>
                 <w:rPr>
                   <w:rFonts w:ascii="Arial" w:cs="Arial" w:eastAsia="Arial" w:hAnsi="Arial"/>
@@ -19829,7 +20265,7 @@
               <w:spacing w:after="10" w:before="0"/>
               <w:ind w:left="120"/>
             </w:pPr>
-            <w:hyperlink w:history="1" r:id="rIdjlqdhnd4gjyrcbdlyooph">
+            <w:hyperlink w:history="1" r:id="rIdgsdvcuotej_7m6y7csih7">
               <w:r>
                 <w:rPr>
                   <w:rFonts w:ascii="Arial" w:cs="Arial" w:eastAsia="Arial" w:hAnsi="Arial"/>
@@ -19874,7 +20310,7 @@
             <w:pPr>
               <w:spacing w:after="20" w:before="0"/>
             </w:pPr>
-            <w:hyperlink w:history="1" r:id="rIdmvc8tflni9t9ffntfegnu">
+            <w:hyperlink w:history="1" r:id="rIdrmahsbp7re0b3hz8bhach">
               <w:r>
                 <w:rPr>
                   <w:rFonts w:ascii="Arial" w:cs="Arial" w:eastAsia="Arial" w:hAnsi="Arial"/>
@@ -19907,7 +20343,7 @@
               <w:spacing w:after="10" w:before="0"/>
               <w:ind w:left="120"/>
             </w:pPr>
-            <w:hyperlink w:history="1" r:id="rId_yajemnho19epk1vzcsqa">
+            <w:hyperlink w:history="1" r:id="rId3ydrjimoeel8ul8qspb8a">
               <w:r>
                 <w:rPr>
                   <w:rFonts w:ascii="Arial" w:cs="Arial" w:eastAsia="Arial" w:hAnsi="Arial"/>
@@ -19935,6 +20371,7 @@
           </w:tcPr>
           <w:p>
             <w:pPr>
+              <w:keepNext w:val="false"/>
               <w:spacing w:after="40" w:before="0"/>
               <w:jc w:val="left"/>
             </w:pPr>
@@ -19967,6 +20404,7 @@
           </w:tcPr>
           <w:p>
             <w:pPr>
+              <w:keepNext w:val="false"/>
               <w:spacing w:after="40" w:before="0"/>
               <w:jc w:val="left"/>
             </w:pPr>
@@ -19999,6 +20437,7 @@
           </w:tcPr>
           <w:p>
             <w:pPr>
+              <w:keepNext w:val="false"/>
               <w:spacing w:after="40" w:before="0"/>
               <w:jc w:val="left"/>
             </w:pPr>
@@ -20031,6 +20470,7 @@
           </w:tcPr>
           <w:p>
             <w:pPr>
+              <w:keepNext w:val="false"/>
               <w:spacing w:after="40" w:before="0"/>
               <w:jc w:val="left"/>
             </w:pPr>
@@ -20090,6 +20530,7 @@
           </w:tcPr>
           <w:p>
             <w:pPr>
+              <w:keepNext w:val="false"/>
               <w:spacing w:after="40" w:before="0"/>
               <w:jc w:val="center"/>
             </w:pPr>
@@ -20124,6 +20565,7 @@
           </w:tcPr>
           <w:p>
             <w:pPr>
+              <w:keepNext w:val="false"/>
               <w:spacing w:after="40" w:before="0"/>
               <w:jc w:val="left"/>
             </w:pPr>
@@ -20185,6 +20627,7 @@
           </w:tcPr>
           <w:p>
             <w:pPr>
+              <w:keepNext w:val="false"/>
               <w:spacing w:after="40" w:before="0"/>
               <w:jc w:val="center"/>
             </w:pPr>
@@ -20219,6 +20662,7 @@
           </w:tcPr>
           <w:p>
             <w:pPr>
+              <w:keepNext w:val="false"/>
               <w:spacing w:after="40" w:before="0"/>
               <w:jc w:val="left"/>
             </w:pPr>
@@ -20251,6 +20695,7 @@
           </w:tcPr>
           <w:p>
             <w:pPr>
+              <w:keepNext w:val="false"/>
               <w:spacing w:after="40" w:before="0"/>
               <w:jc w:val="left"/>
             </w:pPr>
@@ -20285,6 +20730,7 @@
           </w:tcPr>
           <w:p>
             <w:pPr>
+              <w:keepNext w:val="false"/>
               <w:spacing w:after="40" w:before="0"/>
               <w:jc w:val="left"/>
             </w:pPr>
@@ -20317,6 +20763,7 @@
           </w:tcPr>
           <w:p>
             <w:pPr>
+              <w:keepNext w:val="false"/>
               <w:spacing w:after="40" w:before="0"/>
               <w:jc w:val="left"/>
             </w:pPr>
@@ -20351,6 +20798,7 @@
           </w:tcPr>
           <w:p>
             <w:pPr>
+              <w:keepNext w:val="false"/>
               <w:spacing w:after="40" w:before="0"/>
               <w:jc w:val="left"/>
             </w:pPr>
@@ -20383,6 +20831,7 @@
           </w:tcPr>
           <w:p>
             <w:pPr>
+              <w:keepNext w:val="false"/>
               <w:spacing w:after="40" w:before="0"/>
               <w:jc w:val="left"/>
             </w:pPr>
@@ -20419,7 +20868,7 @@
         </w:rPr>
         <w:t xml:space="preserve">© 2026 SeaVuria and ARES. Aligned with KICD objectives. Developed by SeaVuria; technical implementation by ARES (with AI assistance from Claude). Licensed under </w:t>
       </w:r>
-      <w:hyperlink w:history="1" r:id="rIdrk3jqd5uvqbx_esygplv9">
+      <w:hyperlink w:history="1" r:id="rIdtodnra9h-bevukxzinanq">
         <w:r>
           <w:rPr>
             <w:rFonts w:ascii="Arial" w:cs="Arial" w:eastAsia="Arial" w:hAnsi="Arial"/>
@@ -20440,7 +20889,7 @@
         </w:rPr>
         <w:t xml:space="preserve"> (</w:t>
       </w:r>
-      <w:hyperlink w:history="1" r:id="rIdsy2nzcxwzjc4od2xryo0b">
+      <w:hyperlink w:history="1" r:id="rIdqbf1ptgwz2tvipqiezfx9">
         <w:r>
           <w:rPr>
             <w:rFonts w:ascii="Arial" w:cs="Arial" w:eastAsia="Arial" w:hAnsi="Arial"/>
@@ -20500,6 +20949,7 @@
           </w:tcPr>
           <w:p>
             <w:pPr>
+              <w:keepNext w:val="false"/>
               <w:spacing w:after="40" w:before="0"/>
               <w:jc w:val="center"/>
             </w:pPr>
@@ -20535,6 +20985,7 @@
           </w:tcPr>
           <w:p>
             <w:pPr>
+              <w:keepNext w:val="false"/>
               <w:spacing w:after="40" w:before="0"/>
               <w:jc w:val="center"/>
             </w:pPr>
@@ -20569,6 +21020,7 @@
           </w:tcPr>
           <w:p>
             <w:pPr>
+              <w:keepNext w:val="false"/>
               <w:spacing w:after="40" w:before="0"/>
               <w:jc w:val="left"/>
             </w:pPr>
@@ -20601,6 +21053,7 @@
           </w:tcPr>
           <w:p>
             <w:pPr>
+              <w:keepNext w:val="false"/>
               <w:spacing w:after="40" w:before="0"/>
               <w:jc w:val="left"/>
             </w:pPr>
@@ -20635,6 +21088,7 @@
           </w:tcPr>
           <w:p>
             <w:pPr>
+              <w:keepNext w:val="false"/>
               <w:spacing w:after="40" w:before="0"/>
               <w:jc w:val="left"/>
             </w:pPr>
@@ -20667,6 +21121,7 @@
           </w:tcPr>
           <w:p>
             <w:pPr>
+              <w:keepNext w:val="false"/>
               <w:spacing w:after="40" w:before="0"/>
               <w:jc w:val="left"/>
             </w:pPr>
@@ -20701,6 +21156,7 @@
           </w:tcPr>
           <w:p>
             <w:pPr>
+              <w:keepNext w:val="false"/>
               <w:spacing w:after="40" w:before="0"/>
               <w:jc w:val="left"/>
             </w:pPr>
@@ -20733,6 +21189,7 @@
           </w:tcPr>
           <w:p>
             <w:pPr>
+              <w:keepNext w:val="false"/>
               <w:spacing w:after="40" w:before="0"/>
               <w:jc w:val="left"/>
             </w:pPr>
@@ -20767,6 +21224,7 @@
           </w:tcPr>
           <w:p>
             <w:pPr>
+              <w:keepNext w:val="false"/>
               <w:spacing w:after="40" w:before="0"/>
               <w:jc w:val="left"/>
             </w:pPr>
@@ -20799,6 +21257,7 @@
           </w:tcPr>
           <w:p>
             <w:pPr>
+              <w:keepNext w:val="false"/>
               <w:spacing w:after="40" w:before="0"/>
               <w:jc w:val="left"/>
             </w:pPr>
@@ -20833,6 +21292,7 @@
           </w:tcPr>
           <w:p>
             <w:pPr>
+              <w:keepNext w:val="false"/>
               <w:spacing w:after="40" w:before="0"/>
               <w:jc w:val="left"/>
             </w:pPr>
@@ -20865,6 +21325,7 @@
           </w:tcPr>
           <w:p>
             <w:pPr>
+              <w:keepNext w:val="false"/>
               <w:spacing w:after="40" w:before="0"/>
               <w:jc w:val="left"/>
             </w:pPr>
@@ -20899,6 +21360,7 @@
           </w:tcPr>
           <w:p>
             <w:pPr>
+              <w:keepNext w:val="false"/>
               <w:spacing w:after="40" w:before="0"/>
               <w:jc w:val="left"/>
             </w:pPr>
@@ -20931,6 +21393,7 @@
           </w:tcPr>
           <w:p>
             <w:pPr>
+              <w:keepNext w:val="false"/>
               <w:spacing w:after="40" w:before="0"/>
               <w:jc w:val="left"/>
             </w:pPr>
@@ -20965,6 +21428,7 @@
           </w:tcPr>
           <w:p>
             <w:pPr>
+              <w:keepNext w:val="false"/>
               <w:spacing w:after="40" w:before="0"/>
               <w:jc w:val="left"/>
             </w:pPr>
@@ -20997,6 +21461,7 @@
           </w:tcPr>
           <w:p>
             <w:pPr>
+              <w:keepNext w:val="false"/>
               <w:spacing w:after="40" w:before="0"/>
               <w:jc w:val="left"/>
             </w:pPr>
@@ -21031,6 +21496,7 @@
           </w:tcPr>
           <w:p>
             <w:pPr>
+              <w:keepNext w:val="false"/>
               <w:spacing w:after="40" w:before="0"/>
               <w:jc w:val="left"/>
             </w:pPr>
@@ -21063,6 +21529,7 @@
           </w:tcPr>
           <w:p>
             <w:pPr>
+              <w:keepNext w:val="false"/>
               <w:spacing w:after="40" w:before="0"/>
               <w:jc w:val="left"/>
             </w:pPr>
@@ -21122,6 +21589,7 @@
           </w:tcPr>
           <w:p>
             <w:pPr>
+              <w:keepNext w:val="false"/>
               <w:spacing w:after="40" w:before="0"/>
               <w:jc w:val="center"/>
             </w:pPr>
@@ -21156,6 +21624,7 @@
           </w:tcPr>
           <w:p>
             <w:pPr>
+              <w:keepNext w:val="false"/>
               <w:spacing w:after="40" w:before="0"/>
               <w:jc w:val="left"/>
             </w:pPr>
@@ -21220,6 +21689,7 @@
           </w:tcPr>
           <w:p>
             <w:pPr>
+              <w:keepNext w:val="false"/>
               <w:spacing w:after="40" w:before="0"/>
               <w:jc w:val="center"/>
             </w:pPr>
@@ -21254,6 +21724,7 @@
           </w:tcPr>
           <w:p>
             <w:pPr>
+              <w:keepNext w:val="false"/>
               <w:spacing w:after="40" w:before="0"/>
               <w:jc w:val="left"/>
             </w:pPr>
@@ -21286,6 +21757,7 @@
           </w:tcPr>
           <w:p>
             <w:pPr>
+              <w:keepNext w:val="false"/>
               <w:spacing w:after="40" w:before="0"/>
               <w:jc w:val="left"/>
             </w:pPr>
@@ -21318,6 +21790,7 @@
           </w:tcPr>
           <w:p>
             <w:pPr>
+              <w:keepNext w:val="false"/>
               <w:spacing w:after="40" w:before="0"/>
               <w:jc w:val="left"/>
             </w:pPr>
@@ -21350,6 +21823,7 @@
           </w:tcPr>
           <w:p>
             <w:pPr>
+              <w:keepNext w:val="false"/>
               <w:spacing w:after="40" w:before="0"/>
               <w:jc w:val="left"/>
             </w:pPr>
@@ -21382,6 +21856,7 @@
           </w:tcPr>
           <w:p>
             <w:pPr>
+              <w:keepNext w:val="false"/>
               <w:spacing w:after="40" w:before="0"/>
               <w:jc w:val="left"/>
             </w:pPr>
@@ -21416,6 +21891,7 @@
           </w:tcPr>
           <w:p>
             <w:pPr>
+              <w:keepNext w:val="false"/>
               <w:spacing w:after="40" w:before="0"/>
               <w:jc w:val="left"/>
             </w:pPr>
@@ -21453,7 +21929,7 @@
             <w:pPr>
               <w:spacing w:after="20" w:before="0"/>
             </w:pPr>
-            <w:hyperlink w:history="1" r:id="rIduff_facbyy7x-cinxkiq-">
+            <w:hyperlink w:history="1" r:id="rIdiacidnddco2oazfad2z6r">
               <w:r>
                 <w:rPr>
                   <w:rFonts w:ascii="Arial" w:cs="Arial" w:eastAsia="Arial" w:hAnsi="Arial"/>
@@ -21486,7 +21962,7 @@
               <w:spacing w:after="10" w:before="0"/>
               <w:ind w:left="120"/>
             </w:pPr>
-            <w:hyperlink w:history="1" r:id="rIdtyvvq7gchofgvvfvhpvyn">
+            <w:hyperlink w:history="1" r:id="rId_uackgqzthomiv5umpwst">
               <w:r>
                 <w:rPr>
                   <w:rFonts w:ascii="Arial" w:cs="Arial" w:eastAsia="Arial" w:hAnsi="Arial"/>
@@ -21531,7 +22007,7 @@
             <w:pPr>
               <w:spacing w:after="20" w:before="0"/>
             </w:pPr>
-            <w:hyperlink w:history="1" r:id="rIdvn2edk_j1akmnlzxlu9o4">
+            <w:hyperlink w:history="1" r:id="rIdfc78flrehbgi0qhsuhzi-">
               <w:r>
                 <w:rPr>
                   <w:rFonts w:ascii="Arial" w:cs="Arial" w:eastAsia="Arial" w:hAnsi="Arial"/>
@@ -21564,7 +22040,7 @@
               <w:spacing w:after="10" w:before="0"/>
               <w:ind w:left="120"/>
             </w:pPr>
-            <w:hyperlink w:history="1" r:id="rIdebwcznxa7yrsarlpqhemu">
+            <w:hyperlink w:history="1" r:id="rIdi1mxtoacdm5ufizgq-cen">
               <w:r>
                 <w:rPr>
                   <w:rFonts w:ascii="Arial" w:cs="Arial" w:eastAsia="Arial" w:hAnsi="Arial"/>
@@ -21592,6 +22068,7 @@
           </w:tcPr>
           <w:p>
             <w:pPr>
+              <w:keepNext w:val="false"/>
               <w:spacing w:after="40" w:before="0"/>
               <w:jc w:val="left"/>
             </w:pPr>
@@ -21624,6 +22101,7 @@
           </w:tcPr>
           <w:p>
             <w:pPr>
+              <w:keepNext w:val="false"/>
               <w:spacing w:after="40" w:before="0"/>
               <w:jc w:val="left"/>
             </w:pPr>
@@ -21656,6 +22134,7 @@
           </w:tcPr>
           <w:p>
             <w:pPr>
+              <w:keepNext w:val="false"/>
               <w:spacing w:after="40" w:before="0"/>
               <w:jc w:val="left"/>
             </w:pPr>
@@ -21688,6 +22167,7 @@
           </w:tcPr>
           <w:p>
             <w:pPr>
+              <w:keepNext w:val="false"/>
               <w:spacing w:after="40" w:before="0"/>
               <w:jc w:val="left"/>
             </w:pPr>
@@ -21722,6 +22202,7 @@
           </w:tcPr>
           <w:p>
             <w:pPr>
+              <w:keepNext w:val="false"/>
               <w:spacing w:after="40" w:before="0"/>
               <w:jc w:val="left"/>
             </w:pPr>
@@ -21759,7 +22240,7 @@
             <w:pPr>
               <w:spacing w:after="20" w:before="0"/>
             </w:pPr>
-            <w:hyperlink w:history="1" r:id="rIdkkcy8ipi4m_g5gay7hb8v">
+            <w:hyperlink w:history="1" r:id="rIdtephu9lrfw1ofsjh_tuac">
               <w:r>
                 <w:rPr>
                   <w:rFonts w:ascii="Arial" w:cs="Arial" w:eastAsia="Arial" w:hAnsi="Arial"/>
@@ -21792,7 +22273,7 @@
               <w:spacing w:after="10" w:before="0"/>
               <w:ind w:left="120"/>
             </w:pPr>
-            <w:hyperlink w:history="1" r:id="rIdr634nbmdzanwnwahc9hag">
+            <w:hyperlink w:history="1" r:id="rId79jgfunj49fuonbxkjibn">
               <w:r>
                 <w:rPr>
                   <w:rFonts w:ascii="Arial" w:cs="Arial" w:eastAsia="Arial" w:hAnsi="Arial"/>
@@ -21837,7 +22318,7 @@
             <w:pPr>
               <w:spacing w:after="20" w:before="0"/>
             </w:pPr>
-            <w:hyperlink w:history="1" r:id="rIdasrkykwql9w4qgijthn00">
+            <w:hyperlink w:history="1" r:id="rIddii7rnt82ovr--iqwdrsw">
               <w:r>
                 <w:rPr>
                   <w:rFonts w:ascii="Arial" w:cs="Arial" w:eastAsia="Arial" w:hAnsi="Arial"/>
@@ -21870,7 +22351,7 @@
               <w:spacing w:after="10" w:before="0"/>
               <w:ind w:left="120"/>
             </w:pPr>
-            <w:hyperlink w:history="1" r:id="rIde3zwrw3eajgbocl072gj6">
+            <w:hyperlink w:history="1" r:id="rIdzuakw9rlue0ajapjzevri">
               <w:r>
                 <w:rPr>
                   <w:rFonts w:ascii="Arial" w:cs="Arial" w:eastAsia="Arial" w:hAnsi="Arial"/>
@@ -21898,6 +22379,7 @@
           </w:tcPr>
           <w:p>
             <w:pPr>
+              <w:keepNext w:val="false"/>
               <w:spacing w:after="40" w:before="0"/>
               <w:jc w:val="left"/>
             </w:pPr>
@@ -21930,6 +22412,7 @@
           </w:tcPr>
           <w:p>
             <w:pPr>
+              <w:keepNext w:val="false"/>
               <w:spacing w:after="40" w:before="0"/>
               <w:jc w:val="left"/>
             </w:pPr>
@@ -21962,6 +22445,7 @@
           </w:tcPr>
           <w:p>
             <w:pPr>
+              <w:keepNext w:val="false"/>
               <w:spacing w:after="40" w:before="0"/>
               <w:jc w:val="left"/>
             </w:pPr>
@@ -21994,6 +22478,7 @@
           </w:tcPr>
           <w:p>
             <w:pPr>
+              <w:keepNext w:val="false"/>
               <w:spacing w:after="40" w:before="0"/>
               <w:jc w:val="left"/>
             </w:pPr>
@@ -22028,6 +22513,7 @@
           </w:tcPr>
           <w:p>
             <w:pPr>
+              <w:keepNext w:val="false"/>
               <w:spacing w:after="40" w:before="0"/>
               <w:jc w:val="left"/>
             </w:pPr>
@@ -22065,7 +22551,7 @@
             <w:pPr>
               <w:spacing w:after="20" w:before="0"/>
             </w:pPr>
-            <w:hyperlink w:history="1" r:id="rIdycnqfst_hjdvuxyl_9xru">
+            <w:hyperlink w:history="1" r:id="rId4wdxphz4fvgnxoqnewkfs">
               <w:r>
                 <w:rPr>
                   <w:rFonts w:ascii="Arial" w:cs="Arial" w:eastAsia="Arial" w:hAnsi="Arial"/>
@@ -22114,7 +22600,7 @@
               <w:spacing w:after="10" w:before="0"/>
               <w:ind w:left="120"/>
             </w:pPr>
-            <w:hyperlink w:history="1" r:id="rIdc8q5ohm4kft0dn9iiriwf">
+            <w:hyperlink w:history="1" r:id="rId9gw_hr_p9v8bevmie7mpc">
               <w:r>
                 <w:rPr>
                   <w:rFonts w:ascii="Arial" w:cs="Arial" w:eastAsia="Arial" w:hAnsi="Arial"/>
@@ -22159,7 +22645,7 @@
             <w:pPr>
               <w:spacing w:after="20" w:before="0"/>
             </w:pPr>
-            <w:hyperlink w:history="1" r:id="rIdehi1-iqdmpe02pzaxa5vb">
+            <w:hyperlink w:history="1" r:id="rIdvafmj16y7b0ms6d0u0oa-">
               <w:r>
                 <w:rPr>
                   <w:rFonts w:ascii="Arial" w:cs="Arial" w:eastAsia="Arial" w:hAnsi="Arial"/>
@@ -22208,7 +22694,7 @@
               <w:spacing w:after="10" w:before="0"/>
               <w:ind w:left="120"/>
             </w:pPr>
-            <w:hyperlink w:history="1" r:id="rId4zkx2pjrxdnckevwxq7gt">
+            <w:hyperlink w:history="1" r:id="rIdd3ct7sek69fn-7fk5lia2">
               <w:r>
                 <w:rPr>
                   <w:rFonts w:ascii="Arial" w:cs="Arial" w:eastAsia="Arial" w:hAnsi="Arial"/>
@@ -22236,6 +22722,7 @@
           </w:tcPr>
           <w:p>
             <w:pPr>
+              <w:keepNext w:val="false"/>
               <w:spacing w:after="40" w:before="0"/>
               <w:jc w:val="left"/>
             </w:pPr>
@@ -22268,6 +22755,7 @@
           </w:tcPr>
           <w:p>
             <w:pPr>
+              <w:keepNext w:val="false"/>
               <w:spacing w:after="40" w:before="0"/>
               <w:jc w:val="left"/>
             </w:pPr>
@@ -22300,6 +22788,7 @@
           </w:tcPr>
           <w:p>
             <w:pPr>
+              <w:keepNext w:val="false"/>
               <w:spacing w:after="40" w:before="0"/>
               <w:jc w:val="left"/>
             </w:pPr>
@@ -22332,6 +22821,7 @@
           </w:tcPr>
           <w:p>
             <w:pPr>
+              <w:keepNext w:val="false"/>
               <w:spacing w:after="40" w:before="0"/>
               <w:jc w:val="left"/>
             </w:pPr>
@@ -22366,6 +22856,7 @@
           </w:tcPr>
           <w:p>
             <w:pPr>
+              <w:keepNext w:val="false"/>
               <w:spacing w:after="40" w:before="0"/>
               <w:jc w:val="left"/>
             </w:pPr>
@@ -22403,7 +22894,7 @@
             <w:pPr>
               <w:spacing w:after="20" w:before="0"/>
             </w:pPr>
-            <w:hyperlink w:history="1" r:id="rIdqfah9qe4oymbml04acaja">
+            <w:hyperlink w:history="1" r:id="rIdin16jqxbmsik2acc1q2-9">
               <w:r>
                 <w:rPr>
                   <w:rFonts w:ascii="Arial" w:cs="Arial" w:eastAsia="Arial" w:hAnsi="Arial"/>
@@ -22452,7 +22943,7 @@
               <w:spacing w:after="10" w:before="0"/>
               <w:ind w:left="120"/>
             </w:pPr>
-            <w:hyperlink w:history="1" r:id="rIdgc65qljy7aiohwdavugqx">
+            <w:hyperlink w:history="1" r:id="rIde66hcykvqmdxcdlpjezzk">
               <w:r>
                 <w:rPr>
                   <w:rFonts w:ascii="Arial" w:cs="Arial" w:eastAsia="Arial" w:hAnsi="Arial"/>
@@ -22497,7 +22988,7 @@
             <w:pPr>
               <w:spacing w:after="20" w:before="0"/>
             </w:pPr>
-            <w:hyperlink w:history="1" r:id="rIde7kigo2ahdtltubrqt34f">
+            <w:hyperlink w:history="1" r:id="rIdvxg6sngl00qif3pzyatx3">
               <w:r>
                 <w:rPr>
                   <w:rFonts w:ascii="Arial" w:cs="Arial" w:eastAsia="Arial" w:hAnsi="Arial"/>
@@ -22546,7 +23037,7 @@
               <w:spacing w:after="10" w:before="0"/>
               <w:ind w:left="120"/>
             </w:pPr>
-            <w:hyperlink w:history="1" r:id="rId4ekqkfx10h75uvouhuy_o">
+            <w:hyperlink w:history="1" r:id="rIdliosj_nrzc3fk65o9hbqi">
               <w:r>
                 <w:rPr>
                   <w:rFonts w:ascii="Arial" w:cs="Arial" w:eastAsia="Arial" w:hAnsi="Arial"/>
@@ -22574,6 +23065,7 @@
           </w:tcPr>
           <w:p>
             <w:pPr>
+              <w:keepNext w:val="false"/>
               <w:spacing w:after="40" w:before="0"/>
               <w:jc w:val="left"/>
             </w:pPr>
@@ -22606,6 +23098,7 @@
           </w:tcPr>
           <w:p>
             <w:pPr>
+              <w:keepNext w:val="false"/>
               <w:spacing w:after="40" w:before="0"/>
               <w:jc w:val="left"/>
             </w:pPr>
@@ -22638,6 +23131,7 @@
           </w:tcPr>
           <w:p>
             <w:pPr>
+              <w:keepNext w:val="false"/>
               <w:spacing w:after="40" w:before="0"/>
               <w:jc w:val="left"/>
             </w:pPr>
@@ -22670,6 +23164,7 @@
           </w:tcPr>
           <w:p>
             <w:pPr>
+              <w:keepNext w:val="false"/>
               <w:spacing w:after="40" w:before="0"/>
               <w:jc w:val="left"/>
             </w:pPr>
@@ -22704,6 +23199,7 @@
           </w:tcPr>
           <w:p>
             <w:pPr>
+              <w:keepNext w:val="false"/>
               <w:spacing w:after="40" w:before="0"/>
               <w:jc w:val="left"/>
             </w:pPr>
@@ -22741,7 +23237,7 @@
             <w:pPr>
               <w:spacing w:after="20" w:before="0"/>
             </w:pPr>
-            <w:hyperlink w:history="1" r:id="rIdigothelnqhr6jhyvvnijc">
+            <w:hyperlink w:history="1" r:id="rIdzzs1bvojamwcykd9ostym">
               <w:r>
                 <w:rPr>
                   <w:rFonts w:ascii="Arial" w:cs="Arial" w:eastAsia="Arial" w:hAnsi="Arial"/>
@@ -22790,7 +23286,7 @@
               <w:spacing w:after="10" w:before="0"/>
               <w:ind w:left="120"/>
             </w:pPr>
-            <w:hyperlink w:history="1" r:id="rIdyfsvqc3eyih1jcxpsy-de">
+            <w:hyperlink w:history="1" r:id="rIddzwvfcayz9sgod5edublg">
               <w:r>
                 <w:rPr>
                   <w:rFonts w:ascii="Arial" w:cs="Arial" w:eastAsia="Arial" w:hAnsi="Arial"/>
@@ -22835,7 +23331,7 @@
             <w:pPr>
               <w:spacing w:after="20" w:before="0"/>
             </w:pPr>
-            <w:hyperlink w:history="1" r:id="rIdecqrqv6iipirv9984bx1s">
+            <w:hyperlink w:history="1" r:id="rIdt9pkkaoajqqeilckhbmzx">
               <w:r>
                 <w:rPr>
                   <w:rFonts w:ascii="Arial" w:cs="Arial" w:eastAsia="Arial" w:hAnsi="Arial"/>
@@ -22884,7 +23380,7 @@
               <w:spacing w:after="10" w:before="0"/>
               <w:ind w:left="120"/>
             </w:pPr>
-            <w:hyperlink w:history="1" r:id="rIdbsft-me5pnstxka5qc9jr">
+            <w:hyperlink w:history="1" r:id="rIdsanztfn9fr_jyiz_jydra">
               <w:r>
                 <w:rPr>
                   <w:rFonts w:ascii="Arial" w:cs="Arial" w:eastAsia="Arial" w:hAnsi="Arial"/>
@@ -22912,6 +23408,7 @@
           </w:tcPr>
           <w:p>
             <w:pPr>
+              <w:keepNext w:val="false"/>
               <w:spacing w:after="40" w:before="0"/>
               <w:jc w:val="left"/>
             </w:pPr>
@@ -22944,6 +23441,7 @@
           </w:tcPr>
           <w:p>
             <w:pPr>
+              <w:keepNext w:val="false"/>
               <w:spacing w:after="40" w:before="0"/>
               <w:jc w:val="left"/>
             </w:pPr>
@@ -22976,6 +23474,7 @@
           </w:tcPr>
           <w:p>
             <w:pPr>
+              <w:keepNext w:val="false"/>
               <w:spacing w:after="40" w:before="0"/>
               <w:jc w:val="left"/>
             </w:pPr>
@@ -23008,6 +23507,7 @@
           </w:tcPr>
           <w:p>
             <w:pPr>
+              <w:keepNext w:val="false"/>
               <w:spacing w:after="40" w:before="0"/>
               <w:jc w:val="left"/>
             </w:pPr>
@@ -23067,6 +23567,7 @@
           </w:tcPr>
           <w:p>
             <w:pPr>
+              <w:keepNext w:val="false"/>
               <w:spacing w:after="40" w:before="0"/>
               <w:jc w:val="center"/>
             </w:pPr>
@@ -23101,6 +23602,7 @@
           </w:tcPr>
           <w:p>
             <w:pPr>
+              <w:keepNext w:val="false"/>
               <w:spacing w:after="40" w:before="0"/>
               <w:jc w:val="left"/>
             </w:pPr>
@@ -23120,6 +23622,7 @@
           </w:p>
           <w:p>
             <w:pPr>
+              <w:keepNext w:val="false"/>
               <w:spacing w:after="40" w:before="0"/>
               <w:jc w:val="left"/>
             </w:pPr>
@@ -23139,6 +23642,7 @@
           </w:p>
           <w:p>
             <w:pPr>
+              <w:keepNext w:val="false"/>
               <w:spacing w:after="40" w:before="0"/>
               <w:jc w:val="left"/>
             </w:pPr>
@@ -23158,6 +23662,7 @@
           </w:p>
           <w:p>
             <w:pPr>
+              <w:keepNext w:val="false"/>
               <w:spacing w:after="40" w:before="0"/>
               <w:jc w:val="left"/>
             </w:pPr>
@@ -23177,6 +23682,7 @@
           </w:p>
           <w:p>
             <w:pPr>
+              <w:keepNext w:val="false"/>
               <w:spacing w:after="40" w:before="0"/>
               <w:jc w:val="left"/>
             </w:pPr>
@@ -23196,6 +23702,7 @@
           </w:p>
           <w:p>
             <w:pPr>
+              <w:keepNext w:val="false"/>
               <w:spacing w:after="40" w:before="0"/>
               <w:jc w:val="left"/>
             </w:pPr>
@@ -23257,6 +23764,7 @@
           </w:tcPr>
           <w:p>
             <w:pPr>
+              <w:keepNext w:val="false"/>
               <w:spacing w:after="40" w:before="0"/>
               <w:jc w:val="center"/>
             </w:pPr>
@@ -23291,6 +23799,7 @@
           </w:tcPr>
           <w:p>
             <w:pPr>
+              <w:keepNext w:val="false"/>
               <w:spacing w:after="40" w:before="0"/>
               <w:jc w:val="left"/>
             </w:pPr>
@@ -23323,6 +23832,7 @@
           </w:tcPr>
           <w:p>
             <w:pPr>
+              <w:keepNext w:val="false"/>
               <w:spacing w:after="40" w:before="0"/>
               <w:jc w:val="left"/>
             </w:pPr>
@@ -23357,6 +23867,7 @@
           </w:tcPr>
           <w:p>
             <w:pPr>
+              <w:keepNext w:val="false"/>
               <w:spacing w:after="40" w:before="0"/>
               <w:jc w:val="left"/>
             </w:pPr>
@@ -23389,6 +23900,7 @@
           </w:tcPr>
           <w:p>
             <w:pPr>
+              <w:keepNext w:val="false"/>
               <w:spacing w:after="40" w:before="0"/>
               <w:jc w:val="left"/>
             </w:pPr>
@@ -23423,6 +23935,7 @@
           </w:tcPr>
           <w:p>
             <w:pPr>
+              <w:keepNext w:val="false"/>
               <w:spacing w:after="40" w:before="0"/>
               <w:jc w:val="left"/>
             </w:pPr>
@@ -23455,6 +23968,7 @@
           </w:tcPr>
           <w:p>
             <w:pPr>
+              <w:keepNext w:val="false"/>
               <w:spacing w:after="40" w:before="0"/>
               <w:jc w:val="left"/>
             </w:pPr>
@@ -23491,7 +24005,7 @@
         </w:rPr>
         <w:t xml:space="preserve">© 2026 SeaVuria and ARES. Aligned with KICD objectives. Developed by SeaVuria; technical implementation by ARES (with AI assistance from Claude). Licensed under </w:t>
       </w:r>
-      <w:hyperlink w:history="1" r:id="rIdcir7qixxgy3dtfwoljsir">
+      <w:hyperlink w:history="1" r:id="rIdqtyhmaacumcckjcmv652v">
         <w:r>
           <w:rPr>
             <w:rFonts w:ascii="Arial" w:cs="Arial" w:eastAsia="Arial" w:hAnsi="Arial"/>
@@ -23512,7 +24026,7 @@
         </w:rPr>
         <w:t xml:space="preserve"> (</w:t>
       </w:r>
-      <w:hyperlink w:history="1" r:id="rIdtlvqibanbwmov0djfdbn9">
+      <w:hyperlink w:history="1" r:id="rIdibps-ycfxs3yujstxmlmh">
         <w:r>
           <w:rPr>
             <w:rFonts w:ascii="Arial" w:cs="Arial" w:eastAsia="Arial" w:hAnsi="Arial"/>
@@ -23572,6 +24086,7 @@
           </w:tcPr>
           <w:p>
             <w:pPr>
+              <w:keepNext w:val="false"/>
               <w:spacing w:after="40" w:before="0"/>
               <w:jc w:val="center"/>
             </w:pPr>
@@ -23607,6 +24122,7 @@
           </w:tcPr>
           <w:p>
             <w:pPr>
+              <w:keepNext w:val="false"/>
               <w:spacing w:after="40" w:before="0"/>
               <w:jc w:val="center"/>
             </w:pPr>
@@ -23641,6 +24157,7 @@
           </w:tcPr>
           <w:p>
             <w:pPr>
+              <w:keepNext w:val="false"/>
               <w:spacing w:after="40" w:before="0"/>
               <w:jc w:val="left"/>
             </w:pPr>
@@ -23673,6 +24190,7 @@
           </w:tcPr>
           <w:p>
             <w:pPr>
+              <w:keepNext w:val="false"/>
               <w:spacing w:after="40" w:before="0"/>
               <w:jc w:val="left"/>
             </w:pPr>
@@ -23707,6 +24225,7 @@
           </w:tcPr>
           <w:p>
             <w:pPr>
+              <w:keepNext w:val="false"/>
               <w:spacing w:after="40" w:before="0"/>
               <w:jc w:val="left"/>
             </w:pPr>
@@ -23739,6 +24258,7 @@
           </w:tcPr>
           <w:p>
             <w:pPr>
+              <w:keepNext w:val="false"/>
               <w:spacing w:after="40" w:before="0"/>
               <w:jc w:val="left"/>
             </w:pPr>
@@ -23773,6 +24293,7 @@
           </w:tcPr>
           <w:p>
             <w:pPr>
+              <w:keepNext w:val="false"/>
               <w:spacing w:after="40" w:before="0"/>
               <w:jc w:val="left"/>
             </w:pPr>
@@ -23805,6 +24326,7 @@
           </w:tcPr>
           <w:p>
             <w:pPr>
+              <w:keepNext w:val="false"/>
               <w:spacing w:after="40" w:before="0"/>
               <w:jc w:val="left"/>
             </w:pPr>
@@ -23839,6 +24361,7 @@
           </w:tcPr>
           <w:p>
             <w:pPr>
+              <w:keepNext w:val="false"/>
               <w:spacing w:after="40" w:before="0"/>
               <w:jc w:val="left"/>
             </w:pPr>
@@ -23871,6 +24394,7 @@
           </w:tcPr>
           <w:p>
             <w:pPr>
+              <w:keepNext w:val="false"/>
               <w:spacing w:after="40" w:before="0"/>
               <w:jc w:val="left"/>
             </w:pPr>
@@ -23905,6 +24429,7 @@
           </w:tcPr>
           <w:p>
             <w:pPr>
+              <w:keepNext w:val="false"/>
               <w:spacing w:after="40" w:before="0"/>
               <w:jc w:val="left"/>
             </w:pPr>
@@ -23937,6 +24462,7 @@
           </w:tcPr>
           <w:p>
             <w:pPr>
+              <w:keepNext w:val="false"/>
               <w:spacing w:after="40" w:before="0"/>
               <w:jc w:val="left"/>
             </w:pPr>
@@ -23971,6 +24497,7 @@
           </w:tcPr>
           <w:p>
             <w:pPr>
+              <w:keepNext w:val="false"/>
               <w:spacing w:after="40" w:before="0"/>
               <w:jc w:val="left"/>
             </w:pPr>
@@ -24003,6 +24530,7 @@
           </w:tcPr>
           <w:p>
             <w:pPr>
+              <w:keepNext w:val="false"/>
               <w:spacing w:after="40" w:before="0"/>
               <w:jc w:val="left"/>
             </w:pPr>
@@ -24037,6 +24565,7 @@
           </w:tcPr>
           <w:p>
             <w:pPr>
+              <w:keepNext w:val="false"/>
               <w:spacing w:after="40" w:before="0"/>
               <w:jc w:val="left"/>
             </w:pPr>
@@ -24069,6 +24598,7 @@
           </w:tcPr>
           <w:p>
             <w:pPr>
+              <w:keepNext w:val="false"/>
               <w:spacing w:after="40" w:before="0"/>
               <w:jc w:val="left"/>
             </w:pPr>
@@ -24103,6 +24633,7 @@
           </w:tcPr>
           <w:p>
             <w:pPr>
+              <w:keepNext w:val="false"/>
               <w:spacing w:after="40" w:before="0"/>
               <w:jc w:val="left"/>
             </w:pPr>
@@ -24135,6 +24666,7 @@
           </w:tcPr>
           <w:p>
             <w:pPr>
+              <w:keepNext w:val="false"/>
               <w:spacing w:after="40" w:before="0"/>
               <w:jc w:val="left"/>
             </w:pPr>
@@ -24194,6 +24726,7 @@
           </w:tcPr>
           <w:p>
             <w:pPr>
+              <w:keepNext w:val="false"/>
               <w:spacing w:after="40" w:before="0"/>
               <w:jc w:val="center"/>
             </w:pPr>
@@ -24228,6 +24761,7 @@
           </w:tcPr>
           <w:p>
             <w:pPr>
+              <w:keepNext w:val="false"/>
               <w:spacing w:after="40" w:before="0"/>
               <w:jc w:val="left"/>
             </w:pPr>
@@ -24292,6 +24826,7 @@
           </w:tcPr>
           <w:p>
             <w:pPr>
+              <w:keepNext w:val="false"/>
               <w:spacing w:after="40" w:before="0"/>
               <w:jc w:val="center"/>
             </w:pPr>
@@ -24326,6 +24861,7 @@
           </w:tcPr>
           <w:p>
             <w:pPr>
+              <w:keepNext w:val="false"/>
               <w:spacing w:after="40" w:before="0"/>
               <w:jc w:val="left"/>
             </w:pPr>
@@ -24358,6 +24894,7 @@
           </w:tcPr>
           <w:p>
             <w:pPr>
+              <w:keepNext w:val="false"/>
               <w:spacing w:after="40" w:before="0"/>
               <w:jc w:val="left"/>
             </w:pPr>
@@ -24390,6 +24927,7 @@
           </w:tcPr>
           <w:p>
             <w:pPr>
+              <w:keepNext w:val="false"/>
               <w:spacing w:after="40" w:before="0"/>
               <w:jc w:val="left"/>
             </w:pPr>
@@ -24422,6 +24960,7 @@
           </w:tcPr>
           <w:p>
             <w:pPr>
+              <w:keepNext w:val="false"/>
               <w:spacing w:after="40" w:before="0"/>
               <w:jc w:val="left"/>
             </w:pPr>
@@ -24454,6 +24993,7 @@
           </w:tcPr>
           <w:p>
             <w:pPr>
+              <w:keepNext w:val="false"/>
               <w:spacing w:after="40" w:before="0"/>
               <w:jc w:val="left"/>
             </w:pPr>
@@ -24488,6 +25028,7 @@
           </w:tcPr>
           <w:p>
             <w:pPr>
+              <w:keepNext w:val="false"/>
               <w:spacing w:after="40" w:before="0"/>
               <w:jc w:val="left"/>
             </w:pPr>
@@ -24525,7 +25066,7 @@
             <w:pPr>
               <w:spacing w:after="20" w:before="0"/>
             </w:pPr>
-            <w:hyperlink w:history="1" r:id="rId4zqa4ntk4klmwktbky2bg">
+            <w:hyperlink w:history="1" r:id="rIdny9dm5ujzuovdz2t3gniu">
               <w:r>
                 <w:rPr>
                   <w:rFonts w:ascii="Arial" w:cs="Arial" w:eastAsia="Arial" w:hAnsi="Arial"/>
@@ -24558,7 +25099,7 @@
               <w:spacing w:after="10" w:before="0"/>
               <w:ind w:left="120"/>
             </w:pPr>
-            <w:hyperlink w:history="1" r:id="rIdlcxsnn-sftqq_um1btgog">
+            <w:hyperlink w:history="1" r:id="rId8jodv7u8wsqsv2w8vxtpc">
               <w:r>
                 <w:rPr>
                   <w:rFonts w:ascii="Arial" w:cs="Arial" w:eastAsia="Arial" w:hAnsi="Arial"/>
@@ -24620,7 +25161,7 @@
               <w:spacing w:after="10" w:before="0"/>
               <w:ind w:left="120"/>
             </w:pPr>
-            <w:hyperlink w:history="1" r:id="rId1qwme9vddndprlfondvgf">
+            <w:hyperlink w:history="1" r:id="rId-kq6uzkcouficndrehs_l">
               <w:r>
                 <w:rPr>
                   <w:rFonts w:ascii="Arial" w:cs="Arial" w:eastAsia="Arial" w:hAnsi="Arial"/>
@@ -24663,6 +25204,7 @@
           </w:tcPr>
           <w:p>
             <w:pPr>
+              <w:keepNext w:val="false"/>
               <w:spacing w:after="40" w:before="0"/>
               <w:jc w:val="left"/>
             </w:pPr>
@@ -24695,6 +25237,7 @@
           </w:tcPr>
           <w:p>
             <w:pPr>
+              <w:keepNext w:val="false"/>
               <w:spacing w:after="40" w:before="0"/>
               <w:jc w:val="left"/>
             </w:pPr>
@@ -24727,6 +25270,7 @@
           </w:tcPr>
           <w:p>
             <w:pPr>
+              <w:keepNext w:val="false"/>
               <w:spacing w:after="40" w:before="0"/>
               <w:jc w:val="left"/>
             </w:pPr>
@@ -24759,6 +25303,7 @@
           </w:tcPr>
           <w:p>
             <w:pPr>
+              <w:keepNext w:val="false"/>
               <w:spacing w:after="40" w:before="0"/>
               <w:jc w:val="left"/>
             </w:pPr>
@@ -24793,6 +25338,7 @@
           </w:tcPr>
           <w:p>
             <w:pPr>
+              <w:keepNext w:val="false"/>
               <w:spacing w:after="40" w:before="0"/>
               <w:jc w:val="left"/>
             </w:pPr>
@@ -24830,7 +25376,7 @@
             <w:pPr>
               <w:spacing w:after="20" w:before="0"/>
             </w:pPr>
-            <w:hyperlink w:history="1" r:id="rId5ifpdkgv6eq55dwaam9tu">
+            <w:hyperlink w:history="1" r:id="rId72y-or-xehir0mt1br4rd">
               <w:r>
                 <w:rPr>
                   <w:rFonts w:ascii="Arial" w:cs="Arial" w:eastAsia="Arial" w:hAnsi="Arial"/>
@@ -24863,7 +25409,7 @@
               <w:spacing w:after="10" w:before="0"/>
               <w:ind w:left="120"/>
             </w:pPr>
-            <w:hyperlink w:history="1" r:id="rIdws8jw9_k3kcmwg3htwz5s">
+            <w:hyperlink w:history="1" r:id="rIdhh0n5mfpgd702kduroooi">
               <w:r>
                 <w:rPr>
                   <w:rFonts w:ascii="Arial" w:cs="Arial" w:eastAsia="Arial" w:hAnsi="Arial"/>
@@ -24925,7 +25471,7 @@
               <w:spacing w:after="10" w:before="0"/>
               <w:ind w:left="120"/>
             </w:pPr>
-            <w:hyperlink w:history="1" r:id="rIdjjlkkzcuro5puayljmbuw">
+            <w:hyperlink w:history="1" r:id="rIdykhetn4kts6ul9lanwenm">
               <w:r>
                 <w:rPr>
                   <w:rFonts w:ascii="Arial" w:cs="Arial" w:eastAsia="Arial" w:hAnsi="Arial"/>
@@ -24968,6 +25514,7 @@
           </w:tcPr>
           <w:p>
             <w:pPr>
+              <w:keepNext w:val="false"/>
               <w:spacing w:after="40" w:before="0"/>
               <w:jc w:val="left"/>
             </w:pPr>
@@ -25000,6 +25547,7 @@
           </w:tcPr>
           <w:p>
             <w:pPr>
+              <w:keepNext w:val="false"/>
               <w:spacing w:after="40" w:before="0"/>
               <w:jc w:val="left"/>
             </w:pPr>
@@ -25032,6 +25580,7 @@
           </w:tcPr>
           <w:p>
             <w:pPr>
+              <w:keepNext w:val="false"/>
               <w:spacing w:after="40" w:before="0"/>
               <w:jc w:val="left"/>
             </w:pPr>
@@ -25064,6 +25613,7 @@
           </w:tcPr>
           <w:p>
             <w:pPr>
+              <w:keepNext w:val="false"/>
               <w:spacing w:after="40" w:before="0"/>
               <w:jc w:val="left"/>
             </w:pPr>
@@ -25098,6 +25648,7 @@
           </w:tcPr>
           <w:p>
             <w:pPr>
+              <w:keepNext w:val="false"/>
               <w:spacing w:after="40" w:before="0"/>
               <w:jc w:val="left"/>
             </w:pPr>
@@ -25135,7 +25686,7 @@
             <w:pPr>
               <w:spacing w:after="20" w:before="0"/>
             </w:pPr>
-            <w:hyperlink w:history="1" r:id="rId15smrncetz7swppeve13r">
+            <w:hyperlink w:history="1" r:id="rIdgtym6hn7lucdnahryfvp_">
               <w:r>
                 <w:rPr>
                   <w:rFonts w:ascii="Arial" w:cs="Arial" w:eastAsia="Arial" w:hAnsi="Arial"/>
@@ -25168,7 +25719,7 @@
               <w:spacing w:after="10" w:before="0"/>
               <w:ind w:left="120"/>
             </w:pPr>
-            <w:hyperlink w:history="1" r:id="rId4iafnh2tjjrgv-9uje42p">
+            <w:hyperlink w:history="1" r:id="rIdimq0kpzdvyz6sb2ufowee">
               <w:r>
                 <w:rPr>
                   <w:rFonts w:ascii="Arial" w:cs="Arial" w:eastAsia="Arial" w:hAnsi="Arial"/>
@@ -25230,7 +25781,7 @@
               <w:spacing w:after="10" w:before="0"/>
               <w:ind w:left="120"/>
             </w:pPr>
-            <w:hyperlink w:history="1" r:id="rIdbr4rfmzmld6y0c4o07vyx">
+            <w:hyperlink w:history="1" r:id="rId2u1ip0ysgdyk-fgco3ar0">
               <w:r>
                 <w:rPr>
                   <w:rFonts w:ascii="Arial" w:cs="Arial" w:eastAsia="Arial" w:hAnsi="Arial"/>
@@ -25273,6 +25824,7 @@
           </w:tcPr>
           <w:p>
             <w:pPr>
+              <w:keepNext w:val="false"/>
               <w:spacing w:after="40" w:before="0"/>
               <w:jc w:val="left"/>
             </w:pPr>
@@ -25305,6 +25857,7 @@
           </w:tcPr>
           <w:p>
             <w:pPr>
+              <w:keepNext w:val="false"/>
               <w:spacing w:after="40" w:before="0"/>
               <w:jc w:val="left"/>
             </w:pPr>
@@ -25337,6 +25890,7 @@
           </w:tcPr>
           <w:p>
             <w:pPr>
+              <w:keepNext w:val="false"/>
               <w:spacing w:after="40" w:before="0"/>
               <w:jc w:val="left"/>
             </w:pPr>
@@ -25369,6 +25923,7 @@
           </w:tcPr>
           <w:p>
             <w:pPr>
+              <w:keepNext w:val="false"/>
               <w:spacing w:after="40" w:before="0"/>
               <w:jc w:val="left"/>
             </w:pPr>
@@ -25403,6 +25958,7 @@
           </w:tcPr>
           <w:p>
             <w:pPr>
+              <w:keepNext w:val="false"/>
               <w:spacing w:after="40" w:before="0"/>
               <w:jc w:val="left"/>
             </w:pPr>
@@ -25440,7 +25996,7 @@
             <w:pPr>
               <w:spacing w:after="20" w:before="0"/>
             </w:pPr>
-            <w:hyperlink w:history="1" r:id="rIdumme5e6dak8lv4a2hp8zv">
+            <w:hyperlink w:history="1" r:id="rIdwt8dvllgsocenfosvc-p3">
               <w:r>
                 <w:rPr>
                   <w:rFonts w:ascii="Arial" w:cs="Arial" w:eastAsia="Arial" w:hAnsi="Arial"/>
@@ -25473,7 +26029,7 @@
               <w:spacing w:after="10" w:before="0"/>
               <w:ind w:left="120"/>
             </w:pPr>
-            <w:hyperlink w:history="1" r:id="rIdf-je0cyvl6grxtnkzriz_">
+            <w:hyperlink w:history="1" r:id="rId5mnuuwwuznebs9vaumjvr">
               <w:r>
                 <w:rPr>
                   <w:rFonts w:ascii="Arial" w:cs="Arial" w:eastAsia="Arial" w:hAnsi="Arial"/>
@@ -25535,7 +26091,7 @@
               <w:spacing w:after="10" w:before="0"/>
               <w:ind w:left="120"/>
             </w:pPr>
-            <w:hyperlink w:history="1" r:id="rIdrnnovttikon8stfi7przk">
+            <w:hyperlink w:history="1" r:id="rId0hhw1xsv3o-yznxgfqmkf">
               <w:r>
                 <w:rPr>
                   <w:rFonts w:ascii="Arial" w:cs="Arial" w:eastAsia="Arial" w:hAnsi="Arial"/>
@@ -25578,6 +26134,7 @@
           </w:tcPr>
           <w:p>
             <w:pPr>
+              <w:keepNext w:val="false"/>
               <w:spacing w:after="40" w:before="0"/>
               <w:jc w:val="left"/>
             </w:pPr>
@@ -25610,6 +26167,7 @@
           </w:tcPr>
           <w:p>
             <w:pPr>
+              <w:keepNext w:val="false"/>
               <w:spacing w:after="40" w:before="0"/>
               <w:jc w:val="left"/>
             </w:pPr>
@@ -25642,6 +26200,7 @@
           </w:tcPr>
           <w:p>
             <w:pPr>
+              <w:keepNext w:val="false"/>
               <w:spacing w:after="40" w:before="0"/>
               <w:jc w:val="left"/>
             </w:pPr>
@@ -25674,6 +26233,7 @@
           </w:tcPr>
           <w:p>
             <w:pPr>
+              <w:keepNext w:val="false"/>
               <w:spacing w:after="40" w:before="0"/>
               <w:jc w:val="left"/>
             </w:pPr>
@@ -25708,6 +26268,7 @@
           </w:tcPr>
           <w:p>
             <w:pPr>
+              <w:keepNext w:val="false"/>
               <w:spacing w:after="40" w:before="0"/>
               <w:jc w:val="left"/>
             </w:pPr>
@@ -25745,7 +26306,7 @@
             <w:pPr>
               <w:spacing w:after="20" w:before="0"/>
             </w:pPr>
-            <w:hyperlink w:history="1" r:id="rIdql9ijaj5ypsstfn2_dusv">
+            <w:hyperlink w:history="1" r:id="rIdybdh7ytqzmik69rkj_8k6">
               <w:r>
                 <w:rPr>
                   <w:rFonts w:ascii="Arial" w:cs="Arial" w:eastAsia="Arial" w:hAnsi="Arial"/>
@@ -25794,7 +26355,7 @@
               <w:spacing w:after="10" w:before="0"/>
               <w:ind w:left="120"/>
             </w:pPr>
-            <w:hyperlink w:history="1" r:id="rIdx9ygsgglxy4lvv8lfxbfn">
+            <w:hyperlink w:history="1" r:id="rIdllu1_kl366cyuzzqdoqz5">
               <w:r>
                 <w:rPr>
                   <w:rFonts w:ascii="Arial" w:cs="Arial" w:eastAsia="Arial" w:hAnsi="Arial"/>
@@ -25856,7 +26417,7 @@
               <w:spacing w:after="10" w:before="0"/>
               <w:ind w:left="120"/>
             </w:pPr>
-            <w:hyperlink w:history="1" r:id="rIdvqtol20inlqqvtuxlynbe">
+            <w:hyperlink w:history="1" r:id="rIdxa278l1yuoeriyv_je2oz">
               <w:r>
                 <w:rPr>
                   <w:rFonts w:ascii="Arial" w:cs="Arial" w:eastAsia="Arial" w:hAnsi="Arial"/>
@@ -25899,6 +26460,7 @@
           </w:tcPr>
           <w:p>
             <w:pPr>
+              <w:keepNext w:val="false"/>
               <w:spacing w:after="40" w:before="0"/>
               <w:jc w:val="left"/>
             </w:pPr>
@@ -25931,6 +26493,7 @@
           </w:tcPr>
           <w:p>
             <w:pPr>
+              <w:keepNext w:val="false"/>
               <w:spacing w:after="40" w:before="0"/>
               <w:jc w:val="left"/>
             </w:pPr>
@@ -25963,6 +26526,7 @@
           </w:tcPr>
           <w:p>
             <w:pPr>
+              <w:keepNext w:val="false"/>
               <w:spacing w:after="40" w:before="0"/>
               <w:jc w:val="left"/>
             </w:pPr>
@@ -25995,6 +26559,7 @@
           </w:tcPr>
           <w:p>
             <w:pPr>
+              <w:keepNext w:val="false"/>
               <w:spacing w:after="40" w:before="0"/>
               <w:jc w:val="left"/>
             </w:pPr>
@@ -26054,6 +26619,7 @@
           </w:tcPr>
           <w:p>
             <w:pPr>
+              <w:keepNext w:val="false"/>
               <w:spacing w:after="40" w:before="0"/>
               <w:jc w:val="center"/>
             </w:pPr>
@@ -26088,6 +26654,7 @@
           </w:tcPr>
           <w:p>
             <w:pPr>
+              <w:keepNext w:val="false"/>
               <w:spacing w:after="40" w:before="0"/>
               <w:jc w:val="left"/>
             </w:pPr>
@@ -26107,6 +26674,7 @@
           </w:p>
           <w:p>
             <w:pPr>
+              <w:keepNext w:val="false"/>
               <w:spacing w:after="40" w:before="0"/>
               <w:jc w:val="left"/>
             </w:pPr>
@@ -26126,6 +26694,7 @@
           </w:p>
           <w:p>
             <w:pPr>
+              <w:keepNext w:val="false"/>
               <w:spacing w:after="40" w:before="0"/>
               <w:jc w:val="left"/>
             </w:pPr>
@@ -26145,6 +26714,7 @@
           </w:p>
           <w:p>
             <w:pPr>
+              <w:keepNext w:val="false"/>
               <w:spacing w:after="40" w:before="0"/>
               <w:jc w:val="left"/>
             </w:pPr>
@@ -26164,6 +26734,7 @@
           </w:p>
           <w:p>
             <w:pPr>
+              <w:keepNext w:val="false"/>
               <w:spacing w:after="40" w:before="0"/>
               <w:jc w:val="left"/>
             </w:pPr>
@@ -26183,6 +26754,7 @@
           </w:p>
           <w:p>
             <w:pPr>
+              <w:keepNext w:val="false"/>
               <w:spacing w:after="40" w:before="0"/>
               <w:jc w:val="left"/>
             </w:pPr>
@@ -26202,6 +26774,7 @@
           </w:p>
           <w:p>
             <w:pPr>
+              <w:keepNext w:val="false"/>
               <w:spacing w:after="40" w:before="0"/>
               <w:jc w:val="left"/>
             </w:pPr>
@@ -26221,6 +26794,7 @@
           </w:p>
           <w:p>
             <w:pPr>
+              <w:keepNext w:val="false"/>
               <w:spacing w:after="40" w:before="0"/>
               <w:jc w:val="left"/>
             </w:pPr>
@@ -26240,6 +26814,7 @@
           </w:p>
           <w:p>
             <w:pPr>
+              <w:keepNext w:val="false"/>
               <w:spacing w:after="40" w:before="0"/>
               <w:jc w:val="left"/>
             </w:pPr>
@@ -26259,6 +26834,7 @@
           </w:p>
           <w:p>
             <w:pPr>
+              <w:keepNext w:val="false"/>
               <w:spacing w:after="40" w:before="0"/>
               <w:jc w:val="left"/>
             </w:pPr>
@@ -26278,6 +26854,7 @@
           </w:p>
           <w:p>
             <w:pPr>
+              <w:keepNext w:val="false"/>
               <w:spacing w:after="40" w:before="0"/>
               <w:jc w:val="left"/>
             </w:pPr>
@@ -26297,6 +26874,7 @@
           </w:p>
           <w:p>
             <w:pPr>
+              <w:keepNext w:val="false"/>
               <w:spacing w:after="40" w:before="0"/>
               <w:jc w:val="left"/>
             </w:pPr>
@@ -26316,6 +26894,7 @@
           </w:p>
           <w:p>
             <w:pPr>
+              <w:keepNext w:val="false"/>
               <w:spacing w:after="40" w:before="0"/>
               <w:jc w:val="left"/>
             </w:pPr>
@@ -26335,6 +26914,7 @@
           </w:p>
           <w:p>
             <w:pPr>
+              <w:keepNext w:val="false"/>
               <w:spacing w:after="40" w:before="0"/>
               <w:jc w:val="left"/>
             </w:pPr>
@@ -26354,6 +26934,7 @@
           </w:p>
           <w:p>
             <w:pPr>
+              <w:keepNext w:val="false"/>
               <w:spacing w:after="40" w:before="0"/>
               <w:jc w:val="left"/>
             </w:pPr>
@@ -26415,6 +26996,7 @@
           </w:tcPr>
           <w:p>
             <w:pPr>
+              <w:keepNext w:val="false"/>
               <w:spacing w:after="40" w:before="0"/>
               <w:jc w:val="center"/>
             </w:pPr>
@@ -26449,6 +27031,7 @@
           </w:tcPr>
           <w:p>
             <w:pPr>
+              <w:keepNext w:val="false"/>
               <w:spacing w:after="40" w:before="0"/>
               <w:jc w:val="left"/>
             </w:pPr>
@@ -26481,6 +27064,7 @@
           </w:tcPr>
           <w:p>
             <w:pPr>
+              <w:keepNext w:val="false"/>
               <w:spacing w:after="40" w:before="0"/>
               <w:jc w:val="left"/>
             </w:pPr>
@@ -26515,6 +27099,7 @@
           </w:tcPr>
           <w:p>
             <w:pPr>
+              <w:keepNext w:val="false"/>
               <w:spacing w:after="40" w:before="0"/>
               <w:jc w:val="left"/>
             </w:pPr>
@@ -26547,6 +27132,7 @@
           </w:tcPr>
           <w:p>
             <w:pPr>
+              <w:keepNext w:val="false"/>
               <w:spacing w:after="40" w:before="0"/>
               <w:jc w:val="left"/>
             </w:pPr>
@@ -26581,6 +27167,7 @@
           </w:tcPr>
           <w:p>
             <w:pPr>
+              <w:keepNext w:val="false"/>
               <w:spacing w:after="40" w:before="0"/>
               <w:jc w:val="left"/>
             </w:pPr>
@@ -26613,6 +27200,7 @@
           </w:tcPr>
           <w:p>
             <w:pPr>
+              <w:keepNext w:val="false"/>
               <w:spacing w:after="40" w:before="0"/>
               <w:jc w:val="left"/>
             </w:pPr>
@@ -26649,7 +27237,7 @@
         </w:rPr>
         <w:t xml:space="preserve">© 2026 SeaVuria and ARES. Aligned with KICD objectives. Developed by SeaVuria; technical implementation by ARES (with AI assistance from Claude). Licensed under </w:t>
       </w:r>
-      <w:hyperlink w:history="1" r:id="rIdsapgxsoqfdetvh9uiiraf">
+      <w:hyperlink w:history="1" r:id="rIdsu4hcvqckf8zjpyibh58j">
         <w:r>
           <w:rPr>
             <w:rFonts w:ascii="Arial" w:cs="Arial" w:eastAsia="Arial" w:hAnsi="Arial"/>
@@ -26670,7 +27258,7 @@
         </w:rPr>
         <w:t xml:space="preserve"> (</w:t>
       </w:r>
-      <w:hyperlink w:history="1" r:id="rIdzw7fzwpzqn2eh9flbzbvs">
+      <w:hyperlink w:history="1" r:id="rIdbvwe1djfvxyb2ps4x0x7m">
         <w:r>
           <w:rPr>
             <w:rFonts w:ascii="Arial" w:cs="Arial" w:eastAsia="Arial" w:hAnsi="Arial"/>
@@ -26731,6 +27319,7 @@
           </w:tcPr>
           <w:p>
             <w:pPr>
+              <w:keepNext w:val="false"/>
               <w:spacing w:after="40" w:before="0"/>
               <w:jc w:val="center"/>
             </w:pPr>
@@ -26765,6 +27354,7 @@
           </w:tcPr>
           <w:p>
             <w:pPr>
+              <w:keepNext w:val="false"/>
               <w:spacing w:after="40" w:before="0"/>
               <w:jc w:val="left"/>
             </w:pPr>
@@ -26797,6 +27387,7 @@
           </w:tcPr>
           <w:p>
             <w:pPr>
+              <w:keepNext w:val="false"/>
               <w:spacing w:after="40" w:before="0"/>
               <w:jc w:val="left"/>
             </w:pPr>
@@ -26829,6 +27420,7 @@
           </w:tcPr>
           <w:p>
             <w:pPr>
+              <w:keepNext w:val="false"/>
               <w:spacing w:after="40" w:before="0"/>
               <w:jc w:val="left"/>
             </w:pPr>
@@ -26863,6 +27455,7 @@
           </w:tcPr>
           <w:p>
             <w:pPr>
+              <w:keepNext w:val="false"/>
               <w:spacing w:after="40" w:before="0"/>
               <w:jc w:val="left"/>
             </w:pPr>
@@ -26895,6 +27488,7 @@
           </w:tcPr>
           <w:p>
             <w:pPr>
+              <w:keepNext w:val="false"/>
               <w:spacing w:after="40" w:before="0"/>
               <w:jc w:val="left"/>
             </w:pPr>
@@ -26927,6 +27521,7 @@
           </w:tcPr>
           <w:p>
             <w:pPr>
+              <w:keepNext w:val="false"/>
               <w:spacing w:after="40" w:before="0"/>
               <w:jc w:val="left"/>
             </w:pPr>
@@ -26961,6 +27556,7 @@
           </w:tcPr>
           <w:p>
             <w:pPr>
+              <w:keepNext w:val="false"/>
               <w:spacing w:after="40" w:before="0"/>
               <w:jc w:val="left"/>
             </w:pPr>
@@ -26993,6 +27589,7 @@
           </w:tcPr>
           <w:p>
             <w:pPr>
+              <w:keepNext w:val="false"/>
               <w:spacing w:after="40" w:before="0"/>
               <w:jc w:val="left"/>
             </w:pPr>
@@ -27025,6 +27622,7 @@
           </w:tcPr>
           <w:p>
             <w:pPr>
+              <w:keepNext w:val="false"/>
               <w:spacing w:after="40" w:before="0"/>
               <w:jc w:val="left"/>
             </w:pPr>
@@ -27059,6 +27657,7 @@
           </w:tcPr>
           <w:p>
             <w:pPr>
+              <w:keepNext w:val="false"/>
               <w:spacing w:after="40" w:before="0"/>
               <w:jc w:val="left"/>
             </w:pPr>
@@ -27091,6 +27690,7 @@
           </w:tcPr>
           <w:p>
             <w:pPr>
+              <w:keepNext w:val="false"/>
               <w:spacing w:after="40" w:before="0"/>
               <w:jc w:val="left"/>
             </w:pPr>
@@ -27123,6 +27723,7 @@
           </w:tcPr>
           <w:p>
             <w:pPr>
+              <w:keepNext w:val="false"/>
               <w:spacing w:after="40" w:before="0"/>
               <w:jc w:val="left"/>
             </w:pPr>

--- a/data/outputs/v2/General_Science/SS2.3_Chemical_Bonding/General_Science_Chemical_Bonding_CBE_LessonSequence.docx
+++ b/data/outputs/v2/General_Science/SS2.3_Chemical_Bonding/General_Science_Chemical_Bonding_CBE_LessonSequence.docx
@@ -2718,7 +2718,7 @@
         </w:rPr>
         <w:t xml:space="preserve">© 2026 SeaVuria and ARES. This work is licensed under a </w:t>
       </w:r>
-      <w:hyperlink w:history="1" r:id="rId_cnctodohxde0wkutztrd">
+      <w:hyperlink w:history="1" r:id="rIdzc4dtn72iq1vjmm_mlgst">
         <w:r>
           <w:rPr>
             <w:rFonts w:ascii="Arial" w:cs="Arial" w:eastAsia="Arial" w:hAnsi="Arial"/>
@@ -2738,7 +2738,7 @@
         </w:rPr>
         <w:t xml:space="preserve"> (</w:t>
       </w:r>
-      <w:hyperlink w:history="1" r:id="rIdo0vdkqyiffgyqgvk8u-fy">
+      <w:hyperlink w:history="1" r:id="rIdqb7tchgjmimvhzekgwfec">
         <w:r>
           <w:rPr>
             <w:rFonts w:ascii="Arial" w:cs="Arial" w:eastAsia="Arial" w:hAnsi="Arial"/>
@@ -2758,7 +2758,7 @@
         </w:rPr>
         <w:t xml:space="preserve">). To view a copy of this license, visit </w:t>
       </w:r>
-      <w:hyperlink w:history="1" r:id="rIdtewly3xe_emztbk3nenv1">
+      <w:hyperlink w:history="1" r:id="rIdztv8djtzo6qt8s63l8bwu">
         <w:r>
           <w:rPr>
             <w:rFonts w:ascii="Arial" w:cs="Arial" w:eastAsia="Arial" w:hAnsi="Arial"/>
@@ -3797,7 +3797,7 @@
             <w:pPr>
               <w:spacing w:after="20" w:before="0"/>
             </w:pPr>
-            <w:hyperlink w:history="1" r:id="rIdacph-7_to6almkpxraqzn">
+            <w:hyperlink w:history="1" r:id="rIdzjw4luda29c0txstmi835">
               <w:r>
                 <w:rPr>
                   <w:rFonts w:ascii="Arial" w:cs="Arial" w:eastAsia="Arial" w:hAnsi="Arial"/>
@@ -3846,7 +3846,7 @@
               <w:spacing w:after="10" w:before="0"/>
               <w:ind w:left="120"/>
             </w:pPr>
-            <w:hyperlink w:history="1" r:id="rIdqjhzaux6z4enjhjj3hkcg">
+            <w:hyperlink w:history="1" r:id="rId7odvstticfotlstsjobxv">
               <w:r>
                 <w:rPr>
                   <w:rFonts w:ascii="Arial" w:cs="Arial" w:eastAsia="Arial" w:hAnsi="Arial"/>
@@ -3908,7 +3908,7 @@
               <w:spacing w:after="10" w:before="0"/>
               <w:ind w:left="120"/>
             </w:pPr>
-            <w:hyperlink w:history="1" r:id="rIdf3w2hgbsbxtfvgjpi7nhi">
+            <w:hyperlink w:history="1" r:id="rIdknpzmoibzgtwammn-ozmg">
               <w:r>
                 <w:rPr>
                   <w:rFonts w:ascii="Arial" w:cs="Arial" w:eastAsia="Arial" w:hAnsi="Arial"/>
@@ -4123,7 +4123,7 @@
             <w:pPr>
               <w:spacing w:after="20" w:before="0"/>
             </w:pPr>
-            <w:hyperlink w:history="1" r:id="rIdypmcczviid95avvbeqkrc">
+            <w:hyperlink w:history="1" r:id="rIdd5pg_ca3n3-kewzdg1taj">
               <w:r>
                 <w:rPr>
                   <w:rFonts w:ascii="Arial" w:cs="Arial" w:eastAsia="Arial" w:hAnsi="Arial"/>
@@ -4172,7 +4172,7 @@
               <w:spacing w:after="10" w:before="0"/>
               <w:ind w:left="120"/>
             </w:pPr>
-            <w:hyperlink w:history="1" r:id="rId49kevhjsddyszfxg4gyul">
+            <w:hyperlink w:history="1" r:id="rIdrt_rdybfoj902svadmlbh">
               <w:r>
                 <w:rPr>
                   <w:rFonts w:ascii="Arial" w:cs="Arial" w:eastAsia="Arial" w:hAnsi="Arial"/>
@@ -4234,7 +4234,7 @@
               <w:spacing w:after="10" w:before="0"/>
               <w:ind w:left="120"/>
             </w:pPr>
-            <w:hyperlink w:history="1" r:id="rId_gb-0lkh41avp-raumktl">
+            <w:hyperlink w:history="1" r:id="rIdicxczccbyb5uufhktkici">
               <w:r>
                 <w:rPr>
                   <w:rFonts w:ascii="Arial" w:cs="Arial" w:eastAsia="Arial" w:hAnsi="Arial"/>
@@ -4449,7 +4449,7 @@
             <w:pPr>
               <w:spacing w:after="20" w:before="0"/>
             </w:pPr>
-            <w:hyperlink w:history="1" r:id="rIdmd6sdt_ttyy_wkto_-oto">
+            <w:hyperlink w:history="1" r:id="rIdhqcohrxreom7rllfdsiiy">
               <w:r>
                 <w:rPr>
                   <w:rFonts w:ascii="Arial" w:cs="Arial" w:eastAsia="Arial" w:hAnsi="Arial"/>
@@ -4498,7 +4498,7 @@
               <w:spacing w:after="10" w:before="0"/>
               <w:ind w:left="120"/>
             </w:pPr>
-            <w:hyperlink w:history="1" r:id="rIdxgaty-vrkartpjb2dllcu">
+            <w:hyperlink w:history="1" r:id="rIdz-uuaghariavbed51k81j">
               <w:r>
                 <w:rPr>
                   <w:rFonts w:ascii="Arial" w:cs="Arial" w:eastAsia="Arial" w:hAnsi="Arial"/>
@@ -4560,7 +4560,7 @@
               <w:spacing w:after="10" w:before="0"/>
               <w:ind w:left="120"/>
             </w:pPr>
-            <w:hyperlink w:history="1" r:id="rIdy1-matj-fu007m_2rzygq">
+            <w:hyperlink w:history="1" r:id="rIdgqyaqles-metqmtjs-rtq">
               <w:r>
                 <w:rPr>
                   <w:rFonts w:ascii="Arial" w:cs="Arial" w:eastAsia="Arial" w:hAnsi="Arial"/>
@@ -4775,7 +4775,7 @@
             <w:pPr>
               <w:spacing w:after="20" w:before="0"/>
             </w:pPr>
-            <w:hyperlink w:history="1" r:id="rIduotfvzvkqsseba097whya">
+            <w:hyperlink w:history="1" r:id="rIdzhptk_svyytww66e7aet3">
               <w:r>
                 <w:rPr>
                   <w:rFonts w:ascii="Arial" w:cs="Arial" w:eastAsia="Arial" w:hAnsi="Arial"/>
@@ -4824,7 +4824,7 @@
               <w:spacing w:after="10" w:before="0"/>
               <w:ind w:left="120"/>
             </w:pPr>
-            <w:hyperlink w:history="1" r:id="rIdx3p4qfkeagcsma-gl9uzu">
+            <w:hyperlink w:history="1" r:id="rIdda3rt2iboo3_mt-w2okq6">
               <w:r>
                 <w:rPr>
                   <w:rFonts w:ascii="Arial" w:cs="Arial" w:eastAsia="Arial" w:hAnsi="Arial"/>
@@ -4886,7 +4886,7 @@
               <w:spacing w:after="10" w:before="0"/>
               <w:ind w:left="120"/>
             </w:pPr>
-            <w:hyperlink w:history="1" r:id="rId9_4qyltw00neylxqqcpyx">
+            <w:hyperlink w:history="1" r:id="rIdojfhz4roullwq1j3xyaxx">
               <w:r>
                 <w:rPr>
                   <w:rFonts w:ascii="Arial" w:cs="Arial" w:eastAsia="Arial" w:hAnsi="Arial"/>
@@ -5101,7 +5101,7 @@
             <w:pPr>
               <w:spacing w:after="20" w:before="0"/>
             </w:pPr>
-            <w:hyperlink w:history="1" r:id="rIdn4sgp_gy_sfjchchsv3e6">
+            <w:hyperlink w:history="1" r:id="rIdhniueqlke44bxpfeluspi">
               <w:r>
                 <w:rPr>
                   <w:rFonts w:ascii="Arial" w:cs="Arial" w:eastAsia="Arial" w:hAnsi="Arial"/>
@@ -5150,7 +5150,7 @@
               <w:spacing w:after="10" w:before="0"/>
               <w:ind w:left="120"/>
             </w:pPr>
-            <w:hyperlink w:history="1" r:id="rIdr4uodukqzo9df9mznsyja">
+            <w:hyperlink w:history="1" r:id="rIdrfkznoog_hjvixpzopwut">
               <w:r>
                 <w:rPr>
                   <w:rFonts w:ascii="Arial" w:cs="Arial" w:eastAsia="Arial" w:hAnsi="Arial"/>
@@ -5212,7 +5212,7 @@
               <w:spacing w:after="10" w:before="0"/>
               <w:ind w:left="120"/>
             </w:pPr>
-            <w:hyperlink w:history="1" r:id="rIdkynbh_d80ep1xvvgkgsxt">
+            <w:hyperlink w:history="1" r:id="rIdvssk52f5svkfsrjs6soap">
               <w:r>
                 <w:rPr>
                   <w:rFonts w:ascii="Arial" w:cs="Arial" w:eastAsia="Arial" w:hAnsi="Arial"/>
@@ -5752,7 +5752,7 @@
         </w:rPr>
         <w:t xml:space="preserve">© 2026 SeaVuria and ARES. Aligned with KICD objectives. Developed by SeaVuria; technical implementation by ARES (with AI assistance from Claude). Licensed under </w:t>
       </w:r>
-      <w:hyperlink w:history="1" r:id="rIduyog3_f_awixrcystvk62">
+      <w:hyperlink w:history="1" r:id="rIdtokylnct8rgwol4zbaney">
         <w:r>
           <w:rPr>
             <w:rFonts w:ascii="Arial" w:cs="Arial" w:eastAsia="Arial" w:hAnsi="Arial"/>
@@ -5773,7 +5773,7 @@
         </w:rPr>
         <w:t xml:space="preserve"> (</w:t>
       </w:r>
-      <w:hyperlink w:history="1" r:id="rIdwcgu4fh1fwhco5wo3kcpl">
+      <w:hyperlink w:history="1" r:id="rIdsjskxp3d-0ek0ezaxucwj">
         <w:r>
           <w:rPr>
             <w:rFonts w:ascii="Arial" w:cs="Arial" w:eastAsia="Arial" w:hAnsi="Arial"/>
@@ -6813,7 +6813,7 @@
             <w:pPr>
               <w:spacing w:after="20" w:before="0"/>
             </w:pPr>
-            <w:hyperlink w:history="1" r:id="rId_yhgnmgox6acfivqcogco">
+            <w:hyperlink w:history="1" r:id="rId2l3e14e4tfoqws8tplvsx">
               <w:r>
                 <w:rPr>
                   <w:rFonts w:ascii="Arial" w:cs="Arial" w:eastAsia="Arial" w:hAnsi="Arial"/>
@@ -6846,7 +6846,7 @@
               <w:spacing w:after="10" w:before="0"/>
               <w:ind w:left="120"/>
             </w:pPr>
-            <w:hyperlink w:history="1" r:id="rId-dhknpyaeckykagvl5gqx">
+            <w:hyperlink w:history="1" r:id="rIdnhujcsmpziudj-6gqks1x">
               <w:r>
                 <w:rPr>
                   <w:rFonts w:ascii="Arial" w:cs="Arial" w:eastAsia="Arial" w:hAnsi="Arial"/>
@@ -6891,7 +6891,7 @@
             <w:pPr>
               <w:spacing w:after="20" w:before="0"/>
             </w:pPr>
-            <w:hyperlink w:history="1" r:id="rIddb6s91d1gpkfq5tivwo5i">
+            <w:hyperlink w:history="1" r:id="rIdslivfpubqacmjoq57xqee">
               <w:r>
                 <w:rPr>
                   <w:rFonts w:ascii="Arial" w:cs="Arial" w:eastAsia="Arial" w:hAnsi="Arial"/>
@@ -6924,7 +6924,7 @@
               <w:spacing w:after="10" w:before="0"/>
               <w:ind w:left="120"/>
             </w:pPr>
-            <w:hyperlink w:history="1" r:id="rIdq0fmfybzst3vinvbin1ev">
+            <w:hyperlink w:history="1" r:id="rIdwgylzxlkbq5wsayiztrq7">
               <w:r>
                 <w:rPr>
                   <w:rFonts w:ascii="Arial" w:cs="Arial" w:eastAsia="Arial" w:hAnsi="Arial"/>
@@ -7124,7 +7124,7 @@
             <w:pPr>
               <w:spacing w:after="20" w:before="0"/>
             </w:pPr>
-            <w:hyperlink w:history="1" r:id="rId1kodb23qmnpvgphdtu3oi">
+            <w:hyperlink w:history="1" r:id="rIdpbbmtuirtkfpopzgsrr_d">
               <w:r>
                 <w:rPr>
                   <w:rFonts w:ascii="Arial" w:cs="Arial" w:eastAsia="Arial" w:hAnsi="Arial"/>
@@ -7157,7 +7157,7 @@
               <w:spacing w:after="10" w:before="0"/>
               <w:ind w:left="120"/>
             </w:pPr>
-            <w:hyperlink w:history="1" r:id="rIdn_niemygbtbg8kgb15xjb">
+            <w:hyperlink w:history="1" r:id="rIdwbvlqjt9j-jg6nxoldfxw">
               <w:r>
                 <w:rPr>
                   <w:rFonts w:ascii="Arial" w:cs="Arial" w:eastAsia="Arial" w:hAnsi="Arial"/>
@@ -7202,7 +7202,7 @@
             <w:pPr>
               <w:spacing w:after="20" w:before="0"/>
             </w:pPr>
-            <w:hyperlink w:history="1" r:id="rIdka6_dl0hwnadsqwkl9jot">
+            <w:hyperlink w:history="1" r:id="rIdc7pcdv7vettvr1-jylvkx">
               <w:r>
                 <w:rPr>
                   <w:rFonts w:ascii="Arial" w:cs="Arial" w:eastAsia="Arial" w:hAnsi="Arial"/>
@@ -7235,7 +7235,7 @@
               <w:spacing w:after="10" w:before="0"/>
               <w:ind w:left="120"/>
             </w:pPr>
-            <w:hyperlink w:history="1" r:id="rId-bmvltua6fo2hdcg8dv5_">
+            <w:hyperlink w:history="1" r:id="rIdt4ihmj_0t1ef7inp6ri2f">
               <w:r>
                 <w:rPr>
                   <w:rFonts w:ascii="Arial" w:cs="Arial" w:eastAsia="Arial" w:hAnsi="Arial"/>
@@ -7435,7 +7435,7 @@
             <w:pPr>
               <w:spacing w:after="20" w:before="0"/>
             </w:pPr>
-            <w:hyperlink w:history="1" r:id="rIdxd8j6len8-f00fabcizl0">
+            <w:hyperlink w:history="1" r:id="rIdluowerkzdqvnbrf3qi_cr">
               <w:r>
                 <w:rPr>
                   <w:rFonts w:ascii="Arial" w:cs="Arial" w:eastAsia="Arial" w:hAnsi="Arial"/>
@@ -7468,7 +7468,7 @@
               <w:spacing w:after="10" w:before="0"/>
               <w:ind w:left="120"/>
             </w:pPr>
-            <w:hyperlink w:history="1" r:id="rId3gjiwhb4xw3nu1wc2xxju">
+            <w:hyperlink w:history="1" r:id="rIdj_bqm7aywr1rvjpqko9q-">
               <w:r>
                 <w:rPr>
                   <w:rFonts w:ascii="Arial" w:cs="Arial" w:eastAsia="Arial" w:hAnsi="Arial"/>
@@ -7513,7 +7513,7 @@
             <w:pPr>
               <w:spacing w:after="20" w:before="0"/>
             </w:pPr>
-            <w:hyperlink w:history="1" r:id="rIdr_kawacojv6kafbtfvhzr">
+            <w:hyperlink w:history="1" r:id="rId28uilqnxnlxqxxixxvoww">
               <w:r>
                 <w:rPr>
                   <w:rFonts w:ascii="Arial" w:cs="Arial" w:eastAsia="Arial" w:hAnsi="Arial"/>
@@ -7546,7 +7546,7 @@
               <w:spacing w:after="10" w:before="0"/>
               <w:ind w:left="120"/>
             </w:pPr>
-            <w:hyperlink w:history="1" r:id="rIdk1twvr6bmh7fs8kdqhwq-">
+            <w:hyperlink w:history="1" r:id="rIdx-dimatgdd7tevwrxe3x2">
               <w:r>
                 <w:rPr>
                   <w:rFonts w:ascii="Arial" w:cs="Arial" w:eastAsia="Arial" w:hAnsi="Arial"/>
@@ -7746,7 +7746,7 @@
             <w:pPr>
               <w:spacing w:after="20" w:before="0"/>
             </w:pPr>
-            <w:hyperlink w:history="1" r:id="rIdkm30iprlo-8lpbfjqduso">
+            <w:hyperlink w:history="1" r:id="rIdoziqik6noidsrar1whxgy">
               <w:r>
                 <w:rPr>
                   <w:rFonts w:ascii="Arial" w:cs="Arial" w:eastAsia="Arial" w:hAnsi="Arial"/>
@@ -7779,7 +7779,7 @@
               <w:spacing w:after="10" w:before="0"/>
               <w:ind w:left="120"/>
             </w:pPr>
-            <w:hyperlink w:history="1" r:id="rId_4wzj8wemcqhrv-mc1xcm">
+            <w:hyperlink w:history="1" r:id="rId-66weh4cosjrybf7xf4lw">
               <w:r>
                 <w:rPr>
                   <w:rFonts w:ascii="Arial" w:cs="Arial" w:eastAsia="Arial" w:hAnsi="Arial"/>
@@ -7824,7 +7824,7 @@
             <w:pPr>
               <w:spacing w:after="20" w:before="0"/>
             </w:pPr>
-            <w:hyperlink w:history="1" r:id="rIdvjliou06gsysows4l59r6">
+            <w:hyperlink w:history="1" r:id="rIdrvheftkfq9womhysedait">
               <w:r>
                 <w:rPr>
                   <w:rFonts w:ascii="Arial" w:cs="Arial" w:eastAsia="Arial" w:hAnsi="Arial"/>
@@ -7857,7 +7857,7 @@
               <w:spacing w:after="10" w:before="0"/>
               <w:ind w:left="120"/>
             </w:pPr>
-            <w:hyperlink w:history="1" r:id="rIdpcjfysimg0z3pkommdwjm">
+            <w:hyperlink w:history="1" r:id="rIdenwx_ikgb6tvuo5ap1hnh">
               <w:r>
                 <w:rPr>
                   <w:rFonts w:ascii="Arial" w:cs="Arial" w:eastAsia="Arial" w:hAnsi="Arial"/>
@@ -8057,7 +8057,7 @@
             <w:pPr>
               <w:spacing w:after="20" w:before="0"/>
             </w:pPr>
-            <w:hyperlink w:history="1" r:id="rIdqlfra39jklwkmece2b3y0">
+            <w:hyperlink w:history="1" r:id="rId2whvrwyk-fk31ybcbk1jb">
               <w:r>
                 <w:rPr>
                   <w:rFonts w:ascii="Arial" w:cs="Arial" w:eastAsia="Arial" w:hAnsi="Arial"/>
@@ -8090,7 +8090,7 @@
               <w:spacing w:after="10" w:before="0"/>
               <w:ind w:left="120"/>
             </w:pPr>
-            <w:hyperlink w:history="1" r:id="rIdgcjryy1-z1t48nybs7r0w">
+            <w:hyperlink w:history="1" r:id="rIdeasmpw6dliiseal-w5vfx">
               <w:r>
                 <w:rPr>
                   <w:rFonts w:ascii="Arial" w:cs="Arial" w:eastAsia="Arial" w:hAnsi="Arial"/>
@@ -8135,7 +8135,7 @@
             <w:pPr>
               <w:spacing w:after="20" w:before="0"/>
             </w:pPr>
-            <w:hyperlink w:history="1" r:id="rIddy3coh85wi9dhi0etilci">
+            <w:hyperlink w:history="1" r:id="rIdmvgtzdqexug1plvalidz4">
               <w:r>
                 <w:rPr>
                   <w:rFonts w:ascii="Arial" w:cs="Arial" w:eastAsia="Arial" w:hAnsi="Arial"/>
@@ -8168,7 +8168,7 @@
               <w:spacing w:after="10" w:before="0"/>
               <w:ind w:left="120"/>
             </w:pPr>
-            <w:hyperlink w:history="1" r:id="rIdoukrjgveyplrfyh7-xzt_">
+            <w:hyperlink w:history="1" r:id="rIdf-kcotlj090x-fwyeapus">
               <w:r>
                 <w:rPr>
                   <w:rFonts w:ascii="Arial" w:cs="Arial" w:eastAsia="Arial" w:hAnsi="Arial"/>
@@ -8893,7 +8893,7 @@
         </w:rPr>
         <w:t xml:space="preserve">© 2026 SeaVuria and ARES. Aligned with KICD objectives. Developed by SeaVuria; technical implementation by ARES (with AI assistance from Claude). Licensed under </w:t>
       </w:r>
-      <w:hyperlink w:history="1" r:id="rIdb5igpojllfuf31_cvra0r">
+      <w:hyperlink w:history="1" r:id="rId1opxvug0t7w8wjazl4dof">
         <w:r>
           <w:rPr>
             <w:rFonts w:ascii="Arial" w:cs="Arial" w:eastAsia="Arial" w:hAnsi="Arial"/>
@@ -8914,7 +8914,7 @@
         </w:rPr>
         <w:t xml:space="preserve"> (</w:t>
       </w:r>
-      <w:hyperlink w:history="1" r:id="rIdlqi9hxsxmdj1xuip_02od">
+      <w:hyperlink w:history="1" r:id="rIdwdv3t83fdzgfi1dn7hkc8">
         <w:r>
           <w:rPr>
             <w:rFonts w:ascii="Arial" w:cs="Arial" w:eastAsia="Arial" w:hAnsi="Arial"/>
@@ -9954,7 +9954,7 @@
             <w:pPr>
               <w:spacing w:after="20" w:before="0"/>
             </w:pPr>
-            <w:hyperlink w:history="1" r:id="rIdwkimxocvekj3_-1_h6hl7">
+            <w:hyperlink w:history="1" r:id="rIdmqgez401l2gjngsujk-z8">
               <w:r>
                 <w:rPr>
                   <w:rFonts w:ascii="Arial" w:cs="Arial" w:eastAsia="Arial" w:hAnsi="Arial"/>
@@ -9987,7 +9987,7 @@
               <w:spacing w:after="10" w:before="0"/>
               <w:ind w:left="120"/>
             </w:pPr>
-            <w:hyperlink w:history="1" r:id="rIdra6ah19_bg73ngw7klq3g">
+            <w:hyperlink w:history="1" r:id="rIdzzuz5rjvmijjsi3x7iyir">
               <w:r>
                 <w:rPr>
                   <w:rFonts w:ascii="Arial" w:cs="Arial" w:eastAsia="Arial" w:hAnsi="Arial"/>
@@ -10032,7 +10032,7 @@
             <w:pPr>
               <w:spacing w:after="20" w:before="0"/>
             </w:pPr>
-            <w:hyperlink w:history="1" r:id="rIdnpf87whv_ghbmayrgv2ds">
+            <w:hyperlink w:history="1" r:id="rIdgfkpuvtdvnnap9m-4k4sb">
               <w:r>
                 <w:rPr>
                   <w:rFonts w:ascii="Arial" w:cs="Arial" w:eastAsia="Arial" w:hAnsi="Arial"/>
@@ -10065,7 +10065,7 @@
               <w:spacing w:after="10" w:before="0"/>
               <w:ind w:left="120"/>
             </w:pPr>
-            <w:hyperlink w:history="1" r:id="rId_zscb1efn32drjof9qsif">
+            <w:hyperlink w:history="1" r:id="rIdbbv8c0n1tun6m5zm_lqeg">
               <w:r>
                 <w:rPr>
                   <w:rFonts w:ascii="Arial" w:cs="Arial" w:eastAsia="Arial" w:hAnsi="Arial"/>
@@ -10265,7 +10265,7 @@
             <w:pPr>
               <w:spacing w:after="20" w:before="0"/>
             </w:pPr>
-            <w:hyperlink w:history="1" r:id="rIdsfrq0usinzzv_8dwddtlz">
+            <w:hyperlink w:history="1" r:id="rIdmb6jn82vo32csfetfvuou">
               <w:r>
                 <w:rPr>
                   <w:rFonts w:ascii="Arial" w:cs="Arial" w:eastAsia="Arial" w:hAnsi="Arial"/>
@@ -10298,7 +10298,7 @@
               <w:spacing w:after="10" w:before="0"/>
               <w:ind w:left="120"/>
             </w:pPr>
-            <w:hyperlink w:history="1" r:id="rIdcxrhilaqp1rzzsolnzinh">
+            <w:hyperlink w:history="1" r:id="rIdckzwfklwfcg12j9zwelek">
               <w:r>
                 <w:rPr>
                   <w:rFonts w:ascii="Arial" w:cs="Arial" w:eastAsia="Arial" w:hAnsi="Arial"/>
@@ -10343,7 +10343,7 @@
             <w:pPr>
               <w:spacing w:after="20" w:before="0"/>
             </w:pPr>
-            <w:hyperlink w:history="1" r:id="rIdlzt-ytnocdikapev15goy">
+            <w:hyperlink w:history="1" r:id="rIdcj1r2axjyvvrkrtig-fqa">
               <w:r>
                 <w:rPr>
                   <w:rFonts w:ascii="Arial" w:cs="Arial" w:eastAsia="Arial" w:hAnsi="Arial"/>
@@ -10376,7 +10376,7 @@
               <w:spacing w:after="10" w:before="0"/>
               <w:ind w:left="120"/>
             </w:pPr>
-            <w:hyperlink w:history="1" r:id="rIdxyem7l7vuagxbiyhyuqyp">
+            <w:hyperlink w:history="1" r:id="rId9r3nwcin_ckj5ifck4w3a">
               <w:r>
                 <w:rPr>
                   <w:rFonts w:ascii="Arial" w:cs="Arial" w:eastAsia="Arial" w:hAnsi="Arial"/>
@@ -10576,7 +10576,7 @@
             <w:pPr>
               <w:spacing w:after="20" w:before="0"/>
             </w:pPr>
-            <w:hyperlink w:history="1" r:id="rId_bjnnezakmiokmwjaqwdg">
+            <w:hyperlink w:history="1" r:id="rIdnxzmvk8f3boypshycuryz">
               <w:r>
                 <w:rPr>
                   <w:rFonts w:ascii="Arial" w:cs="Arial" w:eastAsia="Arial" w:hAnsi="Arial"/>
@@ -10609,7 +10609,7 @@
               <w:spacing w:after="10" w:before="0"/>
               <w:ind w:left="120"/>
             </w:pPr>
-            <w:hyperlink w:history="1" r:id="rIdv2vfounm6_399jhck3eq5">
+            <w:hyperlink w:history="1" r:id="rId8r9psvbrjxslk1bmnqfdb">
               <w:r>
                 <w:rPr>
                   <w:rFonts w:ascii="Arial" w:cs="Arial" w:eastAsia="Arial" w:hAnsi="Arial"/>
@@ -10654,7 +10654,7 @@
             <w:pPr>
               <w:spacing w:after="20" w:before="0"/>
             </w:pPr>
-            <w:hyperlink w:history="1" r:id="rIdev0v71t43bw7ikzq4dtm2">
+            <w:hyperlink w:history="1" r:id="rIdytpuacgl5rjk3pid4q_1x">
               <w:r>
                 <w:rPr>
                   <w:rFonts w:ascii="Arial" w:cs="Arial" w:eastAsia="Arial" w:hAnsi="Arial"/>
@@ -10687,7 +10687,7 @@
               <w:spacing w:after="10" w:before="0"/>
               <w:ind w:left="120"/>
             </w:pPr>
-            <w:hyperlink w:history="1" r:id="rIdgz48lulf4bs820k_4nxci">
+            <w:hyperlink w:history="1" r:id="rIdlk2pyqozh80qxvilcsn3c">
               <w:r>
                 <w:rPr>
                   <w:rFonts w:ascii="Arial" w:cs="Arial" w:eastAsia="Arial" w:hAnsi="Arial"/>
@@ -10887,7 +10887,7 @@
             <w:pPr>
               <w:spacing w:after="20" w:before="0"/>
             </w:pPr>
-            <w:hyperlink w:history="1" r:id="rIdfdonq_70xxui7oljixsoi">
+            <w:hyperlink w:history="1" r:id="rIdsib5fb2zk_ejfxjiocowv">
               <w:r>
                 <w:rPr>
                   <w:rFonts w:ascii="Arial" w:cs="Arial" w:eastAsia="Arial" w:hAnsi="Arial"/>
@@ -10920,7 +10920,7 @@
               <w:spacing w:after="10" w:before="0"/>
               <w:ind w:left="120"/>
             </w:pPr>
-            <w:hyperlink w:history="1" r:id="rId6ia4wbusct-9w4htmprtc">
+            <w:hyperlink w:history="1" r:id="rId9ekt6z3xc3nntswh3q3ui">
               <w:r>
                 <w:rPr>
                   <w:rFonts w:ascii="Arial" w:cs="Arial" w:eastAsia="Arial" w:hAnsi="Arial"/>
@@ -10965,7 +10965,7 @@
             <w:pPr>
               <w:spacing w:after="20" w:before="0"/>
             </w:pPr>
-            <w:hyperlink w:history="1" r:id="rIdj_zuladiu6sozrvol2c4p">
+            <w:hyperlink w:history="1" r:id="rIdpuhkrfhwcg-vbfkqurxz9">
               <w:r>
                 <w:rPr>
                   <w:rFonts w:ascii="Arial" w:cs="Arial" w:eastAsia="Arial" w:hAnsi="Arial"/>
@@ -10998,7 +10998,7 @@
               <w:spacing w:after="10" w:before="0"/>
               <w:ind w:left="120"/>
             </w:pPr>
-            <w:hyperlink w:history="1" r:id="rIdhqrqx_hyfvt5yhdexgwb0">
+            <w:hyperlink w:history="1" r:id="rIddctm-hhfal0hbdormfrp6">
               <w:r>
                 <w:rPr>
                   <w:rFonts w:ascii="Arial" w:cs="Arial" w:eastAsia="Arial" w:hAnsi="Arial"/>
@@ -11198,7 +11198,7 @@
             <w:pPr>
               <w:spacing w:after="20" w:before="0"/>
             </w:pPr>
-            <w:hyperlink w:history="1" r:id="rIdplpfqfsrf2esxa_xwv49j">
+            <w:hyperlink w:history="1" r:id="rIdgat6wbypgfmppc73r0ne9">
               <w:r>
                 <w:rPr>
                   <w:rFonts w:ascii="Arial" w:cs="Arial" w:eastAsia="Arial" w:hAnsi="Arial"/>
@@ -11247,7 +11247,7 @@
               <w:spacing w:after="10" w:before="0"/>
               <w:ind w:left="120"/>
             </w:pPr>
-            <w:hyperlink w:history="1" r:id="rIddrnkqlxmyhiosbuddnk0e">
+            <w:hyperlink w:history="1" r:id="rId4bkvqophjqemlmqlhhgih">
               <w:r>
                 <w:rPr>
                   <w:rFonts w:ascii="Arial" w:cs="Arial" w:eastAsia="Arial" w:hAnsi="Arial"/>
@@ -11292,7 +11292,7 @@
             <w:pPr>
               <w:spacing w:after="20" w:before="0"/>
             </w:pPr>
-            <w:hyperlink w:history="1" r:id="rIdctapqt5xhloga22yfumfl">
+            <w:hyperlink w:history="1" r:id="rId1twfps1ytpxqesiexukqq">
               <w:r>
                 <w:rPr>
                   <w:rFonts w:ascii="Arial" w:cs="Arial" w:eastAsia="Arial" w:hAnsi="Arial"/>
@@ -11325,7 +11325,7 @@
               <w:spacing w:after="10" w:before="0"/>
               <w:ind w:left="120"/>
             </w:pPr>
-            <w:hyperlink w:history="1" r:id="rIdkzg6v2jajsvmx-hlo_zs5">
+            <w:hyperlink w:history="1" r:id="rIdspuonjmnqvjijk90v03pf">
               <w:r>
                 <w:rPr>
                   <w:rFonts w:ascii="Arial" w:cs="Arial" w:eastAsia="Arial" w:hAnsi="Arial"/>
@@ -11850,7 +11850,7 @@
         </w:rPr>
         <w:t xml:space="preserve">© 2026 SeaVuria and ARES. Aligned with KICD objectives. Developed by SeaVuria; technical implementation by ARES (with AI assistance from Claude). Licensed under </w:t>
       </w:r>
-      <w:hyperlink w:history="1" r:id="rIdproowd20kfne-jq0f0yba">
+      <w:hyperlink w:history="1" r:id="rIdiarqtif9k1xeid7harznr">
         <w:r>
           <w:rPr>
             <w:rFonts w:ascii="Arial" w:cs="Arial" w:eastAsia="Arial" w:hAnsi="Arial"/>
@@ -11871,7 +11871,7 @@
         </w:rPr>
         <w:t xml:space="preserve"> (</w:t>
       </w:r>
-      <w:hyperlink w:history="1" r:id="rId_grivchwro1mlasq9_jzv">
+      <w:hyperlink w:history="1" r:id="rId3giz5v7gyz08vnawaeaut">
         <w:r>
           <w:rPr>
             <w:rFonts w:ascii="Arial" w:cs="Arial" w:eastAsia="Arial" w:hAnsi="Arial"/>
@@ -12911,7 +12911,7 @@
             <w:pPr>
               <w:spacing w:after="20" w:before="0"/>
             </w:pPr>
-            <w:hyperlink w:history="1" r:id="rIdq9z7ruxp80e2pv01psf3n">
+            <w:hyperlink w:history="1" r:id="rIdzlpbqjxom-qzyaxn4zp58">
               <w:r>
                 <w:rPr>
                   <w:rFonts w:ascii="Arial" w:cs="Arial" w:eastAsia="Arial" w:hAnsi="Arial"/>
@@ -12944,7 +12944,7 @@
               <w:spacing w:after="10" w:before="0"/>
               <w:ind w:left="120"/>
             </w:pPr>
-            <w:hyperlink w:history="1" r:id="rIdan2blqnhi-5g-olivbfro">
+            <w:hyperlink w:history="1" r:id="rId1ybn0ty8bnlw4kdewrrzj">
               <w:r>
                 <w:rPr>
                   <w:rFonts w:ascii="Arial" w:cs="Arial" w:eastAsia="Arial" w:hAnsi="Arial"/>
@@ -12989,7 +12989,7 @@
             <w:pPr>
               <w:spacing w:after="20" w:before="0"/>
             </w:pPr>
-            <w:hyperlink w:history="1" r:id="rIdt04c9dzlb0_8grmzwosly">
+            <w:hyperlink w:history="1" r:id="rIdbwoszbomcvq4o2iyitgz2">
               <w:r>
                 <w:rPr>
                   <w:rFonts w:ascii="Arial" w:cs="Arial" w:eastAsia="Arial" w:hAnsi="Arial"/>
@@ -13022,7 +13022,7 @@
               <w:spacing w:after="10" w:before="0"/>
               <w:ind w:left="120"/>
             </w:pPr>
-            <w:hyperlink w:history="1" r:id="rId2rn1oieumaxrqo4q8x-fn">
+            <w:hyperlink w:history="1" r:id="rIdybtizdafbkxsxfkrxgwo-">
               <w:r>
                 <w:rPr>
                   <w:rFonts w:ascii="Arial" w:cs="Arial" w:eastAsia="Arial" w:hAnsi="Arial"/>
@@ -13222,7 +13222,7 @@
             <w:pPr>
               <w:spacing w:after="20" w:before="0"/>
             </w:pPr>
-            <w:hyperlink w:history="1" r:id="rIdijsestr8llpw7vizj-ck6">
+            <w:hyperlink w:history="1" r:id="rIdmwpvbywgrjknwtehuuvzx">
               <w:r>
                 <w:rPr>
                   <w:rFonts w:ascii="Arial" w:cs="Arial" w:eastAsia="Arial" w:hAnsi="Arial"/>
@@ -13255,7 +13255,7 @@
               <w:spacing w:after="10" w:before="0"/>
               <w:ind w:left="120"/>
             </w:pPr>
-            <w:hyperlink w:history="1" r:id="rIdzrdr4d8c9jy9fk1l8x9u6">
+            <w:hyperlink w:history="1" r:id="rId8rcufsjgfukgjz85w9rc5">
               <w:r>
                 <w:rPr>
                   <w:rFonts w:ascii="Arial" w:cs="Arial" w:eastAsia="Arial" w:hAnsi="Arial"/>
@@ -13300,7 +13300,7 @@
             <w:pPr>
               <w:spacing w:after="20" w:before="0"/>
             </w:pPr>
-            <w:hyperlink w:history="1" r:id="rId9gomjm0brzzlky4t21xd5">
+            <w:hyperlink w:history="1" r:id="rId1mdsbxi9ef0tzxbeewbh4">
               <w:r>
                 <w:rPr>
                   <w:rFonts w:ascii="Arial" w:cs="Arial" w:eastAsia="Arial" w:hAnsi="Arial"/>
@@ -13333,7 +13333,7 @@
               <w:spacing w:after="10" w:before="0"/>
               <w:ind w:left="120"/>
             </w:pPr>
-            <w:hyperlink w:history="1" r:id="rIdtyrhb_8g1g4ipsrpwwlnj">
+            <w:hyperlink w:history="1" r:id="rIdh3nljukckkp0skk1gpnwt">
               <w:r>
                 <w:rPr>
                   <w:rFonts w:ascii="Arial" w:cs="Arial" w:eastAsia="Arial" w:hAnsi="Arial"/>
@@ -13533,7 +13533,7 @@
             <w:pPr>
               <w:spacing w:after="20" w:before="0"/>
             </w:pPr>
-            <w:hyperlink w:history="1" r:id="rIdavxig4avkzugpv4fwba76">
+            <w:hyperlink w:history="1" r:id="rIdhmd8uzz2qfu4-e9mkifdi">
               <w:r>
                 <w:rPr>
                   <w:rFonts w:ascii="Arial" w:cs="Arial" w:eastAsia="Arial" w:hAnsi="Arial"/>
@@ -13566,7 +13566,7 @@
               <w:spacing w:after="10" w:before="0"/>
               <w:ind w:left="120"/>
             </w:pPr>
-            <w:hyperlink w:history="1" r:id="rIdqj775mnz6qh0xcc7trbex">
+            <w:hyperlink w:history="1" r:id="rId6ksh78mx2ovftvrgrhd1f">
               <w:r>
                 <w:rPr>
                   <w:rFonts w:ascii="Arial" w:cs="Arial" w:eastAsia="Arial" w:hAnsi="Arial"/>
@@ -13611,7 +13611,7 @@
             <w:pPr>
               <w:spacing w:after="20" w:before="0"/>
             </w:pPr>
-            <w:hyperlink w:history="1" r:id="rId1mcquedlwr0qtflymizr9">
+            <w:hyperlink w:history="1" r:id="rIdia25gtse2q3kvmybjgmzr">
               <w:r>
                 <w:rPr>
                   <w:rFonts w:ascii="Arial" w:cs="Arial" w:eastAsia="Arial" w:hAnsi="Arial"/>
@@ -13644,7 +13644,7 @@
               <w:spacing w:after="10" w:before="0"/>
               <w:ind w:left="120"/>
             </w:pPr>
-            <w:hyperlink w:history="1" r:id="rIdkzpdro_n86nuhdduqgd1p">
+            <w:hyperlink w:history="1" r:id="rIdt4m_df8k1dwqvzudwvte7">
               <w:r>
                 <w:rPr>
                   <w:rFonts w:ascii="Arial" w:cs="Arial" w:eastAsia="Arial" w:hAnsi="Arial"/>
@@ -13844,7 +13844,7 @@
             <w:pPr>
               <w:spacing w:after="20" w:before="0"/>
             </w:pPr>
-            <w:hyperlink w:history="1" r:id="rId4evbvlves1i7zs43s-plg">
+            <w:hyperlink w:history="1" r:id="rId_zy76dpemqmddo5yio_1s">
               <w:r>
                 <w:rPr>
                   <w:rFonts w:ascii="Arial" w:cs="Arial" w:eastAsia="Arial" w:hAnsi="Arial"/>
@@ -13877,7 +13877,7 @@
               <w:spacing w:after="10" w:before="0"/>
               <w:ind w:left="120"/>
             </w:pPr>
-            <w:hyperlink w:history="1" r:id="rIdbi7iwdkli1j4kzjz-uu_v">
+            <w:hyperlink w:history="1" r:id="rIdq0dewgzt_rbmrtxd6zfbl">
               <w:r>
                 <w:rPr>
                   <w:rFonts w:ascii="Arial" w:cs="Arial" w:eastAsia="Arial" w:hAnsi="Arial"/>
@@ -13922,7 +13922,7 @@
             <w:pPr>
               <w:spacing w:after="20" w:before="0"/>
             </w:pPr>
-            <w:hyperlink w:history="1" r:id="rIdfmiepywrlrq44470ii-8r">
+            <w:hyperlink w:history="1" r:id="rIdmbsdp_cnxcduvn0rdoymz">
               <w:r>
                 <w:rPr>
                   <w:rFonts w:ascii="Arial" w:cs="Arial" w:eastAsia="Arial" w:hAnsi="Arial"/>
@@ -13955,7 +13955,7 @@
               <w:spacing w:after="10" w:before="0"/>
               <w:ind w:left="120"/>
             </w:pPr>
-            <w:hyperlink w:history="1" r:id="rIdnq60yidnvp7wpzpy4abwj">
+            <w:hyperlink w:history="1" r:id="rIdshkmxs53wrh6tuy_wzr8j">
               <w:r>
                 <w:rPr>
                   <w:rFonts w:ascii="Arial" w:cs="Arial" w:eastAsia="Arial" w:hAnsi="Arial"/>
@@ -14155,7 +14155,7 @@
             <w:pPr>
               <w:spacing w:after="20" w:before="0"/>
             </w:pPr>
-            <w:hyperlink w:history="1" r:id="rIdgvm4a0ts6gax8uz7ejekp">
+            <w:hyperlink w:history="1" r:id="rIdf22pib_lspr2qc6vap8uf">
               <w:r>
                 <w:rPr>
                   <w:rFonts w:ascii="Arial" w:cs="Arial" w:eastAsia="Arial" w:hAnsi="Arial"/>
@@ -14188,7 +14188,7 @@
               <w:spacing w:after="10" w:before="0"/>
               <w:ind w:left="120"/>
             </w:pPr>
-            <w:hyperlink w:history="1" r:id="rIdycxmptwxvqg9wz0or3ohk">
+            <w:hyperlink w:history="1" r:id="rIdchgq3cenftkli_-ggzbbt">
               <w:r>
                 <w:rPr>
                   <w:rFonts w:ascii="Arial" w:cs="Arial" w:eastAsia="Arial" w:hAnsi="Arial"/>
@@ -14233,7 +14233,7 @@
             <w:pPr>
               <w:spacing w:after="20" w:before="0"/>
             </w:pPr>
-            <w:hyperlink w:history="1" r:id="rIdvlt-afqfvicnkvow44gxl">
+            <w:hyperlink w:history="1" r:id="rIdnx7l8-nwvpvqcipnwb5bn">
               <w:r>
                 <w:rPr>
                   <w:rFonts w:ascii="Arial" w:cs="Arial" w:eastAsia="Arial" w:hAnsi="Arial"/>
@@ -14266,7 +14266,7 @@
               <w:spacing w:after="10" w:before="0"/>
               <w:ind w:left="120"/>
             </w:pPr>
-            <w:hyperlink w:history="1" r:id="rIdr80lbngoci1ni7wc2tdx4">
+            <w:hyperlink w:history="1" r:id="rIdp9p5ohzls868gtgyvgab2">
               <w:r>
                 <w:rPr>
                   <w:rFonts w:ascii="Arial" w:cs="Arial" w:eastAsia="Arial" w:hAnsi="Arial"/>
@@ -14911,7 +14911,7 @@
         </w:rPr>
         <w:t xml:space="preserve">© 2026 SeaVuria and ARES. Aligned with KICD objectives. Developed by SeaVuria; technical implementation by ARES (with AI assistance from Claude). Licensed under </w:t>
       </w:r>
-      <w:hyperlink w:history="1" r:id="rId6q-lwxlm7hhuii_eosyfg">
+      <w:hyperlink w:history="1" r:id="rIdxepp0bxfam0pcnmmyccag">
         <w:r>
           <w:rPr>
             <w:rFonts w:ascii="Arial" w:cs="Arial" w:eastAsia="Arial" w:hAnsi="Arial"/>
@@ -14932,7 +14932,7 @@
         </w:rPr>
         <w:t xml:space="preserve"> (</w:t>
       </w:r>
-      <w:hyperlink w:history="1" r:id="rIdn6gbr_vlwhepruf4ggf5a">
+      <w:hyperlink w:history="1" r:id="rId2asme4fu3oqr_la-bakdk">
         <w:r>
           <w:rPr>
             <w:rFonts w:ascii="Arial" w:cs="Arial" w:eastAsia="Arial" w:hAnsi="Arial"/>
@@ -15972,7 +15972,7 @@
             <w:pPr>
               <w:spacing w:after="20" w:before="0"/>
             </w:pPr>
-            <w:hyperlink w:history="1" r:id="rIdxdz0eluobgudaqvf3b6ue">
+            <w:hyperlink w:history="1" r:id="rIde1z3x4zulji7hnf91b-sw">
               <w:r>
                 <w:rPr>
                   <w:rFonts w:ascii="Arial" w:cs="Arial" w:eastAsia="Arial" w:hAnsi="Arial"/>
@@ -16021,7 +16021,7 @@
               <w:spacing w:after="10" w:before="0"/>
               <w:ind w:left="120"/>
             </w:pPr>
-            <w:hyperlink w:history="1" r:id="rIdt4-ykc5fgsihg3rzq0a62">
+            <w:hyperlink w:history="1" r:id="rIdrlfovoivgzl1esvao12ax">
               <w:r>
                 <w:rPr>
                   <w:rFonts w:ascii="Arial" w:cs="Arial" w:eastAsia="Arial" w:hAnsi="Arial"/>
@@ -16083,7 +16083,7 @@
               <w:spacing w:after="10" w:before="0"/>
               <w:ind w:left="120"/>
             </w:pPr>
-            <w:hyperlink w:history="1" r:id="rIdf_mbkoby1tuntrhv4vmie">
+            <w:hyperlink w:history="1" r:id="rIdgwcmcua_gqophumzdome1">
               <w:r>
                 <w:rPr>
                   <w:rFonts w:ascii="Arial" w:cs="Arial" w:eastAsia="Arial" w:hAnsi="Arial"/>
@@ -16298,7 +16298,7 @@
             <w:pPr>
               <w:spacing w:after="20" w:before="0"/>
             </w:pPr>
-            <w:hyperlink w:history="1" r:id="rIdgvltzcn37hxigal8wrx7h">
+            <w:hyperlink w:history="1" r:id="rId73uowbse54l0eidq9wprc">
               <w:r>
                 <w:rPr>
                   <w:rFonts w:ascii="Arial" w:cs="Arial" w:eastAsia="Arial" w:hAnsi="Arial"/>
@@ -16347,7 +16347,7 @@
               <w:spacing w:after="10" w:before="0"/>
               <w:ind w:left="120"/>
             </w:pPr>
-            <w:hyperlink w:history="1" r:id="rIdxemw3ssh-4erxvvapf3v-">
+            <w:hyperlink w:history="1" r:id="rIdarph4aydtkwynxmf66hbd">
               <w:r>
                 <w:rPr>
                   <w:rFonts w:ascii="Arial" w:cs="Arial" w:eastAsia="Arial" w:hAnsi="Arial"/>
@@ -16409,7 +16409,7 @@
               <w:spacing w:after="10" w:before="0"/>
               <w:ind w:left="120"/>
             </w:pPr>
-            <w:hyperlink w:history="1" r:id="rId3qt8pu7leb9v5w9fgc1eo">
+            <w:hyperlink w:history="1" r:id="rIdawoyeomslsv7t_7hcpcgo">
               <w:r>
                 <w:rPr>
                   <w:rFonts w:ascii="Arial" w:cs="Arial" w:eastAsia="Arial" w:hAnsi="Arial"/>
@@ -16624,7 +16624,7 @@
             <w:pPr>
               <w:spacing w:after="20" w:before="0"/>
             </w:pPr>
-            <w:hyperlink w:history="1" r:id="rIdvvpoobbdwhi-rmosqnhot">
+            <w:hyperlink w:history="1" r:id="rIdovl9gvclljy6sbvhmcc5h">
               <w:r>
                 <w:rPr>
                   <w:rFonts w:ascii="Arial" w:cs="Arial" w:eastAsia="Arial" w:hAnsi="Arial"/>
@@ -16673,7 +16673,7 @@
               <w:spacing w:after="10" w:before="0"/>
               <w:ind w:left="120"/>
             </w:pPr>
-            <w:hyperlink w:history="1" r:id="rIdeisa799cxullbnqsw4qtb">
+            <w:hyperlink w:history="1" r:id="rIdlzr6qhnhrs13r1y2kdwwv">
               <w:r>
                 <w:rPr>
                   <w:rFonts w:ascii="Arial" w:cs="Arial" w:eastAsia="Arial" w:hAnsi="Arial"/>
@@ -16735,7 +16735,7 @@
               <w:spacing w:after="10" w:before="0"/>
               <w:ind w:left="120"/>
             </w:pPr>
-            <w:hyperlink w:history="1" r:id="rId4raebziht7ycafvrj9ook">
+            <w:hyperlink w:history="1" r:id="rIdkuwtsmyuvod-peecxiela">
               <w:r>
                 <w:rPr>
                   <w:rFonts w:ascii="Arial" w:cs="Arial" w:eastAsia="Arial" w:hAnsi="Arial"/>
@@ -16950,7 +16950,7 @@
             <w:pPr>
               <w:spacing w:after="20" w:before="0"/>
             </w:pPr>
-            <w:hyperlink w:history="1" r:id="rIdh0glkbahnq8gezgnmx9ay">
+            <w:hyperlink w:history="1" r:id="rIdzjzmgz4v-bpx1k3-vsroj">
               <w:r>
                 <w:rPr>
                   <w:rFonts w:ascii="Arial" w:cs="Arial" w:eastAsia="Arial" w:hAnsi="Arial"/>
@@ -16999,7 +16999,7 @@
               <w:spacing w:after="10" w:before="0"/>
               <w:ind w:left="120"/>
             </w:pPr>
-            <w:hyperlink w:history="1" r:id="rIdqh4cmv0dp7qlo-rqcciha">
+            <w:hyperlink w:history="1" r:id="rIdxsldc3itcj-nogsgkof9d">
               <w:r>
                 <w:rPr>
                   <w:rFonts w:ascii="Arial" w:cs="Arial" w:eastAsia="Arial" w:hAnsi="Arial"/>
@@ -17061,7 +17061,7 @@
               <w:spacing w:after="10" w:before="0"/>
               <w:ind w:left="120"/>
             </w:pPr>
-            <w:hyperlink w:history="1" r:id="rIdsvujkxd9dqbeahxjorux2">
+            <w:hyperlink w:history="1" r:id="rIdfvpwbv4xo32xqq5vaxbwu">
               <w:r>
                 <w:rPr>
                   <w:rFonts w:ascii="Arial" w:cs="Arial" w:eastAsia="Arial" w:hAnsi="Arial"/>
@@ -17276,7 +17276,7 @@
             <w:pPr>
               <w:spacing w:after="20" w:before="0"/>
             </w:pPr>
-            <w:hyperlink w:history="1" r:id="rIdkb0iozfbaaa1jouckg9d5">
+            <w:hyperlink w:history="1" r:id="rIdzzhoahveeflpjudn7j_di">
               <w:r>
                 <w:rPr>
                   <w:rFonts w:ascii="Arial" w:cs="Arial" w:eastAsia="Arial" w:hAnsi="Arial"/>
@@ -17325,7 +17325,7 @@
               <w:spacing w:after="10" w:before="0"/>
               <w:ind w:left="120"/>
             </w:pPr>
-            <w:hyperlink w:history="1" r:id="rIdsjpfa-9nu8x-qyhewictp">
+            <w:hyperlink w:history="1" r:id="rIdmmn9aogoazgmjkd7mnlsd">
               <w:r>
                 <w:rPr>
                   <w:rFonts w:ascii="Arial" w:cs="Arial" w:eastAsia="Arial" w:hAnsi="Arial"/>
@@ -17387,7 +17387,7 @@
               <w:spacing w:after="10" w:before="0"/>
               <w:ind w:left="120"/>
             </w:pPr>
-            <w:hyperlink w:history="1" r:id="rIdlrycqurrpexj7je-pdfwd">
+            <w:hyperlink w:history="1" r:id="rId1wixjma1wfxeqc2b507u-">
               <w:r>
                 <w:rPr>
                   <w:rFonts w:ascii="Arial" w:cs="Arial" w:eastAsia="Arial" w:hAnsi="Arial"/>
@@ -17927,7 +17927,7 @@
         </w:rPr>
         <w:t xml:space="preserve">© 2026 SeaVuria and ARES. Aligned with KICD objectives. Developed by SeaVuria; technical implementation by ARES (with AI assistance from Claude). Licensed under </w:t>
       </w:r>
-      <w:hyperlink w:history="1" r:id="rIdzs3qcnhhss1arbodwtlsd">
+      <w:hyperlink w:history="1" r:id="rIdyt4nifkviataiilanm0k0">
         <w:r>
           <w:rPr>
             <w:rFonts w:ascii="Arial" w:cs="Arial" w:eastAsia="Arial" w:hAnsi="Arial"/>
@@ -17948,7 +17948,7 @@
         </w:rPr>
         <w:t xml:space="preserve"> (</w:t>
       </w:r>
-      <w:hyperlink w:history="1" r:id="rIdh7zavquotlm2-j9gs4wzj">
+      <w:hyperlink w:history="1" r:id="rIdxgqhewnd7tnzug3yfb9dm">
         <w:r>
           <w:rPr>
             <w:rFonts w:ascii="Arial" w:cs="Arial" w:eastAsia="Arial" w:hAnsi="Arial"/>
@@ -18988,7 +18988,7 @@
             <w:pPr>
               <w:spacing w:after="20" w:before="0"/>
             </w:pPr>
-            <w:hyperlink w:history="1" r:id="rIdqptf1xbw5thdyzrccd8zh">
+            <w:hyperlink w:history="1" r:id="rIdmw4h-2hbqpkzixf2y3b3s">
               <w:r>
                 <w:rPr>
                   <w:rFonts w:ascii="Arial" w:cs="Arial" w:eastAsia="Arial" w:hAnsi="Arial"/>
@@ -19021,7 +19021,7 @@
               <w:spacing w:after="10" w:before="0"/>
               <w:ind w:left="120"/>
             </w:pPr>
-            <w:hyperlink w:history="1" r:id="rIdxdzxj0by38vhwr2ymqg-x">
+            <w:hyperlink w:history="1" r:id="rIdeyfxvuaozig5gn8sizrc1">
               <w:r>
                 <w:rPr>
                   <w:rFonts w:ascii="Arial" w:cs="Arial" w:eastAsia="Arial" w:hAnsi="Arial"/>
@@ -19066,7 +19066,7 @@
             <w:pPr>
               <w:spacing w:after="20" w:before="0"/>
             </w:pPr>
-            <w:hyperlink w:history="1" r:id="rIdapvysl1epbd41ewix1l-f">
+            <w:hyperlink w:history="1" r:id="rIdqyfq-tvelz8uzvomqjksa">
               <w:r>
                 <w:rPr>
                   <w:rFonts w:ascii="Arial" w:cs="Arial" w:eastAsia="Arial" w:hAnsi="Arial"/>
@@ -19099,7 +19099,7 @@
               <w:spacing w:after="10" w:before="0"/>
               <w:ind w:left="120"/>
             </w:pPr>
-            <w:hyperlink w:history="1" r:id="rIdakntlzbrb2ocbw1u_sji_">
+            <w:hyperlink w:history="1" r:id="rIdmpnjauie9zhxktd5abmju">
               <w:r>
                 <w:rPr>
                   <w:rFonts w:ascii="Arial" w:cs="Arial" w:eastAsia="Arial" w:hAnsi="Arial"/>
@@ -19299,7 +19299,7 @@
             <w:pPr>
               <w:spacing w:after="20" w:before="0"/>
             </w:pPr>
-            <w:hyperlink w:history="1" r:id="rIdal1_ekscgwftgbhb9exrj">
+            <w:hyperlink w:history="1" r:id="rId3tdpfljtseklzhv-sh4ze">
               <w:r>
                 <w:rPr>
                   <w:rFonts w:ascii="Arial" w:cs="Arial" w:eastAsia="Arial" w:hAnsi="Arial"/>
@@ -19332,7 +19332,7 @@
               <w:spacing w:after="10" w:before="0"/>
               <w:ind w:left="120"/>
             </w:pPr>
-            <w:hyperlink w:history="1" r:id="rIdwmm0avsi5xy_oxrci717w">
+            <w:hyperlink w:history="1" r:id="rIdlb4lolhkikaa9ogrm8pxq">
               <w:r>
                 <w:rPr>
                   <w:rFonts w:ascii="Arial" w:cs="Arial" w:eastAsia="Arial" w:hAnsi="Arial"/>
@@ -19377,7 +19377,7 @@
             <w:pPr>
               <w:spacing w:after="20" w:before="0"/>
             </w:pPr>
-            <w:hyperlink w:history="1" r:id="rIdzcvdwxh_hzcnhztxrw1od">
+            <w:hyperlink w:history="1" r:id="rId6epwoohtvdi1juqdmooec">
               <w:r>
                 <w:rPr>
                   <w:rFonts w:ascii="Arial" w:cs="Arial" w:eastAsia="Arial" w:hAnsi="Arial"/>
@@ -19410,7 +19410,7 @@
               <w:spacing w:after="10" w:before="0"/>
               <w:ind w:left="120"/>
             </w:pPr>
-            <w:hyperlink w:history="1" r:id="rIdpooioftie2wopil98xtch">
+            <w:hyperlink w:history="1" r:id="rIdv-zk_xuyvehxwzertnj9l">
               <w:r>
                 <w:rPr>
                   <w:rFonts w:ascii="Arial" w:cs="Arial" w:eastAsia="Arial" w:hAnsi="Arial"/>
@@ -19610,7 +19610,7 @@
             <w:pPr>
               <w:spacing w:after="20" w:before="0"/>
             </w:pPr>
-            <w:hyperlink w:history="1" r:id="rIdlboxfgb8mplgbxoo5nncz">
+            <w:hyperlink w:history="1" r:id="rIdv9dsvu-bin0o-yocichqh">
               <w:r>
                 <w:rPr>
                   <w:rFonts w:ascii="Arial" w:cs="Arial" w:eastAsia="Arial" w:hAnsi="Arial"/>
@@ -19643,7 +19643,7 @@
               <w:spacing w:after="10" w:before="0"/>
               <w:ind w:left="120"/>
             </w:pPr>
-            <w:hyperlink w:history="1" r:id="rIdam8wk27je6hzooa5joeii">
+            <w:hyperlink w:history="1" r:id="rIdjmhgzauhnkxxmw4pjwy-p">
               <w:r>
                 <w:rPr>
                   <w:rFonts w:ascii="Arial" w:cs="Arial" w:eastAsia="Arial" w:hAnsi="Arial"/>
@@ -19688,7 +19688,7 @@
             <w:pPr>
               <w:spacing w:after="20" w:before="0"/>
             </w:pPr>
-            <w:hyperlink w:history="1" r:id="rId9jy54lnk8qzu3z9z1yzbb">
+            <w:hyperlink w:history="1" r:id="rIdy7l2pwv0gh-cqpprifcdc">
               <w:r>
                 <w:rPr>
                   <w:rFonts w:ascii="Arial" w:cs="Arial" w:eastAsia="Arial" w:hAnsi="Arial"/>
@@ -19721,7 +19721,7 @@
               <w:spacing w:after="10" w:before="0"/>
               <w:ind w:left="120"/>
             </w:pPr>
-            <w:hyperlink w:history="1" r:id="rIdfiarkk-zrrhmiyiletk_v">
+            <w:hyperlink w:history="1" r:id="rIddexmkkqfaq77opirjbctg">
               <w:r>
                 <w:rPr>
                   <w:rFonts w:ascii="Arial" w:cs="Arial" w:eastAsia="Arial" w:hAnsi="Arial"/>
@@ -19921,7 +19921,7 @@
             <w:pPr>
               <w:spacing w:after="20" w:before="0"/>
             </w:pPr>
-            <w:hyperlink w:history="1" r:id="rIdbheclgyiy8fn46kcoue0v">
+            <w:hyperlink w:history="1" r:id="rIds4xitck-cdk0pmodfdzjy">
               <w:r>
                 <w:rPr>
                   <w:rFonts w:ascii="Arial" w:cs="Arial" w:eastAsia="Arial" w:hAnsi="Arial"/>
@@ -19954,7 +19954,7 @@
               <w:spacing w:after="10" w:before="0"/>
               <w:ind w:left="120"/>
             </w:pPr>
-            <w:hyperlink w:history="1" r:id="rId68ldwpixw6ppbl8qabuci">
+            <w:hyperlink w:history="1" r:id="rIdmjpt_3dcfxrcm4dpcbm2c">
               <w:r>
                 <w:rPr>
                   <w:rFonts w:ascii="Arial" w:cs="Arial" w:eastAsia="Arial" w:hAnsi="Arial"/>
@@ -19999,7 +19999,7 @@
             <w:pPr>
               <w:spacing w:after="20" w:before="0"/>
             </w:pPr>
-            <w:hyperlink w:history="1" r:id="rIdbrgr6xdtw5bqvdj8e2jl9">
+            <w:hyperlink w:history="1" r:id="rIdz2m5-uvfl6vadptqiltb7">
               <w:r>
                 <w:rPr>
                   <w:rFonts w:ascii="Arial" w:cs="Arial" w:eastAsia="Arial" w:hAnsi="Arial"/>
@@ -20032,7 +20032,7 @@
               <w:spacing w:after="10" w:before="0"/>
               <w:ind w:left="120"/>
             </w:pPr>
-            <w:hyperlink w:history="1" r:id="rIdyllzuueajsxtxeu7fbrvj">
+            <w:hyperlink w:history="1" r:id="rId66tvuge0vzsakhyklglfh">
               <w:r>
                 <w:rPr>
                   <w:rFonts w:ascii="Arial" w:cs="Arial" w:eastAsia="Arial" w:hAnsi="Arial"/>
@@ -20232,7 +20232,7 @@
             <w:pPr>
               <w:spacing w:after="20" w:before="0"/>
             </w:pPr>
-            <w:hyperlink w:history="1" r:id="rId0nr2pnjywtn6tnqzrngof">
+            <w:hyperlink w:history="1" r:id="rIdlzgb9muuubfr5lvyo0zqe">
               <w:r>
                 <w:rPr>
                   <w:rFonts w:ascii="Arial" w:cs="Arial" w:eastAsia="Arial" w:hAnsi="Arial"/>
@@ -20265,7 +20265,7 @@
               <w:spacing w:after="10" w:before="0"/>
               <w:ind w:left="120"/>
             </w:pPr>
-            <w:hyperlink w:history="1" r:id="rIdgsdvcuotej_7m6y7csih7">
+            <w:hyperlink w:history="1" r:id="rIddjwzt452ualb8vdmqaugg">
               <w:r>
                 <w:rPr>
                   <w:rFonts w:ascii="Arial" w:cs="Arial" w:eastAsia="Arial" w:hAnsi="Arial"/>
@@ -20310,7 +20310,7 @@
             <w:pPr>
               <w:spacing w:after="20" w:before="0"/>
             </w:pPr>
-            <w:hyperlink w:history="1" r:id="rIdrmahsbp7re0b3hz8bhach">
+            <w:hyperlink w:history="1" r:id="rIdnhy_mjyw3jzzx3kkpcnis">
               <w:r>
                 <w:rPr>
                   <w:rFonts w:ascii="Arial" w:cs="Arial" w:eastAsia="Arial" w:hAnsi="Arial"/>
@@ -20343,7 +20343,7 @@
               <w:spacing w:after="10" w:before="0"/>
               <w:ind w:left="120"/>
             </w:pPr>
-            <w:hyperlink w:history="1" r:id="rId3ydrjimoeel8ul8qspb8a">
+            <w:hyperlink w:history="1" r:id="rId8xnxjtvlcxouk0mzvctfb">
               <w:r>
                 <w:rPr>
                   <w:rFonts w:ascii="Arial" w:cs="Arial" w:eastAsia="Arial" w:hAnsi="Arial"/>
@@ -20868,7 +20868,7 @@
         </w:rPr>
         <w:t xml:space="preserve">© 2026 SeaVuria and ARES. Aligned with KICD objectives. Developed by SeaVuria; technical implementation by ARES (with AI assistance from Claude). Licensed under </w:t>
       </w:r>
-      <w:hyperlink w:history="1" r:id="rIdtodnra9h-bevukxzinanq">
+      <w:hyperlink w:history="1" r:id="rIdxx_n_awxmhyz3v9kkkyhp">
         <w:r>
           <w:rPr>
             <w:rFonts w:ascii="Arial" w:cs="Arial" w:eastAsia="Arial" w:hAnsi="Arial"/>
@@ -20889,7 +20889,7 @@
         </w:rPr>
         <w:t xml:space="preserve"> (</w:t>
       </w:r>
-      <w:hyperlink w:history="1" r:id="rIdqbf1ptgwz2tvipqiezfx9">
+      <w:hyperlink w:history="1" r:id="rIdb8strdjhfqclj73anh1cv">
         <w:r>
           <w:rPr>
             <w:rFonts w:ascii="Arial" w:cs="Arial" w:eastAsia="Arial" w:hAnsi="Arial"/>
@@ -21929,7 +21929,7 @@
             <w:pPr>
               <w:spacing w:after="20" w:before="0"/>
             </w:pPr>
-            <w:hyperlink w:history="1" r:id="rIdiacidnddco2oazfad2z6r">
+            <w:hyperlink w:history="1" r:id="rIdw4q22ztth8a1jvjem5k9e">
               <w:r>
                 <w:rPr>
                   <w:rFonts w:ascii="Arial" w:cs="Arial" w:eastAsia="Arial" w:hAnsi="Arial"/>
@@ -21962,7 +21962,7 @@
               <w:spacing w:after="10" w:before="0"/>
               <w:ind w:left="120"/>
             </w:pPr>
-            <w:hyperlink w:history="1" r:id="rId_uackgqzthomiv5umpwst">
+            <w:hyperlink w:history="1" r:id="rIdbivcwesbug-iadl2j3oqe">
               <w:r>
                 <w:rPr>
                   <w:rFonts w:ascii="Arial" w:cs="Arial" w:eastAsia="Arial" w:hAnsi="Arial"/>
@@ -22007,7 +22007,7 @@
             <w:pPr>
               <w:spacing w:after="20" w:before="0"/>
             </w:pPr>
-            <w:hyperlink w:history="1" r:id="rIdfc78flrehbgi0qhsuhzi-">
+            <w:hyperlink w:history="1" r:id="rId6nagtoq9tuuphyt-4d2zh">
               <w:r>
                 <w:rPr>
                   <w:rFonts w:ascii="Arial" w:cs="Arial" w:eastAsia="Arial" w:hAnsi="Arial"/>
@@ -22040,7 +22040,7 @@
               <w:spacing w:after="10" w:before="0"/>
               <w:ind w:left="120"/>
             </w:pPr>
-            <w:hyperlink w:history="1" r:id="rIdi1mxtoacdm5ufizgq-cen">
+            <w:hyperlink w:history="1" r:id="rIdbhnflw9fau1ltla0ed032">
               <w:r>
                 <w:rPr>
                   <w:rFonts w:ascii="Arial" w:cs="Arial" w:eastAsia="Arial" w:hAnsi="Arial"/>
@@ -22240,7 +22240,7 @@
             <w:pPr>
               <w:spacing w:after="20" w:before="0"/>
             </w:pPr>
-            <w:hyperlink w:history="1" r:id="rIdtephu9lrfw1ofsjh_tuac">
+            <w:hyperlink w:history="1" r:id="rId5xgnjmm-h7-zhq46diaa3">
               <w:r>
                 <w:rPr>
                   <w:rFonts w:ascii="Arial" w:cs="Arial" w:eastAsia="Arial" w:hAnsi="Arial"/>
@@ -22273,7 +22273,7 @@
               <w:spacing w:after="10" w:before="0"/>
               <w:ind w:left="120"/>
             </w:pPr>
-            <w:hyperlink w:history="1" r:id="rId79jgfunj49fuonbxkjibn">
+            <w:hyperlink w:history="1" r:id="rIdrvytsaj4gvmvsbkqcq9pa">
               <w:r>
                 <w:rPr>
                   <w:rFonts w:ascii="Arial" w:cs="Arial" w:eastAsia="Arial" w:hAnsi="Arial"/>
@@ -22318,7 +22318,7 @@
             <w:pPr>
               <w:spacing w:after="20" w:before="0"/>
             </w:pPr>
-            <w:hyperlink w:history="1" r:id="rIddii7rnt82ovr--iqwdrsw">
+            <w:hyperlink w:history="1" r:id="rIdeujaquv8kmmuscvmftmd8">
               <w:r>
                 <w:rPr>
                   <w:rFonts w:ascii="Arial" w:cs="Arial" w:eastAsia="Arial" w:hAnsi="Arial"/>
@@ -22351,7 +22351,7 @@
               <w:spacing w:after="10" w:before="0"/>
               <w:ind w:left="120"/>
             </w:pPr>
-            <w:hyperlink w:history="1" r:id="rIdzuakw9rlue0ajapjzevri">
+            <w:hyperlink w:history="1" r:id="rId5f9bayilvk1qupr_tfivs">
               <w:r>
                 <w:rPr>
                   <w:rFonts w:ascii="Arial" w:cs="Arial" w:eastAsia="Arial" w:hAnsi="Arial"/>
@@ -22551,7 +22551,7 @@
             <w:pPr>
               <w:spacing w:after="20" w:before="0"/>
             </w:pPr>
-            <w:hyperlink w:history="1" r:id="rId4wdxphz4fvgnxoqnewkfs">
+            <w:hyperlink w:history="1" r:id="rIdu8rk9pkiyfxlhpdjfrvao">
               <w:r>
                 <w:rPr>
                   <w:rFonts w:ascii="Arial" w:cs="Arial" w:eastAsia="Arial" w:hAnsi="Arial"/>
@@ -22600,7 +22600,7 @@
               <w:spacing w:after="10" w:before="0"/>
               <w:ind w:left="120"/>
             </w:pPr>
-            <w:hyperlink w:history="1" r:id="rId9gw_hr_p9v8bevmie7mpc">
+            <w:hyperlink w:history="1" r:id="rIdg4yhncvv6rr-ouaxn-eqx">
               <w:r>
                 <w:rPr>
                   <w:rFonts w:ascii="Arial" w:cs="Arial" w:eastAsia="Arial" w:hAnsi="Arial"/>
@@ -22645,7 +22645,7 @@
             <w:pPr>
               <w:spacing w:after="20" w:before="0"/>
             </w:pPr>
-            <w:hyperlink w:history="1" r:id="rIdvafmj16y7b0ms6d0u0oa-">
+            <w:hyperlink w:history="1" r:id="rIdjbnaqnmiwpbh2kxsqsa3r">
               <w:r>
                 <w:rPr>
                   <w:rFonts w:ascii="Arial" w:cs="Arial" w:eastAsia="Arial" w:hAnsi="Arial"/>
@@ -22694,7 +22694,7 @@
               <w:spacing w:after="10" w:before="0"/>
               <w:ind w:left="120"/>
             </w:pPr>
-            <w:hyperlink w:history="1" r:id="rIdd3ct7sek69fn-7fk5lia2">
+            <w:hyperlink w:history="1" r:id="rIdpbv_flms2ahjudy41vrci">
               <w:r>
                 <w:rPr>
                   <w:rFonts w:ascii="Arial" w:cs="Arial" w:eastAsia="Arial" w:hAnsi="Arial"/>
@@ -22894,7 +22894,7 @@
             <w:pPr>
               <w:spacing w:after="20" w:before="0"/>
             </w:pPr>
-            <w:hyperlink w:history="1" r:id="rIdin16jqxbmsik2acc1q2-9">
+            <w:hyperlink w:history="1" r:id="rIdxw8or-n771i2q6ecz62lr">
               <w:r>
                 <w:rPr>
                   <w:rFonts w:ascii="Arial" w:cs="Arial" w:eastAsia="Arial" w:hAnsi="Arial"/>
@@ -22943,7 +22943,7 @@
               <w:spacing w:after="10" w:before="0"/>
               <w:ind w:left="120"/>
             </w:pPr>
-            <w:hyperlink w:history="1" r:id="rIde66hcykvqmdxcdlpjezzk">
+            <w:hyperlink w:history="1" r:id="rIdlpph7oioeokgus50gfwhc">
               <w:r>
                 <w:rPr>
                   <w:rFonts w:ascii="Arial" w:cs="Arial" w:eastAsia="Arial" w:hAnsi="Arial"/>
@@ -22988,7 +22988,7 @@
             <w:pPr>
               <w:spacing w:after="20" w:before="0"/>
             </w:pPr>
-            <w:hyperlink w:history="1" r:id="rIdvxg6sngl00qif3pzyatx3">
+            <w:hyperlink w:history="1" r:id="rIdufaxcemsgivt20pzfnyw2">
               <w:r>
                 <w:rPr>
                   <w:rFonts w:ascii="Arial" w:cs="Arial" w:eastAsia="Arial" w:hAnsi="Arial"/>
@@ -23037,7 +23037,7 @@
               <w:spacing w:after="10" w:before="0"/>
               <w:ind w:left="120"/>
             </w:pPr>
-            <w:hyperlink w:history="1" r:id="rIdliosj_nrzc3fk65o9hbqi">
+            <w:hyperlink w:history="1" r:id="rIdq2t2pwcorlaoz2hi1_x8r">
               <w:r>
                 <w:rPr>
                   <w:rFonts w:ascii="Arial" w:cs="Arial" w:eastAsia="Arial" w:hAnsi="Arial"/>
@@ -23237,7 +23237,7 @@
             <w:pPr>
               <w:spacing w:after="20" w:before="0"/>
             </w:pPr>
-            <w:hyperlink w:history="1" r:id="rIdzzs1bvojamwcykd9ostym">
+            <w:hyperlink w:history="1" r:id="rIdxbrkgy2ac2vsnchytiqmp">
               <w:r>
                 <w:rPr>
                   <w:rFonts w:ascii="Arial" w:cs="Arial" w:eastAsia="Arial" w:hAnsi="Arial"/>
@@ -23286,7 +23286,7 @@
               <w:spacing w:after="10" w:before="0"/>
               <w:ind w:left="120"/>
             </w:pPr>
-            <w:hyperlink w:history="1" r:id="rIddzwvfcayz9sgod5edublg">
+            <w:hyperlink w:history="1" r:id="rId8t6n0euiilrwkrn1jabf_">
               <w:r>
                 <w:rPr>
                   <w:rFonts w:ascii="Arial" w:cs="Arial" w:eastAsia="Arial" w:hAnsi="Arial"/>
@@ -23331,7 +23331,7 @@
             <w:pPr>
               <w:spacing w:after="20" w:before="0"/>
             </w:pPr>
-            <w:hyperlink w:history="1" r:id="rIdt9pkkaoajqqeilckhbmzx">
+            <w:hyperlink w:history="1" r:id="rIdlhii1rpamsket_g9uj8ng">
               <w:r>
                 <w:rPr>
                   <w:rFonts w:ascii="Arial" w:cs="Arial" w:eastAsia="Arial" w:hAnsi="Arial"/>
@@ -23380,7 +23380,7 @@
               <w:spacing w:after="10" w:before="0"/>
               <w:ind w:left="120"/>
             </w:pPr>
-            <w:hyperlink w:history="1" r:id="rIdsanztfn9fr_jyiz_jydra">
+            <w:hyperlink w:history="1" r:id="rIdeskomnyqxppvnpdun91r0">
               <w:r>
                 <w:rPr>
                   <w:rFonts w:ascii="Arial" w:cs="Arial" w:eastAsia="Arial" w:hAnsi="Arial"/>
@@ -24005,7 +24005,7 @@
         </w:rPr>
         <w:t xml:space="preserve">© 2026 SeaVuria and ARES. Aligned with KICD objectives. Developed by SeaVuria; technical implementation by ARES (with AI assistance from Claude). Licensed under </w:t>
       </w:r>
-      <w:hyperlink w:history="1" r:id="rIdqtyhmaacumcckjcmv652v">
+      <w:hyperlink w:history="1" r:id="rIdllfe7sh43qt2cy31zzwmb">
         <w:r>
           <w:rPr>
             <w:rFonts w:ascii="Arial" w:cs="Arial" w:eastAsia="Arial" w:hAnsi="Arial"/>
@@ -24026,7 +24026,7 @@
         </w:rPr>
         <w:t xml:space="preserve"> (</w:t>
       </w:r>
-      <w:hyperlink w:history="1" r:id="rIdibps-ycfxs3yujstxmlmh">
+      <w:hyperlink w:history="1" r:id="rId2yovm5piwuqzhxjuaz_wt">
         <w:r>
           <w:rPr>
             <w:rFonts w:ascii="Arial" w:cs="Arial" w:eastAsia="Arial" w:hAnsi="Arial"/>
@@ -25066,7 +25066,7 @@
             <w:pPr>
               <w:spacing w:after="20" w:before="0"/>
             </w:pPr>
-            <w:hyperlink w:history="1" r:id="rIdny9dm5ujzuovdz2t3gniu">
+            <w:hyperlink w:history="1" r:id="rIdw-qco9qhl1hwhoisltt5s">
               <w:r>
                 <w:rPr>
                   <w:rFonts w:ascii="Arial" w:cs="Arial" w:eastAsia="Arial" w:hAnsi="Arial"/>
@@ -25099,7 +25099,7 @@
               <w:spacing w:after="10" w:before="0"/>
               <w:ind w:left="120"/>
             </w:pPr>
-            <w:hyperlink w:history="1" r:id="rId8jodv7u8wsqsv2w8vxtpc">
+            <w:hyperlink w:history="1" r:id="rIdk_9fzoekp9-ogiao_lm4a">
               <w:r>
                 <w:rPr>
                   <w:rFonts w:ascii="Arial" w:cs="Arial" w:eastAsia="Arial" w:hAnsi="Arial"/>
@@ -25161,7 +25161,7 @@
               <w:spacing w:after="10" w:before="0"/>
               <w:ind w:left="120"/>
             </w:pPr>
-            <w:hyperlink w:history="1" r:id="rId-kq6uzkcouficndrehs_l">
+            <w:hyperlink w:history="1" r:id="rIduhibgth62bzpk8i1awllw">
               <w:r>
                 <w:rPr>
                   <w:rFonts w:ascii="Arial" w:cs="Arial" w:eastAsia="Arial" w:hAnsi="Arial"/>
@@ -25376,7 +25376,7 @@
             <w:pPr>
               <w:spacing w:after="20" w:before="0"/>
             </w:pPr>
-            <w:hyperlink w:history="1" r:id="rId72y-or-xehir0mt1br4rd">
+            <w:hyperlink w:history="1" r:id="rIdh5jpqhsrqgi59jcdry5z_">
               <w:r>
                 <w:rPr>
                   <w:rFonts w:ascii="Arial" w:cs="Arial" w:eastAsia="Arial" w:hAnsi="Arial"/>
@@ -25409,7 +25409,7 @@
               <w:spacing w:after="10" w:before="0"/>
               <w:ind w:left="120"/>
             </w:pPr>
-            <w:hyperlink w:history="1" r:id="rIdhh0n5mfpgd702kduroooi">
+            <w:hyperlink w:history="1" r:id="rIdryddytd0tjpazjd3p1nkj">
               <w:r>
                 <w:rPr>
                   <w:rFonts w:ascii="Arial" w:cs="Arial" w:eastAsia="Arial" w:hAnsi="Arial"/>
@@ -25471,7 +25471,7 @@
               <w:spacing w:after="10" w:before="0"/>
               <w:ind w:left="120"/>
             </w:pPr>
-            <w:hyperlink w:history="1" r:id="rIdykhetn4kts6ul9lanwenm">
+            <w:hyperlink w:history="1" r:id="rIdhxvmociysgorgw0w7yncg">
               <w:r>
                 <w:rPr>
                   <w:rFonts w:ascii="Arial" w:cs="Arial" w:eastAsia="Arial" w:hAnsi="Arial"/>
@@ -25686,7 +25686,7 @@
             <w:pPr>
               <w:spacing w:after="20" w:before="0"/>
             </w:pPr>
-            <w:hyperlink w:history="1" r:id="rIdgtym6hn7lucdnahryfvp_">
+            <w:hyperlink w:history="1" r:id="rIdvklsmbjlfrawsr21lwc7q">
               <w:r>
                 <w:rPr>
                   <w:rFonts w:ascii="Arial" w:cs="Arial" w:eastAsia="Arial" w:hAnsi="Arial"/>
@@ -25719,7 +25719,7 @@
               <w:spacing w:after="10" w:before="0"/>
               <w:ind w:left="120"/>
             </w:pPr>
-            <w:hyperlink w:history="1" r:id="rIdimq0kpzdvyz6sb2ufowee">
+            <w:hyperlink w:history="1" r:id="rIdd-nfsqjzrxgmiggb_f1eh">
               <w:r>
                 <w:rPr>
                   <w:rFonts w:ascii="Arial" w:cs="Arial" w:eastAsia="Arial" w:hAnsi="Arial"/>
@@ -25781,7 +25781,7 @@
               <w:spacing w:after="10" w:before="0"/>
               <w:ind w:left="120"/>
             </w:pPr>
-            <w:hyperlink w:history="1" r:id="rId2u1ip0ysgdyk-fgco3ar0">
+            <w:hyperlink w:history="1" r:id="rIdzk1ggjaj5ifm_xe-osjhe">
               <w:r>
                 <w:rPr>
                   <w:rFonts w:ascii="Arial" w:cs="Arial" w:eastAsia="Arial" w:hAnsi="Arial"/>
@@ -25996,7 +25996,7 @@
             <w:pPr>
               <w:spacing w:after="20" w:before="0"/>
             </w:pPr>
-            <w:hyperlink w:history="1" r:id="rIdwt8dvllgsocenfosvc-p3">
+            <w:hyperlink w:history="1" r:id="rIdejk4hd0vax_fn_f8k4-5w">
               <w:r>
                 <w:rPr>
                   <w:rFonts w:ascii="Arial" w:cs="Arial" w:eastAsia="Arial" w:hAnsi="Arial"/>
@@ -26029,7 +26029,7 @@
               <w:spacing w:after="10" w:before="0"/>
               <w:ind w:left="120"/>
             </w:pPr>
-            <w:hyperlink w:history="1" r:id="rId5mnuuwwuznebs9vaumjvr">
+            <w:hyperlink w:history="1" r:id="rIdc2800ic1pw5lqjgljzvpq">
               <w:r>
                 <w:rPr>
                   <w:rFonts w:ascii="Arial" w:cs="Arial" w:eastAsia="Arial" w:hAnsi="Arial"/>
@@ -26091,7 +26091,7 @@
               <w:spacing w:after="10" w:before="0"/>
               <w:ind w:left="120"/>
             </w:pPr>
-            <w:hyperlink w:history="1" r:id="rId0hhw1xsv3o-yznxgfqmkf">
+            <w:hyperlink w:history="1" r:id="rIdlucdcg4rrkodymacpev6n">
               <w:r>
                 <w:rPr>
                   <w:rFonts w:ascii="Arial" w:cs="Arial" w:eastAsia="Arial" w:hAnsi="Arial"/>
@@ -26306,7 +26306,7 @@
             <w:pPr>
               <w:spacing w:after="20" w:before="0"/>
             </w:pPr>
-            <w:hyperlink w:history="1" r:id="rIdybdh7ytqzmik69rkj_8k6">
+            <w:hyperlink w:history="1" r:id="rIdyt6lkg5pojzg6yrj5g372">
               <w:r>
                 <w:rPr>
                   <w:rFonts w:ascii="Arial" w:cs="Arial" w:eastAsia="Arial" w:hAnsi="Arial"/>
@@ -26355,7 +26355,7 @@
               <w:spacing w:after="10" w:before="0"/>
               <w:ind w:left="120"/>
             </w:pPr>
-            <w:hyperlink w:history="1" r:id="rIdllu1_kl366cyuzzqdoqz5">
+            <w:hyperlink w:history="1" r:id="rIdwftifylbz17zzw5baeqp5">
               <w:r>
                 <w:rPr>
                   <w:rFonts w:ascii="Arial" w:cs="Arial" w:eastAsia="Arial" w:hAnsi="Arial"/>
@@ -26417,7 +26417,7 @@
               <w:spacing w:after="10" w:before="0"/>
               <w:ind w:left="120"/>
             </w:pPr>
-            <w:hyperlink w:history="1" r:id="rIdxa278l1yuoeriyv_je2oz">
+            <w:hyperlink w:history="1" r:id="rIdpyccbx_pmd-mu3buiqc4j">
               <w:r>
                 <w:rPr>
                   <w:rFonts w:ascii="Arial" w:cs="Arial" w:eastAsia="Arial" w:hAnsi="Arial"/>
@@ -27237,7 +27237,7 @@
         </w:rPr>
         <w:t xml:space="preserve">© 2026 SeaVuria and ARES. Aligned with KICD objectives. Developed by SeaVuria; technical implementation by ARES (with AI assistance from Claude). Licensed under </w:t>
       </w:r>
-      <w:hyperlink w:history="1" r:id="rIdsu4hcvqckf8zjpyibh58j">
+      <w:hyperlink w:history="1" r:id="rIdsmcpi-sqvwkpfikke31at">
         <w:r>
           <w:rPr>
             <w:rFonts w:ascii="Arial" w:cs="Arial" w:eastAsia="Arial" w:hAnsi="Arial"/>
@@ -27258,7 +27258,7 @@
         </w:rPr>
         <w:t xml:space="preserve"> (</w:t>
       </w:r>
-      <w:hyperlink w:history="1" r:id="rIdbvwe1djfvxyb2ps4x0x7m">
+      <w:hyperlink w:history="1" r:id="rIdhhwxtbu0eio1_y2fbgcu2">
         <w:r>
           <w:rPr>
             <w:rFonts w:ascii="Arial" w:cs="Arial" w:eastAsia="Arial" w:hAnsi="Arial"/>
